--- a/analysis/paper/paper.docx
+++ b/analysis/paper/paper.docx
@@ -1131,7 +1131,7 @@
         <w:t xml:space="preserve">(Dell’Acqua et al. 2026)</w:t>
       </w:r>
       <w:r>
-        <w:t xml:space="preserve">. In this guide we introduce a basic agentic AI workflow suitable for archaeological work that has potential to address some of these issues.</w:t>
+        <w:t xml:space="preserve">. In this guide we introduce a basic agentic AI workflow using open source software that is suitable for archaeological work and has potential to address some of these issues.</w:t>
       </w:r>
     </w:p>
     <w:p>
@@ -1165,7 +1165,7 @@
         <w:t xml:space="preserve">(Haase and Pokutta 2026; Zimmer et al. 2026)</w:t>
       </w:r>
       <w:r>
-        <w:t xml:space="preserve">. This guide focuses on the low-autonomy end of that range: the researcher directs each stage, and the agent works only within a single project. We are not describing end-to-end fully automated AI pipelines that generate ideas, run experiments, write manuscripts, and review the results with limited human intervention</w:t>
+        <w:t xml:space="preserve">. Our guide focuses on the low-autonomy end of that range: the agent works only within a single project and researcher directs each stage. We are not describing end-to-end fully automated AI pipelines that generate ideas, run experiments, write manuscripts, and review the results with limited human intervention</w:t>
       </w:r>
       <w:r>
         <w:t xml:space="preserve"> </w:t>
@@ -1174,7 +1174,7 @@
         <w:t xml:space="preserve">(Lu et al. 2026)</w:t>
       </w:r>
       <w:r>
-        <w:t xml:space="preserve">. Instead, we recommend a configured assistant for particular tasks, whose file access, code execution, and outputs remain subject to researcher evaluation and approval.</w:t>
+        <w:t xml:space="preserve">. Instead, we recommend a configured assistant for particular routine research tasks, whose file access, code execution, and outputs remain subject to researcher evaluation and approval.</w:t>
       </w:r>
     </w:p>
     <w:tbl>
@@ -3097,7 +3097,7 @@
     </w:p>
     <w:bookmarkEnd w:id="27"/>
     <w:bookmarkEnd w:id="28"/>
-    <w:bookmarkStart w:id="39" w:name="sec-analysis"/>
+    <w:bookmarkStart w:id="35" w:name="sec-analysis"/>
     <w:p>
       <w:pPr>
         <w:pStyle w:val="Heading1"/>
@@ -3163,7 +3163,7 @@
         <w:t xml:space="preserve"> </w:t>
       </w:r>
       <w:r>
-        <w:t xml:space="preserve">lists the five MCP servers and five skills named in this guide.</w:t>
+        <w:t xml:space="preserve">lists the five MCP servers and six skills named in this guide plus the three instructions files that govern them.</w:t>
       </w:r>
     </w:p>
     <w:tbl>
@@ -3203,10 +3203,10 @@
               <w:tblLayout w:type="fixed"/>
             </w:tblPr>
             <w:tblGrid>
-              <w:gridCol w:w="362"/>
-              <w:gridCol w:w="1450"/>
-              <w:gridCol w:w="1390"/>
-              <w:gridCol w:w="4715"/>
+              <w:gridCol w:w="715"/>
+              <w:gridCol w:w="2147"/>
+              <w:gridCol w:w="1029"/>
+              <w:gridCol w:w="4027"/>
             </w:tblGrid>
             <w:tr>
               <w:trPr>
@@ -3801,6 +3801,222 @@
                   </w:pPr>
                   <w:r>
                     <w:t xml:space="preserve">Authoring with Quarto documents cross-references citations and extensions</w:t>
+                  </w:r>
+                </w:p>
+              </w:tc>
+            </w:tr>
+            <w:tr>
+              <w:tc>
+                <w:tcPr/>
+                <w:p>
+                  <w:pPr>
+                    <w:pStyle w:val="Compact"/>
+                    <w:jc w:val="left"/>
+                    <w:jc w:val="center"/>
+                  </w:pPr>
+                  <w:r>
+                    <w:t xml:space="preserve">Skill</w:t>
+                  </w:r>
+                </w:p>
+              </w:tc>
+              <w:tc>
+                <w:tcPr/>
+                <w:p>
+                  <w:pPr>
+                    <w:pStyle w:val="Compact"/>
+                    <w:jc w:val="left"/>
+                    <w:jc w:val="center"/>
+                  </w:pPr>
+                  <w:r>
+                    <w:t xml:space="preserve">zotero-cli</w:t>
+                  </w:r>
+                </w:p>
+              </w:tc>
+              <w:tc>
+                <w:tcPr/>
+                <w:p>
+                  <w:pPr>
+                    <w:pStyle w:val="Compact"/>
+                    <w:jc w:val="left"/>
+                    <w:jc w:val="center"/>
+                  </w:pPr>
+                  <w:r>
+                    <w:t xml:space="preserve">(54yyyu)</w:t>
+                  </w:r>
+                </w:p>
+              </w:tc>
+              <w:tc>
+                <w:tcPr/>
+                <w:p>
+                  <w:pPr>
+                    <w:pStyle w:val="Compact"/>
+                    <w:jc w:val="left"/>
+                    <w:jc w:val="center"/>
+                  </w:pPr>
+                  <w:r>
+                    <w:t xml:space="preserve">Searches reads and annotates the author’s Zotero library from the shell</w:t>
+                  </w:r>
+                </w:p>
+              </w:tc>
+            </w:tr>
+            <w:tr>
+              <w:tc>
+                <w:tcPr/>
+                <w:p>
+                  <w:pPr>
+                    <w:pStyle w:val="Compact"/>
+                    <w:jc w:val="left"/>
+                    <w:jc w:val="center"/>
+                  </w:pPr>
+                  <w:r>
+                    <w:t xml:space="preserve">Instructions</w:t>
+                  </w:r>
+                </w:p>
+              </w:tc>
+              <w:tc>
+                <w:tcPr/>
+                <w:p>
+                  <w:pPr>
+                    <w:pStyle w:val="Compact"/>
+                    <w:jc w:val="left"/>
+                    <w:jc w:val="center"/>
+                  </w:pPr>
+                  <w:r>
+                    <w:t xml:space="preserve">global AGENTS.md</w:t>
+                  </w:r>
+                </w:p>
+              </w:tc>
+              <w:tc>
+                <w:tcPr/>
+                <w:p>
+                  <w:pPr>
+                    <w:pStyle w:val="Compact"/>
+                    <w:jc w:val="left"/>
+                    <w:jc w:val="center"/>
+                  </w:pPr>
+                  <w:r>
+                    <w:t xml:space="preserve">(OpenCode)</w:t>
+                  </w:r>
+                </w:p>
+              </w:tc>
+              <w:tc>
+                <w:tcPr/>
+                <w:p>
+                  <w:pPr>
+                    <w:pStyle w:val="Compact"/>
+                    <w:jc w:val="left"/>
+                    <w:jc w:val="center"/>
+                  </w:pPr>
+                  <w:r>
+                    <w:t xml:space="preserve">Global style verification</w:t>
+                  </w:r>
+                </w:p>
+              </w:tc>
+            </w:tr>
+            <w:tr>
+              <w:tc>
+                <w:tcPr/>
+                <w:p>
+                  <w:pPr>
+                    <w:pStyle w:val="Compact"/>
+                    <w:jc w:val="left"/>
+                    <w:jc w:val="center"/>
+                  </w:pPr>
+                  <w:r>
+                    <w:t xml:space="preserve">operating rules</w:t>
+                  </w:r>
+                </w:p>
+              </w:tc>
+              <w:tc>
+                <w:tcPr/>
+                <w:p>
+                  <w:pPr>
+                    <w:pStyle w:val="Compact"/>
+                    <w:jc w:val="left"/>
+                    <w:jc w:val="center"/>
+                  </w:pPr>
+                  <w:r>
+                    <w:t xml:space="preserve">model persona and response rules (no sycophancy</w:t>
+                  </w:r>
+                </w:p>
+              </w:tc>
+              <w:tc>
+                <w:tcPr/>
+                <w:p>
+                  <w:pPr>
+                    <w:pStyle w:val="Compact"/>
+                    <w:jc w:val="left"/>
+                    <w:jc w:val="center"/>
+                  </w:pPr>
+                  <w:r>
+                    <w:t xml:space="preserve">list of banned words</w:t>
+                  </w:r>
+                </w:p>
+              </w:tc>
+              <w:tc>
+                <w:tcPr/>
+                <w:p>
+                  <w:pPr>
+                    <w:pStyle w:val="Compact"/>
+                    <w:jc w:val="left"/>
+                    <w:jc w:val="center"/>
+                  </w:pPr>
+                  <w:r>
+                    <w:t xml:space="preserve">etc.) for every session</w:t>
+                  </w:r>
+                </w:p>
+              </w:tc>
+            </w:tr>
+            <w:tr>
+              <w:tc>
+                <w:tcPr/>
+                <w:p>
+                  <w:pPr>
+                    <w:pStyle w:val="Compact"/>
+                    <w:jc w:val="left"/>
+                    <w:jc w:val="center"/>
+                  </w:pPr>
+                  <w:r>
+                    <w:t xml:space="preserve">Instructions</w:t>
+                  </w:r>
+                </w:p>
+              </w:tc>
+              <w:tc>
+                <w:tcPr/>
+                <w:p>
+                  <w:pPr>
+                    <w:pStyle w:val="Compact"/>
+                    <w:jc w:val="left"/>
+                    <w:jc w:val="center"/>
+                  </w:pPr>
+                  <w:r>
+                    <w:t xml:space="preserve">project-specific AGENTS.md</w:t>
+                  </w:r>
+                </w:p>
+              </w:tc>
+              <w:tc>
+                <w:tcPr/>
+                <w:p>
+                  <w:pPr>
+                    <w:pStyle w:val="Compact"/>
+                    <w:jc w:val="left"/>
+                    <w:jc w:val="center"/>
+                  </w:pPr>
+                  <w:r>
+                    <w:t xml:space="preserve">(OpenCode)</w:t>
+                  </w:r>
+                </w:p>
+              </w:tc>
+              <w:tc>
+                <w:tcPr/>
+                <w:p>
+                  <w:pPr>
+                    <w:pStyle w:val="Compact"/>
+                    <w:jc w:val="left"/>
+                    <w:jc w:val="center"/>
+                  </w:pPr>
+                  <w:r>
+                    <w:t xml:space="preserve">Specific custom project context and instructions auto-loaded at the start of each session</w:t>
                   </w:r>
                 </w:p>
               </w:tc>
@@ -4307,7 +4523,7 @@
       </w:r>
     </w:p>
     <w:bookmarkEnd w:id="33"/>
-    <w:bookmarkStart w:id="38" w:name="render-and-archive-the-results"/>
+    <w:bookmarkStart w:id="34" w:name="render-and-archive-the-results"/>
     <w:p>
       <w:pPr>
         <w:pStyle w:val="Heading2"/>
@@ -4407,29 +4623,40 @@
         <w:t xml:space="preserve">emphasizes that archaeological archiving also requires attention to data labor and Indigenous data sovereignty.</w:t>
       </w:r>
     </w:p>
-    <w:p>
-      <w:pPr>
-        <w:pStyle w:val="BodyText"/>
-      </w:pPr>
-      <w:r>
-        <w:t xml:space="preserve">The output of this practice is an inspected analysis and the materials needed to reproduce its saved results.</w:t>
-      </w:r>
-      <w:r>
-        <w:t xml:space="preserve"> </w:t>
-      </w:r>
-      <w:hyperlink w:anchor="fig-workflow">
+    <w:bookmarkEnd w:id="34"/>
+    <w:bookmarkEnd w:id="35"/>
+    <w:bookmarkStart w:id="37" w:name="a-checklist-before-you-publish"/>
+    <w:p>
+      <w:pPr>
+        <w:pStyle w:val="Heading1"/>
+      </w:pPr>
+      <w:r>
+        <w:t xml:space="preserve">A Checklist Before You Publish</w:t>
+      </w:r>
+    </w:p>
+    <w:p>
+      <w:pPr>
+        <w:pStyle w:val="FirstParagraph"/>
+      </w:pPr>
+      <w:r>
+        <w:t xml:space="preserve">Use</w:t>
+      </w:r>
+      <w:r>
+        <w:t xml:space="preserve"> </w:t>
+      </w:r>
+      <w:hyperlink w:anchor="tbl-checklist">
         <w:r>
           <w:rPr>
             <w:rStyle w:val="Hyperlink"/>
           </w:rPr>
-          <w:t xml:space="preserve">Figure 1</w:t>
+          <w:t xml:space="preserve">Table 5</w:t>
         </w:r>
       </w:hyperlink>
       <w:r>
         <w:t xml:space="preserve"> </w:t>
       </w:r>
       <w:r>
-        <w:t xml:space="preserve">summarizes how preparation and harness configuration support that work.</w:t>
+        <w:t xml:space="preserve">to review the completed workflow. Record unresolved checks before treating the report as ready for circulation.</w:t>
       </w:r>
     </w:p>
     <w:tbl>
@@ -4446,123 +4673,7 @@
       <w:tr>
         <w:tc>
           <w:tcPr/>
-          <w:bookmarkStart w:id="37" w:name="fig-workflow"/>
-          <w:p>
-            <w:pPr>
-              <w:pStyle w:val="Compact"/>
-              <w:jc w:val="center"/>
-            </w:pPr>
-            <w:r>
-              <w:drawing>
-                <wp:inline>
-                  <wp:extent cx="5943600" cy="2971800"/>
-                  <wp:effectExtent b="0" l="0" r="0" t="0"/>
-                  <wp:docPr descr="" title="" id="35" name="Picture"/>
-                  <a:graphic>
-                    <a:graphicData uri="http://schemas.openxmlformats.org/drawingml/2006/picture">
-                      <pic:pic>
-                        <pic:nvPicPr>
-                          <pic:cNvPr descr="paper_files/figure-docx/fig-workflow-1.png" id="36" name="Picture"/>
-                          <pic:cNvPicPr>
-                            <a:picLocks noChangeArrowheads="1" noChangeAspect="1"/>
-                          </pic:cNvPicPr>
-                        </pic:nvPicPr>
-                        <pic:blipFill>
-                          <a:blip r:embed="rId34"/>
-                          <a:stretch>
-                            <a:fillRect/>
-                          </a:stretch>
-                        </pic:blipFill>
-                        <pic:spPr bwMode="auto">
-                          <a:xfrm>
-                            <a:off x="0" y="0"/>
-                            <a:ext cx="5943600" cy="2971800"/>
-                          </a:xfrm>
-                          <a:prstGeom prst="rect">
-                            <a:avLst/>
-                          </a:prstGeom>
-                          <a:noFill/>
-                          <a:ln w="9525">
-                            <a:noFill/>
-                            <a:headEnd/>
-                            <a:tailEnd/>
-                          </a:ln>
-                        </pic:spPr>
-                      </pic:pic>
-                    </a:graphicData>
-                  </a:graphic>
-                </wp:inline>
-              </w:drawing>
-            </w:r>
-          </w:p>
-          <w:p>
-            <w:pPr>
-              <w:jc w:val="center"/>
-            </w:pPr>
-            <w:pPr>
-              <w:jc w:val="start"/>
-              <w:spacing w:before="200"/>
-              <w:pStyle w:val="ImageCaption"/>
-            </w:pPr>
-            <w:r>
-              <w:t xml:space="preserve">Figure 1: Three practices for agentic AI-assisted archaeological analysis. Researcher review connects preparation, harness configuration, and the research-to-archive sequence.</w:t>
-            </w:r>
-          </w:p>
-          <w:bookmarkEnd w:id="37"/>
-        </w:tc>
-      </w:tr>
-    </w:tbl>
-    <w:bookmarkEnd w:id="38"/>
-    <w:bookmarkEnd w:id="39"/>
-    <w:bookmarkStart w:id="41" w:name="a-checklist-before-you-publish"/>
-    <w:p>
-      <w:pPr>
-        <w:pStyle w:val="Heading1"/>
-      </w:pPr>
-      <w:r>
-        <w:t xml:space="preserve">A Checklist Before You Publish</w:t>
-      </w:r>
-    </w:p>
-    <w:p>
-      <w:pPr>
-        <w:pStyle w:val="FirstParagraph"/>
-      </w:pPr>
-      <w:r>
-        <w:t xml:space="preserve">Use</w:t>
-      </w:r>
-      <w:r>
-        <w:t xml:space="preserve"> </w:t>
-      </w:r>
-      <w:hyperlink w:anchor="tbl-checklist">
-        <w:r>
-          <w:rPr>
-            <w:rStyle w:val="Hyperlink"/>
-          </w:rPr>
-          <w:t xml:space="preserve">Table 5</w:t>
-        </w:r>
-      </w:hyperlink>
-      <w:r>
-        <w:t xml:space="preserve"> </w:t>
-      </w:r>
-      <w:r>
-        <w:t xml:space="preserve">to review the completed workflow. Record unresolved checks before treating the report as ready for circulation.</w:t>
-      </w:r>
-    </w:p>
-    <w:tbl>
-      <w:tblPr>
-        <w:tblStyle w:val="Table"/>
-        <w:tblW w:type="pct" w:w="5000"/>
-        <w:tblLook w:firstRow="0" w:lastRow="0" w:firstColumn="0" w:lastColumn="0" w:noHBand="0" w:noVBand="0" w:val="0000"/>
-        <w:jc w:val="start"/>
-        <w:tblLayout w:type="fixed"/>
-      </w:tblPr>
-      <w:tblGrid>
-        <w:gridCol w:w="7920"/>
-      </w:tblGrid>
-      <w:tr>
-        <w:tc>
-          <w:tcPr/>
-          <w:bookmarkStart w:id="40" w:name="tbl-checklist"/>
+          <w:bookmarkStart w:id="36" w:name="tbl-checklist"/>
           <w:p>
             <w:pPr>
               <w:jc w:val="center"/>
@@ -4983,19 +5094,196 @@
               </w:tc>
             </w:tr>
           </w:tbl>
-          <w:bookmarkEnd w:id="40"/>
+          <w:bookmarkEnd w:id="36"/>
           <w:p/>
         </w:tc>
       </w:tr>
     </w:tbl>
+    <w:bookmarkEnd w:id="37"/>
+    <w:bookmarkStart w:id="38" w:name="discussion"/>
+    <w:p>
+      <w:pPr>
+        <w:pStyle w:val="Heading1"/>
+      </w:pPr>
+      <w:r>
+        <w:t xml:space="preserve">Discussion</w:t>
+      </w:r>
+    </w:p>
+    <w:p>
+      <w:pPr>
+        <w:pStyle w:val="FirstParagraph"/>
+      </w:pPr>
+      <w:r>
+        <w:t xml:space="preserve">The three practices assign distinct responsibilities to the researcher. Familiarity with R, Quarto, and Git supports inspection of calculations, reports, and changes. Harness configuration defines the permitted working environment. Tested skills and tools then support research, planning, execution, and verification within that environment. This sequence applies existing scientific-computing practices to agent-assisted archaeological work</w:t>
+      </w:r>
+      <w:r>
+        <w:t xml:space="preserve"> </w:t>
+      </w:r>
+      <w:r>
+        <w:t xml:space="preserve">(Bridgeford et al. 2026; Marwick 2017; Wilson et al. 2014)</w:t>
+      </w:r>
+      <w:r>
+        <w:t xml:space="preserve">.</w:t>
+      </w:r>
+    </w:p>
+    <w:p>
+      <w:pPr>
+        <w:pStyle w:val="BodyText"/>
+      </w:pPr>
+      <w:r>
+        <w:t xml:space="preserve">Each practice has costs. Learning R and version control requires time, while configuring a harness introduces provider choices and access decisions. Skills and servers add dependencies that require testing and maintenance.</w:t>
+      </w:r>
+      <w:r>
+        <w:t xml:space="preserve"> </w:t>
+      </w:r>
+      <w:r>
+        <w:t xml:space="preserve">Kansa (2026)</w:t>
+      </w:r>
+      <w:r>
+        <w:t xml:space="preserve"> </w:t>
+      </w:r>
+      <w:r>
+        <w:t xml:space="preserve">discusses commercial dependence, and</w:t>
+      </w:r>
+      <w:r>
+        <w:t xml:space="preserve"> </w:t>
+      </w:r>
+      <w:r>
+        <w:t xml:space="preserve">Johnson and Eberl (2026)</w:t>
+      </w:r>
+      <w:r>
+        <w:t xml:space="preserve"> </w:t>
+      </w:r>
+      <w:r>
+        <w:t xml:space="preserve">examines environmental costs of AI in archaeology.</w:t>
+      </w:r>
+      <w:r>
+        <w:t xml:space="preserve"> </w:t>
+      </w:r>
+      <w:r>
+        <w:t xml:space="preserve">Luccioni et al. (2024)</w:t>
+      </w:r>
+      <w:r>
+        <w:t xml:space="preserve"> </w:t>
+      </w:r>
+      <w:r>
+        <w:t xml:space="preserve">measured inference energy across models and tasks, so we batch queries and log usage. Treat heavy token use as a reason to inspect output: in one study the costliest runs were agents stuck in unproductive loops, not the most accurate ones</w:t>
+      </w:r>
+      <w:r>
+        <w:t xml:space="preserve"> </w:t>
+      </w:r>
+      <w:r>
+        <w:t xml:space="preserve">(Brown et al. 2026)</w:t>
+      </w:r>
+      <w:r>
+        <w:t xml:space="preserve">. Mapping latency, token cost, and F1 score guides model choice under budget constraints</w:t>
+      </w:r>
+      <w:r>
+        <w:t xml:space="preserve"> </w:t>
+      </w:r>
+      <w:r>
+        <w:t xml:space="preserve">(Krishna Moorthy et al. 2026)</w:t>
+      </w:r>
+      <w:r>
+        <w:t xml:space="preserve">. We recommend recording available cost and usage information, limiting unnecessary repeated calls, and considering whether an existing R script already completes the task.</w:t>
+      </w:r>
+    </w:p>
+    <w:p>
+      <w:pPr>
+        <w:pStyle w:val="BodyText"/>
+      </w:pPr>
+      <w:r>
+        <w:t xml:space="preserve">These instructions do not establish that agent assistance improves every analysis. The illustrative tasks are teaching examples, and we have not measured their effects on accuracy or completion time. Reproducing saved R code differs from repeating an agent conversation: a model may generate different code on another attempt. Provider-side model updates add a second source of non-repeatability: the same prompt can behave differently months later because the provider changed the model</w:t>
+      </w:r>
+      <w:r>
+        <w:t xml:space="preserve"> </w:t>
+      </w:r>
+      <w:r>
+        <w:t xml:space="preserve">(Abdurahman et al. 2025; Abramson et al. 2026)</w:t>
+      </w:r>
+      <w:r>
+        <w:t xml:space="preserve">. Preserve the inspected code and document the interaction, rather than promising identical agent behavior. Incentives sharpen a further risk: when publication metrics define success, researchers may use LLMs as a shortcut to game output rather than support innovation, which reduces quality and stifles development</w:t>
+      </w:r>
+      <w:r>
+        <w:t xml:space="preserve"> </w:t>
+      </w:r>
+      <w:r>
+        <w:t xml:space="preserve">(Johnson et al. 2024)</w:t>
+      </w:r>
+      <w:r>
+        <w:t xml:space="preserve">.</w:t>
+      </w:r>
+    </w:p>
+    <w:bookmarkEnd w:id="38"/>
+    <w:bookmarkStart w:id="39" w:name="conclusion"/>
+    <w:p>
+      <w:pPr>
+        <w:pStyle w:val="Heading1"/>
+      </w:pPr>
+      <w:r>
+        <w:t xml:space="preserve">Conclusion</w:t>
+      </w:r>
+    </w:p>
+    <w:p>
+      <w:pPr>
+        <w:pStyle w:val="FirstParagraph"/>
+      </w:pPr>
+      <w:r>
+        <w:t xml:space="preserve">We recommend three practices for responsible agentic AI use in archaeological data analysis: learn the research tools and standards, configure a harness with explicit permissions, and use tested skills and tools to research, plan, and analyze. Quarto makes the relationship between code and report inspectable, while Git records reviewed changes. Planning and verification remain part of the researcher’s work throughout.</w:t>
+      </w:r>
+    </w:p>
+    <w:p>
+      <w:pPr>
+        <w:pStyle w:val="BodyText"/>
+      </w:pPr>
+      <w:r>
+        <w:t xml:space="preserve">The practical result should be a documented analysis whose inputs, decisions, code, and outputs another researcher can examine. The agent may assist with each task, but the researcher must explain the methods, assess the evidence, and authorize release. These responsibilities define when the work is ready to share.</w:t>
+      </w:r>
+    </w:p>
+    <w:bookmarkEnd w:id="39"/>
+    <w:bookmarkStart w:id="40" w:name="acknowledgments"/>
+    <w:p>
+      <w:pPr>
+        <w:pStyle w:val="Heading1"/>
+      </w:pPr>
+      <w:r>
+        <w:t xml:space="preserve">Acknowledgments</w:t>
+      </w:r>
+    </w:p>
+    <w:p>
+      <w:pPr>
+        <w:pStyle w:val="FirstParagraph"/>
+      </w:pPr>
+      <w:r>
+        <w:t xml:space="preserve">No permits were required for the preparation of this manuscript. This article describes general practices for using AI tools in archaeological data analysis. The author used OpenCode (https://opencode.ai/), an open-source AI coding agent, and OpenRouter (https://openrouter.ai/) to assist with drafting, code verification, and reference checking during the preparation of this manuscript. All AI-generated suggestions were reviewed and revised by the author.</w:t>
+      </w:r>
+    </w:p>
+    <w:bookmarkEnd w:id="40"/>
+    <w:bookmarkStart w:id="41" w:name="funding-statement"/>
+    <w:p>
+      <w:pPr>
+        <w:pStyle w:val="Heading1"/>
+      </w:pPr>
+      <w:r>
+        <w:t xml:space="preserve">Funding Statement</w:t>
+      </w:r>
+    </w:p>
+    <w:p>
+      <w:pPr>
+        <w:pStyle w:val="FirstParagraph"/>
+      </w:pPr>
+      <w:r>
+        <w:t xml:space="preserve">This research received no specific grant funding from any funding agency, commercial or not-for-profit sectors.</w:t>
+      </w:r>
+    </w:p>
     <w:bookmarkEnd w:id="41"/>
-    <w:bookmarkStart w:id="42" w:name="discussion"/>
+    <w:bookmarkStart w:id="42" w:name="data-availability-statement"/>
     <w:p>
       <w:pPr>
         <w:pStyle w:val="Heading1"/>
       </w:pPr>
       <w:r>
-        <w:t xml:space="preserve">Discussion</w:t>
+        <w:t xml:space="preserve">Data Availability Statement</w:t>
       </w:r>
     </w:p>
     <w:p>
@@ -5003,114 +5291,17 @@
         <w:pStyle w:val="FirstParagraph"/>
       </w:pPr>
       <w:r>
-        <w:t xml:space="preserve">The three practices assign distinct responsibilities to the researcher. Familiarity with R, Quarto, and Git supports inspection of calculations, reports, and changes. Harness configuration defines the permitted working environment. Tested skills and tools then support research, planning, execution, and verification within that environment. This sequence applies existing scientific-computing practices to agent-assisted archaeological work</w:t>
-      </w:r>
-      <w:r>
-        <w:t xml:space="preserve"> </w:t>
-      </w:r>
-      <w:r>
-        <w:t xml:space="preserve">(Bridgeford et al. 2026; Marwick 2017; Wilson et al. 2014)</w:t>
-      </w:r>
-      <w:r>
-        <w:t xml:space="preserve">.</w:t>
-      </w:r>
-    </w:p>
-    <w:p>
-      <w:pPr>
-        <w:pStyle w:val="BodyText"/>
-      </w:pPr>
-      <w:r>
-        <w:t xml:space="preserve">Each practice has costs. Learning R and version control requires time, while configuring a harness introduces provider choices and access decisions. Skills and servers add dependencies that require testing and maintenance.</w:t>
-      </w:r>
-      <w:r>
-        <w:t xml:space="preserve"> </w:t>
-      </w:r>
-      <w:r>
-        <w:t xml:space="preserve">Kansa (2026)</w:t>
-      </w:r>
-      <w:r>
-        <w:t xml:space="preserve"> </w:t>
-      </w:r>
-      <w:r>
-        <w:t xml:space="preserve">discusses commercial dependence, and</w:t>
-      </w:r>
-      <w:r>
-        <w:t xml:space="preserve"> </w:t>
-      </w:r>
-      <w:r>
-        <w:t xml:space="preserve">Johnson and Eberl (2026)</w:t>
-      </w:r>
-      <w:r>
-        <w:t xml:space="preserve"> </w:t>
-      </w:r>
-      <w:r>
-        <w:t xml:space="preserve">examines environmental costs of AI in archaeology.</w:t>
-      </w:r>
-      <w:r>
-        <w:t xml:space="preserve"> </w:t>
-      </w:r>
-      <w:r>
-        <w:t xml:space="preserve">Luccioni et al. (2024)</w:t>
-      </w:r>
-      <w:r>
-        <w:t xml:space="preserve"> </w:t>
-      </w:r>
-      <w:r>
-        <w:t xml:space="preserve">measured inference energy across models and tasks, so we batch queries and log usage. Treat heavy token use as a reason to inspect output: in one study the costliest runs were agents stuck in unproductive loops, not the most accurate ones</w:t>
-      </w:r>
-      <w:r>
-        <w:t xml:space="preserve"> </w:t>
-      </w:r>
-      <w:r>
-        <w:t xml:space="preserve">(Brown et al. 2026)</w:t>
-      </w:r>
-      <w:r>
-        <w:t xml:space="preserve">. Mapping latency, token cost, and F1 score guides model choice under budget constraints</w:t>
-      </w:r>
-      <w:r>
-        <w:t xml:space="preserve"> </w:t>
-      </w:r>
-      <w:r>
-        <w:t xml:space="preserve">(Krishna Moorthy et al. 2026)</w:t>
-      </w:r>
-      <w:r>
-        <w:t xml:space="preserve">. We recommend recording available cost and usage information, limiting unnecessary repeated calls, and considering whether an existing R script already completes the task.</w:t>
-      </w:r>
-    </w:p>
-    <w:p>
-      <w:pPr>
-        <w:pStyle w:val="BodyText"/>
-      </w:pPr>
-      <w:r>
-        <w:t xml:space="preserve">These instructions do not establish that agent assistance improves every analysis. The illustrative tasks are teaching examples, and we have not measured their effects on accuracy or completion time. Reproducing saved R code differs from repeating an agent conversation: a model may generate different code on another attempt. Provider-side model updates add a second source of non-repeatability: the same prompt can behave differently months later because the provider changed the model</w:t>
-      </w:r>
-      <w:r>
-        <w:t xml:space="preserve"> </w:t>
-      </w:r>
-      <w:r>
-        <w:t xml:space="preserve">(Abdurahman et al. 2025; Abramson et al. 2026)</w:t>
-      </w:r>
-      <w:r>
-        <w:t xml:space="preserve">. Preserve the inspected code and document the interaction, rather than promising identical agent behavior. Incentives sharpen a further risk: when publication metrics define success, researchers may use LLMs as a shortcut to game output rather than support innovation, which reduces quality and stifles development</w:t>
-      </w:r>
-      <w:r>
-        <w:t xml:space="preserve"> </w:t>
-      </w:r>
-      <w:r>
-        <w:t xml:space="preserve">(Johnson et al. 2024)</w:t>
-      </w:r>
-      <w:r>
-        <w:t xml:space="preserve">.</w:t>
+        <w:t xml:space="preserve">No original data were used.</w:t>
       </w:r>
     </w:p>
     <w:bookmarkEnd w:id="42"/>
-    <w:bookmarkStart w:id="43" w:name="conclusion"/>
+    <w:bookmarkStart w:id="43" w:name="competing-interests"/>
     <w:p>
       <w:pPr>
         <w:pStyle w:val="Heading1"/>
       </w:pPr>
       <w:r>
-        <w:t xml:space="preserve">Conclusion</w:t>
+        <w:t xml:space="preserve">Competing Interests</w:t>
       </w:r>
     </w:p>
     <w:p>
@@ -5118,25 +5309,17 @@
         <w:pStyle w:val="FirstParagraph"/>
       </w:pPr>
       <w:r>
-        <w:t xml:space="preserve">We recommend three practices for responsible agentic AI use in archaeological data analysis: learn the research tools and standards, configure a harness with explicit permissions, and use tested skills and tools to research, plan, and analyze. Quarto makes the relationship between code and report inspectable, while Git records reviewed changes. Planning and verification remain part of the researcher’s work throughout.</w:t>
-      </w:r>
-    </w:p>
-    <w:p>
-      <w:pPr>
-        <w:pStyle w:val="BodyText"/>
-      </w:pPr>
-      <w:r>
-        <w:t xml:space="preserve">The practical result should be a documented analysis whose inputs, decisions, code, and outputs another researcher can examine. The agent may assist with each task, but the researcher must explain the methods, assess the evidence, and authorize release. These responsibilities define when the work is ready to share.</w:t>
+        <w:t xml:space="preserve">The author declares none.</w:t>
       </w:r>
     </w:p>
     <w:bookmarkEnd w:id="43"/>
-    <w:bookmarkStart w:id="44" w:name="acknowledgments"/>
+    <w:bookmarkStart w:id="44" w:name="notes"/>
     <w:p>
       <w:pPr>
         <w:pStyle w:val="Heading1"/>
       </w:pPr>
       <w:r>
-        <w:t xml:space="preserve">Acknowledgments</w:t>
+        <w:t xml:space="preserve">Notes</w:t>
       </w:r>
     </w:p>
     <w:p>
@@ -5144,93 +5327,54 @@
         <w:pStyle w:val="FirstParagraph"/>
       </w:pPr>
       <w:r>
-        <w:t xml:space="preserve">No permits were required for the preparation of this manuscript. This article describes general practices for using AI tools in archaeological data analysis. The author used OpenCode (https://opencode.ai/), an open-source AI coding agent, and OpenRouter (https://openrouter.ai/) to assist with drafting, code verification, and reference checking during the preparation of this manuscript. All AI-generated suggestions were reviewed and revised by the author.</w:t>
+        <w:t xml:space="preserve">This manuscript was prepared as a Quarto document within an rrtools research compendium. The rendered output files (paper.docx) and the Colophon section at the end of this document are internal to the compendium and should be removed before submission to a journal.</w:t>
       </w:r>
     </w:p>
     <w:bookmarkEnd w:id="44"/>
-    <w:bookmarkStart w:id="45" w:name="funding-statement"/>
+    <w:bookmarkStart w:id="191" w:name="references"/>
     <w:p>
       <w:pPr>
         <w:pStyle w:val="Heading1"/>
       </w:pPr>
       <w:r>
-        <w:t xml:space="preserve">Funding Statement</w:t>
-      </w:r>
-    </w:p>
-    <w:p>
-      <w:pPr>
-        <w:pStyle w:val="FirstParagraph"/>
-      </w:pPr>
-      <w:r>
-        <w:t xml:space="preserve">This research received no specific grant funding from any funding agency, commercial or not-for-profit sectors.</w:t>
-      </w:r>
-    </w:p>
-    <w:bookmarkEnd w:id="45"/>
-    <w:bookmarkStart w:id="46" w:name="data-availability-statement"/>
-    <w:p>
-      <w:pPr>
-        <w:pStyle w:val="Heading1"/>
-      </w:pPr>
-      <w:r>
-        <w:t xml:space="preserve">Data Availability Statement</w:t>
-      </w:r>
-    </w:p>
-    <w:p>
-      <w:pPr>
-        <w:pStyle w:val="FirstParagraph"/>
-      </w:pPr>
-      <w:r>
-        <w:t xml:space="preserve">No original data were used.</w:t>
+        <w:t xml:space="preserve">References</w:t>
+      </w:r>
+    </w:p>
+    <w:bookmarkStart w:id="189" w:name="refs"/>
+    <w:bookmarkStart w:id="46" w:name="ref-ZoteroMCP2026"/>
+    <w:p>
+      <w:pPr>
+        <w:pStyle w:val="Bibliography"/>
+      </w:pPr>
+      <w:r>
+        <w:t xml:space="preserve">54yyyu. Zotero</w:t>
+      </w:r>
+      <w:r>
+        <w:t xml:space="preserve"> </w:t>
+      </w:r>
+      <w:r>
+        <w:t xml:space="preserve">MCP</w:t>
+      </w:r>
+      <w:r>
+        <w:t xml:space="preserve">: Chat with Your Research Library.</w:t>
+      </w:r>
+      <w:r>
+        <w:t xml:space="preserve"> </w:t>
+      </w:r>
+      <w:hyperlink r:id="rId45">
+        <w:r>
+          <w:rPr>
+            <w:rStyle w:val="Hyperlink"/>
+          </w:rPr>
+          <w:t xml:space="preserve">https://github.com/54yyyu/zotero-mcp</w:t>
+        </w:r>
+      </w:hyperlink>
+      <w:r>
+        <w:t xml:space="preserve">, accessed September 18, 2026.</w:t>
       </w:r>
     </w:p>
     <w:bookmarkEnd w:id="46"/>
-    <w:bookmarkStart w:id="47" w:name="competing-interests"/>
-    <w:p>
-      <w:pPr>
-        <w:pStyle w:val="Heading1"/>
-      </w:pPr>
-      <w:r>
-        <w:t xml:space="preserve">Competing Interests</w:t>
-      </w:r>
-    </w:p>
-    <w:p>
-      <w:pPr>
-        <w:pStyle w:val="FirstParagraph"/>
-      </w:pPr>
-      <w:r>
-        <w:t xml:space="preserve">The author declares none.</w:t>
-      </w:r>
-    </w:p>
-    <w:bookmarkEnd w:id="47"/>
-    <w:bookmarkStart w:id="48" w:name="notes"/>
-    <w:p>
-      <w:pPr>
-        <w:pStyle w:val="Heading1"/>
-      </w:pPr>
-      <w:r>
-        <w:t xml:space="preserve">Notes</w:t>
-      </w:r>
-    </w:p>
-    <w:p>
-      <w:pPr>
-        <w:pStyle w:val="FirstParagraph"/>
-      </w:pPr>
-      <w:r>
-        <w:t xml:space="preserve">This manuscript was prepared as a Quarto document within an rrtools research compendium. The rendered output files (paper.docx) and the Colophon section at the end of this document are internal to the compendium and should be removed before submission to a journal.</w:t>
-      </w:r>
-    </w:p>
-    <w:bookmarkEnd w:id="48"/>
-    <w:bookmarkStart w:id="193" w:name="references"/>
-    <w:p>
-      <w:pPr>
-        <w:pStyle w:val="Heading1"/>
-      </w:pPr>
-      <w:r>
-        <w:t xml:space="preserve">References</w:t>
-      </w:r>
-    </w:p>
-    <w:bookmarkStart w:id="191" w:name="refs"/>
-    <w:bookmarkStart w:id="50" w:name="ref-Abdurahman2025"/>
+    <w:bookmarkStart w:id="48" w:name="ref-Abdurahman2025"/>
     <w:p>
       <w:pPr>
         <w:pStyle w:val="Bibliography"/>
@@ -5269,7 +5413,7 @@
       <w:r>
         <w:t xml:space="preserve"> </w:t>
       </w:r>
-      <w:hyperlink r:id="rId49">
+      <w:hyperlink r:id="rId47">
         <w:r>
           <w:rPr>
             <w:rStyle w:val="Hyperlink"/>
@@ -5281,8 +5425,8 @@
         <w:t xml:space="preserve">.</w:t>
       </w:r>
     </w:p>
-    <w:bookmarkEnd w:id="50"/>
-    <w:bookmarkStart w:id="52" w:name="ref-Abramson2026"/>
+    <w:bookmarkEnd w:id="48"/>
+    <w:bookmarkStart w:id="50" w:name="ref-Abramson2026"/>
     <w:p>
       <w:pPr>
         <w:pStyle w:val="Bibliography"/>
@@ -5309,7 +5453,7 @@
       <w:r>
         <w:t xml:space="preserve"> </w:t>
       </w:r>
-      <w:hyperlink r:id="rId51">
+      <w:hyperlink r:id="rId49">
         <w:r>
           <w:rPr>
             <w:rStyle w:val="Hyperlink"/>
@@ -5321,8 +5465,8 @@
         <w:t xml:space="preserve">.</w:t>
       </w:r>
     </w:p>
-    <w:bookmarkEnd w:id="52"/>
-    <w:bookmarkStart w:id="54" w:name="ref-AiderUsage2026"/>
+    <w:bookmarkEnd w:id="50"/>
+    <w:bookmarkStart w:id="52" w:name="ref-AiderUsage2026"/>
     <w:p>
       <w:pPr>
         <w:pStyle w:val="Bibliography"/>
@@ -5342,7 +5486,7 @@
       <w:r>
         <w:t xml:space="preserve"> </w:t>
       </w:r>
-      <w:hyperlink r:id="rId53">
+      <w:hyperlink r:id="rId51">
         <w:r>
           <w:rPr>
             <w:rStyle w:val="Hyperlink"/>
@@ -5354,8 +5498,8 @@
         <w:t xml:space="preserve">, accessed September 17, 2026.</w:t>
       </w:r>
     </w:p>
-    <w:bookmarkEnd w:id="54"/>
-    <w:bookmarkStart w:id="56" w:name="ref-Anthropic2024"/>
+    <w:bookmarkEnd w:id="52"/>
+    <w:bookmarkStart w:id="54" w:name="ref-Anthropic2024"/>
     <w:p>
       <w:pPr>
         <w:pStyle w:val="Bibliography"/>
@@ -5375,7 +5519,7 @@
       <w:r>
         <w:t xml:space="preserve"> </w:t>
       </w:r>
-      <w:hyperlink r:id="rId55">
+      <w:hyperlink r:id="rId53">
         <w:r>
           <w:rPr>
             <w:rStyle w:val="Hyperlink"/>
@@ -5387,8 +5531,8 @@
         <w:t xml:space="preserve">, accessed September 16, 2026.</w:t>
       </w:r>
     </w:p>
-    <w:bookmarkEnd w:id="56"/>
-    <w:bookmarkStart w:id="58" w:name="ref-Anthropic2025Skills"/>
+    <w:bookmarkEnd w:id="54"/>
+    <w:bookmarkStart w:id="56" w:name="ref-Anthropic2025Skills"/>
     <w:p>
       <w:pPr>
         <w:pStyle w:val="Bibliography"/>
@@ -5408,7 +5552,7 @@
       <w:r>
         <w:t xml:space="preserve"> </w:t>
       </w:r>
-      <w:hyperlink r:id="rId57">
+      <w:hyperlink r:id="rId55">
         <w:r>
           <w:rPr>
             <w:rStyle w:val="Hyperlink"/>
@@ -5420,8 +5564,8 @@
         <w:t xml:space="preserve">, accessed September 16, 2026.</w:t>
       </w:r>
     </w:p>
-    <w:bookmarkEnd w:id="58"/>
-    <w:bookmarkStart w:id="60" w:name="ref-BeckBurri2024"/>
+    <w:bookmarkEnd w:id="56"/>
+    <w:bookmarkStart w:id="58" w:name="ref-BeckBurri2024"/>
     <w:p>
       <w:pPr>
         <w:pStyle w:val="Bibliography"/>
@@ -5432,7 +5576,7 @@
       <w:r>
         <w:t xml:space="preserve"> </w:t>
       </w:r>
-      <w:hyperlink r:id="rId59">
+      <w:hyperlink r:id="rId57">
         <w:r>
           <w:rPr>
             <w:rStyle w:val="Hyperlink"/>
@@ -5529,8 +5673,8 @@
         <w:t xml:space="preserve">, pp. 104–130. Edward Elgar Publishing.</w:t>
       </w:r>
     </w:p>
-    <w:bookmarkEnd w:id="60"/>
-    <w:bookmarkStart w:id="62" w:name="ref-Bertran2026"/>
+    <w:bookmarkEnd w:id="58"/>
+    <w:bookmarkStart w:id="60" w:name="ref-Bertran2026"/>
     <w:p>
       <w:pPr>
         <w:pStyle w:val="Bibliography"/>
@@ -5557,7 +5701,7 @@
       <w:r>
         <w:t xml:space="preserve"> </w:t>
       </w:r>
-      <w:hyperlink r:id="rId61">
+      <w:hyperlink r:id="rId59">
         <w:r>
           <w:rPr>
             <w:rStyle w:val="Hyperlink"/>
@@ -5569,8 +5713,8 @@
         <w:t xml:space="preserve">.</w:t>
       </w:r>
     </w:p>
-    <w:bookmarkEnd w:id="62"/>
-    <w:bookmarkStart w:id="64" w:name="ref-Blischak2016"/>
+    <w:bookmarkEnd w:id="60"/>
+    <w:bookmarkStart w:id="62" w:name="ref-Blischak2016"/>
     <w:p>
       <w:pPr>
         <w:pStyle w:val="Bibliography"/>
@@ -5618,7 +5762,7 @@
       <w:r>
         <w:t xml:space="preserve"> </w:t>
       </w:r>
-      <w:hyperlink r:id="rId63">
+      <w:hyperlink r:id="rId61">
         <w:r>
           <w:rPr>
             <w:rStyle w:val="Hyperlink"/>
@@ -5630,8 +5774,8 @@
         <w:t xml:space="preserve">.</w:t>
       </w:r>
     </w:p>
-    <w:bookmarkEnd w:id="64"/>
-    <w:bookmarkStart w:id="66" w:name="ref-Bridgeford2026"/>
+    <w:bookmarkEnd w:id="62"/>
+    <w:bookmarkStart w:id="64" w:name="ref-Bridgeford2026"/>
     <w:p>
       <w:pPr>
         <w:pStyle w:val="Bibliography"/>
@@ -5658,7 +5802,7 @@
       <w:r>
         <w:t xml:space="preserve"> </w:t>
       </w:r>
-      <w:hyperlink r:id="rId65">
+      <w:hyperlink r:id="rId63">
         <w:r>
           <w:rPr>
             <w:rStyle w:val="Hyperlink"/>
@@ -5670,8 +5814,8 @@
         <w:t xml:space="preserve">.</w:t>
       </w:r>
     </w:p>
-    <w:bookmarkEnd w:id="66"/>
-    <w:bookmarkStart w:id="68" w:name="ref-Brown2026book"/>
+    <w:bookmarkEnd w:id="64"/>
+    <w:bookmarkStart w:id="66" w:name="ref-Brown2026book"/>
     <w:p>
       <w:pPr>
         <w:pStyle w:val="Bibliography"/>
@@ -5694,7 +5838,7 @@
       <w:r>
         <w:t xml:space="preserve"> </w:t>
       </w:r>
-      <w:hyperlink r:id="rId67">
+      <w:hyperlink r:id="rId65">
         <w:r>
           <w:rPr>
             <w:rStyle w:val="Hyperlink"/>
@@ -5706,8 +5850,8 @@
         <w:t xml:space="preserve">, accessed September 18, 2026.</w:t>
       </w:r>
     </w:p>
-    <w:bookmarkEnd w:id="68"/>
-    <w:bookmarkStart w:id="70" w:name="ref-Brown2026a"/>
+    <w:bookmarkEnd w:id="66"/>
+    <w:bookmarkStart w:id="68" w:name="ref-Brown2026a"/>
     <w:p>
       <w:pPr>
         <w:pStyle w:val="Bibliography"/>
@@ -5734,7 +5878,7 @@
       <w:r>
         <w:t xml:space="preserve"> </w:t>
       </w:r>
-      <w:hyperlink r:id="rId69">
+      <w:hyperlink r:id="rId67">
         <w:r>
           <w:rPr>
             <w:rStyle w:val="Hyperlink"/>
@@ -5746,8 +5890,8 @@
         <w:t xml:space="preserve">.</w:t>
       </w:r>
     </w:p>
-    <w:bookmarkEnd w:id="70"/>
-    <w:bookmarkStart w:id="72" w:name="ref-Brown2026b"/>
+    <w:bookmarkEnd w:id="68"/>
+    <w:bookmarkStart w:id="70" w:name="ref-Brown2026b"/>
     <w:p>
       <w:pPr>
         <w:pStyle w:val="Bibliography"/>
@@ -5774,7 +5918,7 @@
       <w:r>
         <w:t xml:space="preserve"> </w:t>
       </w:r>
-      <w:hyperlink r:id="rId71">
+      <w:hyperlink r:id="rId69">
         <w:r>
           <w:rPr>
             <w:rStyle w:val="Hyperlink"/>
@@ -5786,8 +5930,8 @@
         <w:t xml:space="preserve">.</w:t>
       </w:r>
     </w:p>
-    <w:bookmarkEnd w:id="72"/>
-    <w:bookmarkStart w:id="74" w:name="ref-Campbell2024"/>
+    <w:bookmarkEnd w:id="70"/>
+    <w:bookmarkStart w:id="72" w:name="ref-Campbell2024"/>
     <w:p>
       <w:pPr>
         <w:pStyle w:val="Bibliography"/>
@@ -5814,7 +5958,7 @@
       <w:r>
         <w:t xml:space="preserve"> </w:t>
       </w:r>
-      <w:hyperlink r:id="rId73">
+      <w:hyperlink r:id="rId71">
         <w:r>
           <w:rPr>
             <w:rStyle w:val="Hyperlink"/>
@@ -5826,8 +5970,8 @@
         <w:t xml:space="preserve">.</w:t>
       </w:r>
     </w:p>
-    <w:bookmarkEnd w:id="74"/>
-    <w:bookmarkStart w:id="76" w:name="ref-Carroll2020"/>
+    <w:bookmarkEnd w:id="72"/>
+    <w:bookmarkStart w:id="74" w:name="ref-Carroll2020"/>
     <w:p>
       <w:pPr>
         <w:pStyle w:val="Bibliography"/>
@@ -5866,7 +6010,7 @@
       <w:r>
         <w:t xml:space="preserve"> </w:t>
       </w:r>
-      <w:hyperlink r:id="rId75">
+      <w:hyperlink r:id="rId73">
         <w:r>
           <w:rPr>
             <w:rStyle w:val="Hyperlink"/>
@@ -5878,8 +6022,8 @@
         <w:t xml:space="preserve">.</w:t>
       </w:r>
     </w:p>
-    <w:bookmarkEnd w:id="76"/>
-    <w:bookmarkStart w:id="78" w:name="ref-Cooper2024"/>
+    <w:bookmarkEnd w:id="74"/>
+    <w:bookmarkStart w:id="76" w:name="ref-Cooper2024"/>
     <w:p>
       <w:pPr>
         <w:pStyle w:val="Bibliography"/>
@@ -5906,7 +6050,7 @@
       <w:r>
         <w:t xml:space="preserve"> </w:t>
       </w:r>
-      <w:hyperlink r:id="rId77">
+      <w:hyperlink r:id="rId75">
         <w:r>
           <w:rPr>
             <w:rStyle w:val="Hyperlink"/>
@@ -5918,8 +6062,8 @@
         <w:t xml:space="preserve">.</w:t>
       </w:r>
     </w:p>
-    <w:bookmarkEnd w:id="78"/>
-    <w:bookmarkStart w:id="80" w:name="ref-DellAcqua2026"/>
+    <w:bookmarkEnd w:id="76"/>
+    <w:bookmarkStart w:id="78" w:name="ref-DellAcqua2026"/>
     <w:p>
       <w:pPr>
         <w:pStyle w:val="Bibliography"/>
@@ -5946,7 +6090,7 @@
       <w:r>
         <w:t xml:space="preserve"> </w:t>
       </w:r>
-      <w:hyperlink r:id="rId79">
+      <w:hyperlink r:id="rId77">
         <w:r>
           <w:rPr>
             <w:rStyle w:val="Hyperlink"/>
@@ -5958,8 +6102,8 @@
         <w:t xml:space="preserve">.</w:t>
       </w:r>
     </w:p>
-    <w:bookmarkEnd w:id="80"/>
-    <w:bookmarkStart w:id="82" w:name="ref-Dyck2026"/>
+    <w:bookmarkEnd w:id="78"/>
+    <w:bookmarkStart w:id="80" w:name="ref-Dyck2026"/>
     <w:p>
       <w:pPr>
         <w:pStyle w:val="Bibliography"/>
@@ -5986,7 +6130,7 @@
       <w:r>
         <w:t xml:space="preserve"> </w:t>
       </w:r>
-      <w:hyperlink r:id="rId81">
+      <w:hyperlink r:id="rId79">
         <w:r>
           <w:rPr>
             <w:rStyle w:val="Hyperlink"/>
@@ -5998,8 +6142,8 @@
         <w:t xml:space="preserve">.</w:t>
       </w:r>
     </w:p>
-    <w:bookmarkEnd w:id="82"/>
-    <w:bookmarkStart w:id="84" w:name="ref-Faniel2013"/>
+    <w:bookmarkEnd w:id="80"/>
+    <w:bookmarkStart w:id="82" w:name="ref-Faniel2013"/>
     <w:p>
       <w:pPr>
         <w:pStyle w:val="Bibliography"/>
@@ -6010,7 +6154,7 @@
       <w:r>
         <w:t xml:space="preserve"> </w:t>
       </w:r>
-      <w:hyperlink r:id="rId83">
+      <w:hyperlink r:id="rId81">
         <w:r>
           <w:rPr>
             <w:rStyle w:val="Hyperlink"/>
@@ -6022,8 +6166,8 @@
         <w:t xml:space="preserve">, pp. 295–304.</w:t>
       </w:r>
     </w:p>
-    <w:bookmarkEnd w:id="84"/>
-    <w:bookmarkStart w:id="86" w:name="ref-Feuerriegel2024"/>
+    <w:bookmarkEnd w:id="82"/>
+    <w:bookmarkStart w:id="84" w:name="ref-Feuerriegel2024"/>
     <w:p>
       <w:pPr>
         <w:pStyle w:val="Bibliography"/>
@@ -6059,7 +6203,7 @@
       <w:r>
         <w:t xml:space="preserve"> </w:t>
       </w:r>
-      <w:hyperlink r:id="rId85">
+      <w:hyperlink r:id="rId83">
         <w:r>
           <w:rPr>
             <w:rStyle w:val="Hyperlink"/>
@@ -6071,8 +6215,8 @@
         <w:t xml:space="preserve">.</w:t>
       </w:r>
     </w:p>
-    <w:bookmarkEnd w:id="86"/>
-    <w:bookmarkStart w:id="88" w:name="ref-GildeZuniga2024"/>
+    <w:bookmarkEnd w:id="84"/>
+    <w:bookmarkStart w:id="86" w:name="ref-GildeZuniga2024"/>
     <w:p>
       <w:pPr>
         <w:pStyle w:val="Bibliography"/>
@@ -6108,7 +6252,7 @@
       <w:r>
         <w:t xml:space="preserve"> </w:t>
       </w:r>
-      <w:hyperlink r:id="rId87">
+      <w:hyperlink r:id="rId85">
         <w:r>
           <w:rPr>
             <w:rStyle w:val="Hyperlink"/>
@@ -6120,8 +6264,8 @@
         <w:t xml:space="preserve">.</w:t>
       </w:r>
     </w:p>
-    <w:bookmarkEnd w:id="88"/>
-    <w:bookmarkStart w:id="90" w:name="ref-Gilardi2023"/>
+    <w:bookmarkEnd w:id="86"/>
+    <w:bookmarkStart w:id="88" w:name="ref-Gilardi2023"/>
     <w:p>
       <w:pPr>
         <w:pStyle w:val="Bibliography"/>
@@ -6160,7 +6304,7 @@
       <w:r>
         <w:t xml:space="preserve"> </w:t>
       </w:r>
-      <w:hyperlink r:id="rId89">
+      <w:hyperlink r:id="rId87">
         <w:r>
           <w:rPr>
             <w:rStyle w:val="Hyperlink"/>
@@ -6172,8 +6316,8 @@
         <w:t xml:space="preserve">.</w:t>
       </w:r>
     </w:p>
-    <w:bookmarkEnd w:id="90"/>
-    <w:bookmarkStart w:id="92" w:name="ref-Gougherty2024"/>
+    <w:bookmarkEnd w:id="88"/>
+    <w:bookmarkStart w:id="90" w:name="ref-Gougherty2024"/>
     <w:p>
       <w:pPr>
         <w:pStyle w:val="Bibliography"/>
@@ -6221,7 +6365,7 @@
       <w:r>
         <w:t xml:space="preserve"> </w:t>
       </w:r>
-      <w:hyperlink r:id="rId91">
+      <w:hyperlink r:id="rId89">
         <w:r>
           <w:rPr>
             <w:rStyle w:val="Hyperlink"/>
@@ -6233,8 +6377,8 @@
         <w:t xml:space="preserve">.</w:t>
       </w:r>
     </w:p>
-    <w:bookmarkEnd w:id="92"/>
-    <w:bookmarkStart w:id="94" w:name="ref-Gupta2023"/>
+    <w:bookmarkEnd w:id="90"/>
+    <w:bookmarkStart w:id="92" w:name="ref-Gupta2023"/>
     <w:p>
       <w:pPr>
         <w:pStyle w:val="Bibliography"/>
@@ -6285,7 +6429,7 @@
       <w:r>
         <w:t xml:space="preserve"> </w:t>
       </w:r>
-      <w:hyperlink r:id="rId93">
+      <w:hyperlink r:id="rId91">
         <w:r>
           <w:rPr>
             <w:rStyle w:val="Hyperlink"/>
@@ -6297,8 +6441,8 @@
         <w:t xml:space="preserve">.</w:t>
       </w:r>
     </w:p>
-    <w:bookmarkEnd w:id="94"/>
-    <w:bookmarkStart w:id="96" w:name="ref-Haase2026"/>
+    <w:bookmarkEnd w:id="92"/>
+    <w:bookmarkStart w:id="94" w:name="ref-Haase2026"/>
     <w:p>
       <w:pPr>
         <w:pStyle w:val="Bibliography"/>
@@ -6325,7 +6469,7 @@
       <w:r>
         <w:t xml:space="preserve"> </w:t>
       </w:r>
-      <w:hyperlink r:id="rId95">
+      <w:hyperlink r:id="rId93">
         <w:r>
           <w:rPr>
             <w:rStyle w:val="Hyperlink"/>
@@ -6337,8 +6481,8 @@
         <w:t xml:space="preserve">.</w:t>
       </w:r>
     </w:p>
-    <w:bookmarkEnd w:id="96"/>
-    <w:bookmarkStart w:id="98" w:name="ref-Hao2025"/>
+    <w:bookmarkEnd w:id="94"/>
+    <w:bookmarkStart w:id="96" w:name="ref-Hao2025"/>
     <w:p>
       <w:pPr>
         <w:pStyle w:val="Bibliography"/>
@@ -6374,7 +6518,7 @@
       <w:r>
         <w:t xml:space="preserve"> </w:t>
       </w:r>
-      <w:hyperlink r:id="rId97">
+      <w:hyperlink r:id="rId95">
         <w:r>
           <w:rPr>
             <w:rStyle w:val="Hyperlink"/>
@@ -6386,8 +6530,8 @@
         <w:t xml:space="preserve">.</w:t>
       </w:r>
     </w:p>
-    <w:bookmarkEnd w:id="98"/>
-    <w:bookmarkStart w:id="100" w:name="ref-Hariri2025"/>
+    <w:bookmarkEnd w:id="96"/>
+    <w:bookmarkStart w:id="98" w:name="ref-Hariri2025"/>
     <w:p>
       <w:pPr>
         <w:pStyle w:val="Bibliography"/>
@@ -6398,7 +6542,7 @@
       <w:r>
         <w:t xml:space="preserve"> </w:t>
       </w:r>
-      <w:hyperlink r:id="rId99">
+      <w:hyperlink r:id="rId97">
         <w:r>
           <w:rPr>
             <w:rStyle w:val="Hyperlink"/>
@@ -6423,8 +6567,8 @@
         <w:t xml:space="preserve">, pp. 83–97. Lecture Notes in Computer Science. Springer Nature Switzerland.</w:t>
       </w:r>
     </w:p>
-    <w:bookmarkEnd w:id="100"/>
-    <w:bookmarkStart w:id="102" w:name="ref-Hou2025"/>
+    <w:bookmarkEnd w:id="98"/>
+    <w:bookmarkStart w:id="100" w:name="ref-Hou2025"/>
     <w:p>
       <w:pPr>
         <w:pStyle w:val="Bibliography"/>
@@ -6460,7 +6604,7 @@
       <w:r>
         <w:t xml:space="preserve"> </w:t>
       </w:r>
-      <w:hyperlink r:id="rId101">
+      <w:hyperlink r:id="rId99">
         <w:r>
           <w:rPr>
             <w:rStyle w:val="Hyperlink"/>
@@ -6472,8 +6616,8 @@
         <w:t xml:space="preserve">.</w:t>
       </w:r>
     </w:p>
-    <w:bookmarkEnd w:id="102"/>
-    <w:bookmarkStart w:id="104" w:name="ref-Huggett2018"/>
+    <w:bookmarkEnd w:id="100"/>
+    <w:bookmarkStart w:id="102" w:name="ref-Huggett2018"/>
     <w:p>
       <w:pPr>
         <w:pStyle w:val="Bibliography"/>
@@ -6500,7 +6644,7 @@
       <w:r>
         <w:t xml:space="preserve"> </w:t>
       </w:r>
-      <w:hyperlink r:id="rId103">
+      <w:hyperlink r:id="rId101">
         <w:r>
           <w:rPr>
             <w:rStyle w:val="Hyperlink"/>
@@ -6512,8 +6656,8 @@
         <w:t xml:space="preserve">.</w:t>
       </w:r>
     </w:p>
-    <w:bookmarkEnd w:id="104"/>
-    <w:bookmarkStart w:id="106" w:name="ref-Huggett2022"/>
+    <w:bookmarkEnd w:id="102"/>
+    <w:bookmarkStart w:id="104" w:name="ref-Huggett2022"/>
     <w:p>
       <w:pPr>
         <w:pStyle w:val="Bibliography"/>
@@ -6524,7 +6668,7 @@
       <w:r>
         <w:t xml:space="preserve"> </w:t>
       </w:r>
-      <w:hyperlink r:id="rId105">
+      <w:hyperlink r:id="rId103">
         <w:r>
           <w:rPr>
             <w:rStyle w:val="Hyperlink"/>
@@ -6549,8 +6693,8 @@
         <w:t xml:space="preserve">, edited by Ethan Watrall and Lynne Goldstein, pp. 275–304. University Press of Florida.</w:t>
       </w:r>
     </w:p>
-    <w:bookmarkEnd w:id="106"/>
-    <w:bookmarkStart w:id="108" w:name="ref-JohnsonEberl2026"/>
+    <w:bookmarkEnd w:id="104"/>
+    <w:bookmarkStart w:id="106" w:name="ref-JohnsonEberl2026"/>
     <w:p>
       <w:pPr>
         <w:pStyle w:val="Bibliography"/>
@@ -6577,7 +6721,7 @@
       <w:r>
         <w:t xml:space="preserve"> </w:t>
       </w:r>
-      <w:hyperlink r:id="rId107">
+      <w:hyperlink r:id="rId105">
         <w:r>
           <w:rPr>
             <w:rStyle w:val="Hyperlink"/>
@@ -6589,8 +6733,8 @@
         <w:t xml:space="preserve">.</w:t>
       </w:r>
     </w:p>
-    <w:bookmarkEnd w:id="108"/>
-    <w:bookmarkStart w:id="110" w:name="ref-Johnson2024"/>
+    <w:bookmarkEnd w:id="106"/>
+    <w:bookmarkStart w:id="108" w:name="ref-Johnson2024"/>
     <w:p>
       <w:pPr>
         <w:pStyle w:val="Bibliography"/>
@@ -6629,7 +6773,7 @@
       <w:r>
         <w:t xml:space="preserve"> </w:t>
       </w:r>
-      <w:hyperlink r:id="rId109">
+      <w:hyperlink r:id="rId107">
         <w:r>
           <w:rPr>
             <w:rStyle w:val="Hyperlink"/>
@@ -6641,8 +6785,8 @@
         <w:t xml:space="preserve">.</w:t>
       </w:r>
     </w:p>
-    <w:bookmarkEnd w:id="110"/>
-    <w:bookmarkStart w:id="112" w:name="ref-Jonker2024"/>
+    <w:bookmarkEnd w:id="108"/>
+    <w:bookmarkStart w:id="110" w:name="ref-Jonker2024"/>
     <w:p>
       <w:pPr>
         <w:pStyle w:val="Bibliography"/>
@@ -6653,7 +6797,7 @@
       <w:r>
         <w:t xml:space="preserve"> </w:t>
       </w:r>
-      <w:hyperlink r:id="rId111">
+      <w:hyperlink r:id="rId109">
         <w:r>
           <w:rPr>
             <w:rStyle w:val="Hyperlink"/>
@@ -6702,8 +6846,8 @@
         <w:t xml:space="preserve">, pp. 188–204. Edward Elgar Publishing.</w:t>
       </w:r>
     </w:p>
-    <w:bookmarkEnd w:id="112"/>
-    <w:bookmarkStart w:id="114" w:name="ref-Kansa2026"/>
+    <w:bookmarkEnd w:id="110"/>
+    <w:bookmarkStart w:id="112" w:name="ref-Kansa2026"/>
     <w:p>
       <w:pPr>
         <w:pStyle w:val="Bibliography"/>
@@ -6739,7 +6883,7 @@
       <w:r>
         <w:t xml:space="preserve"> </w:t>
       </w:r>
-      <w:hyperlink r:id="rId113">
+      <w:hyperlink r:id="rId111">
         <w:r>
           <w:rPr>
             <w:rStyle w:val="Hyperlink"/>
@@ -6751,8 +6895,8 @@
         <w:t xml:space="preserve">.</w:t>
       </w:r>
     </w:p>
-    <w:bookmarkEnd w:id="114"/>
-    <w:bookmarkStart w:id="116" w:name="ref-Korinek2023"/>
+    <w:bookmarkEnd w:id="112"/>
+    <w:bookmarkStart w:id="114" w:name="ref-Korinek2023"/>
     <w:p>
       <w:pPr>
         <w:pStyle w:val="Bibliography"/>
@@ -6779,7 +6923,7 @@
       <w:r>
         <w:t xml:space="preserve"> </w:t>
       </w:r>
-      <w:hyperlink r:id="rId115">
+      <w:hyperlink r:id="rId113">
         <w:r>
           <w:rPr>
             <w:rStyle w:val="Hyperlink"/>
@@ -6791,8 +6935,8 @@
         <w:t xml:space="preserve">.</w:t>
       </w:r>
     </w:p>
-    <w:bookmarkEnd w:id="116"/>
-    <w:bookmarkStart w:id="118" w:name="ref-Moorthy2026"/>
+    <w:bookmarkEnd w:id="114"/>
+    <w:bookmarkStart w:id="116" w:name="ref-Moorthy2026"/>
     <w:p>
       <w:pPr>
         <w:pStyle w:val="Bibliography"/>
@@ -6837,7 +6981,7 @@
       <w:r>
         <w:t xml:space="preserve"> </w:t>
       </w:r>
-      <w:hyperlink r:id="rId117">
+      <w:hyperlink r:id="rId115">
         <w:r>
           <w:rPr>
             <w:rStyle w:val="Hyperlink"/>
@@ -6849,8 +6993,8 @@
         <w:t xml:space="preserve">.</w:t>
       </w:r>
     </w:p>
-    <w:bookmarkEnd w:id="118"/>
-    <w:bookmarkStart w:id="120" w:name="ref-Laban2025"/>
+    <w:bookmarkEnd w:id="116"/>
+    <w:bookmarkStart w:id="118" w:name="ref-Laban2025"/>
     <w:p>
       <w:pPr>
         <w:pStyle w:val="Bibliography"/>
@@ -6886,7 +7030,7 @@
       <w:r>
         <w:t xml:space="preserve"> </w:t>
       </w:r>
-      <w:hyperlink r:id="rId119">
+      <w:hyperlink r:id="rId117">
         <w:r>
           <w:rPr>
             <w:rStyle w:val="Hyperlink"/>
@@ -6898,8 +7042,8 @@
         <w:t xml:space="preserve">.</w:t>
       </w:r>
     </w:p>
-    <w:bookmarkEnd w:id="120"/>
-    <w:bookmarkStart w:id="122" w:name="ref-Leung2023"/>
+    <w:bookmarkEnd w:id="118"/>
+    <w:bookmarkStart w:id="120" w:name="ref-Leung2023"/>
     <w:p>
       <w:pPr>
         <w:pStyle w:val="Bibliography"/>
@@ -6926,7 +7070,7 @@
       <w:r>
         <w:t xml:space="preserve"> </w:t>
       </w:r>
-      <w:hyperlink r:id="rId121">
+      <w:hyperlink r:id="rId119">
         <w:r>
           <w:rPr>
             <w:rStyle w:val="Hyperlink"/>
@@ -6938,8 +7082,8 @@
         <w:t xml:space="preserve">.</w:t>
       </w:r>
     </w:p>
-    <w:bookmarkEnd w:id="122"/>
-    <w:bookmarkStart w:id="124" w:name="ref-Lu2026"/>
+    <w:bookmarkEnd w:id="120"/>
+    <w:bookmarkStart w:id="122" w:name="ref-Lu2026"/>
     <w:p>
       <w:pPr>
         <w:pStyle w:val="Bibliography"/>
@@ -6978,7 +7122,7 @@
       <w:r>
         <w:t xml:space="preserve"> </w:t>
       </w:r>
-      <w:hyperlink r:id="rId123">
+      <w:hyperlink r:id="rId121">
         <w:r>
           <w:rPr>
             <w:rStyle w:val="Hyperlink"/>
@@ -6990,8 +7134,8 @@
         <w:t xml:space="preserve">.</w:t>
       </w:r>
     </w:p>
-    <w:bookmarkEnd w:id="124"/>
-    <w:bookmarkStart w:id="126" w:name="ref-Luccioni2024"/>
+    <w:bookmarkEnd w:id="122"/>
+    <w:bookmarkStart w:id="124" w:name="ref-Luccioni2024"/>
     <w:p>
       <w:pPr>
         <w:pStyle w:val="Bibliography"/>
@@ -7002,7 +7146,7 @@
       <w:r>
         <w:t xml:space="preserve"> </w:t>
       </w:r>
-      <w:hyperlink r:id="rId125">
+      <w:hyperlink r:id="rId123">
         <w:r>
           <w:rPr>
             <w:rStyle w:val="Hyperlink"/>
@@ -7038,8 +7182,8 @@
         <w:t xml:space="preserve">, pp. 85–99.</w:t>
       </w:r>
     </w:p>
-    <w:bookmarkEnd w:id="126"/>
-    <w:bookmarkStart w:id="128" w:name="ref-Mammides2024"/>
+    <w:bookmarkEnd w:id="124"/>
+    <w:bookmarkStart w:id="126" w:name="ref-Mammides2024"/>
     <w:p>
       <w:pPr>
         <w:pStyle w:val="Bibliography"/>
@@ -7078,7 +7222,7 @@
       <w:r>
         <w:t xml:space="preserve"> </w:t>
       </w:r>
-      <w:hyperlink r:id="rId127">
+      <w:hyperlink r:id="rId125">
         <w:r>
           <w:rPr>
             <w:rStyle w:val="Hyperlink"/>
@@ -7090,8 +7234,8 @@
         <w:t xml:space="preserve">.</w:t>
       </w:r>
     </w:p>
-    <w:bookmarkEnd w:id="128"/>
-    <w:bookmarkStart w:id="130" w:name="ref-Marwick2017"/>
+    <w:bookmarkEnd w:id="126"/>
+    <w:bookmarkStart w:id="128" w:name="ref-Marwick2017"/>
     <w:p>
       <w:pPr>
         <w:pStyle w:val="Bibliography"/>
@@ -7118,7 +7262,7 @@
       <w:r>
         <w:t xml:space="preserve"> </w:t>
       </w:r>
-      <w:hyperlink r:id="rId129">
+      <w:hyperlink r:id="rId127">
         <w:r>
           <w:rPr>
             <w:rStyle w:val="Hyperlink"/>
@@ -7130,8 +7274,8 @@
         <w:t xml:space="preserve">.</w:t>
       </w:r>
     </w:p>
-    <w:bookmarkEnd w:id="130"/>
-    <w:bookmarkStart w:id="132" w:name="ref-Messeri2024"/>
+    <w:bookmarkEnd w:id="128"/>
+    <w:bookmarkStart w:id="130" w:name="ref-Messeri2024"/>
     <w:p>
       <w:pPr>
         <w:pStyle w:val="Bibliography"/>
@@ -7158,7 +7302,7 @@
       <w:r>
         <w:t xml:space="preserve"> </w:t>
       </w:r>
-      <w:hyperlink r:id="rId131">
+      <w:hyperlink r:id="rId129">
         <w:r>
           <w:rPr>
             <w:rStyle w:val="Hyperlink"/>
@@ -7170,8 +7314,8 @@
         <w:t xml:space="preserve">.</w:t>
       </w:r>
     </w:p>
-    <w:bookmarkEnd w:id="132"/>
-    <w:bookmarkStart w:id="134" w:name="ref-Miao2026"/>
+    <w:bookmarkEnd w:id="130"/>
+    <w:bookmarkStart w:id="132" w:name="ref-Miao2026"/>
     <w:p>
       <w:pPr>
         <w:pStyle w:val="Bibliography"/>
@@ -7195,7 +7339,7 @@
       <w:r>
         <w:t xml:space="preserve"> </w:t>
       </w:r>
-      <w:hyperlink r:id="rId133">
+      <w:hyperlink r:id="rId131">
         <w:r>
           <w:rPr>
             <w:rStyle w:val="Hyperlink"/>
@@ -7207,8 +7351,8 @@
         <w:t xml:space="preserve">.</w:t>
       </w:r>
     </w:p>
-    <w:bookmarkEnd w:id="134"/>
-    <w:bookmarkStart w:id="136" w:name="ref-Monakhov2026"/>
+    <w:bookmarkEnd w:id="132"/>
+    <w:bookmarkStart w:id="134" w:name="ref-Monakhov2026"/>
     <w:p>
       <w:pPr>
         <w:pStyle w:val="Bibliography"/>
@@ -7219,7 +7363,7 @@
       <w:r>
         <w:t xml:space="preserve"> </w:t>
       </w:r>
-      <w:hyperlink r:id="rId135">
+      <w:hyperlink r:id="rId133">
         <w:r>
           <w:rPr>
             <w:rStyle w:val="Hyperlink"/>
@@ -7255,8 +7399,8 @@
         <w:t xml:space="preserve">. Elsevier BV.</w:t>
       </w:r>
     </w:p>
-    <w:bookmarkEnd w:id="136"/>
-    <w:bookmarkStart w:id="138" w:name="ref-MorganWright2018"/>
+    <w:bookmarkEnd w:id="134"/>
+    <w:bookmarkStart w:id="136" w:name="ref-MorganWright2018"/>
     <w:p>
       <w:pPr>
         <w:pStyle w:val="Bibliography"/>
@@ -7283,7 +7427,7 @@
       <w:r>
         <w:t xml:space="preserve"> </w:t>
       </w:r>
-      <w:hyperlink r:id="rId137">
+      <w:hyperlink r:id="rId135">
         <w:r>
           <w:rPr>
             <w:rStyle w:val="Hyperlink"/>
@@ -7295,8 +7439,8 @@
         <w:t xml:space="preserve">.</w:t>
       </w:r>
     </w:p>
-    <w:bookmarkEnd w:id="138"/>
-    <w:bookmarkStart w:id="140" w:name="ref-OpenCodePermissions2026"/>
+    <w:bookmarkEnd w:id="136"/>
+    <w:bookmarkStart w:id="138" w:name="ref-OpenCodePermissions2026"/>
     <w:p>
       <w:pPr>
         <w:pStyle w:val="Bibliography"/>
@@ -7316,7 +7460,7 @@
       <w:r>
         <w:t xml:space="preserve"> </w:t>
       </w:r>
-      <w:hyperlink r:id="rId139">
+      <w:hyperlink r:id="rId137">
         <w:r>
           <w:rPr>
             <w:rStyle w:val="Hyperlink"/>
@@ -7328,8 +7472,8 @@
         <w:t xml:space="preserve">, accessed September 17, 2026a.</w:t>
       </w:r>
     </w:p>
-    <w:bookmarkEnd w:id="140"/>
-    <w:bookmarkStart w:id="142" w:name="ref-OpenCodeEnterprise2026"/>
+    <w:bookmarkEnd w:id="138"/>
+    <w:bookmarkStart w:id="140" w:name="ref-OpenCodeEnterprise2026"/>
     <w:p>
       <w:pPr>
         <w:pStyle w:val="Bibliography"/>
@@ -7349,7 +7493,7 @@
       <w:r>
         <w:t xml:space="preserve"> </w:t>
       </w:r>
-      <w:hyperlink r:id="rId141">
+      <w:hyperlink r:id="rId139">
         <w:r>
           <w:rPr>
             <w:rStyle w:val="Hyperlink"/>
@@ -7361,8 +7505,8 @@
         <w:t xml:space="preserve">, accessed September 17, 2026b.</w:t>
       </w:r>
     </w:p>
-    <w:bookmarkEnd w:id="142"/>
-    <w:bookmarkStart w:id="144" w:name="ref-OpenCodeRules2026"/>
+    <w:bookmarkEnd w:id="140"/>
+    <w:bookmarkStart w:id="142" w:name="ref-OpenCodeRules2026"/>
     <w:p>
       <w:pPr>
         <w:pStyle w:val="Bibliography"/>
@@ -7382,7 +7526,7 @@
       <w:r>
         <w:t xml:space="preserve"> </w:t>
       </w:r>
-      <w:hyperlink r:id="rId143">
+      <w:hyperlink r:id="rId141">
         <w:r>
           <w:rPr>
             <w:rStyle w:val="Hyperlink"/>
@@ -7394,8 +7538,8 @@
         <w:t xml:space="preserve">, accessed September 17, 2026c.</w:t>
       </w:r>
     </w:p>
-    <w:bookmarkEnd w:id="144"/>
-    <w:bookmarkStart w:id="146" w:name="ref-Pick2026"/>
+    <w:bookmarkEnd w:id="142"/>
+    <w:bookmarkStart w:id="144" w:name="ref-Pick2026"/>
     <w:p>
       <w:pPr>
         <w:pStyle w:val="Bibliography"/>
@@ -7434,7 +7578,7 @@
       <w:r>
         <w:t xml:space="preserve"> </w:t>
       </w:r>
-      <w:hyperlink r:id="rId145">
+      <w:hyperlink r:id="rId143">
         <w:r>
           <w:rPr>
             <w:rStyle w:val="Hyperlink"/>
@@ -7446,8 +7590,8 @@
         <w:t xml:space="preserve">.</w:t>
       </w:r>
     </w:p>
-    <w:bookmarkEnd w:id="146"/>
-    <w:bookmarkStart w:id="148" w:name="ref-Piper2026"/>
+    <w:bookmarkEnd w:id="144"/>
+    <w:bookmarkStart w:id="146" w:name="ref-Piper2026"/>
     <w:p>
       <w:pPr>
         <w:pStyle w:val="Bibliography"/>
@@ -7474,7 +7618,7 @@
       <w:r>
         <w:t xml:space="preserve"> </w:t>
       </w:r>
-      <w:hyperlink r:id="rId147">
+      <w:hyperlink r:id="rId145">
         <w:r>
           <w:rPr>
             <w:rStyle w:val="Hyperlink"/>
@@ -7486,8 +7630,8 @@
         <w:t xml:space="preserve">.</w:t>
       </w:r>
     </w:p>
-    <w:bookmarkEnd w:id="148"/>
-    <w:bookmarkStart w:id="150" w:name="ref-QuartoDocs2026"/>
+    <w:bookmarkEnd w:id="146"/>
+    <w:bookmarkStart w:id="148" w:name="ref-QuartoDocs2026"/>
     <w:p>
       <w:pPr>
         <w:pStyle w:val="Bibliography"/>
@@ -7507,7 +7651,7 @@
       <w:r>
         <w:t xml:space="preserve"> </w:t>
       </w:r>
-      <w:hyperlink r:id="rId149">
+      <w:hyperlink r:id="rId147">
         <w:r>
           <w:rPr>
             <w:rStyle w:val="Hyperlink"/>
@@ -7519,8 +7663,8 @@
         <w:t xml:space="preserve">, accessed September 17, 2026a.</w:t>
       </w:r>
     </w:p>
-    <w:bookmarkEnd w:id="150"/>
-    <w:bookmarkStart w:id="152" w:name="ref-QuartoFAQ2026"/>
+    <w:bookmarkEnd w:id="148"/>
+    <w:bookmarkStart w:id="150" w:name="ref-QuartoFAQ2026"/>
     <w:p>
       <w:pPr>
         <w:pStyle w:val="Bibliography"/>
@@ -7561,7 +7705,7 @@
       <w:r>
         <w:t xml:space="preserve"> </w:t>
       </w:r>
-      <w:hyperlink r:id="rId151">
+      <w:hyperlink r:id="rId149">
         <w:r>
           <w:rPr>
             <w:rStyle w:val="Hyperlink"/>
@@ -7573,8 +7717,8 @@
         <w:t xml:space="preserve">, accessed September 18, 2026b.</w:t>
       </w:r>
     </w:p>
-    <w:bookmarkEnd w:id="152"/>
-    <w:bookmarkStart w:id="154" w:name="ref-Ram2013"/>
+    <w:bookmarkEnd w:id="150"/>
+    <w:bookmarkStart w:id="152" w:name="ref-Ram2013"/>
     <w:p>
       <w:pPr>
         <w:pStyle w:val="Bibliography"/>
@@ -7601,7 +7745,7 @@
       <w:r>
         <w:t xml:space="preserve"> </w:t>
       </w:r>
-      <w:hyperlink r:id="rId153">
+      <w:hyperlink r:id="rId151">
         <w:r>
           <w:rPr>
             <w:rStyle w:val="Hyperlink"/>
@@ -7613,8 +7757,8 @@
         <w:t xml:space="preserve">.</w:t>
       </w:r>
     </w:p>
-    <w:bookmarkEnd w:id="154"/>
-    <w:bookmarkStart w:id="156" w:name="ref-Scheepens2024"/>
+    <w:bookmarkEnd w:id="152"/>
+    <w:bookmarkStart w:id="154" w:name="ref-Scheepens2024"/>
     <w:p>
       <w:pPr>
         <w:pStyle w:val="Bibliography"/>
@@ -7653,7 +7797,7 @@
       <w:r>
         <w:t xml:space="preserve"> </w:t>
       </w:r>
-      <w:hyperlink r:id="rId155">
+      <w:hyperlink r:id="rId153">
         <w:r>
           <w:rPr>
             <w:rStyle w:val="Hyperlink"/>
@@ -7665,8 +7809,8 @@
         <w:t xml:space="preserve">.</w:t>
       </w:r>
     </w:p>
-    <w:bookmarkEnd w:id="156"/>
-    <w:bookmarkStart w:id="158" w:name="ref-Shaikhon2025"/>
+    <w:bookmarkEnd w:id="154"/>
+    <w:bookmarkStart w:id="156" w:name="ref-Shaikhon2025"/>
     <w:p>
       <w:pPr>
         <w:pStyle w:val="Bibliography"/>
@@ -7693,7 +7837,7 @@
       <w:r>
         <w:t xml:space="preserve"> </w:t>
       </w:r>
-      <w:hyperlink r:id="rId157">
+      <w:hyperlink r:id="rId155">
         <w:r>
           <w:rPr>
             <w:rStyle w:val="Hyperlink"/>
@@ -7705,8 +7849,8 @@
         <w:t xml:space="preserve">.</w:t>
       </w:r>
     </w:p>
-    <w:bookmarkEnd w:id="158"/>
-    <w:bookmarkStart w:id="160" w:name="ref-Spillias2025"/>
+    <w:bookmarkEnd w:id="156"/>
+    <w:bookmarkStart w:id="158" w:name="ref-Spillias2025"/>
     <w:p>
       <w:pPr>
         <w:pStyle w:val="Bibliography"/>
@@ -7742,7 +7886,7 @@
       <w:r>
         <w:t xml:space="preserve"> </w:t>
       </w:r>
-      <w:hyperlink r:id="rId159">
+      <w:hyperlink r:id="rId157">
         <w:r>
           <w:rPr>
             <w:rStyle w:val="Hyperlink"/>
@@ -7754,8 +7898,8 @@
         <w:t xml:space="preserve">.</w:t>
       </w:r>
     </w:p>
-    <w:bookmarkEnd w:id="160"/>
-    <w:bookmarkStart w:id="162" w:name="ref-Steegen2016"/>
+    <w:bookmarkEnd w:id="158"/>
+    <w:bookmarkStart w:id="160" w:name="ref-Steegen2016"/>
     <w:p>
       <w:pPr>
         <w:pStyle w:val="Bibliography"/>
@@ -7791,7 +7935,7 @@
       <w:r>
         <w:t xml:space="preserve"> </w:t>
       </w:r>
-      <w:hyperlink r:id="rId161">
+      <w:hyperlink r:id="rId159">
         <w:r>
           <w:rPr>
             <w:rStyle w:val="Hyperlink"/>
@@ -7803,8 +7947,8 @@
         <w:t xml:space="preserve">.</w:t>
       </w:r>
     </w:p>
-    <w:bookmarkEnd w:id="162"/>
-    <w:bookmarkStart w:id="164" w:name="ref-Syme2026"/>
+    <w:bookmarkEnd w:id="160"/>
+    <w:bookmarkStart w:id="162" w:name="ref-Syme2026"/>
     <w:p>
       <w:pPr>
         <w:pStyle w:val="Bibliography"/>
@@ -7831,7 +7975,7 @@
       <w:r>
         <w:t xml:space="preserve"> </w:t>
       </w:r>
-      <w:hyperlink r:id="rId163">
+      <w:hyperlink r:id="rId161">
         <w:r>
           <w:rPr>
             <w:rStyle w:val="Hyperlink"/>
@@ -7843,8 +7987,8 @@
         <w:t xml:space="preserve">.</w:t>
       </w:r>
     </w:p>
-    <w:bookmarkEnd w:id="164"/>
-    <w:bookmarkStart w:id="166" w:name="ref-Taylor2023"/>
+    <w:bookmarkEnd w:id="162"/>
+    <w:bookmarkStart w:id="164" w:name="ref-Taylor2023"/>
     <w:p>
       <w:pPr>
         <w:pStyle w:val="Bibliography"/>
@@ -7855,7 +7999,7 @@
       <w:r>
         <w:t xml:space="preserve"> </w:t>
       </w:r>
-      <w:hyperlink r:id="rId165">
+      <w:hyperlink r:id="rId163">
         <w:r>
           <w:rPr>
             <w:rStyle w:val="Hyperlink"/>
@@ -7904,8 +8048,8 @@
         <w:t xml:space="preserve">. IOS Press.</w:t>
       </w:r>
     </w:p>
-    <w:bookmarkEnd w:id="166"/>
-    <w:bookmarkStart w:id="168" w:name="ref-Tenzer2024"/>
+    <w:bookmarkEnd w:id="164"/>
+    <w:bookmarkStart w:id="166" w:name="ref-Tenzer2024"/>
     <w:p>
       <w:pPr>
         <w:pStyle w:val="Bibliography"/>
@@ -7941,7 +8085,7 @@
       <w:r>
         <w:t xml:space="preserve"> </w:t>
       </w:r>
-      <w:hyperlink r:id="rId167">
+      <w:hyperlink r:id="rId165">
         <w:r>
           <w:rPr>
             <w:rStyle w:val="Hyperlink"/>
@@ -7953,8 +8097,8 @@
         <w:t xml:space="preserve">.</w:t>
       </w:r>
     </w:p>
-    <w:bookmarkEnd w:id="168"/>
-    <w:bookmarkStart w:id="170" w:name="ref-Vaithilingam2022"/>
+    <w:bookmarkEnd w:id="166"/>
+    <w:bookmarkStart w:id="168" w:name="ref-Vaithilingam2022"/>
     <w:p>
       <w:pPr>
         <w:pStyle w:val="Bibliography"/>
@@ -7965,7 +8109,7 @@
       <w:r>
         <w:t xml:space="preserve"> </w:t>
       </w:r>
-      <w:hyperlink r:id="rId169">
+      <w:hyperlink r:id="rId167">
         <w:r>
           <w:rPr>
             <w:rStyle w:val="Hyperlink"/>
@@ -7977,8 +8121,8 @@
         <w:t xml:space="preserve">, pp. 1–7.</w:t>
       </w:r>
     </w:p>
-    <w:bookmarkEnd w:id="170"/>
-    <w:bookmarkStart w:id="172" w:name="ref-Walters2023"/>
+    <w:bookmarkEnd w:id="168"/>
+    <w:bookmarkStart w:id="170" w:name="ref-Walters2023"/>
     <w:p>
       <w:pPr>
         <w:pStyle w:val="Bibliography"/>
@@ -8014,7 +8158,7 @@
       <w:r>
         <w:t xml:space="preserve"> </w:t>
       </w:r>
-      <w:hyperlink r:id="rId171">
+      <w:hyperlink r:id="rId169">
         <w:r>
           <w:rPr>
             <w:rStyle w:val="Hyperlink"/>
@@ -8026,8 +8170,8 @@
         <w:t xml:space="preserve">.</w:t>
       </w:r>
     </w:p>
-    <w:bookmarkEnd w:id="172"/>
-    <w:bookmarkStart w:id="174" w:name="ref-Wells2026"/>
+    <w:bookmarkEnd w:id="170"/>
+    <w:bookmarkStart w:id="172" w:name="ref-Wells2026"/>
     <w:p>
       <w:pPr>
         <w:pStyle w:val="Bibliography"/>
@@ -8051,7 +8195,7 @@
       <w:r>
         <w:t xml:space="preserve"> </w:t>
       </w:r>
-      <w:hyperlink r:id="rId173">
+      <w:hyperlink r:id="rId171">
         <w:r>
           <w:rPr>
             <w:rStyle w:val="Hyperlink"/>
@@ -8063,8 +8207,8 @@
         <w:t xml:space="preserve">.</w:t>
       </w:r>
     </w:p>
-    <w:bookmarkEnd w:id="174"/>
-    <w:bookmarkStart w:id="176" w:name="ref-Wickham2019"/>
+    <w:bookmarkEnd w:id="172"/>
+    <w:bookmarkStart w:id="174" w:name="ref-Wickham2019"/>
     <w:p>
       <w:pPr>
         <w:pStyle w:val="Bibliography"/>
@@ -8100,7 +8244,7 @@
       <w:r>
         <w:t xml:space="preserve"> </w:t>
       </w:r>
-      <w:hyperlink r:id="rId175">
+      <w:hyperlink r:id="rId173">
         <w:r>
           <w:rPr>
             <w:rStyle w:val="Hyperlink"/>
@@ -8112,8 +8256,8 @@
         <w:t xml:space="preserve">.</w:t>
       </w:r>
     </w:p>
-    <w:bookmarkEnd w:id="176"/>
-    <w:bookmarkStart w:id="178" w:name="ref-Wilkinson2016"/>
+    <w:bookmarkEnd w:id="174"/>
+    <w:bookmarkStart w:id="176" w:name="ref-Wilkinson2016"/>
     <w:p>
       <w:pPr>
         <w:pStyle w:val="Bibliography"/>
@@ -8152,7 +8296,7 @@
       <w:r>
         <w:t xml:space="preserve"> </w:t>
       </w:r>
-      <w:hyperlink r:id="rId177">
+      <w:hyperlink r:id="rId175">
         <w:r>
           <w:rPr>
             <w:rStyle w:val="Hyperlink"/>
@@ -8164,8 +8308,8 @@
         <w:t xml:space="preserve">.</w:t>
       </w:r>
     </w:p>
-    <w:bookmarkEnd w:id="178"/>
-    <w:bookmarkStart w:id="180" w:name="ref-Wilson2014"/>
+    <w:bookmarkEnd w:id="176"/>
+    <w:bookmarkStart w:id="178" w:name="ref-Wilson2014"/>
     <w:p>
       <w:pPr>
         <w:pStyle w:val="Bibliography"/>
@@ -8201,7 +8345,7 @@
       <w:r>
         <w:t xml:space="preserve"> </w:t>
       </w:r>
-      <w:hyperlink r:id="rId179">
+      <w:hyperlink r:id="rId177">
         <w:r>
           <w:rPr>
             <w:rStyle w:val="Hyperlink"/>
@@ -8213,8 +8357,8 @@
         <w:t xml:space="preserve">.</w:t>
       </w:r>
     </w:p>
-    <w:bookmarkEnd w:id="180"/>
-    <w:bookmarkStart w:id="182" w:name="ref-Xu2026"/>
+    <w:bookmarkEnd w:id="178"/>
+    <w:bookmarkStart w:id="180" w:name="ref-Xu2026"/>
     <w:p>
       <w:pPr>
         <w:pStyle w:val="Bibliography"/>
@@ -8259,7 +8403,7 @@
       <w:r>
         <w:t xml:space="preserve"> </w:t>
       </w:r>
-      <w:hyperlink r:id="rId181">
+      <w:hyperlink r:id="rId179">
         <w:r>
           <w:rPr>
             <w:rStyle w:val="Hyperlink"/>
@@ -8271,8 +8415,8 @@
         <w:t xml:space="preserve">.</w:t>
       </w:r>
     </w:p>
-    <w:bookmarkEnd w:id="182"/>
-    <w:bookmarkStart w:id="184" w:name="ref-Zanzotto2019"/>
+    <w:bookmarkEnd w:id="180"/>
+    <w:bookmarkStart w:id="182" w:name="ref-Zanzotto2019"/>
     <w:p>
       <w:pPr>
         <w:pStyle w:val="Bibliography"/>
@@ -8308,7 +8452,7 @@
       <w:r>
         <w:t xml:space="preserve"> </w:t>
       </w:r>
-      <w:hyperlink r:id="rId183">
+      <w:hyperlink r:id="rId181">
         <w:r>
           <w:rPr>
             <w:rStyle w:val="Hyperlink"/>
@@ -8320,8 +8464,8 @@
         <w:t xml:space="preserve">.</w:t>
       </w:r>
     </w:p>
-    <w:bookmarkEnd w:id="184"/>
-    <w:bookmarkStart w:id="186" w:name="ref-Zhu2024"/>
+    <w:bookmarkEnd w:id="182"/>
+    <w:bookmarkStart w:id="184" w:name="ref-Zhu2024"/>
     <w:p>
       <w:pPr>
         <w:pStyle w:val="Bibliography"/>
@@ -8357,7 +8501,7 @@
       <w:r>
         <w:t xml:space="preserve"> </w:t>
       </w:r>
-      <w:hyperlink r:id="rId185">
+      <w:hyperlink r:id="rId183">
         <w:r>
           <w:rPr>
             <w:rStyle w:val="Hyperlink"/>
@@ -8369,8 +8513,8 @@
         <w:t xml:space="preserve">.</w:t>
       </w:r>
     </w:p>
-    <w:bookmarkEnd w:id="186"/>
-    <w:bookmarkStart w:id="188" w:name="ref-Ziems2024"/>
+    <w:bookmarkEnd w:id="184"/>
+    <w:bookmarkStart w:id="186" w:name="ref-Ziems2024"/>
     <w:p>
       <w:pPr>
         <w:pStyle w:val="Bibliography"/>
@@ -8397,7 +8541,7 @@
       <w:r>
         <w:t xml:space="preserve"> </w:t>
       </w:r>
-      <w:hyperlink r:id="rId187">
+      <w:hyperlink r:id="rId185">
         <w:r>
           <w:rPr>
             <w:rStyle w:val="Hyperlink"/>
@@ -8409,8 +8553,8 @@
         <w:t xml:space="preserve">.</w:t>
       </w:r>
     </w:p>
-    <w:bookmarkEnd w:id="188"/>
-    <w:bookmarkStart w:id="190" w:name="ref-Zimmer2026"/>
+    <w:bookmarkEnd w:id="186"/>
+    <w:bookmarkStart w:id="188" w:name="ref-Zimmer2026"/>
     <w:p>
       <w:pPr>
         <w:pStyle w:val="Bibliography"/>
@@ -8434,7 +8578,7 @@
       <w:r>
         <w:t xml:space="preserve"> </w:t>
       </w:r>
-      <w:hyperlink r:id="rId189">
+      <w:hyperlink r:id="rId187">
         <w:r>
           <w:rPr>
             <w:rStyle w:val="Hyperlink"/>
@@ -8446,765 +8590,765 @@
         <w:t xml:space="preserve">.</w:t>
       </w:r>
     </w:p>
+    <w:bookmarkEnd w:id="188"/>
+    <w:bookmarkEnd w:id="189"/>
+    <w:p>
+      <w:r>
+        <w:br w:type="page"/>
+      </w:r>
+    </w:p>
+    <w:bookmarkStart w:id="190" w:name="colophon"/>
+    <w:p>
+      <w:pPr>
+        <w:pStyle w:val="Heading3"/>
+      </w:pPr>
+      <w:r>
+        <w:t xml:space="preserve">Colophon</w:t>
+      </w:r>
+    </w:p>
+    <w:p>
+      <w:pPr>
+        <w:pStyle w:val="FirstParagraph"/>
+      </w:pPr>
+      <w:r>
+        <w:t xml:space="preserve">This report was generated on 2026-09-17 11:52:15.752844 using the following computational environment and dependencies:</w:t>
+      </w:r>
+    </w:p>
+    <w:p>
+      <w:pPr>
+        <w:pStyle w:val="SourceCode"/>
+      </w:pPr>
+      <w:r>
+        <w:rPr>
+          <w:rStyle w:val="CommentTok"/>
+        </w:rPr>
+        <w:t xml:space="preserve"># which R packages and versions?</w:t>
+      </w:r>
+      <w:r>
+        <w:br/>
+      </w:r>
+      <w:r>
+        <w:rPr>
+          <w:rStyle w:val="ControlFlowTok"/>
+        </w:rPr>
+        <w:t xml:space="preserve">if</w:t>
+      </w:r>
+      <w:r>
+        <w:rPr>
+          <w:rStyle w:val="NormalTok"/>
+        </w:rPr>
+        <w:t xml:space="preserve"> (</w:t>
+      </w:r>
+      <w:r>
+        <w:rPr>
+          <w:rStyle w:val="StringTok"/>
+        </w:rPr>
+        <w:t xml:space="preserve">"devtools"</w:t>
+      </w:r>
+      <w:r>
+        <w:rPr>
+          <w:rStyle w:val="NormalTok"/>
+        </w:rPr>
+        <w:t xml:space="preserve"> </w:t>
+      </w:r>
+      <w:r>
+        <w:rPr>
+          <w:rStyle w:val="SpecialCharTok"/>
+        </w:rPr>
+        <w:t xml:space="preserve">%in%</w:t>
+      </w:r>
+      <w:r>
+        <w:rPr>
+          <w:rStyle w:val="NormalTok"/>
+        </w:rPr>
+        <w:t xml:space="preserve"> </w:t>
+      </w:r>
+      <w:r>
+        <w:rPr>
+          <w:rStyle w:val="FunctionTok"/>
+        </w:rPr>
+        <w:t xml:space="preserve">installed.packages</w:t>
+      </w:r>
+      <w:r>
+        <w:rPr>
+          <w:rStyle w:val="NormalTok"/>
+        </w:rPr>
+        <w:t xml:space="preserve">()) devtools</w:t>
+      </w:r>
+      <w:r>
+        <w:rPr>
+          <w:rStyle w:val="SpecialCharTok"/>
+        </w:rPr>
+        <w:t xml:space="preserve">::</w:t>
+      </w:r>
+      <w:r>
+        <w:rPr>
+          <w:rStyle w:val="FunctionTok"/>
+        </w:rPr>
+        <w:t xml:space="preserve">session_info</w:t>
+      </w:r>
+      <w:r>
+        <w:rPr>
+          <w:rStyle w:val="NormalTok"/>
+        </w:rPr>
+        <w:t xml:space="preserve">()</w:t>
+      </w:r>
+    </w:p>
+    <w:p>
+      <w:pPr>
+        <w:pStyle w:val="SourceCode"/>
+      </w:pPr>
+      <w:r>
+        <w:rPr>
+          <w:rStyle w:val="VerbatimChar"/>
+        </w:rPr>
+        <w:t xml:space="preserve">─ Session info ───────────────────────────────────────────────────────────────</w:t>
+      </w:r>
+      <w:r>
+        <w:br/>
+      </w:r>
+      <w:r>
+        <w:rPr>
+          <w:rStyle w:val="VerbatimChar"/>
+        </w:rPr>
+        <w:t xml:space="preserve"> setting  value</w:t>
+      </w:r>
+      <w:r>
+        <w:br/>
+      </w:r>
+      <w:r>
+        <w:rPr>
+          <w:rStyle w:val="VerbatimChar"/>
+        </w:rPr>
+        <w:t xml:space="preserve"> version  R version 4.6.1 (2026-06-24)</w:t>
+      </w:r>
+      <w:r>
+        <w:br/>
+      </w:r>
+      <w:r>
+        <w:rPr>
+          <w:rStyle w:val="VerbatimChar"/>
+        </w:rPr>
+        <w:t xml:space="preserve"> os       macOS Ventura 13.3.1</w:t>
+      </w:r>
+      <w:r>
+        <w:br/>
+      </w:r>
+      <w:r>
+        <w:rPr>
+          <w:rStyle w:val="VerbatimChar"/>
+        </w:rPr>
+        <w:t xml:space="preserve"> system   aarch64, darwin23</w:t>
+      </w:r>
+      <w:r>
+        <w:br/>
+      </w:r>
+      <w:r>
+        <w:rPr>
+          <w:rStyle w:val="VerbatimChar"/>
+        </w:rPr>
+        <w:t xml:space="preserve"> ui       X11</w:t>
+      </w:r>
+      <w:r>
+        <w:br/>
+      </w:r>
+      <w:r>
+        <w:rPr>
+          <w:rStyle w:val="VerbatimChar"/>
+        </w:rPr>
+        <w:t xml:space="preserve"> language (EN)</w:t>
+      </w:r>
+      <w:r>
+        <w:br/>
+      </w:r>
+      <w:r>
+        <w:rPr>
+          <w:rStyle w:val="VerbatimChar"/>
+        </w:rPr>
+        <w:t xml:space="preserve"> collate  en_US.UTF-8</w:t>
+      </w:r>
+      <w:r>
+        <w:br/>
+      </w:r>
+      <w:r>
+        <w:rPr>
+          <w:rStyle w:val="VerbatimChar"/>
+        </w:rPr>
+        <w:t xml:space="preserve"> ctype    en_US.UTF-8</w:t>
+      </w:r>
+      <w:r>
+        <w:br/>
+      </w:r>
+      <w:r>
+        <w:rPr>
+          <w:rStyle w:val="VerbatimChar"/>
+        </w:rPr>
+        <w:t xml:space="preserve"> tz       America/Los_Angeles</w:t>
+      </w:r>
+      <w:r>
+        <w:br/>
+      </w:r>
+      <w:r>
+        <w:rPr>
+          <w:rStyle w:val="VerbatimChar"/>
+        </w:rPr>
+        <w:t xml:space="preserve"> date     2026-09-17</w:t>
+      </w:r>
+      <w:r>
+        <w:br/>
+      </w:r>
+      <w:r>
+        <w:rPr>
+          <w:rStyle w:val="VerbatimChar"/>
+        </w:rPr>
+        <w:t xml:space="preserve"> pandoc   3.10 @ /Applications/RStudio.app/Contents/Resources/app/quarto/bin/tools/aarch64/ (via rmarkdown)</w:t>
+      </w:r>
+      <w:r>
+        <w:br/>
+      </w:r>
+      <w:r>
+        <w:rPr>
+          <w:rStyle w:val="VerbatimChar"/>
+        </w:rPr>
+        <w:t xml:space="preserve"> quarto   1.4.549 @ /usr/local/bin/quarto</w:t>
+      </w:r>
+      <w:r>
+        <w:br/>
+      </w:r>
+      <w:r>
+        <w:br/>
+      </w:r>
+      <w:r>
+        <w:rPr>
+          <w:rStyle w:val="VerbatimChar"/>
+        </w:rPr>
+        <w:t xml:space="preserve">─ Packages ───────────────────────────────────────────────────────────────────</w:t>
+      </w:r>
+      <w:r>
+        <w:br/>
+      </w:r>
+      <w:r>
+        <w:rPr>
+          <w:rStyle w:val="VerbatimChar"/>
+        </w:rPr>
+        <w:t xml:space="preserve"> ! package     * version date (UTC) lib source</w:t>
+      </w:r>
+      <w:r>
+        <w:br/>
+      </w:r>
+      <w:r>
+        <w:rPr>
+          <w:rStyle w:val="VerbatimChar"/>
+        </w:rPr>
+        <w:t xml:space="preserve"> P cachem        1.1.0   2024-05-16 [?] RSPM</w:t>
+      </w:r>
+      <w:r>
+        <w:br/>
+      </w:r>
+      <w:r>
+        <w:rPr>
+          <w:rStyle w:val="VerbatimChar"/>
+        </w:rPr>
+        <w:t xml:space="preserve"> P cli           3.6.6   2026-04-09 [?] RSPM</w:t>
+      </w:r>
+      <w:r>
+        <w:br/>
+      </w:r>
+      <w:r>
+        <w:rPr>
+          <w:rStyle w:val="VerbatimChar"/>
+        </w:rPr>
+        <w:t xml:space="preserve"> P devtools      2.5.2   2026-04-30 [?] RSPM</w:t>
+      </w:r>
+      <w:r>
+        <w:br/>
+      </w:r>
+      <w:r>
+        <w:rPr>
+          <w:rStyle w:val="VerbatimChar"/>
+        </w:rPr>
+        <w:t xml:space="preserve"> P digest        0.6.39  2025-11-19 [?] RSPM</w:t>
+      </w:r>
+      <w:r>
+        <w:br/>
+      </w:r>
+      <w:r>
+        <w:rPr>
+          <w:rStyle w:val="VerbatimChar"/>
+        </w:rPr>
+        <w:t xml:space="preserve"> P ellipsis      0.3.3   2026-04-04 [?] RSPM</w:t>
+      </w:r>
+      <w:r>
+        <w:br/>
+      </w:r>
+      <w:r>
+        <w:rPr>
+          <w:rStyle w:val="VerbatimChar"/>
+        </w:rPr>
+        <w:t xml:space="preserve"> P evaluate      1.0.5   2025-08-27 [?] RSPM</w:t>
+      </w:r>
+      <w:r>
+        <w:br/>
+      </w:r>
+      <w:r>
+        <w:rPr>
+          <w:rStyle w:val="VerbatimChar"/>
+        </w:rPr>
+        <w:t xml:space="preserve"> P fastmap       1.2.0   2024-05-15 [?] RSPM</w:t>
+      </w:r>
+      <w:r>
+        <w:br/>
+      </w:r>
+      <w:r>
+        <w:rPr>
+          <w:rStyle w:val="VerbatimChar"/>
+        </w:rPr>
+        <w:t xml:space="preserve"> P fs            2.1.0   2026-04-18 [?] RSPM</w:t>
+      </w:r>
+      <w:r>
+        <w:br/>
+      </w:r>
+      <w:r>
+        <w:rPr>
+          <w:rStyle w:val="VerbatimChar"/>
+        </w:rPr>
+        <w:t xml:space="preserve"> P glue          1.8.1   2026-04-17 [?] RSPM</w:t>
+      </w:r>
+      <w:r>
+        <w:br/>
+      </w:r>
+      <w:r>
+        <w:rPr>
+          <w:rStyle w:val="VerbatimChar"/>
+        </w:rPr>
+        <w:t xml:space="preserve"> P here          1.0.2   2025-09-15 [?] RSPM</w:t>
+      </w:r>
+      <w:r>
+        <w:br/>
+      </w:r>
+      <w:r>
+        <w:rPr>
+          <w:rStyle w:val="VerbatimChar"/>
+        </w:rPr>
+        <w:t xml:space="preserve"> P htmltools     0.5.9   2025-12-04 [?] RSPM</w:t>
+      </w:r>
+      <w:r>
+        <w:br/>
+      </w:r>
+      <w:r>
+        <w:rPr>
+          <w:rStyle w:val="VerbatimChar"/>
+        </w:rPr>
+        <w:t xml:space="preserve"> P jsonlite      2.0.0   2025-03-27 [?] RSPM</w:t>
+      </w:r>
+      <w:r>
+        <w:br/>
+      </w:r>
+      <w:r>
+        <w:rPr>
+          <w:rStyle w:val="VerbatimChar"/>
+        </w:rPr>
+        <w:t xml:space="preserve"> P knitr         1.52    2026-09-06 [?] RSPM</w:t>
+      </w:r>
+      <w:r>
+        <w:br/>
+      </w:r>
+      <w:r>
+        <w:rPr>
+          <w:rStyle w:val="VerbatimChar"/>
+        </w:rPr>
+        <w:t xml:space="preserve"> P lifecycle     1.0.5   2026-01-08 [?] RSPM</w:t>
+      </w:r>
+      <w:r>
+        <w:br/>
+      </w:r>
+      <w:r>
+        <w:rPr>
+          <w:rStyle w:val="VerbatimChar"/>
+        </w:rPr>
+        <w:t xml:space="preserve"> P magrittr      2.0.5   2026-04-04 [?] RSPM</w:t>
+      </w:r>
+      <w:r>
+        <w:br/>
+      </w:r>
+      <w:r>
+        <w:rPr>
+          <w:rStyle w:val="VerbatimChar"/>
+        </w:rPr>
+        <w:t xml:space="preserve"> P memoise       2.0.1   2021-11-26 [?] RSPM</w:t>
+      </w:r>
+      <w:r>
+        <w:br/>
+      </w:r>
+      <w:r>
+        <w:rPr>
+          <w:rStyle w:val="VerbatimChar"/>
+        </w:rPr>
+        <w:t xml:space="preserve"> P otel          0.2.0   2025-08-29 [?] RSPM</w:t>
+      </w:r>
+      <w:r>
+        <w:br/>
+      </w:r>
+      <w:r>
+        <w:rPr>
+          <w:rStyle w:val="VerbatimChar"/>
+        </w:rPr>
+        <w:t xml:space="preserve"> P pkgbuild      1.4.8   2025-05-26 [?] RSPM</w:t>
+      </w:r>
+      <w:r>
+        <w:br/>
+      </w:r>
+      <w:r>
+        <w:rPr>
+          <w:rStyle w:val="VerbatimChar"/>
+        </w:rPr>
+        <w:t xml:space="preserve"> P pkgload       1.5.3   2026-06-15 [?] RSPM</w:t>
+      </w:r>
+      <w:r>
+        <w:br/>
+      </w:r>
+      <w:r>
+        <w:rPr>
+          <w:rStyle w:val="VerbatimChar"/>
+        </w:rPr>
+        <w:t xml:space="preserve"> P purrr         1.2.2   2026-04-10 [?] RSPM</w:t>
+      </w:r>
+      <w:r>
+        <w:br/>
+      </w:r>
+      <w:r>
+        <w:rPr>
+          <w:rStyle w:val="VerbatimChar"/>
+        </w:rPr>
+        <w:t xml:space="preserve"> P R6            2.6.1   2025-02-15 [?] RSPM</w:t>
+      </w:r>
+      <w:r>
+        <w:br/>
+      </w:r>
+      <w:r>
+        <w:rPr>
+          <w:rStyle w:val="VerbatimChar"/>
+        </w:rPr>
+        <w:t xml:space="preserve">   renv          1.2.4   2026-08-03 [1] RSPM (R 4.6.0)</w:t>
+      </w:r>
+      <w:r>
+        <w:br/>
+      </w:r>
+      <w:r>
+        <w:rPr>
+          <w:rStyle w:val="VerbatimChar"/>
+        </w:rPr>
+        <w:t xml:space="preserve"> P rlang         1.3.0   2026-07-05 [?] RSPM</w:t>
+      </w:r>
+      <w:r>
+        <w:br/>
+      </w:r>
+      <w:r>
+        <w:rPr>
+          <w:rStyle w:val="VerbatimChar"/>
+        </w:rPr>
+        <w:t xml:space="preserve"> P rmarkdown     2.32    2026-09-01 [?] CRAN (R 4.6.1)</w:t>
+      </w:r>
+      <w:r>
+        <w:br/>
+      </w:r>
+      <w:r>
+        <w:rPr>
+          <w:rStyle w:val="VerbatimChar"/>
+        </w:rPr>
+        <w:t xml:space="preserve"> P rprojroot     2.1.1   2025-08-26 [?] RSPM</w:t>
+      </w:r>
+      <w:r>
+        <w:br/>
+      </w:r>
+      <w:r>
+        <w:rPr>
+          <w:rStyle w:val="VerbatimChar"/>
+        </w:rPr>
+        <w:t xml:space="preserve"> P rstudioapi    0.19.0  2026-06-11 [?] RSPM</w:t>
+      </w:r>
+      <w:r>
+        <w:br/>
+      </w:r>
+      <w:r>
+        <w:rPr>
+          <w:rStyle w:val="VerbatimChar"/>
+        </w:rPr>
+        <w:t xml:space="preserve"> P sessioninfo   1.2.4   2026-06-04 [?] RSPM</w:t>
+      </w:r>
+      <w:r>
+        <w:br/>
+      </w:r>
+      <w:r>
+        <w:rPr>
+          <w:rStyle w:val="VerbatimChar"/>
+        </w:rPr>
+        <w:t xml:space="preserve"> P usethis       3.2.2   2026-09-10 [?] RSPM</w:t>
+      </w:r>
+      <w:r>
+        <w:br/>
+      </w:r>
+      <w:r>
+        <w:rPr>
+          <w:rStyle w:val="VerbatimChar"/>
+        </w:rPr>
+        <w:t xml:space="preserve"> P vctrs         0.7.3   2026-04-11 [?] RSPM</w:t>
+      </w:r>
+      <w:r>
+        <w:br/>
+      </w:r>
+      <w:r>
+        <w:rPr>
+          <w:rStyle w:val="VerbatimChar"/>
+        </w:rPr>
+        <w:t xml:space="preserve"> P xfun          0.60    2026-07-09 [?] RSPM</w:t>
+      </w:r>
+      <w:r>
+        <w:br/>
+      </w:r>
+      <w:r>
+        <w:rPr>
+          <w:rStyle w:val="VerbatimChar"/>
+        </w:rPr>
+        <w:t xml:space="preserve"> P yaml          2.3.12  2025-12-10 [?] RSPM</w:t>
+      </w:r>
+      <w:r>
+        <w:br/>
+      </w:r>
+      <w:r>
+        <w:br/>
+      </w:r>
+      <w:r>
+        <w:rPr>
+          <w:rStyle w:val="VerbatimChar"/>
+        </w:rPr>
+        <w:t xml:space="preserve"> [1] /Users/bmarwick/Library/Caches/org.R-project.R/R/renv/library/agentic-ai-for-archaeology-d51787bc/macos/R-4.6/aarch64-apple-darwin23</w:t>
+      </w:r>
+      <w:r>
+        <w:br/>
+      </w:r>
+      <w:r>
+        <w:rPr>
+          <w:rStyle w:val="VerbatimChar"/>
+        </w:rPr>
+        <w:t xml:space="preserve"> [2] /Users/bmarwick/Library/Caches/org.R-project.R/R/renv/sandbox/macos/R-4.6/aarch64-apple-darwin23/46003b10</w:t>
+      </w:r>
+      <w:r>
+        <w:br/>
+      </w:r>
+      <w:r>
+        <w:br/>
+      </w:r>
+      <w:r>
+        <w:rPr>
+          <w:rStyle w:val="VerbatimChar"/>
+        </w:rPr>
+        <w:t xml:space="preserve"> P ── Loaded and on-disk path mismatch.</w:t>
+      </w:r>
+      <w:r>
+        <w:br/>
+      </w:r>
+      <w:r>
+        <w:br/>
+      </w:r>
+      <w:r>
+        <w:rPr>
+          <w:rStyle w:val="VerbatimChar"/>
+        </w:rPr>
+        <w:t xml:space="preserve">──────────────────────────────────────────────────────────────────────────────</w:t>
+      </w:r>
+    </w:p>
+    <w:p>
+      <w:pPr>
+        <w:pStyle w:val="FirstParagraph"/>
+      </w:pPr>
+      <w:r>
+        <w:t xml:space="preserve">The current Git commit details are:</w:t>
+      </w:r>
+    </w:p>
+    <w:p>
+      <w:pPr>
+        <w:pStyle w:val="SourceCode"/>
+      </w:pPr>
+      <w:r>
+        <w:rPr>
+          <w:rStyle w:val="CommentTok"/>
+        </w:rPr>
+        <w:t xml:space="preserve"># what commit is this file at? </w:t>
+      </w:r>
+      <w:r>
+        <w:br/>
+      </w:r>
+      <w:r>
+        <w:rPr>
+          <w:rStyle w:val="ControlFlowTok"/>
+        </w:rPr>
+        <w:t xml:space="preserve">if</w:t>
+      </w:r>
+      <w:r>
+        <w:rPr>
+          <w:rStyle w:val="NormalTok"/>
+        </w:rPr>
+        <w:t xml:space="preserve"> (</w:t>
+      </w:r>
+      <w:r>
+        <w:rPr>
+          <w:rStyle w:val="StringTok"/>
+        </w:rPr>
+        <w:t xml:space="preserve">"git2r"</w:t>
+      </w:r>
+      <w:r>
+        <w:rPr>
+          <w:rStyle w:val="NormalTok"/>
+        </w:rPr>
+        <w:t xml:space="preserve"> </w:t>
+      </w:r>
+      <w:r>
+        <w:rPr>
+          <w:rStyle w:val="SpecialCharTok"/>
+        </w:rPr>
+        <w:t xml:space="preserve">%in%</w:t>
+      </w:r>
+      <w:r>
+        <w:rPr>
+          <w:rStyle w:val="NormalTok"/>
+        </w:rPr>
+        <w:t xml:space="preserve"> </w:t>
+      </w:r>
+      <w:r>
+        <w:rPr>
+          <w:rStyle w:val="FunctionTok"/>
+        </w:rPr>
+        <w:t xml:space="preserve">installed.packages</w:t>
+      </w:r>
+      <w:r>
+        <w:rPr>
+          <w:rStyle w:val="NormalTok"/>
+        </w:rPr>
+        <w:t xml:space="preserve">() </w:t>
+      </w:r>
+      <w:r>
+        <w:rPr>
+          <w:rStyle w:val="SpecialCharTok"/>
+        </w:rPr>
+        <w:t xml:space="preserve">&amp;</w:t>
+      </w:r>
+      <w:r>
+        <w:rPr>
+          <w:rStyle w:val="NormalTok"/>
+        </w:rPr>
+        <w:t xml:space="preserve"> git2r</w:t>
+      </w:r>
+      <w:r>
+        <w:rPr>
+          <w:rStyle w:val="SpecialCharTok"/>
+        </w:rPr>
+        <w:t xml:space="preserve">::</w:t>
+      </w:r>
+      <w:r>
+        <w:rPr>
+          <w:rStyle w:val="FunctionTok"/>
+        </w:rPr>
+        <w:t xml:space="preserve">in_repository</w:t>
+      </w:r>
+      <w:r>
+        <w:rPr>
+          <w:rStyle w:val="NormalTok"/>
+        </w:rPr>
+        <w:t xml:space="preserve">(</w:t>
+      </w:r>
+      <w:r>
+        <w:rPr>
+          <w:rStyle w:val="AttributeTok"/>
+        </w:rPr>
+        <w:t xml:space="preserve">path =</w:t>
+      </w:r>
+      <w:r>
+        <w:rPr>
+          <w:rStyle w:val="NormalTok"/>
+        </w:rPr>
+        <w:t xml:space="preserve"> </w:t>
+      </w:r>
+      <w:r>
+        <w:rPr>
+          <w:rStyle w:val="StringTok"/>
+        </w:rPr>
+        <w:t xml:space="preserve">"."</w:t>
+      </w:r>
+      <w:r>
+        <w:rPr>
+          <w:rStyle w:val="NormalTok"/>
+        </w:rPr>
+        <w:t xml:space="preserve">)) git2r</w:t>
+      </w:r>
+      <w:r>
+        <w:rPr>
+          <w:rStyle w:val="SpecialCharTok"/>
+        </w:rPr>
+        <w:t xml:space="preserve">::</w:t>
+      </w:r>
+      <w:r>
+        <w:rPr>
+          <w:rStyle w:val="FunctionTok"/>
+        </w:rPr>
+        <w:t xml:space="preserve">repository</w:t>
+      </w:r>
+      <w:r>
+        <w:rPr>
+          <w:rStyle w:val="NormalTok"/>
+        </w:rPr>
+        <w:t xml:space="preserve">(here</w:t>
+      </w:r>
+      <w:r>
+        <w:rPr>
+          <w:rStyle w:val="SpecialCharTok"/>
+        </w:rPr>
+        <w:t xml:space="preserve">::</w:t>
+      </w:r>
+      <w:r>
+        <w:rPr>
+          <w:rStyle w:val="FunctionTok"/>
+        </w:rPr>
+        <w:t xml:space="preserve">here</w:t>
+      </w:r>
+      <w:r>
+        <w:rPr>
+          <w:rStyle w:val="NormalTok"/>
+        </w:rPr>
+        <w:t xml:space="preserve">())  </w:t>
+      </w:r>
+    </w:p>
+    <w:p>
+      <w:pPr>
+        <w:pStyle w:val="SourceCode"/>
+      </w:pPr>
+      <w:r>
+        <w:rPr>
+          <w:rStyle w:val="VerbatimChar"/>
+        </w:rPr>
+        <w:t xml:space="preserve">Local:    main /Users/bmarwick/Downloads/agentic-ai-for-archaeology</w:t>
+      </w:r>
+      <w:r>
+        <w:br/>
+      </w:r>
+      <w:r>
+        <w:rPr>
+          <w:rStyle w:val="VerbatimChar"/>
+        </w:rPr>
+        <w:t xml:space="preserve">Remote:   main @ origin (https://github.com/benmarwick/agenticai.git)</w:t>
+      </w:r>
+      <w:r>
+        <w:br/>
+      </w:r>
+      <w:r>
+        <w:rPr>
+          <w:rStyle w:val="VerbatimChar"/>
+        </w:rPr>
+        <w:t xml:space="preserve">Head:     [cb5359b] 2026-09-17: add tables</w:t>
+      </w:r>
+    </w:p>
     <w:bookmarkEnd w:id="190"/>
     <w:bookmarkEnd w:id="191"/>
-    <w:p>
-      <w:r>
-        <w:br w:type="page"/>
-      </w:r>
-    </w:p>
-    <w:bookmarkStart w:id="192" w:name="colophon"/>
-    <w:p>
-      <w:pPr>
-        <w:pStyle w:val="Heading3"/>
-      </w:pPr>
-      <w:r>
-        <w:t xml:space="preserve">Colophon</w:t>
-      </w:r>
-    </w:p>
-    <w:p>
-      <w:pPr>
-        <w:pStyle w:val="FirstParagraph"/>
-      </w:pPr>
-      <w:r>
-        <w:t xml:space="preserve">This report was generated on 2026-09-17 11:09:09.165605 using the following computational environment and dependencies:</w:t>
-      </w:r>
-    </w:p>
-    <w:p>
-      <w:pPr>
-        <w:pStyle w:val="SourceCode"/>
-      </w:pPr>
-      <w:r>
-        <w:rPr>
-          <w:rStyle w:val="CommentTok"/>
-        </w:rPr>
-        <w:t xml:space="preserve"># which R packages and versions?</w:t>
-      </w:r>
-      <w:r>
-        <w:br/>
-      </w:r>
-      <w:r>
-        <w:rPr>
-          <w:rStyle w:val="ControlFlowTok"/>
-        </w:rPr>
-        <w:t xml:space="preserve">if</w:t>
-      </w:r>
-      <w:r>
-        <w:rPr>
-          <w:rStyle w:val="NormalTok"/>
-        </w:rPr>
-        <w:t xml:space="preserve"> (</w:t>
-      </w:r>
-      <w:r>
-        <w:rPr>
-          <w:rStyle w:val="StringTok"/>
-        </w:rPr>
-        <w:t xml:space="preserve">"devtools"</w:t>
-      </w:r>
-      <w:r>
-        <w:rPr>
-          <w:rStyle w:val="NormalTok"/>
-        </w:rPr>
-        <w:t xml:space="preserve"> </w:t>
-      </w:r>
-      <w:r>
-        <w:rPr>
-          <w:rStyle w:val="SpecialCharTok"/>
-        </w:rPr>
-        <w:t xml:space="preserve">%in%</w:t>
-      </w:r>
-      <w:r>
-        <w:rPr>
-          <w:rStyle w:val="NormalTok"/>
-        </w:rPr>
-        <w:t xml:space="preserve"> </w:t>
-      </w:r>
-      <w:r>
-        <w:rPr>
-          <w:rStyle w:val="FunctionTok"/>
-        </w:rPr>
-        <w:t xml:space="preserve">installed.packages</w:t>
-      </w:r>
-      <w:r>
-        <w:rPr>
-          <w:rStyle w:val="NormalTok"/>
-        </w:rPr>
-        <w:t xml:space="preserve">()) devtools</w:t>
-      </w:r>
-      <w:r>
-        <w:rPr>
-          <w:rStyle w:val="SpecialCharTok"/>
-        </w:rPr>
-        <w:t xml:space="preserve">::</w:t>
-      </w:r>
-      <w:r>
-        <w:rPr>
-          <w:rStyle w:val="FunctionTok"/>
-        </w:rPr>
-        <w:t xml:space="preserve">session_info</w:t>
-      </w:r>
-      <w:r>
-        <w:rPr>
-          <w:rStyle w:val="NormalTok"/>
-        </w:rPr>
-        <w:t xml:space="preserve">()</w:t>
-      </w:r>
-    </w:p>
-    <w:p>
-      <w:pPr>
-        <w:pStyle w:val="SourceCode"/>
-      </w:pPr>
-      <w:r>
-        <w:rPr>
-          <w:rStyle w:val="VerbatimChar"/>
-        </w:rPr>
-        <w:t xml:space="preserve">─ Session info ───────────────────────────────────────────────────────────────</w:t>
-      </w:r>
-      <w:r>
-        <w:br/>
-      </w:r>
-      <w:r>
-        <w:rPr>
-          <w:rStyle w:val="VerbatimChar"/>
-        </w:rPr>
-        <w:t xml:space="preserve"> setting  value</w:t>
-      </w:r>
-      <w:r>
-        <w:br/>
-      </w:r>
-      <w:r>
-        <w:rPr>
-          <w:rStyle w:val="VerbatimChar"/>
-        </w:rPr>
-        <w:t xml:space="preserve"> version  R version 4.6.1 (2026-06-24)</w:t>
-      </w:r>
-      <w:r>
-        <w:br/>
-      </w:r>
-      <w:r>
-        <w:rPr>
-          <w:rStyle w:val="VerbatimChar"/>
-        </w:rPr>
-        <w:t xml:space="preserve"> os       macOS Ventura 13.3.1</w:t>
-      </w:r>
-      <w:r>
-        <w:br/>
-      </w:r>
-      <w:r>
-        <w:rPr>
-          <w:rStyle w:val="VerbatimChar"/>
-        </w:rPr>
-        <w:t xml:space="preserve"> system   aarch64, darwin23</w:t>
-      </w:r>
-      <w:r>
-        <w:br/>
-      </w:r>
-      <w:r>
-        <w:rPr>
-          <w:rStyle w:val="VerbatimChar"/>
-        </w:rPr>
-        <w:t xml:space="preserve"> ui       X11</w:t>
-      </w:r>
-      <w:r>
-        <w:br/>
-      </w:r>
-      <w:r>
-        <w:rPr>
-          <w:rStyle w:val="VerbatimChar"/>
-        </w:rPr>
-        <w:t xml:space="preserve"> language (EN)</w:t>
-      </w:r>
-      <w:r>
-        <w:br/>
-      </w:r>
-      <w:r>
-        <w:rPr>
-          <w:rStyle w:val="VerbatimChar"/>
-        </w:rPr>
-        <w:t xml:space="preserve"> collate  en_US.UTF-8</w:t>
-      </w:r>
-      <w:r>
-        <w:br/>
-      </w:r>
-      <w:r>
-        <w:rPr>
-          <w:rStyle w:val="VerbatimChar"/>
-        </w:rPr>
-        <w:t xml:space="preserve"> ctype    en_US.UTF-8</w:t>
-      </w:r>
-      <w:r>
-        <w:br/>
-      </w:r>
-      <w:r>
-        <w:rPr>
-          <w:rStyle w:val="VerbatimChar"/>
-        </w:rPr>
-        <w:t xml:space="preserve"> tz       America/Los_Angeles</w:t>
-      </w:r>
-      <w:r>
-        <w:br/>
-      </w:r>
-      <w:r>
-        <w:rPr>
-          <w:rStyle w:val="VerbatimChar"/>
-        </w:rPr>
-        <w:t xml:space="preserve"> date     2026-09-17</w:t>
-      </w:r>
-      <w:r>
-        <w:br/>
-      </w:r>
-      <w:r>
-        <w:rPr>
-          <w:rStyle w:val="VerbatimChar"/>
-        </w:rPr>
-        <w:t xml:space="preserve"> pandoc   3.10 @ /Applications/RStudio.app/Contents/Resources/app/quarto/bin/tools/aarch64/ (via rmarkdown)</w:t>
-      </w:r>
-      <w:r>
-        <w:br/>
-      </w:r>
-      <w:r>
-        <w:rPr>
-          <w:rStyle w:val="VerbatimChar"/>
-        </w:rPr>
-        <w:t xml:space="preserve"> quarto   1.4.549 @ /usr/local/bin/quarto</w:t>
-      </w:r>
-      <w:r>
-        <w:br/>
-      </w:r>
-      <w:r>
-        <w:br/>
-      </w:r>
-      <w:r>
-        <w:rPr>
-          <w:rStyle w:val="VerbatimChar"/>
-        </w:rPr>
-        <w:t xml:space="preserve">─ Packages ───────────────────────────────────────────────────────────────────</w:t>
-      </w:r>
-      <w:r>
-        <w:br/>
-      </w:r>
-      <w:r>
-        <w:rPr>
-          <w:rStyle w:val="VerbatimChar"/>
-        </w:rPr>
-        <w:t xml:space="preserve"> ! package     * version date (UTC) lib source</w:t>
-      </w:r>
-      <w:r>
-        <w:br/>
-      </w:r>
-      <w:r>
-        <w:rPr>
-          <w:rStyle w:val="VerbatimChar"/>
-        </w:rPr>
-        <w:t xml:space="preserve"> P cachem        1.1.0   2024-05-16 [?] RSPM</w:t>
-      </w:r>
-      <w:r>
-        <w:br/>
-      </w:r>
-      <w:r>
-        <w:rPr>
-          <w:rStyle w:val="VerbatimChar"/>
-        </w:rPr>
-        <w:t xml:space="preserve"> P cli           3.6.6   2026-04-09 [?] RSPM</w:t>
-      </w:r>
-      <w:r>
-        <w:br/>
-      </w:r>
-      <w:r>
-        <w:rPr>
-          <w:rStyle w:val="VerbatimChar"/>
-        </w:rPr>
-        <w:t xml:space="preserve"> P devtools      2.5.2   2026-04-30 [?] RSPM</w:t>
-      </w:r>
-      <w:r>
-        <w:br/>
-      </w:r>
-      <w:r>
-        <w:rPr>
-          <w:rStyle w:val="VerbatimChar"/>
-        </w:rPr>
-        <w:t xml:space="preserve"> P digest        0.6.39  2025-11-19 [?] RSPM</w:t>
-      </w:r>
-      <w:r>
-        <w:br/>
-      </w:r>
-      <w:r>
-        <w:rPr>
-          <w:rStyle w:val="VerbatimChar"/>
-        </w:rPr>
-        <w:t xml:space="preserve"> P ellipsis      0.3.3   2026-04-04 [?] RSPM</w:t>
-      </w:r>
-      <w:r>
-        <w:br/>
-      </w:r>
-      <w:r>
-        <w:rPr>
-          <w:rStyle w:val="VerbatimChar"/>
-        </w:rPr>
-        <w:t xml:space="preserve"> P evaluate      1.0.5   2025-08-27 [?] RSPM</w:t>
-      </w:r>
-      <w:r>
-        <w:br/>
-      </w:r>
-      <w:r>
-        <w:rPr>
-          <w:rStyle w:val="VerbatimChar"/>
-        </w:rPr>
-        <w:t xml:space="preserve"> P fastmap       1.2.0   2024-05-15 [?] RSPM</w:t>
-      </w:r>
-      <w:r>
-        <w:br/>
-      </w:r>
-      <w:r>
-        <w:rPr>
-          <w:rStyle w:val="VerbatimChar"/>
-        </w:rPr>
-        <w:t xml:space="preserve"> P fs            2.1.0   2026-04-18 [?] RSPM</w:t>
-      </w:r>
-      <w:r>
-        <w:br/>
-      </w:r>
-      <w:r>
-        <w:rPr>
-          <w:rStyle w:val="VerbatimChar"/>
-        </w:rPr>
-        <w:t xml:space="preserve"> P glue          1.8.1   2026-04-17 [?] RSPM</w:t>
-      </w:r>
-      <w:r>
-        <w:br/>
-      </w:r>
-      <w:r>
-        <w:rPr>
-          <w:rStyle w:val="VerbatimChar"/>
-        </w:rPr>
-        <w:t xml:space="preserve"> P here          1.0.2   2025-09-15 [?] RSPM</w:t>
-      </w:r>
-      <w:r>
-        <w:br/>
-      </w:r>
-      <w:r>
-        <w:rPr>
-          <w:rStyle w:val="VerbatimChar"/>
-        </w:rPr>
-        <w:t xml:space="preserve"> P htmltools     0.5.9   2025-12-04 [?] RSPM</w:t>
-      </w:r>
-      <w:r>
-        <w:br/>
-      </w:r>
-      <w:r>
-        <w:rPr>
-          <w:rStyle w:val="VerbatimChar"/>
-        </w:rPr>
-        <w:t xml:space="preserve"> P jsonlite      2.0.0   2025-03-27 [?] RSPM</w:t>
-      </w:r>
-      <w:r>
-        <w:br/>
-      </w:r>
-      <w:r>
-        <w:rPr>
-          <w:rStyle w:val="VerbatimChar"/>
-        </w:rPr>
-        <w:t xml:space="preserve"> P knitr         1.52    2026-09-06 [?] RSPM</w:t>
-      </w:r>
-      <w:r>
-        <w:br/>
-      </w:r>
-      <w:r>
-        <w:rPr>
-          <w:rStyle w:val="VerbatimChar"/>
-        </w:rPr>
-        <w:t xml:space="preserve"> P lifecycle     1.0.5   2026-01-08 [?] RSPM</w:t>
-      </w:r>
-      <w:r>
-        <w:br/>
-      </w:r>
-      <w:r>
-        <w:rPr>
-          <w:rStyle w:val="VerbatimChar"/>
-        </w:rPr>
-        <w:t xml:space="preserve"> P magrittr      2.0.5   2026-04-04 [?] RSPM</w:t>
-      </w:r>
-      <w:r>
-        <w:br/>
-      </w:r>
-      <w:r>
-        <w:rPr>
-          <w:rStyle w:val="VerbatimChar"/>
-        </w:rPr>
-        <w:t xml:space="preserve"> P memoise       2.0.1   2021-11-26 [?] RSPM</w:t>
-      </w:r>
-      <w:r>
-        <w:br/>
-      </w:r>
-      <w:r>
-        <w:rPr>
-          <w:rStyle w:val="VerbatimChar"/>
-        </w:rPr>
-        <w:t xml:space="preserve"> P otel          0.2.0   2025-08-29 [?] RSPM</w:t>
-      </w:r>
-      <w:r>
-        <w:br/>
-      </w:r>
-      <w:r>
-        <w:rPr>
-          <w:rStyle w:val="VerbatimChar"/>
-        </w:rPr>
-        <w:t xml:space="preserve"> P pkgbuild      1.4.8   2025-05-26 [?] RSPM</w:t>
-      </w:r>
-      <w:r>
-        <w:br/>
-      </w:r>
-      <w:r>
-        <w:rPr>
-          <w:rStyle w:val="VerbatimChar"/>
-        </w:rPr>
-        <w:t xml:space="preserve"> P pkgload       1.5.3   2026-06-15 [?] RSPM</w:t>
-      </w:r>
-      <w:r>
-        <w:br/>
-      </w:r>
-      <w:r>
-        <w:rPr>
-          <w:rStyle w:val="VerbatimChar"/>
-        </w:rPr>
-        <w:t xml:space="preserve"> P purrr         1.2.2   2026-04-10 [?] RSPM</w:t>
-      </w:r>
-      <w:r>
-        <w:br/>
-      </w:r>
-      <w:r>
-        <w:rPr>
-          <w:rStyle w:val="VerbatimChar"/>
-        </w:rPr>
-        <w:t xml:space="preserve"> P R6            2.6.1   2025-02-15 [?] RSPM</w:t>
-      </w:r>
-      <w:r>
-        <w:br/>
-      </w:r>
-      <w:r>
-        <w:rPr>
-          <w:rStyle w:val="VerbatimChar"/>
-        </w:rPr>
-        <w:t xml:space="preserve">   renv          1.2.4   2026-08-03 [1] RSPM (R 4.6.0)</w:t>
-      </w:r>
-      <w:r>
-        <w:br/>
-      </w:r>
-      <w:r>
-        <w:rPr>
-          <w:rStyle w:val="VerbatimChar"/>
-        </w:rPr>
-        <w:t xml:space="preserve"> P rlang         1.3.0   2026-07-05 [?] RSPM</w:t>
-      </w:r>
-      <w:r>
-        <w:br/>
-      </w:r>
-      <w:r>
-        <w:rPr>
-          <w:rStyle w:val="VerbatimChar"/>
-        </w:rPr>
-        <w:t xml:space="preserve"> P rmarkdown     2.32    2026-09-01 [?] CRAN (R 4.6.1)</w:t>
-      </w:r>
-      <w:r>
-        <w:br/>
-      </w:r>
-      <w:r>
-        <w:rPr>
-          <w:rStyle w:val="VerbatimChar"/>
-        </w:rPr>
-        <w:t xml:space="preserve"> P rprojroot     2.1.1   2025-08-26 [?] RSPM</w:t>
-      </w:r>
-      <w:r>
-        <w:br/>
-      </w:r>
-      <w:r>
-        <w:rPr>
-          <w:rStyle w:val="VerbatimChar"/>
-        </w:rPr>
-        <w:t xml:space="preserve"> P rstudioapi    0.19.0  2026-06-11 [?] RSPM</w:t>
-      </w:r>
-      <w:r>
-        <w:br/>
-      </w:r>
-      <w:r>
-        <w:rPr>
-          <w:rStyle w:val="VerbatimChar"/>
-        </w:rPr>
-        <w:t xml:space="preserve"> P sessioninfo   1.2.4   2026-06-04 [?] RSPM</w:t>
-      </w:r>
-      <w:r>
-        <w:br/>
-      </w:r>
-      <w:r>
-        <w:rPr>
-          <w:rStyle w:val="VerbatimChar"/>
-        </w:rPr>
-        <w:t xml:space="preserve"> P usethis       3.2.2   2026-09-10 [?] RSPM</w:t>
-      </w:r>
-      <w:r>
-        <w:br/>
-      </w:r>
-      <w:r>
-        <w:rPr>
-          <w:rStyle w:val="VerbatimChar"/>
-        </w:rPr>
-        <w:t xml:space="preserve"> P vctrs         0.7.3   2026-04-11 [?] RSPM</w:t>
-      </w:r>
-      <w:r>
-        <w:br/>
-      </w:r>
-      <w:r>
-        <w:rPr>
-          <w:rStyle w:val="VerbatimChar"/>
-        </w:rPr>
-        <w:t xml:space="preserve"> P xfun          0.60    2026-07-09 [?] RSPM</w:t>
-      </w:r>
-      <w:r>
-        <w:br/>
-      </w:r>
-      <w:r>
-        <w:rPr>
-          <w:rStyle w:val="VerbatimChar"/>
-        </w:rPr>
-        <w:t xml:space="preserve"> P yaml          2.3.12  2025-12-10 [?] RSPM</w:t>
-      </w:r>
-      <w:r>
-        <w:br/>
-      </w:r>
-      <w:r>
-        <w:br/>
-      </w:r>
-      <w:r>
-        <w:rPr>
-          <w:rStyle w:val="VerbatimChar"/>
-        </w:rPr>
-        <w:t xml:space="preserve"> [1] /Users/bmarwick/Library/Caches/org.R-project.R/R/renv/library/agentic-ai-for-archaeology-d51787bc/macos/R-4.6/aarch64-apple-darwin23</w:t>
-      </w:r>
-      <w:r>
-        <w:br/>
-      </w:r>
-      <w:r>
-        <w:rPr>
-          <w:rStyle w:val="VerbatimChar"/>
-        </w:rPr>
-        <w:t xml:space="preserve"> [2] /Users/bmarwick/Library/Caches/org.R-project.R/R/renv/sandbox/macos/R-4.6/aarch64-apple-darwin23/46003b10</w:t>
-      </w:r>
-      <w:r>
-        <w:br/>
-      </w:r>
-      <w:r>
-        <w:br/>
-      </w:r>
-      <w:r>
-        <w:rPr>
-          <w:rStyle w:val="VerbatimChar"/>
-        </w:rPr>
-        <w:t xml:space="preserve"> P ── Loaded and on-disk path mismatch.</w:t>
-      </w:r>
-      <w:r>
-        <w:br/>
-      </w:r>
-      <w:r>
-        <w:br/>
-      </w:r>
-      <w:r>
-        <w:rPr>
-          <w:rStyle w:val="VerbatimChar"/>
-        </w:rPr>
-        <w:t xml:space="preserve">──────────────────────────────────────────────────────────────────────────────</w:t>
-      </w:r>
-    </w:p>
-    <w:p>
-      <w:pPr>
-        <w:pStyle w:val="FirstParagraph"/>
-      </w:pPr>
-      <w:r>
-        <w:t xml:space="preserve">The current Git commit details are:</w:t>
-      </w:r>
-    </w:p>
-    <w:p>
-      <w:pPr>
-        <w:pStyle w:val="SourceCode"/>
-      </w:pPr>
-      <w:r>
-        <w:rPr>
-          <w:rStyle w:val="CommentTok"/>
-        </w:rPr>
-        <w:t xml:space="preserve"># what commit is this file at? </w:t>
-      </w:r>
-      <w:r>
-        <w:br/>
-      </w:r>
-      <w:r>
-        <w:rPr>
-          <w:rStyle w:val="ControlFlowTok"/>
-        </w:rPr>
-        <w:t xml:space="preserve">if</w:t>
-      </w:r>
-      <w:r>
-        <w:rPr>
-          <w:rStyle w:val="NormalTok"/>
-        </w:rPr>
-        <w:t xml:space="preserve"> (</w:t>
-      </w:r>
-      <w:r>
-        <w:rPr>
-          <w:rStyle w:val="StringTok"/>
-        </w:rPr>
-        <w:t xml:space="preserve">"git2r"</w:t>
-      </w:r>
-      <w:r>
-        <w:rPr>
-          <w:rStyle w:val="NormalTok"/>
-        </w:rPr>
-        <w:t xml:space="preserve"> </w:t>
-      </w:r>
-      <w:r>
-        <w:rPr>
-          <w:rStyle w:val="SpecialCharTok"/>
-        </w:rPr>
-        <w:t xml:space="preserve">%in%</w:t>
-      </w:r>
-      <w:r>
-        <w:rPr>
-          <w:rStyle w:val="NormalTok"/>
-        </w:rPr>
-        <w:t xml:space="preserve"> </w:t>
-      </w:r>
-      <w:r>
-        <w:rPr>
-          <w:rStyle w:val="FunctionTok"/>
-        </w:rPr>
-        <w:t xml:space="preserve">installed.packages</w:t>
-      </w:r>
-      <w:r>
-        <w:rPr>
-          <w:rStyle w:val="NormalTok"/>
-        </w:rPr>
-        <w:t xml:space="preserve">() </w:t>
-      </w:r>
-      <w:r>
-        <w:rPr>
-          <w:rStyle w:val="SpecialCharTok"/>
-        </w:rPr>
-        <w:t xml:space="preserve">&amp;</w:t>
-      </w:r>
-      <w:r>
-        <w:rPr>
-          <w:rStyle w:val="NormalTok"/>
-        </w:rPr>
-        <w:t xml:space="preserve"> git2r</w:t>
-      </w:r>
-      <w:r>
-        <w:rPr>
-          <w:rStyle w:val="SpecialCharTok"/>
-        </w:rPr>
-        <w:t xml:space="preserve">::</w:t>
-      </w:r>
-      <w:r>
-        <w:rPr>
-          <w:rStyle w:val="FunctionTok"/>
-        </w:rPr>
-        <w:t xml:space="preserve">in_repository</w:t>
-      </w:r>
-      <w:r>
-        <w:rPr>
-          <w:rStyle w:val="NormalTok"/>
-        </w:rPr>
-        <w:t xml:space="preserve">(</w:t>
-      </w:r>
-      <w:r>
-        <w:rPr>
-          <w:rStyle w:val="AttributeTok"/>
-        </w:rPr>
-        <w:t xml:space="preserve">path =</w:t>
-      </w:r>
-      <w:r>
-        <w:rPr>
-          <w:rStyle w:val="NormalTok"/>
-        </w:rPr>
-        <w:t xml:space="preserve"> </w:t>
-      </w:r>
-      <w:r>
-        <w:rPr>
-          <w:rStyle w:val="StringTok"/>
-        </w:rPr>
-        <w:t xml:space="preserve">"."</w:t>
-      </w:r>
-      <w:r>
-        <w:rPr>
-          <w:rStyle w:val="NormalTok"/>
-        </w:rPr>
-        <w:t xml:space="preserve">)) git2r</w:t>
-      </w:r>
-      <w:r>
-        <w:rPr>
-          <w:rStyle w:val="SpecialCharTok"/>
-        </w:rPr>
-        <w:t xml:space="preserve">::</w:t>
-      </w:r>
-      <w:r>
-        <w:rPr>
-          <w:rStyle w:val="FunctionTok"/>
-        </w:rPr>
-        <w:t xml:space="preserve">repository</w:t>
-      </w:r>
-      <w:r>
-        <w:rPr>
-          <w:rStyle w:val="NormalTok"/>
-        </w:rPr>
-        <w:t xml:space="preserve">(here</w:t>
-      </w:r>
-      <w:r>
-        <w:rPr>
-          <w:rStyle w:val="SpecialCharTok"/>
-        </w:rPr>
-        <w:t xml:space="preserve">::</w:t>
-      </w:r>
-      <w:r>
-        <w:rPr>
-          <w:rStyle w:val="FunctionTok"/>
-        </w:rPr>
-        <w:t xml:space="preserve">here</w:t>
-      </w:r>
-      <w:r>
-        <w:rPr>
-          <w:rStyle w:val="NormalTok"/>
-        </w:rPr>
-        <w:t xml:space="preserve">())  </w:t>
-      </w:r>
-    </w:p>
-    <w:p>
-      <w:pPr>
-        <w:pStyle w:val="SourceCode"/>
-      </w:pPr>
-      <w:r>
-        <w:rPr>
-          <w:rStyle w:val="VerbatimChar"/>
-        </w:rPr>
-        <w:t xml:space="preserve">Local:    main /Users/bmarwick/Downloads/agentic-ai-for-archaeology</w:t>
-      </w:r>
-      <w:r>
-        <w:br/>
-      </w:r>
-      <w:r>
-        <w:rPr>
-          <w:rStyle w:val="VerbatimChar"/>
-        </w:rPr>
-        <w:t xml:space="preserve">Remote:   main @ origin (https://github.com/benmarwick/agenticai.git)</w:t>
-      </w:r>
-      <w:r>
-        <w:br/>
-      </w:r>
-      <w:r>
-        <w:rPr>
-          <w:rStyle w:val="VerbatimChar"/>
-        </w:rPr>
-        <w:t xml:space="preserve">Head:     [bcf1ba5] 2026-09-17: update text</w:t>
-      </w:r>
-    </w:p>
-    <w:bookmarkEnd w:id="192"/>
-    <w:bookmarkEnd w:id="193"/>
     <w:sectPr>
       <w:pgSz w:h="15840" w:w="12240"/>
       <w:pgMar w:bottom="1440" w:footer="720" w:gutter="0" w:header="720" w:left="1440" w:right="1440" w:top="1440"/>

--- a/analysis/paper/paper.docx
+++ b/analysis/paper/paper.docx
@@ -7,19 +7,7 @@
         <w:pStyle w:val="Title"/>
       </w:pPr>
       <w:r>
-        <w:t xml:space="preserve">A</w:t>
-      </w:r>
-      <w:r>
-        <w:t xml:space="preserve"> </w:t>
-      </w:r>
-      <w:r>
-        <w:t xml:space="preserve">Practical</w:t>
-      </w:r>
-      <w:r>
-        <w:t xml:space="preserve"> </w:t>
-      </w:r>
-      <w:r>
-        <w:t xml:space="preserve">Guide</w:t>
+        <w:t xml:space="preserve">How</w:t>
       </w:r>
       <w:r>
         <w:t xml:space="preserve"> </w:t>
@@ -31,13 +19,265 @@
         <w:t xml:space="preserve"> </w:t>
       </w:r>
       <w:r>
+        <w:t xml:space="preserve">Use</w:t>
+      </w:r>
+      <w:r>
+        <w:t xml:space="preserve"> </w:t>
+      </w:r>
+      <w:r>
+        <w:t xml:space="preserve">Agentic</w:t>
+      </w:r>
+      <w:r>
+        <w:t xml:space="preserve"> </w:t>
+      </w:r>
+      <w:r>
+        <w:t xml:space="preserve">AI</w:t>
+      </w:r>
+      <w:r>
+        <w:t xml:space="preserve"> </w:t>
+      </w:r>
+      <w:r>
+        <w:t xml:space="preserve">for</w:t>
+      </w:r>
+      <w:r>
+        <w:t xml:space="preserve"> </w:t>
+      </w:r>
+      <w:r>
         <w:t xml:space="preserve">Responsible</w:t>
       </w:r>
       <w:r>
         <w:t xml:space="preserve"> </w:t>
       </w:r>
       <w:r>
-        <w:t xml:space="preserve">Agentic</w:t>
+        <w:t xml:space="preserve">Archaeological</w:t>
+      </w:r>
+      <w:r>
+        <w:t xml:space="preserve"> </w:t>
+      </w:r>
+      <w:r>
+        <w:t xml:space="preserve">Data</w:t>
+      </w:r>
+      <w:r>
+        <w:t xml:space="preserve"> </w:t>
+      </w:r>
+      <w:r>
+        <w:t xml:space="preserve">Analysis</w:t>
+      </w:r>
+      <w:r>
+        <w:t xml:space="preserve"> </w:t>
+      </w:r>
+      <w:r>
+        <w:t xml:space="preserve">in</w:t>
+      </w:r>
+      <w:r>
+        <w:t xml:space="preserve"> </w:t>
+      </w:r>
+      <w:r>
+        <w:t xml:space="preserve">R</w:t>
+      </w:r>
+    </w:p>
+    <w:p>
+      <w:pPr>
+        <w:pStyle w:val="Date"/>
+      </w:pPr>
+      <w:r>
+        <w:t xml:space="preserve">September</w:t>
+      </w:r>
+      <w:r>
+        <w:t xml:space="preserve"> </w:t>
+      </w:r>
+      <w:r>
+        <w:t xml:space="preserve">18,</w:t>
+      </w:r>
+      <w:r>
+        <w:t xml:space="preserve"> </w:t>
+      </w:r>
+      <w:r>
+        <w:t xml:space="preserve">2026</w:t>
+      </w:r>
+    </w:p>
+    <w:p>
+      <w:pPr>
+        <w:pStyle w:val="AbstractTitle"/>
+      </w:pPr>
+      <w:r>
+        <w:t xml:space="preserve">Abstract</w:t>
+      </w:r>
+    </w:p>
+    <w:p>
+      <w:pPr>
+        <w:pStyle w:val="Abstract"/>
+      </w:pPr>
+      <w:r>
+        <w:t xml:space="preserve">Archaeologists</w:t>
+      </w:r>
+      <w:r>
+        <w:t xml:space="preserve"> </w:t>
+      </w:r>
+      <w:r>
+        <w:t xml:space="preserve">who</w:t>
+      </w:r>
+      <w:r>
+        <w:t xml:space="preserve"> </w:t>
+      </w:r>
+      <w:r>
+        <w:t xml:space="preserve">use</w:t>
+      </w:r>
+      <w:r>
+        <w:t xml:space="preserve"> </w:t>
+      </w:r>
+      <w:r>
+        <w:t xml:space="preserve">generative</w:t>
+      </w:r>
+      <w:r>
+        <w:t xml:space="preserve"> </w:t>
+      </w:r>
+      <w:r>
+        <w:t xml:space="preserve">artificial</w:t>
+      </w:r>
+      <w:r>
+        <w:t xml:space="preserve"> </w:t>
+      </w:r>
+      <w:r>
+        <w:t xml:space="preserve">intelligence</w:t>
+      </w:r>
+      <w:r>
+        <w:t xml:space="preserve"> </w:t>
+      </w:r>
+      <w:r>
+        <w:t xml:space="preserve">(AI)</w:t>
+      </w:r>
+      <w:r>
+        <w:t xml:space="preserve"> </w:t>
+      </w:r>
+      <w:r>
+        <w:t xml:space="preserve">for</w:t>
+      </w:r>
+      <w:r>
+        <w:t xml:space="preserve"> </w:t>
+      </w:r>
+      <w:r>
+        <w:t xml:space="preserve">data</w:t>
+      </w:r>
+      <w:r>
+        <w:t xml:space="preserve"> </w:t>
+      </w:r>
+      <w:r>
+        <w:t xml:space="preserve">analysis</w:t>
+      </w:r>
+      <w:r>
+        <w:t xml:space="preserve"> </w:t>
+      </w:r>
+      <w:r>
+        <w:t xml:space="preserve">need</w:t>
+      </w:r>
+      <w:r>
+        <w:t xml:space="preserve"> </w:t>
+      </w:r>
+      <w:r>
+        <w:t xml:space="preserve">procedures</w:t>
+      </w:r>
+      <w:r>
+        <w:t xml:space="preserve"> </w:t>
+      </w:r>
+      <w:r>
+        <w:t xml:space="preserve">for</w:t>
+      </w:r>
+      <w:r>
+        <w:t xml:space="preserve"> </w:t>
+      </w:r>
+      <w:r>
+        <w:t xml:space="preserve">inspecting</w:t>
+      </w:r>
+      <w:r>
+        <w:t xml:space="preserve"> </w:t>
+      </w:r>
+      <w:r>
+        <w:t xml:space="preserve">code,</w:t>
+      </w:r>
+      <w:r>
+        <w:t xml:space="preserve"> </w:t>
+      </w:r>
+      <w:r>
+        <w:t xml:space="preserve">evaluating</w:t>
+      </w:r>
+      <w:r>
+        <w:t xml:space="preserve"> </w:t>
+      </w:r>
+      <w:r>
+        <w:t xml:space="preserve">methods,</w:t>
+      </w:r>
+      <w:r>
+        <w:t xml:space="preserve"> </w:t>
+      </w:r>
+      <w:r>
+        <w:t xml:space="preserve">and</w:t>
+      </w:r>
+      <w:r>
+        <w:t xml:space="preserve"> </w:t>
+      </w:r>
+      <w:r>
+        <w:t xml:space="preserve">checking</w:t>
+      </w:r>
+      <w:r>
+        <w:t xml:space="preserve"> </w:t>
+      </w:r>
+      <w:r>
+        <w:t xml:space="preserve">sources.</w:t>
+      </w:r>
+      <w:r>
+        <w:t xml:space="preserve"> </w:t>
+      </w:r>
+      <w:r>
+        <w:t xml:space="preserve">This</w:t>
+      </w:r>
+      <w:r>
+        <w:t xml:space="preserve"> </w:t>
+      </w:r>
+      <w:r>
+        <w:t xml:space="preserve">how-to</w:t>
+      </w:r>
+      <w:r>
+        <w:t xml:space="preserve"> </w:t>
+      </w:r>
+      <w:r>
+        <w:t xml:space="preserve">article</w:t>
+      </w:r>
+      <w:r>
+        <w:t xml:space="preserve"> </w:t>
+      </w:r>
+      <w:r>
+        <w:t xml:space="preserve">describes</w:t>
+      </w:r>
+      <w:r>
+        <w:t xml:space="preserve"> </w:t>
+      </w:r>
+      <w:r>
+        <w:t xml:space="preserve">three</w:t>
+      </w:r>
+      <w:r>
+        <w:t xml:space="preserve"> </w:t>
+      </w:r>
+      <w:r>
+        <w:t xml:space="preserve">practices</w:t>
+      </w:r>
+      <w:r>
+        <w:t xml:space="preserve"> </w:t>
+      </w:r>
+      <w:r>
+        <w:t xml:space="preserve">for</w:t>
+      </w:r>
+      <w:r>
+        <w:t xml:space="preserve"> </w:t>
+      </w:r>
+      <w:r>
+        <w:t xml:space="preserve">responsible</w:t>
+      </w:r>
+      <w:r>
+        <w:t xml:space="preserve"> </w:t>
+      </w:r>
+      <w:r>
+        <w:t xml:space="preserve">agentic</w:t>
       </w:r>
       <w:r>
         <w:t xml:space="preserve"> </w:t>
@@ -49,25 +289,229 @@
         <w:t xml:space="preserve"> </w:t>
       </w:r>
       <w:r>
+        <w:t xml:space="preserve">use</w:t>
+      </w:r>
+      <w:r>
+        <w:t xml:space="preserve"> </w:t>
+      </w:r>
+      <w:r>
+        <w:t xml:space="preserve">in</w:t>
+      </w:r>
+      <w:r>
+        <w:t xml:space="preserve"> </w:t>
+      </w:r>
+      <w:r>
+        <w:t xml:space="preserve">R.</w:t>
+      </w:r>
+      <w:r>
+        <w:t xml:space="preserve"> </w:t>
+      </w:r>
+      <w:r>
+        <w:t xml:space="preserve">First,</w:t>
+      </w:r>
+      <w:r>
+        <w:t xml:space="preserve"> </w:t>
+      </w:r>
+      <w:r>
+        <w:t xml:space="preserve">develop</w:t>
+      </w:r>
+      <w:r>
+        <w:t xml:space="preserve"> </w:t>
+      </w:r>
+      <w:r>
+        <w:t xml:space="preserve">enough</w:t>
+      </w:r>
+      <w:r>
+        <w:t xml:space="preserve"> </w:t>
+      </w:r>
+      <w:r>
+        <w:t xml:space="preserve">familiarity</w:t>
+      </w:r>
+      <w:r>
+        <w:t xml:space="preserve"> </w:t>
+      </w:r>
+      <w:r>
+        <w:t xml:space="preserve">with</w:t>
+      </w:r>
+      <w:r>
+        <w:t xml:space="preserve"> </w:t>
+      </w:r>
+      <w:r>
+        <w:t xml:space="preserve">research</w:t>
+      </w:r>
+      <w:r>
+        <w:t xml:space="preserve"> </w:t>
+      </w:r>
+      <w:r>
+        <w:t xml:space="preserve">tools</w:t>
+      </w:r>
+      <w:r>
+        <w:t xml:space="preserve"> </w:t>
+      </w:r>
+      <w:r>
+        <w:t xml:space="preserve">and</w:t>
+      </w:r>
+      <w:r>
+        <w:t xml:space="preserve"> </w:t>
+      </w:r>
+      <w:r>
+        <w:t xml:space="preserve">standards</w:t>
+      </w:r>
+      <w:r>
+        <w:t xml:space="preserve"> </w:t>
+      </w:r>
+      <w:r>
+        <w:t xml:space="preserve">to</w:t>
+      </w:r>
+      <w:r>
+        <w:t xml:space="preserve"> </w:t>
+      </w:r>
+      <w:r>
+        <w:t xml:space="preserve">judge</w:t>
+      </w:r>
+      <w:r>
+        <w:t xml:space="preserve"> </w:t>
+      </w:r>
+      <w:r>
+        <w:t xml:space="preserve">AI-generated</w:t>
+      </w:r>
+      <w:r>
+        <w:t xml:space="preserve"> </w:t>
+      </w:r>
+      <w:r>
+        <w:t xml:space="preserve">outputs.</w:t>
+      </w:r>
+      <w:r>
+        <w:t xml:space="preserve"> </w:t>
+      </w:r>
+      <w:r>
+        <w:t xml:space="preserve">R</w:t>
+      </w:r>
+      <w:r>
+        <w:t xml:space="preserve"> </w:t>
+      </w:r>
+      <w:r>
+        <w:t xml:space="preserve">supports</w:t>
+      </w:r>
+      <w:r>
+        <w:t xml:space="preserve"> </w:t>
+      </w:r>
+      <w:r>
+        <w:t xml:space="preserve">analysis,</w:t>
+      </w:r>
+      <w:r>
+        <w:t xml:space="preserve"> </w:t>
+      </w:r>
+      <w:r>
+        <w:t xml:space="preserve">Quarto</w:t>
+      </w:r>
+      <w:r>
+        <w:t xml:space="preserve"> </w:t>
+      </w:r>
+      <w:r>
+        <w:t xml:space="preserve">combines</w:t>
+      </w:r>
+      <w:r>
+        <w:t xml:space="preserve"> </w:t>
+      </w:r>
+      <w:r>
+        <w:t xml:space="preserve">code</w:t>
+      </w:r>
+      <w:r>
+        <w:t xml:space="preserve"> </w:t>
+      </w:r>
+      <w:r>
+        <w:t xml:space="preserve">and</w:t>
+      </w:r>
+      <w:r>
+        <w:t xml:space="preserve"> </w:t>
+      </w:r>
+      <w:r>
+        <w:t xml:space="preserve">text</w:t>
+      </w:r>
+      <w:r>
+        <w:t xml:space="preserve"> </w:t>
+      </w:r>
+      <w:r>
+        <w:t xml:space="preserve">in</w:t>
+      </w:r>
+      <w:r>
+        <w:t xml:space="preserve"> </w:t>
+      </w:r>
+      <w:r>
+        <w:t xml:space="preserve">executable</w:t>
+      </w:r>
+      <w:r>
+        <w:t xml:space="preserve"> </w:t>
+      </w:r>
+      <w:r>
+        <w:t xml:space="preserve">documents,</w:t>
+      </w:r>
+      <w:r>
+        <w:t xml:space="preserve"> </w:t>
+      </w:r>
+      <w:r>
+        <w:t xml:space="preserve">and</w:t>
+      </w:r>
+      <w:r>
+        <w:t xml:space="preserve"> </w:t>
+      </w:r>
+      <w:r>
+        <w:t xml:space="preserve">Git</w:t>
+      </w:r>
+      <w:r>
+        <w:t xml:space="preserve"> </w:t>
+      </w:r>
+      <w:r>
+        <w:t xml:space="preserve">records</w:t>
+      </w:r>
+      <w:r>
+        <w:t xml:space="preserve"> </w:t>
+      </w:r>
+      <w:r>
+        <w:t xml:space="preserve">changes</w:t>
+      </w:r>
+      <w:r>
+        <w:t xml:space="preserve"> </w:t>
+      </w:r>
+      <w:r>
         <w:t xml:space="preserve">for</w:t>
       </w:r>
       <w:r>
         <w:t xml:space="preserve"> </w:t>
       </w:r>
       <w:r>
-        <w:t xml:space="preserve">Archaeological</w:t>
-      </w:r>
-      <w:r>
-        <w:t xml:space="preserve"> </w:t>
-      </w:r>
-      <w:r>
-        <w:t xml:space="preserve">Data</w:t>
-      </w:r>
-      <w:r>
-        <w:t xml:space="preserve"> </w:t>
-      </w:r>
-      <w:r>
-        <w:t xml:space="preserve">Analysis</w:t>
+        <w:t xml:space="preserve">inspection.</w:t>
+      </w:r>
+      <w:r>
+        <w:t xml:space="preserve"> </w:t>
+      </w:r>
+      <w:r>
+        <w:t xml:space="preserve">Second,</w:t>
+      </w:r>
+      <w:r>
+        <w:t xml:space="preserve"> </w:t>
+      </w:r>
+      <w:r>
+        <w:t xml:space="preserve">configure</w:t>
+      </w:r>
+      <w:r>
+        <w:t xml:space="preserve"> </w:t>
+      </w:r>
+      <w:r>
+        <w:t xml:space="preserve">an</w:t>
+      </w:r>
+      <w:r>
+        <w:t xml:space="preserve"> </w:t>
+      </w:r>
+      <w:r>
+        <w:t xml:space="preserve">AI</w:t>
+      </w:r>
+      <w:r>
+        <w:t xml:space="preserve"> </w:t>
+      </w:r>
+      <w:r>
+        <w:t xml:space="preserve">agent</w:t>
       </w:r>
       <w:r>
         <w:t xml:space="preserve"> </w:t>
@@ -79,49 +523,61 @@
         <w:t xml:space="preserve"> </w:t>
       </w:r>
       <w:r>
-        <w:t xml:space="preserve">R</w:t>
-      </w:r>
-    </w:p>
-    <w:p>
-      <w:pPr>
-        <w:pStyle w:val="Date"/>
-      </w:pPr>
-      <w:r>
-        <w:t xml:space="preserve">September</w:t>
-      </w:r>
-      <w:r>
-        <w:t xml:space="preserve"> </w:t>
-      </w:r>
-      <w:r>
-        <w:t xml:space="preserve">17,</w:t>
-      </w:r>
-      <w:r>
-        <w:t xml:space="preserve"> </w:t>
-      </w:r>
-      <w:r>
-        <w:t xml:space="preserve">2026</w:t>
-      </w:r>
-    </w:p>
-    <w:p>
-      <w:pPr>
-        <w:pStyle w:val="AbstractTitle"/>
-      </w:pPr>
-      <w:r>
-        <w:t xml:space="preserve">Abstract</w:t>
-      </w:r>
-    </w:p>
-    <w:p>
-      <w:pPr>
-        <w:pStyle w:val="Abstract"/>
-      </w:pPr>
-      <w:r>
-        <w:t xml:space="preserve">Archaeologists</w:t>
-      </w:r>
-      <w:r>
-        <w:t xml:space="preserve"> </w:t>
-      </w:r>
-      <w:r>
-        <w:t xml:space="preserve">who</w:t>
+        <w:t xml:space="preserve">a</w:t>
+      </w:r>
+      <w:r>
+        <w:t xml:space="preserve"> </w:t>
+      </w:r>
+      <w:r>
+        <w:t xml:space="preserve">local</w:t>
+      </w:r>
+      <w:r>
+        <w:t xml:space="preserve"> </w:t>
+      </w:r>
+      <w:r>
+        <w:t xml:space="preserve">harness</w:t>
+      </w:r>
+      <w:r>
+        <w:t xml:space="preserve"> </w:t>
+      </w:r>
+      <w:r>
+        <w:t xml:space="preserve">with</w:t>
+      </w:r>
+      <w:r>
+        <w:t xml:space="preserve"> </w:t>
+      </w:r>
+      <w:r>
+        <w:t xml:space="preserve">explicit</w:t>
+      </w:r>
+      <w:r>
+        <w:t xml:space="preserve"> </w:t>
+      </w:r>
+      <w:r>
+        <w:t xml:space="preserve">project</w:t>
+      </w:r>
+      <w:r>
+        <w:t xml:space="preserve"> </w:t>
+      </w:r>
+      <w:r>
+        <w:t xml:space="preserve">instructions</w:t>
+      </w:r>
+      <w:r>
+        <w:t xml:space="preserve"> </w:t>
+      </w:r>
+      <w:r>
+        <w:t xml:space="preserve">and</w:t>
+      </w:r>
+      <w:r>
+        <w:t xml:space="preserve"> </w:t>
+      </w:r>
+      <w:r>
+        <w:t xml:space="preserve">permissions.</w:t>
+      </w:r>
+      <w:r>
+        <w:t xml:space="preserve"> </w:t>
+      </w:r>
+      <w:r>
+        <w:t xml:space="preserve">Third,</w:t>
       </w:r>
       <w:r>
         <w:t xml:space="preserve"> </w:t>
@@ -133,25 +589,169 @@
         <w:t xml:space="preserve"> </w:t>
       </w:r>
       <w:r>
-        <w:t xml:space="preserve">generative</w:t>
-      </w:r>
-      <w:r>
-        <w:t xml:space="preserve"> </w:t>
-      </w:r>
-      <w:r>
-        <w:t xml:space="preserve">artificial</w:t>
-      </w:r>
-      <w:r>
-        <w:t xml:space="preserve"> </w:t>
-      </w:r>
-      <w:r>
-        <w:t xml:space="preserve">intelligence</w:t>
-      </w:r>
-      <w:r>
-        <w:t xml:space="preserve"> </w:t>
-      </w:r>
-      <w:r>
-        <w:t xml:space="preserve">(AI)</w:t>
+        <w:t xml:space="preserve">skills,</w:t>
+      </w:r>
+      <w:r>
+        <w:t xml:space="preserve"> </w:t>
+      </w:r>
+      <w:r>
+        <w:t xml:space="preserve">tools,</w:t>
+      </w:r>
+      <w:r>
+        <w:t xml:space="preserve"> </w:t>
+      </w:r>
+      <w:r>
+        <w:t xml:space="preserve">and</w:t>
+      </w:r>
+      <w:r>
+        <w:t xml:space="preserve"> </w:t>
+      </w:r>
+      <w:r>
+        <w:t xml:space="preserve">Model</w:t>
+      </w:r>
+      <w:r>
+        <w:t xml:space="preserve"> </w:t>
+      </w:r>
+      <w:r>
+        <w:t xml:space="preserve">Context</w:t>
+      </w:r>
+      <w:r>
+        <w:t xml:space="preserve"> </w:t>
+      </w:r>
+      <w:r>
+        <w:t xml:space="preserve">Protocol</w:t>
+      </w:r>
+      <w:r>
+        <w:t xml:space="preserve"> </w:t>
+      </w:r>
+      <w:r>
+        <w:t xml:space="preserve">servers</w:t>
+      </w:r>
+      <w:r>
+        <w:t xml:space="preserve"> </w:t>
+      </w:r>
+      <w:r>
+        <w:t xml:space="preserve">to</w:t>
+      </w:r>
+      <w:r>
+        <w:t xml:space="preserve"> </w:t>
+      </w:r>
+      <w:r>
+        <w:t xml:space="preserve">research</w:t>
+      </w:r>
+      <w:r>
+        <w:t xml:space="preserve"> </w:t>
+      </w:r>
+      <w:r>
+        <w:t xml:space="preserve">a</w:t>
+      </w:r>
+      <w:r>
+        <w:t xml:space="preserve"> </w:t>
+      </w:r>
+      <w:r>
+        <w:t xml:space="preserve">question,</w:t>
+      </w:r>
+      <w:r>
+        <w:t xml:space="preserve"> </w:t>
+      </w:r>
+      <w:r>
+        <w:t xml:space="preserve">critique</w:t>
+      </w:r>
+      <w:r>
+        <w:t xml:space="preserve"> </w:t>
+      </w:r>
+      <w:r>
+        <w:t xml:space="preserve">a</w:t>
+      </w:r>
+      <w:r>
+        <w:t xml:space="preserve"> </w:t>
+      </w:r>
+      <w:r>
+        <w:t xml:space="preserve">researcher-written</w:t>
+      </w:r>
+      <w:r>
+        <w:t xml:space="preserve"> </w:t>
+      </w:r>
+      <w:r>
+        <w:t xml:space="preserve">plan,</w:t>
+      </w:r>
+      <w:r>
+        <w:t xml:space="preserve"> </w:t>
+      </w:r>
+      <w:r>
+        <w:t xml:space="preserve">execute</w:t>
+      </w:r>
+      <w:r>
+        <w:t xml:space="preserve"> </w:t>
+      </w:r>
+      <w:r>
+        <w:t xml:space="preserve">approved</w:t>
+      </w:r>
+      <w:r>
+        <w:t xml:space="preserve"> </w:t>
+      </w:r>
+      <w:r>
+        <w:t xml:space="preserve">analyses,</w:t>
+      </w:r>
+      <w:r>
+        <w:t xml:space="preserve"> </w:t>
+      </w:r>
+      <w:r>
+        <w:t xml:space="preserve">and</w:t>
+      </w:r>
+      <w:r>
+        <w:t xml:space="preserve"> </w:t>
+      </w:r>
+      <w:r>
+        <w:t xml:space="preserve">verify</w:t>
+      </w:r>
+      <w:r>
+        <w:t xml:space="preserve"> </w:t>
+      </w:r>
+      <w:r>
+        <w:t xml:space="preserve">results.</w:t>
+      </w:r>
+      <w:r>
+        <w:t xml:space="preserve"> </w:t>
+      </w:r>
+      <w:r>
+        <w:t xml:space="preserve">We</w:t>
+      </w:r>
+      <w:r>
+        <w:t xml:space="preserve"> </w:t>
+      </w:r>
+      <w:r>
+        <w:t xml:space="preserve">describe</w:t>
+      </w:r>
+      <w:r>
+        <w:t xml:space="preserve"> </w:t>
+      </w:r>
+      <w:r>
+        <w:t xml:space="preserve">the</w:t>
+      </w:r>
+      <w:r>
+        <w:t xml:space="preserve"> </w:t>
+      </w:r>
+      <w:r>
+        <w:t xml:space="preserve">inputs,</w:t>
+      </w:r>
+      <w:r>
+        <w:t xml:space="preserve"> </w:t>
+      </w:r>
+      <w:r>
+        <w:t xml:space="preserve">actions,</w:t>
+      </w:r>
+      <w:r>
+        <w:t xml:space="preserve"> </w:t>
+      </w:r>
+      <w:r>
+        <w:t xml:space="preserve">and</w:t>
+      </w:r>
+      <w:r>
+        <w:t xml:space="preserve"> </w:t>
+      </w:r>
+      <w:r>
+        <w:t xml:space="preserve">checks</w:t>
       </w:r>
       <w:r>
         <w:t xml:space="preserve"> </w:t>
@@ -163,7 +763,259 @@
         <w:t xml:space="preserve"> </w:t>
       </w:r>
       <w:r>
-        <w:t xml:space="preserve">data</w:t>
+        <w:t xml:space="preserve">each</w:t>
+      </w:r>
+      <w:r>
+        <w:t xml:space="preserve"> </w:t>
+      </w:r>
+      <w:r>
+        <w:t xml:space="preserve">practice,</w:t>
+      </w:r>
+      <w:r>
+        <w:t xml:space="preserve"> </w:t>
+      </w:r>
+      <w:r>
+        <w:t xml:space="preserve">including</w:t>
+      </w:r>
+      <w:r>
+        <w:t xml:space="preserve"> </w:t>
+      </w:r>
+      <w:r>
+        <w:t xml:space="preserve">precautions</w:t>
+      </w:r>
+      <w:r>
+        <w:t xml:space="preserve"> </w:t>
+      </w:r>
+      <w:r>
+        <w:t xml:space="preserve">for</w:t>
+      </w:r>
+      <w:r>
+        <w:t xml:space="preserve"> </w:t>
+      </w:r>
+      <w:r>
+        <w:t xml:space="preserve">restricted</w:t>
+      </w:r>
+      <w:r>
+        <w:t xml:space="preserve"> </w:t>
+      </w:r>
+      <w:r>
+        <w:t xml:space="preserve">archaeological</w:t>
+      </w:r>
+      <w:r>
+        <w:t xml:space="preserve"> </w:t>
+      </w:r>
+      <w:r>
+        <w:t xml:space="preserve">data.</w:t>
+      </w:r>
+      <w:r>
+        <w:t xml:space="preserve"> </w:t>
+      </w:r>
+      <w:r>
+        <w:t xml:space="preserve">The</w:t>
+      </w:r>
+      <w:r>
+        <w:t xml:space="preserve"> </w:t>
+      </w:r>
+      <w:r>
+        <w:t xml:space="preserve">workflow</w:t>
+      </w:r>
+      <w:r>
+        <w:t xml:space="preserve"> </w:t>
+      </w:r>
+      <w:r>
+        <w:t xml:space="preserve">retains</w:t>
+      </w:r>
+      <w:r>
+        <w:t xml:space="preserve"> </w:t>
+      </w:r>
+      <w:r>
+        <w:t xml:space="preserve">the</w:t>
+      </w:r>
+      <w:r>
+        <w:t xml:space="preserve"> </w:t>
+      </w:r>
+      <w:r>
+        <w:t xml:space="preserve">researcher’s</w:t>
+      </w:r>
+      <w:r>
+        <w:t xml:space="preserve"> </w:t>
+      </w:r>
+      <w:r>
+        <w:t xml:space="preserve">responsibility</w:t>
+      </w:r>
+      <w:r>
+        <w:t xml:space="preserve"> </w:t>
+      </w:r>
+      <w:r>
+        <w:t xml:space="preserve">for</w:t>
+      </w:r>
+      <w:r>
+        <w:t xml:space="preserve"> </w:t>
+      </w:r>
+      <w:r>
+        <w:t xml:space="preserve">analytical</w:t>
+      </w:r>
+      <w:r>
+        <w:t xml:space="preserve"> </w:t>
+      </w:r>
+      <w:r>
+        <w:t xml:space="preserve">decisions</w:t>
+      </w:r>
+      <w:r>
+        <w:t xml:space="preserve"> </w:t>
+      </w:r>
+      <w:r>
+        <w:t xml:space="preserve">and</w:t>
+      </w:r>
+      <w:r>
+        <w:t xml:space="preserve"> </w:t>
+      </w:r>
+      <w:r>
+        <w:t xml:space="preserve">produces</w:t>
+      </w:r>
+      <w:r>
+        <w:t xml:space="preserve"> </w:t>
+      </w:r>
+      <w:r>
+        <w:t xml:space="preserve">code,</w:t>
+      </w:r>
+      <w:r>
+        <w:t xml:space="preserve"> </w:t>
+      </w:r>
+      <w:r>
+        <w:t xml:space="preserve">documentation,</w:t>
+      </w:r>
+      <w:r>
+        <w:t xml:space="preserve"> </w:t>
+      </w:r>
+      <w:r>
+        <w:t xml:space="preserve">and</w:t>
+      </w:r>
+      <w:r>
+        <w:t xml:space="preserve"> </w:t>
+      </w:r>
+      <w:r>
+        <w:t xml:space="preserve">a</w:t>
+      </w:r>
+      <w:r>
+        <w:t xml:space="preserve"> </w:t>
+      </w:r>
+      <w:r>
+        <w:t xml:space="preserve">report</w:t>
+      </w:r>
+      <w:r>
+        <w:t xml:space="preserve"> </w:t>
+      </w:r>
+      <w:r>
+        <w:t xml:space="preserve">that</w:t>
+      </w:r>
+      <w:r>
+        <w:t xml:space="preserve"> </w:t>
+      </w:r>
+      <w:r>
+        <w:t xml:space="preserve">others</w:t>
+      </w:r>
+      <w:r>
+        <w:t xml:space="preserve"> </w:t>
+      </w:r>
+      <w:r>
+        <w:t xml:space="preserve">can</w:t>
+      </w:r>
+      <w:r>
+        <w:t xml:space="preserve"> </w:t>
+      </w:r>
+      <w:r>
+        <w:t xml:space="preserve">inspect.</w:t>
+      </w:r>
+      <w:r>
+        <w:t xml:space="preserve"> </w:t>
+      </w:r>
+      <w:r>
+        <w:t xml:space="preserve">We</w:t>
+      </w:r>
+      <w:r>
+        <w:t xml:space="preserve"> </w:t>
+      </w:r>
+      <w:r>
+        <w:t xml:space="preserve">discuss</w:t>
+      </w:r>
+      <w:r>
+        <w:t xml:space="preserve"> </w:t>
+      </w:r>
+      <w:r>
+        <w:t xml:space="preserve">setup</w:t>
+      </w:r>
+      <w:r>
+        <w:t xml:space="preserve"> </w:t>
+      </w:r>
+      <w:r>
+        <w:t xml:space="preserve">costs,</w:t>
+      </w:r>
+      <w:r>
+        <w:t xml:space="preserve"> </w:t>
+      </w:r>
+      <w:r>
+        <w:t xml:space="preserve">limitations</w:t>
+      </w:r>
+      <w:r>
+        <w:t xml:space="preserve"> </w:t>
+      </w:r>
+      <w:r>
+        <w:t xml:space="preserve">of</w:t>
+      </w:r>
+      <w:r>
+        <w:t xml:space="preserve"> </w:t>
+      </w:r>
+      <w:r>
+        <w:t xml:space="preserve">automated</w:t>
+      </w:r>
+      <w:r>
+        <w:t xml:space="preserve"> </w:t>
+      </w:r>
+      <w:r>
+        <w:t xml:space="preserve">checking,</w:t>
+      </w:r>
+      <w:r>
+        <w:t xml:space="preserve"> </w:t>
+      </w:r>
+      <w:r>
+        <w:t xml:space="preserve">and</w:t>
+      </w:r>
+      <w:r>
+        <w:t xml:space="preserve"> </w:t>
+      </w:r>
+      <w:r>
+        <w:t xml:space="preserve">the</w:t>
+      </w:r>
+      <w:r>
+        <w:t xml:space="preserve"> </w:t>
+      </w:r>
+      <w:r>
+        <w:t xml:space="preserve">distinction</w:t>
+      </w:r>
+      <w:r>
+        <w:t xml:space="preserve"> </w:t>
+      </w:r>
+      <w:r>
+        <w:t xml:space="preserve">between</w:t>
+      </w:r>
+      <w:r>
+        <w:t xml:space="preserve"> </w:t>
+      </w:r>
+      <w:r>
+        <w:t xml:space="preserve">reproducing</w:t>
+      </w:r>
+      <w:r>
+        <w:t xml:space="preserve"> </w:t>
+      </w:r>
+      <w:r>
+        <w:t xml:space="preserve">a</w:t>
+      </w:r>
+      <w:r>
+        <w:t xml:space="preserve"> </w:t>
+      </w:r>
+      <w:r>
+        <w:t xml:space="preserve">saved</w:t>
       </w:r>
       <w:r>
         <w:t xml:space="preserve"> </w:t>
@@ -175,331 +1027,13 @@
         <w:t xml:space="preserve"> </w:t>
       </w:r>
       <w:r>
-        <w:t xml:space="preserve">need</w:t>
-      </w:r>
-      <w:r>
-        <w:t xml:space="preserve"> </w:t>
-      </w:r>
-      <w:r>
-        <w:t xml:space="preserve">procedures</w:t>
-      </w:r>
-      <w:r>
-        <w:t xml:space="preserve"> </w:t>
-      </w:r>
-      <w:r>
-        <w:t xml:space="preserve">for</w:t>
-      </w:r>
-      <w:r>
-        <w:t xml:space="preserve"> </w:t>
-      </w:r>
-      <w:r>
-        <w:t xml:space="preserve">inspecting</w:t>
-      </w:r>
-      <w:r>
-        <w:t xml:space="preserve"> </w:t>
-      </w:r>
-      <w:r>
-        <w:t xml:space="preserve">code,</w:t>
-      </w:r>
-      <w:r>
-        <w:t xml:space="preserve"> </w:t>
-      </w:r>
-      <w:r>
-        <w:t xml:space="preserve">evaluating</w:t>
-      </w:r>
-      <w:r>
-        <w:t xml:space="preserve"> </w:t>
-      </w:r>
-      <w:r>
-        <w:t xml:space="preserve">methods,</w:t>
-      </w:r>
-      <w:r>
-        <w:t xml:space="preserve"> </w:t>
-      </w:r>
-      <w:r>
         <w:t xml:space="preserve">and</w:t>
       </w:r>
       <w:r>
         <w:t xml:space="preserve"> </w:t>
       </w:r>
       <w:r>
-        <w:t xml:space="preserve">checking</w:t>
-      </w:r>
-      <w:r>
-        <w:t xml:space="preserve"> </w:t>
-      </w:r>
-      <w:r>
-        <w:t xml:space="preserve">sources.</w:t>
-      </w:r>
-      <w:r>
-        <w:t xml:space="preserve"> </w:t>
-      </w:r>
-      <w:r>
-        <w:t xml:space="preserve">This</w:t>
-      </w:r>
-      <w:r>
-        <w:t xml:space="preserve"> </w:t>
-      </w:r>
-      <w:r>
-        <w:t xml:space="preserve">how-to</w:t>
-      </w:r>
-      <w:r>
-        <w:t xml:space="preserve"> </w:t>
-      </w:r>
-      <w:r>
-        <w:t xml:space="preserve">article</w:t>
-      </w:r>
-      <w:r>
-        <w:t xml:space="preserve"> </w:t>
-      </w:r>
-      <w:r>
-        <w:t xml:space="preserve">describes</w:t>
-      </w:r>
-      <w:r>
-        <w:t xml:space="preserve"> </w:t>
-      </w:r>
-      <w:r>
-        <w:t xml:space="preserve">three</w:t>
-      </w:r>
-      <w:r>
-        <w:t xml:space="preserve"> </w:t>
-      </w:r>
-      <w:r>
-        <w:t xml:space="preserve">practices</w:t>
-      </w:r>
-      <w:r>
-        <w:t xml:space="preserve"> </w:t>
-      </w:r>
-      <w:r>
-        <w:t xml:space="preserve">for</w:t>
-      </w:r>
-      <w:r>
-        <w:t xml:space="preserve"> </w:t>
-      </w:r>
-      <w:r>
-        <w:t xml:space="preserve">responsible</w:t>
-      </w:r>
-      <w:r>
-        <w:t xml:space="preserve"> </w:t>
-      </w:r>
-      <w:r>
-        <w:t xml:space="preserve">agentic</w:t>
-      </w:r>
-      <w:r>
-        <w:t xml:space="preserve"> </w:t>
-      </w:r>
-      <w:r>
-        <w:t xml:space="preserve">AI</w:t>
-      </w:r>
-      <w:r>
-        <w:t xml:space="preserve"> </w:t>
-      </w:r>
-      <w:r>
-        <w:t xml:space="preserve">use</w:t>
-      </w:r>
-      <w:r>
-        <w:t xml:space="preserve"> </w:t>
-      </w:r>
-      <w:r>
-        <w:t xml:space="preserve">in</w:t>
-      </w:r>
-      <w:r>
-        <w:t xml:space="preserve"> </w:t>
-      </w:r>
-      <w:r>
-        <w:t xml:space="preserve">R.</w:t>
-      </w:r>
-      <w:r>
-        <w:t xml:space="preserve"> </w:t>
-      </w:r>
-      <w:r>
-        <w:t xml:space="preserve">First,</w:t>
-      </w:r>
-      <w:r>
-        <w:t xml:space="preserve"> </w:t>
-      </w:r>
-      <w:r>
-        <w:t xml:space="preserve">develop</w:t>
-      </w:r>
-      <w:r>
-        <w:t xml:space="preserve"> </w:t>
-      </w:r>
-      <w:r>
-        <w:t xml:space="preserve">enough</w:t>
-      </w:r>
-      <w:r>
-        <w:t xml:space="preserve"> </w:t>
-      </w:r>
-      <w:r>
-        <w:t xml:space="preserve">familiarity</w:t>
-      </w:r>
-      <w:r>
-        <w:t xml:space="preserve"> </w:t>
-      </w:r>
-      <w:r>
-        <w:t xml:space="preserve">with</w:t>
-      </w:r>
-      <w:r>
-        <w:t xml:space="preserve"> </w:t>
-      </w:r>
-      <w:r>
-        <w:t xml:space="preserve">research</w:t>
-      </w:r>
-      <w:r>
-        <w:t xml:space="preserve"> </w:t>
-      </w:r>
-      <w:r>
-        <w:t xml:space="preserve">tools</w:t>
-      </w:r>
-      <w:r>
-        <w:t xml:space="preserve"> </w:t>
-      </w:r>
-      <w:r>
-        <w:t xml:space="preserve">and</w:t>
-      </w:r>
-      <w:r>
-        <w:t xml:space="preserve"> </w:t>
-      </w:r>
-      <w:r>
-        <w:t xml:space="preserve">standards</w:t>
-      </w:r>
-      <w:r>
-        <w:t xml:space="preserve"> </w:t>
-      </w:r>
-      <w:r>
-        <w:t xml:space="preserve">to</w:t>
-      </w:r>
-      <w:r>
-        <w:t xml:space="preserve"> </w:t>
-      </w:r>
-      <w:r>
-        <w:t xml:space="preserve">judge</w:t>
-      </w:r>
-      <w:r>
-        <w:t xml:space="preserve"> </w:t>
-      </w:r>
-      <w:r>
-        <w:t xml:space="preserve">AI-generated</w:t>
-      </w:r>
-      <w:r>
-        <w:t xml:space="preserve"> </w:t>
-      </w:r>
-      <w:r>
-        <w:t xml:space="preserve">outputs.</w:t>
-      </w:r>
-      <w:r>
-        <w:t xml:space="preserve"> </w:t>
-      </w:r>
-      <w:r>
-        <w:t xml:space="preserve">R</w:t>
-      </w:r>
-      <w:r>
-        <w:t xml:space="preserve"> </w:t>
-      </w:r>
-      <w:r>
-        <w:t xml:space="preserve">supports</w:t>
-      </w:r>
-      <w:r>
-        <w:t xml:space="preserve"> </w:t>
-      </w:r>
-      <w:r>
-        <w:t xml:space="preserve">analysis,</w:t>
-      </w:r>
-      <w:r>
-        <w:t xml:space="preserve"> </w:t>
-      </w:r>
-      <w:r>
-        <w:t xml:space="preserve">Quarto</w:t>
-      </w:r>
-      <w:r>
-        <w:t xml:space="preserve"> </w:t>
-      </w:r>
-      <w:r>
-        <w:t xml:space="preserve">combines</w:t>
-      </w:r>
-      <w:r>
-        <w:t xml:space="preserve"> </w:t>
-      </w:r>
-      <w:r>
-        <w:t xml:space="preserve">code</w:t>
-      </w:r>
-      <w:r>
-        <w:t xml:space="preserve"> </w:t>
-      </w:r>
-      <w:r>
-        <w:t xml:space="preserve">and</w:t>
-      </w:r>
-      <w:r>
-        <w:t xml:space="preserve"> </w:t>
-      </w:r>
-      <w:r>
-        <w:t xml:space="preserve">text</w:t>
-      </w:r>
-      <w:r>
-        <w:t xml:space="preserve"> </w:t>
-      </w:r>
-      <w:r>
-        <w:t xml:space="preserve">in</w:t>
-      </w:r>
-      <w:r>
-        <w:t xml:space="preserve"> </w:t>
-      </w:r>
-      <w:r>
-        <w:t xml:space="preserve">executable</w:t>
-      </w:r>
-      <w:r>
-        <w:t xml:space="preserve"> </w:t>
-      </w:r>
-      <w:r>
-        <w:t xml:space="preserve">documents,</w:t>
-      </w:r>
-      <w:r>
-        <w:t xml:space="preserve"> </w:t>
-      </w:r>
-      <w:r>
-        <w:t xml:space="preserve">and</w:t>
-      </w:r>
-      <w:r>
-        <w:t xml:space="preserve"> </w:t>
-      </w:r>
-      <w:r>
-        <w:t xml:space="preserve">Git</w:t>
-      </w:r>
-      <w:r>
-        <w:t xml:space="preserve"> </w:t>
-      </w:r>
-      <w:r>
-        <w:t xml:space="preserve">records</w:t>
-      </w:r>
-      <w:r>
-        <w:t xml:space="preserve"> </w:t>
-      </w:r>
-      <w:r>
-        <w:t xml:space="preserve">changes</w:t>
-      </w:r>
-      <w:r>
-        <w:t xml:space="preserve"> </w:t>
-      </w:r>
-      <w:r>
-        <w:t xml:space="preserve">for</w:t>
-      </w:r>
-      <w:r>
-        <w:t xml:space="preserve"> </w:t>
-      </w:r>
-      <w:r>
-        <w:t xml:space="preserve">inspection.</w:t>
-      </w:r>
-      <w:r>
-        <w:t xml:space="preserve"> </w:t>
-      </w:r>
-      <w:r>
-        <w:t xml:space="preserve">Second,</w:t>
-      </w:r>
-      <w:r>
-        <w:t xml:space="preserve"> </w:t>
-      </w:r>
-      <w:r>
-        <w:t xml:space="preserve">configure</w:t>
+        <w:t xml:space="preserve">repeating</w:t>
       </w:r>
       <w:r>
         <w:t xml:space="preserve"> </w:t>
@@ -511,552 +1045,12 @@
         <w:t xml:space="preserve"> </w:t>
       </w:r>
       <w:r>
-        <w:t xml:space="preserve">AI</w:t>
-      </w:r>
-      <w:r>
-        <w:t xml:space="preserve"> </w:t>
-      </w:r>
-      <w:r>
         <w:t xml:space="preserve">agent</w:t>
       </w:r>
       <w:r>
         <w:t xml:space="preserve"> </w:t>
       </w:r>
       <w:r>
-        <w:t xml:space="preserve">in</w:t>
-      </w:r>
-      <w:r>
-        <w:t xml:space="preserve"> </w:t>
-      </w:r>
-      <w:r>
-        <w:t xml:space="preserve">a</w:t>
-      </w:r>
-      <w:r>
-        <w:t xml:space="preserve"> </w:t>
-      </w:r>
-      <w:r>
-        <w:t xml:space="preserve">local</w:t>
-      </w:r>
-      <w:r>
-        <w:t xml:space="preserve"> </w:t>
-      </w:r>
-      <w:r>
-        <w:t xml:space="preserve">harness</w:t>
-      </w:r>
-      <w:r>
-        <w:t xml:space="preserve"> </w:t>
-      </w:r>
-      <w:r>
-        <w:t xml:space="preserve">with</w:t>
-      </w:r>
-      <w:r>
-        <w:t xml:space="preserve"> </w:t>
-      </w:r>
-      <w:r>
-        <w:t xml:space="preserve">explicit</w:t>
-      </w:r>
-      <w:r>
-        <w:t xml:space="preserve"> </w:t>
-      </w:r>
-      <w:r>
-        <w:t xml:space="preserve">project</w:t>
-      </w:r>
-      <w:r>
-        <w:t xml:space="preserve"> </w:t>
-      </w:r>
-      <w:r>
-        <w:t xml:space="preserve">instructions</w:t>
-      </w:r>
-      <w:r>
-        <w:t xml:space="preserve"> </w:t>
-      </w:r>
-      <w:r>
-        <w:t xml:space="preserve">and</w:t>
-      </w:r>
-      <w:r>
-        <w:t xml:space="preserve"> </w:t>
-      </w:r>
-      <w:r>
-        <w:t xml:space="preserve">permissions.</w:t>
-      </w:r>
-      <w:r>
-        <w:t xml:space="preserve"> </w:t>
-      </w:r>
-      <w:r>
-        <w:t xml:space="preserve">Third,</w:t>
-      </w:r>
-      <w:r>
-        <w:t xml:space="preserve"> </w:t>
-      </w:r>
-      <w:r>
-        <w:t xml:space="preserve">use</w:t>
-      </w:r>
-      <w:r>
-        <w:t xml:space="preserve"> </w:t>
-      </w:r>
-      <w:r>
-        <w:t xml:space="preserve">skills,</w:t>
-      </w:r>
-      <w:r>
-        <w:t xml:space="preserve"> </w:t>
-      </w:r>
-      <w:r>
-        <w:t xml:space="preserve">tools,</w:t>
-      </w:r>
-      <w:r>
-        <w:t xml:space="preserve"> </w:t>
-      </w:r>
-      <w:r>
-        <w:t xml:space="preserve">and</w:t>
-      </w:r>
-      <w:r>
-        <w:t xml:space="preserve"> </w:t>
-      </w:r>
-      <w:r>
-        <w:t xml:space="preserve">Model</w:t>
-      </w:r>
-      <w:r>
-        <w:t xml:space="preserve"> </w:t>
-      </w:r>
-      <w:r>
-        <w:t xml:space="preserve">Context</w:t>
-      </w:r>
-      <w:r>
-        <w:t xml:space="preserve"> </w:t>
-      </w:r>
-      <w:r>
-        <w:t xml:space="preserve">Protocol</w:t>
-      </w:r>
-      <w:r>
-        <w:t xml:space="preserve"> </w:t>
-      </w:r>
-      <w:r>
-        <w:t xml:space="preserve">servers</w:t>
-      </w:r>
-      <w:r>
-        <w:t xml:space="preserve"> </w:t>
-      </w:r>
-      <w:r>
-        <w:t xml:space="preserve">to</w:t>
-      </w:r>
-      <w:r>
-        <w:t xml:space="preserve"> </w:t>
-      </w:r>
-      <w:r>
-        <w:t xml:space="preserve">research</w:t>
-      </w:r>
-      <w:r>
-        <w:t xml:space="preserve"> </w:t>
-      </w:r>
-      <w:r>
-        <w:t xml:space="preserve">a</w:t>
-      </w:r>
-      <w:r>
-        <w:t xml:space="preserve"> </w:t>
-      </w:r>
-      <w:r>
-        <w:t xml:space="preserve">question,</w:t>
-      </w:r>
-      <w:r>
-        <w:t xml:space="preserve"> </w:t>
-      </w:r>
-      <w:r>
-        <w:t xml:space="preserve">critique</w:t>
-      </w:r>
-      <w:r>
-        <w:t xml:space="preserve"> </w:t>
-      </w:r>
-      <w:r>
-        <w:t xml:space="preserve">a</w:t>
-      </w:r>
-      <w:r>
-        <w:t xml:space="preserve"> </w:t>
-      </w:r>
-      <w:r>
-        <w:t xml:space="preserve">researcher-written</w:t>
-      </w:r>
-      <w:r>
-        <w:t xml:space="preserve"> </w:t>
-      </w:r>
-      <w:r>
-        <w:t xml:space="preserve">plan,</w:t>
-      </w:r>
-      <w:r>
-        <w:t xml:space="preserve"> </w:t>
-      </w:r>
-      <w:r>
-        <w:t xml:space="preserve">execute</w:t>
-      </w:r>
-      <w:r>
-        <w:t xml:space="preserve"> </w:t>
-      </w:r>
-      <w:r>
-        <w:t xml:space="preserve">approved</w:t>
-      </w:r>
-      <w:r>
-        <w:t xml:space="preserve"> </w:t>
-      </w:r>
-      <w:r>
-        <w:t xml:space="preserve">analyses,</w:t>
-      </w:r>
-      <w:r>
-        <w:t xml:space="preserve"> </w:t>
-      </w:r>
-      <w:r>
-        <w:t xml:space="preserve">and</w:t>
-      </w:r>
-      <w:r>
-        <w:t xml:space="preserve"> </w:t>
-      </w:r>
-      <w:r>
-        <w:t xml:space="preserve">verify</w:t>
-      </w:r>
-      <w:r>
-        <w:t xml:space="preserve"> </w:t>
-      </w:r>
-      <w:r>
-        <w:t xml:space="preserve">results.</w:t>
-      </w:r>
-      <w:r>
-        <w:t xml:space="preserve"> </w:t>
-      </w:r>
-      <w:r>
-        <w:t xml:space="preserve">We</w:t>
-      </w:r>
-      <w:r>
-        <w:t xml:space="preserve"> </w:t>
-      </w:r>
-      <w:r>
-        <w:t xml:space="preserve">describe</w:t>
-      </w:r>
-      <w:r>
-        <w:t xml:space="preserve"> </w:t>
-      </w:r>
-      <w:r>
-        <w:t xml:space="preserve">the</w:t>
-      </w:r>
-      <w:r>
-        <w:t xml:space="preserve"> </w:t>
-      </w:r>
-      <w:r>
-        <w:t xml:space="preserve">inputs,</w:t>
-      </w:r>
-      <w:r>
-        <w:t xml:space="preserve"> </w:t>
-      </w:r>
-      <w:r>
-        <w:t xml:space="preserve">actions,</w:t>
-      </w:r>
-      <w:r>
-        <w:t xml:space="preserve"> </w:t>
-      </w:r>
-      <w:r>
-        <w:t xml:space="preserve">and</w:t>
-      </w:r>
-      <w:r>
-        <w:t xml:space="preserve"> </w:t>
-      </w:r>
-      <w:r>
-        <w:t xml:space="preserve">checks</w:t>
-      </w:r>
-      <w:r>
-        <w:t xml:space="preserve"> </w:t>
-      </w:r>
-      <w:r>
-        <w:t xml:space="preserve">for</w:t>
-      </w:r>
-      <w:r>
-        <w:t xml:space="preserve"> </w:t>
-      </w:r>
-      <w:r>
-        <w:t xml:space="preserve">each</w:t>
-      </w:r>
-      <w:r>
-        <w:t xml:space="preserve"> </w:t>
-      </w:r>
-      <w:r>
-        <w:t xml:space="preserve">practice,</w:t>
-      </w:r>
-      <w:r>
-        <w:t xml:space="preserve"> </w:t>
-      </w:r>
-      <w:r>
-        <w:t xml:space="preserve">including</w:t>
-      </w:r>
-      <w:r>
-        <w:t xml:space="preserve"> </w:t>
-      </w:r>
-      <w:r>
-        <w:t xml:space="preserve">precautions</w:t>
-      </w:r>
-      <w:r>
-        <w:t xml:space="preserve"> </w:t>
-      </w:r>
-      <w:r>
-        <w:t xml:space="preserve">for</w:t>
-      </w:r>
-      <w:r>
-        <w:t xml:space="preserve"> </w:t>
-      </w:r>
-      <w:r>
-        <w:t xml:space="preserve">restricted</w:t>
-      </w:r>
-      <w:r>
-        <w:t xml:space="preserve"> </w:t>
-      </w:r>
-      <w:r>
-        <w:t xml:space="preserve">archaeological</w:t>
-      </w:r>
-      <w:r>
-        <w:t xml:space="preserve"> </w:t>
-      </w:r>
-      <w:r>
-        <w:t xml:space="preserve">data.</w:t>
-      </w:r>
-      <w:r>
-        <w:t xml:space="preserve"> </w:t>
-      </w:r>
-      <w:r>
-        <w:t xml:space="preserve">The</w:t>
-      </w:r>
-      <w:r>
-        <w:t xml:space="preserve"> </w:t>
-      </w:r>
-      <w:r>
-        <w:t xml:space="preserve">workflow</w:t>
-      </w:r>
-      <w:r>
-        <w:t xml:space="preserve"> </w:t>
-      </w:r>
-      <w:r>
-        <w:t xml:space="preserve">retains</w:t>
-      </w:r>
-      <w:r>
-        <w:t xml:space="preserve"> </w:t>
-      </w:r>
-      <w:r>
-        <w:t xml:space="preserve">the</w:t>
-      </w:r>
-      <w:r>
-        <w:t xml:space="preserve"> </w:t>
-      </w:r>
-      <w:r>
-        <w:t xml:space="preserve">researcher’s</w:t>
-      </w:r>
-      <w:r>
-        <w:t xml:space="preserve"> </w:t>
-      </w:r>
-      <w:r>
-        <w:t xml:space="preserve">responsibility</w:t>
-      </w:r>
-      <w:r>
-        <w:t xml:space="preserve"> </w:t>
-      </w:r>
-      <w:r>
-        <w:t xml:space="preserve">for</w:t>
-      </w:r>
-      <w:r>
-        <w:t xml:space="preserve"> </w:t>
-      </w:r>
-      <w:r>
-        <w:t xml:space="preserve">analytical</w:t>
-      </w:r>
-      <w:r>
-        <w:t xml:space="preserve"> </w:t>
-      </w:r>
-      <w:r>
-        <w:t xml:space="preserve">decisions</w:t>
-      </w:r>
-      <w:r>
-        <w:t xml:space="preserve"> </w:t>
-      </w:r>
-      <w:r>
-        <w:t xml:space="preserve">and</w:t>
-      </w:r>
-      <w:r>
-        <w:t xml:space="preserve"> </w:t>
-      </w:r>
-      <w:r>
-        <w:t xml:space="preserve">produces</w:t>
-      </w:r>
-      <w:r>
-        <w:t xml:space="preserve"> </w:t>
-      </w:r>
-      <w:r>
-        <w:t xml:space="preserve">code,</w:t>
-      </w:r>
-      <w:r>
-        <w:t xml:space="preserve"> </w:t>
-      </w:r>
-      <w:r>
-        <w:t xml:space="preserve">documentation,</w:t>
-      </w:r>
-      <w:r>
-        <w:t xml:space="preserve"> </w:t>
-      </w:r>
-      <w:r>
-        <w:t xml:space="preserve">and</w:t>
-      </w:r>
-      <w:r>
-        <w:t xml:space="preserve"> </w:t>
-      </w:r>
-      <w:r>
-        <w:t xml:space="preserve">a</w:t>
-      </w:r>
-      <w:r>
-        <w:t xml:space="preserve"> </w:t>
-      </w:r>
-      <w:r>
-        <w:t xml:space="preserve">report</w:t>
-      </w:r>
-      <w:r>
-        <w:t xml:space="preserve"> </w:t>
-      </w:r>
-      <w:r>
-        <w:t xml:space="preserve">that</w:t>
-      </w:r>
-      <w:r>
-        <w:t xml:space="preserve"> </w:t>
-      </w:r>
-      <w:r>
-        <w:t xml:space="preserve">others</w:t>
-      </w:r>
-      <w:r>
-        <w:t xml:space="preserve"> </w:t>
-      </w:r>
-      <w:r>
-        <w:t xml:space="preserve">can</w:t>
-      </w:r>
-      <w:r>
-        <w:t xml:space="preserve"> </w:t>
-      </w:r>
-      <w:r>
-        <w:t xml:space="preserve">inspect.</w:t>
-      </w:r>
-      <w:r>
-        <w:t xml:space="preserve"> </w:t>
-      </w:r>
-      <w:r>
-        <w:t xml:space="preserve">We</w:t>
-      </w:r>
-      <w:r>
-        <w:t xml:space="preserve"> </w:t>
-      </w:r>
-      <w:r>
-        <w:t xml:space="preserve">discuss</w:t>
-      </w:r>
-      <w:r>
-        <w:t xml:space="preserve"> </w:t>
-      </w:r>
-      <w:r>
-        <w:t xml:space="preserve">setup</w:t>
-      </w:r>
-      <w:r>
-        <w:t xml:space="preserve"> </w:t>
-      </w:r>
-      <w:r>
-        <w:t xml:space="preserve">costs,</w:t>
-      </w:r>
-      <w:r>
-        <w:t xml:space="preserve"> </w:t>
-      </w:r>
-      <w:r>
-        <w:t xml:space="preserve">limitations</w:t>
-      </w:r>
-      <w:r>
-        <w:t xml:space="preserve"> </w:t>
-      </w:r>
-      <w:r>
-        <w:t xml:space="preserve">of</w:t>
-      </w:r>
-      <w:r>
-        <w:t xml:space="preserve"> </w:t>
-      </w:r>
-      <w:r>
-        <w:t xml:space="preserve">automated</w:t>
-      </w:r>
-      <w:r>
-        <w:t xml:space="preserve"> </w:t>
-      </w:r>
-      <w:r>
-        <w:t xml:space="preserve">checking,</w:t>
-      </w:r>
-      <w:r>
-        <w:t xml:space="preserve"> </w:t>
-      </w:r>
-      <w:r>
-        <w:t xml:space="preserve">and</w:t>
-      </w:r>
-      <w:r>
-        <w:t xml:space="preserve"> </w:t>
-      </w:r>
-      <w:r>
-        <w:t xml:space="preserve">the</w:t>
-      </w:r>
-      <w:r>
-        <w:t xml:space="preserve"> </w:t>
-      </w:r>
-      <w:r>
-        <w:t xml:space="preserve">distinction</w:t>
-      </w:r>
-      <w:r>
-        <w:t xml:space="preserve"> </w:t>
-      </w:r>
-      <w:r>
-        <w:t xml:space="preserve">between</w:t>
-      </w:r>
-      <w:r>
-        <w:t xml:space="preserve"> </w:t>
-      </w:r>
-      <w:r>
-        <w:t xml:space="preserve">reproducing</w:t>
-      </w:r>
-      <w:r>
-        <w:t xml:space="preserve"> </w:t>
-      </w:r>
-      <w:r>
-        <w:t xml:space="preserve">a</w:t>
-      </w:r>
-      <w:r>
-        <w:t xml:space="preserve"> </w:t>
-      </w:r>
-      <w:r>
-        <w:t xml:space="preserve">saved</w:t>
-      </w:r>
-      <w:r>
-        <w:t xml:space="preserve"> </w:t>
-      </w:r>
-      <w:r>
-        <w:t xml:space="preserve">analysis</w:t>
-      </w:r>
-      <w:r>
-        <w:t xml:space="preserve"> </w:t>
-      </w:r>
-      <w:r>
-        <w:t xml:space="preserve">and</w:t>
-      </w:r>
-      <w:r>
-        <w:t xml:space="preserve"> </w:t>
-      </w:r>
-      <w:r>
-        <w:t xml:space="preserve">repeating</w:t>
-      </w:r>
-      <w:r>
-        <w:t xml:space="preserve"> </w:t>
-      </w:r>
-      <w:r>
-        <w:t xml:space="preserve">an</w:t>
-      </w:r>
-      <w:r>
-        <w:t xml:space="preserve"> </w:t>
-      </w:r>
-      <w:r>
-        <w:t xml:space="preserve">agent</w:t>
-      </w:r>
-      <w:r>
-        <w:t xml:space="preserve"> </w:t>
-      </w:r>
-      <w:r>
         <w:t xml:space="preserve">interaction.</w:t>
       </w:r>
     </w:p>
@@ -1092,7 +1086,7 @@
         <w:t xml:space="preserve">(Feuerriegel et al. 2024)</w:t>
       </w:r>
       <w:r>
-        <w:t xml:space="preserve">. For the majority of archaeologists, the most commonly used generative AI tools are large language models (LLMs), such as ChatGPT and Claude. While these models often generate useful content, outputs can also include hallucinations (content presented as factual without an adequate basis), invented citations</w:t>
+        <w:t xml:space="preserve">. For the majority of archaeologists, the most commonly used generative AI tools are large language models (LLMs), such as ChatGPT and Claude, that we interact with via a web-based chat interface. While these models often generate useful content, outputs can also include hallucinations (content presented as factual without an adequate basis), invented citations</w:t>
       </w:r>
       <w:r>
         <w:t xml:space="preserve"> </w:t>
@@ -1104,7 +1098,7 @@
         <w:t xml:space="preserve"> </w:t>
       </w:r>
       <w:r>
-        <w:t xml:space="preserve">and convincing but incorrect explanations</w:t>
+        <w:t xml:space="preserve">and convincing-sounding incorrect explanations</w:t>
       </w:r>
       <w:r>
         <w:t xml:space="preserve"> </w:t>
@@ -1113,7 +1107,7 @@
         <w:t xml:space="preserve">(Leung et al. 2023; Messeri and Crockett 2024)</w:t>
       </w:r>
       <w:r>
-        <w:t xml:space="preserve">. Financial, environmental and energy costs, commercial dependence, and privacy are also concerns for archaeological use of mainstream commercial LLM services</w:t>
+        <w:t xml:space="preserve">. Financial, environmental and energy costs, commercial dependence, and privacy also concern archaeologists using commercial LLM services</w:t>
       </w:r>
       <w:r>
         <w:t xml:space="preserve"> </w:t>
@@ -1122,7 +1116,7 @@
         <w:t xml:space="preserve">(Kansa 2026)</w:t>
       </w:r>
       <w:r>
-        <w:t xml:space="preserve">. The jagged frontier of AI means AI assistance improves performance on certain tasks but degrades quality on others of seemingly identical difficulty, making it hard to predict when an AI will produce high-quality output</w:t>
+        <w:t xml:space="preserve">. AI currently has a jagged frontier, meaning that AI assistance improves performance on certain tasks but degrades quality on others of seemingly identical difficulty</w:t>
       </w:r>
       <w:r>
         <w:t xml:space="preserve"> </w:t>
@@ -1131,7 +1125,7 @@
         <w:t xml:space="preserve">(Dell’Acqua et al. 2026)</w:t>
       </w:r>
       <w:r>
-        <w:t xml:space="preserve">. In this guide we introduce a basic agentic AI workflow using open source software that is suitable for archaeological work and has potential to address some of these issues.</w:t>
+        <w:t xml:space="preserve">. This makes it hard to predict when an AI will produce high-quality output, and necessitates fine-grained human oversight. In this guide we introduce a basic agentic AI workflow using open source software that is suitable for many kinds of archaeological work and has potential to address some of these issues. While traditional AI chatbots engage with humans in the form of turn-by-turn conversations on a website that require regular human interaction to complete a task, agents are a very different way to interact with AI. An AI agent can autonomously operate tools directly on our computer to complete multiple steps towards a specific goal without constant human interaction. This article describes how to use agentic AI to reduce the friction associated with many of the typical tasks of the archaeological research process that are done on a computer.</w:t>
       </w:r>
     </w:p>
     <w:p>
@@ -1139,7 +1133,16 @@
         <w:pStyle w:val="BodyText"/>
       </w:pPr>
       <w:r>
-        <w:t xml:space="preserve">Agentic AI refers to systems in which a language model uses rich context and specialised tools to plan and take actions, rather than only responding to a prompt. An AI agent connects a language model to tools that can read files, execute code, or retrieve information. A harness is the software we install on our computer that manages those connections and the interaction with the researcher. A wide variety of agentic and harness systems have emerged recently,</w:t>
+        <w:t xml:space="preserve">Agentic AI refers to systems in which a language model uses context (e.g. files on our computer) and tools (e.g. the R programming language) to plan and take actions (e.g. search the internet, edit our files), rather than only responding to a prompt</w:t>
+      </w:r>
+      <w:r>
+        <w:t xml:space="preserve"> </w:t>
+      </w:r>
+      <w:r>
+        <w:t xml:space="preserve">(Korinek 2025)</w:t>
+      </w:r>
+      <w:r>
+        <w:t xml:space="preserve">. An AI agent connects a language model to tools that can read files, execute code, or retrieve information. A harness is the software we install on our computer that manages those connections and the interaction with the researcher. A wide variety of agentic and harness systems have emerged recently,</w:t>
       </w:r>
       <w:r>
         <w:t xml:space="preserve"> </w:t>
@@ -1519,7 +1522,7 @@
         <w:pStyle w:val="BodyText"/>
       </w:pPr>
       <w:r>
-        <w:t xml:space="preserve">In this researcher-directed workflow, we use</w:t>
+        <w:t xml:space="preserve">In this researcher-directed workflow, we follow the</w:t>
       </w:r>
       <w:r>
         <w:t xml:space="preserve"> </w:t>
@@ -1537,7 +1540,7 @@
         <w:t xml:space="preserve"> </w:t>
       </w:r>
       <w:r>
-        <w:t xml:space="preserve">to describe responsibility for setting goals, approving methods, interpreting findings, and deciding what to publish</w:t>
+        <w:t xml:space="preserve">approach to describe responsibility for setting goals, approving methods, interpreting findings, and deciding what to publish</w:t>
       </w:r>
       <w:r>
         <w:t xml:space="preserve"> </w:t>
@@ -1546,7 +1549,7 @@
         <w:t xml:space="preserve">(Jonker et al. 2024; Monakhov 2026)</w:t>
       </w:r>
       <w:r>
-        <w:t xml:space="preserve">. Human-in-the-loop approaches also include human feedback and intervention</w:t>
+        <w:t xml:space="preserve">. This can be contrasted with human-in-the-loop approaches where human intervention is mostly as a validator rather than decision-maker</w:t>
       </w:r>
       <w:r>
         <w:t xml:space="preserve"> </w:t>
@@ -1555,7 +1558,7 @@
         <w:t xml:space="preserve">(Taylor 2023; Zanzotto 2019)</w:t>
       </w:r>
       <w:r>
-        <w:t xml:space="preserve">; neither label alone establishes meaningful control.</w:t>
+        <w:t xml:space="preserve">.</w:t>
       </w:r>
       <w:r>
         <w:t xml:space="preserve"> </w:t>
@@ -1572,19 +1575,16 @@
         <w:t xml:space="preserve"> </w:t>
       </w:r>
       <w:r>
-        <w:t xml:space="preserve">compares the two framings dimension by dimension. In this workflow, control requires observable actions: the researcher reviews changes, checks evidence, and can stop or redirect the work. In a perspective on future automated ecosystem modeling,</w:t>
-      </w:r>
-      <w:r>
-        <w:t xml:space="preserve"> </w:t>
-      </w:r>
-      <w:r>
-        <w:t xml:space="preserve">Spillias et al. (2026)</w:t>
-      </w:r>
-      <w:r>
-        <w:t xml:space="preserve"> </w:t>
-      </w:r>
-      <w:r>
-        <w:t xml:space="preserve">argues that human engagement and control remain essential even as technical capabilities advance.</w:t>
+        <w:t xml:space="preserve">compares the two approaches. With the human at the helm, control requires observable actions: the researcher reviews changes, checks evidence, and can stop or redirect the work. In our view, human engagement and control remain essential even as technical capabilities advance</w:t>
+      </w:r>
+      <w:r>
+        <w:t xml:space="preserve"> </w:t>
+      </w:r>
+      <w:r>
+        <w:t xml:space="preserve">(Spillias et al. 2026)</w:t>
+      </w:r>
+      <w:r>
+        <w:t xml:space="preserve">.</w:t>
       </w:r>
     </w:p>
     <w:p>
@@ -1592,19 +1592,16 @@
         <w:pStyle w:val="BodyText"/>
       </w:pPr>
       <w:r>
-        <w:t xml:space="preserve">Researcher control also requires attention to responsibilities toward affected communities.</w:t>
-      </w:r>
-      <w:r>
-        <w:t xml:space="preserve"> </w:t>
-      </w:r>
-      <w:r>
-        <w:t xml:space="preserve">Spillias et al. (2026)</w:t>
-      </w:r>
-      <w:r>
-        <w:t xml:space="preserve"> </w:t>
-      </w:r>
-      <w:r>
-        <w:t xml:space="preserve">cautions that AI-generated perspectives cannot replace participation by affected communities. Where archaeological work requires community consultation or consent, researcher approval of an agent’s actions does not replace those obligations. Guidance on archaeological AI ethics and heritage management provides additional reasons to make those responsibilities explicit</w:t>
+        <w:t xml:space="preserve">A high level of researcher control also necessary to honor our responsibilities toward the communities involved in our work and affected by it. AI-generated perspectives cannot replace community participation</w:t>
+      </w:r>
+      <w:r>
+        <w:t xml:space="preserve"> </w:t>
+      </w:r>
+      <w:r>
+        <w:t xml:space="preserve">(Spillias et al. 2026)</w:t>
+      </w:r>
+      <w:r>
+        <w:t xml:space="preserve">. Where archaeological work requires community consultation or consent, our approval of an agent’s actions does not replace those obligations. Recent guidance on archaeological AI ethics and heritage management provides additional reasons to make those responsibilities explicit</w:t>
       </w:r>
       <w:r>
         <w:t xml:space="preserve"> </w:t>
@@ -2193,7 +2190,7 @@
         <w:pStyle w:val="BodyText"/>
       </w:pPr>
       <w:r>
-        <w:t xml:space="preserve">We translate these responsibilities into three practices for using agentic AI in archaeological work. First, develop enough familiarity with research tools and standards to judge AI-generated outputs. Second, configure an AI agent in a local harness to work with project files under researcher-defined permissions. Third, use skills, tools, and Model Context Protocol (MCP) servers to research, plan, execute, and verify data analyses. These practices will be most useful to archaeologists who currently analyze their own data in R, whether in academia, government, or private practice, and are looking to reduce some of the friction and tedium in their current workflow.</w:t>
+        <w:t xml:space="preserve">We translate these responsibilities into three practices for using agentic AI in archaeological work. First, develop enough familiarity with research tools and standards to evaluate the quality of AI-generated outputs. Second, configure an AI agent in a local harness to work with project files under researcher-defined permissions. Third, use instructions, skills, and Model Context Protocol (MCP) servers to research, plan, execute, and verify data analyses. These practices will be most useful to archaeologists who already analyze their own data in R, whether in academia, government, or private practice, and are looking to reduce some of the friction and tedium in their current workflow.</w:t>
       </w:r>
     </w:p>
     <w:bookmarkEnd w:id="22"/>
@@ -2211,7 +2208,7 @@
         <w:pStyle w:val="FirstParagraph"/>
       </w:pPr>
       <w:r>
-        <w:t xml:space="preserve">We recommend learning to import data, calculate summaries, and draw a figure in R before asking an agent to modify an analysis. Researchers also need to inspect the code and explain its relationship to the archaeological question. Learning these fundamentals provides a basis for evaluating AI suggestions</w:t>
+        <w:t xml:space="preserve">We recommend learning to import, analyse and visualise data in R before involving an agent in an analysis; computational literacy must be a core methodological competence for data-intensive reseachers. You need to be able inspect agent-generated code and explain its relationship to the archaeological question. Learning these fundamentals provides a basis for evaluating the quality and relevance of AI suggestions</w:t>
       </w:r>
       <w:r>
         <w:t xml:space="preserve"> </w:t>
@@ -2220,27 +2217,33 @@
         <w:t xml:space="preserve">(Bridgeford et al. 2026; Dyck 2026)</w:t>
       </w:r>
       <w:r>
+        <w:t xml:space="preserve">. Our view reflects the current consensus in many fields that learning coding fundamentals remains essential despite the expanding availability of AI assistance</w:t>
+      </w:r>
+      <w:r>
+        <w:t xml:space="preserve"> </w:t>
+      </w:r>
+      <w:r>
+        <w:t xml:space="preserve">(Abramson et al. 2026; Campbell et al. 2024; Dyck 2026)</w:t>
+      </w:r>
+      <w:r>
+        <w:t xml:space="preserve">. Cooper and colleagues also reaffirm teaching coding so researchers can interpret generated code and think critically about it, while noting variable output quality in mathematics, logic, and reproducibility</w:t>
+      </w:r>
+      <w:r>
+        <w:t xml:space="preserve"> </w:t>
+      </w:r>
+      <w:r>
+        <w:t xml:space="preserve">(Cooper et al. 2024; Nejjar et al. 2025)</w:t>
+      </w:r>
+      <w:r>
         <w:t xml:space="preserve">.</w:t>
       </w:r>
-      <w:r>
-        <w:t xml:space="preserve"> </w:t>
-      </w:r>
-      <w:r>
-        <w:t xml:space="preserve">Vaithilingam et al. (2022)</w:t>
-      </w:r>
-      <w:r>
-        <w:t xml:space="preserve"> </w:t>
-      </w:r>
-      <w:r>
-        <w:t xml:space="preserve">found that code-assistant users still struggled to verify generated code, so we require expert review of every AI-generated change before accepting it.</w:t>
-      </w:r>
     </w:p>
     <w:p>
       <w:pPr>
         <w:pStyle w:val="BodyText"/>
       </w:pPr>
       <w:r>
-        <w:t xml:space="preserve">Choose a small set of tools and learn how they work together. We use the tidyverse for data preparation and ggplot2 for visualization</w:t>
+        <w:t xml:space="preserve">We recommend choosing a small set of reputable tools and learning how they work together, for example the tidyverse for data preparation and ggplot2 for visualization</w:t>
       </w:r>
       <w:r>
         <w:t xml:space="preserve"> </w:t>
@@ -2249,7 +2252,49 @@
         <w:t xml:space="preserve">(Wickham et al. 2019)</w:t>
       </w:r>
       <w:r>
-        <w:t xml:space="preserve">. The here package helps construct project-relative file paths, and renv records R package dependencies. These tools support the organization of reproducible analyses, although they do not guarantee that code will run in every environment.</w:t>
+        <w:t xml:space="preserve">. The here package helps construct project-relative file paths, and the renv records R package dependencies. The Quarto document format is ideal for writing your report, this combines prose, executable code, and results in a document written as a plain-text</w:t>
+      </w:r>
+      <w:r>
+        <w:t xml:space="preserve"> </w:t>
+      </w:r>
+      <w:r>
+        <w:rPr>
+          <w:rStyle w:val="VerbatimChar"/>
+        </w:rPr>
+        <w:t xml:space="preserve">.qmd</w:t>
+      </w:r>
+      <w:r>
+        <w:t xml:space="preserve"> </w:t>
+      </w:r>
+      <w:r>
+        <w:t xml:space="preserve">file</w:t>
+      </w:r>
+      <w:r>
+        <w:t xml:space="preserve"> </w:t>
+      </w:r>
+      <w:r>
+        <w:t xml:space="preserve">(Quarto)</w:t>
+      </w:r>
+      <w:r>
+        <w:t xml:space="preserve">. Quarto is an extension of the Markdown document format, which LLMs read and write very efficiently and accurately, much more so than Word documents and PDFs. This article was written as a Quarto document, the original file may be inspected in our research compendium at https://doi.org/00.0000/0000. We recommend using converters to turn DOCX and PDF files into markdown before agents read them</w:t>
+      </w:r>
+      <w:r>
+        <w:t xml:space="preserve"> </w:t>
+      </w:r>
+      <w:r>
+        <w:t xml:space="preserve">(Anthropic 2025)</w:t>
+      </w:r>
+      <w:r>
+        <w:t xml:space="preserve">. You should create documents in Markdown format that you want your AI agent to read and edit. These R packages and document types also have the advantage of supporting the organization of transparent, reproducible and reusable analyses</w:t>
+      </w:r>
+      <w:r>
+        <w:t xml:space="preserve"> </w:t>
+      </w:r>
+      <w:r>
+        <w:t xml:space="preserve">(Marwick 2017)</w:t>
+      </w:r>
+      <w:r>
+        <w:t xml:space="preserve">.</w:t>
       </w:r>
     </w:p>
     <w:p>
@@ -2257,72 +2302,7 @@
         <w:pStyle w:val="BodyText"/>
       </w:pPr>
       <w:r>
-        <w:t xml:space="preserve">Quarto combines prose, executable code, and results in a document written as a plain-text</w:t>
-      </w:r>
-      <w:r>
-        <w:t xml:space="preserve"> </w:t>
-      </w:r>
-      <w:r>
-        <w:rPr>
-          <w:rStyle w:val="VerbatimChar"/>
-        </w:rPr>
-        <w:t xml:space="preserve">.qmd</w:t>
-      </w:r>
-      <w:r>
-        <w:t xml:space="preserve"> </w:t>
-      </w:r>
-      <w:r>
-        <w:t xml:space="preserve">file</w:t>
-      </w:r>
-      <w:r>
-        <w:t xml:space="preserve"> </w:t>
-      </w:r>
-      <w:r>
-        <w:t xml:space="preserve">(Quarto)</w:t>
-      </w:r>
-      <w:r>
-        <w:t xml:space="preserve">. Quarto works the same way as R Markdown, combines its bookdown and distill extensions, and runs the Knitr and Jupyter engines</w:t>
-      </w:r>
-      <w:r>
-        <w:t xml:space="preserve"> </w:t>
-      </w:r>
-      <w:r>
-        <w:t xml:space="preserve">(Quarto)</w:t>
-      </w:r>
-      <w:r>
-        <w:t xml:space="preserve">. Practice reading a data file, drawing a figure, and rendering that document before delegating changes to an agent. Check that changing the code changes the corresponding result in the rendered report. Keep the</w:t>
-      </w:r>
-      <w:r>
-        <w:t xml:space="preserve"> </w:t>
-      </w:r>
-      <w:r>
-        <w:rPr>
-          <w:rStyle w:val="VerbatimChar"/>
-        </w:rPr>
-        <w:t xml:space="preserve">.qmd</w:t>
-      </w:r>
-      <w:r>
-        <w:t xml:space="preserve"> </w:t>
-      </w:r>
-      <w:r>
-        <w:t xml:space="preserve">source as the document you edit; regenerate Word or HTML outputs from it. Markdown is the most efficient format for LLMs to read and write: skills ship as markdown instruction files, and converters turn PDFs into markdown before agents read them</w:t>
-      </w:r>
-      <w:r>
-        <w:t xml:space="preserve"> </w:t>
-      </w:r>
-      <w:r>
-        <w:t xml:space="preserve">(Anthropic 2025)</w:t>
-      </w:r>
-      <w:r>
-        <w:t xml:space="preserve">.</w:t>
-      </w:r>
-    </w:p>
-    <w:p>
-      <w:pPr>
-        <w:pStyle w:val="BodyText"/>
-      </w:pPr>
-      <w:r>
-        <w:t xml:space="preserve">Git records versions of project files so researchers can inspect changes and retrieve earlier work</w:t>
+        <w:t xml:space="preserve">Git is another free and open source software that specializes in collaboration and recording versions of project files (e.g. text, code, data) so you can inspect changes and retrieve earlier work</w:t>
       </w:r>
       <w:r>
         <w:t xml:space="preserve"> </w:t>
@@ -2337,151 +2317,10 @@
         <w:t xml:space="preserve"> </w:t>
       </w:r>
       <w:r>
-        <w:t xml:space="preserve">(Ram 2013)</w:t>
-      </w:r>
-      <w:r>
-        <w:t xml:space="preserve">, and primers introduce the Git and GitHub workflow to new users</w:t>
-      </w:r>
-      <w:r>
-        <w:t xml:space="preserve"> </w:t>
-      </w:r>
-      <w:r>
-        <w:t xml:space="preserve">(Blischak et al. 2016)</w:t>
-      </w:r>
-      <w:r>
-        <w:t xml:space="preserve">. A commit is a saved snapshot of tracked files, accompanied by a message describing the changes; a diff shows differences between versions. Before inviting an agent to edit a project, practice inspecting a diff and making a commit of reviewed changes. Save a known working version of the Quarto document and its supporting code, then inspect each agent-generated change. Keep credentials and restricted data out of any shared repository.</w:t>
-      </w:r>
-    </w:p>
-    <w:p>
-      <w:pPr>
-        <w:pStyle w:val="BodyText"/>
-      </w:pPr>
-      <w:r>
-        <w:t xml:space="preserve">These skills require practice.</w:t>
-      </w:r>
-      <w:r>
-        <w:t xml:space="preserve"> </w:t>
-      </w:r>
-      <w:r>
-        <w:t xml:space="preserve">Campbell et al. (2024)</w:t>
-      </w:r>
-      <w:r>
-        <w:t xml:space="preserve"> </w:t>
-      </w:r>
-      <w:r>
-        <w:t xml:space="preserve">and</w:t>
-      </w:r>
-      <w:r>
-        <w:t xml:space="preserve"> </w:t>
-      </w:r>
-      <w:r>
-        <w:t xml:space="preserve">Dyck (2026)</w:t>
-      </w:r>
-      <w:r>
-        <w:t xml:space="preserve"> </w:t>
-      </w:r>
-      <w:r>
-        <w:t xml:space="preserve">argue for learning coding fundamentals despite the availability of AI assistance. Cooper and colleagues also reaffirm teaching coding so researchers can interpret generated code and think critically, while noting variable output quality in mathematics, logic, and reproducibility</w:t>
-      </w:r>
-      <w:r>
-        <w:t xml:space="preserve"> </w:t>
-      </w:r>
-      <w:r>
-        <w:t xml:space="preserve">(Cooper et al. 2024)</w:t>
-      </w:r>
-      <w:r>
-        <w:t xml:space="preserve">. Sociologists now describe computational literacy as a core methodological competence rather than an optional extra</w:t>
-      </w:r>
-      <w:r>
-        <w:t xml:space="preserve"> </w:t>
-      </w:r>
-      <w:r>
-        <w:t xml:space="preserve">(Abramson et al. 2026)</w:t>
-      </w:r>
-      <w:r>
-        <w:t xml:space="preserve">.</w:t>
-      </w:r>
-      <w:r>
-        <w:t xml:space="preserve"> </w:t>
-      </w:r>
-      <w:r>
-        <w:t xml:space="preserve">Morgan and Wright (2018)</w:t>
-      </w:r>
-      <w:r>
-        <w:t xml:space="preserve"> </w:t>
-      </w:r>
-      <w:r>
-        <w:t xml:space="preserve">examines the relationship between drawing and interpretation in archaeological field recording. We use this as an analogy for attending to the work a tool performs, rather than evidence that manual coding always improves understanding.</w:t>
-      </w:r>
-    </w:p>
-    <w:p>
-      <w:pPr>
-        <w:pStyle w:val="BodyText"/>
-      </w:pPr>
-      <w:r>
-        <w:t xml:space="preserve">Consider a task that counts artifacts by site. Before requesting code, specify that each row represents one artifact, explain missing site labels, and decide how the plot should display counts. A short base R solution might use</w:t>
-      </w:r>
-      <w:r>
-        <w:t xml:space="preserve"> </w:t>
-      </w:r>
-      <w:r>
-        <w:rPr>
-          <w:rStyle w:val="VerbatimChar"/>
-        </w:rPr>
-        <w:t xml:space="preserve">table()</w:t>
-      </w:r>
-      <w:r>
-        <w:t xml:space="preserve"> </w:t>
-      </w:r>
-      <w:r>
-        <w:t xml:space="preserve">and</w:t>
-      </w:r>
-      <w:r>
-        <w:t xml:space="preserve"> </w:t>
-      </w:r>
-      <w:r>
-        <w:rPr>
-          <w:rStyle w:val="VerbatimChar"/>
-        </w:rPr>
-        <w:t xml:space="preserve">barplot()</w:t>
-      </w:r>
-      <w:r>
-        <w:t xml:space="preserve">. A tidyverse solution might use</w:t>
-      </w:r>
-      <w:r>
-        <w:t xml:space="preserve"> </w:t>
-      </w:r>
-      <w:r>
-        <w:rPr>
-          <w:rStyle w:val="VerbatimChar"/>
-        </w:rPr>
-        <w:t xml:space="preserve">count()</w:t>
-      </w:r>
-      <w:r>
-        <w:t xml:space="preserve"> </w:t>
-      </w:r>
-      <w:r>
-        <w:t xml:space="preserve">and</w:t>
-      </w:r>
-      <w:r>
-        <w:t xml:space="preserve"> </w:t>
-      </w:r>
-      <w:r>
-        <w:rPr>
-          <w:rStyle w:val="VerbatimChar"/>
-        </w:rPr>
-        <w:t xml:space="preserve">geom_col()</w:t>
-      </w:r>
-      <w:r>
-        <w:t xml:space="preserve">. The package choice alone cannot establish correctness: the researcher must check what each operation counts and excludes.</w:t>
-      </w:r>
-    </w:p>
-    <w:p>
-      <w:pPr>
-        <w:pStyle w:val="BodyText"/>
-      </w:pPr>
-      <w:r>
-        <w:t xml:space="preserve">To practice, use a small, non-sensitive data file whose counts you can check by hand. Write or adapt code from a tutorial, explain how it handles missing labels, and compare the plotted totals with the included records. Save these checks for evaluating later agent-generated changes. Guidance for scientific computing recommends testing programs against known results and reviewing changes in small increments</w:t>
+        <w:t xml:space="preserve">(Blischak et al. 2016; Ram 2013)</w:t>
+      </w:r>
+      <w:r>
+        <w:t xml:space="preserve">. Git records commits, a commit is a saved snapshot of tracked files, accompanied by a message describing the changes; a diff shows differences between versions. Commits should be kept small, guidance for scientific computing recommends reviewing changes in small increments</w:t>
       </w:r>
       <w:r>
         <w:t xml:space="preserve"> </w:t>
@@ -2490,19 +2329,11 @@
         <w:t xml:space="preserve">(Wilson et al. 2014)</w:t>
       </w:r>
       <w:r>
-        <w:t xml:space="preserve">.</w:t>
-      </w:r>
-    </w:p>
-    <w:p>
-      <w:pPr>
-        <w:pStyle w:val="BodyText"/>
-      </w:pPr>
-      <w:r>
-        <w:t xml:space="preserve">Before proceeding, render the Quarto document from a new R session and inspect its figure. Commit the reviewed source files and record the expected counts in the project documentation. The output of this practice is an analysis the researcher can explain, a reproducible document, and a Git history against which later changes can be compared.</w:t>
+        <w:t xml:space="preserve">. The Git history for this article can be inspected at https://github.com/benmarwick/agenticai. Agents are fluent in Git and very efficient at using it to track changes over multiple files in a project. The toolkit we have sketched out here, centered on R, Markdown, and Git, is especially well-suited for working with AI agents because it gives the agent and the researcher a shared, inspectable medium using free and open source tools. Agents read Markdown instruction files, run the R code embedded in our Quarto documents, and their edits are traceable as Git commits. This is a simple and robust system for linking reported results back to the executable analyses that generated them. Every machine-generated change is recorded transparently in plain text where you can review before accepting or rejecting it.</w:t>
       </w:r>
     </w:p>
     <w:bookmarkEnd w:id="23"/>
-    <w:bookmarkStart w:id="28" w:name="sec-harness"/>
+    <w:bookmarkStart w:id="24" w:name="sec-harness"/>
     <w:p>
       <w:pPr>
         <w:pStyle w:val="Heading1"/>
@@ -2516,7 +2347,7 @@
         <w:pStyle w:val="FirstParagraph"/>
       </w:pPr>
       <w:r>
-        <w:t xml:space="preserve">Use the project prepared in</w:t>
+        <w:t xml:space="preserve">When we use the tools described in</w:t>
       </w:r>
       <w:r>
         <w:t xml:space="preserve"> </w:t>
@@ -2530,15 +2361,257 @@
         </w:r>
       </w:hyperlink>
       <w:r>
-        <w:t xml:space="preserve"> </w:t>
-      </w:r>
-      <w:r>
-        <w:t xml:space="preserve">to configure the agent’s working environment. We recommend a local harness when the task requires editing and running project code. The relevant distinction is the configured access to files and tools: a text-only exchange requires manual transfer, whereas a tool-enabled interface may act on the project.</w:t>
-      </w:r>
-      <w:r>
-        <w:t xml:space="preserve"> </w:t>
-      </w:r>
-      <w:hyperlink w:anchor="tbl-advantages">
+        <w:t xml:space="preserve">, it is relatively simple to configure an AI agent so that it can efficiently see all the files in our project and work on them. The key tool here is a local harness, this is software you install on your computer that turns a LLM into an agent. The LLM by itself can only generate text. The harness connects that model to tools, such as reading and editing project files, running shell and R commands, calling MCP servers, and managing the exchange between the model, the tools, and you. The harness enforces permissions (decides which actions run automatically and which require your approval, according to your configuration of the harness, e.g. which files they can and cannot edit), and manages context (assembles what the model sees each turn in the conversation, e.g project instructions such as AGENTS.md, conversation history, file contents, and tool outputs). It also runs the loop (sends your prompt to the model, sends the model’s action requests to the tools, feeds results back to the model, and repeats until the task finishes or you stop it), and presents the interface (the space where you type prompts, watch the agent work, and read its output). At the time of writing widely used harnesses include Claude Code, GitHub Copilot, OpenAI Codex and OpenCode. We use and recommend OpenCode (running in the terminal pane of RStudio) because it is free and open source and not tied to any model vendor.</w:t>
+      </w:r>
+    </w:p>
+    <w:p>
+      <w:pPr>
+        <w:pStyle w:val="BodyText"/>
+      </w:pPr>
+      <w:r>
+        <w:t xml:space="preserve">Store preferences and working habits you reuse across projects in a global AGENTS.md file. In OpenCode this file is located in a path similar to .config/opencode/AGENTS.md. Keep project-specific details in a second AGENTS.md file located at the top level of each project folder. This project-specific preferences file is the place to record contextual information specific to the project you are currently working on, and saves you having to manually send those details to the LLM in each session. This could include information about archaeological context, about prior decisions you have made about the analysis plan, about your target audience for your report or manuscript, etc. We provide examples of our AGENTS.md files in our research compendium.</w:t>
+      </w:r>
+    </w:p>
+    <w:p>
+      <w:pPr>
+        <w:pStyle w:val="BodyText"/>
+      </w:pPr>
+      <w:r>
+        <w:t xml:space="preserve">Harnesses such as OpenCode often provide multiple working modes,</w:t>
+      </w:r>
+      <w:r>
+        <w:t xml:space="preserve"> </w:t>
+      </w:r>
+      <w:r>
+        <w:t xml:space="preserve">‘</w:t>
+      </w:r>
+      <w:r>
+        <w:t xml:space="preserve">plan</w:t>
+      </w:r>
+      <w:r>
+        <w:t xml:space="preserve">’</w:t>
+      </w:r>
+      <w:r>
+        <w:t xml:space="preserve"> </w:t>
+      </w:r>
+      <w:r>
+        <w:t xml:space="preserve">and</w:t>
+      </w:r>
+      <w:r>
+        <w:t xml:space="preserve"> </w:t>
+      </w:r>
+      <w:r>
+        <w:t xml:space="preserve">‘</w:t>
+      </w:r>
+      <w:r>
+        <w:t xml:space="preserve">build</w:t>
+      </w:r>
+      <w:r>
+        <w:t xml:space="preserve">’</w:t>
+      </w:r>
+      <w:r>
+        <w:t xml:space="preserve"> </w:t>
+      </w:r>
+      <w:r>
+        <w:t xml:space="preserve">are two widely used modes. Plan directs the model to inspect files and propose changes without editing any project files. Build allows file editing and running code according to your permission settings. We recommend using Plan mode when exploring options with the model and drafting your analysis plans. This prevents the model from making changes to your files before your plan is finalized and that may be complicated to undo. We recommend multiple rounds of planning with a model to explore options for you to choose from before you decide on a course of action. First-pass AI suggestions can be unreliable because models can produce authoritative-sounding but wrong proposals and illusions of understanding</w:t>
+      </w:r>
+      <w:r>
+        <w:t xml:space="preserve"> </w:t>
+      </w:r>
+      <w:r>
+        <w:t xml:space="preserve">(Messeri and Crockett 2024)</w:t>
+      </w:r>
+      <w:r>
+        <w:t xml:space="preserve">. A model’s conclusions can shift with model and prompt choices</w:t>
+      </w:r>
+      <w:r>
+        <w:t xml:space="preserve"> </w:t>
+      </w:r>
+      <w:r>
+        <w:t xml:space="preserve">(Bertran et al. 2026)</w:t>
+      </w:r>
+      <w:r>
+        <w:t xml:space="preserve">, so each round needs evaluation against data, literature, and your expertise. The specificity of a plan compounds across rounds, with each discussion round letting you add variables, design details, and constraints missing from previous rounds</w:t>
+      </w:r>
+      <w:r>
+        <w:t xml:space="preserve"> </w:t>
+      </w:r>
+      <w:r>
+        <w:t xml:space="preserve">(Brown and Spillias 2026)</w:t>
+      </w:r>
+      <w:r>
+        <w:t xml:space="preserve">. Multiple rounds of planning also gives you a chance to steer and challenge the model, request justification for decisions it proposes, and invite the model to criticize your ideas, in anticipation of human reviewers</w:t>
+      </w:r>
+      <w:r>
+        <w:t xml:space="preserve"> </w:t>
+      </w:r>
+      <w:r>
+        <w:t xml:space="preserve">(Korinek 2023)</w:t>
+      </w:r>
+      <w:r>
+        <w:t xml:space="preserve">. This helps to surface forking paths (alternative analytical decisions that could lead to different conclusions) early and map out the analysis space available to your project. We recommend saving your analysis plan to a markdown file at the end of a planning session (switch to build mode to allow the model to create a new file). This is because models often perform increasingly poorly across long meandering threads and rarely recover after a wrong turn</w:t>
+      </w:r>
+      <w:r>
+        <w:t xml:space="preserve"> </w:t>
+      </w:r>
+      <w:r>
+        <w:t xml:space="preserve">(Laban et al. 2025)</w:t>
+      </w:r>
+      <w:r>
+        <w:t xml:space="preserve">. Then when you resume your work, you should start a new conversation by directing the model to read your plan saved in the markdown file, rather than rely on its memory. Having your plan in a markdown file also allows you to easily directly edit it independent of the AI, and manually record the status of each step of the plan (e.g. </w:t>
+      </w:r>
+      <w:r>
+        <w:t xml:space="preserve">‘</w:t>
+      </w:r>
+      <w:r>
+        <w:t xml:space="preserve">done</w:t>
+      </w:r>
+      <w:r>
+        <w:t xml:space="preserve">’</w:t>
+      </w:r>
+      <w:r>
+        <w:t xml:space="preserve">,</w:t>
+      </w:r>
+      <w:r>
+        <w:t xml:space="preserve"> </w:t>
+      </w:r>
+      <w:r>
+        <w:t xml:space="preserve">‘</w:t>
+      </w:r>
+      <w:r>
+        <w:t xml:space="preserve">in progress</w:t>
+      </w:r>
+      <w:r>
+        <w:t xml:space="preserve">’</w:t>
+      </w:r>
+      <w:r>
+        <w:t xml:space="preserve">), so you remain at the helm of your project.</w:t>
+      </w:r>
+    </w:p>
+    <w:p>
+      <w:pPr>
+        <w:pStyle w:val="BodyText"/>
+      </w:pPr>
+      <w:r>
+        <w:t xml:space="preserve">Planning an analysis with a LLM can be effective when using a state-of-the-art, reasoning-enabled large frontier model because these are often better at the long-horizon, open-ended, branching tasks involved in drafting a plan</w:t>
+      </w:r>
+      <w:r>
+        <w:t xml:space="preserve"> </w:t>
+      </w:r>
+      <w:r>
+        <w:t xml:space="preserve">(Lu et al. 2026; Zhang et al. 2025)</w:t>
+      </w:r>
+      <w:r>
+        <w:t xml:space="preserve">. Because larger models can be slower and more expensive, we recommend switching to a smaller model to implement the individual steps of the plan. When your plan is set, switch your harness to build mode and direct the model to execute one step of the plan. The more precisely specified the plan step is, the better chance you have of the smaller model successfully executing it</w:t>
+      </w:r>
+      <w:r>
+        <w:t xml:space="preserve"> </w:t>
+      </w:r>
+      <w:r>
+        <w:t xml:space="preserve">(Brown and Spillias 2026)</w:t>
+      </w:r>
+      <w:r>
+        <w:t xml:space="preserve">. As the model completes a step, verify completion by inspecting the Git diff, check the output against your plan, and for more complex steps, interrogate the model to have it justify its actions. Agents sometimes report finished work they never completed</w:t>
+      </w:r>
+      <w:r>
+        <w:t xml:space="preserve"> </w:t>
+      </w:r>
+      <w:r>
+        <w:t xml:space="preserve">(Christopher J. Brown et al. 2026; Nejjar et al. 2025)</w:t>
+      </w:r>
+      <w:r>
+        <w:t xml:space="preserve">, so it is essential check the files and outputs yourself.</w:t>
+      </w:r>
+    </w:p>
+    <w:p>
+      <w:pPr>
+        <w:pStyle w:val="BodyText"/>
+      </w:pPr>
+      <w:r>
+        <w:t xml:space="preserve">While the harness is installed and runs locally on our computer, they typically use LLMs hosted remotely at data centers. This connection requires obtaining an API (Application Programming Interface) key from a model provider, and adding this key to our harness configuration file. Once we have this connection, our file contents and tool outputs may enter the context sent to a remote model, and potentially even be used to train future LLMs. We have been using the free tiers of models available from OpenRouter and OpenCode. However, for many archaeological projects using models hosted by commercial providers is unacceptable, for example when working with restricted site coordinates, confidential client information, and culturally sensitive data. One solution to this problem is to select LLM providers that offer an option for Zero Data Retention (ZDR), a contractual policy promise where the provider processes your request and deletes the data immediately after. Another option is to keep sensitive files in a directory entirely outside the project folder so the agent cannot open them by accident</w:t>
+      </w:r>
+      <w:r>
+        <w:t xml:space="preserve"> </w:t>
+      </w:r>
+      <w:r>
+        <w:t xml:space="preserve">(Brown 2026)</w:t>
+      </w:r>
+      <w:r>
+        <w:t xml:space="preserve">. Simulated data with the same structure can replace restricted data during analysis development. Finally, perhaps the most secure solution is a locally hosted LLM so that no data leave your computer</w:t>
+      </w:r>
+      <w:r>
+        <w:t xml:space="preserve"> </w:t>
+      </w:r>
+      <w:r>
+        <w:t xml:space="preserve">(Abramson et al. 2026; Wiest et al. 2024)</w:t>
+      </w:r>
+      <w:r>
+        <w:t xml:space="preserve">. Widely used free and opensource tools for managing local LLMs include Ollama, llama.cpp, vLLM, and AnythingLLM, and currently popular models for local use include Llama (Meta), Gemma (Google) and Qwen (Alibaba). Local LLMs can suit simpler tasks when run on a typical computer, such as execution of well-specified steps of a plan, and writing code, but getting performance similar to leading hosted models requires expensive high performance hardware</w:t>
+      </w:r>
+      <w:r>
+        <w:t xml:space="preserve"> </w:t>
+      </w:r>
+      <w:r>
+        <w:t xml:space="preserve">(Chris Brown et al. 2026)</w:t>
+      </w:r>
+      <w:r>
+        <w:t xml:space="preserve">. A hybrid approach uses a local LLM to inspect the raw data to prepare a synthetic version of that data that has exactly the same structure as the real dataset (same columns, same variable types, same format), has the same statistical properties as the real dataset, but contains no real locations, measurements, and no identifying information. This synthetic proxy data can then sent to the more capable remote model to write code that can be run locally on your data on your computer</w:t>
+      </w:r>
+      <w:r>
+        <w:t xml:space="preserve"> </w:t>
+      </w:r>
+      <w:r>
+        <w:t xml:space="preserve">(Schweinberger 2026)</w:t>
+      </w:r>
+      <w:r>
+        <w:t xml:space="preserve">.</w:t>
+      </w:r>
+    </w:p>
+    <w:bookmarkEnd w:id="24"/>
+    <w:bookmarkStart w:id="26" w:name="sec-analysis"/>
+    <w:p>
+      <w:pPr>
+        <w:pStyle w:val="Heading1"/>
+      </w:pPr>
+      <w:r>
+        <w:t xml:space="preserve">Step 3: Use Tools, Skills, and Model Context Protocols to Research, Plan, and Analyze</w:t>
+      </w:r>
+    </w:p>
+    <w:p>
+      <w:pPr>
+        <w:pStyle w:val="FirstParagraph"/>
+      </w:pPr>
+      <w:r>
+        <w:t xml:space="preserve">With the harness configured, working with an AI to generate plans and taking actions is more efficient by using tools, skills and Model Context Protocols (MCPs) to do common research tasks such as search for and verify references, write and run code, organise and manage files (</w:t>
+      </w:r>
+      <w:r>
+        <w:t xml:space="preserve">Anthropic (2024)</w:t>
+      </w:r>
+      <w:r>
+        <w:t xml:space="preserve">), and simulate peer review. A tool performs a single computer action and returns a result, such as reading, editing and renaming a file, or starting R and running R code. A skill is a markdown file of metadata and instructions and supporting resources for a recurring task</w:t>
+      </w:r>
+      <w:r>
+        <w:t xml:space="preserve"> </w:t>
+      </w:r>
+      <w:r>
+        <w:t xml:space="preserve">(Xu and Yan 2026)</w:t>
+      </w:r>
+      <w:r>
+        <w:t xml:space="preserve">. The agent reads the full skill file when a task contains words that matches the metadata, and the skill file contents is sent to the model as part of the prompt. For example, we have a skill file for the tidyverse idiom of the R language. This specifies conventions that we want the model to follow when it writes R code, e.g. use the native pipe |&gt; over %&gt;%. We also provide good and bad code examples. When we ask for R code, the harness loads that file into the context and sends it to the model along with the rest of the prompt, and the output follows those conventions. MCP is an open source standard for connecting an agent to external data sources and services; they can also provide specialist tools</w:t>
+      </w:r>
+      <w:r>
+        <w:t xml:space="preserve"> </w:t>
+      </w:r>
+      <w:r>
+        <w:t xml:space="preserve">(Anthropic 2024; Hou et al. 2026)</w:t>
+      </w:r>
+      <w:r>
+        <w:t xml:space="preserve">. A skill describes a procedure, while tools perform its actions and an MCP server supplies connections.</w:t>
+      </w:r>
+      <w:r>
+        <w:t xml:space="preserve"> </w:t>
+      </w:r>
+      <w:hyperlink w:anchor="tbl-stack">
         <w:r>
           <w:rPr>
             <w:rStyle w:val="Hyperlink"/>
@@ -2550,7 +2623,7 @@
         <w:t xml:space="preserve"> </w:t>
       </w:r>
       <w:r>
-        <w:t xml:space="preserve">lists capabilities to check before choosing software.</w:t>
+        <w:t xml:space="preserve">lists the five MCP servers and six skills named in this guide plus the three instructions files that govern them.</w:t>
       </w:r>
     </w:p>
     <w:tbl>
@@ -2567,7 +2640,7 @@
       <w:tr>
         <w:tc>
           <w:tcPr/>
-          <w:bookmarkStart w:id="24" w:name="tbl-advantages"/>
+          <w:bookmarkStart w:id="25" w:name="tbl-stack"/>
           <w:p>
             <w:pPr>
               <w:jc w:val="center"/>
@@ -2578,620 +2651,7 @@
               <w:pStyle w:val="ImageCaption"/>
             </w:pPr>
             <w:r>
-              <w:t xml:space="preserve">Table 3: Capabilities to check when selecting and configuring an agent harness. Availability depends on the software, model, and permissions.</w:t>
-            </w:r>
-          </w:p>
-          <w:tbl>
-            <w:tblPr>
-              <w:tblStyle w:val="Table"/>
-              <w:tblW w:type="pct" w:w="5000"/>
-              <w:tblLook w:firstRow="1" w:lastRow="0" w:firstColumn="0" w:lastColumn="0" w:noHBand="0" w:noVBand="0" w:val="0020"/>
-              <w:jc w:val="start"/>
-              <w:tblLayout w:type="fixed"/>
-            </w:tblPr>
-            <w:tblGrid>
-              <w:gridCol w:w="1101"/>
-              <w:gridCol w:w="3304"/>
-              <w:gridCol w:w="3514"/>
-            </w:tblGrid>
-            <w:tr>
-              <w:trPr>
-                <w:tblHeader w:val="true"/>
-              </w:trPr>
-              <w:tc>
-                <w:tcPr/>
-                <w:p>
-                  <w:pPr>
-                    <w:pStyle w:val="Compact"/>
-                    <w:jc w:val="left"/>
-                    <w:jc w:val="center"/>
-                  </w:pPr>
-                  <w:r>
-                    <w:t xml:space="preserve">Capability</w:t>
-                  </w:r>
-                </w:p>
-              </w:tc>
-              <w:tc>
-                <w:tcPr/>
-                <w:p>
-                  <w:pPr>
-                    <w:pStyle w:val="Compact"/>
-                    <w:jc w:val="left"/>
-                    <w:jc w:val="center"/>
-                  </w:pPr>
-                  <w:r>
-                    <w:t xml:space="preserve">What.to.check</w:t>
-                  </w:r>
-                </w:p>
-              </w:tc>
-              <w:tc>
-                <w:tcPr/>
-                <w:p>
-                  <w:pPr>
-                    <w:pStyle w:val="Compact"/>
-                    <w:jc w:val="left"/>
-                    <w:jc w:val="center"/>
-                  </w:pPr>
-                  <w:r>
-                    <w:t xml:space="preserve">Researcher.action</w:t>
-                  </w:r>
-                </w:p>
-              </w:tc>
-            </w:tr>
-            <w:tr>
-              <w:tc>
-                <w:tcPr/>
-                <w:p>
-                  <w:pPr>
-                    <w:pStyle w:val="Compact"/>
-                    <w:jc w:val="left"/>
-                    <w:jc w:val="center"/>
-                  </w:pPr>
-                  <w:r>
-                    <w:t xml:space="preserve">Project context</w:t>
-                  </w:r>
-                </w:p>
-              </w:tc>
-              <w:tc>
-                <w:tcPr/>
-                <w:p>
-                  <w:pPr>
-                    <w:pStyle w:val="Compact"/>
-                    <w:jc w:val="left"/>
-                    <w:jc w:val="center"/>
-                  </w:pPr>
-                  <w:r>
-                    <w:t xml:space="preserve">Which files and tool outputs can enter the model context?</w:t>
-                  </w:r>
-                </w:p>
-              </w:tc>
-              <w:tc>
-                <w:tcPr/>
-                <w:p>
-                  <w:pPr>
-                    <w:pStyle w:val="Compact"/>
-                    <w:jc w:val="left"/>
-                    <w:jc w:val="center"/>
-                  </w:pPr>
-                  <w:r>
-                    <w:t xml:space="preserve">Provide only approved material and inspect the agent’s summary</w:t>
-                  </w:r>
-                </w:p>
-              </w:tc>
-            </w:tr>
-            <w:tr>
-              <w:tc>
-                <w:tcPr/>
-                <w:p>
-                  <w:pPr>
-                    <w:pStyle w:val="Compact"/>
-                    <w:jc w:val="left"/>
-                    <w:jc w:val="center"/>
-                  </w:pPr>
-                  <w:r>
-                    <w:t xml:space="preserve">File editing</w:t>
-                  </w:r>
-                </w:p>
-              </w:tc>
-              <w:tc>
-                <w:tcPr/>
-                <w:p>
-                  <w:pPr>
-                    <w:pStyle w:val="Compact"/>
-                    <w:jc w:val="left"/>
-                    <w:jc w:val="center"/>
-                  </w:pPr>
-                  <w:r>
-                    <w:t xml:space="preserve">Can the software restrict changes to the intended files?</w:t>
-                  </w:r>
-                </w:p>
-              </w:tc>
-              <w:tc>
-                <w:tcPr/>
-                <w:p>
-                  <w:pPr>
-                    <w:pStyle w:val="Compact"/>
-                    <w:jc w:val="left"/>
-                    <w:jc w:val="center"/>
-                  </w:pPr>
-                  <w:r>
-                    <w:t xml:space="preserve">Test a small edit in a disposable project and inspect the Git diff</w:t>
-                  </w:r>
-                </w:p>
-              </w:tc>
-            </w:tr>
-            <w:tr>
-              <w:tc>
-                <w:tcPr/>
-                <w:p>
-                  <w:pPr>
-                    <w:pStyle w:val="Compact"/>
-                    <w:jc w:val="left"/>
-                    <w:jc w:val="center"/>
-                  </w:pPr>
-                  <w:r>
-                    <w:t xml:space="preserve">Code execution</w:t>
-                  </w:r>
-                </w:p>
-              </w:tc>
-              <w:tc>
-                <w:tcPr/>
-                <w:p>
-                  <w:pPr>
-                    <w:pStyle w:val="Compact"/>
-                    <w:jc w:val="left"/>
-                    <w:jc w:val="center"/>
-                  </w:pPr>
-                  <w:r>
-                    <w:t xml:space="preserve">Which commands require approval and where do they run?</w:t>
-                  </w:r>
-                </w:p>
-              </w:tc>
-              <w:tc>
-                <w:tcPr/>
-                <w:p>
-                  <w:pPr>
-                    <w:pStyle w:val="Compact"/>
-                    <w:jc w:val="left"/>
-                    <w:jc w:val="center"/>
-                  </w:pPr>
-                  <w:r>
-                    <w:t xml:space="preserve">Review commands and independently check outputs</w:t>
-                  </w:r>
-                </w:p>
-              </w:tc>
-            </w:tr>
-            <w:tr>
-              <w:tc>
-                <w:tcPr/>
-                <w:p>
-                  <w:pPr>
-                    <w:pStyle w:val="Compact"/>
-                    <w:jc w:val="left"/>
-                    <w:jc w:val="center"/>
-                  </w:pPr>
-                  <w:r>
-                    <w:t xml:space="preserve">Project instructions</w:t>
-                  </w:r>
-                </w:p>
-              </w:tc>
-              <w:tc>
-                <w:tcPr/>
-                <w:p>
-                  <w:pPr>
-                    <w:pStyle w:val="Compact"/>
-                    <w:jc w:val="left"/>
-                    <w:jc w:val="center"/>
-                  </w:pPr>
-                  <w:r>
-                    <w:t xml:space="preserve">How does the software load and prioritize written conventions?</w:t>
-                  </w:r>
-                </w:p>
-              </w:tc>
-              <w:tc>
-                <w:tcPr/>
-                <w:p>
-                  <w:pPr>
-                    <w:pStyle w:val="Compact"/>
-                    <w:jc w:val="left"/>
-                    <w:jc w:val="center"/>
-                  </w:pPr>
-                  <w:r>
-                    <w:t xml:space="preserve">Document conventions and check compliance rather than assuming it</w:t>
-                  </w:r>
-                </w:p>
-              </w:tc>
-            </w:tr>
-            <w:tr>
-              <w:tc>
-                <w:tcPr/>
-                <w:p>
-                  <w:pPr>
-                    <w:pStyle w:val="Compact"/>
-                    <w:jc w:val="left"/>
-                    <w:jc w:val="center"/>
-                  </w:pPr>
-                  <w:r>
-                    <w:t xml:space="preserve">External tools</w:t>
-                  </w:r>
-                </w:p>
-              </w:tc>
-              <w:tc>
-                <w:tcPr/>
-                <w:p>
-                  <w:pPr>
-                    <w:pStyle w:val="Compact"/>
-                    <w:jc w:val="left"/>
-                    <w:jc w:val="center"/>
-                  </w:pPr>
-                  <w:r>
-                    <w:t xml:space="preserve">Which services receive information and what do they return?</w:t>
-                  </w:r>
-                </w:p>
-              </w:tc>
-              <w:tc>
-                <w:tcPr/>
-                <w:p>
-                  <w:pPr>
-                    <w:pStyle w:val="Compact"/>
-                    <w:jc w:val="left"/>
-                    <w:jc w:val="center"/>
-                  </w:pPr>
-                  <w:r>
-                    <w:t xml:space="preserve">Test each connection on known inputs before using it in research</w:t>
-                  </w:r>
-                </w:p>
-              </w:tc>
-            </w:tr>
-          </w:tbl>
-          <w:bookmarkEnd w:id="24"/>
-          <w:p/>
-        </w:tc>
-      </w:tr>
-    </w:tbl>
-    <w:bookmarkStart w:id="25" w:name="choose-a-harness-and-model"/>
-    <w:p>
-      <w:pPr>
-        <w:pStyle w:val="Heading2"/>
-      </w:pPr>
-      <w:r>
-        <w:t xml:space="preserve">Choose a Harness and Model</w:t>
-      </w:r>
-    </w:p>
-    <w:p>
-      <w:pPr>
-        <w:pStyle w:val="FirstParagraph"/>
-      </w:pPr>
-      <w:r>
-        <w:t xml:space="preserve">The harness and model have different roles. The harness manages files and tool calls; the model generates responses and requests actions. OpenCode provides configurable permissions for reading, editing, and executing commands</w:t>
-      </w:r>
-      <w:r>
-        <w:t xml:space="preserve"> </w:t>
-      </w:r>
-      <w:r>
-        <w:t xml:space="preserve">(OpenCode)</w:t>
-      </w:r>
-      <w:r>
-        <w:t xml:space="preserve">. Aider offers a different workflow in which users select files for editing and inspect the resulting changes</w:t>
-      </w:r>
-      <w:r>
-        <w:t xml:space="preserve"> </w:t>
-      </w:r>
-      <w:r>
-        <w:t xml:space="preserve">(Aider)</w:t>
-      </w:r>
-      <w:r>
-        <w:t xml:space="preserve">. Compare the software’s documentation against the tasks in your project rather than assuming that every harness supports the same capabilities.</w:t>
-      </w:r>
-    </w:p>
-    <w:p>
-      <w:pPr>
-        <w:pStyle w:val="BodyText"/>
-      </w:pPr>
-      <w:r>
-        <w:t xml:space="preserve">For either route, install the software from its documented source, select a supported model, and follow the provider’s authentication instructions. An application programming interface (API) key is a credential that authorizes access to a service; keep it outside version-controlled files. OpenCode users should configure permissions before requesting changes. Aider users should select only the files needed for the task and review its automatic-commit settings. Record the harness version, model identifier, provider, and date, and set a spending limit where available.</w:t>
-      </w:r>
-    </w:p>
-    <w:p>
-      <w:pPr>
-        <w:pStyle w:val="BodyText"/>
-      </w:pPr>
-      <w:r>
-        <w:t xml:space="preserve">A local harness does not ensure that data remain local. OpenCode’s documentation distinguishes local processing from API calls to the model provider</w:t>
-      </w:r>
-      <w:r>
-        <w:t xml:space="preserve"> </w:t>
-      </w:r>
-      <w:r>
-        <w:t xml:space="preserve">(OpenCode)</w:t>
-      </w:r>
-      <w:r>
-        <w:t xml:space="preserve">. File contents and tool outputs may enter the context sent to a remote model. Before connecting, establish which materials may leave the institution and which services are approved. Exclude restricted site coordinates, confidential client information, and community-governed knowledge unless the relevant permissions explicitly allow their use. Keep sensitive files in a directory entirely outside the project folder so the agent cannot open them by accident</w:t>
-      </w:r>
-      <w:r>
-        <w:t xml:space="preserve"> </w:t>
-      </w:r>
-      <w:r>
-        <w:t xml:space="preserve">(Brown 2026)</w:t>
-      </w:r>
-      <w:r>
-        <w:t xml:space="preserve">. Prefer a provider with a no-data-retention option where available, and never paste analysis outputs back into prompts, which leaks the same information as the raw data</w:t>
-      </w:r>
-      <w:r>
-        <w:t xml:space="preserve"> </w:t>
-      </w:r>
-      <w:r>
-        <w:t xml:space="preserve">(Brown 2026)</w:t>
-      </w:r>
-      <w:r>
-        <w:t xml:space="preserve">. Simulated data with the same structure can replace restricted data during code development</w:t>
-      </w:r>
-      <w:r>
-        <w:t xml:space="preserve"> </w:t>
-      </w:r>
-      <w:r>
-        <w:t xml:space="preserve">(Brown 2026)</w:t>
-      </w:r>
-      <w:r>
-        <w:t xml:space="preserve">. A locally hosted model suits simpler tasks on capable hardware but trails leading hosted models on harder ones</w:t>
-      </w:r>
-      <w:r>
-        <w:t xml:space="preserve"> </w:t>
-      </w:r>
-      <w:r>
-        <w:t xml:space="preserve">(Brown 2026)</w:t>
-      </w:r>
-      <w:r>
-        <w:t xml:space="preserve">. One sociological team shared no data with commercial systems and extended codes with local models in under one-third the manual time, with secondary human review ensuring accuracy</w:t>
-      </w:r>
-      <w:r>
-        <w:t xml:space="preserve"> </w:t>
-      </w:r>
-      <w:r>
-        <w:t xml:space="preserve">(Abramson et al. 2026)</w:t>
-      </w:r>
-      <w:r>
-        <w:t xml:space="preserve">.</w:t>
-      </w:r>
-    </w:p>
-    <w:bookmarkEnd w:id="25"/>
-    <w:bookmarkStart w:id="26" w:name="set-project-instructions-and-permissions"/>
-    <w:p>
-      <w:pPr>
-        <w:pStyle w:val="Heading2"/>
-      </w:pPr>
-      <w:r>
-        <w:t xml:space="preserve">Set Project Instructions and Permissions</w:t>
-      </w:r>
-    </w:p>
-    <w:p>
-      <w:pPr>
-        <w:pStyle w:val="FirstParagraph"/>
-      </w:pPr>
-      <w:r>
-        <w:t xml:space="preserve">Write a short project instructions file that states the conventions established in</w:t>
-      </w:r>
-      <w:r>
-        <w:t xml:space="preserve"> </w:t>
-      </w:r>
-      <w:hyperlink w:anchor="sec-tools">
-        <w:r>
-          <w:rPr>
-            <w:rStyle w:val="Hyperlink"/>
-          </w:rPr>
-          <w:t xml:space="preserve">Section 2</w:t>
-        </w:r>
-      </w:hyperlink>
-      <w:r>
-        <w:t xml:space="preserve">. In OpenCode,</w:t>
-      </w:r>
-      <w:r>
-        <w:t xml:space="preserve"> </w:t>
-      </w:r>
-      <w:r>
-        <w:rPr>
-          <w:rStyle w:val="VerbatimChar"/>
-        </w:rPr>
-        <w:t xml:space="preserve">AGENTS.md</w:t>
-      </w:r>
-      <w:r>
-        <w:t xml:space="preserve"> </w:t>
-      </w:r>
-      <w:r>
-        <w:t xml:space="preserve">supplies project instructions</w:t>
-      </w:r>
-      <w:r>
-        <w:t xml:space="preserve"> </w:t>
-      </w:r>
-      <w:r>
-        <w:t xml:space="preserve">(OpenCode)</w:t>
-      </w:r>
-      <w:r>
-        <w:t xml:space="preserve">. Include the language, document format, file locations, and checks expected before reporting completion. For example, instruct the agent to use R, edit the Quarto source, preserve raw data, explain proposed dependency changes, and request approval before committing or publishing files.</w:t>
-      </w:r>
-    </w:p>
-    <w:p>
-      <w:pPr>
-        <w:pStyle w:val="BodyText"/>
-      </w:pPr>
-      <w:r>
-        <w:t xml:space="preserve">Instructions need technical controls as well as prose. OpenCode can allow, deny, or request approval for specified actions</w:t>
-      </w:r>
-      <w:r>
-        <w:t xml:space="preserve"> </w:t>
-      </w:r>
-      <w:r>
-        <w:t xml:space="preserve">(OpenCode)</w:t>
-      </w:r>
-      <w:r>
-        <w:t xml:space="preserve">. Start with restricted access and require approval for edits and commands until you understand their effects. Treat</w:t>
-      </w:r>
-      <w:r>
-        <w:t xml:space="preserve"> </w:t>
-      </w:r>
-      <w:r>
-        <w:rPr>
-          <w:rStyle w:val="VerbatimChar"/>
-        </w:rPr>
-        <w:t xml:space="preserve">AGENTS.md</w:t>
-      </w:r>
-      <w:r>
-        <w:t xml:space="preserve"> </w:t>
-      </w:r>
-      <w:r>
-        <w:t xml:space="preserve">as guidance the agent may fail to follow, and check its actions against the configured permissions. Maintain a separate backup: Git can recover committed versions, but cannot recover every unsaved or untracked file.</w:t>
-      </w:r>
-    </w:p>
-    <w:bookmarkEnd w:id="26"/>
-    <w:bookmarkStart w:id="27" w:name="test-the-connection"/>
-    <w:p>
-      <w:pPr>
-        <w:pStyle w:val="Heading2"/>
-      </w:pPr>
-      <w:r>
-        <w:t xml:space="preserve">Test the Connection</w:t>
-      </w:r>
-    </w:p>
-    <w:p>
-      <w:pPr>
-        <w:pStyle w:val="FirstParagraph"/>
-      </w:pPr>
-      <w:r>
-        <w:t xml:space="preserve">Begin with a read-only task using non-sensitive documentation. Ask the agent to summarize the research question, name the data files, and identify the variables it would need. Compare the response with the actual files. Check the permission settings directly; an agent’s claim that it lacks access is insufficient evidence of a restriction.</w:t>
-      </w:r>
-    </w:p>
-    <w:p>
-      <w:pPr>
-        <w:pStyle w:val="BodyText"/>
-      </w:pPr>
-      <w:r>
-        <w:t xml:space="preserve">Next, use a disposable copy of the project to test a small authorized edit. Ask the agent to change a figure label, inspect the diff yourself, and render the document. Confirm that the intended label changed and that the calculation remained intact. The output is a configured agent, written conventions, and a tested procedure for reviewing its changes. If the agent’s answers go wrong, restart with a clearer prompt in a fresh conversation rather than patching the same thread: an early wrong answer keeps shaping later replies</w:t>
-      </w:r>
-      <w:r>
-        <w:t xml:space="preserve"> </w:t>
-      </w:r>
-      <w:r>
-        <w:t xml:space="preserve">(Brown 2026)</w:t>
-      </w:r>
-      <w:r>
-        <w:t xml:space="preserve">. The penalty is large: across 200,000 simulated conversations, models performed 39% worse in multi-turn than single-turn settings and rarely recovered after a wrong turn</w:t>
-      </w:r>
-      <w:r>
-        <w:t xml:space="preserve"> </w:t>
-      </w:r>
-      <w:r>
-        <w:t xml:space="preserve">(Laban et al. 2025)</w:t>
-      </w:r>
-      <w:r>
-        <w:t xml:space="preserve">. Delete superseded scripts instead of keeping several versions of the same file: stale code in the project can keep influencing suggestions</w:t>
-      </w:r>
-      <w:r>
-        <w:t xml:space="preserve"> </w:t>
-      </w:r>
-      <w:r>
-        <w:t xml:space="preserve">(Brown 2026)</w:t>
-      </w:r>
-      <w:r>
-        <w:t xml:space="preserve">.</w:t>
-      </w:r>
-    </w:p>
-    <w:bookmarkEnd w:id="27"/>
-    <w:bookmarkEnd w:id="28"/>
-    <w:bookmarkStart w:id="35" w:name="sec-analysis"/>
-    <w:p>
-      <w:pPr>
-        <w:pStyle w:val="Heading1"/>
-      </w:pPr>
-      <w:r>
-        <w:t xml:space="preserve">Step 3: Use Skills and Tools to Research, Plan, and Analyze</w:t>
-      </w:r>
-    </w:p>
-    <w:p>
-      <w:pPr>
-        <w:pStyle w:val="FirstParagraph"/>
-      </w:pPr>
-      <w:r>
-        <w:t xml:space="preserve">With the harness configured, select the capabilities needed for the archaeological task. Use them in a sequence that produces inspectable outputs: source notes, an approved plan, reviewed code, and a rendered report. The researcher decides when the work is ready to advance.</w:t>
-      </w:r>
-    </w:p>
-    <w:bookmarkStart w:id="30" w:name="X634db6125e43fa547a7074feffcb5e40d272294"/>
-    <w:p>
-      <w:pPr>
-        <w:pStyle w:val="Heading2"/>
-      </w:pPr>
-      <w:r>
-        <w:t xml:space="preserve">Select and Test the Capabilities You Need</w:t>
-      </w:r>
-    </w:p>
-    <w:p>
-      <w:pPr>
-        <w:pStyle w:val="FirstParagraph"/>
-      </w:pPr>
-      <w:r>
-        <w:t xml:space="preserve">A skill is a package of instructions and supporting resources for a recurring task</w:t>
-      </w:r>
-      <w:r>
-        <w:t xml:space="preserve"> </w:t>
-      </w:r>
-      <w:r>
-        <w:t xml:space="preserve">(Anthropic 2025; Xu and Yan 2026)</w:t>
-      </w:r>
-      <w:r>
-        <w:t xml:space="preserve">. A tool is a function the agent can call, such as looking up a DOI or running R. MCP is a standard for connecting an agent to tools and data sources; an MCP server supplies those connections</w:t>
-      </w:r>
-      <w:r>
-        <w:t xml:space="preserve"> </w:t>
-      </w:r>
-      <w:r>
-        <w:t xml:space="preserve">(Anthropic 2024; Hou et al. 2026)</w:t>
-      </w:r>
-      <w:r>
-        <w:t xml:space="preserve">. A skill describes a procedure, while tools perform its actions.</w:t>
-      </w:r>
-      <w:r>
-        <w:t xml:space="preserve"> </w:t>
-      </w:r>
-      <w:hyperlink w:anchor="tbl-stack">
-        <w:r>
-          <w:rPr>
-            <w:rStyle w:val="Hyperlink"/>
-          </w:rPr>
-          <w:t xml:space="preserve">Table 4</w:t>
-        </w:r>
-      </w:hyperlink>
-      <w:r>
-        <w:t xml:space="preserve"> </w:t>
-      </w:r>
-      <w:r>
-        <w:t xml:space="preserve">lists the five MCP servers and six skills named in this guide plus the three instructions files that govern them.</w:t>
-      </w:r>
-    </w:p>
-    <w:tbl>
-      <w:tblPr>
-        <w:tblStyle w:val="Table"/>
-        <w:tblW w:type="pct" w:w="5000"/>
-        <w:tblLook w:firstRow="0" w:lastRow="0" w:firstColumn="0" w:lastColumn="0" w:noHBand="0" w:noVBand="0" w:val="0000"/>
-        <w:jc w:val="start"/>
-        <w:tblLayout w:type="fixed"/>
-      </w:tblPr>
-      <w:tblGrid>
-        <w:gridCol w:w="7920"/>
-      </w:tblGrid>
-      <w:tr>
-        <w:tc>
-          <w:tcPr/>
-          <w:bookmarkStart w:id="29" w:name="tbl-stack"/>
-          <w:p>
-            <w:pPr>
-              <w:jc w:val="center"/>
-            </w:pPr>
-            <w:pPr>
-              <w:jc w:val="start"/>
-              <w:spacing w:before="200"/>
-              <w:pStyle w:val="ImageCaption"/>
-            </w:pPr>
-            <w:r>
-              <w:t xml:space="preserve">Table 4: MCP servers and skills installed in the author’s OpenCode configuration.</w:t>
+              <w:t xml:space="preserve">Table 3: MCP servers and skills installed in the author’s OpenCode configuration.</w:t>
             </w:r>
           </w:p>
           <w:tbl>
@@ -4022,7 +3482,7 @@
               </w:tc>
             </w:tr>
           </w:tbl>
-          <w:bookmarkEnd w:id="29"/>
+          <w:bookmarkEnd w:id="25"/>
           <w:p/>
         </w:tc>
       </w:tr>
@@ -4032,16 +3492,92 @@
         <w:pStyle w:val="BodyText"/>
       </w:pPr>
       <w:r>
-        <w:t xml:space="preserve">Start with a task such as retrieving a cited paper or checking a calculation. Inspect the skill’s instructions and the server’s documentation before enabling either. Give each tool only the access its task requires, and test its output against a known input. Untrusted documents or tool descriptions can contain instructions that redirect an agent, a risk examined in MCP security research</w:t>
-      </w:r>
-      <w:r>
-        <w:t xml:space="preserve"> </w:t>
-      </w:r>
-      <w:r>
-        <w:t xml:space="preserve">(Hou et al. 2026)</w:t>
-      </w:r>
-      <w:r>
-        <w:t xml:space="preserve">. Review unexpected requests for file access, code execution, or network connections before allowing them.</w:t>
+        <w:t xml:space="preserve">As as example of how these additions work, consider what happens if we give our agent the command</w:t>
+      </w:r>
+      <w:r>
+        <w:t xml:space="preserve"> </w:t>
+      </w:r>
+      <w:r>
+        <w:t xml:space="preserve">“</w:t>
+      </w:r>
+      <w:r>
+        <w:t xml:space="preserve">deeply research the debate about the Châtelperronian</w:t>
+      </w:r>
+      <w:r>
+        <w:t xml:space="preserve">”</w:t>
+      </w:r>
+      <w:r>
+        <w:t xml:space="preserve">. This will load the deep-research</w:t>
+      </w:r>
+      <w:r>
+        <w:t xml:space="preserve"> </w:t>
+      </w:r>
+      <w:r>
+        <w:rPr>
+          <w:iCs/>
+          <w:i/>
+        </w:rPr>
+        <w:t xml:space="preserve">skill</w:t>
+      </w:r>
+      <w:r>
+        <w:t xml:space="preserve">, whose trigger keywords include that phrase. This specific skill contains instructions for a specific set of actions: scoping the authorship question, systematic search, source verification, synthesis with a devil’s-advocate pass, and a written report. The harness dispatches subagents for search, verification, and synthesis; retrieval</w:t>
+      </w:r>
+      <w:r>
+        <w:t xml:space="preserve"> </w:t>
+      </w:r>
+      <w:r>
+        <w:rPr>
+          <w:iCs/>
+          <w:i/>
+        </w:rPr>
+        <w:t xml:space="preserve">tools</w:t>
+      </w:r>
+      <w:r>
+        <w:t xml:space="preserve"> </w:t>
+      </w:r>
+      <w:r>
+        <w:t xml:space="preserve">fetch candidate papers while verification tools check each citation against publication databases through a reference-verification server. The literature search and verification tools are provided by the refcheck MCP server; they query Crossref, Semantic Scholar, and other online services. The results of the literature search can then be written into the project-level bibtex file or saved in your Zotero library using the zotero-cli</w:t>
+      </w:r>
+      <w:r>
+        <w:t xml:space="preserve"> </w:t>
+      </w:r>
+      <w:r>
+        <w:rPr>
+          <w:iCs/>
+          <w:i/>
+        </w:rPr>
+        <w:t xml:space="preserve">skill</w:t>
+      </w:r>
+      <w:r>
+        <w:t xml:space="preserve"> </w:t>
+      </w:r>
+      <w:r>
+        <w:t xml:space="preserve">which drives the shell</w:t>
+      </w:r>
+      <w:r>
+        <w:t xml:space="preserve"> </w:t>
+      </w:r>
+      <w:r>
+        <w:rPr>
+          <w:iCs/>
+          <w:i/>
+        </w:rPr>
+        <w:t xml:space="preserve">tools</w:t>
+      </w:r>
+      <w:r>
+        <w:t xml:space="preserve"> </w:t>
+      </w:r>
+      <w:r>
+        <w:t xml:space="preserve">to connect with your Zotero database. Skills guides the agent but cannot force compliance, so you need to critically review the results before incorporating them into your work. We recommend multiple iterations of literature search prompts, adjusting the prompt each time to the steer the model to focus on different areas of the literature</w:t>
+      </w:r>
+      <w:r>
+        <w:t xml:space="preserve"> </w:t>
+      </w:r>
+      <w:r>
+        <w:t xml:space="preserve">(Krishna Moorthy et al. 2026)</w:t>
+      </w:r>
+      <w:r>
+        <w:t xml:space="preserve">. Multiple rounds of verification prompts are also important to ensure the bibliography is free of hallucinated details.</w:t>
       </w:r>
     </w:p>
     <w:p>
@@ -4049,17 +3585,452 @@
         <w:pStyle w:val="BodyText"/>
       </w:pPr>
       <w:r>
-        <w:t xml:space="preserve">An archaeology team could write a skill that specifies its compendium structure, expected checks, and reporting conventions. Record the skill version and any local modifications with the analysis. A documented procedure makes the intended method inspectable; it does not guarantee that every agent run follows it.</w:t>
+        <w:t xml:space="preserve">Aided by tools, skills and MCP servers, AI agents can be very efficient at accurately extracting data from the full text of publications. One LLM extracted ecological data from literature 50 times faster than a human reviewer, with accuracy above 90% on discrete and categorical data</w:t>
+      </w:r>
+      <w:r>
+        <w:t xml:space="preserve"> </w:t>
+      </w:r>
+      <w:r>
+        <w:t xml:space="preserve">(Gougherty and Clipp 2024)</w:t>
+      </w:r>
+      <w:r>
+        <w:t xml:space="preserve">.</w:t>
+      </w:r>
+      <w:r>
+        <w:t xml:space="preserve"> </w:t>
+      </w:r>
+      <w:r>
+        <w:t xml:space="preserve">Hariri et al. (2025)</w:t>
+      </w:r>
+      <w:r>
+        <w:t xml:space="preserve"> </w:t>
+      </w:r>
+      <w:r>
+        <w:t xml:space="preserve">describes structured knowledge extraction from archaeological texts, and</w:t>
+      </w:r>
+      <w:r>
+        <w:t xml:space="preserve"> </w:t>
+      </w:r>
+      <w:r>
+        <w:t xml:space="preserve">Syme et al. (2026)</w:t>
+      </w:r>
+      <w:r>
+        <w:t xml:space="preserve"> </w:t>
+      </w:r>
+      <w:r>
+        <w:t xml:space="preserve">examines validation of LLM-generated units for cross-cultural anthropological research. Human validation is necessary:</w:t>
+      </w:r>
+      <w:r>
+        <w:t xml:space="preserve"> </w:t>
+      </w:r>
+      <w:r>
+        <w:t xml:space="preserve">Gilardi et al. (2023)</w:t>
+      </w:r>
+      <w:r>
+        <w:t xml:space="preserve"> </w:t>
+      </w:r>
+      <w:r>
+        <w:t xml:space="preserve">found {LLM} labels matched or exceeded crowd workers on tested tasks,</w:t>
+      </w:r>
+      <w:r>
+        <w:t xml:space="preserve"> </w:t>
+      </w:r>
+      <w:r>
+        <w:t xml:space="preserve">Ziems et al. (2024)</w:t>
+      </w:r>
+      <w:r>
+        <w:t xml:space="preserve"> </w:t>
+      </w:r>
+      <w:r>
+        <w:t xml:space="preserve">recorded uneven validity across social concepts, and</w:t>
+      </w:r>
+      <w:r>
+        <w:t xml:space="preserve"> </w:t>
+      </w:r>
+      <w:r>
+        <w:t xml:space="preserve">Gougherty and Clipp (2024)</w:t>
+      </w:r>
+      <w:r>
+        <w:t xml:space="preserve"> </w:t>
+      </w:r>
+      <w:r>
+        <w:t xml:space="preserve">observed that AI performed poorly on certain quantitative data, so quantitative fields need extra quality checks. GPT-4 extracted species at F1 99.8% and locations at 95.3% from pest-control abstracts and distinguished ecological roles, though a small number of confabulated details appeared</w:t>
+      </w:r>
+      <w:r>
+        <w:t xml:space="preserve"> </w:t>
+      </w:r>
+      <w:r>
+        <w:t xml:space="preserve">(Scheepens et al. 2024)</w:t>
+      </w:r>
+      <w:r>
+        <w:t xml:space="preserve">. Context-rich prompting improves data extraction results</w:t>
+      </w:r>
+      <w:r>
+        <w:t xml:space="preserve"> </w:t>
+      </w:r>
+      <w:r>
+        <w:t xml:space="preserve">(Krishna Moorthy et al. 2026)</w:t>
+      </w:r>
+      <w:r>
+        <w:t xml:space="preserve">, though no single model dominates all extraction tasks, so you should test several model-prompt pairings and keep validation workflows that build trust in outputs. Before using machine-coded variables, you should define them in detail, compare a AI-collected sample against human coding, and document errors. Save source locations with extracted values so another researcher can inspect the evidence.</w:t>
+      </w:r>
+    </w:p>
+    <w:p>
+      <w:pPr>
+        <w:pStyle w:val="BodyText"/>
+      </w:pPr>
+      <w:r>
+        <w:t xml:space="preserve">Although writing code from plain English prompts is perhaps the single greatest strength of most LLMs</w:t>
+      </w:r>
+      <w:r>
+        <w:t xml:space="preserve"> </w:t>
+      </w:r>
+      <w:r>
+        <w:t xml:space="preserve">(Zheng et al. 2024)</w:t>
+      </w:r>
+      <w:r>
+        <w:t xml:space="preserve">, generating high-quality, real-world code for research still requires your understanding of context, debugging skills, and integration with the overall goals of your research project. When using an AI agent to plan and write code for data analysis, we recommend</w:t>
+      </w:r>
+      <w:r>
+        <w:t xml:space="preserve"> </w:t>
+      </w:r>
+      <w:r>
+        <w:t xml:space="preserve">Brown and Spillias (2026)</w:t>
+      </w:r>
+      <w:r>
+        <w:t xml:space="preserve">’s guidance:</w:t>
+      </w:r>
+    </w:p>
+    <w:p>
+      <w:pPr>
+        <w:numPr>
+          <w:ilvl w:val="0"/>
+          <w:numId w:val="1001"/>
+        </w:numPr>
+        <w:pStyle w:val="Compact"/>
+      </w:pPr>
+    </w:p>
+    <w:p>
+      <w:pPr>
+        <w:numPr>
+          <w:ilvl w:val="1"/>
+          <w:numId w:val="1002"/>
+        </w:numPr>
+        <w:pStyle w:val="Compact"/>
+      </w:pPr>
+      <w:r>
+        <w:t xml:space="preserve">write a prompt that is detailed and specific about the study’s context, research question, types of variables and data collection methods. The archaeological expertise you bring to writing this prompt can make a big difference to the quality and consistency of responses to this prompt</w:t>
+      </w:r>
+      <w:r>
+        <w:t xml:space="preserve"> </w:t>
+      </w:r>
+      <w:r>
+        <w:t xml:space="preserve">(Zamfirescu-Pereira et al. 2023)</w:t>
+      </w:r>
+      <w:r>
+        <w:t xml:space="preserve">. Rich context minimizes ambiguity and helps to align the model with your goals.</w:t>
+      </w:r>
+    </w:p>
+    <w:p>
+      <w:pPr>
+        <w:numPr>
+          <w:ilvl w:val="0"/>
+          <w:numId w:val="1001"/>
+        </w:numPr>
+        <w:pStyle w:val="Compact"/>
+      </w:pPr>
+    </w:p>
+    <w:p>
+      <w:pPr>
+        <w:numPr>
+          <w:ilvl w:val="1"/>
+          <w:numId w:val="1003"/>
+        </w:numPr>
+        <w:pStyle w:val="Compact"/>
+      </w:pPr>
+      <w:r>
+        <w:t xml:space="preserve">include with the prompt the dataset, a narrative summary of the data or a synthetic version of the data generated by a local LLM. This is another form of context and will improve the quality of the model’s output</w:t>
+      </w:r>
+      <w:r>
+        <w:t xml:space="preserve"> </w:t>
+      </w:r>
+      <w:r>
+        <w:t xml:space="preserve">(Jansen et al. 2025)</w:t>
+      </w:r>
+      <w:r>
+        <w:t xml:space="preserve">.</w:t>
+      </w:r>
+    </w:p>
+    <w:p>
+      <w:pPr>
+        <w:numPr>
+          <w:ilvl w:val="0"/>
+          <w:numId w:val="1001"/>
+        </w:numPr>
+        <w:pStyle w:val="Compact"/>
+      </w:pPr>
+    </w:p>
+    <w:p>
+      <w:pPr>
+        <w:numPr>
+          <w:ilvl w:val="1"/>
+          <w:numId w:val="1004"/>
+        </w:numPr>
+        <w:pStyle w:val="Compact"/>
+      </w:pPr>
+      <w:r>
+        <w:t xml:space="preserve">include high-quality trustworthy reference materials, such as DOIs to exemplary studies similar to what you want to do, or technical methodological literature that describes relevant methods in detail. Use the agent to help you deeply search for this literature.</w:t>
+      </w:r>
+    </w:p>
+    <w:p>
+      <w:pPr>
+        <w:numPr>
+          <w:ilvl w:val="0"/>
+          <w:numId w:val="1001"/>
+        </w:numPr>
+        <w:pStyle w:val="Compact"/>
+      </w:pPr>
+    </w:p>
+    <w:p>
+      <w:pPr>
+        <w:numPr>
+          <w:ilvl w:val="1"/>
+          <w:numId w:val="1005"/>
+        </w:numPr>
+        <w:pStyle w:val="Compact"/>
+      </w:pPr>
+      <w:r>
+        <w:t xml:space="preserve">include instructions for the model evaluate its code for correctness and completeness before stopping. This sets the agent to work in a loop: generate code -&gt; run it -&gt; test it -&gt; fix any errors -&gt; run it again -&gt; test it, etc. until your evaluation criteria have been satisfied. Specifying evaluation criteria and instructing the model to debug itself improves the accuracy of output</w:t>
+      </w:r>
+      <w:r>
+        <w:t xml:space="preserve"> </w:t>
+      </w:r>
+      <w:r>
+        <w:t xml:space="preserve">(Chen et al. 2023)</w:t>
+      </w:r>
+    </w:p>
+    <w:p>
+      <w:pPr>
+        <w:pStyle w:val="FirstParagraph"/>
+      </w:pPr>
+      <w:r>
+        <w:t xml:space="preserve">Tools that execute R can expose errors for inspection, but automated correction still needs review.</w:t>
+      </w:r>
+      <w:r>
+        <w:t xml:space="preserve"> </w:t>
+      </w:r>
+      <w:r>
+        <w:t xml:space="preserve">Christopher J. Brown et al. (2026)</w:t>
+      </w:r>
+      <w:r>
+        <w:t xml:space="preserve"> </w:t>
+      </w:r>
+      <w:r>
+        <w:t xml:space="preserve">tested agentic workflows for ecological and fisheries modelling and found variable accuracy and failures to follow instructions. When code fails, check whether the proposed correction preserves the approved method. Do not accept a different analysis simply because it runs. Agents also change methods without flagging it: one agent swapped a requested bootstrap interval for a t-distribution interval, so read the code produced, not the summary</w:t>
+      </w:r>
+      <w:r>
+        <w:t xml:space="preserve"> </w:t>
+      </w:r>
+      <w:r>
+        <w:t xml:space="preserve">(Christopher J. Brown et al. 2026)</w:t>
+      </w:r>
+      <w:r>
+        <w:t xml:space="preserve">.</w:t>
+      </w:r>
+    </w:p>
+    <w:bookmarkEnd w:id="26"/>
+    <w:bookmarkStart w:id="27" w:name="discussion"/>
+    <w:p>
+      <w:pPr>
+        <w:pStyle w:val="Heading1"/>
+      </w:pPr>
+      <w:r>
+        <w:t xml:space="preserve">Discussion</w:t>
+      </w:r>
+    </w:p>
+    <w:p>
+      <w:pPr>
+        <w:pStyle w:val="FirstParagraph"/>
+      </w:pPr>
+      <w:r>
+        <w:t xml:space="preserve">The three practices assign distinct responsibilities to the researcher. Familiarity with R, Quarto, and Git supports efficient interaction with AI agents, supporting your inspection of calculations, reports, and changes. Harness configuration is where you define the AI agent’s permissions and work habits. Use of tools, skills, and MCP servers greatly expand the capability of the model, and improve the accuracy and usefulness of its work. This sequence applies existing scientific-computing practices to agent-assisted archaeological work</w:t>
+      </w:r>
+      <w:r>
+        <w:t xml:space="preserve"> </w:t>
+      </w:r>
+      <w:r>
+        <w:t xml:space="preserve">(Bridgeford et al. 2026; Marwick 2017; Wilson et al. 2014)</w:t>
+      </w:r>
+      <w:r>
+        <w:t xml:space="preserve">.</w:t>
+      </w:r>
+    </w:p>
+    <w:p>
+      <w:pPr>
+        <w:pStyle w:val="BodyText"/>
+      </w:pPr>
+      <w:r>
+        <w:t xml:space="preserve">Each practice has costs. Learning R and version control requires time, while configuring a harness introduces provider choices and access decisions. Skills and servers add dependencies that require testing and maintenance.</w:t>
+      </w:r>
+      <w:r>
+        <w:t xml:space="preserve"> </w:t>
+      </w:r>
+      <w:r>
+        <w:t xml:space="preserve">Kansa (2026)</w:t>
+      </w:r>
+      <w:r>
+        <w:t xml:space="preserve"> </w:t>
+      </w:r>
+      <w:r>
+        <w:t xml:space="preserve">discusses commercial dependence, and</w:t>
+      </w:r>
+      <w:r>
+        <w:t xml:space="preserve"> </w:t>
+      </w:r>
+      <w:r>
+        <w:t xml:space="preserve">Johnson and Eberl (2026)</w:t>
+      </w:r>
+      <w:r>
+        <w:t xml:space="preserve"> </w:t>
+      </w:r>
+      <w:r>
+        <w:t xml:space="preserve">examines environmental costs of AI in archaeology.</w:t>
+      </w:r>
+      <w:r>
+        <w:t xml:space="preserve"> </w:t>
+      </w:r>
+      <w:r>
+        <w:t xml:space="preserve">Luccioni et al. (2024)</w:t>
+      </w:r>
+      <w:r>
+        <w:t xml:space="preserve"> </w:t>
+      </w:r>
+      <w:r>
+        <w:t xml:space="preserve">measured inference energy across models and tasks, so we batch queries and log usage. Treat heavy token use as a reason to inspect output: in one study the costliest runs were agents stuck in unproductive loops, not the most accurate ones</w:t>
+      </w:r>
+      <w:r>
+        <w:t xml:space="preserve"> </w:t>
+      </w:r>
+      <w:r>
+        <w:t xml:space="preserve">(Christopher J. Brown et al. 2026)</w:t>
+      </w:r>
+      <w:r>
+        <w:t xml:space="preserve">. Mapping latency, token cost, and F1 score guides model choice under budget constraints</w:t>
+      </w:r>
+      <w:r>
+        <w:t xml:space="preserve"> </w:t>
+      </w:r>
+      <w:r>
+        <w:t xml:space="preserve">(Krishna Moorthy et al. 2026)</w:t>
+      </w:r>
+      <w:r>
+        <w:t xml:space="preserve">. We recommend recording available cost and usage information, limiting unnecessary repeated calls, and considering whether an existing R script already completes the task.</w:t>
+      </w:r>
+    </w:p>
+    <w:p>
+      <w:pPr>
+        <w:pStyle w:val="BodyText"/>
+      </w:pPr>
+      <w:r>
+        <w:t xml:space="preserve">These instructions do not establish that agent assistance improves every analysis. The illustrative tasks are teaching examples, and we have not measured their effects on accuracy or completion time. Reproducing saved R code differs from repeating an agent conversation: a model may generate different code on another attempt. Provider-side model updates add a second source of non-repeatability: the same prompt can behave differently months later because the provider changed the model</w:t>
+      </w:r>
+      <w:r>
+        <w:t xml:space="preserve"> </w:t>
+      </w:r>
+      <w:r>
+        <w:t xml:space="preserve">(Abdurahman et al. 2025; Abramson et al. 2026)</w:t>
+      </w:r>
+      <w:r>
+        <w:t xml:space="preserve">. Preserve the inspected code and document the interaction, rather than promising identical agent behavior. Incentives sharpen a further risk: when publication metrics define success, researchers may use LLMs as a shortcut to game output rather than support innovation, which reduces quality and stifles development</w:t>
+      </w:r>
+      <w:r>
+        <w:t xml:space="preserve"> </w:t>
+      </w:r>
+      <w:r>
+        <w:t xml:space="preserve">(Johnson et al. 2024)</w:t>
+      </w:r>
+      <w:r>
+        <w:t xml:space="preserve">.</w:t>
+      </w:r>
+    </w:p>
+    <w:bookmarkEnd w:id="27"/>
+    <w:bookmarkStart w:id="28" w:name="conclusion"/>
+    <w:p>
+      <w:pPr>
+        <w:pStyle w:val="Heading1"/>
+      </w:pPr>
+      <w:r>
+        <w:t xml:space="preserve">Conclusion</w:t>
+      </w:r>
+    </w:p>
+    <w:p>
+      <w:pPr>
+        <w:pStyle w:val="FirstParagraph"/>
+      </w:pPr>
+      <w:r>
+        <w:t xml:space="preserve">automate micro-tasks for productivity gains; comparative advantage is AI generates, human evaluates; do not over- or under-estimate LLMs because authoritative style does not equal truth; prompt with context, iterate,</w:t>
+      </w:r>
+    </w:p>
+    <w:p>
+      <w:pPr>
+        <w:pStyle w:val="BodyText"/>
+      </w:pPr>
+      <w:r>
+        <w:t xml:space="preserve">We recommend three practices for responsible agentic AI use in archaeological data analysis: learn the research tools and standards, configure a harness with explicit permissions, and use tested skills and tools to research, plan, and analyze. Quarto makes the relationship between code and report inspectable, while Git records reviewed changes. Planning and verification remain part of the researcher’s work throughout.</w:t>
+      </w:r>
+    </w:p>
+    <w:p>
+      <w:pPr>
+        <w:pStyle w:val="BodyText"/>
+      </w:pPr>
+      <w:r>
+        <w:t xml:space="preserve">The practical result should be a documented analysis whose inputs, decisions, code, and outputs another researcher can examine. The agent may assist with each task, but the researcher must explain the methods, assess the evidence, and authorize release. These responsibilities define when the work is ready to share.</w:t>
+      </w:r>
+    </w:p>
+    <w:bookmarkEnd w:id="28"/>
+    <w:bookmarkStart w:id="29" w:name="acknowledgments"/>
+    <w:p>
+      <w:pPr>
+        <w:pStyle w:val="Heading1"/>
+      </w:pPr>
+      <w:r>
+        <w:t xml:space="preserve">Acknowledgments</w:t>
+      </w:r>
+    </w:p>
+    <w:p>
+      <w:pPr>
+        <w:pStyle w:val="FirstParagraph"/>
+      </w:pPr>
+      <w:r>
+        <w:t xml:space="preserve">No permits were required for the preparation of this manuscript. The author used OpenCode (https://opencode.ai/), an open-source AI harness, and OpenRouter (https://openrouter.ai/) a commercial model provider. AI models used included Nemotron 3.5 Ultra (NVIDIA), Qwen3.8, Muse Spark 1.3 (Meta), GLM-5.3 Flash, and MiMo-V2.5 (Xiaomi). AI was used to assist assist with searching for literature, planning, drafting and editing the manuscript, and reference checking. All AI-generated suggestions were reviewed and revised by the author.</w:t>
+      </w:r>
+    </w:p>
+    <w:bookmarkEnd w:id="29"/>
+    <w:bookmarkStart w:id="30" w:name="funding-statement"/>
+    <w:p>
+      <w:pPr>
+        <w:pStyle w:val="Heading1"/>
+      </w:pPr>
+      <w:r>
+        <w:t xml:space="preserve">Funding Statement</w:t>
+      </w:r>
+    </w:p>
+    <w:p>
+      <w:pPr>
+        <w:pStyle w:val="FirstParagraph"/>
+      </w:pPr>
+      <w:r>
+        <w:t xml:space="preserve">This research received no specific grant funding from any funding agency, commercial or not-for-profit sectors.</w:t>
       </w:r>
     </w:p>
     <w:bookmarkEnd w:id="30"/>
-    <w:bookmarkStart w:id="31" w:name="Xce8fd7fb7122ab05f8cd962721e9c2109d5eeb8"/>
-    <w:p>
-      <w:pPr>
-        <w:pStyle w:val="Heading2"/>
-      </w:pPr>
-      <w:r>
-        <w:t xml:space="preserve">Research the Question and Check the Sources</w:t>
+    <w:bookmarkStart w:id="31" w:name="data-availability-statement"/>
+    <w:p>
+      <w:pPr>
+        <w:pStyle w:val="Heading1"/>
+      </w:pPr>
+      <w:r>
+        <w:t xml:space="preserve">Data Availability Statement</w:t>
       </w:r>
     </w:p>
     <w:p>
@@ -4067,150 +4038,17 @@
         <w:pStyle w:val="FirstParagraph"/>
       </w:pPr>
       <w:r>
-        <w:t xml:space="preserve">Use literature tools to retrieve evidence relevant to the question. Services such as Crossref and Semantic Scholar provide bibliographic records; PDF-conversion tools such as markitdown make documents available as text. Check extracted text against the original when page order, tables, or mathematical notation matter. Literature retrieval and document conversion are separate operations from evaluating the evidence.</w:t>
-      </w:r>
-      <w:r>
-        <w:t xml:space="preserve"> </w:t>
-      </w:r>
-      <w:r>
-        <w:t xml:space="preserve">Faniel et al. (2013)</w:t>
-      </w:r>
-      <w:r>
-        <w:t xml:space="preserve"> </w:t>
-      </w:r>
-      <w:r>
-        <w:t xml:space="preserve">found that reusers judge collection context, wording, and repository trust decisive, and</w:t>
-      </w:r>
-      <w:r>
-        <w:t xml:space="preserve"> </w:t>
-      </w:r>
-      <w:r>
-        <w:t xml:space="preserve">Huggett (2018)</w:t>
-      </w:r>
-      <w:r>
-        <w:t xml:space="preserve"> </w:t>
-      </w:r>
-      <w:r>
-        <w:t xml:space="preserve">warns that preservation alone does not produce reuse, so we check fitness before repurposing any archive.</w:t>
-      </w:r>
-    </w:p>
-    <w:p>
-      <w:pPr>
-        <w:pStyle w:val="BodyText"/>
-      </w:pPr>
-      <w:r>
-        <w:t xml:space="preserve">For each proposed citation, ask the agent to retrieve the record and locate the passage supporting the claim. Check the title, authors, year, and DOI against the publication, then inspect the relevant passage yourself. A real DOI confirms a record’s identity, not its relevance to a sentence.</w:t>
-      </w:r>
-      <w:r>
-        <w:t xml:space="preserve"> </w:t>
-      </w:r>
-      <w:r>
-        <w:t xml:space="preserve">Leung et al. (2023)</w:t>
-      </w:r>
-      <w:r>
-        <w:t xml:space="preserve">’s warning about fictitious citations supports checking references regardless of the interface used to generate them. Flag unresolved citations instead of filling gaps with plausible details. Save source notes with the retrieved record, supporting passage, page or section location, and verification status.</w:t>
-      </w:r>
-    </w:p>
-    <w:p>
-      <w:pPr>
-        <w:pStyle w:val="BodyText"/>
-      </w:pPr>
-      <w:r>
-        <w:t xml:space="preserve">The same principle applies when AI extracts variables from archaeological reports.</w:t>
-      </w:r>
-      <w:r>
-        <w:t xml:space="preserve"> </w:t>
-      </w:r>
-      <w:r>
-        <w:t xml:space="preserve">Hariri et al. (2025)</w:t>
-      </w:r>
-      <w:r>
-        <w:t xml:space="preserve"> </w:t>
-      </w:r>
-      <w:r>
-        <w:t xml:space="preserve">describes structured knowledge extraction from archaeological texts, and</w:t>
-      </w:r>
-      <w:r>
-        <w:t xml:space="preserve"> </w:t>
-      </w:r>
-      <w:r>
-        <w:t xml:space="preserve">Syme et al. (2026)</w:t>
-      </w:r>
-      <w:r>
-        <w:t xml:space="preserve"> </w:t>
-      </w:r>
-      <w:r>
-        <w:t xml:space="preserve">examines validation of LLM-generated units for cross-cultural research.</w:t>
-      </w:r>
-      <w:r>
-        <w:t xml:space="preserve"> </w:t>
-      </w:r>
-      <w:r>
-        <w:t xml:space="preserve">Gilardi et al. (2023)</w:t>
-      </w:r>
-      <w:r>
-        <w:t xml:space="preserve"> </w:t>
-      </w:r>
-      <w:r>
-        <w:t xml:space="preserve">found {LLM} labels matched or exceeded crowd workers on tested tasks, while</w:t>
-      </w:r>
-      <w:r>
-        <w:t xml:space="preserve"> </w:t>
-      </w:r>
-      <w:r>
-        <w:t xml:space="preserve">Ziems et al. (2024)</w:t>
-      </w:r>
-      <w:r>
-        <w:t xml:space="preserve"> </w:t>
-      </w:r>
-      <w:r>
-        <w:t xml:space="preserve">found uneven validity across social concepts, so we validate each coding task on a human-coded sample. One LLM extracted ecological data from literature 50 times faster than a human reviewer, with accuracy above 90% on discrete and categorical data</w:t>
-      </w:r>
-      <w:r>
-        <w:t xml:space="preserve"> </w:t>
-      </w:r>
-      <w:r>
-        <w:t xml:space="preserve">(Gougherty and Clipp 2024)</w:t>
-      </w:r>
-      <w:r>
-        <w:t xml:space="preserve">. It performed poorly on certain quantitative data, so quantitative fields need extra quality checks</w:t>
-      </w:r>
-      <w:r>
-        <w:t xml:space="preserve"> </w:t>
-      </w:r>
-      <w:r>
-        <w:t xml:space="preserve">(Gougherty and Clipp 2024)</w:t>
-      </w:r>
-      <w:r>
-        <w:t xml:space="preserve">. GPT-4 extracted species at F1 99.8% and locations at 95.3% from pest-control abstracts and distinguished ecological roles, though a small number of confabulated details appeared</w:t>
-      </w:r>
-      <w:r>
-        <w:t xml:space="preserve"> </w:t>
-      </w:r>
-      <w:r>
-        <w:t xml:space="preserve">(Scheepens et al. 2024)</w:t>
-      </w:r>
-      <w:r>
-        <w:t xml:space="preserve">. Context-rich prompting improved every tested model, though no single model dominated all extraction tasks, so test several model-prompt pairings and keep validation workflows that build trust in outputs</w:t>
-      </w:r>
-      <w:r>
-        <w:t xml:space="preserve"> </w:t>
-      </w:r>
-      <w:r>
-        <w:t xml:space="preserve">(Krishna Moorthy et al. 2026)</w:t>
-      </w:r>
-      <w:r>
-        <w:t xml:space="preserve">. Before using machine-coded variables, define the categories, compare a sample against human coding, and document errors. Save source locations with extracted values so another researcher can inspect the evidence.</w:t>
+        <w:t xml:space="preserve">No original data were used.</w:t>
       </w:r>
     </w:p>
     <w:bookmarkEnd w:id="31"/>
-    <w:bookmarkStart w:id="32" w:name="draft-and-critique-the-analysis-plan"/>
-    <w:p>
-      <w:pPr>
-        <w:pStyle w:val="Heading2"/>
-      </w:pPr>
-      <w:r>
-        <w:t xml:space="preserve">Draft and Critique the Analysis Plan</w:t>
+    <w:bookmarkStart w:id="32" w:name="competing-interests"/>
+    <w:p>
+      <w:pPr>
+        <w:pStyle w:val="Heading1"/>
+      </w:pPr>
+      <w:r>
+        <w:t xml:space="preserve">Competing Interests</w:t>
       </w:r>
     </w:p>
     <w:p>
@@ -4218,1130 +4056,21 @@
         <w:pStyle w:val="FirstParagraph"/>
       </w:pPr>
       <w:r>
-        <w:t xml:space="preserve">Write the initial plan yourself. Specify the archaeological question, observation unit, variables, exclusions, treatment of missing data, and proposed methods. Identify the assumptions that would make the analysis appropriate.</w:t>
-      </w:r>
-      <w:r>
-        <w:t xml:space="preserve"> </w:t>
-      </w:r>
-      <w:r>
-        <w:t xml:space="preserve">Spillias et al. (2026)</w:t>
-      </w:r>
-      <w:r>
-        <w:t xml:space="preserve"> </w:t>
-      </w:r>
-      <w:r>
-        <w:t xml:space="preserve">recommends documenting expert knowledge that AI training materials may omit. For an archaeological analysis, record relevant excavation practices, changes in recording conventions, and known gaps in recovery. State each check explicitly: in one study no tested model checked predictor collinearity because the specification never asked, though the check is standard practice</w:t>
-      </w:r>
-      <w:r>
-        <w:t xml:space="preserve"> </w:t>
-      </w:r>
-      <w:r>
-        <w:t xml:space="preserve">(Brown et al. 2026)</w:t>
-      </w:r>
-      <w:r>
-        <w:t xml:space="preserve">. Save the plan as a text file, such as</w:t>
-      </w:r>
-      <w:r>
-        <w:t xml:space="preserve"> </w:t>
-      </w:r>
-      <w:r>
-        <w:rPr>
-          <w:rStyle w:val="VerbatimChar"/>
-        </w:rPr>
-        <w:t xml:space="preserve">analysis-plan.md</w:t>
-      </w:r>
-      <w:r>
-        <w:t xml:space="preserve">, so its revisions can be reviewed with Git. Ideation and feedback are uses of generative AI identified by</w:t>
-      </w:r>
-      <w:r>
-        <w:t xml:space="preserve"> </w:t>
-      </w:r>
-      <w:r>
-        <w:t xml:space="preserve">Korinek (2023)</w:t>
-      </w:r>
-      <w:r>
-        <w:t xml:space="preserve">; we recommend recording which suggestions the researcher accepts or rejects.</w:t>
-      </w:r>
-      <w:r>
-        <w:t xml:space="preserve"> </w:t>
-      </w:r>
-      <w:r>
-        <w:t xml:space="preserve">Huggett (2022)</w:t>
-      </w:r>
-      <w:r>
-        <w:t xml:space="preserve"> </w:t>
-      </w:r>
-      <w:r>
-        <w:t xml:space="preserve">distinguishes augmentation, automatization, and heteromation, so we assign assistive tasks to the software and keep method choice with the researcher.</w:t>
-      </w:r>
-    </w:p>
-    <w:p>
-      <w:pPr>
-        <w:pStyle w:val="BodyText"/>
-      </w:pPr>
-      <w:r>
-        <w:t xml:space="preserve">Ask the agent to identify gaps before generating code:</w:t>
-      </w:r>
-      <w:r>
-        <w:t xml:space="preserve"> </w:t>
-      </w:r>
-      <w:r>
-        <w:t xml:space="preserve">“</w:t>
-      </w:r>
-      <w:r>
-        <w:t xml:space="preserve">What information is missing? Which assumptions require checking? What alternative analysis would answer this question?</w:t>
-      </w:r>
-      <w:r>
-        <w:t xml:space="preserve">”</w:t>
-      </w:r>
-      <w:r>
-        <w:t xml:space="preserve"> </w:t>
-      </w:r>
-      <w:r>
-        <w:t xml:space="preserve">Evaluate the response against the data documentation and literature. Prompt specificity pays: a generic prompt never elicited count models for abundance data, while a detailed prompt specifying variables, sample size, and design guaranteed them across models</w:t>
-      </w:r>
-      <w:r>
-        <w:t xml:space="preserve"> </w:t>
-      </w:r>
-      <w:r>
-        <w:t xml:space="preserve">(Brown and Spillias 2026)</w:t>
-      </w:r>
-      <w:r>
-        <w:t xml:space="preserve">. Detailed prompts also produced more consistent code across repeated runs</w:t>
-      </w:r>
-      <w:r>
-        <w:t xml:space="preserve"> </w:t>
-      </w:r>
-      <w:r>
-        <w:t xml:space="preserve">(Brown and Spillias 2026)</w:t>
-      </w:r>
-      <w:r>
-        <w:t xml:space="preserve">.</w:t>
-      </w:r>
-      <w:r>
-        <w:t xml:space="preserve"> </w:t>
-      </w:r>
-      <w:r>
-        <w:t xml:space="preserve">Messeri and Crockett (2024)</w:t>
-      </w:r>
-      <w:r>
-        <w:t xml:space="preserve"> </w:t>
-      </w:r>
-      <w:r>
-        <w:t xml:space="preserve">cautions that authoritative explanations can create an illusion of understanding. Require reasons for each proposed method, and set aside suggestions you cannot evaluate.</w:t>
-      </w:r>
-    </w:p>
-    <w:p>
-      <w:pPr>
-        <w:pStyle w:val="BodyText"/>
-      </w:pPr>
-      <w:r>
-        <w:t xml:space="preserve">For example, suppose a plan compares artifact densities between excavation trenches. Before choosing a test, identify whether the records describe artifacts, excavation units, or trench totals. Check how excavation volume was measured and whether units share contexts. Ask the agent to distinguish counts from calculated densities and explain how the proposed method addresses unequal sampling effort. Many zeros alone are insufficient grounds for selecting a quasi-Poisson model. Resolve these questions with statistical guidance appropriate to the design before approving code generation.</w:t>
-      </w:r>
-    </w:p>
-    <w:p>
-      <w:pPr>
-        <w:pStyle w:val="BodyText"/>
-      </w:pPr>
-      <w:r>
-        <w:t xml:space="preserve">A second model can provide another critique, but agreement between models is not independent validation.</w:t>
-      </w:r>
-      <w:r>
-        <w:t xml:space="preserve"> </w:t>
-      </w:r>
-      <w:r>
-        <w:t xml:space="preserve">Bertran et al. (2026)</w:t>
-      </w:r>
-      <w:r>
-        <w:t xml:space="preserve"> </w:t>
-      </w:r>
-      <w:r>
-        <w:t xml:space="preserve">reports that analytical conclusions can vary with model and prompt choices. Record substantive changes to the plan and their reasons. Following</w:t>
-      </w:r>
-      <w:r>
-        <w:t xml:space="preserve"> </w:t>
-      </w:r>
-      <w:r>
-        <w:t xml:space="preserve">Piper (2026)</w:t>
-      </w:r>
-      <w:r>
-        <w:t xml:space="preserve">’s theory-first approach, require each choice to address the archaeological question rather than merely produce an available output. Applicability errors dominate model mistakes: even GPT-4o peaks near 65% on a statistical-analysis benchmark, while humans err by confusing tasks, so model and researcher supply complementary checks</w:t>
-      </w:r>
-      <w:r>
-        <w:t xml:space="preserve"> </w:t>
-      </w:r>
-      <w:r>
-        <w:t xml:space="preserve">(Zhu et al. 2024)</w:t>
-      </w:r>
-      <w:r>
-        <w:t xml:space="preserve">.</w:t>
+        <w:t xml:space="preserve">The author declares none.</w:t>
       </w:r>
     </w:p>
     <w:bookmarkEnd w:id="32"/>
-    <w:bookmarkStart w:id="33" w:name="execute-and-verify-the-analysis"/>
-    <w:p>
-      <w:pPr>
-        <w:pStyle w:val="Heading2"/>
-      </w:pPr>
-      <w:r>
-        <w:t xml:space="preserve">Execute and Verify the Analysis</w:t>
-      </w:r>
-    </w:p>
-    <w:p>
-      <w:pPr>
-        <w:pStyle w:val="FirstParagraph"/>
-      </w:pPr>
-      <w:r>
-        <w:t xml:space="preserve">Ask the agent to implement one approved part of the plan at a time in the Quarto document, since smaller tasks are easier to learn from and test</w:t>
-      </w:r>
-      <w:r>
-        <w:t xml:space="preserve"> </w:t>
-      </w:r>
-      <w:r>
-        <w:t xml:space="preserve">(Mammides and Papadopoulos 2024)</w:t>
-      </w:r>
-      <w:r>
-        <w:t xml:space="preserve">. Require it to report the changed files, commands run, checks performed, and unresolved problems. Inspect the Git diff before accepting the work. For the artifact-count task, compare plotted totals with independently checked records and confirm that missing labels receive the planned treatment. Test numerical results rather than accepting successful execution as evidence of correctness</w:t>
-      </w:r>
-      <w:r>
-        <w:t xml:space="preserve"> </w:t>
-      </w:r>
-      <w:r>
-        <w:t xml:space="preserve">(Wilson et al. 2014)</w:t>
-      </w:r>
-      <w:r>
-        <w:t xml:space="preserve">. Confirm that scripts actually ran and reports actually rendered rather than trusting a completion message: in one controlled study, agents reported finishing tasks they had not completed and filled results tables with fabricated values after code silently failed</w:t>
-      </w:r>
-      <w:r>
-        <w:t xml:space="preserve"> </w:t>
-      </w:r>
-      <w:r>
-        <w:t xml:space="preserve">(Brown et al. 2026)</w:t>
-      </w:r>
-      <w:r>
-        <w:t xml:space="preserve">. Inspect the diff for scope as well as correctness: agents sometimes add analyses or files nobody requested, which look thorough but were not asked for</w:t>
-      </w:r>
-      <w:r>
-        <w:t xml:space="preserve"> </w:t>
-      </w:r>
-      <w:r>
-        <w:t xml:space="preserve">(Brown 2026)</w:t>
-      </w:r>
-      <w:r>
-        <w:t xml:space="preserve">.</w:t>
-      </w:r>
-    </w:p>
-    <w:p>
-      <w:pPr>
-        <w:pStyle w:val="BodyText"/>
-      </w:pPr>
-      <w:r>
-        <w:t xml:space="preserve">Tools that execute R can expose errors for inspection, but automated correction still needs review.</w:t>
-      </w:r>
-      <w:r>
-        <w:t xml:space="preserve"> </w:t>
-      </w:r>
-      <w:r>
-        <w:t xml:space="preserve">Brown et al. (2026)</w:t>
-      </w:r>
-      <w:r>
-        <w:t xml:space="preserve"> </w:t>
-      </w:r>
-      <w:r>
-        <w:t xml:space="preserve">tested agentic workflows for ecological and fisheries modelling and found variable accuracy and failures to follow instructions. When code fails, check whether the proposed correction preserves the approved method. Do not accept a different analysis simply because it runs. Agents also change methods without flagging it: one agent swapped a requested bootstrap interval for a t-distribution interval, so read the code produced, not the summary</w:t>
-      </w:r>
-      <w:r>
-        <w:t xml:space="preserve"> </w:t>
-      </w:r>
-      <w:r>
-        <w:t xml:space="preserve">(Brown et al. 2026)</w:t>
-      </w:r>
-      <w:r>
-        <w:t xml:space="preserve">. Such limits also distinguish this workflow from self-improving research pipelines: The AI Scientist generated, debugged, and selected among its own experiments through automated multi-stage search, with humans filtering outputs rather than reviewing each code change</w:t>
-      </w:r>
-      <w:r>
-        <w:t xml:space="preserve"> </w:t>
-      </w:r>
-      <w:r>
-        <w:t xml:space="preserve">(Lu et al. 2026)</w:t>
-      </w:r>
-      <w:r>
-        <w:t xml:space="preserve">. We recommend the reverse arrangement, in which the agent reports changes and waits for approval.</w:t>
-      </w:r>
-    </w:p>
-    <w:p>
-      <w:pPr>
-        <w:pStyle w:val="BodyText"/>
-      </w:pPr>
-      <w:r>
-        <w:t xml:space="preserve">Check whether plausible analytical alternatives change the conclusion. Multiverse analysis evaluates results across a defined set of defensible choices</w:t>
-      </w:r>
-      <w:r>
-        <w:t xml:space="preserve"> </w:t>
-      </w:r>
-      <w:r>
-        <w:t xml:space="preserve">(Steegen et al. 2016)</w:t>
-      </w:r>
-      <w:r>
-        <w:t xml:space="preserve">. Recent agent studies emphasize how model and prompt choices can affect analytical exploration</w:t>
-      </w:r>
-      <w:r>
-        <w:t xml:space="preserve"> </w:t>
-      </w:r>
-      <w:r>
-        <w:t xml:space="preserve">(Bertran et al. 2026; Miao et al. 2026)</w:t>
-      </w:r>
-      <w:r>
-        <w:t xml:space="preserve">. For an archaeological analysis, specify alternatives with substantive justification, document the variants actually tested, and report disagreements. An agent can help execute these checks, but the researcher must define the defensible choices and budget their computational cost. Before trusting a model on real data, fit the same code to simulated data with a chosen effect</w:t>
-      </w:r>
-      <w:r>
-        <w:t xml:space="preserve"> </w:t>
-      </w:r>
-      <w:r>
-        <w:t xml:space="preserve">(Brown 2026)</w:t>
-      </w:r>
-      <w:r>
-        <w:t xml:space="preserve">. If the pipeline cannot recover a relationship built in on purpose, distrust it on data where the answer is unknown. Repeat the simulation and check that the true value falls inside the 95% interval in most runs. Check row counts before and after every join or filter: an unexpected change usually means a many-to-many join mistaken for a one-to-one match</w:t>
-      </w:r>
-      <w:r>
-        <w:t xml:space="preserve"> </w:t>
-      </w:r>
-      <w:r>
-        <w:t xml:space="preserve">(Brown 2026)</w:t>
-      </w:r>
-      <w:r>
-        <w:t xml:space="preserve">. Sanity-check summaries against known ranges: a maximum far outside expectation signals a units error, not a finding. As an option, write the check before the code: assert a coefficient sign known from prior work in a testthat test, watch it fail, then implement until it passes</w:t>
-      </w:r>
-      <w:r>
-        <w:t xml:space="preserve"> </w:t>
-      </w:r>
-      <w:r>
-        <w:t xml:space="preserve">(Brown 2026)</w:t>
-      </w:r>
-      <w:r>
-        <w:t xml:space="preserve">.</w:t>
-      </w:r>
-    </w:p>
-    <w:bookmarkEnd w:id="33"/>
-    <w:bookmarkStart w:id="34" w:name="render-and-archive-the-results"/>
-    <w:p>
-      <w:pPr>
-        <w:pStyle w:val="Heading2"/>
-      </w:pPr>
-      <w:r>
-        <w:t xml:space="preserve">Render and Archive the Results</w:t>
-      </w:r>
-    </w:p>
-    <w:p>
-      <w:pPr>
-        <w:pStyle w:val="FirstParagraph"/>
-      </w:pPr>
-      <w:r>
-        <w:t xml:space="preserve">Render the Quarto document from a fresh R session and inspect the text, figures, tables, and references together. Record package versions with renv, then test the documented procedure in a separate checkout of the project. A successful render verifies execution in that environment; interpretation still requires the checks described above.</w:t>
-      </w:r>
-    </w:p>
-    <w:p>
-      <w:pPr>
-        <w:pStyle w:val="BodyText"/>
-      </w:pPr>
-      <w:r>
-        <w:t xml:space="preserve">Prepare a research compendium containing the permitted data, source document, analysis plan, project instructions, dependency record, and reviewed code</w:t>
-      </w:r>
-      <w:r>
-        <w:t xml:space="preserve"> </w:t>
-      </w:r>
-      <w:r>
-        <w:t xml:space="preserve">(Marwick 2017)</w:t>
-      </w:r>
-      <w:r>
-        <w:t xml:space="preserve">. Standardized quality-control guidelines for archived data and code now exist for ecology and evolution, motivated by persistently low reproducibility of archived materials</w:t>
-      </w:r>
-      <w:r>
-        <w:t xml:space="preserve"> </w:t>
-      </w:r>
-      <w:r>
-        <w:t xml:space="preserve">(Pick et al. 2026)</w:t>
-      </w:r>
-      <w:r>
-        <w:t xml:space="preserve">. Record the model identifier, dates, relevant prompts, and tool or skill versions where available. Reporting standards for LLM-assisted work now exist: reviewers use the recorded methods to judge rigor and replicability</w:t>
-      </w:r>
-      <w:r>
-        <w:t xml:space="preserve"> </w:t>
-      </w:r>
-      <w:r>
-        <w:t xml:space="preserve">(Abdurahman et al. 2025)</w:t>
-      </w:r>
-      <w:r>
-        <w:t xml:space="preserve">. Remove credentials and restricted material before sharing any logs. Provide a README with the render command, expected outputs, data provenance, licenses, and access restrictions. Archive an approved release in a repository such as Zenodo or the Open Science Framework and cite its DOI.</w:t>
-      </w:r>
-      <w:r>
-        <w:t xml:space="preserve"> </w:t>
-      </w:r>
-      <w:r>
-        <w:t xml:space="preserve">Wilkinson et al. (2016)</w:t>
-      </w:r>
-      <w:r>
-        <w:t xml:space="preserve"> </w:t>
-      </w:r>
-      <w:r>
-        <w:t xml:space="preserve">defines {FAIR} stewardship,</w:t>
-      </w:r>
-      <w:r>
-        <w:t xml:space="preserve"> </w:t>
-      </w:r>
-      <w:r>
-        <w:t xml:space="preserve">Carroll et al. (2020)</w:t>
-      </w:r>
-      <w:r>
-        <w:t xml:space="preserve"> </w:t>
-      </w:r>
-      <w:r>
-        <w:t xml:space="preserve">adds {CARE} governance, and</w:t>
-      </w:r>
-      <w:r>
-        <w:t xml:space="preserve"> </w:t>
-      </w:r>
-      <w:r>
-        <w:t xml:space="preserve">Gupta et al. (2023)</w:t>
-      </w:r>
-      <w:r>
-        <w:t xml:space="preserve"> </w:t>
-      </w:r>
-      <w:r>
-        <w:t xml:space="preserve">applies both to {Canadian} archaeology, so we record consent and access terms with the deposit.</w:t>
-      </w:r>
-      <w:r>
-        <w:t xml:space="preserve"> </w:t>
-      </w:r>
-      <w:r>
-        <w:t xml:space="preserve">Wells et al. (2026)</w:t>
-      </w:r>
-      <w:r>
-        <w:t xml:space="preserve"> </w:t>
-      </w:r>
-      <w:r>
-        <w:t xml:space="preserve">emphasizes that archaeological archiving also requires attention to data labor and Indigenous data sovereignty.</w:t>
-      </w:r>
-    </w:p>
-    <w:bookmarkEnd w:id="34"/>
-    <w:bookmarkEnd w:id="35"/>
-    <w:bookmarkStart w:id="37" w:name="a-checklist-before-you-publish"/>
+    <w:bookmarkStart w:id="161" w:name="references"/>
     <w:p>
       <w:pPr>
         <w:pStyle w:val="Heading1"/>
       </w:pPr>
       <w:r>
-        <w:t xml:space="preserve">A Checklist Before You Publish</w:t>
-      </w:r>
-    </w:p>
-    <w:p>
-      <w:pPr>
-        <w:pStyle w:val="FirstParagraph"/>
-      </w:pPr>
-      <w:r>
-        <w:t xml:space="preserve">Use</w:t>
-      </w:r>
-      <w:r>
-        <w:t xml:space="preserve"> </w:t>
-      </w:r>
-      <w:hyperlink w:anchor="tbl-checklist">
-        <w:r>
-          <w:rPr>
-            <w:rStyle w:val="Hyperlink"/>
-          </w:rPr>
-          <w:t xml:space="preserve">Table 5</w:t>
-        </w:r>
-      </w:hyperlink>
-      <w:r>
-        <w:t xml:space="preserve"> </w:t>
-      </w:r>
-      <w:r>
-        <w:t xml:space="preserve">to review the completed workflow. Record unresolved checks before treating the report as ready for circulation.</w:t>
-      </w:r>
-    </w:p>
-    <w:tbl>
-      <w:tblPr>
-        <w:tblStyle w:val="Table"/>
-        <w:tblW w:type="pct" w:w="5000"/>
-        <w:tblLook w:firstRow="0" w:lastRow="0" w:firstColumn="0" w:lastColumn="0" w:noHBand="0" w:noVBand="0" w:val="0000"/>
-        <w:jc w:val="start"/>
-        <w:tblLayout w:type="fixed"/>
-      </w:tblPr>
-      <w:tblGrid>
-        <w:gridCol w:w="7920"/>
-      </w:tblGrid>
-      <w:tr>
-        <w:tc>
-          <w:tcPr/>
-          <w:bookmarkStart w:id="36" w:name="tbl-checklist"/>
-          <w:p>
-            <w:pPr>
-              <w:jc w:val="center"/>
-            </w:pPr>
-            <w:pPr>
-              <w:jc w:val="start"/>
-              <w:spacing w:before="200"/>
-              <w:pStyle w:val="ImageCaption"/>
-            </w:pPr>
-            <w:r>
-              <w:t xml:space="preserve">Table 5: Checks before publishing an AI-assisted archaeological analysis.</w:t>
-            </w:r>
-          </w:p>
-          <w:tbl>
-            <w:tblPr>
-              <w:tblStyle w:val="Table"/>
-              <w:tblW w:type="pct" w:w="5000"/>
-              <w:tblLook w:firstRow="1" w:lastRow="0" w:firstColumn="0" w:lastColumn="0" w:noHBand="0" w:noVBand="0" w:val="0020"/>
-              <w:jc w:val="start"/>
-              <w:tblLayout w:type="fixed"/>
-            </w:tblPr>
-            <w:tblGrid>
-              <w:gridCol w:w="892"/>
-              <w:gridCol w:w="5763"/>
-              <w:gridCol w:w="1264"/>
-            </w:tblGrid>
-            <w:tr>
-              <w:trPr>
-                <w:tblHeader w:val="true"/>
-              </w:trPr>
-              <w:tc>
-                <w:tcPr/>
-                <w:p>
-                  <w:pPr>
-                    <w:pStyle w:val="Compact"/>
-                    <w:jc w:val="left"/>
-                    <w:jc w:val="center"/>
-                  </w:pPr>
-                  <w:r>
-                    <w:t xml:space="preserve">Domain</w:t>
-                  </w:r>
-                </w:p>
-              </w:tc>
-              <w:tc>
-                <w:tcPr/>
-                <w:p>
-                  <w:pPr>
-                    <w:pStyle w:val="Compact"/>
-                    <w:jc w:val="left"/>
-                    <w:jc w:val="center"/>
-                  </w:pPr>
-                  <w:r>
-                    <w:t xml:space="preserve">Check</w:t>
-                  </w:r>
-                </w:p>
-              </w:tc>
-              <w:tc>
-                <w:tcPr/>
-                <w:p>
-                  <w:pPr>
-                    <w:pStyle w:val="Compact"/>
-                    <w:jc w:val="left"/>
-                    <w:jc w:val="center"/>
-                  </w:pPr>
-                  <w:r>
-                    <w:t xml:space="preserve">Key.sources</w:t>
-                  </w:r>
-                </w:p>
-              </w:tc>
-            </w:tr>
-            <w:tr>
-              <w:tc>
-                <w:tcPr/>
-                <w:p>
-                  <w:pPr>
-                    <w:pStyle w:val="Compact"/>
-                    <w:jc w:val="left"/>
-                    <w:jc w:val="center"/>
-                  </w:pPr>
-                  <w:r>
-                    <w:t xml:space="preserve">Research tools</w:t>
-                  </w:r>
-                </w:p>
-              </w:tc>
-              <w:tc>
-                <w:tcPr/>
-                <w:p>
-                  <w:pPr>
-                    <w:pStyle w:val="Compact"/>
-                    <w:jc w:val="left"/>
-                    <w:jc w:val="center"/>
-                  </w:pPr>
-                  <w:r>
-                    <w:t xml:space="preserve">Can you explain the R calculations, regenerate the Quarto report, and inspect changes with Git?</w:t>
-                  </w:r>
-                </w:p>
-              </w:tc>
-              <w:tc>
-                <w:tcPr/>
-                <w:p>
-                  <w:pPr>
-                    <w:pStyle w:val="Compact"/>
-                    <w:jc w:val="left"/>
-                    <w:jc w:val="center"/>
-                  </w:pPr>
-                  <w:r>
-                    <w:t xml:space="preserve">Wilson et al. (2014)</w:t>
-                  </w:r>
-                </w:p>
-              </w:tc>
-            </w:tr>
-            <w:tr>
-              <w:tc>
-                <w:tcPr/>
-                <w:p>
-                  <w:pPr>
-                    <w:pStyle w:val="Compact"/>
-                    <w:jc w:val="left"/>
-                    <w:jc w:val="center"/>
-                  </w:pPr>
-                  <w:r>
-                    <w:t xml:space="preserve">Permissions and privacy</w:t>
-                  </w:r>
-                </w:p>
-              </w:tc>
-              <w:tc>
-                <w:tcPr/>
-                <w:p>
-                  <w:pPr>
-                    <w:pStyle w:val="Compact"/>
-                    <w:jc w:val="left"/>
-                    <w:jc w:val="center"/>
-                  </w:pPr>
-                  <w:r>
-                    <w:t xml:space="preserve">Did you approve the files and services used, inspect permission settings, and exclude credentials and restricted material?</w:t>
-                  </w:r>
-                </w:p>
-              </w:tc>
-              <w:tc>
-                <w:tcPr/>
-                <w:p>
-                  <w:pPr>
-                    <w:pStyle w:val="Compact"/>
-                    <w:jc w:val="left"/>
-                    <w:jc w:val="center"/>
-                  </w:pPr>
-                  <w:r>
-                    <w:t xml:space="preserve">OpenCode</w:t>
-                  </w:r>
-                </w:p>
-              </w:tc>
-            </w:tr>
-            <w:tr>
-              <w:tc>
-                <w:tcPr/>
-                <w:p>
-                  <w:pPr>
-                    <w:pStyle w:val="Compact"/>
-                    <w:jc w:val="left"/>
-                    <w:jc w:val="center"/>
-                  </w:pPr>
-                  <w:r>
-                    <w:t xml:space="preserve">Analysis plan</w:t>
-                  </w:r>
-                </w:p>
-              </w:tc>
-              <w:tc>
-                <w:tcPr/>
-                <w:p>
-                  <w:pPr>
-                    <w:pStyle w:val="Compact"/>
-                    <w:jc w:val="left"/>
-                    <w:jc w:val="center"/>
-                  </w:pPr>
-                  <w:r>
-                    <w:t xml:space="preserve">Did you approve the question, observation unit, methods, assumptions, and reasons for changing the plan before code generation?</w:t>
-                  </w:r>
-                </w:p>
-              </w:tc>
-              <w:tc>
-                <w:tcPr/>
-                <w:p>
-                  <w:pPr>
-                    <w:pStyle w:val="Compact"/>
-                    <w:jc w:val="left"/>
-                    <w:jc w:val="center"/>
-                  </w:pPr>
-                  <w:r>
-                    <w:t xml:space="preserve">Piper (2026)</w:t>
-                  </w:r>
-                </w:p>
-              </w:tc>
-            </w:tr>
-            <w:tr>
-              <w:tc>
-                <w:tcPr/>
-                <w:p>
-                  <w:pPr>
-                    <w:pStyle w:val="Compact"/>
-                    <w:jc w:val="left"/>
-                    <w:jc w:val="center"/>
-                  </w:pPr>
-                  <w:r>
-                    <w:t xml:space="preserve">Code and statistics</w:t>
-                  </w:r>
-                </w:p>
-              </w:tc>
-              <w:tc>
-                <w:tcPr/>
-                <w:p>
-                  <w:pPr>
-                    <w:pStyle w:val="Compact"/>
-                    <w:jc w:val="left"/>
-                    <w:jc w:val="center"/>
-                  </w:pPr>
-                  <w:r>
-                    <w:t xml:space="preserve">Do independently checked results match the code output? Were assumptions and relevant analytical alternatives examined?</w:t>
-                  </w:r>
-                </w:p>
-              </w:tc>
-              <w:tc>
-                <w:tcPr/>
-                <w:p>
-                  <w:pPr>
-                    <w:pStyle w:val="Compact"/>
-                    <w:jc w:val="left"/>
-                    <w:jc w:val="center"/>
-                  </w:pPr>
-                  <w:r>
-                    <w:t xml:space="preserve">Wilson et al. (2014)</w:t>
-                  </w:r>
-                  <w:r>
-                    <w:t xml:space="preserve">;</w:t>
-                  </w:r>
-                  <w:r>
-                    <w:t xml:space="preserve"> </w:t>
-                  </w:r>
-                  <w:r>
-                    <w:t xml:space="preserve">Steegen et al. (2016)</w:t>
-                  </w:r>
-                </w:p>
-              </w:tc>
-            </w:tr>
-            <w:tr>
-              <w:tc>
-                <w:tcPr/>
-                <w:p>
-                  <w:pPr>
-                    <w:pStyle w:val="Compact"/>
-                    <w:jc w:val="left"/>
-                    <w:jc w:val="center"/>
-                  </w:pPr>
-                  <w:r>
-                    <w:t xml:space="preserve">References</w:t>
-                  </w:r>
-                </w:p>
-              </w:tc>
-              <w:tc>
-                <w:tcPr/>
-                <w:p>
-                  <w:pPr>
-                    <w:pStyle w:val="Compact"/>
-                    <w:jc w:val="left"/>
-                    <w:jc w:val="center"/>
-                  </w:pPr>
-                  <w:r>
-                    <w:t xml:space="preserve">Do the records match the cited publications, and do the inspected source passages support the claims?</w:t>
-                  </w:r>
-                </w:p>
-              </w:tc>
-              <w:tc>
-                <w:tcPr/>
-                <w:p>
-                  <w:pPr>
-                    <w:pStyle w:val="Compact"/>
-                    <w:jc w:val="left"/>
-                    <w:jc w:val="center"/>
-                  </w:pPr>
-                  <w:r>
-                    <w:t xml:space="preserve">Leung et al. (2023)</w:t>
-                  </w:r>
-                </w:p>
-              </w:tc>
-            </w:tr>
-            <w:tr>
-              <w:tc>
-                <w:tcPr/>
-                <w:p>
-                  <w:pPr>
-                    <w:pStyle w:val="Compact"/>
-                    <w:jc w:val="left"/>
-                    <w:jc w:val="center"/>
-                  </w:pPr>
-                  <w:r>
-                    <w:t xml:space="preserve">Reproducibility</w:t>
-                  </w:r>
-                </w:p>
-              </w:tc>
-              <w:tc>
-                <w:tcPr/>
-                <w:p>
-                  <w:pPr>
-                    <w:pStyle w:val="Compact"/>
-                    <w:jc w:val="left"/>
-                    <w:jc w:val="center"/>
-                  </w:pPr>
-                  <w:r>
-                    <w:t xml:space="preserve">Does the documented procedure work in a separate checkout with recorded dependencies? Are approved materials archived with licenses and access conditions?</w:t>
-                  </w:r>
-                </w:p>
-              </w:tc>
-              <w:tc>
-                <w:tcPr/>
-                <w:p>
-                  <w:pPr>
-                    <w:pStyle w:val="Compact"/>
-                    <w:jc w:val="left"/>
-                    <w:jc w:val="center"/>
-                  </w:pPr>
-                  <w:r>
-                    <w:t xml:space="preserve">Marwick (2017)</w:t>
-                  </w:r>
-                </w:p>
-              </w:tc>
-            </w:tr>
-            <w:tr>
-              <w:tc>
-                <w:tcPr/>
-                <w:p>
-                  <w:pPr>
-                    <w:pStyle w:val="Compact"/>
-                    <w:jc w:val="left"/>
-                    <w:jc w:val="center"/>
-                  </w:pPr>
-                  <w:r>
-                    <w:t xml:space="preserve">Disclosure</w:t>
-                  </w:r>
-                </w:p>
-              </w:tc>
-              <w:tc>
-                <w:tcPr/>
-                <w:p>
-                  <w:pPr>
-                    <w:pStyle w:val="Compact"/>
-                    <w:jc w:val="left"/>
-                    <w:jc w:val="center"/>
-                  </w:pPr>
-                  <w:r>
-                    <w:t xml:space="preserve">Have you recorded tool versions, model identifiers where available, dates, and uses in the appropriate manuscript sections?</w:t>
-                  </w:r>
-                </w:p>
-              </w:tc>
-              <w:tc>
-                <w:tcPr/>
-                <w:p>
-                  <w:pPr>
-                    <w:pStyle w:val="Compact"/>
-                    <w:jc w:val="left"/>
-                    <w:jc w:val="center"/>
-                  </w:pPr>
-                  <w:r>
-                    <w:t xml:space="preserve">Cooper et al. (2024)</w:t>
-                  </w:r>
-                  <w:r>
-                    <w:t xml:space="preserve">; Journal instructions</w:t>
-                  </w:r>
-                </w:p>
-              </w:tc>
-            </w:tr>
-            <w:tr>
-              <w:tc>
-                <w:tcPr/>
-                <w:p>
-                  <w:pPr>
-                    <w:pStyle w:val="Compact"/>
-                    <w:jc w:val="left"/>
-                    <w:jc w:val="center"/>
-                  </w:pPr>
-                  <w:r>
-                    <w:t xml:space="preserve">Human responsibility</w:t>
-                  </w:r>
-                </w:p>
-              </w:tc>
-              <w:tc>
-                <w:tcPr/>
-                <w:p>
-                  <w:pPr>
-                    <w:pStyle w:val="Compact"/>
-                    <w:jc w:val="left"/>
-                    <w:jc w:val="center"/>
-                  </w:pPr>
-                  <w:r>
-                    <w:t xml:space="preserve">Can you explain and defend every analytical decision and authorize the release of the resulting materials?</w:t>
-                  </w:r>
-                </w:p>
-              </w:tc>
-              <w:tc>
-                <w:tcPr/>
-                <w:p>
-                  <w:pPr>
-                    <w:pStyle w:val="Compact"/>
-                    <w:jc w:val="left"/>
-                    <w:jc w:val="center"/>
-                  </w:pPr>
-                  <w:r>
-                    <w:t xml:space="preserve">Monakhov (2026)</w:t>
-                  </w:r>
-                  <w:r>
-                    <w:t xml:space="preserve">;</w:t>
-                  </w:r>
-                  <w:r>
-                    <w:t xml:space="preserve"> </w:t>
-                  </w:r>
-                  <w:r>
-                    <w:t xml:space="preserve">Jonker et al. (2024)</w:t>
-                  </w:r>
-                </w:p>
-              </w:tc>
-            </w:tr>
-          </w:tbl>
-          <w:bookmarkEnd w:id="36"/>
-          <w:p/>
-        </w:tc>
-      </w:tr>
-    </w:tbl>
-    <w:bookmarkEnd w:id="37"/>
-    <w:bookmarkStart w:id="38" w:name="discussion"/>
-    <w:p>
-      <w:pPr>
-        <w:pStyle w:val="Heading1"/>
-      </w:pPr>
-      <w:r>
-        <w:t xml:space="preserve">Discussion</w:t>
-      </w:r>
-    </w:p>
-    <w:p>
-      <w:pPr>
-        <w:pStyle w:val="FirstParagraph"/>
-      </w:pPr>
-      <w:r>
-        <w:t xml:space="preserve">The three practices assign distinct responsibilities to the researcher. Familiarity with R, Quarto, and Git supports inspection of calculations, reports, and changes. Harness configuration defines the permitted working environment. Tested skills and tools then support research, planning, execution, and verification within that environment. This sequence applies existing scientific-computing practices to agent-assisted archaeological work</w:t>
-      </w:r>
-      <w:r>
-        <w:t xml:space="preserve"> </w:t>
-      </w:r>
-      <w:r>
-        <w:t xml:space="preserve">(Bridgeford et al. 2026; Marwick 2017; Wilson et al. 2014)</w:t>
-      </w:r>
-      <w:r>
-        <w:t xml:space="preserve">.</w:t>
-      </w:r>
-    </w:p>
-    <w:p>
-      <w:pPr>
-        <w:pStyle w:val="BodyText"/>
-      </w:pPr>
-      <w:r>
-        <w:t xml:space="preserve">Each practice has costs. Learning R and version control requires time, while configuring a harness introduces provider choices and access decisions. Skills and servers add dependencies that require testing and maintenance.</w:t>
-      </w:r>
-      <w:r>
-        <w:t xml:space="preserve"> </w:t>
-      </w:r>
-      <w:r>
-        <w:t xml:space="preserve">Kansa (2026)</w:t>
-      </w:r>
-      <w:r>
-        <w:t xml:space="preserve"> </w:t>
-      </w:r>
-      <w:r>
-        <w:t xml:space="preserve">discusses commercial dependence, and</w:t>
-      </w:r>
-      <w:r>
-        <w:t xml:space="preserve"> </w:t>
-      </w:r>
-      <w:r>
-        <w:t xml:space="preserve">Johnson and Eberl (2026)</w:t>
-      </w:r>
-      <w:r>
-        <w:t xml:space="preserve"> </w:t>
-      </w:r>
-      <w:r>
-        <w:t xml:space="preserve">examines environmental costs of AI in archaeology.</w:t>
-      </w:r>
-      <w:r>
-        <w:t xml:space="preserve"> </w:t>
-      </w:r>
-      <w:r>
-        <w:t xml:space="preserve">Luccioni et al. (2024)</w:t>
-      </w:r>
-      <w:r>
-        <w:t xml:space="preserve"> </w:t>
-      </w:r>
-      <w:r>
-        <w:t xml:space="preserve">measured inference energy across models and tasks, so we batch queries and log usage. Treat heavy token use as a reason to inspect output: in one study the costliest runs were agents stuck in unproductive loops, not the most accurate ones</w:t>
-      </w:r>
-      <w:r>
-        <w:t xml:space="preserve"> </w:t>
-      </w:r>
-      <w:r>
-        <w:t xml:space="preserve">(Brown et al. 2026)</w:t>
-      </w:r>
-      <w:r>
-        <w:t xml:space="preserve">. Mapping latency, token cost, and F1 score guides model choice under budget constraints</w:t>
-      </w:r>
-      <w:r>
-        <w:t xml:space="preserve"> </w:t>
-      </w:r>
-      <w:r>
-        <w:t xml:space="preserve">(Krishna Moorthy et al. 2026)</w:t>
-      </w:r>
-      <w:r>
-        <w:t xml:space="preserve">. We recommend recording available cost and usage information, limiting unnecessary repeated calls, and considering whether an existing R script already completes the task.</w:t>
-      </w:r>
-    </w:p>
-    <w:p>
-      <w:pPr>
-        <w:pStyle w:val="BodyText"/>
-      </w:pPr>
-      <w:r>
-        <w:t xml:space="preserve">These instructions do not establish that agent assistance improves every analysis. The illustrative tasks are teaching examples, and we have not measured their effects on accuracy or completion time. Reproducing saved R code differs from repeating an agent conversation: a model may generate different code on another attempt. Provider-side model updates add a second source of non-repeatability: the same prompt can behave differently months later because the provider changed the model</w:t>
-      </w:r>
-      <w:r>
-        <w:t xml:space="preserve"> </w:t>
-      </w:r>
-      <w:r>
-        <w:t xml:space="preserve">(Abdurahman et al. 2025; Abramson et al. 2026)</w:t>
-      </w:r>
-      <w:r>
-        <w:t xml:space="preserve">. Preserve the inspected code and document the interaction, rather than promising identical agent behavior. Incentives sharpen a further risk: when publication metrics define success, researchers may use LLMs as a shortcut to game output rather than support innovation, which reduces quality and stifles development</w:t>
-      </w:r>
-      <w:r>
-        <w:t xml:space="preserve"> </w:t>
-      </w:r>
-      <w:r>
-        <w:t xml:space="preserve">(Johnson et al. 2024)</w:t>
-      </w:r>
-      <w:r>
-        <w:t xml:space="preserve">.</w:t>
-      </w:r>
-    </w:p>
-    <w:bookmarkEnd w:id="38"/>
-    <w:bookmarkStart w:id="39" w:name="conclusion"/>
-    <w:p>
-      <w:pPr>
-        <w:pStyle w:val="Heading1"/>
-      </w:pPr>
-      <w:r>
-        <w:t xml:space="preserve">Conclusion</w:t>
-      </w:r>
-    </w:p>
-    <w:p>
-      <w:pPr>
-        <w:pStyle w:val="FirstParagraph"/>
-      </w:pPr>
-      <w:r>
-        <w:t xml:space="preserve">We recommend three practices for responsible agentic AI use in archaeological data analysis: learn the research tools and standards, configure a harness with explicit permissions, and use tested skills and tools to research, plan, and analyze. Quarto makes the relationship between code and report inspectable, while Git records reviewed changes. Planning and verification remain part of the researcher’s work throughout.</w:t>
-      </w:r>
-    </w:p>
-    <w:p>
-      <w:pPr>
-        <w:pStyle w:val="BodyText"/>
-      </w:pPr>
-      <w:r>
-        <w:t xml:space="preserve">The practical result should be a documented analysis whose inputs, decisions, code, and outputs another researcher can examine. The agent may assist with each task, but the researcher must explain the methods, assess the evidence, and authorize release. These responsibilities define when the work is ready to share.</w:t>
-      </w:r>
-    </w:p>
-    <w:bookmarkEnd w:id="39"/>
-    <w:bookmarkStart w:id="40" w:name="acknowledgments"/>
-    <w:p>
-      <w:pPr>
-        <w:pStyle w:val="Heading1"/>
-      </w:pPr>
-      <w:r>
-        <w:t xml:space="preserve">Acknowledgments</w:t>
-      </w:r>
-    </w:p>
-    <w:p>
-      <w:pPr>
-        <w:pStyle w:val="FirstParagraph"/>
-      </w:pPr>
-      <w:r>
-        <w:t xml:space="preserve">No permits were required for the preparation of this manuscript. This article describes general practices for using AI tools in archaeological data analysis. The author used OpenCode (https://opencode.ai/), an open-source AI coding agent, and OpenRouter (https://openrouter.ai/) to assist with drafting, code verification, and reference checking during the preparation of this manuscript. All AI-generated suggestions were reviewed and revised by the author.</w:t>
-      </w:r>
-    </w:p>
-    <w:bookmarkEnd w:id="40"/>
-    <w:bookmarkStart w:id="41" w:name="funding-statement"/>
-    <w:p>
-      <w:pPr>
-        <w:pStyle w:val="Heading1"/>
-      </w:pPr>
-      <w:r>
-        <w:t xml:space="preserve">Funding Statement</w:t>
-      </w:r>
-    </w:p>
-    <w:p>
-      <w:pPr>
-        <w:pStyle w:val="FirstParagraph"/>
-      </w:pPr>
-      <w:r>
-        <w:t xml:space="preserve">This research received no specific grant funding from any funding agency, commercial or not-for-profit sectors.</w:t>
-      </w:r>
-    </w:p>
-    <w:bookmarkEnd w:id="41"/>
-    <w:bookmarkStart w:id="42" w:name="data-availability-statement"/>
-    <w:p>
-      <w:pPr>
-        <w:pStyle w:val="Heading1"/>
-      </w:pPr>
-      <w:r>
-        <w:t xml:space="preserve">Data Availability Statement</w:t>
-      </w:r>
-    </w:p>
-    <w:p>
-      <w:pPr>
-        <w:pStyle w:val="FirstParagraph"/>
-      </w:pPr>
-      <w:r>
-        <w:t xml:space="preserve">No original data were used.</w:t>
-      </w:r>
-    </w:p>
-    <w:bookmarkEnd w:id="42"/>
-    <w:bookmarkStart w:id="43" w:name="competing-interests"/>
-    <w:p>
-      <w:pPr>
-        <w:pStyle w:val="Heading1"/>
-      </w:pPr>
-      <w:r>
-        <w:t xml:space="preserve">Competing Interests</w:t>
-      </w:r>
-    </w:p>
-    <w:p>
-      <w:pPr>
-        <w:pStyle w:val="FirstParagraph"/>
-      </w:pPr>
-      <w:r>
-        <w:t xml:space="preserve">The author declares none.</w:t>
-      </w:r>
-    </w:p>
-    <w:bookmarkEnd w:id="43"/>
-    <w:bookmarkStart w:id="44" w:name="notes"/>
-    <w:p>
-      <w:pPr>
-        <w:pStyle w:val="Heading1"/>
-      </w:pPr>
-      <w:r>
-        <w:t xml:space="preserve">Notes</w:t>
-      </w:r>
-    </w:p>
-    <w:p>
-      <w:pPr>
-        <w:pStyle w:val="FirstParagraph"/>
-      </w:pPr>
-      <w:r>
-        <w:t xml:space="preserve">This manuscript was prepared as a Quarto document within an rrtools research compendium. The rendered output files (paper.docx) and the Colophon section at the end of this document are internal to the compendium and should be removed before submission to a journal.</w:t>
-      </w:r>
-    </w:p>
-    <w:bookmarkEnd w:id="44"/>
-    <w:bookmarkStart w:id="191" w:name="references"/>
-    <w:p>
-      <w:pPr>
-        <w:pStyle w:val="Heading1"/>
-      </w:pPr>
-      <w:r>
         <w:t xml:space="preserve">References</w:t>
       </w:r>
     </w:p>
-    <w:bookmarkStart w:id="189" w:name="refs"/>
-    <w:bookmarkStart w:id="46" w:name="ref-ZoteroMCP2026"/>
+    <w:bookmarkStart w:id="159" w:name="refs"/>
+    <w:bookmarkStart w:id="34" w:name="ref-ZoteroMCP2026"/>
     <w:p>
       <w:pPr>
         <w:pStyle w:val="Bibliography"/>
@@ -5361,7 +4090,7 @@
       <w:r>
         <w:t xml:space="preserve"> </w:t>
       </w:r>
-      <w:hyperlink r:id="rId45">
+      <w:hyperlink r:id="rId33">
         <w:r>
           <w:rPr>
             <w:rStyle w:val="Hyperlink"/>
@@ -5373,8 +4102,8 @@
         <w:t xml:space="preserve">, accessed September 18, 2026.</w:t>
       </w:r>
     </w:p>
-    <w:bookmarkEnd w:id="46"/>
-    <w:bookmarkStart w:id="48" w:name="ref-Abdurahman2025"/>
+    <w:bookmarkEnd w:id="34"/>
+    <w:bookmarkStart w:id="36" w:name="ref-Abdurahman2025"/>
     <w:p>
       <w:pPr>
         <w:pStyle w:val="Bibliography"/>
@@ -5413,7 +4142,7 @@
       <w:r>
         <w:t xml:space="preserve"> </w:t>
       </w:r>
-      <w:hyperlink r:id="rId47">
+      <w:hyperlink r:id="rId35">
         <w:r>
           <w:rPr>
             <w:rStyle w:val="Hyperlink"/>
@@ -5425,8 +4154,8 @@
         <w:t xml:space="preserve">.</w:t>
       </w:r>
     </w:p>
-    <w:bookmarkEnd w:id="48"/>
-    <w:bookmarkStart w:id="50" w:name="ref-Abramson2026"/>
+    <w:bookmarkEnd w:id="36"/>
+    <w:bookmarkStart w:id="38" w:name="ref-Abramson2026"/>
     <w:p>
       <w:pPr>
         <w:pStyle w:val="Bibliography"/>
@@ -5453,7 +4182,7 @@
       <w:r>
         <w:t xml:space="preserve"> </w:t>
       </w:r>
-      <w:hyperlink r:id="rId49">
+      <w:hyperlink r:id="rId37">
         <w:r>
           <w:rPr>
             <w:rStyle w:val="Hyperlink"/>
@@ -5465,20 +4194,20 @@
         <w:t xml:space="preserve">.</w:t>
       </w:r>
     </w:p>
-    <w:bookmarkEnd w:id="50"/>
-    <w:bookmarkStart w:id="52" w:name="ref-AiderUsage2026"/>
+    <w:bookmarkEnd w:id="38"/>
+    <w:bookmarkStart w:id="40" w:name="ref-Anthropic2024"/>
     <w:p>
       <w:pPr>
         <w:pStyle w:val="Bibliography"/>
       </w:pPr>
       <w:r>
-        <w:t xml:space="preserve">Aider.</w:t>
-      </w:r>
-      <w:r>
-        <w:t xml:space="preserve"> </w:t>
-      </w:r>
-      <w:r>
-        <w:t xml:space="preserve">Usage</w:t>
+        <w:t xml:space="preserve">Anthropic. 2024. Introducing the</w:t>
+      </w:r>
+      <w:r>
+        <w:t xml:space="preserve"> </w:t>
+      </w:r>
+      <w:r>
+        <w:t xml:space="preserve">Model Context Protocol</w:t>
       </w:r>
       <w:r>
         <w:t xml:space="preserve">.</w:t>
@@ -5486,40 +4215,7 @@
       <w:r>
         <w:t xml:space="preserve"> </w:t>
       </w:r>
-      <w:hyperlink r:id="rId51">
-        <w:r>
-          <w:rPr>
-            <w:rStyle w:val="Hyperlink"/>
-          </w:rPr>
-          <w:t xml:space="preserve">https://aider.chat/docs/usage.html</w:t>
-        </w:r>
-      </w:hyperlink>
-      <w:r>
-        <w:t xml:space="preserve">, accessed September 17, 2026.</w:t>
-      </w:r>
-    </w:p>
-    <w:bookmarkEnd w:id="52"/>
-    <w:bookmarkStart w:id="54" w:name="ref-Anthropic2024"/>
-    <w:p>
-      <w:pPr>
-        <w:pStyle w:val="Bibliography"/>
-      </w:pPr>
-      <w:r>
-        <w:t xml:space="preserve">Anthropic. 2024. Introducing the</w:t>
-      </w:r>
-      <w:r>
-        <w:t xml:space="preserve"> </w:t>
-      </w:r>
-      <w:r>
-        <w:t xml:space="preserve">Model Context Protocol</w:t>
-      </w:r>
-      <w:r>
-        <w:t xml:space="preserve">.</w:t>
-      </w:r>
-      <w:r>
-        <w:t xml:space="preserve"> </w:t>
-      </w:r>
-      <w:hyperlink r:id="rId53">
+      <w:hyperlink r:id="rId39">
         <w:r>
           <w:rPr>
             <w:rStyle w:val="Hyperlink"/>
@@ -5531,8 +4227,8 @@
         <w:t xml:space="preserve">, accessed September 16, 2026.</w:t>
       </w:r>
     </w:p>
-    <w:bookmarkEnd w:id="54"/>
-    <w:bookmarkStart w:id="56" w:name="ref-Anthropic2025Skills"/>
+    <w:bookmarkEnd w:id="40"/>
+    <w:bookmarkStart w:id="42" w:name="ref-Anthropic2025Skills"/>
     <w:p>
       <w:pPr>
         <w:pStyle w:val="Bibliography"/>
@@ -5552,7 +4248,7 @@
       <w:r>
         <w:t xml:space="preserve"> </w:t>
       </w:r>
-      <w:hyperlink r:id="rId55">
+      <w:hyperlink r:id="rId41">
         <w:r>
           <w:rPr>
             <w:rStyle w:val="Hyperlink"/>
@@ -5564,8 +4260,8 @@
         <w:t xml:space="preserve">, accessed September 16, 2026.</w:t>
       </w:r>
     </w:p>
-    <w:bookmarkEnd w:id="56"/>
-    <w:bookmarkStart w:id="58" w:name="ref-BeckBurri2024"/>
+    <w:bookmarkEnd w:id="42"/>
+    <w:bookmarkStart w:id="44" w:name="ref-BeckBurri2024"/>
     <w:p>
       <w:pPr>
         <w:pStyle w:val="Bibliography"/>
@@ -5576,7 +4272,7 @@
       <w:r>
         <w:t xml:space="preserve"> </w:t>
       </w:r>
-      <w:hyperlink r:id="rId57">
+      <w:hyperlink r:id="rId43">
         <w:r>
           <w:rPr>
             <w:rStyle w:val="Hyperlink"/>
@@ -5673,8 +4369,8 @@
         <w:t xml:space="preserve">, pp. 104–130. Edward Elgar Publishing.</w:t>
       </w:r>
     </w:p>
-    <w:bookmarkEnd w:id="58"/>
-    <w:bookmarkStart w:id="60" w:name="ref-Bertran2026"/>
+    <w:bookmarkEnd w:id="44"/>
+    <w:bookmarkStart w:id="46" w:name="ref-Bertran2026"/>
     <w:p>
       <w:pPr>
         <w:pStyle w:val="Bibliography"/>
@@ -5701,7 +4397,7 @@
       <w:r>
         <w:t xml:space="preserve"> </w:t>
       </w:r>
-      <w:hyperlink r:id="rId59">
+      <w:hyperlink r:id="rId45">
         <w:r>
           <w:rPr>
             <w:rStyle w:val="Hyperlink"/>
@@ -5713,8 +4409,8 @@
         <w:t xml:space="preserve">.</w:t>
       </w:r>
     </w:p>
-    <w:bookmarkEnd w:id="60"/>
-    <w:bookmarkStart w:id="62" w:name="ref-Blischak2016"/>
+    <w:bookmarkEnd w:id="46"/>
+    <w:bookmarkStart w:id="48" w:name="ref-Blischak2016"/>
     <w:p>
       <w:pPr>
         <w:pStyle w:val="Bibliography"/>
@@ -5762,7 +4458,7 @@
       <w:r>
         <w:t xml:space="preserve"> </w:t>
       </w:r>
-      <w:hyperlink r:id="rId61">
+      <w:hyperlink r:id="rId47">
         <w:r>
           <w:rPr>
             <w:rStyle w:val="Hyperlink"/>
@@ -5774,8 +4470,8 @@
         <w:t xml:space="preserve">.</w:t>
       </w:r>
     </w:p>
-    <w:bookmarkEnd w:id="62"/>
-    <w:bookmarkStart w:id="64" w:name="ref-Bridgeford2026"/>
+    <w:bookmarkEnd w:id="48"/>
+    <w:bookmarkStart w:id="50" w:name="ref-Bridgeford2026"/>
     <w:p>
       <w:pPr>
         <w:pStyle w:val="Bibliography"/>
@@ -5802,7 +4498,7 @@
       <w:r>
         <w:t xml:space="preserve"> </w:t>
       </w:r>
-      <w:hyperlink r:id="rId63">
+      <w:hyperlink r:id="rId49">
         <w:r>
           <w:rPr>
             <w:rStyle w:val="Hyperlink"/>
@@ -5814,13 +4510,46 @@
         <w:t xml:space="preserve">.</w:t>
       </w:r>
     </w:p>
-    <w:bookmarkEnd w:id="64"/>
-    <w:bookmarkStart w:id="66" w:name="ref-Brown2026book"/>
+    <w:bookmarkEnd w:id="50"/>
+    <w:bookmarkStart w:id="52" w:name="ref-Brown2026local"/>
     <w:p>
       <w:pPr>
         <w:pStyle w:val="Bibliography"/>
       </w:pPr>
       <w:r>
+        <w:t xml:space="preserve">Brown, Chris, Scott Spillias, Carla Sbrocchi, and Luis D. Verde Arregoitia. 2026.</w:t>
+      </w:r>
+      <w:r>
+        <w:t xml:space="preserve"> </w:t>
+      </w:r>
+      <w:r>
+        <w:t xml:space="preserve">Running Local Large Language Models: Not as Difficult as You Might Think</w:t>
+      </w:r>
+      <w:r>
+        <w:t xml:space="preserve">. Vita ex machina.</w:t>
+      </w:r>
+      <w:r>
+        <w:t xml:space="preserve"> </w:t>
+      </w:r>
+      <w:hyperlink r:id="rId51">
+        <w:r>
+          <w:rPr>
+            <w:rStyle w:val="Hyperlink"/>
+          </w:rPr>
+          <w:t xml:space="preserve">https://vitaexmachina.substack.com/p/running-local-large-language-models</w:t>
+        </w:r>
+      </w:hyperlink>
+      <w:r>
+        <w:t xml:space="preserve">, accessed September 18, 2026.</w:t>
+      </w:r>
+    </w:p>
+    <w:bookmarkEnd w:id="52"/>
+    <w:bookmarkStart w:id="54" w:name="ref-Brown2026book"/>
+    <w:p>
+      <w:pPr>
+        <w:pStyle w:val="Bibliography"/>
+      </w:pPr>
+      <w:r>
         <w:t xml:space="preserve">Brown, Christopher J. 2026.</w:t>
       </w:r>
       <w:r>
@@ -5838,7 +4567,7 @@
       <w:r>
         <w:t xml:space="preserve"> </w:t>
       </w:r>
-      <w:hyperlink r:id="rId65">
+      <w:hyperlink r:id="rId53">
         <w:r>
           <w:rPr>
             <w:rStyle w:val="Hyperlink"/>
@@ -5850,8 +4579,8 @@
         <w:t xml:space="preserve">, accessed September 18, 2026.</w:t>
       </w:r>
     </w:p>
-    <w:bookmarkEnd w:id="66"/>
-    <w:bookmarkStart w:id="68" w:name="ref-Brown2026a"/>
+    <w:bookmarkEnd w:id="54"/>
+    <w:bookmarkStart w:id="56" w:name="ref-Brown2026a"/>
     <w:p>
       <w:pPr>
         <w:pStyle w:val="Bibliography"/>
@@ -5878,7 +4607,7 @@
       <w:r>
         <w:t xml:space="preserve"> </w:t>
       </w:r>
-      <w:hyperlink r:id="rId67">
+      <w:hyperlink r:id="rId55">
         <w:r>
           <w:rPr>
             <w:rStyle w:val="Hyperlink"/>
@@ -5890,8 +4619,8 @@
         <w:t xml:space="preserve">.</w:t>
       </w:r>
     </w:p>
-    <w:bookmarkEnd w:id="68"/>
-    <w:bookmarkStart w:id="70" w:name="ref-Brown2026b"/>
+    <w:bookmarkEnd w:id="56"/>
+    <w:bookmarkStart w:id="58" w:name="ref-Brown2026b"/>
     <w:p>
       <w:pPr>
         <w:pStyle w:val="Bibliography"/>
@@ -5918,7 +4647,7 @@
       <w:r>
         <w:t xml:space="preserve"> </w:t>
       </w:r>
-      <w:hyperlink r:id="rId69">
+      <w:hyperlink r:id="rId57">
         <w:r>
           <w:rPr>
             <w:rStyle w:val="Hyperlink"/>
@@ -5930,8 +4659,8 @@
         <w:t xml:space="preserve">.</w:t>
       </w:r>
     </w:p>
-    <w:bookmarkEnd w:id="70"/>
-    <w:bookmarkStart w:id="72" w:name="ref-Campbell2024"/>
+    <w:bookmarkEnd w:id="58"/>
+    <w:bookmarkStart w:id="60" w:name="ref-Campbell2024"/>
     <w:p>
       <w:pPr>
         <w:pStyle w:val="Bibliography"/>
@@ -5958,7 +4687,7 @@
       <w:r>
         <w:t xml:space="preserve"> </w:t>
       </w:r>
-      <w:hyperlink r:id="rId71">
+      <w:hyperlink r:id="rId59">
         <w:r>
           <w:rPr>
             <w:rStyle w:val="Hyperlink"/>
@@ -5970,26 +4699,14 @@
         <w:t xml:space="preserve">.</w:t>
       </w:r>
     </w:p>
-    <w:bookmarkEnd w:id="72"/>
-    <w:bookmarkStart w:id="74" w:name="ref-Carroll2020"/>
+    <w:bookmarkEnd w:id="60"/>
+    <w:bookmarkStart w:id="62" w:name="ref-Chen2023"/>
     <w:p>
       <w:pPr>
         <w:pStyle w:val="Bibliography"/>
       </w:pPr>
       <w:r>
-        <w:t xml:space="preserve">Carroll, Stephanie Russo, Ibrahim Garba, Oscar L. Figueroa-Rodríguez, Jarita Holbrook, Raymond Lovett, Simeon Materechera, Mark Parsons, et al. 2020. The</w:t>
-      </w:r>
-      <w:r>
-        <w:t xml:space="preserve"> </w:t>
-      </w:r>
-      <w:r>
-        <w:t xml:space="preserve">CARE</w:t>
-      </w:r>
-      <w:r>
-        <w:t xml:space="preserve"> </w:t>
-      </w:r>
-      <w:r>
-        <w:t xml:space="preserve">Principles for Indigenous Data Governance.</w:t>
+        <w:t xml:space="preserve">Chen, Xinyun, Maxwell Lin, Nathanael Schärli, and Denny Zhou. 2023. Teaching Large Language Models to Self-Debug.</w:t>
       </w:r>
       <w:r>
         <w:t xml:space="preserve"> </w:t>
@@ -5999,31 +4716,28 @@
           <w:iCs/>
           <w:i/>
         </w:rPr>
-        <w:t xml:space="preserve">Data Science Journal</w:t>
-      </w:r>
-      <w:r>
-        <w:t xml:space="preserve"> </w:t>
-      </w:r>
-      <w:r>
-        <w:t xml:space="preserve">19:43.</w:t>
-      </w:r>
-      <w:r>
-        <w:t xml:space="preserve"> </w:t>
-      </w:r>
-      <w:hyperlink r:id="rId73">
+        <w:t xml:space="preserve">International Conference on Learning Representations</w:t>
+      </w:r>
+      <w:r>
+        <w:t xml:space="preserve">.</w:t>
+      </w:r>
+      <w:r>
+        <w:t xml:space="preserve"> </w:t>
+      </w:r>
+      <w:hyperlink r:id="rId61">
         <w:r>
           <w:rPr>
             <w:rStyle w:val="Hyperlink"/>
           </w:rPr>
-          <w:t xml:space="preserve">https://doi.org/10.5334/dsj-2020-043</w:t>
+          <w:t xml:space="preserve">https://doi.org/10.48550/arXiv.2304.05128</w:t>
         </w:r>
       </w:hyperlink>
       <w:r>
         <w:t xml:space="preserve">.</w:t>
       </w:r>
     </w:p>
-    <w:bookmarkEnd w:id="74"/>
-    <w:bookmarkStart w:id="76" w:name="ref-Cooper2024"/>
+    <w:bookmarkEnd w:id="62"/>
+    <w:bookmarkStart w:id="64" w:name="ref-Cooper2024"/>
     <w:p>
       <w:pPr>
         <w:pStyle w:val="Bibliography"/>
@@ -6050,7 +4764,7 @@
       <w:r>
         <w:t xml:space="preserve"> </w:t>
       </w:r>
-      <w:hyperlink r:id="rId75">
+      <w:hyperlink r:id="rId63">
         <w:r>
           <w:rPr>
             <w:rStyle w:val="Hyperlink"/>
@@ -6062,8 +4776,8 @@
         <w:t xml:space="preserve">.</w:t>
       </w:r>
     </w:p>
-    <w:bookmarkEnd w:id="76"/>
-    <w:bookmarkStart w:id="78" w:name="ref-DellAcqua2026"/>
+    <w:bookmarkEnd w:id="64"/>
+    <w:bookmarkStart w:id="66" w:name="ref-DellAcqua2026"/>
     <w:p>
       <w:pPr>
         <w:pStyle w:val="Bibliography"/>
@@ -6090,7 +4804,7 @@
       <w:r>
         <w:t xml:space="preserve"> </w:t>
       </w:r>
-      <w:hyperlink r:id="rId77">
+      <w:hyperlink r:id="rId65">
         <w:r>
           <w:rPr>
             <w:rStyle w:val="Hyperlink"/>
@@ -6102,8 +4816,8 @@
         <w:t xml:space="preserve">.</w:t>
       </w:r>
     </w:p>
-    <w:bookmarkEnd w:id="78"/>
-    <w:bookmarkStart w:id="80" w:name="ref-Dyck2026"/>
+    <w:bookmarkEnd w:id="66"/>
+    <w:bookmarkStart w:id="68" w:name="ref-Dyck2026"/>
     <w:p>
       <w:pPr>
         <w:pStyle w:val="Bibliography"/>
@@ -6130,7 +4844,7 @@
       <w:r>
         <w:t xml:space="preserve"> </w:t>
       </w:r>
-      <w:hyperlink r:id="rId79">
+      <w:hyperlink r:id="rId67">
         <w:r>
           <w:rPr>
             <w:rStyle w:val="Hyperlink"/>
@@ -6142,32 +4856,8 @@
         <w:t xml:space="preserve">.</w:t>
       </w:r>
     </w:p>
-    <w:bookmarkEnd w:id="80"/>
-    <w:bookmarkStart w:id="82" w:name="ref-Faniel2013"/>
-    <w:p>
-      <w:pPr>
-        <w:pStyle w:val="Bibliography"/>
-      </w:pPr>
-      <w:r>
-        <w:t xml:space="preserve">Faniel, Ixchel, Eric Kansa, Sarah Whitcher Kansa, Julianna Barrera-Gomez, and Elizabeth Yakel. 2013.</w:t>
-      </w:r>
-      <w:r>
-        <w:t xml:space="preserve"> </w:t>
-      </w:r>
-      <w:hyperlink r:id="rId81">
-        <w:r>
-          <w:rPr>
-            <w:rStyle w:val="Hyperlink"/>
-          </w:rPr>
-          <w:t xml:space="preserve">The Challenges of Digging Data: A Study of Context in Archaeological Data Reuse</w:t>
-        </w:r>
-      </w:hyperlink>
-      <w:r>
-        <w:t xml:space="preserve">, pp. 295–304.</w:t>
-      </w:r>
-    </w:p>
-    <w:bookmarkEnd w:id="82"/>
-    <w:bookmarkStart w:id="84" w:name="ref-Feuerriegel2024"/>
+    <w:bookmarkEnd w:id="68"/>
+    <w:bookmarkStart w:id="70" w:name="ref-Feuerriegel2024"/>
     <w:p>
       <w:pPr>
         <w:pStyle w:val="Bibliography"/>
@@ -6203,7 +4893,7 @@
       <w:r>
         <w:t xml:space="preserve"> </w:t>
       </w:r>
-      <w:hyperlink r:id="rId83">
+      <w:hyperlink r:id="rId69">
         <w:r>
           <w:rPr>
             <w:rStyle w:val="Hyperlink"/>
@@ -6215,8 +4905,8 @@
         <w:t xml:space="preserve">.</w:t>
       </w:r>
     </w:p>
-    <w:bookmarkEnd w:id="84"/>
-    <w:bookmarkStart w:id="86" w:name="ref-GildeZuniga2024"/>
+    <w:bookmarkEnd w:id="70"/>
+    <w:bookmarkStart w:id="72" w:name="ref-GildeZuniga2024"/>
     <w:p>
       <w:pPr>
         <w:pStyle w:val="Bibliography"/>
@@ -6252,7 +4942,7 @@
       <w:r>
         <w:t xml:space="preserve"> </w:t>
       </w:r>
-      <w:hyperlink r:id="rId85">
+      <w:hyperlink r:id="rId71">
         <w:r>
           <w:rPr>
             <w:rStyle w:val="Hyperlink"/>
@@ -6264,8 +4954,8 @@
         <w:t xml:space="preserve">.</w:t>
       </w:r>
     </w:p>
-    <w:bookmarkEnd w:id="86"/>
-    <w:bookmarkStart w:id="88" w:name="ref-Gilardi2023"/>
+    <w:bookmarkEnd w:id="72"/>
+    <w:bookmarkStart w:id="74" w:name="ref-Gilardi2023"/>
     <w:p>
       <w:pPr>
         <w:pStyle w:val="Bibliography"/>
@@ -6304,7 +4994,7 @@
       <w:r>
         <w:t xml:space="preserve"> </w:t>
       </w:r>
-      <w:hyperlink r:id="rId87">
+      <w:hyperlink r:id="rId73">
         <w:r>
           <w:rPr>
             <w:rStyle w:val="Hyperlink"/>
@@ -6316,8 +5006,8 @@
         <w:t xml:space="preserve">.</w:t>
       </w:r>
     </w:p>
-    <w:bookmarkEnd w:id="88"/>
-    <w:bookmarkStart w:id="90" w:name="ref-Gougherty2024"/>
+    <w:bookmarkEnd w:id="74"/>
+    <w:bookmarkStart w:id="76" w:name="ref-Gougherty2024"/>
     <w:p>
       <w:pPr>
         <w:pStyle w:val="Bibliography"/>
@@ -6365,7 +5055,7 @@
       <w:r>
         <w:t xml:space="preserve"> </w:t>
       </w:r>
-      <w:hyperlink r:id="rId89">
+      <w:hyperlink r:id="rId75">
         <w:r>
           <w:rPr>
             <w:rStyle w:val="Hyperlink"/>
@@ -6377,38 +5067,14 @@
         <w:t xml:space="preserve">.</w:t>
       </w:r>
     </w:p>
-    <w:bookmarkEnd w:id="90"/>
-    <w:bookmarkStart w:id="92" w:name="ref-Gupta2023"/>
+    <w:bookmarkEnd w:id="76"/>
+    <w:bookmarkStart w:id="78" w:name="ref-Haase2026"/>
     <w:p>
       <w:pPr>
         <w:pStyle w:val="Bibliography"/>
       </w:pPr>
       <w:r>
-        <w:t xml:space="preserve">Gupta, Neha, Andrew Martindale, Kisha Supernant, and Michael Elvidge. 2023. The</w:t>
-      </w:r>
-      <w:r>
-        <w:t xml:space="preserve"> </w:t>
-      </w:r>
-      <w:r>
-        <w:t xml:space="preserve">CARE</w:t>
-      </w:r>
-      <w:r>
-        <w:t xml:space="preserve"> </w:t>
-      </w:r>
-      <w:r>
-        <w:t xml:space="preserve">Principles and the Reuse, Sharing, and Curation of Indigenous Data in</w:t>
-      </w:r>
-      <w:r>
-        <w:t xml:space="preserve"> </w:t>
-      </w:r>
-      <w:r>
-        <w:t xml:space="preserve">Canadian</w:t>
-      </w:r>
-      <w:r>
-        <w:t xml:space="preserve"> </w:t>
-      </w:r>
-      <w:r>
-        <w:t xml:space="preserve">Archaeology.</w:t>
+        <w:t xml:space="preserve">Haase, Jennifer, and Sebastian Pokutta. 2026. Beyond Static Responses: Multi-Agent LLM Systems as a New Paradigm for Social Science Research.</w:t>
       </w:r>
       <w:r>
         <w:t xml:space="preserve"> </w:t>
@@ -6418,46 +5084,6 @@
           <w:iCs/>
           <w:i/>
         </w:rPr>
-        <w:t xml:space="preserve">Advances in Archaeological Practice</w:t>
-      </w:r>
-      <w:r>
-        <w:t xml:space="preserve"> </w:t>
-      </w:r>
-      <w:r>
-        <w:t xml:space="preserve">11(1):76–89.</w:t>
-      </w:r>
-      <w:r>
-        <w:t xml:space="preserve"> </w:t>
-      </w:r>
-      <w:hyperlink r:id="rId91">
-        <w:r>
-          <w:rPr>
-            <w:rStyle w:val="Hyperlink"/>
-          </w:rPr>
-          <w:t xml:space="preserve">https://doi.org/10.1017/aap.2022.33</w:t>
-        </w:r>
-      </w:hyperlink>
-      <w:r>
-        <w:t xml:space="preserve">.</w:t>
-      </w:r>
-    </w:p>
-    <w:bookmarkEnd w:id="92"/>
-    <w:bookmarkStart w:id="94" w:name="ref-Haase2026"/>
-    <w:p>
-      <w:pPr>
-        <w:pStyle w:val="Bibliography"/>
-      </w:pPr>
-      <w:r>
-        <w:t xml:space="preserve">Haase, Jennifer, and Sebastian Pokutta. 2026. Beyond Static Responses: Multi-Agent LLM Systems as a New Paradigm for Social Science Research.</w:t>
-      </w:r>
-      <w:r>
-        <w:t xml:space="preserve"> </w:t>
-      </w:r>
-      <w:r>
-        <w:rPr>
-          <w:iCs/>
-          <w:i/>
-        </w:rPr>
         <w:t xml:space="preserve">Humanities and Social Sciences Communications</w:t>
       </w:r>
       <w:r>
@@ -6469,7 +5095,7 @@
       <w:r>
         <w:t xml:space="preserve"> </w:t>
       </w:r>
-      <w:hyperlink r:id="rId93">
+      <w:hyperlink r:id="rId77">
         <w:r>
           <w:rPr>
             <w:rStyle w:val="Hyperlink"/>
@@ -6481,8 +5107,8 @@
         <w:t xml:space="preserve">.</w:t>
       </w:r>
     </w:p>
-    <w:bookmarkEnd w:id="94"/>
-    <w:bookmarkStart w:id="96" w:name="ref-Hao2025"/>
+    <w:bookmarkEnd w:id="78"/>
+    <w:bookmarkStart w:id="80" w:name="ref-Hao2025"/>
     <w:p>
       <w:pPr>
         <w:pStyle w:val="Bibliography"/>
@@ -6518,7 +5144,7 @@
       <w:r>
         <w:t xml:space="preserve"> </w:t>
       </w:r>
-      <w:hyperlink r:id="rId95">
+      <w:hyperlink r:id="rId79">
         <w:r>
           <w:rPr>
             <w:rStyle w:val="Hyperlink"/>
@@ -6530,8 +5156,8 @@
         <w:t xml:space="preserve">.</w:t>
       </w:r>
     </w:p>
-    <w:bookmarkEnd w:id="96"/>
-    <w:bookmarkStart w:id="98" w:name="ref-Hariri2025"/>
+    <w:bookmarkEnd w:id="80"/>
+    <w:bookmarkStart w:id="82" w:name="ref-Hariri2025"/>
     <w:p>
       <w:pPr>
         <w:pStyle w:val="Bibliography"/>
@@ -6542,7 +5168,7 @@
       <w:r>
         <w:t xml:space="preserve"> </w:t>
       </w:r>
-      <w:hyperlink r:id="rId97">
+      <w:hyperlink r:id="rId81">
         <w:r>
           <w:rPr>
             <w:rStyle w:val="Hyperlink"/>
@@ -6567,8 +5193,8 @@
         <w:t xml:space="preserve">, pp. 83–97. Lecture Notes in Computer Science. Springer Nature Switzerland.</w:t>
       </w:r>
     </w:p>
-    <w:bookmarkEnd w:id="98"/>
-    <w:bookmarkStart w:id="100" w:name="ref-Hou2025"/>
+    <w:bookmarkEnd w:id="82"/>
+    <w:bookmarkStart w:id="84" w:name="ref-Hou2025"/>
     <w:p>
       <w:pPr>
         <w:pStyle w:val="Bibliography"/>
@@ -6604,7 +5230,7 @@
       <w:r>
         <w:t xml:space="preserve"> </w:t>
       </w:r>
-      <w:hyperlink r:id="rId99">
+      <w:hyperlink r:id="rId83">
         <w:r>
           <w:rPr>
             <w:rStyle w:val="Hyperlink"/>
@@ -6616,14 +5242,14 @@
         <w:t xml:space="preserve">.</w:t>
       </w:r>
     </w:p>
-    <w:bookmarkEnd w:id="100"/>
-    <w:bookmarkStart w:id="102" w:name="ref-Huggett2018"/>
+    <w:bookmarkEnd w:id="84"/>
+    <w:bookmarkStart w:id="86" w:name="ref-Jansen2025"/>
     <w:p>
       <w:pPr>
         <w:pStyle w:val="Bibliography"/>
       </w:pPr>
       <w:r>
-        <w:t xml:space="preserve">Huggett, Jeremy. 2018. Reuse Remix Recycle: Repurposing Archaeological Digital Data.</w:t>
+        <w:t xml:space="preserve">Jansen, Jacqueline A., Artür Manukyan, Nour Al Khoury, and Altuna Akalin. 2025. Leveraging Large Language Models for Data Analysis Automation.</w:t>
       </w:r>
       <w:r>
         <w:t xml:space="preserve"> </w:t>
@@ -6633,51 +5259,37 @@
           <w:iCs/>
           <w:i/>
         </w:rPr>
-        <w:t xml:space="preserve">Advances in Archaeological Practice</w:t>
-      </w:r>
-      <w:r>
-        <w:t xml:space="preserve"> </w:t>
-      </w:r>
-      <w:r>
-        <w:t xml:space="preserve">6(2):93–104.</w:t>
-      </w:r>
-      <w:r>
-        <w:t xml:space="preserve"> </w:t>
-      </w:r>
-      <w:hyperlink r:id="rId101">
+        <w:t xml:space="preserve">PLOS ONE</w:t>
+      </w:r>
+      <w:r>
+        <w:t xml:space="preserve"> </w:t>
+      </w:r>
+      <w:r>
+        <w:t xml:space="preserve">20(2):e0317084.</w:t>
+      </w:r>
+      <w:r>
+        <w:t xml:space="preserve"> </w:t>
+      </w:r>
+      <w:hyperlink r:id="rId85">
         <w:r>
           <w:rPr>
             <w:rStyle w:val="Hyperlink"/>
           </w:rPr>
-          <w:t xml:space="preserve">https://doi.org/10.1017/aap.2018.1</w:t>
+          <w:t xml:space="preserve">https://doi.org/10.1371/journal.pone.0317084</w:t>
         </w:r>
       </w:hyperlink>
       <w:r>
         <w:t xml:space="preserve">.</w:t>
       </w:r>
     </w:p>
-    <w:bookmarkEnd w:id="102"/>
-    <w:bookmarkStart w:id="104" w:name="ref-Huggett2022"/>
+    <w:bookmarkEnd w:id="86"/>
+    <w:bookmarkStart w:id="88" w:name="ref-JohnsonEberl2026"/>
     <w:p>
       <w:pPr>
         <w:pStyle w:val="Bibliography"/>
       </w:pPr>
       <w:r>
-        <w:t xml:space="preserve">Huggett, Jeremy. 2022.</w:t>
-      </w:r>
-      <w:r>
-        <w:t xml:space="preserve"> </w:t>
-      </w:r>
-      <w:hyperlink r:id="rId103">
-        <w:r>
-          <w:rPr>
-            <w:rStyle w:val="Hyperlink"/>
-          </w:rPr>
-          <w:t xml:space="preserve">Archaeological Practice and Digital Automation</w:t>
-        </w:r>
-      </w:hyperlink>
-      <w:r>
-        <w:t xml:space="preserve">. In</w:t>
+        <w:t xml:space="preserve">Johnson, Phyllis S., and Markus Eberl. 2026. Ethical and Environmental Considerations for the Application of Artificial Intelligence in Archaeological Research.</w:t>
       </w:r>
       <w:r>
         <w:t xml:space="preserve"> </w:t>
@@ -6687,29 +5299,6 @@
           <w:iCs/>
           <w:i/>
         </w:rPr>
-        <w:t xml:space="preserve">Digital Heritage and Archaeology in Practice</w:t>
-      </w:r>
-      <w:r>
-        <w:t xml:space="preserve">, edited by Ethan Watrall and Lynne Goldstein, pp. 275–304. University Press of Florida.</w:t>
-      </w:r>
-    </w:p>
-    <w:bookmarkEnd w:id="104"/>
-    <w:bookmarkStart w:id="106" w:name="ref-JohnsonEberl2026"/>
-    <w:p>
-      <w:pPr>
-        <w:pStyle w:val="Bibliography"/>
-      </w:pPr>
-      <w:r>
-        <w:t xml:space="preserve">Johnson, Phyllis S., and Markus Eberl. 2026. Ethical and Environmental Considerations for the Application of Artificial Intelligence in Archaeological Research.</w:t>
-      </w:r>
-      <w:r>
-        <w:t xml:space="preserve"> </w:t>
-      </w:r>
-      <w:r>
-        <w:rPr>
-          <w:iCs/>
-          <w:i/>
-        </w:rPr>
         <w:t xml:space="preserve">Human Organization</w:t>
       </w:r>
       <w:r>
@@ -6721,7 +5310,7 @@
       <w:r>
         <w:t xml:space="preserve"> </w:t>
       </w:r>
-      <w:hyperlink r:id="rId105">
+      <w:hyperlink r:id="rId87">
         <w:r>
           <w:rPr>
             <w:rStyle w:val="Hyperlink"/>
@@ -6733,8 +5322,8 @@
         <w:t xml:space="preserve">.</w:t>
       </w:r>
     </w:p>
-    <w:bookmarkEnd w:id="106"/>
-    <w:bookmarkStart w:id="108" w:name="ref-Johnson2024"/>
+    <w:bookmarkEnd w:id="88"/>
+    <w:bookmarkStart w:id="90" w:name="ref-Johnson2024"/>
     <w:p>
       <w:pPr>
         <w:pStyle w:val="Bibliography"/>
@@ -6773,7 +5362,7 @@
       <w:r>
         <w:t xml:space="preserve"> </w:t>
       </w:r>
-      <w:hyperlink r:id="rId107">
+      <w:hyperlink r:id="rId89">
         <w:r>
           <w:rPr>
             <w:rStyle w:val="Hyperlink"/>
@@ -6785,8 +5374,8 @@
         <w:t xml:space="preserve">.</w:t>
       </w:r>
     </w:p>
-    <w:bookmarkEnd w:id="108"/>
-    <w:bookmarkStart w:id="110" w:name="ref-Jonker2024"/>
+    <w:bookmarkEnd w:id="90"/>
+    <w:bookmarkStart w:id="92" w:name="ref-Jonker2024"/>
     <w:p>
       <w:pPr>
         <w:pStyle w:val="Bibliography"/>
@@ -6797,7 +5386,7 @@
       <w:r>
         <w:t xml:space="preserve"> </w:t>
       </w:r>
-      <w:hyperlink r:id="rId109">
+      <w:hyperlink r:id="rId91">
         <w:r>
           <w:rPr>
             <w:rStyle w:val="Hyperlink"/>
@@ -6846,8 +5435,8 @@
         <w:t xml:space="preserve">, pp. 188–204. Edward Elgar Publishing.</w:t>
       </w:r>
     </w:p>
-    <w:bookmarkEnd w:id="110"/>
-    <w:bookmarkStart w:id="112" w:name="ref-Kansa2026"/>
+    <w:bookmarkEnd w:id="92"/>
+    <w:bookmarkStart w:id="94" w:name="ref-Kansa2026"/>
     <w:p>
       <w:pPr>
         <w:pStyle w:val="Bibliography"/>
@@ -6883,7 +5472,7 @@
       <w:r>
         <w:t xml:space="preserve"> </w:t>
       </w:r>
-      <w:hyperlink r:id="rId111">
+      <w:hyperlink r:id="rId93">
         <w:r>
           <w:rPr>
             <w:rStyle w:val="Hyperlink"/>
@@ -6895,8 +5484,8 @@
         <w:t xml:space="preserve">.</w:t>
       </w:r>
     </w:p>
-    <w:bookmarkEnd w:id="112"/>
-    <w:bookmarkStart w:id="114" w:name="ref-Korinek2023"/>
+    <w:bookmarkEnd w:id="94"/>
+    <w:bookmarkStart w:id="96" w:name="ref-Korinek2023"/>
     <w:p>
       <w:pPr>
         <w:pStyle w:val="Bibliography"/>
@@ -6923,7 +5512,7 @@
       <w:r>
         <w:t xml:space="preserve"> </w:t>
       </w:r>
-      <w:hyperlink r:id="rId113">
+      <w:hyperlink r:id="rId95">
         <w:r>
           <w:rPr>
             <w:rStyle w:val="Hyperlink"/>
@@ -6935,8 +5524,50 @@
         <w:t xml:space="preserve">.</w:t>
       </w:r>
     </w:p>
-    <w:bookmarkEnd w:id="114"/>
-    <w:bookmarkStart w:id="116" w:name="ref-Moorthy2026"/>
+    <w:bookmarkEnd w:id="96"/>
+    <w:bookmarkStart w:id="98" w:name="ref-Korinek2025"/>
+    <w:p>
+      <w:pPr>
+        <w:pStyle w:val="Bibliography"/>
+      </w:pPr>
+      <w:r>
+        <w:t xml:space="preserve">Korinek, Anton. 2025.</w:t>
+      </w:r>
+      <w:r>
+        <w:t xml:space="preserve"> </w:t>
+      </w:r>
+      <w:hyperlink r:id="rId97">
+        <w:r>
+          <w:rPr>
+            <w:rStyle w:val="Hyperlink"/>
+            <w:iCs/>
+            <w:i/>
+          </w:rPr>
+          <w:t xml:space="preserve">AI</w:t>
+        </w:r>
+        <w:r>
+          <w:rPr>
+            <w:rStyle w:val="Hyperlink"/>
+            <w:iCs/>
+            <w:i/>
+          </w:rPr>
+          <w:t xml:space="preserve"> </w:t>
+        </w:r>
+        <w:r>
+          <w:rPr>
+            <w:rStyle w:val="Hyperlink"/>
+            <w:iCs/>
+            <w:i/>
+          </w:rPr>
+          <w:t xml:space="preserve">Agents for Economic Research</w:t>
+        </w:r>
+      </w:hyperlink>
+      <w:r>
+        <w:t xml:space="preserve">. National Bureau of Economic Research.</w:t>
+      </w:r>
+    </w:p>
+    <w:bookmarkEnd w:id="98"/>
+    <w:bookmarkStart w:id="100" w:name="ref-Moorthy2026"/>
     <w:p>
       <w:pPr>
         <w:pStyle w:val="Bibliography"/>
@@ -6981,7 +5612,7 @@
       <w:r>
         <w:t xml:space="preserve"> </w:t>
       </w:r>
-      <w:hyperlink r:id="rId115">
+      <w:hyperlink r:id="rId99">
         <w:r>
           <w:rPr>
             <w:rStyle w:val="Hyperlink"/>
@@ -6993,8 +5624,8 @@
         <w:t xml:space="preserve">.</w:t>
       </w:r>
     </w:p>
-    <w:bookmarkEnd w:id="116"/>
-    <w:bookmarkStart w:id="118" w:name="ref-Laban2025"/>
+    <w:bookmarkEnd w:id="100"/>
+    <w:bookmarkStart w:id="102" w:name="ref-Laban2025"/>
     <w:p>
       <w:pPr>
         <w:pStyle w:val="Bibliography"/>
@@ -7030,7 +5661,7 @@
       <w:r>
         <w:t xml:space="preserve"> </w:t>
       </w:r>
-      <w:hyperlink r:id="rId117">
+      <w:hyperlink r:id="rId101">
         <w:r>
           <w:rPr>
             <w:rStyle w:val="Hyperlink"/>
@@ -7042,8 +5673,8 @@
         <w:t xml:space="preserve">.</w:t>
       </w:r>
     </w:p>
-    <w:bookmarkEnd w:id="118"/>
-    <w:bookmarkStart w:id="120" w:name="ref-Leung2023"/>
+    <w:bookmarkEnd w:id="102"/>
+    <w:bookmarkStart w:id="104" w:name="ref-Leung2023"/>
     <w:p>
       <w:pPr>
         <w:pStyle w:val="Bibliography"/>
@@ -7070,7 +5701,7 @@
       <w:r>
         <w:t xml:space="preserve"> </w:t>
       </w:r>
-      <w:hyperlink r:id="rId119">
+      <w:hyperlink r:id="rId103">
         <w:r>
           <w:rPr>
             <w:rStyle w:val="Hyperlink"/>
@@ -7082,8 +5713,8 @@
         <w:t xml:space="preserve">.</w:t>
       </w:r>
     </w:p>
-    <w:bookmarkEnd w:id="120"/>
-    <w:bookmarkStart w:id="122" w:name="ref-Lu2026"/>
+    <w:bookmarkEnd w:id="104"/>
+    <w:bookmarkStart w:id="106" w:name="ref-Lu2026"/>
     <w:p>
       <w:pPr>
         <w:pStyle w:val="Bibliography"/>
@@ -7122,7 +5753,7 @@
       <w:r>
         <w:t xml:space="preserve"> </w:t>
       </w:r>
-      <w:hyperlink r:id="rId121">
+      <w:hyperlink r:id="rId105">
         <w:r>
           <w:rPr>
             <w:rStyle w:val="Hyperlink"/>
@@ -7134,8 +5765,8 @@
         <w:t xml:space="preserve">.</w:t>
       </w:r>
     </w:p>
-    <w:bookmarkEnd w:id="122"/>
-    <w:bookmarkStart w:id="124" w:name="ref-Luccioni2024"/>
+    <w:bookmarkEnd w:id="106"/>
+    <w:bookmarkStart w:id="108" w:name="ref-Luccioni2024"/>
     <w:p>
       <w:pPr>
         <w:pStyle w:val="Bibliography"/>
@@ -7146,7 +5777,7 @@
       <w:r>
         <w:t xml:space="preserve"> </w:t>
       </w:r>
-      <w:hyperlink r:id="rId123">
+      <w:hyperlink r:id="rId107">
         <w:r>
           <w:rPr>
             <w:rStyle w:val="Hyperlink"/>
@@ -7182,26 +5813,14 @@
         <w:t xml:space="preserve">, pp. 85–99.</w:t>
       </w:r>
     </w:p>
-    <w:bookmarkEnd w:id="124"/>
-    <w:bookmarkStart w:id="126" w:name="ref-Mammides2024"/>
+    <w:bookmarkEnd w:id="108"/>
+    <w:bookmarkStart w:id="110" w:name="ref-Marwick2017"/>
     <w:p>
       <w:pPr>
         <w:pStyle w:val="Bibliography"/>
       </w:pPr>
       <w:r>
-        <w:t xml:space="preserve">Mammides, Christos, and Harris Papadopoulos. 2024. The Role of</w:t>
-      </w:r>
-      <w:r>
-        <w:t xml:space="preserve"> </w:t>
-      </w:r>
-      <w:r>
-        <w:t xml:space="preserve">Large Language Models</w:t>
-      </w:r>
-      <w:r>
-        <w:t xml:space="preserve"> </w:t>
-      </w:r>
-      <w:r>
-        <w:t xml:space="preserve">in Interdisciplinary Research: Opportunities, Challenges and Ways Forward.</w:t>
+        <w:t xml:space="preserve">Marwick, Ben. 2017. Computational Reproducibility in Archaeological Research: Basic Principles and a Case Study of Their Implementation.</w:t>
       </w:r>
       <w:r>
         <w:t xml:space="preserve"> </w:t>
@@ -7211,46 +5830,6 @@
           <w:iCs/>
           <w:i/>
         </w:rPr>
-        <w:t xml:space="preserve">Methods in Ecology and Evolution</w:t>
-      </w:r>
-      <w:r>
-        <w:t xml:space="preserve"> </w:t>
-      </w:r>
-      <w:r>
-        <w:t xml:space="preserve">15(10):1774–1776.</w:t>
-      </w:r>
-      <w:r>
-        <w:t xml:space="preserve"> </w:t>
-      </w:r>
-      <w:hyperlink r:id="rId125">
-        <w:r>
-          <w:rPr>
-            <w:rStyle w:val="Hyperlink"/>
-          </w:rPr>
-          <w:t xml:space="preserve">https://doi.org/10.1111/2041-210x.14398</w:t>
-        </w:r>
-      </w:hyperlink>
-      <w:r>
-        <w:t xml:space="preserve">.</w:t>
-      </w:r>
-    </w:p>
-    <w:bookmarkEnd w:id="126"/>
-    <w:bookmarkStart w:id="128" w:name="ref-Marwick2017"/>
-    <w:p>
-      <w:pPr>
-        <w:pStyle w:val="Bibliography"/>
-      </w:pPr>
-      <w:r>
-        <w:t xml:space="preserve">Marwick, Ben. 2017. Computational Reproducibility in Archaeological Research: Basic Principles and a Case Study of Their Implementation.</w:t>
-      </w:r>
-      <w:r>
-        <w:t xml:space="preserve"> </w:t>
-      </w:r>
-      <w:r>
-        <w:rPr>
-          <w:iCs/>
-          <w:i/>
-        </w:rPr>
         <w:t xml:space="preserve">Journal of Archaeological Method and Theory</w:t>
       </w:r>
       <w:r>
@@ -7262,7 +5841,7 @@
       <w:r>
         <w:t xml:space="preserve"> </w:t>
       </w:r>
-      <w:hyperlink r:id="rId127">
+      <w:hyperlink r:id="rId109">
         <w:r>
           <w:rPr>
             <w:rStyle w:val="Hyperlink"/>
@@ -7274,8 +5853,8 @@
         <w:t xml:space="preserve">.</w:t>
       </w:r>
     </w:p>
-    <w:bookmarkEnd w:id="128"/>
-    <w:bookmarkStart w:id="130" w:name="ref-Messeri2024"/>
+    <w:bookmarkEnd w:id="110"/>
+    <w:bookmarkStart w:id="112" w:name="ref-Messeri2024"/>
     <w:p>
       <w:pPr>
         <w:pStyle w:val="Bibliography"/>
@@ -7302,7 +5881,7 @@
       <w:r>
         <w:t xml:space="preserve"> </w:t>
       </w:r>
-      <w:hyperlink r:id="rId129">
+      <w:hyperlink r:id="rId111">
         <w:r>
           <w:rPr>
             <w:rStyle w:val="Hyperlink"/>
@@ -7314,56 +5893,19 @@
         <w:t xml:space="preserve">.</w:t>
       </w:r>
     </w:p>
-    <w:bookmarkEnd w:id="130"/>
-    <w:bookmarkStart w:id="132" w:name="ref-Miao2026"/>
+    <w:bookmarkEnd w:id="112"/>
+    <w:bookmarkStart w:id="114" w:name="ref-Monakhov2026"/>
     <w:p>
       <w:pPr>
         <w:pStyle w:val="Bibliography"/>
       </w:pPr>
       <w:r>
-        <w:t xml:space="preserve">Miao, Jiacheng, Jonathan K. Pritchard, and James Zou. 2026. The Agentic Garden of Forking Paths.</w:t>
-      </w:r>
-      <w:r>
-        <w:t xml:space="preserve"> </w:t>
-      </w:r>
-      <w:r>
-        <w:rPr>
-          <w:iCs/>
-          <w:i/>
-        </w:rPr>
-        <w:t xml:space="preserve">arXiv Preprint arXiv:2607.01507</w:t>
-      </w:r>
-      <w:r>
-        <w:t xml:space="preserve">.</w:t>
-      </w:r>
-      <w:r>
-        <w:t xml:space="preserve"> </w:t>
-      </w:r>
-      <w:hyperlink r:id="rId131">
-        <w:r>
-          <w:rPr>
-            <w:rStyle w:val="Hyperlink"/>
-          </w:rPr>
-          <w:t xml:space="preserve">https://doi.org/10.48550/arXiv.2607.01507</w:t>
-        </w:r>
-      </w:hyperlink>
-      <w:r>
-        <w:t xml:space="preserve">.</w:t>
-      </w:r>
-    </w:p>
-    <w:bookmarkEnd w:id="132"/>
-    <w:bookmarkStart w:id="134" w:name="ref-Monakhov2026"/>
-    <w:p>
-      <w:pPr>
-        <w:pStyle w:val="Bibliography"/>
-      </w:pPr>
-      <w:r>
         <w:t xml:space="preserve">Monakhov, Alexander Yu. 2026.</w:t>
       </w:r>
       <w:r>
         <w:t xml:space="preserve"> </w:t>
       </w:r>
-      <w:hyperlink r:id="rId133">
+      <w:hyperlink r:id="rId113">
         <w:r>
           <w:rPr>
             <w:rStyle w:val="Hyperlink"/>
@@ -7399,14 +5941,23 @@
         <w:t xml:space="preserve">. Elsevier BV.</w:t>
       </w:r>
     </w:p>
-    <w:bookmarkEnd w:id="134"/>
-    <w:bookmarkStart w:id="136" w:name="ref-MorganWright2018"/>
+    <w:bookmarkEnd w:id="114"/>
+    <w:bookmarkStart w:id="116" w:name="ref-Nejjar2025"/>
     <w:p>
       <w:pPr>
         <w:pStyle w:val="Bibliography"/>
       </w:pPr>
       <w:r>
-        <w:t xml:space="preserve">Morgan, Colleen, and Holly Wright. 2018. Pencils and Pixels: Drawing and Digital Media in Archaeological Field Recording.</w:t>
+        <w:t xml:space="preserve">Nejjar, Mohamed, Luca Zacharias, Fabian Stiehle, and Ingo Weber. 2025.</w:t>
+      </w:r>
+      <w:r>
+        <w:t xml:space="preserve"> </w:t>
+      </w:r>
+      <w:r>
+        <w:t xml:space="preserve">LLMs for Science: Usage for Code Generation and Data Analysis</w:t>
+      </w:r>
+      <w:r>
+        <w:t xml:space="preserve">.</w:t>
       </w:r>
       <w:r>
         <w:t xml:space="preserve"> </w:t>
@@ -7416,31 +5967,31 @@
           <w:iCs/>
           <w:i/>
         </w:rPr>
-        <w:t xml:space="preserve">Journal of Field Archaeology</w:t>
-      </w:r>
-      <w:r>
-        <w:t xml:space="preserve"> </w:t>
-      </w:r>
-      <w:r>
-        <w:t xml:space="preserve">43(2):136–151.</w:t>
-      </w:r>
-      <w:r>
-        <w:t xml:space="preserve"> </w:t>
-      </w:r>
-      <w:hyperlink r:id="rId135">
+        <w:t xml:space="preserve">Journal of Software: Evolution and Process</w:t>
+      </w:r>
+      <w:r>
+        <w:t xml:space="preserve"> </w:t>
+      </w:r>
+      <w:r>
+        <w:t xml:space="preserve">37:e2723.</w:t>
+      </w:r>
+      <w:r>
+        <w:t xml:space="preserve"> </w:t>
+      </w:r>
+      <w:hyperlink r:id="rId115">
         <w:r>
           <w:rPr>
             <w:rStyle w:val="Hyperlink"/>
           </w:rPr>
-          <w:t xml:space="preserve">https://doi.org/10.1080/00934690.2018.1428488</w:t>
+          <w:t xml:space="preserve">https://doi.org/10.1002/smr.2723</w:t>
         </w:r>
       </w:hyperlink>
       <w:r>
         <w:t xml:space="preserve">.</w:t>
       </w:r>
     </w:p>
-    <w:bookmarkEnd w:id="136"/>
-    <w:bookmarkStart w:id="138" w:name="ref-OpenCodePermissions2026"/>
+    <w:bookmarkEnd w:id="116"/>
+    <w:bookmarkStart w:id="118" w:name="ref-OpenCodeRules2026"/>
     <w:p>
       <w:pPr>
         <w:pStyle w:val="Bibliography"/>
@@ -7452,7 +6003,7 @@
         <w:t xml:space="preserve"> </w:t>
       </w:r>
       <w:r>
-        <w:t xml:space="preserve">Permissions</w:t>
+        <w:t xml:space="preserve">Rules</w:t>
       </w:r>
       <w:r>
         <w:t xml:space="preserve">.</w:t>
@@ -7460,73 +6011,7 @@
       <w:r>
         <w:t xml:space="preserve"> </w:t>
       </w:r>
-      <w:hyperlink r:id="rId137">
-        <w:r>
-          <w:rPr>
-            <w:rStyle w:val="Hyperlink"/>
-          </w:rPr>
-          <w:t xml:space="preserve">https://opencode.ai/docs/permissions/</w:t>
-        </w:r>
-      </w:hyperlink>
-      <w:r>
-        <w:t xml:space="preserve">, accessed September 17, 2026a.</w:t>
-      </w:r>
-    </w:p>
-    <w:bookmarkEnd w:id="138"/>
-    <w:bookmarkStart w:id="140" w:name="ref-OpenCodeEnterprise2026"/>
-    <w:p>
-      <w:pPr>
-        <w:pStyle w:val="Bibliography"/>
-      </w:pPr>
-      <w:r>
-        <w:t xml:space="preserve">OpenCode.</w:t>
-      </w:r>
-      <w:r>
-        <w:t xml:space="preserve"> </w:t>
-      </w:r>
-      <w:r>
-        <w:t xml:space="preserve">Enterprise</w:t>
-      </w:r>
-      <w:r>
-        <w:t xml:space="preserve">.</w:t>
-      </w:r>
-      <w:r>
-        <w:t xml:space="preserve"> </w:t>
-      </w:r>
-      <w:hyperlink r:id="rId139">
-        <w:r>
-          <w:rPr>
-            <w:rStyle w:val="Hyperlink"/>
-          </w:rPr>
-          <w:t xml:space="preserve">https://opencode.ai/docs/enterprise/</w:t>
-        </w:r>
-      </w:hyperlink>
-      <w:r>
-        <w:t xml:space="preserve">, accessed September 17, 2026b.</w:t>
-      </w:r>
-    </w:p>
-    <w:bookmarkEnd w:id="140"/>
-    <w:bookmarkStart w:id="142" w:name="ref-OpenCodeRules2026"/>
-    <w:p>
-      <w:pPr>
-        <w:pStyle w:val="Bibliography"/>
-      </w:pPr>
-      <w:r>
-        <w:t xml:space="preserve">OpenCode.</w:t>
-      </w:r>
-      <w:r>
-        <w:t xml:space="preserve"> </w:t>
-      </w:r>
-      <w:r>
-        <w:t xml:space="preserve">Rules</w:t>
-      </w:r>
-      <w:r>
-        <w:t xml:space="preserve">.</w:t>
-      </w:r>
-      <w:r>
-        <w:t xml:space="preserve"> </w:t>
-      </w:r>
-      <w:hyperlink r:id="rId141">
+      <w:hyperlink r:id="rId117">
         <w:r>
           <w:rPr>
             <w:rStyle w:val="Hyperlink"/>
@@ -7535,123 +6020,31 @@
         </w:r>
       </w:hyperlink>
       <w:r>
-        <w:t xml:space="preserve">, accessed September 17, 2026c.</w:t>
-      </w:r>
-    </w:p>
-    <w:bookmarkEnd w:id="142"/>
-    <w:bookmarkStart w:id="144" w:name="ref-Pick2026"/>
+        <w:t xml:space="preserve">, accessed September 17, 2026.</w:t>
+      </w:r>
+    </w:p>
+    <w:bookmarkEnd w:id="118"/>
+    <w:bookmarkStart w:id="120" w:name="ref-QuartoDocs2026"/>
     <w:p>
       <w:pPr>
         <w:pStyle w:val="Bibliography"/>
       </w:pPr>
       <w:r>
-        <w:t xml:space="preserve">Pick, Joel L., Bethany J. Allen, Benedicte Bachelot, Kevin R. Bairos-Novak, Jack A. Brand, Barbara Class, Tad Dallas, et al. 2026. The</w:t>
-      </w:r>
-      <w:r>
-        <w:t xml:space="preserve"> </w:t>
-      </w:r>
-      <w:r>
-        <w:t xml:space="preserve">SORTEE</w:t>
-      </w:r>
-      <w:r>
-        <w:t xml:space="preserve"> </w:t>
-      </w:r>
-      <w:r>
-        <w:t xml:space="preserve">Guidelines for Data and Code Quality Control in Ecology and Evolutionary Biology.</w:t>
-      </w:r>
-      <w:r>
-        <w:t xml:space="preserve"> </w:t>
-      </w:r>
-      <w:r>
-        <w:rPr>
-          <w:iCs/>
-          <w:i/>
-        </w:rPr>
-        <w:t xml:space="preserve">Peer Community Journal</w:t>
-      </w:r>
-      <w:r>
-        <w:t xml:space="preserve"> </w:t>
-      </w:r>
-      <w:r>
-        <w:t xml:space="preserve">6.</w:t>
-      </w:r>
-      <w:r>
-        <w:t xml:space="preserve"> </w:t>
-      </w:r>
-      <w:hyperlink r:id="rId143">
-        <w:r>
-          <w:rPr>
-            <w:rStyle w:val="Hyperlink"/>
-          </w:rPr>
-          <w:t xml:space="preserve">https://doi.org/10.24072/pcjournal.687</w:t>
-        </w:r>
-      </w:hyperlink>
+        <w:t xml:space="preserve">Quarto.</w:t>
+      </w:r>
+      <w:r>
+        <w:t xml:space="preserve"> </w:t>
+      </w:r>
+      <w:r>
+        <w:t xml:space="preserve">Tutorial: Hello, Quarto</w:t>
+      </w:r>
       <w:r>
         <w:t xml:space="preserve">.</w:t>
       </w:r>
-    </w:p>
-    <w:bookmarkEnd w:id="144"/>
-    <w:bookmarkStart w:id="146" w:name="ref-Piper2026"/>
-    <w:p>
-      <w:pPr>
-        <w:pStyle w:val="Bibliography"/>
-      </w:pPr>
-      <w:r>
-        <w:t xml:space="preserve">Piper, Andrew. 2026. A Theory-First Approach Toward Using Generative AI for Humanities Research.</w:t>
-      </w:r>
-      <w:r>
-        <w:t xml:space="preserve"> </w:t>
-      </w:r>
-      <w:r>
-        <w:rPr>
-          <w:iCs/>
-          <w:i/>
-        </w:rPr>
-        <w:t xml:space="preserve">Computational Humanities Research</w:t>
-      </w:r>
-      <w:r>
-        <w:t xml:space="preserve"> </w:t>
-      </w:r>
-      <w:r>
-        <w:t xml:space="preserve">2:e18.</w:t>
-      </w:r>
-      <w:r>
-        <w:t xml:space="preserve"> </w:t>
-      </w:r>
-      <w:hyperlink r:id="rId145">
-        <w:r>
-          <w:rPr>
-            <w:rStyle w:val="Hyperlink"/>
-          </w:rPr>
-          <w:t xml:space="preserve">https://doi.org/10.1017/chr.2026.10039</w:t>
-        </w:r>
-      </w:hyperlink>
-      <w:r>
-        <w:t xml:space="preserve">.</w:t>
-      </w:r>
-    </w:p>
-    <w:bookmarkEnd w:id="146"/>
-    <w:bookmarkStart w:id="148" w:name="ref-QuartoDocs2026"/>
-    <w:p>
-      <w:pPr>
-        <w:pStyle w:val="Bibliography"/>
-      </w:pPr>
-      <w:r>
-        <w:t xml:space="preserve">Quarto.</w:t>
-      </w:r>
-      <w:r>
-        <w:t xml:space="preserve"> </w:t>
-      </w:r>
-      <w:r>
-        <w:t xml:space="preserve">Tutorial: Hello, Quarto</w:t>
-      </w:r>
-      <w:r>
-        <w:t xml:space="preserve">.</w:t>
-      </w:r>
-      <w:r>
-        <w:t xml:space="preserve"> </w:t>
-      </w:r>
-      <w:hyperlink r:id="rId147">
+      <w:r>
+        <w:t xml:space="preserve"> </w:t>
+      </w:r>
+      <w:hyperlink r:id="rId119">
         <w:r>
           <w:rPr>
             <w:rStyle w:val="Hyperlink"/>
@@ -7660,65 +6053,11 @@
         </w:r>
       </w:hyperlink>
       <w:r>
-        <w:t xml:space="preserve">, accessed September 17, 2026a.</w:t>
-      </w:r>
-    </w:p>
-    <w:bookmarkEnd w:id="148"/>
-    <w:bookmarkStart w:id="150" w:name="ref-QuartoFAQ2026"/>
-    <w:p>
-      <w:pPr>
-        <w:pStyle w:val="Bibliography"/>
-      </w:pPr>
-      <w:r>
-        <w:t xml:space="preserve">Quarto.</w:t>
-      </w:r>
-      <w:r>
-        <w:t xml:space="preserve"> </w:t>
-      </w:r>
-      <w:r>
-        <w:t xml:space="preserve">FAQ</w:t>
-      </w:r>
-      <w:r>
-        <w:t xml:space="preserve"> </w:t>
-      </w:r>
-      <w:r>
-        <w:t xml:space="preserve">for</w:t>
-      </w:r>
-      <w:r>
-        <w:t xml:space="preserve"> </w:t>
-      </w:r>
-      <w:r>
-        <w:t xml:space="preserve">R</w:t>
-      </w:r>
-      <w:r>
-        <w:t xml:space="preserve"> </w:t>
-      </w:r>
-      <w:r>
-        <w:t xml:space="preserve">Markdown</w:t>
-      </w:r>
-      <w:r>
-        <w:t xml:space="preserve"> </w:t>
-      </w:r>
-      <w:r>
-        <w:t xml:space="preserve">Users.</w:t>
-      </w:r>
-      <w:r>
-        <w:t xml:space="preserve"> </w:t>
-      </w:r>
-      <w:hyperlink r:id="rId149">
-        <w:r>
-          <w:rPr>
-            <w:rStyle w:val="Hyperlink"/>
-          </w:rPr>
-          <w:t xml:space="preserve">https://quarto.org/docs/faq/rmarkdown.html</w:t>
-        </w:r>
-      </w:hyperlink>
-      <w:r>
-        <w:t xml:space="preserve">, accessed September 18, 2026b.</w:t>
-      </w:r>
-    </w:p>
-    <w:bookmarkEnd w:id="150"/>
-    <w:bookmarkStart w:id="152" w:name="ref-Ram2013"/>
+        <w:t xml:space="preserve">, accessed September 17, 2026.</w:t>
+      </w:r>
+    </w:p>
+    <w:bookmarkEnd w:id="120"/>
+    <w:bookmarkStart w:id="122" w:name="ref-Ram2013"/>
     <w:p>
       <w:pPr>
         <w:pStyle w:val="Bibliography"/>
@@ -7745,7 +6084,7 @@
       <w:r>
         <w:t xml:space="preserve"> </w:t>
       </w:r>
-      <w:hyperlink r:id="rId151">
+      <w:hyperlink r:id="rId121">
         <w:r>
           <w:rPr>
             <w:rStyle w:val="Hyperlink"/>
@@ -7757,8 +6096,8 @@
         <w:t xml:space="preserve">.</w:t>
       </w:r>
     </w:p>
-    <w:bookmarkEnd w:id="152"/>
-    <w:bookmarkStart w:id="154" w:name="ref-Scheepens2024"/>
+    <w:bookmarkEnd w:id="122"/>
+    <w:bookmarkStart w:id="124" w:name="ref-Scheepens2024"/>
     <w:p>
       <w:pPr>
         <w:pStyle w:val="Bibliography"/>
@@ -7797,7 +6136,7 @@
       <w:r>
         <w:t xml:space="preserve"> </w:t>
       </w:r>
-      <w:hyperlink r:id="rId153">
+      <w:hyperlink r:id="rId123">
         <w:r>
           <w:rPr>
             <w:rStyle w:val="Hyperlink"/>
@@ -7809,8 +6148,50 @@
         <w:t xml:space="preserve">.</w:t>
       </w:r>
     </w:p>
-    <w:bookmarkEnd w:id="154"/>
-    <w:bookmarkStart w:id="156" w:name="ref-Shaikhon2025"/>
+    <w:bookmarkEnd w:id="124"/>
+    <w:bookmarkStart w:id="126" w:name="ref-Schweinberger2026privacy"/>
+    <w:p>
+      <w:pPr>
+        <w:pStyle w:val="Bibliography"/>
+      </w:pPr>
+      <w:r>
+        <w:t xml:space="preserve">Schweinberger, Martin. 2026.</w:t>
+      </w:r>
+      <w:r>
+        <w:t xml:space="preserve"> </w:t>
+      </w:r>
+      <w:r>
+        <w:t xml:space="preserve">Privacy-Preserving Analysis with Local LLMs: Generating Synthetic Data Proxies</w:t>
+      </w:r>
+      <w:r>
+        <w:t xml:space="preserve">.</w:t>
+      </w:r>
+      <w:r>
+        <w:t xml:space="preserve"> </w:t>
+      </w:r>
+      <w:r>
+        <w:t xml:space="preserve">The Language Technology and Data Analysis Laboratory (LADAL), The University of Queensland, Australia</w:t>
+      </w:r>
+      <w:r>
+        <w:t xml:space="preserve">.</w:t>
+      </w:r>
+      <w:r>
+        <w:t xml:space="preserve"> </w:t>
+      </w:r>
+      <w:hyperlink r:id="rId125">
+        <w:r>
+          <w:rPr>
+            <w:rStyle w:val="Hyperlink"/>
+          </w:rPr>
+          <w:t xml:space="preserve">https://ladal.edu.au/tutorials/llm_privacy/llm_privacy.html</w:t>
+        </w:r>
+      </w:hyperlink>
+      <w:r>
+        <w:t xml:space="preserve">, accessed September 18, 2026.</w:t>
+      </w:r>
+    </w:p>
+    <w:bookmarkEnd w:id="126"/>
+    <w:bookmarkStart w:id="128" w:name="ref-Shaikhon2025"/>
     <w:p>
       <w:pPr>
         <w:pStyle w:val="Bibliography"/>
@@ -7837,7 +6218,7 @@
       <w:r>
         <w:t xml:space="preserve"> </w:t>
       </w:r>
-      <w:hyperlink r:id="rId155">
+      <w:hyperlink r:id="rId127">
         <w:r>
           <w:rPr>
             <w:rStyle w:val="Hyperlink"/>
@@ -7849,8 +6230,8 @@
         <w:t xml:space="preserve">.</w:t>
       </w:r>
     </w:p>
-    <w:bookmarkEnd w:id="156"/>
-    <w:bookmarkStart w:id="158" w:name="ref-Spillias2025"/>
+    <w:bookmarkEnd w:id="128"/>
+    <w:bookmarkStart w:id="130" w:name="ref-Spillias2025"/>
     <w:p>
       <w:pPr>
         <w:pStyle w:val="Bibliography"/>
@@ -7886,7 +6267,7 @@
       <w:r>
         <w:t xml:space="preserve"> </w:t>
       </w:r>
-      <w:hyperlink r:id="rId157">
+      <w:hyperlink r:id="rId129">
         <w:r>
           <w:rPr>
             <w:rStyle w:val="Hyperlink"/>
@@ -7898,23 +6279,14 @@
         <w:t xml:space="preserve">.</w:t>
       </w:r>
     </w:p>
-    <w:bookmarkEnd w:id="158"/>
-    <w:bookmarkStart w:id="160" w:name="ref-Steegen2016"/>
+    <w:bookmarkEnd w:id="130"/>
+    <w:bookmarkStart w:id="132" w:name="ref-Syme2026"/>
     <w:p>
       <w:pPr>
         <w:pStyle w:val="Bibliography"/>
       </w:pPr>
       <w:r>
-        <w:t xml:space="preserve">Steegen, Sara, Francis Tuerlinckx, Andrew Gelman, and Wolf Vanpaemel. 2016. Increasing Transparency Through a</w:t>
-      </w:r>
-      <w:r>
-        <w:t xml:space="preserve"> </w:t>
-      </w:r>
-      <w:r>
-        <w:t xml:space="preserve">Multiverse Analysis</w:t>
-      </w:r>
-      <w:r>
-        <w:t xml:space="preserve">.</w:t>
+        <w:t xml:space="preserve">Syme, Kristen L., Nikos Motos, and Caitlyn D. Placek. 2026. Generating Units of Cultural Analysis with Large Language Models: Methods and Validation for Scalable Cross-Cultural Research.</w:t>
       </w:r>
       <w:r>
         <w:t xml:space="preserve"> </w:t>
@@ -7924,46 +6296,6 @@
           <w:iCs/>
           <w:i/>
         </w:rPr>
-        <w:t xml:space="preserve">Perspectives on Psychological Science</w:t>
-      </w:r>
-      <w:r>
-        <w:t xml:space="preserve"> </w:t>
-      </w:r>
-      <w:r>
-        <w:t xml:space="preserve">11(5):702–712.</w:t>
-      </w:r>
-      <w:r>
-        <w:t xml:space="preserve"> </w:t>
-      </w:r>
-      <w:hyperlink r:id="rId159">
-        <w:r>
-          <w:rPr>
-            <w:rStyle w:val="Hyperlink"/>
-          </w:rPr>
-          <w:t xml:space="preserve">https://doi.org/10.1177/1745691616658637</w:t>
-        </w:r>
-      </w:hyperlink>
-      <w:r>
-        <w:t xml:space="preserve">.</w:t>
-      </w:r>
-    </w:p>
-    <w:bookmarkEnd w:id="160"/>
-    <w:bookmarkStart w:id="162" w:name="ref-Syme2026"/>
-    <w:p>
-      <w:pPr>
-        <w:pStyle w:val="Bibliography"/>
-      </w:pPr>
-      <w:r>
-        <w:t xml:space="preserve">Syme, Kristen L., Nikos Motos, and Caitlyn D. Placek. 2026. Generating Units of Cultural Analysis with Large Language Models: Methods and Validation for Scalable Cross-Cultural Research.</w:t>
-      </w:r>
-      <w:r>
-        <w:t xml:space="preserve"> </w:t>
-      </w:r>
-      <w:r>
-        <w:rPr>
-          <w:iCs/>
-          <w:i/>
-        </w:rPr>
         <w:t xml:space="preserve">Royal Society Open Science</w:t>
       </w:r>
       <w:r>
@@ -7975,7 +6307,7 @@
       <w:r>
         <w:t xml:space="preserve"> </w:t>
       </w:r>
-      <w:hyperlink r:id="rId161">
+      <w:hyperlink r:id="rId131">
         <w:r>
           <w:rPr>
             <w:rStyle w:val="Hyperlink"/>
@@ -7987,8 +6319,8 @@
         <w:t xml:space="preserve">.</w:t>
       </w:r>
     </w:p>
-    <w:bookmarkEnd w:id="162"/>
-    <w:bookmarkStart w:id="164" w:name="ref-Taylor2023"/>
+    <w:bookmarkEnd w:id="132"/>
+    <w:bookmarkStart w:id="134" w:name="ref-Taylor2023"/>
     <w:p>
       <w:pPr>
         <w:pStyle w:val="Bibliography"/>
@@ -7999,7 +6331,7 @@
       <w:r>
         <w:t xml:space="preserve"> </w:t>
       </w:r>
-      <w:hyperlink r:id="rId163">
+      <w:hyperlink r:id="rId133">
         <w:r>
           <w:rPr>
             <w:rStyle w:val="Hyperlink"/>
@@ -8048,8 +6380,8 @@
         <w:t xml:space="preserve">. IOS Press.</w:t>
       </w:r>
     </w:p>
-    <w:bookmarkEnd w:id="164"/>
-    <w:bookmarkStart w:id="166" w:name="ref-Tenzer2024"/>
+    <w:bookmarkEnd w:id="134"/>
+    <w:bookmarkStart w:id="136" w:name="ref-Tenzer2024"/>
     <w:p>
       <w:pPr>
         <w:pStyle w:val="Bibliography"/>
@@ -8085,7 +6417,7 @@
       <w:r>
         <w:t xml:space="preserve"> </w:t>
       </w:r>
-      <w:hyperlink r:id="rId165">
+      <w:hyperlink r:id="rId135">
         <w:r>
           <w:rPr>
             <w:rStyle w:val="Hyperlink"/>
@@ -8097,32 +6429,8 @@
         <w:t xml:space="preserve">.</w:t>
       </w:r>
     </w:p>
-    <w:bookmarkEnd w:id="166"/>
-    <w:bookmarkStart w:id="168" w:name="ref-Vaithilingam2022"/>
-    <w:p>
-      <w:pPr>
-        <w:pStyle w:val="Bibliography"/>
-      </w:pPr>
-      <w:r>
-        <w:t xml:space="preserve">Vaithilingam, Priyan, Tianyi Zhang, and Elena L. Glassman. 2022.</w:t>
-      </w:r>
-      <w:r>
-        <w:t xml:space="preserve"> </w:t>
-      </w:r>
-      <w:hyperlink r:id="rId167">
-        <w:r>
-          <w:rPr>
-            <w:rStyle w:val="Hyperlink"/>
-          </w:rPr>
-          <w:t xml:space="preserve">Expectation Vs. Experience: Evaluating the Usability of Code Generation Tools Powered by Large Language Models</w:t>
-        </w:r>
-      </w:hyperlink>
-      <w:r>
-        <w:t xml:space="preserve">, pp. 1–7.</w:t>
-      </w:r>
-    </w:p>
-    <w:bookmarkEnd w:id="168"/>
-    <w:bookmarkStart w:id="170" w:name="ref-Walters2023"/>
+    <w:bookmarkEnd w:id="136"/>
+    <w:bookmarkStart w:id="138" w:name="ref-Walters2023"/>
     <w:p>
       <w:pPr>
         <w:pStyle w:val="Bibliography"/>
@@ -8158,7 +6466,7 @@
       <w:r>
         <w:t xml:space="preserve"> </w:t>
       </w:r>
-      <w:hyperlink r:id="rId169">
+      <w:hyperlink r:id="rId137">
         <w:r>
           <w:rPr>
             <w:rStyle w:val="Hyperlink"/>
@@ -8170,14 +6478,23 @@
         <w:t xml:space="preserve">.</w:t>
       </w:r>
     </w:p>
-    <w:bookmarkEnd w:id="170"/>
-    <w:bookmarkStart w:id="172" w:name="ref-Wells2026"/>
+    <w:bookmarkEnd w:id="138"/>
+    <w:bookmarkStart w:id="140" w:name="ref-Wickham2019"/>
     <w:p>
       <w:pPr>
         <w:pStyle w:val="Bibliography"/>
       </w:pPr>
       <w:r>
-        <w:t xml:space="preserve">Wells, Joshua J., Neha Gupta, and Kelsey Noack Myers. 2026. Is Archaeological Data Labor Sustainable? Only Through Ethical and Policy Reforms, Open Data Emphases on Public Engagement, and Indigenous Data Sovereignty.</w:t>
+        <w:t xml:space="preserve">Wickham, Hadley, Mara Averick, Jennifer Bryan, Winston Chang, Lucy D’Agostino McGowan, Romain François, Garrett Grolemund, et al. 2019. Welcome to the</w:t>
+      </w:r>
+      <w:r>
+        <w:t xml:space="preserve"> </w:t>
+      </w:r>
+      <w:r>
+        <w:t xml:space="preserve">Tidyverse</w:t>
+      </w:r>
+      <w:r>
+        <w:t xml:space="preserve">.</w:t>
       </w:r>
       <w:r>
         <w:t xml:space="preserve"> </w:t>
@@ -8187,52 +6504,6 @@
           <w:iCs/>
           <w:i/>
         </w:rPr>
-        <w:t xml:space="preserve">Advances in Archaeological Practice</w:t>
-      </w:r>
-      <w:r>
-        <w:t xml:space="preserve">:1–23.</w:t>
-      </w:r>
-      <w:r>
-        <w:t xml:space="preserve"> </w:t>
-      </w:r>
-      <w:hyperlink r:id="rId171">
-        <w:r>
-          <w:rPr>
-            <w:rStyle w:val="Hyperlink"/>
-          </w:rPr>
-          <w:t xml:space="preserve">https://doi.org/10.1017/aap.2026.10164</w:t>
-        </w:r>
-      </w:hyperlink>
-      <w:r>
-        <w:t xml:space="preserve">.</w:t>
-      </w:r>
-    </w:p>
-    <w:bookmarkEnd w:id="172"/>
-    <w:bookmarkStart w:id="174" w:name="ref-Wickham2019"/>
-    <w:p>
-      <w:pPr>
-        <w:pStyle w:val="Bibliography"/>
-      </w:pPr>
-      <w:r>
-        <w:t xml:space="preserve">Wickham, Hadley, Mara Averick, Jennifer Bryan, Winston Chang, Lucy D’Agostino McGowan, Romain François, Garrett Grolemund, et al. 2019. Welcome to the</w:t>
-      </w:r>
-      <w:r>
-        <w:t xml:space="preserve"> </w:t>
-      </w:r>
-      <w:r>
-        <w:t xml:space="preserve">Tidyverse</w:t>
-      </w:r>
-      <w:r>
-        <w:t xml:space="preserve">.</w:t>
-      </w:r>
-      <w:r>
-        <w:t xml:space="preserve"> </w:t>
-      </w:r>
-      <w:r>
-        <w:rPr>
-          <w:iCs/>
-          <w:i/>
-        </w:rPr>
         <w:t xml:space="preserve">Journal of Open Source Software</w:t>
       </w:r>
       <w:r>
@@ -8244,7 +6515,7 @@
       <w:r>
         <w:t xml:space="preserve"> </w:t>
       </w:r>
-      <w:hyperlink r:id="rId173">
+      <w:hyperlink r:id="rId139">
         <w:r>
           <w:rPr>
             <w:rStyle w:val="Hyperlink"/>
@@ -8256,26 +6527,23 @@
         <w:t xml:space="preserve">.</w:t>
       </w:r>
     </w:p>
-    <w:bookmarkEnd w:id="174"/>
-    <w:bookmarkStart w:id="176" w:name="ref-Wilkinson2016"/>
+    <w:bookmarkEnd w:id="140"/>
+    <w:bookmarkStart w:id="142" w:name="ref-Wiest2024"/>
     <w:p>
       <w:pPr>
         <w:pStyle w:val="Bibliography"/>
       </w:pPr>
       <w:r>
-        <w:t xml:space="preserve">Wilkinson, Mark D., Michel Dumontier, IJsbrand Jan Aalbersberg, Gabrielle Appleton, Myles Axton, Arie Baak, Niklas Blomberg, et al. 2016. The</w:t>
-      </w:r>
-      <w:r>
-        <w:t xml:space="preserve"> </w:t>
-      </w:r>
-      <w:r>
-        <w:t xml:space="preserve">FAIR</w:t>
-      </w:r>
-      <w:r>
-        <w:t xml:space="preserve"> </w:t>
-      </w:r>
-      <w:r>
-        <w:t xml:space="preserve">Guiding Principles for Scientific Data Management and Stewardship.</w:t>
+        <w:t xml:space="preserve">Wiest, Isabella Catharina, Dyke Ferber, Jiefu Zhu, Marko van Treeck, Sonja K. Meyer, Radhika Juglan, Zunamys I. Carrero, et al. 2024.</w:t>
+      </w:r>
+      <w:r>
+        <w:t xml:space="preserve"> </w:t>
+      </w:r>
+      <w:r>
+        <w:t xml:space="preserve">Privacy-Preserving Large Language Models for Structured Medical Information Retrieval</w:t>
+      </w:r>
+      <w:r>
+        <w:t xml:space="preserve">.</w:t>
       </w:r>
       <w:r>
         <w:t xml:space="preserve"> </w:t>
@@ -8285,31 +6553,31 @@
           <w:iCs/>
           <w:i/>
         </w:rPr>
-        <w:t xml:space="preserve">Scientific Data</w:t>
-      </w:r>
-      <w:r>
-        <w:t xml:space="preserve"> </w:t>
-      </w:r>
-      <w:r>
-        <w:t xml:space="preserve">3(1):160018.</w:t>
-      </w:r>
-      <w:r>
-        <w:t xml:space="preserve"> </w:t>
-      </w:r>
-      <w:hyperlink r:id="rId175">
+        <w:t xml:space="preserve">Npj Digital Medicine</w:t>
+      </w:r>
+      <w:r>
+        <w:t xml:space="preserve"> </w:t>
+      </w:r>
+      <w:r>
+        <w:t xml:space="preserve">7(1):257.</w:t>
+      </w:r>
+      <w:r>
+        <w:t xml:space="preserve"> </w:t>
+      </w:r>
+      <w:hyperlink r:id="rId141">
         <w:r>
           <w:rPr>
             <w:rStyle w:val="Hyperlink"/>
           </w:rPr>
-          <w:t xml:space="preserve">https://doi.org/10.1038/sdata.2016.18</w:t>
+          <w:t xml:space="preserve">https://doi.org/10.1038/s41746-024-01233-2</w:t>
         </w:r>
       </w:hyperlink>
       <w:r>
         <w:t xml:space="preserve">.</w:t>
       </w:r>
     </w:p>
-    <w:bookmarkEnd w:id="176"/>
-    <w:bookmarkStart w:id="178" w:name="ref-Wilson2014"/>
+    <w:bookmarkEnd w:id="142"/>
+    <w:bookmarkStart w:id="144" w:name="ref-Wilson2014"/>
     <w:p>
       <w:pPr>
         <w:pStyle w:val="Bibliography"/>
@@ -8345,7 +6613,7 @@
       <w:r>
         <w:t xml:space="preserve"> </w:t>
       </w:r>
-      <w:hyperlink r:id="rId177">
+      <w:hyperlink r:id="rId143">
         <w:r>
           <w:rPr>
             <w:rStyle w:val="Hyperlink"/>
@@ -8357,8 +6625,8 @@
         <w:t xml:space="preserve">.</w:t>
       </w:r>
     </w:p>
-    <w:bookmarkEnd w:id="178"/>
-    <w:bookmarkStart w:id="180" w:name="ref-Xu2026"/>
+    <w:bookmarkEnd w:id="144"/>
+    <w:bookmarkStart w:id="146" w:name="ref-Xu2026"/>
     <w:p>
       <w:pPr>
         <w:pStyle w:val="Bibliography"/>
@@ -8403,7 +6671,7 @@
       <w:r>
         <w:t xml:space="preserve"> </w:t>
       </w:r>
-      <w:hyperlink r:id="rId179">
+      <w:hyperlink r:id="rId145">
         <w:r>
           <w:rPr>
             <w:rStyle w:val="Hyperlink"/>
@@ -8415,8 +6683,32 @@
         <w:t xml:space="preserve">.</w:t>
       </w:r>
     </w:p>
-    <w:bookmarkEnd w:id="180"/>
-    <w:bookmarkStart w:id="182" w:name="ref-Zanzotto2019"/>
+    <w:bookmarkEnd w:id="146"/>
+    <w:bookmarkStart w:id="148" w:name="ref-ZamfirescuPereira2023"/>
+    <w:p>
+      <w:pPr>
+        <w:pStyle w:val="Bibliography"/>
+      </w:pPr>
+      <w:r>
+        <w:t xml:space="preserve">Zamfirescu-Pereira, J. D., Richmond Y. Wong, Bjoern Hartmann, and Qian Yang. 2023.</w:t>
+      </w:r>
+      <w:r>
+        <w:t xml:space="preserve"> </w:t>
+      </w:r>
+      <w:hyperlink r:id="rId147">
+        <w:r>
+          <w:rPr>
+            <w:rStyle w:val="Hyperlink"/>
+          </w:rPr>
+          <w:t xml:space="preserve">Why Johnny Can’t Prompt: How Non-AI Experts Try (and Fail) to Design LLM Prompts</w:t>
+        </w:r>
+      </w:hyperlink>
+      <w:r>
+        <w:t xml:space="preserve">, New York, NY, USA.</w:t>
+      </w:r>
+    </w:p>
+    <w:bookmarkEnd w:id="148"/>
+    <w:bookmarkStart w:id="150" w:name="ref-Zanzotto2019"/>
     <w:p>
       <w:pPr>
         <w:pStyle w:val="Bibliography"/>
@@ -8452,7 +6744,7 @@
       <w:r>
         <w:t xml:space="preserve"> </w:t>
       </w:r>
-      <w:hyperlink r:id="rId181">
+      <w:hyperlink r:id="rId149">
         <w:r>
           <w:rPr>
             <w:rStyle w:val="Hyperlink"/>
@@ -8464,26 +6756,23 @@
         <w:t xml:space="preserve">.</w:t>
       </w:r>
     </w:p>
-    <w:bookmarkEnd w:id="182"/>
-    <w:bookmarkStart w:id="184" w:name="ref-Zhu2024"/>
+    <w:bookmarkEnd w:id="150"/>
+    <w:bookmarkStart w:id="152" w:name="ref-Zhang2025"/>
     <w:p>
       <w:pPr>
         <w:pStyle w:val="Bibliography"/>
       </w:pPr>
       <w:r>
-        <w:t xml:space="preserve">Zhu, Yizhang, Shiyin Du, Boyan Li, Yuyu Luo, and Nan Tang. 2024. Are</w:t>
-      </w:r>
-      <w:r>
-        <w:t xml:space="preserve"> </w:t>
-      </w:r>
-      <w:r>
-        <w:t xml:space="preserve">Large Language Models</w:t>
-      </w:r>
-      <w:r>
-        <w:t xml:space="preserve"> </w:t>
-      </w:r>
-      <w:r>
-        <w:t xml:space="preserve">Good Statisticians?</w:t>
+        <w:t xml:space="preserve">Zhang, Yanbo, Sumeer A. Khan, Adnan Mahmud, Huck Yang, Alexander Lavin, Michael Levin, Jeremy Frey, et al. 2025.</w:t>
+      </w:r>
+      <w:r>
+        <w:t xml:space="preserve"> </w:t>
+      </w:r>
+      <w:r>
+        <w:t xml:space="preserve">Exploring the Role of Large Language Models in the Scientific Method: From Hypothesis to Discovery</w:t>
+      </w:r>
+      <w:r>
+        <w:t xml:space="preserve">.</w:t>
       </w:r>
       <w:r>
         <w:t xml:space="preserve"> </w:t>
@@ -8493,34 +6782,37 @@
           <w:iCs/>
           <w:i/>
         </w:rPr>
-        <w:t xml:space="preserve">arXiv.org</w:t>
-      </w:r>
-      <w:r>
-        <w:t xml:space="preserve">.</w:t>
-      </w:r>
-      <w:r>
-        <w:t xml:space="preserve"> </w:t>
-      </w:r>
-      <w:hyperlink r:id="rId183">
+        <w:t xml:space="preserve">Npj Artificial Intelligence</w:t>
+      </w:r>
+      <w:r>
+        <w:t xml:space="preserve"> </w:t>
+      </w:r>
+      <w:r>
+        <w:t xml:space="preserve">1:14.</w:t>
+      </w:r>
+      <w:r>
+        <w:t xml:space="preserve"> </w:t>
+      </w:r>
+      <w:hyperlink r:id="rId151">
         <w:r>
           <w:rPr>
             <w:rStyle w:val="Hyperlink"/>
           </w:rPr>
-          <w:t xml:space="preserve">https://doi.org/10.48550/arXiv.2406.07815</w:t>
+          <w:t xml:space="preserve">https://doi.org/10.1038/s44387-025-00019-5</w:t>
         </w:r>
       </w:hyperlink>
       <w:r>
         <w:t xml:space="preserve">.</w:t>
       </w:r>
     </w:p>
-    <w:bookmarkEnd w:id="184"/>
-    <w:bookmarkStart w:id="186" w:name="ref-Ziems2024"/>
+    <w:bookmarkEnd w:id="152"/>
+    <w:bookmarkStart w:id="154" w:name="ref-Zheng2024"/>
     <w:p>
       <w:pPr>
         <w:pStyle w:val="Bibliography"/>
       </w:pPr>
       <w:r>
-        <w:t xml:space="preserve">Ziems, Caleb, William Held, Omar Shaikh, Jiaao Chen, Zhehao Zhang, and Diyi Yang. 2024. Can Large Language Models Transform Computational Social Science?</w:t>
+        <w:t xml:space="preserve">Zheng, Zibin, Kaiwen Ning, Yanlin Wang, Jingwen Zhang, Dewu Zheng, Mingxi Ye, and Jiachi Chen. 2024. A Survey of Large Language Models for Code: Evolution, Benchmarking, and Future Trends.</w:t>
       </w:r>
       <w:r>
         <w:t xml:space="preserve"> </w:t>
@@ -8530,6 +6822,43 @@
           <w:iCs/>
           <w:i/>
         </w:rPr>
+        <w:t xml:space="preserve">arXiv Preprint arXiv:2311.10372</w:t>
+      </w:r>
+      <w:r>
+        <w:t xml:space="preserve">.</w:t>
+      </w:r>
+      <w:r>
+        <w:t xml:space="preserve"> </w:t>
+      </w:r>
+      <w:hyperlink r:id="rId153">
+        <w:r>
+          <w:rPr>
+            <w:rStyle w:val="Hyperlink"/>
+          </w:rPr>
+          <w:t xml:space="preserve">https://doi.org/10.48550/arXiv.2311.10372</w:t>
+        </w:r>
+      </w:hyperlink>
+      <w:r>
+        <w:t xml:space="preserve">.</w:t>
+      </w:r>
+    </w:p>
+    <w:bookmarkEnd w:id="154"/>
+    <w:bookmarkStart w:id="156" w:name="ref-Ziems2024"/>
+    <w:p>
+      <w:pPr>
+        <w:pStyle w:val="Bibliography"/>
+      </w:pPr>
+      <w:r>
+        <w:t xml:space="preserve">Ziems, Caleb, William Held, Omar Shaikh, Jiaao Chen, Zhehao Zhang, and Diyi Yang. 2024. Can Large Language Models Transform Computational Social Science?</w:t>
+      </w:r>
+      <w:r>
+        <w:t xml:space="preserve"> </w:t>
+      </w:r>
+      <w:r>
+        <w:rPr>
+          <w:iCs/>
+          <w:i/>
+        </w:rPr>
         <w:t xml:space="preserve">Computational Linguistics</w:t>
       </w:r>
       <w:r>
@@ -8541,7 +6870,7 @@
       <w:r>
         <w:t xml:space="preserve"> </w:t>
       </w:r>
-      <w:hyperlink r:id="rId185">
+      <w:hyperlink r:id="rId155">
         <w:r>
           <w:rPr>
             <w:rStyle w:val="Hyperlink"/>
@@ -8553,8 +6882,8 @@
         <w:t xml:space="preserve">.</w:t>
       </w:r>
     </w:p>
-    <w:bookmarkEnd w:id="186"/>
-    <w:bookmarkStart w:id="188" w:name="ref-Zimmer2026"/>
+    <w:bookmarkEnd w:id="156"/>
+    <w:bookmarkStart w:id="158" w:name="ref-Zimmer2026"/>
     <w:p>
       <w:pPr>
         <w:pStyle w:val="Bibliography"/>
@@ -8578,7 +6907,7 @@
       <w:r>
         <w:t xml:space="preserve"> </w:t>
       </w:r>
-      <w:hyperlink r:id="rId187">
+      <w:hyperlink r:id="rId157">
         <w:r>
           <w:rPr>
             <w:rStyle w:val="Hyperlink"/>
@@ -8590,14 +6919,14 @@
         <w:t xml:space="preserve">.</w:t>
       </w:r>
     </w:p>
-    <w:bookmarkEnd w:id="188"/>
-    <w:bookmarkEnd w:id="189"/>
+    <w:bookmarkEnd w:id="158"/>
+    <w:bookmarkEnd w:id="159"/>
     <w:p>
       <w:r>
         <w:br w:type="page"/>
       </w:r>
     </w:p>
-    <w:bookmarkStart w:id="190" w:name="colophon"/>
+    <w:bookmarkStart w:id="160" w:name="colophon"/>
     <w:p>
       <w:pPr>
         <w:pStyle w:val="Heading3"/>
@@ -8611,7 +6940,7 @@
         <w:pStyle w:val="FirstParagraph"/>
       </w:pPr>
       <w:r>
-        <w:t xml:space="preserve">This report was generated on 2026-09-17 11:52:15.752844 using the following computational environment and dependencies:</w:t>
+        <w:t xml:space="preserve">This report was generated on 2026-09-18 20:25:20.722966 using the following computational environment and dependencies:</w:t>
       </w:r>
     </w:p>
     <w:p>
@@ -8792,7 +7121,7 @@
         <w:rPr>
           <w:rStyle w:val="VerbatimChar"/>
         </w:rPr>
-        <w:t xml:space="preserve"> date     2026-09-17</w:t>
+        <w:t xml:space="preserve"> date     2026-09-18</w:t>
       </w:r>
       <w:r>
         <w:br/>
@@ -9029,7 +7358,7 @@
         <w:rPr>
           <w:rStyle w:val="VerbatimChar"/>
         </w:rPr>
-        <w:t xml:space="preserve">   renv          1.2.4   2026-08-03 [1] RSPM (R 4.6.0)</w:t>
+        <w:t xml:space="preserve"> P rlang         1.3.0   2026-07-05 [?] RSPM</w:t>
       </w:r>
       <w:r>
         <w:br/>
@@ -9038,7 +7367,7 @@
         <w:rPr>
           <w:rStyle w:val="VerbatimChar"/>
         </w:rPr>
-        <w:t xml:space="preserve"> P rlang         1.3.0   2026-07-05 [?] RSPM</w:t>
+        <w:t xml:space="preserve"> P rmarkdown     2.32    2026-09-01 [?] CRAN (R 4.6.1)</w:t>
       </w:r>
       <w:r>
         <w:br/>
@@ -9047,7 +7376,7 @@
         <w:rPr>
           <w:rStyle w:val="VerbatimChar"/>
         </w:rPr>
-        <w:t xml:space="preserve"> P rmarkdown     2.32    2026-09-01 [?] CRAN (R 4.6.1)</w:t>
+        <w:t xml:space="preserve"> P rprojroot     2.1.1   2025-08-26 [?] RSPM</w:t>
       </w:r>
       <w:r>
         <w:br/>
@@ -9056,7 +7385,7 @@
         <w:rPr>
           <w:rStyle w:val="VerbatimChar"/>
         </w:rPr>
-        <w:t xml:space="preserve"> P rprojroot     2.1.1   2025-08-26 [?] RSPM</w:t>
+        <w:t xml:space="preserve"> P rstudioapi    0.19.0  2026-06-11 [?] RSPM</w:t>
       </w:r>
       <w:r>
         <w:br/>
@@ -9065,7 +7394,7 @@
         <w:rPr>
           <w:rStyle w:val="VerbatimChar"/>
         </w:rPr>
-        <w:t xml:space="preserve"> P rstudioapi    0.19.0  2026-06-11 [?] RSPM</w:t>
+        <w:t xml:space="preserve"> P sessioninfo   1.2.4   2026-06-04 [?] RSPM</w:t>
       </w:r>
       <w:r>
         <w:br/>
@@ -9074,7 +7403,7 @@
         <w:rPr>
           <w:rStyle w:val="VerbatimChar"/>
         </w:rPr>
-        <w:t xml:space="preserve"> P sessioninfo   1.2.4   2026-06-04 [?] RSPM</w:t>
+        <w:t xml:space="preserve"> P usethis       3.2.2   2026-09-10 [?] RSPM</w:t>
       </w:r>
       <w:r>
         <w:br/>
@@ -9083,7 +7412,7 @@
         <w:rPr>
           <w:rStyle w:val="VerbatimChar"/>
         </w:rPr>
-        <w:t xml:space="preserve"> P usethis       3.2.2   2026-09-10 [?] RSPM</w:t>
+        <w:t xml:space="preserve"> P vctrs         0.7.3   2026-04-11 [?] RSPM</w:t>
       </w:r>
       <w:r>
         <w:br/>
@@ -9092,7 +7421,7 @@
         <w:rPr>
           <w:rStyle w:val="VerbatimChar"/>
         </w:rPr>
-        <w:t xml:space="preserve"> P vctrs         0.7.3   2026-04-11 [?] RSPM</w:t>
+        <w:t xml:space="preserve"> P xfun          0.60    2026-07-09 [?] RSPM</w:t>
       </w:r>
       <w:r>
         <w:br/>
@@ -9101,254 +7430,245 @@
         <w:rPr>
           <w:rStyle w:val="VerbatimChar"/>
         </w:rPr>
-        <w:t xml:space="preserve"> P xfun          0.60    2026-07-09 [?] RSPM</w:t>
+        <w:t xml:space="preserve"> P yaml          2.3.12  2025-12-10 [?] RSPM</w:t>
       </w:r>
       <w:r>
         <w:br/>
       </w:r>
       <w:r>
+        <w:br/>
+      </w:r>
+      <w:r>
         <w:rPr>
           <w:rStyle w:val="VerbatimChar"/>
         </w:rPr>
-        <w:t xml:space="preserve"> P yaml          2.3.12  2025-12-10 [?] RSPM</w:t>
+        <w:t xml:space="preserve"> [1] /Users/bmarwick/Library/Caches/org.R-project.R/R/renv/library/agentic-ai-for-archaeology-d51787bc/macos/R-4.6/aarch64-apple-darwin23</w:t>
       </w:r>
       <w:r>
         <w:br/>
       </w:r>
       <w:r>
+        <w:rPr>
+          <w:rStyle w:val="VerbatimChar"/>
+        </w:rPr>
+        <w:t xml:space="preserve"> [2] /Library/Frameworks/R.framework/Versions/4.6/Resources/library</w:t>
+      </w:r>
+      <w:r>
         <w:br/>
       </w:r>
       <w:r>
+        <w:br/>
+      </w:r>
+      <w:r>
         <w:rPr>
           <w:rStyle w:val="VerbatimChar"/>
         </w:rPr>
-        <w:t xml:space="preserve"> [1] /Users/bmarwick/Library/Caches/org.R-project.R/R/renv/library/agentic-ai-for-archaeology-d51787bc/macos/R-4.6/aarch64-apple-darwin23</w:t>
+        <w:t xml:space="preserve"> P ── Loaded and on-disk path mismatch.</w:t>
       </w:r>
       <w:r>
         <w:br/>
       </w:r>
       <w:r>
+        <w:br/>
+      </w:r>
+      <w:r>
         <w:rPr>
           <w:rStyle w:val="VerbatimChar"/>
         </w:rPr>
-        <w:t xml:space="preserve"> [2] /Users/bmarwick/Library/Caches/org.R-project.R/R/renv/sandbox/macos/R-4.6/aarch64-apple-darwin23/46003b10</w:t>
+        <w:t xml:space="preserve">──────────────────────────────────────────────────────────────────────────────</w:t>
+      </w:r>
+    </w:p>
+    <w:p>
+      <w:pPr>
+        <w:pStyle w:val="FirstParagraph"/>
+      </w:pPr>
+      <w:r>
+        <w:t xml:space="preserve">The current Git commit details are:</w:t>
+      </w:r>
+    </w:p>
+    <w:p>
+      <w:pPr>
+        <w:pStyle w:val="SourceCode"/>
+      </w:pPr>
+      <w:r>
+        <w:rPr>
+          <w:rStyle w:val="CommentTok"/>
+        </w:rPr>
+        <w:t xml:space="preserve"># what commit is this file at? </w:t>
       </w:r>
       <w:r>
         <w:br/>
       </w:r>
       <w:r>
+        <w:rPr>
+          <w:rStyle w:val="ControlFlowTok"/>
+        </w:rPr>
+        <w:t xml:space="preserve">if</w:t>
+      </w:r>
+      <w:r>
+        <w:rPr>
+          <w:rStyle w:val="NormalTok"/>
+        </w:rPr>
+        <w:t xml:space="preserve"> (</w:t>
+      </w:r>
+      <w:r>
+        <w:rPr>
+          <w:rStyle w:val="StringTok"/>
+        </w:rPr>
+        <w:t xml:space="preserve">"git2r"</w:t>
+      </w:r>
+      <w:r>
+        <w:rPr>
+          <w:rStyle w:val="NormalTok"/>
+        </w:rPr>
+        <w:t xml:space="preserve"> </w:t>
+      </w:r>
+      <w:r>
+        <w:rPr>
+          <w:rStyle w:val="SpecialCharTok"/>
+        </w:rPr>
+        <w:t xml:space="preserve">%in%</w:t>
+      </w:r>
+      <w:r>
+        <w:rPr>
+          <w:rStyle w:val="NormalTok"/>
+        </w:rPr>
+        <w:t xml:space="preserve"> </w:t>
+      </w:r>
+      <w:r>
+        <w:rPr>
+          <w:rStyle w:val="FunctionTok"/>
+        </w:rPr>
+        <w:t xml:space="preserve">installed.packages</w:t>
+      </w:r>
+      <w:r>
+        <w:rPr>
+          <w:rStyle w:val="NormalTok"/>
+        </w:rPr>
+        <w:t xml:space="preserve">() </w:t>
+      </w:r>
+      <w:r>
+        <w:rPr>
+          <w:rStyle w:val="SpecialCharTok"/>
+        </w:rPr>
+        <w:t xml:space="preserve">&amp;</w:t>
+      </w:r>
+      <w:r>
+        <w:rPr>
+          <w:rStyle w:val="NormalTok"/>
+        </w:rPr>
+        <w:t xml:space="preserve"> git2r</w:t>
+      </w:r>
+      <w:r>
+        <w:rPr>
+          <w:rStyle w:val="SpecialCharTok"/>
+        </w:rPr>
+        <w:t xml:space="preserve">::</w:t>
+      </w:r>
+      <w:r>
+        <w:rPr>
+          <w:rStyle w:val="FunctionTok"/>
+        </w:rPr>
+        <w:t xml:space="preserve">in_repository</w:t>
+      </w:r>
+      <w:r>
+        <w:rPr>
+          <w:rStyle w:val="NormalTok"/>
+        </w:rPr>
+        <w:t xml:space="preserve">(</w:t>
+      </w:r>
+      <w:r>
+        <w:rPr>
+          <w:rStyle w:val="AttributeTok"/>
+        </w:rPr>
+        <w:t xml:space="preserve">path =</w:t>
+      </w:r>
+      <w:r>
+        <w:rPr>
+          <w:rStyle w:val="NormalTok"/>
+        </w:rPr>
+        <w:t xml:space="preserve"> </w:t>
+      </w:r>
+      <w:r>
+        <w:rPr>
+          <w:rStyle w:val="StringTok"/>
+        </w:rPr>
+        <w:t xml:space="preserve">"."</w:t>
+      </w:r>
+      <w:r>
+        <w:rPr>
+          <w:rStyle w:val="NormalTok"/>
+        </w:rPr>
+        <w:t xml:space="preserve">)) git2r</w:t>
+      </w:r>
+      <w:r>
+        <w:rPr>
+          <w:rStyle w:val="SpecialCharTok"/>
+        </w:rPr>
+        <w:t xml:space="preserve">::</w:t>
+      </w:r>
+      <w:r>
+        <w:rPr>
+          <w:rStyle w:val="FunctionTok"/>
+        </w:rPr>
+        <w:t xml:space="preserve">repository</w:t>
+      </w:r>
+      <w:r>
+        <w:rPr>
+          <w:rStyle w:val="NormalTok"/>
+        </w:rPr>
+        <w:t xml:space="preserve">(here</w:t>
+      </w:r>
+      <w:r>
+        <w:rPr>
+          <w:rStyle w:val="SpecialCharTok"/>
+        </w:rPr>
+        <w:t xml:space="preserve">::</w:t>
+      </w:r>
+      <w:r>
+        <w:rPr>
+          <w:rStyle w:val="FunctionTok"/>
+        </w:rPr>
+        <w:t xml:space="preserve">here</w:t>
+      </w:r>
+      <w:r>
+        <w:rPr>
+          <w:rStyle w:val="NormalTok"/>
+        </w:rPr>
+        <w:t xml:space="preserve">())  </w:t>
+      </w:r>
+    </w:p>
+    <w:p>
+      <w:pPr>
+        <w:pStyle w:val="SourceCode"/>
+      </w:pPr>
+      <w:r>
+        <w:rPr>
+          <w:rStyle w:val="VerbatimChar"/>
+        </w:rPr>
+        <w:t xml:space="preserve">Local:    main /Users/bmarwick/Downloads/agentic-ai-for-archaeology</w:t>
+      </w:r>
+      <w:r>
         <w:br/>
       </w:r>
       <w:r>
         <w:rPr>
           <w:rStyle w:val="VerbatimChar"/>
         </w:rPr>
-        <w:t xml:space="preserve"> P ── Loaded and on-disk path mismatch.</w:t>
+        <w:t xml:space="preserve">Remote:   main @ origin (https://github.com/benmarwick/agenticai.git)</w:t>
       </w:r>
       <w:r>
         <w:br/>
       </w:r>
       <w:r>
-        <w:br/>
-      </w:r>
-      <w:r>
         <w:rPr>
           <w:rStyle w:val="VerbatimChar"/>
         </w:rPr>
-        <w:t xml:space="preserve">──────────────────────────────────────────────────────────────────────────────</w:t>
-      </w:r>
-    </w:p>
-    <w:p>
-      <w:pPr>
-        <w:pStyle w:val="FirstParagraph"/>
-      </w:pPr>
-      <w:r>
-        <w:t xml:space="preserve">The current Git commit details are:</w:t>
-      </w:r>
-    </w:p>
-    <w:p>
-      <w:pPr>
-        <w:pStyle w:val="SourceCode"/>
-      </w:pPr>
-      <w:r>
-        <w:rPr>
-          <w:rStyle w:val="CommentTok"/>
-        </w:rPr>
-        <w:t xml:space="preserve"># what commit is this file at? </w:t>
-      </w:r>
-      <w:r>
-        <w:br/>
-      </w:r>
-      <w:r>
-        <w:rPr>
-          <w:rStyle w:val="ControlFlowTok"/>
-        </w:rPr>
-        <w:t xml:space="preserve">if</w:t>
-      </w:r>
-      <w:r>
-        <w:rPr>
-          <w:rStyle w:val="NormalTok"/>
-        </w:rPr>
-        <w:t xml:space="preserve"> (</w:t>
-      </w:r>
-      <w:r>
-        <w:rPr>
-          <w:rStyle w:val="StringTok"/>
-        </w:rPr>
-        <w:t xml:space="preserve">"git2r"</w:t>
-      </w:r>
-      <w:r>
-        <w:rPr>
-          <w:rStyle w:val="NormalTok"/>
-        </w:rPr>
-        <w:t xml:space="preserve"> </w:t>
-      </w:r>
-      <w:r>
-        <w:rPr>
-          <w:rStyle w:val="SpecialCharTok"/>
-        </w:rPr>
-        <w:t xml:space="preserve">%in%</w:t>
-      </w:r>
-      <w:r>
-        <w:rPr>
-          <w:rStyle w:val="NormalTok"/>
-        </w:rPr>
-        <w:t xml:space="preserve"> </w:t>
-      </w:r>
-      <w:r>
-        <w:rPr>
-          <w:rStyle w:val="FunctionTok"/>
-        </w:rPr>
-        <w:t xml:space="preserve">installed.packages</w:t>
-      </w:r>
-      <w:r>
-        <w:rPr>
-          <w:rStyle w:val="NormalTok"/>
-        </w:rPr>
-        <w:t xml:space="preserve">() </w:t>
-      </w:r>
-      <w:r>
-        <w:rPr>
-          <w:rStyle w:val="SpecialCharTok"/>
-        </w:rPr>
-        <w:t xml:space="preserve">&amp;</w:t>
-      </w:r>
-      <w:r>
-        <w:rPr>
-          <w:rStyle w:val="NormalTok"/>
-        </w:rPr>
-        <w:t xml:space="preserve"> git2r</w:t>
-      </w:r>
-      <w:r>
-        <w:rPr>
-          <w:rStyle w:val="SpecialCharTok"/>
-        </w:rPr>
-        <w:t xml:space="preserve">::</w:t>
-      </w:r>
-      <w:r>
-        <w:rPr>
-          <w:rStyle w:val="FunctionTok"/>
-        </w:rPr>
-        <w:t xml:space="preserve">in_repository</w:t>
-      </w:r>
-      <w:r>
-        <w:rPr>
-          <w:rStyle w:val="NormalTok"/>
-        </w:rPr>
-        <w:t xml:space="preserve">(</w:t>
-      </w:r>
-      <w:r>
-        <w:rPr>
-          <w:rStyle w:val="AttributeTok"/>
-        </w:rPr>
-        <w:t xml:space="preserve">path =</w:t>
-      </w:r>
-      <w:r>
-        <w:rPr>
-          <w:rStyle w:val="NormalTok"/>
-        </w:rPr>
-        <w:t xml:space="preserve"> </w:t>
-      </w:r>
-      <w:r>
-        <w:rPr>
-          <w:rStyle w:val="StringTok"/>
-        </w:rPr>
-        <w:t xml:space="preserve">"."</w:t>
-      </w:r>
-      <w:r>
-        <w:rPr>
-          <w:rStyle w:val="NormalTok"/>
-        </w:rPr>
-        <w:t xml:space="preserve">)) git2r</w:t>
-      </w:r>
-      <w:r>
-        <w:rPr>
-          <w:rStyle w:val="SpecialCharTok"/>
-        </w:rPr>
-        <w:t xml:space="preserve">::</w:t>
-      </w:r>
-      <w:r>
-        <w:rPr>
-          <w:rStyle w:val="FunctionTok"/>
-        </w:rPr>
-        <w:t xml:space="preserve">repository</w:t>
-      </w:r>
-      <w:r>
-        <w:rPr>
-          <w:rStyle w:val="NormalTok"/>
-        </w:rPr>
-        <w:t xml:space="preserve">(here</w:t>
-      </w:r>
-      <w:r>
-        <w:rPr>
-          <w:rStyle w:val="SpecialCharTok"/>
-        </w:rPr>
-        <w:t xml:space="preserve">::</w:t>
-      </w:r>
-      <w:r>
-        <w:rPr>
-          <w:rStyle w:val="FunctionTok"/>
-        </w:rPr>
-        <w:t xml:space="preserve">here</w:t>
-      </w:r>
-      <w:r>
-        <w:rPr>
-          <w:rStyle w:val="NormalTok"/>
-        </w:rPr>
-        <w:t xml:space="preserve">())  </w:t>
-      </w:r>
-    </w:p>
-    <w:p>
-      <w:pPr>
-        <w:pStyle w:val="SourceCode"/>
-      </w:pPr>
-      <w:r>
-        <w:rPr>
-          <w:rStyle w:val="VerbatimChar"/>
-        </w:rPr>
-        <w:t xml:space="preserve">Local:    main /Users/bmarwick/Downloads/agentic-ai-for-archaeology</w:t>
-      </w:r>
-      <w:r>
-        <w:br/>
-      </w:r>
-      <w:r>
-        <w:rPr>
-          <w:rStyle w:val="VerbatimChar"/>
-        </w:rPr>
-        <w:t xml:space="preserve">Remote:   main @ origin (https://github.com/benmarwick/agenticai.git)</w:t>
-      </w:r>
-      <w:r>
-        <w:br/>
-      </w:r>
-      <w:r>
-        <w:rPr>
-          <w:rStyle w:val="VerbatimChar"/>
-        </w:rPr>
-        <w:t xml:space="preserve">Head:     [cb5359b] 2026-09-17: add tables</w:t>
-      </w:r>
-    </w:p>
-    <w:bookmarkEnd w:id="190"/>
-    <w:bookmarkEnd w:id="191"/>
+        <w:t xml:space="preserve">Head:     [5acf24b] 2026-09-19: writing and editing</w:t>
+      </w:r>
+    </w:p>
+    <w:bookmarkEnd w:id="160"/>
+    <w:bookmarkEnd w:id="161"/>
     <w:sectPr>
       <w:pgSz w:h="15840" w:w="12240"/>
       <w:pgMar w:bottom="1440" w:footer="720" w:gutter="0" w:header="720" w:left="1440" w:right="1440" w:top="1440"/>
@@ -9737,6 +8057,422 @@
       </w:pPr>
     </w:lvl>
   </w:abstractNum>
+  <w:abstractNum w:abstractNumId="991">
+    <w:nsid w:val="A991"/>
+    <w:multiLevelType w:val="multilevel"/>
+    <w:lvl w:ilvl="0">
+      <w:numFmt w:val="bullet"/>
+      <w:lvlText w:val="•"/>
+      <w:lvlJc w:val="left"/>
+      <w:pPr>
+        <w:ind w:left="720" w:hanging="480"/>
+      </w:pPr>
+    </w:lvl>
+    <w:lvl w:ilvl="1">
+      <w:numFmt w:val="bullet"/>
+      <w:lvlText w:val="–"/>
+      <w:lvlJc w:val="left"/>
+      <w:pPr>
+        <w:ind w:left="1440" w:hanging="480"/>
+      </w:pPr>
+    </w:lvl>
+    <w:lvl w:ilvl="2">
+      <w:numFmt w:val="bullet"/>
+      <w:lvlText w:val="•"/>
+      <w:lvlJc w:val="left"/>
+      <w:pPr>
+        <w:ind w:left="2160" w:hanging="480"/>
+      </w:pPr>
+    </w:lvl>
+    <w:lvl w:ilvl="3">
+      <w:numFmt w:val="bullet"/>
+      <w:lvlText w:val="–"/>
+      <w:lvlJc w:val="left"/>
+      <w:pPr>
+        <w:ind w:left="2880" w:hanging="480"/>
+      </w:pPr>
+    </w:lvl>
+    <w:lvl w:ilvl="4">
+      <w:numFmt w:val="bullet"/>
+      <w:lvlText w:val="•"/>
+      <w:lvlJc w:val="left"/>
+      <w:pPr>
+        <w:ind w:left="3600" w:hanging="480"/>
+      </w:pPr>
+    </w:lvl>
+    <w:lvl w:ilvl="5">
+      <w:numFmt w:val="bullet"/>
+      <w:lvlText w:val="–"/>
+      <w:lvlJc w:val="left"/>
+      <w:pPr>
+        <w:ind w:left="4320" w:hanging="480"/>
+      </w:pPr>
+    </w:lvl>
+    <w:lvl w:ilvl="6">
+      <w:numFmt w:val="bullet"/>
+      <w:lvlText w:val="•"/>
+      <w:lvlJc w:val="left"/>
+      <w:pPr>
+        <w:ind w:left="5040" w:hanging="480"/>
+      </w:pPr>
+    </w:lvl>
+    <w:lvl w:ilvl="7">
+      <w:numFmt w:val="bullet"/>
+      <w:lvlText w:val="–"/>
+      <w:lvlJc w:val="left"/>
+      <w:pPr>
+        <w:ind w:left="5760" w:hanging="480"/>
+      </w:pPr>
+    </w:lvl>
+    <w:lvl w:ilvl="8">
+      <w:numFmt w:val="bullet"/>
+      <w:lvlText w:val="•"/>
+      <w:lvlJc w:val="left"/>
+      <w:pPr>
+        <w:ind w:left="6480" w:hanging="480"/>
+      </w:pPr>
+    </w:lvl>
+  </w:abstractNum>
+  <w:abstractNum w:abstractNumId="99431">
+    <w:nsid w:val="A99431"/>
+    <w:multiLevelType w:val="multilevel"/>
+    <w:lvl w:ilvl="0">
+      <w:start w:val="1"/>
+      <w:numFmt w:val="decimal"/>
+      <w:lvlText w:val="(%1)"/>
+      <w:lvlJc w:val="left"/>
+      <w:pPr>
+        <w:ind w:left="720" w:hanging="480"/>
+      </w:pPr>
+    </w:lvl>
+    <w:lvl w:ilvl="1">
+      <w:start w:val="1"/>
+      <w:numFmt w:val="decimal"/>
+      <w:lvlText w:val="(%2)"/>
+      <w:lvlJc w:val="left"/>
+      <w:pPr>
+        <w:ind w:left="1440" w:hanging="480"/>
+      </w:pPr>
+    </w:lvl>
+    <w:lvl w:ilvl="2">
+      <w:start w:val="1"/>
+      <w:numFmt w:val="decimal"/>
+      <w:lvlText w:val="(%3)"/>
+      <w:lvlJc w:val="left"/>
+      <w:pPr>
+        <w:ind w:left="2160" w:hanging="480"/>
+      </w:pPr>
+    </w:lvl>
+    <w:lvl w:ilvl="3">
+      <w:start w:val="1"/>
+      <w:numFmt w:val="decimal"/>
+      <w:lvlText w:val="(%4)"/>
+      <w:lvlJc w:val="left"/>
+      <w:pPr>
+        <w:ind w:left="2880" w:hanging="480"/>
+      </w:pPr>
+    </w:lvl>
+    <w:lvl w:ilvl="4">
+      <w:start w:val="1"/>
+      <w:numFmt w:val="decimal"/>
+      <w:lvlText w:val="(%5)"/>
+      <w:lvlJc w:val="left"/>
+      <w:pPr>
+        <w:ind w:left="3600" w:hanging="480"/>
+      </w:pPr>
+    </w:lvl>
+    <w:lvl w:ilvl="5">
+      <w:start w:val="1"/>
+      <w:numFmt w:val="decimal"/>
+      <w:lvlText w:val="(%6)"/>
+      <w:lvlJc w:val="left"/>
+      <w:pPr>
+        <w:ind w:left="4320" w:hanging="480"/>
+      </w:pPr>
+    </w:lvl>
+    <w:lvl w:ilvl="6">
+      <w:start w:val="1"/>
+      <w:numFmt w:val="decimal"/>
+      <w:lvlText w:val="(%7)"/>
+      <w:lvlJc w:val="left"/>
+      <w:pPr>
+        <w:ind w:left="5040" w:hanging="480"/>
+      </w:pPr>
+    </w:lvl>
+    <w:lvl w:ilvl="7">
+      <w:start w:val="1"/>
+      <w:numFmt w:val="decimal"/>
+      <w:lvlText w:val="(%8)"/>
+      <w:lvlJc w:val="left"/>
+      <w:pPr>
+        <w:ind w:left="5760" w:hanging="480"/>
+      </w:pPr>
+    </w:lvl>
+    <w:lvl w:ilvl="8">
+      <w:start w:val="1"/>
+      <w:numFmt w:val="decimal"/>
+      <w:lvlText w:val="(%9)"/>
+      <w:lvlJc w:val="left"/>
+      <w:pPr>
+        <w:ind w:left="6480" w:hanging="480"/>
+      </w:pPr>
+    </w:lvl>
+  </w:abstractNum>
+  <w:abstractNum w:abstractNumId="99432">
+    <w:nsid w:val="A99432"/>
+    <w:multiLevelType w:val="multilevel"/>
+    <w:lvl w:ilvl="0">
+      <w:start w:val="2"/>
+      <w:numFmt w:val="decimal"/>
+      <w:lvlText w:val="(%1)"/>
+      <w:lvlJc w:val="left"/>
+      <w:pPr>
+        <w:ind w:left="720" w:hanging="480"/>
+      </w:pPr>
+    </w:lvl>
+    <w:lvl w:ilvl="1">
+      <w:start w:val="2"/>
+      <w:numFmt w:val="decimal"/>
+      <w:lvlText w:val="(%2)"/>
+      <w:lvlJc w:val="left"/>
+      <w:pPr>
+        <w:ind w:left="1440" w:hanging="480"/>
+      </w:pPr>
+    </w:lvl>
+    <w:lvl w:ilvl="2">
+      <w:start w:val="2"/>
+      <w:numFmt w:val="decimal"/>
+      <w:lvlText w:val="(%3)"/>
+      <w:lvlJc w:val="left"/>
+      <w:pPr>
+        <w:ind w:left="2160" w:hanging="480"/>
+      </w:pPr>
+    </w:lvl>
+    <w:lvl w:ilvl="3">
+      <w:start w:val="2"/>
+      <w:numFmt w:val="decimal"/>
+      <w:lvlText w:val="(%4)"/>
+      <w:lvlJc w:val="left"/>
+      <w:pPr>
+        <w:ind w:left="2880" w:hanging="480"/>
+      </w:pPr>
+    </w:lvl>
+    <w:lvl w:ilvl="4">
+      <w:start w:val="2"/>
+      <w:numFmt w:val="decimal"/>
+      <w:lvlText w:val="(%5)"/>
+      <w:lvlJc w:val="left"/>
+      <w:pPr>
+        <w:ind w:left="3600" w:hanging="480"/>
+      </w:pPr>
+    </w:lvl>
+    <w:lvl w:ilvl="5">
+      <w:start w:val="2"/>
+      <w:numFmt w:val="decimal"/>
+      <w:lvlText w:val="(%6)"/>
+      <w:lvlJc w:val="left"/>
+      <w:pPr>
+        <w:ind w:left="4320" w:hanging="480"/>
+      </w:pPr>
+    </w:lvl>
+    <w:lvl w:ilvl="6">
+      <w:start w:val="2"/>
+      <w:numFmt w:val="decimal"/>
+      <w:lvlText w:val="(%7)"/>
+      <w:lvlJc w:val="left"/>
+      <w:pPr>
+        <w:ind w:left="5040" w:hanging="480"/>
+      </w:pPr>
+    </w:lvl>
+    <w:lvl w:ilvl="7">
+      <w:start w:val="2"/>
+      <w:numFmt w:val="decimal"/>
+      <w:lvlText w:val="(%8)"/>
+      <w:lvlJc w:val="left"/>
+      <w:pPr>
+        <w:ind w:left="5760" w:hanging="480"/>
+      </w:pPr>
+    </w:lvl>
+    <w:lvl w:ilvl="8">
+      <w:start w:val="2"/>
+      <w:numFmt w:val="decimal"/>
+      <w:lvlText w:val="(%9)"/>
+      <w:lvlJc w:val="left"/>
+      <w:pPr>
+        <w:ind w:left="6480" w:hanging="480"/>
+      </w:pPr>
+    </w:lvl>
+  </w:abstractNum>
+  <w:abstractNum w:abstractNumId="99433">
+    <w:nsid w:val="A99433"/>
+    <w:multiLevelType w:val="multilevel"/>
+    <w:lvl w:ilvl="0">
+      <w:start w:val="3"/>
+      <w:numFmt w:val="decimal"/>
+      <w:lvlText w:val="(%1)"/>
+      <w:lvlJc w:val="left"/>
+      <w:pPr>
+        <w:ind w:left="720" w:hanging="480"/>
+      </w:pPr>
+    </w:lvl>
+    <w:lvl w:ilvl="1">
+      <w:start w:val="3"/>
+      <w:numFmt w:val="decimal"/>
+      <w:lvlText w:val="(%2)"/>
+      <w:lvlJc w:val="left"/>
+      <w:pPr>
+        <w:ind w:left="1440" w:hanging="480"/>
+      </w:pPr>
+    </w:lvl>
+    <w:lvl w:ilvl="2">
+      <w:start w:val="3"/>
+      <w:numFmt w:val="decimal"/>
+      <w:lvlText w:val="(%3)"/>
+      <w:lvlJc w:val="left"/>
+      <w:pPr>
+        <w:ind w:left="2160" w:hanging="480"/>
+      </w:pPr>
+    </w:lvl>
+    <w:lvl w:ilvl="3">
+      <w:start w:val="3"/>
+      <w:numFmt w:val="decimal"/>
+      <w:lvlText w:val="(%4)"/>
+      <w:lvlJc w:val="left"/>
+      <w:pPr>
+        <w:ind w:left="2880" w:hanging="480"/>
+      </w:pPr>
+    </w:lvl>
+    <w:lvl w:ilvl="4">
+      <w:start w:val="3"/>
+      <w:numFmt w:val="decimal"/>
+      <w:lvlText w:val="(%5)"/>
+      <w:lvlJc w:val="left"/>
+      <w:pPr>
+        <w:ind w:left="3600" w:hanging="480"/>
+      </w:pPr>
+    </w:lvl>
+    <w:lvl w:ilvl="5">
+      <w:start w:val="3"/>
+      <w:numFmt w:val="decimal"/>
+      <w:lvlText w:val="(%6)"/>
+      <w:lvlJc w:val="left"/>
+      <w:pPr>
+        <w:ind w:left="4320" w:hanging="480"/>
+      </w:pPr>
+    </w:lvl>
+    <w:lvl w:ilvl="6">
+      <w:start w:val="3"/>
+      <w:numFmt w:val="decimal"/>
+      <w:lvlText w:val="(%7)"/>
+      <w:lvlJc w:val="left"/>
+      <w:pPr>
+        <w:ind w:left="5040" w:hanging="480"/>
+      </w:pPr>
+    </w:lvl>
+    <w:lvl w:ilvl="7">
+      <w:start w:val="3"/>
+      <w:numFmt w:val="decimal"/>
+      <w:lvlText w:val="(%8)"/>
+      <w:lvlJc w:val="left"/>
+      <w:pPr>
+        <w:ind w:left="5760" w:hanging="480"/>
+      </w:pPr>
+    </w:lvl>
+    <w:lvl w:ilvl="8">
+      <w:start w:val="3"/>
+      <w:numFmt w:val="decimal"/>
+      <w:lvlText w:val="(%9)"/>
+      <w:lvlJc w:val="left"/>
+      <w:pPr>
+        <w:ind w:left="6480" w:hanging="480"/>
+      </w:pPr>
+    </w:lvl>
+  </w:abstractNum>
+  <w:abstractNum w:abstractNumId="99434">
+    <w:nsid w:val="A99434"/>
+    <w:multiLevelType w:val="multilevel"/>
+    <w:lvl w:ilvl="0">
+      <w:start w:val="4"/>
+      <w:numFmt w:val="decimal"/>
+      <w:lvlText w:val="(%1)"/>
+      <w:lvlJc w:val="left"/>
+      <w:pPr>
+        <w:ind w:left="720" w:hanging="480"/>
+      </w:pPr>
+    </w:lvl>
+    <w:lvl w:ilvl="1">
+      <w:start w:val="4"/>
+      <w:numFmt w:val="decimal"/>
+      <w:lvlText w:val="(%2)"/>
+      <w:lvlJc w:val="left"/>
+      <w:pPr>
+        <w:ind w:left="1440" w:hanging="480"/>
+      </w:pPr>
+    </w:lvl>
+    <w:lvl w:ilvl="2">
+      <w:start w:val="4"/>
+      <w:numFmt w:val="decimal"/>
+      <w:lvlText w:val="(%3)"/>
+      <w:lvlJc w:val="left"/>
+      <w:pPr>
+        <w:ind w:left="2160" w:hanging="480"/>
+      </w:pPr>
+    </w:lvl>
+    <w:lvl w:ilvl="3">
+      <w:start w:val="4"/>
+      <w:numFmt w:val="decimal"/>
+      <w:lvlText w:val="(%4)"/>
+      <w:lvlJc w:val="left"/>
+      <w:pPr>
+        <w:ind w:left="2880" w:hanging="480"/>
+      </w:pPr>
+    </w:lvl>
+    <w:lvl w:ilvl="4">
+      <w:start w:val="4"/>
+      <w:numFmt w:val="decimal"/>
+      <w:lvlText w:val="(%5)"/>
+      <w:lvlJc w:val="left"/>
+      <w:pPr>
+        <w:ind w:left="3600" w:hanging="480"/>
+      </w:pPr>
+    </w:lvl>
+    <w:lvl w:ilvl="5">
+      <w:start w:val="4"/>
+      <w:numFmt w:val="decimal"/>
+      <w:lvlText w:val="(%6)"/>
+      <w:lvlJc w:val="left"/>
+      <w:pPr>
+        <w:ind w:left="4320" w:hanging="480"/>
+      </w:pPr>
+    </w:lvl>
+    <w:lvl w:ilvl="6">
+      <w:start w:val="4"/>
+      <w:numFmt w:val="decimal"/>
+      <w:lvlText w:val="(%7)"/>
+      <w:lvlJc w:val="left"/>
+      <w:pPr>
+        <w:ind w:left="5040" w:hanging="480"/>
+      </w:pPr>
+    </w:lvl>
+    <w:lvl w:ilvl="7">
+      <w:start w:val="4"/>
+      <w:numFmt w:val="decimal"/>
+      <w:lvlText w:val="(%8)"/>
+      <w:lvlJc w:val="left"/>
+      <w:pPr>
+        <w:ind w:left="5760" w:hanging="480"/>
+      </w:pPr>
+    </w:lvl>
+    <w:lvl w:ilvl="8">
+      <w:start w:val="4"/>
+      <w:numFmt w:val="decimal"/>
+      <w:lvlText w:val="(%9)"/>
+      <w:lvlJc w:val="left"/>
+      <w:pPr>
+        <w:ind w:left="6480" w:hanging="480"/>
+      </w:pPr>
+    </w:lvl>
+  </w:abstractNum>
   <w:num w:numId="1">
     <w:abstractNumId w:val="2"/>
   </w:num>
@@ -9748,6 +8484,129 @@
   </w:num>
   <w:num w:numId="1000">
     <w:abstractNumId w:val="990"/>
+  </w:num>
+  <w:num w:numId="1001">
+    <w:abstractNumId w:val="991"/>
+  </w:num>
+  <w:num w:numId="1002">
+    <w:abstractNumId w:val="99431"/>
+    <w:lvlOverride w:ilvl="0">
+      <w:startOverride w:val="1"/>
+    </w:lvlOverride>
+    <w:lvlOverride w:ilvl="1">
+      <w:startOverride w:val="1"/>
+    </w:lvlOverride>
+    <w:lvlOverride w:ilvl="2">
+      <w:startOverride w:val="1"/>
+    </w:lvlOverride>
+    <w:lvlOverride w:ilvl="3">
+      <w:startOverride w:val="1"/>
+    </w:lvlOverride>
+    <w:lvlOverride w:ilvl="4">
+      <w:startOverride w:val="1"/>
+    </w:lvlOverride>
+    <w:lvlOverride w:ilvl="5">
+      <w:startOverride w:val="1"/>
+    </w:lvlOverride>
+    <w:lvlOverride w:ilvl="6">
+      <w:startOverride w:val="1"/>
+    </w:lvlOverride>
+    <w:lvlOverride w:ilvl="7">
+      <w:startOverride w:val="1"/>
+    </w:lvlOverride>
+    <w:lvlOverride w:ilvl="8">
+      <w:startOverride w:val="1"/>
+    </w:lvlOverride>
+  </w:num>
+  <w:num w:numId="1003">
+    <w:abstractNumId w:val="99432"/>
+    <w:lvlOverride w:ilvl="0">
+      <w:startOverride w:val="2"/>
+    </w:lvlOverride>
+    <w:lvlOverride w:ilvl="1">
+      <w:startOverride w:val="2"/>
+    </w:lvlOverride>
+    <w:lvlOverride w:ilvl="2">
+      <w:startOverride w:val="2"/>
+    </w:lvlOverride>
+    <w:lvlOverride w:ilvl="3">
+      <w:startOverride w:val="2"/>
+    </w:lvlOverride>
+    <w:lvlOverride w:ilvl="4">
+      <w:startOverride w:val="2"/>
+    </w:lvlOverride>
+    <w:lvlOverride w:ilvl="5">
+      <w:startOverride w:val="2"/>
+    </w:lvlOverride>
+    <w:lvlOverride w:ilvl="6">
+      <w:startOverride w:val="2"/>
+    </w:lvlOverride>
+    <w:lvlOverride w:ilvl="7">
+      <w:startOverride w:val="2"/>
+    </w:lvlOverride>
+    <w:lvlOverride w:ilvl="8">
+      <w:startOverride w:val="2"/>
+    </w:lvlOverride>
+  </w:num>
+  <w:num w:numId="1004">
+    <w:abstractNumId w:val="99433"/>
+    <w:lvlOverride w:ilvl="0">
+      <w:startOverride w:val="3"/>
+    </w:lvlOverride>
+    <w:lvlOverride w:ilvl="1">
+      <w:startOverride w:val="3"/>
+    </w:lvlOverride>
+    <w:lvlOverride w:ilvl="2">
+      <w:startOverride w:val="3"/>
+    </w:lvlOverride>
+    <w:lvlOverride w:ilvl="3">
+      <w:startOverride w:val="3"/>
+    </w:lvlOverride>
+    <w:lvlOverride w:ilvl="4">
+      <w:startOverride w:val="3"/>
+    </w:lvlOverride>
+    <w:lvlOverride w:ilvl="5">
+      <w:startOverride w:val="3"/>
+    </w:lvlOverride>
+    <w:lvlOverride w:ilvl="6">
+      <w:startOverride w:val="3"/>
+    </w:lvlOverride>
+    <w:lvlOverride w:ilvl="7">
+      <w:startOverride w:val="3"/>
+    </w:lvlOverride>
+    <w:lvlOverride w:ilvl="8">
+      <w:startOverride w:val="3"/>
+    </w:lvlOverride>
+  </w:num>
+  <w:num w:numId="1005">
+    <w:abstractNumId w:val="99434"/>
+    <w:lvlOverride w:ilvl="0">
+      <w:startOverride w:val="4"/>
+    </w:lvlOverride>
+    <w:lvlOverride w:ilvl="1">
+      <w:startOverride w:val="4"/>
+    </w:lvlOverride>
+    <w:lvlOverride w:ilvl="2">
+      <w:startOverride w:val="4"/>
+    </w:lvlOverride>
+    <w:lvlOverride w:ilvl="3">
+      <w:startOverride w:val="4"/>
+    </w:lvlOverride>
+    <w:lvlOverride w:ilvl="4">
+      <w:startOverride w:val="4"/>
+    </w:lvlOverride>
+    <w:lvlOverride w:ilvl="5">
+      <w:startOverride w:val="4"/>
+    </w:lvlOverride>
+    <w:lvlOverride w:ilvl="6">
+      <w:startOverride w:val="4"/>
+    </w:lvlOverride>
+    <w:lvlOverride w:ilvl="7">
+      <w:startOverride w:val="4"/>
+    </w:lvlOverride>
+    <w:lvlOverride w:ilvl="8">
+      <w:startOverride w:val="4"/>
+    </w:lvlOverride>
   </w:num>
 </w:numbering>
 </file>

--- a/analysis/paper/paper.docx
+++ b/analysis/paper/paper.docx
@@ -87,7 +87,7 @@
         <w:t xml:space="preserve"> </w:t>
       </w:r>
       <w:r>
-        <w:t xml:space="preserve">18,</w:t>
+        <w:t xml:space="preserve">19,</w:t>
       </w:r>
       <w:r>
         <w:t xml:space="preserve"> </w:t>
@@ -2361,7 +2361,7 @@
         </w:r>
       </w:hyperlink>
       <w:r>
-        <w:t xml:space="preserve">, it is relatively simple to configure an AI agent so that it can efficiently see all the files in our project and work on them. The key tool here is a local harness, this is software you install on your computer that turns a LLM into an agent. The LLM by itself can only generate text. The harness connects that model to tools, such as reading and editing project files, running shell and R commands, calling MCP servers, and managing the exchange between the model, the tools, and you. The harness enforces permissions (decides which actions run automatically and which require your approval, according to your configuration of the harness, e.g. which files they can and cannot edit), and manages context (assembles what the model sees each turn in the conversation, e.g project instructions such as AGENTS.md, conversation history, file contents, and tool outputs). It also runs the loop (sends your prompt to the model, sends the model’s action requests to the tools, feeds results back to the model, and repeats until the task finishes or you stop it), and presents the interface (the space where you type prompts, watch the agent work, and read its output). At the time of writing widely used harnesses include Claude Code, GitHub Copilot, OpenAI Codex and OpenCode. We use and recommend OpenCode (running in the terminal pane of RStudio) because it is free and open source and not tied to any model vendor.</w:t>
+        <w:t xml:space="preserve">, it is relatively simple to configure an AI agent so that it can efficiently see all the files in our project and work on them. The key tool here is a local harness, this is software you install on your computer that turns a LLM into an agent. The LLM by itself can only generate text. The harness connects that model to tools, such as reading and editing project files, running shell and R commands, calling MCP servers, and managing the exchange between the model, the tools, and you. The harness enforces permissions (decides which actions run automatically and which require your approval, according to your configuration of the harness, e.g. which files they can and cannot edit), and manages context (assembles what the model sees each turn in the conversation, e.g project instructions such as AGENTS.md, conversation history, file contents, and tool outputs). It also runs the loop (sends your prompt to the model, sends the model’s action requests to the tools, feeds results back to the model, and repeats until the task finishes or you stop it), and presents the interface (the space where you type prompts, watch the agent work, and read its output). At the time of writing widely used harnesses include Claude Code, GitHub Copilot, OpenAI Codex and OpenCode. We use and recommend the OpenCode or Hermes terminal user interface (running in the terminal pane of RStudio or VS Code) because they are free and open source and not tied to any model vendor.</w:t>
       </w:r>
     </w:p>
     <w:p>
@@ -2663,10 +2663,10 @@
               <w:tblLayout w:type="fixed"/>
             </w:tblPr>
             <w:tblGrid>
-              <w:gridCol w:w="715"/>
-              <w:gridCol w:w="2147"/>
-              <w:gridCol w:w="1029"/>
-              <w:gridCol w:w="4027"/>
+              <w:gridCol w:w="411"/>
+              <w:gridCol w:w="855"/>
+              <w:gridCol w:w="2977"/>
+              <w:gridCol w:w="3674"/>
             </w:tblGrid>
             <w:tr>
               <w:trPr>
@@ -2707,20 +2707,20 @@
                     <w:jc w:val="center"/>
                   </w:pPr>
                   <w:r>
+                    <w:t xml:space="preserve">Purpose</w:t>
+                  </w:r>
+                </w:p>
+              </w:tc>
+              <w:tc>
+                <w:tcPr/>
+                <w:p>
+                  <w:pPr>
+                    <w:pStyle w:val="Compact"/>
+                    <w:jc w:val="left"/>
+                    <w:jc w:val="center"/>
+                  </w:pPr>
+                  <w:r>
                     <w:t xml:space="preserve">Source</w:t>
-                  </w:r>
-                </w:p>
-              </w:tc>
-              <w:tc>
-                <w:tcPr/>
-                <w:p>
-                  <w:pPr>
-                    <w:pStyle w:val="Compact"/>
-                    <w:jc w:val="left"/>
-                    <w:jc w:val="center"/>
-                  </w:pPr>
-                  <w:r>
-                    <w:t xml:space="preserve">Purpose</w:t>
                   </w:r>
                 </w:p>
               </w:tc>
@@ -2735,46 +2735,46 @@
                     <w:jc w:val="center"/>
                   </w:pPr>
                   <w:r>
-                    <w:t xml:space="preserve">MCP</w:t>
-                  </w:r>
-                </w:p>
-              </w:tc>
-              <w:tc>
-                <w:tcPr/>
-                <w:p>
-                  <w:pPr>
-                    <w:pStyle w:val="Compact"/>
-                    <w:jc w:val="left"/>
-                    <w:jc w:val="center"/>
-                  </w:pPr>
-                  <w:r>
-                    <w:t xml:space="preserve">r-mcptools</w:t>
-                  </w:r>
-                </w:p>
-              </w:tc>
-              <w:tc>
-                <w:tcPr/>
-                <w:p>
-                  <w:pPr>
-                    <w:pStyle w:val="Compact"/>
-                    <w:jc w:val="left"/>
-                    <w:jc w:val="center"/>
-                  </w:pPr>
-                  <w:r>
-                    <w:t xml:space="preserve">(Anthropic 2024)</w:t>
-                  </w:r>
-                </w:p>
-              </w:tc>
-              <w:tc>
-                <w:tcPr/>
-                <w:p>
-                  <w:pPr>
-                    <w:pStyle w:val="Compact"/>
-                    <w:jc w:val="left"/>
-                    <w:jc w:val="center"/>
-                  </w:pPr>
-                  <w:r>
-                    <w:t xml:space="preserve">Exposes a running R session so the agent can execute code and read results</w:t>
+                    <w:t xml:space="preserve">Instructions</w:t>
+                  </w:r>
+                </w:p>
+              </w:tc>
+              <w:tc>
+                <w:tcPr/>
+                <w:p>
+                  <w:pPr>
+                    <w:pStyle w:val="Compact"/>
+                    <w:jc w:val="left"/>
+                    <w:jc w:val="center"/>
+                  </w:pPr>
+                  <w:r>
+                    <w:t xml:space="preserve">global AGENTS.md</w:t>
+                  </w:r>
+                </w:p>
+              </w:tc>
+              <w:tc>
+                <w:tcPr/>
+                <w:p>
+                  <w:pPr>
+                    <w:pStyle w:val="Compact"/>
+                    <w:jc w:val="left"/>
+                    <w:jc w:val="center"/>
+                  </w:pPr>
+                  <w:r>
+                    <w:t xml:space="preserve">Global style verification</w:t>
+                  </w:r>
+                </w:p>
+              </w:tc>
+              <w:tc>
+                <w:tcPr/>
+                <w:p>
+                  <w:pPr>
+                    <w:pStyle w:val="Compact"/>
+                    <w:jc w:val="left"/>
+                    <w:jc w:val="center"/>
+                  </w:pPr>
+                  <w:r>
+                    <w:t xml:space="preserve">local</w:t>
                   </w:r>
                 </w:p>
               </w:tc>
@@ -2789,46 +2789,46 @@
                     <w:jc w:val="center"/>
                   </w:pPr>
                   <w:r>
-                    <w:t xml:space="preserve">MCP</w:t>
-                  </w:r>
-                </w:p>
-              </w:tc>
-              <w:tc>
-                <w:tcPr/>
-                <w:p>
-                  <w:pPr>
-                    <w:pStyle w:val="Compact"/>
-                    <w:jc w:val="left"/>
-                    <w:jc w:val="center"/>
-                  </w:pPr>
-                  <w:r>
-                    <w:t xml:space="preserve">refcheck</w:t>
-                  </w:r>
-                </w:p>
-              </w:tc>
-              <w:tc>
-                <w:tcPr/>
-                <w:p>
-                  <w:pPr>
-                    <w:pStyle w:val="Compact"/>
-                    <w:jc w:val="left"/>
-                    <w:jc w:val="center"/>
-                  </w:pPr>
-                  <w:r>
-                    <w:t xml:space="preserve">(Anthropic 2024)</w:t>
-                  </w:r>
-                </w:p>
-              </w:tc>
-              <w:tc>
-                <w:tcPr/>
-                <w:p>
-                  <w:pPr>
-                    <w:pStyle w:val="Compact"/>
-                    <w:jc w:val="left"/>
-                    <w:jc w:val="center"/>
-                  </w:pPr>
-                  <w:r>
-                    <w:t xml:space="preserve">Searches publication databases and returns verified references with BibTeX</w:t>
+                    <w:t xml:space="preserve">Instructions</w:t>
+                  </w:r>
+                </w:p>
+              </w:tc>
+              <w:tc>
+                <w:tcPr/>
+                <w:p>
+                  <w:pPr>
+                    <w:pStyle w:val="Compact"/>
+                    <w:jc w:val="left"/>
+                    <w:jc w:val="center"/>
+                  </w:pPr>
+                  <w:r>
+                    <w:t xml:space="preserve">project-specific AGENTS.md</w:t>
+                  </w:r>
+                </w:p>
+              </w:tc>
+              <w:tc>
+                <w:tcPr/>
+                <w:p>
+                  <w:pPr>
+                    <w:pStyle w:val="Compact"/>
+                    <w:jc w:val="left"/>
+                    <w:jc w:val="center"/>
+                  </w:pPr>
+                  <w:r>
+                    <w:t xml:space="preserve">Specific custom project context and instructions auto-loaded at the start of each session</w:t>
+                  </w:r>
+                </w:p>
+              </w:tc>
+              <w:tc>
+                <w:tcPr/>
+                <w:p>
+                  <w:pPr>
+                    <w:pStyle w:val="Compact"/>
+                    <w:jc w:val="left"/>
+                    <w:jc w:val="center"/>
+                  </w:pPr>
+                  <w:r>
+                    <w:t xml:space="preserve">local</w:t>
                   </w:r>
                 </w:p>
               </w:tc>
@@ -2843,46 +2843,46 @@
                     <w:jc w:val="center"/>
                   </w:pPr>
                   <w:r>
-                    <w:t xml:space="preserve">MCP</w:t>
-                  </w:r>
-                </w:p>
-              </w:tc>
-              <w:tc>
-                <w:tcPr/>
-                <w:p>
-                  <w:pPr>
-                    <w:pStyle w:val="Compact"/>
-                    <w:jc w:val="left"/>
-                    <w:jc w:val="center"/>
-                  </w:pPr>
-                  <w:r>
-                    <w:t xml:space="preserve">scholar_mcp</w:t>
-                  </w:r>
-                </w:p>
-              </w:tc>
-              <w:tc>
-                <w:tcPr/>
-                <w:p>
-                  <w:pPr>
-                    <w:pStyle w:val="Compact"/>
-                    <w:jc w:val="left"/>
-                    <w:jc w:val="center"/>
-                  </w:pPr>
-                  <w:r>
-                    <w:t xml:space="preserve">(Anthropic 2024)</w:t>
-                  </w:r>
-                </w:p>
-              </w:tc>
-              <w:tc>
-                <w:tcPr/>
-                <w:p>
-                  <w:pPr>
-                    <w:pStyle w:val="Compact"/>
-                    <w:jc w:val="left"/>
-                    <w:jc w:val="center"/>
-                  </w:pPr>
-                  <w:r>
-                    <w:t xml:space="preserve">Retrieves paper metadata and references and validates manuscript citations</w:t>
+                    <w:t xml:space="preserve">Skill</w:t>
+                  </w:r>
+                </w:p>
+              </w:tc>
+              <w:tc>
+                <w:tcPr/>
+                <w:p>
+                  <w:pPr>
+                    <w:pStyle w:val="Compact"/>
+                    <w:jc w:val="left"/>
+                    <w:jc w:val="center"/>
+                  </w:pPr>
+                  <w:r>
+                    <w:t xml:space="preserve">academic-paper-reviewer</w:t>
+                  </w:r>
+                </w:p>
+              </w:tc>
+              <w:tc>
+                <w:tcPr/>
+                <w:p>
+                  <w:pPr>
+                    <w:pStyle w:val="Compact"/>
+                    <w:jc w:val="left"/>
+                    <w:jc w:val="center"/>
+                  </w:pPr>
+                  <w:r>
+                    <w:t xml:space="preserve">Simulates independent reviewers plus a devil’s advocate for manuscripts</w:t>
+                  </w:r>
+                </w:p>
+              </w:tc>
+              <w:tc>
+                <w:tcPr/>
+                <w:p>
+                  <w:pPr>
+                    <w:pStyle w:val="Compact"/>
+                    <w:jc w:val="left"/>
+                    <w:jc w:val="center"/>
+                  </w:pPr>
+                  <w:r>
+                    <w:t xml:space="preserve">https://github.com/izillionways/academic-research-skills-hermes/blob/main/research/academic-paper-reviewer/SKILL.md</w:t>
                   </w:r>
                 </w:p>
               </w:tc>
@@ -2897,46 +2897,46 @@
                     <w:jc w:val="center"/>
                   </w:pPr>
                   <w:r>
-                    <w:t xml:space="preserve">MCP</w:t>
-                  </w:r>
-                </w:p>
-              </w:tc>
-              <w:tc>
-                <w:tcPr/>
-                <w:p>
-                  <w:pPr>
-                    <w:pStyle w:val="Compact"/>
-                    <w:jc w:val="left"/>
-                    <w:jc w:val="center"/>
-                  </w:pPr>
-                  <w:r>
-                    <w:t xml:space="preserve">markitdown</w:t>
-                  </w:r>
-                </w:p>
-              </w:tc>
-              <w:tc>
-                <w:tcPr/>
-                <w:p>
-                  <w:pPr>
-                    <w:pStyle w:val="Compact"/>
-                    <w:jc w:val="left"/>
-                    <w:jc w:val="center"/>
-                  </w:pPr>
-                  <w:r>
-                    <w:t xml:space="preserve">(Anthropic 2024)</w:t>
-                  </w:r>
-                </w:p>
-              </w:tc>
-              <w:tc>
-                <w:tcPr/>
-                <w:p>
-                  <w:pPr>
-                    <w:pStyle w:val="Compact"/>
-                    <w:jc w:val="left"/>
-                    <w:jc w:val="center"/>
-                  </w:pPr>
-                  <w:r>
-                    <w:t xml:space="preserve">Converts DOCX files, PDFs and web pages to plain text the agent can read</w:t>
+                    <w:t xml:space="preserve">Skill</w:t>
+                  </w:r>
+                </w:p>
+              </w:tc>
+              <w:tc>
+                <w:tcPr/>
+                <w:p>
+                  <w:pPr>
+                    <w:pStyle w:val="Compact"/>
+                    <w:jc w:val="left"/>
+                    <w:jc w:val="center"/>
+                  </w:pPr>
+                  <w:r>
+                    <w:t xml:space="preserve">deep-research</w:t>
+                  </w:r>
+                </w:p>
+              </w:tc>
+              <w:tc>
+                <w:tcPr/>
+                <w:p>
+                  <w:pPr>
+                    <w:pStyle w:val="Compact"/>
+                    <w:jc w:val="left"/>
+                    <w:jc w:val="center"/>
+                  </w:pPr>
+                  <w:r>
+                    <w:t xml:space="preserve">Agent team for literature search verification synthesis and systematic review</w:t>
+                  </w:r>
+                </w:p>
+              </w:tc>
+              <w:tc>
+                <w:tcPr/>
+                <w:p>
+                  <w:pPr>
+                    <w:pStyle w:val="Compact"/>
+                    <w:jc w:val="left"/>
+                    <w:jc w:val="center"/>
+                  </w:pPr>
+                  <w:r>
+                    <w:t xml:space="preserve">https://github.com/pafozz/hermes-deep-research</w:t>
                   </w:r>
                 </w:p>
               </w:tc>
@@ -2951,46 +2951,46 @@
                     <w:jc w:val="center"/>
                   </w:pPr>
                   <w:r>
-                    <w:t xml:space="preserve">MCP</w:t>
-                  </w:r>
-                </w:p>
-              </w:tc>
-              <w:tc>
-                <w:tcPr/>
-                <w:p>
-                  <w:pPr>
-                    <w:pStyle w:val="Compact"/>
-                    <w:jc w:val="left"/>
-                    <w:jc w:val="center"/>
-                  </w:pPr>
-                  <w:r>
-                    <w:t xml:space="preserve">open-scholar-peer</w:t>
-                  </w:r>
-                </w:p>
-              </w:tc>
-              <w:tc>
-                <w:tcPr/>
-                <w:p>
-                  <w:pPr>
-                    <w:pStyle w:val="Compact"/>
-                    <w:jc w:val="left"/>
-                    <w:jc w:val="center"/>
-                  </w:pPr>
-                  <w:r>
-                    <w:t xml:space="preserve">(Anthropic 2024)</w:t>
-                  </w:r>
-                </w:p>
-              </w:tc>
-              <w:tc>
-                <w:tcPr/>
-                <w:p>
-                  <w:pPr>
-                    <w:pStyle w:val="Compact"/>
-                    <w:jc w:val="left"/>
-                    <w:jc w:val="center"/>
-                  </w:pPr>
-                  <w:r>
-                    <w:t xml:space="preserve">Queries Semantic Scholar arXiv and Scholar author records</w:t>
+                    <w:t xml:space="preserve">Skill</w:t>
+                  </w:r>
+                </w:p>
+              </w:tc>
+              <w:tc>
+                <w:tcPr/>
+                <w:p>
+                  <w:pPr>
+                    <w:pStyle w:val="Compact"/>
+                    <w:jc w:val="left"/>
+                    <w:jc w:val="center"/>
+                  </w:pPr>
+                  <w:r>
+                    <w:t xml:space="preserve">r-style-guide</w:t>
+                  </w:r>
+                </w:p>
+              </w:tc>
+              <w:tc>
+                <w:tcPr/>
+                <w:p>
+                  <w:pPr>
+                    <w:pStyle w:val="Compact"/>
+                    <w:jc w:val="left"/>
+                    <w:jc w:val="center"/>
+                  </w:pPr>
+                  <w:r>
+                    <w:t xml:space="preserve">Conventions for writing R, e.g. naming, spacing, layout, function design</w:t>
+                  </w:r>
+                </w:p>
+              </w:tc>
+              <w:tc>
+                <w:tcPr/>
+                <w:p>
+                  <w:pPr>
+                    <w:pStyle w:val="Compact"/>
+                    <w:jc w:val="left"/>
+                    <w:jc w:val="center"/>
+                  </w:pPr>
+                  <w:r>
+                    <w:t xml:space="preserve">https://style.tidyverse.org/</w:t>
                   </w:r>
                 </w:p>
               </w:tc>
@@ -3018,33 +3018,33 @@
                     <w:jc w:val="center"/>
                   </w:pPr>
                   <w:r>
-                    <w:t xml:space="preserve">academic-paper-reviewer</w:t>
-                  </w:r>
-                </w:p>
-              </w:tc>
-              <w:tc>
-                <w:tcPr/>
-                <w:p>
-                  <w:pPr>
-                    <w:pStyle w:val="Compact"/>
-                    <w:jc w:val="left"/>
-                    <w:jc w:val="center"/>
-                  </w:pPr>
-                  <w:r>
-                    <w:t xml:space="preserve">(Anthropic 2025)</w:t>
-                  </w:r>
-                </w:p>
-              </w:tc>
-              <w:tc>
-                <w:tcPr/>
-                <w:p>
-                  <w:pPr>
-                    <w:pStyle w:val="Compact"/>
-                    <w:jc w:val="left"/>
-                    <w:jc w:val="center"/>
-                  </w:pPr>
-                  <w:r>
-                    <w:t xml:space="preserve">Simulates independent reviewers plus a devil’s advocate for manuscripts</w:t>
+                    <w:t xml:space="preserve">tidyverse-patterns</w:t>
+                  </w:r>
+                </w:p>
+              </w:tc>
+              <w:tc>
+                <w:tcPr/>
+                <w:p>
+                  <w:pPr>
+                    <w:pStyle w:val="Compact"/>
+                    <w:jc w:val="left"/>
+                    <w:jc w:val="center"/>
+                  </w:pPr>
+                  <w:r>
+                    <w:t xml:space="preserve">Conventions for using tidyverse packages, e.g. modern pipes, joins, grouping, string handling</w:t>
+                  </w:r>
+                </w:p>
+              </w:tc>
+              <w:tc>
+                <w:tcPr/>
+                <w:p>
+                  <w:pPr>
+                    <w:pStyle w:val="Compact"/>
+                    <w:jc w:val="left"/>
+                    <w:jc w:val="center"/>
+                  </w:pPr>
+                  <w:r>
+                    <w:t xml:space="preserve">https://style.tidyverse.org/</w:t>
                   </w:r>
                 </w:p>
               </w:tc>
@@ -3072,33 +3072,33 @@
                     <w:jc w:val="center"/>
                   </w:pPr>
                   <w:r>
-                    <w:t xml:space="preserve">deep-research</w:t>
-                  </w:r>
-                </w:p>
-              </w:tc>
-              <w:tc>
-                <w:tcPr/>
-                <w:p>
-                  <w:pPr>
-                    <w:pStyle w:val="Compact"/>
-                    <w:jc w:val="left"/>
-                    <w:jc w:val="center"/>
-                  </w:pPr>
-                  <w:r>
-                    <w:t xml:space="preserve">(Anthropic 2025)</w:t>
-                  </w:r>
-                </w:p>
-              </w:tc>
-              <w:tc>
-                <w:tcPr/>
-                <w:p>
-                  <w:pPr>
-                    <w:pStyle w:val="Compact"/>
-                    <w:jc w:val="left"/>
-                    <w:jc w:val="center"/>
-                  </w:pPr>
-                  <w:r>
-                    <w:t xml:space="preserve">Agent team for literature search verification synthesis and systematic review</w:t>
+                    <w:t xml:space="preserve">quarto-authoring</w:t>
+                  </w:r>
+                </w:p>
+              </w:tc>
+              <w:tc>
+                <w:tcPr/>
+                <w:p>
+                  <w:pPr>
+                    <w:pStyle w:val="Compact"/>
+                    <w:jc w:val="left"/>
+                    <w:jc w:val="center"/>
+                  </w:pPr>
+                  <w:r>
+                    <w:t xml:space="preserve">Authoring with Quarto documents, e.g. cross-references, citations, and extensions</w:t>
+                  </w:r>
+                </w:p>
+              </w:tc>
+              <w:tc>
+                <w:tcPr/>
+                <w:p>
+                  <w:pPr>
+                    <w:pStyle w:val="Compact"/>
+                    <w:jc w:val="left"/>
+                    <w:jc w:val="center"/>
+                  </w:pPr>
+                  <w:r>
+                    <w:t xml:space="preserve">https://github.com/NousResearch/hermes-agent/blob/main/skills/writing/quarto-authoring</w:t>
                   </w:r>
                 </w:p>
               </w:tc>
@@ -3126,33 +3126,33 @@
                     <w:jc w:val="center"/>
                   </w:pPr>
                   <w:r>
-                    <w:t xml:space="preserve">r-style-guide</w:t>
-                  </w:r>
-                </w:p>
-              </w:tc>
-              <w:tc>
-                <w:tcPr/>
-                <w:p>
-                  <w:pPr>
-                    <w:pStyle w:val="Compact"/>
-                    <w:jc w:val="left"/>
-                    <w:jc w:val="center"/>
-                  </w:pPr>
-                  <w:r>
-                    <w:t xml:space="preserve">(Anthropic 2025)</w:t>
-                  </w:r>
-                </w:p>
-              </w:tc>
-              <w:tc>
-                <w:tcPr/>
-                <w:p>
-                  <w:pPr>
-                    <w:pStyle w:val="Compact"/>
-                    <w:jc w:val="left"/>
-                    <w:jc w:val="center"/>
-                  </w:pPr>
-                  <w:r>
-                    <w:t xml:space="preserve">Naming spacing layout and function design conventions for R</w:t>
+                    <w:t xml:space="preserve">zotero-cli</w:t>
+                  </w:r>
+                </w:p>
+              </w:tc>
+              <w:tc>
+                <w:tcPr/>
+                <w:p>
+                  <w:pPr>
+                    <w:pStyle w:val="Compact"/>
+                    <w:jc w:val="left"/>
+                    <w:jc w:val="center"/>
+                  </w:pPr>
+                  <w:r>
+                    <w:t xml:space="preserve">Searches, reads, and annotates the author’s Zotero library from the shell</w:t>
+                  </w:r>
+                </w:p>
+              </w:tc>
+              <w:tc>
+                <w:tcPr/>
+                <w:p>
+                  <w:pPr>
+                    <w:pStyle w:val="Compact"/>
+                    <w:jc w:val="left"/>
+                    <w:jc w:val="center"/>
+                  </w:pPr>
+                  <w:r>
+                    <w:t xml:space="preserve">https://github.com/Agents365-ai/zotero-cli-ai</w:t>
                   </w:r>
                 </w:p>
               </w:tc>
@@ -3167,46 +3167,46 @@
                     <w:jc w:val="center"/>
                   </w:pPr>
                   <w:r>
-                    <w:t xml:space="preserve">Skill</w:t>
-                  </w:r>
-                </w:p>
-              </w:tc>
-              <w:tc>
-                <w:tcPr/>
-                <w:p>
-                  <w:pPr>
-                    <w:pStyle w:val="Compact"/>
-                    <w:jc w:val="left"/>
-                    <w:jc w:val="center"/>
-                  </w:pPr>
-                  <w:r>
-                    <w:t xml:space="preserve">tidyverse-patterns</w:t>
-                  </w:r>
-                </w:p>
-              </w:tc>
-              <w:tc>
-                <w:tcPr/>
-                <w:p>
-                  <w:pPr>
-                    <w:pStyle w:val="Compact"/>
-                    <w:jc w:val="left"/>
-                    <w:jc w:val="center"/>
-                  </w:pPr>
-                  <w:r>
-                    <w:t xml:space="preserve">(Anthropic 2025)</w:t>
-                  </w:r>
-                </w:p>
-              </w:tc>
-              <w:tc>
-                <w:tcPr/>
-                <w:p>
-                  <w:pPr>
-                    <w:pStyle w:val="Compact"/>
-                    <w:jc w:val="left"/>
-                    <w:jc w:val="center"/>
-                  </w:pPr>
-                  <w:r>
-                    <w:t xml:space="preserve">Modern pipes joins grouping and string handling across the tidyverse</w:t>
+                    <w:t xml:space="preserve">MCP</w:t>
+                  </w:r>
+                </w:p>
+              </w:tc>
+              <w:tc>
+                <w:tcPr/>
+                <w:p>
+                  <w:pPr>
+                    <w:pStyle w:val="Compact"/>
+                    <w:jc w:val="left"/>
+                    <w:jc w:val="center"/>
+                  </w:pPr>
+                  <w:r>
+                    <w:t xml:space="preserve">r-mcptools</w:t>
+                  </w:r>
+                </w:p>
+              </w:tc>
+              <w:tc>
+                <w:tcPr/>
+                <w:p>
+                  <w:pPr>
+                    <w:pStyle w:val="Compact"/>
+                    <w:jc w:val="left"/>
+                    <w:jc w:val="center"/>
+                  </w:pPr>
+                  <w:r>
+                    <w:t xml:space="preserve">Exposes a running R session so the agent can execute code and read results</w:t>
+                  </w:r>
+                </w:p>
+              </w:tc>
+              <w:tc>
+                <w:tcPr/>
+                <w:p>
+                  <w:pPr>
+                    <w:pStyle w:val="Compact"/>
+                    <w:jc w:val="left"/>
+                    <w:jc w:val="center"/>
+                  </w:pPr>
+                  <w:r>
+                    <w:t xml:space="preserve">https://github.com/posit-dev/mcptools</w:t>
                   </w:r>
                 </w:p>
               </w:tc>
@@ -3221,46 +3221,46 @@
                     <w:jc w:val="center"/>
                   </w:pPr>
                   <w:r>
-                    <w:t xml:space="preserve">Skill</w:t>
-                  </w:r>
-                </w:p>
-              </w:tc>
-              <w:tc>
-                <w:tcPr/>
-                <w:p>
-                  <w:pPr>
-                    <w:pStyle w:val="Compact"/>
-                    <w:jc w:val="left"/>
-                    <w:jc w:val="center"/>
-                  </w:pPr>
-                  <w:r>
-                    <w:t xml:space="preserve">quarto-authoring</w:t>
-                  </w:r>
-                </w:p>
-              </w:tc>
-              <w:tc>
-                <w:tcPr/>
-                <w:p>
-                  <w:pPr>
-                    <w:pStyle w:val="Compact"/>
-                    <w:jc w:val="left"/>
-                    <w:jc w:val="center"/>
-                  </w:pPr>
-                  <w:r>
-                    <w:t xml:space="preserve">(Anthropic 2025)</w:t>
-                  </w:r>
-                </w:p>
-              </w:tc>
-              <w:tc>
-                <w:tcPr/>
-                <w:p>
-                  <w:pPr>
-                    <w:pStyle w:val="Compact"/>
-                    <w:jc w:val="left"/>
-                    <w:jc w:val="center"/>
-                  </w:pPr>
-                  <w:r>
-                    <w:t xml:space="preserve">Authoring with Quarto documents cross-references citations and extensions</w:t>
+                    <w:t xml:space="preserve">MCP</w:t>
+                  </w:r>
+                </w:p>
+              </w:tc>
+              <w:tc>
+                <w:tcPr/>
+                <w:p>
+                  <w:pPr>
+                    <w:pStyle w:val="Compact"/>
+                    <w:jc w:val="left"/>
+                    <w:jc w:val="center"/>
+                  </w:pPr>
+                  <w:r>
+                    <w:t xml:space="preserve">refcheck</w:t>
+                  </w:r>
+                </w:p>
+              </w:tc>
+              <w:tc>
+                <w:tcPr/>
+                <w:p>
+                  <w:pPr>
+                    <w:pStyle w:val="Compact"/>
+                    <w:jc w:val="left"/>
+                    <w:jc w:val="center"/>
+                  </w:pPr>
+                  <w:r>
+                    <w:t xml:space="preserve">Searches publication databases and returns verified references with BibTeX</w:t>
+                  </w:r>
+                </w:p>
+              </w:tc>
+              <w:tc>
+                <w:tcPr/>
+                <w:p>
+                  <w:pPr>
+                    <w:pStyle w:val="Compact"/>
+                    <w:jc w:val="left"/>
+                    <w:jc w:val="center"/>
+                  </w:pPr>
+                  <w:r>
+                    <w:t xml:space="preserve">https://github.com/UMN-Choi-Lab/refcheck</w:t>
                   </w:r>
                 </w:p>
               </w:tc>
@@ -3275,46 +3275,46 @@
                     <w:jc w:val="center"/>
                   </w:pPr>
                   <w:r>
-                    <w:t xml:space="preserve">Skill</w:t>
-                  </w:r>
-                </w:p>
-              </w:tc>
-              <w:tc>
-                <w:tcPr/>
-                <w:p>
-                  <w:pPr>
-                    <w:pStyle w:val="Compact"/>
-                    <w:jc w:val="left"/>
-                    <w:jc w:val="center"/>
-                  </w:pPr>
-                  <w:r>
-                    <w:t xml:space="preserve">zotero-cli</w:t>
-                  </w:r>
-                </w:p>
-              </w:tc>
-              <w:tc>
-                <w:tcPr/>
-                <w:p>
-                  <w:pPr>
-                    <w:pStyle w:val="Compact"/>
-                    <w:jc w:val="left"/>
-                    <w:jc w:val="center"/>
-                  </w:pPr>
-                  <w:r>
-                    <w:t xml:space="preserve">(54yyyu)</w:t>
-                  </w:r>
-                </w:p>
-              </w:tc>
-              <w:tc>
-                <w:tcPr/>
-                <w:p>
-                  <w:pPr>
-                    <w:pStyle w:val="Compact"/>
-                    <w:jc w:val="left"/>
-                    <w:jc w:val="center"/>
-                  </w:pPr>
-                  <w:r>
-                    <w:t xml:space="preserve">Searches reads and annotates the author’s Zotero library from the shell</w:t>
+                    <w:t xml:space="preserve">MCP</w:t>
+                  </w:r>
+                </w:p>
+              </w:tc>
+              <w:tc>
+                <w:tcPr/>
+                <w:p>
+                  <w:pPr>
+                    <w:pStyle w:val="Compact"/>
+                    <w:jc w:val="left"/>
+                    <w:jc w:val="center"/>
+                  </w:pPr>
+                  <w:r>
+                    <w:t xml:space="preserve">scholar_mcp</w:t>
+                  </w:r>
+                </w:p>
+              </w:tc>
+              <w:tc>
+                <w:tcPr/>
+                <w:p>
+                  <w:pPr>
+                    <w:pStyle w:val="Compact"/>
+                    <w:jc w:val="left"/>
+                    <w:jc w:val="center"/>
+                  </w:pPr>
+                  <w:r>
+                    <w:t xml:space="preserve">Retrieves paper metadata and references and validates manuscript citations</w:t>
+                  </w:r>
+                </w:p>
+              </w:tc>
+              <w:tc>
+                <w:tcPr/>
+                <w:p>
+                  <w:pPr>
+                    <w:pStyle w:val="Compact"/>
+                    <w:jc w:val="left"/>
+                    <w:jc w:val="center"/>
+                  </w:pPr>
+                  <w:r>
+                    <w:t xml:space="preserve">https://github.com/Liyux3/scholar-mcp</w:t>
                   </w:r>
                 </w:p>
               </w:tc>
@@ -3329,46 +3329,46 @@
                     <w:jc w:val="center"/>
                   </w:pPr>
                   <w:r>
-                    <w:t xml:space="preserve">Instructions</w:t>
-                  </w:r>
-                </w:p>
-              </w:tc>
-              <w:tc>
-                <w:tcPr/>
-                <w:p>
-                  <w:pPr>
-                    <w:pStyle w:val="Compact"/>
-                    <w:jc w:val="left"/>
-                    <w:jc w:val="center"/>
-                  </w:pPr>
-                  <w:r>
-                    <w:t xml:space="preserve">global AGENTS.md</w:t>
-                  </w:r>
-                </w:p>
-              </w:tc>
-              <w:tc>
-                <w:tcPr/>
-                <w:p>
-                  <w:pPr>
-                    <w:pStyle w:val="Compact"/>
-                    <w:jc w:val="left"/>
-                    <w:jc w:val="center"/>
-                  </w:pPr>
-                  <w:r>
-                    <w:t xml:space="preserve">(OpenCode)</w:t>
-                  </w:r>
-                </w:p>
-              </w:tc>
-              <w:tc>
-                <w:tcPr/>
-                <w:p>
-                  <w:pPr>
-                    <w:pStyle w:val="Compact"/>
-                    <w:jc w:val="left"/>
-                    <w:jc w:val="center"/>
-                  </w:pPr>
-                  <w:r>
-                    <w:t xml:space="preserve">Global style verification</w:t>
+                    <w:t xml:space="preserve">MCP</w:t>
+                  </w:r>
+                </w:p>
+              </w:tc>
+              <w:tc>
+                <w:tcPr/>
+                <w:p>
+                  <w:pPr>
+                    <w:pStyle w:val="Compact"/>
+                    <w:jc w:val="left"/>
+                    <w:jc w:val="center"/>
+                  </w:pPr>
+                  <w:r>
+                    <w:t xml:space="preserve">markitdown</w:t>
+                  </w:r>
+                </w:p>
+              </w:tc>
+              <w:tc>
+                <w:tcPr/>
+                <w:p>
+                  <w:pPr>
+                    <w:pStyle w:val="Compact"/>
+                    <w:jc w:val="left"/>
+                    <w:jc w:val="center"/>
+                  </w:pPr>
+                  <w:r>
+                    <w:t xml:space="preserve">Converts DOCX files, PDFs and web pages to markdown the agent can read</w:t>
+                  </w:r>
+                </w:p>
+              </w:tc>
+              <w:tc>
+                <w:tcPr/>
+                <w:p>
+                  <w:pPr>
+                    <w:pStyle w:val="Compact"/>
+                    <w:jc w:val="left"/>
+                    <w:jc w:val="center"/>
+                  </w:pPr>
+                  <w:r>
+                    <w:t xml:space="preserve">https://github.com/microsoft/markitdown/tree/main/packages/markitdown-mcp</w:t>
                   </w:r>
                 </w:p>
               </w:tc>
@@ -3383,100 +3383,46 @@
                     <w:jc w:val="center"/>
                   </w:pPr>
                   <w:r>
-                    <w:t xml:space="preserve">operating rules</w:t>
-                  </w:r>
-                </w:p>
-              </w:tc>
-              <w:tc>
-                <w:tcPr/>
-                <w:p>
-                  <w:pPr>
-                    <w:pStyle w:val="Compact"/>
-                    <w:jc w:val="left"/>
-                    <w:jc w:val="center"/>
-                  </w:pPr>
-                  <w:r>
-                    <w:t xml:space="preserve">model persona and response rules (no sycophancy</w:t>
-                  </w:r>
-                </w:p>
-              </w:tc>
-              <w:tc>
-                <w:tcPr/>
-                <w:p>
-                  <w:pPr>
-                    <w:pStyle w:val="Compact"/>
-                    <w:jc w:val="left"/>
-                    <w:jc w:val="center"/>
-                  </w:pPr>
-                  <w:r>
-                    <w:t xml:space="preserve">list of banned words</w:t>
-                  </w:r>
-                </w:p>
-              </w:tc>
-              <w:tc>
-                <w:tcPr/>
-                <w:p>
-                  <w:pPr>
-                    <w:pStyle w:val="Compact"/>
-                    <w:jc w:val="left"/>
-                    <w:jc w:val="center"/>
-                  </w:pPr>
-                  <w:r>
-                    <w:t xml:space="preserve">etc.) for every session</w:t>
-                  </w:r>
-                </w:p>
-              </w:tc>
-            </w:tr>
-            <w:tr>
-              <w:tc>
-                <w:tcPr/>
-                <w:p>
-                  <w:pPr>
-                    <w:pStyle w:val="Compact"/>
-                    <w:jc w:val="left"/>
-                    <w:jc w:val="center"/>
-                  </w:pPr>
-                  <w:r>
-                    <w:t xml:space="preserve">Instructions</w:t>
-                  </w:r>
-                </w:p>
-              </w:tc>
-              <w:tc>
-                <w:tcPr/>
-                <w:p>
-                  <w:pPr>
-                    <w:pStyle w:val="Compact"/>
-                    <w:jc w:val="left"/>
-                    <w:jc w:val="center"/>
-                  </w:pPr>
-                  <w:r>
-                    <w:t xml:space="preserve">project-specific AGENTS.md</w:t>
-                  </w:r>
-                </w:p>
-              </w:tc>
-              <w:tc>
-                <w:tcPr/>
-                <w:p>
-                  <w:pPr>
-                    <w:pStyle w:val="Compact"/>
-                    <w:jc w:val="left"/>
-                    <w:jc w:val="center"/>
-                  </w:pPr>
-                  <w:r>
-                    <w:t xml:space="preserve">(OpenCode)</w:t>
-                  </w:r>
-                </w:p>
-              </w:tc>
-              <w:tc>
-                <w:tcPr/>
-                <w:p>
-                  <w:pPr>
-                    <w:pStyle w:val="Compact"/>
-                    <w:jc w:val="left"/>
-                    <w:jc w:val="center"/>
-                  </w:pPr>
-                  <w:r>
-                    <w:t xml:space="preserve">Specific custom project context and instructions auto-loaded at the start of each session</w:t>
+                    <w:t xml:space="preserve">MCP</w:t>
+                  </w:r>
+                </w:p>
+              </w:tc>
+              <w:tc>
+                <w:tcPr/>
+                <w:p>
+                  <w:pPr>
+                    <w:pStyle w:val="Compact"/>
+                    <w:jc w:val="left"/>
+                    <w:jc w:val="center"/>
+                  </w:pPr>
+                  <w:r>
+                    <w:t xml:space="preserve">open-scholar-peer</w:t>
+                  </w:r>
+                </w:p>
+              </w:tc>
+              <w:tc>
+                <w:tcPr/>
+                <w:p>
+                  <w:pPr>
+                    <w:pStyle w:val="Compact"/>
+                    <w:jc w:val="left"/>
+                    <w:jc w:val="center"/>
+                  </w:pPr>
+                  <w:r>
+                    <w:t xml:space="preserve">Queries Semantic Scholar arXiv and Scholar author records</w:t>
+                  </w:r>
+                </w:p>
+              </w:tc>
+              <w:tc>
+                <w:tcPr/>
+                <w:p>
+                  <w:pPr>
+                    <w:pStyle w:val="Compact"/>
+                    <w:jc w:val="left"/>
+                    <w:jc w:val="center"/>
+                  </w:pPr>
+                  <w:r>
+                    <w:t xml:space="preserve">https://github.com/amirkiarafiei/open-scholar-peer</w:t>
                   </w:r>
                 </w:p>
               </w:tc>
@@ -3689,16 +3635,7 @@
         <w:t xml:space="preserve">(Zheng et al. 2024)</w:t>
       </w:r>
       <w:r>
-        <w:t xml:space="preserve">, generating high-quality, real-world code for research still requires your understanding of context, debugging skills, and integration with the overall goals of your research project. When using an AI agent to plan and write code for data analysis, we recommend</w:t>
-      </w:r>
-      <w:r>
-        <w:t xml:space="preserve"> </w:t>
-      </w:r>
-      <w:r>
-        <w:t xml:space="preserve">Brown and Spillias (2026)</w:t>
-      </w:r>
-      <w:r>
-        <w:t xml:space="preserve">’s guidance:</w:t>
+        <w:t xml:space="preserve">, generating high-quality, real-world code for research still requires your understanding of context, debugging skills, and integration with the overall goals of your research project. When using an AI agent to plan and write code for data analysis, we recommend you:</w:t>
       </w:r>
     </w:p>
     <w:p>
@@ -3709,17 +3646,17 @@
         </w:numPr>
         <w:pStyle w:val="Compact"/>
       </w:pPr>
-    </w:p>
-    <w:p>
-      <w:pPr>
-        <w:numPr>
-          <w:ilvl w:val="1"/>
-          <w:numId w:val="1002"/>
-        </w:numPr>
-        <w:pStyle w:val="Compact"/>
-      </w:pPr>
-      <w:r>
-        <w:t xml:space="preserve">write a prompt that is detailed and specific about the study’s context, research question, types of variables and data collection methods. The archaeological expertise you bring to writing this prompt can make a big difference to the quality and consistency of responses to this prompt</w:t>
+      <w:r>
+        <w:t xml:space="preserve">write a prompt that is detailed and specific about the study’s context, research question, types of variables and data collection methods</w:t>
+      </w:r>
+      <w:r>
+        <w:t xml:space="preserve"> </w:t>
+      </w:r>
+      <w:r>
+        <w:t xml:space="preserve">(Brown and Spillias 2026)</w:t>
+      </w:r>
+      <w:r>
+        <w:t xml:space="preserve">. The archaeological expertise you bring to writing this prompt can make a big difference to the quality and consistency of responses to this prompt</w:t>
       </w:r>
       <w:r>
         <w:t xml:space="preserve"> </w:t>
@@ -3739,15 +3676,6 @@
         </w:numPr>
         <w:pStyle w:val="Compact"/>
       </w:pPr>
-    </w:p>
-    <w:p>
-      <w:pPr>
-        <w:numPr>
-          <w:ilvl w:val="1"/>
-          <w:numId w:val="1003"/>
-        </w:numPr>
-        <w:pStyle w:val="Compact"/>
-      </w:pPr>
       <w:r>
         <w:t xml:space="preserve">include with the prompt the dataset, a narrative summary of the data or a synthetic version of the data generated by a local LLM. This is another form of context and will improve the quality of the model’s output</w:t>
       </w:r>
@@ -3769,17 +3697,17 @@
         </w:numPr>
         <w:pStyle w:val="Compact"/>
       </w:pPr>
-    </w:p>
-    <w:p>
-      <w:pPr>
-        <w:numPr>
-          <w:ilvl w:val="1"/>
-          <w:numId w:val="1004"/>
-        </w:numPr>
-        <w:pStyle w:val="Compact"/>
-      </w:pPr>
-      <w:r>
-        <w:t xml:space="preserve">include high-quality trustworthy reference materials, such as DOIs to exemplary studies similar to what you want to do, or technical methodological literature that describes relevant methods in detail. Use the agent to help you deeply search for this literature.</w:t>
+      <w:r>
+        <w:t xml:space="preserve">include high-quality trustworthy reference materials, such as DOIs to exemplary studies similar to what you want to do, or technical methodological literature that describes relevant methods in detail</w:t>
+      </w:r>
+      <w:r>
+        <w:t xml:space="preserve"> </w:t>
+      </w:r>
+      <w:r>
+        <w:t xml:space="preserve">(Brown and Spillias 2026)</w:t>
+      </w:r>
+      <w:r>
+        <w:t xml:space="preserve">. Use the agent to help you deeply search for this literature.</w:t>
       </w:r>
     </w:p>
     <w:p>
@@ -3790,15 +3718,6 @@
         </w:numPr>
         <w:pStyle w:val="Compact"/>
       </w:pPr>
-    </w:p>
-    <w:p>
-      <w:pPr>
-        <w:numPr>
-          <w:ilvl w:val="1"/>
-          <w:numId w:val="1005"/>
-        </w:numPr>
-        <w:pStyle w:val="Compact"/>
-      </w:pPr>
       <w:r>
         <w:t xml:space="preserve">include instructions for the model evaluate its code for correctness and completeness before stopping. This sets the agent to work in a loop: generate code -&gt; run it -&gt; test it -&gt; fix any errors -&gt; run it again -&gt; test it, etc. until your evaluation criteria have been satisfied. Specifying evaluation criteria and instructing the model to debug itself improves the accuracy of output</w:t>
       </w:r>
@@ -3976,15 +3895,7 @@
         <w:pStyle w:val="BodyText"/>
       </w:pPr>
       <w:r>
-        <w:t xml:space="preserve">We recommend three practices for responsible agentic AI use in archaeological data analysis: learn the research tools and standards, configure a harness with explicit permissions, and use tested skills and tools to research, plan, and analyze. Quarto makes the relationship between code and report inspectable, while Git records reviewed changes. Planning and verification remain part of the researcher’s work throughout.</w:t>
-      </w:r>
-    </w:p>
-    <w:p>
-      <w:pPr>
-        <w:pStyle w:val="BodyText"/>
-      </w:pPr>
-      <w:r>
-        <w:t xml:space="preserve">The practical result should be a documented analysis whose inputs, decisions, code, and outputs another researcher can examine. The agent may assist with each task, but the researcher must explain the methods, assess the evidence, and authorize release. These responsibilities define when the work is ready to share.</w:t>
+        <w:t xml:space="preserve">limitations from Brown… national academies report</w:t>
       </w:r>
     </w:p>
     <w:bookmarkEnd w:id="28"/>
@@ -4060,7 +3971,7 @@
       </w:r>
     </w:p>
     <w:bookmarkEnd w:id="32"/>
-    <w:bookmarkStart w:id="161" w:name="references"/>
+    <w:bookmarkStart w:id="157" w:name="references"/>
     <w:p>
       <w:pPr>
         <w:pStyle w:val="Heading1"/>
@@ -4069,41 +3980,8 @@
         <w:t xml:space="preserve">References</w:t>
       </w:r>
     </w:p>
-    <w:bookmarkStart w:id="159" w:name="refs"/>
-    <w:bookmarkStart w:id="34" w:name="ref-ZoteroMCP2026"/>
-    <w:p>
-      <w:pPr>
-        <w:pStyle w:val="Bibliography"/>
-      </w:pPr>
-      <w:r>
-        <w:t xml:space="preserve">54yyyu. Zotero</w:t>
-      </w:r>
-      <w:r>
-        <w:t xml:space="preserve"> </w:t>
-      </w:r>
-      <w:r>
-        <w:t xml:space="preserve">MCP</w:t>
-      </w:r>
-      <w:r>
-        <w:t xml:space="preserve">: Chat with Your Research Library.</w:t>
-      </w:r>
-      <w:r>
-        <w:t xml:space="preserve"> </w:t>
-      </w:r>
-      <w:hyperlink r:id="rId33">
-        <w:r>
-          <w:rPr>
-            <w:rStyle w:val="Hyperlink"/>
-          </w:rPr>
-          <w:t xml:space="preserve">https://github.com/54yyyu/zotero-mcp</w:t>
-        </w:r>
-      </w:hyperlink>
-      <w:r>
-        <w:t xml:space="preserve">, accessed September 18, 2026.</w:t>
-      </w:r>
-    </w:p>
-    <w:bookmarkEnd w:id="34"/>
-    <w:bookmarkStart w:id="36" w:name="ref-Abdurahman2025"/>
+    <w:bookmarkStart w:id="155" w:name="refs"/>
+    <w:bookmarkStart w:id="34" w:name="ref-Abdurahman2025"/>
     <w:p>
       <w:pPr>
         <w:pStyle w:val="Bibliography"/>
@@ -4142,7 +4020,7 @@
       <w:r>
         <w:t xml:space="preserve"> </w:t>
       </w:r>
-      <w:hyperlink r:id="rId35">
+      <w:hyperlink r:id="rId33">
         <w:r>
           <w:rPr>
             <w:rStyle w:val="Hyperlink"/>
@@ -4154,8 +4032,8 @@
         <w:t xml:space="preserve">.</w:t>
       </w:r>
     </w:p>
-    <w:bookmarkEnd w:id="36"/>
-    <w:bookmarkStart w:id="38" w:name="ref-Abramson2026"/>
+    <w:bookmarkEnd w:id="34"/>
+    <w:bookmarkStart w:id="36" w:name="ref-Abramson2026"/>
     <w:p>
       <w:pPr>
         <w:pStyle w:val="Bibliography"/>
@@ -4182,7 +4060,7 @@
       <w:r>
         <w:t xml:space="preserve"> </w:t>
       </w:r>
-      <w:hyperlink r:id="rId37">
+      <w:hyperlink r:id="rId35">
         <w:r>
           <w:rPr>
             <w:rStyle w:val="Hyperlink"/>
@@ -4194,8 +4072,8 @@
         <w:t xml:space="preserve">.</w:t>
       </w:r>
     </w:p>
-    <w:bookmarkEnd w:id="38"/>
-    <w:bookmarkStart w:id="40" w:name="ref-Anthropic2024"/>
+    <w:bookmarkEnd w:id="36"/>
+    <w:bookmarkStart w:id="38" w:name="ref-Anthropic2024"/>
     <w:p>
       <w:pPr>
         <w:pStyle w:val="Bibliography"/>
@@ -4215,7 +4093,7 @@
       <w:r>
         <w:t xml:space="preserve"> </w:t>
       </w:r>
-      <w:hyperlink r:id="rId39">
+      <w:hyperlink r:id="rId37">
         <w:r>
           <w:rPr>
             <w:rStyle w:val="Hyperlink"/>
@@ -4227,8 +4105,8 @@
         <w:t xml:space="preserve">, accessed September 16, 2026.</w:t>
       </w:r>
     </w:p>
-    <w:bookmarkEnd w:id="40"/>
-    <w:bookmarkStart w:id="42" w:name="ref-Anthropic2025Skills"/>
+    <w:bookmarkEnd w:id="38"/>
+    <w:bookmarkStart w:id="40" w:name="ref-Anthropic2025Skills"/>
     <w:p>
       <w:pPr>
         <w:pStyle w:val="Bibliography"/>
@@ -4248,7 +4126,7 @@
       <w:r>
         <w:t xml:space="preserve"> </w:t>
       </w:r>
-      <w:hyperlink r:id="rId41">
+      <w:hyperlink r:id="rId39">
         <w:r>
           <w:rPr>
             <w:rStyle w:val="Hyperlink"/>
@@ -4260,8 +4138,8 @@
         <w:t xml:space="preserve">, accessed September 16, 2026.</w:t>
       </w:r>
     </w:p>
-    <w:bookmarkEnd w:id="42"/>
-    <w:bookmarkStart w:id="44" w:name="ref-BeckBurri2024"/>
+    <w:bookmarkEnd w:id="40"/>
+    <w:bookmarkStart w:id="42" w:name="ref-BeckBurri2024"/>
     <w:p>
       <w:pPr>
         <w:pStyle w:val="Bibliography"/>
@@ -4272,7 +4150,7 @@
       <w:r>
         <w:t xml:space="preserve"> </w:t>
       </w:r>
-      <w:hyperlink r:id="rId43">
+      <w:hyperlink r:id="rId41">
         <w:r>
           <w:rPr>
             <w:rStyle w:val="Hyperlink"/>
@@ -4369,8 +4247,8 @@
         <w:t xml:space="preserve">, pp. 104–130. Edward Elgar Publishing.</w:t>
       </w:r>
     </w:p>
-    <w:bookmarkEnd w:id="44"/>
-    <w:bookmarkStart w:id="46" w:name="ref-Bertran2026"/>
+    <w:bookmarkEnd w:id="42"/>
+    <w:bookmarkStart w:id="44" w:name="ref-Bertran2026"/>
     <w:p>
       <w:pPr>
         <w:pStyle w:val="Bibliography"/>
@@ -4397,7 +4275,7 @@
       <w:r>
         <w:t xml:space="preserve"> </w:t>
       </w:r>
-      <w:hyperlink r:id="rId45">
+      <w:hyperlink r:id="rId43">
         <w:r>
           <w:rPr>
             <w:rStyle w:val="Hyperlink"/>
@@ -4409,8 +4287,8 @@
         <w:t xml:space="preserve">.</w:t>
       </w:r>
     </w:p>
-    <w:bookmarkEnd w:id="46"/>
-    <w:bookmarkStart w:id="48" w:name="ref-Blischak2016"/>
+    <w:bookmarkEnd w:id="44"/>
+    <w:bookmarkStart w:id="46" w:name="ref-Blischak2016"/>
     <w:p>
       <w:pPr>
         <w:pStyle w:val="Bibliography"/>
@@ -4458,7 +4336,7 @@
       <w:r>
         <w:t xml:space="preserve"> </w:t>
       </w:r>
-      <w:hyperlink r:id="rId47">
+      <w:hyperlink r:id="rId45">
         <w:r>
           <w:rPr>
             <w:rStyle w:val="Hyperlink"/>
@@ -4470,8 +4348,8 @@
         <w:t xml:space="preserve">.</w:t>
       </w:r>
     </w:p>
-    <w:bookmarkEnd w:id="48"/>
-    <w:bookmarkStart w:id="50" w:name="ref-Bridgeford2026"/>
+    <w:bookmarkEnd w:id="46"/>
+    <w:bookmarkStart w:id="48" w:name="ref-Bridgeford2026"/>
     <w:p>
       <w:pPr>
         <w:pStyle w:val="Bibliography"/>
@@ -4498,7 +4376,7 @@
       <w:r>
         <w:t xml:space="preserve"> </w:t>
       </w:r>
-      <w:hyperlink r:id="rId49">
+      <w:hyperlink r:id="rId47">
         <w:r>
           <w:rPr>
             <w:rStyle w:val="Hyperlink"/>
@@ -4510,8 +4388,8 @@
         <w:t xml:space="preserve">.</w:t>
       </w:r>
     </w:p>
-    <w:bookmarkEnd w:id="50"/>
-    <w:bookmarkStart w:id="52" w:name="ref-Brown2026local"/>
+    <w:bookmarkEnd w:id="48"/>
+    <w:bookmarkStart w:id="50" w:name="ref-Brown2026local"/>
     <w:p>
       <w:pPr>
         <w:pStyle w:val="Bibliography"/>
@@ -4531,7 +4409,7 @@
       <w:r>
         <w:t xml:space="preserve"> </w:t>
       </w:r>
-      <w:hyperlink r:id="rId51">
+      <w:hyperlink r:id="rId49">
         <w:r>
           <w:rPr>
             <w:rStyle w:val="Hyperlink"/>
@@ -4543,8 +4421,8 @@
         <w:t xml:space="preserve">, accessed September 18, 2026.</w:t>
       </w:r>
     </w:p>
-    <w:bookmarkEnd w:id="52"/>
-    <w:bookmarkStart w:id="54" w:name="ref-Brown2026book"/>
+    <w:bookmarkEnd w:id="50"/>
+    <w:bookmarkStart w:id="52" w:name="ref-Brown2026book"/>
     <w:p>
       <w:pPr>
         <w:pStyle w:val="Bibliography"/>
@@ -4567,7 +4445,7 @@
       <w:r>
         <w:t xml:space="preserve"> </w:t>
       </w:r>
-      <w:hyperlink r:id="rId53">
+      <w:hyperlink r:id="rId51">
         <w:r>
           <w:rPr>
             <w:rStyle w:val="Hyperlink"/>
@@ -4579,8 +4457,8 @@
         <w:t xml:space="preserve">, accessed September 18, 2026.</w:t>
       </w:r>
     </w:p>
-    <w:bookmarkEnd w:id="54"/>
-    <w:bookmarkStart w:id="56" w:name="ref-Brown2026a"/>
+    <w:bookmarkEnd w:id="52"/>
+    <w:bookmarkStart w:id="54" w:name="ref-Brown2026a"/>
     <w:p>
       <w:pPr>
         <w:pStyle w:val="Bibliography"/>
@@ -4607,7 +4485,7 @@
       <w:r>
         <w:t xml:space="preserve"> </w:t>
       </w:r>
-      <w:hyperlink r:id="rId55">
+      <w:hyperlink r:id="rId53">
         <w:r>
           <w:rPr>
             <w:rStyle w:val="Hyperlink"/>
@@ -4619,8 +4497,8 @@
         <w:t xml:space="preserve">.</w:t>
       </w:r>
     </w:p>
-    <w:bookmarkEnd w:id="56"/>
-    <w:bookmarkStart w:id="58" w:name="ref-Brown2026b"/>
+    <w:bookmarkEnd w:id="54"/>
+    <w:bookmarkStart w:id="56" w:name="ref-Brown2026b"/>
     <w:p>
       <w:pPr>
         <w:pStyle w:val="Bibliography"/>
@@ -4647,7 +4525,7 @@
       <w:r>
         <w:t xml:space="preserve"> </w:t>
       </w:r>
-      <w:hyperlink r:id="rId57">
+      <w:hyperlink r:id="rId55">
         <w:r>
           <w:rPr>
             <w:rStyle w:val="Hyperlink"/>
@@ -4659,8 +4537,8 @@
         <w:t xml:space="preserve">.</w:t>
       </w:r>
     </w:p>
-    <w:bookmarkEnd w:id="58"/>
-    <w:bookmarkStart w:id="60" w:name="ref-Campbell2024"/>
+    <w:bookmarkEnd w:id="56"/>
+    <w:bookmarkStart w:id="58" w:name="ref-Campbell2024"/>
     <w:p>
       <w:pPr>
         <w:pStyle w:val="Bibliography"/>
@@ -4687,7 +4565,7 @@
       <w:r>
         <w:t xml:space="preserve"> </w:t>
       </w:r>
-      <w:hyperlink r:id="rId59">
+      <w:hyperlink r:id="rId57">
         <w:r>
           <w:rPr>
             <w:rStyle w:val="Hyperlink"/>
@@ -4699,8 +4577,8 @@
         <w:t xml:space="preserve">.</w:t>
       </w:r>
     </w:p>
-    <w:bookmarkEnd w:id="60"/>
-    <w:bookmarkStart w:id="62" w:name="ref-Chen2023"/>
+    <w:bookmarkEnd w:id="58"/>
+    <w:bookmarkStart w:id="60" w:name="ref-Chen2023"/>
     <w:p>
       <w:pPr>
         <w:pStyle w:val="Bibliography"/>
@@ -4724,7 +4602,7 @@
       <w:r>
         <w:t xml:space="preserve"> </w:t>
       </w:r>
-      <w:hyperlink r:id="rId61">
+      <w:hyperlink r:id="rId59">
         <w:r>
           <w:rPr>
             <w:rStyle w:val="Hyperlink"/>
@@ -4736,8 +4614,8 @@
         <w:t xml:space="preserve">.</w:t>
       </w:r>
     </w:p>
-    <w:bookmarkEnd w:id="62"/>
-    <w:bookmarkStart w:id="64" w:name="ref-Cooper2024"/>
+    <w:bookmarkEnd w:id="60"/>
+    <w:bookmarkStart w:id="62" w:name="ref-Cooper2024"/>
     <w:p>
       <w:pPr>
         <w:pStyle w:val="Bibliography"/>
@@ -4764,7 +4642,7 @@
       <w:r>
         <w:t xml:space="preserve"> </w:t>
       </w:r>
-      <w:hyperlink r:id="rId63">
+      <w:hyperlink r:id="rId61">
         <w:r>
           <w:rPr>
             <w:rStyle w:val="Hyperlink"/>
@@ -4776,8 +4654,8 @@
         <w:t xml:space="preserve">.</w:t>
       </w:r>
     </w:p>
-    <w:bookmarkEnd w:id="64"/>
-    <w:bookmarkStart w:id="66" w:name="ref-DellAcqua2026"/>
+    <w:bookmarkEnd w:id="62"/>
+    <w:bookmarkStart w:id="64" w:name="ref-DellAcqua2026"/>
     <w:p>
       <w:pPr>
         <w:pStyle w:val="Bibliography"/>
@@ -4804,7 +4682,7 @@
       <w:r>
         <w:t xml:space="preserve"> </w:t>
       </w:r>
-      <w:hyperlink r:id="rId65">
+      <w:hyperlink r:id="rId63">
         <w:r>
           <w:rPr>
             <w:rStyle w:val="Hyperlink"/>
@@ -4816,8 +4694,8 @@
         <w:t xml:space="preserve">.</w:t>
       </w:r>
     </w:p>
-    <w:bookmarkEnd w:id="66"/>
-    <w:bookmarkStart w:id="68" w:name="ref-Dyck2026"/>
+    <w:bookmarkEnd w:id="64"/>
+    <w:bookmarkStart w:id="66" w:name="ref-Dyck2026"/>
     <w:p>
       <w:pPr>
         <w:pStyle w:val="Bibliography"/>
@@ -4844,7 +4722,7 @@
       <w:r>
         <w:t xml:space="preserve"> </w:t>
       </w:r>
-      <w:hyperlink r:id="rId67">
+      <w:hyperlink r:id="rId65">
         <w:r>
           <w:rPr>
             <w:rStyle w:val="Hyperlink"/>
@@ -4856,8 +4734,8 @@
         <w:t xml:space="preserve">.</w:t>
       </w:r>
     </w:p>
-    <w:bookmarkEnd w:id="68"/>
-    <w:bookmarkStart w:id="70" w:name="ref-Feuerriegel2024"/>
+    <w:bookmarkEnd w:id="66"/>
+    <w:bookmarkStart w:id="68" w:name="ref-Feuerriegel2024"/>
     <w:p>
       <w:pPr>
         <w:pStyle w:val="Bibliography"/>
@@ -4893,7 +4771,7 @@
       <w:r>
         <w:t xml:space="preserve"> </w:t>
       </w:r>
-      <w:hyperlink r:id="rId69">
+      <w:hyperlink r:id="rId67">
         <w:r>
           <w:rPr>
             <w:rStyle w:val="Hyperlink"/>
@@ -4905,8 +4783,8 @@
         <w:t xml:space="preserve">.</w:t>
       </w:r>
     </w:p>
-    <w:bookmarkEnd w:id="70"/>
-    <w:bookmarkStart w:id="72" w:name="ref-GildeZuniga2024"/>
+    <w:bookmarkEnd w:id="68"/>
+    <w:bookmarkStart w:id="70" w:name="ref-GildeZuniga2024"/>
     <w:p>
       <w:pPr>
         <w:pStyle w:val="Bibliography"/>
@@ -4942,7 +4820,7 @@
       <w:r>
         <w:t xml:space="preserve"> </w:t>
       </w:r>
-      <w:hyperlink r:id="rId71">
+      <w:hyperlink r:id="rId69">
         <w:r>
           <w:rPr>
             <w:rStyle w:val="Hyperlink"/>
@@ -4954,8 +4832,8 @@
         <w:t xml:space="preserve">.</w:t>
       </w:r>
     </w:p>
-    <w:bookmarkEnd w:id="72"/>
-    <w:bookmarkStart w:id="74" w:name="ref-Gilardi2023"/>
+    <w:bookmarkEnd w:id="70"/>
+    <w:bookmarkStart w:id="72" w:name="ref-Gilardi2023"/>
     <w:p>
       <w:pPr>
         <w:pStyle w:val="Bibliography"/>
@@ -4994,7 +4872,7 @@
       <w:r>
         <w:t xml:space="preserve"> </w:t>
       </w:r>
-      <w:hyperlink r:id="rId73">
+      <w:hyperlink r:id="rId71">
         <w:r>
           <w:rPr>
             <w:rStyle w:val="Hyperlink"/>
@@ -5006,8 +4884,8 @@
         <w:t xml:space="preserve">.</w:t>
       </w:r>
     </w:p>
-    <w:bookmarkEnd w:id="74"/>
-    <w:bookmarkStart w:id="76" w:name="ref-Gougherty2024"/>
+    <w:bookmarkEnd w:id="72"/>
+    <w:bookmarkStart w:id="74" w:name="ref-Gougherty2024"/>
     <w:p>
       <w:pPr>
         <w:pStyle w:val="Bibliography"/>
@@ -5055,7 +4933,7 @@
       <w:r>
         <w:t xml:space="preserve"> </w:t>
       </w:r>
-      <w:hyperlink r:id="rId75">
+      <w:hyperlink r:id="rId73">
         <w:r>
           <w:rPr>
             <w:rStyle w:val="Hyperlink"/>
@@ -5067,8 +4945,8 @@
         <w:t xml:space="preserve">.</w:t>
       </w:r>
     </w:p>
-    <w:bookmarkEnd w:id="76"/>
-    <w:bookmarkStart w:id="78" w:name="ref-Haase2026"/>
+    <w:bookmarkEnd w:id="74"/>
+    <w:bookmarkStart w:id="76" w:name="ref-Haase2026"/>
     <w:p>
       <w:pPr>
         <w:pStyle w:val="Bibliography"/>
@@ -5095,7 +4973,7 @@
       <w:r>
         <w:t xml:space="preserve"> </w:t>
       </w:r>
-      <w:hyperlink r:id="rId77">
+      <w:hyperlink r:id="rId75">
         <w:r>
           <w:rPr>
             <w:rStyle w:val="Hyperlink"/>
@@ -5107,8 +4985,8 @@
         <w:t xml:space="preserve">.</w:t>
       </w:r>
     </w:p>
-    <w:bookmarkEnd w:id="78"/>
-    <w:bookmarkStart w:id="80" w:name="ref-Hao2025"/>
+    <w:bookmarkEnd w:id="76"/>
+    <w:bookmarkStart w:id="78" w:name="ref-Hao2025"/>
     <w:p>
       <w:pPr>
         <w:pStyle w:val="Bibliography"/>
@@ -5144,7 +5022,7 @@
       <w:r>
         <w:t xml:space="preserve"> </w:t>
       </w:r>
-      <w:hyperlink r:id="rId79">
+      <w:hyperlink r:id="rId77">
         <w:r>
           <w:rPr>
             <w:rStyle w:val="Hyperlink"/>
@@ -5156,8 +5034,8 @@
         <w:t xml:space="preserve">.</w:t>
       </w:r>
     </w:p>
-    <w:bookmarkEnd w:id="80"/>
-    <w:bookmarkStart w:id="82" w:name="ref-Hariri2025"/>
+    <w:bookmarkEnd w:id="78"/>
+    <w:bookmarkStart w:id="80" w:name="ref-Hariri2025"/>
     <w:p>
       <w:pPr>
         <w:pStyle w:val="Bibliography"/>
@@ -5168,7 +5046,7 @@
       <w:r>
         <w:t xml:space="preserve"> </w:t>
       </w:r>
-      <w:hyperlink r:id="rId81">
+      <w:hyperlink r:id="rId79">
         <w:r>
           <w:rPr>
             <w:rStyle w:val="Hyperlink"/>
@@ -5193,8 +5071,8 @@
         <w:t xml:space="preserve">, pp. 83–97. Lecture Notes in Computer Science. Springer Nature Switzerland.</w:t>
       </w:r>
     </w:p>
-    <w:bookmarkEnd w:id="82"/>
-    <w:bookmarkStart w:id="84" w:name="ref-Hou2025"/>
+    <w:bookmarkEnd w:id="80"/>
+    <w:bookmarkStart w:id="82" w:name="ref-Hou2025"/>
     <w:p>
       <w:pPr>
         <w:pStyle w:val="Bibliography"/>
@@ -5230,7 +5108,7 @@
       <w:r>
         <w:t xml:space="preserve"> </w:t>
       </w:r>
-      <w:hyperlink r:id="rId83">
+      <w:hyperlink r:id="rId81">
         <w:r>
           <w:rPr>
             <w:rStyle w:val="Hyperlink"/>
@@ -5242,8 +5120,8 @@
         <w:t xml:space="preserve">.</w:t>
       </w:r>
     </w:p>
-    <w:bookmarkEnd w:id="84"/>
-    <w:bookmarkStart w:id="86" w:name="ref-Jansen2025"/>
+    <w:bookmarkEnd w:id="82"/>
+    <w:bookmarkStart w:id="84" w:name="ref-Jansen2025"/>
     <w:p>
       <w:pPr>
         <w:pStyle w:val="Bibliography"/>
@@ -5270,7 +5148,7 @@
       <w:r>
         <w:t xml:space="preserve"> </w:t>
       </w:r>
-      <w:hyperlink r:id="rId85">
+      <w:hyperlink r:id="rId83">
         <w:r>
           <w:rPr>
             <w:rStyle w:val="Hyperlink"/>
@@ -5282,8 +5160,8 @@
         <w:t xml:space="preserve">.</w:t>
       </w:r>
     </w:p>
-    <w:bookmarkEnd w:id="86"/>
-    <w:bookmarkStart w:id="88" w:name="ref-JohnsonEberl2026"/>
+    <w:bookmarkEnd w:id="84"/>
+    <w:bookmarkStart w:id="86" w:name="ref-JohnsonEberl2026"/>
     <w:p>
       <w:pPr>
         <w:pStyle w:val="Bibliography"/>
@@ -5310,7 +5188,7 @@
       <w:r>
         <w:t xml:space="preserve"> </w:t>
       </w:r>
-      <w:hyperlink r:id="rId87">
+      <w:hyperlink r:id="rId85">
         <w:r>
           <w:rPr>
             <w:rStyle w:val="Hyperlink"/>
@@ -5322,8 +5200,8 @@
         <w:t xml:space="preserve">.</w:t>
       </w:r>
     </w:p>
-    <w:bookmarkEnd w:id="88"/>
-    <w:bookmarkStart w:id="90" w:name="ref-Johnson2024"/>
+    <w:bookmarkEnd w:id="86"/>
+    <w:bookmarkStart w:id="88" w:name="ref-Johnson2024"/>
     <w:p>
       <w:pPr>
         <w:pStyle w:val="Bibliography"/>
@@ -5362,7 +5240,7 @@
       <w:r>
         <w:t xml:space="preserve"> </w:t>
       </w:r>
-      <w:hyperlink r:id="rId89">
+      <w:hyperlink r:id="rId87">
         <w:r>
           <w:rPr>
             <w:rStyle w:val="Hyperlink"/>
@@ -5374,8 +5252,8 @@
         <w:t xml:space="preserve">.</w:t>
       </w:r>
     </w:p>
-    <w:bookmarkEnd w:id="90"/>
-    <w:bookmarkStart w:id="92" w:name="ref-Jonker2024"/>
+    <w:bookmarkEnd w:id="88"/>
+    <w:bookmarkStart w:id="90" w:name="ref-Jonker2024"/>
     <w:p>
       <w:pPr>
         <w:pStyle w:val="Bibliography"/>
@@ -5386,7 +5264,7 @@
       <w:r>
         <w:t xml:space="preserve"> </w:t>
       </w:r>
-      <w:hyperlink r:id="rId91">
+      <w:hyperlink r:id="rId89">
         <w:r>
           <w:rPr>
             <w:rStyle w:val="Hyperlink"/>
@@ -5435,8 +5313,8 @@
         <w:t xml:space="preserve">, pp. 188–204. Edward Elgar Publishing.</w:t>
       </w:r>
     </w:p>
-    <w:bookmarkEnd w:id="92"/>
-    <w:bookmarkStart w:id="94" w:name="ref-Kansa2026"/>
+    <w:bookmarkEnd w:id="90"/>
+    <w:bookmarkStart w:id="92" w:name="ref-Kansa2026"/>
     <w:p>
       <w:pPr>
         <w:pStyle w:val="Bibliography"/>
@@ -5472,7 +5350,7 @@
       <w:r>
         <w:t xml:space="preserve"> </w:t>
       </w:r>
-      <w:hyperlink r:id="rId93">
+      <w:hyperlink r:id="rId91">
         <w:r>
           <w:rPr>
             <w:rStyle w:val="Hyperlink"/>
@@ -5484,8 +5362,8 @@
         <w:t xml:space="preserve">.</w:t>
       </w:r>
     </w:p>
-    <w:bookmarkEnd w:id="94"/>
-    <w:bookmarkStart w:id="96" w:name="ref-Korinek2023"/>
+    <w:bookmarkEnd w:id="92"/>
+    <w:bookmarkStart w:id="94" w:name="ref-Korinek2023"/>
     <w:p>
       <w:pPr>
         <w:pStyle w:val="Bibliography"/>
@@ -5512,7 +5390,7 @@
       <w:r>
         <w:t xml:space="preserve"> </w:t>
       </w:r>
-      <w:hyperlink r:id="rId95">
+      <w:hyperlink r:id="rId93">
         <w:r>
           <w:rPr>
             <w:rStyle w:val="Hyperlink"/>
@@ -5524,8 +5402,8 @@
         <w:t xml:space="preserve">.</w:t>
       </w:r>
     </w:p>
-    <w:bookmarkEnd w:id="96"/>
-    <w:bookmarkStart w:id="98" w:name="ref-Korinek2025"/>
+    <w:bookmarkEnd w:id="94"/>
+    <w:bookmarkStart w:id="96" w:name="ref-Korinek2025"/>
     <w:p>
       <w:pPr>
         <w:pStyle w:val="Bibliography"/>
@@ -5536,7 +5414,7 @@
       <w:r>
         <w:t xml:space="preserve"> </w:t>
       </w:r>
-      <w:hyperlink r:id="rId97">
+      <w:hyperlink r:id="rId95">
         <w:r>
           <w:rPr>
             <w:rStyle w:val="Hyperlink"/>
@@ -5566,8 +5444,8 @@
         <w:t xml:space="preserve">. National Bureau of Economic Research.</w:t>
       </w:r>
     </w:p>
-    <w:bookmarkEnd w:id="98"/>
-    <w:bookmarkStart w:id="100" w:name="ref-Moorthy2026"/>
+    <w:bookmarkEnd w:id="96"/>
+    <w:bookmarkStart w:id="98" w:name="ref-Moorthy2026"/>
     <w:p>
       <w:pPr>
         <w:pStyle w:val="Bibliography"/>
@@ -5612,7 +5490,7 @@
       <w:r>
         <w:t xml:space="preserve"> </w:t>
       </w:r>
-      <w:hyperlink r:id="rId99">
+      <w:hyperlink r:id="rId97">
         <w:r>
           <w:rPr>
             <w:rStyle w:val="Hyperlink"/>
@@ -5624,8 +5502,8 @@
         <w:t xml:space="preserve">.</w:t>
       </w:r>
     </w:p>
-    <w:bookmarkEnd w:id="100"/>
-    <w:bookmarkStart w:id="102" w:name="ref-Laban2025"/>
+    <w:bookmarkEnd w:id="98"/>
+    <w:bookmarkStart w:id="100" w:name="ref-Laban2025"/>
     <w:p>
       <w:pPr>
         <w:pStyle w:val="Bibliography"/>
@@ -5661,7 +5539,7 @@
       <w:r>
         <w:t xml:space="preserve"> </w:t>
       </w:r>
-      <w:hyperlink r:id="rId101">
+      <w:hyperlink r:id="rId99">
         <w:r>
           <w:rPr>
             <w:rStyle w:val="Hyperlink"/>
@@ -5673,8 +5551,8 @@
         <w:t xml:space="preserve">.</w:t>
       </w:r>
     </w:p>
-    <w:bookmarkEnd w:id="102"/>
-    <w:bookmarkStart w:id="104" w:name="ref-Leung2023"/>
+    <w:bookmarkEnd w:id="100"/>
+    <w:bookmarkStart w:id="102" w:name="ref-Leung2023"/>
     <w:p>
       <w:pPr>
         <w:pStyle w:val="Bibliography"/>
@@ -5701,7 +5579,7 @@
       <w:r>
         <w:t xml:space="preserve"> </w:t>
       </w:r>
-      <w:hyperlink r:id="rId103">
+      <w:hyperlink r:id="rId101">
         <w:r>
           <w:rPr>
             <w:rStyle w:val="Hyperlink"/>
@@ -5713,8 +5591,8 @@
         <w:t xml:space="preserve">.</w:t>
       </w:r>
     </w:p>
-    <w:bookmarkEnd w:id="104"/>
-    <w:bookmarkStart w:id="106" w:name="ref-Lu2026"/>
+    <w:bookmarkEnd w:id="102"/>
+    <w:bookmarkStart w:id="104" w:name="ref-Lu2026"/>
     <w:p>
       <w:pPr>
         <w:pStyle w:val="Bibliography"/>
@@ -5753,7 +5631,7 @@
       <w:r>
         <w:t xml:space="preserve"> </w:t>
       </w:r>
-      <w:hyperlink r:id="rId105">
+      <w:hyperlink r:id="rId103">
         <w:r>
           <w:rPr>
             <w:rStyle w:val="Hyperlink"/>
@@ -5765,8 +5643,8 @@
         <w:t xml:space="preserve">.</w:t>
       </w:r>
     </w:p>
-    <w:bookmarkEnd w:id="106"/>
-    <w:bookmarkStart w:id="108" w:name="ref-Luccioni2024"/>
+    <w:bookmarkEnd w:id="104"/>
+    <w:bookmarkStart w:id="106" w:name="ref-Luccioni2024"/>
     <w:p>
       <w:pPr>
         <w:pStyle w:val="Bibliography"/>
@@ -5777,7 +5655,7 @@
       <w:r>
         <w:t xml:space="preserve"> </w:t>
       </w:r>
-      <w:hyperlink r:id="rId107">
+      <w:hyperlink r:id="rId105">
         <w:r>
           <w:rPr>
             <w:rStyle w:val="Hyperlink"/>
@@ -5813,8 +5691,8 @@
         <w:t xml:space="preserve">, pp. 85–99.</w:t>
       </w:r>
     </w:p>
-    <w:bookmarkEnd w:id="108"/>
-    <w:bookmarkStart w:id="110" w:name="ref-Marwick2017"/>
+    <w:bookmarkEnd w:id="106"/>
+    <w:bookmarkStart w:id="108" w:name="ref-Marwick2017"/>
     <w:p>
       <w:pPr>
         <w:pStyle w:val="Bibliography"/>
@@ -5841,7 +5719,7 @@
       <w:r>
         <w:t xml:space="preserve"> </w:t>
       </w:r>
-      <w:hyperlink r:id="rId109">
+      <w:hyperlink r:id="rId107">
         <w:r>
           <w:rPr>
             <w:rStyle w:val="Hyperlink"/>
@@ -5853,8 +5731,8 @@
         <w:t xml:space="preserve">.</w:t>
       </w:r>
     </w:p>
-    <w:bookmarkEnd w:id="110"/>
-    <w:bookmarkStart w:id="112" w:name="ref-Messeri2024"/>
+    <w:bookmarkEnd w:id="108"/>
+    <w:bookmarkStart w:id="110" w:name="ref-Messeri2024"/>
     <w:p>
       <w:pPr>
         <w:pStyle w:val="Bibliography"/>
@@ -5881,7 +5759,7 @@
       <w:r>
         <w:t xml:space="preserve"> </w:t>
       </w:r>
-      <w:hyperlink r:id="rId111">
+      <w:hyperlink r:id="rId109">
         <w:r>
           <w:rPr>
             <w:rStyle w:val="Hyperlink"/>
@@ -5893,8 +5771,8 @@
         <w:t xml:space="preserve">.</w:t>
       </w:r>
     </w:p>
-    <w:bookmarkEnd w:id="112"/>
-    <w:bookmarkStart w:id="114" w:name="ref-Monakhov2026"/>
+    <w:bookmarkEnd w:id="110"/>
+    <w:bookmarkStart w:id="112" w:name="ref-Monakhov2026"/>
     <w:p>
       <w:pPr>
         <w:pStyle w:val="Bibliography"/>
@@ -5905,7 +5783,7 @@
       <w:r>
         <w:t xml:space="preserve"> </w:t>
       </w:r>
-      <w:hyperlink r:id="rId113">
+      <w:hyperlink r:id="rId111">
         <w:r>
           <w:rPr>
             <w:rStyle w:val="Hyperlink"/>
@@ -5941,8 +5819,8 @@
         <w:t xml:space="preserve">. Elsevier BV.</w:t>
       </w:r>
     </w:p>
-    <w:bookmarkEnd w:id="114"/>
-    <w:bookmarkStart w:id="116" w:name="ref-Nejjar2025"/>
+    <w:bookmarkEnd w:id="112"/>
+    <w:bookmarkStart w:id="114" w:name="ref-Nejjar2025"/>
     <w:p>
       <w:pPr>
         <w:pStyle w:val="Bibliography"/>
@@ -5978,7 +5856,7 @@
       <w:r>
         <w:t xml:space="preserve"> </w:t>
       </w:r>
-      <w:hyperlink r:id="rId115">
+      <w:hyperlink r:id="rId113">
         <w:r>
           <w:rPr>
             <w:rStyle w:val="Hyperlink"/>
@@ -5990,20 +5868,20 @@
         <w:t xml:space="preserve">.</w:t>
       </w:r>
     </w:p>
-    <w:bookmarkEnd w:id="116"/>
-    <w:bookmarkStart w:id="118" w:name="ref-OpenCodeRules2026"/>
+    <w:bookmarkEnd w:id="114"/>
+    <w:bookmarkStart w:id="116" w:name="ref-QuartoDocs2026"/>
     <w:p>
       <w:pPr>
         <w:pStyle w:val="Bibliography"/>
       </w:pPr>
       <w:r>
-        <w:t xml:space="preserve">OpenCode.</w:t>
-      </w:r>
-      <w:r>
-        <w:t xml:space="preserve"> </w:t>
-      </w:r>
-      <w:r>
-        <w:t xml:space="preserve">Rules</w:t>
+        <w:t xml:space="preserve">Quarto.</w:t>
+      </w:r>
+      <w:r>
+        <w:t xml:space="preserve"> </w:t>
+      </w:r>
+      <w:r>
+        <w:t xml:space="preserve">Tutorial: Hello, Quarto</w:t>
       </w:r>
       <w:r>
         <w:t xml:space="preserve">.</w:t>
@@ -6011,40 +5889,7 @@
       <w:r>
         <w:t xml:space="preserve"> </w:t>
       </w:r>
-      <w:hyperlink r:id="rId117">
-        <w:r>
-          <w:rPr>
-            <w:rStyle w:val="Hyperlink"/>
-          </w:rPr>
-          <w:t xml:space="preserve">https://opencode.ai/docs/rules/</w:t>
-        </w:r>
-      </w:hyperlink>
-      <w:r>
-        <w:t xml:space="preserve">, accessed September 17, 2026.</w:t>
-      </w:r>
-    </w:p>
-    <w:bookmarkEnd w:id="118"/>
-    <w:bookmarkStart w:id="120" w:name="ref-QuartoDocs2026"/>
-    <w:p>
-      <w:pPr>
-        <w:pStyle w:val="Bibliography"/>
-      </w:pPr>
-      <w:r>
-        <w:t xml:space="preserve">Quarto.</w:t>
-      </w:r>
-      <w:r>
-        <w:t xml:space="preserve"> </w:t>
-      </w:r>
-      <w:r>
-        <w:t xml:space="preserve">Tutorial: Hello, Quarto</w:t>
-      </w:r>
-      <w:r>
-        <w:t xml:space="preserve">.</w:t>
-      </w:r>
-      <w:r>
-        <w:t xml:space="preserve"> </w:t>
-      </w:r>
-      <w:hyperlink r:id="rId119">
+      <w:hyperlink r:id="rId115">
         <w:r>
           <w:rPr>
             <w:rStyle w:val="Hyperlink"/>
@@ -6056,8 +5901,8 @@
         <w:t xml:space="preserve">, accessed September 17, 2026.</w:t>
       </w:r>
     </w:p>
-    <w:bookmarkEnd w:id="120"/>
-    <w:bookmarkStart w:id="122" w:name="ref-Ram2013"/>
+    <w:bookmarkEnd w:id="116"/>
+    <w:bookmarkStart w:id="118" w:name="ref-Ram2013"/>
     <w:p>
       <w:pPr>
         <w:pStyle w:val="Bibliography"/>
@@ -6084,7 +5929,7 @@
       <w:r>
         <w:t xml:space="preserve"> </w:t>
       </w:r>
-      <w:hyperlink r:id="rId121">
+      <w:hyperlink r:id="rId117">
         <w:r>
           <w:rPr>
             <w:rStyle w:val="Hyperlink"/>
@@ -6096,8 +5941,8 @@
         <w:t xml:space="preserve">.</w:t>
       </w:r>
     </w:p>
-    <w:bookmarkEnd w:id="122"/>
-    <w:bookmarkStart w:id="124" w:name="ref-Scheepens2024"/>
+    <w:bookmarkEnd w:id="118"/>
+    <w:bookmarkStart w:id="120" w:name="ref-Scheepens2024"/>
     <w:p>
       <w:pPr>
         <w:pStyle w:val="Bibliography"/>
@@ -6136,7 +5981,7 @@
       <w:r>
         <w:t xml:space="preserve"> </w:t>
       </w:r>
-      <w:hyperlink r:id="rId123">
+      <w:hyperlink r:id="rId119">
         <w:r>
           <w:rPr>
             <w:rStyle w:val="Hyperlink"/>
@@ -6148,8 +5993,8 @@
         <w:t xml:space="preserve">.</w:t>
       </w:r>
     </w:p>
-    <w:bookmarkEnd w:id="124"/>
-    <w:bookmarkStart w:id="126" w:name="ref-Schweinberger2026privacy"/>
+    <w:bookmarkEnd w:id="120"/>
+    <w:bookmarkStart w:id="122" w:name="ref-Schweinberger2026privacy"/>
     <w:p>
       <w:pPr>
         <w:pStyle w:val="Bibliography"/>
@@ -6178,7 +6023,7 @@
       <w:r>
         <w:t xml:space="preserve"> </w:t>
       </w:r>
-      <w:hyperlink r:id="rId125">
+      <w:hyperlink r:id="rId121">
         <w:r>
           <w:rPr>
             <w:rStyle w:val="Hyperlink"/>
@@ -6190,8 +6035,8 @@
         <w:t xml:space="preserve">, accessed September 18, 2026.</w:t>
       </w:r>
     </w:p>
-    <w:bookmarkEnd w:id="126"/>
-    <w:bookmarkStart w:id="128" w:name="ref-Shaikhon2025"/>
+    <w:bookmarkEnd w:id="122"/>
+    <w:bookmarkStart w:id="124" w:name="ref-Shaikhon2025"/>
     <w:p>
       <w:pPr>
         <w:pStyle w:val="Bibliography"/>
@@ -6218,7 +6063,7 @@
       <w:r>
         <w:t xml:space="preserve"> </w:t>
       </w:r>
-      <w:hyperlink r:id="rId127">
+      <w:hyperlink r:id="rId123">
         <w:r>
           <w:rPr>
             <w:rStyle w:val="Hyperlink"/>
@@ -6230,8 +6075,8 @@
         <w:t xml:space="preserve">.</w:t>
       </w:r>
     </w:p>
-    <w:bookmarkEnd w:id="128"/>
-    <w:bookmarkStart w:id="130" w:name="ref-Spillias2025"/>
+    <w:bookmarkEnd w:id="124"/>
+    <w:bookmarkStart w:id="126" w:name="ref-Spillias2025"/>
     <w:p>
       <w:pPr>
         <w:pStyle w:val="Bibliography"/>
@@ -6267,7 +6112,7 @@
       <w:r>
         <w:t xml:space="preserve"> </w:t>
       </w:r>
-      <w:hyperlink r:id="rId129">
+      <w:hyperlink r:id="rId125">
         <w:r>
           <w:rPr>
             <w:rStyle w:val="Hyperlink"/>
@@ -6279,8 +6124,8 @@
         <w:t xml:space="preserve">.</w:t>
       </w:r>
     </w:p>
-    <w:bookmarkEnd w:id="130"/>
-    <w:bookmarkStart w:id="132" w:name="ref-Syme2026"/>
+    <w:bookmarkEnd w:id="126"/>
+    <w:bookmarkStart w:id="128" w:name="ref-Syme2026"/>
     <w:p>
       <w:pPr>
         <w:pStyle w:val="Bibliography"/>
@@ -6307,7 +6152,7 @@
       <w:r>
         <w:t xml:space="preserve"> </w:t>
       </w:r>
-      <w:hyperlink r:id="rId131">
+      <w:hyperlink r:id="rId127">
         <w:r>
           <w:rPr>
             <w:rStyle w:val="Hyperlink"/>
@@ -6319,8 +6164,8 @@
         <w:t xml:space="preserve">.</w:t>
       </w:r>
     </w:p>
-    <w:bookmarkEnd w:id="132"/>
-    <w:bookmarkStart w:id="134" w:name="ref-Taylor2023"/>
+    <w:bookmarkEnd w:id="128"/>
+    <w:bookmarkStart w:id="130" w:name="ref-Taylor2023"/>
     <w:p>
       <w:pPr>
         <w:pStyle w:val="Bibliography"/>
@@ -6331,7 +6176,7 @@
       <w:r>
         <w:t xml:space="preserve"> </w:t>
       </w:r>
-      <w:hyperlink r:id="rId133">
+      <w:hyperlink r:id="rId129">
         <w:r>
           <w:rPr>
             <w:rStyle w:val="Hyperlink"/>
@@ -6380,8 +6225,8 @@
         <w:t xml:space="preserve">. IOS Press.</w:t>
       </w:r>
     </w:p>
-    <w:bookmarkEnd w:id="134"/>
-    <w:bookmarkStart w:id="136" w:name="ref-Tenzer2024"/>
+    <w:bookmarkEnd w:id="130"/>
+    <w:bookmarkStart w:id="132" w:name="ref-Tenzer2024"/>
     <w:p>
       <w:pPr>
         <w:pStyle w:val="Bibliography"/>
@@ -6417,7 +6262,7 @@
       <w:r>
         <w:t xml:space="preserve"> </w:t>
       </w:r>
-      <w:hyperlink r:id="rId135">
+      <w:hyperlink r:id="rId131">
         <w:r>
           <w:rPr>
             <w:rStyle w:val="Hyperlink"/>
@@ -6429,8 +6274,8 @@
         <w:t xml:space="preserve">.</w:t>
       </w:r>
     </w:p>
-    <w:bookmarkEnd w:id="136"/>
-    <w:bookmarkStart w:id="138" w:name="ref-Walters2023"/>
+    <w:bookmarkEnd w:id="132"/>
+    <w:bookmarkStart w:id="134" w:name="ref-Walters2023"/>
     <w:p>
       <w:pPr>
         <w:pStyle w:val="Bibliography"/>
@@ -6466,7 +6311,7 @@
       <w:r>
         <w:t xml:space="preserve"> </w:t>
       </w:r>
-      <w:hyperlink r:id="rId137">
+      <w:hyperlink r:id="rId133">
         <w:r>
           <w:rPr>
             <w:rStyle w:val="Hyperlink"/>
@@ -6478,8 +6323,8 @@
         <w:t xml:space="preserve">.</w:t>
       </w:r>
     </w:p>
-    <w:bookmarkEnd w:id="138"/>
-    <w:bookmarkStart w:id="140" w:name="ref-Wickham2019"/>
+    <w:bookmarkEnd w:id="134"/>
+    <w:bookmarkStart w:id="136" w:name="ref-Wickham2019"/>
     <w:p>
       <w:pPr>
         <w:pStyle w:val="Bibliography"/>
@@ -6515,7 +6360,7 @@
       <w:r>
         <w:t xml:space="preserve"> </w:t>
       </w:r>
-      <w:hyperlink r:id="rId139">
+      <w:hyperlink r:id="rId135">
         <w:r>
           <w:rPr>
             <w:rStyle w:val="Hyperlink"/>
@@ -6527,8 +6372,8 @@
         <w:t xml:space="preserve">.</w:t>
       </w:r>
     </w:p>
-    <w:bookmarkEnd w:id="140"/>
-    <w:bookmarkStart w:id="142" w:name="ref-Wiest2024"/>
+    <w:bookmarkEnd w:id="136"/>
+    <w:bookmarkStart w:id="138" w:name="ref-Wiest2024"/>
     <w:p>
       <w:pPr>
         <w:pStyle w:val="Bibliography"/>
@@ -6564,7 +6409,7 @@
       <w:r>
         <w:t xml:space="preserve"> </w:t>
       </w:r>
-      <w:hyperlink r:id="rId141">
+      <w:hyperlink r:id="rId137">
         <w:r>
           <w:rPr>
             <w:rStyle w:val="Hyperlink"/>
@@ -6576,8 +6421,8 @@
         <w:t xml:space="preserve">.</w:t>
       </w:r>
     </w:p>
-    <w:bookmarkEnd w:id="142"/>
-    <w:bookmarkStart w:id="144" w:name="ref-Wilson2014"/>
+    <w:bookmarkEnd w:id="138"/>
+    <w:bookmarkStart w:id="140" w:name="ref-Wilson2014"/>
     <w:p>
       <w:pPr>
         <w:pStyle w:val="Bibliography"/>
@@ -6613,7 +6458,7 @@
       <w:r>
         <w:t xml:space="preserve"> </w:t>
       </w:r>
-      <w:hyperlink r:id="rId143">
+      <w:hyperlink r:id="rId139">
         <w:r>
           <w:rPr>
             <w:rStyle w:val="Hyperlink"/>
@@ -6625,8 +6470,8 @@
         <w:t xml:space="preserve">.</w:t>
       </w:r>
     </w:p>
-    <w:bookmarkEnd w:id="144"/>
-    <w:bookmarkStart w:id="146" w:name="ref-Xu2026"/>
+    <w:bookmarkEnd w:id="140"/>
+    <w:bookmarkStart w:id="142" w:name="ref-Xu2026"/>
     <w:p>
       <w:pPr>
         <w:pStyle w:val="Bibliography"/>
@@ -6671,7 +6516,7 @@
       <w:r>
         <w:t xml:space="preserve"> </w:t>
       </w:r>
-      <w:hyperlink r:id="rId145">
+      <w:hyperlink r:id="rId141">
         <w:r>
           <w:rPr>
             <w:rStyle w:val="Hyperlink"/>
@@ -6683,8 +6528,8 @@
         <w:t xml:space="preserve">.</w:t>
       </w:r>
     </w:p>
-    <w:bookmarkEnd w:id="146"/>
-    <w:bookmarkStart w:id="148" w:name="ref-ZamfirescuPereira2023"/>
+    <w:bookmarkEnd w:id="142"/>
+    <w:bookmarkStart w:id="144" w:name="ref-ZamfirescuPereira2023"/>
     <w:p>
       <w:pPr>
         <w:pStyle w:val="Bibliography"/>
@@ -6695,7 +6540,7 @@
       <w:r>
         <w:t xml:space="preserve"> </w:t>
       </w:r>
-      <w:hyperlink r:id="rId147">
+      <w:hyperlink r:id="rId143">
         <w:r>
           <w:rPr>
             <w:rStyle w:val="Hyperlink"/>
@@ -6707,8 +6552,8 @@
         <w:t xml:space="preserve">, New York, NY, USA.</w:t>
       </w:r>
     </w:p>
-    <w:bookmarkEnd w:id="148"/>
-    <w:bookmarkStart w:id="150" w:name="ref-Zanzotto2019"/>
+    <w:bookmarkEnd w:id="144"/>
+    <w:bookmarkStart w:id="146" w:name="ref-Zanzotto2019"/>
     <w:p>
       <w:pPr>
         <w:pStyle w:val="Bibliography"/>
@@ -6744,7 +6589,7 @@
       <w:r>
         <w:t xml:space="preserve"> </w:t>
       </w:r>
-      <w:hyperlink r:id="rId149">
+      <w:hyperlink r:id="rId145">
         <w:r>
           <w:rPr>
             <w:rStyle w:val="Hyperlink"/>
@@ -6756,8 +6601,8 @@
         <w:t xml:space="preserve">.</w:t>
       </w:r>
     </w:p>
-    <w:bookmarkEnd w:id="150"/>
-    <w:bookmarkStart w:id="152" w:name="ref-Zhang2025"/>
+    <w:bookmarkEnd w:id="146"/>
+    <w:bookmarkStart w:id="148" w:name="ref-Zhang2025"/>
     <w:p>
       <w:pPr>
         <w:pStyle w:val="Bibliography"/>
@@ -6793,7 +6638,7 @@
       <w:r>
         <w:t xml:space="preserve"> </w:t>
       </w:r>
-      <w:hyperlink r:id="rId151">
+      <w:hyperlink r:id="rId147">
         <w:r>
           <w:rPr>
             <w:rStyle w:val="Hyperlink"/>
@@ -6805,8 +6650,8 @@
         <w:t xml:space="preserve">.</w:t>
       </w:r>
     </w:p>
-    <w:bookmarkEnd w:id="152"/>
-    <w:bookmarkStart w:id="154" w:name="ref-Zheng2024"/>
+    <w:bookmarkEnd w:id="148"/>
+    <w:bookmarkStart w:id="150" w:name="ref-Zheng2024"/>
     <w:p>
       <w:pPr>
         <w:pStyle w:val="Bibliography"/>
@@ -6830,7 +6675,7 @@
       <w:r>
         <w:t xml:space="preserve"> </w:t>
       </w:r>
-      <w:hyperlink r:id="rId153">
+      <w:hyperlink r:id="rId149">
         <w:r>
           <w:rPr>
             <w:rStyle w:val="Hyperlink"/>
@@ -6842,8 +6687,8 @@
         <w:t xml:space="preserve">.</w:t>
       </w:r>
     </w:p>
-    <w:bookmarkEnd w:id="154"/>
-    <w:bookmarkStart w:id="156" w:name="ref-Ziems2024"/>
+    <w:bookmarkEnd w:id="150"/>
+    <w:bookmarkStart w:id="152" w:name="ref-Ziems2024"/>
     <w:p>
       <w:pPr>
         <w:pStyle w:val="Bibliography"/>
@@ -6870,7 +6715,7 @@
       <w:r>
         <w:t xml:space="preserve"> </w:t>
       </w:r>
-      <w:hyperlink r:id="rId155">
+      <w:hyperlink r:id="rId151">
         <w:r>
           <w:rPr>
             <w:rStyle w:val="Hyperlink"/>
@@ -6882,8 +6727,8 @@
         <w:t xml:space="preserve">.</w:t>
       </w:r>
     </w:p>
-    <w:bookmarkEnd w:id="156"/>
-    <w:bookmarkStart w:id="158" w:name="ref-Zimmer2026"/>
+    <w:bookmarkEnd w:id="152"/>
+    <w:bookmarkStart w:id="154" w:name="ref-Zimmer2026"/>
     <w:p>
       <w:pPr>
         <w:pStyle w:val="Bibliography"/>
@@ -6907,7 +6752,7 @@
       <w:r>
         <w:t xml:space="preserve"> </w:t>
       </w:r>
-      <w:hyperlink r:id="rId157">
+      <w:hyperlink r:id="rId153">
         <w:r>
           <w:rPr>
             <w:rStyle w:val="Hyperlink"/>
@@ -6919,14 +6764,14 @@
         <w:t xml:space="preserve">.</w:t>
       </w:r>
     </w:p>
-    <w:bookmarkEnd w:id="158"/>
-    <w:bookmarkEnd w:id="159"/>
+    <w:bookmarkEnd w:id="154"/>
+    <w:bookmarkEnd w:id="155"/>
     <w:p>
       <w:r>
         <w:br w:type="page"/>
       </w:r>
     </w:p>
-    <w:bookmarkStart w:id="160" w:name="colophon"/>
+    <w:bookmarkStart w:id="156" w:name="colophon"/>
     <w:p>
       <w:pPr>
         <w:pStyle w:val="Heading3"/>
@@ -6940,7 +6785,7 @@
         <w:pStyle w:val="FirstParagraph"/>
       </w:pPr>
       <w:r>
-        <w:t xml:space="preserve">This report was generated on 2026-09-18 20:25:20.722966 using the following computational environment and dependencies:</w:t>
+        <w:t xml:space="preserve">This report was generated on 2026-09-19 07:04:00.50144 using the following computational environment and dependencies:</w:t>
       </w:r>
     </w:p>
     <w:p>
@@ -7121,7 +6966,7 @@
         <w:rPr>
           <w:rStyle w:val="VerbatimChar"/>
         </w:rPr>
-        <w:t xml:space="preserve"> date     2026-09-18</w:t>
+        <w:t xml:space="preserve"> date     2026-09-19</w:t>
       </w:r>
       <w:r>
         <w:br/>
@@ -7664,11 +7509,11 @@
         <w:rPr>
           <w:rStyle w:val="VerbatimChar"/>
         </w:rPr>
-        <w:t xml:space="preserve">Head:     [5acf24b] 2026-09-19: writing and editing</w:t>
-      </w:r>
-    </w:p>
-    <w:bookmarkEnd w:id="160"/>
-    <w:bookmarkEnd w:id="161"/>
+        <w:t xml:space="preserve">Head:     [c1d02e6] 2026-09-19: Add Source column with URLs to table-stack.csv</w:t>
+      </w:r>
+    </w:p>
+    <w:bookmarkEnd w:id="156"/>
+    <w:bookmarkEnd w:id="157"/>
     <w:sectPr>
       <w:pgSz w:h="15840" w:w="12240"/>
       <w:pgMar w:bottom="1440" w:footer="720" w:gutter="0" w:header="720" w:left="1440" w:right="1440" w:top="1440"/>
@@ -8057,89 +7902,13 @@
       </w:pPr>
     </w:lvl>
   </w:abstractNum>
-  <w:abstractNum w:abstractNumId="991">
-    <w:nsid w:val="A991"/>
-    <w:multiLevelType w:val="multilevel"/>
-    <w:lvl w:ilvl="0">
-      <w:numFmt w:val="bullet"/>
-      <w:lvlText w:val="•"/>
-      <w:lvlJc w:val="left"/>
-      <w:pPr>
-        <w:ind w:left="720" w:hanging="480"/>
-      </w:pPr>
-    </w:lvl>
-    <w:lvl w:ilvl="1">
-      <w:numFmt w:val="bullet"/>
-      <w:lvlText w:val="–"/>
-      <w:lvlJc w:val="left"/>
-      <w:pPr>
-        <w:ind w:left="1440" w:hanging="480"/>
-      </w:pPr>
-    </w:lvl>
-    <w:lvl w:ilvl="2">
-      <w:numFmt w:val="bullet"/>
-      <w:lvlText w:val="•"/>
-      <w:lvlJc w:val="left"/>
-      <w:pPr>
-        <w:ind w:left="2160" w:hanging="480"/>
-      </w:pPr>
-    </w:lvl>
-    <w:lvl w:ilvl="3">
-      <w:numFmt w:val="bullet"/>
-      <w:lvlText w:val="–"/>
-      <w:lvlJc w:val="left"/>
-      <w:pPr>
-        <w:ind w:left="2880" w:hanging="480"/>
-      </w:pPr>
-    </w:lvl>
-    <w:lvl w:ilvl="4">
-      <w:numFmt w:val="bullet"/>
-      <w:lvlText w:val="•"/>
-      <w:lvlJc w:val="left"/>
-      <w:pPr>
-        <w:ind w:left="3600" w:hanging="480"/>
-      </w:pPr>
-    </w:lvl>
-    <w:lvl w:ilvl="5">
-      <w:numFmt w:val="bullet"/>
-      <w:lvlText w:val="–"/>
-      <w:lvlJc w:val="left"/>
-      <w:pPr>
-        <w:ind w:left="4320" w:hanging="480"/>
-      </w:pPr>
-    </w:lvl>
-    <w:lvl w:ilvl="6">
-      <w:numFmt w:val="bullet"/>
-      <w:lvlText w:val="•"/>
-      <w:lvlJc w:val="left"/>
-      <w:pPr>
-        <w:ind w:left="5040" w:hanging="480"/>
-      </w:pPr>
-    </w:lvl>
-    <w:lvl w:ilvl="7">
-      <w:numFmt w:val="bullet"/>
-      <w:lvlText w:val="–"/>
-      <w:lvlJc w:val="left"/>
-      <w:pPr>
-        <w:ind w:left="5760" w:hanging="480"/>
-      </w:pPr>
-    </w:lvl>
-    <w:lvl w:ilvl="8">
-      <w:numFmt w:val="bullet"/>
-      <w:lvlText w:val="•"/>
-      <w:lvlJc w:val="left"/>
-      <w:pPr>
-        <w:ind w:left="6480" w:hanging="480"/>
-      </w:pPr>
-    </w:lvl>
-  </w:abstractNum>
-  <w:abstractNum w:abstractNumId="99431">
-    <w:nsid w:val="A99431"/>
+  <w:abstractNum w:abstractNumId="99411">
+    <w:nsid w:val="A99411"/>
     <w:multiLevelType w:val="multilevel"/>
     <w:lvl w:ilvl="0">
       <w:start w:val="1"/>
       <w:numFmt w:val="decimal"/>
-      <w:lvlText w:val="(%1)"/>
+      <w:lvlText w:val="%1."/>
       <w:lvlJc w:val="left"/>
       <w:pPr>
         <w:ind w:left="720" w:hanging="480"/>
@@ -8148,7 +7917,7 @@
     <w:lvl w:ilvl="1">
       <w:start w:val="1"/>
       <w:numFmt w:val="decimal"/>
-      <w:lvlText w:val="(%2)"/>
+      <w:lvlText w:val="%2."/>
       <w:lvlJc w:val="left"/>
       <w:pPr>
         <w:ind w:left="1440" w:hanging="480"/>
@@ -8157,7 +7926,7 @@
     <w:lvl w:ilvl="2">
       <w:start w:val="1"/>
       <w:numFmt w:val="decimal"/>
-      <w:lvlText w:val="(%3)"/>
+      <w:lvlText w:val="%3."/>
       <w:lvlJc w:val="left"/>
       <w:pPr>
         <w:ind w:left="2160" w:hanging="480"/>
@@ -8166,7 +7935,7 @@
     <w:lvl w:ilvl="3">
       <w:start w:val="1"/>
       <w:numFmt w:val="decimal"/>
-      <w:lvlText w:val="(%4)"/>
+      <w:lvlText w:val="%4."/>
       <w:lvlJc w:val="left"/>
       <w:pPr>
         <w:ind w:left="2880" w:hanging="480"/>
@@ -8175,7 +7944,7 @@
     <w:lvl w:ilvl="4">
       <w:start w:val="1"/>
       <w:numFmt w:val="decimal"/>
-      <w:lvlText w:val="(%5)"/>
+      <w:lvlText w:val="%5."/>
       <w:lvlJc w:val="left"/>
       <w:pPr>
         <w:ind w:left="3600" w:hanging="480"/>
@@ -8184,7 +7953,7 @@
     <w:lvl w:ilvl="5">
       <w:start w:val="1"/>
       <w:numFmt w:val="decimal"/>
-      <w:lvlText w:val="(%6)"/>
+      <w:lvlText w:val="%6."/>
       <w:lvlJc w:val="left"/>
       <w:pPr>
         <w:ind w:left="4320" w:hanging="480"/>
@@ -8193,7 +7962,7 @@
     <w:lvl w:ilvl="6">
       <w:start w:val="1"/>
       <w:numFmt w:val="decimal"/>
-      <w:lvlText w:val="(%7)"/>
+      <w:lvlText w:val="%7."/>
       <w:lvlJc w:val="left"/>
       <w:pPr>
         <w:ind w:left="5040" w:hanging="480"/>
@@ -8202,7 +7971,7 @@
     <w:lvl w:ilvl="7">
       <w:start w:val="1"/>
       <w:numFmt w:val="decimal"/>
-      <w:lvlText w:val="(%8)"/>
+      <w:lvlText w:val="%8."/>
       <w:lvlJc w:val="left"/>
       <w:pPr>
         <w:ind w:left="5760" w:hanging="480"/>
@@ -8211,262 +7980,7 @@
     <w:lvl w:ilvl="8">
       <w:start w:val="1"/>
       <w:numFmt w:val="decimal"/>
-      <w:lvlText w:val="(%9)"/>
-      <w:lvlJc w:val="left"/>
-      <w:pPr>
-        <w:ind w:left="6480" w:hanging="480"/>
-      </w:pPr>
-    </w:lvl>
-  </w:abstractNum>
-  <w:abstractNum w:abstractNumId="99432">
-    <w:nsid w:val="A99432"/>
-    <w:multiLevelType w:val="multilevel"/>
-    <w:lvl w:ilvl="0">
-      <w:start w:val="2"/>
-      <w:numFmt w:val="decimal"/>
-      <w:lvlText w:val="(%1)"/>
-      <w:lvlJc w:val="left"/>
-      <w:pPr>
-        <w:ind w:left="720" w:hanging="480"/>
-      </w:pPr>
-    </w:lvl>
-    <w:lvl w:ilvl="1">
-      <w:start w:val="2"/>
-      <w:numFmt w:val="decimal"/>
-      <w:lvlText w:val="(%2)"/>
-      <w:lvlJc w:val="left"/>
-      <w:pPr>
-        <w:ind w:left="1440" w:hanging="480"/>
-      </w:pPr>
-    </w:lvl>
-    <w:lvl w:ilvl="2">
-      <w:start w:val="2"/>
-      <w:numFmt w:val="decimal"/>
-      <w:lvlText w:val="(%3)"/>
-      <w:lvlJc w:val="left"/>
-      <w:pPr>
-        <w:ind w:left="2160" w:hanging="480"/>
-      </w:pPr>
-    </w:lvl>
-    <w:lvl w:ilvl="3">
-      <w:start w:val="2"/>
-      <w:numFmt w:val="decimal"/>
-      <w:lvlText w:val="(%4)"/>
-      <w:lvlJc w:val="left"/>
-      <w:pPr>
-        <w:ind w:left="2880" w:hanging="480"/>
-      </w:pPr>
-    </w:lvl>
-    <w:lvl w:ilvl="4">
-      <w:start w:val="2"/>
-      <w:numFmt w:val="decimal"/>
-      <w:lvlText w:val="(%5)"/>
-      <w:lvlJc w:val="left"/>
-      <w:pPr>
-        <w:ind w:left="3600" w:hanging="480"/>
-      </w:pPr>
-    </w:lvl>
-    <w:lvl w:ilvl="5">
-      <w:start w:val="2"/>
-      <w:numFmt w:val="decimal"/>
-      <w:lvlText w:val="(%6)"/>
-      <w:lvlJc w:val="left"/>
-      <w:pPr>
-        <w:ind w:left="4320" w:hanging="480"/>
-      </w:pPr>
-    </w:lvl>
-    <w:lvl w:ilvl="6">
-      <w:start w:val="2"/>
-      <w:numFmt w:val="decimal"/>
-      <w:lvlText w:val="(%7)"/>
-      <w:lvlJc w:val="left"/>
-      <w:pPr>
-        <w:ind w:left="5040" w:hanging="480"/>
-      </w:pPr>
-    </w:lvl>
-    <w:lvl w:ilvl="7">
-      <w:start w:val="2"/>
-      <w:numFmt w:val="decimal"/>
-      <w:lvlText w:val="(%8)"/>
-      <w:lvlJc w:val="left"/>
-      <w:pPr>
-        <w:ind w:left="5760" w:hanging="480"/>
-      </w:pPr>
-    </w:lvl>
-    <w:lvl w:ilvl="8">
-      <w:start w:val="2"/>
-      <w:numFmt w:val="decimal"/>
-      <w:lvlText w:val="(%9)"/>
-      <w:lvlJc w:val="left"/>
-      <w:pPr>
-        <w:ind w:left="6480" w:hanging="480"/>
-      </w:pPr>
-    </w:lvl>
-  </w:abstractNum>
-  <w:abstractNum w:abstractNumId="99433">
-    <w:nsid w:val="A99433"/>
-    <w:multiLevelType w:val="multilevel"/>
-    <w:lvl w:ilvl="0">
-      <w:start w:val="3"/>
-      <w:numFmt w:val="decimal"/>
-      <w:lvlText w:val="(%1)"/>
-      <w:lvlJc w:val="left"/>
-      <w:pPr>
-        <w:ind w:left="720" w:hanging="480"/>
-      </w:pPr>
-    </w:lvl>
-    <w:lvl w:ilvl="1">
-      <w:start w:val="3"/>
-      <w:numFmt w:val="decimal"/>
-      <w:lvlText w:val="(%2)"/>
-      <w:lvlJc w:val="left"/>
-      <w:pPr>
-        <w:ind w:left="1440" w:hanging="480"/>
-      </w:pPr>
-    </w:lvl>
-    <w:lvl w:ilvl="2">
-      <w:start w:val="3"/>
-      <w:numFmt w:val="decimal"/>
-      <w:lvlText w:val="(%3)"/>
-      <w:lvlJc w:val="left"/>
-      <w:pPr>
-        <w:ind w:left="2160" w:hanging="480"/>
-      </w:pPr>
-    </w:lvl>
-    <w:lvl w:ilvl="3">
-      <w:start w:val="3"/>
-      <w:numFmt w:val="decimal"/>
-      <w:lvlText w:val="(%4)"/>
-      <w:lvlJc w:val="left"/>
-      <w:pPr>
-        <w:ind w:left="2880" w:hanging="480"/>
-      </w:pPr>
-    </w:lvl>
-    <w:lvl w:ilvl="4">
-      <w:start w:val="3"/>
-      <w:numFmt w:val="decimal"/>
-      <w:lvlText w:val="(%5)"/>
-      <w:lvlJc w:val="left"/>
-      <w:pPr>
-        <w:ind w:left="3600" w:hanging="480"/>
-      </w:pPr>
-    </w:lvl>
-    <w:lvl w:ilvl="5">
-      <w:start w:val="3"/>
-      <w:numFmt w:val="decimal"/>
-      <w:lvlText w:val="(%6)"/>
-      <w:lvlJc w:val="left"/>
-      <w:pPr>
-        <w:ind w:left="4320" w:hanging="480"/>
-      </w:pPr>
-    </w:lvl>
-    <w:lvl w:ilvl="6">
-      <w:start w:val="3"/>
-      <w:numFmt w:val="decimal"/>
-      <w:lvlText w:val="(%7)"/>
-      <w:lvlJc w:val="left"/>
-      <w:pPr>
-        <w:ind w:left="5040" w:hanging="480"/>
-      </w:pPr>
-    </w:lvl>
-    <w:lvl w:ilvl="7">
-      <w:start w:val="3"/>
-      <w:numFmt w:val="decimal"/>
-      <w:lvlText w:val="(%8)"/>
-      <w:lvlJc w:val="left"/>
-      <w:pPr>
-        <w:ind w:left="5760" w:hanging="480"/>
-      </w:pPr>
-    </w:lvl>
-    <w:lvl w:ilvl="8">
-      <w:start w:val="3"/>
-      <w:numFmt w:val="decimal"/>
-      <w:lvlText w:val="(%9)"/>
-      <w:lvlJc w:val="left"/>
-      <w:pPr>
-        <w:ind w:left="6480" w:hanging="480"/>
-      </w:pPr>
-    </w:lvl>
-  </w:abstractNum>
-  <w:abstractNum w:abstractNumId="99434">
-    <w:nsid w:val="A99434"/>
-    <w:multiLevelType w:val="multilevel"/>
-    <w:lvl w:ilvl="0">
-      <w:start w:val="4"/>
-      <w:numFmt w:val="decimal"/>
-      <w:lvlText w:val="(%1)"/>
-      <w:lvlJc w:val="left"/>
-      <w:pPr>
-        <w:ind w:left="720" w:hanging="480"/>
-      </w:pPr>
-    </w:lvl>
-    <w:lvl w:ilvl="1">
-      <w:start w:val="4"/>
-      <w:numFmt w:val="decimal"/>
-      <w:lvlText w:val="(%2)"/>
-      <w:lvlJc w:val="left"/>
-      <w:pPr>
-        <w:ind w:left="1440" w:hanging="480"/>
-      </w:pPr>
-    </w:lvl>
-    <w:lvl w:ilvl="2">
-      <w:start w:val="4"/>
-      <w:numFmt w:val="decimal"/>
-      <w:lvlText w:val="(%3)"/>
-      <w:lvlJc w:val="left"/>
-      <w:pPr>
-        <w:ind w:left="2160" w:hanging="480"/>
-      </w:pPr>
-    </w:lvl>
-    <w:lvl w:ilvl="3">
-      <w:start w:val="4"/>
-      <w:numFmt w:val="decimal"/>
-      <w:lvlText w:val="(%4)"/>
-      <w:lvlJc w:val="left"/>
-      <w:pPr>
-        <w:ind w:left="2880" w:hanging="480"/>
-      </w:pPr>
-    </w:lvl>
-    <w:lvl w:ilvl="4">
-      <w:start w:val="4"/>
-      <w:numFmt w:val="decimal"/>
-      <w:lvlText w:val="(%5)"/>
-      <w:lvlJc w:val="left"/>
-      <w:pPr>
-        <w:ind w:left="3600" w:hanging="480"/>
-      </w:pPr>
-    </w:lvl>
-    <w:lvl w:ilvl="5">
-      <w:start w:val="4"/>
-      <w:numFmt w:val="decimal"/>
-      <w:lvlText w:val="(%6)"/>
-      <w:lvlJc w:val="left"/>
-      <w:pPr>
-        <w:ind w:left="4320" w:hanging="480"/>
-      </w:pPr>
-    </w:lvl>
-    <w:lvl w:ilvl="6">
-      <w:start w:val="4"/>
-      <w:numFmt w:val="decimal"/>
-      <w:lvlText w:val="(%7)"/>
-      <w:lvlJc w:val="left"/>
-      <w:pPr>
-        <w:ind w:left="5040" w:hanging="480"/>
-      </w:pPr>
-    </w:lvl>
-    <w:lvl w:ilvl="7">
-      <w:start w:val="4"/>
-      <w:numFmt w:val="decimal"/>
-      <w:lvlText w:val="(%8)"/>
-      <w:lvlJc w:val="left"/>
-      <w:pPr>
-        <w:ind w:left="5760" w:hanging="480"/>
-      </w:pPr>
-    </w:lvl>
-    <w:lvl w:ilvl="8">
-      <w:start w:val="4"/>
-      <w:numFmt w:val="decimal"/>
-      <w:lvlText w:val="(%9)"/>
+      <w:lvlText w:val="%9."/>
       <w:lvlJc w:val="left"/>
       <w:pPr>
         <w:ind w:left="6480" w:hanging="480"/>
@@ -8486,10 +8000,7 @@
     <w:abstractNumId w:val="990"/>
   </w:num>
   <w:num w:numId="1001">
-    <w:abstractNumId w:val="991"/>
-  </w:num>
-  <w:num w:numId="1002">
-    <w:abstractNumId w:val="99431"/>
+    <w:abstractNumId w:val="99411"/>
     <w:lvlOverride w:ilvl="0">
       <w:startOverride w:val="1"/>
     </w:lvlOverride>
@@ -8516,96 +8027,6 @@
     </w:lvlOverride>
     <w:lvlOverride w:ilvl="8">
       <w:startOverride w:val="1"/>
-    </w:lvlOverride>
-  </w:num>
-  <w:num w:numId="1003">
-    <w:abstractNumId w:val="99432"/>
-    <w:lvlOverride w:ilvl="0">
-      <w:startOverride w:val="2"/>
-    </w:lvlOverride>
-    <w:lvlOverride w:ilvl="1">
-      <w:startOverride w:val="2"/>
-    </w:lvlOverride>
-    <w:lvlOverride w:ilvl="2">
-      <w:startOverride w:val="2"/>
-    </w:lvlOverride>
-    <w:lvlOverride w:ilvl="3">
-      <w:startOverride w:val="2"/>
-    </w:lvlOverride>
-    <w:lvlOverride w:ilvl="4">
-      <w:startOverride w:val="2"/>
-    </w:lvlOverride>
-    <w:lvlOverride w:ilvl="5">
-      <w:startOverride w:val="2"/>
-    </w:lvlOverride>
-    <w:lvlOverride w:ilvl="6">
-      <w:startOverride w:val="2"/>
-    </w:lvlOverride>
-    <w:lvlOverride w:ilvl="7">
-      <w:startOverride w:val="2"/>
-    </w:lvlOverride>
-    <w:lvlOverride w:ilvl="8">
-      <w:startOverride w:val="2"/>
-    </w:lvlOverride>
-  </w:num>
-  <w:num w:numId="1004">
-    <w:abstractNumId w:val="99433"/>
-    <w:lvlOverride w:ilvl="0">
-      <w:startOverride w:val="3"/>
-    </w:lvlOverride>
-    <w:lvlOverride w:ilvl="1">
-      <w:startOverride w:val="3"/>
-    </w:lvlOverride>
-    <w:lvlOverride w:ilvl="2">
-      <w:startOverride w:val="3"/>
-    </w:lvlOverride>
-    <w:lvlOverride w:ilvl="3">
-      <w:startOverride w:val="3"/>
-    </w:lvlOverride>
-    <w:lvlOverride w:ilvl="4">
-      <w:startOverride w:val="3"/>
-    </w:lvlOverride>
-    <w:lvlOverride w:ilvl="5">
-      <w:startOverride w:val="3"/>
-    </w:lvlOverride>
-    <w:lvlOverride w:ilvl="6">
-      <w:startOverride w:val="3"/>
-    </w:lvlOverride>
-    <w:lvlOverride w:ilvl="7">
-      <w:startOverride w:val="3"/>
-    </w:lvlOverride>
-    <w:lvlOverride w:ilvl="8">
-      <w:startOverride w:val="3"/>
-    </w:lvlOverride>
-  </w:num>
-  <w:num w:numId="1005">
-    <w:abstractNumId w:val="99434"/>
-    <w:lvlOverride w:ilvl="0">
-      <w:startOverride w:val="4"/>
-    </w:lvlOverride>
-    <w:lvlOverride w:ilvl="1">
-      <w:startOverride w:val="4"/>
-    </w:lvlOverride>
-    <w:lvlOverride w:ilvl="2">
-      <w:startOverride w:val="4"/>
-    </w:lvlOverride>
-    <w:lvlOverride w:ilvl="3">
-      <w:startOverride w:val="4"/>
-    </w:lvlOverride>
-    <w:lvlOverride w:ilvl="4">
-      <w:startOverride w:val="4"/>
-    </w:lvlOverride>
-    <w:lvlOverride w:ilvl="5">
-      <w:startOverride w:val="4"/>
-    </w:lvlOverride>
-    <w:lvlOverride w:ilvl="6">
-      <w:startOverride w:val="4"/>
-    </w:lvlOverride>
-    <w:lvlOverride w:ilvl="7">
-      <w:startOverride w:val="4"/>
-    </w:lvlOverride>
-    <w:lvlOverride w:ilvl="8">
-      <w:startOverride w:val="4"/>
     </w:lvlOverride>
   </w:num>
 </w:numbering>

--- a/analysis/paper/paper.docx
+++ b/analysis/paper/paper.docx
@@ -1107,13 +1107,13 @@
         <w:t xml:space="preserve">(Leung et al. 2023; Messeri and Crockett 2024)</w:t>
       </w:r>
       <w:r>
-        <w:t xml:space="preserve">. Financial, environmental and energy costs, commercial dependence, and privacy also concern archaeologists using commercial LLM services</w:t>
-      </w:r>
-      <w:r>
-        <w:t xml:space="preserve"> </w:t>
-      </w:r>
-      <w:r>
-        <w:t xml:space="preserve">(Kansa 2026)</w:t>
+        <w:t xml:space="preserve">. Financial, environmental, and energy costs, commercial dependence, copyright, privacy, bias, and data sovereignty also concern archaeologists using commercial LLM services</w:t>
+      </w:r>
+      <w:r>
+        <w:t xml:space="preserve"> </w:t>
+      </w:r>
+      <w:r>
+        <w:t xml:space="preserve">(Bischoff 2026; Gattiglia 2025; Johnson and Eberl 2026; Kansa 2026; Tenzer et al. 2024)</w:t>
       </w:r>
       <w:r>
         <w:t xml:space="preserve">. AI currently has a jagged frontier, meaning that AI assistance improves performance on certain tasks but degrades quality on others of seemingly identical difficulty</w:t>
@@ -1133,7 +1133,7 @@
         <w:pStyle w:val="BodyText"/>
       </w:pPr>
       <w:r>
-        <w:t xml:space="preserve">Agentic AI refers to systems in which a language model uses context (e.g. files on our computer) and tools (e.g. the R programming language) to plan and take actions (e.g. search the internet, edit our files), rather than only responding to a prompt</w:t>
+        <w:t xml:space="preserve">Agentic AI refers to systems in which a LLM uses context (e.g. files on our computer), skills (e.g. specific instructions we want it to follow for specific tasks) and tools (e.g. the R programming language) to plan and take actions (e.g. search the internet, edit our files), rather than only responding to a prompt like a web-based chat</w:t>
       </w:r>
       <w:r>
         <w:t xml:space="preserve"> </w:t>
@@ -1142,7 +1142,7 @@
         <w:t xml:space="preserve">(Korinek 2025)</w:t>
       </w:r>
       <w:r>
-        <w:t xml:space="preserve">. An AI agent connects a language model to tools that can read files, execute code, or retrieve information. A harness is the software we install on our computer that manages those connections and the interaction with the researcher. A wide variety of agentic and harness systems have emerged recently,</w:t>
+        <w:t xml:space="preserve">. An AI agent connects a LLM to pre-defined instructions and tools that can read files, execute code, or retrieve information. A wide variety of agentic systems have emerged recently,</w:t>
       </w:r>
       <w:r>
         <w:t xml:space="preserve"> </w:t>
@@ -1168,16 +1168,16 @@
         <w:t xml:space="preserve">(Haase and Pokutta 2026; Zimmer et al. 2026)</w:t>
       </w:r>
       <w:r>
-        <w:t xml:space="preserve">. Our guide focuses on the low-autonomy end of that range: the agent works only within a single project and researcher directs each stage. We are not describing end-to-end fully automated AI pipelines that generate ideas, run experiments, write manuscripts, and review the results with limited human intervention</w:t>
-      </w:r>
-      <w:r>
-        <w:t xml:space="preserve"> </w:t>
-      </w:r>
-      <w:r>
-        <w:t xml:space="preserve">(Lu et al. 2026)</w:t>
-      </w:r>
-      <w:r>
-        <w:t xml:space="preserve">. Instead, we recommend a configured assistant for particular routine research tasks, whose file access, code execution, and outputs remain subject to researcher evaluation and approval.</w:t>
+        <w:t xml:space="preserve">. Our guide focuses on the low-autonomy end of that range: the agent works only within a single project and you direct each stage. We are not describing end-to-end fully automated AI pipelines that generate ideas, run experiments, write manuscripts, and review the results with limited human intervention</w:t>
+      </w:r>
+      <w:r>
+        <w:t xml:space="preserve"> </w:t>
+      </w:r>
+      <w:r>
+        <w:t xml:space="preserve">(e.g. Lu et al. 2026)</w:t>
+      </w:r>
+      <w:r>
+        <w:t xml:space="preserve">. Instead, we describe how to set up a well-configured AI assistant for routine research tasks typical of academic, government or CRM archaeologists, where file access, code execution, and outputs remain subject to your evaluation and approval.</w:t>
       </w:r>
     </w:p>
     <w:tbl>
@@ -2276,16 +2276,7 @@
         <w:t xml:space="preserve">(Quarto)</w:t>
       </w:r>
       <w:r>
-        <w:t xml:space="preserve">. Quarto is an extension of the Markdown document format, which LLMs read and write very efficiently and accurately, much more so than Word documents and PDFs. This article was written as a Quarto document, the original file may be inspected in our research compendium at https://doi.org/00.0000/0000. We recommend using converters to turn DOCX and PDF files into markdown before agents read them</w:t>
-      </w:r>
-      <w:r>
-        <w:t xml:space="preserve"> </w:t>
-      </w:r>
-      <w:r>
-        <w:t xml:space="preserve">(Anthropic 2025)</w:t>
-      </w:r>
-      <w:r>
-        <w:t xml:space="preserve">. You should create documents in Markdown format that you want your AI agent to read and edit. These R packages and document types also have the advantage of supporting the organization of transparent, reproducible and reusable analyses</w:t>
+        <w:t xml:space="preserve">. Quarto is an extension of the Markdown document format, which LLMs read and write very efficiently and accurately, much more so than Word documents and PDFs. This article was written as a Quarto document, the original file may be inspected in our research compendium at https://doi.org/00.0000/0000. We recommend using converters to turn DOCX and PDF files into markdown so agents can efficently read them. You should create documents in Markdown format that you want your AI agent to read and edit. These R packages and document types also have the advantage of supporting the organization of transparent, reproducible and reusable analyses</w:t>
       </w:r>
       <w:r>
         <w:t xml:space="preserve"> </w:t>
@@ -2311,29 +2302,11 @@
         <w:t xml:space="preserve">(Wilson et al. 2014)</w:t>
       </w:r>
       <w:r>
-        <w:t xml:space="preserve">. Version control with Git supports reproducibility and transparency in science</w:t>
-      </w:r>
-      <w:r>
-        <w:t xml:space="preserve"> </w:t>
-      </w:r>
-      <w:r>
-        <w:t xml:space="preserve">(Blischak et al. 2016; Ram 2013)</w:t>
-      </w:r>
-      <w:r>
-        <w:t xml:space="preserve">. Git records commits, a commit is a saved snapshot of tracked files, accompanied by a message describing the changes; a diff shows differences between versions. Commits should be kept small, guidance for scientific computing recommends reviewing changes in small increments</w:t>
-      </w:r>
-      <w:r>
-        <w:t xml:space="preserve"> </w:t>
-      </w:r>
-      <w:r>
-        <w:t xml:space="preserve">(Wilson et al. 2014)</w:t>
-      </w:r>
-      <w:r>
-        <w:t xml:space="preserve">. The Git history for this article can be inspected at https://github.com/benmarwick/agenticai. Agents are fluent in Git and very efficient at using it to track changes over multiple files in a project. The toolkit we have sketched out here, centered on R, Markdown, and Git, is especially well-suited for working with AI agents because it gives the agent and the researcher a shared, inspectable medium using free and open source tools. Agents read Markdown instruction files, run the R code embedded in our Quarto documents, and their edits are traceable as Git commits. This is a simple and robust system for linking reported results back to the executable analyses that generated them. Every machine-generated change is recorded transparently in plain text where you can review before accepting or rejecting it.</w:t>
+        <w:t xml:space="preserve">. Agents are fluent in Git and efficient at using it to track changes over multiple files in a project. The toolkit we have sketched out here, centered on R, Markdown, and Git, is especially well-suited for working with AI agents because it gives the agent and the researcher a shared, inspectable medium using free and open source tools. Agents read Markdown instruction files, run the R code embedded in our Quarto documents, and their edits are traceable as Git commits. This is a robust system for linking reported results back to the executable analyses that generated them; every machine-generated change is recorded transparently in plain text for you to review before accepting or rejecting it.</w:t>
       </w:r>
     </w:p>
     <w:bookmarkEnd w:id="23"/>
-    <w:bookmarkStart w:id="24" w:name="sec-harness"/>
+    <w:bookmarkStart w:id="26" w:name="sec-harness"/>
     <w:p>
       <w:pPr>
         <w:pStyle w:val="Heading1"/>
@@ -2361,257 +2334,9 @@
         </w:r>
       </w:hyperlink>
       <w:r>
-        <w:t xml:space="preserve">, it is relatively simple to configure an AI agent so that it can efficiently see all the files in our project and work on them. The key tool here is a local harness, this is software you install on your computer that turns a LLM into an agent. The LLM by itself can only generate text. The harness connects that model to tools, such as reading and editing project files, running shell and R commands, calling MCP servers, and managing the exchange between the model, the tools, and you. The harness enforces permissions (decides which actions run automatically and which require your approval, according to your configuration of the harness, e.g. which files they can and cannot edit), and manages context (assembles what the model sees each turn in the conversation, e.g project instructions such as AGENTS.md, conversation history, file contents, and tool outputs). It also runs the loop (sends your prompt to the model, sends the model’s action requests to the tools, feeds results back to the model, and repeats until the task finishes or you stop it), and presents the interface (the space where you type prompts, watch the agent work, and read its output). At the time of writing widely used harnesses include Claude Code, GitHub Copilot, OpenAI Codex and OpenCode. We use and recommend the OpenCode or Hermes terminal user interface (running in the terminal pane of RStudio or VS Code) because they are free and open source and not tied to any model vendor.</w:t>
-      </w:r>
-    </w:p>
-    <w:p>
-      <w:pPr>
-        <w:pStyle w:val="BodyText"/>
-      </w:pPr>
-      <w:r>
-        <w:t xml:space="preserve">Store preferences and working habits you reuse across projects in a global AGENTS.md file. In OpenCode this file is located in a path similar to .config/opencode/AGENTS.md. Keep project-specific details in a second AGENTS.md file located at the top level of each project folder. This project-specific preferences file is the place to record contextual information specific to the project you are currently working on, and saves you having to manually send those details to the LLM in each session. This could include information about archaeological context, about prior decisions you have made about the analysis plan, about your target audience for your report or manuscript, etc. We provide examples of our AGENTS.md files in our research compendium.</w:t>
-      </w:r>
-    </w:p>
-    <w:p>
-      <w:pPr>
-        <w:pStyle w:val="BodyText"/>
-      </w:pPr>
-      <w:r>
-        <w:t xml:space="preserve">Harnesses such as OpenCode often provide multiple working modes,</w:t>
-      </w:r>
-      <w:r>
-        <w:t xml:space="preserve"> </w:t>
-      </w:r>
-      <w:r>
-        <w:t xml:space="preserve">‘</w:t>
-      </w:r>
-      <w:r>
-        <w:t xml:space="preserve">plan</w:t>
-      </w:r>
-      <w:r>
-        <w:t xml:space="preserve">’</w:t>
-      </w:r>
-      <w:r>
-        <w:t xml:space="preserve"> </w:t>
-      </w:r>
-      <w:r>
-        <w:t xml:space="preserve">and</w:t>
-      </w:r>
-      <w:r>
-        <w:t xml:space="preserve"> </w:t>
-      </w:r>
-      <w:r>
-        <w:t xml:space="preserve">‘</w:t>
-      </w:r>
-      <w:r>
-        <w:t xml:space="preserve">build</w:t>
-      </w:r>
-      <w:r>
-        <w:t xml:space="preserve">’</w:t>
-      </w:r>
-      <w:r>
-        <w:t xml:space="preserve"> </w:t>
-      </w:r>
-      <w:r>
-        <w:t xml:space="preserve">are two widely used modes. Plan directs the model to inspect files and propose changes without editing any project files. Build allows file editing and running code according to your permission settings. We recommend using Plan mode when exploring options with the model and drafting your analysis plans. This prevents the model from making changes to your files before your plan is finalized and that may be complicated to undo. We recommend multiple rounds of planning with a model to explore options for you to choose from before you decide on a course of action. First-pass AI suggestions can be unreliable because models can produce authoritative-sounding but wrong proposals and illusions of understanding</w:t>
-      </w:r>
-      <w:r>
-        <w:t xml:space="preserve"> </w:t>
-      </w:r>
-      <w:r>
-        <w:t xml:space="preserve">(Messeri and Crockett 2024)</w:t>
-      </w:r>
-      <w:r>
-        <w:t xml:space="preserve">. A model’s conclusions can shift with model and prompt choices</w:t>
-      </w:r>
-      <w:r>
-        <w:t xml:space="preserve"> </w:t>
-      </w:r>
-      <w:r>
-        <w:t xml:space="preserve">(Bertran et al. 2026)</w:t>
-      </w:r>
-      <w:r>
-        <w:t xml:space="preserve">, so each round needs evaluation against data, literature, and your expertise. The specificity of a plan compounds across rounds, with each discussion round letting you add variables, design details, and constraints missing from previous rounds</w:t>
-      </w:r>
-      <w:r>
-        <w:t xml:space="preserve"> </w:t>
-      </w:r>
-      <w:r>
-        <w:t xml:space="preserve">(Brown and Spillias 2026)</w:t>
-      </w:r>
-      <w:r>
-        <w:t xml:space="preserve">. Multiple rounds of planning also gives you a chance to steer and challenge the model, request justification for decisions it proposes, and invite the model to criticize your ideas, in anticipation of human reviewers</w:t>
-      </w:r>
-      <w:r>
-        <w:t xml:space="preserve"> </w:t>
-      </w:r>
-      <w:r>
-        <w:t xml:space="preserve">(Korinek 2023)</w:t>
-      </w:r>
-      <w:r>
-        <w:t xml:space="preserve">. This helps to surface forking paths (alternative analytical decisions that could lead to different conclusions) early and map out the analysis space available to your project. We recommend saving your analysis plan to a markdown file at the end of a planning session (switch to build mode to allow the model to create a new file). This is because models often perform increasingly poorly across long meandering threads and rarely recover after a wrong turn</w:t>
-      </w:r>
-      <w:r>
-        <w:t xml:space="preserve"> </w:t>
-      </w:r>
-      <w:r>
-        <w:t xml:space="preserve">(Laban et al. 2025)</w:t>
-      </w:r>
-      <w:r>
-        <w:t xml:space="preserve">. Then when you resume your work, you should start a new conversation by directing the model to read your plan saved in the markdown file, rather than rely on its memory. Having your plan in a markdown file also allows you to easily directly edit it independent of the AI, and manually record the status of each step of the plan (e.g. </w:t>
-      </w:r>
-      <w:r>
-        <w:t xml:space="preserve">‘</w:t>
-      </w:r>
-      <w:r>
-        <w:t xml:space="preserve">done</w:t>
-      </w:r>
-      <w:r>
-        <w:t xml:space="preserve">’</w:t>
-      </w:r>
-      <w:r>
-        <w:t xml:space="preserve">,</w:t>
-      </w:r>
-      <w:r>
-        <w:t xml:space="preserve"> </w:t>
-      </w:r>
-      <w:r>
-        <w:t xml:space="preserve">‘</w:t>
-      </w:r>
-      <w:r>
-        <w:t xml:space="preserve">in progress</w:t>
-      </w:r>
-      <w:r>
-        <w:t xml:space="preserve">’</w:t>
-      </w:r>
-      <w:r>
-        <w:t xml:space="preserve">), so you remain at the helm of your project.</w:t>
-      </w:r>
-    </w:p>
-    <w:p>
-      <w:pPr>
-        <w:pStyle w:val="BodyText"/>
-      </w:pPr>
-      <w:r>
-        <w:t xml:space="preserve">Planning an analysis with a LLM can be effective when using a state-of-the-art, reasoning-enabled large frontier model because these are often better at the long-horizon, open-ended, branching tasks involved in drafting a plan</w:t>
-      </w:r>
-      <w:r>
-        <w:t xml:space="preserve"> </w:t>
-      </w:r>
-      <w:r>
-        <w:t xml:space="preserve">(Lu et al. 2026; Zhang et al. 2025)</w:t>
-      </w:r>
-      <w:r>
-        <w:t xml:space="preserve">. Because larger models can be slower and more expensive, we recommend switching to a smaller model to implement the individual steps of the plan. When your plan is set, switch your harness to build mode and direct the model to execute one step of the plan. The more precisely specified the plan step is, the better chance you have of the smaller model successfully executing it</w:t>
-      </w:r>
-      <w:r>
-        <w:t xml:space="preserve"> </w:t>
-      </w:r>
-      <w:r>
-        <w:t xml:space="preserve">(Brown and Spillias 2026)</w:t>
-      </w:r>
-      <w:r>
-        <w:t xml:space="preserve">. As the model completes a step, verify completion by inspecting the Git diff, check the output against your plan, and for more complex steps, interrogate the model to have it justify its actions. Agents sometimes report finished work they never completed</w:t>
-      </w:r>
-      <w:r>
-        <w:t xml:space="preserve"> </w:t>
-      </w:r>
-      <w:r>
-        <w:t xml:space="preserve">(Christopher J. Brown et al. 2026; Nejjar et al. 2025)</w:t>
-      </w:r>
-      <w:r>
-        <w:t xml:space="preserve">, so it is essential check the files and outputs yourself.</w:t>
-      </w:r>
-    </w:p>
-    <w:p>
-      <w:pPr>
-        <w:pStyle w:val="BodyText"/>
-      </w:pPr>
-      <w:r>
-        <w:t xml:space="preserve">While the harness is installed and runs locally on our computer, they typically use LLMs hosted remotely at data centers. This connection requires obtaining an API (Application Programming Interface) key from a model provider, and adding this key to our harness configuration file. Once we have this connection, our file contents and tool outputs may enter the context sent to a remote model, and potentially even be used to train future LLMs. We have been using the free tiers of models available from OpenRouter and OpenCode. However, for many archaeological projects using models hosted by commercial providers is unacceptable, for example when working with restricted site coordinates, confidential client information, and culturally sensitive data. One solution to this problem is to select LLM providers that offer an option for Zero Data Retention (ZDR), a contractual policy promise where the provider processes your request and deletes the data immediately after. Another option is to keep sensitive files in a directory entirely outside the project folder so the agent cannot open them by accident</w:t>
-      </w:r>
-      <w:r>
-        <w:t xml:space="preserve"> </w:t>
-      </w:r>
-      <w:r>
-        <w:t xml:space="preserve">(Brown 2026)</w:t>
-      </w:r>
-      <w:r>
-        <w:t xml:space="preserve">. Simulated data with the same structure can replace restricted data during analysis development. Finally, perhaps the most secure solution is a locally hosted LLM so that no data leave your computer</w:t>
-      </w:r>
-      <w:r>
-        <w:t xml:space="preserve"> </w:t>
-      </w:r>
-      <w:r>
-        <w:t xml:space="preserve">(Abramson et al. 2026; Wiest et al. 2024)</w:t>
-      </w:r>
-      <w:r>
-        <w:t xml:space="preserve">. Widely used free and opensource tools for managing local LLMs include Ollama, llama.cpp, vLLM, and AnythingLLM, and currently popular models for local use include Llama (Meta), Gemma (Google) and Qwen (Alibaba). Local LLMs can suit simpler tasks when run on a typical computer, such as execution of well-specified steps of a plan, and writing code, but getting performance similar to leading hosted models requires expensive high performance hardware</w:t>
-      </w:r>
-      <w:r>
-        <w:t xml:space="preserve"> </w:t>
-      </w:r>
-      <w:r>
-        <w:t xml:space="preserve">(Chris Brown et al. 2026)</w:t>
-      </w:r>
-      <w:r>
-        <w:t xml:space="preserve">. A hybrid approach uses a local LLM to inspect the raw data to prepare a synthetic version of that data that has exactly the same structure as the real dataset (same columns, same variable types, same format), has the same statistical properties as the real dataset, but contains no real locations, measurements, and no identifying information. This synthetic proxy data can then sent to the more capable remote model to write code that can be run locally on your data on your computer</w:t>
-      </w:r>
-      <w:r>
-        <w:t xml:space="preserve"> </w:t>
-      </w:r>
-      <w:r>
-        <w:t xml:space="preserve">(Schweinberger 2026)</w:t>
-      </w:r>
-      <w:r>
-        <w:t xml:space="preserve">.</w:t>
-      </w:r>
-    </w:p>
-    <w:bookmarkEnd w:id="24"/>
-    <w:bookmarkStart w:id="26" w:name="sec-analysis"/>
-    <w:p>
-      <w:pPr>
-        <w:pStyle w:val="Heading1"/>
-      </w:pPr>
-      <w:r>
-        <w:t xml:space="preserve">Step 3: Use Tools, Skills, and Model Context Protocols to Research, Plan, and Analyze</w:t>
-      </w:r>
-    </w:p>
-    <w:p>
-      <w:pPr>
-        <w:pStyle w:val="FirstParagraph"/>
-      </w:pPr>
-      <w:r>
-        <w:t xml:space="preserve">With the harness configured, working with an AI to generate plans and taking actions is more efficient by using tools, skills and Model Context Protocols (MCPs) to do common research tasks such as search for and verify references, write and run code, organise and manage files (</w:t>
-      </w:r>
-      <w:r>
-        <w:t xml:space="preserve">Anthropic (2024)</w:t>
-      </w:r>
-      <w:r>
-        <w:t xml:space="preserve">), and simulate peer review. A tool performs a single computer action and returns a result, such as reading, editing and renaming a file, or starting R and running R code. A skill is a markdown file of metadata and instructions and supporting resources for a recurring task</w:t>
-      </w:r>
-      <w:r>
-        <w:t xml:space="preserve"> </w:t>
-      </w:r>
-      <w:r>
-        <w:t xml:space="preserve">(Xu and Yan 2026)</w:t>
-      </w:r>
-      <w:r>
-        <w:t xml:space="preserve">. The agent reads the full skill file when a task contains words that matches the metadata, and the skill file contents is sent to the model as part of the prompt. For example, we have a skill file for the tidyverse idiom of the R language. This specifies conventions that we want the model to follow when it writes R code, e.g. use the native pipe |&gt; over %&gt;%. We also provide good and bad code examples. When we ask for R code, the harness loads that file into the context and sends it to the model along with the rest of the prompt, and the output follows those conventions. MCP is an open source standard for connecting an agent to external data sources and services; they can also provide specialist tools</w:t>
-      </w:r>
-      <w:r>
-        <w:t xml:space="preserve"> </w:t>
-      </w:r>
-      <w:r>
-        <w:t xml:space="preserve">(Anthropic 2024; Hou et al. 2026)</w:t>
-      </w:r>
-      <w:r>
-        <w:t xml:space="preserve">. A skill describes a procedure, while tools perform its actions and an MCP server supplies connections.</w:t>
-      </w:r>
-      <w:r>
-        <w:t xml:space="preserve"> </w:t>
-      </w:r>
-      <w:hyperlink w:anchor="tbl-stack">
+        <w:t xml:space="preserve">, it is relatively simple to configure an AI agent so that it can efficiently see all the files in our project and work on them. The key tool here is a local harness, this is software you install on your computer that turns a LLM into an agent. The LLM by itself can only generate text. The harness connects that model to tools, such as reading and editing project files, running shell and R commands, calling MCP servers, and managing the exchange between the model, the tools, and you. The harness enforces permissions, and manages context, runs loops, and presents the interface (</w:t>
+      </w:r>
+      <w:hyperlink w:anchor="tbl-harness">
         <w:r>
           <w:rPr>
             <w:rStyle w:val="Hyperlink"/>
@@ -2620,10 +2345,7 @@
         </w:r>
       </w:hyperlink>
       <w:r>
-        <w:t xml:space="preserve"> </w:t>
-      </w:r>
-      <w:r>
-        <w:t xml:space="preserve">lists the five MCP servers and six skills named in this guide plus the three instructions files that govern them.</w:t>
+        <w:t xml:space="preserve">). At the time of writing widely used harnesses include Claude Code, GitHub Copilot, OpenAI Codex and OpenCode. We recommend the OpenCode terminal user interface (running in the terminal pane of RStudio or VS Code) because it is free, open source and not tied to any model vendor.</w:t>
       </w:r>
     </w:p>
     <w:tbl>
@@ -2640,7 +2362,7 @@
       <w:tr>
         <w:tc>
           <w:tcPr/>
-          <w:bookmarkStart w:id="25" w:name="tbl-stack"/>
+          <w:bookmarkStart w:id="24" w:name="tbl-harness"/>
           <w:p>
             <w:pPr>
               <w:jc w:val="center"/>
@@ -2651,7 +2373,760 @@
               <w:pStyle w:val="ImageCaption"/>
             </w:pPr>
             <w:r>
-              <w:t xml:space="preserve">Table 3: MCP servers and skills installed in the author’s OpenCode configuration.</w:t>
+              <w:t xml:space="preserve">Table 3: Four parts of an agent harness and what each one does.</w:t>
+            </w:r>
+          </w:p>
+          <w:tbl>
+            <w:tblPr>
+              <w:tblStyle w:val="Table"/>
+              <w:tblW w:type="pct" w:w="5000"/>
+              <w:tblLook w:firstRow="1" w:lastRow="0" w:firstColumn="0" w:lastColumn="0" w:noHBand="0" w:noVBand="0" w:val="0020"/>
+              <w:jc w:val="start"/>
+              <w:tblLayout w:type="fixed"/>
+            </w:tblPr>
+            <w:tblGrid>
+              <w:gridCol w:w="426"/>
+              <w:gridCol w:w="3942"/>
+              <w:gridCol w:w="3551"/>
+            </w:tblGrid>
+            <w:tr>
+              <w:trPr>
+                <w:tblHeader w:val="true"/>
+              </w:trPr>
+              <w:tc>
+                <w:tcPr/>
+                <w:p>
+                  <w:pPr>
+                    <w:pStyle w:val="Compact"/>
+                    <w:jc w:val="left"/>
+                    <w:jc w:val="center"/>
+                  </w:pPr>
+                  <w:r>
+                    <w:t xml:space="preserve">Component</w:t>
+                  </w:r>
+                </w:p>
+              </w:tc>
+              <w:tc>
+                <w:tcPr/>
+                <w:p>
+                  <w:pPr>
+                    <w:pStyle w:val="Compact"/>
+                    <w:jc w:val="left"/>
+                    <w:jc w:val="center"/>
+                  </w:pPr>
+                  <w:r>
+                    <w:t xml:space="preserve">Job</w:t>
+                  </w:r>
+                </w:p>
+              </w:tc>
+              <w:tc>
+                <w:tcPr/>
+                <w:p>
+                  <w:pPr>
+                    <w:pStyle w:val="Compact"/>
+                    <w:jc w:val="left"/>
+                    <w:jc w:val="center"/>
+                  </w:pPr>
+                  <w:r>
+                    <w:t xml:space="preserve">Example</w:t>
+                  </w:r>
+                </w:p>
+              </w:tc>
+            </w:tr>
+            <w:tr>
+              <w:tc>
+                <w:tcPr/>
+                <w:p>
+                  <w:pPr>
+                    <w:pStyle w:val="Compact"/>
+                    <w:jc w:val="left"/>
+                    <w:jc w:val="center"/>
+                  </w:pPr>
+                  <w:r>
+                    <w:t xml:space="preserve">Permissions</w:t>
+                  </w:r>
+                </w:p>
+              </w:tc>
+              <w:tc>
+                <w:tcPr/>
+                <w:p>
+                  <w:pPr>
+                    <w:pStyle w:val="Compact"/>
+                    <w:jc w:val="left"/>
+                    <w:jc w:val="center"/>
+                  </w:pPr>
+                  <w:r>
+                    <w:t xml:space="preserve">Decide which actions run automatically and which need your approval</w:t>
+                  </w:r>
+                </w:p>
+              </w:tc>
+              <w:tc>
+                <w:tcPr/>
+                <w:p>
+                  <w:pPr>
+                    <w:pStyle w:val="Compact"/>
+                    <w:jc w:val="left"/>
+                    <w:jc w:val="center"/>
+                  </w:pPr>
+                  <w:r>
+                    <w:t xml:space="preserve">Block edits to restricted files</w:t>
+                  </w:r>
+                </w:p>
+              </w:tc>
+            </w:tr>
+            <w:tr>
+              <w:tc>
+                <w:tcPr/>
+                <w:p>
+                  <w:pPr>
+                    <w:pStyle w:val="Compact"/>
+                    <w:jc w:val="left"/>
+                    <w:jc w:val="center"/>
+                  </w:pPr>
+                  <w:r>
+                    <w:t xml:space="preserve">Context</w:t>
+                  </w:r>
+                </w:p>
+              </w:tc>
+              <w:tc>
+                <w:tcPr/>
+                <w:p>
+                  <w:pPr>
+                    <w:pStyle w:val="Compact"/>
+                    <w:jc w:val="left"/>
+                    <w:jc w:val="center"/>
+                  </w:pPr>
+                  <w:r>
+                    <w:t xml:space="preserve">Assemble the content your model sees each turn</w:t>
+                  </w:r>
+                </w:p>
+              </w:tc>
+              <w:tc>
+                <w:tcPr/>
+                <w:p>
+                  <w:pPr>
+                    <w:pStyle w:val="Compact"/>
+                    <w:jc w:val="left"/>
+                    <w:jc w:val="center"/>
+                  </w:pPr>
+                  <w:r>
+                    <w:t xml:space="preserve">AGENTS.md, conversation history, file contents, tool outputs</w:t>
+                  </w:r>
+                </w:p>
+              </w:tc>
+            </w:tr>
+            <w:tr>
+              <w:tc>
+                <w:tcPr/>
+                <w:p>
+                  <w:pPr>
+                    <w:pStyle w:val="Compact"/>
+                    <w:jc w:val="left"/>
+                    <w:jc w:val="center"/>
+                  </w:pPr>
+                  <w:r>
+                    <w:t xml:space="preserve">Loop</w:t>
+                  </w:r>
+                </w:p>
+              </w:tc>
+              <w:tc>
+                <w:tcPr/>
+                <w:p>
+                  <w:pPr>
+                    <w:pStyle w:val="Compact"/>
+                    <w:jc w:val="left"/>
+                    <w:jc w:val="center"/>
+                  </w:pPr>
+                  <w:r>
+                    <w:t xml:space="preserve">Send your prompt to the model, run its tool calls and feed results back until the task finishes or you stop it</w:t>
+                  </w:r>
+                </w:p>
+              </w:tc>
+              <w:tc>
+                <w:tcPr/>
+                <w:p>
+                  <w:pPr>
+                    <w:pStyle w:val="Compact"/>
+                    <w:jc w:val="left"/>
+                    <w:jc w:val="center"/>
+                  </w:pPr>
+                  <w:r>
+                    <w:t xml:space="preserve">Plan, then the model acts, then checks its work, then repeats or moves to the next step in the plan</w:t>
+                  </w:r>
+                </w:p>
+              </w:tc>
+            </w:tr>
+            <w:tr>
+              <w:tc>
+                <w:tcPr/>
+                <w:p>
+                  <w:pPr>
+                    <w:pStyle w:val="Compact"/>
+                    <w:jc w:val="left"/>
+                    <w:jc w:val="center"/>
+                  </w:pPr>
+                  <w:r>
+                    <w:t xml:space="preserve">Interface</w:t>
+                  </w:r>
+                </w:p>
+              </w:tc>
+              <w:tc>
+                <w:tcPr/>
+                <w:p>
+                  <w:pPr>
+                    <w:pStyle w:val="Compact"/>
+                    <w:jc w:val="left"/>
+                    <w:jc w:val="center"/>
+                  </w:pPr>
+                  <w:r>
+                    <w:t xml:space="preserve">Show where you type prompts, watch the agent work, and read its output</w:t>
+                  </w:r>
+                </w:p>
+              </w:tc>
+              <w:tc>
+                <w:tcPr/>
+                <w:p>
+                  <w:pPr>
+                    <w:pStyle w:val="Compact"/>
+                    <w:jc w:val="left"/>
+                    <w:jc w:val="center"/>
+                  </w:pPr>
+                  <w:r>
+                    <w:t xml:space="preserve">Terminal pane in RStudio or VS Code, so you can view the agent side-by-side with your documents</w:t>
+                  </w:r>
+                </w:p>
+              </w:tc>
+            </w:tr>
+          </w:tbl>
+          <w:bookmarkEnd w:id="24"/>
+          <w:p/>
+        </w:tc>
+      </w:tr>
+    </w:tbl>
+    <w:p>
+      <w:pPr>
+        <w:pStyle w:val="BodyText"/>
+      </w:pPr>
+      <w:r>
+        <w:t xml:space="preserve">Store preferences and working habits you reuse across projects in a global AGENTS.md file. In OpenCode this file is located in a path similar to .config/opencode/AGENTS.md. Keep project-specific details in a second AGENTS.md file located at the top level of each project folder. This project-specific preferences file is the place to record contextual information specific to the project you are currently working on, and saves you having to manually send those details to the LLM in each session. This could include information about archaeological context, about prior decisions you have made about the analysis plan, about your target audience for your report or manuscript, etc. We provide examples of our AGENTS.md files in our research compendium.</w:t>
+      </w:r>
+    </w:p>
+    <w:p>
+      <w:pPr>
+        <w:pStyle w:val="BodyText"/>
+      </w:pPr>
+      <w:r>
+        <w:t xml:space="preserve">Harnesses such as OpenCode often provide multiple working modes,</w:t>
+      </w:r>
+      <w:r>
+        <w:t xml:space="preserve"> </w:t>
+      </w:r>
+      <w:r>
+        <w:t xml:space="preserve">‘</w:t>
+      </w:r>
+      <w:r>
+        <w:t xml:space="preserve">plan</w:t>
+      </w:r>
+      <w:r>
+        <w:t xml:space="preserve">’</w:t>
+      </w:r>
+      <w:r>
+        <w:t xml:space="preserve"> </w:t>
+      </w:r>
+      <w:r>
+        <w:t xml:space="preserve">and</w:t>
+      </w:r>
+      <w:r>
+        <w:t xml:space="preserve"> </w:t>
+      </w:r>
+      <w:r>
+        <w:t xml:space="preserve">‘</w:t>
+      </w:r>
+      <w:r>
+        <w:t xml:space="preserve">build</w:t>
+      </w:r>
+      <w:r>
+        <w:t xml:space="preserve">’</w:t>
+      </w:r>
+      <w:r>
+        <w:t xml:space="preserve"> </w:t>
+      </w:r>
+      <w:r>
+        <w:t xml:space="preserve">are two widely used modes. Plan directs the model to inspect files and propose changes without editing any project files. Build allows file editing and running code according to your permission settings. We recommend using Plan mode when exploring options with the model and drafting your analysis plans. This prevents the model from making changes to your files before your plan is finalized and that may be complicated to undo. Multiple rounds of planning are necessary for a high quality plan</w:t>
+      </w:r>
+      <w:r>
+        <w:t xml:space="preserve"> </w:t>
+      </w:r>
+      <w:r>
+        <w:t xml:space="preserve">(Bertran et al. 2026; Messeri and Crockett 2024)</w:t>
+      </w:r>
+      <w:r>
+        <w:t xml:space="preserve">, giving you a chance to steer and challenge the model, request justification for decisions it proposes, and invite the model to criticize your ideas, in anticipation of human reviewers</w:t>
+      </w:r>
+      <w:r>
+        <w:t xml:space="preserve"> </w:t>
+      </w:r>
+      <w:r>
+        <w:t xml:space="preserve">(Korinek 2023)</w:t>
+      </w:r>
+      <w:r>
+        <w:t xml:space="preserve">. This helps to surface forking paths (alternative analytical decisions that could lead to different conclusions) early and map out the analysis space available to your project. Each discussion round needs evaluation against data, literature, and your expertise, letting you add variables, design details, and constraints missing from previous rounds</w:t>
+      </w:r>
+      <w:r>
+        <w:t xml:space="preserve"> </w:t>
+      </w:r>
+      <w:r>
+        <w:t xml:space="preserve">(Brown and Spillias 2026)</w:t>
+      </w:r>
+      <w:r>
+        <w:t xml:space="preserve">. Save your analysis plan to a markdown file at the end of a planning session (switch to build mode to allow the model to create a new file). This avoids the problems of models performing increasingly poorly across long meandering threads and failing to recover after a wrong turn</w:t>
+      </w:r>
+      <w:r>
+        <w:t xml:space="preserve"> </w:t>
+      </w:r>
+      <w:r>
+        <w:t xml:space="preserve">(Laban et al. 2025)</w:t>
+      </w:r>
+      <w:r>
+        <w:t xml:space="preserve">. Then when you resume your work, you start a new conversation by directing the model to read your plan saved in the markdown file, rather than rely on its memory. Having your plan in a markdown file also allows you to easily directly edit it independent of the AI, and manually record the status of each step of the plan (e.g. </w:t>
+      </w:r>
+      <w:r>
+        <w:t xml:space="preserve">‘</w:t>
+      </w:r>
+      <w:r>
+        <w:t xml:space="preserve">done</w:t>
+      </w:r>
+      <w:r>
+        <w:t xml:space="preserve">’</w:t>
+      </w:r>
+      <w:r>
+        <w:t xml:space="preserve">,</w:t>
+      </w:r>
+      <w:r>
+        <w:t xml:space="preserve"> </w:t>
+      </w:r>
+      <w:r>
+        <w:t xml:space="preserve">‘</w:t>
+      </w:r>
+      <w:r>
+        <w:t xml:space="preserve">in progress</w:t>
+      </w:r>
+      <w:r>
+        <w:t xml:space="preserve">’</w:t>
+      </w:r>
+      <w:r>
+        <w:t xml:space="preserve">), so you remain at the helm of your project.</w:t>
+      </w:r>
+    </w:p>
+    <w:p>
+      <w:pPr>
+        <w:pStyle w:val="BodyText"/>
+      </w:pPr>
+      <w:r>
+        <w:t xml:space="preserve">Planning an analysis with a LLM can be effective when using a state-of-the-art, reasoning-enabled large frontier model because these are often better at the long-horizon, open-ended, branching tasks involved in drafting a plan</w:t>
+      </w:r>
+      <w:r>
+        <w:t xml:space="preserve"> </w:t>
+      </w:r>
+      <w:r>
+        <w:t xml:space="preserve">(Lu et al. 2026; Zhang et al. 2025)</w:t>
+      </w:r>
+      <w:r>
+        <w:t xml:space="preserve">. Because larger models can be slower, more expensive and resource intensive, we recommend switching to a smaller model to implement the individual steps of the plan. When your plan is set, switch your harness to build mode and direct the model to execute one step of the plan. As the model completes a step, verify completion by inspecting the Git diff, check the output against your plan, and for more complex steps, interrogate the model to have it justify its actions. Agents sometimes report finished work they never completed</w:t>
+      </w:r>
+      <w:r>
+        <w:t xml:space="preserve"> </w:t>
+      </w:r>
+      <w:r>
+        <w:t xml:space="preserve">(Christopher J. Brown et al. 2026; Nejjar et al. 2025)</w:t>
+      </w:r>
+      <w:r>
+        <w:t xml:space="preserve">, so it is essential check the files and outputs yourself.</w:t>
+      </w:r>
+    </w:p>
+    <w:p>
+      <w:pPr>
+        <w:pStyle w:val="BodyText"/>
+      </w:pPr>
+      <w:r>
+        <w:t xml:space="preserve">While the harness is installed and runs locally on our computer, they typically use LLMs hosted remotely at data centers. This connection requires obtaining an API (Application Programming Interface) key from a model provider, and adding this key to our harness configuration file. Once we have this connection, our file contents and tool outputs may enter the context sent to a remote model, and potentially even be used to train future LLMs. For many archaeological projects this is unacceptable, e.g. when working with confidential client information, and culturally sensitive data.</w:t>
+      </w:r>
+      <w:r>
+        <w:t xml:space="preserve"> </w:t>
+      </w:r>
+      <w:hyperlink w:anchor="tbl-privacy">
+        <w:r>
+          <w:rPr>
+            <w:rStyle w:val="Hyperlink"/>
+          </w:rPr>
+          <w:t xml:space="preserve">Table 4</w:t>
+        </w:r>
+      </w:hyperlink>
+      <w:r>
+        <w:t xml:space="preserve"> </w:t>
+      </w:r>
+      <w:r>
+        <w:t xml:space="preserve">summarises common solutions to this problem.</w:t>
+      </w:r>
+    </w:p>
+    <w:tbl>
+      <w:tblPr>
+        <w:tblStyle w:val="Table"/>
+        <w:tblW w:type="pct" w:w="5000"/>
+        <w:tblLook w:firstRow="0" w:lastRow="0" w:firstColumn="0" w:lastColumn="0" w:noHBand="0" w:noVBand="0" w:val="0000"/>
+        <w:jc w:val="start"/>
+        <w:tblLayout w:type="fixed"/>
+      </w:tblPr>
+      <w:tblGrid>
+        <w:gridCol w:w="7920"/>
+      </w:tblGrid>
+      <w:tr>
+        <w:tc>
+          <w:tcPr/>
+          <w:bookmarkStart w:id="25" w:name="tbl-privacy"/>
+          <w:p>
+            <w:pPr>
+              <w:jc w:val="center"/>
+            </w:pPr>
+            <w:pPr>
+              <w:jc w:val="start"/>
+              <w:spacing w:before="200"/>
+              <w:pStyle w:val="ImageCaption"/>
+            </w:pPr>
+            <w:r>
+              <w:t xml:space="preserve">Table 4: Options for protecting restricted data when the model runs remotely.</w:t>
+            </w:r>
+          </w:p>
+          <w:tbl>
+            <w:tblPr>
+              <w:tblStyle w:val="Table"/>
+              <w:tblW w:type="pct" w:w="5000"/>
+              <w:tblLook w:firstRow="1" w:lastRow="0" w:firstColumn="0" w:lastColumn="0" w:noHBand="0" w:noVBand="0" w:val="0020"/>
+              <w:jc w:val="start"/>
+              <w:tblLayout w:type="fixed"/>
+            </w:tblPr>
+            <w:tblGrid>
+              <w:gridCol w:w="564"/>
+              <w:gridCol w:w="5316"/>
+              <w:gridCol w:w="2039"/>
+            </w:tblGrid>
+            <w:tr>
+              <w:trPr>
+                <w:tblHeader w:val="true"/>
+              </w:trPr>
+              <w:tc>
+                <w:tcPr/>
+                <w:p>
+                  <w:pPr>
+                    <w:pStyle w:val="Compact"/>
+                    <w:jc w:val="left"/>
+                    <w:jc w:val="center"/>
+                  </w:pPr>
+                  <w:r>
+                    <w:t xml:space="preserve">Option</w:t>
+                  </w:r>
+                </w:p>
+              </w:tc>
+              <w:tc>
+                <w:tcPr/>
+                <w:p>
+                  <w:pPr>
+                    <w:pStyle w:val="Compact"/>
+                    <w:jc w:val="left"/>
+                    <w:jc w:val="center"/>
+                  </w:pPr>
+                  <w:r>
+                    <w:t xml:space="preserve">Action</w:t>
+                  </w:r>
+                </w:p>
+              </w:tc>
+              <w:tc>
+                <w:tcPr/>
+                <w:p>
+                  <w:pPr>
+                    <w:pStyle w:val="Compact"/>
+                    <w:jc w:val="left"/>
+                    <w:jc w:val="center"/>
+                  </w:pPr>
+                  <w:r>
+                    <w:t xml:space="preserve">Limitation</w:t>
+                  </w:r>
+                </w:p>
+              </w:tc>
+            </w:tr>
+            <w:tr>
+              <w:tc>
+                <w:tcPr/>
+                <w:p>
+                  <w:pPr>
+                    <w:pStyle w:val="Compact"/>
+                    <w:jc w:val="left"/>
+                    <w:jc w:val="center"/>
+                  </w:pPr>
+                  <w:r>
+                    <w:t xml:space="preserve">Zero Data Retention (ZDR)</w:t>
+                  </w:r>
+                </w:p>
+              </w:tc>
+              <w:tc>
+                <w:tcPr/>
+                <w:p>
+                  <w:pPr>
+                    <w:pStyle w:val="Compact"/>
+                    <w:jc w:val="left"/>
+                    <w:jc w:val="center"/>
+                  </w:pPr>
+                  <w:r>
+                    <w:t xml:space="preserve">Use a provider that deletes request data immediately after processing</w:t>
+                  </w:r>
+                </w:p>
+              </w:tc>
+              <w:tc>
+                <w:tcPr/>
+                <w:p>
+                  <w:pPr>
+                    <w:pStyle w:val="Compact"/>
+                    <w:jc w:val="left"/>
+                    <w:jc w:val="center"/>
+                  </w:pPr>
+                  <w:r>
+                    <w:t xml:space="preserve">Contractual promise only; check terms before sending sensitive data</w:t>
+                  </w:r>
+                </w:p>
+              </w:tc>
+            </w:tr>
+            <w:tr>
+              <w:tc>
+                <w:tcPr/>
+                <w:p>
+                  <w:pPr>
+                    <w:pStyle w:val="Compact"/>
+                    <w:jc w:val="left"/>
+                    <w:jc w:val="center"/>
+                  </w:pPr>
+                  <w:r>
+                    <w:t xml:space="preserve">Outside-folder storage</w:t>
+                  </w:r>
+                </w:p>
+              </w:tc>
+              <w:tc>
+                <w:tcPr/>
+                <w:p>
+                  <w:pPr>
+                    <w:pStyle w:val="Compact"/>
+                    <w:jc w:val="left"/>
+                    <w:jc w:val="center"/>
+                  </w:pPr>
+                  <w:r>
+                    <w:t xml:space="preserve">Keep restricted files in a directory outside the project folder so the agent cannot open them by accident</w:t>
+                  </w:r>
+                  <w:r>
+                    <w:t xml:space="preserve"> </w:t>
+                  </w:r>
+                  <w:r>
+                    <w:t xml:space="preserve">(Brown 2026)</w:t>
+                  </w:r>
+                </w:p>
+              </w:tc>
+              <w:tc>
+                <w:tcPr/>
+                <w:p>
+                  <w:pPr>
+                    <w:pStyle w:val="Compact"/>
+                    <w:jc w:val="left"/>
+                    <w:jc w:val="center"/>
+                  </w:pPr>
+                  <w:r>
+                    <w:t xml:space="preserve">You must move files yourself and manage what the agent can see</w:t>
+                  </w:r>
+                </w:p>
+              </w:tc>
+            </w:tr>
+            <w:tr>
+              <w:tc>
+                <w:tcPr/>
+                <w:p>
+                  <w:pPr>
+                    <w:pStyle w:val="Compact"/>
+                    <w:jc w:val="left"/>
+                    <w:jc w:val="center"/>
+                  </w:pPr>
+                  <w:r>
+                    <w:t xml:space="preserve">Local LLM</w:t>
+                  </w:r>
+                </w:p>
+              </w:tc>
+              <w:tc>
+                <w:tcPr/>
+                <w:p>
+                  <w:pPr>
+                    <w:pStyle w:val="Compact"/>
+                    <w:jc w:val="left"/>
+                    <w:jc w:val="center"/>
+                  </w:pPr>
+                  <w:r>
+                    <w:t xml:space="preserve">Run the model on your computer so no data leave it</w:t>
+                  </w:r>
+                  <w:r>
+                    <w:t xml:space="preserve"> </w:t>
+                  </w:r>
+                  <w:r>
+                    <w:t xml:space="preserve">(Abramson et al. 2026; Wiest et al. 2024)</w:t>
+                  </w:r>
+                </w:p>
+              </w:tc>
+              <w:tc>
+                <w:tcPr/>
+                <w:p>
+                  <w:pPr>
+                    <w:pStyle w:val="Compact"/>
+                    <w:jc w:val="left"/>
+                    <w:jc w:val="center"/>
+                  </w:pPr>
+                  <w:r>
+                    <w:t xml:space="preserve">Matching hosted-model quality needs expensive high-performance hardware</w:t>
+                  </w:r>
+                  <w:r>
+                    <w:t xml:space="preserve"> </w:t>
+                  </w:r>
+                  <w:r>
+                    <w:t xml:space="preserve">(Chris Brown et al. 2026)</w:t>
+                  </w:r>
+                </w:p>
+              </w:tc>
+            </w:tr>
+            <w:tr>
+              <w:tc>
+                <w:tcPr/>
+                <w:p>
+                  <w:pPr>
+                    <w:pStyle w:val="Compact"/>
+                    <w:jc w:val="left"/>
+                    <w:jc w:val="center"/>
+                  </w:pPr>
+                  <w:r>
+                    <w:t xml:space="preserve">Synthetic proxy data</w:t>
+                  </w:r>
+                </w:p>
+              </w:tc>
+              <w:tc>
+                <w:tcPr/>
+                <w:p>
+                  <w:pPr>
+                    <w:pStyle w:val="Compact"/>
+                    <w:jc w:val="left"/>
+                    <w:jc w:val="center"/>
+                  </w:pPr>
+                  <w:r>
+                    <w:t xml:space="preserve">Use a local model to build a synthetic dataset with the same structure and statistical properties but no real locations measurements or identifying information then send the proxy to the remote model for code writing</w:t>
+                  </w:r>
+                  <w:r>
+                    <w:t xml:space="preserve"> </w:t>
+                  </w:r>
+                  <w:r>
+                    <w:t xml:space="preserve">(Schweinberger 2026)</w:t>
+                  </w:r>
+                </w:p>
+              </w:tc>
+              <w:tc>
+                <w:tcPr/>
+                <w:p>
+                  <w:pPr>
+                    <w:pStyle w:val="Compact"/>
+                    <w:jc w:val="left"/>
+                    <w:jc w:val="center"/>
+                  </w:pPr>
+                  <w:r>
+                    <w:t xml:space="preserve">The proxy must match the real columns variable types and format or the code will not transfer</w:t>
+                  </w:r>
+                </w:p>
+              </w:tc>
+            </w:tr>
+          </w:tbl>
+          <w:bookmarkEnd w:id="25"/>
+          <w:p/>
+        </w:tc>
+      </w:tr>
+    </w:tbl>
+    <w:bookmarkEnd w:id="26"/>
+    <w:bookmarkStart w:id="28" w:name="sec-analysis"/>
+    <w:p>
+      <w:pPr>
+        <w:pStyle w:val="Heading1"/>
+      </w:pPr>
+      <w:r>
+        <w:t xml:space="preserve">Step 3: Use Tools, Skills, and Model Context Protocols to Research, Plan, and Analyze</w:t>
+      </w:r>
+    </w:p>
+    <w:p>
+      <w:pPr>
+        <w:pStyle w:val="FirstParagraph"/>
+      </w:pPr>
+      <w:r>
+        <w:t xml:space="preserve">With the harness configured, working with an AI to generate plans and analyse data is more efficient by using tools, skills and Model Context Protocols (MCPs) to do common research tasks such as search for and verify references, write and run code, organise and manage files, and simulate peer review. A tool performs a single computer action and returns a result, such as reading, editing and renaming a file, or starting R and running R code. A skill is a markdown file of metadata and instructions and supporting resources for a recurring task</w:t>
+      </w:r>
+      <w:r>
+        <w:t xml:space="preserve"> </w:t>
+      </w:r>
+      <w:r>
+        <w:t xml:space="preserve">(Xu and Yan 2026)</w:t>
+      </w:r>
+      <w:r>
+        <w:t xml:space="preserve">. The agent reads the full skill file when a task contains words that matches the metadata, and the skill file contents is sent to the model as part of the prompt. For example, we have a skill file for the tidyverse idiom of the R language. When we ask for R code, the harness loads that file into the context and sends it to the model along with the rest of the prompt, and the output follows those conventions. MCP is an open source standard for connecting an agent to external data sources and services; they can also provide specialist tools</w:t>
+      </w:r>
+      <w:r>
+        <w:t xml:space="preserve"> </w:t>
+      </w:r>
+      <w:r>
+        <w:t xml:space="preserve">(Hou et al. 2026)</w:t>
+      </w:r>
+      <w:r>
+        <w:t xml:space="preserve">. A skill describes a procedure, while tools perform its actions and an MCP server supplies connections.</w:t>
+      </w:r>
+      <w:r>
+        <w:t xml:space="preserve"> </w:t>
+      </w:r>
+      <w:hyperlink w:anchor="tbl-stack">
+        <w:r>
+          <w:rPr>
+            <w:rStyle w:val="Hyperlink"/>
+          </w:rPr>
+          <w:t xml:space="preserve">Table 5</w:t>
+        </w:r>
+      </w:hyperlink>
+      <w:r>
+        <w:t xml:space="preserve"> </w:t>
+      </w:r>
+      <w:r>
+        <w:t xml:space="preserve">lists the five MCP servers and six skills named in this guide plus the three instructions files that govern them.</w:t>
+      </w:r>
+    </w:p>
+    <w:tbl>
+      <w:tblPr>
+        <w:tblStyle w:val="Table"/>
+        <w:tblW w:type="pct" w:w="5000"/>
+        <w:tblLook w:firstRow="0" w:lastRow="0" w:firstColumn="0" w:lastColumn="0" w:noHBand="0" w:noVBand="0" w:val="0000"/>
+        <w:jc w:val="start"/>
+        <w:tblLayout w:type="fixed"/>
+      </w:tblPr>
+      <w:tblGrid>
+        <w:gridCol w:w="7920"/>
+      </w:tblGrid>
+      <w:tr>
+        <w:tc>
+          <w:tcPr/>
+          <w:bookmarkStart w:id="27" w:name="tbl-stack"/>
+          <w:p>
+            <w:pPr>
+              <w:jc w:val="center"/>
+            </w:pPr>
+            <w:pPr>
+              <w:jc w:val="start"/>
+              <w:spacing w:before="200"/>
+              <w:pStyle w:val="ImageCaption"/>
+            </w:pPr>
+            <w:r>
+              <w:t xml:space="preserve">Table 5: MCP servers and skills installed in the author’s OpenCode configuration. Readers can copy-paste this table into their AI agent and ask it to install them for global availability.</w:t>
             </w:r>
           </w:p>
           <w:tbl>
@@ -3428,7 +3903,7 @@
               </w:tc>
             </w:tr>
           </w:tbl>
-          <w:bookmarkEnd w:id="25"/>
+          <w:bookmarkEnd w:id="27"/>
           <w:p/>
         </w:tc>
       </w:tr>
@@ -3466,7 +3941,7 @@
         <w:t xml:space="preserve">skill</w:t>
       </w:r>
       <w:r>
-        <w:t xml:space="preserve">, whose trigger keywords include that phrase. This specific skill contains instructions for a specific set of actions: scoping the authorship question, systematic search, source verification, synthesis with a devil’s-advocate pass, and a written report. The harness dispatches subagents for search, verification, and synthesis; retrieval</w:t>
+        <w:t xml:space="preserve">, whose trigger keywords include that phrase. This specific skill contains instructions that causes the harness to dispatche multiple agents for search, verification, and synthesis. Retrieval</w:t>
       </w:r>
       <w:r>
         <w:t xml:space="preserve"> </w:t>
@@ -3482,39 +3957,7 @@
         <w:t xml:space="preserve"> </w:t>
       </w:r>
       <w:r>
-        <w:t xml:space="preserve">fetch candidate papers while verification tools check each citation against publication databases through a reference-verification server. The literature search and verification tools are provided by the refcheck MCP server; they query Crossref, Semantic Scholar, and other online services. The results of the literature search can then be written into the project-level bibtex file or saved in your Zotero library using the zotero-cli</w:t>
-      </w:r>
-      <w:r>
-        <w:t xml:space="preserve"> </w:t>
-      </w:r>
-      <w:r>
-        <w:rPr>
-          <w:iCs/>
-          <w:i/>
-        </w:rPr>
-        <w:t xml:space="preserve">skill</w:t>
-      </w:r>
-      <w:r>
-        <w:t xml:space="preserve"> </w:t>
-      </w:r>
-      <w:r>
-        <w:t xml:space="preserve">which drives the shell</w:t>
-      </w:r>
-      <w:r>
-        <w:t xml:space="preserve"> </w:t>
-      </w:r>
-      <w:r>
-        <w:rPr>
-          <w:iCs/>
-          <w:i/>
-        </w:rPr>
-        <w:t xml:space="preserve">tools</w:t>
-      </w:r>
-      <w:r>
-        <w:t xml:space="preserve"> </w:t>
-      </w:r>
-      <w:r>
-        <w:t xml:space="preserve">to connect with your Zotero database. Skills guides the agent but cannot force compliance, so you need to critically review the results before incorporating them into your work. We recommend multiple iterations of literature search prompts, adjusting the prompt each time to the steer the model to focus on different areas of the literature</w:t>
+        <w:t xml:space="preserve">fetch candidate papers while verification tools check each citation against publication databases through a reference-verification server. The literature search and verification tools are provided by the refcheck MCP server; they query Crossref and Semantic Scholar. The agent can then write the results of the literature search can then into your project-level bibtex file or to your Zotero library for reuse accross multiple projects. Skills guides the agent but cannot force compliance, so you need to critically review the results before incorporating them into your work. We recommend multiple iterations of literature search prompts, adjusting the prompt each time to the steer the model to focus on different areas of the literature</w:t>
       </w:r>
       <w:r>
         <w:t xml:space="preserve"> </w:t>
@@ -3531,7 +3974,16 @@
         <w:pStyle w:val="BodyText"/>
       </w:pPr>
       <w:r>
-        <w:t xml:space="preserve">Aided by tools, skills and MCP servers, AI agents can be very efficient at accurately extracting data from the full text of publications. One LLM extracted ecological data from literature 50 times faster than a human reviewer, with accuracy above 90% on discrete and categorical data</w:t>
+        <w:t xml:space="preserve">Aided by tools, skills and MCP servers, AI agents can be very efficient at accurately extracting data from the full text of publications and archival records</w:t>
+      </w:r>
+      <w:r>
+        <w:t xml:space="preserve"> </w:t>
+      </w:r>
+      <w:r>
+        <w:t xml:space="preserve">(Cootsona et al. 2026; Hariri et al. 2025; Scheepens et al. 2024)</w:t>
+      </w:r>
+      <w:r>
+        <w:t xml:space="preserve">. One LLM extracted ecological data from literature 50 times faster than a human reviewer, with accuracy above 90% on discrete and categorical data</w:t>
       </w:r>
       <w:r>
         <w:t xml:space="preserve"> </w:t>
@@ -3540,31 +3992,7 @@
         <w:t xml:space="preserve">(Gougherty and Clipp 2024)</w:t>
       </w:r>
       <w:r>
-        <w:t xml:space="preserve">.</w:t>
-      </w:r>
-      <w:r>
-        <w:t xml:space="preserve"> </w:t>
-      </w:r>
-      <w:r>
-        <w:t xml:space="preserve">Hariri et al. (2025)</w:t>
-      </w:r>
-      <w:r>
-        <w:t xml:space="preserve"> </w:t>
-      </w:r>
-      <w:r>
-        <w:t xml:space="preserve">describes structured knowledge extraction from archaeological texts, and</w:t>
-      </w:r>
-      <w:r>
-        <w:t xml:space="preserve"> </w:t>
-      </w:r>
-      <w:r>
-        <w:t xml:space="preserve">Syme et al. (2026)</w:t>
-      </w:r>
-      <w:r>
-        <w:t xml:space="preserve"> </w:t>
-      </w:r>
-      <w:r>
-        <w:t xml:space="preserve">examines validation of LLM-generated units for cross-cultural anthropological research. Human validation is necessary:</w:t>
+        <w:t xml:space="preserve">. Human validation is necessary:</w:t>
       </w:r>
       <w:r>
         <w:t xml:space="preserve"> </w:t>
@@ -3600,16 +4028,7 @@
         <w:t xml:space="preserve"> </w:t>
       </w:r>
       <w:r>
-        <w:t xml:space="preserve">observed that AI performed poorly on certain quantitative data, so quantitative fields need extra quality checks. GPT-4 extracted species at F1 99.8% and locations at 95.3% from pest-control abstracts and distinguished ecological roles, though a small number of confabulated details appeared</w:t>
-      </w:r>
-      <w:r>
-        <w:t xml:space="preserve"> </w:t>
-      </w:r>
-      <w:r>
-        <w:t xml:space="preserve">(Scheepens et al. 2024)</w:t>
-      </w:r>
-      <w:r>
-        <w:t xml:space="preserve">. Context-rich prompting improves data extraction results</w:t>
+        <w:t xml:space="preserve">observed that AI performed poorly on certain quantitative data. Context-rich prompting improves data extraction results</w:t>
       </w:r>
       <w:r>
         <w:t xml:space="preserve"> </w:t>
@@ -3618,7 +4037,7 @@
         <w:t xml:space="preserve">(Krishna Moorthy et al. 2026)</w:t>
       </w:r>
       <w:r>
-        <w:t xml:space="preserve">, though no single model dominates all extraction tasks, so you should test several model-prompt pairings and keep validation workflows that build trust in outputs. Before using machine-coded variables, you should define them in detail, compare a AI-collected sample against human coding, and document errors. Save source locations with extracted values so another researcher can inspect the evidence.</w:t>
+        <w:t xml:space="preserve">, though no single model dominates all extraction tasks, so you should test several model-prompt pairings. Before using machine-coded variables, you should define them in detail, compare a AI-collected sample against human coding, and document errors. Save source locations with extracted values so another researcher can inspect the evidence.</w:t>
       </w:r>
     </w:p>
     <w:p>
@@ -3635,7 +4054,7 @@
         <w:t xml:space="preserve">(Zheng et al. 2024)</w:t>
       </w:r>
       <w:r>
-        <w:t xml:space="preserve">, generating high-quality, real-world code for research still requires your understanding of context, debugging skills, and integration with the overall goals of your research project. When using an AI agent to plan and write code for data analysis, we recommend you:</w:t>
+        <w:t xml:space="preserve">, generating high-quality, real-world code for research still requires your understanding of your project’s context, debugging skills, and integration with the overall goals of your research project. When using an AI agent to plan and write code for data analysis, we recommend you:</w:t>
       </w:r>
     </w:p>
     <w:p>
@@ -3656,7 +4075,7 @@
         <w:t xml:space="preserve">(Brown and Spillias 2026)</w:t>
       </w:r>
       <w:r>
-        <w:t xml:space="preserve">. The archaeological expertise you bring to writing this prompt can make a big difference to the quality and consistency of responses to this prompt</w:t>
+        <w:t xml:space="preserve">. The archaeological expertise you bring to writing this prompt can make a big difference to the quality and consistency of responses to your prompts</w:t>
       </w:r>
       <w:r>
         <w:t xml:space="preserve"> </w:t>
@@ -3698,7 +4117,7 @@
         <w:pStyle w:val="Compact"/>
       </w:pPr>
       <w:r>
-        <w:t xml:space="preserve">include high-quality trustworthy reference materials, such as DOIs to exemplary studies similar to what you want to do, or technical methodological literature that describes relevant methods in detail</w:t>
+        <w:t xml:space="preserve">include high-quality trustworthy reference materials, such as the names of widely used R packages relevant to your work, DOIs to exemplary studies similar to what you want to do, or technical methodological literature that describes relevant methods in detail</w:t>
       </w:r>
       <w:r>
         <w:t xml:space="preserve"> </w:t>
@@ -3707,7 +4126,7 @@
         <w:t xml:space="preserve">(Brown and Spillias 2026)</w:t>
       </w:r>
       <w:r>
-        <w:t xml:space="preserve">. Use the agent to help you deeply search for this literature.</w:t>
+        <w:t xml:space="preserve">. Use the agent’s tools to help you deeply search this literature.</w:t>
       </w:r>
     </w:p>
     <w:p>
@@ -3757,14 +4176,14 @@
         <w:t xml:space="preserve">.</w:t>
       </w:r>
     </w:p>
-    <w:bookmarkEnd w:id="26"/>
-    <w:bookmarkStart w:id="27" w:name="discussion"/>
+    <w:bookmarkEnd w:id="28"/>
+    <w:bookmarkStart w:id="29" w:name="discussion-and-conclusion"/>
     <w:p>
       <w:pPr>
         <w:pStyle w:val="Heading1"/>
       </w:pPr>
       <w:r>
-        <w:t xml:space="preserve">Discussion</w:t>
+        <w:t xml:space="preserve">Discussion and Conclusion</w:t>
       </w:r>
     </w:p>
     <w:p>
@@ -3772,7 +4191,7 @@
         <w:pStyle w:val="FirstParagraph"/>
       </w:pPr>
       <w:r>
-        <w:t xml:space="preserve">The three practices assign distinct responsibilities to the researcher. Familiarity with R, Quarto, and Git supports efficient interaction with AI agents, supporting your inspection of calculations, reports, and changes. Harness configuration is where you define the AI agent’s permissions and work habits. Use of tools, skills, and MCP servers greatly expand the capability of the model, and improve the accuracy and usefulness of its work. This sequence applies existing scientific-computing practices to agent-assisted archaeological work</w:t>
+        <w:t xml:space="preserve">The three practices assign distinct responsibilities to you as the researcher. Familiarity with R, Quarto, and Git supports efficient and transparent interaction with AI agents, supporting your inspection of calculations, reports, and changes. Harness configuration is where you define the AI agent’s permissions and work habits to manage privacy, bias, and data sovereignty concerns. Use of tools, skills, and MCP servers expands the capability of the model, and improves the accuracy and usefulness of its work. This sequence is a natural extension of existing scientific-computing best practices to agent-assisted archaeological work</w:t>
       </w:r>
       <w:r>
         <w:t xml:space="preserve"> </w:t>
@@ -3789,43 +4208,7 @@
         <w:pStyle w:val="BodyText"/>
       </w:pPr>
       <w:r>
-        <w:t xml:space="preserve">Each practice has costs. Learning R and version control requires time, while configuring a harness introduces provider choices and access decisions. Skills and servers add dependencies that require testing and maintenance.</w:t>
-      </w:r>
-      <w:r>
-        <w:t xml:space="preserve"> </w:t>
-      </w:r>
-      <w:r>
-        <w:t xml:space="preserve">Kansa (2026)</w:t>
-      </w:r>
-      <w:r>
-        <w:t xml:space="preserve"> </w:t>
-      </w:r>
-      <w:r>
-        <w:t xml:space="preserve">discusses commercial dependence, and</w:t>
-      </w:r>
-      <w:r>
-        <w:t xml:space="preserve"> </w:t>
-      </w:r>
-      <w:r>
-        <w:t xml:space="preserve">Johnson and Eberl (2026)</w:t>
-      </w:r>
-      <w:r>
-        <w:t xml:space="preserve"> </w:t>
-      </w:r>
-      <w:r>
-        <w:t xml:space="preserve">examines environmental costs of AI in archaeology.</w:t>
-      </w:r>
-      <w:r>
-        <w:t xml:space="preserve"> </w:t>
-      </w:r>
-      <w:r>
-        <w:t xml:space="preserve">Luccioni et al. (2024)</w:t>
-      </w:r>
-      <w:r>
-        <w:t xml:space="preserve"> </w:t>
-      </w:r>
-      <w:r>
-        <w:t xml:space="preserve">measured inference energy across models and tasks, so we batch queries and log usage. Treat heavy token use as a reason to inspect output: in one study the costliest runs were agents stuck in unproductive loops, not the most accurate ones</w:t>
+        <w:t xml:space="preserve">We gain the most when the agent automates small, well-specified tasks and we check each result. Brown and colleagues tested a general-purpose agent (Roo Code) on three fisheries workflows</w:t>
       </w:r>
       <w:r>
         <w:t xml:space="preserve"> </w:t>
@@ -3834,16 +4217,64 @@
         <w:t xml:space="preserve">(Christopher J. Brown et al. 2026)</w:t>
       </w:r>
       <w:r>
-        <w:t xml:space="preserve">. Mapping latency, token cost, and F1 score guides model choice under budget constraints</w:t>
-      </w:r>
-      <w:r>
-        <w:t xml:space="preserve"> </w:t>
-      </w:r>
-      <w:r>
-        <w:t xml:space="preserve">(Krishna Moorthy et al. 2026)</w:t>
-      </w:r>
-      <w:r>
-        <w:t xml:space="preserve">. We recommend recording available cost and usage information, limiting unnecessary repeated calls, and considering whether an existing R script already completes the task.</w:t>
+        <w:t xml:space="preserve">. The tasks were fitting a von Bertalanffy growth curve, fitting a generalised linear model of fish abundance, and completing a yield-per-recruit analysis. In some replicates the agent completed all three tasks, but accuracy varied widely across replicates. Claude Sonnet 4.5 returned accurate responses on every run for the simplest task, yet proved less consistent on complex tasks and sometimes overlooked method instructions. The authors conclude that agents can automate common modelling workflows but remain too inconsistent for management advice without human oversight</w:t>
+      </w:r>
+      <w:r>
+        <w:t xml:space="preserve"> </w:t>
+      </w:r>
+      <w:r>
+        <w:t xml:space="preserve">(Christopher J. Brown et al. 2026)</w:t>
+      </w:r>
+      <w:r>
+        <w:t xml:space="preserve">. That finding matches our experience: fluent output does not guarantee sound statistics</w:t>
+      </w:r>
+      <w:r>
+        <w:t xml:space="preserve"> </w:t>
+      </w:r>
+      <w:r>
+        <w:t xml:space="preserve">(Messeri and Crockett 2024)</w:t>
+      </w:r>
+      <w:r>
+        <w:t xml:space="preserve">. We read code rather than summaries, prompt with context and data, iterate in short rounds, and accept set-up time for software, permissions, and skills as the price of help</w:t>
+      </w:r>
+      <w:r>
+        <w:t xml:space="preserve"> </w:t>
+      </w:r>
+      <w:r>
+        <w:t xml:space="preserve">(Brown and Spillias 2026; Jansen et al. 2025)</w:t>
+      </w:r>
+      <w:r>
+        <w:t xml:space="preserve">. https://arxiv.org/abs/2309.08636</w:t>
+      </w:r>
+      <w:r>
+        <w:t xml:space="preserve"> </w:t>
+      </w:r>
+      <w:r>
+        <w:t xml:space="preserve">“</w:t>
+      </w:r>
+      <w:r>
+        <w:t xml:space="preserve">Basic prompting approaches can result in advice for analyses that have lower statistical power or are statistically invalid.</w:t>
+      </w:r>
+      <w:r>
+        <w:t xml:space="preserve">”</w:t>
+      </w:r>
+      <w:r>
+        <w:t xml:space="preserve"> </w:t>
+      </w:r>
+      <w:r>
+        <w:t xml:space="preserve">https://doi.org/10.1111/faf.70079</w:t>
+      </w:r>
+      <w:r>
+        <w:t xml:space="preserve"> </w:t>
+      </w:r>
+      <w:r>
+        <w:t xml:space="preserve">“</w:t>
+      </w:r>
+      <w:r>
+        <w:t xml:space="preserve">Even the best LLMs in our tests frequently failed to follow all instructions, and although they were competent at writing code, their scientific reasoning was often inadequate for real-world applications.</w:t>
+      </w:r>
+      <w:r>
+        <w:t xml:space="preserve">”</w:t>
       </w:r>
     </w:p>
     <w:p>
@@ -3851,35 +4282,86 @@
         <w:pStyle w:val="BodyText"/>
       </w:pPr>
       <w:r>
-        <w:t xml:space="preserve">These instructions do not establish that agent assistance improves every analysis. The illustrative tasks are teaching examples, and we have not measured their effects on accuracy or completion time. Reproducing saved R code differs from repeating an agent conversation: a model may generate different code on another attempt. Provider-side model updates add a second source of non-repeatability: the same prompt can behave differently months later because the provider changed the model</w:t>
-      </w:r>
-      <w:r>
-        <w:t xml:space="preserve"> </w:t>
-      </w:r>
-      <w:r>
-        <w:t xml:space="preserve">(Abdurahman et al. 2025; Abramson et al. 2026)</w:t>
-      </w:r>
-      <w:r>
-        <w:t xml:space="preserve">. Preserve the inspected code and document the interaction, rather than promising identical agent behavior. Incentives sharpen a further risk: when publication metrics define success, researchers may use LLMs as a shortcut to game output rather than support innovation, which reduces quality and stifles development</w:t>
-      </w:r>
-      <w:r>
-        <w:t xml:space="preserve"> </w:t>
-      </w:r>
-      <w:r>
-        <w:t xml:space="preserve">(Johnson et al. 2024)</w:t>
-      </w:r>
-      <w:r>
-        <w:t xml:space="preserve">.</w:t>
-      </w:r>
-    </w:p>
-    <w:bookmarkEnd w:id="27"/>
-    <w:bookmarkStart w:id="28" w:name="conclusion"/>
+        <w:t xml:space="preserve">Agentic AI changes more than speed. It changes how we state theory, test methods, and keep responsibility. Piper argues that theory works as methodological infrastructure: it constrains degrees of freedom, supports reproducibility, and guides iteration, while prompts act as measurement instruments that need validation</w:t>
+      </w:r>
+      <w:r>
+        <w:t xml:space="preserve"> </w:t>
+      </w:r>
+      <w:r>
+        <w:t xml:space="preserve">(Piper 2026)</w:t>
+      </w:r>
+      <w:r>
+        <w:t xml:space="preserve">. Haase and Pokutta map six levels from stateless tools to complex adaptive systems, and place our workflow at the low-autonomy end where the researcher directs each stage</w:t>
+      </w:r>
+      <w:r>
+        <w:t xml:space="preserve"> </w:t>
+      </w:r>
+      <w:r>
+        <w:t xml:space="preserve">(Haase and Pokutta 2026)</w:t>
+      </w:r>
+      <w:r>
+        <w:t xml:space="preserve">. We keep that direction by setting goals, approving methods, interpreting findings, and deciding what to publish, which leaves expertise and oversight with us rather than the model</w:t>
+      </w:r>
+      <w:r>
+        <w:t xml:space="preserve"> </w:t>
+      </w:r>
+      <w:r>
+        <w:t xml:space="preserve">(Jonker et al. 2024; Monakhov 2026; Spillias et al. 2026)</w:t>
+      </w:r>
+      <w:r>
+        <w:t xml:space="preserve">. Although our guide cannot remove all errors, when combined with R, Quarto, and Git it makes agent-assisted analysis inspectable, repeatable, and ready for review in many archaeology projects.</w:t>
+      </w:r>
+    </w:p>
+    <w:p>
+      <w:pPr>
+        <w:pStyle w:val="BodyText"/>
+      </w:pPr>
+      <w:r>
+        <w:t xml:space="preserve">add implications for undergrad curricula in archaeology - https://doi.org/10.1111/2041-210x.70267</w:t>
+      </w:r>
+      <w:r>
+        <w:t xml:space="preserve"> </w:t>
+      </w:r>
+      <w:r>
+        <w:t xml:space="preserve">“</w:t>
+      </w:r>
+      <w:r>
+        <w:t xml:space="preserve">we need to develop prompting guidelines and templates for novice analysts (Jansen et al., 2025; Le et al., 2025). We found there was a high rate of poor statistical advice if the LLM was given less specific information about the data and research question. Novice users are less likely to know what information is relevant to provide to an LLM (Campbell et al., 2024) and are therefore more likely to get poorer recommendations. Including LLM literacy in teaching, alongside fundamental statistical theory, will see novices better positioned to query LLMs in new contexts.</w:t>
+      </w:r>
+      <w:r>
+        <w:t xml:space="preserve">”</w:t>
+      </w:r>
+    </w:p>
+    <w:p>
+      <w:pPr>
+        <w:pStyle w:val="BodyText"/>
+      </w:pPr>
+      <w:r>
+        <w:t xml:space="preserve">limitations: https://arxiv.org/html/2609.11198v1</w:t>
+      </w:r>
+    </w:p>
+    <w:p>
+      <w:pPr>
+        <w:pStyle w:val="BodyText"/>
+      </w:pPr>
+      <w:r>
+        <w:t xml:space="preserve">broader consensus across diverse research communities that AI should be used appropriately and transparently as a tool that requires expert humans to judge, verify, and take responsibility for the outputs.</w:t>
+      </w:r>
+      <w:r>
+        <w:t xml:space="preserve"> </w:t>
+      </w:r>
+      <w:r>
+        <w:t xml:space="preserve">National Academies of Sciences, Engineering, and Medicine (2026)</w:t>
+      </w:r>
+    </w:p>
+    <w:bookmarkEnd w:id="29"/>
+    <w:bookmarkStart w:id="30" w:name="acknowledgments"/>
     <w:p>
       <w:pPr>
         <w:pStyle w:val="Heading1"/>
       </w:pPr>
       <w:r>
-        <w:t xml:space="preserve">Conclusion</w:t>
+        <w:t xml:space="preserve">Acknowledgments</w:t>
       </w:r>
     </w:p>
     <w:p>
@@ -3887,25 +4369,17 @@
         <w:pStyle w:val="FirstParagraph"/>
       </w:pPr>
       <w:r>
-        <w:t xml:space="preserve">automate micro-tasks for productivity gains; comparative advantage is AI generates, human evaluates; do not over- or under-estimate LLMs because authoritative style does not equal truth; prompt with context, iterate,</w:t>
-      </w:r>
-    </w:p>
-    <w:p>
-      <w:pPr>
-        <w:pStyle w:val="BodyText"/>
-      </w:pPr>
-      <w:r>
-        <w:t xml:space="preserve">limitations from Brown… national academies report</w:t>
-      </w:r>
-    </w:p>
-    <w:bookmarkEnd w:id="28"/>
-    <w:bookmarkStart w:id="29" w:name="acknowledgments"/>
+        <w:t xml:space="preserve">No permits were required for the preparation of this manuscript. The author used OpenCode (https://opencode.ai/), an open-source AI harness, and OpenRouter (https://openrouter.ai/) a commercial model provider. AI models used included Nemotron 3.5 Ultra (NVIDIA), Qwen3.8, Muse Spark 1.3 (Meta), GLM-5.3 Flash (Zhipu), and MiMo-V2.5 (Xiaomi). AI was used to assist with searching for literature, planning, drafting and editing the manuscript, and reference checking. All AI-generated suggestions were reviewed and revised by the author.</w:t>
+      </w:r>
+    </w:p>
+    <w:bookmarkEnd w:id="30"/>
+    <w:bookmarkStart w:id="31" w:name="funding-statement"/>
     <w:p>
       <w:pPr>
         <w:pStyle w:val="Heading1"/>
       </w:pPr>
       <w:r>
-        <w:t xml:space="preserve">Acknowledgments</w:t>
+        <w:t xml:space="preserve">Funding Statement</w:t>
       </w:r>
     </w:p>
     <w:p>
@@ -3913,17 +4387,17 @@
         <w:pStyle w:val="FirstParagraph"/>
       </w:pPr>
       <w:r>
-        <w:t xml:space="preserve">No permits were required for the preparation of this manuscript. The author used OpenCode (https://opencode.ai/), an open-source AI harness, and OpenRouter (https://openrouter.ai/) a commercial model provider. AI models used included Nemotron 3.5 Ultra (NVIDIA), Qwen3.8, Muse Spark 1.3 (Meta), GLM-5.3 Flash, and MiMo-V2.5 (Xiaomi). AI was used to assist assist with searching for literature, planning, drafting and editing the manuscript, and reference checking. All AI-generated suggestions were reviewed and revised by the author.</w:t>
-      </w:r>
-    </w:p>
-    <w:bookmarkEnd w:id="29"/>
-    <w:bookmarkStart w:id="30" w:name="funding-statement"/>
+        <w:t xml:space="preserve">This research received no specific grant funding from any funding agency, commercial or not-for-profit sectors.</w:t>
+      </w:r>
+    </w:p>
+    <w:bookmarkEnd w:id="31"/>
+    <w:bookmarkStart w:id="32" w:name="data-availability-statement"/>
     <w:p>
       <w:pPr>
         <w:pStyle w:val="Heading1"/>
       </w:pPr>
       <w:r>
-        <w:t xml:space="preserve">Funding Statement</w:t>
+        <w:t xml:space="preserve">Data Availability Statement</w:t>
       </w:r>
     </w:p>
     <w:p>
@@ -3931,17 +4405,17 @@
         <w:pStyle w:val="FirstParagraph"/>
       </w:pPr>
       <w:r>
-        <w:t xml:space="preserve">This research received no specific grant funding from any funding agency, commercial or not-for-profit sectors.</w:t>
-      </w:r>
-    </w:p>
-    <w:bookmarkEnd w:id="30"/>
-    <w:bookmarkStart w:id="31" w:name="data-availability-statement"/>
+        <w:t xml:space="preserve">No original data were used.</w:t>
+      </w:r>
+    </w:p>
+    <w:bookmarkEnd w:id="32"/>
+    <w:bookmarkStart w:id="33" w:name="competing-interests"/>
     <w:p>
       <w:pPr>
         <w:pStyle w:val="Heading1"/>
       </w:pPr>
       <w:r>
-        <w:t xml:space="preserve">Data Availability Statement</w:t>
+        <w:t xml:space="preserve">Competing Interests</w:t>
       </w:r>
     </w:p>
     <w:p>
@@ -3949,57 +4423,27 @@
         <w:pStyle w:val="FirstParagraph"/>
       </w:pPr>
       <w:r>
-        <w:t xml:space="preserve">No original data were used.</w:t>
-      </w:r>
-    </w:p>
-    <w:bookmarkEnd w:id="31"/>
-    <w:bookmarkStart w:id="32" w:name="competing-interests"/>
+        <w:t xml:space="preserve">The author declares none.</w:t>
+      </w:r>
+    </w:p>
+    <w:bookmarkEnd w:id="33"/>
+    <w:bookmarkStart w:id="152" w:name="references"/>
     <w:p>
       <w:pPr>
         <w:pStyle w:val="Heading1"/>
       </w:pPr>
       <w:r>
-        <w:t xml:space="preserve">Competing Interests</w:t>
-      </w:r>
-    </w:p>
-    <w:p>
-      <w:pPr>
-        <w:pStyle w:val="FirstParagraph"/>
-      </w:pPr>
-      <w:r>
-        <w:t xml:space="preserve">The author declares none.</w:t>
-      </w:r>
-    </w:p>
-    <w:bookmarkEnd w:id="32"/>
-    <w:bookmarkStart w:id="157" w:name="references"/>
-    <w:p>
-      <w:pPr>
-        <w:pStyle w:val="Heading1"/>
-      </w:pPr>
-      <w:r>
         <w:t xml:space="preserve">References</w:t>
       </w:r>
     </w:p>
-    <w:bookmarkStart w:id="155" w:name="refs"/>
-    <w:bookmarkStart w:id="34" w:name="ref-Abdurahman2025"/>
+    <w:bookmarkStart w:id="150" w:name="refs"/>
+    <w:bookmarkStart w:id="35" w:name="ref-Abramson2026"/>
     <w:p>
       <w:pPr>
         <w:pStyle w:val="Bibliography"/>
       </w:pPr>
       <w:r>
-        <w:t xml:space="preserve">Abdurahman, Suhaib, Alireza Salkhordeh Ziabari, Alexander K. Moore, Daniel M. Bartels, and Morteza Dehghani. 2025. A Primer for Evaluating</w:t>
-      </w:r>
-      <w:r>
-        <w:t xml:space="preserve"> </w:t>
-      </w:r>
-      <w:r>
-        <w:t xml:space="preserve">Large Language Models</w:t>
-      </w:r>
-      <w:r>
-        <w:t xml:space="preserve"> </w:t>
-      </w:r>
-      <w:r>
-        <w:t xml:space="preserve">in Social-Science Research.</w:t>
+        <w:t xml:space="preserve">Abramson, Corey M., Tara Prendergast, Zhuofan Li, and Daniel Dohan. 2026. Qualitative Research in an Era of Artificial Intelligence: A Pragmatic Approach to Data Analysis, Workflow, and Computation.</w:t>
       </w:r>
       <w:r>
         <w:t xml:space="preserve"> </w:t>
@@ -4009,46 +4453,6 @@
           <w:iCs/>
           <w:i/>
         </w:rPr>
-        <w:t xml:space="preserve">Advances in Methods and Practices in Psychological Science</w:t>
-      </w:r>
-      <w:r>
-        <w:t xml:space="preserve"> </w:t>
-      </w:r>
-      <w:r>
-        <w:t xml:space="preserve">8(2).</w:t>
-      </w:r>
-      <w:r>
-        <w:t xml:space="preserve"> </w:t>
-      </w:r>
-      <w:hyperlink r:id="rId33">
-        <w:r>
-          <w:rPr>
-            <w:rStyle w:val="Hyperlink"/>
-          </w:rPr>
-          <w:t xml:space="preserve">https://doi.org/10.1177/25152459251325174</w:t>
-        </w:r>
-      </w:hyperlink>
-      <w:r>
-        <w:t xml:space="preserve">.</w:t>
-      </w:r>
-    </w:p>
-    <w:bookmarkEnd w:id="34"/>
-    <w:bookmarkStart w:id="36" w:name="ref-Abramson2026"/>
-    <w:p>
-      <w:pPr>
-        <w:pStyle w:val="Bibliography"/>
-      </w:pPr>
-      <w:r>
-        <w:t xml:space="preserve">Abramson, Corey M., Tara Prendergast, Zhuofan Li, and Daniel Dohan. 2026. Qualitative Research in an Era of Artificial Intelligence: A Pragmatic Approach to Data Analysis, Workflow, and Computation.</w:t>
-      </w:r>
-      <w:r>
-        <w:t xml:space="preserve"> </w:t>
-      </w:r>
-      <w:r>
-        <w:rPr>
-          <w:iCs/>
-          <w:i/>
-        </w:rPr>
         <w:t xml:space="preserve">Annual Review of Sociology</w:t>
       </w:r>
       <w:r>
@@ -4060,7 +4464,7 @@
       <w:r>
         <w:t xml:space="preserve"> </w:t>
       </w:r>
-      <w:hyperlink r:id="rId35">
+      <w:hyperlink r:id="rId34">
         <w:r>
           <w:rPr>
             <w:rStyle w:val="Hyperlink"/>
@@ -4072,85 +4476,19 @@
         <w:t xml:space="preserve">.</w:t>
       </w:r>
     </w:p>
-    <w:bookmarkEnd w:id="36"/>
-    <w:bookmarkStart w:id="38" w:name="ref-Anthropic2024"/>
+    <w:bookmarkEnd w:id="35"/>
+    <w:bookmarkStart w:id="37" w:name="ref-BeckBurri2024"/>
     <w:p>
       <w:pPr>
         <w:pStyle w:val="Bibliography"/>
       </w:pPr>
       <w:r>
-        <w:t xml:space="preserve">Anthropic. 2024. Introducing the</w:t>
-      </w:r>
-      <w:r>
-        <w:t xml:space="preserve"> </w:t>
-      </w:r>
-      <w:r>
-        <w:t xml:space="preserve">Model Context Protocol</w:t>
-      </w:r>
-      <w:r>
-        <w:t xml:space="preserve">.</w:t>
-      </w:r>
-      <w:r>
-        <w:t xml:space="preserve"> </w:t>
-      </w:r>
-      <w:hyperlink r:id="rId37">
-        <w:r>
-          <w:rPr>
-            <w:rStyle w:val="Hyperlink"/>
-          </w:rPr>
-          <w:t xml:space="preserve">https://www.anthropic.com/research/model-context-protocol</w:t>
-        </w:r>
-      </w:hyperlink>
-      <w:r>
-        <w:t xml:space="preserve">, accessed September 16, 2026.</w:t>
-      </w:r>
-    </w:p>
-    <w:bookmarkEnd w:id="38"/>
-    <w:bookmarkStart w:id="40" w:name="ref-Anthropic2025Skills"/>
-    <w:p>
-      <w:pPr>
-        <w:pStyle w:val="Bibliography"/>
-      </w:pPr>
-      <w:r>
-        <w:t xml:space="preserve">Anthropic. 2025. Equipping Agents for the Real World with</w:t>
-      </w:r>
-      <w:r>
-        <w:t xml:space="preserve"> </w:t>
-      </w:r>
-      <w:r>
-        <w:t xml:space="preserve">Agent Skills</w:t>
-      </w:r>
-      <w:r>
-        <w:t xml:space="preserve">.</w:t>
-      </w:r>
-      <w:r>
-        <w:t xml:space="preserve"> </w:t>
-      </w:r>
-      <w:hyperlink r:id="rId39">
-        <w:r>
-          <w:rPr>
-            <w:rStyle w:val="Hyperlink"/>
-          </w:rPr>
-          <w:t xml:space="preserve">https://www.anthropic.com/engineering/equipping-agents-for-the-real-world-with-agent-skills</w:t>
-        </w:r>
-      </w:hyperlink>
-      <w:r>
-        <w:t xml:space="preserve">, accessed September 16, 2026.</w:t>
-      </w:r>
-    </w:p>
-    <w:bookmarkEnd w:id="40"/>
-    <w:bookmarkStart w:id="42" w:name="ref-BeckBurri2024"/>
-    <w:p>
-      <w:pPr>
-        <w:pStyle w:val="Bibliography"/>
-      </w:pPr>
-      <w:r>
         <w:t xml:space="preserve">Beck, Juliane, and Thomas Burri. 2024.</w:t>
       </w:r>
       <w:r>
         <w:t xml:space="preserve"> </w:t>
       </w:r>
-      <w:hyperlink r:id="rId41">
+      <w:hyperlink r:id="rId36">
         <w:r>
           <w:rPr>
             <w:rStyle w:val="Hyperlink"/>
@@ -4247,8 +4585,8 @@
         <w:t xml:space="preserve">, pp. 104–130. Edward Elgar Publishing.</w:t>
       </w:r>
     </w:p>
-    <w:bookmarkEnd w:id="42"/>
-    <w:bookmarkStart w:id="44" w:name="ref-Bertran2026"/>
+    <w:bookmarkEnd w:id="37"/>
+    <w:bookmarkStart w:id="39" w:name="ref-Bertran2026"/>
     <w:p>
       <w:pPr>
         <w:pStyle w:val="Bibliography"/>
@@ -4275,7 +4613,7 @@
       <w:r>
         <w:t xml:space="preserve"> </w:t>
       </w:r>
-      <w:hyperlink r:id="rId43">
+      <w:hyperlink r:id="rId38">
         <w:r>
           <w:rPr>
             <w:rStyle w:val="Hyperlink"/>
@@ -4287,35 +4625,14 @@
         <w:t xml:space="preserve">.</w:t>
       </w:r>
     </w:p>
-    <w:bookmarkEnd w:id="44"/>
-    <w:bookmarkStart w:id="46" w:name="ref-Blischak2016"/>
+    <w:bookmarkEnd w:id="39"/>
+    <w:bookmarkStart w:id="41" w:name="ref-Bischoff2026LargeLanguageModels"/>
     <w:p>
       <w:pPr>
         <w:pStyle w:val="Bibliography"/>
       </w:pPr>
       <w:r>
-        <w:t xml:space="preserve">Blischak, John D., Emily R. Davenport, and Greg Wilson. 2016. A Quick Introduction to Version Control with</w:t>
-      </w:r>
-      <w:r>
-        <w:t xml:space="preserve"> </w:t>
-      </w:r>
-      <w:r>
-        <w:t xml:space="preserve">Git</w:t>
-      </w:r>
-      <w:r>
-        <w:t xml:space="preserve"> </w:t>
-      </w:r>
-      <w:r>
-        <w:t xml:space="preserve">and</w:t>
-      </w:r>
-      <w:r>
-        <w:t xml:space="preserve"> </w:t>
-      </w:r>
-      <w:r>
-        <w:t xml:space="preserve">GitHub</w:t>
-      </w:r>
-      <w:r>
-        <w:t xml:space="preserve">.</w:t>
+        <w:t xml:space="preserve">Bischoff, Robert J. 2026. Large Language Models in Archaeological Practice: Efficacy, Ethics, Risks, and Governance.</w:t>
       </w:r>
       <w:r>
         <w:t xml:space="preserve"> </w:t>
@@ -4325,31 +4642,28 @@
           <w:iCs/>
           <w:i/>
         </w:rPr>
-        <w:t xml:space="preserve">PLOS Computational Biology</w:t>
-      </w:r>
-      <w:r>
-        <w:t xml:space="preserve"> </w:t>
-      </w:r>
-      <w:r>
-        <w:t xml:space="preserve">12(1):e1004668.</w:t>
-      </w:r>
-      <w:r>
-        <w:t xml:space="preserve"> </w:t>
-      </w:r>
-      <w:hyperlink r:id="rId45">
+        <w:t xml:space="preserve">SocArXiv</w:t>
+      </w:r>
+      <w:r>
+        <w:t xml:space="preserve">.</w:t>
+      </w:r>
+      <w:r>
+        <w:t xml:space="preserve"> </w:t>
+      </w:r>
+      <w:hyperlink r:id="rId40">
         <w:r>
           <w:rPr>
             <w:rStyle w:val="Hyperlink"/>
           </w:rPr>
-          <w:t xml:space="preserve">https://doi.org/10.1371/journal.pcbi.1004668</w:t>
+          <w:t xml:space="preserve">https://doi.org/10.31235/osf.io/azs6r_v1</w:t>
         </w:r>
       </w:hyperlink>
       <w:r>
         <w:t xml:space="preserve">.</w:t>
       </w:r>
     </w:p>
-    <w:bookmarkEnd w:id="46"/>
-    <w:bookmarkStart w:id="48" w:name="ref-Bridgeford2026"/>
+    <w:bookmarkEnd w:id="41"/>
+    <w:bookmarkStart w:id="43" w:name="ref-Bridgeford2026"/>
     <w:p>
       <w:pPr>
         <w:pStyle w:val="Bibliography"/>
@@ -4376,7 +4690,7 @@
       <w:r>
         <w:t xml:space="preserve"> </w:t>
       </w:r>
-      <w:hyperlink r:id="rId47">
+      <w:hyperlink r:id="rId42">
         <w:r>
           <w:rPr>
             <w:rStyle w:val="Hyperlink"/>
@@ -4388,8 +4702,8 @@
         <w:t xml:space="preserve">.</w:t>
       </w:r>
     </w:p>
-    <w:bookmarkEnd w:id="48"/>
-    <w:bookmarkStart w:id="50" w:name="ref-Brown2026local"/>
+    <w:bookmarkEnd w:id="43"/>
+    <w:bookmarkStart w:id="45" w:name="ref-Brown2026local"/>
     <w:p>
       <w:pPr>
         <w:pStyle w:val="Bibliography"/>
@@ -4409,7 +4723,7 @@
       <w:r>
         <w:t xml:space="preserve"> </w:t>
       </w:r>
-      <w:hyperlink r:id="rId49">
+      <w:hyperlink r:id="rId44">
         <w:r>
           <w:rPr>
             <w:rStyle w:val="Hyperlink"/>
@@ -4421,8 +4735,8 @@
         <w:t xml:space="preserve">, accessed September 18, 2026.</w:t>
       </w:r>
     </w:p>
-    <w:bookmarkEnd w:id="50"/>
-    <w:bookmarkStart w:id="52" w:name="ref-Brown2026book"/>
+    <w:bookmarkEnd w:id="45"/>
+    <w:bookmarkStart w:id="47" w:name="ref-Brown2026book"/>
     <w:p>
       <w:pPr>
         <w:pStyle w:val="Bibliography"/>
@@ -4445,7 +4759,7 @@
       <w:r>
         <w:t xml:space="preserve"> </w:t>
       </w:r>
-      <w:hyperlink r:id="rId51">
+      <w:hyperlink r:id="rId46">
         <w:r>
           <w:rPr>
             <w:rStyle w:val="Hyperlink"/>
@@ -4457,8 +4771,8 @@
         <w:t xml:space="preserve">, accessed September 18, 2026.</w:t>
       </w:r>
     </w:p>
-    <w:bookmarkEnd w:id="52"/>
-    <w:bookmarkStart w:id="54" w:name="ref-Brown2026a"/>
+    <w:bookmarkEnd w:id="47"/>
+    <w:bookmarkStart w:id="49" w:name="ref-Brown2026a"/>
     <w:p>
       <w:pPr>
         <w:pStyle w:val="Bibliography"/>
@@ -4485,7 +4799,7 @@
       <w:r>
         <w:t xml:space="preserve"> </w:t>
       </w:r>
-      <w:hyperlink r:id="rId53">
+      <w:hyperlink r:id="rId48">
         <w:r>
           <w:rPr>
             <w:rStyle w:val="Hyperlink"/>
@@ -4497,8 +4811,8 @@
         <w:t xml:space="preserve">.</w:t>
       </w:r>
     </w:p>
-    <w:bookmarkEnd w:id="54"/>
-    <w:bookmarkStart w:id="56" w:name="ref-Brown2026b"/>
+    <w:bookmarkEnd w:id="49"/>
+    <w:bookmarkStart w:id="51" w:name="ref-Brown2026b"/>
     <w:p>
       <w:pPr>
         <w:pStyle w:val="Bibliography"/>
@@ -4525,7 +4839,7 @@
       <w:r>
         <w:t xml:space="preserve"> </w:t>
       </w:r>
-      <w:hyperlink r:id="rId55">
+      <w:hyperlink r:id="rId50">
         <w:r>
           <w:rPr>
             <w:rStyle w:val="Hyperlink"/>
@@ -4537,8 +4851,8 @@
         <w:t xml:space="preserve">.</w:t>
       </w:r>
     </w:p>
-    <w:bookmarkEnd w:id="56"/>
-    <w:bookmarkStart w:id="58" w:name="ref-Campbell2024"/>
+    <w:bookmarkEnd w:id="51"/>
+    <w:bookmarkStart w:id="53" w:name="ref-Campbell2024"/>
     <w:p>
       <w:pPr>
         <w:pStyle w:val="Bibliography"/>
@@ -4565,7 +4879,7 @@
       <w:r>
         <w:t xml:space="preserve"> </w:t>
       </w:r>
-      <w:hyperlink r:id="rId57">
+      <w:hyperlink r:id="rId52">
         <w:r>
           <w:rPr>
             <w:rStyle w:val="Hyperlink"/>
@@ -4577,8 +4891,8 @@
         <w:t xml:space="preserve">.</w:t>
       </w:r>
     </w:p>
-    <w:bookmarkEnd w:id="58"/>
-    <w:bookmarkStart w:id="60" w:name="ref-Chen2023"/>
+    <w:bookmarkEnd w:id="53"/>
+    <w:bookmarkStart w:id="55" w:name="ref-Chen2023"/>
     <w:p>
       <w:pPr>
         <w:pStyle w:val="Bibliography"/>
@@ -4602,7 +4916,7 @@
       <w:r>
         <w:t xml:space="preserve"> </w:t>
       </w:r>
-      <w:hyperlink r:id="rId59">
+      <w:hyperlink r:id="rId54">
         <w:r>
           <w:rPr>
             <w:rStyle w:val="Hyperlink"/>
@@ -4614,8 +4928,8 @@
         <w:t xml:space="preserve">.</w:t>
       </w:r>
     </w:p>
-    <w:bookmarkEnd w:id="60"/>
-    <w:bookmarkStart w:id="62" w:name="ref-Cooper2024"/>
+    <w:bookmarkEnd w:id="55"/>
+    <w:bookmarkStart w:id="57" w:name="ref-Cooper2024"/>
     <w:p>
       <w:pPr>
         <w:pStyle w:val="Bibliography"/>
@@ -4642,7 +4956,7 @@
       <w:r>
         <w:t xml:space="preserve"> </w:t>
       </w:r>
-      <w:hyperlink r:id="rId61">
+      <w:hyperlink r:id="rId56">
         <w:r>
           <w:rPr>
             <w:rStyle w:val="Hyperlink"/>
@@ -4654,14 +4968,14 @@
         <w:t xml:space="preserve">.</w:t>
       </w:r>
     </w:p>
-    <w:bookmarkEnd w:id="62"/>
-    <w:bookmarkStart w:id="64" w:name="ref-DellAcqua2026"/>
+    <w:bookmarkEnd w:id="57"/>
+    <w:bookmarkStart w:id="59" w:name="ref-Cootsona_Castillo_Sunseri_2026"/>
     <w:p>
       <w:pPr>
         <w:pStyle w:val="Bibliography"/>
       </w:pPr>
       <w:r>
-        <w:t xml:space="preserve">Dell’Acqua, Fabrizio, Edward McFowland, Ethan Mollick, Hila Lifshitz, Katherine C. Kellogg, Saran Rajendran, Lisa Krayer, François Candelon, and Karim R. Lakhani. 2026. Navigating the Jagged Technological Frontier: Field Experimental Evidence of the Effects of Artificial Intelligence on Knowledge Worker Productivity and Quality.</w:t>
+        <w:t xml:space="preserve">Cootsona, Melanie G., Mario Alberto Castillo, and Jun Sunseri. 2026. Navigating the AI Revolution in the Era of Community-Accountable Archaeological Praxis.</w:t>
       </w:r>
       <w:r>
         <w:t xml:space="preserve"> </w:t>
@@ -4671,6 +4985,43 @@
           <w:iCs/>
           <w:i/>
         </w:rPr>
+        <w:t xml:space="preserve">Advances in Archaeological Practice</w:t>
+      </w:r>
+      <w:r>
+        <w:t xml:space="preserve">:1–16.</w:t>
+      </w:r>
+      <w:r>
+        <w:t xml:space="preserve"> </w:t>
+      </w:r>
+      <w:hyperlink r:id="rId58">
+        <w:r>
+          <w:rPr>
+            <w:rStyle w:val="Hyperlink"/>
+          </w:rPr>
+          <w:t xml:space="preserve">https://doi.org/10.1017/aap.2026.10173</w:t>
+        </w:r>
+      </w:hyperlink>
+      <w:r>
+        <w:t xml:space="preserve">.</w:t>
+      </w:r>
+    </w:p>
+    <w:bookmarkEnd w:id="59"/>
+    <w:bookmarkStart w:id="61" w:name="ref-DellAcqua2026"/>
+    <w:p>
+      <w:pPr>
+        <w:pStyle w:val="Bibliography"/>
+      </w:pPr>
+      <w:r>
+        <w:t xml:space="preserve">Dell’Acqua, Fabrizio, Edward McFowland, Ethan Mollick, Hila Lifshitz, Katherine C. Kellogg, Saran Rajendran, Lisa Krayer, François Candelon, and Karim R. Lakhani. 2026. Navigating the Jagged Technological Frontier: Field Experimental Evidence of the Effects of Artificial Intelligence on Knowledge Worker Productivity and Quality.</w:t>
+      </w:r>
+      <w:r>
+        <w:t xml:space="preserve"> </w:t>
+      </w:r>
+      <w:r>
+        <w:rPr>
+          <w:iCs/>
+          <w:i/>
+        </w:rPr>
         <w:t xml:space="preserve">Organization Science</w:t>
       </w:r>
       <w:r>
@@ -4682,7 +5033,7 @@
       <w:r>
         <w:t xml:space="preserve"> </w:t>
       </w:r>
-      <w:hyperlink r:id="rId63">
+      <w:hyperlink r:id="rId60">
         <w:r>
           <w:rPr>
             <w:rStyle w:val="Hyperlink"/>
@@ -4694,8 +5045,8 @@
         <w:t xml:space="preserve">.</w:t>
       </w:r>
     </w:p>
-    <w:bookmarkEnd w:id="64"/>
-    <w:bookmarkStart w:id="66" w:name="ref-Dyck2026"/>
+    <w:bookmarkEnd w:id="61"/>
+    <w:bookmarkStart w:id="63" w:name="ref-Dyck2026"/>
     <w:p>
       <w:pPr>
         <w:pStyle w:val="Bibliography"/>
@@ -4722,7 +5073,7 @@
       <w:r>
         <w:t xml:space="preserve"> </w:t>
       </w:r>
-      <w:hyperlink r:id="rId65">
+      <w:hyperlink r:id="rId62">
         <w:r>
           <w:rPr>
             <w:rStyle w:val="Hyperlink"/>
@@ -4734,8 +5085,8 @@
         <w:t xml:space="preserve">.</w:t>
       </w:r>
     </w:p>
-    <w:bookmarkEnd w:id="66"/>
-    <w:bookmarkStart w:id="68" w:name="ref-Feuerriegel2024"/>
+    <w:bookmarkEnd w:id="63"/>
+    <w:bookmarkStart w:id="65" w:name="ref-Feuerriegel2024"/>
     <w:p>
       <w:pPr>
         <w:pStyle w:val="Bibliography"/>
@@ -4771,7 +5122,7 @@
       <w:r>
         <w:t xml:space="preserve"> </w:t>
       </w:r>
-      <w:hyperlink r:id="rId67">
+      <w:hyperlink r:id="rId64">
         <w:r>
           <w:rPr>
             <w:rStyle w:val="Hyperlink"/>
@@ -4783,23 +5134,14 @@
         <w:t xml:space="preserve">.</w:t>
       </w:r>
     </w:p>
-    <w:bookmarkEnd w:id="68"/>
-    <w:bookmarkStart w:id="70" w:name="ref-GildeZuniga2024"/>
+    <w:bookmarkEnd w:id="65"/>
+    <w:bookmarkStart w:id="67" w:name="ref-Gattiglia2025"/>
     <w:p>
       <w:pPr>
         <w:pStyle w:val="Bibliography"/>
       </w:pPr>
       <w:r>
-        <w:t xml:space="preserve">Gil de Zúñiga, Homero, Manuel Goyanes, and Timilehin Durotoye. 2024.</w:t>
-      </w:r>
-      <w:r>
-        <w:t xml:space="preserve"> </w:t>
-      </w:r>
-      <w:r>
-        <w:t xml:space="preserve">A Scholarly Definition of Artificial Intelligence (AI): Advancing AI as a Conceptual Framework in Communication Research</w:t>
-      </w:r>
-      <w:r>
-        <w:t xml:space="preserve">.</w:t>
+        <w:t xml:space="preserve">Gattiglia, Gabriele. 2025. Managing Artificial Intelligence in Archeology: An Overview.</w:t>
       </w:r>
       <w:r>
         <w:t xml:space="preserve"> </w:t>
@@ -4809,6 +5151,55 @@
           <w:iCs/>
           <w:i/>
         </w:rPr>
+        <w:t xml:space="preserve">Journal of Cultural Heritage</w:t>
+      </w:r>
+      <w:r>
+        <w:t xml:space="preserve"> </w:t>
+      </w:r>
+      <w:r>
+        <w:t xml:space="preserve">71:225–233.</w:t>
+      </w:r>
+      <w:r>
+        <w:t xml:space="preserve"> </w:t>
+      </w:r>
+      <w:hyperlink r:id="rId66">
+        <w:r>
+          <w:rPr>
+            <w:rStyle w:val="Hyperlink"/>
+          </w:rPr>
+          <w:t xml:space="preserve">https://doi.org/10.1016/j.culher.2024.11.020</w:t>
+        </w:r>
+      </w:hyperlink>
+      <w:r>
+        <w:t xml:space="preserve">.</w:t>
+      </w:r>
+    </w:p>
+    <w:bookmarkEnd w:id="67"/>
+    <w:bookmarkStart w:id="69" w:name="ref-GildeZuniga2024"/>
+    <w:p>
+      <w:pPr>
+        <w:pStyle w:val="Bibliography"/>
+      </w:pPr>
+      <w:r>
+        <w:t xml:space="preserve">Gil de Zúñiga, Homero, Manuel Goyanes, and Timilehin Durotoye. 2024.</w:t>
+      </w:r>
+      <w:r>
+        <w:t xml:space="preserve"> </w:t>
+      </w:r>
+      <w:r>
+        <w:t xml:space="preserve">A Scholarly Definition of Artificial Intelligence (AI): Advancing AI as a Conceptual Framework in Communication Research</w:t>
+      </w:r>
+      <w:r>
+        <w:t xml:space="preserve">.</w:t>
+      </w:r>
+      <w:r>
+        <w:t xml:space="preserve"> </w:t>
+      </w:r>
+      <w:r>
+        <w:rPr>
+          <w:iCs/>
+          <w:i/>
+        </w:rPr>
         <w:t xml:space="preserve">Political Communication</w:t>
       </w:r>
       <w:r>
@@ -4820,7 +5211,7 @@
       <w:r>
         <w:t xml:space="preserve"> </w:t>
       </w:r>
-      <w:hyperlink r:id="rId69">
+      <w:hyperlink r:id="rId68">
         <w:r>
           <w:rPr>
             <w:rStyle w:val="Hyperlink"/>
@@ -4832,8 +5223,8 @@
         <w:t xml:space="preserve">.</w:t>
       </w:r>
     </w:p>
-    <w:bookmarkEnd w:id="70"/>
-    <w:bookmarkStart w:id="72" w:name="ref-Gilardi2023"/>
+    <w:bookmarkEnd w:id="69"/>
+    <w:bookmarkStart w:id="71" w:name="ref-Gilardi2023"/>
     <w:p>
       <w:pPr>
         <w:pStyle w:val="Bibliography"/>
@@ -4872,7 +5263,7 @@
       <w:r>
         <w:t xml:space="preserve"> </w:t>
       </w:r>
-      <w:hyperlink r:id="rId71">
+      <w:hyperlink r:id="rId70">
         <w:r>
           <w:rPr>
             <w:rStyle w:val="Hyperlink"/>
@@ -4884,8 +5275,8 @@
         <w:t xml:space="preserve">.</w:t>
       </w:r>
     </w:p>
-    <w:bookmarkEnd w:id="72"/>
-    <w:bookmarkStart w:id="74" w:name="ref-Gougherty2024"/>
+    <w:bookmarkEnd w:id="71"/>
+    <w:bookmarkStart w:id="73" w:name="ref-Gougherty2024"/>
     <w:p>
       <w:pPr>
         <w:pStyle w:val="Bibliography"/>
@@ -4933,7 +5324,7 @@
       <w:r>
         <w:t xml:space="preserve"> </w:t>
       </w:r>
-      <w:hyperlink r:id="rId73">
+      <w:hyperlink r:id="rId72">
         <w:r>
           <w:rPr>
             <w:rStyle w:val="Hyperlink"/>
@@ -4945,8 +5336,8 @@
         <w:t xml:space="preserve">.</w:t>
       </w:r>
     </w:p>
-    <w:bookmarkEnd w:id="74"/>
-    <w:bookmarkStart w:id="76" w:name="ref-Haase2026"/>
+    <w:bookmarkEnd w:id="73"/>
+    <w:bookmarkStart w:id="75" w:name="ref-Haase2026"/>
     <w:p>
       <w:pPr>
         <w:pStyle w:val="Bibliography"/>
@@ -4973,7 +5364,7 @@
       <w:r>
         <w:t xml:space="preserve"> </w:t>
       </w:r>
-      <w:hyperlink r:id="rId75">
+      <w:hyperlink r:id="rId74">
         <w:r>
           <w:rPr>
             <w:rStyle w:val="Hyperlink"/>
@@ -4985,8 +5376,8 @@
         <w:t xml:space="preserve">.</w:t>
       </w:r>
     </w:p>
-    <w:bookmarkEnd w:id="76"/>
-    <w:bookmarkStart w:id="78" w:name="ref-Hao2025"/>
+    <w:bookmarkEnd w:id="75"/>
+    <w:bookmarkStart w:id="77" w:name="ref-Hao2025"/>
     <w:p>
       <w:pPr>
         <w:pStyle w:val="Bibliography"/>
@@ -5022,7 +5413,7 @@
       <w:r>
         <w:t xml:space="preserve"> </w:t>
       </w:r>
-      <w:hyperlink r:id="rId77">
+      <w:hyperlink r:id="rId76">
         <w:r>
           <w:rPr>
             <w:rStyle w:val="Hyperlink"/>
@@ -5034,8 +5425,8 @@
         <w:t xml:space="preserve">.</w:t>
       </w:r>
     </w:p>
-    <w:bookmarkEnd w:id="78"/>
-    <w:bookmarkStart w:id="80" w:name="ref-Hariri2025"/>
+    <w:bookmarkEnd w:id="77"/>
+    <w:bookmarkStart w:id="79" w:name="ref-Hariri2025"/>
     <w:p>
       <w:pPr>
         <w:pStyle w:val="Bibliography"/>
@@ -5046,7 +5437,7 @@
       <w:r>
         <w:t xml:space="preserve"> </w:t>
       </w:r>
-      <w:hyperlink r:id="rId79">
+      <w:hyperlink r:id="rId78">
         <w:r>
           <w:rPr>
             <w:rStyle w:val="Hyperlink"/>
@@ -5071,8 +5462,8 @@
         <w:t xml:space="preserve">, pp. 83–97. Lecture Notes in Computer Science. Springer Nature Switzerland.</w:t>
       </w:r>
     </w:p>
-    <w:bookmarkEnd w:id="80"/>
-    <w:bookmarkStart w:id="82" w:name="ref-Hou2025"/>
+    <w:bookmarkEnd w:id="79"/>
+    <w:bookmarkStart w:id="81" w:name="ref-Hou2025"/>
     <w:p>
       <w:pPr>
         <w:pStyle w:val="Bibliography"/>
@@ -5108,7 +5499,7 @@
       <w:r>
         <w:t xml:space="preserve"> </w:t>
       </w:r>
-      <w:hyperlink r:id="rId81">
+      <w:hyperlink r:id="rId80">
         <w:r>
           <w:rPr>
             <w:rStyle w:val="Hyperlink"/>
@@ -5120,8 +5511,8 @@
         <w:t xml:space="preserve">.</w:t>
       </w:r>
     </w:p>
-    <w:bookmarkEnd w:id="82"/>
-    <w:bookmarkStart w:id="84" w:name="ref-Jansen2025"/>
+    <w:bookmarkEnd w:id="81"/>
+    <w:bookmarkStart w:id="83" w:name="ref-Jansen2025"/>
     <w:p>
       <w:pPr>
         <w:pStyle w:val="Bibliography"/>
@@ -5148,7 +5539,7 @@
       <w:r>
         <w:t xml:space="preserve"> </w:t>
       </w:r>
-      <w:hyperlink r:id="rId83">
+      <w:hyperlink r:id="rId82">
         <w:r>
           <w:rPr>
             <w:rStyle w:val="Hyperlink"/>
@@ -5160,8 +5551,8 @@
         <w:t xml:space="preserve">.</w:t>
       </w:r>
     </w:p>
-    <w:bookmarkEnd w:id="84"/>
-    <w:bookmarkStart w:id="86" w:name="ref-JohnsonEberl2026"/>
+    <w:bookmarkEnd w:id="83"/>
+    <w:bookmarkStart w:id="85" w:name="ref-JohnsonEberl2026"/>
     <w:p>
       <w:pPr>
         <w:pStyle w:val="Bibliography"/>
@@ -5188,7 +5579,7 @@
       <w:r>
         <w:t xml:space="preserve"> </w:t>
       </w:r>
-      <w:hyperlink r:id="rId85">
+      <w:hyperlink r:id="rId84">
         <w:r>
           <w:rPr>
             <w:rStyle w:val="Hyperlink"/>
@@ -5200,71 +5591,19 @@
         <w:t xml:space="preserve">.</w:t>
       </w:r>
     </w:p>
-    <w:bookmarkEnd w:id="86"/>
-    <w:bookmarkStart w:id="88" w:name="ref-Johnson2024"/>
+    <w:bookmarkEnd w:id="85"/>
+    <w:bookmarkStart w:id="87" w:name="ref-Jonker2024"/>
     <w:p>
       <w:pPr>
         <w:pStyle w:val="Bibliography"/>
       </w:pPr>
       <w:r>
-        <w:t xml:space="preserve">Johnson, Thomas F., Benno I. Simmons, Joseph Millard, Tanya Strydom, Alain Danet, Amy R. Sweeny, and Luke C. Evans. 2024. Pressure to Publish Introduces</w:t>
-      </w:r>
-      <w:r>
-        <w:t xml:space="preserve"> </w:t>
-      </w:r>
-      <w:r>
-        <w:t xml:space="preserve">Large-Language Model</w:t>
-      </w:r>
-      <w:r>
-        <w:t xml:space="preserve"> </w:t>
-      </w:r>
-      <w:r>
-        <w:t xml:space="preserve">Risks.</w:t>
-      </w:r>
-      <w:r>
-        <w:t xml:space="preserve"> </w:t>
-      </w:r>
-      <w:r>
-        <w:rPr>
-          <w:iCs/>
-          <w:i/>
-        </w:rPr>
-        <w:t xml:space="preserve">Methods in Ecology and Evolution</w:t>
-      </w:r>
-      <w:r>
-        <w:t xml:space="preserve"> </w:t>
-      </w:r>
-      <w:r>
-        <w:t xml:space="preserve">15(10):1771–1773.</w:t>
-      </w:r>
-      <w:r>
-        <w:t xml:space="preserve"> </w:t>
-      </w:r>
-      <w:hyperlink r:id="rId87">
-        <w:r>
-          <w:rPr>
-            <w:rStyle w:val="Hyperlink"/>
-          </w:rPr>
-          <w:t xml:space="preserve">https://doi.org/10.1111/2041-210x.14397</w:t>
-        </w:r>
-      </w:hyperlink>
-      <w:r>
-        <w:t xml:space="preserve">.</w:t>
-      </w:r>
-    </w:p>
-    <w:bookmarkEnd w:id="88"/>
-    <w:bookmarkStart w:id="90" w:name="ref-Jonker2024"/>
-    <w:p>
-      <w:pPr>
-        <w:pStyle w:val="Bibliography"/>
-      </w:pPr>
-      <w:r>
         <w:t xml:space="preserve">Jonker, Catholijn M., Luciano Cavalcante Siebert, and Pradeep K. Murukannaiah. 2024.</w:t>
       </w:r>
       <w:r>
         <w:t xml:space="preserve"> </w:t>
       </w:r>
-      <w:hyperlink r:id="rId89">
+      <w:hyperlink r:id="rId86">
         <w:r>
           <w:rPr>
             <w:rStyle w:val="Hyperlink"/>
@@ -5313,8 +5652,8 @@
         <w:t xml:space="preserve">, pp. 188–204. Edward Elgar Publishing.</w:t>
       </w:r>
     </w:p>
-    <w:bookmarkEnd w:id="90"/>
-    <w:bookmarkStart w:id="92" w:name="ref-Kansa2026"/>
+    <w:bookmarkEnd w:id="87"/>
+    <w:bookmarkStart w:id="89" w:name="ref-Kansa2026"/>
     <w:p>
       <w:pPr>
         <w:pStyle w:val="Bibliography"/>
@@ -5350,7 +5689,7 @@
       <w:r>
         <w:t xml:space="preserve"> </w:t>
       </w:r>
-      <w:hyperlink r:id="rId91">
+      <w:hyperlink r:id="rId88">
         <w:r>
           <w:rPr>
             <w:rStyle w:val="Hyperlink"/>
@@ -5362,8 +5701,8 @@
         <w:t xml:space="preserve">.</w:t>
       </w:r>
     </w:p>
-    <w:bookmarkEnd w:id="92"/>
-    <w:bookmarkStart w:id="94" w:name="ref-Korinek2023"/>
+    <w:bookmarkEnd w:id="89"/>
+    <w:bookmarkStart w:id="91" w:name="ref-Korinek2023"/>
     <w:p>
       <w:pPr>
         <w:pStyle w:val="Bibliography"/>
@@ -5390,7 +5729,7 @@
       <w:r>
         <w:t xml:space="preserve"> </w:t>
       </w:r>
-      <w:hyperlink r:id="rId93">
+      <w:hyperlink r:id="rId90">
         <w:r>
           <w:rPr>
             <w:rStyle w:val="Hyperlink"/>
@@ -5402,8 +5741,8 @@
         <w:t xml:space="preserve">.</w:t>
       </w:r>
     </w:p>
-    <w:bookmarkEnd w:id="94"/>
-    <w:bookmarkStart w:id="96" w:name="ref-Korinek2025"/>
+    <w:bookmarkEnd w:id="91"/>
+    <w:bookmarkStart w:id="93" w:name="ref-Korinek2025"/>
     <w:p>
       <w:pPr>
         <w:pStyle w:val="Bibliography"/>
@@ -5414,7 +5753,7 @@
       <w:r>
         <w:t xml:space="preserve"> </w:t>
       </w:r>
-      <w:hyperlink r:id="rId95">
+      <w:hyperlink r:id="rId92">
         <w:r>
           <w:rPr>
             <w:rStyle w:val="Hyperlink"/>
@@ -5444,8 +5783,8 @@
         <w:t xml:space="preserve">. National Bureau of Economic Research.</w:t>
       </w:r>
     </w:p>
-    <w:bookmarkEnd w:id="96"/>
-    <w:bookmarkStart w:id="98" w:name="ref-Moorthy2026"/>
+    <w:bookmarkEnd w:id="93"/>
+    <w:bookmarkStart w:id="95" w:name="ref-Moorthy2026"/>
     <w:p>
       <w:pPr>
         <w:pStyle w:val="Bibliography"/>
@@ -5490,7 +5829,7 @@
       <w:r>
         <w:t xml:space="preserve"> </w:t>
       </w:r>
-      <w:hyperlink r:id="rId97">
+      <w:hyperlink r:id="rId94">
         <w:r>
           <w:rPr>
             <w:rStyle w:val="Hyperlink"/>
@@ -5502,8 +5841,8 @@
         <w:t xml:space="preserve">.</w:t>
       </w:r>
     </w:p>
-    <w:bookmarkEnd w:id="98"/>
-    <w:bookmarkStart w:id="100" w:name="ref-Laban2025"/>
+    <w:bookmarkEnd w:id="95"/>
+    <w:bookmarkStart w:id="97" w:name="ref-Laban2025"/>
     <w:p>
       <w:pPr>
         <w:pStyle w:val="Bibliography"/>
@@ -5539,7 +5878,7 @@
       <w:r>
         <w:t xml:space="preserve"> </w:t>
       </w:r>
-      <w:hyperlink r:id="rId99">
+      <w:hyperlink r:id="rId96">
         <w:r>
           <w:rPr>
             <w:rStyle w:val="Hyperlink"/>
@@ -5551,8 +5890,8 @@
         <w:t xml:space="preserve">.</w:t>
       </w:r>
     </w:p>
-    <w:bookmarkEnd w:id="100"/>
-    <w:bookmarkStart w:id="102" w:name="ref-Leung2023"/>
+    <w:bookmarkEnd w:id="97"/>
+    <w:bookmarkStart w:id="99" w:name="ref-Leung2023"/>
     <w:p>
       <w:pPr>
         <w:pStyle w:val="Bibliography"/>
@@ -5579,7 +5918,7 @@
       <w:r>
         <w:t xml:space="preserve"> </w:t>
       </w:r>
-      <w:hyperlink r:id="rId101">
+      <w:hyperlink r:id="rId98">
         <w:r>
           <w:rPr>
             <w:rStyle w:val="Hyperlink"/>
@@ -5591,8 +5930,8 @@
         <w:t xml:space="preserve">.</w:t>
       </w:r>
     </w:p>
-    <w:bookmarkEnd w:id="102"/>
-    <w:bookmarkStart w:id="104" w:name="ref-Lu2026"/>
+    <w:bookmarkEnd w:id="99"/>
+    <w:bookmarkStart w:id="101" w:name="ref-Lu2026"/>
     <w:p>
       <w:pPr>
         <w:pStyle w:val="Bibliography"/>
@@ -5631,7 +5970,7 @@
       <w:r>
         <w:t xml:space="preserve"> </w:t>
       </w:r>
-      <w:hyperlink r:id="rId103">
+      <w:hyperlink r:id="rId100">
         <w:r>
           <w:rPr>
             <w:rStyle w:val="Hyperlink"/>
@@ -5643,56 +5982,8 @@
         <w:t xml:space="preserve">.</w:t>
       </w:r>
     </w:p>
-    <w:bookmarkEnd w:id="104"/>
-    <w:bookmarkStart w:id="106" w:name="ref-Luccioni2024"/>
-    <w:p>
-      <w:pPr>
-        <w:pStyle w:val="Bibliography"/>
-      </w:pPr>
-      <w:r>
-        <w:t xml:space="preserve">Luccioni, Sasha, Yacine Jernite, and Emma Strubell. 2024.</w:t>
-      </w:r>
-      <w:r>
-        <w:t xml:space="preserve"> </w:t>
-      </w:r>
-      <w:hyperlink r:id="rId105">
-        <w:r>
-          <w:rPr>
-            <w:rStyle w:val="Hyperlink"/>
-          </w:rPr>
-          <w:t xml:space="preserve">Power Hungry Processing: Watts Driving the Cost of</w:t>
-        </w:r>
-        <w:r>
-          <w:rPr>
-            <w:rStyle w:val="Hyperlink"/>
-          </w:rPr>
-          <w:t xml:space="preserve"> </w:t>
-        </w:r>
-        <w:r>
-          <w:rPr>
-            <w:rStyle w:val="Hyperlink"/>
-          </w:rPr>
-          <w:t xml:space="preserve">AI</w:t>
-        </w:r>
-        <w:r>
-          <w:rPr>
-            <w:rStyle w:val="Hyperlink"/>
-          </w:rPr>
-          <w:t xml:space="preserve"> </w:t>
-        </w:r>
-        <w:r>
-          <w:rPr>
-            <w:rStyle w:val="Hyperlink"/>
-          </w:rPr>
-          <w:t xml:space="preserve">Deployment?</w:t>
-        </w:r>
-      </w:hyperlink>
-      <w:r>
-        <w:t xml:space="preserve">, pp. 85–99.</w:t>
-      </w:r>
-    </w:p>
-    <w:bookmarkEnd w:id="106"/>
-    <w:bookmarkStart w:id="108" w:name="ref-Marwick2017"/>
+    <w:bookmarkEnd w:id="101"/>
+    <w:bookmarkStart w:id="103" w:name="ref-Marwick2017"/>
     <w:p>
       <w:pPr>
         <w:pStyle w:val="Bibliography"/>
@@ -5719,7 +6010,7 @@
       <w:r>
         <w:t xml:space="preserve"> </w:t>
       </w:r>
-      <w:hyperlink r:id="rId107">
+      <w:hyperlink r:id="rId102">
         <w:r>
           <w:rPr>
             <w:rStyle w:val="Hyperlink"/>
@@ -5731,8 +6022,8 @@
         <w:t xml:space="preserve">.</w:t>
       </w:r>
     </w:p>
-    <w:bookmarkEnd w:id="108"/>
-    <w:bookmarkStart w:id="110" w:name="ref-Messeri2024"/>
+    <w:bookmarkEnd w:id="103"/>
+    <w:bookmarkStart w:id="105" w:name="ref-Messeri2024"/>
     <w:p>
       <w:pPr>
         <w:pStyle w:val="Bibliography"/>
@@ -5759,7 +6050,7 @@
       <w:r>
         <w:t xml:space="preserve"> </w:t>
       </w:r>
-      <w:hyperlink r:id="rId109">
+      <w:hyperlink r:id="rId104">
         <w:r>
           <w:rPr>
             <w:rStyle w:val="Hyperlink"/>
@@ -5771,8 +6062,8 @@
         <w:t xml:space="preserve">.</w:t>
       </w:r>
     </w:p>
-    <w:bookmarkEnd w:id="110"/>
-    <w:bookmarkStart w:id="112" w:name="ref-Monakhov2026"/>
+    <w:bookmarkEnd w:id="105"/>
+    <w:bookmarkStart w:id="107" w:name="ref-Monakhov2026"/>
     <w:p>
       <w:pPr>
         <w:pStyle w:val="Bibliography"/>
@@ -5783,7 +6074,7 @@
       <w:r>
         <w:t xml:space="preserve"> </w:t>
       </w:r>
-      <w:hyperlink r:id="rId111">
+      <w:hyperlink r:id="rId106">
         <w:r>
           <w:rPr>
             <w:rStyle w:val="Hyperlink"/>
@@ -5819,8 +6110,34 @@
         <w:t xml:space="preserve">. Elsevier BV.</w:t>
       </w:r>
     </w:p>
-    <w:bookmarkEnd w:id="112"/>
-    <w:bookmarkStart w:id="114" w:name="ref-Nejjar2025"/>
+    <w:bookmarkEnd w:id="107"/>
+    <w:bookmarkStart w:id="109" w:name="ref-NationalAcademies2026"/>
+    <w:p>
+      <w:pPr>
+        <w:pStyle w:val="Bibliography"/>
+      </w:pPr>
+      <w:r>
+        <w:t xml:space="preserve">National Academies of Sciences, Engineering, and Medicine. 2026.</w:t>
+      </w:r>
+      <w:r>
+        <w:t xml:space="preserve"> </w:t>
+      </w:r>
+      <w:hyperlink r:id="rId108">
+        <w:r>
+          <w:rPr>
+            <w:rStyle w:val="Hyperlink"/>
+            <w:iCs/>
+            <w:i/>
+          </w:rPr>
+          <w:t xml:space="preserve">On Being a Scientist: A Guide to the Responsible and Ethical Conduct of Research: Fourth Edition</w:t>
+        </w:r>
+      </w:hyperlink>
+      <w:r>
+        <w:t xml:space="preserve">. The National Academies Press, Washington, DC.</w:t>
+      </w:r>
+    </w:p>
+    <w:bookmarkEnd w:id="109"/>
+    <w:bookmarkStart w:id="111" w:name="ref-Nejjar2025"/>
     <w:p>
       <w:pPr>
         <w:pStyle w:val="Bibliography"/>
@@ -5856,7 +6173,7 @@
       <w:r>
         <w:t xml:space="preserve"> </w:t>
       </w:r>
-      <w:hyperlink r:id="rId113">
+      <w:hyperlink r:id="rId110">
         <w:r>
           <w:rPr>
             <w:rStyle w:val="Hyperlink"/>
@@ -5868,13 +6185,53 @@
         <w:t xml:space="preserve">.</w:t>
       </w:r>
     </w:p>
-    <w:bookmarkEnd w:id="114"/>
-    <w:bookmarkStart w:id="116" w:name="ref-QuartoDocs2026"/>
+    <w:bookmarkEnd w:id="111"/>
+    <w:bookmarkStart w:id="113" w:name="ref-Piper2026"/>
     <w:p>
       <w:pPr>
         <w:pStyle w:val="Bibliography"/>
       </w:pPr>
       <w:r>
+        <w:t xml:space="preserve">Piper, Andrew. 2026. A Theory-First Approach Toward Using Generative AI for Humanities Research.</w:t>
+      </w:r>
+      <w:r>
+        <w:t xml:space="preserve"> </w:t>
+      </w:r>
+      <w:r>
+        <w:rPr>
+          <w:iCs/>
+          <w:i/>
+        </w:rPr>
+        <w:t xml:space="preserve">Computational Humanities Research</w:t>
+      </w:r>
+      <w:r>
+        <w:t xml:space="preserve"> </w:t>
+      </w:r>
+      <w:r>
+        <w:t xml:space="preserve">2:e18.</w:t>
+      </w:r>
+      <w:r>
+        <w:t xml:space="preserve"> </w:t>
+      </w:r>
+      <w:hyperlink r:id="rId112">
+        <w:r>
+          <w:rPr>
+            <w:rStyle w:val="Hyperlink"/>
+          </w:rPr>
+          <w:t xml:space="preserve">https://doi.org/10.1017/chr.2026.10039</w:t>
+        </w:r>
+      </w:hyperlink>
+      <w:r>
+        <w:t xml:space="preserve">.</w:t>
+      </w:r>
+    </w:p>
+    <w:bookmarkEnd w:id="113"/>
+    <w:bookmarkStart w:id="115" w:name="ref-QuartoDocs2026"/>
+    <w:p>
+      <w:pPr>
+        <w:pStyle w:val="Bibliography"/>
+      </w:pPr>
+      <w:r>
         <w:t xml:space="preserve">Quarto.</w:t>
       </w:r>
       <w:r>
@@ -5889,7 +6246,7 @@
       <w:r>
         <w:t xml:space="preserve"> </w:t>
       </w:r>
-      <w:hyperlink r:id="rId115">
+      <w:hyperlink r:id="rId114">
         <w:r>
           <w:rPr>
             <w:rStyle w:val="Hyperlink"/>
@@ -5901,14 +6258,26 @@
         <w:t xml:space="preserve">, accessed September 17, 2026.</w:t>
       </w:r>
     </w:p>
-    <w:bookmarkEnd w:id="116"/>
-    <w:bookmarkStart w:id="118" w:name="ref-Ram2013"/>
+    <w:bookmarkEnd w:id="115"/>
+    <w:bookmarkStart w:id="117" w:name="ref-Scheepens2024"/>
     <w:p>
       <w:pPr>
         <w:pStyle w:val="Bibliography"/>
       </w:pPr>
       <w:r>
-        <w:t xml:space="preserve">Ram, Karthik. 2013. Git Can Facilitate Greater Reproducibility and Increased Transparency in Science.</w:t>
+        <w:t xml:space="preserve">Scheepens, Daan, Joseph Millard, Maxwell Farrell, and Tim Newbold. 2024.</w:t>
+      </w:r>
+      <w:r>
+        <w:t xml:space="preserve"> </w:t>
+      </w:r>
+      <w:r>
+        <w:t xml:space="preserve">Large Language Models</w:t>
+      </w:r>
+      <w:r>
+        <w:t xml:space="preserve"> </w:t>
+      </w:r>
+      <w:r>
+        <w:t xml:space="preserve">Help Facilitate the Automated Synthesis of Information on Potential Pest Controllers.</w:t>
       </w:r>
       <w:r>
         <w:t xml:space="preserve"> </w:t>
@@ -5918,58 +6287,6 @@
           <w:iCs/>
           <w:i/>
         </w:rPr>
-        <w:t xml:space="preserve">Source Code for Biology and Medicine</w:t>
-      </w:r>
-      <w:r>
-        <w:t xml:space="preserve"> </w:t>
-      </w:r>
-      <w:r>
-        <w:t xml:space="preserve">8(1):7.</w:t>
-      </w:r>
-      <w:r>
-        <w:t xml:space="preserve"> </w:t>
-      </w:r>
-      <w:hyperlink r:id="rId117">
-        <w:r>
-          <w:rPr>
-            <w:rStyle w:val="Hyperlink"/>
-          </w:rPr>
-          <w:t xml:space="preserve">https://doi.org/10.1186/1751-0473-8-7</w:t>
-        </w:r>
-      </w:hyperlink>
-      <w:r>
-        <w:t xml:space="preserve">.</w:t>
-      </w:r>
-    </w:p>
-    <w:bookmarkEnd w:id="118"/>
-    <w:bookmarkStart w:id="120" w:name="ref-Scheepens2024"/>
-    <w:p>
-      <w:pPr>
-        <w:pStyle w:val="Bibliography"/>
-      </w:pPr>
-      <w:r>
-        <w:t xml:space="preserve">Scheepens, Daan, Joseph Millard, Maxwell Farrell, and Tim Newbold. 2024.</w:t>
-      </w:r>
-      <w:r>
-        <w:t xml:space="preserve"> </w:t>
-      </w:r>
-      <w:r>
-        <w:t xml:space="preserve">Large Language Models</w:t>
-      </w:r>
-      <w:r>
-        <w:t xml:space="preserve"> </w:t>
-      </w:r>
-      <w:r>
-        <w:t xml:space="preserve">Help Facilitate the Automated Synthesis of Information on Potential Pest Controllers.</w:t>
-      </w:r>
-      <w:r>
-        <w:t xml:space="preserve"> </w:t>
-      </w:r>
-      <w:r>
-        <w:rPr>
-          <w:iCs/>
-          <w:i/>
-        </w:rPr>
         <w:t xml:space="preserve">Methods in Ecology and Evolution</w:t>
       </w:r>
       <w:r>
@@ -5981,7 +6298,7 @@
       <w:r>
         <w:t xml:space="preserve"> </w:t>
       </w:r>
-      <w:hyperlink r:id="rId119">
+      <w:hyperlink r:id="rId116">
         <w:r>
           <w:rPr>
             <w:rStyle w:val="Hyperlink"/>
@@ -5993,8 +6310,8 @@
         <w:t xml:space="preserve">.</w:t>
       </w:r>
     </w:p>
-    <w:bookmarkEnd w:id="120"/>
-    <w:bookmarkStart w:id="122" w:name="ref-Schweinberger2026privacy"/>
+    <w:bookmarkEnd w:id="117"/>
+    <w:bookmarkStart w:id="119" w:name="ref-Schweinberger2026privacy"/>
     <w:p>
       <w:pPr>
         <w:pStyle w:val="Bibliography"/>
@@ -6023,7 +6340,7 @@
       <w:r>
         <w:t xml:space="preserve"> </w:t>
       </w:r>
-      <w:hyperlink r:id="rId121">
+      <w:hyperlink r:id="rId118">
         <w:r>
           <w:rPr>
             <w:rStyle w:val="Hyperlink"/>
@@ -6035,8 +6352,8 @@
         <w:t xml:space="preserve">, accessed September 18, 2026.</w:t>
       </w:r>
     </w:p>
-    <w:bookmarkEnd w:id="122"/>
-    <w:bookmarkStart w:id="124" w:name="ref-Shaikhon2025"/>
+    <w:bookmarkEnd w:id="119"/>
+    <w:bookmarkStart w:id="121" w:name="ref-Shaikhon2025"/>
     <w:p>
       <w:pPr>
         <w:pStyle w:val="Bibliography"/>
@@ -6063,7 +6380,7 @@
       <w:r>
         <w:t xml:space="preserve"> </w:t>
       </w:r>
-      <w:hyperlink r:id="rId123">
+      <w:hyperlink r:id="rId120">
         <w:r>
           <w:rPr>
             <w:rStyle w:val="Hyperlink"/>
@@ -6075,8 +6392,8 @@
         <w:t xml:space="preserve">.</w:t>
       </w:r>
     </w:p>
-    <w:bookmarkEnd w:id="124"/>
-    <w:bookmarkStart w:id="126" w:name="ref-Spillias2025"/>
+    <w:bookmarkEnd w:id="121"/>
+    <w:bookmarkStart w:id="123" w:name="ref-Spillias2025"/>
     <w:p>
       <w:pPr>
         <w:pStyle w:val="Bibliography"/>
@@ -6112,7 +6429,7 @@
       <w:r>
         <w:t xml:space="preserve"> </w:t>
       </w:r>
-      <w:hyperlink r:id="rId125">
+      <w:hyperlink r:id="rId122">
         <w:r>
           <w:rPr>
             <w:rStyle w:val="Hyperlink"/>
@@ -6124,59 +6441,19 @@
         <w:t xml:space="preserve">.</w:t>
       </w:r>
     </w:p>
-    <w:bookmarkEnd w:id="126"/>
-    <w:bookmarkStart w:id="128" w:name="ref-Syme2026"/>
+    <w:bookmarkEnd w:id="123"/>
+    <w:bookmarkStart w:id="125" w:name="ref-Taylor2023"/>
     <w:p>
       <w:pPr>
         <w:pStyle w:val="Bibliography"/>
       </w:pPr>
       <w:r>
-        <w:t xml:space="preserve">Syme, Kristen L., Nikos Motos, and Caitlyn D. Placek. 2026. Generating Units of Cultural Analysis with Large Language Models: Methods and Validation for Scalable Cross-Cultural Research.</w:t>
-      </w:r>
-      <w:r>
-        <w:t xml:space="preserve"> </w:t>
-      </w:r>
-      <w:r>
-        <w:rPr>
-          <w:iCs/>
-          <w:i/>
-        </w:rPr>
-        <w:t xml:space="preserve">Royal Society Open Science</w:t>
-      </w:r>
-      <w:r>
-        <w:t xml:space="preserve"> </w:t>
-      </w:r>
-      <w:r>
-        <w:t xml:space="preserve">13(2):251766.</w:t>
-      </w:r>
-      <w:r>
-        <w:t xml:space="preserve"> </w:t>
-      </w:r>
-      <w:hyperlink r:id="rId127">
-        <w:r>
-          <w:rPr>
-            <w:rStyle w:val="Hyperlink"/>
-          </w:rPr>
-          <w:t xml:space="preserve">https://doi.org/10.1098/rsos.251766</w:t>
-        </w:r>
-      </w:hyperlink>
-      <w:r>
-        <w:t xml:space="preserve">.</w:t>
-      </w:r>
-    </w:p>
-    <w:bookmarkEnd w:id="128"/>
-    <w:bookmarkStart w:id="130" w:name="ref-Taylor2023"/>
-    <w:p>
-      <w:pPr>
-        <w:pStyle w:val="Bibliography"/>
-      </w:pPr>
-      <w:r>
         <w:t xml:space="preserve">Taylor, Matthew E. 2023.</w:t>
       </w:r>
       <w:r>
         <w:t xml:space="preserve"> </w:t>
       </w:r>
-      <w:hyperlink r:id="rId129">
+      <w:hyperlink r:id="rId124">
         <w:r>
           <w:rPr>
             <w:rStyle w:val="Hyperlink"/>
@@ -6225,8 +6502,8 @@
         <w:t xml:space="preserve">. IOS Press.</w:t>
       </w:r>
     </w:p>
-    <w:bookmarkEnd w:id="130"/>
-    <w:bookmarkStart w:id="132" w:name="ref-Tenzer2024"/>
+    <w:bookmarkEnd w:id="125"/>
+    <w:bookmarkStart w:id="127" w:name="ref-Tenzer2024"/>
     <w:p>
       <w:pPr>
         <w:pStyle w:val="Bibliography"/>
@@ -6262,7 +6539,7 @@
       <w:r>
         <w:t xml:space="preserve"> </w:t>
       </w:r>
-      <w:hyperlink r:id="rId131">
+      <w:hyperlink r:id="rId126">
         <w:r>
           <w:rPr>
             <w:rStyle w:val="Hyperlink"/>
@@ -6274,8 +6551,8 @@
         <w:t xml:space="preserve">.</w:t>
       </w:r>
     </w:p>
-    <w:bookmarkEnd w:id="132"/>
-    <w:bookmarkStart w:id="134" w:name="ref-Walters2023"/>
+    <w:bookmarkEnd w:id="127"/>
+    <w:bookmarkStart w:id="129" w:name="ref-Walters2023"/>
     <w:p>
       <w:pPr>
         <w:pStyle w:val="Bibliography"/>
@@ -6311,7 +6588,7 @@
       <w:r>
         <w:t xml:space="preserve"> </w:t>
       </w:r>
-      <w:hyperlink r:id="rId133">
+      <w:hyperlink r:id="rId128">
         <w:r>
           <w:rPr>
             <w:rStyle w:val="Hyperlink"/>
@@ -6323,8 +6600,8 @@
         <w:t xml:space="preserve">.</w:t>
       </w:r>
     </w:p>
-    <w:bookmarkEnd w:id="134"/>
-    <w:bookmarkStart w:id="136" w:name="ref-Wickham2019"/>
+    <w:bookmarkEnd w:id="129"/>
+    <w:bookmarkStart w:id="131" w:name="ref-Wickham2019"/>
     <w:p>
       <w:pPr>
         <w:pStyle w:val="Bibliography"/>
@@ -6360,7 +6637,7 @@
       <w:r>
         <w:t xml:space="preserve"> </w:t>
       </w:r>
-      <w:hyperlink r:id="rId135">
+      <w:hyperlink r:id="rId130">
         <w:r>
           <w:rPr>
             <w:rStyle w:val="Hyperlink"/>
@@ -6372,8 +6649,8 @@
         <w:t xml:space="preserve">.</w:t>
       </w:r>
     </w:p>
-    <w:bookmarkEnd w:id="136"/>
-    <w:bookmarkStart w:id="138" w:name="ref-Wiest2024"/>
+    <w:bookmarkEnd w:id="131"/>
+    <w:bookmarkStart w:id="133" w:name="ref-Wiest2024"/>
     <w:p>
       <w:pPr>
         <w:pStyle w:val="Bibliography"/>
@@ -6409,7 +6686,7 @@
       <w:r>
         <w:t xml:space="preserve"> </w:t>
       </w:r>
-      <w:hyperlink r:id="rId137">
+      <w:hyperlink r:id="rId132">
         <w:r>
           <w:rPr>
             <w:rStyle w:val="Hyperlink"/>
@@ -6421,8 +6698,8 @@
         <w:t xml:space="preserve">.</w:t>
       </w:r>
     </w:p>
-    <w:bookmarkEnd w:id="138"/>
-    <w:bookmarkStart w:id="140" w:name="ref-Wilson2014"/>
+    <w:bookmarkEnd w:id="133"/>
+    <w:bookmarkStart w:id="135" w:name="ref-Wilson2014"/>
     <w:p>
       <w:pPr>
         <w:pStyle w:val="Bibliography"/>
@@ -6458,7 +6735,7 @@
       <w:r>
         <w:t xml:space="preserve"> </w:t>
       </w:r>
-      <w:hyperlink r:id="rId139">
+      <w:hyperlink r:id="rId134">
         <w:r>
           <w:rPr>
             <w:rStyle w:val="Hyperlink"/>
@@ -6470,8 +6747,8 @@
         <w:t xml:space="preserve">.</w:t>
       </w:r>
     </w:p>
-    <w:bookmarkEnd w:id="140"/>
-    <w:bookmarkStart w:id="142" w:name="ref-Xu2026"/>
+    <w:bookmarkEnd w:id="135"/>
+    <w:bookmarkStart w:id="137" w:name="ref-Xu2026"/>
     <w:p>
       <w:pPr>
         <w:pStyle w:val="Bibliography"/>
@@ -6516,7 +6793,7 @@
       <w:r>
         <w:t xml:space="preserve"> </w:t>
       </w:r>
-      <w:hyperlink r:id="rId141">
+      <w:hyperlink r:id="rId136">
         <w:r>
           <w:rPr>
             <w:rStyle w:val="Hyperlink"/>
@@ -6528,8 +6805,8 @@
         <w:t xml:space="preserve">.</w:t>
       </w:r>
     </w:p>
-    <w:bookmarkEnd w:id="142"/>
-    <w:bookmarkStart w:id="144" w:name="ref-ZamfirescuPereira2023"/>
+    <w:bookmarkEnd w:id="137"/>
+    <w:bookmarkStart w:id="139" w:name="ref-ZamfirescuPereira2023"/>
     <w:p>
       <w:pPr>
         <w:pStyle w:val="Bibliography"/>
@@ -6540,7 +6817,7 @@
       <w:r>
         <w:t xml:space="preserve"> </w:t>
       </w:r>
-      <w:hyperlink r:id="rId143">
+      <w:hyperlink r:id="rId138">
         <w:r>
           <w:rPr>
             <w:rStyle w:val="Hyperlink"/>
@@ -6552,8 +6829,8 @@
         <w:t xml:space="preserve">, New York, NY, USA.</w:t>
       </w:r>
     </w:p>
-    <w:bookmarkEnd w:id="144"/>
-    <w:bookmarkStart w:id="146" w:name="ref-Zanzotto2019"/>
+    <w:bookmarkEnd w:id="139"/>
+    <w:bookmarkStart w:id="141" w:name="ref-Zanzotto2019"/>
     <w:p>
       <w:pPr>
         <w:pStyle w:val="Bibliography"/>
@@ -6589,7 +6866,7 @@
       <w:r>
         <w:t xml:space="preserve"> </w:t>
       </w:r>
-      <w:hyperlink r:id="rId145">
+      <w:hyperlink r:id="rId140">
         <w:r>
           <w:rPr>
             <w:rStyle w:val="Hyperlink"/>
@@ -6601,8 +6878,8 @@
         <w:t xml:space="preserve">.</w:t>
       </w:r>
     </w:p>
-    <w:bookmarkEnd w:id="146"/>
-    <w:bookmarkStart w:id="148" w:name="ref-Zhang2025"/>
+    <w:bookmarkEnd w:id="141"/>
+    <w:bookmarkStart w:id="143" w:name="ref-Zhang2025"/>
     <w:p>
       <w:pPr>
         <w:pStyle w:val="Bibliography"/>
@@ -6638,7 +6915,7 @@
       <w:r>
         <w:t xml:space="preserve"> </w:t>
       </w:r>
-      <w:hyperlink r:id="rId147">
+      <w:hyperlink r:id="rId142">
         <w:r>
           <w:rPr>
             <w:rStyle w:val="Hyperlink"/>
@@ -6650,8 +6927,8 @@
         <w:t xml:space="preserve">.</w:t>
       </w:r>
     </w:p>
-    <w:bookmarkEnd w:id="148"/>
-    <w:bookmarkStart w:id="150" w:name="ref-Zheng2024"/>
+    <w:bookmarkEnd w:id="143"/>
+    <w:bookmarkStart w:id="145" w:name="ref-Zheng2024"/>
     <w:p>
       <w:pPr>
         <w:pStyle w:val="Bibliography"/>
@@ -6675,7 +6952,7 @@
       <w:r>
         <w:t xml:space="preserve"> </w:t>
       </w:r>
-      <w:hyperlink r:id="rId149">
+      <w:hyperlink r:id="rId144">
         <w:r>
           <w:rPr>
             <w:rStyle w:val="Hyperlink"/>
@@ -6687,8 +6964,8 @@
         <w:t xml:space="preserve">.</w:t>
       </w:r>
     </w:p>
-    <w:bookmarkEnd w:id="150"/>
-    <w:bookmarkStart w:id="152" w:name="ref-Ziems2024"/>
+    <w:bookmarkEnd w:id="145"/>
+    <w:bookmarkStart w:id="147" w:name="ref-Ziems2024"/>
     <w:p>
       <w:pPr>
         <w:pStyle w:val="Bibliography"/>
@@ -6715,7 +6992,7 @@
       <w:r>
         <w:t xml:space="preserve"> </w:t>
       </w:r>
-      <w:hyperlink r:id="rId151">
+      <w:hyperlink r:id="rId146">
         <w:r>
           <w:rPr>
             <w:rStyle w:val="Hyperlink"/>
@@ -6727,8 +7004,8 @@
         <w:t xml:space="preserve">.</w:t>
       </w:r>
     </w:p>
-    <w:bookmarkEnd w:id="152"/>
-    <w:bookmarkStart w:id="154" w:name="ref-Zimmer2026"/>
+    <w:bookmarkEnd w:id="147"/>
+    <w:bookmarkStart w:id="149" w:name="ref-Zimmer2026"/>
     <w:p>
       <w:pPr>
         <w:pStyle w:val="Bibliography"/>
@@ -6752,7 +7029,7 @@
       <w:r>
         <w:t xml:space="preserve"> </w:t>
       </w:r>
-      <w:hyperlink r:id="rId153">
+      <w:hyperlink r:id="rId148">
         <w:r>
           <w:rPr>
             <w:rStyle w:val="Hyperlink"/>
@@ -6764,14 +7041,14 @@
         <w:t xml:space="preserve">.</w:t>
       </w:r>
     </w:p>
-    <w:bookmarkEnd w:id="154"/>
-    <w:bookmarkEnd w:id="155"/>
+    <w:bookmarkEnd w:id="149"/>
+    <w:bookmarkEnd w:id="150"/>
     <w:p>
       <w:r>
         <w:br w:type="page"/>
       </w:r>
     </w:p>
-    <w:bookmarkStart w:id="156" w:name="colophon"/>
+    <w:bookmarkStart w:id="151" w:name="colophon"/>
     <w:p>
       <w:pPr>
         <w:pStyle w:val="Heading3"/>
@@ -6785,7 +7062,7 @@
         <w:pStyle w:val="FirstParagraph"/>
       </w:pPr>
       <w:r>
-        <w:t xml:space="preserve">This report was generated on 2026-09-19 07:04:00.50144 using the following computational environment and dependencies:</w:t>
+        <w:t xml:space="preserve">This report was generated on 2026-09-19 10:19:56.08438 using the following computational environment and dependencies:</w:t>
       </w:r>
     </w:p>
     <w:p>
@@ -7509,11 +7786,11 @@
         <w:rPr>
           <w:rStyle w:val="VerbatimChar"/>
         </w:rPr>
-        <w:t xml:space="preserve">Head:     [c1d02e6] 2026-09-19: Add Source column with URLs to table-stack.csv</w:t>
-      </w:r>
-    </w:p>
-    <w:bookmarkEnd w:id="156"/>
-    <w:bookmarkEnd w:id="157"/>
+        <w:t xml:space="preserve">Head:     [4591055] 2026-09-19: managing word count</w:t>
+      </w:r>
+    </w:p>
+    <w:bookmarkEnd w:id="151"/>
+    <w:bookmarkEnd w:id="152"/>
     <w:sectPr>
       <w:pgSz w:h="15840" w:w="12240"/>
       <w:pgMar w:bottom="1440" w:footer="720" w:gutter="0" w:header="720" w:left="1440" w:right="1440" w:top="1440"/>

--- a/analysis/paper/paper.docx
+++ b/analysis/paper/paper.docx
@@ -63,18 +63,6 @@
       <w:r>
         <w:t xml:space="preserve">Analysis</w:t>
       </w:r>
-      <w:r>
-        <w:t xml:space="preserve"> </w:t>
-      </w:r>
-      <w:r>
-        <w:t xml:space="preserve">in</w:t>
-      </w:r>
-      <w:r>
-        <w:t xml:space="preserve"> </w:t>
-      </w:r>
-      <w:r>
-        <w:t xml:space="preserve">R</w:t>
-      </w:r>
     </w:p>
     <w:p>
       <w:pPr>
@@ -87,7 +75,7 @@
         <w:t xml:space="preserve"> </w:t>
       </w:r>
       <w:r>
-        <w:t xml:space="preserve">19,</w:t>
+        <w:t xml:space="preserve">24,</w:t>
       </w:r>
       <w:r>
         <w:t xml:space="preserve"> </w:t>
@@ -115,7 +103,739 @@
         <w:t xml:space="preserve"> </w:t>
       </w:r>
       <w:r>
-        <w:t xml:space="preserve">who</w:t>
+        <w:t xml:space="preserve">increasingly</w:t>
+      </w:r>
+      <w:r>
+        <w:t xml:space="preserve"> </w:t>
+      </w:r>
+      <w:r>
+        <w:t xml:space="preserve">ask</w:t>
+      </w:r>
+      <w:r>
+        <w:t xml:space="preserve"> </w:t>
+      </w:r>
+      <w:r>
+        <w:t xml:space="preserve">computers</w:t>
+      </w:r>
+      <w:r>
+        <w:t xml:space="preserve"> </w:t>
+      </w:r>
+      <w:r>
+        <w:t xml:space="preserve">to</w:t>
+      </w:r>
+      <w:r>
+        <w:t xml:space="preserve"> </w:t>
+      </w:r>
+      <w:r>
+        <w:t xml:space="preserve">help</w:t>
+      </w:r>
+      <w:r>
+        <w:t xml:space="preserve"> </w:t>
+      </w:r>
+      <w:r>
+        <w:t xml:space="preserve">with</w:t>
+      </w:r>
+      <w:r>
+        <w:t xml:space="preserve"> </w:t>
+      </w:r>
+      <w:r>
+        <w:t xml:space="preserve">research</w:t>
+      </w:r>
+      <w:r>
+        <w:t xml:space="preserve"> </w:t>
+      </w:r>
+      <w:r>
+        <w:t xml:space="preserve">tasks,</w:t>
+      </w:r>
+      <w:r>
+        <w:t xml:space="preserve"> </w:t>
+      </w:r>
+      <w:r>
+        <w:t xml:space="preserve">from</w:t>
+      </w:r>
+      <w:r>
+        <w:t xml:space="preserve"> </w:t>
+      </w:r>
+      <w:r>
+        <w:t xml:space="preserve">searching</w:t>
+      </w:r>
+      <w:r>
+        <w:t xml:space="preserve"> </w:t>
+      </w:r>
+      <w:r>
+        <w:t xml:space="preserve">literature</w:t>
+      </w:r>
+      <w:r>
+        <w:t xml:space="preserve"> </w:t>
+      </w:r>
+      <w:r>
+        <w:t xml:space="preserve">to</w:t>
+      </w:r>
+      <w:r>
+        <w:t xml:space="preserve"> </w:t>
+      </w:r>
+      <w:r>
+        <w:t xml:space="preserve">writing</w:t>
+      </w:r>
+      <w:r>
+        <w:t xml:space="preserve"> </w:t>
+      </w:r>
+      <w:r>
+        <w:t xml:space="preserve">analysis</w:t>
+      </w:r>
+      <w:r>
+        <w:t xml:space="preserve"> </w:t>
+      </w:r>
+      <w:r>
+        <w:t xml:space="preserve">code.</w:t>
+      </w:r>
+      <w:r>
+        <w:t xml:space="preserve"> </w:t>
+      </w:r>
+      <w:r>
+        <w:t xml:space="preserve">Generative</w:t>
+      </w:r>
+      <w:r>
+        <w:t xml:space="preserve"> </w:t>
+      </w:r>
+      <w:r>
+        <w:t xml:space="preserve">artificial</w:t>
+      </w:r>
+      <w:r>
+        <w:t xml:space="preserve"> </w:t>
+      </w:r>
+      <w:r>
+        <w:t xml:space="preserve">intelligence</w:t>
+      </w:r>
+      <w:r>
+        <w:t xml:space="preserve"> </w:t>
+      </w:r>
+      <w:r>
+        <w:t xml:space="preserve">promises</w:t>
+      </w:r>
+      <w:r>
+        <w:t xml:space="preserve"> </w:t>
+      </w:r>
+      <w:r>
+        <w:t xml:space="preserve">to</w:t>
+      </w:r>
+      <w:r>
+        <w:t xml:space="preserve"> </w:t>
+      </w:r>
+      <w:r>
+        <w:t xml:space="preserve">accelerate</w:t>
+      </w:r>
+      <w:r>
+        <w:t xml:space="preserve"> </w:t>
+      </w:r>
+      <w:r>
+        <w:t xml:space="preserve">this</w:t>
+      </w:r>
+      <w:r>
+        <w:t xml:space="preserve"> </w:t>
+      </w:r>
+      <w:r>
+        <w:t xml:space="preserve">work.</w:t>
+      </w:r>
+      <w:r>
+        <w:t xml:space="preserve"> </w:t>
+      </w:r>
+      <w:r>
+        <w:t xml:space="preserve">These</w:t>
+      </w:r>
+      <w:r>
+        <w:t xml:space="preserve"> </w:t>
+      </w:r>
+      <w:r>
+        <w:t xml:space="preserve">systems</w:t>
+      </w:r>
+      <w:r>
+        <w:t xml:space="preserve"> </w:t>
+      </w:r>
+      <w:r>
+        <w:t xml:space="preserve">can</w:t>
+      </w:r>
+      <w:r>
+        <w:t xml:space="preserve"> </w:t>
+      </w:r>
+      <w:r>
+        <w:t xml:space="preserve">draft</w:t>
+      </w:r>
+      <w:r>
+        <w:t xml:space="preserve"> </w:t>
+      </w:r>
+      <w:r>
+        <w:t xml:space="preserve">code,</w:t>
+      </w:r>
+      <w:r>
+        <w:t xml:space="preserve"> </w:t>
+      </w:r>
+      <w:r>
+        <w:t xml:space="preserve">extract</w:t>
+      </w:r>
+      <w:r>
+        <w:t xml:space="preserve"> </w:t>
+      </w:r>
+      <w:r>
+        <w:t xml:space="preserve">data</w:t>
+      </w:r>
+      <w:r>
+        <w:t xml:space="preserve"> </w:t>
+      </w:r>
+      <w:r>
+        <w:t xml:space="preserve">from</w:t>
+      </w:r>
+      <w:r>
+        <w:t xml:space="preserve"> </w:t>
+      </w:r>
+      <w:r>
+        <w:t xml:space="preserve">publications,</w:t>
+      </w:r>
+      <w:r>
+        <w:t xml:space="preserve"> </w:t>
+      </w:r>
+      <w:r>
+        <w:t xml:space="preserve">and</w:t>
+      </w:r>
+      <w:r>
+        <w:t xml:space="preserve"> </w:t>
+      </w:r>
+      <w:r>
+        <w:t xml:space="preserve">summarize</w:t>
+      </w:r>
+      <w:r>
+        <w:t xml:space="preserve"> </w:t>
+      </w:r>
+      <w:r>
+        <w:t xml:space="preserve">sources</w:t>
+      </w:r>
+      <w:r>
+        <w:t xml:space="preserve"> </w:t>
+      </w:r>
+      <w:r>
+        <w:t xml:space="preserve">quickly.</w:t>
+      </w:r>
+      <w:r>
+        <w:t xml:space="preserve"> </w:t>
+      </w:r>
+      <w:r>
+        <w:t xml:space="preserve">But</w:t>
+      </w:r>
+      <w:r>
+        <w:t xml:space="preserve"> </w:t>
+      </w:r>
+      <w:r>
+        <w:t xml:space="preserve">they</w:t>
+      </w:r>
+      <w:r>
+        <w:t xml:space="preserve"> </w:t>
+      </w:r>
+      <w:r>
+        <w:t xml:space="preserve">also</w:t>
+      </w:r>
+      <w:r>
+        <w:t xml:space="preserve"> </w:t>
+      </w:r>
+      <w:r>
+        <w:t xml:space="preserve">produce</w:t>
+      </w:r>
+      <w:r>
+        <w:t xml:space="preserve"> </w:t>
+      </w:r>
+      <w:r>
+        <w:t xml:space="preserve">deceptively</w:t>
+      </w:r>
+      <w:r>
+        <w:t xml:space="preserve"> </w:t>
+      </w:r>
+      <w:r>
+        <w:t xml:space="preserve">fluent</w:t>
+      </w:r>
+      <w:r>
+        <w:t xml:space="preserve"> </w:t>
+      </w:r>
+      <w:r>
+        <w:t xml:space="preserve">errors:</w:t>
+      </w:r>
+      <w:r>
+        <w:t xml:space="preserve"> </w:t>
+      </w:r>
+      <w:r>
+        <w:t xml:space="preserve">invented</w:t>
+      </w:r>
+      <w:r>
+        <w:t xml:space="preserve"> </w:t>
+      </w:r>
+      <w:r>
+        <w:t xml:space="preserve">citations,</w:t>
+      </w:r>
+      <w:r>
+        <w:t xml:space="preserve"> </w:t>
+      </w:r>
+      <w:r>
+        <w:t xml:space="preserve">unsound</w:t>
+      </w:r>
+      <w:r>
+        <w:t xml:space="preserve"> </w:t>
+      </w:r>
+      <w:r>
+        <w:t xml:space="preserve">statistics,</w:t>
+      </w:r>
+      <w:r>
+        <w:t xml:space="preserve"> </w:t>
+      </w:r>
+      <w:r>
+        <w:t xml:space="preserve">and</w:t>
+      </w:r>
+      <w:r>
+        <w:t xml:space="preserve"> </w:t>
+      </w:r>
+      <w:r>
+        <w:t xml:space="preserve">explanations</w:t>
+      </w:r>
+      <w:r>
+        <w:t xml:space="preserve"> </w:t>
+      </w:r>
+      <w:r>
+        <w:t xml:space="preserve">that</w:t>
+      </w:r>
+      <w:r>
+        <w:t xml:space="preserve"> </w:t>
+      </w:r>
+      <w:r>
+        <w:t xml:space="preserve">fall</w:t>
+      </w:r>
+      <w:r>
+        <w:t xml:space="preserve"> </w:t>
+      </w:r>
+      <w:r>
+        <w:t xml:space="preserve">apart</w:t>
+      </w:r>
+      <w:r>
+        <w:t xml:space="preserve"> </w:t>
+      </w:r>
+      <w:r>
+        <w:t xml:space="preserve">on</w:t>
+      </w:r>
+      <w:r>
+        <w:t xml:space="preserve"> </w:t>
+      </w:r>
+      <w:r>
+        <w:t xml:space="preserve">inspection.</w:t>
+      </w:r>
+      <w:r>
+        <w:t xml:space="preserve"> </w:t>
+      </w:r>
+      <w:r>
+        <w:t xml:space="preserve">Existing</w:t>
+      </w:r>
+      <w:r>
+        <w:t xml:space="preserve"> </w:t>
+      </w:r>
+      <w:r>
+        <w:t xml:space="preserve">prompting</w:t>
+      </w:r>
+      <w:r>
+        <w:t xml:space="preserve"> </w:t>
+      </w:r>
+      <w:r>
+        <w:t xml:space="preserve">advice</w:t>
+      </w:r>
+      <w:r>
+        <w:t xml:space="preserve"> </w:t>
+      </w:r>
+      <w:r>
+        <w:t xml:space="preserve">and</w:t>
+      </w:r>
+      <w:r>
+        <w:t xml:space="preserve"> </w:t>
+      </w:r>
+      <w:r>
+        <w:t xml:space="preserve">reproducibility</w:t>
+      </w:r>
+      <w:r>
+        <w:t xml:space="preserve"> </w:t>
+      </w:r>
+      <w:r>
+        <w:t xml:space="preserve">checklists</w:t>
+      </w:r>
+      <w:r>
+        <w:t xml:space="preserve"> </w:t>
+      </w:r>
+      <w:r>
+        <w:t xml:space="preserve">do</w:t>
+      </w:r>
+      <w:r>
+        <w:t xml:space="preserve"> </w:t>
+      </w:r>
+      <w:r>
+        <w:t xml:space="preserve">not</w:t>
+      </w:r>
+      <w:r>
+        <w:t xml:space="preserve"> </w:t>
+      </w:r>
+      <w:r>
+        <w:t xml:space="preserve">say</w:t>
+      </w:r>
+      <w:r>
+        <w:t xml:space="preserve"> </w:t>
+      </w:r>
+      <w:r>
+        <w:t xml:space="preserve">how</w:t>
+      </w:r>
+      <w:r>
+        <w:t xml:space="preserve"> </w:t>
+      </w:r>
+      <w:r>
+        <w:t xml:space="preserve">to</w:t>
+      </w:r>
+      <w:r>
+        <w:t xml:space="preserve"> </w:t>
+      </w:r>
+      <w:r>
+        <w:t xml:space="preserve">configure</w:t>
+      </w:r>
+      <w:r>
+        <w:t xml:space="preserve"> </w:t>
+      </w:r>
+      <w:r>
+        <w:t xml:space="preserve">and</w:t>
+      </w:r>
+      <w:r>
+        <w:t xml:space="preserve"> </w:t>
+      </w:r>
+      <w:r>
+        <w:t xml:space="preserve">supervise</w:t>
+      </w:r>
+      <w:r>
+        <w:t xml:space="preserve"> </w:t>
+      </w:r>
+      <w:r>
+        <w:t xml:space="preserve">an</w:t>
+      </w:r>
+      <w:r>
+        <w:t xml:space="preserve"> </w:t>
+      </w:r>
+      <w:r>
+        <w:t xml:space="preserve">AI</w:t>
+      </w:r>
+      <w:r>
+        <w:t xml:space="preserve"> </w:t>
+      </w:r>
+      <w:r>
+        <w:t xml:space="preserve">agent</w:t>
+      </w:r>
+      <w:r>
+        <w:t xml:space="preserve"> </w:t>
+      </w:r>
+      <w:r>
+        <w:t xml:space="preserve">across</w:t>
+      </w:r>
+      <w:r>
+        <w:t xml:space="preserve"> </w:t>
+      </w:r>
+      <w:r>
+        <w:t xml:space="preserve">a</w:t>
+      </w:r>
+      <w:r>
+        <w:t xml:space="preserve"> </w:t>
+      </w:r>
+      <w:r>
+        <w:t xml:space="preserve">full</w:t>
+      </w:r>
+      <w:r>
+        <w:t xml:space="preserve"> </w:t>
+      </w:r>
+      <w:r>
+        <w:t xml:space="preserve">analysis.</w:t>
+      </w:r>
+      <w:r>
+        <w:t xml:space="preserve"> </w:t>
+      </w:r>
+      <w:r>
+        <w:t xml:space="preserve">The</w:t>
+      </w:r>
+      <w:r>
+        <w:t xml:space="preserve"> </w:t>
+      </w:r>
+      <w:r>
+        <w:t xml:space="preserve">practical</w:t>
+      </w:r>
+      <w:r>
+        <w:t xml:space="preserve"> </w:t>
+      </w:r>
+      <w:r>
+        <w:t xml:space="preserve">problem</w:t>
+      </w:r>
+      <w:r>
+        <w:t xml:space="preserve"> </w:t>
+      </w:r>
+      <w:r>
+        <w:t xml:space="preserve">is</w:t>
+      </w:r>
+      <w:r>
+        <w:t xml:space="preserve"> </w:t>
+      </w:r>
+      <w:r>
+        <w:t xml:space="preserve">how</w:t>
+      </w:r>
+      <w:r>
+        <w:t xml:space="preserve"> </w:t>
+      </w:r>
+      <w:r>
+        <w:t xml:space="preserve">to</w:t>
+      </w:r>
+      <w:r>
+        <w:t xml:space="preserve"> </w:t>
+      </w:r>
+      <w:r>
+        <w:t xml:space="preserve">keep</w:t>
+      </w:r>
+      <w:r>
+        <w:t xml:space="preserve"> </w:t>
+      </w:r>
+      <w:r>
+        <w:t xml:space="preserve">the</w:t>
+      </w:r>
+      <w:r>
+        <w:t xml:space="preserve"> </w:t>
+      </w:r>
+      <w:r>
+        <w:t xml:space="preserve">researcher</w:t>
+      </w:r>
+      <w:r>
+        <w:t xml:space="preserve"> </w:t>
+      </w:r>
+      <w:r>
+        <w:t xml:space="preserve">responsible</w:t>
+      </w:r>
+      <w:r>
+        <w:t xml:space="preserve"> </w:t>
+      </w:r>
+      <w:r>
+        <w:t xml:space="preserve">for</w:t>
+      </w:r>
+      <w:r>
+        <w:t xml:space="preserve"> </w:t>
+      </w:r>
+      <w:r>
+        <w:t xml:space="preserve">every</w:t>
+      </w:r>
+      <w:r>
+        <w:t xml:space="preserve"> </w:t>
+      </w:r>
+      <w:r>
+        <w:t xml:space="preserve">analytical</w:t>
+      </w:r>
+      <w:r>
+        <w:t xml:space="preserve"> </w:t>
+      </w:r>
+      <w:r>
+        <w:t xml:space="preserve">decision</w:t>
+      </w:r>
+      <w:r>
+        <w:t xml:space="preserve"> </w:t>
+      </w:r>
+      <w:r>
+        <w:t xml:space="preserve">while</w:t>
+      </w:r>
+      <w:r>
+        <w:t xml:space="preserve"> </w:t>
+      </w:r>
+      <w:r>
+        <w:t xml:space="preserve">gaining</w:t>
+      </w:r>
+      <w:r>
+        <w:t xml:space="preserve"> </w:t>
+      </w:r>
+      <w:r>
+        <w:t xml:space="preserve">speed.</w:t>
+      </w:r>
+      <w:r>
+        <w:t xml:space="preserve"> </w:t>
+      </w:r>
+      <w:r>
+        <w:t xml:space="preserve">Here</w:t>
+      </w:r>
+      <w:r>
+        <w:t xml:space="preserve"> </w:t>
+      </w:r>
+      <w:r>
+        <w:t xml:space="preserve">we</w:t>
+      </w:r>
+      <w:r>
+        <w:t xml:space="preserve"> </w:t>
+      </w:r>
+      <w:r>
+        <w:t xml:space="preserve">show</w:t>
+      </w:r>
+      <w:r>
+        <w:t xml:space="preserve"> </w:t>
+      </w:r>
+      <w:r>
+        <w:t xml:space="preserve">a</w:t>
+      </w:r>
+      <w:r>
+        <w:t xml:space="preserve"> </w:t>
+      </w:r>
+      <w:r>
+        <w:t xml:space="preserve">researcher-directed</w:t>
+      </w:r>
+      <w:r>
+        <w:t xml:space="preserve"> </w:t>
+      </w:r>
+      <w:r>
+        <w:t xml:space="preserve">workflow</w:t>
+      </w:r>
+      <w:r>
+        <w:t xml:space="preserve"> </w:t>
+      </w:r>
+      <w:r>
+        <w:t xml:space="preserve">built</w:t>
+      </w:r>
+      <w:r>
+        <w:t xml:space="preserve"> </w:t>
+      </w:r>
+      <w:r>
+        <w:t xml:space="preserve">from</w:t>
+      </w:r>
+      <w:r>
+        <w:t xml:space="preserve"> </w:t>
+      </w:r>
+      <w:r>
+        <w:t xml:space="preserve">three</w:t>
+      </w:r>
+      <w:r>
+        <w:t xml:space="preserve"> </w:t>
+      </w:r>
+      <w:r>
+        <w:t xml:space="preserve">practices.</w:t>
+      </w:r>
+      <w:r>
+        <w:t xml:space="preserve"> </w:t>
+      </w:r>
+      <w:r>
+        <w:t xml:space="preserve">Researchers</w:t>
+      </w:r>
+      <w:r>
+        <w:t xml:space="preserve"> </w:t>
+      </w:r>
+      <w:r>
+        <w:t xml:space="preserve">learn</w:t>
+      </w:r>
+      <w:r>
+        <w:t xml:space="preserve"> </w:t>
+      </w:r>
+      <w:r>
+        <w:t xml:space="preserve">an</w:t>
+      </w:r>
+      <w:r>
+        <w:t xml:space="preserve"> </w:t>
+      </w:r>
+      <w:r>
+        <w:t xml:space="preserve">open</w:t>
+      </w:r>
+      <w:r>
+        <w:t xml:space="preserve"> </w:t>
+      </w:r>
+      <w:r>
+        <w:t xml:space="preserve">source</w:t>
+      </w:r>
+      <w:r>
+        <w:t xml:space="preserve"> </w:t>
+      </w:r>
+      <w:r>
+        <w:t xml:space="preserve">toolkit</w:t>
+      </w:r>
+      <w:r>
+        <w:t xml:space="preserve"> </w:t>
+      </w:r>
+      <w:r>
+        <w:t xml:space="preserve">for</w:t>
+      </w:r>
+      <w:r>
+        <w:t xml:space="preserve"> </w:t>
+      </w:r>
+      <w:r>
+        <w:t xml:space="preserve">reproducible</w:t>
+      </w:r>
+      <w:r>
+        <w:t xml:space="preserve"> </w:t>
+      </w:r>
+      <w:r>
+        <w:t xml:space="preserve">research</w:t>
+      </w:r>
+      <w:r>
+        <w:t xml:space="preserve"> </w:t>
+      </w:r>
+      <w:r>
+        <w:t xml:space="preserve">(e.g. R,</w:t>
+      </w:r>
+      <w:r>
+        <w:t xml:space="preserve"> </w:t>
+      </w:r>
+      <w:r>
+        <w:t xml:space="preserve">Quarto,</w:t>
+      </w:r>
+      <w:r>
+        <w:t xml:space="preserve"> </w:t>
+      </w:r>
+      <w:r>
+        <w:t xml:space="preserve">Git);</w:t>
+      </w:r>
+      <w:r>
+        <w:t xml:space="preserve"> </w:t>
+      </w:r>
+      <w:r>
+        <w:t xml:space="preserve">configure</w:t>
+      </w:r>
+      <w:r>
+        <w:t xml:space="preserve"> </w:t>
+      </w:r>
+      <w:r>
+        <w:t xml:space="preserve">a</w:t>
+      </w:r>
+      <w:r>
+        <w:t xml:space="preserve"> </w:t>
+      </w:r>
+      <w:r>
+        <w:t xml:space="preserve">local</w:t>
+      </w:r>
+      <w:r>
+        <w:t xml:space="preserve"> </w:t>
+      </w:r>
+      <w:r>
+        <w:t xml:space="preserve">harness</w:t>
+      </w:r>
+      <w:r>
+        <w:t xml:space="preserve"> </w:t>
+      </w:r>
+      <w:r>
+        <w:t xml:space="preserve">with</w:t>
+      </w:r>
+      <w:r>
+        <w:t xml:space="preserve"> </w:t>
+      </w:r>
+      <w:r>
+        <w:t xml:space="preserve">instructions</w:t>
+      </w:r>
+      <w:r>
+        <w:t xml:space="preserve"> </w:t>
+      </w:r>
+      <w:r>
+        <w:t xml:space="preserve">and</w:t>
+      </w:r>
+      <w:r>
+        <w:t xml:space="preserve"> </w:t>
+      </w:r>
+      <w:r>
+        <w:t xml:space="preserve">permissions;</w:t>
+      </w:r>
+      <w:r>
+        <w:t xml:space="preserve"> </w:t>
+      </w:r>
+      <w:r>
+        <w:t xml:space="preserve">and</w:t>
       </w:r>
       <w:r>
         <w:t xml:space="preserve"> </w:t>
@@ -127,31 +847,151 @@
         <w:t xml:space="preserve"> </w:t>
       </w:r>
       <w:r>
-        <w:t xml:space="preserve">generative</w:t>
-      </w:r>
-      <w:r>
-        <w:t xml:space="preserve"> </w:t>
-      </w:r>
-      <w:r>
-        <w:t xml:space="preserve">artificial</w:t>
-      </w:r>
-      <w:r>
-        <w:t xml:space="preserve"> </w:t>
-      </w:r>
-      <w:r>
-        <w:t xml:space="preserve">intelligence</w:t>
-      </w:r>
-      <w:r>
-        <w:t xml:space="preserve"> </w:t>
-      </w:r>
-      <w:r>
-        <w:t xml:space="preserve">(AI)</w:t>
-      </w:r>
-      <w:r>
-        <w:t xml:space="preserve"> </w:t>
-      </w:r>
-      <w:r>
-        <w:t xml:space="preserve">for</w:t>
+        <w:t xml:space="preserve">skills</w:t>
+      </w:r>
+      <w:r>
+        <w:t xml:space="preserve"> </w:t>
+      </w:r>
+      <w:r>
+        <w:t xml:space="preserve">and</w:t>
+      </w:r>
+      <w:r>
+        <w:t xml:space="preserve"> </w:t>
+      </w:r>
+      <w:r>
+        <w:t xml:space="preserve">verification</w:t>
+      </w:r>
+      <w:r>
+        <w:t xml:space="preserve"> </w:t>
+      </w:r>
+      <w:r>
+        <w:t xml:space="preserve">tools</w:t>
+      </w:r>
+      <w:r>
+        <w:t xml:space="preserve"> </w:t>
+      </w:r>
+      <w:r>
+        <w:t xml:space="preserve">that</w:t>
+      </w:r>
+      <w:r>
+        <w:t xml:space="preserve"> </w:t>
+      </w:r>
+      <w:r>
+        <w:t xml:space="preserve">research,</w:t>
+      </w:r>
+      <w:r>
+        <w:t xml:space="preserve"> </w:t>
+      </w:r>
+      <w:r>
+        <w:t xml:space="preserve">plan,</w:t>
+      </w:r>
+      <w:r>
+        <w:t xml:space="preserve"> </w:t>
+      </w:r>
+      <w:r>
+        <w:t xml:space="preserve">execute,</w:t>
+      </w:r>
+      <w:r>
+        <w:t xml:space="preserve"> </w:t>
+      </w:r>
+      <w:r>
+        <w:t xml:space="preserve">and</w:t>
+      </w:r>
+      <w:r>
+        <w:t xml:space="preserve"> </w:t>
+      </w:r>
+      <w:r>
+        <w:t xml:space="preserve">check</w:t>
+      </w:r>
+      <w:r>
+        <w:t xml:space="preserve"> </w:t>
+      </w:r>
+      <w:r>
+        <w:t xml:space="preserve">each</w:t>
+      </w:r>
+      <w:r>
+        <w:t xml:space="preserve"> </w:t>
+      </w:r>
+      <w:r>
+        <w:t xml:space="preserve">analysis.</w:t>
+      </w:r>
+      <w:r>
+        <w:t xml:space="preserve"> </w:t>
+      </w:r>
+      <w:r>
+        <w:t xml:space="preserve">Unlike</w:t>
+      </w:r>
+      <w:r>
+        <w:t xml:space="preserve"> </w:t>
+      </w:r>
+      <w:r>
+        <w:t xml:space="preserve">chatbot</w:t>
+      </w:r>
+      <w:r>
+        <w:t xml:space="preserve"> </w:t>
+      </w:r>
+      <w:r>
+        <w:t xml:space="preserve">use,</w:t>
+      </w:r>
+      <w:r>
+        <w:t xml:space="preserve"> </w:t>
+      </w:r>
+      <w:r>
+        <w:t xml:space="preserve">every</w:t>
+      </w:r>
+      <w:r>
+        <w:t xml:space="preserve"> </w:t>
+      </w:r>
+      <w:r>
+        <w:t xml:space="preserve">plan,</w:t>
+      </w:r>
+      <w:r>
+        <w:t xml:space="preserve"> </w:t>
+      </w:r>
+      <w:r>
+        <w:t xml:space="preserve">command,</w:t>
+      </w:r>
+      <w:r>
+        <w:t xml:space="preserve"> </w:t>
+      </w:r>
+      <w:r>
+        <w:t xml:space="preserve">and</w:t>
+      </w:r>
+      <w:r>
+        <w:t xml:space="preserve"> </w:t>
+      </w:r>
+      <w:r>
+        <w:t xml:space="preserve">file</w:t>
+      </w:r>
+      <w:r>
+        <w:t xml:space="preserve"> </w:t>
+      </w:r>
+      <w:r>
+        <w:t xml:space="preserve">change</w:t>
+      </w:r>
+      <w:r>
+        <w:t xml:space="preserve"> </w:t>
+      </w:r>
+      <w:r>
+        <w:t xml:space="preserve">becomes</w:t>
+      </w:r>
+      <w:r>
+        <w:t xml:space="preserve"> </w:t>
+      </w:r>
+      <w:r>
+        <w:t xml:space="preserve">reviewable,</w:t>
+      </w:r>
+      <w:r>
+        <w:t xml:space="preserve"> </w:t>
+      </w:r>
+      <w:r>
+        <w:t xml:space="preserve">and</w:t>
+      </w:r>
+      <w:r>
+        <w:t xml:space="preserve"> </w:t>
+      </w:r>
+      <w:r>
+        <w:t xml:space="preserve">restricted</w:t>
       </w:r>
       <w:r>
         <w:t xml:space="preserve"> </w:t>
@@ -163,49 +1003,205 @@
         <w:t xml:space="preserve"> </w:t>
       </w:r>
       <w:r>
+        <w:t xml:space="preserve">stay</w:t>
+      </w:r>
+      <w:r>
+        <w:t xml:space="preserve"> </w:t>
+      </w:r>
+      <w:r>
+        <w:t xml:space="preserve">protected</w:t>
+      </w:r>
+      <w:r>
+        <w:t xml:space="preserve"> </w:t>
+      </w:r>
+      <w:r>
+        <w:t xml:space="preserve">through</w:t>
+      </w:r>
+      <w:r>
+        <w:t xml:space="preserve"> </w:t>
+      </w:r>
+      <w:r>
+        <w:t xml:space="preserve">retention</w:t>
+      </w:r>
+      <w:r>
+        <w:t xml:space="preserve"> </w:t>
+      </w:r>
+      <w:r>
+        <w:t xml:space="preserve">controls,</w:t>
+      </w:r>
+      <w:r>
+        <w:t xml:space="preserve"> </w:t>
+      </w:r>
+      <w:r>
+        <w:t xml:space="preserve">local</w:t>
+      </w:r>
+      <w:r>
+        <w:t xml:space="preserve"> </w:t>
+      </w:r>
+      <w:r>
+        <w:t xml:space="preserve">models,</w:t>
+      </w:r>
+      <w:r>
+        <w:t xml:space="preserve"> </w:t>
+      </w:r>
+      <w:r>
+        <w:t xml:space="preserve">or</w:t>
+      </w:r>
+      <w:r>
+        <w:t xml:space="preserve"> </w:t>
+      </w:r>
+      <w:r>
+        <w:t xml:space="preserve">synthetic</w:t>
+      </w:r>
+      <w:r>
+        <w:t xml:space="preserve"> </w:t>
+      </w:r>
+      <w:r>
+        <w:t xml:space="preserve">stand-ins.</w:t>
+      </w:r>
+      <w:r>
+        <w:t xml:space="preserve"> </w:t>
+      </w:r>
+      <w:r>
+        <w:t xml:space="preserve">Getting</w:t>
+      </w:r>
+      <w:r>
+        <w:t xml:space="preserve"> </w:t>
+      </w:r>
+      <w:r>
+        <w:t xml:space="preserve">reliable</w:t>
+      </w:r>
+      <w:r>
+        <w:t xml:space="preserve"> </w:t>
+      </w:r>
+      <w:r>
+        <w:t xml:space="preserve">help</w:t>
+      </w:r>
+      <w:r>
+        <w:t xml:space="preserve"> </w:t>
+      </w:r>
+      <w:r>
+        <w:t xml:space="preserve">from</w:t>
+      </w:r>
+      <w:r>
+        <w:t xml:space="preserve"> </w:t>
+      </w:r>
+      <w:r>
+        <w:t xml:space="preserve">agentic</w:t>
+      </w:r>
+      <w:r>
+        <w:t xml:space="preserve"> </w:t>
+      </w:r>
+      <w:r>
+        <w:t xml:space="preserve">AI</w:t>
+      </w:r>
+      <w:r>
+        <w:t xml:space="preserve"> </w:t>
+      </w:r>
+      <w:r>
+        <w:t xml:space="preserve">has</w:t>
+      </w:r>
+      <w:r>
+        <w:t xml:space="preserve"> </w:t>
+      </w:r>
+      <w:r>
+        <w:t xml:space="preserve">costs</w:t>
+      </w:r>
+      <w:r>
+        <w:t xml:space="preserve"> </w:t>
+      </w:r>
+      <w:r>
+        <w:t xml:space="preserve">that</w:t>
+      </w:r>
+      <w:r>
+        <w:t xml:space="preserve"> </w:t>
+      </w:r>
+      <w:r>
+        <w:t xml:space="preserve">include</w:t>
+      </w:r>
+      <w:r>
+        <w:t xml:space="preserve"> </w:t>
+      </w:r>
+      <w:r>
+        <w:t xml:space="preserve">setup</w:t>
+      </w:r>
+      <w:r>
+        <w:t xml:space="preserve"> </w:t>
+      </w:r>
+      <w:r>
+        <w:t xml:space="preserve">time</w:t>
+      </w:r>
+      <w:r>
+        <w:t xml:space="preserve"> </w:t>
+      </w:r>
+      <w:r>
+        <w:t xml:space="preserve">and</w:t>
+      </w:r>
+      <w:r>
+        <w:t xml:space="preserve"> </w:t>
+      </w:r>
+      <w:r>
+        <w:t xml:space="preserve">expert</w:t>
+      </w:r>
+      <w:r>
+        <w:t xml:space="preserve"> </w:t>
+      </w:r>
+      <w:r>
+        <w:t xml:space="preserve">oversight,</w:t>
+      </w:r>
+      <w:r>
+        <w:t xml:space="preserve"> </w:t>
+      </w:r>
+      <w:r>
+        <w:t xml:space="preserve">but</w:t>
+      </w:r>
+      <w:r>
+        <w:t xml:space="preserve"> </w:t>
+      </w:r>
+      <w:r>
+        <w:t xml:space="preserve">the</w:t>
+      </w:r>
+      <w:r>
+        <w:t xml:space="preserve"> </w:t>
+      </w:r>
+      <w:r>
+        <w:t xml:space="preserve">result</w:t>
+      </w:r>
+      <w:r>
+        <w:t xml:space="preserve"> </w:t>
+      </w:r>
+      <w:r>
+        <w:t xml:space="preserve">is</w:t>
+      </w:r>
+      <w:r>
+        <w:t xml:space="preserve"> </w:t>
+      </w:r>
+      <w:r>
         <w:t xml:space="preserve">analysis</w:t>
       </w:r>
       <w:r>
         <w:t xml:space="preserve"> </w:t>
       </w:r>
       <w:r>
-        <w:t xml:space="preserve">need</w:t>
-      </w:r>
-      <w:r>
-        <w:t xml:space="preserve"> </w:t>
-      </w:r>
-      <w:r>
-        <w:t xml:space="preserve">procedures</w:t>
-      </w:r>
-      <w:r>
-        <w:t xml:space="preserve"> </w:t>
-      </w:r>
-      <w:r>
-        <w:t xml:space="preserve">for</w:t>
-      </w:r>
-      <w:r>
-        <w:t xml:space="preserve"> </w:t>
-      </w:r>
-      <w:r>
-        <w:t xml:space="preserve">inspecting</w:t>
-      </w:r>
-      <w:r>
-        <w:t xml:space="preserve"> </w:t>
-      </w:r>
-      <w:r>
-        <w:t xml:space="preserve">code,</w:t>
-      </w:r>
-      <w:r>
-        <w:t xml:space="preserve"> </w:t>
-      </w:r>
-      <w:r>
-        <w:t xml:space="preserve">evaluating</w:t>
-      </w:r>
-      <w:r>
-        <w:t xml:space="preserve"> </w:t>
-      </w:r>
-      <w:r>
-        <w:t xml:space="preserve">methods,</w:t>
+        <w:t xml:space="preserve">others</w:t>
+      </w:r>
+      <w:r>
+        <w:t xml:space="preserve"> </w:t>
+      </w:r>
+      <w:r>
+        <w:t xml:space="preserve">can</w:t>
+      </w:r>
+      <w:r>
+        <w:t xml:space="preserve"> </w:t>
+      </w:r>
+      <w:r>
+        <w:t xml:space="preserve">inspect,</w:t>
+      </w:r>
+      <w:r>
+        <w:t xml:space="preserve"> </w:t>
+      </w:r>
+      <w:r>
+        <w:t xml:space="preserve">rerun,</w:t>
       </w:r>
       <w:r>
         <w:t xml:space="preserve"> </w:t>
@@ -217,841 +1213,7 @@
         <w:t xml:space="preserve"> </w:t>
       </w:r>
       <w:r>
-        <w:t xml:space="preserve">checking</w:t>
-      </w:r>
-      <w:r>
-        <w:t xml:space="preserve"> </w:t>
-      </w:r>
-      <w:r>
-        <w:t xml:space="preserve">sources.</w:t>
-      </w:r>
-      <w:r>
-        <w:t xml:space="preserve"> </w:t>
-      </w:r>
-      <w:r>
-        <w:t xml:space="preserve">This</w:t>
-      </w:r>
-      <w:r>
-        <w:t xml:space="preserve"> </w:t>
-      </w:r>
-      <w:r>
-        <w:t xml:space="preserve">how-to</w:t>
-      </w:r>
-      <w:r>
-        <w:t xml:space="preserve"> </w:t>
-      </w:r>
-      <w:r>
-        <w:t xml:space="preserve">article</w:t>
-      </w:r>
-      <w:r>
-        <w:t xml:space="preserve"> </w:t>
-      </w:r>
-      <w:r>
-        <w:t xml:space="preserve">describes</w:t>
-      </w:r>
-      <w:r>
-        <w:t xml:space="preserve"> </w:t>
-      </w:r>
-      <w:r>
-        <w:t xml:space="preserve">three</w:t>
-      </w:r>
-      <w:r>
-        <w:t xml:space="preserve"> </w:t>
-      </w:r>
-      <w:r>
-        <w:t xml:space="preserve">practices</w:t>
-      </w:r>
-      <w:r>
-        <w:t xml:space="preserve"> </w:t>
-      </w:r>
-      <w:r>
-        <w:t xml:space="preserve">for</w:t>
-      </w:r>
-      <w:r>
-        <w:t xml:space="preserve"> </w:t>
-      </w:r>
-      <w:r>
-        <w:t xml:space="preserve">responsible</w:t>
-      </w:r>
-      <w:r>
-        <w:t xml:space="preserve"> </w:t>
-      </w:r>
-      <w:r>
-        <w:t xml:space="preserve">agentic</w:t>
-      </w:r>
-      <w:r>
-        <w:t xml:space="preserve"> </w:t>
-      </w:r>
-      <w:r>
-        <w:t xml:space="preserve">AI</w:t>
-      </w:r>
-      <w:r>
-        <w:t xml:space="preserve"> </w:t>
-      </w:r>
-      <w:r>
-        <w:t xml:space="preserve">use</w:t>
-      </w:r>
-      <w:r>
-        <w:t xml:space="preserve"> </w:t>
-      </w:r>
-      <w:r>
-        <w:t xml:space="preserve">in</w:t>
-      </w:r>
-      <w:r>
-        <w:t xml:space="preserve"> </w:t>
-      </w:r>
-      <w:r>
-        <w:t xml:space="preserve">R.</w:t>
-      </w:r>
-      <w:r>
-        <w:t xml:space="preserve"> </w:t>
-      </w:r>
-      <w:r>
-        <w:t xml:space="preserve">First,</w:t>
-      </w:r>
-      <w:r>
-        <w:t xml:space="preserve"> </w:t>
-      </w:r>
-      <w:r>
-        <w:t xml:space="preserve">develop</w:t>
-      </w:r>
-      <w:r>
-        <w:t xml:space="preserve"> </w:t>
-      </w:r>
-      <w:r>
-        <w:t xml:space="preserve">enough</w:t>
-      </w:r>
-      <w:r>
-        <w:t xml:space="preserve"> </w:t>
-      </w:r>
-      <w:r>
-        <w:t xml:space="preserve">familiarity</w:t>
-      </w:r>
-      <w:r>
-        <w:t xml:space="preserve"> </w:t>
-      </w:r>
-      <w:r>
-        <w:t xml:space="preserve">with</w:t>
-      </w:r>
-      <w:r>
-        <w:t xml:space="preserve"> </w:t>
-      </w:r>
-      <w:r>
-        <w:t xml:space="preserve">research</w:t>
-      </w:r>
-      <w:r>
-        <w:t xml:space="preserve"> </w:t>
-      </w:r>
-      <w:r>
-        <w:t xml:space="preserve">tools</w:t>
-      </w:r>
-      <w:r>
-        <w:t xml:space="preserve"> </w:t>
-      </w:r>
-      <w:r>
-        <w:t xml:space="preserve">and</w:t>
-      </w:r>
-      <w:r>
-        <w:t xml:space="preserve"> </w:t>
-      </w:r>
-      <w:r>
-        <w:t xml:space="preserve">standards</w:t>
-      </w:r>
-      <w:r>
-        <w:t xml:space="preserve"> </w:t>
-      </w:r>
-      <w:r>
-        <w:t xml:space="preserve">to</w:t>
-      </w:r>
-      <w:r>
-        <w:t xml:space="preserve"> </w:t>
-      </w:r>
-      <w:r>
-        <w:t xml:space="preserve">judge</w:t>
-      </w:r>
-      <w:r>
-        <w:t xml:space="preserve"> </w:t>
-      </w:r>
-      <w:r>
-        <w:t xml:space="preserve">AI-generated</w:t>
-      </w:r>
-      <w:r>
-        <w:t xml:space="preserve"> </w:t>
-      </w:r>
-      <w:r>
-        <w:t xml:space="preserve">outputs.</w:t>
-      </w:r>
-      <w:r>
-        <w:t xml:space="preserve"> </w:t>
-      </w:r>
-      <w:r>
-        <w:t xml:space="preserve">R</w:t>
-      </w:r>
-      <w:r>
-        <w:t xml:space="preserve"> </w:t>
-      </w:r>
-      <w:r>
-        <w:t xml:space="preserve">supports</w:t>
-      </w:r>
-      <w:r>
-        <w:t xml:space="preserve"> </w:t>
-      </w:r>
-      <w:r>
-        <w:t xml:space="preserve">analysis,</w:t>
-      </w:r>
-      <w:r>
-        <w:t xml:space="preserve"> </w:t>
-      </w:r>
-      <w:r>
-        <w:t xml:space="preserve">Quarto</w:t>
-      </w:r>
-      <w:r>
-        <w:t xml:space="preserve"> </w:t>
-      </w:r>
-      <w:r>
-        <w:t xml:space="preserve">combines</w:t>
-      </w:r>
-      <w:r>
-        <w:t xml:space="preserve"> </w:t>
-      </w:r>
-      <w:r>
-        <w:t xml:space="preserve">code</w:t>
-      </w:r>
-      <w:r>
-        <w:t xml:space="preserve"> </w:t>
-      </w:r>
-      <w:r>
-        <w:t xml:space="preserve">and</w:t>
-      </w:r>
-      <w:r>
-        <w:t xml:space="preserve"> </w:t>
-      </w:r>
-      <w:r>
-        <w:t xml:space="preserve">text</w:t>
-      </w:r>
-      <w:r>
-        <w:t xml:space="preserve"> </w:t>
-      </w:r>
-      <w:r>
-        <w:t xml:space="preserve">in</w:t>
-      </w:r>
-      <w:r>
-        <w:t xml:space="preserve"> </w:t>
-      </w:r>
-      <w:r>
-        <w:t xml:space="preserve">executable</w:t>
-      </w:r>
-      <w:r>
-        <w:t xml:space="preserve"> </w:t>
-      </w:r>
-      <w:r>
-        <w:t xml:space="preserve">documents,</w:t>
-      </w:r>
-      <w:r>
-        <w:t xml:space="preserve"> </w:t>
-      </w:r>
-      <w:r>
-        <w:t xml:space="preserve">and</w:t>
-      </w:r>
-      <w:r>
-        <w:t xml:space="preserve"> </w:t>
-      </w:r>
-      <w:r>
-        <w:t xml:space="preserve">Git</w:t>
-      </w:r>
-      <w:r>
-        <w:t xml:space="preserve"> </w:t>
-      </w:r>
-      <w:r>
-        <w:t xml:space="preserve">records</w:t>
-      </w:r>
-      <w:r>
-        <w:t xml:space="preserve"> </w:t>
-      </w:r>
-      <w:r>
-        <w:t xml:space="preserve">changes</w:t>
-      </w:r>
-      <w:r>
-        <w:t xml:space="preserve"> </w:t>
-      </w:r>
-      <w:r>
-        <w:t xml:space="preserve">for</w:t>
-      </w:r>
-      <w:r>
-        <w:t xml:space="preserve"> </w:t>
-      </w:r>
-      <w:r>
-        <w:t xml:space="preserve">inspection.</w:t>
-      </w:r>
-      <w:r>
-        <w:t xml:space="preserve"> </w:t>
-      </w:r>
-      <w:r>
-        <w:t xml:space="preserve">Second,</w:t>
-      </w:r>
-      <w:r>
-        <w:t xml:space="preserve"> </w:t>
-      </w:r>
-      <w:r>
-        <w:t xml:space="preserve">configure</w:t>
-      </w:r>
-      <w:r>
-        <w:t xml:space="preserve"> </w:t>
-      </w:r>
-      <w:r>
-        <w:t xml:space="preserve">an</w:t>
-      </w:r>
-      <w:r>
-        <w:t xml:space="preserve"> </w:t>
-      </w:r>
-      <w:r>
-        <w:t xml:space="preserve">AI</w:t>
-      </w:r>
-      <w:r>
-        <w:t xml:space="preserve"> </w:t>
-      </w:r>
-      <w:r>
-        <w:t xml:space="preserve">agent</w:t>
-      </w:r>
-      <w:r>
-        <w:t xml:space="preserve"> </w:t>
-      </w:r>
-      <w:r>
-        <w:t xml:space="preserve">in</w:t>
-      </w:r>
-      <w:r>
-        <w:t xml:space="preserve"> </w:t>
-      </w:r>
-      <w:r>
-        <w:t xml:space="preserve">a</w:t>
-      </w:r>
-      <w:r>
-        <w:t xml:space="preserve"> </w:t>
-      </w:r>
-      <w:r>
-        <w:t xml:space="preserve">local</w:t>
-      </w:r>
-      <w:r>
-        <w:t xml:space="preserve"> </w:t>
-      </w:r>
-      <w:r>
-        <w:t xml:space="preserve">harness</w:t>
-      </w:r>
-      <w:r>
-        <w:t xml:space="preserve"> </w:t>
-      </w:r>
-      <w:r>
-        <w:t xml:space="preserve">with</w:t>
-      </w:r>
-      <w:r>
-        <w:t xml:space="preserve"> </w:t>
-      </w:r>
-      <w:r>
-        <w:t xml:space="preserve">explicit</w:t>
-      </w:r>
-      <w:r>
-        <w:t xml:space="preserve"> </w:t>
-      </w:r>
-      <w:r>
-        <w:t xml:space="preserve">project</w:t>
-      </w:r>
-      <w:r>
-        <w:t xml:space="preserve"> </w:t>
-      </w:r>
-      <w:r>
-        <w:t xml:space="preserve">instructions</w:t>
-      </w:r>
-      <w:r>
-        <w:t xml:space="preserve"> </w:t>
-      </w:r>
-      <w:r>
-        <w:t xml:space="preserve">and</w:t>
-      </w:r>
-      <w:r>
-        <w:t xml:space="preserve"> </w:t>
-      </w:r>
-      <w:r>
-        <w:t xml:space="preserve">permissions.</w:t>
-      </w:r>
-      <w:r>
-        <w:t xml:space="preserve"> </w:t>
-      </w:r>
-      <w:r>
-        <w:t xml:space="preserve">Third,</w:t>
-      </w:r>
-      <w:r>
-        <w:t xml:space="preserve"> </w:t>
-      </w:r>
-      <w:r>
-        <w:t xml:space="preserve">use</w:t>
-      </w:r>
-      <w:r>
-        <w:t xml:space="preserve"> </w:t>
-      </w:r>
-      <w:r>
-        <w:t xml:space="preserve">skills,</w:t>
-      </w:r>
-      <w:r>
-        <w:t xml:space="preserve"> </w:t>
-      </w:r>
-      <w:r>
-        <w:t xml:space="preserve">tools,</w:t>
-      </w:r>
-      <w:r>
-        <w:t xml:space="preserve"> </w:t>
-      </w:r>
-      <w:r>
-        <w:t xml:space="preserve">and</w:t>
-      </w:r>
-      <w:r>
-        <w:t xml:space="preserve"> </w:t>
-      </w:r>
-      <w:r>
-        <w:t xml:space="preserve">Model</w:t>
-      </w:r>
-      <w:r>
-        <w:t xml:space="preserve"> </w:t>
-      </w:r>
-      <w:r>
-        <w:t xml:space="preserve">Context</w:t>
-      </w:r>
-      <w:r>
-        <w:t xml:space="preserve"> </w:t>
-      </w:r>
-      <w:r>
-        <w:t xml:space="preserve">Protocol</w:t>
-      </w:r>
-      <w:r>
-        <w:t xml:space="preserve"> </w:t>
-      </w:r>
-      <w:r>
-        <w:t xml:space="preserve">servers</w:t>
-      </w:r>
-      <w:r>
-        <w:t xml:space="preserve"> </w:t>
-      </w:r>
-      <w:r>
-        <w:t xml:space="preserve">to</w:t>
-      </w:r>
-      <w:r>
-        <w:t xml:space="preserve"> </w:t>
-      </w:r>
-      <w:r>
-        <w:t xml:space="preserve">research</w:t>
-      </w:r>
-      <w:r>
-        <w:t xml:space="preserve"> </w:t>
-      </w:r>
-      <w:r>
-        <w:t xml:space="preserve">a</w:t>
-      </w:r>
-      <w:r>
-        <w:t xml:space="preserve"> </w:t>
-      </w:r>
-      <w:r>
-        <w:t xml:space="preserve">question,</w:t>
-      </w:r>
-      <w:r>
-        <w:t xml:space="preserve"> </w:t>
-      </w:r>
-      <w:r>
-        <w:t xml:space="preserve">critique</w:t>
-      </w:r>
-      <w:r>
-        <w:t xml:space="preserve"> </w:t>
-      </w:r>
-      <w:r>
-        <w:t xml:space="preserve">a</w:t>
-      </w:r>
-      <w:r>
-        <w:t xml:space="preserve"> </w:t>
-      </w:r>
-      <w:r>
-        <w:t xml:space="preserve">researcher-written</w:t>
-      </w:r>
-      <w:r>
-        <w:t xml:space="preserve"> </w:t>
-      </w:r>
-      <w:r>
-        <w:t xml:space="preserve">plan,</w:t>
-      </w:r>
-      <w:r>
-        <w:t xml:space="preserve"> </w:t>
-      </w:r>
-      <w:r>
-        <w:t xml:space="preserve">execute</w:t>
-      </w:r>
-      <w:r>
-        <w:t xml:space="preserve"> </w:t>
-      </w:r>
-      <w:r>
-        <w:t xml:space="preserve">approved</w:t>
-      </w:r>
-      <w:r>
-        <w:t xml:space="preserve"> </w:t>
-      </w:r>
-      <w:r>
-        <w:t xml:space="preserve">analyses,</w:t>
-      </w:r>
-      <w:r>
-        <w:t xml:space="preserve"> </w:t>
-      </w:r>
-      <w:r>
-        <w:t xml:space="preserve">and</w:t>
-      </w:r>
-      <w:r>
-        <w:t xml:space="preserve"> </w:t>
-      </w:r>
-      <w:r>
-        <w:t xml:space="preserve">verify</w:t>
-      </w:r>
-      <w:r>
-        <w:t xml:space="preserve"> </w:t>
-      </w:r>
-      <w:r>
-        <w:t xml:space="preserve">results.</w:t>
-      </w:r>
-      <w:r>
-        <w:t xml:space="preserve"> </w:t>
-      </w:r>
-      <w:r>
-        <w:t xml:space="preserve">We</w:t>
-      </w:r>
-      <w:r>
-        <w:t xml:space="preserve"> </w:t>
-      </w:r>
-      <w:r>
-        <w:t xml:space="preserve">describe</w:t>
-      </w:r>
-      <w:r>
-        <w:t xml:space="preserve"> </w:t>
-      </w:r>
-      <w:r>
-        <w:t xml:space="preserve">the</w:t>
-      </w:r>
-      <w:r>
-        <w:t xml:space="preserve"> </w:t>
-      </w:r>
-      <w:r>
-        <w:t xml:space="preserve">inputs,</w:t>
-      </w:r>
-      <w:r>
-        <w:t xml:space="preserve"> </w:t>
-      </w:r>
-      <w:r>
-        <w:t xml:space="preserve">actions,</w:t>
-      </w:r>
-      <w:r>
-        <w:t xml:space="preserve"> </w:t>
-      </w:r>
-      <w:r>
-        <w:t xml:space="preserve">and</w:t>
-      </w:r>
-      <w:r>
-        <w:t xml:space="preserve"> </w:t>
-      </w:r>
-      <w:r>
-        <w:t xml:space="preserve">checks</w:t>
-      </w:r>
-      <w:r>
-        <w:t xml:space="preserve"> </w:t>
-      </w:r>
-      <w:r>
-        <w:t xml:space="preserve">for</w:t>
-      </w:r>
-      <w:r>
-        <w:t xml:space="preserve"> </w:t>
-      </w:r>
-      <w:r>
-        <w:t xml:space="preserve">each</w:t>
-      </w:r>
-      <w:r>
-        <w:t xml:space="preserve"> </w:t>
-      </w:r>
-      <w:r>
-        <w:t xml:space="preserve">practice,</w:t>
-      </w:r>
-      <w:r>
-        <w:t xml:space="preserve"> </w:t>
-      </w:r>
-      <w:r>
-        <w:t xml:space="preserve">including</w:t>
-      </w:r>
-      <w:r>
-        <w:t xml:space="preserve"> </w:t>
-      </w:r>
-      <w:r>
-        <w:t xml:space="preserve">precautions</w:t>
-      </w:r>
-      <w:r>
-        <w:t xml:space="preserve"> </w:t>
-      </w:r>
-      <w:r>
-        <w:t xml:space="preserve">for</w:t>
-      </w:r>
-      <w:r>
-        <w:t xml:space="preserve"> </w:t>
-      </w:r>
-      <w:r>
-        <w:t xml:space="preserve">restricted</w:t>
-      </w:r>
-      <w:r>
-        <w:t xml:space="preserve"> </w:t>
-      </w:r>
-      <w:r>
-        <w:t xml:space="preserve">archaeological</w:t>
-      </w:r>
-      <w:r>
-        <w:t xml:space="preserve"> </w:t>
-      </w:r>
-      <w:r>
-        <w:t xml:space="preserve">data.</w:t>
-      </w:r>
-      <w:r>
-        <w:t xml:space="preserve"> </w:t>
-      </w:r>
-      <w:r>
-        <w:t xml:space="preserve">The</w:t>
-      </w:r>
-      <w:r>
-        <w:t xml:space="preserve"> </w:t>
-      </w:r>
-      <w:r>
-        <w:t xml:space="preserve">workflow</w:t>
-      </w:r>
-      <w:r>
-        <w:t xml:space="preserve"> </w:t>
-      </w:r>
-      <w:r>
-        <w:t xml:space="preserve">retains</w:t>
-      </w:r>
-      <w:r>
-        <w:t xml:space="preserve"> </w:t>
-      </w:r>
-      <w:r>
-        <w:t xml:space="preserve">the</w:t>
-      </w:r>
-      <w:r>
-        <w:t xml:space="preserve"> </w:t>
-      </w:r>
-      <w:r>
-        <w:t xml:space="preserve">researcher’s</w:t>
-      </w:r>
-      <w:r>
-        <w:t xml:space="preserve"> </w:t>
-      </w:r>
-      <w:r>
-        <w:t xml:space="preserve">responsibility</w:t>
-      </w:r>
-      <w:r>
-        <w:t xml:space="preserve"> </w:t>
-      </w:r>
-      <w:r>
-        <w:t xml:space="preserve">for</w:t>
-      </w:r>
-      <w:r>
-        <w:t xml:space="preserve"> </w:t>
-      </w:r>
-      <w:r>
-        <w:t xml:space="preserve">analytical</w:t>
-      </w:r>
-      <w:r>
-        <w:t xml:space="preserve"> </w:t>
-      </w:r>
-      <w:r>
-        <w:t xml:space="preserve">decisions</w:t>
-      </w:r>
-      <w:r>
-        <w:t xml:space="preserve"> </w:t>
-      </w:r>
-      <w:r>
-        <w:t xml:space="preserve">and</w:t>
-      </w:r>
-      <w:r>
-        <w:t xml:space="preserve"> </w:t>
-      </w:r>
-      <w:r>
-        <w:t xml:space="preserve">produces</w:t>
-      </w:r>
-      <w:r>
-        <w:t xml:space="preserve"> </w:t>
-      </w:r>
-      <w:r>
-        <w:t xml:space="preserve">code,</w:t>
-      </w:r>
-      <w:r>
-        <w:t xml:space="preserve"> </w:t>
-      </w:r>
-      <w:r>
-        <w:t xml:space="preserve">documentation,</w:t>
-      </w:r>
-      <w:r>
-        <w:t xml:space="preserve"> </w:t>
-      </w:r>
-      <w:r>
-        <w:t xml:space="preserve">and</w:t>
-      </w:r>
-      <w:r>
-        <w:t xml:space="preserve"> </w:t>
-      </w:r>
-      <w:r>
-        <w:t xml:space="preserve">a</w:t>
-      </w:r>
-      <w:r>
-        <w:t xml:space="preserve"> </w:t>
-      </w:r>
-      <w:r>
-        <w:t xml:space="preserve">report</w:t>
-      </w:r>
-      <w:r>
-        <w:t xml:space="preserve"> </w:t>
-      </w:r>
-      <w:r>
-        <w:t xml:space="preserve">that</w:t>
-      </w:r>
-      <w:r>
-        <w:t xml:space="preserve"> </w:t>
-      </w:r>
-      <w:r>
-        <w:t xml:space="preserve">others</w:t>
-      </w:r>
-      <w:r>
-        <w:t xml:space="preserve"> </w:t>
-      </w:r>
-      <w:r>
-        <w:t xml:space="preserve">can</w:t>
-      </w:r>
-      <w:r>
-        <w:t xml:space="preserve"> </w:t>
-      </w:r>
-      <w:r>
-        <w:t xml:space="preserve">inspect.</w:t>
-      </w:r>
-      <w:r>
-        <w:t xml:space="preserve"> </w:t>
-      </w:r>
-      <w:r>
-        <w:t xml:space="preserve">We</w:t>
-      </w:r>
-      <w:r>
-        <w:t xml:space="preserve"> </w:t>
-      </w:r>
-      <w:r>
-        <w:t xml:space="preserve">discuss</w:t>
-      </w:r>
-      <w:r>
-        <w:t xml:space="preserve"> </w:t>
-      </w:r>
-      <w:r>
-        <w:t xml:space="preserve">setup</w:t>
-      </w:r>
-      <w:r>
-        <w:t xml:space="preserve"> </w:t>
-      </w:r>
-      <w:r>
-        <w:t xml:space="preserve">costs,</w:t>
-      </w:r>
-      <w:r>
-        <w:t xml:space="preserve"> </w:t>
-      </w:r>
-      <w:r>
-        <w:t xml:space="preserve">limitations</w:t>
-      </w:r>
-      <w:r>
-        <w:t xml:space="preserve"> </w:t>
-      </w:r>
-      <w:r>
-        <w:t xml:space="preserve">of</w:t>
-      </w:r>
-      <w:r>
-        <w:t xml:space="preserve"> </w:t>
-      </w:r>
-      <w:r>
-        <w:t xml:space="preserve">automated</w:t>
-      </w:r>
-      <w:r>
-        <w:t xml:space="preserve"> </w:t>
-      </w:r>
-      <w:r>
-        <w:t xml:space="preserve">checking,</w:t>
-      </w:r>
-      <w:r>
-        <w:t xml:space="preserve"> </w:t>
-      </w:r>
-      <w:r>
-        <w:t xml:space="preserve">and</w:t>
-      </w:r>
-      <w:r>
-        <w:t xml:space="preserve"> </w:t>
-      </w:r>
-      <w:r>
-        <w:t xml:space="preserve">the</w:t>
-      </w:r>
-      <w:r>
-        <w:t xml:space="preserve"> </w:t>
-      </w:r>
-      <w:r>
-        <w:t xml:space="preserve">distinction</w:t>
-      </w:r>
-      <w:r>
-        <w:t xml:space="preserve"> </w:t>
-      </w:r>
-      <w:r>
-        <w:t xml:space="preserve">between</w:t>
-      </w:r>
-      <w:r>
-        <w:t xml:space="preserve"> </w:t>
-      </w:r>
-      <w:r>
-        <w:t xml:space="preserve">reproducing</w:t>
-      </w:r>
-      <w:r>
-        <w:t xml:space="preserve"> </w:t>
-      </w:r>
-      <w:r>
-        <w:t xml:space="preserve">a</w:t>
-      </w:r>
-      <w:r>
-        <w:t xml:space="preserve"> </w:t>
-      </w:r>
-      <w:r>
-        <w:t xml:space="preserve">saved</w:t>
-      </w:r>
-      <w:r>
-        <w:t xml:space="preserve"> </w:t>
-      </w:r>
-      <w:r>
-        <w:t xml:space="preserve">analysis</w:t>
-      </w:r>
-      <w:r>
-        <w:t xml:space="preserve"> </w:t>
-      </w:r>
-      <w:r>
-        <w:t xml:space="preserve">and</w:t>
-      </w:r>
-      <w:r>
-        <w:t xml:space="preserve"> </w:t>
-      </w:r>
-      <w:r>
-        <w:t xml:space="preserve">repeating</w:t>
-      </w:r>
-      <w:r>
-        <w:t xml:space="preserve"> </w:t>
-      </w:r>
-      <w:r>
-        <w:t xml:space="preserve">an</w:t>
-      </w:r>
-      <w:r>
-        <w:t xml:space="preserve"> </w:t>
-      </w:r>
-      <w:r>
-        <w:t xml:space="preserve">agent</w:t>
-      </w:r>
-      <w:r>
-        <w:t xml:space="preserve"> </w:t>
-      </w:r>
-      <w:r>
-        <w:t xml:space="preserve">interaction.</w:t>
+        <w:t xml:space="preserve">trust.</w:t>
       </w:r>
     </w:p>
     <w:bookmarkStart w:id="22" w:name="introduction"/>
@@ -1125,7 +1287,16 @@
         <w:t xml:space="preserve">(Dell’Acqua et al. 2026)</w:t>
       </w:r>
       <w:r>
-        <w:t xml:space="preserve">. This makes it hard to predict when an AI will produce high-quality output, and necessitates fine-grained human oversight. In this guide we introduce a basic agentic AI workflow using open source software that is suitable for many kinds of archaeological work and has potential to address some of these issues. While traditional AI chatbots engage with humans in the form of turn-by-turn conversations on a website that require regular human interaction to complete a task, agents are a very different way to interact with AI. An AI agent can autonomously operate tools directly on our computer to complete multiple steps towards a specific goal without constant human interaction. This article describes how to use agentic AI to reduce the friction associated with many of the typical tasks of the archaeological research process that are done on a computer.</w:t>
+        <w:t xml:space="preserve">. This makes it hard to predict when an AI will produce high-quality output, and necessitates fine-grained human oversight. That said, a study of over 600 scientists, including archaeologists, found that 47% of researchers use some form of AI daily, saving on average 7 hours per week</w:t>
+      </w:r>
+      <w:r>
+        <w:t xml:space="preserve"> </w:t>
+      </w:r>
+      <w:r>
+        <w:t xml:space="preserve">(Codreanu et al. 2026)</w:t>
+      </w:r>
+      <w:r>
+        <w:t xml:space="preserve">. To support responsible and time-saving uses of AI by archaeologists, we introduce a basic agentic AI workflow using open source software that is suitable for many kinds of archaeological work. While traditional AI chatbots engage with humans in the form of turn-by-turn conversations on a website that require regular human interaction to complete a task, agents are a very different way to interact with AI. An AI agent can autonomously operate tools directly on our computer to complete multiple steps towards a specific goal without constant human interaction. This article describes how to use agentic AI to reduce the friction associated with many of the typical tasks of the archaeological research process that are done on a computer.</w:t>
       </w:r>
     </w:p>
     <w:p>
@@ -2190,7 +2361,7 @@
         <w:pStyle w:val="BodyText"/>
       </w:pPr>
       <w:r>
-        <w:t xml:space="preserve">We translate these responsibilities into three practices for using agentic AI in archaeological work. First, develop enough familiarity with research tools and standards to evaluate the quality of AI-generated outputs. Second, configure an AI agent in a local harness to work with project files under researcher-defined permissions. Third, use instructions, skills, and Model Context Protocol (MCP) servers to research, plan, execute, and verify data analyses. These practices will be most useful to archaeologists who already analyze their own data in R, whether in academia, government, or private practice, and are looking to reduce some of the friction and tedium in their current workflow.</w:t>
+        <w:t xml:space="preserve">We translate these responsibilities into three practices for using agentic AI in archaeological work. First, develop enough familiarity with research tools and standards to evaluate the quality of AI-generated outputs. Second, configure an AI agent in a local harness to work with project files under researcher-defined permissions. Third, use instructions, skills, and Model Context Protocol (MCP) servers to research, plan, execute, and verify data analyses. These practices will be most useful to archaeologists who already analyze their own data with an open source scientific scripting language such as R (or Python), whether in academia, government, or private practice, and are looking to reduce some of the friction and repetition in their current workflow.</w:t>
       </w:r>
     </w:p>
     <w:bookmarkEnd w:id="22"/>
@@ -2208,7 +2379,7 @@
         <w:pStyle w:val="FirstParagraph"/>
       </w:pPr>
       <w:r>
-        <w:t xml:space="preserve">We recommend learning to import, analyse and visualise data in R before involving an agent in an analysis; computational literacy must be a core methodological competence for data-intensive reseachers. You need to be able inspect agent-generated code and explain its relationship to the archaeological question. Learning these fundamentals provides a basis for evaluating the quality and relevance of AI suggestions</w:t>
+        <w:t xml:space="preserve">We recommend learning to import, analyse and visualise data with a scripting language such as R or Python before involving an agent in an analysis; computational literacy must be a core methodological competence for data-intensive reseachers. You need to be able inspect agent-generated code and explain its relationship to the archaeological question. Learning these fundamentals provides a basis for evaluating the quality and relevance of AI suggestions</w:t>
       </w:r>
       <w:r>
         <w:t xml:space="preserve"> </w:t>
@@ -2217,22 +2388,13 @@
         <w:t xml:space="preserve">(Bridgeford et al. 2026; Dyck 2026)</w:t>
       </w:r>
       <w:r>
-        <w:t xml:space="preserve">. Our view reflects the current consensus in many fields that learning coding fundamentals remains essential despite the expanding availability of AI assistance</w:t>
-      </w:r>
-      <w:r>
-        <w:t xml:space="preserve"> </w:t>
-      </w:r>
-      <w:r>
-        <w:t xml:space="preserve">(Abramson et al. 2026; Campbell et al. 2024; Dyck 2026)</w:t>
-      </w:r>
-      <w:r>
-        <w:t xml:space="preserve">. Cooper and colleagues also reaffirm teaching coding so researchers can interpret generated code and think critically about it, while noting variable output quality in mathematics, logic, and reproducibility</w:t>
-      </w:r>
-      <w:r>
-        <w:t xml:space="preserve"> </w:t>
-      </w:r>
-      <w:r>
-        <w:t xml:space="preserve">(Cooper et al. 2024; Nejjar et al. 2025)</w:t>
+        <w:t xml:space="preserve">. Our view reflects the current consensus in many fields that learning coding fundamentals and thinking critically about generated code remains essential despite the expanding availability of AI assistance</w:t>
+      </w:r>
+      <w:r>
+        <w:t xml:space="preserve"> </w:t>
+      </w:r>
+      <w:r>
+        <w:t xml:space="preserve">(Abramson et al. 2026a; Campbell et al. 2024; Cooper et al. 2024; Dyck 2026; Nejjar et al. 2025)</w:t>
       </w:r>
       <w:r>
         <w:t xml:space="preserve">.</w:t>
@@ -2243,7 +2405,7 @@
         <w:pStyle w:val="BodyText"/>
       </w:pPr>
       <w:r>
-        <w:t xml:space="preserve">We recommend choosing a small set of reputable tools and learning how they work together, for example the tidyverse for data preparation and ggplot2 for visualization</w:t>
+        <w:t xml:space="preserve">We recommend choosing a small set of reputable tools widely used for reproducible research, and learning how they work together, for example, for R users the tidyverse for data preparation and ggplot2 for visualization</w:t>
       </w:r>
       <w:r>
         <w:t xml:space="preserve"> </w:t>
@@ -2276,7 +2438,7 @@
         <w:t xml:space="preserve">(Quarto)</w:t>
       </w:r>
       <w:r>
-        <w:t xml:space="preserve">. Quarto is an extension of the Markdown document format, which LLMs read and write very efficiently and accurately, much more so than Word documents and PDFs. This article was written as a Quarto document, the original file may be inspected in our research compendium at https://doi.org/00.0000/0000. We recommend using converters to turn DOCX and PDF files into markdown so agents can efficently read them. You should create documents in Markdown format that you want your AI agent to read and edit. These R packages and document types also have the advantage of supporting the organization of transparent, reproducible and reusable analyses</w:t>
+        <w:t xml:space="preserve">. Quarto is an extension of the Markdown document format, which LLMs read and write very efficiently and accurately, much more so than Word documents and PDFs. We recommend using converters, such as Markitdown, to turn DOCX and PDF files into markdown so agents can efficiently read them. You should create documents in Markdown format that you want your AI agent to read and edit. These R packages and document types also have the advantage of supporting the organization of transparent, reproducible and reusable analyses</w:t>
       </w:r>
       <w:r>
         <w:t xml:space="preserve"> </w:t>
@@ -2306,7 +2468,7 @@
       </w:r>
     </w:p>
     <w:bookmarkEnd w:id="23"/>
-    <w:bookmarkStart w:id="26" w:name="sec-harness"/>
+    <w:bookmarkStart w:id="30" w:name="sec-harness"/>
     <w:p>
       <w:pPr>
         <w:pStyle w:val="Heading1"/>
@@ -2345,7 +2507,21 @@
         </w:r>
       </w:hyperlink>
       <w:r>
-        <w:t xml:space="preserve">). At the time of writing widely used harnesses include Claude Code, GitHub Copilot, OpenAI Codex and OpenCode. We recommend the OpenCode terminal user interface (running in the terminal pane of RStudio or VS Code) because it is free, open source and not tied to any model vendor.</w:t>
+        <w:t xml:space="preserve">). At the time of writing widely used harnesses include Claude Code, GitHub Copilot, OpenAI Codex and OpenCode. We recommend the OpenCode terminal user interface (running in the terminal pane of an integrated development environment such as RStudio or VS Code) because it is free, open source, and not tied to any model vendor</w:t>
+      </w:r>
+      <w:r>
+        <w:t xml:space="preserve"> </w:t>
+      </w:r>
+      <w:hyperlink w:anchor="fig-agent-in-ide">
+        <w:r>
+          <w:rPr>
+            <w:rStyle w:val="Hyperlink"/>
+          </w:rPr>
+          <w:t xml:space="preserve">Figure 1</w:t>
+        </w:r>
+      </w:hyperlink>
+      <w:r>
+        <w:t xml:space="preserve">.</w:t>
       </w:r>
     </w:p>
     <w:tbl>
@@ -2608,165 +2784,7 @@
         <w:pStyle w:val="BodyText"/>
       </w:pPr>
       <w:r>
-        <w:t xml:space="preserve">Store preferences and working habits you reuse across projects in a global AGENTS.md file. In OpenCode this file is located in a path similar to .config/opencode/AGENTS.md. Keep project-specific details in a second AGENTS.md file located at the top level of each project folder. This project-specific preferences file is the place to record contextual information specific to the project you are currently working on, and saves you having to manually send those details to the LLM in each session. This could include information about archaeological context, about prior decisions you have made about the analysis plan, about your target audience for your report or manuscript, etc. We provide examples of our AGENTS.md files in our research compendium.</w:t>
-      </w:r>
-    </w:p>
-    <w:p>
-      <w:pPr>
-        <w:pStyle w:val="BodyText"/>
-      </w:pPr>
-      <w:r>
-        <w:t xml:space="preserve">Harnesses such as OpenCode often provide multiple working modes,</w:t>
-      </w:r>
-      <w:r>
-        <w:t xml:space="preserve"> </w:t>
-      </w:r>
-      <w:r>
-        <w:t xml:space="preserve">‘</w:t>
-      </w:r>
-      <w:r>
-        <w:t xml:space="preserve">plan</w:t>
-      </w:r>
-      <w:r>
-        <w:t xml:space="preserve">’</w:t>
-      </w:r>
-      <w:r>
-        <w:t xml:space="preserve"> </w:t>
-      </w:r>
-      <w:r>
-        <w:t xml:space="preserve">and</w:t>
-      </w:r>
-      <w:r>
-        <w:t xml:space="preserve"> </w:t>
-      </w:r>
-      <w:r>
-        <w:t xml:space="preserve">‘</w:t>
-      </w:r>
-      <w:r>
-        <w:t xml:space="preserve">build</w:t>
-      </w:r>
-      <w:r>
-        <w:t xml:space="preserve">’</w:t>
-      </w:r>
-      <w:r>
-        <w:t xml:space="preserve"> </w:t>
-      </w:r>
-      <w:r>
-        <w:t xml:space="preserve">are two widely used modes. Plan directs the model to inspect files and propose changes without editing any project files. Build allows file editing and running code according to your permission settings. We recommend using Plan mode when exploring options with the model and drafting your analysis plans. This prevents the model from making changes to your files before your plan is finalized and that may be complicated to undo. Multiple rounds of planning are necessary for a high quality plan</w:t>
-      </w:r>
-      <w:r>
-        <w:t xml:space="preserve"> </w:t>
-      </w:r>
-      <w:r>
-        <w:t xml:space="preserve">(Bertran et al. 2026; Messeri and Crockett 2024)</w:t>
-      </w:r>
-      <w:r>
-        <w:t xml:space="preserve">, giving you a chance to steer and challenge the model, request justification for decisions it proposes, and invite the model to criticize your ideas, in anticipation of human reviewers</w:t>
-      </w:r>
-      <w:r>
-        <w:t xml:space="preserve"> </w:t>
-      </w:r>
-      <w:r>
-        <w:t xml:space="preserve">(Korinek 2023)</w:t>
-      </w:r>
-      <w:r>
-        <w:t xml:space="preserve">. This helps to surface forking paths (alternative analytical decisions that could lead to different conclusions) early and map out the analysis space available to your project. Each discussion round needs evaluation against data, literature, and your expertise, letting you add variables, design details, and constraints missing from previous rounds</w:t>
-      </w:r>
-      <w:r>
-        <w:t xml:space="preserve"> </w:t>
-      </w:r>
-      <w:r>
-        <w:t xml:space="preserve">(Brown and Spillias 2026)</w:t>
-      </w:r>
-      <w:r>
-        <w:t xml:space="preserve">. Save your analysis plan to a markdown file at the end of a planning session (switch to build mode to allow the model to create a new file). This avoids the problems of models performing increasingly poorly across long meandering threads and failing to recover after a wrong turn</w:t>
-      </w:r>
-      <w:r>
-        <w:t xml:space="preserve"> </w:t>
-      </w:r>
-      <w:r>
-        <w:t xml:space="preserve">(Laban et al. 2025)</w:t>
-      </w:r>
-      <w:r>
-        <w:t xml:space="preserve">. Then when you resume your work, you start a new conversation by directing the model to read your plan saved in the markdown file, rather than rely on its memory. Having your plan in a markdown file also allows you to easily directly edit it independent of the AI, and manually record the status of each step of the plan (e.g. </w:t>
-      </w:r>
-      <w:r>
-        <w:t xml:space="preserve">‘</w:t>
-      </w:r>
-      <w:r>
-        <w:t xml:space="preserve">done</w:t>
-      </w:r>
-      <w:r>
-        <w:t xml:space="preserve">’</w:t>
-      </w:r>
-      <w:r>
-        <w:t xml:space="preserve">,</w:t>
-      </w:r>
-      <w:r>
-        <w:t xml:space="preserve"> </w:t>
-      </w:r>
-      <w:r>
-        <w:t xml:space="preserve">‘</w:t>
-      </w:r>
-      <w:r>
-        <w:t xml:space="preserve">in progress</w:t>
-      </w:r>
-      <w:r>
-        <w:t xml:space="preserve">’</w:t>
-      </w:r>
-      <w:r>
-        <w:t xml:space="preserve">), so you remain at the helm of your project.</w:t>
-      </w:r>
-    </w:p>
-    <w:p>
-      <w:pPr>
-        <w:pStyle w:val="BodyText"/>
-      </w:pPr>
-      <w:r>
-        <w:t xml:space="preserve">Planning an analysis with a LLM can be effective when using a state-of-the-art, reasoning-enabled large frontier model because these are often better at the long-horizon, open-ended, branching tasks involved in drafting a plan</w:t>
-      </w:r>
-      <w:r>
-        <w:t xml:space="preserve"> </w:t>
-      </w:r>
-      <w:r>
-        <w:t xml:space="preserve">(Lu et al. 2026; Zhang et al. 2025)</w:t>
-      </w:r>
-      <w:r>
-        <w:t xml:space="preserve">. Because larger models can be slower, more expensive and resource intensive, we recommend switching to a smaller model to implement the individual steps of the plan. When your plan is set, switch your harness to build mode and direct the model to execute one step of the plan. As the model completes a step, verify completion by inspecting the Git diff, check the output against your plan, and for more complex steps, interrogate the model to have it justify its actions. Agents sometimes report finished work they never completed</w:t>
-      </w:r>
-      <w:r>
-        <w:t xml:space="preserve"> </w:t>
-      </w:r>
-      <w:r>
-        <w:t xml:space="preserve">(Christopher J. Brown et al. 2026; Nejjar et al. 2025)</w:t>
-      </w:r>
-      <w:r>
-        <w:t xml:space="preserve">, so it is essential check the files and outputs yourself.</w:t>
-      </w:r>
-    </w:p>
-    <w:p>
-      <w:pPr>
-        <w:pStyle w:val="BodyText"/>
-      </w:pPr>
-      <w:r>
-        <w:t xml:space="preserve">While the harness is installed and runs locally on our computer, they typically use LLMs hosted remotely at data centers. This connection requires obtaining an API (Application Programming Interface) key from a model provider, and adding this key to our harness configuration file. Once we have this connection, our file contents and tool outputs may enter the context sent to a remote model, and potentially even be used to train future LLMs. For many archaeological projects this is unacceptable, e.g. when working with confidential client information, and culturally sensitive data.</w:t>
-      </w:r>
-      <w:r>
-        <w:t xml:space="preserve"> </w:t>
-      </w:r>
-      <w:hyperlink w:anchor="tbl-privacy">
-        <w:r>
-          <w:rPr>
-            <w:rStyle w:val="Hyperlink"/>
-          </w:rPr>
-          <w:t xml:space="preserve">Table 4</w:t>
-        </w:r>
-      </w:hyperlink>
-      <w:r>
-        <w:t xml:space="preserve"> </w:t>
-      </w:r>
-      <w:r>
-        <w:t xml:space="preserve">summarises common solutions to this problem.</w:t>
+        <w:t xml:space="preserve"> </w:t>
       </w:r>
     </w:p>
     <w:tbl>
@@ -2783,7 +2801,253 @@
       <w:tr>
         <w:tc>
           <w:tcPr/>
-          <w:bookmarkStart w:id="25" w:name="tbl-privacy"/>
+          <w:bookmarkStart w:id="28" w:name="fig-agent-in-ide"/>
+          <w:p>
+            <w:pPr>
+              <w:pStyle w:val="Compact"/>
+              <w:jc w:val="center"/>
+            </w:pPr>
+            <w:r>
+              <w:drawing>
+                <wp:inline>
+                  <wp:extent cx="5943600" cy="2757340"/>
+                  <wp:effectExtent b="0" l="0" r="0" t="0"/>
+                  <wp:docPr descr="" title="" id="26" name="Picture"/>
+                  <a:graphic>
+                    <a:graphicData uri="http://schemas.openxmlformats.org/drawingml/2006/picture">
+                      <pic:pic>
+                        <pic:nvPicPr>
+                          <pic:cNvPr descr="../figures/fig-agent-in-ide.png" id="27" name="Picture"/>
+                          <pic:cNvPicPr>
+                            <a:picLocks noChangeArrowheads="1" noChangeAspect="1"/>
+                          </pic:cNvPicPr>
+                        </pic:nvPicPr>
+                        <pic:blipFill>
+                          <a:blip r:embed="rId25"/>
+                          <a:stretch>
+                            <a:fillRect/>
+                          </a:stretch>
+                        </pic:blipFill>
+                        <pic:spPr bwMode="auto">
+                          <a:xfrm>
+                            <a:off x="0" y="0"/>
+                            <a:ext cx="5943600" cy="2757340"/>
+                          </a:xfrm>
+                          <a:prstGeom prst="rect">
+                            <a:avLst/>
+                          </a:prstGeom>
+                          <a:noFill/>
+                          <a:ln w="9525">
+                            <a:noFill/>
+                            <a:headEnd/>
+                            <a:tailEnd/>
+                          </a:ln>
+                        </pic:spPr>
+                      </pic:pic>
+                    </a:graphicData>
+                  </a:graphic>
+                </wp:inline>
+              </w:drawing>
+            </w:r>
+          </w:p>
+          <w:p>
+            <w:pPr>
+              <w:jc w:val="center"/>
+            </w:pPr>
+            <w:pPr>
+              <w:jc w:val="start"/>
+              <w:spacing w:before="200"/>
+              <w:pStyle w:val="ImageCaption"/>
+            </w:pPr>
+            <w:r>
+              <w:t xml:space="preserve">Figure 1: agent-in-ide</w:t>
+            </w:r>
+          </w:p>
+          <w:bookmarkEnd w:id="28"/>
+        </w:tc>
+      </w:tr>
+    </w:tbl>
+    <w:p>
+      <w:pPr>
+        <w:pStyle w:val="BodyText"/>
+      </w:pPr>
+      <w:r>
+        <w:t xml:space="preserve">Store preferences and working habits you reuse across projects in a global AGENTS.md file. In OpenCode this file is located in a path similar to .config/opencode/AGENTS.md. Keep project-specific details in a second AGENTS.md file located at the top level of each project folder. This project-specific preferences file is the place to record contextual information specific to the project you are currently working on, and saves you having to manually send those details to the LLM in each session. This could include information about archaeological context, about prior decisions you have made about the analysis plan, about your target audience for your report or manuscript, etc. We provide examples of our AGENTS.md files in our research compendium.</w:t>
+      </w:r>
+    </w:p>
+    <w:p>
+      <w:pPr>
+        <w:pStyle w:val="BodyText"/>
+      </w:pPr>
+      <w:r>
+        <w:t xml:space="preserve">Harnesses such as OpenCode often provide multiple working modes, for example,</w:t>
+      </w:r>
+      <w:r>
+        <w:t xml:space="preserve"> </w:t>
+      </w:r>
+      <w:r>
+        <w:t xml:space="preserve">‘</w:t>
+      </w:r>
+      <w:r>
+        <w:t xml:space="preserve">plan</w:t>
+      </w:r>
+      <w:r>
+        <w:t xml:space="preserve">’</w:t>
+      </w:r>
+      <w:r>
+        <w:t xml:space="preserve"> </w:t>
+      </w:r>
+      <w:r>
+        <w:t xml:space="preserve">and</w:t>
+      </w:r>
+      <w:r>
+        <w:t xml:space="preserve"> </w:t>
+      </w:r>
+      <w:r>
+        <w:t xml:space="preserve">‘</w:t>
+      </w:r>
+      <w:r>
+        <w:t xml:space="preserve">build</w:t>
+      </w:r>
+      <w:r>
+        <w:t xml:space="preserve">’</w:t>
+      </w:r>
+      <w:r>
+        <w:t xml:space="preserve"> </w:t>
+      </w:r>
+      <w:r>
+        <w:t xml:space="preserve">are two widely used modes. Plan directs the model to inspect files and propose changes without editing any project files. Build allows file editing and running code according to your permission settings. We recommend using Plan mode when exploring options with the model and drafting your analysis plans. This prevents the model from making changes to your files before your plan is finalized. Multiple rounds of planning are necessary for a high quality plan</w:t>
+      </w:r>
+      <w:r>
+        <w:t xml:space="preserve"> </w:t>
+      </w:r>
+      <w:r>
+        <w:t xml:space="preserve">(Bertran et al. 2026; Messeri and Crockett 2024)</w:t>
+      </w:r>
+      <w:r>
+        <w:t xml:space="preserve">, giving you a chance to steer and challenge the model, request justification for decisions it proposes, and invite the model to criticize your ideas, in anticipation of human reviewers</w:t>
+      </w:r>
+      <w:r>
+        <w:t xml:space="preserve"> </w:t>
+      </w:r>
+      <w:r>
+        <w:t xml:space="preserve">(Korinek 2023)</w:t>
+      </w:r>
+      <w:r>
+        <w:t xml:space="preserve">. This helps to surface forking paths (alternative analytical decisions that could lead to different conclusions) early and map out the analysis space available to your project. Each discussion round needs evaluation against data, literature, and your expertise, letting you add variables, design details, and constraints missing from previous rounds</w:t>
+      </w:r>
+      <w:r>
+        <w:t xml:space="preserve"> </w:t>
+      </w:r>
+      <w:r>
+        <w:t xml:space="preserve">(Brown and Spillias 2026)</w:t>
+      </w:r>
+      <w:r>
+        <w:t xml:space="preserve">. Save your analysis plan to a markdown file at the end of a planning session (switch to build mode to allow the model to create a new file). Then when you resume your work, you start a new conversation by directing the model to read your plan saved in the markdown file, rather than rely on its memory. This avoids the problems of models performing increasingly poorly across long meandering threads and failing to recover after a wrong turn</w:t>
+      </w:r>
+      <w:r>
+        <w:t xml:space="preserve"> </w:t>
+      </w:r>
+      <w:r>
+        <w:t xml:space="preserve">(Laban et al. 2025)</w:t>
+      </w:r>
+      <w:r>
+        <w:t xml:space="preserve">. Having your plan in a markdown file also allows you to easily directly edit it independent of the AI, and manually record the status of each step of the plan (e.g. </w:t>
+      </w:r>
+      <w:r>
+        <w:t xml:space="preserve">‘</w:t>
+      </w:r>
+      <w:r>
+        <w:t xml:space="preserve">done</w:t>
+      </w:r>
+      <w:r>
+        <w:t xml:space="preserve">’</w:t>
+      </w:r>
+      <w:r>
+        <w:t xml:space="preserve">,</w:t>
+      </w:r>
+      <w:r>
+        <w:t xml:space="preserve"> </w:t>
+      </w:r>
+      <w:r>
+        <w:t xml:space="preserve">‘</w:t>
+      </w:r>
+      <w:r>
+        <w:t xml:space="preserve">in progress</w:t>
+      </w:r>
+      <w:r>
+        <w:t xml:space="preserve">’</w:t>
+      </w:r>
+      <w:r>
+        <w:t xml:space="preserve">), so you remain at the helm of your project.</w:t>
+      </w:r>
+    </w:p>
+    <w:p>
+      <w:pPr>
+        <w:pStyle w:val="BodyText"/>
+      </w:pPr>
+      <w:r>
+        <w:t xml:space="preserve">Planning an analysis with a LLM can be effective when using a state-of-the-art, reasoning-enabled large frontier model because these are often better at the long-horizon, open-ended, branching tasks involved in drafting a plan</w:t>
+      </w:r>
+      <w:r>
+        <w:t xml:space="preserve"> </w:t>
+      </w:r>
+      <w:r>
+        <w:t xml:space="preserve">(Lu et al. 2026; Zhang et al. 2025)</w:t>
+      </w:r>
+      <w:r>
+        <w:t xml:space="preserve">. Because larger models can be slower, more expensive and resource intensive, we recommend switching to a smaller model to implement the individual steps of the plan. When your plan is set, switch your harness to build mode and direct the model to execute one step of the plan. As the model completes a step, verify completion by inspecting the Git diff, check the output against your plan, and for more complex steps, interrogate the model to have it justify its actions. Agents sometimes report finished work they never completed</w:t>
+      </w:r>
+      <w:r>
+        <w:t xml:space="preserve"> </w:t>
+      </w:r>
+      <w:r>
+        <w:t xml:space="preserve">(Christopher J. Brown et al. 2026; Nejjar et al. 2025)</w:t>
+      </w:r>
+      <w:r>
+        <w:t xml:space="preserve">, so it is essential check the files and outputs yourself.</w:t>
+      </w:r>
+    </w:p>
+    <w:p>
+      <w:pPr>
+        <w:pStyle w:val="BodyText"/>
+      </w:pPr>
+      <w:r>
+        <w:t xml:space="preserve">While the harness is installed and runs locally on our computer, they typically use LLMs hosted remotely at data centers. This connection requires obtaining an API (Application Programming Interface) key from a model provider, and adding this key to our harness configuration file. Once we have this connection, our file contents and tool outputs may enter the context sent to a remote model, and potentially even be used to train future LLMs. For many archaeological projects this is unacceptable, e.g. when working with confidential client information, and culturally sensitive data.</w:t>
+      </w:r>
+      <w:r>
+        <w:t xml:space="preserve"> </w:t>
+      </w:r>
+      <w:hyperlink w:anchor="tbl-privacy">
+        <w:r>
+          <w:rPr>
+            <w:rStyle w:val="Hyperlink"/>
+          </w:rPr>
+          <w:t xml:space="preserve">Table 4</w:t>
+        </w:r>
+      </w:hyperlink>
+      <w:r>
+        <w:t xml:space="preserve"> </w:t>
+      </w:r>
+      <w:r>
+        <w:t xml:space="preserve">summarises common solutions to this problem.</w:t>
+      </w:r>
+    </w:p>
+    <w:tbl>
+      <w:tblPr>
+        <w:tblStyle w:val="Table"/>
+        <w:tblW w:type="pct" w:w="5000"/>
+        <w:tblLook w:firstRow="0" w:lastRow="0" w:firstColumn="0" w:lastColumn="0" w:noHBand="0" w:noVBand="0" w:val="0000"/>
+        <w:jc w:val="start"/>
+        <w:tblLayout w:type="fixed"/>
+      </w:tblPr>
+      <w:tblGrid>
+        <w:gridCol w:w="7920"/>
+      </w:tblGrid>
+      <w:tr>
+        <w:tc>
+          <w:tcPr/>
+          <w:bookmarkStart w:id="29" w:name="tbl-privacy"/>
           <w:p>
             <w:pPr>
               <w:jc w:val="center"/>
@@ -2971,7 +3235,7 @@
                     <w:t xml:space="preserve"> </w:t>
                   </w:r>
                   <w:r>
-                    <w:t xml:space="preserve">(Abramson et al. 2026; Wiest et al. 2024)</w:t>
+                    <w:t xml:space="preserve">(Abramson et al. 2026a; Wiest et al. 2024)</w:t>
                   </w:r>
                 </w:p>
               </w:tc>
@@ -3043,13 +3307,13 @@
               </w:tc>
             </w:tr>
           </w:tbl>
-          <w:bookmarkEnd w:id="25"/>
+          <w:bookmarkEnd w:id="29"/>
           <w:p/>
         </w:tc>
       </w:tr>
     </w:tbl>
-    <w:bookmarkEnd w:id="26"/>
-    <w:bookmarkStart w:id="28" w:name="sec-analysis"/>
+    <w:bookmarkEnd w:id="30"/>
+    <w:bookmarkStart w:id="32" w:name="sec-analysis"/>
     <w:p>
       <w:pPr>
         <w:pStyle w:val="Heading1"/>
@@ -3063,7 +3327,7 @@
         <w:pStyle w:val="FirstParagraph"/>
       </w:pPr>
       <w:r>
-        <w:t xml:space="preserve">With the harness configured, working with an AI to generate plans and analyse data is more efficient by using tools, skills and Model Context Protocols (MCPs) to do common research tasks such as search for and verify references, write and run code, organise and manage files, and simulate peer review. A tool performs a single computer action and returns a result, such as reading, editing and renaming a file, or starting R and running R code. A skill is a markdown file of metadata and instructions and supporting resources for a recurring task</w:t>
+        <w:t xml:space="preserve">With the harness configured, working with an AI to generate plans and analyse data is more efficient by using tools, skills and Model Context Protocols (MCPs) to do common research tasks such as search for and verify references, write and run code, organise and manage files, and simulate peer review. A tool performs a single computer action and returns a result, such as reading, editing and renaming a file, or starting R and running R code. A skill is a simpl markdown file of metadata and instructions and supporting resources for a recurring task</w:t>
       </w:r>
       <w:r>
         <w:t xml:space="preserve"> </w:t>
@@ -3098,7 +3362,7 @@
         <w:t xml:space="preserve"> </w:t>
       </w:r>
       <w:r>
-        <w:t xml:space="preserve">lists the five MCP servers and six skills named in this guide plus the three instructions files that govern them.</w:t>
+        <w:t xml:space="preserve">lists the five MCP servers and six skills named in this guide plus the three instructions files that govern them. These are open formats so you can work with your agent to write new skills and MCP servers to meet your specific needs.</w:t>
       </w:r>
     </w:p>
     <w:tbl>
@@ -3115,7 +3379,7 @@
       <w:tr>
         <w:tc>
           <w:tcPr/>
-          <w:bookmarkStart w:id="27" w:name="tbl-stack"/>
+          <w:bookmarkStart w:id="31" w:name="tbl-stack"/>
           <w:p>
             <w:pPr>
               <w:jc w:val="center"/>
@@ -3903,7 +4167,7 @@
               </w:tc>
             </w:tr>
           </w:tbl>
-          <w:bookmarkEnd w:id="27"/>
+          <w:bookmarkEnd w:id="31"/>
           <w:p/>
         </w:tc>
       </w:tr>
@@ -3922,7 +4186,7 @@
         <w:t xml:space="preserve">“</w:t>
       </w:r>
       <w:r>
-        <w:t xml:space="preserve">deeply research the debate about the Châtelperronian</w:t>
+        <w:t xml:space="preserve">deeply research the debates about the peopling of the Americas</w:t>
       </w:r>
       <w:r>
         <w:t xml:space="preserve">”</w:t>
@@ -3941,7 +4205,7 @@
         <w:t xml:space="preserve">skill</w:t>
       </w:r>
       <w:r>
-        <w:t xml:space="preserve">, whose trigger keywords include that phrase. This specific skill contains instructions that causes the harness to dispatche multiple agents for search, verification, and synthesis. Retrieval</w:t>
+        <w:t xml:space="preserve">, whose trigger keywords include that phrase. This specific skill contains instructions that causes the harness to dispatch multiple agents for search, verification, and synthesis. Retrieval</w:t>
       </w:r>
       <w:r>
         <w:t xml:space="preserve"> </w:t>
@@ -3957,7 +4221,7 @@
         <w:t xml:space="preserve"> </w:t>
       </w:r>
       <w:r>
-        <w:t xml:space="preserve">fetch candidate papers while verification tools check each citation against publication databases through a reference-verification server. The literature search and verification tools are provided by the refcheck MCP server; they query Crossref and Semantic Scholar. The agent can then write the results of the literature search can then into your project-level bibtex file or to your Zotero library for reuse accross multiple projects. Skills guides the agent but cannot force compliance, so you need to critically review the results before incorporating them into your work. We recommend multiple iterations of literature search prompts, adjusting the prompt each time to the steer the model to focus on different areas of the literature</w:t>
+        <w:t xml:space="preserve">fetch scholarly papers while verification tools check each citation against publication databases through a reference-verification server. The literature search and verification tools are provided by the refcheck MCP server; they query Crossref and Semantic Scholar. The agent can then write the results of the literature search into your project-level bibtex file or to your Zotero library for reuse across multiple projects. Skills guides the agent but cannot force compliance, so you need to review the completeness and accuracy of results before incorporating them into your work. We recommend multiple iterations of literature search prompts, adjusting the prompt each time to the steer the model to focus on different areas of the literature</w:t>
       </w:r>
       <w:r>
         <w:t xml:space="preserve"> </w:t>
@@ -3966,7 +4230,7 @@
         <w:t xml:space="preserve">(Krishna Moorthy et al. 2026)</w:t>
       </w:r>
       <w:r>
-        <w:t xml:space="preserve">. Multiple rounds of verification prompts are also important to ensure the bibliography is free of hallucinated details.</w:t>
+        <w:t xml:space="preserve">. Multiple rounds of verification are also important to ensure the bibliography is free of hallucinated details.</w:t>
       </w:r>
     </w:p>
     <w:p>
@@ -3998,18 +4262,6 @@
         <w:t xml:space="preserve"> </w:t>
       </w:r>
       <w:r>
-        <w:t xml:space="preserve">Gilardi et al. (2023)</w:t>
-      </w:r>
-      <w:r>
-        <w:t xml:space="preserve"> </w:t>
-      </w:r>
-      <w:r>
-        <w:t xml:space="preserve">found {LLM} labels matched or exceeded crowd workers on tested tasks,</w:t>
-      </w:r>
-      <w:r>
-        <w:t xml:space="preserve"> </w:t>
-      </w:r>
-      <w:r>
         <w:t xml:space="preserve">Ziems et al. (2024)</w:t>
       </w:r>
       <w:r>
@@ -4037,7 +4289,7 @@
         <w:t xml:space="preserve">(Krishna Moorthy et al. 2026)</w:t>
       </w:r>
       <w:r>
-        <w:t xml:space="preserve">, though no single model dominates all extraction tasks, so you should test several model-prompt pairings. Before using machine-coded variables, you should define them in detail, compare a AI-collected sample against human coding, and document errors. Save source locations with extracted values so another researcher can inspect the evidence.</w:t>
+        <w:t xml:space="preserve">, though no single model dominates all extraction tasks, so you should test several model-prompt pairings. Before using machine-coded variables, you should define them in detail, compare a AI-collected sample against human coding, and document errors.</w:t>
       </w:r>
     </w:p>
     <w:p>
@@ -4066,7 +4318,7 @@
         <w:pStyle w:val="Compact"/>
       </w:pPr>
       <w:r>
-        <w:t xml:space="preserve">write a prompt that is detailed and specific about the study’s context, research question, types of variables and data collection methods</w:t>
+        <w:t xml:space="preserve">Write a prompt that is detailed and specific about the study’s context, research question, types of variables and data collection methods</w:t>
       </w:r>
       <w:r>
         <w:t xml:space="preserve"> </w:t>
@@ -4096,7 +4348,7 @@
         <w:pStyle w:val="Compact"/>
       </w:pPr>
       <w:r>
-        <w:t xml:space="preserve">include with the prompt the dataset, a narrative summary of the data or a synthetic version of the data generated by a local LLM. This is another form of context and will improve the quality of the model’s output</w:t>
+        <w:t xml:space="preserve">Include with the prompt the dataset, a narrative summary of the data or a synthetic version of the data generated by a local LLM. This is another form of context and will improve the quality of the model’s output</w:t>
       </w:r>
       <w:r>
         <w:t xml:space="preserve"> </w:t>
@@ -4117,7 +4369,7 @@
         <w:pStyle w:val="Compact"/>
       </w:pPr>
       <w:r>
-        <w:t xml:space="preserve">include high-quality trustworthy reference materials, such as the names of widely used R packages relevant to your work, DOIs to exemplary studies similar to what you want to do, or technical methodological literature that describes relevant methods in detail</w:t>
+        <w:t xml:space="preserve">Include high-quality trustworthy reference materials, such as the names of widely used R packages relevant to your work, DOIs to exemplary studies similar to what you want to do, or technical methodological literature that describes relevant methods in detail</w:t>
       </w:r>
       <w:r>
         <w:t xml:space="preserve"> </w:t>
@@ -4138,7 +4390,7 @@
         <w:pStyle w:val="Compact"/>
       </w:pPr>
       <w:r>
-        <w:t xml:space="preserve">include instructions for the model evaluate its code for correctness and completeness before stopping. This sets the agent to work in a loop: generate code -&gt; run it -&gt; test it -&gt; fix any errors -&gt; run it again -&gt; test it, etc. until your evaluation criteria have been satisfied. Specifying evaluation criteria and instructing the model to debug itself improves the accuracy of output</w:t>
+        <w:t xml:space="preserve">Include instructions for the model evaluate its code for correctness and completeness before stopping. This sets the agent to work in a loop: generate code -&gt; run it -&gt; test it -&gt; fix any errors -&gt; run it again -&gt; test it, etc. until your evaluation criteria have been satisfied. Specifying evaluation criteria and instructing the model to debug itself improves the accuracy of output</w:t>
       </w:r>
       <w:r>
         <w:t xml:space="preserve"> </w:t>
@@ -4152,7 +4404,7 @@
         <w:pStyle w:val="FirstParagraph"/>
       </w:pPr>
       <w:r>
-        <w:t xml:space="preserve">Tools that execute R can expose errors for inspection, but automated correction still needs review.</w:t>
+        <w:t xml:space="preserve">Tools that execute code can expose errors for inspection, but automated correction still needs review.</w:t>
       </w:r>
       <w:r>
         <w:t xml:space="preserve"> </w:t>
@@ -4164,7 +4416,174 @@
         <w:t xml:space="preserve"> </w:t>
       </w:r>
       <w:r>
-        <w:t xml:space="preserve">tested agentic workflows for ecological and fisheries modelling and found variable accuracy and failures to follow instructions. When code fails, check whether the proposed correction preserves the approved method. Do not accept a different analysis simply because it runs. Agents also change methods without flagging it: one agent swapped a requested bootstrap interval for a t-distribution interval, so read the code produced, not the summary</w:t>
+        <w:t xml:space="preserve">tested agentic workflows for ecological and fisheries modelling and found variable accuracy and failures to follow instructions. When code fails, check whether the proposed correction preserves the method you planned to use. Do not accept a different analysis simply because it runs. Agents also change methods without flagging it,</w:t>
+      </w:r>
+      <w:r>
+        <w:t xml:space="preserve"> </w:t>
+      </w:r>
+      <w:r>
+        <w:t xml:space="preserve">Christopher J. Brown et al. (2026)</w:t>
+      </w:r>
+      <w:r>
+        <w:t xml:space="preserve"> </w:t>
+      </w:r>
+      <w:r>
+        <w:t xml:space="preserve">found that one agent swapped a requested bootstrap interval for a t-distribution interval, so it is necessary for you to read the code generated by the agent, not just its summary.</w:t>
+      </w:r>
+    </w:p>
+    <w:bookmarkEnd w:id="32"/>
+    <w:bookmarkStart w:id="37" w:name="discussion-and-conclusion"/>
+    <w:p>
+      <w:pPr>
+        <w:pStyle w:val="Heading1"/>
+      </w:pPr>
+      <w:r>
+        <w:t xml:space="preserve">Discussion and Conclusion</w:t>
+      </w:r>
+    </w:p>
+    <w:p>
+      <w:pPr>
+        <w:pStyle w:val="FirstParagraph"/>
+      </w:pPr>
+      <w:r>
+        <w:t xml:space="preserve">The three practices described here assign distinct responsibilities to you as the researcher. Familiarity with R, Quarto, and Git supports efficient and transparent interaction with AI agents, supporting your inspection of calculations, reports, and changes. Harness configuration is where you define the AI agent’s permissions and work habits to manage privacy, bias, and data sovereignty concerns. Use of tools, skills, and MCP servers expands the capability of the model, and improves the accuracy and usefulness of its work. This sequence is a natural extension of existing scientific-computing best practices to agent-assisted archaeological work</w:t>
+      </w:r>
+      <w:r>
+        <w:t xml:space="preserve"> </w:t>
+      </w:r>
+      <w:r>
+        <w:t xml:space="preserve">(Bridgeford et al. 2026; Marwick 2017)</w:t>
+      </w:r>
+      <w:r>
+        <w:t xml:space="preserve">. Our practices draw on norms emerging from the broad adoption of AI in science, and the broad consensus across diverse research communities that AI should be used appropriately and transparently as a tool that requires expert humans to judge, verify, and take responsibility for the outputs</w:t>
+      </w:r>
+      <w:r>
+        <w:t xml:space="preserve"> </w:t>
+      </w:r>
+      <w:r>
+        <w:t xml:space="preserve">(Codreanu et al. 2026; National Academies of Sciences, Engineering, and Medicine 2026; The Royal Society 2024)</w:t>
+      </w:r>
+      <w:r>
+        <w:t xml:space="preserve">.</w:t>
+      </w:r>
+    </w:p>
+    <w:tbl>
+      <w:tblPr>
+        <w:tblStyle w:val="Table"/>
+        <w:tblW w:type="pct" w:w="5000"/>
+        <w:tblLook w:firstRow="0" w:lastRow="0" w:firstColumn="0" w:lastColumn="0" w:noHBand="0" w:noVBand="0" w:val="0000"/>
+        <w:jc w:val="start"/>
+        <w:tblLayout w:type="fixed"/>
+      </w:tblPr>
+      <w:tblGrid>
+        <w:gridCol w:w="7920"/>
+      </w:tblGrid>
+      <w:tr>
+        <w:tc>
+          <w:tcPr/>
+          <w:bookmarkStart w:id="36" w:name="fig-workflow"/>
+          <w:p>
+            <w:pPr>
+              <w:pStyle w:val="Compact"/>
+              <w:jc w:val="center"/>
+            </w:pPr>
+            <w:r>
+              <w:drawing>
+                <wp:inline>
+                  <wp:extent cx="5943600" cy="3566160"/>
+                  <wp:effectExtent b="0" l="0" r="0" t="0"/>
+                  <wp:docPr descr="" title="" id="34" name="Picture"/>
+                  <a:graphic>
+                    <a:graphicData uri="http://schemas.openxmlformats.org/drawingml/2006/picture">
+                      <pic:pic>
+                        <pic:nvPicPr>
+                          <pic:cNvPr descr="../figures/fig-workflow.png" id="35" name="Picture"/>
+                          <pic:cNvPicPr>
+                            <a:picLocks noChangeArrowheads="1" noChangeAspect="1"/>
+                          </pic:cNvPicPr>
+                        </pic:nvPicPr>
+                        <pic:blipFill>
+                          <a:blip r:embed="rId33"/>
+                          <a:stretch>
+                            <a:fillRect/>
+                          </a:stretch>
+                        </pic:blipFill>
+                        <pic:spPr bwMode="auto">
+                          <a:xfrm>
+                            <a:off x="0" y="0"/>
+                            <a:ext cx="5943600" cy="3566160"/>
+                          </a:xfrm>
+                          <a:prstGeom prst="rect">
+                            <a:avLst/>
+                          </a:prstGeom>
+                          <a:noFill/>
+                          <a:ln w="9525">
+                            <a:noFill/>
+                            <a:headEnd/>
+                            <a:tailEnd/>
+                          </a:ln>
+                        </pic:spPr>
+                      </pic:pic>
+                    </a:graphicData>
+                  </a:graphic>
+                </wp:inline>
+              </w:drawing>
+            </w:r>
+          </w:p>
+          <w:p>
+            <w:pPr>
+              <w:jc w:val="center"/>
+            </w:pPr>
+            <w:pPr>
+              <w:jc w:val="start"/>
+              <w:spacing w:before="200"/>
+              <w:pStyle w:val="ImageCaption"/>
+            </w:pPr>
+            <w:r>
+              <w:t xml:space="preserve">Figure 2: workflow</w:t>
+            </w:r>
+          </w:p>
+          <w:bookmarkEnd w:id="36"/>
+        </w:tc>
+      </w:tr>
+    </w:tbl>
+    <w:p>
+      <w:pPr>
+        <w:pStyle w:val="BodyText"/>
+      </w:pPr>
+      <w:r>
+        <w:t xml:space="preserve">The paper’s specific contribution is an auditable, researcher-directed workflow for AI-assisted archaeological data analysis</w:t>
+      </w:r>
+      <w:r>
+        <w:t xml:space="preserve"> </w:t>
+      </w:r>
+      <w:hyperlink w:anchor="fig-workflow">
+        <w:r>
+          <w:rPr>
+            <w:rStyle w:val="Hyperlink"/>
+          </w:rPr>
+          <w:t xml:space="preserve">Figure 2</w:t>
+        </w:r>
+      </w:hyperlink>
+      <w:r>
+        <w:t xml:space="preserve">. It links archaeological competence, project-level permissions, and checkable agent actions in an R-based project so that the approved plan, code, source records, and rendered report remain available for review. The advance in this paper comes from the integration of recently developed agentic AI technologies into a three-practice structure for responsible archaeological analysis. Agentic AI changes the unit of review from a single chatbot response to a sequence of plans, file edits, commands, searches, and generated results. Our three practices address a key issue surrounding the adoption of LLMs by archaeologists, namely the integration of AI tools into existing workflows</w:t>
+      </w:r>
+      <w:r>
+        <w:t xml:space="preserve"> </w:t>
+      </w:r>
+      <w:r>
+        <w:t xml:space="preserve">(Cardarelli and Ragno 2026)</w:t>
+      </w:r>
+      <w:r>
+        <w:t xml:space="preserve">.</w:t>
+      </w:r>
+    </w:p>
+    <w:p>
+      <w:pPr>
+        <w:pStyle w:val="BodyText"/>
+      </w:pPr>
+      <w:r>
+        <w:t xml:space="preserve">Although agentic AI has potential to make research work more efficient, it has some limitations and failures. It can fail to follow instructions, and their scientific reasoning can be flawed</w:t>
       </w:r>
       <w:r>
         <w:t xml:space="preserve"> </w:t>
@@ -4173,17 +4592,126 @@
         <w:t xml:space="preserve">(Christopher J. Brown et al. 2026)</w:t>
       </w:r>
       <w:r>
+        <w:t xml:space="preserve">. Furthermore, there is some setup up time required to install and configure agentic software, and working with restricted archaeological data requires local-only, non-remote configurations that requires some expertise. Unskilled use of AI can result in it generating plans for analyses that statistically invalid or have low statistical power</w:t>
+      </w:r>
+      <w:r>
+        <w:t xml:space="preserve"> </w:t>
+      </w:r>
+      <w:r>
+        <w:t xml:space="preserve">(Christopher J. Brown et al. 2026; Campbell et al. 2024)</w:t>
+      </w:r>
+      <w:r>
+        <w:t xml:space="preserve">. A key implication here is that we need to teach basic AI literacy in undergraduate curricula in archaeology, alongside statistical literacy and research design</w:t>
+      </w:r>
+      <w:r>
+        <w:t xml:space="preserve"> </w:t>
+      </w:r>
+      <w:r>
+        <w:t xml:space="preserve">(Cardarelli and Ragno 2026)</w:t>
+      </w:r>
+      <w:r>
+        <w:t xml:space="preserve">. This will ensure that future archaeologists are well-equipped to responsibly and effectively use AI in their professional work.</w:t>
+      </w:r>
+    </w:p>
+    <w:p>
+      <w:pPr>
+        <w:pStyle w:val="BodyText"/>
+      </w:pPr>
+      <w:r>
+        <w:t xml:space="preserve">The adoption of agentic AI into archaeological research processes may change more than the speed of work. Recent social science scholarship increasingly treats generative AI as a sociotechnical and epistemic force that is reconfiguring research design, evidence production and evaluation, methodologies, authorship, and researcher reflexivity</w:t>
+      </w:r>
+      <w:r>
+        <w:t xml:space="preserve"> </w:t>
+      </w:r>
+      <w:r>
+        <w:t xml:space="preserve">(Abramson et al. 2026b; Bail 2024; Grossmann et al. 2023; Longkumer 2025)</w:t>
+      </w:r>
+      <w:r>
         <w:t xml:space="preserve">.</w:t>
       </w:r>
-    </w:p>
-    <w:bookmarkEnd w:id="28"/>
-    <w:bookmarkStart w:id="29" w:name="discussion-and-conclusion"/>
+      <w:r>
+        <w:t xml:space="preserve"> </w:t>
+      </w:r>
+      <w:r>
+        <w:t xml:space="preserve">Piper (2026)</w:t>
+      </w:r>
+      <w:r>
+        <w:t xml:space="preserve"> </w:t>
+      </w:r>
+      <w:r>
+        <w:t xml:space="preserve">argues that AI is</w:t>
+      </w:r>
+      <w:r>
+        <w:t xml:space="preserve"> </w:t>
+      </w:r>
+      <w:r>
+        <w:t xml:space="preserve">“</w:t>
+      </w:r>
+      <w:r>
+        <w:t xml:space="preserve">better understood as a methodological environment that changes the conditions under which research questions are formed, constructs are operationalized, evidence is evaluated, and theories are revised.</w:t>
+      </w:r>
+      <w:r>
+        <w:t xml:space="preserve">”</w:t>
+      </w:r>
+      <w:r>
+        <w:t xml:space="preserve"> </w:t>
+      </w:r>
+      <w:r>
+        <w:t xml:space="preserve">If archaeology might be similarly transformed, then we urgently need to prepare our students to manage the epistemic risks of heightened vulnerability to illusions of explanatory depth, exploratory breadth, and objectivity</w:t>
+      </w:r>
+      <w:r>
+        <w:t xml:space="preserve"> </w:t>
+      </w:r>
+      <w:r>
+        <w:t xml:space="preserve">(Messeri and Crockett 2024)</w:t>
+      </w:r>
+      <w:r>
+        <w:t xml:space="preserve">.</w:t>
+      </w:r>
+    </w:p>
+    <w:p>
+      <w:pPr>
+        <w:pStyle w:val="BodyText"/>
+      </w:pPr>
+      <w:r>
+        <w:t xml:space="preserve">In reducing the time needed for routine and repetitive tasks, AI enables us to scale up analytic exploration</w:t>
+      </w:r>
+      <w:r>
+        <w:t xml:space="preserve"> </w:t>
+      </w:r>
+      <w:r>
+        <w:t xml:space="preserve">(Miao et al. 2026)</w:t>
+      </w:r>
+      <w:r>
+        <w:t xml:space="preserve">, and reduces the technical and cognitive burden of testing whether our substantive claims remain stable across different combinations of assumptions, models, covariates, and parameter settings</w:t>
+      </w:r>
+      <w:r>
+        <w:t xml:space="preserve"> </w:t>
+      </w:r>
+      <w:r>
+        <w:t xml:space="preserve">(Kim et al. 2026; Piper 2026)</w:t>
+      </w:r>
+      <w:r>
+        <w:t xml:space="preserve">. Working with AI, we can implement sensitivity, robustness, and power tests that have been resource-intensive and impractical in the past. This can help us in the search for claims that robustly persist across different measurement choices, and reduce our vulnerability to selective reporting and cherry-picking</w:t>
+      </w:r>
+      <w:r>
+        <w:t xml:space="preserve"> </w:t>
+      </w:r>
+      <w:r>
+        <w:t xml:space="preserve">(Bertrán et al. 2026)</w:t>
+      </w:r>
+      <w:r>
+        <w:t xml:space="preserve">. The workflow presented here points toward a future of more credible and defensible research in which archaeologists combine open source software, tools, skills, and MCP servers to turn AI from an opaque oracle into an auditable research assistant, while protecting data sovereignty and keeping plans, code, sources, and final decisions under researcher control.</w:t>
+      </w:r>
+    </w:p>
+    <w:bookmarkEnd w:id="37"/>
+    <w:bookmarkStart w:id="38" w:name="acknowledgments"/>
     <w:p>
       <w:pPr>
         <w:pStyle w:val="Heading1"/>
       </w:pPr>
       <w:r>
-        <w:t xml:space="preserve">Discussion and Conclusion</w:t>
+        <w:t xml:space="preserve">Acknowledgments</w:t>
       </w:r>
     </w:p>
     <w:p>
@@ -4191,259 +4719,171 @@
         <w:pStyle w:val="FirstParagraph"/>
       </w:pPr>
       <w:r>
-        <w:t xml:space="preserve">The three practices assign distinct responsibilities to you as the researcher. Familiarity with R, Quarto, and Git supports efficient and transparent interaction with AI agents, supporting your inspection of calculations, reports, and changes. Harness configuration is where you define the AI agent’s permissions and work habits to manage privacy, bias, and data sovereignty concerns. Use of tools, skills, and MCP servers expands the capability of the model, and improves the accuracy and usefulness of its work. This sequence is a natural extension of existing scientific-computing best practices to agent-assisted archaeological work</w:t>
-      </w:r>
-      <w:r>
-        <w:t xml:space="preserve"> </w:t>
-      </w:r>
-      <w:r>
-        <w:t xml:space="preserve">(Bridgeford et al. 2026; Marwick 2017; Wilson et al. 2014)</w:t>
+        <w:t xml:space="preserve">No permits were required for the preparation of this manuscript. The author used OpenCode (https://opencode.ai/), an open-source AI harness, and OpenRouter (https://openrouter.ai/) a commercial model provider. AI models used included Nemotron 3.5 Ultra (NVIDIA), Qwen3.8, Muse Spark 1.3 (Meta), GLM-5.3 Flash (Zhipu), and MiMo-V2.5 (Xiaomi). These are all open-weight and open-source models. They were free via openrouter at the time of writing. AI was used to assist with searching for literature, planning, drafting and editing the manuscript and figures, and reference checking. All AI-generated suggestions were reviewed and revised by the author.</w:t>
+      </w:r>
+    </w:p>
+    <w:bookmarkEnd w:id="38"/>
+    <w:bookmarkStart w:id="39" w:name="funding-statement"/>
+    <w:p>
+      <w:pPr>
+        <w:pStyle w:val="Heading1"/>
+      </w:pPr>
+      <w:r>
+        <w:t xml:space="preserve">Funding Statement</w:t>
+      </w:r>
+    </w:p>
+    <w:p>
+      <w:pPr>
+        <w:pStyle w:val="FirstParagraph"/>
+      </w:pPr>
+      <w:r>
+        <w:t xml:space="preserve">This research received no specific grant funding from any funding agency, commercial or not-for-profit sectors.</w:t>
+      </w:r>
+    </w:p>
+    <w:bookmarkEnd w:id="39"/>
+    <w:bookmarkStart w:id="40" w:name="data-availability-statement"/>
+    <w:p>
+      <w:pPr>
+        <w:pStyle w:val="Heading1"/>
+      </w:pPr>
+      <w:r>
+        <w:t xml:space="preserve">Data Availability Statement</w:t>
+      </w:r>
+    </w:p>
+    <w:p>
+      <w:pPr>
+        <w:pStyle w:val="FirstParagraph"/>
+      </w:pPr>
+      <w:r>
+        <w:t xml:space="preserve">No original data were used.</w:t>
+      </w:r>
+    </w:p>
+    <w:bookmarkEnd w:id="40"/>
+    <w:bookmarkStart w:id="41" w:name="competing-interests"/>
+    <w:p>
+      <w:pPr>
+        <w:pStyle w:val="Heading1"/>
+      </w:pPr>
+      <w:r>
+        <w:t xml:space="preserve">Competing Interests</w:t>
+      </w:r>
+    </w:p>
+    <w:p>
+      <w:pPr>
+        <w:pStyle w:val="FirstParagraph"/>
+      </w:pPr>
+      <w:r>
+        <w:t xml:space="preserve">The author declares none.</w:t>
+      </w:r>
+    </w:p>
+    <w:bookmarkEnd w:id="41"/>
+    <w:bookmarkStart w:id="176" w:name="references"/>
+    <w:p>
+      <w:pPr>
+        <w:pStyle w:val="Heading1"/>
+      </w:pPr>
+      <w:r>
+        <w:t xml:space="preserve">References</w:t>
+      </w:r>
+    </w:p>
+    <w:bookmarkStart w:id="174" w:name="refs"/>
+    <w:bookmarkStart w:id="43" w:name="ref-Abramson2026Qualitative"/>
+    <w:p>
+      <w:pPr>
+        <w:pStyle w:val="Bibliography"/>
+      </w:pPr>
+      <w:r>
+        <w:t xml:space="preserve">Abramson, Corey M., Tara Prendergast, Zhuofan Li, and Daniel Dohan. 2026b. Qualitative</w:t>
+      </w:r>
+      <w:r>
+        <w:t xml:space="preserve"> </w:t>
+      </w:r>
+      <w:r>
+        <w:t xml:space="preserve">Research</w:t>
+      </w:r>
+      <w:r>
+        <w:t xml:space="preserve"> </w:t>
+      </w:r>
+      <w:r>
+        <w:t xml:space="preserve">in an</w:t>
+      </w:r>
+      <w:r>
+        <w:t xml:space="preserve"> </w:t>
+      </w:r>
+      <w:r>
+        <w:t xml:space="preserve">Era</w:t>
+      </w:r>
+      <w:r>
+        <w:t xml:space="preserve"> </w:t>
+      </w:r>
+      <w:r>
+        <w:t xml:space="preserve">of</w:t>
+      </w:r>
+      <w:r>
+        <w:t xml:space="preserve"> </w:t>
+      </w:r>
+      <w:r>
+        <w:t xml:space="preserve">Artificial</w:t>
+      </w:r>
+      <w:r>
+        <w:t xml:space="preserve"> </w:t>
+      </w:r>
+      <w:r>
+        <w:t xml:space="preserve">Intelligence</w:t>
+      </w:r>
+      <w:r>
+        <w:t xml:space="preserve">: A</w:t>
+      </w:r>
+      <w:r>
+        <w:t xml:space="preserve"> </w:t>
+      </w:r>
+      <w:r>
+        <w:t xml:space="preserve">Pragmatic</w:t>
+      </w:r>
+      <w:r>
+        <w:t xml:space="preserve"> </w:t>
+      </w:r>
+      <w:r>
+        <w:t xml:space="preserve">Approach</w:t>
+      </w:r>
+      <w:r>
+        <w:t xml:space="preserve"> </w:t>
+      </w:r>
+      <w:r>
+        <w:t xml:space="preserve">to</w:t>
+      </w:r>
+      <w:r>
+        <w:t xml:space="preserve"> </w:t>
+      </w:r>
+      <w:r>
+        <w:t xml:space="preserve">Data</w:t>
+      </w:r>
+      <w:r>
+        <w:t xml:space="preserve"> </w:t>
+      </w:r>
+      <w:r>
+        <w:t xml:space="preserve">Analysis</w:t>
+      </w:r>
+      <w:r>
+        <w:t xml:space="preserve">,</w:t>
+      </w:r>
+      <w:r>
+        <w:t xml:space="preserve"> </w:t>
+      </w:r>
+      <w:r>
+        <w:t xml:space="preserve">Workflow</w:t>
+      </w:r>
+      <w:r>
+        <w:t xml:space="preserve">, and</w:t>
+      </w:r>
+      <w:r>
+        <w:t xml:space="preserve"> </w:t>
+      </w:r>
+      <w:r>
+        <w:t xml:space="preserve">Computation</w:t>
       </w:r>
       <w:r>
         <w:t xml:space="preserve">.</w:t>
-      </w:r>
-    </w:p>
-    <w:p>
-      <w:pPr>
-        <w:pStyle w:val="BodyText"/>
-      </w:pPr>
-      <w:r>
-        <w:t xml:space="preserve">We gain the most when the agent automates small, well-specified tasks and we check each result. Brown and colleagues tested a general-purpose agent (Roo Code) on three fisheries workflows</w:t>
-      </w:r>
-      <w:r>
-        <w:t xml:space="preserve"> </w:t>
-      </w:r>
-      <w:r>
-        <w:t xml:space="preserve">(Christopher J. Brown et al. 2026)</w:t>
-      </w:r>
-      <w:r>
-        <w:t xml:space="preserve">. The tasks were fitting a von Bertalanffy growth curve, fitting a generalised linear model of fish abundance, and completing a yield-per-recruit analysis. In some replicates the agent completed all three tasks, but accuracy varied widely across replicates. Claude Sonnet 4.5 returned accurate responses on every run for the simplest task, yet proved less consistent on complex tasks and sometimes overlooked method instructions. The authors conclude that agents can automate common modelling workflows but remain too inconsistent for management advice without human oversight</w:t>
-      </w:r>
-      <w:r>
-        <w:t xml:space="preserve"> </w:t>
-      </w:r>
-      <w:r>
-        <w:t xml:space="preserve">(Christopher J. Brown et al. 2026)</w:t>
-      </w:r>
-      <w:r>
-        <w:t xml:space="preserve">. That finding matches our experience: fluent output does not guarantee sound statistics</w:t>
-      </w:r>
-      <w:r>
-        <w:t xml:space="preserve"> </w:t>
-      </w:r>
-      <w:r>
-        <w:t xml:space="preserve">(Messeri and Crockett 2024)</w:t>
-      </w:r>
-      <w:r>
-        <w:t xml:space="preserve">. We read code rather than summaries, prompt with context and data, iterate in short rounds, and accept set-up time for software, permissions, and skills as the price of help</w:t>
-      </w:r>
-      <w:r>
-        <w:t xml:space="preserve"> </w:t>
-      </w:r>
-      <w:r>
-        <w:t xml:space="preserve">(Brown and Spillias 2026; Jansen et al. 2025)</w:t>
-      </w:r>
-      <w:r>
-        <w:t xml:space="preserve">. https://arxiv.org/abs/2309.08636</w:t>
-      </w:r>
-      <w:r>
-        <w:t xml:space="preserve"> </w:t>
-      </w:r>
-      <w:r>
-        <w:t xml:space="preserve">“</w:t>
-      </w:r>
-      <w:r>
-        <w:t xml:space="preserve">Basic prompting approaches can result in advice for analyses that have lower statistical power or are statistically invalid.</w:t>
-      </w:r>
-      <w:r>
-        <w:t xml:space="preserve">”</w:t>
-      </w:r>
-      <w:r>
-        <w:t xml:space="preserve"> </w:t>
-      </w:r>
-      <w:r>
-        <w:t xml:space="preserve">https://doi.org/10.1111/faf.70079</w:t>
-      </w:r>
-      <w:r>
-        <w:t xml:space="preserve"> </w:t>
-      </w:r>
-      <w:r>
-        <w:t xml:space="preserve">“</w:t>
-      </w:r>
-      <w:r>
-        <w:t xml:space="preserve">Even the best LLMs in our tests frequently failed to follow all instructions, and although they were competent at writing code, their scientific reasoning was often inadequate for real-world applications.</w:t>
-      </w:r>
-      <w:r>
-        <w:t xml:space="preserve">”</w:t>
-      </w:r>
-    </w:p>
-    <w:p>
-      <w:pPr>
-        <w:pStyle w:val="BodyText"/>
-      </w:pPr>
-      <w:r>
-        <w:t xml:space="preserve">Agentic AI changes more than speed. It changes how we state theory, test methods, and keep responsibility. Piper argues that theory works as methodological infrastructure: it constrains degrees of freedom, supports reproducibility, and guides iteration, while prompts act as measurement instruments that need validation</w:t>
-      </w:r>
-      <w:r>
-        <w:t xml:space="preserve"> </w:t>
-      </w:r>
-      <w:r>
-        <w:t xml:space="preserve">(Piper 2026)</w:t>
-      </w:r>
-      <w:r>
-        <w:t xml:space="preserve">. Haase and Pokutta map six levels from stateless tools to complex adaptive systems, and place our workflow at the low-autonomy end where the researcher directs each stage</w:t>
-      </w:r>
-      <w:r>
-        <w:t xml:space="preserve"> </w:t>
-      </w:r>
-      <w:r>
-        <w:t xml:space="preserve">(Haase and Pokutta 2026)</w:t>
-      </w:r>
-      <w:r>
-        <w:t xml:space="preserve">. We keep that direction by setting goals, approving methods, interpreting findings, and deciding what to publish, which leaves expertise and oversight with us rather than the model</w:t>
-      </w:r>
-      <w:r>
-        <w:t xml:space="preserve"> </w:t>
-      </w:r>
-      <w:r>
-        <w:t xml:space="preserve">(Jonker et al. 2024; Monakhov 2026; Spillias et al. 2026)</w:t>
-      </w:r>
-      <w:r>
-        <w:t xml:space="preserve">. Although our guide cannot remove all errors, when combined with R, Quarto, and Git it makes agent-assisted analysis inspectable, repeatable, and ready for review in many archaeology projects.</w:t>
-      </w:r>
-    </w:p>
-    <w:p>
-      <w:pPr>
-        <w:pStyle w:val="BodyText"/>
-      </w:pPr>
-      <w:r>
-        <w:t xml:space="preserve">add implications for undergrad curricula in archaeology - https://doi.org/10.1111/2041-210x.70267</w:t>
-      </w:r>
-      <w:r>
-        <w:t xml:space="preserve"> </w:t>
-      </w:r>
-      <w:r>
-        <w:t xml:space="preserve">“</w:t>
-      </w:r>
-      <w:r>
-        <w:t xml:space="preserve">we need to develop prompting guidelines and templates for novice analysts (Jansen et al., 2025; Le et al., 2025). We found there was a high rate of poor statistical advice if the LLM was given less specific information about the data and research question. Novice users are less likely to know what information is relevant to provide to an LLM (Campbell et al., 2024) and are therefore more likely to get poorer recommendations. Including LLM literacy in teaching, alongside fundamental statistical theory, will see novices better positioned to query LLMs in new contexts.</w:t>
-      </w:r>
-      <w:r>
-        <w:t xml:space="preserve">”</w:t>
-      </w:r>
-    </w:p>
-    <w:p>
-      <w:pPr>
-        <w:pStyle w:val="BodyText"/>
-      </w:pPr>
-      <w:r>
-        <w:t xml:space="preserve">limitations: https://arxiv.org/html/2609.11198v1</w:t>
-      </w:r>
-    </w:p>
-    <w:p>
-      <w:pPr>
-        <w:pStyle w:val="BodyText"/>
-      </w:pPr>
-      <w:r>
-        <w:t xml:space="preserve">broader consensus across diverse research communities that AI should be used appropriately and transparently as a tool that requires expert humans to judge, verify, and take responsibility for the outputs.</w:t>
-      </w:r>
-      <w:r>
-        <w:t xml:space="preserve"> </w:t>
-      </w:r>
-      <w:r>
-        <w:t xml:space="preserve">National Academies of Sciences, Engineering, and Medicine (2026)</w:t>
-      </w:r>
-    </w:p>
-    <w:bookmarkEnd w:id="29"/>
-    <w:bookmarkStart w:id="30" w:name="acknowledgments"/>
-    <w:p>
-      <w:pPr>
-        <w:pStyle w:val="Heading1"/>
-      </w:pPr>
-      <w:r>
-        <w:t xml:space="preserve">Acknowledgments</w:t>
-      </w:r>
-    </w:p>
-    <w:p>
-      <w:pPr>
-        <w:pStyle w:val="FirstParagraph"/>
-      </w:pPr>
-      <w:r>
-        <w:t xml:space="preserve">No permits were required for the preparation of this manuscript. The author used OpenCode (https://opencode.ai/), an open-source AI harness, and OpenRouter (https://openrouter.ai/) a commercial model provider. AI models used included Nemotron 3.5 Ultra (NVIDIA), Qwen3.8, Muse Spark 1.3 (Meta), GLM-5.3 Flash (Zhipu), and MiMo-V2.5 (Xiaomi). AI was used to assist with searching for literature, planning, drafting and editing the manuscript, and reference checking. All AI-generated suggestions were reviewed and revised by the author.</w:t>
-      </w:r>
-    </w:p>
-    <w:bookmarkEnd w:id="30"/>
-    <w:bookmarkStart w:id="31" w:name="funding-statement"/>
-    <w:p>
-      <w:pPr>
-        <w:pStyle w:val="Heading1"/>
-      </w:pPr>
-      <w:r>
-        <w:t xml:space="preserve">Funding Statement</w:t>
-      </w:r>
-    </w:p>
-    <w:p>
-      <w:pPr>
-        <w:pStyle w:val="FirstParagraph"/>
-      </w:pPr>
-      <w:r>
-        <w:t xml:space="preserve">This research received no specific grant funding from any funding agency, commercial or not-for-profit sectors.</w:t>
-      </w:r>
-    </w:p>
-    <w:bookmarkEnd w:id="31"/>
-    <w:bookmarkStart w:id="32" w:name="data-availability-statement"/>
-    <w:p>
-      <w:pPr>
-        <w:pStyle w:val="Heading1"/>
-      </w:pPr>
-      <w:r>
-        <w:t xml:space="preserve">Data Availability Statement</w:t>
-      </w:r>
-    </w:p>
-    <w:p>
-      <w:pPr>
-        <w:pStyle w:val="FirstParagraph"/>
-      </w:pPr>
-      <w:r>
-        <w:t xml:space="preserve">No original data were used.</w:t>
-      </w:r>
-    </w:p>
-    <w:bookmarkEnd w:id="32"/>
-    <w:bookmarkStart w:id="33" w:name="competing-interests"/>
-    <w:p>
-      <w:pPr>
-        <w:pStyle w:val="Heading1"/>
-      </w:pPr>
-      <w:r>
-        <w:t xml:space="preserve">Competing Interests</w:t>
-      </w:r>
-    </w:p>
-    <w:p>
-      <w:pPr>
-        <w:pStyle w:val="FirstParagraph"/>
-      </w:pPr>
-      <w:r>
-        <w:t xml:space="preserve">The author declares none.</w:t>
-      </w:r>
-    </w:p>
-    <w:bookmarkEnd w:id="33"/>
-    <w:bookmarkStart w:id="152" w:name="references"/>
-    <w:p>
-      <w:pPr>
-        <w:pStyle w:val="Heading1"/>
-      </w:pPr>
-      <w:r>
-        <w:t xml:space="preserve">References</w:t>
-      </w:r>
-    </w:p>
-    <w:bookmarkStart w:id="150" w:name="refs"/>
-    <w:bookmarkStart w:id="35" w:name="ref-Abramson2026"/>
-    <w:p>
-      <w:pPr>
-        <w:pStyle w:val="Bibliography"/>
-      </w:pPr>
-      <w:r>
-        <w:t xml:space="preserve">Abramson, Corey M., Tara Prendergast, Zhuofan Li, and Daniel Dohan. 2026. Qualitative Research in an Era of Artificial Intelligence: A Pragmatic Approach to Data Analysis, Workflow, and Computation.</w:t>
       </w:r>
       <w:r>
         <w:t xml:space="preserve"> </w:t>
@@ -4459,12 +4899,12 @@
         <w:t xml:space="preserve"> </w:t>
       </w:r>
       <w:r>
-        <w:t xml:space="preserve">52:35–61.</w:t>
-      </w:r>
-      <w:r>
-        <w:t xml:space="preserve"> </w:t>
-      </w:r>
-      <w:hyperlink r:id="rId34">
+        <w:t xml:space="preserve">52(1):35–61.</w:t>
+      </w:r>
+      <w:r>
+        <w:t xml:space="preserve"> </w:t>
+      </w:r>
+      <w:hyperlink r:id="rId42">
         <w:r>
           <w:rPr>
             <w:rStyle w:val="Hyperlink"/>
@@ -4476,100 +4916,14 @@
         <w:t xml:space="preserve">.</w:t>
       </w:r>
     </w:p>
-    <w:bookmarkEnd w:id="35"/>
-    <w:bookmarkStart w:id="37" w:name="ref-BeckBurri2024"/>
+    <w:bookmarkEnd w:id="43"/>
+    <w:bookmarkStart w:id="44" w:name="ref-Abramson2026"/>
     <w:p>
       <w:pPr>
         <w:pStyle w:val="Bibliography"/>
       </w:pPr>
       <w:r>
-        <w:t xml:space="preserve">Beck, Juliane, and Thomas Burri. 2024.</w:t>
-      </w:r>
-      <w:r>
-        <w:t xml:space="preserve"> </w:t>
-      </w:r>
-      <w:hyperlink r:id="rId36">
-        <w:r>
-          <w:rPr>
-            <w:rStyle w:val="Hyperlink"/>
-          </w:rPr>
-          <w:t xml:space="preserve">From</w:t>
-        </w:r>
-        <w:r>
-          <w:rPr>
-            <w:rStyle w:val="Hyperlink"/>
-          </w:rPr>
-          <w:t xml:space="preserve"> </w:t>
-        </w:r>
-        <w:r>
-          <w:rPr>
-            <w:rStyle w:val="Hyperlink"/>
-          </w:rPr>
-          <w:t xml:space="preserve">“Human Control”</w:t>
-        </w:r>
-        <w:r>
-          <w:rPr>
-            <w:rStyle w:val="Hyperlink"/>
-          </w:rPr>
-          <w:t xml:space="preserve"> </w:t>
-        </w:r>
-        <w:r>
-          <w:rPr>
-            <w:rStyle w:val="Hyperlink"/>
-          </w:rPr>
-          <w:t xml:space="preserve">in International Law to</w:t>
-        </w:r>
-        <w:r>
-          <w:rPr>
-            <w:rStyle w:val="Hyperlink"/>
-          </w:rPr>
-          <w:t xml:space="preserve"> </w:t>
-        </w:r>
-        <w:r>
-          <w:rPr>
-            <w:rStyle w:val="Hyperlink"/>
-          </w:rPr>
-          <w:t xml:space="preserve">“Human Oversight”</w:t>
-        </w:r>
-        <w:r>
-          <w:rPr>
-            <w:rStyle w:val="Hyperlink"/>
-          </w:rPr>
-          <w:t xml:space="preserve"> </w:t>
-        </w:r>
-        <w:r>
-          <w:rPr>
-            <w:rStyle w:val="Hyperlink"/>
-          </w:rPr>
-          <w:t xml:space="preserve">in the New</w:t>
-        </w:r>
-        <w:r>
-          <w:rPr>
-            <w:rStyle w:val="Hyperlink"/>
-          </w:rPr>
-          <w:t xml:space="preserve"> </w:t>
-        </w:r>
-        <w:r>
-          <w:rPr>
-            <w:rStyle w:val="Hyperlink"/>
-          </w:rPr>
-          <w:t xml:space="preserve">EU</w:t>
-        </w:r>
-        <w:r>
-          <w:rPr>
-            <w:rStyle w:val="Hyperlink"/>
-          </w:rPr>
-          <w:t xml:space="preserve"> </w:t>
-        </w:r>
-        <w:r>
-          <w:rPr>
-            <w:rStyle w:val="Hyperlink"/>
-          </w:rPr>
-          <w:t xml:space="preserve">Act on Artificial Intelligence</w:t>
-        </w:r>
-      </w:hyperlink>
-      <w:r>
-        <w:t xml:space="preserve">. In</w:t>
+        <w:t xml:space="preserve">Abramson, Corey M., Tara Prendergast, Zhuofan Li, and Daniel Dohan. 2026a. Qualitative Research in an Era of Artificial Intelligence: A Pragmatic Approach to Data Analysis, Workflow, and Computation.</w:t>
       </w:r>
       <w:r>
         <w:t xml:space="preserve"> </w:t>
@@ -4579,20 +4933,70 @@
           <w:iCs/>
           <w:i/>
         </w:rPr>
-        <w:t xml:space="preserve">Research Handbook on Meaningful Human Control of Artificial Intelligence Systems</w:t>
-      </w:r>
-      <w:r>
-        <w:t xml:space="preserve">, pp. 104–130. Edward Elgar Publishing.</w:t>
-      </w:r>
-    </w:p>
-    <w:bookmarkEnd w:id="37"/>
-    <w:bookmarkStart w:id="39" w:name="ref-Bertran2026"/>
+        <w:t xml:space="preserve">Annual Review of Sociology</w:t>
+      </w:r>
+      <w:r>
+        <w:t xml:space="preserve"> </w:t>
+      </w:r>
+      <w:r>
+        <w:t xml:space="preserve">52:35–61.</w:t>
+      </w:r>
+      <w:r>
+        <w:t xml:space="preserve"> </w:t>
+      </w:r>
+      <w:hyperlink r:id="rId42">
+        <w:r>
+          <w:rPr>
+            <w:rStyle w:val="Hyperlink"/>
+          </w:rPr>
+          <w:t xml:space="preserve">https://doi.org/10.1146/annurev-soc-011824-104836</w:t>
+        </w:r>
+      </w:hyperlink>
+      <w:r>
+        <w:t xml:space="preserve">.</w:t>
+      </w:r>
+    </w:p>
+    <w:bookmarkEnd w:id="44"/>
+    <w:bookmarkStart w:id="46" w:name="ref-Bail2024Generative"/>
     <w:p>
       <w:pPr>
         <w:pStyle w:val="Bibliography"/>
       </w:pPr>
       <w:r>
-        <w:t xml:space="preserve">Bertran, Martin, Riccardo Fogliato, and Zhiwei Steven Wu. 2026. Many AI Analysts, One Dataset: Navigating the Agentic Data Science Multiverse.</w:t>
+        <w:t xml:space="preserve">Bail, Christopher A. 2024. Can</w:t>
+      </w:r>
+      <w:r>
+        <w:t xml:space="preserve"> </w:t>
+      </w:r>
+      <w:r>
+        <w:t xml:space="preserve">Generative</w:t>
+      </w:r>
+      <w:r>
+        <w:t xml:space="preserve"> </w:t>
+      </w:r>
+      <w:r>
+        <w:t xml:space="preserve">AI</w:t>
+      </w:r>
+      <w:r>
+        <w:t xml:space="preserve"> </w:t>
+      </w:r>
+      <w:r>
+        <w:t xml:space="preserve">Improve</w:t>
+      </w:r>
+      <w:r>
+        <w:t xml:space="preserve"> </w:t>
+      </w:r>
+      <w:r>
+        <w:t xml:space="preserve">Social</w:t>
+      </w:r>
+      <w:r>
+        <w:t xml:space="preserve"> </w:t>
+      </w:r>
+      <w:r>
+        <w:t xml:space="preserve">Science</w:t>
+      </w:r>
+      <w:r>
+        <w:t xml:space="preserve">?</w:t>
       </w:r>
       <w:r>
         <w:t xml:space="preserve"> </w:t>
@@ -4608,31 +5012,117 @@
         <w:t xml:space="preserve"> </w:t>
       </w:r>
       <w:r>
-        <w:t xml:space="preserve">123(29):e2606495123.</w:t>
-      </w:r>
-      <w:r>
-        <w:t xml:space="preserve"> </w:t>
-      </w:r>
-      <w:hyperlink r:id="rId38">
-        <w:r>
-          <w:rPr>
-            <w:rStyle w:val="Hyperlink"/>
-          </w:rPr>
-          <w:t xml:space="preserve">https://doi.org/10.1073/pnas.2606495123</w:t>
+        <w:t xml:space="preserve">121(21):e2314021121.</w:t>
+      </w:r>
+      <w:r>
+        <w:t xml:space="preserve"> </w:t>
+      </w:r>
+      <w:hyperlink r:id="rId45">
+        <w:r>
+          <w:rPr>
+            <w:rStyle w:val="Hyperlink"/>
+          </w:rPr>
+          <w:t xml:space="preserve">https://doi.org/10.1073/pnas.2314021121</w:t>
         </w:r>
       </w:hyperlink>
       <w:r>
         <w:t xml:space="preserve">.</w:t>
       </w:r>
     </w:p>
-    <w:bookmarkEnd w:id="39"/>
-    <w:bookmarkStart w:id="41" w:name="ref-Bischoff2026LargeLanguageModels"/>
+    <w:bookmarkEnd w:id="46"/>
+    <w:bookmarkStart w:id="48" w:name="ref-BeckBurri2024"/>
     <w:p>
       <w:pPr>
         <w:pStyle w:val="Bibliography"/>
       </w:pPr>
       <w:r>
-        <w:t xml:space="preserve">Bischoff, Robert J. 2026. Large Language Models in Archaeological Practice: Efficacy, Ethics, Risks, and Governance.</w:t>
+        <w:t xml:space="preserve">Beck, Juliane, and Thomas Burri. 2024.</w:t>
+      </w:r>
+      <w:r>
+        <w:t xml:space="preserve"> </w:t>
+      </w:r>
+      <w:hyperlink r:id="rId47">
+        <w:r>
+          <w:rPr>
+            <w:rStyle w:val="Hyperlink"/>
+          </w:rPr>
+          <w:t xml:space="preserve">From</w:t>
+        </w:r>
+        <w:r>
+          <w:rPr>
+            <w:rStyle w:val="Hyperlink"/>
+          </w:rPr>
+          <w:t xml:space="preserve"> </w:t>
+        </w:r>
+        <w:r>
+          <w:rPr>
+            <w:rStyle w:val="Hyperlink"/>
+          </w:rPr>
+          <w:t xml:space="preserve">“Human Control”</w:t>
+        </w:r>
+        <w:r>
+          <w:rPr>
+            <w:rStyle w:val="Hyperlink"/>
+          </w:rPr>
+          <w:t xml:space="preserve"> </w:t>
+        </w:r>
+        <w:r>
+          <w:rPr>
+            <w:rStyle w:val="Hyperlink"/>
+          </w:rPr>
+          <w:t xml:space="preserve">in International Law to</w:t>
+        </w:r>
+        <w:r>
+          <w:rPr>
+            <w:rStyle w:val="Hyperlink"/>
+          </w:rPr>
+          <w:t xml:space="preserve"> </w:t>
+        </w:r>
+        <w:r>
+          <w:rPr>
+            <w:rStyle w:val="Hyperlink"/>
+          </w:rPr>
+          <w:t xml:space="preserve">“Human Oversight”</w:t>
+        </w:r>
+        <w:r>
+          <w:rPr>
+            <w:rStyle w:val="Hyperlink"/>
+          </w:rPr>
+          <w:t xml:space="preserve"> </w:t>
+        </w:r>
+        <w:r>
+          <w:rPr>
+            <w:rStyle w:val="Hyperlink"/>
+          </w:rPr>
+          <w:t xml:space="preserve">in the New</w:t>
+        </w:r>
+        <w:r>
+          <w:rPr>
+            <w:rStyle w:val="Hyperlink"/>
+          </w:rPr>
+          <w:t xml:space="preserve"> </w:t>
+        </w:r>
+        <w:r>
+          <w:rPr>
+            <w:rStyle w:val="Hyperlink"/>
+          </w:rPr>
+          <w:t xml:space="preserve">EU</w:t>
+        </w:r>
+        <w:r>
+          <w:rPr>
+            <w:rStyle w:val="Hyperlink"/>
+          </w:rPr>
+          <w:t xml:space="preserve"> </w:t>
+        </w:r>
+        <w:r>
+          <w:rPr>
+            <w:rStyle w:val="Hyperlink"/>
+          </w:rPr>
+          <w:t xml:space="preserve">Act on Artificial Intelligence</w:t>
+        </w:r>
+      </w:hyperlink>
+      <w:r>
+        <w:t xml:space="preserve">. In</w:t>
       </w:r>
       <w:r>
         <w:t xml:space="preserve"> </w:t>
@@ -4642,34 +5132,20 @@
           <w:iCs/>
           <w:i/>
         </w:rPr>
-        <w:t xml:space="preserve">SocArXiv</w:t>
-      </w:r>
-      <w:r>
-        <w:t xml:space="preserve">.</w:t>
-      </w:r>
-      <w:r>
-        <w:t xml:space="preserve"> </w:t>
-      </w:r>
-      <w:hyperlink r:id="rId40">
-        <w:r>
-          <w:rPr>
-            <w:rStyle w:val="Hyperlink"/>
-          </w:rPr>
-          <w:t xml:space="preserve">https://doi.org/10.31235/osf.io/azs6r_v1</w:t>
-        </w:r>
-      </w:hyperlink>
-      <w:r>
-        <w:t xml:space="preserve">.</w:t>
-      </w:r>
-    </w:p>
-    <w:bookmarkEnd w:id="41"/>
-    <w:bookmarkStart w:id="43" w:name="ref-Bridgeford2026"/>
+        <w:t xml:space="preserve">Research Handbook on Meaningful Human Control of Artificial Intelligence Systems</w:t>
+      </w:r>
+      <w:r>
+        <w:t xml:space="preserve">, pp. 104–130. Edward Elgar Publishing.</w:t>
+      </w:r>
+    </w:p>
+    <w:bookmarkEnd w:id="48"/>
+    <w:bookmarkStart w:id="50" w:name="ref-Bertran2026"/>
     <w:p>
       <w:pPr>
         <w:pStyle w:val="Bibliography"/>
       </w:pPr>
       <w:r>
-        <w:t xml:space="preserve">Bridgeford, Eric W., Iain Campbell, Zijao Chen, Zhicheng Lin, Harrison Ritz, Joachim Vandekerckhove, and Russell A. Poldrack. 2026. Twelve Quick Tips for AI-Assisted Coding in Science.</w:t>
+        <w:t xml:space="preserve">Bertran, Martin, Riccardo Fogliato, and Zhiwei Steven Wu. 2026. Many AI Analysts, One Dataset: Navigating the Agentic Data Science Multiverse.</w:t>
       </w:r>
       <w:r>
         <w:t xml:space="preserve"> </w:t>
@@ -4679,70 +5155,37 @@
           <w:iCs/>
           <w:i/>
         </w:rPr>
-        <w:t xml:space="preserve">PLOS Computational Biology</w:t>
-      </w:r>
-      <w:r>
-        <w:t xml:space="preserve"> </w:t>
-      </w:r>
-      <w:r>
-        <w:t xml:space="preserve">22(7):e1014428.</w:t>
-      </w:r>
-      <w:r>
-        <w:t xml:space="preserve"> </w:t>
-      </w:r>
-      <w:hyperlink r:id="rId42">
-        <w:r>
-          <w:rPr>
-            <w:rStyle w:val="Hyperlink"/>
-          </w:rPr>
-          <w:t xml:space="preserve">https://doi.org/10.1371/journal.pcbi.1014428</w:t>
+        <w:t xml:space="preserve">Proceedings of the National Academy of Sciences</w:t>
+      </w:r>
+      <w:r>
+        <w:t xml:space="preserve"> </w:t>
+      </w:r>
+      <w:r>
+        <w:t xml:space="preserve">123(29):e2606495123.</w:t>
+      </w:r>
+      <w:r>
+        <w:t xml:space="preserve"> </w:t>
+      </w:r>
+      <w:hyperlink r:id="rId49">
+        <w:r>
+          <w:rPr>
+            <w:rStyle w:val="Hyperlink"/>
+          </w:rPr>
+          <w:t xml:space="preserve">https://doi.org/10.1073/pnas.2606495123</w:t>
         </w:r>
       </w:hyperlink>
       <w:r>
         <w:t xml:space="preserve">.</w:t>
       </w:r>
     </w:p>
-    <w:bookmarkEnd w:id="43"/>
-    <w:bookmarkStart w:id="45" w:name="ref-Brown2026local"/>
+    <w:bookmarkEnd w:id="50"/>
+    <w:bookmarkStart w:id="51" w:name="ref-Bertran2026Multiverse"/>
     <w:p>
       <w:pPr>
         <w:pStyle w:val="Bibliography"/>
       </w:pPr>
       <w:r>
-        <w:t xml:space="preserve">Brown, Chris, Scott Spillias, Carla Sbrocchi, and Luis D. Verde Arregoitia. 2026.</w:t>
-      </w:r>
-      <w:r>
-        <w:t xml:space="preserve"> </w:t>
-      </w:r>
-      <w:r>
-        <w:t xml:space="preserve">Running Local Large Language Models: Not as Difficult as You Might Think</w:t>
-      </w:r>
-      <w:r>
-        <w:t xml:space="preserve">. Vita ex machina.</w:t>
-      </w:r>
-      <w:r>
-        <w:t xml:space="preserve"> </w:t>
-      </w:r>
-      <w:hyperlink r:id="rId44">
-        <w:r>
-          <w:rPr>
-            <w:rStyle w:val="Hyperlink"/>
-          </w:rPr>
-          <w:t xml:space="preserve">https://vitaexmachina.substack.com/p/running-local-large-language-models</w:t>
-        </w:r>
-      </w:hyperlink>
-      <w:r>
-        <w:t xml:space="preserve">, accessed September 18, 2026.</w:t>
-      </w:r>
-    </w:p>
-    <w:bookmarkEnd w:id="45"/>
-    <w:bookmarkStart w:id="47" w:name="ref-Brown2026book"/>
-    <w:p>
-      <w:pPr>
-        <w:pStyle w:val="Bibliography"/>
-      </w:pPr>
-      <w:r>
-        <w:t xml:space="preserve">Brown, Christopher J. 2026.</w:t>
+        <w:t xml:space="preserve">Bertrán, Martin, Riccardo Fogliato, and Zhiwei Steven Wu. 2026. Many</w:t>
       </w:r>
       <w:r>
         <w:t xml:space="preserve"> </w:t>
@@ -4754,31 +5197,7 @@
         <w:t xml:space="preserve"> </w:t>
       </w:r>
       <w:r>
-        <w:t xml:space="preserve">Assistants for Scientific Coding.</w:t>
-      </w:r>
-      <w:r>
-        <w:t xml:space="preserve"> </w:t>
-      </w:r>
-      <w:hyperlink r:id="rId46">
-        <w:r>
-          <w:rPr>
-            <w:rStyle w:val="Hyperlink"/>
-          </w:rPr>
-          <w:t xml:space="preserve">https://www.seascapemodels.org/AI-assistants-for-scientific-coding/</w:t>
-        </w:r>
-      </w:hyperlink>
-      <w:r>
-        <w:t xml:space="preserve">, accessed September 18, 2026.</w:t>
-      </w:r>
-    </w:p>
-    <w:bookmarkEnd w:id="47"/>
-    <w:bookmarkStart w:id="49" w:name="ref-Brown2026a"/>
-    <w:p>
-      <w:pPr>
-        <w:pStyle w:val="Bibliography"/>
-      </w:pPr>
-      <w:r>
-        <w:t xml:space="preserve">Brown, Christopher J., Leigha R. Aitken, Richard Takyi, and Alexandre Tisseaux-Navarro. 2026. Automating Ecological and Fisheries Modelling with Agentic AI.</w:t>
+        <w:t xml:space="preserve">Analysts, One Dataset: Navigating the Agentic Data Science Multiverse.</w:t>
       </w:r>
       <w:r>
         <w:t xml:space="preserve"> </w:t>
@@ -4788,37 +5207,37 @@
           <w:iCs/>
           <w:i/>
         </w:rPr>
-        <w:t xml:space="preserve">Fish and Fisheries</w:t>
-      </w:r>
-      <w:r>
-        <w:t xml:space="preserve"> </w:t>
-      </w:r>
-      <w:r>
-        <w:t xml:space="preserve">27(3):726–739.</w:t>
-      </w:r>
-      <w:r>
-        <w:t xml:space="preserve"> </w:t>
-      </w:r>
-      <w:hyperlink r:id="rId48">
-        <w:r>
-          <w:rPr>
-            <w:rStyle w:val="Hyperlink"/>
-          </w:rPr>
-          <w:t xml:space="preserve">https://doi.org/10.1111/faf.70079</w:t>
+        <w:t xml:space="preserve">Proceedings of the National Academy of Sciences</w:t>
+      </w:r>
+      <w:r>
+        <w:t xml:space="preserve"> </w:t>
+      </w:r>
+      <w:r>
+        <w:t xml:space="preserve">123(29):e2606495123.</w:t>
+      </w:r>
+      <w:r>
+        <w:t xml:space="preserve"> </w:t>
+      </w:r>
+      <w:hyperlink r:id="rId49">
+        <w:r>
+          <w:rPr>
+            <w:rStyle w:val="Hyperlink"/>
+          </w:rPr>
+          <w:t xml:space="preserve">https://doi.org/10.1073/pnas.2606495123</w:t>
         </w:r>
       </w:hyperlink>
       <w:r>
         <w:t xml:space="preserve">.</w:t>
       </w:r>
     </w:p>
-    <w:bookmarkEnd w:id="49"/>
-    <w:bookmarkStart w:id="51" w:name="ref-Brown2026b"/>
+    <w:bookmarkEnd w:id="51"/>
+    <w:bookmarkStart w:id="53" w:name="ref-Bischoff2026LargeLanguageModels"/>
     <w:p>
       <w:pPr>
         <w:pStyle w:val="Bibliography"/>
       </w:pPr>
       <w:r>
-        <w:t xml:space="preserve">Brown, Christopher J., and Scott Spillias. 2026. Prompting Large Language Models for Quality Ecological Statistics.</w:t>
+        <w:t xml:space="preserve">Bischoff, Robert J. 2026. Large Language Models in Archaeological Practice: Efficacy, Ethics, Risks, and Governance.</w:t>
       </w:r>
       <w:r>
         <w:t xml:space="preserve"> </w:t>
@@ -4828,37 +5247,34 @@
           <w:iCs/>
           <w:i/>
         </w:rPr>
-        <w:t xml:space="preserve">Methods in Ecology and Evolution</w:t>
-      </w:r>
-      <w:r>
-        <w:t xml:space="preserve"> </w:t>
-      </w:r>
-      <w:r>
-        <w:t xml:space="preserve">17(4):1012–1021.</w:t>
-      </w:r>
-      <w:r>
-        <w:t xml:space="preserve"> </w:t>
-      </w:r>
-      <w:hyperlink r:id="rId50">
-        <w:r>
-          <w:rPr>
-            <w:rStyle w:val="Hyperlink"/>
-          </w:rPr>
-          <w:t xml:space="preserve">https://doi.org/10.1111/2041-210x.70267</w:t>
+        <w:t xml:space="preserve">SocArXiv</w:t>
+      </w:r>
+      <w:r>
+        <w:t xml:space="preserve">.</w:t>
+      </w:r>
+      <w:r>
+        <w:t xml:space="preserve"> </w:t>
+      </w:r>
+      <w:hyperlink r:id="rId52">
+        <w:r>
+          <w:rPr>
+            <w:rStyle w:val="Hyperlink"/>
+          </w:rPr>
+          <w:t xml:space="preserve">https://doi.org/10.31235/osf.io/azs6r_v1</w:t>
         </w:r>
       </w:hyperlink>
       <w:r>
         <w:t xml:space="preserve">.</w:t>
       </w:r>
     </w:p>
-    <w:bookmarkEnd w:id="51"/>
-    <w:bookmarkStart w:id="53" w:name="ref-Campbell2024"/>
+    <w:bookmarkEnd w:id="53"/>
+    <w:bookmarkStart w:id="55" w:name="ref-Bridgeford2026"/>
     <w:p>
       <w:pPr>
         <w:pStyle w:val="Bibliography"/>
       </w:pPr>
       <w:r>
-        <w:t xml:space="preserve">Campbell, Heather, Thomas Bluck, Ella Curry, Derrick Harris, Billie Pike, and Bethany Wright. 2024. Should We Still Teach or Learn Coding? A Postgraduate Student Perspective on the Use of Large Language Models for Coding in Ecology and Evolution.</w:t>
+        <w:t xml:space="preserve">Bridgeford, Eric W., Iain Campbell, Zijao Chen, Zhicheng Lin, Harrison Ritz, Joachim Vandekerckhove, and Russell A. Poldrack. 2026. Twelve Quick Tips for AI-Assisted Coding in Science.</w:t>
       </w:r>
       <w:r>
         <w:t xml:space="preserve"> </w:t>
@@ -4868,37 +5284,106 @@
           <w:iCs/>
           <w:i/>
         </w:rPr>
-        <w:t xml:space="preserve">Methods in Ecology and Evolution</w:t>
-      </w:r>
-      <w:r>
-        <w:t xml:space="preserve"> </w:t>
-      </w:r>
-      <w:r>
-        <w:t xml:space="preserve">15(10):1767–1770.</w:t>
-      </w:r>
-      <w:r>
-        <w:t xml:space="preserve"> </w:t>
-      </w:r>
-      <w:hyperlink r:id="rId52">
-        <w:r>
-          <w:rPr>
-            <w:rStyle w:val="Hyperlink"/>
-          </w:rPr>
-          <w:t xml:space="preserve">https://doi.org/10.1111/2041-210X.14396</w:t>
+        <w:t xml:space="preserve">PLOS Computational Biology</w:t>
+      </w:r>
+      <w:r>
+        <w:t xml:space="preserve"> </w:t>
+      </w:r>
+      <w:r>
+        <w:t xml:space="preserve">22(7):e1014428.</w:t>
+      </w:r>
+      <w:r>
+        <w:t xml:space="preserve"> </w:t>
+      </w:r>
+      <w:hyperlink r:id="rId54">
+        <w:r>
+          <w:rPr>
+            <w:rStyle w:val="Hyperlink"/>
+          </w:rPr>
+          <w:t xml:space="preserve">https://doi.org/10.1371/journal.pcbi.1014428</w:t>
         </w:r>
       </w:hyperlink>
       <w:r>
         <w:t xml:space="preserve">.</w:t>
       </w:r>
     </w:p>
-    <w:bookmarkEnd w:id="53"/>
-    <w:bookmarkStart w:id="55" w:name="ref-Chen2023"/>
+    <w:bookmarkEnd w:id="55"/>
+    <w:bookmarkStart w:id="57" w:name="ref-Brown2026local"/>
     <w:p>
       <w:pPr>
         <w:pStyle w:val="Bibliography"/>
       </w:pPr>
       <w:r>
-        <w:t xml:space="preserve">Chen, Xinyun, Maxwell Lin, Nathanael Schärli, and Denny Zhou. 2023. Teaching Large Language Models to Self-Debug.</w:t>
+        <w:t xml:space="preserve">Brown, Chris, Scott Spillias, Carla Sbrocchi, and Luis D. Verde Arregoitia. 2026.</w:t>
+      </w:r>
+      <w:r>
+        <w:t xml:space="preserve"> </w:t>
+      </w:r>
+      <w:r>
+        <w:t xml:space="preserve">Running Local Large Language Models: Not as Difficult as You Might Think</w:t>
+      </w:r>
+      <w:r>
+        <w:t xml:space="preserve">. Vita ex machina.</w:t>
+      </w:r>
+      <w:r>
+        <w:t xml:space="preserve"> </w:t>
+      </w:r>
+      <w:hyperlink r:id="rId56">
+        <w:r>
+          <w:rPr>
+            <w:rStyle w:val="Hyperlink"/>
+          </w:rPr>
+          <w:t xml:space="preserve">https://vitaexmachina.substack.com/p/running-local-large-language-models</w:t>
+        </w:r>
+      </w:hyperlink>
+      <w:r>
+        <w:t xml:space="preserve">, accessed September 18, 2026.</w:t>
+      </w:r>
+    </w:p>
+    <w:bookmarkEnd w:id="57"/>
+    <w:bookmarkStart w:id="59" w:name="ref-Brown2026book"/>
+    <w:p>
+      <w:pPr>
+        <w:pStyle w:val="Bibliography"/>
+      </w:pPr>
+      <w:r>
+        <w:t xml:space="preserve">Brown, Christopher J. 2026.</w:t>
+      </w:r>
+      <w:r>
+        <w:t xml:space="preserve"> </w:t>
+      </w:r>
+      <w:r>
+        <w:t xml:space="preserve">AI</w:t>
+      </w:r>
+      <w:r>
+        <w:t xml:space="preserve"> </w:t>
+      </w:r>
+      <w:r>
+        <w:t xml:space="preserve">Assistants for Scientific Coding.</w:t>
+      </w:r>
+      <w:r>
+        <w:t xml:space="preserve"> </w:t>
+      </w:r>
+      <w:hyperlink r:id="rId58">
+        <w:r>
+          <w:rPr>
+            <w:rStyle w:val="Hyperlink"/>
+          </w:rPr>
+          <w:t xml:space="preserve">https://www.seascapemodels.org/AI-assistants-for-scientific-coding/</w:t>
+        </w:r>
+      </w:hyperlink>
+      <w:r>
+        <w:t xml:space="preserve">, accessed September 18, 2026.</w:t>
+      </w:r>
+    </w:p>
+    <w:bookmarkEnd w:id="59"/>
+    <w:bookmarkStart w:id="61" w:name="ref-Brown2026a"/>
+    <w:p>
+      <w:pPr>
+        <w:pStyle w:val="Bibliography"/>
+      </w:pPr>
+      <w:r>
+        <w:t xml:space="preserve">Brown, Christopher J., Leigha R. Aitken, Richard Takyi, and Alexandre Tisseaux-Navarro. 2026. Automating Ecological and Fisheries Modelling with Agentic AI.</w:t>
       </w:r>
       <w:r>
         <w:t xml:space="preserve"> </w:t>
@@ -4908,34 +5393,37 @@
           <w:iCs/>
           <w:i/>
         </w:rPr>
-        <w:t xml:space="preserve">International Conference on Learning Representations</w:t>
-      </w:r>
+        <w:t xml:space="preserve">Fish and Fisheries</w:t>
+      </w:r>
+      <w:r>
+        <w:t xml:space="preserve"> </w:t>
+      </w:r>
+      <w:r>
+        <w:t xml:space="preserve">27(3):726–739.</w:t>
+      </w:r>
+      <w:r>
+        <w:t xml:space="preserve"> </w:t>
+      </w:r>
+      <w:hyperlink r:id="rId60">
+        <w:r>
+          <w:rPr>
+            <w:rStyle w:val="Hyperlink"/>
+          </w:rPr>
+          <w:t xml:space="preserve">https://doi.org/10.1111/faf.70079</w:t>
+        </w:r>
+      </w:hyperlink>
       <w:r>
         <w:t xml:space="preserve">.</w:t>
       </w:r>
-      <w:r>
-        <w:t xml:space="preserve"> </w:t>
-      </w:r>
-      <w:hyperlink r:id="rId54">
-        <w:r>
-          <w:rPr>
-            <w:rStyle w:val="Hyperlink"/>
-          </w:rPr>
-          <w:t xml:space="preserve">https://doi.org/10.48550/arXiv.2304.05128</w:t>
-        </w:r>
-      </w:hyperlink>
-      <w:r>
-        <w:t xml:space="preserve">.</w:t>
-      </w:r>
-    </w:p>
-    <w:bookmarkEnd w:id="55"/>
-    <w:bookmarkStart w:id="57" w:name="ref-Cooper2024"/>
+    </w:p>
+    <w:bookmarkEnd w:id="61"/>
+    <w:bookmarkStart w:id="63" w:name="ref-Brown2026b"/>
     <w:p>
       <w:pPr>
         <w:pStyle w:val="Bibliography"/>
       </w:pPr>
       <w:r>
-        <w:t xml:space="preserve">Cooper, Natalie, Adam T. Clark, Nicolas Lecomte, Huijie Qiao, and Aaron M. Ellison. 2024. Harnessing Large Language Models for Coding, Teaching and Inclusion to Empower Research in Ecology and Evolution.</w:t>
+        <w:t xml:space="preserve">Brown, Christopher J., and Scott Spillias. 2026. Prompting Large Language Models for Quality Ecological Statistics.</w:t>
       </w:r>
       <w:r>
         <w:t xml:space="preserve"> </w:t>
@@ -4951,31 +5439,31 @@
         <w:t xml:space="preserve"> </w:t>
       </w:r>
       <w:r>
-        <w:t xml:space="preserve">15(10):1757–1763.</w:t>
-      </w:r>
-      <w:r>
-        <w:t xml:space="preserve"> </w:t>
-      </w:r>
-      <w:hyperlink r:id="rId56">
-        <w:r>
-          <w:rPr>
-            <w:rStyle w:val="Hyperlink"/>
-          </w:rPr>
-          <w:t xml:space="preserve">https://doi.org/10.1111/2041-210X.14325</w:t>
+        <w:t xml:space="preserve">17(4):1012–1021.</w:t>
+      </w:r>
+      <w:r>
+        <w:t xml:space="preserve"> </w:t>
+      </w:r>
+      <w:hyperlink r:id="rId62">
+        <w:r>
+          <w:rPr>
+            <w:rStyle w:val="Hyperlink"/>
+          </w:rPr>
+          <w:t xml:space="preserve">https://doi.org/10.1111/2041-210x.70267</w:t>
         </w:r>
       </w:hyperlink>
       <w:r>
         <w:t xml:space="preserve">.</w:t>
       </w:r>
     </w:p>
-    <w:bookmarkEnd w:id="57"/>
-    <w:bookmarkStart w:id="59" w:name="ref-Cootsona_Castillo_Sunseri_2026"/>
+    <w:bookmarkEnd w:id="63"/>
+    <w:bookmarkStart w:id="65" w:name="ref-Campbell2024"/>
     <w:p>
       <w:pPr>
         <w:pStyle w:val="Bibliography"/>
       </w:pPr>
       <w:r>
-        <w:t xml:space="preserve">Cootsona, Melanie G., Mario Alberto Castillo, and Jun Sunseri. 2026. Navigating the AI Revolution in the Era of Community-Accountable Archaeological Praxis.</w:t>
+        <w:t xml:space="preserve">Campbell, Heather, Thomas Bluck, Ella Curry, Derrick Harris, Billie Pike, and Bethany Wright. 2024. Should We Still Teach or Learn Coding? A Postgraduate Student Perspective on the Use of Large Language Models for Coding in Ecology and Evolution.</w:t>
       </w:r>
       <w:r>
         <w:t xml:space="preserve"> </w:t>
@@ -4985,34 +5473,37 @@
           <w:iCs/>
           <w:i/>
         </w:rPr>
-        <w:t xml:space="preserve">Advances in Archaeological Practice</w:t>
-      </w:r>
-      <w:r>
-        <w:t xml:space="preserve">:1–16.</w:t>
-      </w:r>
-      <w:r>
-        <w:t xml:space="preserve"> </w:t>
-      </w:r>
-      <w:hyperlink r:id="rId58">
-        <w:r>
-          <w:rPr>
-            <w:rStyle w:val="Hyperlink"/>
-          </w:rPr>
-          <w:t xml:space="preserve">https://doi.org/10.1017/aap.2026.10173</w:t>
+        <w:t xml:space="preserve">Methods in Ecology and Evolution</w:t>
+      </w:r>
+      <w:r>
+        <w:t xml:space="preserve"> </w:t>
+      </w:r>
+      <w:r>
+        <w:t xml:space="preserve">15(10):1767–1770.</w:t>
+      </w:r>
+      <w:r>
+        <w:t xml:space="preserve"> </w:t>
+      </w:r>
+      <w:hyperlink r:id="rId64">
+        <w:r>
+          <w:rPr>
+            <w:rStyle w:val="Hyperlink"/>
+          </w:rPr>
+          <w:t xml:space="preserve">https://doi.org/10.1111/2041-210X.14396</w:t>
         </w:r>
       </w:hyperlink>
       <w:r>
         <w:t xml:space="preserve">.</w:t>
       </w:r>
     </w:p>
-    <w:bookmarkEnd w:id="59"/>
-    <w:bookmarkStart w:id="61" w:name="ref-DellAcqua2026"/>
+    <w:bookmarkEnd w:id="65"/>
+    <w:bookmarkStart w:id="67" w:name="ref-CardarelliRagno2026"/>
     <w:p>
       <w:pPr>
         <w:pStyle w:val="Bibliography"/>
       </w:pPr>
       <w:r>
-        <w:t xml:space="preserve">Dell’Acqua, Fabrizio, Edward McFowland, Ethan Mollick, Hila Lifshitz, Katherine C. Kellogg, Saran Rajendran, Lisa Krayer, François Candelon, and Karim R. Lakhani. 2026. Navigating the Jagged Technological Frontier: Field Experimental Evidence of the Effects of Artificial Intelligence on Knowledge Worker Productivity and Quality.</w:t>
+        <w:t xml:space="preserve">Cardarelli, Lorenzo, and Roberto Ragno. 2026. (Whose Defaults?) Is Artificial Intelligence Reorienting Archaeological Methods?</w:t>
       </w:r>
       <w:r>
         <w:t xml:space="preserve"> </w:t>
@@ -5022,37 +5513,34 @@
           <w:iCs/>
           <w:i/>
         </w:rPr>
-        <w:t xml:space="preserve">Organization Science</w:t>
-      </w:r>
-      <w:r>
-        <w:t xml:space="preserve"> </w:t>
-      </w:r>
-      <w:r>
-        <w:t xml:space="preserve">37(2):403–423.</w:t>
-      </w:r>
-      <w:r>
-        <w:t xml:space="preserve"> </w:t>
-      </w:r>
-      <w:hyperlink r:id="rId60">
-        <w:r>
-          <w:rPr>
-            <w:rStyle w:val="Hyperlink"/>
-          </w:rPr>
-          <w:t xml:space="preserve">https://doi.org/10.1287/orsc.2025.21838</w:t>
+        <w:t xml:space="preserve">arXiv Preprint arXiv:2609.11198</w:t>
+      </w:r>
+      <w:r>
+        <w:t xml:space="preserve">.</w:t>
+      </w:r>
+      <w:r>
+        <w:t xml:space="preserve"> </w:t>
+      </w:r>
+      <w:hyperlink r:id="rId66">
+        <w:r>
+          <w:rPr>
+            <w:rStyle w:val="Hyperlink"/>
+          </w:rPr>
+          <w:t xml:space="preserve">https://doi.org/10.48550/arXiv.2609.11198</w:t>
         </w:r>
       </w:hyperlink>
       <w:r>
         <w:t xml:space="preserve">.</w:t>
       </w:r>
     </w:p>
-    <w:bookmarkEnd w:id="61"/>
-    <w:bookmarkStart w:id="63" w:name="ref-Dyck2026"/>
+    <w:bookmarkEnd w:id="67"/>
+    <w:bookmarkStart w:id="69" w:name="ref-Chen2023"/>
     <w:p>
       <w:pPr>
         <w:pStyle w:val="Bibliography"/>
       </w:pPr>
       <w:r>
-        <w:t xml:space="preserve">Dyck, Marissa A. 2026. A Letter to a Young Data Analyst: Learning Before Leaning on AI.</w:t>
+        <w:t xml:space="preserve">Chen, Xinyun, Maxwell Lin, Nathanael Schärli, and Denny Zhou. 2023. Teaching Large Language Models to Self-Debug.</w:t>
       </w:r>
       <w:r>
         <w:t xml:space="preserve"> </w:t>
@@ -5062,46 +5550,91 @@
           <w:iCs/>
           <w:i/>
         </w:rPr>
-        <w:t xml:space="preserve">Journal of Mammalogy</w:t>
-      </w:r>
-      <w:r>
-        <w:t xml:space="preserve"> </w:t>
-      </w:r>
-      <w:r>
-        <w:t xml:space="preserve">107(1):210–211.</w:t>
-      </w:r>
-      <w:r>
-        <w:t xml:space="preserve"> </w:t>
-      </w:r>
-      <w:hyperlink r:id="rId62">
-        <w:r>
-          <w:rPr>
-            <w:rStyle w:val="Hyperlink"/>
-          </w:rPr>
-          <w:t xml:space="preserve">https://doi.org/10.1093/jmammal/gyaf082</w:t>
+        <w:t xml:space="preserve">International Conference on Learning Representations</w:t>
+      </w:r>
+      <w:r>
+        <w:t xml:space="preserve">.</w:t>
+      </w:r>
+      <w:r>
+        <w:t xml:space="preserve"> </w:t>
+      </w:r>
+      <w:hyperlink r:id="rId68">
+        <w:r>
+          <w:rPr>
+            <w:rStyle w:val="Hyperlink"/>
+          </w:rPr>
+          <w:t xml:space="preserve">https://doi.org/10.48550/arXiv.2304.05128</w:t>
         </w:r>
       </w:hyperlink>
       <w:r>
         <w:t xml:space="preserve">.</w:t>
       </w:r>
     </w:p>
-    <w:bookmarkEnd w:id="63"/>
-    <w:bookmarkStart w:id="65" w:name="ref-Feuerriegel2024"/>
+    <w:bookmarkEnd w:id="69"/>
+    <w:bookmarkStart w:id="71" w:name="ref-Codreanu2026"/>
     <w:p>
       <w:pPr>
         <w:pStyle w:val="Bibliography"/>
       </w:pPr>
       <w:r>
-        <w:t xml:space="preserve">Feuerriegel, Stefan, Jochen Hartmann, Christian Janiesch, and Patrick Zschech. 2024.</w:t>
-      </w:r>
-      <w:r>
-        <w:t xml:space="preserve"> </w:t>
-      </w:r>
-      <w:r>
-        <w:t xml:space="preserve">Generative AI</w:t>
+        <w:t xml:space="preserve">Codreanu, Mihai, Alex Imas, Juan Mateos-Garcia, Evalyne Muiruri, Ana Trišović, Scott Strand, Arthur Turrell, et al. 2026.</w:t>
+      </w:r>
+      <w:r>
+        <w:t xml:space="preserve"> </w:t>
+      </w:r>
+      <w:r>
+        <w:t xml:space="preserve">AI</w:t>
+      </w:r>
+      <w:r>
+        <w:t xml:space="preserve"> </w:t>
+      </w:r>
+      <w:r>
+        <w:t xml:space="preserve">in</w:t>
+      </w:r>
+      <w:r>
+        <w:t xml:space="preserve"> </w:t>
+      </w:r>
+      <w:r>
+        <w:t xml:space="preserve">Science:</w:t>
+      </w:r>
+      <w:r>
+        <w:t xml:space="preserve"> </w:t>
+      </w:r>
+      <w:r>
+        <w:t xml:space="preserve">Early</w:t>
+      </w:r>
+      <w:r>
+        <w:t xml:space="preserve"> </w:t>
+      </w:r>
+      <w:r>
+        <w:t xml:space="preserve">Insights</w:t>
       </w:r>
       <w:r>
         <w:t xml:space="preserve">.</w:t>
+      </w:r>
+      <w:r>
+        <w:t xml:space="preserve"> </w:t>
+      </w:r>
+      <w:hyperlink r:id="rId70">
+        <w:r>
+          <w:rPr>
+            <w:rStyle w:val="Hyperlink"/>
+          </w:rPr>
+          <w:t xml:space="preserve">https://ai.google/static/documents/AI-in-Science.pdf</w:t>
+        </w:r>
+      </w:hyperlink>
+      <w:r>
+        <w:t xml:space="preserve">, accessed September 16, 2026.</w:t>
+      </w:r>
+    </w:p>
+    <w:bookmarkEnd w:id="71"/>
+    <w:bookmarkStart w:id="73" w:name="ref-Cooper2024"/>
+    <w:p>
+      <w:pPr>
+        <w:pStyle w:val="Bibliography"/>
+      </w:pPr>
+      <w:r>
+        <w:t xml:space="preserve">Cooper, Natalie, Adam T. Clark, Nicolas Lecomte, Huijie Qiao, and Aaron M. Ellison. 2024. Harnessing Large Language Models for Coding, Teaching and Inclusion to Empower Research in Ecology and Evolution.</w:t>
       </w:r>
       <w:r>
         <w:t xml:space="preserve"> </w:t>
@@ -5111,37 +5644,37 @@
           <w:iCs/>
           <w:i/>
         </w:rPr>
-        <w:t xml:space="preserve">Business &amp; Information Systems Engineering</w:t>
-      </w:r>
-      <w:r>
-        <w:t xml:space="preserve"> </w:t>
-      </w:r>
-      <w:r>
-        <w:t xml:space="preserve">66(1):111–126.</w:t>
-      </w:r>
-      <w:r>
-        <w:t xml:space="preserve"> </w:t>
-      </w:r>
-      <w:hyperlink r:id="rId64">
-        <w:r>
-          <w:rPr>
-            <w:rStyle w:val="Hyperlink"/>
-          </w:rPr>
-          <w:t xml:space="preserve">https://doi.org/10.1007/s12599-023-00834-7</w:t>
+        <w:t xml:space="preserve">Methods in Ecology and Evolution</w:t>
+      </w:r>
+      <w:r>
+        <w:t xml:space="preserve"> </w:t>
+      </w:r>
+      <w:r>
+        <w:t xml:space="preserve">15(10):1757–1763.</w:t>
+      </w:r>
+      <w:r>
+        <w:t xml:space="preserve"> </w:t>
+      </w:r>
+      <w:hyperlink r:id="rId72">
+        <w:r>
+          <w:rPr>
+            <w:rStyle w:val="Hyperlink"/>
+          </w:rPr>
+          <w:t xml:space="preserve">https://doi.org/10.1111/2041-210X.14325</w:t>
         </w:r>
       </w:hyperlink>
       <w:r>
         <w:t xml:space="preserve">.</w:t>
       </w:r>
     </w:p>
-    <w:bookmarkEnd w:id="65"/>
-    <w:bookmarkStart w:id="67" w:name="ref-Gattiglia2025"/>
+    <w:bookmarkEnd w:id="73"/>
+    <w:bookmarkStart w:id="75" w:name="ref-Cootsona_Castillo_Sunseri_2026"/>
     <w:p>
       <w:pPr>
         <w:pStyle w:val="Bibliography"/>
       </w:pPr>
       <w:r>
-        <w:t xml:space="preserve">Gattiglia, Gabriele. 2025. Managing Artificial Intelligence in Archeology: An Overview.</w:t>
+        <w:t xml:space="preserve">Cootsona, Melanie G., Mario Alberto Castillo, and Jun Sunseri. 2026. Navigating the AI Revolution in the Era of Community-Accountable Archaeological Praxis.</w:t>
       </w:r>
       <w:r>
         <w:t xml:space="preserve"> </w:t>
@@ -5151,46 +5684,34 @@
           <w:iCs/>
           <w:i/>
         </w:rPr>
-        <w:t xml:space="preserve">Journal of Cultural Heritage</w:t>
-      </w:r>
-      <w:r>
-        <w:t xml:space="preserve"> </w:t>
-      </w:r>
-      <w:r>
-        <w:t xml:space="preserve">71:225–233.</w:t>
-      </w:r>
-      <w:r>
-        <w:t xml:space="preserve"> </w:t>
-      </w:r>
-      <w:hyperlink r:id="rId66">
-        <w:r>
-          <w:rPr>
-            <w:rStyle w:val="Hyperlink"/>
-          </w:rPr>
-          <w:t xml:space="preserve">https://doi.org/10.1016/j.culher.2024.11.020</w:t>
+        <w:t xml:space="preserve">Advances in Archaeological Practice</w:t>
+      </w:r>
+      <w:r>
+        <w:t xml:space="preserve">:1–16.</w:t>
+      </w:r>
+      <w:r>
+        <w:t xml:space="preserve"> </w:t>
+      </w:r>
+      <w:hyperlink r:id="rId74">
+        <w:r>
+          <w:rPr>
+            <w:rStyle w:val="Hyperlink"/>
+          </w:rPr>
+          <w:t xml:space="preserve">https://doi.org/10.1017/aap.2026.10173</w:t>
         </w:r>
       </w:hyperlink>
       <w:r>
         <w:t xml:space="preserve">.</w:t>
       </w:r>
     </w:p>
-    <w:bookmarkEnd w:id="67"/>
-    <w:bookmarkStart w:id="69" w:name="ref-GildeZuniga2024"/>
+    <w:bookmarkEnd w:id="75"/>
+    <w:bookmarkStart w:id="77" w:name="ref-DellAcqua2026"/>
     <w:p>
       <w:pPr>
         <w:pStyle w:val="Bibliography"/>
       </w:pPr>
       <w:r>
-        <w:t xml:space="preserve">Gil de Zúñiga, Homero, Manuel Goyanes, and Timilehin Durotoye. 2024.</w:t>
-      </w:r>
-      <w:r>
-        <w:t xml:space="preserve"> </w:t>
-      </w:r>
-      <w:r>
-        <w:t xml:space="preserve">A Scholarly Definition of Artificial Intelligence (AI): Advancing AI as a Conceptual Framework in Communication Research</w:t>
-      </w:r>
-      <w:r>
-        <w:t xml:space="preserve">.</w:t>
+        <w:t xml:space="preserve">Dell’Acqua, Fabrizio, Edward McFowland, Ethan Mollick, Hila Lifshitz, Katherine C. Kellogg, Saran Rajendran, Lisa Krayer, François Candelon, and Karim R. Lakhani. 2026. Navigating the Jagged Technological Frontier: Field Experimental Evidence of the Effects of Artificial Intelligence on Knowledge Worker Productivity and Quality.</w:t>
       </w:r>
       <w:r>
         <w:t xml:space="preserve"> </w:t>
@@ -5200,49 +5721,37 @@
           <w:iCs/>
           <w:i/>
         </w:rPr>
-        <w:t xml:space="preserve">Political Communication</w:t>
-      </w:r>
-      <w:r>
-        <w:t xml:space="preserve"> </w:t>
-      </w:r>
-      <w:r>
-        <w:t xml:space="preserve">41(2):317–334.</w:t>
-      </w:r>
-      <w:r>
-        <w:t xml:space="preserve"> </w:t>
-      </w:r>
-      <w:hyperlink r:id="rId68">
-        <w:r>
-          <w:rPr>
-            <w:rStyle w:val="Hyperlink"/>
-          </w:rPr>
-          <w:t xml:space="preserve">https://doi.org/10.1080/10584609.2023.2290497</w:t>
+        <w:t xml:space="preserve">Organization Science</w:t>
+      </w:r>
+      <w:r>
+        <w:t xml:space="preserve"> </w:t>
+      </w:r>
+      <w:r>
+        <w:t xml:space="preserve">37(2):403–423.</w:t>
+      </w:r>
+      <w:r>
+        <w:t xml:space="preserve"> </w:t>
+      </w:r>
+      <w:hyperlink r:id="rId76">
+        <w:r>
+          <w:rPr>
+            <w:rStyle w:val="Hyperlink"/>
+          </w:rPr>
+          <w:t xml:space="preserve">https://doi.org/10.1287/orsc.2025.21838</w:t>
         </w:r>
       </w:hyperlink>
       <w:r>
         <w:t xml:space="preserve">.</w:t>
       </w:r>
     </w:p>
-    <w:bookmarkEnd w:id="69"/>
-    <w:bookmarkStart w:id="71" w:name="ref-Gilardi2023"/>
+    <w:bookmarkEnd w:id="77"/>
+    <w:bookmarkStart w:id="79" w:name="ref-Dyck2026"/>
     <w:p>
       <w:pPr>
         <w:pStyle w:val="Bibliography"/>
       </w:pPr>
       <w:r>
-        <w:t xml:space="preserve">Gilardi, Fabrizio, Meysam Alizadeh, and Maël Kubli. 2023.</w:t>
-      </w:r>
-      <w:r>
-        <w:t xml:space="preserve"> </w:t>
-      </w:r>
-      <w:r>
-        <w:t xml:space="preserve">ChatGPT</w:t>
-      </w:r>
-      <w:r>
-        <w:t xml:space="preserve"> </w:t>
-      </w:r>
-      <w:r>
-        <w:t xml:space="preserve">Outperforms Crowd Workers for Text-Annotation Tasks.</w:t>
+        <w:t xml:space="preserve">Dyck, Marissa A. 2026. A Letter to a Young Data Analyst: Learning Before Leaning on AI.</w:t>
       </w:r>
       <w:r>
         <w:t xml:space="preserve"> </w:t>
@@ -5252,58 +5761,46 @@
           <w:iCs/>
           <w:i/>
         </w:rPr>
-        <w:t xml:space="preserve">Proceedings of the National Academy of Sciences</w:t>
-      </w:r>
-      <w:r>
-        <w:t xml:space="preserve"> </w:t>
-      </w:r>
-      <w:r>
-        <w:t xml:space="preserve">120(30):e2305016120.</w:t>
-      </w:r>
-      <w:r>
-        <w:t xml:space="preserve"> </w:t>
-      </w:r>
-      <w:hyperlink r:id="rId70">
-        <w:r>
-          <w:rPr>
-            <w:rStyle w:val="Hyperlink"/>
-          </w:rPr>
-          <w:t xml:space="preserve">https://doi.org/10.1073/pnas.2305016120</w:t>
+        <w:t xml:space="preserve">Journal of Mammalogy</w:t>
+      </w:r>
+      <w:r>
+        <w:t xml:space="preserve"> </w:t>
+      </w:r>
+      <w:r>
+        <w:t xml:space="preserve">107(1):210–211.</w:t>
+      </w:r>
+      <w:r>
+        <w:t xml:space="preserve"> </w:t>
+      </w:r>
+      <w:hyperlink r:id="rId78">
+        <w:r>
+          <w:rPr>
+            <w:rStyle w:val="Hyperlink"/>
+          </w:rPr>
+          <w:t xml:space="preserve">https://doi.org/10.1093/jmammal/gyaf082</w:t>
         </w:r>
       </w:hyperlink>
       <w:r>
         <w:t xml:space="preserve">.</w:t>
       </w:r>
     </w:p>
-    <w:bookmarkEnd w:id="71"/>
-    <w:bookmarkStart w:id="73" w:name="ref-Gougherty2024"/>
+    <w:bookmarkEnd w:id="79"/>
+    <w:bookmarkStart w:id="81" w:name="ref-Feuerriegel2024"/>
     <w:p>
       <w:pPr>
         <w:pStyle w:val="Bibliography"/>
       </w:pPr>
       <w:r>
-        <w:t xml:space="preserve">Gougherty, Andrew V., and Hannah L. Clipp. 2024. Testing the Reliability of an</w:t>
-      </w:r>
-      <w:r>
-        <w:t xml:space="preserve"> </w:t>
-      </w:r>
-      <w:r>
-        <w:t xml:space="preserve">AI</w:t>
-      </w:r>
-      <w:r>
-        <w:t xml:space="preserve">-Based</w:t>
-      </w:r>
-      <w:r>
-        <w:t xml:space="preserve"> </w:t>
-      </w:r>
-      <w:r>
-        <w:t xml:space="preserve">Large Language Model</w:t>
-      </w:r>
-      <w:r>
-        <w:t xml:space="preserve"> </w:t>
-      </w:r>
-      <w:r>
-        <w:t xml:space="preserve">to Extract Ecological Information from the Scientific Literature.</w:t>
+        <w:t xml:space="preserve">Feuerriegel, Stefan, Jochen Hartmann, Christian Janiesch, and Patrick Zschech. 2024.</w:t>
+      </w:r>
+      <w:r>
+        <w:t xml:space="preserve"> </w:t>
+      </w:r>
+      <w:r>
+        <w:t xml:space="preserve">Generative AI</w:t>
+      </w:r>
+      <w:r>
+        <w:t xml:space="preserve">.</w:t>
       </w:r>
       <w:r>
         <w:t xml:space="preserve"> </w:t>
@@ -5313,37 +5810,37 @@
           <w:iCs/>
           <w:i/>
         </w:rPr>
-        <w:t xml:space="preserve">Npj Biodiversity</w:t>
-      </w:r>
-      <w:r>
-        <w:t xml:space="preserve"> </w:t>
-      </w:r>
-      <w:r>
-        <w:t xml:space="preserve">3(1):13.</w:t>
-      </w:r>
-      <w:r>
-        <w:t xml:space="preserve"> </w:t>
-      </w:r>
-      <w:hyperlink r:id="rId72">
-        <w:r>
-          <w:rPr>
-            <w:rStyle w:val="Hyperlink"/>
-          </w:rPr>
-          <w:t xml:space="preserve">https://doi.org/10.1038/s44185-024-00043-9</w:t>
+        <w:t xml:space="preserve">Business &amp; Information Systems Engineering</w:t>
+      </w:r>
+      <w:r>
+        <w:t xml:space="preserve"> </w:t>
+      </w:r>
+      <w:r>
+        <w:t xml:space="preserve">66(1):111–126.</w:t>
+      </w:r>
+      <w:r>
+        <w:t xml:space="preserve"> </w:t>
+      </w:r>
+      <w:hyperlink r:id="rId80">
+        <w:r>
+          <w:rPr>
+            <w:rStyle w:val="Hyperlink"/>
+          </w:rPr>
+          <w:t xml:space="preserve">https://doi.org/10.1007/s12599-023-00834-7</w:t>
         </w:r>
       </w:hyperlink>
       <w:r>
         <w:t xml:space="preserve">.</w:t>
       </w:r>
     </w:p>
-    <w:bookmarkEnd w:id="73"/>
-    <w:bookmarkStart w:id="75" w:name="ref-Haase2026"/>
+    <w:bookmarkEnd w:id="81"/>
+    <w:bookmarkStart w:id="83" w:name="ref-Gattiglia2025"/>
     <w:p>
       <w:pPr>
         <w:pStyle w:val="Bibliography"/>
       </w:pPr>
       <w:r>
-        <w:t xml:space="preserve">Haase, Jennifer, and Sebastian Pokutta. 2026. Beyond Static Responses: Multi-Agent LLM Systems as a New Paradigm for Social Science Research.</w:t>
+        <w:t xml:space="preserve">Gattiglia, Gabriele. 2025. Managing Artificial Intelligence in Archeology: An Overview.</w:t>
       </w:r>
       <w:r>
         <w:t xml:space="preserve"> </w:t>
@@ -5353,46 +5850,46 @@
           <w:iCs/>
           <w:i/>
         </w:rPr>
-        <w:t xml:space="preserve">Humanities and Social Sciences Communications</w:t>
-      </w:r>
-      <w:r>
-        <w:t xml:space="preserve"> </w:t>
-      </w:r>
-      <w:r>
-        <w:t xml:space="preserve">13:1490.</w:t>
-      </w:r>
-      <w:r>
-        <w:t xml:space="preserve"> </w:t>
-      </w:r>
-      <w:hyperlink r:id="rId74">
-        <w:r>
-          <w:rPr>
-            <w:rStyle w:val="Hyperlink"/>
-          </w:rPr>
-          <w:t xml:space="preserve">https://doi.org/10.1057/s41599-026-08832-2</w:t>
+        <w:t xml:space="preserve">Journal of Cultural Heritage</w:t>
+      </w:r>
+      <w:r>
+        <w:t xml:space="preserve"> </w:t>
+      </w:r>
+      <w:r>
+        <w:t xml:space="preserve">71:225–233.</w:t>
+      </w:r>
+      <w:r>
+        <w:t xml:space="preserve"> </w:t>
+      </w:r>
+      <w:hyperlink r:id="rId82">
+        <w:r>
+          <w:rPr>
+            <w:rStyle w:val="Hyperlink"/>
+          </w:rPr>
+          <w:t xml:space="preserve">https://doi.org/10.1016/j.culher.2024.11.020</w:t>
         </w:r>
       </w:hyperlink>
       <w:r>
         <w:t xml:space="preserve">.</w:t>
       </w:r>
     </w:p>
-    <w:bookmarkEnd w:id="75"/>
-    <w:bookmarkStart w:id="77" w:name="ref-Hao2025"/>
+    <w:bookmarkEnd w:id="83"/>
+    <w:bookmarkStart w:id="85" w:name="ref-GildeZuniga2024"/>
     <w:p>
       <w:pPr>
         <w:pStyle w:val="Bibliography"/>
       </w:pPr>
       <w:r>
-        <w:t xml:space="preserve">Hao, Xinyue, Emrah Demir, and Daniel Eyers. 2025. Beyond</w:t>
-      </w:r>
-      <w:r>
-        <w:t xml:space="preserve"> </w:t>
-      </w:r>
-      <w:r>
-        <w:t xml:space="preserve">Human-in-the-Loop</w:t>
-      </w:r>
-      <w:r>
-        <w:t xml:space="preserve">: Sensemaking Between Artificial Intelligence and Human Intelligence Collaboration.</w:t>
+        <w:t xml:space="preserve">Gil de Zúñiga, Homero, Manuel Goyanes, and Timilehin Durotoye. 2024.</w:t>
+      </w:r>
+      <w:r>
+        <w:t xml:space="preserve"> </w:t>
+      </w:r>
+      <w:r>
+        <w:t xml:space="preserve">A Scholarly Definition of Artificial Intelligence (AI): Advancing AI as a Conceptual Framework in Communication Research</w:t>
+      </w:r>
+      <w:r>
+        <w:t xml:space="preserve">.</w:t>
       </w:r>
       <w:r>
         <w:t xml:space="preserve"> </w:t>
@@ -5402,51 +5899,58 @@
           <w:iCs/>
           <w:i/>
         </w:rPr>
-        <w:t xml:space="preserve">Sustainable Futures</w:t>
-      </w:r>
-      <w:r>
-        <w:t xml:space="preserve"> </w:t>
-      </w:r>
-      <w:r>
-        <w:t xml:space="preserve">10:101152.</w:t>
-      </w:r>
-      <w:r>
-        <w:t xml:space="preserve"> </w:t>
-      </w:r>
-      <w:hyperlink r:id="rId76">
-        <w:r>
-          <w:rPr>
-            <w:rStyle w:val="Hyperlink"/>
-          </w:rPr>
-          <w:t xml:space="preserve">https://doi.org/10.1016/j.sftr.2025.101152</w:t>
+        <w:t xml:space="preserve">Political Communication</w:t>
+      </w:r>
+      <w:r>
+        <w:t xml:space="preserve"> </w:t>
+      </w:r>
+      <w:r>
+        <w:t xml:space="preserve">41(2):317–334.</w:t>
+      </w:r>
+      <w:r>
+        <w:t xml:space="preserve"> </w:t>
+      </w:r>
+      <w:hyperlink r:id="rId84">
+        <w:r>
+          <w:rPr>
+            <w:rStyle w:val="Hyperlink"/>
+          </w:rPr>
+          <w:t xml:space="preserve">https://doi.org/10.1080/10584609.2023.2290497</w:t>
         </w:r>
       </w:hyperlink>
       <w:r>
         <w:t xml:space="preserve">.</w:t>
       </w:r>
     </w:p>
-    <w:bookmarkEnd w:id="77"/>
-    <w:bookmarkStart w:id="79" w:name="ref-Hariri2025"/>
+    <w:bookmarkEnd w:id="85"/>
+    <w:bookmarkStart w:id="87" w:name="ref-Gougherty2024"/>
     <w:p>
       <w:pPr>
         <w:pStyle w:val="Bibliography"/>
       </w:pPr>
       <w:r>
-        <w:t xml:space="preserve">Hariri, Ali, Stéphane Jean, and Mickaël Baron. 2025.</w:t>
-      </w:r>
-      <w:r>
-        <w:t xml:space="preserve"> </w:t>
-      </w:r>
-      <w:hyperlink r:id="rId78">
-        <w:r>
-          <w:rPr>
-            <w:rStyle w:val="Hyperlink"/>
-          </w:rPr>
-          <w:t xml:space="preserve">Towards Automating RDF Extraction for Archaeological Knowledge Graphs with LLMs</w:t>
-        </w:r>
-      </w:hyperlink>
-      <w:r>
-        <w:t xml:space="preserve">. In</w:t>
+        <w:t xml:space="preserve">Gougherty, Andrew V., and Hannah L. Clipp. 2024. Testing the Reliability of an</w:t>
+      </w:r>
+      <w:r>
+        <w:t xml:space="preserve"> </w:t>
+      </w:r>
+      <w:r>
+        <w:t xml:space="preserve">AI</w:t>
+      </w:r>
+      <w:r>
+        <w:t xml:space="preserve">-Based</w:t>
+      </w:r>
+      <w:r>
+        <w:t xml:space="preserve"> </w:t>
+      </w:r>
+      <w:r>
+        <w:t xml:space="preserve">Large Language Model</w:t>
+      </w:r>
+      <w:r>
+        <w:t xml:space="preserve"> </w:t>
+      </w:r>
+      <w:r>
+        <w:t xml:space="preserve">to Extract Ecological Information from the Scientific Literature.</w:t>
       </w:r>
       <w:r>
         <w:t xml:space="preserve"> </w:t>
@@ -5456,29 +5960,49 @@
           <w:iCs/>
           <w:i/>
         </w:rPr>
-        <w:t xml:space="preserve">Database and Expert Systems Applications</w:t>
-      </w:r>
-      <w:r>
-        <w:t xml:space="preserve">, pp. 83–97. Lecture Notes in Computer Science. Springer Nature Switzerland.</w:t>
-      </w:r>
-    </w:p>
-    <w:bookmarkEnd w:id="79"/>
-    <w:bookmarkStart w:id="81" w:name="ref-Hou2025"/>
+        <w:t xml:space="preserve">Npj Biodiversity</w:t>
+      </w:r>
+      <w:r>
+        <w:t xml:space="preserve"> </w:t>
+      </w:r>
+      <w:r>
+        <w:t xml:space="preserve">3(1):13.</w:t>
+      </w:r>
+      <w:r>
+        <w:t xml:space="preserve"> </w:t>
+      </w:r>
+      <w:hyperlink r:id="rId86">
+        <w:r>
+          <w:rPr>
+            <w:rStyle w:val="Hyperlink"/>
+          </w:rPr>
+          <w:t xml:space="preserve">https://doi.org/10.1038/s44185-024-00043-9</w:t>
+        </w:r>
+      </w:hyperlink>
+      <w:r>
+        <w:t xml:space="preserve">.</w:t>
+      </w:r>
+    </w:p>
+    <w:bookmarkEnd w:id="87"/>
+    <w:bookmarkStart w:id="89" w:name="ref-Grossmann2023Transformation"/>
     <w:p>
       <w:pPr>
         <w:pStyle w:val="Bibliography"/>
       </w:pPr>
       <w:r>
-        <w:t xml:space="preserve">Hou, Xinyi, Yanjie Zhao, Shenao Wang, and Haoyu Wang. 2026.</w:t>
-      </w:r>
-      <w:r>
-        <w:t xml:space="preserve"> </w:t>
-      </w:r>
-      <w:r>
-        <w:t xml:space="preserve">Model Context Protocol (MCP)</w:t>
-      </w:r>
-      <w:r>
-        <w:t xml:space="preserve">: Landscape, Security Threats, and Future Research Directions.</w:t>
+        <w:t xml:space="preserve">Grossmann, Igor, Matthew Feinberg, Dawn C. Parker, Nicholas A. Christakis, Philip E. Tetlock, and William A. Cunningham. 2023.</w:t>
+      </w:r>
+      <w:r>
+        <w:t xml:space="preserve"> </w:t>
+      </w:r>
+      <w:r>
+        <w:t xml:space="preserve">AI</w:t>
+      </w:r>
+      <w:r>
+        <w:t xml:space="preserve"> </w:t>
+      </w:r>
+      <w:r>
+        <w:t xml:space="preserve">and the Transformation of Social Science Research.</w:t>
       </w:r>
       <w:r>
         <w:t xml:space="preserve"> </w:t>
@@ -5488,37 +6012,37 @@
           <w:iCs/>
           <w:i/>
         </w:rPr>
-        <w:t xml:space="preserve">ACM Transactions on Software Engineering and Methodology</w:t>
-      </w:r>
-      <w:r>
-        <w:t xml:space="preserve"> </w:t>
-      </w:r>
-      <w:r>
-        <w:t xml:space="preserve">35(10):1–37.</w:t>
-      </w:r>
-      <w:r>
-        <w:t xml:space="preserve"> </w:t>
-      </w:r>
-      <w:hyperlink r:id="rId80">
-        <w:r>
-          <w:rPr>
-            <w:rStyle w:val="Hyperlink"/>
-          </w:rPr>
-          <w:t xml:space="preserve">https://doi.org/10.1145/3796519</w:t>
+        <w:t xml:space="preserve">Science</w:t>
+      </w:r>
+      <w:r>
+        <w:t xml:space="preserve"> </w:t>
+      </w:r>
+      <w:r>
+        <w:t xml:space="preserve">380(6650):1108–1109.</w:t>
+      </w:r>
+      <w:r>
+        <w:t xml:space="preserve"> </w:t>
+      </w:r>
+      <w:hyperlink r:id="rId88">
+        <w:r>
+          <w:rPr>
+            <w:rStyle w:val="Hyperlink"/>
+          </w:rPr>
+          <w:t xml:space="preserve">https://doi.org/10.1126/science.adi1778</w:t>
         </w:r>
       </w:hyperlink>
       <w:r>
         <w:t xml:space="preserve">.</w:t>
       </w:r>
     </w:p>
-    <w:bookmarkEnd w:id="81"/>
-    <w:bookmarkStart w:id="83" w:name="ref-Jansen2025"/>
+    <w:bookmarkEnd w:id="89"/>
+    <w:bookmarkStart w:id="91" w:name="ref-Haase2026"/>
     <w:p>
       <w:pPr>
         <w:pStyle w:val="Bibliography"/>
       </w:pPr>
       <w:r>
-        <w:t xml:space="preserve">Jansen, Jacqueline A., Artür Manukyan, Nour Al Khoury, and Altuna Akalin. 2025. Leveraging Large Language Models for Data Analysis Automation.</w:t>
+        <w:t xml:space="preserve">Haase, Jennifer, and Sebastian Pokutta. 2026. Beyond Static Responses: Multi-Agent LLM Systems as a New Paradigm for Social Science Research.</w:t>
       </w:r>
       <w:r>
         <w:t xml:space="preserve"> </w:t>
@@ -5528,37 +6052,46 @@
           <w:iCs/>
           <w:i/>
         </w:rPr>
-        <w:t xml:space="preserve">PLOS ONE</w:t>
-      </w:r>
-      <w:r>
-        <w:t xml:space="preserve"> </w:t>
-      </w:r>
-      <w:r>
-        <w:t xml:space="preserve">20(2):e0317084.</w:t>
-      </w:r>
-      <w:r>
-        <w:t xml:space="preserve"> </w:t>
-      </w:r>
-      <w:hyperlink r:id="rId82">
-        <w:r>
-          <w:rPr>
-            <w:rStyle w:val="Hyperlink"/>
-          </w:rPr>
-          <w:t xml:space="preserve">https://doi.org/10.1371/journal.pone.0317084</w:t>
+        <w:t xml:space="preserve">Humanities and Social Sciences Communications</w:t>
+      </w:r>
+      <w:r>
+        <w:t xml:space="preserve"> </w:t>
+      </w:r>
+      <w:r>
+        <w:t xml:space="preserve">13:1490.</w:t>
+      </w:r>
+      <w:r>
+        <w:t xml:space="preserve"> </w:t>
+      </w:r>
+      <w:hyperlink r:id="rId90">
+        <w:r>
+          <w:rPr>
+            <w:rStyle w:val="Hyperlink"/>
+          </w:rPr>
+          <w:t xml:space="preserve">https://doi.org/10.1057/s41599-026-08832-2</w:t>
         </w:r>
       </w:hyperlink>
       <w:r>
         <w:t xml:space="preserve">.</w:t>
       </w:r>
     </w:p>
-    <w:bookmarkEnd w:id="83"/>
-    <w:bookmarkStart w:id="85" w:name="ref-JohnsonEberl2026"/>
+    <w:bookmarkEnd w:id="91"/>
+    <w:bookmarkStart w:id="93" w:name="ref-Hao2025"/>
     <w:p>
       <w:pPr>
         <w:pStyle w:val="Bibliography"/>
       </w:pPr>
       <w:r>
-        <w:t xml:space="preserve">Johnson, Phyllis S., and Markus Eberl. 2026. Ethical and Environmental Considerations for the Application of Artificial Intelligence in Archaeological Research.</w:t>
+        <w:t xml:space="preserve">Hao, Xinyue, Emrah Demir, and Daniel Eyers. 2025. Beyond</w:t>
+      </w:r>
+      <w:r>
+        <w:t xml:space="preserve"> </w:t>
+      </w:r>
+      <w:r>
+        <w:t xml:space="preserve">Human-in-the-Loop</w:t>
+      </w:r>
+      <w:r>
+        <w:t xml:space="preserve">: Sensemaking Between Artificial Intelligence and Human Intelligence Collaboration.</w:t>
       </w:r>
       <w:r>
         <w:t xml:space="preserve"> </w:t>
@@ -5568,71 +6101,47 @@
           <w:iCs/>
           <w:i/>
         </w:rPr>
-        <w:t xml:space="preserve">Human Organization</w:t>
-      </w:r>
-      <w:r>
-        <w:t xml:space="preserve"> </w:t>
-      </w:r>
-      <w:r>
-        <w:t xml:space="preserve">85(3):333–346.</w:t>
-      </w:r>
-      <w:r>
-        <w:t xml:space="preserve"> </w:t>
-      </w:r>
-      <w:hyperlink r:id="rId84">
-        <w:r>
-          <w:rPr>
-            <w:rStyle w:val="Hyperlink"/>
-          </w:rPr>
-          <w:t xml:space="preserve">https://doi.org/10.1080/00187259.2026.2714301</w:t>
+        <w:t xml:space="preserve">Sustainable Futures</w:t>
+      </w:r>
+      <w:r>
+        <w:t xml:space="preserve"> </w:t>
+      </w:r>
+      <w:r>
+        <w:t xml:space="preserve">10:101152.</w:t>
+      </w:r>
+      <w:r>
+        <w:t xml:space="preserve"> </w:t>
+      </w:r>
+      <w:hyperlink r:id="rId92">
+        <w:r>
+          <w:rPr>
+            <w:rStyle w:val="Hyperlink"/>
+          </w:rPr>
+          <w:t xml:space="preserve">https://doi.org/10.1016/j.sftr.2025.101152</w:t>
         </w:r>
       </w:hyperlink>
       <w:r>
         <w:t xml:space="preserve">.</w:t>
       </w:r>
     </w:p>
-    <w:bookmarkEnd w:id="85"/>
-    <w:bookmarkStart w:id="87" w:name="ref-Jonker2024"/>
+    <w:bookmarkEnd w:id="93"/>
+    <w:bookmarkStart w:id="95" w:name="ref-Hariri2025"/>
     <w:p>
       <w:pPr>
         <w:pStyle w:val="Bibliography"/>
       </w:pPr>
       <w:r>
-        <w:t xml:space="preserve">Jonker, Catholijn M., Luciano Cavalcante Siebert, and Pradeep K. Murukannaiah. 2024.</w:t>
-      </w:r>
-      <w:r>
-        <w:t xml:space="preserve"> </w:t>
-      </w:r>
-      <w:hyperlink r:id="rId86">
-        <w:r>
-          <w:rPr>
-            <w:rStyle w:val="Hyperlink"/>
-          </w:rPr>
-          <w:t xml:space="preserve">Reflective Hybrid Intelligence for Meaningful</w:t>
-        </w:r>
-        <w:r>
-          <w:rPr>
-            <w:rStyle w:val="Hyperlink"/>
-          </w:rPr>
-          <w:t xml:space="preserve"> </w:t>
-        </w:r>
-        <w:r>
-          <w:rPr>
-            <w:rStyle w:val="Hyperlink"/>
-          </w:rPr>
-          <w:t xml:space="preserve">Human Control</w:t>
-        </w:r>
-        <w:r>
-          <w:rPr>
-            <w:rStyle w:val="Hyperlink"/>
-          </w:rPr>
-          <w:t xml:space="preserve"> </w:t>
-        </w:r>
-        <w:r>
-          <w:rPr>
-            <w:rStyle w:val="Hyperlink"/>
-          </w:rPr>
-          <w:t xml:space="preserve">in Decision-Support Systems</w:t>
+        <w:t xml:space="preserve">Hariri, Ali, Stéphane Jean, and Mickaël Baron. 2025.</w:t>
+      </w:r>
+      <w:r>
+        <w:t xml:space="preserve"> </w:t>
+      </w:r>
+      <w:hyperlink r:id="rId94">
+        <w:r>
+          <w:rPr>
+            <w:rStyle w:val="Hyperlink"/>
+          </w:rPr>
+          <w:t xml:space="preserve">Towards Automating RDF Extraction for Archaeological Knowledge Graphs with LLMs</w:t>
         </w:r>
       </w:hyperlink>
       <w:r>
@@ -5646,32 +6155,29 @@
           <w:iCs/>
           <w:i/>
         </w:rPr>
-        <w:t xml:space="preserve">Research Handbook on Meaningful Human Control of Artificial Intelligence Systems</w:t>
-      </w:r>
-      <w:r>
-        <w:t xml:space="preserve">, pp. 188–204. Edward Elgar Publishing.</w:t>
-      </w:r>
-    </w:p>
-    <w:bookmarkEnd w:id="87"/>
-    <w:bookmarkStart w:id="89" w:name="ref-Kansa2026"/>
+        <w:t xml:space="preserve">Database and Expert Systems Applications</w:t>
+      </w:r>
+      <w:r>
+        <w:t xml:space="preserve">, pp. 83–97. Lecture Notes in Computer Science. Springer Nature Switzerland.</w:t>
+      </w:r>
+    </w:p>
+    <w:bookmarkEnd w:id="95"/>
+    <w:bookmarkStart w:id="97" w:name="ref-Hou2025"/>
     <w:p>
       <w:pPr>
         <w:pStyle w:val="Bibliography"/>
       </w:pPr>
       <w:r>
-        <w:t xml:space="preserve">Kansa, Eric. 2026. Archaeology in the</w:t>
-      </w:r>
-      <w:r>
-        <w:t xml:space="preserve"> </w:t>
-      </w:r>
-      <w:r>
-        <w:t xml:space="preserve">AI</w:t>
-      </w:r>
-      <w:r>
-        <w:t xml:space="preserve"> </w:t>
-      </w:r>
-      <w:r>
-        <w:t xml:space="preserve">Era: Demystifying Powerful and Problematic Systems Shaping the Future of the Past.</w:t>
+        <w:t xml:space="preserve">Hou, Xinyi, Yanjie Zhao, Shenao Wang, and Haoyu Wang. 2026.</w:t>
+      </w:r>
+      <w:r>
+        <w:t xml:space="preserve"> </w:t>
+      </w:r>
+      <w:r>
+        <w:t xml:space="preserve">Model Context Protocol (MCP)</w:t>
+      </w:r>
+      <w:r>
+        <w:t xml:space="preserve">: Landscape, Security Threats, and Future Research Directions.</w:t>
       </w:r>
       <w:r>
         <w:t xml:space="preserve"> </w:t>
@@ -5681,34 +6187,37 @@
           <w:iCs/>
           <w:i/>
         </w:rPr>
-        <w:t xml:space="preserve">Internet Archaeology</w:t>
-      </w:r>
-      <w:r>
-        <w:t xml:space="preserve">(71).</w:t>
-      </w:r>
-      <w:r>
-        <w:t xml:space="preserve"> </w:t>
-      </w:r>
-      <w:hyperlink r:id="rId88">
-        <w:r>
-          <w:rPr>
-            <w:rStyle w:val="Hyperlink"/>
-          </w:rPr>
-          <w:t xml:space="preserve">https://doi.org/10.11141/ia.71.15</w:t>
+        <w:t xml:space="preserve">ACM Transactions on Software Engineering and Methodology</w:t>
+      </w:r>
+      <w:r>
+        <w:t xml:space="preserve"> </w:t>
+      </w:r>
+      <w:r>
+        <w:t xml:space="preserve">35(10):1–37.</w:t>
+      </w:r>
+      <w:r>
+        <w:t xml:space="preserve"> </w:t>
+      </w:r>
+      <w:hyperlink r:id="rId96">
+        <w:r>
+          <w:rPr>
+            <w:rStyle w:val="Hyperlink"/>
+          </w:rPr>
+          <w:t xml:space="preserve">https://doi.org/10.1145/3796519</w:t>
         </w:r>
       </w:hyperlink>
       <w:r>
         <w:t xml:space="preserve">.</w:t>
       </w:r>
     </w:p>
-    <w:bookmarkEnd w:id="89"/>
-    <w:bookmarkStart w:id="91" w:name="ref-Korinek2023"/>
+    <w:bookmarkEnd w:id="97"/>
+    <w:bookmarkStart w:id="99" w:name="ref-Jansen2025"/>
     <w:p>
       <w:pPr>
         <w:pStyle w:val="Bibliography"/>
       </w:pPr>
       <w:r>
-        <w:t xml:space="preserve">Korinek, Anton. 2023. Generative AI for Economic Research: Use Cases and Implications for Economists.</w:t>
+        <w:t xml:space="preserve">Jansen, Jacqueline A., Artür Manukyan, Nour Al Khoury, and Altuna Akalin. 2025. Leveraging Large Language Models for Data Analysis Automation.</w:t>
       </w:r>
       <w:r>
         <w:t xml:space="preserve"> </w:t>
@@ -5718,6 +6227,242 @@
           <w:iCs/>
           <w:i/>
         </w:rPr>
+        <w:t xml:space="preserve">PLOS ONE</w:t>
+      </w:r>
+      <w:r>
+        <w:t xml:space="preserve"> </w:t>
+      </w:r>
+      <w:r>
+        <w:t xml:space="preserve">20(2):e0317084.</w:t>
+      </w:r>
+      <w:r>
+        <w:t xml:space="preserve"> </w:t>
+      </w:r>
+      <w:hyperlink r:id="rId98">
+        <w:r>
+          <w:rPr>
+            <w:rStyle w:val="Hyperlink"/>
+          </w:rPr>
+          <w:t xml:space="preserve">https://doi.org/10.1371/journal.pone.0317084</w:t>
+        </w:r>
+      </w:hyperlink>
+      <w:r>
+        <w:t xml:space="preserve">.</w:t>
+      </w:r>
+    </w:p>
+    <w:bookmarkEnd w:id="99"/>
+    <w:bookmarkStart w:id="101" w:name="ref-JohnsonEberl2026"/>
+    <w:p>
+      <w:pPr>
+        <w:pStyle w:val="Bibliography"/>
+      </w:pPr>
+      <w:r>
+        <w:t xml:space="preserve">Johnson, Phyllis S., and Markus Eberl. 2026. Ethical and Environmental Considerations for the Application of Artificial Intelligence in Archaeological Research.</w:t>
+      </w:r>
+      <w:r>
+        <w:t xml:space="preserve"> </w:t>
+      </w:r>
+      <w:r>
+        <w:rPr>
+          <w:iCs/>
+          <w:i/>
+        </w:rPr>
+        <w:t xml:space="preserve">Human Organization</w:t>
+      </w:r>
+      <w:r>
+        <w:t xml:space="preserve"> </w:t>
+      </w:r>
+      <w:r>
+        <w:t xml:space="preserve">85(3):333–346.</w:t>
+      </w:r>
+      <w:r>
+        <w:t xml:space="preserve"> </w:t>
+      </w:r>
+      <w:hyperlink r:id="rId100">
+        <w:r>
+          <w:rPr>
+            <w:rStyle w:val="Hyperlink"/>
+          </w:rPr>
+          <w:t xml:space="preserve">https://doi.org/10.1080/00187259.2026.2714301</w:t>
+        </w:r>
+      </w:hyperlink>
+      <w:r>
+        <w:t xml:space="preserve">.</w:t>
+      </w:r>
+    </w:p>
+    <w:bookmarkEnd w:id="101"/>
+    <w:bookmarkStart w:id="103" w:name="ref-Jonker2024"/>
+    <w:p>
+      <w:pPr>
+        <w:pStyle w:val="Bibliography"/>
+      </w:pPr>
+      <w:r>
+        <w:t xml:space="preserve">Jonker, Catholijn M., Luciano Cavalcante Siebert, and Pradeep K. Murukannaiah. 2024.</w:t>
+      </w:r>
+      <w:r>
+        <w:t xml:space="preserve"> </w:t>
+      </w:r>
+      <w:hyperlink r:id="rId102">
+        <w:r>
+          <w:rPr>
+            <w:rStyle w:val="Hyperlink"/>
+          </w:rPr>
+          <w:t xml:space="preserve">Reflective Hybrid Intelligence for Meaningful</w:t>
+        </w:r>
+        <w:r>
+          <w:rPr>
+            <w:rStyle w:val="Hyperlink"/>
+          </w:rPr>
+          <w:t xml:space="preserve"> </w:t>
+        </w:r>
+        <w:r>
+          <w:rPr>
+            <w:rStyle w:val="Hyperlink"/>
+          </w:rPr>
+          <w:t xml:space="preserve">Human Control</w:t>
+        </w:r>
+        <w:r>
+          <w:rPr>
+            <w:rStyle w:val="Hyperlink"/>
+          </w:rPr>
+          <w:t xml:space="preserve"> </w:t>
+        </w:r>
+        <w:r>
+          <w:rPr>
+            <w:rStyle w:val="Hyperlink"/>
+          </w:rPr>
+          <w:t xml:space="preserve">in Decision-Support Systems</w:t>
+        </w:r>
+      </w:hyperlink>
+      <w:r>
+        <w:t xml:space="preserve">. In</w:t>
+      </w:r>
+      <w:r>
+        <w:t xml:space="preserve"> </w:t>
+      </w:r>
+      <w:r>
+        <w:rPr>
+          <w:iCs/>
+          <w:i/>
+        </w:rPr>
+        <w:t xml:space="preserve">Research Handbook on Meaningful Human Control of Artificial Intelligence Systems</w:t>
+      </w:r>
+      <w:r>
+        <w:t xml:space="preserve">, pp. 188–204. Edward Elgar Publishing.</w:t>
+      </w:r>
+    </w:p>
+    <w:bookmarkEnd w:id="103"/>
+    <w:bookmarkStart w:id="105" w:name="ref-Kansa2026"/>
+    <w:p>
+      <w:pPr>
+        <w:pStyle w:val="Bibliography"/>
+      </w:pPr>
+      <w:r>
+        <w:t xml:space="preserve">Kansa, Eric. 2026. Archaeology in the</w:t>
+      </w:r>
+      <w:r>
+        <w:t xml:space="preserve"> </w:t>
+      </w:r>
+      <w:r>
+        <w:t xml:space="preserve">AI</w:t>
+      </w:r>
+      <w:r>
+        <w:t xml:space="preserve"> </w:t>
+      </w:r>
+      <w:r>
+        <w:t xml:space="preserve">Era: Demystifying Powerful and Problematic Systems Shaping the Future of the Past.</w:t>
+      </w:r>
+      <w:r>
+        <w:t xml:space="preserve"> </w:t>
+      </w:r>
+      <w:r>
+        <w:rPr>
+          <w:iCs/>
+          <w:i/>
+        </w:rPr>
+        <w:t xml:space="preserve">Internet Archaeology</w:t>
+      </w:r>
+      <w:r>
+        <w:t xml:space="preserve">(71).</w:t>
+      </w:r>
+      <w:r>
+        <w:t xml:space="preserve"> </w:t>
+      </w:r>
+      <w:hyperlink r:id="rId104">
+        <w:r>
+          <w:rPr>
+            <w:rStyle w:val="Hyperlink"/>
+          </w:rPr>
+          <w:t xml:space="preserve">https://doi.org/10.11141/ia.71.15</w:t>
+        </w:r>
+      </w:hyperlink>
+      <w:r>
+        <w:t xml:space="preserve">.</w:t>
+      </w:r>
+    </w:p>
+    <w:bookmarkEnd w:id="105"/>
+    <w:bookmarkStart w:id="107" w:name="ref-Kim2026Power"/>
+    <w:p>
+      <w:pPr>
+        <w:pStyle w:val="Bibliography"/>
+      </w:pPr>
+      <w:r>
+        <w:t xml:space="preserve">Kim, Hajung, Jia Qi, Zhe Feng, Xiaoya Zhang, Yuting Han, Jinbo He, and Feng Ji. 2026. Can Large Language Models (</w:t>
+      </w:r>
+      <w:r>
+        <w:t xml:space="preserve">LLMs</w:t>
+      </w:r>
+      <w:r>
+        <w:t xml:space="preserve">) Be Trusted for Power Analysis? An Empirical Evaluation.</w:t>
+      </w:r>
+      <w:r>
+        <w:t xml:space="preserve"> </w:t>
+      </w:r>
+      <w:r>
+        <w:rPr>
+          <w:iCs/>
+          <w:i/>
+        </w:rPr>
+        <w:t xml:space="preserve">Journal of Behavioral Data Science</w:t>
+      </w:r>
+      <w:r>
+        <w:t xml:space="preserve"> </w:t>
+      </w:r>
+      <w:r>
+        <w:t xml:space="preserve">6(2):1–42.</w:t>
+      </w:r>
+      <w:r>
+        <w:t xml:space="preserve"> </w:t>
+      </w:r>
+      <w:hyperlink r:id="rId106">
+        <w:r>
+          <w:rPr>
+            <w:rStyle w:val="Hyperlink"/>
+          </w:rPr>
+          <w:t xml:space="preserve">https://doi.org/10.35566/jbds/jikim</w:t>
+        </w:r>
+      </w:hyperlink>
+      <w:r>
+        <w:t xml:space="preserve">.</w:t>
+      </w:r>
+    </w:p>
+    <w:bookmarkEnd w:id="107"/>
+    <w:bookmarkStart w:id="109" w:name="ref-Korinek2023"/>
+    <w:p>
+      <w:pPr>
+        <w:pStyle w:val="Bibliography"/>
+      </w:pPr>
+      <w:r>
+        <w:t xml:space="preserve">Korinek, Anton. 2023. Generative AI for Economic Research: Use Cases and Implications for Economists.</w:t>
+      </w:r>
+      <w:r>
+        <w:t xml:space="preserve"> </w:t>
+      </w:r>
+      <w:r>
+        <w:rPr>
+          <w:iCs/>
+          <w:i/>
+        </w:rPr>
         <w:t xml:space="preserve">Journal of Economic Literature</w:t>
       </w:r>
       <w:r>
@@ -5729,7 +6474,7 @@
       <w:r>
         <w:t xml:space="preserve"> </w:t>
       </w:r>
-      <w:hyperlink r:id="rId90">
+      <w:hyperlink r:id="rId108">
         <w:r>
           <w:rPr>
             <w:rStyle w:val="Hyperlink"/>
@@ -5741,8 +6486,8 @@
         <w:t xml:space="preserve">.</w:t>
       </w:r>
     </w:p>
-    <w:bookmarkEnd w:id="91"/>
-    <w:bookmarkStart w:id="93" w:name="ref-Korinek2025"/>
+    <w:bookmarkEnd w:id="109"/>
+    <w:bookmarkStart w:id="111" w:name="ref-Korinek2025"/>
     <w:p>
       <w:pPr>
         <w:pStyle w:val="Bibliography"/>
@@ -5753,7 +6498,7 @@
       <w:r>
         <w:t xml:space="preserve"> </w:t>
       </w:r>
-      <w:hyperlink r:id="rId92">
+      <w:hyperlink r:id="rId110">
         <w:r>
           <w:rPr>
             <w:rStyle w:val="Hyperlink"/>
@@ -5783,8 +6528,8 @@
         <w:t xml:space="preserve">. National Bureau of Economic Research.</w:t>
       </w:r>
     </w:p>
-    <w:bookmarkEnd w:id="93"/>
-    <w:bookmarkStart w:id="95" w:name="ref-Moorthy2026"/>
+    <w:bookmarkEnd w:id="111"/>
+    <w:bookmarkStart w:id="113" w:name="ref-Moorthy2026"/>
     <w:p>
       <w:pPr>
         <w:pStyle w:val="Bibliography"/>
@@ -5829,7 +6574,7 @@
       <w:r>
         <w:t xml:space="preserve"> </w:t>
       </w:r>
-      <w:hyperlink r:id="rId94">
+      <w:hyperlink r:id="rId112">
         <w:r>
           <w:rPr>
             <w:rStyle w:val="Hyperlink"/>
@@ -5841,8 +6586,8 @@
         <w:t xml:space="preserve">.</w:t>
       </w:r>
     </w:p>
-    <w:bookmarkEnd w:id="95"/>
-    <w:bookmarkStart w:id="97" w:name="ref-Laban2025"/>
+    <w:bookmarkEnd w:id="113"/>
+    <w:bookmarkStart w:id="115" w:name="ref-Laban2025"/>
     <w:p>
       <w:pPr>
         <w:pStyle w:val="Bibliography"/>
@@ -5878,7 +6623,7 @@
       <w:r>
         <w:t xml:space="preserve"> </w:t>
       </w:r>
-      <w:hyperlink r:id="rId96">
+      <w:hyperlink r:id="rId114">
         <w:r>
           <w:rPr>
             <w:rStyle w:val="Hyperlink"/>
@@ -5890,8 +6635,8 @@
         <w:t xml:space="preserve">.</w:t>
       </w:r>
     </w:p>
-    <w:bookmarkEnd w:id="97"/>
-    <w:bookmarkStart w:id="99" w:name="ref-Leung2023"/>
+    <w:bookmarkEnd w:id="115"/>
+    <w:bookmarkStart w:id="117" w:name="ref-Leung2023"/>
     <w:p>
       <w:pPr>
         <w:pStyle w:val="Bibliography"/>
@@ -5918,7 +6663,7 @@
       <w:r>
         <w:t xml:space="preserve"> </w:t>
       </w:r>
-      <w:hyperlink r:id="rId98">
+      <w:hyperlink r:id="rId116">
         <w:r>
           <w:rPr>
             <w:rStyle w:val="Hyperlink"/>
@@ -5930,14 +6675,14 @@
         <w:t xml:space="preserve">.</w:t>
       </w:r>
     </w:p>
-    <w:bookmarkEnd w:id="99"/>
-    <w:bookmarkStart w:id="101" w:name="ref-Lu2026"/>
+    <w:bookmarkEnd w:id="117"/>
+    <w:bookmarkStart w:id="119" w:name="ref-Longkumer2025Generative"/>
     <w:p>
       <w:pPr>
         <w:pStyle w:val="Bibliography"/>
       </w:pPr>
       <w:r>
-        <w:t xml:space="preserve">Lu, Chris, Cong Lu, Robert Tjarko Lange, Yutaro Yamada, Shengran Hu, Jakob Foerster, David Ha, and Jeff Clune. 2026. Towards End-to-End Automation of</w:t>
+        <w:t xml:space="preserve">Longkumer, Tiatemsu. 2025. Generative</w:t>
       </w:r>
       <w:r>
         <w:t xml:space="preserve"> </w:t>
@@ -5949,7 +6694,55 @@
         <w:t xml:space="preserve"> </w:t>
       </w:r>
       <w:r>
-        <w:t xml:space="preserve">Research.</w:t>
+        <w:t xml:space="preserve">in</w:t>
+      </w:r>
+      <w:r>
+        <w:t xml:space="preserve"> </w:t>
+      </w:r>
+      <w:r>
+        <w:t xml:space="preserve">Anthropology</w:t>
+      </w:r>
+      <w:r>
+        <w:t xml:space="preserve">: Redefining</w:t>
+      </w:r>
+      <w:r>
+        <w:t xml:space="preserve"> </w:t>
+      </w:r>
+      <w:r>
+        <w:t xml:space="preserve">Fieldwork</w:t>
+      </w:r>
+      <w:r>
+        <w:t xml:space="preserve">,</w:t>
+      </w:r>
+      <w:r>
+        <w:t xml:space="preserve"> </w:t>
+      </w:r>
+      <w:r>
+        <w:t xml:space="preserve">Textualisation</w:t>
+      </w:r>
+      <w:r>
+        <w:t xml:space="preserve">, and</w:t>
+      </w:r>
+      <w:r>
+        <w:t xml:space="preserve"> </w:t>
+      </w:r>
+      <w:r>
+        <w:t xml:space="preserve">Collaborative</w:t>
+      </w:r>
+      <w:r>
+        <w:t xml:space="preserve"> </w:t>
+      </w:r>
+      <w:r>
+        <w:t xml:space="preserve">Knowledge</w:t>
+      </w:r>
+      <w:r>
+        <w:t xml:space="preserve"> </w:t>
+      </w:r>
+      <w:r>
+        <w:t xml:space="preserve">Production</w:t>
+      </w:r>
+      <w:r>
+        <w:t xml:space="preserve">.</w:t>
       </w:r>
       <w:r>
         <w:t xml:space="preserve"> </w:t>
@@ -5959,37 +6752,49 @@
           <w:iCs/>
           <w:i/>
         </w:rPr>
-        <w:t xml:space="preserve">Nature</w:t>
-      </w:r>
-      <w:r>
-        <w:t xml:space="preserve"> </w:t>
-      </w:r>
-      <w:r>
-        <w:t xml:space="preserve">651:914–919.</w:t>
-      </w:r>
-      <w:r>
-        <w:t xml:space="preserve"> </w:t>
-      </w:r>
-      <w:hyperlink r:id="rId100">
-        <w:r>
-          <w:rPr>
-            <w:rStyle w:val="Hyperlink"/>
-          </w:rPr>
-          <w:t xml:space="preserve">https://doi.org/10.1038/s41586-026-10265-5</w:t>
+        <w:t xml:space="preserve">Teaching Anthropology</w:t>
+      </w:r>
+      <w:r>
+        <w:t xml:space="preserve"> </w:t>
+      </w:r>
+      <w:r>
+        <w:t xml:space="preserve">14(2):118–130.</w:t>
+      </w:r>
+      <w:r>
+        <w:t xml:space="preserve"> </w:t>
+      </w:r>
+      <w:hyperlink r:id="rId118">
+        <w:r>
+          <w:rPr>
+            <w:rStyle w:val="Hyperlink"/>
+          </w:rPr>
+          <w:t xml:space="preserve">https://doi.org/10.22582/ta.v14i2.778</w:t>
         </w:r>
       </w:hyperlink>
       <w:r>
         <w:t xml:space="preserve">.</w:t>
       </w:r>
     </w:p>
-    <w:bookmarkEnd w:id="101"/>
-    <w:bookmarkStart w:id="103" w:name="ref-Marwick2017"/>
+    <w:bookmarkEnd w:id="119"/>
+    <w:bookmarkStart w:id="121" w:name="ref-Lu2026"/>
     <w:p>
       <w:pPr>
         <w:pStyle w:val="Bibliography"/>
       </w:pPr>
       <w:r>
-        <w:t xml:space="preserve">Marwick, Ben. 2017. Computational Reproducibility in Archaeological Research: Basic Principles and a Case Study of Their Implementation.</w:t>
+        <w:t xml:space="preserve">Lu, Chris, Cong Lu, Robert Tjarko Lange, Yutaro Yamada, Shengran Hu, Jakob Foerster, David Ha, and Jeff Clune. 2026. Towards End-to-End Automation of</w:t>
+      </w:r>
+      <w:r>
+        <w:t xml:space="preserve"> </w:t>
+      </w:r>
+      <w:r>
+        <w:t xml:space="preserve">AI</w:t>
+      </w:r>
+      <w:r>
+        <w:t xml:space="preserve"> </w:t>
+      </w:r>
+      <w:r>
+        <w:t xml:space="preserve">Research.</w:t>
       </w:r>
       <w:r>
         <w:t xml:space="preserve"> </w:t>
@@ -5999,37 +6804,37 @@
           <w:iCs/>
           <w:i/>
         </w:rPr>
-        <w:t xml:space="preserve">Journal of Archaeological Method and Theory</w:t>
-      </w:r>
-      <w:r>
-        <w:t xml:space="preserve"> </w:t>
-      </w:r>
-      <w:r>
-        <w:t xml:space="preserve">24(2):424–450.</w:t>
-      </w:r>
-      <w:r>
-        <w:t xml:space="preserve"> </w:t>
-      </w:r>
-      <w:hyperlink r:id="rId102">
-        <w:r>
-          <w:rPr>
-            <w:rStyle w:val="Hyperlink"/>
-          </w:rPr>
-          <w:t xml:space="preserve">https://doi.org/10.1007/s10816-015-9272-9</w:t>
+        <w:t xml:space="preserve">Nature</w:t>
+      </w:r>
+      <w:r>
+        <w:t xml:space="preserve"> </w:t>
+      </w:r>
+      <w:r>
+        <w:t xml:space="preserve">651:914–919.</w:t>
+      </w:r>
+      <w:r>
+        <w:t xml:space="preserve"> </w:t>
+      </w:r>
+      <w:hyperlink r:id="rId120">
+        <w:r>
+          <w:rPr>
+            <w:rStyle w:val="Hyperlink"/>
+          </w:rPr>
+          <w:t xml:space="preserve">https://doi.org/10.1038/s41586-026-10265-5</w:t>
         </w:r>
       </w:hyperlink>
       <w:r>
         <w:t xml:space="preserve">.</w:t>
       </w:r>
     </w:p>
-    <w:bookmarkEnd w:id="103"/>
-    <w:bookmarkStart w:id="105" w:name="ref-Messeri2024"/>
+    <w:bookmarkEnd w:id="121"/>
+    <w:bookmarkStart w:id="123" w:name="ref-Marwick2017"/>
     <w:p>
       <w:pPr>
         <w:pStyle w:val="Bibliography"/>
       </w:pPr>
       <w:r>
-        <w:t xml:space="preserve">Messeri, Lisa, and M. J. Crockett. 2024. Artificial Intelligence and Illusions of Understanding in Scientific Research.</w:t>
+        <w:t xml:space="preserve">Marwick, Ben. 2017. Computational Reproducibility in Archaeological Research: Basic Principles and a Case Study of Their Implementation.</w:t>
       </w:r>
       <w:r>
         <w:t xml:space="preserve"> </w:t>
@@ -6039,6 +6844,46 @@
           <w:iCs/>
           <w:i/>
         </w:rPr>
+        <w:t xml:space="preserve">Journal of Archaeological Method and Theory</w:t>
+      </w:r>
+      <w:r>
+        <w:t xml:space="preserve"> </w:t>
+      </w:r>
+      <w:r>
+        <w:t xml:space="preserve">24(2):424–450.</w:t>
+      </w:r>
+      <w:r>
+        <w:t xml:space="preserve"> </w:t>
+      </w:r>
+      <w:hyperlink r:id="rId122">
+        <w:r>
+          <w:rPr>
+            <w:rStyle w:val="Hyperlink"/>
+          </w:rPr>
+          <w:t xml:space="preserve">https://doi.org/10.1007/s10816-015-9272-9</w:t>
+        </w:r>
+      </w:hyperlink>
+      <w:r>
+        <w:t xml:space="preserve">.</w:t>
+      </w:r>
+    </w:p>
+    <w:bookmarkEnd w:id="123"/>
+    <w:bookmarkStart w:id="125" w:name="ref-Messeri2024"/>
+    <w:p>
+      <w:pPr>
+        <w:pStyle w:val="Bibliography"/>
+      </w:pPr>
+      <w:r>
+        <w:t xml:space="preserve">Messeri, Lisa, and M. J. Crockett. 2024. Artificial Intelligence and Illusions of Understanding in Scientific Research.</w:t>
+      </w:r>
+      <w:r>
+        <w:t xml:space="preserve"> </w:t>
+      </w:r>
+      <w:r>
+        <w:rPr>
+          <w:iCs/>
+          <w:i/>
+        </w:rPr>
         <w:t xml:space="preserve">Nature</w:t>
       </w:r>
       <w:r>
@@ -6050,7 +6895,7 @@
       <w:r>
         <w:t xml:space="preserve"> </w:t>
       </w:r>
-      <w:hyperlink r:id="rId104">
+      <w:hyperlink r:id="rId124">
         <w:r>
           <w:rPr>
             <w:rStyle w:val="Hyperlink"/>
@@ -6062,19 +6907,56 @@
         <w:t xml:space="preserve">.</w:t>
       </w:r>
     </w:p>
-    <w:bookmarkEnd w:id="105"/>
-    <w:bookmarkStart w:id="107" w:name="ref-Monakhov2026"/>
+    <w:bookmarkEnd w:id="125"/>
+    <w:bookmarkStart w:id="127" w:name="ref-Miao2026"/>
     <w:p>
       <w:pPr>
         <w:pStyle w:val="Bibliography"/>
       </w:pPr>
       <w:r>
+        <w:t xml:space="preserve">Miao, Jiacheng, Jonathan K. Pritchard, and James Zou. 2026. The Agentic Garden of Forking Paths.</w:t>
+      </w:r>
+      <w:r>
+        <w:t xml:space="preserve"> </w:t>
+      </w:r>
+      <w:r>
+        <w:rPr>
+          <w:iCs/>
+          <w:i/>
+        </w:rPr>
+        <w:t xml:space="preserve">arXiv Preprint arXiv:2607.01507</w:t>
+      </w:r>
+      <w:r>
+        <w:t xml:space="preserve">.</w:t>
+      </w:r>
+      <w:r>
+        <w:t xml:space="preserve"> </w:t>
+      </w:r>
+      <w:hyperlink r:id="rId126">
+        <w:r>
+          <w:rPr>
+            <w:rStyle w:val="Hyperlink"/>
+          </w:rPr>
+          <w:t xml:space="preserve">https://doi.org/10.48550/arXiv.2607.01507</w:t>
+        </w:r>
+      </w:hyperlink>
+      <w:r>
+        <w:t xml:space="preserve">.</w:t>
+      </w:r>
+    </w:p>
+    <w:bookmarkEnd w:id="127"/>
+    <w:bookmarkStart w:id="129" w:name="ref-Monakhov2026"/>
+    <w:p>
+      <w:pPr>
+        <w:pStyle w:val="Bibliography"/>
+      </w:pPr>
+      <w:r>
         <w:t xml:space="preserve">Monakhov, Alexander Yu. 2026.</w:t>
       </w:r>
       <w:r>
         <w:t xml:space="preserve"> </w:t>
       </w:r>
-      <w:hyperlink r:id="rId106">
+      <w:hyperlink r:id="rId128">
         <w:r>
           <w:rPr>
             <w:rStyle w:val="Hyperlink"/>
@@ -6110,8 +6992,8 @@
         <w:t xml:space="preserve">. Elsevier BV.</w:t>
       </w:r>
     </w:p>
-    <w:bookmarkEnd w:id="107"/>
-    <w:bookmarkStart w:id="109" w:name="ref-NationalAcademies2026"/>
+    <w:bookmarkEnd w:id="129"/>
+    <w:bookmarkStart w:id="131" w:name="ref-NationalAcademies2026"/>
     <w:p>
       <w:pPr>
         <w:pStyle w:val="Bibliography"/>
@@ -6122,7 +7004,7 @@
       <w:r>
         <w:t xml:space="preserve"> </w:t>
       </w:r>
-      <w:hyperlink r:id="rId108">
+      <w:hyperlink r:id="rId130">
         <w:r>
           <w:rPr>
             <w:rStyle w:val="Hyperlink"/>
@@ -6136,8 +7018,8 @@
         <w:t xml:space="preserve">. The National Academies Press, Washington, DC.</w:t>
       </w:r>
     </w:p>
-    <w:bookmarkEnd w:id="109"/>
-    <w:bookmarkStart w:id="111" w:name="ref-Nejjar2025"/>
+    <w:bookmarkEnd w:id="131"/>
+    <w:bookmarkStart w:id="133" w:name="ref-Nejjar2025"/>
     <w:p>
       <w:pPr>
         <w:pStyle w:val="Bibliography"/>
@@ -6173,7 +7055,7 @@
       <w:r>
         <w:t xml:space="preserve"> </w:t>
       </w:r>
-      <w:hyperlink r:id="rId110">
+      <w:hyperlink r:id="rId132">
         <w:r>
           <w:rPr>
             <w:rStyle w:val="Hyperlink"/>
@@ -6185,8 +7067,8 @@
         <w:t xml:space="preserve">.</w:t>
       </w:r>
     </w:p>
-    <w:bookmarkEnd w:id="111"/>
-    <w:bookmarkStart w:id="113" w:name="ref-Piper2026"/>
+    <w:bookmarkEnd w:id="133"/>
+    <w:bookmarkStart w:id="135" w:name="ref-Piper2026"/>
     <w:p>
       <w:pPr>
         <w:pStyle w:val="Bibliography"/>
@@ -6213,7 +7095,7 @@
       <w:r>
         <w:t xml:space="preserve"> </w:t>
       </w:r>
-      <w:hyperlink r:id="rId112">
+      <w:hyperlink r:id="rId134">
         <w:r>
           <w:rPr>
             <w:rStyle w:val="Hyperlink"/>
@@ -6225,8 +7107,8 @@
         <w:t xml:space="preserve">.</w:t>
       </w:r>
     </w:p>
-    <w:bookmarkEnd w:id="113"/>
-    <w:bookmarkStart w:id="115" w:name="ref-QuartoDocs2026"/>
+    <w:bookmarkEnd w:id="135"/>
+    <w:bookmarkStart w:id="137" w:name="ref-QuartoDocs2026"/>
     <w:p>
       <w:pPr>
         <w:pStyle w:val="Bibliography"/>
@@ -6246,7 +7128,7 @@
       <w:r>
         <w:t xml:space="preserve"> </w:t>
       </w:r>
-      <w:hyperlink r:id="rId114">
+      <w:hyperlink r:id="rId136">
         <w:r>
           <w:rPr>
             <w:rStyle w:val="Hyperlink"/>
@@ -6258,8 +7140,8 @@
         <w:t xml:space="preserve">, accessed September 17, 2026.</w:t>
       </w:r>
     </w:p>
-    <w:bookmarkEnd w:id="115"/>
-    <w:bookmarkStart w:id="117" w:name="ref-Scheepens2024"/>
+    <w:bookmarkEnd w:id="137"/>
+    <w:bookmarkStart w:id="139" w:name="ref-Scheepens2024"/>
     <w:p>
       <w:pPr>
         <w:pStyle w:val="Bibliography"/>
@@ -6298,7 +7180,7 @@
       <w:r>
         <w:t xml:space="preserve"> </w:t>
       </w:r>
-      <w:hyperlink r:id="rId116">
+      <w:hyperlink r:id="rId138">
         <w:r>
           <w:rPr>
             <w:rStyle w:val="Hyperlink"/>
@@ -6310,8 +7192,8 @@
         <w:t xml:space="preserve">.</w:t>
       </w:r>
     </w:p>
-    <w:bookmarkEnd w:id="117"/>
-    <w:bookmarkStart w:id="119" w:name="ref-Schweinberger2026privacy"/>
+    <w:bookmarkEnd w:id="139"/>
+    <w:bookmarkStart w:id="141" w:name="ref-Schweinberger2026privacy"/>
     <w:p>
       <w:pPr>
         <w:pStyle w:val="Bibliography"/>
@@ -6340,7 +7222,7 @@
       <w:r>
         <w:t xml:space="preserve"> </w:t>
       </w:r>
-      <w:hyperlink r:id="rId118">
+      <w:hyperlink r:id="rId140">
         <w:r>
           <w:rPr>
             <w:rStyle w:val="Hyperlink"/>
@@ -6352,8 +7234,8 @@
         <w:t xml:space="preserve">, accessed September 18, 2026.</w:t>
       </w:r>
     </w:p>
-    <w:bookmarkEnd w:id="119"/>
-    <w:bookmarkStart w:id="121" w:name="ref-Shaikhon2025"/>
+    <w:bookmarkEnd w:id="141"/>
+    <w:bookmarkStart w:id="143" w:name="ref-Shaikhon2025"/>
     <w:p>
       <w:pPr>
         <w:pStyle w:val="Bibliography"/>
@@ -6380,7 +7262,7 @@
       <w:r>
         <w:t xml:space="preserve"> </w:t>
       </w:r>
-      <w:hyperlink r:id="rId120">
+      <w:hyperlink r:id="rId142">
         <w:r>
           <w:rPr>
             <w:rStyle w:val="Hyperlink"/>
@@ -6392,8 +7274,8 @@
         <w:t xml:space="preserve">.</w:t>
       </w:r>
     </w:p>
-    <w:bookmarkEnd w:id="121"/>
-    <w:bookmarkStart w:id="123" w:name="ref-Spillias2025"/>
+    <w:bookmarkEnd w:id="143"/>
+    <w:bookmarkStart w:id="145" w:name="ref-Spillias2025"/>
     <w:p>
       <w:pPr>
         <w:pStyle w:val="Bibliography"/>
@@ -6429,7 +7311,7 @@
       <w:r>
         <w:t xml:space="preserve"> </w:t>
       </w:r>
-      <w:hyperlink r:id="rId122">
+      <w:hyperlink r:id="rId144">
         <w:r>
           <w:rPr>
             <w:rStyle w:val="Hyperlink"/>
@@ -6441,8 +7323,8 @@
         <w:t xml:space="preserve">.</w:t>
       </w:r>
     </w:p>
-    <w:bookmarkEnd w:id="123"/>
-    <w:bookmarkStart w:id="125" w:name="ref-Taylor2023"/>
+    <w:bookmarkEnd w:id="145"/>
+    <w:bookmarkStart w:id="147" w:name="ref-Taylor2023"/>
     <w:p>
       <w:pPr>
         <w:pStyle w:val="Bibliography"/>
@@ -6453,7 +7335,7 @@
       <w:r>
         <w:t xml:space="preserve"> </w:t>
       </w:r>
-      <w:hyperlink r:id="rId124">
+      <w:hyperlink r:id="rId146">
         <w:r>
           <w:rPr>
             <w:rStyle w:val="Hyperlink"/>
@@ -6502,8 +7384,8 @@
         <w:t xml:space="preserve">. IOS Press.</w:t>
       </w:r>
     </w:p>
-    <w:bookmarkEnd w:id="125"/>
-    <w:bookmarkStart w:id="127" w:name="ref-Tenzer2024"/>
+    <w:bookmarkEnd w:id="147"/>
+    <w:bookmarkStart w:id="149" w:name="ref-Tenzer2024"/>
     <w:p>
       <w:pPr>
         <w:pStyle w:val="Bibliography"/>
@@ -6539,7 +7421,7 @@
       <w:r>
         <w:t xml:space="preserve"> </w:t>
       </w:r>
-      <w:hyperlink r:id="rId126">
+      <w:hyperlink r:id="rId148">
         <w:r>
           <w:rPr>
             <w:rStyle w:val="Hyperlink"/>
@@ -6551,8 +7433,138 @@
         <w:t xml:space="preserve">.</w:t>
       </w:r>
     </w:p>
-    <w:bookmarkEnd w:id="127"/>
-    <w:bookmarkStart w:id="129" w:name="ref-Walters2023"/>
+    <w:bookmarkEnd w:id="149"/>
+    <w:bookmarkStart w:id="151" w:name="ref-RoyalSociety2024"/>
+    <w:p>
+      <w:pPr>
+        <w:pStyle w:val="Bibliography"/>
+      </w:pPr>
+      <w:r>
+        <w:t xml:space="preserve">The Royal Society. 2024.</w:t>
+      </w:r>
+      <w:r>
+        <w:t xml:space="preserve"> </w:t>
+      </w:r>
+      <w:hyperlink r:id="rId150">
+        <w:r>
+          <w:rPr>
+            <w:rStyle w:val="Hyperlink"/>
+            <w:iCs/>
+            <w:i/>
+          </w:rPr>
+          <w:t xml:space="preserve">Science</w:t>
+        </w:r>
+        <w:r>
+          <w:rPr>
+            <w:rStyle w:val="Hyperlink"/>
+            <w:iCs/>
+            <w:i/>
+          </w:rPr>
+          <w:t xml:space="preserve"> </w:t>
+        </w:r>
+        <w:r>
+          <w:rPr>
+            <w:rStyle w:val="Hyperlink"/>
+            <w:iCs/>
+            <w:i/>
+          </w:rPr>
+          <w:t xml:space="preserve">in the</w:t>
+        </w:r>
+        <w:r>
+          <w:rPr>
+            <w:rStyle w:val="Hyperlink"/>
+            <w:iCs/>
+            <w:i/>
+          </w:rPr>
+          <w:t xml:space="preserve"> </w:t>
+        </w:r>
+        <w:r>
+          <w:rPr>
+            <w:rStyle w:val="Hyperlink"/>
+            <w:iCs/>
+            <w:i/>
+          </w:rPr>
+          <w:t xml:space="preserve">Age</w:t>
+        </w:r>
+        <w:r>
+          <w:rPr>
+            <w:rStyle w:val="Hyperlink"/>
+            <w:iCs/>
+            <w:i/>
+          </w:rPr>
+          <w:t xml:space="preserve"> </w:t>
+        </w:r>
+        <w:r>
+          <w:rPr>
+            <w:rStyle w:val="Hyperlink"/>
+            <w:iCs/>
+            <w:i/>
+          </w:rPr>
+          <w:t xml:space="preserve">of</w:t>
+        </w:r>
+        <w:r>
+          <w:rPr>
+            <w:rStyle w:val="Hyperlink"/>
+            <w:iCs/>
+            <w:i/>
+          </w:rPr>
+          <w:t xml:space="preserve"> </w:t>
+        </w:r>
+        <w:r>
+          <w:rPr>
+            <w:rStyle w:val="Hyperlink"/>
+            <w:iCs/>
+            <w:i/>
+          </w:rPr>
+          <w:t xml:space="preserve">AI</w:t>
+        </w:r>
+        <w:r>
+          <w:rPr>
+            <w:rStyle w:val="Hyperlink"/>
+            <w:iCs/>
+            <w:i/>
+          </w:rPr>
+          <w:t xml:space="preserve">:</w:t>
+        </w:r>
+        <w:r>
+          <w:rPr>
+            <w:rStyle w:val="Hyperlink"/>
+            <w:iCs/>
+            <w:i/>
+          </w:rPr>
+          <w:t xml:space="preserve"> </w:t>
+        </w:r>
+        <w:r>
+          <w:rPr>
+            <w:rStyle w:val="Hyperlink"/>
+            <w:iCs/>
+            <w:i/>
+          </w:rPr>
+          <w:t xml:space="preserve">How</w:t>
+        </w:r>
+        <w:r>
+          <w:rPr>
+            <w:rStyle w:val="Hyperlink"/>
+            <w:iCs/>
+            <w:i/>
+          </w:rPr>
+          <w:t xml:space="preserve"> </w:t>
+        </w:r>
+        <w:r>
+          <w:rPr>
+            <w:rStyle w:val="Hyperlink"/>
+            <w:iCs/>
+            <w:i/>
+          </w:rPr>
+          <w:t xml:space="preserve">Artificial Intelligence Is Changing the Nature and Method of Scientific Research</w:t>
+        </w:r>
+      </w:hyperlink>
+      <w:r>
+        <w:t xml:space="preserve">. The Royal Society, London.</w:t>
+      </w:r>
+    </w:p>
+    <w:bookmarkEnd w:id="151"/>
+    <w:bookmarkStart w:id="153" w:name="ref-Walters2023"/>
     <w:p>
       <w:pPr>
         <w:pStyle w:val="Bibliography"/>
@@ -6588,7 +7600,7 @@
       <w:r>
         <w:t xml:space="preserve"> </w:t>
       </w:r>
-      <w:hyperlink r:id="rId128">
+      <w:hyperlink r:id="rId152">
         <w:r>
           <w:rPr>
             <w:rStyle w:val="Hyperlink"/>
@@ -6600,8 +7612,8 @@
         <w:t xml:space="preserve">.</w:t>
       </w:r>
     </w:p>
-    <w:bookmarkEnd w:id="129"/>
-    <w:bookmarkStart w:id="131" w:name="ref-Wickham2019"/>
+    <w:bookmarkEnd w:id="153"/>
+    <w:bookmarkStart w:id="155" w:name="ref-Wickham2019"/>
     <w:p>
       <w:pPr>
         <w:pStyle w:val="Bibliography"/>
@@ -6637,7 +7649,7 @@
       <w:r>
         <w:t xml:space="preserve"> </w:t>
       </w:r>
-      <w:hyperlink r:id="rId130">
+      <w:hyperlink r:id="rId154">
         <w:r>
           <w:rPr>
             <w:rStyle w:val="Hyperlink"/>
@@ -6649,8 +7661,8 @@
         <w:t xml:space="preserve">.</w:t>
       </w:r>
     </w:p>
-    <w:bookmarkEnd w:id="131"/>
-    <w:bookmarkStart w:id="133" w:name="ref-Wiest2024"/>
+    <w:bookmarkEnd w:id="155"/>
+    <w:bookmarkStart w:id="157" w:name="ref-Wiest2024"/>
     <w:p>
       <w:pPr>
         <w:pStyle w:val="Bibliography"/>
@@ -6686,7 +7698,7 @@
       <w:r>
         <w:t xml:space="preserve"> </w:t>
       </w:r>
-      <w:hyperlink r:id="rId132">
+      <w:hyperlink r:id="rId156">
         <w:r>
           <w:rPr>
             <w:rStyle w:val="Hyperlink"/>
@@ -6698,8 +7710,8 @@
         <w:t xml:space="preserve">.</w:t>
       </w:r>
     </w:p>
-    <w:bookmarkEnd w:id="133"/>
-    <w:bookmarkStart w:id="135" w:name="ref-Wilson2014"/>
+    <w:bookmarkEnd w:id="157"/>
+    <w:bookmarkStart w:id="159" w:name="ref-Wilson2014"/>
     <w:p>
       <w:pPr>
         <w:pStyle w:val="Bibliography"/>
@@ -6735,7 +7747,7 @@
       <w:r>
         <w:t xml:space="preserve"> </w:t>
       </w:r>
-      <w:hyperlink r:id="rId134">
+      <w:hyperlink r:id="rId158">
         <w:r>
           <w:rPr>
             <w:rStyle w:val="Hyperlink"/>
@@ -6747,8 +7759,8 @@
         <w:t xml:space="preserve">.</w:t>
       </w:r>
     </w:p>
-    <w:bookmarkEnd w:id="135"/>
-    <w:bookmarkStart w:id="137" w:name="ref-Xu2026"/>
+    <w:bookmarkEnd w:id="159"/>
+    <w:bookmarkStart w:id="161" w:name="ref-Xu2026"/>
     <w:p>
       <w:pPr>
         <w:pStyle w:val="Bibliography"/>
@@ -6793,7 +7805,7 @@
       <w:r>
         <w:t xml:space="preserve"> </w:t>
       </w:r>
-      <w:hyperlink r:id="rId136">
+      <w:hyperlink r:id="rId160">
         <w:r>
           <w:rPr>
             <w:rStyle w:val="Hyperlink"/>
@@ -6805,8 +7817,8 @@
         <w:t xml:space="preserve">.</w:t>
       </w:r>
     </w:p>
-    <w:bookmarkEnd w:id="137"/>
-    <w:bookmarkStart w:id="139" w:name="ref-ZamfirescuPereira2023"/>
+    <w:bookmarkEnd w:id="161"/>
+    <w:bookmarkStart w:id="163" w:name="ref-ZamfirescuPereira2023"/>
     <w:p>
       <w:pPr>
         <w:pStyle w:val="Bibliography"/>
@@ -6817,7 +7829,7 @@
       <w:r>
         <w:t xml:space="preserve"> </w:t>
       </w:r>
-      <w:hyperlink r:id="rId138">
+      <w:hyperlink r:id="rId162">
         <w:r>
           <w:rPr>
             <w:rStyle w:val="Hyperlink"/>
@@ -6829,8 +7841,8 @@
         <w:t xml:space="preserve">, New York, NY, USA.</w:t>
       </w:r>
     </w:p>
-    <w:bookmarkEnd w:id="139"/>
-    <w:bookmarkStart w:id="141" w:name="ref-Zanzotto2019"/>
+    <w:bookmarkEnd w:id="163"/>
+    <w:bookmarkStart w:id="165" w:name="ref-Zanzotto2019"/>
     <w:p>
       <w:pPr>
         <w:pStyle w:val="Bibliography"/>
@@ -6866,7 +7878,7 @@
       <w:r>
         <w:t xml:space="preserve"> </w:t>
       </w:r>
-      <w:hyperlink r:id="rId140">
+      <w:hyperlink r:id="rId164">
         <w:r>
           <w:rPr>
             <w:rStyle w:val="Hyperlink"/>
@@ -6878,8 +7890,8 @@
         <w:t xml:space="preserve">.</w:t>
       </w:r>
     </w:p>
-    <w:bookmarkEnd w:id="141"/>
-    <w:bookmarkStart w:id="143" w:name="ref-Zhang2025"/>
+    <w:bookmarkEnd w:id="165"/>
+    <w:bookmarkStart w:id="167" w:name="ref-Zhang2025"/>
     <w:p>
       <w:pPr>
         <w:pStyle w:val="Bibliography"/>
@@ -6915,7 +7927,7 @@
       <w:r>
         <w:t xml:space="preserve"> </w:t>
       </w:r>
-      <w:hyperlink r:id="rId142">
+      <w:hyperlink r:id="rId166">
         <w:r>
           <w:rPr>
             <w:rStyle w:val="Hyperlink"/>
@@ -6927,8 +7939,8 @@
         <w:t xml:space="preserve">.</w:t>
       </w:r>
     </w:p>
-    <w:bookmarkEnd w:id="143"/>
-    <w:bookmarkStart w:id="145" w:name="ref-Zheng2024"/>
+    <w:bookmarkEnd w:id="167"/>
+    <w:bookmarkStart w:id="169" w:name="ref-Zheng2024"/>
     <w:p>
       <w:pPr>
         <w:pStyle w:val="Bibliography"/>
@@ -6952,7 +7964,7 @@
       <w:r>
         <w:t xml:space="preserve"> </w:t>
       </w:r>
-      <w:hyperlink r:id="rId144">
+      <w:hyperlink r:id="rId168">
         <w:r>
           <w:rPr>
             <w:rStyle w:val="Hyperlink"/>
@@ -6964,8 +7976,8 @@
         <w:t xml:space="preserve">.</w:t>
       </w:r>
     </w:p>
-    <w:bookmarkEnd w:id="145"/>
-    <w:bookmarkStart w:id="147" w:name="ref-Ziems2024"/>
+    <w:bookmarkEnd w:id="169"/>
+    <w:bookmarkStart w:id="171" w:name="ref-Ziems2024"/>
     <w:p>
       <w:pPr>
         <w:pStyle w:val="Bibliography"/>
@@ -6992,7 +8004,7 @@
       <w:r>
         <w:t xml:space="preserve"> </w:t>
       </w:r>
-      <w:hyperlink r:id="rId146">
+      <w:hyperlink r:id="rId170">
         <w:r>
           <w:rPr>
             <w:rStyle w:val="Hyperlink"/>
@@ -7004,8 +8016,8 @@
         <w:t xml:space="preserve">.</w:t>
       </w:r>
     </w:p>
-    <w:bookmarkEnd w:id="147"/>
-    <w:bookmarkStart w:id="149" w:name="ref-Zimmer2026"/>
+    <w:bookmarkEnd w:id="171"/>
+    <w:bookmarkStart w:id="173" w:name="ref-Zimmer2026"/>
     <w:p>
       <w:pPr>
         <w:pStyle w:val="Bibliography"/>
@@ -7029,7 +8041,7 @@
       <w:r>
         <w:t xml:space="preserve"> </w:t>
       </w:r>
-      <w:hyperlink r:id="rId148">
+      <w:hyperlink r:id="rId172">
         <w:r>
           <w:rPr>
             <w:rStyle w:val="Hyperlink"/>
@@ -7041,14 +8053,14 @@
         <w:t xml:space="preserve">.</w:t>
       </w:r>
     </w:p>
-    <w:bookmarkEnd w:id="149"/>
-    <w:bookmarkEnd w:id="150"/>
+    <w:bookmarkEnd w:id="173"/>
+    <w:bookmarkEnd w:id="174"/>
     <w:p>
       <w:r>
         <w:br w:type="page"/>
       </w:r>
     </w:p>
-    <w:bookmarkStart w:id="151" w:name="colophon"/>
+    <w:bookmarkStart w:id="175" w:name="colophon"/>
     <w:p>
       <w:pPr>
         <w:pStyle w:val="Heading3"/>
@@ -7062,7 +8074,7 @@
         <w:pStyle w:val="FirstParagraph"/>
       </w:pPr>
       <w:r>
-        <w:t xml:space="preserve">This report was generated on 2026-09-19 10:19:56.08438 using the following computational environment and dependencies:</w:t>
+        <w:t xml:space="preserve">This report was generated on 2026-09-24 09:30:24.181259 using the following computational environment and dependencies:</w:t>
       </w:r>
     </w:p>
     <w:p>
@@ -7243,7 +8255,7 @@
         <w:rPr>
           <w:rStyle w:val="VerbatimChar"/>
         </w:rPr>
-        <w:t xml:space="preserve"> date     2026-09-19</w:t>
+        <w:t xml:space="preserve"> date     2026-09-24</w:t>
       </w:r>
       <w:r>
         <w:br/>
@@ -7543,7 +8555,7 @@
         <w:rPr>
           <w:rStyle w:val="VerbatimChar"/>
         </w:rPr>
-        <w:t xml:space="preserve"> P xfun          0.60    2026-07-09 [?] RSPM</w:t>
+        <w:t xml:space="preserve"> P xfun          0.61    2026-09-16 [?] RSPM</w:t>
       </w:r>
       <w:r>
         <w:br/>
@@ -7786,11 +8798,11 @@
         <w:rPr>
           <w:rStyle w:val="VerbatimChar"/>
         </w:rPr>
-        <w:t xml:space="preserve">Head:     [4591055] 2026-09-19: managing word count</w:t>
-      </w:r>
-    </w:p>
-    <w:bookmarkEnd w:id="151"/>
-    <w:bookmarkEnd w:id="152"/>
+        <w:t xml:space="preserve">Head:     [8c4db65] 2026-09-24: D&amp;C</w:t>
+      </w:r>
+    </w:p>
+    <w:bookmarkEnd w:id="175"/>
+    <w:bookmarkEnd w:id="176"/>
     <w:sectPr>
       <w:pgSz w:h="15840" w:w="12240"/>
       <w:pgMar w:bottom="1440" w:footer="720" w:gutter="0" w:header="720" w:left="1440" w:right="1440" w:top="1440"/>

--- a/analysis/paper/paper.docx
+++ b/analysis/paper/paper.docx
@@ -1313,7 +1313,7 @@
         <w:t xml:space="preserve">(Korinek 2025)</w:t>
       </w:r>
       <w:r>
-        <w:t xml:space="preserve">. An AI agent connects a LLM to pre-defined instructions and tools that can read files, execute code, or retrieve information. A wide variety of agentic systems have emerged recently,</w:t>
+        <w:t xml:space="preserve">. An AI agent connects a LLM to pre-defined instructions and tools that can read files, execute code, or retrieve information. Agents autonomously operate LLMs and various computer tools to pursue a specific goal without the constant human interaction required by a web-based chat . A wide variety of agentic systems have emerged recently,</w:t>
       </w:r>
       <w:r>
         <w:t xml:space="preserve"> </w:t>
@@ -1339,7 +1339,7 @@
         <w:t xml:space="preserve">(Haase and Pokutta 2026; Zimmer et al. 2026)</w:t>
       </w:r>
       <w:r>
-        <w:t xml:space="preserve">. Our guide focuses on the low-autonomy end of that range: the agent works only within a single project and you direct each stage. We are not describing end-to-end fully automated AI pipelines that generate ideas, run experiments, write manuscripts, and review the results with limited human intervention</w:t>
+        <w:t xml:space="preserve">. Our guide focuses on the low-autonomy end of that range: the agent works only within a single project and you direct each stage. We are not describing end-to-end fully automated AI pipelines that generate ideas, run experiments and write manuscripts with limited human intervention</w:t>
       </w:r>
       <w:r>
         <w:t xml:space="preserve"> </w:t>
@@ -1348,7 +1348,7 @@
         <w:t xml:space="preserve">(e.g. Lu et al. 2026)</w:t>
       </w:r>
       <w:r>
-        <w:t xml:space="preserve">. Instead, we describe how to set up a well-configured AI assistant for routine research tasks typical of academic, government or CRM archaeologists, where file access, code execution, and outputs remain subject to your evaluation and approval.</w:t>
+        <w:t xml:space="preserve">. Instead, we describe how to set up an AI assistant for routine research tasks typical of academic, government or CRM archaeologists, where file access, code execution, and outputs remain subject to your evaluation and approval.</w:t>
       </w:r>
     </w:p>
     <w:tbl>
@@ -1746,16 +1746,7 @@
         <w:t xml:space="preserve"> </w:t>
       </w:r>
       <w:r>
-        <w:t xml:space="preserve">compares the two approaches. With the human at the helm, control requires observable actions: the researcher reviews changes, checks evidence, and can stop or redirect the work. In our view, human engagement and control remain essential even as technical capabilities advance</w:t>
-      </w:r>
-      <w:r>
-        <w:t xml:space="preserve"> </w:t>
-      </w:r>
-      <w:r>
-        <w:t xml:space="preserve">(Spillias et al. 2026)</w:t>
-      </w:r>
-      <w:r>
-        <w:t xml:space="preserve">.</w:t>
+        <w:t xml:space="preserve">compares the two approaches. With the human at the helm, control requires observable actions: the researcher reviews changes, checks evidence, and can stop or redirect the work.</w:t>
       </w:r>
     </w:p>
     <w:p>
@@ -2361,7 +2352,7 @@
         <w:pStyle w:val="BodyText"/>
       </w:pPr>
       <w:r>
-        <w:t xml:space="preserve">We translate these responsibilities into three practices for using agentic AI in archaeological work. First, develop enough familiarity with research tools and standards to evaluate the quality of AI-generated outputs. Second, configure an AI agent in a local harness to work with project files under researcher-defined permissions. Third, use instructions, skills, and Model Context Protocol (MCP) servers to research, plan, execute, and verify data analyses. These practices will be most useful to archaeologists who already analyze their own data with an open source scientific scripting language such as R (or Python), whether in academia, government, or private practice, and are looking to reduce some of the friction and repetition in their current workflow.</w:t>
+        <w:t xml:space="preserve">We translate these responsibilities into three practices for using agentic AI in archaeological work. First, develop enough familiarity with research tools and standards to evaluate the quality of AI-generated outputs. Second, configure an AI agent in a local harness to work with your project files under researcher-defined permissions. Third, use tools, skills, and Model Context Protocol (MCP) servers to research, plan, execute, and verify data analyses. These practices will be most useful to archaeologists who already analyze their own data with an open source scientific scripting language such as R (or Python), whether in academia, government, or private practice, and are looking to reduce some of the friction and repetition in their current workflow.</w:t>
       </w:r>
     </w:p>
     <w:bookmarkEnd w:id="22"/>
@@ -2379,7 +2370,16 @@
         <w:pStyle w:val="FirstParagraph"/>
       </w:pPr>
       <w:r>
-        <w:t xml:space="preserve">We recommend learning to import, analyse and visualise data with a scripting language such as R or Python before involving an agent in an analysis; computational literacy must be a core methodological competence for data-intensive reseachers. You need to be able inspect agent-generated code and explain its relationship to the archaeological question. Learning these fundamentals provides a basis for evaluating the quality and relevance of AI suggestions</w:t>
+        <w:t xml:space="preserve">We recommend learning to import, analyse and visualise data with a scripting language such as R or Python before involving an agent in an analysis; computational literacy must be a core methodological competence for data-intensive researchers</w:t>
+      </w:r>
+      <w:r>
+        <w:t xml:space="preserve"> </w:t>
+      </w:r>
+      <w:r>
+        <w:t xml:space="preserve">(Cooper et al. 2024)</w:t>
+      </w:r>
+      <w:r>
+        <w:t xml:space="preserve">. You need to be able inspect agent-generated code and explain its relationship to your archaeological question. Learning these fundamentals provides a basis for evaluating the quality and relevance of AI suggestions</w:t>
       </w:r>
       <w:r>
         <w:t xml:space="preserve"> </w:t>
@@ -2394,7 +2394,7 @@
         <w:t xml:space="preserve"> </w:t>
       </w:r>
       <w:r>
-        <w:t xml:space="preserve">(Abramson et al. 2026a; Campbell et al. 2024; Cooper et al. 2024; Dyck 2026; Nejjar et al. 2025)</w:t>
+        <w:t xml:space="preserve">(Abramson et al. 2026; Campbell et al. 2024; Dyck 2026; Nejjar et al. 2025)</w:t>
       </w:r>
       <w:r>
         <w:t xml:space="preserve">.</w:t>
@@ -2405,7 +2405,16 @@
         <w:pStyle w:val="BodyText"/>
       </w:pPr>
       <w:r>
-        <w:t xml:space="preserve">We recommend choosing a small set of reputable tools widely used for reproducible research, and learning how they work together, for example, for R users the tidyverse for data preparation and ggplot2 for visualization</w:t>
+        <w:t xml:space="preserve">We recommend choosing a small set of reputable tools widely used for reproducible research</w:t>
+      </w:r>
+      <w:r>
+        <w:t xml:space="preserve"> </w:t>
+      </w:r>
+      <w:r>
+        <w:t xml:space="preserve">(Marwick 2017)</w:t>
+      </w:r>
+      <w:r>
+        <w:t xml:space="preserve">, and learning how they work together, for example, for R users the tidyverse for data preparation and ggplot2 for visualization</w:t>
       </w:r>
       <w:r>
         <w:t xml:space="preserve"> </w:t>
@@ -2414,7 +2423,7 @@
         <w:t xml:space="preserve">(Wickham et al. 2019)</w:t>
       </w:r>
       <w:r>
-        <w:t xml:space="preserve">. The here package helps construct project-relative file paths, and the renv records R package dependencies. The Quarto document format is ideal for writing your report, this combines prose, executable code, and results in a document written as a plain-text</w:t>
+        <w:t xml:space="preserve">. The here package helps construct project-relative file paths, and the renv records R package dependencies. The Quarto document format is ideal for writing your report, this combines prose and executable code in a document written as a plain-text</w:t>
       </w:r>
       <w:r>
         <w:t xml:space="preserve"> </w:t>
@@ -2438,16 +2447,7 @@
         <w:t xml:space="preserve">(Quarto)</w:t>
       </w:r>
       <w:r>
-        <w:t xml:space="preserve">. Quarto is an extension of the Markdown document format, which LLMs read and write very efficiently and accurately, much more so than Word documents and PDFs. We recommend using converters, such as Markitdown, to turn DOCX and PDF files into markdown so agents can efficiently read them. You should create documents in Markdown format that you want your AI agent to read and edit. These R packages and document types also have the advantage of supporting the organization of transparent, reproducible and reusable analyses</w:t>
-      </w:r>
-      <w:r>
-        <w:t xml:space="preserve"> </w:t>
-      </w:r>
-      <w:r>
-        <w:t xml:space="preserve">(Marwick 2017)</w:t>
-      </w:r>
-      <w:r>
-        <w:t xml:space="preserve">.</w:t>
+        <w:t xml:space="preserve">. Quarto is an extension of the Markdown document format, which LLMs read and write very efficiently and accurately, much more so than Word documents and PDFs. We recommend using converters, such as Markitdown, to turn DOCX and PDF files into markdown so agents can efficiently read them. Documents that you want your agent to read and edit should be in Markdown format to improve the agent’s efficiency.</w:t>
       </w:r>
     </w:p>
     <w:p>
@@ -2496,7 +2496,7 @@
         </w:r>
       </w:hyperlink>
       <w:r>
-        <w:t xml:space="preserve">, it is relatively simple to configure an AI agent so that it can efficiently see all the files in our project and work on them. The key tool here is a local harness, this is software you install on your computer that turns a LLM into an agent. The LLM by itself can only generate text. The harness connects that model to tools, such as reading and editing project files, running shell and R commands, calling MCP servers, and managing the exchange between the model, the tools, and you. The harness enforces permissions, and manages context, runs loops, and presents the interface (</w:t>
+        <w:t xml:space="preserve">, it is relatively simple to configure an AI agent so that it can efficiently see all the files in our project and edit them directly. The key tool here is a local harness, this is software you install on your computer that turns a LLM into an agent. The LLM by itself can only generate text, and the harness connects that model to tools, such as reading and editing project files, running shell and R commands, calling MCP servers, and managing the exchange between the model, the tools, and you. The harness enforces permissions, and manages context, runs loops, and presents the interface (</w:t>
       </w:r>
       <w:hyperlink w:anchor="tbl-harness">
         <w:r>
@@ -2880,7 +2880,7 @@
         <w:pStyle w:val="BodyText"/>
       </w:pPr>
       <w:r>
-        <w:t xml:space="preserve">Harnesses such as OpenCode often provide multiple working modes, for example,</w:t>
+        <w:t xml:space="preserve">Harnesses often provide multiple working modes, for example,</w:t>
       </w:r>
       <w:r>
         <w:t xml:space="preserve"> </w:t>
@@ -2913,10 +2913,7 @@
         <w:t xml:space="preserve">’</w:t>
       </w:r>
       <w:r>
-        <w:t xml:space="preserve"> </w:t>
-      </w:r>
-      <w:r>
-        <w:t xml:space="preserve">are two widely used modes. Plan directs the model to inspect files and propose changes without editing any project files. Build allows file editing and running code according to your permission settings. We recommend using Plan mode when exploring options with the model and drafting your analysis plans. This prevents the model from making changes to your files before your plan is finalized. Multiple rounds of planning are necessary for a high quality plan</w:t>
+        <w:t xml:space="preserve">. Plan directs the model to inspect files and propose changes without editing any project files. Build allows file editing and running code according to your permission settings. We recommend using Plan mode when exploring options with the model and drafting your analysis plans. This prevents the model from making changes to your files before your plan is finalized. Multiple rounds of planning are necessary for a high quality plan</w:t>
       </w:r>
       <w:r>
         <w:t xml:space="preserve"> </w:t>
@@ -2943,7 +2940,7 @@
         <w:t xml:space="preserve">(Brown and Spillias 2026)</w:t>
       </w:r>
       <w:r>
-        <w:t xml:space="preserve">. Save your analysis plan to a markdown file at the end of a planning session (switch to build mode to allow the model to create a new file). Then when you resume your work, you start a new conversation by directing the model to read your plan saved in the markdown file, rather than rely on its memory. This avoids the problems of models performing increasingly poorly across long meandering threads and failing to recover after a wrong turn</w:t>
+        <w:t xml:space="preserve">. Save your analysis plan to a markdown file at the end of a planning session (switch to build mode to allow the model to create a new file). Then when you resume your work, start a new conversation by directing the model to read your plan saved in the markdown file, rather than rely on its memory. This avoids the problems of models performing increasingly poorly across long meandering threads and failing to recover after a wrong turn</w:t>
       </w:r>
       <w:r>
         <w:t xml:space="preserve"> </w:t>
@@ -2996,13 +2993,13 @@
         <w:t xml:space="preserve">(Lu et al. 2026; Zhang et al. 2025)</w:t>
       </w:r>
       <w:r>
-        <w:t xml:space="preserve">. Because larger models can be slower, more expensive and resource intensive, we recommend switching to a smaller model to implement the individual steps of the plan. When your plan is set, switch your harness to build mode and direct the model to execute one step of the plan. As the model completes a step, verify completion by inspecting the Git diff, check the output against your plan, and for more complex steps, interrogate the model to have it justify its actions. Agents sometimes report finished work they never completed</w:t>
-      </w:r>
-      <w:r>
-        <w:t xml:space="preserve"> </w:t>
-      </w:r>
-      <w:r>
-        <w:t xml:space="preserve">(Christopher J. Brown et al. 2026; Nejjar et al. 2025)</w:t>
+        <w:t xml:space="preserve">. However, larger models can be slower, more expensive and resource intensive, so we recommend switching to a smaller model to implement the individual steps of the plan. When your plan is set, switch your harness to build mode and direct the model to execute one step of the plan. As the model completes a step, verify completion by inspecting the Git diff, check the output against your plan, and for more complex steps, interrogate the model to have it justify its actions. Agents sometimes report finished work they never completed</w:t>
+      </w:r>
+      <w:r>
+        <w:t xml:space="preserve"> </w:t>
+      </w:r>
+      <w:r>
+        <w:t xml:space="preserve">(Brown, Aitken, et al. 2026; Nejjar et al. 2025)</w:t>
       </w:r>
       <w:r>
         <w:t xml:space="preserve">, so it is essential check the files and outputs yourself.</w:t>
@@ -3235,7 +3232,7 @@
                     <w:t xml:space="preserve"> </w:t>
                   </w:r>
                   <w:r>
-                    <w:t xml:space="preserve">(Abramson et al. 2026a; Wiest et al. 2024)</w:t>
+                    <w:t xml:space="preserve">(Abramson et al. 2026; Wiest et al. 2024)</w:t>
                   </w:r>
                 </w:p>
               </w:tc>
@@ -3254,7 +3251,7 @@
                     <w:t xml:space="preserve"> </w:t>
                   </w:r>
                   <w:r>
-                    <w:t xml:space="preserve">(Chris Brown et al. 2026)</w:t>
+                    <w:t xml:space="preserve">(Brown, Spillias, et al. 2026)</w:t>
                   </w:r>
                 </w:p>
               </w:tc>
@@ -3327,7 +3324,7 @@
         <w:pStyle w:val="FirstParagraph"/>
       </w:pPr>
       <w:r>
-        <w:t xml:space="preserve">With the harness configured, working with an AI to generate plans and analyse data is more efficient by using tools, skills and Model Context Protocols (MCPs) to do common research tasks such as search for and verify references, write and run code, organise and manage files, and simulate peer review. A tool performs a single computer action and returns a result, such as reading, editing and renaming a file, or starting R and running R code. A skill is a simpl markdown file of metadata and instructions and supporting resources for a recurring task</w:t>
+        <w:t xml:space="preserve">With the harness configured, working with an AI to generate plans and analyse data is more efficient by using tools, skills and Model Context Protocols (MCPs) to do common research tasks such as search for and verify references, write and run code, organise and manage files, and simulate peer review. A tool performs a single computer action and returns a result, such as reading, editing and renaming a file, or starting R and running R code. A skill is a simple markdown file of metadata and instructions and supporting resources for a recurring task</w:t>
       </w:r>
       <w:r>
         <w:t xml:space="preserve"> </w:t>
@@ -3362,7 +3359,7 @@
         <w:t xml:space="preserve"> </w:t>
       </w:r>
       <w:r>
-        <w:t xml:space="preserve">lists the five MCP servers and six skills named in this guide plus the three instructions files that govern them. These are open formats so you can work with your agent to write new skills and MCP servers to meet your specific needs.</w:t>
+        <w:t xml:space="preserve">lists the MCP servers and skills named in this guide plus the instructions files that govern them. These are open formats so you can work with your agent to write new skills and MCP servers to meet the needs of your specific project.</w:t>
       </w:r>
     </w:p>
     <w:tbl>
@@ -4238,7 +4235,7 @@
         <w:pStyle w:val="BodyText"/>
       </w:pPr>
       <w:r>
-        <w:t xml:space="preserve">Aided by tools, skills and MCP servers, AI agents can be very efficient at accurately extracting data from the full text of publications and archival records</w:t>
+        <w:t xml:space="preserve">Aided by tools, skills and MCP servers, you can direct AI agents to very efficiently and accurately extract data from the full text of publications and archival records</w:t>
       </w:r>
       <w:r>
         <w:t xml:space="preserve"> </w:t>
@@ -4291,11 +4288,9 @@
       <w:r>
         <w:t xml:space="preserve">, though no single model dominates all extraction tasks, so you should test several model-prompt pairings. Before using machine-coded variables, you should define them in detail, compare a AI-collected sample against human coding, and document errors.</w:t>
       </w:r>
-    </w:p>
-    <w:p>
-      <w:pPr>
-        <w:pStyle w:val="BodyText"/>
-      </w:pPr>
+      <w:r>
+        <w:t xml:space="preserve"> </w:t>
+      </w:r>
       <w:r>
         <w:t xml:space="preserve">Although writing code from plain English prompts is perhaps the single greatest strength of most LLMs</w:t>
       </w:r>
@@ -4336,7 +4331,7 @@
         <w:t xml:space="preserve">(Zamfirescu-Pereira et al. 2023)</w:t>
       </w:r>
       <w:r>
-        <w:t xml:space="preserve">. Rich context minimizes ambiguity and helps to align the model with your goals.</w:t>
+        <w:t xml:space="preserve">. Rich context minimizes ambiguity and helps to aligns the model with your goals.</w:t>
       </w:r>
     </w:p>
     <w:p>
@@ -4369,7 +4364,7 @@
         <w:pStyle w:val="Compact"/>
       </w:pPr>
       <w:r>
-        <w:t xml:space="preserve">Include high-quality trustworthy reference materials, such as the names of widely used R packages relevant to your work, DOIs to exemplary studies similar to what you want to do, or technical methodological literature that describes relevant methods in detail</w:t>
+        <w:t xml:space="preserve">Include high-quality trustworthy reference materials, such as the names of widely used R packages relevant to your work, DOIs to exemplary studies similar to what you want to do, or technical methodological literature that describes relevant methods and best practices in detail</w:t>
       </w:r>
       <w:r>
         <w:t xml:space="preserve"> </w:t>
@@ -4378,7 +4373,7 @@
         <w:t xml:space="preserve">(Brown and Spillias 2026)</w:t>
       </w:r>
       <w:r>
-        <w:t xml:space="preserve">. Use the agent’s tools to help you deeply search this literature.</w:t>
+        <w:t xml:space="preserve">. Use the agent’s tools to help you get this literature.</w:t>
       </w:r>
     </w:p>
     <w:p>
@@ -4390,7 +4385,7 @@
         <w:pStyle w:val="Compact"/>
       </w:pPr>
       <w:r>
-        <w:t xml:space="preserve">Include instructions for the model evaluate its code for correctness and completeness before stopping. This sets the agent to work in a loop: generate code -&gt; run it -&gt; test it -&gt; fix any errors -&gt; run it again -&gt; test it, etc. until your evaluation criteria have been satisfied. Specifying evaluation criteria and instructing the model to debug itself improves the accuracy of output</w:t>
+        <w:t xml:space="preserve">Include instructions for the model to evaluate its code for correctness and completeness before stopping. This sets the agent to work in a loop: generate code -&gt; run it -&gt; test it -&gt; fix any errors -&gt; run it again -&gt; test it, etc. until your evaluation criteria have been satisfied. Specifying evaluation criteria and instructing the model to debug itself improves the accuracy of output</w:t>
       </w:r>
       <w:r>
         <w:t xml:space="preserve"> </w:t>
@@ -4410,19 +4405,19 @@
         <w:t xml:space="preserve"> </w:t>
       </w:r>
       <w:r>
-        <w:t xml:space="preserve">Christopher J. Brown et al. (2026)</w:t>
-      </w:r>
-      <w:r>
-        <w:t xml:space="preserve"> </w:t>
-      </w:r>
-      <w:r>
-        <w:t xml:space="preserve">tested agentic workflows for ecological and fisheries modelling and found variable accuracy and failures to follow instructions. When code fails, check whether the proposed correction preserves the method you planned to use. Do not accept a different analysis simply because it runs. Agents also change methods without flagging it,</w:t>
-      </w:r>
-      <w:r>
-        <w:t xml:space="preserve"> </w:t>
-      </w:r>
-      <w:r>
-        <w:t xml:space="preserve">Christopher J. Brown et al. (2026)</w:t>
+        <w:t xml:space="preserve">Brown, Aitken, et al. (2026)</w:t>
+      </w:r>
+      <w:r>
+        <w:t xml:space="preserve"> </w:t>
+      </w:r>
+      <w:r>
+        <w:t xml:space="preserve">tested agentic workflows for ecological and fisheries modelling and found variable accuracy and failures to follow instructions. When code fails, check whether the proposed correction preserves the method you planned to use. Do not accept a different analysis simply because it runs. Agents also change methods without flagging it, for example,</w:t>
+      </w:r>
+      <w:r>
+        <w:t xml:space="preserve"> </w:t>
+      </w:r>
+      <w:r>
+        <w:t xml:space="preserve">Brown, Aitken, et al. (2026)</w:t>
       </w:r>
       <w:r>
         <w:t xml:space="preserve"> </w:t>
@@ -4446,7 +4441,7 @@
         <w:pStyle w:val="FirstParagraph"/>
       </w:pPr>
       <w:r>
-        <w:t xml:space="preserve">The three practices described here assign distinct responsibilities to you as the researcher. Familiarity with R, Quarto, and Git supports efficient and transparent interaction with AI agents, supporting your inspection of calculations, reports, and changes. Harness configuration is where you define the AI agent’s permissions and work habits to manage privacy, bias, and data sovereignty concerns. Use of tools, skills, and MCP servers expands the capability of the model, and improves the accuracy and usefulness of its work. This sequence is a natural extension of existing scientific-computing best practices to agent-assisted archaeological work</w:t>
+        <w:t xml:space="preserve">The three practices described here assign distinct responsibilities to you as the researcher. Familiarity with R, Quarto, and Git supports efficient and transparent interaction with AI agents, supporting your inspection of calculations, reports, and changes. Harness configuration allows you to define the AI agent’s permissions and work habits to manage privacy, bias, and data sovereignty concerns. Use of tools, skills, and MCP servers expands the capability of the model, and improves the accuracy and usefulness of its work. This sequence is a natural extension of existing scientific-computing best practices to agent-assisted archaeological work</w:t>
       </w:r>
       <w:r>
         <w:t xml:space="preserve"> </w:t>
@@ -4589,7 +4584,7 @@
         <w:t xml:space="preserve"> </w:t>
       </w:r>
       <w:r>
-        <w:t xml:space="preserve">(Christopher J. Brown et al. 2026)</w:t>
+        <w:t xml:space="preserve">(Brown, Aitken, et al. 2026)</w:t>
       </w:r>
       <w:r>
         <w:t xml:space="preserve">. Furthermore, there is some setup up time required to install and configure agentic software, and working with restricted archaeological data requires local-only, non-remote configurations that requires some expertise. Unskilled use of AI can result in it generating plans for analyses that statistically invalid or have low statistical power</w:t>
@@ -4598,7 +4593,7 @@
         <w:t xml:space="preserve"> </w:t>
       </w:r>
       <w:r>
-        <w:t xml:space="preserve">(Christopher J. Brown et al. 2026; Campbell et al. 2024)</w:t>
+        <w:t xml:space="preserve">(Brown, Aitken, et al. 2026; Campbell et al. 2024)</w:t>
       </w:r>
       <w:r>
         <w:t xml:space="preserve">. A key implication here is that we need to teach basic AI literacy in undergraduate curricula in archaeology, alongside statistical literacy and research design</w:t>
@@ -4624,7 +4619,7 @@
         <w:t xml:space="preserve"> </w:t>
       </w:r>
       <w:r>
-        <w:t xml:space="preserve">(Abramson et al. 2026b; Bail 2024; Grossmann et al. 2023; Longkumer 2025)</w:t>
+        <w:t xml:space="preserve">(Abramson et al. 2026; Bail 2024; Grossmann et al. 2023; Longkumer 2025)</w:t>
       </w:r>
       <w:r>
         <w:t xml:space="preserve">.</w:t>
@@ -4698,7 +4693,7 @@
         <w:t xml:space="preserve"> </w:t>
       </w:r>
       <w:r>
-        <w:t xml:space="preserve">(Bertrán et al. 2026)</w:t>
+        <w:t xml:space="preserve">(Bertran et al. 2026)</w:t>
       </w:r>
       <w:r>
         <w:t xml:space="preserve">. The workflow presented here points toward a future of more credible and defensible research in which archaeologists combine open source software, tools, skills, and MCP servers to turn AI from an opaque oracle into an auditable research assistant, while protecting data sovereignty and keeping plans, code, sources, and final decisions under researcher control.</w:t>
@@ -4777,7 +4772,7 @@
       </w:r>
     </w:p>
     <w:bookmarkEnd w:id="41"/>
-    <w:bookmarkStart w:id="176" w:name="references"/>
+    <w:bookmarkStart w:id="174" w:name="references"/>
     <w:p>
       <w:pPr>
         <w:pStyle w:val="Heading1"/>
@@ -4786,104 +4781,14 @@
         <w:t xml:space="preserve">References</w:t>
       </w:r>
     </w:p>
-    <w:bookmarkStart w:id="174" w:name="refs"/>
-    <w:bookmarkStart w:id="43" w:name="ref-Abramson2026Qualitative"/>
+    <w:bookmarkStart w:id="172" w:name="refs"/>
+    <w:bookmarkStart w:id="43" w:name="ref-Abramson2026"/>
     <w:p>
       <w:pPr>
         <w:pStyle w:val="Bibliography"/>
       </w:pPr>
       <w:r>
-        <w:t xml:space="preserve">Abramson, Corey M., Tara Prendergast, Zhuofan Li, and Daniel Dohan. 2026b. Qualitative</w:t>
-      </w:r>
-      <w:r>
-        <w:t xml:space="preserve"> </w:t>
-      </w:r>
-      <w:r>
-        <w:t xml:space="preserve">Research</w:t>
-      </w:r>
-      <w:r>
-        <w:t xml:space="preserve"> </w:t>
-      </w:r>
-      <w:r>
-        <w:t xml:space="preserve">in an</w:t>
-      </w:r>
-      <w:r>
-        <w:t xml:space="preserve"> </w:t>
-      </w:r>
-      <w:r>
-        <w:t xml:space="preserve">Era</w:t>
-      </w:r>
-      <w:r>
-        <w:t xml:space="preserve"> </w:t>
-      </w:r>
-      <w:r>
-        <w:t xml:space="preserve">of</w:t>
-      </w:r>
-      <w:r>
-        <w:t xml:space="preserve"> </w:t>
-      </w:r>
-      <w:r>
-        <w:t xml:space="preserve">Artificial</w:t>
-      </w:r>
-      <w:r>
-        <w:t xml:space="preserve"> </w:t>
-      </w:r>
-      <w:r>
-        <w:t xml:space="preserve">Intelligence</w:t>
-      </w:r>
-      <w:r>
-        <w:t xml:space="preserve">: A</w:t>
-      </w:r>
-      <w:r>
-        <w:t xml:space="preserve"> </w:t>
-      </w:r>
-      <w:r>
-        <w:t xml:space="preserve">Pragmatic</w:t>
-      </w:r>
-      <w:r>
-        <w:t xml:space="preserve"> </w:t>
-      </w:r>
-      <w:r>
-        <w:t xml:space="preserve">Approach</w:t>
-      </w:r>
-      <w:r>
-        <w:t xml:space="preserve"> </w:t>
-      </w:r>
-      <w:r>
-        <w:t xml:space="preserve">to</w:t>
-      </w:r>
-      <w:r>
-        <w:t xml:space="preserve"> </w:t>
-      </w:r>
-      <w:r>
-        <w:t xml:space="preserve">Data</w:t>
-      </w:r>
-      <w:r>
-        <w:t xml:space="preserve"> </w:t>
-      </w:r>
-      <w:r>
-        <w:t xml:space="preserve">Analysis</w:t>
-      </w:r>
-      <w:r>
-        <w:t xml:space="preserve">,</w:t>
-      </w:r>
-      <w:r>
-        <w:t xml:space="preserve"> </w:t>
-      </w:r>
-      <w:r>
-        <w:t xml:space="preserve">Workflow</w:t>
-      </w:r>
-      <w:r>
-        <w:t xml:space="preserve">, and</w:t>
-      </w:r>
-      <w:r>
-        <w:t xml:space="preserve"> </w:t>
-      </w:r>
-      <w:r>
-        <w:t xml:space="preserve">Computation</w:t>
-      </w:r>
-      <w:r>
-        <w:t xml:space="preserve">.</w:t>
+        <w:t xml:space="preserve">Abramson, Corey M., Tara Prendergast, Zhuofan Li, and Daniel Dohan. 2026. Qualitative Research in an Era of Artificial Intelligence: A Pragmatic Approach to Data Analysis, Workflow, and Computation.</w:t>
       </w:r>
       <w:r>
         <w:t xml:space="preserve"> </w:t>
@@ -4899,7 +4804,7 @@
         <w:t xml:space="preserve"> </w:t>
       </w:r>
       <w:r>
-        <w:t xml:space="preserve">52(1):35–61.</w:t>
+        <w:t xml:space="preserve">52:35–61.</w:t>
       </w:r>
       <w:r>
         <w:t xml:space="preserve"> </w:t>
@@ -4917,13 +4822,46 @@
       </w:r>
     </w:p>
     <w:bookmarkEnd w:id="43"/>
-    <w:bookmarkStart w:id="44" w:name="ref-Abramson2026"/>
+    <w:bookmarkStart w:id="45" w:name="ref-Bail2024Generative"/>
     <w:p>
       <w:pPr>
         <w:pStyle w:val="Bibliography"/>
       </w:pPr>
       <w:r>
-        <w:t xml:space="preserve">Abramson, Corey M., Tara Prendergast, Zhuofan Li, and Daniel Dohan. 2026a. Qualitative Research in an Era of Artificial Intelligence: A Pragmatic Approach to Data Analysis, Workflow, and Computation.</w:t>
+        <w:t xml:space="preserve">Bail, Christopher A. 2024. Can</w:t>
+      </w:r>
+      <w:r>
+        <w:t xml:space="preserve"> </w:t>
+      </w:r>
+      <w:r>
+        <w:t xml:space="preserve">Generative</w:t>
+      </w:r>
+      <w:r>
+        <w:t xml:space="preserve"> </w:t>
+      </w:r>
+      <w:r>
+        <w:t xml:space="preserve">AI</w:t>
+      </w:r>
+      <w:r>
+        <w:t xml:space="preserve"> </w:t>
+      </w:r>
+      <w:r>
+        <w:t xml:space="preserve">Improve</w:t>
+      </w:r>
+      <w:r>
+        <w:t xml:space="preserve"> </w:t>
+      </w:r>
+      <w:r>
+        <w:t xml:space="preserve">Social</w:t>
+      </w:r>
+      <w:r>
+        <w:t xml:space="preserve"> </w:t>
+      </w:r>
+      <w:r>
+        <w:t xml:space="preserve">Science</w:t>
+      </w:r>
+      <w:r>
+        <w:t xml:space="preserve">?</w:t>
       </w:r>
       <w:r>
         <w:t xml:space="preserve"> </w:t>
@@ -4933,70 +4871,123 @@
           <w:iCs/>
           <w:i/>
         </w:rPr>
-        <w:t xml:space="preserve">Annual Review of Sociology</w:t>
-      </w:r>
-      <w:r>
-        <w:t xml:space="preserve"> </w:t>
-      </w:r>
-      <w:r>
-        <w:t xml:space="preserve">52:35–61.</w:t>
-      </w:r>
-      <w:r>
-        <w:t xml:space="preserve"> </w:t>
-      </w:r>
-      <w:hyperlink r:id="rId42">
-        <w:r>
-          <w:rPr>
-            <w:rStyle w:val="Hyperlink"/>
-          </w:rPr>
-          <w:t xml:space="preserve">https://doi.org/10.1146/annurev-soc-011824-104836</w:t>
+        <w:t xml:space="preserve">Proceedings of the National Academy of Sciences</w:t>
+      </w:r>
+      <w:r>
+        <w:t xml:space="preserve"> </w:t>
+      </w:r>
+      <w:r>
+        <w:t xml:space="preserve">121(21):e2314021121.</w:t>
+      </w:r>
+      <w:r>
+        <w:t xml:space="preserve"> </w:t>
+      </w:r>
+      <w:hyperlink r:id="rId44">
+        <w:r>
+          <w:rPr>
+            <w:rStyle w:val="Hyperlink"/>
+          </w:rPr>
+          <w:t xml:space="preserve">https://doi.org/10.1073/pnas.2314021121</w:t>
         </w:r>
       </w:hyperlink>
       <w:r>
         <w:t xml:space="preserve">.</w:t>
       </w:r>
     </w:p>
-    <w:bookmarkEnd w:id="44"/>
-    <w:bookmarkStart w:id="46" w:name="ref-Bail2024Generative"/>
+    <w:bookmarkEnd w:id="45"/>
+    <w:bookmarkStart w:id="47" w:name="ref-BeckBurri2024"/>
     <w:p>
       <w:pPr>
         <w:pStyle w:val="Bibliography"/>
       </w:pPr>
       <w:r>
-        <w:t xml:space="preserve">Bail, Christopher A. 2024. Can</w:t>
-      </w:r>
-      <w:r>
-        <w:t xml:space="preserve"> </w:t>
-      </w:r>
-      <w:r>
-        <w:t xml:space="preserve">Generative</w:t>
-      </w:r>
-      <w:r>
-        <w:t xml:space="preserve"> </w:t>
-      </w:r>
-      <w:r>
-        <w:t xml:space="preserve">AI</w:t>
-      </w:r>
-      <w:r>
-        <w:t xml:space="preserve"> </w:t>
-      </w:r>
-      <w:r>
-        <w:t xml:space="preserve">Improve</w:t>
-      </w:r>
-      <w:r>
-        <w:t xml:space="preserve"> </w:t>
-      </w:r>
-      <w:r>
-        <w:t xml:space="preserve">Social</w:t>
-      </w:r>
-      <w:r>
-        <w:t xml:space="preserve"> </w:t>
-      </w:r>
-      <w:r>
-        <w:t xml:space="preserve">Science</w:t>
-      </w:r>
-      <w:r>
-        <w:t xml:space="preserve">?</w:t>
+        <w:t xml:space="preserve">Beck, Juliane, and Thomas Burri. 2024.</w:t>
+      </w:r>
+      <w:r>
+        <w:t xml:space="preserve"> </w:t>
+      </w:r>
+      <w:hyperlink r:id="rId46">
+        <w:r>
+          <w:rPr>
+            <w:rStyle w:val="Hyperlink"/>
+          </w:rPr>
+          <w:t xml:space="preserve">From</w:t>
+        </w:r>
+        <w:r>
+          <w:rPr>
+            <w:rStyle w:val="Hyperlink"/>
+          </w:rPr>
+          <w:t xml:space="preserve"> </w:t>
+        </w:r>
+        <w:r>
+          <w:rPr>
+            <w:rStyle w:val="Hyperlink"/>
+          </w:rPr>
+          <w:t xml:space="preserve">“Human Control”</w:t>
+        </w:r>
+        <w:r>
+          <w:rPr>
+            <w:rStyle w:val="Hyperlink"/>
+          </w:rPr>
+          <w:t xml:space="preserve"> </w:t>
+        </w:r>
+        <w:r>
+          <w:rPr>
+            <w:rStyle w:val="Hyperlink"/>
+          </w:rPr>
+          <w:t xml:space="preserve">in International Law to</w:t>
+        </w:r>
+        <w:r>
+          <w:rPr>
+            <w:rStyle w:val="Hyperlink"/>
+          </w:rPr>
+          <w:t xml:space="preserve"> </w:t>
+        </w:r>
+        <w:r>
+          <w:rPr>
+            <w:rStyle w:val="Hyperlink"/>
+          </w:rPr>
+          <w:t xml:space="preserve">“Human Oversight”</w:t>
+        </w:r>
+        <w:r>
+          <w:rPr>
+            <w:rStyle w:val="Hyperlink"/>
+          </w:rPr>
+          <w:t xml:space="preserve"> </w:t>
+        </w:r>
+        <w:r>
+          <w:rPr>
+            <w:rStyle w:val="Hyperlink"/>
+          </w:rPr>
+          <w:t xml:space="preserve">in the New</w:t>
+        </w:r>
+        <w:r>
+          <w:rPr>
+            <w:rStyle w:val="Hyperlink"/>
+          </w:rPr>
+          <w:t xml:space="preserve"> </w:t>
+        </w:r>
+        <w:r>
+          <w:rPr>
+            <w:rStyle w:val="Hyperlink"/>
+          </w:rPr>
+          <w:t xml:space="preserve">EU</w:t>
+        </w:r>
+        <w:r>
+          <w:rPr>
+            <w:rStyle w:val="Hyperlink"/>
+          </w:rPr>
+          <w:t xml:space="preserve"> </w:t>
+        </w:r>
+        <w:r>
+          <w:rPr>
+            <w:rStyle w:val="Hyperlink"/>
+          </w:rPr>
+          <w:t xml:space="preserve">Act on Artificial Intelligence</w:t>
+        </w:r>
+      </w:hyperlink>
+      <w:r>
+        <w:t xml:space="preserve">. In</w:t>
       </w:r>
       <w:r>
         <w:t xml:space="preserve"> </w:t>
@@ -5006,123 +4997,20 @@
           <w:iCs/>
           <w:i/>
         </w:rPr>
-        <w:t xml:space="preserve">Proceedings of the National Academy of Sciences</w:t>
-      </w:r>
-      <w:r>
-        <w:t xml:space="preserve"> </w:t>
-      </w:r>
-      <w:r>
-        <w:t xml:space="preserve">121(21):e2314021121.</w:t>
-      </w:r>
-      <w:r>
-        <w:t xml:space="preserve"> </w:t>
-      </w:r>
-      <w:hyperlink r:id="rId45">
-        <w:r>
-          <w:rPr>
-            <w:rStyle w:val="Hyperlink"/>
-          </w:rPr>
-          <w:t xml:space="preserve">https://doi.org/10.1073/pnas.2314021121</w:t>
-        </w:r>
-      </w:hyperlink>
-      <w:r>
-        <w:t xml:space="preserve">.</w:t>
-      </w:r>
-    </w:p>
-    <w:bookmarkEnd w:id="46"/>
-    <w:bookmarkStart w:id="48" w:name="ref-BeckBurri2024"/>
+        <w:t xml:space="preserve">Research Handbook on Meaningful Human Control of Artificial Intelligence Systems</w:t>
+      </w:r>
+      <w:r>
+        <w:t xml:space="preserve">, pp. 104–130. Edward Elgar Publishing.</w:t>
+      </w:r>
+    </w:p>
+    <w:bookmarkEnd w:id="47"/>
+    <w:bookmarkStart w:id="49" w:name="ref-Bertran2026"/>
     <w:p>
       <w:pPr>
         <w:pStyle w:val="Bibliography"/>
       </w:pPr>
       <w:r>
-        <w:t xml:space="preserve">Beck, Juliane, and Thomas Burri. 2024.</w:t>
-      </w:r>
-      <w:r>
-        <w:t xml:space="preserve"> </w:t>
-      </w:r>
-      <w:hyperlink r:id="rId47">
-        <w:r>
-          <w:rPr>
-            <w:rStyle w:val="Hyperlink"/>
-          </w:rPr>
-          <w:t xml:space="preserve">From</w:t>
-        </w:r>
-        <w:r>
-          <w:rPr>
-            <w:rStyle w:val="Hyperlink"/>
-          </w:rPr>
-          <w:t xml:space="preserve"> </w:t>
-        </w:r>
-        <w:r>
-          <w:rPr>
-            <w:rStyle w:val="Hyperlink"/>
-          </w:rPr>
-          <w:t xml:space="preserve">“Human Control”</w:t>
-        </w:r>
-        <w:r>
-          <w:rPr>
-            <w:rStyle w:val="Hyperlink"/>
-          </w:rPr>
-          <w:t xml:space="preserve"> </w:t>
-        </w:r>
-        <w:r>
-          <w:rPr>
-            <w:rStyle w:val="Hyperlink"/>
-          </w:rPr>
-          <w:t xml:space="preserve">in International Law to</w:t>
-        </w:r>
-        <w:r>
-          <w:rPr>
-            <w:rStyle w:val="Hyperlink"/>
-          </w:rPr>
-          <w:t xml:space="preserve"> </w:t>
-        </w:r>
-        <w:r>
-          <w:rPr>
-            <w:rStyle w:val="Hyperlink"/>
-          </w:rPr>
-          <w:t xml:space="preserve">“Human Oversight”</w:t>
-        </w:r>
-        <w:r>
-          <w:rPr>
-            <w:rStyle w:val="Hyperlink"/>
-          </w:rPr>
-          <w:t xml:space="preserve"> </w:t>
-        </w:r>
-        <w:r>
-          <w:rPr>
-            <w:rStyle w:val="Hyperlink"/>
-          </w:rPr>
-          <w:t xml:space="preserve">in the New</w:t>
-        </w:r>
-        <w:r>
-          <w:rPr>
-            <w:rStyle w:val="Hyperlink"/>
-          </w:rPr>
-          <w:t xml:space="preserve"> </w:t>
-        </w:r>
-        <w:r>
-          <w:rPr>
-            <w:rStyle w:val="Hyperlink"/>
-          </w:rPr>
-          <w:t xml:space="preserve">EU</w:t>
-        </w:r>
-        <w:r>
-          <w:rPr>
-            <w:rStyle w:val="Hyperlink"/>
-          </w:rPr>
-          <w:t xml:space="preserve"> </w:t>
-        </w:r>
-        <w:r>
-          <w:rPr>
-            <w:rStyle w:val="Hyperlink"/>
-          </w:rPr>
-          <w:t xml:space="preserve">Act on Artificial Intelligence</w:t>
-        </w:r>
-      </w:hyperlink>
-      <w:r>
-        <w:t xml:space="preserve">. In</w:t>
+        <w:t xml:space="preserve">Bertran, Martin, Riccardo Fogliato, and Zhiwei Steven Wu. 2026. Many AI Analysts, One Dataset: Navigating the Agentic Data Science Multiverse.</w:t>
       </w:r>
       <w:r>
         <w:t xml:space="preserve"> </w:t>
@@ -5132,20 +5020,37 @@
           <w:iCs/>
           <w:i/>
         </w:rPr>
-        <w:t xml:space="preserve">Research Handbook on Meaningful Human Control of Artificial Intelligence Systems</w:t>
-      </w:r>
-      <w:r>
-        <w:t xml:space="preserve">, pp. 104–130. Edward Elgar Publishing.</w:t>
-      </w:r>
-    </w:p>
-    <w:bookmarkEnd w:id="48"/>
-    <w:bookmarkStart w:id="50" w:name="ref-Bertran2026"/>
+        <w:t xml:space="preserve">Proceedings of the National Academy of Sciences</w:t>
+      </w:r>
+      <w:r>
+        <w:t xml:space="preserve"> </w:t>
+      </w:r>
+      <w:r>
+        <w:t xml:space="preserve">123(29):e2606495123.</w:t>
+      </w:r>
+      <w:r>
+        <w:t xml:space="preserve"> </w:t>
+      </w:r>
+      <w:hyperlink r:id="rId48">
+        <w:r>
+          <w:rPr>
+            <w:rStyle w:val="Hyperlink"/>
+          </w:rPr>
+          <w:t xml:space="preserve">https://doi.org/10.1073/pnas.2606495123</w:t>
+        </w:r>
+      </w:hyperlink>
+      <w:r>
+        <w:t xml:space="preserve">.</w:t>
+      </w:r>
+    </w:p>
+    <w:bookmarkEnd w:id="49"/>
+    <w:bookmarkStart w:id="51" w:name="ref-Bischoff2026LargeLanguageModels"/>
     <w:p>
       <w:pPr>
         <w:pStyle w:val="Bibliography"/>
       </w:pPr>
       <w:r>
-        <w:t xml:space="preserve">Bertran, Martin, Riccardo Fogliato, and Zhiwei Steven Wu. 2026. Many AI Analysts, One Dataset: Navigating the Agentic Data Science Multiverse.</w:t>
+        <w:t xml:space="preserve">Bischoff, Robert J. 2026. Large Language Models in Archaeological Practice: Efficacy, Ethics, Risks, and Governance.</w:t>
       </w:r>
       <w:r>
         <w:t xml:space="preserve"> </w:t>
@@ -5155,49 +5060,34 @@
           <w:iCs/>
           <w:i/>
         </w:rPr>
-        <w:t xml:space="preserve">Proceedings of the National Academy of Sciences</w:t>
-      </w:r>
-      <w:r>
-        <w:t xml:space="preserve"> </w:t>
-      </w:r>
-      <w:r>
-        <w:t xml:space="preserve">123(29):e2606495123.</w:t>
-      </w:r>
-      <w:r>
-        <w:t xml:space="preserve"> </w:t>
-      </w:r>
-      <w:hyperlink r:id="rId49">
-        <w:r>
-          <w:rPr>
-            <w:rStyle w:val="Hyperlink"/>
-          </w:rPr>
-          <w:t xml:space="preserve">https://doi.org/10.1073/pnas.2606495123</w:t>
+        <w:t xml:space="preserve">SocArXiv</w:t>
+      </w:r>
+      <w:r>
+        <w:t xml:space="preserve">.</w:t>
+      </w:r>
+      <w:r>
+        <w:t xml:space="preserve"> </w:t>
+      </w:r>
+      <w:hyperlink r:id="rId50">
+        <w:r>
+          <w:rPr>
+            <w:rStyle w:val="Hyperlink"/>
+          </w:rPr>
+          <w:t xml:space="preserve">https://doi.org/10.31235/osf.io/azs6r_v1</w:t>
         </w:r>
       </w:hyperlink>
       <w:r>
         <w:t xml:space="preserve">.</w:t>
       </w:r>
     </w:p>
-    <w:bookmarkEnd w:id="50"/>
-    <w:bookmarkStart w:id="51" w:name="ref-Bertran2026Multiverse"/>
+    <w:bookmarkEnd w:id="51"/>
+    <w:bookmarkStart w:id="53" w:name="ref-Bridgeford2026"/>
     <w:p>
       <w:pPr>
         <w:pStyle w:val="Bibliography"/>
       </w:pPr>
       <w:r>
-        <w:t xml:space="preserve">Bertrán, Martin, Riccardo Fogliato, and Zhiwei Steven Wu. 2026. Many</w:t>
-      </w:r>
-      <w:r>
-        <w:t xml:space="preserve"> </w:t>
-      </w:r>
-      <w:r>
-        <w:t xml:space="preserve">AI</w:t>
-      </w:r>
-      <w:r>
-        <w:t xml:space="preserve"> </w:t>
-      </w:r>
-      <w:r>
-        <w:t xml:space="preserve">Analysts, One Dataset: Navigating the Agentic Data Science Multiverse.</w:t>
+        <w:t xml:space="preserve">Bridgeford, Eric W., Iain Campbell, Zijao Chen, Zhicheng Lin, Harrison Ritz, Joachim Vandekerckhove, and Russell A. Poldrack. 2026. Twelve Quick Tips for AI-Assisted Coding in Science.</w:t>
       </w:r>
       <w:r>
         <w:t xml:space="preserve"> </w:t>
@@ -5207,37 +5097,73 @@
           <w:iCs/>
           <w:i/>
         </w:rPr>
-        <w:t xml:space="preserve">Proceedings of the National Academy of Sciences</w:t>
-      </w:r>
-      <w:r>
-        <w:t xml:space="preserve"> </w:t>
-      </w:r>
-      <w:r>
-        <w:t xml:space="preserve">123(29):e2606495123.</w:t>
-      </w:r>
-      <w:r>
-        <w:t xml:space="preserve"> </w:t>
-      </w:r>
-      <w:hyperlink r:id="rId49">
-        <w:r>
-          <w:rPr>
-            <w:rStyle w:val="Hyperlink"/>
-          </w:rPr>
-          <w:t xml:space="preserve">https://doi.org/10.1073/pnas.2606495123</w:t>
+        <w:t xml:space="preserve">PLOS Computational Biology</w:t>
+      </w:r>
+      <w:r>
+        <w:t xml:space="preserve"> </w:t>
+      </w:r>
+      <w:r>
+        <w:t xml:space="preserve">22(7):e1014428.</w:t>
+      </w:r>
+      <w:r>
+        <w:t xml:space="preserve"> </w:t>
+      </w:r>
+      <w:hyperlink r:id="rId52">
+        <w:r>
+          <w:rPr>
+            <w:rStyle w:val="Hyperlink"/>
+          </w:rPr>
+          <w:t xml:space="preserve">https://doi.org/10.1371/journal.pcbi.1014428</w:t>
         </w:r>
       </w:hyperlink>
       <w:r>
         <w:t xml:space="preserve">.</w:t>
       </w:r>
     </w:p>
-    <w:bookmarkEnd w:id="51"/>
-    <w:bookmarkStart w:id="53" w:name="ref-Bischoff2026LargeLanguageModels"/>
+    <w:bookmarkEnd w:id="53"/>
+    <w:bookmarkStart w:id="55" w:name="ref-Brown2026book"/>
     <w:p>
       <w:pPr>
         <w:pStyle w:val="Bibliography"/>
       </w:pPr>
       <w:r>
-        <w:t xml:space="preserve">Bischoff, Robert J. 2026. Large Language Models in Archaeological Practice: Efficacy, Ethics, Risks, and Governance.</w:t>
+        <w:t xml:space="preserve">Brown, Christopher J. 2026.</w:t>
+      </w:r>
+      <w:r>
+        <w:t xml:space="preserve"> </w:t>
+      </w:r>
+      <w:r>
+        <w:t xml:space="preserve">AI</w:t>
+      </w:r>
+      <w:r>
+        <w:t xml:space="preserve"> </w:t>
+      </w:r>
+      <w:r>
+        <w:t xml:space="preserve">Assistants for Scientific Coding.</w:t>
+      </w:r>
+      <w:r>
+        <w:t xml:space="preserve"> </w:t>
+      </w:r>
+      <w:hyperlink r:id="rId54">
+        <w:r>
+          <w:rPr>
+            <w:rStyle w:val="Hyperlink"/>
+          </w:rPr>
+          <w:t xml:space="preserve">https://www.seascapemodels.org/AI-assistants-for-scientific-coding/</w:t>
+        </w:r>
+      </w:hyperlink>
+      <w:r>
+        <w:t xml:space="preserve">, accessed September 18, 2026.</w:t>
+      </w:r>
+    </w:p>
+    <w:bookmarkEnd w:id="55"/>
+    <w:bookmarkStart w:id="57" w:name="ref-Brown2026a"/>
+    <w:p>
+      <w:pPr>
+        <w:pStyle w:val="Bibliography"/>
+      </w:pPr>
+      <w:r>
+        <w:t xml:space="preserve">Brown, Christopher J., Leigha R. Aitken, Richard Takyi, and Alexandre Tisseaux-Navarro. 2026. Automating Ecological and Fisheries Modelling with Agentic AI.</w:t>
       </w:r>
       <w:r>
         <w:t xml:space="preserve"> </w:t>
@@ -5247,34 +5173,37 @@
           <w:iCs/>
           <w:i/>
         </w:rPr>
-        <w:t xml:space="preserve">SocArXiv</w:t>
-      </w:r>
+        <w:t xml:space="preserve">Fish and Fisheries</w:t>
+      </w:r>
+      <w:r>
+        <w:t xml:space="preserve"> </w:t>
+      </w:r>
+      <w:r>
+        <w:t xml:space="preserve">27(3):726–739.</w:t>
+      </w:r>
+      <w:r>
+        <w:t xml:space="preserve"> </w:t>
+      </w:r>
+      <w:hyperlink r:id="rId56">
+        <w:r>
+          <w:rPr>
+            <w:rStyle w:val="Hyperlink"/>
+          </w:rPr>
+          <w:t xml:space="preserve">https://doi.org/10.1111/faf.70079</w:t>
+        </w:r>
+      </w:hyperlink>
       <w:r>
         <w:t xml:space="preserve">.</w:t>
       </w:r>
-      <w:r>
-        <w:t xml:space="preserve"> </w:t>
-      </w:r>
-      <w:hyperlink r:id="rId52">
-        <w:r>
-          <w:rPr>
-            <w:rStyle w:val="Hyperlink"/>
-          </w:rPr>
-          <w:t xml:space="preserve">https://doi.org/10.31235/osf.io/azs6r_v1</w:t>
-        </w:r>
-      </w:hyperlink>
-      <w:r>
-        <w:t xml:space="preserve">.</w:t>
-      </w:r>
-    </w:p>
-    <w:bookmarkEnd w:id="53"/>
-    <w:bookmarkStart w:id="55" w:name="ref-Bridgeford2026"/>
+    </w:p>
+    <w:bookmarkEnd w:id="57"/>
+    <w:bookmarkStart w:id="59" w:name="ref-Brown2026b"/>
     <w:p>
       <w:pPr>
         <w:pStyle w:val="Bibliography"/>
       </w:pPr>
       <w:r>
-        <w:t xml:space="preserve">Bridgeford, Eric W., Iain Campbell, Zijao Chen, Zhicheng Lin, Harrison Ritz, Joachim Vandekerckhove, and Russell A. Poldrack. 2026. Twelve Quick Tips for AI-Assisted Coding in Science.</w:t>
+        <w:t xml:space="preserve">Brown, Christopher J., and Scott Spillias. 2026. Prompting Large Language Models for Quality Ecological Statistics.</w:t>
       </w:r>
       <w:r>
         <w:t xml:space="preserve"> </w:t>
@@ -5284,37 +5213,37 @@
           <w:iCs/>
           <w:i/>
         </w:rPr>
-        <w:t xml:space="preserve">PLOS Computational Biology</w:t>
-      </w:r>
-      <w:r>
-        <w:t xml:space="preserve"> </w:t>
-      </w:r>
-      <w:r>
-        <w:t xml:space="preserve">22(7):e1014428.</w:t>
-      </w:r>
-      <w:r>
-        <w:t xml:space="preserve"> </w:t>
-      </w:r>
-      <w:hyperlink r:id="rId54">
-        <w:r>
-          <w:rPr>
-            <w:rStyle w:val="Hyperlink"/>
-          </w:rPr>
-          <w:t xml:space="preserve">https://doi.org/10.1371/journal.pcbi.1014428</w:t>
+        <w:t xml:space="preserve">Methods in Ecology and Evolution</w:t>
+      </w:r>
+      <w:r>
+        <w:t xml:space="preserve"> </w:t>
+      </w:r>
+      <w:r>
+        <w:t xml:space="preserve">17(4):1012–1021.</w:t>
+      </w:r>
+      <w:r>
+        <w:t xml:space="preserve"> </w:t>
+      </w:r>
+      <w:hyperlink r:id="rId58">
+        <w:r>
+          <w:rPr>
+            <w:rStyle w:val="Hyperlink"/>
+          </w:rPr>
+          <w:t xml:space="preserve">https://doi.org/10.1111/2041-210x.70267</w:t>
         </w:r>
       </w:hyperlink>
       <w:r>
         <w:t xml:space="preserve">.</w:t>
       </w:r>
     </w:p>
-    <w:bookmarkEnd w:id="55"/>
-    <w:bookmarkStart w:id="57" w:name="ref-Brown2026local"/>
+    <w:bookmarkEnd w:id="59"/>
+    <w:bookmarkStart w:id="61" w:name="ref-Brown2026local"/>
     <w:p>
       <w:pPr>
         <w:pStyle w:val="Bibliography"/>
       </w:pPr>
       <w:r>
-        <w:t xml:space="preserve">Brown, Chris, Scott Spillias, Carla Sbrocchi, and Luis D. Verde Arregoitia. 2026.</w:t>
+        <w:t xml:space="preserve">Brown, Christopher J., Scott Spillias, Carla Sbrocchi, and Luis D. Verde Arregoitia. 2026.</w:t>
       </w:r>
       <w:r>
         <w:t xml:space="preserve"> </w:t>
@@ -5328,7 +5257,7 @@
       <w:r>
         <w:t xml:space="preserve"> </w:t>
       </w:r>
-      <w:hyperlink r:id="rId56">
+      <w:hyperlink r:id="rId60">
         <w:r>
           <w:rPr>
             <w:rStyle w:val="Hyperlink"/>
@@ -5340,50 +5269,14 @@
         <w:t xml:space="preserve">, accessed September 18, 2026.</w:t>
       </w:r>
     </w:p>
-    <w:bookmarkEnd w:id="57"/>
-    <w:bookmarkStart w:id="59" w:name="ref-Brown2026book"/>
+    <w:bookmarkEnd w:id="61"/>
+    <w:bookmarkStart w:id="63" w:name="ref-Campbell2024"/>
     <w:p>
       <w:pPr>
         <w:pStyle w:val="Bibliography"/>
       </w:pPr>
       <w:r>
-        <w:t xml:space="preserve">Brown, Christopher J. 2026.</w:t>
-      </w:r>
-      <w:r>
-        <w:t xml:space="preserve"> </w:t>
-      </w:r>
-      <w:r>
-        <w:t xml:space="preserve">AI</w:t>
-      </w:r>
-      <w:r>
-        <w:t xml:space="preserve"> </w:t>
-      </w:r>
-      <w:r>
-        <w:t xml:space="preserve">Assistants for Scientific Coding.</w:t>
-      </w:r>
-      <w:r>
-        <w:t xml:space="preserve"> </w:t>
-      </w:r>
-      <w:hyperlink r:id="rId58">
-        <w:r>
-          <w:rPr>
-            <w:rStyle w:val="Hyperlink"/>
-          </w:rPr>
-          <w:t xml:space="preserve">https://www.seascapemodels.org/AI-assistants-for-scientific-coding/</w:t>
-        </w:r>
-      </w:hyperlink>
-      <w:r>
-        <w:t xml:space="preserve">, accessed September 18, 2026.</w:t>
-      </w:r>
-    </w:p>
-    <w:bookmarkEnd w:id="59"/>
-    <w:bookmarkStart w:id="61" w:name="ref-Brown2026a"/>
-    <w:p>
-      <w:pPr>
-        <w:pStyle w:val="Bibliography"/>
-      </w:pPr>
-      <w:r>
-        <w:t xml:space="preserve">Brown, Christopher J., Leigha R. Aitken, Richard Takyi, and Alexandre Tisseaux-Navarro. 2026. Automating Ecological and Fisheries Modelling with Agentic AI.</w:t>
+        <w:t xml:space="preserve">Campbell, Heather, Thomas Bluck, Ella Curry, Derrick Harris, Billie Pike, and Bethany Wright. 2024. Should We Still Teach or Learn Coding? A Postgraduate Student Perspective on the Use of Large Language Models for Coding in Ecology and Evolution.</w:t>
       </w:r>
       <w:r>
         <w:t xml:space="preserve"> </w:t>
@@ -5393,37 +5286,37 @@
           <w:iCs/>
           <w:i/>
         </w:rPr>
-        <w:t xml:space="preserve">Fish and Fisheries</w:t>
-      </w:r>
-      <w:r>
-        <w:t xml:space="preserve"> </w:t>
-      </w:r>
-      <w:r>
-        <w:t xml:space="preserve">27(3):726–739.</w:t>
-      </w:r>
-      <w:r>
-        <w:t xml:space="preserve"> </w:t>
-      </w:r>
-      <w:hyperlink r:id="rId60">
-        <w:r>
-          <w:rPr>
-            <w:rStyle w:val="Hyperlink"/>
-          </w:rPr>
-          <w:t xml:space="preserve">https://doi.org/10.1111/faf.70079</w:t>
+        <w:t xml:space="preserve">Methods in Ecology and Evolution</w:t>
+      </w:r>
+      <w:r>
+        <w:t xml:space="preserve"> </w:t>
+      </w:r>
+      <w:r>
+        <w:t xml:space="preserve">15(10):1767–1770.</w:t>
+      </w:r>
+      <w:r>
+        <w:t xml:space="preserve"> </w:t>
+      </w:r>
+      <w:hyperlink r:id="rId62">
+        <w:r>
+          <w:rPr>
+            <w:rStyle w:val="Hyperlink"/>
+          </w:rPr>
+          <w:t xml:space="preserve">https://doi.org/10.1111/2041-210X.14396</w:t>
         </w:r>
       </w:hyperlink>
       <w:r>
         <w:t xml:space="preserve">.</w:t>
       </w:r>
     </w:p>
-    <w:bookmarkEnd w:id="61"/>
-    <w:bookmarkStart w:id="63" w:name="ref-Brown2026b"/>
+    <w:bookmarkEnd w:id="63"/>
+    <w:bookmarkStart w:id="65" w:name="ref-CardarelliRagno2026"/>
     <w:p>
       <w:pPr>
         <w:pStyle w:val="Bibliography"/>
       </w:pPr>
       <w:r>
-        <w:t xml:space="preserve">Brown, Christopher J., and Scott Spillias. 2026. Prompting Large Language Models for Quality Ecological Statistics.</w:t>
+        <w:t xml:space="preserve">Cardarelli, Lorenzo, and Roberto Ragno. 2026. (Whose Defaults?) Is Artificial Intelligence Reorienting Archaeological Methods?</w:t>
       </w:r>
       <w:r>
         <w:t xml:space="preserve"> </w:t>
@@ -5433,37 +5326,34 @@
           <w:iCs/>
           <w:i/>
         </w:rPr>
-        <w:t xml:space="preserve">Methods in Ecology and Evolution</w:t>
-      </w:r>
-      <w:r>
-        <w:t xml:space="preserve"> </w:t>
-      </w:r>
-      <w:r>
-        <w:t xml:space="preserve">17(4):1012–1021.</w:t>
-      </w:r>
-      <w:r>
-        <w:t xml:space="preserve"> </w:t>
-      </w:r>
-      <w:hyperlink r:id="rId62">
-        <w:r>
-          <w:rPr>
-            <w:rStyle w:val="Hyperlink"/>
-          </w:rPr>
-          <w:t xml:space="preserve">https://doi.org/10.1111/2041-210x.70267</w:t>
+        <w:t xml:space="preserve">arXiv Preprint arXiv:2609.11198</w:t>
+      </w:r>
+      <w:r>
+        <w:t xml:space="preserve">.</w:t>
+      </w:r>
+      <w:r>
+        <w:t xml:space="preserve"> </w:t>
+      </w:r>
+      <w:hyperlink r:id="rId64">
+        <w:r>
+          <w:rPr>
+            <w:rStyle w:val="Hyperlink"/>
+          </w:rPr>
+          <w:t xml:space="preserve">https://doi.org/10.48550/arXiv.2609.11198</w:t>
         </w:r>
       </w:hyperlink>
       <w:r>
         <w:t xml:space="preserve">.</w:t>
       </w:r>
     </w:p>
-    <w:bookmarkEnd w:id="63"/>
-    <w:bookmarkStart w:id="65" w:name="ref-Campbell2024"/>
+    <w:bookmarkEnd w:id="65"/>
+    <w:bookmarkStart w:id="67" w:name="ref-Chen2023"/>
     <w:p>
       <w:pPr>
         <w:pStyle w:val="Bibliography"/>
       </w:pPr>
       <w:r>
-        <w:t xml:space="preserve">Campbell, Heather, Thomas Bluck, Ella Curry, Derrick Harris, Billie Pike, and Bethany Wright. 2024. Should We Still Teach or Learn Coding? A Postgraduate Student Perspective on the Use of Large Language Models for Coding in Ecology and Evolution.</w:t>
+        <w:t xml:space="preserve">Chen, Xinyun, Maxwell Lin, Nathanael Schärli, and Denny Zhou. 2023. Teaching Large Language Models to Self-Debug.</w:t>
       </w:r>
       <w:r>
         <w:t xml:space="preserve"> </w:t>
@@ -5473,37 +5363,91 @@
           <w:iCs/>
           <w:i/>
         </w:rPr>
-        <w:t xml:space="preserve">Methods in Ecology and Evolution</w:t>
-      </w:r>
-      <w:r>
-        <w:t xml:space="preserve"> </w:t>
-      </w:r>
-      <w:r>
-        <w:t xml:space="preserve">15(10):1767–1770.</w:t>
-      </w:r>
-      <w:r>
-        <w:t xml:space="preserve"> </w:t>
-      </w:r>
-      <w:hyperlink r:id="rId64">
-        <w:r>
-          <w:rPr>
-            <w:rStyle w:val="Hyperlink"/>
-          </w:rPr>
-          <w:t xml:space="preserve">https://doi.org/10.1111/2041-210X.14396</w:t>
+        <w:t xml:space="preserve">International Conference on Learning Representations</w:t>
+      </w:r>
+      <w:r>
+        <w:t xml:space="preserve">.</w:t>
+      </w:r>
+      <w:r>
+        <w:t xml:space="preserve"> </w:t>
+      </w:r>
+      <w:hyperlink r:id="rId66">
+        <w:r>
+          <w:rPr>
+            <w:rStyle w:val="Hyperlink"/>
+          </w:rPr>
+          <w:t xml:space="preserve">https://doi.org/10.48550/arXiv.2304.05128</w:t>
         </w:r>
       </w:hyperlink>
       <w:r>
         <w:t xml:space="preserve">.</w:t>
       </w:r>
     </w:p>
-    <w:bookmarkEnd w:id="65"/>
-    <w:bookmarkStart w:id="67" w:name="ref-CardarelliRagno2026"/>
+    <w:bookmarkEnd w:id="67"/>
+    <w:bookmarkStart w:id="69" w:name="ref-Codreanu2026"/>
     <w:p>
       <w:pPr>
         <w:pStyle w:val="Bibliography"/>
       </w:pPr>
       <w:r>
-        <w:t xml:space="preserve">Cardarelli, Lorenzo, and Roberto Ragno. 2026. (Whose Defaults?) Is Artificial Intelligence Reorienting Archaeological Methods?</w:t>
+        <w:t xml:space="preserve">Codreanu, Mihai, Alex Imas, Juan Mateos-Garcia, Evalyne Muiruri, Ana Trišović, Scott Strand, Arthur Turrell, et al. 2026.</w:t>
+      </w:r>
+      <w:r>
+        <w:t xml:space="preserve"> </w:t>
+      </w:r>
+      <w:r>
+        <w:t xml:space="preserve">AI</w:t>
+      </w:r>
+      <w:r>
+        <w:t xml:space="preserve"> </w:t>
+      </w:r>
+      <w:r>
+        <w:t xml:space="preserve">in</w:t>
+      </w:r>
+      <w:r>
+        <w:t xml:space="preserve"> </w:t>
+      </w:r>
+      <w:r>
+        <w:t xml:space="preserve">Science:</w:t>
+      </w:r>
+      <w:r>
+        <w:t xml:space="preserve"> </w:t>
+      </w:r>
+      <w:r>
+        <w:t xml:space="preserve">Early</w:t>
+      </w:r>
+      <w:r>
+        <w:t xml:space="preserve"> </w:t>
+      </w:r>
+      <w:r>
+        <w:t xml:space="preserve">Insights</w:t>
+      </w:r>
+      <w:r>
+        <w:t xml:space="preserve">.</w:t>
+      </w:r>
+      <w:r>
+        <w:t xml:space="preserve"> </w:t>
+      </w:r>
+      <w:hyperlink r:id="rId68">
+        <w:r>
+          <w:rPr>
+            <w:rStyle w:val="Hyperlink"/>
+          </w:rPr>
+          <w:t xml:space="preserve">https://ai.google/static/documents/AI-in-Science.pdf</w:t>
+        </w:r>
+      </w:hyperlink>
+      <w:r>
+        <w:t xml:space="preserve">, accessed September 16, 2026.</w:t>
+      </w:r>
+    </w:p>
+    <w:bookmarkEnd w:id="69"/>
+    <w:bookmarkStart w:id="71" w:name="ref-Cooper2024"/>
+    <w:p>
+      <w:pPr>
+        <w:pStyle w:val="Bibliography"/>
+      </w:pPr>
+      <w:r>
+        <w:t xml:space="preserve">Cooper, Natalie, Adam T. Clark, Nicolas Lecomte, Huijie Qiao, and Aaron M. Ellison. 2024. Harnessing Large Language Models for Coding, Teaching and Inclusion to Empower Research in Ecology and Evolution.</w:t>
       </w:r>
       <w:r>
         <w:t xml:space="preserve"> </w:t>
@@ -5513,34 +5457,37 @@
           <w:iCs/>
           <w:i/>
         </w:rPr>
-        <w:t xml:space="preserve">arXiv Preprint arXiv:2609.11198</w:t>
-      </w:r>
+        <w:t xml:space="preserve">Methods in Ecology and Evolution</w:t>
+      </w:r>
+      <w:r>
+        <w:t xml:space="preserve"> </w:t>
+      </w:r>
+      <w:r>
+        <w:t xml:space="preserve">15(10):1757–1763.</w:t>
+      </w:r>
+      <w:r>
+        <w:t xml:space="preserve"> </w:t>
+      </w:r>
+      <w:hyperlink r:id="rId70">
+        <w:r>
+          <w:rPr>
+            <w:rStyle w:val="Hyperlink"/>
+          </w:rPr>
+          <w:t xml:space="preserve">https://doi.org/10.1111/2041-210X.14325</w:t>
+        </w:r>
+      </w:hyperlink>
       <w:r>
         <w:t xml:space="preserve">.</w:t>
       </w:r>
-      <w:r>
-        <w:t xml:space="preserve"> </w:t>
-      </w:r>
-      <w:hyperlink r:id="rId66">
-        <w:r>
-          <w:rPr>
-            <w:rStyle w:val="Hyperlink"/>
-          </w:rPr>
-          <w:t xml:space="preserve">https://doi.org/10.48550/arXiv.2609.11198</w:t>
-        </w:r>
-      </w:hyperlink>
-      <w:r>
-        <w:t xml:space="preserve">.</w:t>
-      </w:r>
-    </w:p>
-    <w:bookmarkEnd w:id="67"/>
-    <w:bookmarkStart w:id="69" w:name="ref-Chen2023"/>
+    </w:p>
+    <w:bookmarkEnd w:id="71"/>
+    <w:bookmarkStart w:id="73" w:name="ref-Cootsona_Castillo_Sunseri_2026"/>
     <w:p>
       <w:pPr>
         <w:pStyle w:val="Bibliography"/>
       </w:pPr>
       <w:r>
-        <w:t xml:space="preserve">Chen, Xinyun, Maxwell Lin, Nathanael Schärli, and Denny Zhou. 2023. Teaching Large Language Models to Self-Debug.</w:t>
+        <w:t xml:space="preserve">Cootsona, Melanie G., Mario Alberto Castillo, and Jun Sunseri. 2026. Navigating the AI Revolution in the Era of Community-Accountable Archaeological Praxis.</w:t>
       </w:r>
       <w:r>
         <w:t xml:space="preserve"> </w:t>
@@ -5550,91 +5497,34 @@
           <w:iCs/>
           <w:i/>
         </w:rPr>
-        <w:t xml:space="preserve">International Conference on Learning Representations</w:t>
-      </w:r>
+        <w:t xml:space="preserve">Advances in Archaeological Practice</w:t>
+      </w:r>
+      <w:r>
+        <w:t xml:space="preserve">:1–16.</w:t>
+      </w:r>
+      <w:r>
+        <w:t xml:space="preserve"> </w:t>
+      </w:r>
+      <w:hyperlink r:id="rId72">
+        <w:r>
+          <w:rPr>
+            <w:rStyle w:val="Hyperlink"/>
+          </w:rPr>
+          <w:t xml:space="preserve">https://doi.org/10.1017/aap.2026.10173</w:t>
+        </w:r>
+      </w:hyperlink>
       <w:r>
         <w:t xml:space="preserve">.</w:t>
       </w:r>
-      <w:r>
-        <w:t xml:space="preserve"> </w:t>
-      </w:r>
-      <w:hyperlink r:id="rId68">
-        <w:r>
-          <w:rPr>
-            <w:rStyle w:val="Hyperlink"/>
-          </w:rPr>
-          <w:t xml:space="preserve">https://doi.org/10.48550/arXiv.2304.05128</w:t>
-        </w:r>
-      </w:hyperlink>
-      <w:r>
-        <w:t xml:space="preserve">.</w:t>
-      </w:r>
-    </w:p>
-    <w:bookmarkEnd w:id="69"/>
-    <w:bookmarkStart w:id="71" w:name="ref-Codreanu2026"/>
+    </w:p>
+    <w:bookmarkEnd w:id="73"/>
+    <w:bookmarkStart w:id="75" w:name="ref-DellAcqua2026"/>
     <w:p>
       <w:pPr>
         <w:pStyle w:val="Bibliography"/>
       </w:pPr>
       <w:r>
-        <w:t xml:space="preserve">Codreanu, Mihai, Alex Imas, Juan Mateos-Garcia, Evalyne Muiruri, Ana Trišović, Scott Strand, Arthur Turrell, et al. 2026.</w:t>
-      </w:r>
-      <w:r>
-        <w:t xml:space="preserve"> </w:t>
-      </w:r>
-      <w:r>
-        <w:t xml:space="preserve">AI</w:t>
-      </w:r>
-      <w:r>
-        <w:t xml:space="preserve"> </w:t>
-      </w:r>
-      <w:r>
-        <w:t xml:space="preserve">in</w:t>
-      </w:r>
-      <w:r>
-        <w:t xml:space="preserve"> </w:t>
-      </w:r>
-      <w:r>
-        <w:t xml:space="preserve">Science:</w:t>
-      </w:r>
-      <w:r>
-        <w:t xml:space="preserve"> </w:t>
-      </w:r>
-      <w:r>
-        <w:t xml:space="preserve">Early</w:t>
-      </w:r>
-      <w:r>
-        <w:t xml:space="preserve"> </w:t>
-      </w:r>
-      <w:r>
-        <w:t xml:space="preserve">Insights</w:t>
-      </w:r>
-      <w:r>
-        <w:t xml:space="preserve">.</w:t>
-      </w:r>
-      <w:r>
-        <w:t xml:space="preserve"> </w:t>
-      </w:r>
-      <w:hyperlink r:id="rId70">
-        <w:r>
-          <w:rPr>
-            <w:rStyle w:val="Hyperlink"/>
-          </w:rPr>
-          <w:t xml:space="preserve">https://ai.google/static/documents/AI-in-Science.pdf</w:t>
-        </w:r>
-      </w:hyperlink>
-      <w:r>
-        <w:t xml:space="preserve">, accessed September 16, 2026.</w:t>
-      </w:r>
-    </w:p>
-    <w:bookmarkEnd w:id="71"/>
-    <w:bookmarkStart w:id="73" w:name="ref-Cooper2024"/>
-    <w:p>
-      <w:pPr>
-        <w:pStyle w:val="Bibliography"/>
-      </w:pPr>
-      <w:r>
-        <w:t xml:space="preserve">Cooper, Natalie, Adam T. Clark, Nicolas Lecomte, Huijie Qiao, and Aaron M. Ellison. 2024. Harnessing Large Language Models for Coding, Teaching and Inclusion to Empower Research in Ecology and Evolution.</w:t>
+        <w:t xml:space="preserve">Dell’Acqua, Fabrizio, Edward McFowland, Ethan Mollick, Hila Lifshitz, Katherine C. Kellogg, Saran Rajendran, Lisa Krayer, François Candelon, and Karim R. Lakhani. 2026. Navigating the Jagged Technological Frontier: Field Experimental Evidence of the Effects of Artificial Intelligence on Knowledge Worker Productivity and Quality.</w:t>
       </w:r>
       <w:r>
         <w:t xml:space="preserve"> </w:t>
@@ -5644,37 +5534,37 @@
           <w:iCs/>
           <w:i/>
         </w:rPr>
-        <w:t xml:space="preserve">Methods in Ecology and Evolution</w:t>
-      </w:r>
-      <w:r>
-        <w:t xml:space="preserve"> </w:t>
-      </w:r>
-      <w:r>
-        <w:t xml:space="preserve">15(10):1757–1763.</w:t>
-      </w:r>
-      <w:r>
-        <w:t xml:space="preserve"> </w:t>
-      </w:r>
-      <w:hyperlink r:id="rId72">
-        <w:r>
-          <w:rPr>
-            <w:rStyle w:val="Hyperlink"/>
-          </w:rPr>
-          <w:t xml:space="preserve">https://doi.org/10.1111/2041-210X.14325</w:t>
+        <w:t xml:space="preserve">Organization Science</w:t>
+      </w:r>
+      <w:r>
+        <w:t xml:space="preserve"> </w:t>
+      </w:r>
+      <w:r>
+        <w:t xml:space="preserve">37(2):403–423.</w:t>
+      </w:r>
+      <w:r>
+        <w:t xml:space="preserve"> </w:t>
+      </w:r>
+      <w:hyperlink r:id="rId74">
+        <w:r>
+          <w:rPr>
+            <w:rStyle w:val="Hyperlink"/>
+          </w:rPr>
+          <w:t xml:space="preserve">https://doi.org/10.1287/orsc.2025.21838</w:t>
         </w:r>
       </w:hyperlink>
       <w:r>
         <w:t xml:space="preserve">.</w:t>
       </w:r>
     </w:p>
-    <w:bookmarkEnd w:id="73"/>
-    <w:bookmarkStart w:id="75" w:name="ref-Cootsona_Castillo_Sunseri_2026"/>
+    <w:bookmarkEnd w:id="75"/>
+    <w:bookmarkStart w:id="77" w:name="ref-Dyck2026"/>
     <w:p>
       <w:pPr>
         <w:pStyle w:val="Bibliography"/>
       </w:pPr>
       <w:r>
-        <w:t xml:space="preserve">Cootsona, Melanie G., Mario Alberto Castillo, and Jun Sunseri. 2026. Navigating the AI Revolution in the Era of Community-Accountable Archaeological Praxis.</w:t>
+        <w:t xml:space="preserve">Dyck, Marissa A. 2026. A Letter to a Young Data Analyst: Learning Before Leaning on AI.</w:t>
       </w:r>
       <w:r>
         <w:t xml:space="preserve"> </w:t>
@@ -5684,34 +5574,46 @@
           <w:iCs/>
           <w:i/>
         </w:rPr>
-        <w:t xml:space="preserve">Advances in Archaeological Practice</w:t>
-      </w:r>
-      <w:r>
-        <w:t xml:space="preserve">:1–16.</w:t>
-      </w:r>
-      <w:r>
-        <w:t xml:space="preserve"> </w:t>
-      </w:r>
-      <w:hyperlink r:id="rId74">
-        <w:r>
-          <w:rPr>
-            <w:rStyle w:val="Hyperlink"/>
-          </w:rPr>
-          <w:t xml:space="preserve">https://doi.org/10.1017/aap.2026.10173</w:t>
+        <w:t xml:space="preserve">Journal of Mammalogy</w:t>
+      </w:r>
+      <w:r>
+        <w:t xml:space="preserve"> </w:t>
+      </w:r>
+      <w:r>
+        <w:t xml:space="preserve">107(1):210–211.</w:t>
+      </w:r>
+      <w:r>
+        <w:t xml:space="preserve"> </w:t>
+      </w:r>
+      <w:hyperlink r:id="rId76">
+        <w:r>
+          <w:rPr>
+            <w:rStyle w:val="Hyperlink"/>
+          </w:rPr>
+          <w:t xml:space="preserve">https://doi.org/10.1093/jmammal/gyaf082</w:t>
         </w:r>
       </w:hyperlink>
       <w:r>
         <w:t xml:space="preserve">.</w:t>
       </w:r>
     </w:p>
-    <w:bookmarkEnd w:id="75"/>
-    <w:bookmarkStart w:id="77" w:name="ref-DellAcqua2026"/>
+    <w:bookmarkEnd w:id="77"/>
+    <w:bookmarkStart w:id="79" w:name="ref-Feuerriegel2024"/>
     <w:p>
       <w:pPr>
         <w:pStyle w:val="Bibliography"/>
       </w:pPr>
       <w:r>
-        <w:t xml:space="preserve">Dell’Acqua, Fabrizio, Edward McFowland, Ethan Mollick, Hila Lifshitz, Katherine C. Kellogg, Saran Rajendran, Lisa Krayer, François Candelon, and Karim R. Lakhani. 2026. Navigating the Jagged Technological Frontier: Field Experimental Evidence of the Effects of Artificial Intelligence on Knowledge Worker Productivity and Quality.</w:t>
+        <w:t xml:space="preserve">Feuerriegel, Stefan, Jochen Hartmann, Christian Janiesch, and Patrick Zschech. 2024.</w:t>
+      </w:r>
+      <w:r>
+        <w:t xml:space="preserve"> </w:t>
+      </w:r>
+      <w:r>
+        <w:t xml:space="preserve">Generative AI</w:t>
+      </w:r>
+      <w:r>
+        <w:t xml:space="preserve">.</w:t>
       </w:r>
       <w:r>
         <w:t xml:space="preserve"> </w:t>
@@ -5721,37 +5623,37 @@
           <w:iCs/>
           <w:i/>
         </w:rPr>
-        <w:t xml:space="preserve">Organization Science</w:t>
-      </w:r>
-      <w:r>
-        <w:t xml:space="preserve"> </w:t>
-      </w:r>
-      <w:r>
-        <w:t xml:space="preserve">37(2):403–423.</w:t>
-      </w:r>
-      <w:r>
-        <w:t xml:space="preserve"> </w:t>
-      </w:r>
-      <w:hyperlink r:id="rId76">
-        <w:r>
-          <w:rPr>
-            <w:rStyle w:val="Hyperlink"/>
-          </w:rPr>
-          <w:t xml:space="preserve">https://doi.org/10.1287/orsc.2025.21838</w:t>
+        <w:t xml:space="preserve">Business &amp; Information Systems Engineering</w:t>
+      </w:r>
+      <w:r>
+        <w:t xml:space="preserve"> </w:t>
+      </w:r>
+      <w:r>
+        <w:t xml:space="preserve">66(1):111–126.</w:t>
+      </w:r>
+      <w:r>
+        <w:t xml:space="preserve"> </w:t>
+      </w:r>
+      <w:hyperlink r:id="rId78">
+        <w:r>
+          <w:rPr>
+            <w:rStyle w:val="Hyperlink"/>
+          </w:rPr>
+          <w:t xml:space="preserve">https://doi.org/10.1007/s12599-023-00834-7</w:t>
         </w:r>
       </w:hyperlink>
       <w:r>
         <w:t xml:space="preserve">.</w:t>
       </w:r>
     </w:p>
-    <w:bookmarkEnd w:id="77"/>
-    <w:bookmarkStart w:id="79" w:name="ref-Dyck2026"/>
+    <w:bookmarkEnd w:id="79"/>
+    <w:bookmarkStart w:id="81" w:name="ref-Gattiglia2025"/>
     <w:p>
       <w:pPr>
         <w:pStyle w:val="Bibliography"/>
       </w:pPr>
       <w:r>
-        <w:t xml:space="preserve">Dyck, Marissa A. 2026. A Letter to a Young Data Analyst: Learning Before Leaning on AI.</w:t>
+        <w:t xml:space="preserve">Gattiglia, Gabriele. 2025. Managing Artificial Intelligence in Archeology: An Overview.</w:t>
       </w:r>
       <w:r>
         <w:t xml:space="preserve"> </w:t>
@@ -5761,43 +5663,43 @@
           <w:iCs/>
           <w:i/>
         </w:rPr>
-        <w:t xml:space="preserve">Journal of Mammalogy</w:t>
-      </w:r>
-      <w:r>
-        <w:t xml:space="preserve"> </w:t>
-      </w:r>
-      <w:r>
-        <w:t xml:space="preserve">107(1):210–211.</w:t>
-      </w:r>
-      <w:r>
-        <w:t xml:space="preserve"> </w:t>
-      </w:r>
-      <w:hyperlink r:id="rId78">
-        <w:r>
-          <w:rPr>
-            <w:rStyle w:val="Hyperlink"/>
-          </w:rPr>
-          <w:t xml:space="preserve">https://doi.org/10.1093/jmammal/gyaf082</w:t>
+        <w:t xml:space="preserve">Journal of Cultural Heritage</w:t>
+      </w:r>
+      <w:r>
+        <w:t xml:space="preserve"> </w:t>
+      </w:r>
+      <w:r>
+        <w:t xml:space="preserve">71:225–233.</w:t>
+      </w:r>
+      <w:r>
+        <w:t xml:space="preserve"> </w:t>
+      </w:r>
+      <w:hyperlink r:id="rId80">
+        <w:r>
+          <w:rPr>
+            <w:rStyle w:val="Hyperlink"/>
+          </w:rPr>
+          <w:t xml:space="preserve">https://doi.org/10.1016/j.culher.2024.11.020</w:t>
         </w:r>
       </w:hyperlink>
       <w:r>
         <w:t xml:space="preserve">.</w:t>
       </w:r>
     </w:p>
-    <w:bookmarkEnd w:id="79"/>
-    <w:bookmarkStart w:id="81" w:name="ref-Feuerriegel2024"/>
+    <w:bookmarkEnd w:id="81"/>
+    <w:bookmarkStart w:id="83" w:name="ref-GildeZuniga2024"/>
     <w:p>
       <w:pPr>
         <w:pStyle w:val="Bibliography"/>
       </w:pPr>
       <w:r>
-        <w:t xml:space="preserve">Feuerriegel, Stefan, Jochen Hartmann, Christian Janiesch, and Patrick Zschech. 2024.</w:t>
-      </w:r>
-      <w:r>
-        <w:t xml:space="preserve"> </w:t>
-      </w:r>
-      <w:r>
-        <w:t xml:space="preserve">Generative AI</w:t>
+        <w:t xml:space="preserve">Gil de Zúñiga, Homero, Manuel Goyanes, and Timilehin Durotoye. 2024.</w:t>
+      </w:r>
+      <w:r>
+        <w:t xml:space="preserve"> </w:t>
+      </w:r>
+      <w:r>
+        <w:t xml:space="preserve">A Scholarly Definition of Artificial Intelligence (AI): Advancing AI as a Conceptual Framework in Communication Research</w:t>
       </w:r>
       <w:r>
         <w:t xml:space="preserve">.</w:t>
@@ -5810,37 +5712,58 @@
           <w:iCs/>
           <w:i/>
         </w:rPr>
-        <w:t xml:space="preserve">Business &amp; Information Systems Engineering</w:t>
-      </w:r>
-      <w:r>
-        <w:t xml:space="preserve"> </w:t>
-      </w:r>
-      <w:r>
-        <w:t xml:space="preserve">66(1):111–126.</w:t>
-      </w:r>
-      <w:r>
-        <w:t xml:space="preserve"> </w:t>
-      </w:r>
-      <w:hyperlink r:id="rId80">
-        <w:r>
-          <w:rPr>
-            <w:rStyle w:val="Hyperlink"/>
-          </w:rPr>
-          <w:t xml:space="preserve">https://doi.org/10.1007/s12599-023-00834-7</w:t>
+        <w:t xml:space="preserve">Political Communication</w:t>
+      </w:r>
+      <w:r>
+        <w:t xml:space="preserve"> </w:t>
+      </w:r>
+      <w:r>
+        <w:t xml:space="preserve">41(2):317–334.</w:t>
+      </w:r>
+      <w:r>
+        <w:t xml:space="preserve"> </w:t>
+      </w:r>
+      <w:hyperlink r:id="rId82">
+        <w:r>
+          <w:rPr>
+            <w:rStyle w:val="Hyperlink"/>
+          </w:rPr>
+          <w:t xml:space="preserve">https://doi.org/10.1080/10584609.2023.2290497</w:t>
         </w:r>
       </w:hyperlink>
       <w:r>
         <w:t xml:space="preserve">.</w:t>
       </w:r>
     </w:p>
-    <w:bookmarkEnd w:id="81"/>
-    <w:bookmarkStart w:id="83" w:name="ref-Gattiglia2025"/>
+    <w:bookmarkEnd w:id="83"/>
+    <w:bookmarkStart w:id="85" w:name="ref-Gougherty2024"/>
     <w:p>
       <w:pPr>
         <w:pStyle w:val="Bibliography"/>
       </w:pPr>
       <w:r>
-        <w:t xml:space="preserve">Gattiglia, Gabriele. 2025. Managing Artificial Intelligence in Archeology: An Overview.</w:t>
+        <w:t xml:space="preserve">Gougherty, Andrew V., and Hannah L. Clipp. 2024. Testing the Reliability of an</w:t>
+      </w:r>
+      <w:r>
+        <w:t xml:space="preserve"> </w:t>
+      </w:r>
+      <w:r>
+        <w:t xml:space="preserve">AI</w:t>
+      </w:r>
+      <w:r>
+        <w:t xml:space="preserve">-Based</w:t>
+      </w:r>
+      <w:r>
+        <w:t xml:space="preserve"> </w:t>
+      </w:r>
+      <w:r>
+        <w:t xml:space="preserve">Large Language Model</w:t>
+      </w:r>
+      <w:r>
+        <w:t xml:space="preserve"> </w:t>
+      </w:r>
+      <w:r>
+        <w:t xml:space="preserve">to Extract Ecological Information from the Scientific Literature.</w:t>
       </w:r>
       <w:r>
         <w:t xml:space="preserve"> </w:t>
@@ -5850,46 +5773,49 @@
           <w:iCs/>
           <w:i/>
         </w:rPr>
-        <w:t xml:space="preserve">Journal of Cultural Heritage</w:t>
-      </w:r>
-      <w:r>
-        <w:t xml:space="preserve"> </w:t>
-      </w:r>
-      <w:r>
-        <w:t xml:space="preserve">71:225–233.</w:t>
-      </w:r>
-      <w:r>
-        <w:t xml:space="preserve"> </w:t>
-      </w:r>
-      <w:hyperlink r:id="rId82">
-        <w:r>
-          <w:rPr>
-            <w:rStyle w:val="Hyperlink"/>
-          </w:rPr>
-          <w:t xml:space="preserve">https://doi.org/10.1016/j.culher.2024.11.020</w:t>
+        <w:t xml:space="preserve">Npj Biodiversity</w:t>
+      </w:r>
+      <w:r>
+        <w:t xml:space="preserve"> </w:t>
+      </w:r>
+      <w:r>
+        <w:t xml:space="preserve">3(1):13.</w:t>
+      </w:r>
+      <w:r>
+        <w:t xml:space="preserve"> </w:t>
+      </w:r>
+      <w:hyperlink r:id="rId84">
+        <w:r>
+          <w:rPr>
+            <w:rStyle w:val="Hyperlink"/>
+          </w:rPr>
+          <w:t xml:space="preserve">https://doi.org/10.1038/s44185-024-00043-9</w:t>
         </w:r>
       </w:hyperlink>
       <w:r>
         <w:t xml:space="preserve">.</w:t>
       </w:r>
     </w:p>
-    <w:bookmarkEnd w:id="83"/>
-    <w:bookmarkStart w:id="85" w:name="ref-GildeZuniga2024"/>
+    <w:bookmarkEnd w:id="85"/>
+    <w:bookmarkStart w:id="87" w:name="ref-Grossmann2023Transformation"/>
     <w:p>
       <w:pPr>
         <w:pStyle w:val="Bibliography"/>
       </w:pPr>
       <w:r>
-        <w:t xml:space="preserve">Gil de Zúñiga, Homero, Manuel Goyanes, and Timilehin Durotoye. 2024.</w:t>
-      </w:r>
-      <w:r>
-        <w:t xml:space="preserve"> </w:t>
-      </w:r>
-      <w:r>
-        <w:t xml:space="preserve">A Scholarly Definition of Artificial Intelligence (AI): Advancing AI as a Conceptual Framework in Communication Research</w:t>
-      </w:r>
-      <w:r>
-        <w:t xml:space="preserve">.</w:t>
+        <w:t xml:space="preserve">Grossmann, Igor, Matthew Feinberg, Dawn C. Parker, Nicholas A. Christakis, Philip E. Tetlock, and William A. Cunningham. 2023.</w:t>
+      </w:r>
+      <w:r>
+        <w:t xml:space="preserve"> </w:t>
+      </w:r>
+      <w:r>
+        <w:t xml:space="preserve">AI</w:t>
+      </w:r>
+      <w:r>
+        <w:t xml:space="preserve"> </w:t>
+      </w:r>
+      <w:r>
+        <w:t xml:space="preserve">and the Transformation of Social Science Research.</w:t>
       </w:r>
       <w:r>
         <w:t xml:space="preserve"> </w:t>
@@ -5899,58 +5825,37 @@
           <w:iCs/>
           <w:i/>
         </w:rPr>
-        <w:t xml:space="preserve">Political Communication</w:t>
-      </w:r>
-      <w:r>
-        <w:t xml:space="preserve"> </w:t>
-      </w:r>
-      <w:r>
-        <w:t xml:space="preserve">41(2):317–334.</w:t>
-      </w:r>
-      <w:r>
-        <w:t xml:space="preserve"> </w:t>
-      </w:r>
-      <w:hyperlink r:id="rId84">
-        <w:r>
-          <w:rPr>
-            <w:rStyle w:val="Hyperlink"/>
-          </w:rPr>
-          <w:t xml:space="preserve">https://doi.org/10.1080/10584609.2023.2290497</w:t>
+        <w:t xml:space="preserve">Science</w:t>
+      </w:r>
+      <w:r>
+        <w:t xml:space="preserve"> </w:t>
+      </w:r>
+      <w:r>
+        <w:t xml:space="preserve">380(6650):1108–1109.</w:t>
+      </w:r>
+      <w:r>
+        <w:t xml:space="preserve"> </w:t>
+      </w:r>
+      <w:hyperlink r:id="rId86">
+        <w:r>
+          <w:rPr>
+            <w:rStyle w:val="Hyperlink"/>
+          </w:rPr>
+          <w:t xml:space="preserve">https://doi.org/10.1126/science.adi1778</w:t>
         </w:r>
       </w:hyperlink>
       <w:r>
         <w:t xml:space="preserve">.</w:t>
       </w:r>
     </w:p>
-    <w:bookmarkEnd w:id="85"/>
-    <w:bookmarkStart w:id="87" w:name="ref-Gougherty2024"/>
+    <w:bookmarkEnd w:id="87"/>
+    <w:bookmarkStart w:id="89" w:name="ref-Haase2026"/>
     <w:p>
       <w:pPr>
         <w:pStyle w:val="Bibliography"/>
       </w:pPr>
       <w:r>
-        <w:t xml:space="preserve">Gougherty, Andrew V., and Hannah L. Clipp. 2024. Testing the Reliability of an</w:t>
-      </w:r>
-      <w:r>
-        <w:t xml:space="preserve"> </w:t>
-      </w:r>
-      <w:r>
-        <w:t xml:space="preserve">AI</w:t>
-      </w:r>
-      <w:r>
-        <w:t xml:space="preserve">-Based</w:t>
-      </w:r>
-      <w:r>
-        <w:t xml:space="preserve"> </w:t>
-      </w:r>
-      <w:r>
-        <w:t xml:space="preserve">Large Language Model</w:t>
-      </w:r>
-      <w:r>
-        <w:t xml:space="preserve"> </w:t>
-      </w:r>
-      <w:r>
-        <w:t xml:space="preserve">to Extract Ecological Information from the Scientific Literature.</w:t>
+        <w:t xml:space="preserve">Haase, Jennifer, and Sebastian Pokutta. 2026. Beyond Static Responses: Multi-Agent LLM Systems as a New Paradigm for Social Science Research.</w:t>
       </w:r>
       <w:r>
         <w:t xml:space="preserve"> </w:t>
@@ -5960,49 +5865,46 @@
           <w:iCs/>
           <w:i/>
         </w:rPr>
-        <w:t xml:space="preserve">Npj Biodiversity</w:t>
-      </w:r>
-      <w:r>
-        <w:t xml:space="preserve"> </w:t>
-      </w:r>
-      <w:r>
-        <w:t xml:space="preserve">3(1):13.</w:t>
-      </w:r>
-      <w:r>
-        <w:t xml:space="preserve"> </w:t>
-      </w:r>
-      <w:hyperlink r:id="rId86">
-        <w:r>
-          <w:rPr>
-            <w:rStyle w:val="Hyperlink"/>
-          </w:rPr>
-          <w:t xml:space="preserve">https://doi.org/10.1038/s44185-024-00043-9</w:t>
+        <w:t xml:space="preserve">Humanities and Social Sciences Communications</w:t>
+      </w:r>
+      <w:r>
+        <w:t xml:space="preserve"> </w:t>
+      </w:r>
+      <w:r>
+        <w:t xml:space="preserve">13:1490.</w:t>
+      </w:r>
+      <w:r>
+        <w:t xml:space="preserve"> </w:t>
+      </w:r>
+      <w:hyperlink r:id="rId88">
+        <w:r>
+          <w:rPr>
+            <w:rStyle w:val="Hyperlink"/>
+          </w:rPr>
+          <w:t xml:space="preserve">https://doi.org/10.1057/s41599-026-08832-2</w:t>
         </w:r>
       </w:hyperlink>
       <w:r>
         <w:t xml:space="preserve">.</w:t>
       </w:r>
     </w:p>
-    <w:bookmarkEnd w:id="87"/>
-    <w:bookmarkStart w:id="89" w:name="ref-Grossmann2023Transformation"/>
+    <w:bookmarkEnd w:id="89"/>
+    <w:bookmarkStart w:id="91" w:name="ref-Hao2025"/>
     <w:p>
       <w:pPr>
         <w:pStyle w:val="Bibliography"/>
       </w:pPr>
       <w:r>
-        <w:t xml:space="preserve">Grossmann, Igor, Matthew Feinberg, Dawn C. Parker, Nicholas A. Christakis, Philip E. Tetlock, and William A. Cunningham. 2023.</w:t>
-      </w:r>
-      <w:r>
-        <w:t xml:space="preserve"> </w:t>
-      </w:r>
-      <w:r>
-        <w:t xml:space="preserve">AI</w:t>
-      </w:r>
-      <w:r>
-        <w:t xml:space="preserve"> </w:t>
-      </w:r>
-      <w:r>
-        <w:t xml:space="preserve">and the Transformation of Social Science Research.</w:t>
+        <w:t xml:space="preserve">Hao, Xinyue, Emrah Demir, and Daniel Eyers. 2025. Beyond</w:t>
+      </w:r>
+      <w:r>
+        <w:t xml:space="preserve"> </w:t>
+      </w:r>
+      <w:r>
+        <w:t xml:space="preserve">Human-in-the-Loop</w:t>
+      </w:r>
+      <w:r>
+        <w:t xml:space="preserve">: Sensemaking Between Artificial Intelligence and Human Intelligence Collaboration.</w:t>
       </w:r>
       <w:r>
         <w:t xml:space="preserve"> </w:t>
@@ -6012,37 +5914,51 @@
           <w:iCs/>
           <w:i/>
         </w:rPr>
-        <w:t xml:space="preserve">Science</w:t>
-      </w:r>
-      <w:r>
-        <w:t xml:space="preserve"> </w:t>
-      </w:r>
-      <w:r>
-        <w:t xml:space="preserve">380(6650):1108–1109.</w:t>
-      </w:r>
-      <w:r>
-        <w:t xml:space="preserve"> </w:t>
-      </w:r>
-      <w:hyperlink r:id="rId88">
-        <w:r>
-          <w:rPr>
-            <w:rStyle w:val="Hyperlink"/>
-          </w:rPr>
-          <w:t xml:space="preserve">https://doi.org/10.1126/science.adi1778</w:t>
+        <w:t xml:space="preserve">Sustainable Futures</w:t>
+      </w:r>
+      <w:r>
+        <w:t xml:space="preserve"> </w:t>
+      </w:r>
+      <w:r>
+        <w:t xml:space="preserve">10:101152.</w:t>
+      </w:r>
+      <w:r>
+        <w:t xml:space="preserve"> </w:t>
+      </w:r>
+      <w:hyperlink r:id="rId90">
+        <w:r>
+          <w:rPr>
+            <w:rStyle w:val="Hyperlink"/>
+          </w:rPr>
+          <w:t xml:space="preserve">https://doi.org/10.1016/j.sftr.2025.101152</w:t>
         </w:r>
       </w:hyperlink>
       <w:r>
         <w:t xml:space="preserve">.</w:t>
       </w:r>
     </w:p>
-    <w:bookmarkEnd w:id="89"/>
-    <w:bookmarkStart w:id="91" w:name="ref-Haase2026"/>
+    <w:bookmarkEnd w:id="91"/>
+    <w:bookmarkStart w:id="93" w:name="ref-Hariri2025"/>
     <w:p>
       <w:pPr>
         <w:pStyle w:val="Bibliography"/>
       </w:pPr>
       <w:r>
-        <w:t xml:space="preserve">Haase, Jennifer, and Sebastian Pokutta. 2026. Beyond Static Responses: Multi-Agent LLM Systems as a New Paradigm for Social Science Research.</w:t>
+        <w:t xml:space="preserve">Hariri, Ali, Stéphane Jean, and Mickaël Baron. 2025.</w:t>
+      </w:r>
+      <w:r>
+        <w:t xml:space="preserve"> </w:t>
+      </w:r>
+      <w:hyperlink r:id="rId92">
+        <w:r>
+          <w:rPr>
+            <w:rStyle w:val="Hyperlink"/>
+          </w:rPr>
+          <w:t xml:space="preserve">Towards Automating RDF Extraction for Archaeological Knowledge Graphs with LLMs</w:t>
+        </w:r>
+      </w:hyperlink>
+      <w:r>
+        <w:t xml:space="preserve">. In</w:t>
       </w:r>
       <w:r>
         <w:t xml:space="preserve"> </w:t>
@@ -6052,46 +5968,29 @@
           <w:iCs/>
           <w:i/>
         </w:rPr>
-        <w:t xml:space="preserve">Humanities and Social Sciences Communications</w:t>
-      </w:r>
-      <w:r>
-        <w:t xml:space="preserve"> </w:t>
-      </w:r>
-      <w:r>
-        <w:t xml:space="preserve">13:1490.</w:t>
-      </w:r>
-      <w:r>
-        <w:t xml:space="preserve"> </w:t>
-      </w:r>
-      <w:hyperlink r:id="rId90">
-        <w:r>
-          <w:rPr>
-            <w:rStyle w:val="Hyperlink"/>
-          </w:rPr>
-          <w:t xml:space="preserve">https://doi.org/10.1057/s41599-026-08832-2</w:t>
-        </w:r>
-      </w:hyperlink>
-      <w:r>
-        <w:t xml:space="preserve">.</w:t>
-      </w:r>
-    </w:p>
-    <w:bookmarkEnd w:id="91"/>
-    <w:bookmarkStart w:id="93" w:name="ref-Hao2025"/>
+        <w:t xml:space="preserve">Database and Expert Systems Applications</w:t>
+      </w:r>
+      <w:r>
+        <w:t xml:space="preserve">, pp. 83–97. Lecture Notes in Computer Science. Springer Nature Switzerland.</w:t>
+      </w:r>
+    </w:p>
+    <w:bookmarkEnd w:id="93"/>
+    <w:bookmarkStart w:id="95" w:name="ref-Hou2025"/>
     <w:p>
       <w:pPr>
         <w:pStyle w:val="Bibliography"/>
       </w:pPr>
       <w:r>
-        <w:t xml:space="preserve">Hao, Xinyue, Emrah Demir, and Daniel Eyers. 2025. Beyond</w:t>
-      </w:r>
-      <w:r>
-        <w:t xml:space="preserve"> </w:t>
-      </w:r>
-      <w:r>
-        <w:t xml:space="preserve">Human-in-the-Loop</w:t>
-      </w:r>
-      <w:r>
-        <w:t xml:space="preserve">: Sensemaking Between Artificial Intelligence and Human Intelligence Collaboration.</w:t>
+        <w:t xml:space="preserve">Hou, Xinyi, Yanjie Zhao, Shenao Wang, and Haoyu Wang. 2026.</w:t>
+      </w:r>
+      <w:r>
+        <w:t xml:space="preserve"> </w:t>
+      </w:r>
+      <w:r>
+        <w:t xml:space="preserve">Model Context Protocol (MCP)</w:t>
+      </w:r>
+      <w:r>
+        <w:t xml:space="preserve">: Landscape, Security Threats, and Future Research Directions.</w:t>
       </w:r>
       <w:r>
         <w:t xml:space="preserve"> </w:t>
@@ -6101,51 +6000,37 @@
           <w:iCs/>
           <w:i/>
         </w:rPr>
-        <w:t xml:space="preserve">Sustainable Futures</w:t>
-      </w:r>
-      <w:r>
-        <w:t xml:space="preserve"> </w:t>
-      </w:r>
-      <w:r>
-        <w:t xml:space="preserve">10:101152.</w:t>
-      </w:r>
-      <w:r>
-        <w:t xml:space="preserve"> </w:t>
-      </w:r>
-      <w:hyperlink r:id="rId92">
-        <w:r>
-          <w:rPr>
-            <w:rStyle w:val="Hyperlink"/>
-          </w:rPr>
-          <w:t xml:space="preserve">https://doi.org/10.1016/j.sftr.2025.101152</w:t>
+        <w:t xml:space="preserve">ACM Transactions on Software Engineering and Methodology</w:t>
+      </w:r>
+      <w:r>
+        <w:t xml:space="preserve"> </w:t>
+      </w:r>
+      <w:r>
+        <w:t xml:space="preserve">35(10):1–37.</w:t>
+      </w:r>
+      <w:r>
+        <w:t xml:space="preserve"> </w:t>
+      </w:r>
+      <w:hyperlink r:id="rId94">
+        <w:r>
+          <w:rPr>
+            <w:rStyle w:val="Hyperlink"/>
+          </w:rPr>
+          <w:t xml:space="preserve">https://doi.org/10.1145/3796519</w:t>
         </w:r>
       </w:hyperlink>
       <w:r>
         <w:t xml:space="preserve">.</w:t>
       </w:r>
     </w:p>
-    <w:bookmarkEnd w:id="93"/>
-    <w:bookmarkStart w:id="95" w:name="ref-Hariri2025"/>
+    <w:bookmarkEnd w:id="95"/>
+    <w:bookmarkStart w:id="97" w:name="ref-Jansen2025"/>
     <w:p>
       <w:pPr>
         <w:pStyle w:val="Bibliography"/>
       </w:pPr>
       <w:r>
-        <w:t xml:space="preserve">Hariri, Ali, Stéphane Jean, and Mickaël Baron. 2025.</w:t>
-      </w:r>
-      <w:r>
-        <w:t xml:space="preserve"> </w:t>
-      </w:r>
-      <w:hyperlink r:id="rId94">
-        <w:r>
-          <w:rPr>
-            <w:rStyle w:val="Hyperlink"/>
-          </w:rPr>
-          <w:t xml:space="preserve">Towards Automating RDF Extraction for Archaeological Knowledge Graphs with LLMs</w:t>
-        </w:r>
-      </w:hyperlink>
-      <w:r>
-        <w:t xml:space="preserve">. In</w:t>
+        <w:t xml:space="preserve">Jansen, Jacqueline A., Artür Manukyan, Nour Al Khoury, and Altuna Akalin. 2025. Leveraging Large Language Models for Data Analysis Automation.</w:t>
       </w:r>
       <w:r>
         <w:t xml:space="preserve"> </w:t>
@@ -6155,29 +6040,37 @@
           <w:iCs/>
           <w:i/>
         </w:rPr>
-        <w:t xml:space="preserve">Database and Expert Systems Applications</w:t>
-      </w:r>
-      <w:r>
-        <w:t xml:space="preserve">, pp. 83–97. Lecture Notes in Computer Science. Springer Nature Switzerland.</w:t>
-      </w:r>
-    </w:p>
-    <w:bookmarkEnd w:id="95"/>
-    <w:bookmarkStart w:id="97" w:name="ref-Hou2025"/>
+        <w:t xml:space="preserve">PLOS ONE</w:t>
+      </w:r>
+      <w:r>
+        <w:t xml:space="preserve"> </w:t>
+      </w:r>
+      <w:r>
+        <w:t xml:space="preserve">20(2):e0317084.</w:t>
+      </w:r>
+      <w:r>
+        <w:t xml:space="preserve"> </w:t>
+      </w:r>
+      <w:hyperlink r:id="rId96">
+        <w:r>
+          <w:rPr>
+            <w:rStyle w:val="Hyperlink"/>
+          </w:rPr>
+          <w:t xml:space="preserve">https://doi.org/10.1371/journal.pone.0317084</w:t>
+        </w:r>
+      </w:hyperlink>
+      <w:r>
+        <w:t xml:space="preserve">.</w:t>
+      </w:r>
+    </w:p>
+    <w:bookmarkEnd w:id="97"/>
+    <w:bookmarkStart w:id="99" w:name="ref-JohnsonEberl2026"/>
     <w:p>
       <w:pPr>
         <w:pStyle w:val="Bibliography"/>
       </w:pPr>
       <w:r>
-        <w:t xml:space="preserve">Hou, Xinyi, Yanjie Zhao, Shenao Wang, and Haoyu Wang. 2026.</w:t>
-      </w:r>
-      <w:r>
-        <w:t xml:space="preserve"> </w:t>
-      </w:r>
-      <w:r>
-        <w:t xml:space="preserve">Model Context Protocol (MCP)</w:t>
-      </w:r>
-      <w:r>
-        <w:t xml:space="preserve">: Landscape, Security Threats, and Future Research Directions.</w:t>
+        <w:t xml:space="preserve">Johnson, Phyllis S., and Markus Eberl. 2026. Ethical and Environmental Considerations for the Application of Artificial Intelligence in Archaeological Research.</w:t>
       </w:r>
       <w:r>
         <w:t xml:space="preserve"> </w:t>
@@ -6187,37 +6080,75 @@
           <w:iCs/>
           <w:i/>
         </w:rPr>
-        <w:t xml:space="preserve">ACM Transactions on Software Engineering and Methodology</w:t>
-      </w:r>
-      <w:r>
-        <w:t xml:space="preserve"> </w:t>
-      </w:r>
-      <w:r>
-        <w:t xml:space="preserve">35(10):1–37.</w:t>
-      </w:r>
-      <w:r>
-        <w:t xml:space="preserve"> </w:t>
-      </w:r>
-      <w:hyperlink r:id="rId96">
-        <w:r>
-          <w:rPr>
-            <w:rStyle w:val="Hyperlink"/>
-          </w:rPr>
-          <w:t xml:space="preserve">https://doi.org/10.1145/3796519</w:t>
+        <w:t xml:space="preserve">Human Organization</w:t>
+      </w:r>
+      <w:r>
+        <w:t xml:space="preserve"> </w:t>
+      </w:r>
+      <w:r>
+        <w:t xml:space="preserve">85(3):333–346.</w:t>
+      </w:r>
+      <w:r>
+        <w:t xml:space="preserve"> </w:t>
+      </w:r>
+      <w:hyperlink r:id="rId98">
+        <w:r>
+          <w:rPr>
+            <w:rStyle w:val="Hyperlink"/>
+          </w:rPr>
+          <w:t xml:space="preserve">https://doi.org/10.1080/00187259.2026.2714301</w:t>
         </w:r>
       </w:hyperlink>
       <w:r>
         <w:t xml:space="preserve">.</w:t>
       </w:r>
     </w:p>
-    <w:bookmarkEnd w:id="97"/>
-    <w:bookmarkStart w:id="99" w:name="ref-Jansen2025"/>
+    <w:bookmarkEnd w:id="99"/>
+    <w:bookmarkStart w:id="101" w:name="ref-Jonker2024"/>
     <w:p>
       <w:pPr>
         <w:pStyle w:val="Bibliography"/>
       </w:pPr>
       <w:r>
-        <w:t xml:space="preserve">Jansen, Jacqueline A., Artür Manukyan, Nour Al Khoury, and Altuna Akalin. 2025. Leveraging Large Language Models for Data Analysis Automation.</w:t>
+        <w:t xml:space="preserve">Jonker, Catholijn M., Luciano Cavalcante Siebert, and Pradeep K. Murukannaiah. 2024.</w:t>
+      </w:r>
+      <w:r>
+        <w:t xml:space="preserve"> </w:t>
+      </w:r>
+      <w:hyperlink r:id="rId100">
+        <w:r>
+          <w:rPr>
+            <w:rStyle w:val="Hyperlink"/>
+          </w:rPr>
+          <w:t xml:space="preserve">Reflective Hybrid Intelligence for Meaningful</w:t>
+        </w:r>
+        <w:r>
+          <w:rPr>
+            <w:rStyle w:val="Hyperlink"/>
+          </w:rPr>
+          <w:t xml:space="preserve"> </w:t>
+        </w:r>
+        <w:r>
+          <w:rPr>
+            <w:rStyle w:val="Hyperlink"/>
+          </w:rPr>
+          <w:t xml:space="preserve">Human Control</w:t>
+        </w:r>
+        <w:r>
+          <w:rPr>
+            <w:rStyle w:val="Hyperlink"/>
+          </w:rPr>
+          <w:t xml:space="preserve"> </w:t>
+        </w:r>
+        <w:r>
+          <w:rPr>
+            <w:rStyle w:val="Hyperlink"/>
+          </w:rPr>
+          <w:t xml:space="preserve">in Decision-Support Systems</w:t>
+        </w:r>
+      </w:hyperlink>
+      <w:r>
+        <w:t xml:space="preserve">. In</w:t>
       </w:r>
       <w:r>
         <w:t xml:space="preserve"> </w:t>
@@ -6227,37 +6158,32 @@
           <w:iCs/>
           <w:i/>
         </w:rPr>
-        <w:t xml:space="preserve">PLOS ONE</w:t>
-      </w:r>
-      <w:r>
-        <w:t xml:space="preserve"> </w:t>
-      </w:r>
-      <w:r>
-        <w:t xml:space="preserve">20(2):e0317084.</w:t>
-      </w:r>
-      <w:r>
-        <w:t xml:space="preserve"> </w:t>
-      </w:r>
-      <w:hyperlink r:id="rId98">
-        <w:r>
-          <w:rPr>
-            <w:rStyle w:val="Hyperlink"/>
-          </w:rPr>
-          <w:t xml:space="preserve">https://doi.org/10.1371/journal.pone.0317084</w:t>
-        </w:r>
-      </w:hyperlink>
-      <w:r>
-        <w:t xml:space="preserve">.</w:t>
-      </w:r>
-    </w:p>
-    <w:bookmarkEnd w:id="99"/>
-    <w:bookmarkStart w:id="101" w:name="ref-JohnsonEberl2026"/>
+        <w:t xml:space="preserve">Research Handbook on Meaningful Human Control of Artificial Intelligence Systems</w:t>
+      </w:r>
+      <w:r>
+        <w:t xml:space="preserve">, pp. 188–204. Edward Elgar Publishing.</w:t>
+      </w:r>
+    </w:p>
+    <w:bookmarkEnd w:id="101"/>
+    <w:bookmarkStart w:id="103" w:name="ref-Kansa2026"/>
     <w:p>
       <w:pPr>
         <w:pStyle w:val="Bibliography"/>
       </w:pPr>
       <w:r>
-        <w:t xml:space="preserve">Johnson, Phyllis S., and Markus Eberl. 2026. Ethical and Environmental Considerations for the Application of Artificial Intelligence in Archaeological Research.</w:t>
+        <w:t xml:space="preserve">Kansa, Eric. 2026. Archaeology in the</w:t>
+      </w:r>
+      <w:r>
+        <w:t xml:space="preserve"> </w:t>
+      </w:r>
+      <w:r>
+        <w:t xml:space="preserve">AI</w:t>
+      </w:r>
+      <w:r>
+        <w:t xml:space="preserve"> </w:t>
+      </w:r>
+      <w:r>
+        <w:t xml:space="preserve">Era: Demystifying Powerful and Problematic Systems Shaping the Future of the Past.</w:t>
       </w:r>
       <w:r>
         <w:t xml:space="preserve"> </w:t>
@@ -6267,75 +6193,40 @@
           <w:iCs/>
           <w:i/>
         </w:rPr>
-        <w:t xml:space="preserve">Human Organization</w:t>
-      </w:r>
-      <w:r>
-        <w:t xml:space="preserve"> </w:t>
-      </w:r>
-      <w:r>
-        <w:t xml:space="preserve">85(3):333–346.</w:t>
-      </w:r>
-      <w:r>
-        <w:t xml:space="preserve"> </w:t>
-      </w:r>
-      <w:hyperlink r:id="rId100">
-        <w:r>
-          <w:rPr>
-            <w:rStyle w:val="Hyperlink"/>
-          </w:rPr>
-          <w:t xml:space="preserve">https://doi.org/10.1080/00187259.2026.2714301</w:t>
+        <w:t xml:space="preserve">Internet Archaeology</w:t>
+      </w:r>
+      <w:r>
+        <w:t xml:space="preserve">(71).</w:t>
+      </w:r>
+      <w:r>
+        <w:t xml:space="preserve"> </w:t>
+      </w:r>
+      <w:hyperlink r:id="rId102">
+        <w:r>
+          <w:rPr>
+            <w:rStyle w:val="Hyperlink"/>
+          </w:rPr>
+          <w:t xml:space="preserve">https://doi.org/10.11141/ia.71.15</w:t>
         </w:r>
       </w:hyperlink>
       <w:r>
         <w:t xml:space="preserve">.</w:t>
       </w:r>
     </w:p>
-    <w:bookmarkEnd w:id="101"/>
-    <w:bookmarkStart w:id="103" w:name="ref-Jonker2024"/>
+    <w:bookmarkEnd w:id="103"/>
+    <w:bookmarkStart w:id="105" w:name="ref-Kim2026Power"/>
     <w:p>
       <w:pPr>
         <w:pStyle w:val="Bibliography"/>
       </w:pPr>
       <w:r>
-        <w:t xml:space="preserve">Jonker, Catholijn M., Luciano Cavalcante Siebert, and Pradeep K. Murukannaiah. 2024.</w:t>
-      </w:r>
-      <w:r>
-        <w:t xml:space="preserve"> </w:t>
-      </w:r>
-      <w:hyperlink r:id="rId102">
-        <w:r>
-          <w:rPr>
-            <w:rStyle w:val="Hyperlink"/>
-          </w:rPr>
-          <w:t xml:space="preserve">Reflective Hybrid Intelligence for Meaningful</w:t>
-        </w:r>
-        <w:r>
-          <w:rPr>
-            <w:rStyle w:val="Hyperlink"/>
-          </w:rPr>
-          <w:t xml:space="preserve"> </w:t>
-        </w:r>
-        <w:r>
-          <w:rPr>
-            <w:rStyle w:val="Hyperlink"/>
-          </w:rPr>
-          <w:t xml:space="preserve">Human Control</w:t>
-        </w:r>
-        <w:r>
-          <w:rPr>
-            <w:rStyle w:val="Hyperlink"/>
-          </w:rPr>
-          <w:t xml:space="preserve"> </w:t>
-        </w:r>
-        <w:r>
-          <w:rPr>
-            <w:rStyle w:val="Hyperlink"/>
-          </w:rPr>
-          <w:t xml:space="preserve">in Decision-Support Systems</w:t>
-        </w:r>
-      </w:hyperlink>
-      <w:r>
-        <w:t xml:space="preserve">. In</w:t>
+        <w:t xml:space="preserve">Kim, Hajung, Jia Qi, Zhe Feng, Xiaoya Zhang, Yuting Han, Jinbo He, and Feng Ji. 2026. Can Large Language Models (</w:t>
+      </w:r>
+      <w:r>
+        <w:t xml:space="preserve">LLMs</w:t>
+      </w:r>
+      <w:r>
+        <w:t xml:space="preserve">) Be Trusted for Power Analysis? An Empirical Evaluation.</w:t>
       </w:r>
       <w:r>
         <w:t xml:space="preserve"> </w:t>
@@ -6345,32 +6236,37 @@
           <w:iCs/>
           <w:i/>
         </w:rPr>
-        <w:t xml:space="preserve">Research Handbook on Meaningful Human Control of Artificial Intelligence Systems</w:t>
-      </w:r>
-      <w:r>
-        <w:t xml:space="preserve">, pp. 188–204. Edward Elgar Publishing.</w:t>
-      </w:r>
-    </w:p>
-    <w:bookmarkEnd w:id="103"/>
-    <w:bookmarkStart w:id="105" w:name="ref-Kansa2026"/>
+        <w:t xml:space="preserve">Journal of Behavioral Data Science</w:t>
+      </w:r>
+      <w:r>
+        <w:t xml:space="preserve"> </w:t>
+      </w:r>
+      <w:r>
+        <w:t xml:space="preserve">6(2):1–42.</w:t>
+      </w:r>
+      <w:r>
+        <w:t xml:space="preserve"> </w:t>
+      </w:r>
+      <w:hyperlink r:id="rId104">
+        <w:r>
+          <w:rPr>
+            <w:rStyle w:val="Hyperlink"/>
+          </w:rPr>
+          <w:t xml:space="preserve">https://doi.org/10.35566/jbds/jikim</w:t>
+        </w:r>
+      </w:hyperlink>
+      <w:r>
+        <w:t xml:space="preserve">.</w:t>
+      </w:r>
+    </w:p>
+    <w:bookmarkEnd w:id="105"/>
+    <w:bookmarkStart w:id="107" w:name="ref-Korinek2023"/>
     <w:p>
       <w:pPr>
         <w:pStyle w:val="Bibliography"/>
       </w:pPr>
       <w:r>
-        <w:t xml:space="preserve">Kansa, Eric. 2026. Archaeology in the</w:t>
-      </w:r>
-      <w:r>
-        <w:t xml:space="preserve"> </w:t>
-      </w:r>
-      <w:r>
-        <w:t xml:space="preserve">AI</w:t>
-      </w:r>
-      <w:r>
-        <w:t xml:space="preserve"> </w:t>
-      </w:r>
-      <w:r>
-        <w:t xml:space="preserve">Era: Demystifying Powerful and Problematic Systems Shaping the Future of the Past.</w:t>
+        <w:t xml:space="preserve">Korinek, Anton. 2023. Generative AI for Economic Research: Use Cases and Implications for Economists.</w:t>
       </w:r>
       <w:r>
         <w:t xml:space="preserve"> </w:t>
@@ -6380,40 +6276,100 @@
           <w:iCs/>
           <w:i/>
         </w:rPr>
-        <w:t xml:space="preserve">Internet Archaeology</w:t>
-      </w:r>
-      <w:r>
-        <w:t xml:space="preserve">(71).</w:t>
-      </w:r>
-      <w:r>
-        <w:t xml:space="preserve"> </w:t>
-      </w:r>
-      <w:hyperlink r:id="rId104">
-        <w:r>
-          <w:rPr>
-            <w:rStyle w:val="Hyperlink"/>
-          </w:rPr>
-          <w:t xml:space="preserve">https://doi.org/10.11141/ia.71.15</w:t>
+        <w:t xml:space="preserve">Journal of Economic Literature</w:t>
+      </w:r>
+      <w:r>
+        <w:t xml:space="preserve"> </w:t>
+      </w:r>
+      <w:r>
+        <w:t xml:space="preserve">61(4):1281–1317.</w:t>
+      </w:r>
+      <w:r>
+        <w:t xml:space="preserve"> </w:t>
+      </w:r>
+      <w:hyperlink r:id="rId106">
+        <w:r>
+          <w:rPr>
+            <w:rStyle w:val="Hyperlink"/>
+          </w:rPr>
+          <w:t xml:space="preserve">https://doi.org/10.1257/jel.20231736</w:t>
         </w:r>
       </w:hyperlink>
       <w:r>
         <w:t xml:space="preserve">.</w:t>
       </w:r>
     </w:p>
-    <w:bookmarkEnd w:id="105"/>
-    <w:bookmarkStart w:id="107" w:name="ref-Kim2026Power"/>
+    <w:bookmarkEnd w:id="107"/>
+    <w:bookmarkStart w:id="109" w:name="ref-Korinek2025"/>
     <w:p>
       <w:pPr>
         <w:pStyle w:val="Bibliography"/>
       </w:pPr>
       <w:r>
-        <w:t xml:space="preserve">Kim, Hajung, Jia Qi, Zhe Feng, Xiaoya Zhang, Yuting Han, Jinbo He, and Feng Ji. 2026. Can Large Language Models (</w:t>
-      </w:r>
-      <w:r>
-        <w:t xml:space="preserve">LLMs</w:t>
-      </w:r>
-      <w:r>
-        <w:t xml:space="preserve">) Be Trusted for Power Analysis? An Empirical Evaluation.</w:t>
+        <w:t xml:space="preserve">Korinek, Anton. 2025.</w:t>
+      </w:r>
+      <w:r>
+        <w:t xml:space="preserve"> </w:t>
+      </w:r>
+      <w:hyperlink r:id="rId108">
+        <w:r>
+          <w:rPr>
+            <w:rStyle w:val="Hyperlink"/>
+            <w:iCs/>
+            <w:i/>
+          </w:rPr>
+          <w:t xml:space="preserve">AI</w:t>
+        </w:r>
+        <w:r>
+          <w:rPr>
+            <w:rStyle w:val="Hyperlink"/>
+            <w:iCs/>
+            <w:i/>
+          </w:rPr>
+          <w:t xml:space="preserve"> </w:t>
+        </w:r>
+        <w:r>
+          <w:rPr>
+            <w:rStyle w:val="Hyperlink"/>
+            <w:iCs/>
+            <w:i/>
+          </w:rPr>
+          <w:t xml:space="preserve">Agents for Economic Research</w:t>
+        </w:r>
+      </w:hyperlink>
+      <w:r>
+        <w:t xml:space="preserve">. National Bureau of Economic Research.</w:t>
+      </w:r>
+    </w:p>
+    <w:bookmarkEnd w:id="109"/>
+    <w:bookmarkStart w:id="111" w:name="ref-Moorthy2026"/>
+    <w:p>
+      <w:pPr>
+        <w:pStyle w:val="Bibliography"/>
+      </w:pPr>
+      <w:r>
+        <w:t xml:space="preserve">Krishna Moorthy, Sruthi M., Man Qi, Alice Rosen, Yadvinder Malhi, and Roberto Salguero-Gómez. 2026.</w:t>
+      </w:r>
+      <w:r>
+        <w:t xml:space="preserve"> </w:t>
+      </w:r>
+      <w:r>
+        <w:t xml:space="preserve">Context</w:t>
+      </w:r>
+      <w:r>
+        <w:t xml:space="preserve">-Engineering</w:t>
+      </w:r>
+      <w:r>
+        <w:t xml:space="preserve"> </w:t>
+      </w:r>
+      <w:r>
+        <w:t xml:space="preserve">Large Language Models</w:t>
+      </w:r>
+      <w:r>
+        <w:t xml:space="preserve"> </w:t>
+      </w:r>
+      <w:r>
+        <w:t xml:space="preserve">for Scalable Structured Metadata Extraction in Ecological Literature Reviews.</w:t>
       </w:r>
       <w:r>
         <w:t xml:space="preserve"> </w:t>
@@ -6423,37 +6379,46 @@
           <w:iCs/>
           <w:i/>
         </w:rPr>
-        <w:t xml:space="preserve">Journal of Behavioral Data Science</w:t>
-      </w:r>
-      <w:r>
-        <w:t xml:space="preserve"> </w:t>
-      </w:r>
-      <w:r>
-        <w:t xml:space="preserve">6(2):1–42.</w:t>
-      </w:r>
-      <w:r>
-        <w:t xml:space="preserve"> </w:t>
-      </w:r>
-      <w:hyperlink r:id="rId106">
-        <w:r>
-          <w:rPr>
-            <w:rStyle w:val="Hyperlink"/>
-          </w:rPr>
-          <w:t xml:space="preserve">https://doi.org/10.35566/jbds/jikim</w:t>
+        <w:t xml:space="preserve">Methods in Ecology and Evolution</w:t>
+      </w:r>
+      <w:r>
+        <w:t xml:space="preserve">.</w:t>
+      </w:r>
+      <w:r>
+        <w:t xml:space="preserve"> </w:t>
+      </w:r>
+      <w:hyperlink r:id="rId110">
+        <w:r>
+          <w:rPr>
+            <w:rStyle w:val="Hyperlink"/>
+          </w:rPr>
+          <w:t xml:space="preserve">https://doi.org/10.1111/2041-210x.70403</w:t>
         </w:r>
       </w:hyperlink>
       <w:r>
         <w:t xml:space="preserve">.</w:t>
       </w:r>
     </w:p>
-    <w:bookmarkEnd w:id="107"/>
-    <w:bookmarkStart w:id="109" w:name="ref-Korinek2023"/>
+    <w:bookmarkEnd w:id="111"/>
+    <w:bookmarkStart w:id="113" w:name="ref-Laban2025"/>
     <w:p>
       <w:pPr>
         <w:pStyle w:val="Bibliography"/>
       </w:pPr>
       <w:r>
-        <w:t xml:space="preserve">Korinek, Anton. 2023. Generative AI for Economic Research: Use Cases and Implications for Economists.</w:t>
+        <w:t xml:space="preserve">Laban, Philippe, Hiroaki Hayashi, Yingbo Zhou, and Jennifer Neville. 2025.</w:t>
+      </w:r>
+      <w:r>
+        <w:t xml:space="preserve"> </w:t>
+      </w:r>
+      <w:r>
+        <w:t xml:space="preserve">LLMs</w:t>
+      </w:r>
+      <w:r>
+        <w:t xml:space="preserve"> </w:t>
+      </w:r>
+      <w:r>
+        <w:t xml:space="preserve">Get Lost in Multi-Turn Conversation.</w:t>
       </w:r>
       <w:r>
         <w:t xml:space="preserve"> </w:t>
@@ -6463,57 +6428,844 @@
           <w:iCs/>
           <w:i/>
         </w:rPr>
-        <w:t xml:space="preserve">Journal of Economic Literature</w:t>
-      </w:r>
-      <w:r>
-        <w:t xml:space="preserve"> </w:t>
-      </w:r>
-      <w:r>
-        <w:t xml:space="preserve">61(4):1281–1317.</w:t>
-      </w:r>
-      <w:r>
-        <w:t xml:space="preserve"> </w:t>
-      </w:r>
-      <w:hyperlink r:id="rId108">
-        <w:r>
-          <w:rPr>
-            <w:rStyle w:val="Hyperlink"/>
-          </w:rPr>
-          <w:t xml:space="preserve">https://doi.org/10.1257/jel.20231736</w:t>
+        <w:t xml:space="preserve">arXiv.org</w:t>
+      </w:r>
+      <w:r>
+        <w:t xml:space="preserve">.</w:t>
+      </w:r>
+      <w:r>
+        <w:t xml:space="preserve"> </w:t>
+      </w:r>
+      <w:hyperlink r:id="rId112">
+        <w:r>
+          <w:rPr>
+            <w:rStyle w:val="Hyperlink"/>
+          </w:rPr>
+          <w:t xml:space="preserve">https://doi.org/10.48550/arXiv.2505.06120</w:t>
         </w:r>
       </w:hyperlink>
       <w:r>
         <w:t xml:space="preserve">.</w:t>
       </w:r>
     </w:p>
-    <w:bookmarkEnd w:id="109"/>
-    <w:bookmarkStart w:id="111" w:name="ref-Korinek2025"/>
+    <w:bookmarkEnd w:id="113"/>
+    <w:bookmarkStart w:id="115" w:name="ref-Leung2023"/>
     <w:p>
       <w:pPr>
         <w:pStyle w:val="Bibliography"/>
       </w:pPr>
       <w:r>
-        <w:t xml:space="preserve">Korinek, Anton. 2025.</w:t>
-      </w:r>
-      <w:r>
-        <w:t xml:space="preserve"> </w:t>
-      </w:r>
-      <w:hyperlink r:id="rId110">
+        <w:t xml:space="preserve">Leung, Tiffany I., Taiane de Azevedo Cardoso, Amaryllis Mavragani, and Gunther Eysenbach. 2023. Best Practices for Using AI Tools as an Author, Peer Reviewer, or Editor.</w:t>
+      </w:r>
+      <w:r>
+        <w:t xml:space="preserve"> </w:t>
+      </w:r>
+      <w:r>
+        <w:rPr>
+          <w:iCs/>
+          <w:i/>
+        </w:rPr>
+        <w:t xml:space="preserve">Journal of Medical Internet Research</w:t>
+      </w:r>
+      <w:r>
+        <w:t xml:space="preserve"> </w:t>
+      </w:r>
+      <w:r>
+        <w:t xml:space="preserve">25:e51584.</w:t>
+      </w:r>
+      <w:r>
+        <w:t xml:space="preserve"> </w:t>
+      </w:r>
+      <w:hyperlink r:id="rId114">
+        <w:r>
+          <w:rPr>
+            <w:rStyle w:val="Hyperlink"/>
+          </w:rPr>
+          <w:t xml:space="preserve">https://doi.org/10.2196/51584</w:t>
+        </w:r>
+      </w:hyperlink>
+      <w:r>
+        <w:t xml:space="preserve">.</w:t>
+      </w:r>
+    </w:p>
+    <w:bookmarkEnd w:id="115"/>
+    <w:bookmarkStart w:id="117" w:name="ref-Longkumer2025Generative"/>
+    <w:p>
+      <w:pPr>
+        <w:pStyle w:val="Bibliography"/>
+      </w:pPr>
+      <w:r>
+        <w:t xml:space="preserve">Longkumer, Tiatemsu. 2025. Generative</w:t>
+      </w:r>
+      <w:r>
+        <w:t xml:space="preserve"> </w:t>
+      </w:r>
+      <w:r>
+        <w:t xml:space="preserve">AI</w:t>
+      </w:r>
+      <w:r>
+        <w:t xml:space="preserve"> </w:t>
+      </w:r>
+      <w:r>
+        <w:t xml:space="preserve">in</w:t>
+      </w:r>
+      <w:r>
+        <w:t xml:space="preserve"> </w:t>
+      </w:r>
+      <w:r>
+        <w:t xml:space="preserve">Anthropology</w:t>
+      </w:r>
+      <w:r>
+        <w:t xml:space="preserve">: Redefining</w:t>
+      </w:r>
+      <w:r>
+        <w:t xml:space="preserve"> </w:t>
+      </w:r>
+      <w:r>
+        <w:t xml:space="preserve">Fieldwork</w:t>
+      </w:r>
+      <w:r>
+        <w:t xml:space="preserve">,</w:t>
+      </w:r>
+      <w:r>
+        <w:t xml:space="preserve"> </w:t>
+      </w:r>
+      <w:r>
+        <w:t xml:space="preserve">Textualisation</w:t>
+      </w:r>
+      <w:r>
+        <w:t xml:space="preserve">, and</w:t>
+      </w:r>
+      <w:r>
+        <w:t xml:space="preserve"> </w:t>
+      </w:r>
+      <w:r>
+        <w:t xml:space="preserve">Collaborative</w:t>
+      </w:r>
+      <w:r>
+        <w:t xml:space="preserve"> </w:t>
+      </w:r>
+      <w:r>
+        <w:t xml:space="preserve">Knowledge</w:t>
+      </w:r>
+      <w:r>
+        <w:t xml:space="preserve"> </w:t>
+      </w:r>
+      <w:r>
+        <w:t xml:space="preserve">Production</w:t>
+      </w:r>
+      <w:r>
+        <w:t xml:space="preserve">.</w:t>
+      </w:r>
+      <w:r>
+        <w:t xml:space="preserve"> </w:t>
+      </w:r>
+      <w:r>
+        <w:rPr>
+          <w:iCs/>
+          <w:i/>
+        </w:rPr>
+        <w:t xml:space="preserve">Teaching Anthropology</w:t>
+      </w:r>
+      <w:r>
+        <w:t xml:space="preserve"> </w:t>
+      </w:r>
+      <w:r>
+        <w:t xml:space="preserve">14(2):118–130.</w:t>
+      </w:r>
+      <w:r>
+        <w:t xml:space="preserve"> </w:t>
+      </w:r>
+      <w:hyperlink r:id="rId116">
+        <w:r>
+          <w:rPr>
+            <w:rStyle w:val="Hyperlink"/>
+          </w:rPr>
+          <w:t xml:space="preserve">https://doi.org/10.22582/ta.v14i2.778</w:t>
+        </w:r>
+      </w:hyperlink>
+      <w:r>
+        <w:t xml:space="preserve">.</w:t>
+      </w:r>
+    </w:p>
+    <w:bookmarkEnd w:id="117"/>
+    <w:bookmarkStart w:id="119" w:name="ref-Lu2026"/>
+    <w:p>
+      <w:pPr>
+        <w:pStyle w:val="Bibliography"/>
+      </w:pPr>
+      <w:r>
+        <w:t xml:space="preserve">Lu, Chris, Cong Lu, Robert Tjarko Lange, Yutaro Yamada, Shengran Hu, Jakob Foerster, David Ha, and Jeff Clune. 2026. Towards End-to-End Automation of</w:t>
+      </w:r>
+      <w:r>
+        <w:t xml:space="preserve"> </w:t>
+      </w:r>
+      <w:r>
+        <w:t xml:space="preserve">AI</w:t>
+      </w:r>
+      <w:r>
+        <w:t xml:space="preserve"> </w:t>
+      </w:r>
+      <w:r>
+        <w:t xml:space="preserve">Research.</w:t>
+      </w:r>
+      <w:r>
+        <w:t xml:space="preserve"> </w:t>
+      </w:r>
+      <w:r>
+        <w:rPr>
+          <w:iCs/>
+          <w:i/>
+        </w:rPr>
+        <w:t xml:space="preserve">Nature</w:t>
+      </w:r>
+      <w:r>
+        <w:t xml:space="preserve"> </w:t>
+      </w:r>
+      <w:r>
+        <w:t xml:space="preserve">651:914–919.</w:t>
+      </w:r>
+      <w:r>
+        <w:t xml:space="preserve"> </w:t>
+      </w:r>
+      <w:hyperlink r:id="rId118">
+        <w:r>
+          <w:rPr>
+            <w:rStyle w:val="Hyperlink"/>
+          </w:rPr>
+          <w:t xml:space="preserve">https://doi.org/10.1038/s41586-026-10265-5</w:t>
+        </w:r>
+      </w:hyperlink>
+      <w:r>
+        <w:t xml:space="preserve">.</w:t>
+      </w:r>
+    </w:p>
+    <w:bookmarkEnd w:id="119"/>
+    <w:bookmarkStart w:id="121" w:name="ref-Marwick2017"/>
+    <w:p>
+      <w:pPr>
+        <w:pStyle w:val="Bibliography"/>
+      </w:pPr>
+      <w:r>
+        <w:t xml:space="preserve">Marwick, Ben. 2017. Computational Reproducibility in Archaeological Research: Basic Principles and a Case Study of Their Implementation.</w:t>
+      </w:r>
+      <w:r>
+        <w:t xml:space="preserve"> </w:t>
+      </w:r>
+      <w:r>
+        <w:rPr>
+          <w:iCs/>
+          <w:i/>
+        </w:rPr>
+        <w:t xml:space="preserve">Journal of Archaeological Method and Theory</w:t>
+      </w:r>
+      <w:r>
+        <w:t xml:space="preserve"> </w:t>
+      </w:r>
+      <w:r>
+        <w:t xml:space="preserve">24(2):424–450.</w:t>
+      </w:r>
+      <w:r>
+        <w:t xml:space="preserve"> </w:t>
+      </w:r>
+      <w:hyperlink r:id="rId120">
+        <w:r>
+          <w:rPr>
+            <w:rStyle w:val="Hyperlink"/>
+          </w:rPr>
+          <w:t xml:space="preserve">https://doi.org/10.1007/s10816-015-9272-9</w:t>
+        </w:r>
+      </w:hyperlink>
+      <w:r>
+        <w:t xml:space="preserve">.</w:t>
+      </w:r>
+    </w:p>
+    <w:bookmarkEnd w:id="121"/>
+    <w:bookmarkStart w:id="123" w:name="ref-Messeri2024"/>
+    <w:p>
+      <w:pPr>
+        <w:pStyle w:val="Bibliography"/>
+      </w:pPr>
+      <w:r>
+        <w:t xml:space="preserve">Messeri, Lisa, and M. J. Crockett. 2024. Artificial Intelligence and Illusions of Understanding in Scientific Research.</w:t>
+      </w:r>
+      <w:r>
+        <w:t xml:space="preserve"> </w:t>
+      </w:r>
+      <w:r>
+        <w:rPr>
+          <w:iCs/>
+          <w:i/>
+        </w:rPr>
+        <w:t xml:space="preserve">Nature</w:t>
+      </w:r>
+      <w:r>
+        <w:t xml:space="preserve"> </w:t>
+      </w:r>
+      <w:r>
+        <w:t xml:space="preserve">627(8002):49–58.</w:t>
+      </w:r>
+      <w:r>
+        <w:t xml:space="preserve"> </w:t>
+      </w:r>
+      <w:hyperlink r:id="rId122">
+        <w:r>
+          <w:rPr>
+            <w:rStyle w:val="Hyperlink"/>
+          </w:rPr>
+          <w:t xml:space="preserve">https://doi.org/10.1038/s41586-024-07146-0</w:t>
+        </w:r>
+      </w:hyperlink>
+      <w:r>
+        <w:t xml:space="preserve">.</w:t>
+      </w:r>
+    </w:p>
+    <w:bookmarkEnd w:id="123"/>
+    <w:bookmarkStart w:id="125" w:name="ref-Miao2026"/>
+    <w:p>
+      <w:pPr>
+        <w:pStyle w:val="Bibliography"/>
+      </w:pPr>
+      <w:r>
+        <w:t xml:space="preserve">Miao, Jiacheng, Jonathan K. Pritchard, and James Zou. 2026. The Agentic Garden of Forking Paths.</w:t>
+      </w:r>
+      <w:r>
+        <w:t xml:space="preserve"> </w:t>
+      </w:r>
+      <w:r>
+        <w:rPr>
+          <w:iCs/>
+          <w:i/>
+        </w:rPr>
+        <w:t xml:space="preserve">arXiv Preprint arXiv:2607.01507</w:t>
+      </w:r>
+      <w:r>
+        <w:t xml:space="preserve">.</w:t>
+      </w:r>
+      <w:r>
+        <w:t xml:space="preserve"> </w:t>
+      </w:r>
+      <w:hyperlink r:id="rId124">
+        <w:r>
+          <w:rPr>
+            <w:rStyle w:val="Hyperlink"/>
+          </w:rPr>
+          <w:t xml:space="preserve">https://doi.org/10.48550/arXiv.2607.01507</w:t>
+        </w:r>
+      </w:hyperlink>
+      <w:r>
+        <w:t xml:space="preserve">.</w:t>
+      </w:r>
+    </w:p>
+    <w:bookmarkEnd w:id="125"/>
+    <w:bookmarkStart w:id="127" w:name="ref-Monakhov2026"/>
+    <w:p>
+      <w:pPr>
+        <w:pStyle w:val="Bibliography"/>
+      </w:pPr>
+      <w:r>
+        <w:t xml:space="preserve">Monakhov, Alexander Yu. 2026.</w:t>
+      </w:r>
+      <w:r>
+        <w:t xml:space="preserve"> </w:t>
+      </w:r>
+      <w:hyperlink r:id="rId126">
+        <w:r>
+          <w:rPr>
+            <w:rStyle w:val="Hyperlink"/>
+          </w:rPr>
+          <w:t xml:space="preserve">Governance as Cybernetics: Feedback, Control, and the</w:t>
+        </w:r>
+        <w:r>
+          <w:rPr>
+            <w:rStyle w:val="Hyperlink"/>
+          </w:rPr>
+          <w:t xml:space="preserve"> </w:t>
+        </w:r>
+        <w:r>
+          <w:rPr>
+            <w:rStyle w:val="Hyperlink"/>
+          </w:rPr>
+          <w:t xml:space="preserve">Human at the Helm</w:t>
+        </w:r>
+        <w:r>
+          <w:rPr>
+            <w:rStyle w:val="Hyperlink"/>
+          </w:rPr>
+          <w:t xml:space="preserve"> </w:t>
+        </w:r>
+        <w:r>
+          <w:rPr>
+            <w:rStyle w:val="Hyperlink"/>
+          </w:rPr>
+          <w:t xml:space="preserve">in the Regulation of Artificial Intelligence</w:t>
+        </w:r>
+      </w:hyperlink>
+      <w:r>
+        <w:t xml:space="preserve">. Elsevier BV.</w:t>
+      </w:r>
+    </w:p>
+    <w:bookmarkEnd w:id="127"/>
+    <w:bookmarkStart w:id="129" w:name="ref-NationalAcademies2026"/>
+    <w:p>
+      <w:pPr>
+        <w:pStyle w:val="Bibliography"/>
+      </w:pPr>
+      <w:r>
+        <w:t xml:space="preserve">National Academies of Sciences, Engineering, and Medicine. 2026.</w:t>
+      </w:r>
+      <w:r>
+        <w:t xml:space="preserve"> </w:t>
+      </w:r>
+      <w:hyperlink r:id="rId128">
         <w:r>
           <w:rPr>
             <w:rStyle w:val="Hyperlink"/>
             <w:iCs/>
             <w:i/>
           </w:rPr>
-          <w:t xml:space="preserve">AI</w:t>
-        </w:r>
+          <w:t xml:space="preserve">On Being a Scientist: A Guide to the Responsible and Ethical Conduct of Research: Fourth Edition</w:t>
+        </w:r>
+      </w:hyperlink>
+      <w:r>
+        <w:t xml:space="preserve">. The National Academies Press, Washington, DC.</w:t>
+      </w:r>
+    </w:p>
+    <w:bookmarkEnd w:id="129"/>
+    <w:bookmarkStart w:id="131" w:name="ref-Nejjar2025"/>
+    <w:p>
+      <w:pPr>
+        <w:pStyle w:val="Bibliography"/>
+      </w:pPr>
+      <w:r>
+        <w:t xml:space="preserve">Nejjar, Mohamed, Luca Zacharias, Fabian Stiehle, and Ingo Weber. 2025.</w:t>
+      </w:r>
+      <w:r>
+        <w:t xml:space="preserve"> </w:t>
+      </w:r>
+      <w:r>
+        <w:t xml:space="preserve">LLMs for Science: Usage for Code Generation and Data Analysis</w:t>
+      </w:r>
+      <w:r>
+        <w:t xml:space="preserve">.</w:t>
+      </w:r>
+      <w:r>
+        <w:t xml:space="preserve"> </w:t>
+      </w:r>
+      <w:r>
+        <w:rPr>
+          <w:iCs/>
+          <w:i/>
+        </w:rPr>
+        <w:t xml:space="preserve">Journal of Software: Evolution and Process</w:t>
+      </w:r>
+      <w:r>
+        <w:t xml:space="preserve"> </w:t>
+      </w:r>
+      <w:r>
+        <w:t xml:space="preserve">37:e2723.</w:t>
+      </w:r>
+      <w:r>
+        <w:t xml:space="preserve"> </w:t>
+      </w:r>
+      <w:hyperlink r:id="rId130">
+        <w:r>
+          <w:rPr>
+            <w:rStyle w:val="Hyperlink"/>
+          </w:rPr>
+          <w:t xml:space="preserve">https://doi.org/10.1002/smr.2723</w:t>
+        </w:r>
+      </w:hyperlink>
+      <w:r>
+        <w:t xml:space="preserve">.</w:t>
+      </w:r>
+    </w:p>
+    <w:bookmarkEnd w:id="131"/>
+    <w:bookmarkStart w:id="133" w:name="ref-Piper2026"/>
+    <w:p>
+      <w:pPr>
+        <w:pStyle w:val="Bibliography"/>
+      </w:pPr>
+      <w:r>
+        <w:t xml:space="preserve">Piper, Andrew. 2026. A Theory-First Approach Toward Using Generative AI for Humanities Research.</w:t>
+      </w:r>
+      <w:r>
+        <w:t xml:space="preserve"> </w:t>
+      </w:r>
+      <w:r>
+        <w:rPr>
+          <w:iCs/>
+          <w:i/>
+        </w:rPr>
+        <w:t xml:space="preserve">Computational Humanities Research</w:t>
+      </w:r>
+      <w:r>
+        <w:t xml:space="preserve"> </w:t>
+      </w:r>
+      <w:r>
+        <w:t xml:space="preserve">2:e18.</w:t>
+      </w:r>
+      <w:r>
+        <w:t xml:space="preserve"> </w:t>
+      </w:r>
+      <w:hyperlink r:id="rId132">
+        <w:r>
+          <w:rPr>
+            <w:rStyle w:val="Hyperlink"/>
+          </w:rPr>
+          <w:t xml:space="preserve">https://doi.org/10.1017/chr.2026.10039</w:t>
+        </w:r>
+      </w:hyperlink>
+      <w:r>
+        <w:t xml:space="preserve">.</w:t>
+      </w:r>
+    </w:p>
+    <w:bookmarkEnd w:id="133"/>
+    <w:bookmarkStart w:id="135" w:name="ref-QuartoDocs2026"/>
+    <w:p>
+      <w:pPr>
+        <w:pStyle w:val="Bibliography"/>
+      </w:pPr>
+      <w:r>
+        <w:t xml:space="preserve">Quarto.</w:t>
+      </w:r>
+      <w:r>
+        <w:t xml:space="preserve"> </w:t>
+      </w:r>
+      <w:r>
+        <w:t xml:space="preserve">Tutorial: Hello, Quarto</w:t>
+      </w:r>
+      <w:r>
+        <w:t xml:space="preserve">.</w:t>
+      </w:r>
+      <w:r>
+        <w:t xml:space="preserve"> </w:t>
+      </w:r>
+      <w:hyperlink r:id="rId134">
+        <w:r>
+          <w:rPr>
+            <w:rStyle w:val="Hyperlink"/>
+          </w:rPr>
+          <w:t xml:space="preserve">https://quarto.org/docs/get-started/hello/rstudio.html</w:t>
+        </w:r>
+      </w:hyperlink>
+      <w:r>
+        <w:t xml:space="preserve">, accessed September 17, 2026.</w:t>
+      </w:r>
+    </w:p>
+    <w:bookmarkEnd w:id="135"/>
+    <w:bookmarkStart w:id="137" w:name="ref-Scheepens2024"/>
+    <w:p>
+      <w:pPr>
+        <w:pStyle w:val="Bibliography"/>
+      </w:pPr>
+      <w:r>
+        <w:t xml:space="preserve">Scheepens, Daan, Joseph Millard, Maxwell Farrell, and Tim Newbold. 2024.</w:t>
+      </w:r>
+      <w:r>
+        <w:t xml:space="preserve"> </w:t>
+      </w:r>
+      <w:r>
+        <w:t xml:space="preserve">Large Language Models</w:t>
+      </w:r>
+      <w:r>
+        <w:t xml:space="preserve"> </w:t>
+      </w:r>
+      <w:r>
+        <w:t xml:space="preserve">Help Facilitate the Automated Synthesis of Information on Potential Pest Controllers.</w:t>
+      </w:r>
+      <w:r>
+        <w:t xml:space="preserve"> </w:t>
+      </w:r>
+      <w:r>
+        <w:rPr>
+          <w:iCs/>
+          <w:i/>
+        </w:rPr>
+        <w:t xml:space="preserve">Methods in Ecology and Evolution</w:t>
+      </w:r>
+      <w:r>
+        <w:t xml:space="preserve"> </w:t>
+      </w:r>
+      <w:r>
+        <w:t xml:space="preserve">15(7):1261–1273.</w:t>
+      </w:r>
+      <w:r>
+        <w:t xml:space="preserve"> </w:t>
+      </w:r>
+      <w:hyperlink r:id="rId136">
+        <w:r>
+          <w:rPr>
+            <w:rStyle w:val="Hyperlink"/>
+          </w:rPr>
+          <w:t xml:space="preserve">https://doi.org/10.1111/2041-210X.14341</w:t>
+        </w:r>
+      </w:hyperlink>
+      <w:r>
+        <w:t xml:space="preserve">.</w:t>
+      </w:r>
+    </w:p>
+    <w:bookmarkEnd w:id="137"/>
+    <w:bookmarkStart w:id="139" w:name="ref-Schweinberger2026privacy"/>
+    <w:p>
+      <w:pPr>
+        <w:pStyle w:val="Bibliography"/>
+      </w:pPr>
+      <w:r>
+        <w:t xml:space="preserve">Schweinberger, Martin. 2026.</w:t>
+      </w:r>
+      <w:r>
+        <w:t xml:space="preserve"> </w:t>
+      </w:r>
+      <w:r>
+        <w:t xml:space="preserve">Privacy-Preserving Analysis with Local LLMs: Generating Synthetic Data Proxies</w:t>
+      </w:r>
+      <w:r>
+        <w:t xml:space="preserve">.</w:t>
+      </w:r>
+      <w:r>
+        <w:t xml:space="preserve"> </w:t>
+      </w:r>
+      <w:r>
+        <w:t xml:space="preserve">The Language Technology and Data Analysis Laboratory (LADAL), The University of Queensland, Australia</w:t>
+      </w:r>
+      <w:r>
+        <w:t xml:space="preserve">.</w:t>
+      </w:r>
+      <w:r>
+        <w:t xml:space="preserve"> </w:t>
+      </w:r>
+      <w:hyperlink r:id="rId138">
+        <w:r>
+          <w:rPr>
+            <w:rStyle w:val="Hyperlink"/>
+          </w:rPr>
+          <w:t xml:space="preserve">https://ladal.edu.au/tutorials/llm_privacy/llm_privacy.html</w:t>
+        </w:r>
+      </w:hyperlink>
+      <w:r>
+        <w:t xml:space="preserve">, accessed September 18, 2026.</w:t>
+      </w:r>
+    </w:p>
+    <w:bookmarkEnd w:id="139"/>
+    <w:bookmarkStart w:id="141" w:name="ref-Shaikhon2025"/>
+    <w:p>
+      <w:pPr>
+        <w:pStyle w:val="Bibliography"/>
+      </w:pPr>
+      <w:r>
+        <w:t xml:space="preserve">Shaikhon, Ahmed Motawea Hussein. 2025. Contextual Ethical Framework for Artificial Intelligence in the Management of Cultural Heritage.</w:t>
+      </w:r>
+      <w:r>
+        <w:t xml:space="preserve"> </w:t>
+      </w:r>
+      <w:r>
+        <w:rPr>
+          <w:iCs/>
+          <w:i/>
+        </w:rPr>
+        <w:t xml:space="preserve">STAR: Science and Technology of Archaeological Research</w:t>
+      </w:r>
+      <w:r>
+        <w:t xml:space="preserve"> </w:t>
+      </w:r>
+      <w:r>
+        <w:t xml:space="preserve">11(1).</w:t>
+      </w:r>
+      <w:r>
+        <w:t xml:space="preserve"> </w:t>
+      </w:r>
+      <w:hyperlink r:id="rId140">
+        <w:r>
+          <w:rPr>
+            <w:rStyle w:val="Hyperlink"/>
+          </w:rPr>
+          <w:t xml:space="preserve">https://doi.org/10.1080/20548923.2025.2564519</w:t>
+        </w:r>
+      </w:hyperlink>
+      <w:r>
+        <w:t xml:space="preserve">.</w:t>
+      </w:r>
+    </w:p>
+    <w:bookmarkEnd w:id="141"/>
+    <w:bookmarkStart w:id="143" w:name="ref-Spillias2025"/>
+    <w:p>
+      <w:pPr>
+        <w:pStyle w:val="Bibliography"/>
+      </w:pPr>
+      <w:r>
+        <w:t xml:space="preserve">Spillias, Scott, Rowan Trebilco, Matthew P. Adams, Fabio Boschetti, Andrew Constable, Piers Dunstan, Simon Ferrier, et al. 2026.</w:t>
+      </w:r>
+      <w:r>
+        <w:t xml:space="preserve"> </w:t>
+      </w:r>
+      <w:r>
+        <w:t xml:space="preserve">The Future of Artificial Intelligence in Ecosystem Modeling</w:t>
+      </w:r>
+      <w:r>
+        <w:t xml:space="preserve">.</w:t>
+      </w:r>
+      <w:r>
+        <w:t xml:space="preserve"> </w:t>
+      </w:r>
+      <w:r>
+        <w:rPr>
+          <w:iCs/>
+          <w:i/>
+        </w:rPr>
+        <w:t xml:space="preserve">BioScience</w:t>
+      </w:r>
+      <w:r>
+        <w:t xml:space="preserve"> </w:t>
+      </w:r>
+      <w:r>
+        <w:t xml:space="preserve">76(1):57–70.</w:t>
+      </w:r>
+      <w:r>
+        <w:t xml:space="preserve"> </w:t>
+      </w:r>
+      <w:hyperlink r:id="rId142">
+        <w:r>
+          <w:rPr>
+            <w:rStyle w:val="Hyperlink"/>
+          </w:rPr>
+          <w:t xml:space="preserve">https://doi.org/10.1093/biosci/biaf169</w:t>
+        </w:r>
+      </w:hyperlink>
+      <w:r>
+        <w:t xml:space="preserve">.</w:t>
+      </w:r>
+    </w:p>
+    <w:bookmarkEnd w:id="143"/>
+    <w:bookmarkStart w:id="145" w:name="ref-Taylor2023"/>
+    <w:p>
+      <w:pPr>
+        <w:pStyle w:val="Bibliography"/>
+      </w:pPr>
+      <w:r>
+        <w:t xml:space="preserve">Taylor, Matthew E. 2023.</w:t>
+      </w:r>
+      <w:r>
+        <w:t xml:space="preserve"> </w:t>
+      </w:r>
+      <w:hyperlink r:id="rId144">
+        <w:r>
+          <w:rPr>
+            <w:rStyle w:val="Hyperlink"/>
+          </w:rPr>
+          <w:t xml:space="preserve">Reinforcement Learning Requires</w:t>
+        </w:r>
+        <w:r>
+          <w:rPr>
+            <w:rStyle w:val="Hyperlink"/>
+          </w:rPr>
+          <w:t xml:space="preserve"> </w:t>
+        </w:r>
+        <w:r>
+          <w:rPr>
+            <w:rStyle w:val="Hyperlink"/>
+          </w:rPr>
+          <w:t xml:space="preserve">Human-in-the-Loop</w:t>
+        </w:r>
+        <w:r>
+          <w:rPr>
+            <w:rStyle w:val="Hyperlink"/>
+          </w:rPr>
+          <w:t xml:space="preserve"> </w:t>
+        </w:r>
+        <w:r>
+          <w:rPr>
+            <w:rStyle w:val="Hyperlink"/>
+          </w:rPr>
+          <w:t xml:space="preserve">Framing and Approaches</w:t>
+        </w:r>
+      </w:hyperlink>
+      <w:r>
+        <w:t xml:space="preserve">. In</w:t>
+      </w:r>
+      <w:r>
+        <w:t xml:space="preserve"> </w:t>
+      </w:r>
+      <w:r>
+        <w:rPr>
+          <w:iCs/>
+          <w:i/>
+        </w:rPr>
+        <w:t xml:space="preserve">HHAI 2023: Augmenting Human Intellect</w:t>
+      </w:r>
+      <w:r>
+        <w:t xml:space="preserve">. IOS Press.</w:t>
+      </w:r>
+    </w:p>
+    <w:bookmarkEnd w:id="145"/>
+    <w:bookmarkStart w:id="147" w:name="ref-Tenzer2024"/>
+    <w:p>
+      <w:pPr>
+        <w:pStyle w:val="Bibliography"/>
+      </w:pPr>
+      <w:r>
+        <w:t xml:space="preserve">Tenzer, Martina, Giada Pistilli, Alex Bransden, and Alex Shenfield. 2024. Debating</w:t>
+      </w:r>
+      <w:r>
+        <w:t xml:space="preserve"> </w:t>
+      </w:r>
+      <w:r>
+        <w:t xml:space="preserve">AI</w:t>
+      </w:r>
+      <w:r>
+        <w:t xml:space="preserve"> </w:t>
+      </w:r>
+      <w:r>
+        <w:t xml:space="preserve">in Archaeology: Applications, Implications, and Ethical Considerations.</w:t>
+      </w:r>
+      <w:r>
+        <w:t xml:space="preserve"> </w:t>
+      </w:r>
+      <w:r>
+        <w:rPr>
+          <w:iCs/>
+          <w:i/>
+        </w:rPr>
+        <w:t xml:space="preserve">Internet Archaeology</w:t>
+      </w:r>
+      <w:r>
+        <w:t xml:space="preserve">(67).</w:t>
+      </w:r>
+      <w:r>
+        <w:t xml:space="preserve"> </w:t>
+      </w:r>
+      <w:hyperlink r:id="rId146">
+        <w:r>
+          <w:rPr>
+            <w:rStyle w:val="Hyperlink"/>
+          </w:rPr>
+          <w:t xml:space="preserve">https://doi.org/10.11141/ia.67.8</w:t>
+        </w:r>
+      </w:hyperlink>
+      <w:r>
+        <w:t xml:space="preserve">.</w:t>
+      </w:r>
+    </w:p>
+    <w:bookmarkEnd w:id="147"/>
+    <w:bookmarkStart w:id="149" w:name="ref-RoyalSociety2024"/>
+    <w:p>
+      <w:pPr>
+        <w:pStyle w:val="Bibliography"/>
+      </w:pPr>
+      <w:r>
+        <w:t xml:space="preserve">The Royal Society. 2024.</w:t>
+      </w:r>
+      <w:r>
+        <w:t xml:space="preserve"> </w:t>
+      </w:r>
+      <w:hyperlink r:id="rId148">
         <w:r>
           <w:rPr>
             <w:rStyle w:val="Hyperlink"/>
             <w:iCs/>
             <w:i/>
           </w:rPr>
-          <w:t xml:space="preserve"> </w:t>
+          <w:t xml:space="preserve">Science</w:t>
         </w:r>
         <w:r>
           <w:rPr>
@@ -6521,42 +7273,126 @@
             <w:iCs/>
             <w:i/>
           </w:rPr>
-          <w:t xml:space="preserve">Agents for Economic Research</w:t>
+          <w:t xml:space="preserve"> </w:t>
+        </w:r>
+        <w:r>
+          <w:rPr>
+            <w:rStyle w:val="Hyperlink"/>
+            <w:iCs/>
+            <w:i/>
+          </w:rPr>
+          <w:t xml:space="preserve">in the</w:t>
+        </w:r>
+        <w:r>
+          <w:rPr>
+            <w:rStyle w:val="Hyperlink"/>
+            <w:iCs/>
+            <w:i/>
+          </w:rPr>
+          <w:t xml:space="preserve"> </w:t>
+        </w:r>
+        <w:r>
+          <w:rPr>
+            <w:rStyle w:val="Hyperlink"/>
+            <w:iCs/>
+            <w:i/>
+          </w:rPr>
+          <w:t xml:space="preserve">Age</w:t>
+        </w:r>
+        <w:r>
+          <w:rPr>
+            <w:rStyle w:val="Hyperlink"/>
+            <w:iCs/>
+            <w:i/>
+          </w:rPr>
+          <w:t xml:space="preserve"> </w:t>
+        </w:r>
+        <w:r>
+          <w:rPr>
+            <w:rStyle w:val="Hyperlink"/>
+            <w:iCs/>
+            <w:i/>
+          </w:rPr>
+          <w:t xml:space="preserve">of</w:t>
+        </w:r>
+        <w:r>
+          <w:rPr>
+            <w:rStyle w:val="Hyperlink"/>
+            <w:iCs/>
+            <w:i/>
+          </w:rPr>
+          <w:t xml:space="preserve"> </w:t>
+        </w:r>
+        <w:r>
+          <w:rPr>
+            <w:rStyle w:val="Hyperlink"/>
+            <w:iCs/>
+            <w:i/>
+          </w:rPr>
+          <w:t xml:space="preserve">AI</w:t>
+        </w:r>
+        <w:r>
+          <w:rPr>
+            <w:rStyle w:val="Hyperlink"/>
+            <w:iCs/>
+            <w:i/>
+          </w:rPr>
+          <w:t xml:space="preserve">:</w:t>
+        </w:r>
+        <w:r>
+          <w:rPr>
+            <w:rStyle w:val="Hyperlink"/>
+            <w:iCs/>
+            <w:i/>
+          </w:rPr>
+          <w:t xml:space="preserve"> </w:t>
+        </w:r>
+        <w:r>
+          <w:rPr>
+            <w:rStyle w:val="Hyperlink"/>
+            <w:iCs/>
+            <w:i/>
+          </w:rPr>
+          <w:t xml:space="preserve">How</w:t>
+        </w:r>
+        <w:r>
+          <w:rPr>
+            <w:rStyle w:val="Hyperlink"/>
+            <w:iCs/>
+            <w:i/>
+          </w:rPr>
+          <w:t xml:space="preserve"> </w:t>
+        </w:r>
+        <w:r>
+          <w:rPr>
+            <w:rStyle w:val="Hyperlink"/>
+            <w:iCs/>
+            <w:i/>
+          </w:rPr>
+          <w:t xml:space="preserve">Artificial Intelligence Is Changing the Nature and Method of Scientific Research</w:t>
         </w:r>
       </w:hyperlink>
       <w:r>
-        <w:t xml:space="preserve">. National Bureau of Economic Research.</w:t>
-      </w:r>
-    </w:p>
-    <w:bookmarkEnd w:id="111"/>
-    <w:bookmarkStart w:id="113" w:name="ref-Moorthy2026"/>
+        <w:t xml:space="preserve">. The Royal Society, London.</w:t>
+      </w:r>
+    </w:p>
+    <w:bookmarkEnd w:id="149"/>
+    <w:bookmarkStart w:id="151" w:name="ref-Walters2023"/>
     <w:p>
       <w:pPr>
         <w:pStyle w:val="Bibliography"/>
       </w:pPr>
       <w:r>
-        <w:t xml:space="preserve">Krishna Moorthy, Sruthi M., Man Qi, Alice Rosen, Yadvinder Malhi, and Roberto Salguero-Gómez. 2026.</w:t>
-      </w:r>
-      <w:r>
-        <w:t xml:space="preserve"> </w:t>
-      </w:r>
-      <w:r>
-        <w:t xml:space="preserve">Context</w:t>
-      </w:r>
-      <w:r>
-        <w:t xml:space="preserve">-Engineering</w:t>
-      </w:r>
-      <w:r>
-        <w:t xml:space="preserve"> </w:t>
-      </w:r>
-      <w:r>
-        <w:t xml:space="preserve">Large Language Models</w:t>
-      </w:r>
-      <w:r>
-        <w:t xml:space="preserve"> </w:t>
-      </w:r>
-      <w:r>
-        <w:t xml:space="preserve">for Scalable Structured Metadata Extraction in Ecological Literature Reviews.</w:t>
+        <w:t xml:space="preserve">Walters, William H., and Esther Isabelle Wilder. 2023. Fabrication and Errors in the Bibliographic Citations Generated by</w:t>
+      </w:r>
+      <w:r>
+        <w:t xml:space="preserve"> </w:t>
+      </w:r>
+      <w:r>
+        <w:t xml:space="preserve">ChatGPT</w:t>
+      </w:r>
+      <w:r>
+        <w:t xml:space="preserve">.</w:t>
       </w:r>
       <w:r>
         <w:t xml:space="preserve"> </w:t>
@@ -6566,46 +7402,46 @@
           <w:iCs/>
           <w:i/>
         </w:rPr>
-        <w:t xml:space="preserve">Methods in Ecology and Evolution</w:t>
-      </w:r>
+        <w:t xml:space="preserve">Scientific Reports</w:t>
+      </w:r>
+      <w:r>
+        <w:t xml:space="preserve"> </w:t>
+      </w:r>
+      <w:r>
+        <w:t xml:space="preserve">13(1).</w:t>
+      </w:r>
+      <w:r>
+        <w:t xml:space="preserve"> </w:t>
+      </w:r>
+      <w:hyperlink r:id="rId150">
+        <w:r>
+          <w:rPr>
+            <w:rStyle w:val="Hyperlink"/>
+          </w:rPr>
+          <w:t xml:space="preserve">https://doi.org/10.1038/s41598-023-41032-5</w:t>
+        </w:r>
+      </w:hyperlink>
       <w:r>
         <w:t xml:space="preserve">.</w:t>
       </w:r>
-      <w:r>
-        <w:t xml:space="preserve"> </w:t>
-      </w:r>
-      <w:hyperlink r:id="rId112">
-        <w:r>
-          <w:rPr>
-            <w:rStyle w:val="Hyperlink"/>
-          </w:rPr>
-          <w:t xml:space="preserve">https://doi.org/10.1111/2041-210x.70403</w:t>
-        </w:r>
-      </w:hyperlink>
+    </w:p>
+    <w:bookmarkEnd w:id="151"/>
+    <w:bookmarkStart w:id="153" w:name="ref-Wickham2019"/>
+    <w:p>
+      <w:pPr>
+        <w:pStyle w:val="Bibliography"/>
+      </w:pPr>
+      <w:r>
+        <w:t xml:space="preserve">Wickham, Hadley, Mara Averick, Jennifer Bryan, Winston Chang, Lucy D’Agostino McGowan, Romain François, Garrett Grolemund, et al. 2019. Welcome to the</w:t>
+      </w:r>
+      <w:r>
+        <w:t xml:space="preserve"> </w:t>
+      </w:r>
+      <w:r>
+        <w:t xml:space="preserve">Tidyverse</w:t>
+      </w:r>
       <w:r>
         <w:t xml:space="preserve">.</w:t>
-      </w:r>
-    </w:p>
-    <w:bookmarkEnd w:id="113"/>
-    <w:bookmarkStart w:id="115" w:name="ref-Laban2025"/>
-    <w:p>
-      <w:pPr>
-        <w:pStyle w:val="Bibliography"/>
-      </w:pPr>
-      <w:r>
-        <w:t xml:space="preserve">Laban, Philippe, Hiroaki Hayashi, Yingbo Zhou, and Jennifer Neville. 2025.</w:t>
-      </w:r>
-      <w:r>
-        <w:t xml:space="preserve"> </w:t>
-      </w:r>
-      <w:r>
-        <w:t xml:space="preserve">LLMs</w:t>
-      </w:r>
-      <w:r>
-        <w:t xml:space="preserve"> </w:t>
-      </w:r>
-      <w:r>
-        <w:t xml:space="preserve">Get Lost in Multi-Turn Conversation.</w:t>
       </w:r>
       <w:r>
         <w:t xml:space="preserve"> </w:t>
@@ -6615,34 +7451,46 @@
           <w:iCs/>
           <w:i/>
         </w:rPr>
-        <w:t xml:space="preserve">arXiv.org</w:t>
-      </w:r>
+        <w:t xml:space="preserve">Journal of Open Source Software</w:t>
+      </w:r>
+      <w:r>
+        <w:t xml:space="preserve"> </w:t>
+      </w:r>
+      <w:r>
+        <w:t xml:space="preserve">4(43):1686.</w:t>
+      </w:r>
+      <w:r>
+        <w:t xml:space="preserve"> </w:t>
+      </w:r>
+      <w:hyperlink r:id="rId152">
+        <w:r>
+          <w:rPr>
+            <w:rStyle w:val="Hyperlink"/>
+          </w:rPr>
+          <w:t xml:space="preserve">https://doi.org/10.21105/joss.01686</w:t>
+        </w:r>
+      </w:hyperlink>
       <w:r>
         <w:t xml:space="preserve">.</w:t>
       </w:r>
-      <w:r>
-        <w:t xml:space="preserve"> </w:t>
-      </w:r>
-      <w:hyperlink r:id="rId114">
-        <w:r>
-          <w:rPr>
-            <w:rStyle w:val="Hyperlink"/>
-          </w:rPr>
-          <w:t xml:space="preserve">https://doi.org/10.48550/arXiv.2505.06120</w:t>
-        </w:r>
-      </w:hyperlink>
+    </w:p>
+    <w:bookmarkEnd w:id="153"/>
+    <w:bookmarkStart w:id="155" w:name="ref-Wiest2024"/>
+    <w:p>
+      <w:pPr>
+        <w:pStyle w:val="Bibliography"/>
+      </w:pPr>
+      <w:r>
+        <w:t xml:space="preserve">Wiest, Isabella Catharina, Dyke Ferber, Jiefu Zhu, Marko van Treeck, Sonja K. Meyer, Radhika Juglan, Zunamys I. Carrero, et al. 2024.</w:t>
+      </w:r>
+      <w:r>
+        <w:t xml:space="preserve"> </w:t>
+      </w:r>
+      <w:r>
+        <w:t xml:space="preserve">Privacy-Preserving Large Language Models for Structured Medical Information Retrieval</w:t>
+      </w:r>
       <w:r>
         <w:t xml:space="preserve">.</w:t>
-      </w:r>
-    </w:p>
-    <w:bookmarkEnd w:id="115"/>
-    <w:bookmarkStart w:id="117" w:name="ref-Leung2023"/>
-    <w:p>
-      <w:pPr>
-        <w:pStyle w:val="Bibliography"/>
-      </w:pPr>
-      <w:r>
-        <w:t xml:space="preserve">Leung, Tiffany I., Taiane de Azevedo Cardoso, Amaryllis Mavragani, and Gunther Eysenbach. 2023. Best Practices for Using AI Tools as an Author, Peer Reviewer, or Editor.</w:t>
       </w:r>
       <w:r>
         <w:t xml:space="preserve"> </w:t>
@@ -6652,94 +7500,43 @@
           <w:iCs/>
           <w:i/>
         </w:rPr>
-        <w:t xml:space="preserve">Journal of Medical Internet Research</w:t>
-      </w:r>
-      <w:r>
-        <w:t xml:space="preserve"> </w:t>
-      </w:r>
-      <w:r>
-        <w:t xml:space="preserve">25:e51584.</w:t>
-      </w:r>
-      <w:r>
-        <w:t xml:space="preserve"> </w:t>
-      </w:r>
-      <w:hyperlink r:id="rId116">
-        <w:r>
-          <w:rPr>
-            <w:rStyle w:val="Hyperlink"/>
-          </w:rPr>
-          <w:t xml:space="preserve">https://doi.org/10.2196/51584</w:t>
+        <w:t xml:space="preserve">Npj Digital Medicine</w:t>
+      </w:r>
+      <w:r>
+        <w:t xml:space="preserve"> </w:t>
+      </w:r>
+      <w:r>
+        <w:t xml:space="preserve">7(1):257.</w:t>
+      </w:r>
+      <w:r>
+        <w:t xml:space="preserve"> </w:t>
+      </w:r>
+      <w:hyperlink r:id="rId154">
+        <w:r>
+          <w:rPr>
+            <w:rStyle w:val="Hyperlink"/>
+          </w:rPr>
+          <w:t xml:space="preserve">https://doi.org/10.1038/s41746-024-01233-2</w:t>
         </w:r>
       </w:hyperlink>
       <w:r>
         <w:t xml:space="preserve">.</w:t>
       </w:r>
     </w:p>
-    <w:bookmarkEnd w:id="117"/>
-    <w:bookmarkStart w:id="119" w:name="ref-Longkumer2025Generative"/>
+    <w:bookmarkEnd w:id="155"/>
+    <w:bookmarkStart w:id="157" w:name="ref-Wilson2014"/>
     <w:p>
       <w:pPr>
         <w:pStyle w:val="Bibliography"/>
       </w:pPr>
       <w:r>
-        <w:t xml:space="preserve">Longkumer, Tiatemsu. 2025. Generative</w:t>
-      </w:r>
-      <w:r>
-        <w:t xml:space="preserve"> </w:t>
-      </w:r>
-      <w:r>
-        <w:t xml:space="preserve">AI</w:t>
-      </w:r>
-      <w:r>
-        <w:t xml:space="preserve"> </w:t>
-      </w:r>
-      <w:r>
-        <w:t xml:space="preserve">in</w:t>
-      </w:r>
-      <w:r>
-        <w:t xml:space="preserve"> </w:t>
-      </w:r>
-      <w:r>
-        <w:t xml:space="preserve">Anthropology</w:t>
-      </w:r>
-      <w:r>
-        <w:t xml:space="preserve">: Redefining</w:t>
-      </w:r>
-      <w:r>
-        <w:t xml:space="preserve"> </w:t>
-      </w:r>
-      <w:r>
-        <w:t xml:space="preserve">Fieldwork</w:t>
-      </w:r>
-      <w:r>
-        <w:t xml:space="preserve">,</w:t>
-      </w:r>
-      <w:r>
-        <w:t xml:space="preserve"> </w:t>
-      </w:r>
-      <w:r>
-        <w:t xml:space="preserve">Textualisation</w:t>
-      </w:r>
-      <w:r>
-        <w:t xml:space="preserve">, and</w:t>
-      </w:r>
-      <w:r>
-        <w:t xml:space="preserve"> </w:t>
-      </w:r>
-      <w:r>
-        <w:t xml:space="preserve">Collaborative</w:t>
-      </w:r>
-      <w:r>
-        <w:t xml:space="preserve"> </w:t>
-      </w:r>
-      <w:r>
-        <w:t xml:space="preserve">Knowledge</w:t>
-      </w:r>
-      <w:r>
-        <w:t xml:space="preserve"> </w:t>
-      </w:r>
-      <w:r>
-        <w:t xml:space="preserve">Production</w:t>
+        <w:t xml:space="preserve">Wilson, Greg, D. A. Aruliah, C. Titus Brown, Neil P. Chue Hong, Matt Davis, Richard T. Guy, Steven H. D. Haddock, et al. 2014.</w:t>
+      </w:r>
+      <w:r>
+        <w:t xml:space="preserve"> </w:t>
+      </w:r>
+      <w:r>
+        <w:t xml:space="preserve">Best Practices for Scientific Computing</w:t>
       </w:r>
       <w:r>
         <w:t xml:space="preserve">.</w:t>
@@ -6752,49 +7549,58 @@
           <w:iCs/>
           <w:i/>
         </w:rPr>
-        <w:t xml:space="preserve">Teaching Anthropology</w:t>
-      </w:r>
-      <w:r>
-        <w:t xml:space="preserve"> </w:t>
-      </w:r>
-      <w:r>
-        <w:t xml:space="preserve">14(2):118–130.</w:t>
-      </w:r>
-      <w:r>
-        <w:t xml:space="preserve"> </w:t>
-      </w:r>
-      <w:hyperlink r:id="rId118">
-        <w:r>
-          <w:rPr>
-            <w:rStyle w:val="Hyperlink"/>
-          </w:rPr>
-          <w:t xml:space="preserve">https://doi.org/10.22582/ta.v14i2.778</w:t>
+        <w:t xml:space="preserve">PLOS Biology</w:t>
+      </w:r>
+      <w:r>
+        <w:t xml:space="preserve"> </w:t>
+      </w:r>
+      <w:r>
+        <w:t xml:space="preserve">12(1):e1001745.</w:t>
+      </w:r>
+      <w:r>
+        <w:t xml:space="preserve"> </w:t>
+      </w:r>
+      <w:hyperlink r:id="rId156">
+        <w:r>
+          <w:rPr>
+            <w:rStyle w:val="Hyperlink"/>
+          </w:rPr>
+          <w:t xml:space="preserve">https://doi.org/10.1371/journal.pbio.1001745</w:t>
         </w:r>
       </w:hyperlink>
       <w:r>
         <w:t xml:space="preserve">.</w:t>
       </w:r>
     </w:p>
-    <w:bookmarkEnd w:id="119"/>
-    <w:bookmarkStart w:id="121" w:name="ref-Lu2026"/>
+    <w:bookmarkEnd w:id="157"/>
+    <w:bookmarkStart w:id="159" w:name="ref-Xu2026"/>
     <w:p>
       <w:pPr>
         <w:pStyle w:val="Bibliography"/>
       </w:pPr>
       <w:r>
-        <w:t xml:space="preserve">Lu, Chris, Cong Lu, Robert Tjarko Lange, Yutaro Yamada, Shengran Hu, Jakob Foerster, David Ha, and Jeff Clune. 2026. Towards End-to-End Automation of</w:t>
-      </w:r>
-      <w:r>
-        <w:t xml:space="preserve"> </w:t>
-      </w:r>
-      <w:r>
-        <w:t xml:space="preserve">AI</w:t>
-      </w:r>
-      <w:r>
-        <w:t xml:space="preserve"> </w:t>
-      </w:r>
-      <w:r>
-        <w:t xml:space="preserve">Research.</w:t>
+        <w:t xml:space="preserve">Xu, Renjun, and Yang Yan. 2026. Agent</w:t>
+      </w:r>
+      <w:r>
+        <w:t xml:space="preserve"> </w:t>
+      </w:r>
+      <w:r>
+        <w:t xml:space="preserve">Skills</w:t>
+      </w:r>
+      <w:r>
+        <w:t xml:space="preserve"> </w:t>
+      </w:r>
+      <w:r>
+        <w:t xml:space="preserve">for</w:t>
+      </w:r>
+      <w:r>
+        <w:t xml:space="preserve"> </w:t>
+      </w:r>
+      <w:r>
+        <w:t xml:space="preserve">Large Language Models</w:t>
+      </w:r>
+      <w:r>
+        <w:t xml:space="preserve">: Architecture, Acquisition, Security, and the Path Forward.</w:t>
       </w:r>
       <w:r>
         <w:t xml:space="preserve"> </w:t>
@@ -6804,37 +7610,67 @@
           <w:iCs/>
           <w:i/>
         </w:rPr>
-        <w:t xml:space="preserve">Nature</w:t>
-      </w:r>
-      <w:r>
-        <w:t xml:space="preserve"> </w:t>
-      </w:r>
-      <w:r>
-        <w:t xml:space="preserve">651:914–919.</w:t>
-      </w:r>
-      <w:r>
-        <w:t xml:space="preserve"> </w:t>
-      </w:r>
-      <w:hyperlink r:id="rId120">
-        <w:r>
-          <w:rPr>
-            <w:rStyle w:val="Hyperlink"/>
-          </w:rPr>
-          <w:t xml:space="preserve">https://doi.org/10.1038/s41586-026-10265-5</w:t>
+        <w:t xml:space="preserve">arXiv.org</w:t>
+      </w:r>
+      <w:r>
+        <w:t xml:space="preserve">.</w:t>
+      </w:r>
+      <w:r>
+        <w:t xml:space="preserve"> </w:t>
+      </w:r>
+      <w:hyperlink r:id="rId158">
+        <w:r>
+          <w:rPr>
+            <w:rStyle w:val="Hyperlink"/>
+          </w:rPr>
+          <w:t xml:space="preserve">https://doi.org/10.48550/arXiv.2602.12430</w:t>
         </w:r>
       </w:hyperlink>
       <w:r>
         <w:t xml:space="preserve">.</w:t>
       </w:r>
     </w:p>
-    <w:bookmarkEnd w:id="121"/>
-    <w:bookmarkStart w:id="123" w:name="ref-Marwick2017"/>
+    <w:bookmarkEnd w:id="159"/>
+    <w:bookmarkStart w:id="161" w:name="ref-ZamfirescuPereira2023"/>
     <w:p>
       <w:pPr>
         <w:pStyle w:val="Bibliography"/>
       </w:pPr>
       <w:r>
-        <w:t xml:space="preserve">Marwick, Ben. 2017. Computational Reproducibility in Archaeological Research: Basic Principles and a Case Study of Their Implementation.</w:t>
+        <w:t xml:space="preserve">Zamfirescu-Pereira, J. D., Richmond Y. Wong, Bjoern Hartmann, and Qian Yang. 2023.</w:t>
+      </w:r>
+      <w:r>
+        <w:t xml:space="preserve"> </w:t>
+      </w:r>
+      <w:hyperlink r:id="rId160">
+        <w:r>
+          <w:rPr>
+            <w:rStyle w:val="Hyperlink"/>
+          </w:rPr>
+          <w:t xml:space="preserve">Why Johnny Can’t Prompt: How Non-AI Experts Try (and Fail) to Design LLM Prompts</w:t>
+        </w:r>
+      </w:hyperlink>
+      <w:r>
+        <w:t xml:space="preserve">, New York, NY, USA.</w:t>
+      </w:r>
+    </w:p>
+    <w:bookmarkEnd w:id="161"/>
+    <w:bookmarkStart w:id="163" w:name="ref-Zanzotto2019"/>
+    <w:p>
+      <w:pPr>
+        <w:pStyle w:val="Bibliography"/>
+      </w:pPr>
+      <w:r>
+        <w:t xml:space="preserve">Zanzotto, Fabio Massimo. 2019. Viewpoint:</w:t>
+      </w:r>
+      <w:r>
+        <w:t xml:space="preserve"> </w:t>
+      </w:r>
+      <w:r>
+        <w:t xml:space="preserve">Human-in-the-loop Artificial Intelligence</w:t>
+      </w:r>
+      <w:r>
+        <w:t xml:space="preserve">.</w:t>
       </w:r>
       <w:r>
         <w:t xml:space="preserve"> </w:t>
@@ -6844,37 +7680,46 @@
           <w:iCs/>
           <w:i/>
         </w:rPr>
-        <w:t xml:space="preserve">Journal of Archaeological Method and Theory</w:t>
-      </w:r>
-      <w:r>
-        <w:t xml:space="preserve"> </w:t>
-      </w:r>
-      <w:r>
-        <w:t xml:space="preserve">24(2):424–450.</w:t>
-      </w:r>
-      <w:r>
-        <w:t xml:space="preserve"> </w:t>
-      </w:r>
-      <w:hyperlink r:id="rId122">
-        <w:r>
-          <w:rPr>
-            <w:rStyle w:val="Hyperlink"/>
-          </w:rPr>
-          <w:t xml:space="preserve">https://doi.org/10.1007/s10816-015-9272-9</w:t>
+        <w:t xml:space="preserve">Journal of Artificial Intelligence Research</w:t>
+      </w:r>
+      <w:r>
+        <w:t xml:space="preserve"> </w:t>
+      </w:r>
+      <w:r>
+        <w:t xml:space="preserve">64:243–252.</w:t>
+      </w:r>
+      <w:r>
+        <w:t xml:space="preserve"> </w:t>
+      </w:r>
+      <w:hyperlink r:id="rId162">
+        <w:r>
+          <w:rPr>
+            <w:rStyle w:val="Hyperlink"/>
+          </w:rPr>
+          <w:t xml:space="preserve">https://doi.org/10.1613/jair.1.11345</w:t>
         </w:r>
       </w:hyperlink>
       <w:r>
         <w:t xml:space="preserve">.</w:t>
       </w:r>
     </w:p>
-    <w:bookmarkEnd w:id="123"/>
-    <w:bookmarkStart w:id="125" w:name="ref-Messeri2024"/>
+    <w:bookmarkEnd w:id="163"/>
+    <w:bookmarkStart w:id="165" w:name="ref-Zhang2025"/>
     <w:p>
       <w:pPr>
         <w:pStyle w:val="Bibliography"/>
       </w:pPr>
       <w:r>
-        <w:t xml:space="preserve">Messeri, Lisa, and M. J. Crockett. 2024. Artificial Intelligence and Illusions of Understanding in Scientific Research.</w:t>
+        <w:t xml:space="preserve">Zhang, Yanbo, Sumeer A. Khan, Adnan Mahmud, Huck Yang, Alexander Lavin, Michael Levin, Jeremy Frey, et al. 2025.</w:t>
+      </w:r>
+      <w:r>
+        <w:t xml:space="preserve"> </w:t>
+      </w:r>
+      <w:r>
+        <w:t xml:space="preserve">Exploring the Role of Large Language Models in the Scientific Method: From Hypothesis to Discovery</w:t>
+      </w:r>
+      <w:r>
+        <w:t xml:space="preserve">.</w:t>
       </w:r>
       <w:r>
         <w:t xml:space="preserve"> </w:t>
@@ -6884,37 +7729,37 @@
           <w:iCs/>
           <w:i/>
         </w:rPr>
-        <w:t xml:space="preserve">Nature</w:t>
-      </w:r>
-      <w:r>
-        <w:t xml:space="preserve"> </w:t>
-      </w:r>
-      <w:r>
-        <w:t xml:space="preserve">627(8002):49–58.</w:t>
-      </w:r>
-      <w:r>
-        <w:t xml:space="preserve"> </w:t>
-      </w:r>
-      <w:hyperlink r:id="rId124">
-        <w:r>
-          <w:rPr>
-            <w:rStyle w:val="Hyperlink"/>
-          </w:rPr>
-          <w:t xml:space="preserve">https://doi.org/10.1038/s41586-024-07146-0</w:t>
+        <w:t xml:space="preserve">Npj Artificial Intelligence</w:t>
+      </w:r>
+      <w:r>
+        <w:t xml:space="preserve"> </w:t>
+      </w:r>
+      <w:r>
+        <w:t xml:space="preserve">1:14.</w:t>
+      </w:r>
+      <w:r>
+        <w:t xml:space="preserve"> </w:t>
+      </w:r>
+      <w:hyperlink r:id="rId164">
+        <w:r>
+          <w:rPr>
+            <w:rStyle w:val="Hyperlink"/>
+          </w:rPr>
+          <w:t xml:space="preserve">https://doi.org/10.1038/s44387-025-00019-5</w:t>
         </w:r>
       </w:hyperlink>
       <w:r>
         <w:t xml:space="preserve">.</w:t>
       </w:r>
     </w:p>
-    <w:bookmarkEnd w:id="125"/>
-    <w:bookmarkStart w:id="127" w:name="ref-Miao2026"/>
+    <w:bookmarkEnd w:id="165"/>
+    <w:bookmarkStart w:id="167" w:name="ref-Zheng2024"/>
     <w:p>
       <w:pPr>
         <w:pStyle w:val="Bibliography"/>
       </w:pPr>
       <w:r>
-        <w:t xml:space="preserve">Miao, Jiacheng, Jonathan K. Pritchard, and James Zou. 2026. The Agentic Garden of Forking Paths.</w:t>
+        <w:t xml:space="preserve">Zheng, Zibin, Kaiwen Ning, Yanlin Wang, Jingwen Zhang, Dewu Zheng, Mingxi Ye, and Jiachi Chen. 2024. A Survey of Large Language Models for Code: Evolution, Benchmarking, and Future Trends.</w:t>
       </w:r>
       <w:r>
         <w:t xml:space="preserve"> </w:t>
@@ -6924,7 +7769,7 @@
           <w:iCs/>
           <w:i/>
         </w:rPr>
-        <w:t xml:space="preserve">arXiv Preprint arXiv:2607.01507</w:t>
+        <w:t xml:space="preserve">arXiv Preprint arXiv:2311.10372</w:t>
       </w:r>
       <w:r>
         <w:t xml:space="preserve">.</w:t>
@@ -6932,109 +7777,26 @@
       <w:r>
         <w:t xml:space="preserve"> </w:t>
       </w:r>
-      <w:hyperlink r:id="rId126">
-        <w:r>
-          <w:rPr>
-            <w:rStyle w:val="Hyperlink"/>
-          </w:rPr>
-          <w:t xml:space="preserve">https://doi.org/10.48550/arXiv.2607.01507</w:t>
+      <w:hyperlink r:id="rId166">
+        <w:r>
+          <w:rPr>
+            <w:rStyle w:val="Hyperlink"/>
+          </w:rPr>
+          <w:t xml:space="preserve">https://doi.org/10.48550/arXiv.2311.10372</w:t>
         </w:r>
       </w:hyperlink>
       <w:r>
         <w:t xml:space="preserve">.</w:t>
       </w:r>
     </w:p>
-    <w:bookmarkEnd w:id="127"/>
-    <w:bookmarkStart w:id="129" w:name="ref-Monakhov2026"/>
+    <w:bookmarkEnd w:id="167"/>
+    <w:bookmarkStart w:id="169" w:name="ref-Ziems2024"/>
     <w:p>
       <w:pPr>
         <w:pStyle w:val="Bibliography"/>
       </w:pPr>
       <w:r>
-        <w:t xml:space="preserve">Monakhov, Alexander Yu. 2026.</w:t>
-      </w:r>
-      <w:r>
-        <w:t xml:space="preserve"> </w:t>
-      </w:r>
-      <w:hyperlink r:id="rId128">
-        <w:r>
-          <w:rPr>
-            <w:rStyle w:val="Hyperlink"/>
-          </w:rPr>
-          <w:t xml:space="preserve">Governance as Cybernetics: Feedback, Control, and the</w:t>
-        </w:r>
-        <w:r>
-          <w:rPr>
-            <w:rStyle w:val="Hyperlink"/>
-          </w:rPr>
-          <w:t xml:space="preserve"> </w:t>
-        </w:r>
-        <w:r>
-          <w:rPr>
-            <w:rStyle w:val="Hyperlink"/>
-          </w:rPr>
-          <w:t xml:space="preserve">Human at the Helm</w:t>
-        </w:r>
-        <w:r>
-          <w:rPr>
-            <w:rStyle w:val="Hyperlink"/>
-          </w:rPr>
-          <w:t xml:space="preserve"> </w:t>
-        </w:r>
-        <w:r>
-          <w:rPr>
-            <w:rStyle w:val="Hyperlink"/>
-          </w:rPr>
-          <w:t xml:space="preserve">in the Regulation of Artificial Intelligence</w:t>
-        </w:r>
-      </w:hyperlink>
-      <w:r>
-        <w:t xml:space="preserve">. Elsevier BV.</w:t>
-      </w:r>
-    </w:p>
-    <w:bookmarkEnd w:id="129"/>
-    <w:bookmarkStart w:id="131" w:name="ref-NationalAcademies2026"/>
-    <w:p>
-      <w:pPr>
-        <w:pStyle w:val="Bibliography"/>
-      </w:pPr>
-      <w:r>
-        <w:t xml:space="preserve">National Academies of Sciences, Engineering, and Medicine. 2026.</w:t>
-      </w:r>
-      <w:r>
-        <w:t xml:space="preserve"> </w:t>
-      </w:r>
-      <w:hyperlink r:id="rId130">
-        <w:r>
-          <w:rPr>
-            <w:rStyle w:val="Hyperlink"/>
-            <w:iCs/>
-            <w:i/>
-          </w:rPr>
-          <w:t xml:space="preserve">On Being a Scientist: A Guide to the Responsible and Ethical Conduct of Research: Fourth Edition</w:t>
-        </w:r>
-      </w:hyperlink>
-      <w:r>
-        <w:t xml:space="preserve">. The National Academies Press, Washington, DC.</w:t>
-      </w:r>
-    </w:p>
-    <w:bookmarkEnd w:id="131"/>
-    <w:bookmarkStart w:id="133" w:name="ref-Nejjar2025"/>
-    <w:p>
-      <w:pPr>
-        <w:pStyle w:val="Bibliography"/>
-      </w:pPr>
-      <w:r>
-        <w:t xml:space="preserve">Nejjar, Mohamed, Luca Zacharias, Fabian Stiehle, and Ingo Weber. 2025.</w:t>
-      </w:r>
-      <w:r>
-        <w:t xml:space="preserve"> </w:t>
-      </w:r>
-      <w:r>
-        <w:t xml:space="preserve">LLMs for Science: Usage for Code Generation and Data Analysis</w:t>
-      </w:r>
-      <w:r>
-        <w:t xml:space="preserve">.</w:t>
+        <w:t xml:space="preserve">Ziems, Caleb, William Held, Omar Shaikh, Jiaao Chen, Zhehao Zhang, and Diyi Yang. 2024. Can Large Language Models Transform Computational Social Science?</w:t>
       </w:r>
       <w:r>
         <w:t xml:space="preserve"> </w:t>
@@ -7044,37 +7806,37 @@
           <w:iCs/>
           <w:i/>
         </w:rPr>
-        <w:t xml:space="preserve">Journal of Software: Evolution and Process</w:t>
-      </w:r>
-      <w:r>
-        <w:t xml:space="preserve"> </w:t>
-      </w:r>
-      <w:r>
-        <w:t xml:space="preserve">37:e2723.</w:t>
-      </w:r>
-      <w:r>
-        <w:t xml:space="preserve"> </w:t>
-      </w:r>
-      <w:hyperlink r:id="rId132">
-        <w:r>
-          <w:rPr>
-            <w:rStyle w:val="Hyperlink"/>
-          </w:rPr>
-          <w:t xml:space="preserve">https://doi.org/10.1002/smr.2723</w:t>
+        <w:t xml:space="preserve">Computational Linguistics</w:t>
+      </w:r>
+      <w:r>
+        <w:t xml:space="preserve"> </w:t>
+      </w:r>
+      <w:r>
+        <w:t xml:space="preserve">50(1):237–291.</w:t>
+      </w:r>
+      <w:r>
+        <w:t xml:space="preserve"> </w:t>
+      </w:r>
+      <w:hyperlink r:id="rId168">
+        <w:r>
+          <w:rPr>
+            <w:rStyle w:val="Hyperlink"/>
+          </w:rPr>
+          <w:t xml:space="preserve">https://doi.org/10.1162/coli_a_00502</w:t>
         </w:r>
       </w:hyperlink>
       <w:r>
         <w:t xml:space="preserve">.</w:t>
       </w:r>
     </w:p>
-    <w:bookmarkEnd w:id="133"/>
-    <w:bookmarkStart w:id="135" w:name="ref-Piper2026"/>
+    <w:bookmarkEnd w:id="169"/>
+    <w:bookmarkStart w:id="171" w:name="ref-Zimmer2026"/>
     <w:p>
       <w:pPr>
         <w:pStyle w:val="Bibliography"/>
       </w:pPr>
       <w:r>
-        <w:t xml:space="preserve">Piper, Andrew. 2026. A Theory-First Approach Toward Using Generative AI for Humanities Research.</w:t>
+        <w:t xml:space="preserve">Zimmer, Max, Nico Pelleriti, Christophe Roux, and Sebastian Pokutta. 2026. The Agentic Researcher: A Practical Guide to AI-Assisted Research in Mathematics and Machine Learning.</w:t>
       </w:r>
       <w:r>
         <w:t xml:space="preserve"> </w:t>
@@ -7084,1725 +7846,776 @@
           <w:iCs/>
           <w:i/>
         </w:rPr>
-        <w:t xml:space="preserve">Computational Humanities Research</w:t>
-      </w:r>
-      <w:r>
-        <w:t xml:space="preserve"> </w:t>
-      </w:r>
-      <w:r>
-        <w:t xml:space="preserve">2:e18.</w:t>
-      </w:r>
-      <w:r>
-        <w:t xml:space="preserve"> </w:t>
-      </w:r>
-      <w:hyperlink r:id="rId134">
-        <w:r>
-          <w:rPr>
-            <w:rStyle w:val="Hyperlink"/>
-          </w:rPr>
-          <w:t xml:space="preserve">https://doi.org/10.1017/chr.2026.10039</w:t>
+        <w:t xml:space="preserve">arXiv Preprint arXiv:2603.15914</w:t>
+      </w:r>
+      <w:r>
+        <w:t xml:space="preserve">.</w:t>
+      </w:r>
+      <w:r>
+        <w:t xml:space="preserve"> </w:t>
+      </w:r>
+      <w:hyperlink r:id="rId170">
+        <w:r>
+          <w:rPr>
+            <w:rStyle w:val="Hyperlink"/>
+          </w:rPr>
+          <w:t xml:space="preserve">https://doi.org/10.48550/arXiv.2603.15914</w:t>
         </w:r>
       </w:hyperlink>
       <w:r>
         <w:t xml:space="preserve">.</w:t>
       </w:r>
     </w:p>
-    <w:bookmarkEnd w:id="135"/>
-    <w:bookmarkStart w:id="137" w:name="ref-QuartoDocs2026"/>
-    <w:p>
-      <w:pPr>
-        <w:pStyle w:val="Bibliography"/>
-      </w:pPr>
-      <w:r>
-        <w:t xml:space="preserve">Quarto.</w:t>
-      </w:r>
-      <w:r>
-        <w:t xml:space="preserve"> </w:t>
-      </w:r>
-      <w:r>
-        <w:t xml:space="preserve">Tutorial: Hello, Quarto</w:t>
-      </w:r>
-      <w:r>
-        <w:t xml:space="preserve">.</w:t>
-      </w:r>
-      <w:r>
-        <w:t xml:space="preserve"> </w:t>
-      </w:r>
-      <w:hyperlink r:id="rId136">
-        <w:r>
-          <w:rPr>
-            <w:rStyle w:val="Hyperlink"/>
-          </w:rPr>
-          <w:t xml:space="preserve">https://quarto.org/docs/get-started/hello/rstudio.html</w:t>
-        </w:r>
-      </w:hyperlink>
-      <w:r>
-        <w:t xml:space="preserve">, accessed September 17, 2026.</w:t>
-      </w:r>
-    </w:p>
-    <w:bookmarkEnd w:id="137"/>
-    <w:bookmarkStart w:id="139" w:name="ref-Scheepens2024"/>
-    <w:p>
-      <w:pPr>
-        <w:pStyle w:val="Bibliography"/>
-      </w:pPr>
-      <w:r>
-        <w:t xml:space="preserve">Scheepens, Daan, Joseph Millard, Maxwell Farrell, and Tim Newbold. 2024.</w:t>
-      </w:r>
-      <w:r>
-        <w:t xml:space="preserve"> </w:t>
-      </w:r>
-      <w:r>
-        <w:t xml:space="preserve">Large Language Models</w:t>
-      </w:r>
-      <w:r>
-        <w:t xml:space="preserve"> </w:t>
-      </w:r>
-      <w:r>
-        <w:t xml:space="preserve">Help Facilitate the Automated Synthesis of Information on Potential Pest Controllers.</w:t>
-      </w:r>
-      <w:r>
-        <w:t xml:space="preserve"> </w:t>
-      </w:r>
-      <w:r>
-        <w:rPr>
-          <w:iCs/>
-          <w:i/>
-        </w:rPr>
-        <w:t xml:space="preserve">Methods in Ecology and Evolution</w:t>
-      </w:r>
-      <w:r>
-        <w:t xml:space="preserve"> </w:t>
-      </w:r>
-      <w:r>
-        <w:t xml:space="preserve">15(7):1261–1273.</w:t>
-      </w:r>
-      <w:r>
-        <w:t xml:space="preserve"> </w:t>
-      </w:r>
-      <w:hyperlink r:id="rId138">
-        <w:r>
-          <w:rPr>
-            <w:rStyle w:val="Hyperlink"/>
-          </w:rPr>
-          <w:t xml:space="preserve">https://doi.org/10.1111/2041-210X.14341</w:t>
-        </w:r>
-      </w:hyperlink>
-      <w:r>
-        <w:t xml:space="preserve">.</w:t>
-      </w:r>
-    </w:p>
-    <w:bookmarkEnd w:id="139"/>
-    <w:bookmarkStart w:id="141" w:name="ref-Schweinberger2026privacy"/>
-    <w:p>
-      <w:pPr>
-        <w:pStyle w:val="Bibliography"/>
-      </w:pPr>
-      <w:r>
-        <w:t xml:space="preserve">Schweinberger, Martin. 2026.</w:t>
-      </w:r>
-      <w:r>
-        <w:t xml:space="preserve"> </w:t>
-      </w:r>
-      <w:r>
-        <w:t xml:space="preserve">Privacy-Preserving Analysis with Local LLMs: Generating Synthetic Data Proxies</w:t>
-      </w:r>
-      <w:r>
-        <w:t xml:space="preserve">.</w:t>
-      </w:r>
-      <w:r>
-        <w:t xml:space="preserve"> </w:t>
-      </w:r>
-      <w:r>
-        <w:t xml:space="preserve">The Language Technology and Data Analysis Laboratory (LADAL), The University of Queensland, Australia</w:t>
-      </w:r>
-      <w:r>
-        <w:t xml:space="preserve">.</w:t>
-      </w:r>
-      <w:r>
-        <w:t xml:space="preserve"> </w:t>
-      </w:r>
-      <w:hyperlink r:id="rId140">
-        <w:r>
-          <w:rPr>
-            <w:rStyle w:val="Hyperlink"/>
-          </w:rPr>
-          <w:t xml:space="preserve">https://ladal.edu.au/tutorials/llm_privacy/llm_privacy.html</w:t>
-        </w:r>
-      </w:hyperlink>
-      <w:r>
-        <w:t xml:space="preserve">, accessed September 18, 2026.</w:t>
-      </w:r>
-    </w:p>
-    <w:bookmarkEnd w:id="141"/>
-    <w:bookmarkStart w:id="143" w:name="ref-Shaikhon2025"/>
-    <w:p>
-      <w:pPr>
-        <w:pStyle w:val="Bibliography"/>
-      </w:pPr>
-      <w:r>
-        <w:t xml:space="preserve">Shaikhon, Ahmed Motawea Hussein. 2025. Contextual Ethical Framework for Artificial Intelligence in the Management of Cultural Heritage.</w:t>
-      </w:r>
-      <w:r>
-        <w:t xml:space="preserve"> </w:t>
-      </w:r>
-      <w:r>
-        <w:rPr>
-          <w:iCs/>
-          <w:i/>
-        </w:rPr>
-        <w:t xml:space="preserve">STAR: Science and Technology of Archaeological Research</w:t>
-      </w:r>
-      <w:r>
-        <w:t xml:space="preserve"> </w:t>
-      </w:r>
-      <w:r>
-        <w:t xml:space="preserve">11(1).</w:t>
-      </w:r>
-      <w:r>
-        <w:t xml:space="preserve"> </w:t>
-      </w:r>
-      <w:hyperlink r:id="rId142">
-        <w:r>
-          <w:rPr>
-            <w:rStyle w:val="Hyperlink"/>
-          </w:rPr>
-          <w:t xml:space="preserve">https://doi.org/10.1080/20548923.2025.2564519</w:t>
-        </w:r>
-      </w:hyperlink>
-      <w:r>
-        <w:t xml:space="preserve">.</w:t>
-      </w:r>
-    </w:p>
-    <w:bookmarkEnd w:id="143"/>
-    <w:bookmarkStart w:id="145" w:name="ref-Spillias2025"/>
-    <w:p>
-      <w:pPr>
-        <w:pStyle w:val="Bibliography"/>
-      </w:pPr>
-      <w:r>
-        <w:t xml:space="preserve">Spillias, Scott, Rowan Trebilco, Matthew P. Adams, Fabio Boschetti, Andrew Constable, Piers Dunstan, Simon Ferrier, et al. 2026.</w:t>
-      </w:r>
-      <w:r>
-        <w:t xml:space="preserve"> </w:t>
-      </w:r>
-      <w:r>
-        <w:t xml:space="preserve">The Future of Artificial Intelligence in Ecosystem Modeling</w:t>
-      </w:r>
-      <w:r>
-        <w:t xml:space="preserve">.</w:t>
-      </w:r>
-      <w:r>
-        <w:t xml:space="preserve"> </w:t>
-      </w:r>
-      <w:r>
-        <w:rPr>
-          <w:iCs/>
-          <w:i/>
-        </w:rPr>
-        <w:t xml:space="preserve">BioScience</w:t>
-      </w:r>
-      <w:r>
-        <w:t xml:space="preserve"> </w:t>
-      </w:r>
-      <w:r>
-        <w:t xml:space="preserve">76(1):57–70.</w:t>
-      </w:r>
-      <w:r>
-        <w:t xml:space="preserve"> </w:t>
-      </w:r>
-      <w:hyperlink r:id="rId144">
-        <w:r>
-          <w:rPr>
-            <w:rStyle w:val="Hyperlink"/>
-          </w:rPr>
-          <w:t xml:space="preserve">https://doi.org/10.1093/biosci/biaf169</w:t>
-        </w:r>
-      </w:hyperlink>
-      <w:r>
-        <w:t xml:space="preserve">.</w:t>
-      </w:r>
-    </w:p>
-    <w:bookmarkEnd w:id="145"/>
-    <w:bookmarkStart w:id="147" w:name="ref-Taylor2023"/>
-    <w:p>
-      <w:pPr>
-        <w:pStyle w:val="Bibliography"/>
-      </w:pPr>
-      <w:r>
-        <w:t xml:space="preserve">Taylor, Matthew E. 2023.</w:t>
-      </w:r>
-      <w:r>
-        <w:t xml:space="preserve"> </w:t>
-      </w:r>
-      <w:hyperlink r:id="rId146">
-        <w:r>
-          <w:rPr>
-            <w:rStyle w:val="Hyperlink"/>
-          </w:rPr>
-          <w:t xml:space="preserve">Reinforcement Learning Requires</w:t>
-        </w:r>
-        <w:r>
-          <w:rPr>
-            <w:rStyle w:val="Hyperlink"/>
-          </w:rPr>
-          <w:t xml:space="preserve"> </w:t>
-        </w:r>
-        <w:r>
-          <w:rPr>
-            <w:rStyle w:val="Hyperlink"/>
-          </w:rPr>
-          <w:t xml:space="preserve">Human-in-the-Loop</w:t>
-        </w:r>
-        <w:r>
-          <w:rPr>
-            <w:rStyle w:val="Hyperlink"/>
-          </w:rPr>
-          <w:t xml:space="preserve"> </w:t>
-        </w:r>
-        <w:r>
-          <w:rPr>
-            <w:rStyle w:val="Hyperlink"/>
-          </w:rPr>
-          <w:t xml:space="preserve">Framing and Approaches</w:t>
-        </w:r>
-      </w:hyperlink>
-      <w:r>
-        <w:t xml:space="preserve">. In</w:t>
-      </w:r>
-      <w:r>
-        <w:t xml:space="preserve"> </w:t>
-      </w:r>
-      <w:r>
-        <w:rPr>
-          <w:iCs/>
-          <w:i/>
-        </w:rPr>
-        <w:t xml:space="preserve">HHAI 2023: Augmenting Human Intellect</w:t>
-      </w:r>
-      <w:r>
-        <w:t xml:space="preserve">. IOS Press.</w:t>
-      </w:r>
-    </w:p>
-    <w:bookmarkEnd w:id="147"/>
-    <w:bookmarkStart w:id="149" w:name="ref-Tenzer2024"/>
-    <w:p>
-      <w:pPr>
-        <w:pStyle w:val="Bibliography"/>
-      </w:pPr>
-      <w:r>
-        <w:t xml:space="preserve">Tenzer, Martina, Giada Pistilli, Alex Bransden, and Alex Shenfield. 2024. Debating</w:t>
-      </w:r>
-      <w:r>
-        <w:t xml:space="preserve"> </w:t>
-      </w:r>
-      <w:r>
-        <w:t xml:space="preserve">AI</w:t>
-      </w:r>
-      <w:r>
-        <w:t xml:space="preserve"> </w:t>
-      </w:r>
-      <w:r>
-        <w:t xml:space="preserve">in Archaeology: Applications, Implications, and Ethical Considerations.</w:t>
-      </w:r>
-      <w:r>
-        <w:t xml:space="preserve"> </w:t>
-      </w:r>
-      <w:r>
-        <w:rPr>
-          <w:iCs/>
-          <w:i/>
-        </w:rPr>
-        <w:t xml:space="preserve">Internet Archaeology</w:t>
-      </w:r>
-      <w:r>
-        <w:t xml:space="preserve">(67).</w:t>
-      </w:r>
-      <w:r>
-        <w:t xml:space="preserve"> </w:t>
-      </w:r>
-      <w:hyperlink r:id="rId148">
-        <w:r>
-          <w:rPr>
-            <w:rStyle w:val="Hyperlink"/>
-          </w:rPr>
-          <w:t xml:space="preserve">https://doi.org/10.11141/ia.67.8</w:t>
-        </w:r>
-      </w:hyperlink>
-      <w:r>
-        <w:t xml:space="preserve">.</w:t>
-      </w:r>
-    </w:p>
-    <w:bookmarkEnd w:id="149"/>
-    <w:bookmarkStart w:id="151" w:name="ref-RoyalSociety2024"/>
-    <w:p>
-      <w:pPr>
-        <w:pStyle w:val="Bibliography"/>
-      </w:pPr>
-      <w:r>
-        <w:t xml:space="preserve">The Royal Society. 2024.</w:t>
-      </w:r>
-      <w:r>
-        <w:t xml:space="preserve"> </w:t>
-      </w:r>
-      <w:hyperlink r:id="rId150">
-        <w:r>
-          <w:rPr>
-            <w:rStyle w:val="Hyperlink"/>
-            <w:iCs/>
-            <w:i/>
-          </w:rPr>
-          <w:t xml:space="preserve">Science</w:t>
-        </w:r>
-        <w:r>
-          <w:rPr>
-            <w:rStyle w:val="Hyperlink"/>
-            <w:iCs/>
-            <w:i/>
-          </w:rPr>
-          <w:t xml:space="preserve"> </w:t>
-        </w:r>
-        <w:r>
-          <w:rPr>
-            <w:rStyle w:val="Hyperlink"/>
-            <w:iCs/>
-            <w:i/>
-          </w:rPr>
-          <w:t xml:space="preserve">in the</w:t>
-        </w:r>
-        <w:r>
-          <w:rPr>
-            <w:rStyle w:val="Hyperlink"/>
-            <w:iCs/>
-            <w:i/>
-          </w:rPr>
-          <w:t xml:space="preserve"> </w:t>
-        </w:r>
-        <w:r>
-          <w:rPr>
-            <w:rStyle w:val="Hyperlink"/>
-            <w:iCs/>
-            <w:i/>
-          </w:rPr>
-          <w:t xml:space="preserve">Age</w:t>
-        </w:r>
-        <w:r>
-          <w:rPr>
-            <w:rStyle w:val="Hyperlink"/>
-            <w:iCs/>
-            <w:i/>
-          </w:rPr>
-          <w:t xml:space="preserve"> </w:t>
-        </w:r>
-        <w:r>
-          <w:rPr>
-            <w:rStyle w:val="Hyperlink"/>
-            <w:iCs/>
-            <w:i/>
-          </w:rPr>
-          <w:t xml:space="preserve">of</w:t>
-        </w:r>
-        <w:r>
-          <w:rPr>
-            <w:rStyle w:val="Hyperlink"/>
-            <w:iCs/>
-            <w:i/>
-          </w:rPr>
-          <w:t xml:space="preserve"> </w:t>
-        </w:r>
-        <w:r>
-          <w:rPr>
-            <w:rStyle w:val="Hyperlink"/>
-            <w:iCs/>
-            <w:i/>
-          </w:rPr>
-          <w:t xml:space="preserve">AI</w:t>
-        </w:r>
-        <w:r>
-          <w:rPr>
-            <w:rStyle w:val="Hyperlink"/>
-            <w:iCs/>
-            <w:i/>
-          </w:rPr>
-          <w:t xml:space="preserve">:</w:t>
-        </w:r>
-        <w:r>
-          <w:rPr>
-            <w:rStyle w:val="Hyperlink"/>
-            <w:iCs/>
-            <w:i/>
-          </w:rPr>
-          <w:t xml:space="preserve"> </w:t>
-        </w:r>
-        <w:r>
-          <w:rPr>
-            <w:rStyle w:val="Hyperlink"/>
-            <w:iCs/>
-            <w:i/>
-          </w:rPr>
-          <w:t xml:space="preserve">How</w:t>
-        </w:r>
-        <w:r>
-          <w:rPr>
-            <w:rStyle w:val="Hyperlink"/>
-            <w:iCs/>
-            <w:i/>
-          </w:rPr>
-          <w:t xml:space="preserve"> </w:t>
-        </w:r>
-        <w:r>
-          <w:rPr>
-            <w:rStyle w:val="Hyperlink"/>
-            <w:iCs/>
-            <w:i/>
-          </w:rPr>
-          <w:t xml:space="preserve">Artificial Intelligence Is Changing the Nature and Method of Scientific Research</w:t>
-        </w:r>
-      </w:hyperlink>
-      <w:r>
-        <w:t xml:space="preserve">. The Royal Society, London.</w:t>
-      </w:r>
-    </w:p>
-    <w:bookmarkEnd w:id="151"/>
-    <w:bookmarkStart w:id="153" w:name="ref-Walters2023"/>
-    <w:p>
-      <w:pPr>
-        <w:pStyle w:val="Bibliography"/>
-      </w:pPr>
-      <w:r>
-        <w:t xml:space="preserve">Walters, William H., and Esther Isabelle Wilder. 2023. Fabrication and Errors in the Bibliographic Citations Generated by</w:t>
-      </w:r>
-      <w:r>
-        <w:t xml:space="preserve"> </w:t>
-      </w:r>
-      <w:r>
-        <w:t xml:space="preserve">ChatGPT</w:t>
-      </w:r>
-      <w:r>
-        <w:t xml:space="preserve">.</w:t>
-      </w:r>
-      <w:r>
-        <w:t xml:space="preserve"> </w:t>
-      </w:r>
-      <w:r>
-        <w:rPr>
-          <w:iCs/>
-          <w:i/>
-        </w:rPr>
-        <w:t xml:space="preserve">Scientific Reports</w:t>
-      </w:r>
-      <w:r>
-        <w:t xml:space="preserve"> </w:t>
-      </w:r>
-      <w:r>
-        <w:t xml:space="preserve">13(1).</w:t>
-      </w:r>
-      <w:r>
-        <w:t xml:space="preserve"> </w:t>
-      </w:r>
-      <w:hyperlink r:id="rId152">
-        <w:r>
-          <w:rPr>
-            <w:rStyle w:val="Hyperlink"/>
-          </w:rPr>
-          <w:t xml:space="preserve">https://doi.org/10.1038/s41598-023-41032-5</w:t>
-        </w:r>
-      </w:hyperlink>
-      <w:r>
-        <w:t xml:space="preserve">.</w:t>
-      </w:r>
-    </w:p>
-    <w:bookmarkEnd w:id="153"/>
-    <w:bookmarkStart w:id="155" w:name="ref-Wickham2019"/>
-    <w:p>
-      <w:pPr>
-        <w:pStyle w:val="Bibliography"/>
-      </w:pPr>
-      <w:r>
-        <w:t xml:space="preserve">Wickham, Hadley, Mara Averick, Jennifer Bryan, Winston Chang, Lucy D’Agostino McGowan, Romain François, Garrett Grolemund, et al. 2019. Welcome to the</w:t>
-      </w:r>
-      <w:r>
-        <w:t xml:space="preserve"> </w:t>
-      </w:r>
-      <w:r>
-        <w:t xml:space="preserve">Tidyverse</w:t>
-      </w:r>
-      <w:r>
-        <w:t xml:space="preserve">.</w:t>
-      </w:r>
-      <w:r>
-        <w:t xml:space="preserve"> </w:t>
-      </w:r>
-      <w:r>
-        <w:rPr>
-          <w:iCs/>
-          <w:i/>
-        </w:rPr>
-        <w:t xml:space="preserve">Journal of Open Source Software</w:t>
-      </w:r>
-      <w:r>
-        <w:t xml:space="preserve"> </w:t>
-      </w:r>
-      <w:r>
-        <w:t xml:space="preserve">4(43):1686.</w:t>
-      </w:r>
-      <w:r>
-        <w:t xml:space="preserve"> </w:t>
-      </w:r>
-      <w:hyperlink r:id="rId154">
-        <w:r>
-          <w:rPr>
-            <w:rStyle w:val="Hyperlink"/>
-          </w:rPr>
-          <w:t xml:space="preserve">https://doi.org/10.21105/joss.01686</w:t>
-        </w:r>
-      </w:hyperlink>
-      <w:r>
-        <w:t xml:space="preserve">.</w:t>
-      </w:r>
-    </w:p>
-    <w:bookmarkEnd w:id="155"/>
-    <w:bookmarkStart w:id="157" w:name="ref-Wiest2024"/>
-    <w:p>
-      <w:pPr>
-        <w:pStyle w:val="Bibliography"/>
-      </w:pPr>
-      <w:r>
-        <w:t xml:space="preserve">Wiest, Isabella Catharina, Dyke Ferber, Jiefu Zhu, Marko van Treeck, Sonja K. Meyer, Radhika Juglan, Zunamys I. Carrero, et al. 2024.</w:t>
-      </w:r>
-      <w:r>
-        <w:t xml:space="preserve"> </w:t>
-      </w:r>
-      <w:r>
-        <w:t xml:space="preserve">Privacy-Preserving Large Language Models for Structured Medical Information Retrieval</w:t>
-      </w:r>
-      <w:r>
-        <w:t xml:space="preserve">.</w:t>
-      </w:r>
-      <w:r>
-        <w:t xml:space="preserve"> </w:t>
-      </w:r>
-      <w:r>
-        <w:rPr>
-          <w:iCs/>
-          <w:i/>
-        </w:rPr>
-        <w:t xml:space="preserve">Npj Digital Medicine</w:t>
-      </w:r>
-      <w:r>
-        <w:t xml:space="preserve"> </w:t>
-      </w:r>
-      <w:r>
-        <w:t xml:space="preserve">7(1):257.</w:t>
-      </w:r>
-      <w:r>
-        <w:t xml:space="preserve"> </w:t>
-      </w:r>
-      <w:hyperlink r:id="rId156">
-        <w:r>
-          <w:rPr>
-            <w:rStyle w:val="Hyperlink"/>
-          </w:rPr>
-          <w:t xml:space="preserve">https://doi.org/10.1038/s41746-024-01233-2</w:t>
-        </w:r>
-      </w:hyperlink>
-      <w:r>
-        <w:t xml:space="preserve">.</w:t>
-      </w:r>
-    </w:p>
-    <w:bookmarkEnd w:id="157"/>
-    <w:bookmarkStart w:id="159" w:name="ref-Wilson2014"/>
-    <w:p>
-      <w:pPr>
-        <w:pStyle w:val="Bibliography"/>
-      </w:pPr>
-      <w:r>
-        <w:t xml:space="preserve">Wilson, Greg, D. A. Aruliah, C. Titus Brown, Neil P. Chue Hong, Matt Davis, Richard T. Guy, Steven H. D. Haddock, et al. 2014.</w:t>
-      </w:r>
-      <w:r>
-        <w:t xml:space="preserve"> </w:t>
-      </w:r>
-      <w:r>
-        <w:t xml:space="preserve">Best Practices for Scientific Computing</w:t>
-      </w:r>
-      <w:r>
-        <w:t xml:space="preserve">.</w:t>
-      </w:r>
-      <w:r>
-        <w:t xml:space="preserve"> </w:t>
-      </w:r>
-      <w:r>
-        <w:rPr>
-          <w:iCs/>
-          <w:i/>
-        </w:rPr>
-        <w:t xml:space="preserve">PLOS Biology</w:t>
-      </w:r>
-      <w:r>
-        <w:t xml:space="preserve"> </w:t>
-      </w:r>
-      <w:r>
-        <w:t xml:space="preserve">12(1):e1001745.</w:t>
-      </w:r>
-      <w:r>
-        <w:t xml:space="preserve"> </w:t>
-      </w:r>
-      <w:hyperlink r:id="rId158">
-        <w:r>
-          <w:rPr>
-            <w:rStyle w:val="Hyperlink"/>
-          </w:rPr>
-          <w:t xml:space="preserve">https://doi.org/10.1371/journal.pbio.1001745</w:t>
-        </w:r>
-      </w:hyperlink>
-      <w:r>
-        <w:t xml:space="preserve">.</w:t>
-      </w:r>
-    </w:p>
-    <w:bookmarkEnd w:id="159"/>
-    <w:bookmarkStart w:id="161" w:name="ref-Xu2026"/>
-    <w:p>
-      <w:pPr>
-        <w:pStyle w:val="Bibliography"/>
-      </w:pPr>
-      <w:r>
-        <w:t xml:space="preserve">Xu, Renjun, and Yang Yan. 2026. Agent</w:t>
-      </w:r>
-      <w:r>
-        <w:t xml:space="preserve"> </w:t>
-      </w:r>
-      <w:r>
-        <w:t xml:space="preserve">Skills</w:t>
-      </w:r>
-      <w:r>
-        <w:t xml:space="preserve"> </w:t>
-      </w:r>
-      <w:r>
-        <w:t xml:space="preserve">for</w:t>
-      </w:r>
-      <w:r>
-        <w:t xml:space="preserve"> </w:t>
-      </w:r>
-      <w:r>
-        <w:t xml:space="preserve">Large Language Models</w:t>
-      </w:r>
-      <w:r>
-        <w:t xml:space="preserve">: Architecture, Acquisition, Security, and the Path Forward.</w:t>
-      </w:r>
-      <w:r>
-        <w:t xml:space="preserve"> </w:t>
-      </w:r>
-      <w:r>
-        <w:rPr>
-          <w:iCs/>
-          <w:i/>
-        </w:rPr>
-        <w:t xml:space="preserve">arXiv.org</w:t>
-      </w:r>
-      <w:r>
-        <w:t xml:space="preserve">.</w:t>
-      </w:r>
-      <w:r>
-        <w:t xml:space="preserve"> </w:t>
-      </w:r>
-      <w:hyperlink r:id="rId160">
-        <w:r>
-          <w:rPr>
-            <w:rStyle w:val="Hyperlink"/>
-          </w:rPr>
-          <w:t xml:space="preserve">https://doi.org/10.48550/arXiv.2602.12430</w:t>
-        </w:r>
-      </w:hyperlink>
-      <w:r>
-        <w:t xml:space="preserve">.</w:t>
-      </w:r>
-    </w:p>
-    <w:bookmarkEnd w:id="161"/>
-    <w:bookmarkStart w:id="163" w:name="ref-ZamfirescuPereira2023"/>
-    <w:p>
-      <w:pPr>
-        <w:pStyle w:val="Bibliography"/>
-      </w:pPr>
-      <w:r>
-        <w:t xml:space="preserve">Zamfirescu-Pereira, J. D., Richmond Y. Wong, Bjoern Hartmann, and Qian Yang. 2023.</w:t>
-      </w:r>
-      <w:r>
-        <w:t xml:space="preserve"> </w:t>
-      </w:r>
-      <w:hyperlink r:id="rId162">
-        <w:r>
-          <w:rPr>
-            <w:rStyle w:val="Hyperlink"/>
-          </w:rPr>
-          <w:t xml:space="preserve">Why Johnny Can’t Prompt: How Non-AI Experts Try (and Fail) to Design LLM Prompts</w:t>
-        </w:r>
-      </w:hyperlink>
-      <w:r>
-        <w:t xml:space="preserve">, New York, NY, USA.</w:t>
-      </w:r>
-    </w:p>
-    <w:bookmarkEnd w:id="163"/>
-    <w:bookmarkStart w:id="165" w:name="ref-Zanzotto2019"/>
-    <w:p>
-      <w:pPr>
-        <w:pStyle w:val="Bibliography"/>
-      </w:pPr>
-      <w:r>
-        <w:t xml:space="preserve">Zanzotto, Fabio Massimo. 2019. Viewpoint:</w:t>
-      </w:r>
-      <w:r>
-        <w:t xml:space="preserve"> </w:t>
-      </w:r>
-      <w:r>
-        <w:t xml:space="preserve">Human-in-the-loop Artificial Intelligence</w:t>
-      </w:r>
-      <w:r>
-        <w:t xml:space="preserve">.</w:t>
-      </w:r>
-      <w:r>
-        <w:t xml:space="preserve"> </w:t>
-      </w:r>
-      <w:r>
-        <w:rPr>
-          <w:iCs/>
-          <w:i/>
-        </w:rPr>
-        <w:t xml:space="preserve">Journal of Artificial Intelligence Research</w:t>
-      </w:r>
-      <w:r>
-        <w:t xml:space="preserve"> </w:t>
-      </w:r>
-      <w:r>
-        <w:t xml:space="preserve">64:243–252.</w:t>
-      </w:r>
-      <w:r>
-        <w:t xml:space="preserve"> </w:t>
-      </w:r>
-      <w:hyperlink r:id="rId164">
-        <w:r>
-          <w:rPr>
-            <w:rStyle w:val="Hyperlink"/>
-          </w:rPr>
-          <w:t xml:space="preserve">https://doi.org/10.1613/jair.1.11345</w:t>
-        </w:r>
-      </w:hyperlink>
-      <w:r>
-        <w:t xml:space="preserve">.</w:t>
-      </w:r>
-    </w:p>
-    <w:bookmarkEnd w:id="165"/>
-    <w:bookmarkStart w:id="167" w:name="ref-Zhang2025"/>
-    <w:p>
-      <w:pPr>
-        <w:pStyle w:val="Bibliography"/>
-      </w:pPr>
-      <w:r>
-        <w:t xml:space="preserve">Zhang, Yanbo, Sumeer A. Khan, Adnan Mahmud, Huck Yang, Alexander Lavin, Michael Levin, Jeremy Frey, et al. 2025.</w:t>
-      </w:r>
-      <w:r>
-        <w:t xml:space="preserve"> </w:t>
-      </w:r>
-      <w:r>
-        <w:t xml:space="preserve">Exploring the Role of Large Language Models in the Scientific Method: From Hypothesis to Discovery</w:t>
-      </w:r>
-      <w:r>
-        <w:t xml:space="preserve">.</w:t>
-      </w:r>
-      <w:r>
-        <w:t xml:space="preserve"> </w:t>
-      </w:r>
-      <w:r>
-        <w:rPr>
-          <w:iCs/>
-          <w:i/>
-        </w:rPr>
-        <w:t xml:space="preserve">Npj Artificial Intelligence</w:t>
-      </w:r>
-      <w:r>
-        <w:t xml:space="preserve"> </w:t>
-      </w:r>
-      <w:r>
-        <w:t xml:space="preserve">1:14.</w:t>
-      </w:r>
-      <w:r>
-        <w:t xml:space="preserve"> </w:t>
-      </w:r>
-      <w:hyperlink r:id="rId166">
-        <w:r>
-          <w:rPr>
-            <w:rStyle w:val="Hyperlink"/>
-          </w:rPr>
-          <w:t xml:space="preserve">https://doi.org/10.1038/s44387-025-00019-5</w:t>
-        </w:r>
-      </w:hyperlink>
-      <w:r>
-        <w:t xml:space="preserve">.</w:t>
-      </w:r>
-    </w:p>
-    <w:bookmarkEnd w:id="167"/>
-    <w:bookmarkStart w:id="169" w:name="ref-Zheng2024"/>
-    <w:p>
-      <w:pPr>
-        <w:pStyle w:val="Bibliography"/>
-      </w:pPr>
-      <w:r>
-        <w:t xml:space="preserve">Zheng, Zibin, Kaiwen Ning, Yanlin Wang, Jingwen Zhang, Dewu Zheng, Mingxi Ye, and Jiachi Chen. 2024. A Survey of Large Language Models for Code: Evolution, Benchmarking, and Future Trends.</w:t>
-      </w:r>
-      <w:r>
-        <w:t xml:space="preserve"> </w:t>
-      </w:r>
-      <w:r>
-        <w:rPr>
-          <w:iCs/>
-          <w:i/>
-        </w:rPr>
-        <w:t xml:space="preserve">arXiv Preprint arXiv:2311.10372</w:t>
-      </w:r>
-      <w:r>
-        <w:t xml:space="preserve">.</w:t>
-      </w:r>
-      <w:r>
-        <w:t xml:space="preserve"> </w:t>
-      </w:r>
-      <w:hyperlink r:id="rId168">
-        <w:r>
-          <w:rPr>
-            <w:rStyle w:val="Hyperlink"/>
-          </w:rPr>
-          <w:t xml:space="preserve">https://doi.org/10.48550/arXiv.2311.10372</w:t>
-        </w:r>
-      </w:hyperlink>
-      <w:r>
-        <w:t xml:space="preserve">.</w:t>
-      </w:r>
-    </w:p>
-    <w:bookmarkEnd w:id="169"/>
-    <w:bookmarkStart w:id="171" w:name="ref-Ziems2024"/>
-    <w:p>
-      <w:pPr>
-        <w:pStyle w:val="Bibliography"/>
-      </w:pPr>
-      <w:r>
-        <w:t xml:space="preserve">Ziems, Caleb, William Held, Omar Shaikh, Jiaao Chen, Zhehao Zhang, and Diyi Yang. 2024. Can Large Language Models Transform Computational Social Science?</w:t>
-      </w:r>
-      <w:r>
-        <w:t xml:space="preserve"> </w:t>
-      </w:r>
-      <w:r>
-        <w:rPr>
-          <w:iCs/>
-          <w:i/>
-        </w:rPr>
-        <w:t xml:space="preserve">Computational Linguistics</w:t>
-      </w:r>
-      <w:r>
-        <w:t xml:space="preserve"> </w:t>
-      </w:r>
-      <w:r>
-        <w:t xml:space="preserve">50(1):237–291.</w:t>
-      </w:r>
-      <w:r>
-        <w:t xml:space="preserve"> </w:t>
-      </w:r>
-      <w:hyperlink r:id="rId170">
-        <w:r>
-          <w:rPr>
-            <w:rStyle w:val="Hyperlink"/>
-          </w:rPr>
-          <w:t xml:space="preserve">https://doi.org/10.1162/coli_a_00502</w:t>
-        </w:r>
-      </w:hyperlink>
-      <w:r>
-        <w:t xml:space="preserve">.</w:t>
-      </w:r>
-    </w:p>
     <w:bookmarkEnd w:id="171"/>
-    <w:bookmarkStart w:id="173" w:name="ref-Zimmer2026"/>
-    <w:p>
-      <w:pPr>
-        <w:pStyle w:val="Bibliography"/>
-      </w:pPr>
-      <w:r>
-        <w:t xml:space="preserve">Zimmer, Max, Nico Pelleriti, Christophe Roux, and Sebastian Pokutta. 2026. The Agentic Researcher: A Practical Guide to AI-Assisted Research in Mathematics and Machine Learning.</w:t>
-      </w:r>
-      <w:r>
-        <w:t xml:space="preserve"> </w:t>
-      </w:r>
-      <w:r>
-        <w:rPr>
-          <w:iCs/>
-          <w:i/>
-        </w:rPr>
-        <w:t xml:space="preserve">arXiv Preprint arXiv:2603.15914</w:t>
-      </w:r>
-      <w:r>
-        <w:t xml:space="preserve">.</w:t>
-      </w:r>
-      <w:r>
-        <w:t xml:space="preserve"> </w:t>
-      </w:r>
-      <w:hyperlink r:id="rId172">
-        <w:r>
-          <w:rPr>
-            <w:rStyle w:val="Hyperlink"/>
-          </w:rPr>
-          <w:t xml:space="preserve">https://doi.org/10.48550/arXiv.2603.15914</w:t>
-        </w:r>
-      </w:hyperlink>
-      <w:r>
-        <w:t xml:space="preserve">.</w:t>
+    <w:bookmarkEnd w:id="172"/>
+    <w:p>
+      <w:r>
+        <w:br w:type="page"/>
+      </w:r>
+    </w:p>
+    <w:bookmarkStart w:id="173" w:name="colophon"/>
+    <w:p>
+      <w:pPr>
+        <w:pStyle w:val="Heading3"/>
+      </w:pPr>
+      <w:r>
+        <w:t xml:space="preserve">Colophon</w:t>
+      </w:r>
+    </w:p>
+    <w:p>
+      <w:pPr>
+        <w:pStyle w:val="FirstParagraph"/>
+      </w:pPr>
+      <w:r>
+        <w:t xml:space="preserve">This report was generated on 2026-09-24 11:54:35.515371 using the following computational environment and dependencies:</w:t>
+      </w:r>
+    </w:p>
+    <w:p>
+      <w:pPr>
+        <w:pStyle w:val="SourceCode"/>
+      </w:pPr>
+      <w:r>
+        <w:rPr>
+          <w:rStyle w:val="CommentTok"/>
+        </w:rPr>
+        <w:t xml:space="preserve"># which R packages and versions?</w:t>
+      </w:r>
+      <w:r>
+        <w:br/>
+      </w:r>
+      <w:r>
+        <w:rPr>
+          <w:rStyle w:val="ControlFlowTok"/>
+        </w:rPr>
+        <w:t xml:space="preserve">if</w:t>
+      </w:r>
+      <w:r>
+        <w:rPr>
+          <w:rStyle w:val="NormalTok"/>
+        </w:rPr>
+        <w:t xml:space="preserve"> (</w:t>
+      </w:r>
+      <w:r>
+        <w:rPr>
+          <w:rStyle w:val="StringTok"/>
+        </w:rPr>
+        <w:t xml:space="preserve">"devtools"</w:t>
+      </w:r>
+      <w:r>
+        <w:rPr>
+          <w:rStyle w:val="NormalTok"/>
+        </w:rPr>
+        <w:t xml:space="preserve"> </w:t>
+      </w:r>
+      <w:r>
+        <w:rPr>
+          <w:rStyle w:val="SpecialCharTok"/>
+        </w:rPr>
+        <w:t xml:space="preserve">%in%</w:t>
+      </w:r>
+      <w:r>
+        <w:rPr>
+          <w:rStyle w:val="NormalTok"/>
+        </w:rPr>
+        <w:t xml:space="preserve"> </w:t>
+      </w:r>
+      <w:r>
+        <w:rPr>
+          <w:rStyle w:val="FunctionTok"/>
+        </w:rPr>
+        <w:t xml:space="preserve">installed.packages</w:t>
+      </w:r>
+      <w:r>
+        <w:rPr>
+          <w:rStyle w:val="NormalTok"/>
+        </w:rPr>
+        <w:t xml:space="preserve">()) devtools</w:t>
+      </w:r>
+      <w:r>
+        <w:rPr>
+          <w:rStyle w:val="SpecialCharTok"/>
+        </w:rPr>
+        <w:t xml:space="preserve">::</w:t>
+      </w:r>
+      <w:r>
+        <w:rPr>
+          <w:rStyle w:val="FunctionTok"/>
+        </w:rPr>
+        <w:t xml:space="preserve">session_info</w:t>
+      </w:r>
+      <w:r>
+        <w:rPr>
+          <w:rStyle w:val="NormalTok"/>
+        </w:rPr>
+        <w:t xml:space="preserve">()</w:t>
+      </w:r>
+    </w:p>
+    <w:p>
+      <w:pPr>
+        <w:pStyle w:val="SourceCode"/>
+      </w:pPr>
+      <w:r>
+        <w:rPr>
+          <w:rStyle w:val="VerbatimChar"/>
+        </w:rPr>
+        <w:t xml:space="preserve">─ Session info ───────────────────────────────────────────────────────────────</w:t>
+      </w:r>
+      <w:r>
+        <w:br/>
+      </w:r>
+      <w:r>
+        <w:rPr>
+          <w:rStyle w:val="VerbatimChar"/>
+        </w:rPr>
+        <w:t xml:space="preserve"> setting  value</w:t>
+      </w:r>
+      <w:r>
+        <w:br/>
+      </w:r>
+      <w:r>
+        <w:rPr>
+          <w:rStyle w:val="VerbatimChar"/>
+        </w:rPr>
+        <w:t xml:space="preserve"> version  R version 4.6.1 (2026-06-24)</w:t>
+      </w:r>
+      <w:r>
+        <w:br/>
+      </w:r>
+      <w:r>
+        <w:rPr>
+          <w:rStyle w:val="VerbatimChar"/>
+        </w:rPr>
+        <w:t xml:space="preserve"> os       macOS Ventura 13.3.1</w:t>
+      </w:r>
+      <w:r>
+        <w:br/>
+      </w:r>
+      <w:r>
+        <w:rPr>
+          <w:rStyle w:val="VerbatimChar"/>
+        </w:rPr>
+        <w:t xml:space="preserve"> system   aarch64, darwin23</w:t>
+      </w:r>
+      <w:r>
+        <w:br/>
+      </w:r>
+      <w:r>
+        <w:rPr>
+          <w:rStyle w:val="VerbatimChar"/>
+        </w:rPr>
+        <w:t xml:space="preserve"> ui       X11</w:t>
+      </w:r>
+      <w:r>
+        <w:br/>
+      </w:r>
+      <w:r>
+        <w:rPr>
+          <w:rStyle w:val="VerbatimChar"/>
+        </w:rPr>
+        <w:t xml:space="preserve"> language (EN)</w:t>
+      </w:r>
+      <w:r>
+        <w:br/>
+      </w:r>
+      <w:r>
+        <w:rPr>
+          <w:rStyle w:val="VerbatimChar"/>
+        </w:rPr>
+        <w:t xml:space="preserve"> collate  en_US.UTF-8</w:t>
+      </w:r>
+      <w:r>
+        <w:br/>
+      </w:r>
+      <w:r>
+        <w:rPr>
+          <w:rStyle w:val="VerbatimChar"/>
+        </w:rPr>
+        <w:t xml:space="preserve"> ctype    en_US.UTF-8</w:t>
+      </w:r>
+      <w:r>
+        <w:br/>
+      </w:r>
+      <w:r>
+        <w:rPr>
+          <w:rStyle w:val="VerbatimChar"/>
+        </w:rPr>
+        <w:t xml:space="preserve"> tz       America/Los_Angeles</w:t>
+      </w:r>
+      <w:r>
+        <w:br/>
+      </w:r>
+      <w:r>
+        <w:rPr>
+          <w:rStyle w:val="VerbatimChar"/>
+        </w:rPr>
+        <w:t xml:space="preserve"> date     2026-09-24</w:t>
+      </w:r>
+      <w:r>
+        <w:br/>
+      </w:r>
+      <w:r>
+        <w:rPr>
+          <w:rStyle w:val="VerbatimChar"/>
+        </w:rPr>
+        <w:t xml:space="preserve"> pandoc   3.10 @ /Applications/RStudio.app/Contents/Resources/app/quarto/bin/tools/aarch64/ (via rmarkdown)</w:t>
+      </w:r>
+      <w:r>
+        <w:br/>
+      </w:r>
+      <w:r>
+        <w:rPr>
+          <w:rStyle w:val="VerbatimChar"/>
+        </w:rPr>
+        <w:t xml:space="preserve"> quarto   1.4.549 @ /usr/local/bin/quarto</w:t>
+      </w:r>
+      <w:r>
+        <w:br/>
+      </w:r>
+      <w:r>
+        <w:br/>
+      </w:r>
+      <w:r>
+        <w:rPr>
+          <w:rStyle w:val="VerbatimChar"/>
+        </w:rPr>
+        <w:t xml:space="preserve">─ Packages ───────────────────────────────────────────────────────────────────</w:t>
+      </w:r>
+      <w:r>
+        <w:br/>
+      </w:r>
+      <w:r>
+        <w:rPr>
+          <w:rStyle w:val="VerbatimChar"/>
+        </w:rPr>
+        <w:t xml:space="preserve"> ! package     * version date (UTC) lib source</w:t>
+      </w:r>
+      <w:r>
+        <w:br/>
+      </w:r>
+      <w:r>
+        <w:rPr>
+          <w:rStyle w:val="VerbatimChar"/>
+        </w:rPr>
+        <w:t xml:space="preserve"> P cachem        1.1.0   2024-05-16 [?] RSPM</w:t>
+      </w:r>
+      <w:r>
+        <w:br/>
+      </w:r>
+      <w:r>
+        <w:rPr>
+          <w:rStyle w:val="VerbatimChar"/>
+        </w:rPr>
+        <w:t xml:space="preserve"> P cli           3.6.6   2026-04-09 [?] RSPM</w:t>
+      </w:r>
+      <w:r>
+        <w:br/>
+      </w:r>
+      <w:r>
+        <w:rPr>
+          <w:rStyle w:val="VerbatimChar"/>
+        </w:rPr>
+        <w:t xml:space="preserve"> P devtools      2.5.2   2026-04-30 [?] RSPM</w:t>
+      </w:r>
+      <w:r>
+        <w:br/>
+      </w:r>
+      <w:r>
+        <w:rPr>
+          <w:rStyle w:val="VerbatimChar"/>
+        </w:rPr>
+        <w:t xml:space="preserve"> P digest        0.6.39  2025-11-19 [?] RSPM</w:t>
+      </w:r>
+      <w:r>
+        <w:br/>
+      </w:r>
+      <w:r>
+        <w:rPr>
+          <w:rStyle w:val="VerbatimChar"/>
+        </w:rPr>
+        <w:t xml:space="preserve"> P ellipsis      0.3.3   2026-04-04 [?] RSPM</w:t>
+      </w:r>
+      <w:r>
+        <w:br/>
+      </w:r>
+      <w:r>
+        <w:rPr>
+          <w:rStyle w:val="VerbatimChar"/>
+        </w:rPr>
+        <w:t xml:space="preserve"> P evaluate      1.0.5   2025-08-27 [?] RSPM</w:t>
+      </w:r>
+      <w:r>
+        <w:br/>
+      </w:r>
+      <w:r>
+        <w:rPr>
+          <w:rStyle w:val="VerbatimChar"/>
+        </w:rPr>
+        <w:t xml:space="preserve"> P fastmap       1.2.0   2024-05-15 [?] RSPM</w:t>
+      </w:r>
+      <w:r>
+        <w:br/>
+      </w:r>
+      <w:r>
+        <w:rPr>
+          <w:rStyle w:val="VerbatimChar"/>
+        </w:rPr>
+        <w:t xml:space="preserve"> P fs            2.1.0   2026-04-18 [?] RSPM</w:t>
+      </w:r>
+      <w:r>
+        <w:br/>
+      </w:r>
+      <w:r>
+        <w:rPr>
+          <w:rStyle w:val="VerbatimChar"/>
+        </w:rPr>
+        <w:t xml:space="preserve"> P glue          1.8.1   2026-04-17 [?] RSPM</w:t>
+      </w:r>
+      <w:r>
+        <w:br/>
+      </w:r>
+      <w:r>
+        <w:rPr>
+          <w:rStyle w:val="VerbatimChar"/>
+        </w:rPr>
+        <w:t xml:space="preserve"> P here          1.0.2   2025-09-15 [?] RSPM</w:t>
+      </w:r>
+      <w:r>
+        <w:br/>
+      </w:r>
+      <w:r>
+        <w:rPr>
+          <w:rStyle w:val="VerbatimChar"/>
+        </w:rPr>
+        <w:t xml:space="preserve"> P htmltools     0.5.9   2025-12-04 [?] RSPM</w:t>
+      </w:r>
+      <w:r>
+        <w:br/>
+      </w:r>
+      <w:r>
+        <w:rPr>
+          <w:rStyle w:val="VerbatimChar"/>
+        </w:rPr>
+        <w:t xml:space="preserve"> P jsonlite      2.0.0   2025-03-27 [?] RSPM</w:t>
+      </w:r>
+      <w:r>
+        <w:br/>
+      </w:r>
+      <w:r>
+        <w:rPr>
+          <w:rStyle w:val="VerbatimChar"/>
+        </w:rPr>
+        <w:t xml:space="preserve"> P knitr         1.52    2026-09-06 [?] RSPM</w:t>
+      </w:r>
+      <w:r>
+        <w:br/>
+      </w:r>
+      <w:r>
+        <w:rPr>
+          <w:rStyle w:val="VerbatimChar"/>
+        </w:rPr>
+        <w:t xml:space="preserve"> P lifecycle     1.0.5   2026-01-08 [?] RSPM</w:t>
+      </w:r>
+      <w:r>
+        <w:br/>
+      </w:r>
+      <w:r>
+        <w:rPr>
+          <w:rStyle w:val="VerbatimChar"/>
+        </w:rPr>
+        <w:t xml:space="preserve"> P magrittr      2.0.5   2026-04-04 [?] RSPM</w:t>
+      </w:r>
+      <w:r>
+        <w:br/>
+      </w:r>
+      <w:r>
+        <w:rPr>
+          <w:rStyle w:val="VerbatimChar"/>
+        </w:rPr>
+        <w:t xml:space="preserve"> P memoise       2.0.1   2021-11-26 [?] RSPM</w:t>
+      </w:r>
+      <w:r>
+        <w:br/>
+      </w:r>
+      <w:r>
+        <w:rPr>
+          <w:rStyle w:val="VerbatimChar"/>
+        </w:rPr>
+        <w:t xml:space="preserve"> P otel          0.2.0   2025-08-29 [?] RSPM</w:t>
+      </w:r>
+      <w:r>
+        <w:br/>
+      </w:r>
+      <w:r>
+        <w:rPr>
+          <w:rStyle w:val="VerbatimChar"/>
+        </w:rPr>
+        <w:t xml:space="preserve"> P pkgbuild      1.4.8   2025-05-26 [?] RSPM</w:t>
+      </w:r>
+      <w:r>
+        <w:br/>
+      </w:r>
+      <w:r>
+        <w:rPr>
+          <w:rStyle w:val="VerbatimChar"/>
+        </w:rPr>
+        <w:t xml:space="preserve"> P pkgload       1.5.3   2026-06-15 [?] RSPM</w:t>
+      </w:r>
+      <w:r>
+        <w:br/>
+      </w:r>
+      <w:r>
+        <w:rPr>
+          <w:rStyle w:val="VerbatimChar"/>
+        </w:rPr>
+        <w:t xml:space="preserve"> P purrr         1.2.2   2026-04-10 [?] RSPM</w:t>
+      </w:r>
+      <w:r>
+        <w:br/>
+      </w:r>
+      <w:r>
+        <w:rPr>
+          <w:rStyle w:val="VerbatimChar"/>
+        </w:rPr>
+        <w:t xml:space="preserve"> P R6            2.6.1   2025-02-15 [?] RSPM</w:t>
+      </w:r>
+      <w:r>
+        <w:br/>
+      </w:r>
+      <w:r>
+        <w:rPr>
+          <w:rStyle w:val="VerbatimChar"/>
+        </w:rPr>
+        <w:t xml:space="preserve"> P rlang         1.3.0   2026-07-05 [?] RSPM</w:t>
+      </w:r>
+      <w:r>
+        <w:br/>
+      </w:r>
+      <w:r>
+        <w:rPr>
+          <w:rStyle w:val="VerbatimChar"/>
+        </w:rPr>
+        <w:t xml:space="preserve"> P rmarkdown     2.32    2026-09-01 [?] CRAN (R 4.6.1)</w:t>
+      </w:r>
+      <w:r>
+        <w:br/>
+      </w:r>
+      <w:r>
+        <w:rPr>
+          <w:rStyle w:val="VerbatimChar"/>
+        </w:rPr>
+        <w:t xml:space="preserve"> P rprojroot     2.1.1   2025-08-26 [?] RSPM</w:t>
+      </w:r>
+      <w:r>
+        <w:br/>
+      </w:r>
+      <w:r>
+        <w:rPr>
+          <w:rStyle w:val="VerbatimChar"/>
+        </w:rPr>
+        <w:t xml:space="preserve"> P rstudioapi    0.19.0  2026-06-11 [?] RSPM</w:t>
+      </w:r>
+      <w:r>
+        <w:br/>
+      </w:r>
+      <w:r>
+        <w:rPr>
+          <w:rStyle w:val="VerbatimChar"/>
+        </w:rPr>
+        <w:t xml:space="preserve"> P sessioninfo   1.2.4   2026-06-04 [?] RSPM</w:t>
+      </w:r>
+      <w:r>
+        <w:br/>
+      </w:r>
+      <w:r>
+        <w:rPr>
+          <w:rStyle w:val="VerbatimChar"/>
+        </w:rPr>
+        <w:t xml:space="preserve"> P usethis       3.2.2   2026-09-10 [?] RSPM</w:t>
+      </w:r>
+      <w:r>
+        <w:br/>
+      </w:r>
+      <w:r>
+        <w:rPr>
+          <w:rStyle w:val="VerbatimChar"/>
+        </w:rPr>
+        <w:t xml:space="preserve"> P vctrs         0.7.3   2026-04-11 [?] RSPM</w:t>
+      </w:r>
+      <w:r>
+        <w:br/>
+      </w:r>
+      <w:r>
+        <w:rPr>
+          <w:rStyle w:val="VerbatimChar"/>
+        </w:rPr>
+        <w:t xml:space="preserve"> P xfun          0.61    2026-09-16 [?] RSPM</w:t>
+      </w:r>
+      <w:r>
+        <w:br/>
+      </w:r>
+      <w:r>
+        <w:rPr>
+          <w:rStyle w:val="VerbatimChar"/>
+        </w:rPr>
+        <w:t xml:space="preserve"> P yaml          2.3.12  2025-12-10 [?] RSPM</w:t>
+      </w:r>
+      <w:r>
+        <w:br/>
+      </w:r>
+      <w:r>
+        <w:br/>
+      </w:r>
+      <w:r>
+        <w:rPr>
+          <w:rStyle w:val="VerbatimChar"/>
+        </w:rPr>
+        <w:t xml:space="preserve"> [1] /Users/bmarwick/Library/Caches/org.R-project.R/R/renv/library/agentic-ai-for-archaeology-d51787bc/macos/R-4.6/aarch64-apple-darwin23</w:t>
+      </w:r>
+      <w:r>
+        <w:br/>
+      </w:r>
+      <w:r>
+        <w:rPr>
+          <w:rStyle w:val="VerbatimChar"/>
+        </w:rPr>
+        <w:t xml:space="preserve"> [2] /Library/Frameworks/R.framework/Versions/4.6/Resources/library</w:t>
+      </w:r>
+      <w:r>
+        <w:br/>
+      </w:r>
+      <w:r>
+        <w:br/>
+      </w:r>
+      <w:r>
+        <w:rPr>
+          <w:rStyle w:val="VerbatimChar"/>
+        </w:rPr>
+        <w:t xml:space="preserve"> P ── Loaded and on-disk path mismatch.</w:t>
+      </w:r>
+      <w:r>
+        <w:br/>
+      </w:r>
+      <w:r>
+        <w:br/>
+      </w:r>
+      <w:r>
+        <w:rPr>
+          <w:rStyle w:val="VerbatimChar"/>
+        </w:rPr>
+        <w:t xml:space="preserve">──────────────────────────────────────────────────────────────────────────────</w:t>
+      </w:r>
+    </w:p>
+    <w:p>
+      <w:pPr>
+        <w:pStyle w:val="FirstParagraph"/>
+      </w:pPr>
+      <w:r>
+        <w:t xml:space="preserve">The current Git commit details are:</w:t>
+      </w:r>
+    </w:p>
+    <w:p>
+      <w:pPr>
+        <w:pStyle w:val="SourceCode"/>
+      </w:pPr>
+      <w:r>
+        <w:rPr>
+          <w:rStyle w:val="CommentTok"/>
+        </w:rPr>
+        <w:t xml:space="preserve"># what commit is this file at? </w:t>
+      </w:r>
+      <w:r>
+        <w:br/>
+      </w:r>
+      <w:r>
+        <w:rPr>
+          <w:rStyle w:val="ControlFlowTok"/>
+        </w:rPr>
+        <w:t xml:space="preserve">if</w:t>
+      </w:r>
+      <w:r>
+        <w:rPr>
+          <w:rStyle w:val="NormalTok"/>
+        </w:rPr>
+        <w:t xml:space="preserve"> (</w:t>
+      </w:r>
+      <w:r>
+        <w:rPr>
+          <w:rStyle w:val="StringTok"/>
+        </w:rPr>
+        <w:t xml:space="preserve">"git2r"</w:t>
+      </w:r>
+      <w:r>
+        <w:rPr>
+          <w:rStyle w:val="NormalTok"/>
+        </w:rPr>
+        <w:t xml:space="preserve"> </w:t>
+      </w:r>
+      <w:r>
+        <w:rPr>
+          <w:rStyle w:val="SpecialCharTok"/>
+        </w:rPr>
+        <w:t xml:space="preserve">%in%</w:t>
+      </w:r>
+      <w:r>
+        <w:rPr>
+          <w:rStyle w:val="NormalTok"/>
+        </w:rPr>
+        <w:t xml:space="preserve"> </w:t>
+      </w:r>
+      <w:r>
+        <w:rPr>
+          <w:rStyle w:val="FunctionTok"/>
+        </w:rPr>
+        <w:t xml:space="preserve">installed.packages</w:t>
+      </w:r>
+      <w:r>
+        <w:rPr>
+          <w:rStyle w:val="NormalTok"/>
+        </w:rPr>
+        <w:t xml:space="preserve">() </w:t>
+      </w:r>
+      <w:r>
+        <w:rPr>
+          <w:rStyle w:val="SpecialCharTok"/>
+        </w:rPr>
+        <w:t xml:space="preserve">&amp;</w:t>
+      </w:r>
+      <w:r>
+        <w:rPr>
+          <w:rStyle w:val="NormalTok"/>
+        </w:rPr>
+        <w:t xml:space="preserve"> git2r</w:t>
+      </w:r>
+      <w:r>
+        <w:rPr>
+          <w:rStyle w:val="SpecialCharTok"/>
+        </w:rPr>
+        <w:t xml:space="preserve">::</w:t>
+      </w:r>
+      <w:r>
+        <w:rPr>
+          <w:rStyle w:val="FunctionTok"/>
+        </w:rPr>
+        <w:t xml:space="preserve">in_repository</w:t>
+      </w:r>
+      <w:r>
+        <w:rPr>
+          <w:rStyle w:val="NormalTok"/>
+        </w:rPr>
+        <w:t xml:space="preserve">(</w:t>
+      </w:r>
+      <w:r>
+        <w:rPr>
+          <w:rStyle w:val="AttributeTok"/>
+        </w:rPr>
+        <w:t xml:space="preserve">path =</w:t>
+      </w:r>
+      <w:r>
+        <w:rPr>
+          <w:rStyle w:val="NormalTok"/>
+        </w:rPr>
+        <w:t xml:space="preserve"> </w:t>
+      </w:r>
+      <w:r>
+        <w:rPr>
+          <w:rStyle w:val="StringTok"/>
+        </w:rPr>
+        <w:t xml:space="preserve">"."</w:t>
+      </w:r>
+      <w:r>
+        <w:rPr>
+          <w:rStyle w:val="NormalTok"/>
+        </w:rPr>
+        <w:t xml:space="preserve">)) git2r</w:t>
+      </w:r>
+      <w:r>
+        <w:rPr>
+          <w:rStyle w:val="SpecialCharTok"/>
+        </w:rPr>
+        <w:t xml:space="preserve">::</w:t>
+      </w:r>
+      <w:r>
+        <w:rPr>
+          <w:rStyle w:val="FunctionTok"/>
+        </w:rPr>
+        <w:t xml:space="preserve">repository</w:t>
+      </w:r>
+      <w:r>
+        <w:rPr>
+          <w:rStyle w:val="NormalTok"/>
+        </w:rPr>
+        <w:t xml:space="preserve">(here</w:t>
+      </w:r>
+      <w:r>
+        <w:rPr>
+          <w:rStyle w:val="SpecialCharTok"/>
+        </w:rPr>
+        <w:t xml:space="preserve">::</w:t>
+      </w:r>
+      <w:r>
+        <w:rPr>
+          <w:rStyle w:val="FunctionTok"/>
+        </w:rPr>
+        <w:t xml:space="preserve">here</w:t>
+      </w:r>
+      <w:r>
+        <w:rPr>
+          <w:rStyle w:val="NormalTok"/>
+        </w:rPr>
+        <w:t xml:space="preserve">())  </w:t>
+      </w:r>
+    </w:p>
+    <w:p>
+      <w:pPr>
+        <w:pStyle w:val="SourceCode"/>
+      </w:pPr>
+      <w:r>
+        <w:rPr>
+          <w:rStyle w:val="VerbatimChar"/>
+        </w:rPr>
+        <w:t xml:space="preserve">Local:    main /Users/bmarwick/Downloads/agentic-ai-for-archaeology</w:t>
+      </w:r>
+      <w:r>
+        <w:br/>
+      </w:r>
+      <w:r>
+        <w:rPr>
+          <w:rStyle w:val="VerbatimChar"/>
+        </w:rPr>
+        <w:t xml:space="preserve">Remote:   main @ origin (https://github.com/benmarwick/agenticai.git)</w:t>
+      </w:r>
+      <w:r>
+        <w:br/>
+      </w:r>
+      <w:r>
+        <w:rPr>
+          <w:rStyle w:val="VerbatimChar"/>
+        </w:rPr>
+        <w:t xml:space="preserve">Head:     [4eedcc8] 2026-09-24: add figures, editing text</w:t>
       </w:r>
     </w:p>
     <w:bookmarkEnd w:id="173"/>
     <w:bookmarkEnd w:id="174"/>
-    <w:p>
-      <w:r>
-        <w:br w:type="page"/>
-      </w:r>
-    </w:p>
-    <w:bookmarkStart w:id="175" w:name="colophon"/>
-    <w:p>
-      <w:pPr>
-        <w:pStyle w:val="Heading3"/>
-      </w:pPr>
-      <w:r>
-        <w:t xml:space="preserve">Colophon</w:t>
-      </w:r>
-    </w:p>
-    <w:p>
-      <w:pPr>
-        <w:pStyle w:val="FirstParagraph"/>
-      </w:pPr>
-      <w:r>
-        <w:t xml:space="preserve">This report was generated on 2026-09-24 09:30:24.181259 using the following computational environment and dependencies:</w:t>
-      </w:r>
-    </w:p>
-    <w:p>
-      <w:pPr>
-        <w:pStyle w:val="SourceCode"/>
-      </w:pPr>
-      <w:r>
-        <w:rPr>
-          <w:rStyle w:val="CommentTok"/>
-        </w:rPr>
-        <w:t xml:space="preserve"># which R packages and versions?</w:t>
-      </w:r>
-      <w:r>
-        <w:br/>
-      </w:r>
-      <w:r>
-        <w:rPr>
-          <w:rStyle w:val="ControlFlowTok"/>
-        </w:rPr>
-        <w:t xml:space="preserve">if</w:t>
-      </w:r>
-      <w:r>
-        <w:rPr>
-          <w:rStyle w:val="NormalTok"/>
-        </w:rPr>
-        <w:t xml:space="preserve"> (</w:t>
-      </w:r>
-      <w:r>
-        <w:rPr>
-          <w:rStyle w:val="StringTok"/>
-        </w:rPr>
-        <w:t xml:space="preserve">"devtools"</w:t>
-      </w:r>
-      <w:r>
-        <w:rPr>
-          <w:rStyle w:val="NormalTok"/>
-        </w:rPr>
-        <w:t xml:space="preserve"> </w:t>
-      </w:r>
-      <w:r>
-        <w:rPr>
-          <w:rStyle w:val="SpecialCharTok"/>
-        </w:rPr>
-        <w:t xml:space="preserve">%in%</w:t>
-      </w:r>
-      <w:r>
-        <w:rPr>
-          <w:rStyle w:val="NormalTok"/>
-        </w:rPr>
-        <w:t xml:space="preserve"> </w:t>
-      </w:r>
-      <w:r>
-        <w:rPr>
-          <w:rStyle w:val="FunctionTok"/>
-        </w:rPr>
-        <w:t xml:space="preserve">installed.packages</w:t>
-      </w:r>
-      <w:r>
-        <w:rPr>
-          <w:rStyle w:val="NormalTok"/>
-        </w:rPr>
-        <w:t xml:space="preserve">()) devtools</w:t>
-      </w:r>
-      <w:r>
-        <w:rPr>
-          <w:rStyle w:val="SpecialCharTok"/>
-        </w:rPr>
-        <w:t xml:space="preserve">::</w:t>
-      </w:r>
-      <w:r>
-        <w:rPr>
-          <w:rStyle w:val="FunctionTok"/>
-        </w:rPr>
-        <w:t xml:space="preserve">session_info</w:t>
-      </w:r>
-      <w:r>
-        <w:rPr>
-          <w:rStyle w:val="NormalTok"/>
-        </w:rPr>
-        <w:t xml:space="preserve">()</w:t>
-      </w:r>
-    </w:p>
-    <w:p>
-      <w:pPr>
-        <w:pStyle w:val="SourceCode"/>
-      </w:pPr>
-      <w:r>
-        <w:rPr>
-          <w:rStyle w:val="VerbatimChar"/>
-        </w:rPr>
-        <w:t xml:space="preserve">─ Session info ───────────────────────────────────────────────────────────────</w:t>
-      </w:r>
-      <w:r>
-        <w:br/>
-      </w:r>
-      <w:r>
-        <w:rPr>
-          <w:rStyle w:val="VerbatimChar"/>
-        </w:rPr>
-        <w:t xml:space="preserve"> setting  value</w:t>
-      </w:r>
-      <w:r>
-        <w:br/>
-      </w:r>
-      <w:r>
-        <w:rPr>
-          <w:rStyle w:val="VerbatimChar"/>
-        </w:rPr>
-        <w:t xml:space="preserve"> version  R version 4.6.1 (2026-06-24)</w:t>
-      </w:r>
-      <w:r>
-        <w:br/>
-      </w:r>
-      <w:r>
-        <w:rPr>
-          <w:rStyle w:val="VerbatimChar"/>
-        </w:rPr>
-        <w:t xml:space="preserve"> os       macOS Ventura 13.3.1</w:t>
-      </w:r>
-      <w:r>
-        <w:br/>
-      </w:r>
-      <w:r>
-        <w:rPr>
-          <w:rStyle w:val="VerbatimChar"/>
-        </w:rPr>
-        <w:t xml:space="preserve"> system   aarch64, darwin23</w:t>
-      </w:r>
-      <w:r>
-        <w:br/>
-      </w:r>
-      <w:r>
-        <w:rPr>
-          <w:rStyle w:val="VerbatimChar"/>
-        </w:rPr>
-        <w:t xml:space="preserve"> ui       X11</w:t>
-      </w:r>
-      <w:r>
-        <w:br/>
-      </w:r>
-      <w:r>
-        <w:rPr>
-          <w:rStyle w:val="VerbatimChar"/>
-        </w:rPr>
-        <w:t xml:space="preserve"> language (EN)</w:t>
-      </w:r>
-      <w:r>
-        <w:br/>
-      </w:r>
-      <w:r>
-        <w:rPr>
-          <w:rStyle w:val="VerbatimChar"/>
-        </w:rPr>
-        <w:t xml:space="preserve"> collate  en_US.UTF-8</w:t>
-      </w:r>
-      <w:r>
-        <w:br/>
-      </w:r>
-      <w:r>
-        <w:rPr>
-          <w:rStyle w:val="VerbatimChar"/>
-        </w:rPr>
-        <w:t xml:space="preserve"> ctype    en_US.UTF-8</w:t>
-      </w:r>
-      <w:r>
-        <w:br/>
-      </w:r>
-      <w:r>
-        <w:rPr>
-          <w:rStyle w:val="VerbatimChar"/>
-        </w:rPr>
-        <w:t xml:space="preserve"> tz       America/Los_Angeles</w:t>
-      </w:r>
-      <w:r>
-        <w:br/>
-      </w:r>
-      <w:r>
-        <w:rPr>
-          <w:rStyle w:val="VerbatimChar"/>
-        </w:rPr>
-        <w:t xml:space="preserve"> date     2026-09-24</w:t>
-      </w:r>
-      <w:r>
-        <w:br/>
-      </w:r>
-      <w:r>
-        <w:rPr>
-          <w:rStyle w:val="VerbatimChar"/>
-        </w:rPr>
-        <w:t xml:space="preserve"> pandoc   3.10 @ /Applications/RStudio.app/Contents/Resources/app/quarto/bin/tools/aarch64/ (via rmarkdown)</w:t>
-      </w:r>
-      <w:r>
-        <w:br/>
-      </w:r>
-      <w:r>
-        <w:rPr>
-          <w:rStyle w:val="VerbatimChar"/>
-        </w:rPr>
-        <w:t xml:space="preserve"> quarto   1.4.549 @ /usr/local/bin/quarto</w:t>
-      </w:r>
-      <w:r>
-        <w:br/>
-      </w:r>
-      <w:r>
-        <w:br/>
-      </w:r>
-      <w:r>
-        <w:rPr>
-          <w:rStyle w:val="VerbatimChar"/>
-        </w:rPr>
-        <w:t xml:space="preserve">─ Packages ───────────────────────────────────────────────────────────────────</w:t>
-      </w:r>
-      <w:r>
-        <w:br/>
-      </w:r>
-      <w:r>
-        <w:rPr>
-          <w:rStyle w:val="VerbatimChar"/>
-        </w:rPr>
-        <w:t xml:space="preserve"> ! package     * version date (UTC) lib source</w:t>
-      </w:r>
-      <w:r>
-        <w:br/>
-      </w:r>
-      <w:r>
-        <w:rPr>
-          <w:rStyle w:val="VerbatimChar"/>
-        </w:rPr>
-        <w:t xml:space="preserve"> P cachem        1.1.0   2024-05-16 [?] RSPM</w:t>
-      </w:r>
-      <w:r>
-        <w:br/>
-      </w:r>
-      <w:r>
-        <w:rPr>
-          <w:rStyle w:val="VerbatimChar"/>
-        </w:rPr>
-        <w:t xml:space="preserve"> P cli           3.6.6   2026-04-09 [?] RSPM</w:t>
-      </w:r>
-      <w:r>
-        <w:br/>
-      </w:r>
-      <w:r>
-        <w:rPr>
-          <w:rStyle w:val="VerbatimChar"/>
-        </w:rPr>
-        <w:t xml:space="preserve"> P devtools      2.5.2   2026-04-30 [?] RSPM</w:t>
-      </w:r>
-      <w:r>
-        <w:br/>
-      </w:r>
-      <w:r>
-        <w:rPr>
-          <w:rStyle w:val="VerbatimChar"/>
-        </w:rPr>
-        <w:t xml:space="preserve"> P digest        0.6.39  2025-11-19 [?] RSPM</w:t>
-      </w:r>
-      <w:r>
-        <w:br/>
-      </w:r>
-      <w:r>
-        <w:rPr>
-          <w:rStyle w:val="VerbatimChar"/>
-        </w:rPr>
-        <w:t xml:space="preserve"> P ellipsis      0.3.3   2026-04-04 [?] RSPM</w:t>
-      </w:r>
-      <w:r>
-        <w:br/>
-      </w:r>
-      <w:r>
-        <w:rPr>
-          <w:rStyle w:val="VerbatimChar"/>
-        </w:rPr>
-        <w:t xml:space="preserve"> P evaluate      1.0.5   2025-08-27 [?] RSPM</w:t>
-      </w:r>
-      <w:r>
-        <w:br/>
-      </w:r>
-      <w:r>
-        <w:rPr>
-          <w:rStyle w:val="VerbatimChar"/>
-        </w:rPr>
-        <w:t xml:space="preserve"> P fastmap       1.2.0   2024-05-15 [?] RSPM</w:t>
-      </w:r>
-      <w:r>
-        <w:br/>
-      </w:r>
-      <w:r>
-        <w:rPr>
-          <w:rStyle w:val="VerbatimChar"/>
-        </w:rPr>
-        <w:t xml:space="preserve"> P fs            2.1.0   2026-04-18 [?] RSPM</w:t>
-      </w:r>
-      <w:r>
-        <w:br/>
-      </w:r>
-      <w:r>
-        <w:rPr>
-          <w:rStyle w:val="VerbatimChar"/>
-        </w:rPr>
-        <w:t xml:space="preserve"> P glue          1.8.1   2026-04-17 [?] RSPM</w:t>
-      </w:r>
-      <w:r>
-        <w:br/>
-      </w:r>
-      <w:r>
-        <w:rPr>
-          <w:rStyle w:val="VerbatimChar"/>
-        </w:rPr>
-        <w:t xml:space="preserve"> P here          1.0.2   2025-09-15 [?] RSPM</w:t>
-      </w:r>
-      <w:r>
-        <w:br/>
-      </w:r>
-      <w:r>
-        <w:rPr>
-          <w:rStyle w:val="VerbatimChar"/>
-        </w:rPr>
-        <w:t xml:space="preserve"> P htmltools     0.5.9   2025-12-04 [?] RSPM</w:t>
-      </w:r>
-      <w:r>
-        <w:br/>
-      </w:r>
-      <w:r>
-        <w:rPr>
-          <w:rStyle w:val="VerbatimChar"/>
-        </w:rPr>
-        <w:t xml:space="preserve"> P jsonlite      2.0.0   2025-03-27 [?] RSPM</w:t>
-      </w:r>
-      <w:r>
-        <w:br/>
-      </w:r>
-      <w:r>
-        <w:rPr>
-          <w:rStyle w:val="VerbatimChar"/>
-        </w:rPr>
-        <w:t xml:space="preserve"> P knitr         1.52    2026-09-06 [?] RSPM</w:t>
-      </w:r>
-      <w:r>
-        <w:br/>
-      </w:r>
-      <w:r>
-        <w:rPr>
-          <w:rStyle w:val="VerbatimChar"/>
-        </w:rPr>
-        <w:t xml:space="preserve"> P lifecycle     1.0.5   2026-01-08 [?] RSPM</w:t>
-      </w:r>
-      <w:r>
-        <w:br/>
-      </w:r>
-      <w:r>
-        <w:rPr>
-          <w:rStyle w:val="VerbatimChar"/>
-        </w:rPr>
-        <w:t xml:space="preserve"> P magrittr      2.0.5   2026-04-04 [?] RSPM</w:t>
-      </w:r>
-      <w:r>
-        <w:br/>
-      </w:r>
-      <w:r>
-        <w:rPr>
-          <w:rStyle w:val="VerbatimChar"/>
-        </w:rPr>
-        <w:t xml:space="preserve"> P memoise       2.0.1   2021-11-26 [?] RSPM</w:t>
-      </w:r>
-      <w:r>
-        <w:br/>
-      </w:r>
-      <w:r>
-        <w:rPr>
-          <w:rStyle w:val="VerbatimChar"/>
-        </w:rPr>
-        <w:t xml:space="preserve"> P otel          0.2.0   2025-08-29 [?] RSPM</w:t>
-      </w:r>
-      <w:r>
-        <w:br/>
-      </w:r>
-      <w:r>
-        <w:rPr>
-          <w:rStyle w:val="VerbatimChar"/>
-        </w:rPr>
-        <w:t xml:space="preserve"> P pkgbuild      1.4.8   2025-05-26 [?] RSPM</w:t>
-      </w:r>
-      <w:r>
-        <w:br/>
-      </w:r>
-      <w:r>
-        <w:rPr>
-          <w:rStyle w:val="VerbatimChar"/>
-        </w:rPr>
-        <w:t xml:space="preserve"> P pkgload       1.5.3   2026-06-15 [?] RSPM</w:t>
-      </w:r>
-      <w:r>
-        <w:br/>
-      </w:r>
-      <w:r>
-        <w:rPr>
-          <w:rStyle w:val="VerbatimChar"/>
-        </w:rPr>
-        <w:t xml:space="preserve"> P purrr         1.2.2   2026-04-10 [?] RSPM</w:t>
-      </w:r>
-      <w:r>
-        <w:br/>
-      </w:r>
-      <w:r>
-        <w:rPr>
-          <w:rStyle w:val="VerbatimChar"/>
-        </w:rPr>
-        <w:t xml:space="preserve"> P R6            2.6.1   2025-02-15 [?] RSPM</w:t>
-      </w:r>
-      <w:r>
-        <w:br/>
-      </w:r>
-      <w:r>
-        <w:rPr>
-          <w:rStyle w:val="VerbatimChar"/>
-        </w:rPr>
-        <w:t xml:space="preserve"> P rlang         1.3.0   2026-07-05 [?] RSPM</w:t>
-      </w:r>
-      <w:r>
-        <w:br/>
-      </w:r>
-      <w:r>
-        <w:rPr>
-          <w:rStyle w:val="VerbatimChar"/>
-        </w:rPr>
-        <w:t xml:space="preserve"> P rmarkdown     2.32    2026-09-01 [?] CRAN (R 4.6.1)</w:t>
-      </w:r>
-      <w:r>
-        <w:br/>
-      </w:r>
-      <w:r>
-        <w:rPr>
-          <w:rStyle w:val="VerbatimChar"/>
-        </w:rPr>
-        <w:t xml:space="preserve"> P rprojroot     2.1.1   2025-08-26 [?] RSPM</w:t>
-      </w:r>
-      <w:r>
-        <w:br/>
-      </w:r>
-      <w:r>
-        <w:rPr>
-          <w:rStyle w:val="VerbatimChar"/>
-        </w:rPr>
-        <w:t xml:space="preserve"> P rstudioapi    0.19.0  2026-06-11 [?] RSPM</w:t>
-      </w:r>
-      <w:r>
-        <w:br/>
-      </w:r>
-      <w:r>
-        <w:rPr>
-          <w:rStyle w:val="VerbatimChar"/>
-        </w:rPr>
-        <w:t xml:space="preserve"> P sessioninfo   1.2.4   2026-06-04 [?] RSPM</w:t>
-      </w:r>
-      <w:r>
-        <w:br/>
-      </w:r>
-      <w:r>
-        <w:rPr>
-          <w:rStyle w:val="VerbatimChar"/>
-        </w:rPr>
-        <w:t xml:space="preserve"> P usethis       3.2.2   2026-09-10 [?] RSPM</w:t>
-      </w:r>
-      <w:r>
-        <w:br/>
-      </w:r>
-      <w:r>
-        <w:rPr>
-          <w:rStyle w:val="VerbatimChar"/>
-        </w:rPr>
-        <w:t xml:space="preserve"> P vctrs         0.7.3   2026-04-11 [?] RSPM</w:t>
-      </w:r>
-      <w:r>
-        <w:br/>
-      </w:r>
-      <w:r>
-        <w:rPr>
-          <w:rStyle w:val="VerbatimChar"/>
-        </w:rPr>
-        <w:t xml:space="preserve"> P xfun          0.61    2026-09-16 [?] RSPM</w:t>
-      </w:r>
-      <w:r>
-        <w:br/>
-      </w:r>
-      <w:r>
-        <w:rPr>
-          <w:rStyle w:val="VerbatimChar"/>
-        </w:rPr>
-        <w:t xml:space="preserve"> P yaml          2.3.12  2025-12-10 [?] RSPM</w:t>
-      </w:r>
-      <w:r>
-        <w:br/>
-      </w:r>
-      <w:r>
-        <w:br/>
-      </w:r>
-      <w:r>
-        <w:rPr>
-          <w:rStyle w:val="VerbatimChar"/>
-        </w:rPr>
-        <w:t xml:space="preserve"> [1] /Users/bmarwick/Library/Caches/org.R-project.R/R/renv/library/agentic-ai-for-archaeology-d51787bc/macos/R-4.6/aarch64-apple-darwin23</w:t>
-      </w:r>
-      <w:r>
-        <w:br/>
-      </w:r>
-      <w:r>
-        <w:rPr>
-          <w:rStyle w:val="VerbatimChar"/>
-        </w:rPr>
-        <w:t xml:space="preserve"> [2] /Library/Frameworks/R.framework/Versions/4.6/Resources/library</w:t>
-      </w:r>
-      <w:r>
-        <w:br/>
-      </w:r>
-      <w:r>
-        <w:br/>
-      </w:r>
-      <w:r>
-        <w:rPr>
-          <w:rStyle w:val="VerbatimChar"/>
-        </w:rPr>
-        <w:t xml:space="preserve"> P ── Loaded and on-disk path mismatch.</w:t>
-      </w:r>
-      <w:r>
-        <w:br/>
-      </w:r>
-      <w:r>
-        <w:br/>
-      </w:r>
-      <w:r>
-        <w:rPr>
-          <w:rStyle w:val="VerbatimChar"/>
-        </w:rPr>
-        <w:t xml:space="preserve">──────────────────────────────────────────────────────────────────────────────</w:t>
-      </w:r>
-    </w:p>
-    <w:p>
-      <w:pPr>
-        <w:pStyle w:val="FirstParagraph"/>
-      </w:pPr>
-      <w:r>
-        <w:t xml:space="preserve">The current Git commit details are:</w:t>
-      </w:r>
-    </w:p>
-    <w:p>
-      <w:pPr>
-        <w:pStyle w:val="SourceCode"/>
-      </w:pPr>
-      <w:r>
-        <w:rPr>
-          <w:rStyle w:val="CommentTok"/>
-        </w:rPr>
-        <w:t xml:space="preserve"># what commit is this file at? </w:t>
-      </w:r>
-      <w:r>
-        <w:br/>
-      </w:r>
-      <w:r>
-        <w:rPr>
-          <w:rStyle w:val="ControlFlowTok"/>
-        </w:rPr>
-        <w:t xml:space="preserve">if</w:t>
-      </w:r>
-      <w:r>
-        <w:rPr>
-          <w:rStyle w:val="NormalTok"/>
-        </w:rPr>
-        <w:t xml:space="preserve"> (</w:t>
-      </w:r>
-      <w:r>
-        <w:rPr>
-          <w:rStyle w:val="StringTok"/>
-        </w:rPr>
-        <w:t xml:space="preserve">"git2r"</w:t>
-      </w:r>
-      <w:r>
-        <w:rPr>
-          <w:rStyle w:val="NormalTok"/>
-        </w:rPr>
-        <w:t xml:space="preserve"> </w:t>
-      </w:r>
-      <w:r>
-        <w:rPr>
-          <w:rStyle w:val="SpecialCharTok"/>
-        </w:rPr>
-        <w:t xml:space="preserve">%in%</w:t>
-      </w:r>
-      <w:r>
-        <w:rPr>
-          <w:rStyle w:val="NormalTok"/>
-        </w:rPr>
-        <w:t xml:space="preserve"> </w:t>
-      </w:r>
-      <w:r>
-        <w:rPr>
-          <w:rStyle w:val="FunctionTok"/>
-        </w:rPr>
-        <w:t xml:space="preserve">installed.packages</w:t>
-      </w:r>
-      <w:r>
-        <w:rPr>
-          <w:rStyle w:val="NormalTok"/>
-        </w:rPr>
-        <w:t xml:space="preserve">() </w:t>
-      </w:r>
-      <w:r>
-        <w:rPr>
-          <w:rStyle w:val="SpecialCharTok"/>
-        </w:rPr>
-        <w:t xml:space="preserve">&amp;</w:t>
-      </w:r>
-      <w:r>
-        <w:rPr>
-          <w:rStyle w:val="NormalTok"/>
-        </w:rPr>
-        <w:t xml:space="preserve"> git2r</w:t>
-      </w:r>
-      <w:r>
-        <w:rPr>
-          <w:rStyle w:val="SpecialCharTok"/>
-        </w:rPr>
-        <w:t xml:space="preserve">::</w:t>
-      </w:r>
-      <w:r>
-        <w:rPr>
-          <w:rStyle w:val="FunctionTok"/>
-        </w:rPr>
-        <w:t xml:space="preserve">in_repository</w:t>
-      </w:r>
-      <w:r>
-        <w:rPr>
-          <w:rStyle w:val="NormalTok"/>
-        </w:rPr>
-        <w:t xml:space="preserve">(</w:t>
-      </w:r>
-      <w:r>
-        <w:rPr>
-          <w:rStyle w:val="AttributeTok"/>
-        </w:rPr>
-        <w:t xml:space="preserve">path =</w:t>
-      </w:r>
-      <w:r>
-        <w:rPr>
-          <w:rStyle w:val="NormalTok"/>
-        </w:rPr>
-        <w:t xml:space="preserve"> </w:t>
-      </w:r>
-      <w:r>
-        <w:rPr>
-          <w:rStyle w:val="StringTok"/>
-        </w:rPr>
-        <w:t xml:space="preserve">"."</w:t>
-      </w:r>
-      <w:r>
-        <w:rPr>
-          <w:rStyle w:val="NormalTok"/>
-        </w:rPr>
-        <w:t xml:space="preserve">)) git2r</w:t>
-      </w:r>
-      <w:r>
-        <w:rPr>
-          <w:rStyle w:val="SpecialCharTok"/>
-        </w:rPr>
-        <w:t xml:space="preserve">::</w:t>
-      </w:r>
-      <w:r>
-        <w:rPr>
-          <w:rStyle w:val="FunctionTok"/>
-        </w:rPr>
-        <w:t xml:space="preserve">repository</w:t>
-      </w:r>
-      <w:r>
-        <w:rPr>
-          <w:rStyle w:val="NormalTok"/>
-        </w:rPr>
-        <w:t xml:space="preserve">(here</w:t>
-      </w:r>
-      <w:r>
-        <w:rPr>
-          <w:rStyle w:val="SpecialCharTok"/>
-        </w:rPr>
-        <w:t xml:space="preserve">::</w:t>
-      </w:r>
-      <w:r>
-        <w:rPr>
-          <w:rStyle w:val="FunctionTok"/>
-        </w:rPr>
-        <w:t xml:space="preserve">here</w:t>
-      </w:r>
-      <w:r>
-        <w:rPr>
-          <w:rStyle w:val="NormalTok"/>
-        </w:rPr>
-        <w:t xml:space="preserve">())  </w:t>
-      </w:r>
-    </w:p>
-    <w:p>
-      <w:pPr>
-        <w:pStyle w:val="SourceCode"/>
-      </w:pPr>
-      <w:r>
-        <w:rPr>
-          <w:rStyle w:val="VerbatimChar"/>
-        </w:rPr>
-        <w:t xml:space="preserve">Local:    main /Users/bmarwick/Downloads/agentic-ai-for-archaeology</w:t>
-      </w:r>
-      <w:r>
-        <w:br/>
-      </w:r>
-      <w:r>
-        <w:rPr>
-          <w:rStyle w:val="VerbatimChar"/>
-        </w:rPr>
-        <w:t xml:space="preserve">Remote:   main @ origin (https://github.com/benmarwick/agenticai.git)</w:t>
-      </w:r>
-      <w:r>
-        <w:br/>
-      </w:r>
-      <w:r>
-        <w:rPr>
-          <w:rStyle w:val="VerbatimChar"/>
-        </w:rPr>
-        <w:t xml:space="preserve">Head:     [8c4db65] 2026-09-24: D&amp;C</w:t>
-      </w:r>
-    </w:p>
-    <w:bookmarkEnd w:id="175"/>
-    <w:bookmarkEnd w:id="176"/>
     <w:sectPr>
       <w:pgSz w:h="15840" w:w="12240"/>
       <w:pgMar w:bottom="1440" w:footer="720" w:gutter="0" w:header="720" w:left="1440" w:right="1440" w:top="1440"/>

--- a/analysis/paper/paper.docx
+++ b/analysis/paper/paper.docx
@@ -1296,7 +1296,7 @@
         <w:t xml:space="preserve">(Codreanu et al. 2026)</w:t>
       </w:r>
       <w:r>
-        <w:t xml:space="preserve">. To support responsible and time-saving uses of AI by archaeologists, we introduce a basic agentic AI workflow using open source software that is suitable for many kinds of archaeological work. While traditional AI chatbots engage with humans in the form of turn-by-turn conversations on a website that require regular human interaction to complete a task, agents are a very different way to interact with AI. An AI agent can autonomously operate tools directly on our computer to complete multiple steps towards a specific goal without constant human interaction. This article describes how to use agentic AI to reduce the friction associated with many of the typical tasks of the archaeological research process that are done on a computer.</w:t>
+        <w:t xml:space="preserve">. To support responsible and time-saving uses of AI by archaeologists, we introduce a basic agentic AI workflow using free and open source software that is suitable for many kinds of archaeological work.</w:t>
       </w:r>
     </w:p>
     <w:p>
@@ -1304,7 +1304,21 @@
         <w:pStyle w:val="BodyText"/>
       </w:pPr>
       <w:r>
-        <w:t xml:space="preserve">Agentic AI refers to systems in which a LLM uses context (e.g. files on our computer), skills (e.g. specific instructions we want it to follow for specific tasks) and tools (e.g. the R programming language) to plan and take actions (e.g. search the internet, edit our files), rather than only responding to a prompt like a web-based chat</w:t>
+        <w:t xml:space="preserve">While traditional AI chatbots engage with humans in the form of turn-by-turn conversations on a website that require regular human interaction to complete a task, agents are a very different way to interact with AI</w:t>
+      </w:r>
+      <w:r>
+        <w:t xml:space="preserve"> </w:t>
+      </w:r>
+      <w:hyperlink w:anchor="tbl-chat-vs-agentic">
+        <w:r>
+          <w:rPr>
+            <w:rStyle w:val="Hyperlink"/>
+          </w:rPr>
+          <w:t xml:space="preserve">Table 1</w:t>
+        </w:r>
+      </w:hyperlink>
+      <w:r>
+        <w:t xml:space="preserve">. Agentic AI refers to systems in which a LLM uses context (e.g. files on our computer), skills (e.g. specific instructions we want it to follow for specific tasks) and tools (e.g. the R programming language) to plan and take actions (e.g. search the internet, edit our files), rather than only responding to a prompt like a web-based chat</w:t>
       </w:r>
       <w:r>
         <w:t xml:space="preserve"> </w:t>
@@ -1313,24 +1327,7 @@
         <w:t xml:space="preserve">(Korinek 2025)</w:t>
       </w:r>
       <w:r>
-        <w:t xml:space="preserve">. An AI agent connects a LLM to pre-defined instructions and tools that can read files, execute code, or retrieve information. Agents autonomously operate LLMs and various computer tools to pursue a specific goal without the constant human interaction required by a web-based chat . A wide variety of agentic systems have emerged recently,</w:t>
-      </w:r>
-      <w:r>
-        <w:t xml:space="preserve"> </w:t>
-      </w:r>
-      <w:hyperlink w:anchor="tbl-taxonomies">
-        <w:r>
-          <w:rPr>
-            <w:rStyle w:val="Hyperlink"/>
-          </w:rPr>
-          <w:t xml:space="preserve">Table 1</w:t>
-        </w:r>
-      </w:hyperlink>
-      <w:r>
-        <w:t xml:space="preserve"> </w:t>
-      </w:r>
-      <w:r>
-        <w:t xml:space="preserve">summarises these by increasing autonomy</w:t>
+        <w:t xml:space="preserve">. An AI agent can autonomously operate directly on our computer to complete multiple steps towards a specific goal without constant human interaction. A wide variety of agentic systems have emerged recently, ranging from a single tool to an autonomous multi-agent system</w:t>
       </w:r>
       <w:r>
         <w:t xml:space="preserve"> </w:t>
@@ -1339,7 +1336,7 @@
         <w:t xml:space="preserve">(Haase and Pokutta 2026; Zimmer et al. 2026)</w:t>
       </w:r>
       <w:r>
-        <w:t xml:space="preserve">. Our guide focuses on the low-autonomy end of that range: the agent works only within a single project and you direct each stage. We are not describing end-to-end fully automated AI pipelines that generate ideas, run experiments and write manuscripts with limited human intervention</w:t>
+        <w:t xml:space="preserve">. Our guide focuses on the low-autonomy end of the range: the agent works only within a single project and you direct each stage. We are not describing end-to-end fully automated AI pipelines that generate ideas, run experiments and write manuscripts with limited human intervention</w:t>
       </w:r>
       <w:r>
         <w:t xml:space="preserve"> </w:t>
@@ -1365,7 +1362,7 @@
       <w:tr>
         <w:tc>
           <w:tcPr/>
-          <w:bookmarkStart w:id="20" w:name="tbl-taxonomies"/>
+          <w:bookmarkStart w:id="20" w:name="tbl-chat-vs-agentic"/>
           <w:p>
             <w:pPr>
               <w:jc w:val="center"/>
@@ -1376,7 +1373,7 @@
               <w:pStyle w:val="ImageCaption"/>
             </w:pPr>
             <w:r>
-              <w:t xml:space="preserve">Table 1: Levels of agentic AI in two recent taxonomies.</w:t>
+              <w:t xml:space="preserve">Table 1: Web-based chat compared to agentic AI</w:t>
             </w:r>
           </w:p>
           <w:tbl>
@@ -1388,9 +1385,9 @@
               <w:tblLayout w:type="fixed"/>
             </w:tblPr>
             <w:tblGrid>
-              <w:gridCol w:w="386"/>
-              <w:gridCol w:w="3992"/>
-              <w:gridCol w:w="3541"/>
+              <w:gridCol w:w="1056"/>
+              <w:gridCol w:w="2790"/>
+              <w:gridCol w:w="4073"/>
             </w:tblGrid>
             <w:tr>
               <w:trPr>
@@ -1401,37 +1398,37 @@
                 <w:p>
                   <w:pPr>
                     <w:pStyle w:val="Compact"/>
-                    <w:jc w:val="right"/>
-                    <w:jc w:val="center"/>
-                  </w:pPr>
-                  <w:r>
-                    <w:t xml:space="preserve">Level</w:t>
-                  </w:r>
-                </w:p>
-              </w:tc>
-              <w:tc>
-                <w:tcPr/>
-                <w:p>
-                  <w:pPr>
-                    <w:pStyle w:val="Compact"/>
-                    <w:jc w:val="left"/>
-                    <w:jc w:val="center"/>
-                  </w:pPr>
-                  <w:r>
-                    <w:t xml:space="preserve">Haase et al. (2026)</w:t>
-                  </w:r>
-                </w:p>
-              </w:tc>
-              <w:tc>
-                <w:tcPr/>
-                <w:p>
-                  <w:pPr>
-                    <w:pStyle w:val="Compact"/>
-                    <w:jc w:val="left"/>
-                    <w:jc w:val="center"/>
-                  </w:pPr>
-                  <w:r>
-                    <w:t xml:space="preserve">Zimmer et al. (2026)</w:t>
+                    <w:jc w:val="left"/>
+                    <w:jc w:val="center"/>
+                  </w:pPr>
+                  <w:r>
+                    <w:t xml:space="preserve">Dimension</w:t>
+                  </w:r>
+                </w:p>
+              </w:tc>
+              <w:tc>
+                <w:tcPr/>
+                <w:p>
+                  <w:pPr>
+                    <w:pStyle w:val="Compact"/>
+                    <w:jc w:val="left"/>
+                    <w:jc w:val="center"/>
+                  </w:pPr>
+                  <w:r>
+                    <w:t xml:space="preserve">Web.Based.Chat</w:t>
+                  </w:r>
+                </w:p>
+              </w:tc>
+              <w:tc>
+                <w:tcPr/>
+                <w:p>
+                  <w:pPr>
+                    <w:pStyle w:val="Compact"/>
+                    <w:jc w:val="left"/>
+                    <w:jc w:val="center"/>
+                  </w:pPr>
+                  <w:r>
+                    <w:t xml:space="preserve">Agentic.AI</w:t>
                   </w:r>
                 </w:p>
               </w:tc>
@@ -1442,37 +1439,49 @@
                 <w:p>
                   <w:pPr>
                     <w:pStyle w:val="Compact"/>
-                    <w:jc w:val="right"/>
-                    <w:jc w:val="center"/>
-                  </w:pPr>
-                  <w:r>
-                    <w:t xml:space="preserve">1</w:t>
-                  </w:r>
-                </w:p>
-              </w:tc>
-              <w:tc>
-                <w:tcPr/>
-                <w:p>
-                  <w:pPr>
-                    <w:pStyle w:val="Compact"/>
-                    <w:jc w:val="left"/>
-                    <w:jc w:val="center"/>
-                  </w:pPr>
-                  <w:r>
-                    <w:t xml:space="preserve">Simple data processing (text classification; data annotation)</w:t>
-                  </w:r>
-                </w:p>
-              </w:tc>
-              <w:tc>
-                <w:tcPr/>
-                <w:p>
-                  <w:pPr>
-                    <w:pStyle w:val="Compact"/>
-                    <w:jc w:val="left"/>
-                    <w:jc w:val="center"/>
-                  </w:pPr>
-                  <w:r>
-                    <w:t xml:space="preserve">Classical practice: conventional computational methods</w:t>
+                    <w:jc w:val="left"/>
+                    <w:jc w:val="center"/>
+                  </w:pPr>
+                  <w:r>
+                    <w:t xml:space="preserve">Objective</w:t>
+                  </w:r>
+                </w:p>
+              </w:tc>
+              <w:tc>
+                <w:tcPr/>
+                <w:p>
+                  <w:pPr>
+                    <w:pStyle w:val="Compact"/>
+                    <w:jc w:val="left"/>
+                    <w:jc w:val="center"/>
+                  </w:pPr>
+                  <w:r>
+                    <w:t xml:space="preserve">Produces a relevant text response to the current prompt</w:t>
+                  </w:r>
+                  <w:r>
+                    <w:t xml:space="preserve"> </w:t>
+                  </w:r>
+                  <w:r>
+                    <w:t xml:space="preserve">(Xu et al. 2024)</w:t>
+                  </w:r>
+                </w:p>
+              </w:tc>
+              <w:tc>
+                <w:tcPr/>
+                <w:p>
+                  <w:pPr>
+                    <w:pStyle w:val="Compact"/>
+                    <w:jc w:val="left"/>
+                    <w:jc w:val="center"/>
+                  </w:pPr>
+                  <w:r>
+                    <w:t xml:space="preserve">Completes an external goal across many steps</w:t>
+                  </w:r>
+                  <w:r>
+                    <w:t xml:space="preserve"> </w:t>
+                  </w:r>
+                  <w:r>
+                    <w:t xml:space="preserve">(Rafiee and Woo 2025)</w:t>
                   </w:r>
                 </w:p>
               </w:tc>
@@ -1483,37 +1492,49 @@
                 <w:p>
                   <w:pPr>
                     <w:pStyle w:val="Compact"/>
-                    <w:jc w:val="right"/>
-                    <w:jc w:val="center"/>
-                  </w:pPr>
-                  <w:r>
-                    <w:t xml:space="preserve">2</w:t>
-                  </w:r>
-                </w:p>
-              </w:tc>
-              <w:tc>
-                <w:tcPr/>
-                <w:p>
-                  <w:pPr>
-                    <w:pStyle w:val="Compact"/>
-                    <w:jc w:val="left"/>
-                    <w:jc w:val="center"/>
-                  </w:pPr>
-                  <w:r>
-                    <w:t xml:space="preserve">Enhanced data processing with limited tool use</w:t>
-                  </w:r>
-                </w:p>
-              </w:tc>
-              <w:tc>
-                <w:tcPr/>
-                <w:p>
-                  <w:pPr>
-                    <w:pStyle w:val="Compact"/>
-                    <w:jc w:val="left"/>
-                    <w:jc w:val="center"/>
-                  </w:pPr>
-                  <w:r>
-                    <w:t xml:space="preserve">AI as research assistant: interactive code generation</w:t>
+                    <w:jc w:val="left"/>
+                    <w:jc w:val="center"/>
+                  </w:pPr>
+                  <w:r>
+                    <w:t xml:space="preserve">Interaction pattern</w:t>
+                  </w:r>
+                </w:p>
+              </w:tc>
+              <w:tc>
+                <w:tcPr/>
+                <w:p>
+                  <w:pPr>
+                    <w:pStyle w:val="Compact"/>
+                    <w:jc w:val="left"/>
+                    <w:jc w:val="center"/>
+                  </w:pPr>
+                  <w:r>
+                    <w:t xml:space="preserve">Turn-based question and answer in a browser session</w:t>
+                  </w:r>
+                  <w:r>
+                    <w:t xml:space="preserve"> </w:t>
+                  </w:r>
+                  <w:r>
+                    <w:t xml:space="preserve">(Kasneci et al. 2023)</w:t>
+                  </w:r>
+                </w:p>
+              </w:tc>
+              <w:tc>
+                <w:tcPr/>
+                <w:p>
+                  <w:pPr>
+                    <w:pStyle w:val="Compact"/>
+                    <w:jc w:val="left"/>
+                    <w:jc w:val="center"/>
+                  </w:pPr>
+                  <w:r>
+                    <w:t xml:space="preserve">Perceive-plan-act-observe loop until a stopping condition</w:t>
+                  </w:r>
+                  <w:r>
+                    <w:t xml:space="preserve"> </w:t>
+                  </w:r>
+                  <w:r>
+                    <w:t xml:space="preserve">(Wang et al. 2024)</w:t>
                   </w:r>
                 </w:p>
               </w:tc>
@@ -1524,37 +1545,49 @@
                 <w:p>
                   <w:pPr>
                     <w:pStyle w:val="Compact"/>
-                    <w:jc w:val="right"/>
-                    <w:jc w:val="center"/>
-                  </w:pPr>
-                  <w:r>
-                    <w:t xml:space="preserve">3</w:t>
-                  </w:r>
-                </w:p>
-              </w:tc>
-              <w:tc>
-                <w:tcPr/>
-                <w:p>
-                  <w:pPr>
-                    <w:pStyle w:val="Compact"/>
-                    <w:jc w:val="left"/>
-                    <w:jc w:val="center"/>
-                  </w:pPr>
-                  <w:r>
-                    <w:t xml:space="preserve">Single-agent systems with tool access</w:t>
-                  </w:r>
-                </w:p>
-              </w:tc>
-              <w:tc>
-                <w:tcPr/>
-                <w:p>
-                  <w:pPr>
-                    <w:pStyle w:val="Compact"/>
-                    <w:jc w:val="left"/>
-                    <w:jc w:val="center"/>
-                  </w:pPr>
-                  <w:r>
-                    <w:t xml:space="preserve">AI as collaborator: autonomous task execution</w:t>
+                    <w:jc w:val="left"/>
+                    <w:jc w:val="center"/>
+                  </w:pPr>
+                  <w:r>
+                    <w:t xml:space="preserve">Initiative</w:t>
+                  </w:r>
+                </w:p>
+              </w:tc>
+              <w:tc>
+                <w:tcPr/>
+                <w:p>
+                  <w:pPr>
+                    <w:pStyle w:val="Compact"/>
+                    <w:jc w:val="left"/>
+                    <w:jc w:val="center"/>
+                  </w:pPr>
+                  <w:r>
+                    <w:t xml:space="preserve">Reactive; waits for the user</w:t>
+                  </w:r>
+                  <w:r>
+                    <w:t xml:space="preserve"> </w:t>
+                  </w:r>
+                  <w:r>
+                    <w:t xml:space="preserve">(Kasneci et al. 2023)</w:t>
+                  </w:r>
+                </w:p>
+              </w:tc>
+              <w:tc>
+                <w:tcPr/>
+                <w:p>
+                  <w:pPr>
+                    <w:pStyle w:val="Compact"/>
+                    <w:jc w:val="left"/>
+                    <w:jc w:val="center"/>
+                  </w:pPr>
+                  <w:r>
+                    <w:t xml:space="preserve">Proactive; decomposes goals and starts sub-tasks</w:t>
+                  </w:r>
+                  <w:r>
+                    <w:t xml:space="preserve"> </w:t>
+                  </w:r>
+                  <w:r>
+                    <w:t xml:space="preserve">(Rafiee and Woo 2025; Wang et al. 2024)</w:t>
                   </w:r>
                 </w:p>
               </w:tc>
@@ -1565,37 +1598,49 @@
                 <w:p>
                   <w:pPr>
                     <w:pStyle w:val="Compact"/>
-                    <w:jc w:val="right"/>
-                    <w:jc w:val="center"/>
-                  </w:pPr>
-                  <w:r>
-                    <w:t xml:space="preserve">4</w:t>
-                  </w:r>
-                </w:p>
-              </w:tc>
-              <w:tc>
-                <w:tcPr/>
-                <w:p>
-                  <w:pPr>
-                    <w:pStyle w:val="Compact"/>
-                    <w:jc w:val="left"/>
-                    <w:jc w:val="center"/>
-                  </w:pPr>
-                  <w:r>
-                    <w:t xml:space="preserve">Multi-agent systems simulating social dynamics</w:t>
-                  </w:r>
-                </w:p>
-              </w:tc>
-              <w:tc>
-                <w:tcPr/>
-                <w:p>
-                  <w:pPr>
-                    <w:pStyle w:val="Compact"/>
-                    <w:jc w:val="left"/>
-                    <w:jc w:val="center"/>
-                  </w:pPr>
-                  <w:r>
-                    <w:t xml:space="preserve">AI as research partner: multi-agent pipelines</w:t>
+                    <w:jc w:val="left"/>
+                    <w:jc w:val="center"/>
+                  </w:pPr>
+                  <w:r>
+                    <w:t xml:space="preserve">Tool and environment action</w:t>
+                  </w:r>
+                </w:p>
+              </w:tc>
+              <w:tc>
+                <w:tcPr/>
+                <w:p>
+                  <w:pPr>
+                    <w:pStyle w:val="Compact"/>
+                    <w:jc w:val="left"/>
+                    <w:jc w:val="center"/>
+                  </w:pPr>
+                  <w:r>
+                    <w:t xml:space="preserve">Text only by default; browsing or files when added</w:t>
+                  </w:r>
+                  <w:r>
+                    <w:t xml:space="preserve"> </w:t>
+                  </w:r>
+                  <w:r>
+                    <w:t xml:space="preserve">(Xu et al. 2024)</w:t>
+                  </w:r>
+                </w:p>
+              </w:tc>
+              <w:tc>
+                <w:tcPr/>
+                <w:p>
+                  <w:pPr>
+                    <w:pStyle w:val="Compact"/>
+                    <w:jc w:val="left"/>
+                    <w:jc w:val="center"/>
+                  </w:pPr>
+                  <w:r>
+                    <w:t xml:space="preserve">Native tool calls plus APIs code execution and instrument control</w:t>
+                  </w:r>
+                  <w:r>
+                    <w:t xml:space="preserve"> </w:t>
+                  </w:r>
+                  <w:r>
+                    <w:t xml:space="preserve">(Boiko et al. 2023; M. Bran et al. 2024; Schick et al. 2023)</w:t>
                   </w:r>
                 </w:p>
               </w:tc>
@@ -1606,37 +1651,49 @@
                 <w:p>
                   <w:pPr>
                     <w:pStyle w:val="Compact"/>
-                    <w:jc w:val="right"/>
-                    <w:jc w:val="center"/>
-                  </w:pPr>
-                  <w:r>
-                    <w:t xml:space="preserve">5</w:t>
-                  </w:r>
-                </w:p>
-              </w:tc>
-              <w:tc>
-                <w:tcPr/>
-                <w:p>
-                  <w:pPr>
-                    <w:pStyle w:val="Compact"/>
-                    <w:jc w:val="left"/>
-                    <w:jc w:val="center"/>
-                  </w:pPr>
-                  <w:r>
-                    <w:t xml:space="preserve">Complex adaptive systems with emergent behaviour</w:t>
-                  </w:r>
-                </w:p>
-              </w:tc>
-              <w:tc>
-                <w:tcPr/>
-                <w:p>
-                  <w:pPr>
-                    <w:pStyle w:val="Compact"/>
-                    <w:jc w:val="left"/>
-                    <w:jc w:val="center"/>
-                  </w:pPr>
-                  <w:r>
-                    <w:t xml:space="preserve">(framework not extended to this level)</w:t>
+                    <w:jc w:val="left"/>
+                    <w:jc w:val="center"/>
+                  </w:pPr>
+                  <w:r>
+                    <w:t xml:space="preserve">Planning</w:t>
+                  </w:r>
+                </w:p>
+              </w:tc>
+              <w:tc>
+                <w:tcPr/>
+                <w:p>
+                  <w:pPr>
+                    <w:pStyle w:val="Compact"/>
+                    <w:jc w:val="left"/>
+                    <w:jc w:val="center"/>
+                  </w:pPr>
+                  <w:r>
+                    <w:t xml:space="preserve">Implicit single-response reasoning</w:t>
+                  </w:r>
+                  <w:r>
+                    <w:t xml:space="preserve"> </w:t>
+                  </w:r>
+                  <w:r>
+                    <w:t xml:space="preserve">(Kasneci et al. 2023)</w:t>
+                  </w:r>
+                </w:p>
+              </w:tc>
+              <w:tc>
+                <w:tcPr/>
+                <w:p>
+                  <w:pPr>
+                    <w:pStyle w:val="Compact"/>
+                    <w:jc w:val="left"/>
+                    <w:jc w:val="center"/>
+                  </w:pPr>
+                  <w:r>
+                    <w:t xml:space="preserve">Explicit task decomposition reflection and re-planning</w:t>
+                  </w:r>
+                  <w:r>
+                    <w:t xml:space="preserve"> </w:t>
+                  </w:r>
+                  <w:r>
+                    <w:t xml:space="preserve">(Park et al. 2023; Wang et al. 2024)</w:t>
                   </w:r>
                 </w:p>
               </w:tc>
@@ -1647,37 +1704,261 @@
                 <w:p>
                   <w:pPr>
                     <w:pStyle w:val="Compact"/>
-                    <w:jc w:val="right"/>
-                    <w:jc w:val="center"/>
-                  </w:pPr>
-                  <w:r>
-                    <w:t xml:space="preserve">6</w:t>
-                  </w:r>
-                </w:p>
-              </w:tc>
-              <w:tc>
-                <w:tcPr/>
-                <w:p>
-                  <w:pPr>
-                    <w:pStyle w:val="Compact"/>
-                    <w:jc w:val="left"/>
-                    <w:jc w:val="center"/>
-                  </w:pPr>
-                  <w:r>
-                    <w:t xml:space="preserve">Open-ended agentic systems</w:t>
-                  </w:r>
-                </w:p>
-              </w:tc>
-              <w:tc>
-                <w:tcPr/>
-                <w:p>
-                  <w:pPr>
-                    <w:pStyle w:val="Compact"/>
-                    <w:jc w:val="left"/>
-                    <w:jc w:val="center"/>
-                  </w:pPr>
-                  <w:r>
-                    <w:t xml:space="preserve">—</w:t>
+                    <w:jc w:val="left"/>
+                    <w:jc w:val="center"/>
+                  </w:pPr>
+                  <w:r>
+                    <w:t xml:space="preserve">Memory and state</w:t>
+                  </w:r>
+                </w:p>
+              </w:tc>
+              <w:tc>
+                <w:tcPr/>
+                <w:p>
+                  <w:pPr>
+                    <w:pStyle w:val="Compact"/>
+                    <w:jc w:val="left"/>
+                    <w:jc w:val="center"/>
+                  </w:pPr>
+                  <w:r>
+                    <w:t xml:space="preserve">Short dialogue context with limited persistence</w:t>
+                  </w:r>
+                  <w:r>
+                    <w:t xml:space="preserve"> </w:t>
+                  </w:r>
+                  <w:r>
+                    <w:t xml:space="preserve">(Xu et al. 2024)</w:t>
+                  </w:r>
+                </w:p>
+              </w:tc>
+              <w:tc>
+                <w:tcPr/>
+                <w:p>
+                  <w:pPr>
+                    <w:pStyle w:val="Compact"/>
+                    <w:jc w:val="left"/>
+                    <w:jc w:val="center"/>
+                  </w:pPr>
+                  <w:r>
+                    <w:t xml:space="preserve">Long-term memory stored plans and persistent agent state</w:t>
+                  </w:r>
+                  <w:r>
+                    <w:t xml:space="preserve"> </w:t>
+                  </w:r>
+                  <w:r>
+                    <w:t xml:space="preserve">(Park et al. 2023; Wang et al. 2024)</w:t>
+                  </w:r>
+                </w:p>
+              </w:tc>
+            </w:tr>
+            <w:tr>
+              <w:tc>
+                <w:tcPr/>
+                <w:p>
+                  <w:pPr>
+                    <w:pStyle w:val="Compact"/>
+                    <w:jc w:val="left"/>
+                    <w:jc w:val="center"/>
+                  </w:pPr>
+                  <w:r>
+                    <w:t xml:space="preserve">Architecture</w:t>
+                  </w:r>
+                </w:p>
+              </w:tc>
+              <w:tc>
+                <w:tcPr/>
+                <w:p>
+                  <w:pPr>
+                    <w:pStyle w:val="Compact"/>
+                    <w:jc w:val="left"/>
+                    <w:jc w:val="center"/>
+                  </w:pPr>
+                  <w:r>
+                    <w:t xml:space="preserve">Language model plus dialogue interface and safety filters</w:t>
+                  </w:r>
+                  <w:r>
+                    <w:t xml:space="preserve"> </w:t>
+                  </w:r>
+                  <w:r>
+                    <w:t xml:space="preserve">(Kasneci et al. 2023)</w:t>
+                  </w:r>
+                </w:p>
+              </w:tc>
+              <w:tc>
+                <w:tcPr/>
+                <w:p>
+                  <w:pPr>
+                    <w:pStyle w:val="Compact"/>
+                    <w:jc w:val="left"/>
+                    <w:jc w:val="center"/>
+                  </w:pPr>
+                  <w:r>
+                    <w:t xml:space="preserve">Language model plus planner memory tool interfaces and orchestration</w:t>
+                  </w:r>
+                  <w:r>
+                    <w:t xml:space="preserve"> </w:t>
+                  </w:r>
+                  <w:r>
+                    <w:t xml:space="preserve">(Guo et al. 2024; Rafiee and Woo 2025; Wang et al. 2024)</w:t>
+                  </w:r>
+                </w:p>
+              </w:tc>
+            </w:tr>
+            <w:tr>
+              <w:tc>
+                <w:tcPr/>
+                <w:p>
+                  <w:pPr>
+                    <w:pStyle w:val="Compact"/>
+                    <w:jc w:val="left"/>
+                    <w:jc w:val="center"/>
+                  </w:pPr>
+                  <w:r>
+                    <w:t xml:space="preserve">Task duration</w:t>
+                  </w:r>
+                </w:p>
+              </w:tc>
+              <w:tc>
+                <w:tcPr/>
+                <w:p>
+                  <w:pPr>
+                    <w:pStyle w:val="Compact"/>
+                    <w:jc w:val="left"/>
+                    <w:jc w:val="center"/>
+                  </w:pPr>
+                  <w:r>
+                    <w:t xml:space="preserve">Seconds to minutes per answer</w:t>
+                  </w:r>
+                  <w:r>
+                    <w:t xml:space="preserve"> </w:t>
+                  </w:r>
+                  <w:r>
+                    <w:t xml:space="preserve">(Xu et al. 2024)</w:t>
+                  </w:r>
+                </w:p>
+              </w:tc>
+              <w:tc>
+                <w:tcPr/>
+                <w:p>
+                  <w:pPr>
+                    <w:pStyle w:val="Compact"/>
+                    <w:jc w:val="left"/>
+                    <w:jc w:val="center"/>
+                  </w:pPr>
+                  <w:r>
+                    <w:t xml:space="preserve">Minutes to hours or days of autonomous operation</w:t>
+                  </w:r>
+                  <w:r>
+                    <w:t xml:space="preserve"> </w:t>
+                  </w:r>
+                  <w:r>
+                    <w:t xml:space="preserve">(Boiko et al. 2023; Park et al. 2023)</w:t>
+                  </w:r>
+                </w:p>
+              </w:tc>
+            </w:tr>
+            <w:tr>
+              <w:tc>
+                <w:tcPr/>
+                <w:p>
+                  <w:pPr>
+                    <w:pStyle w:val="Compact"/>
+                    <w:jc w:val="left"/>
+                    <w:jc w:val="center"/>
+                  </w:pPr>
+                  <w:r>
+                    <w:t xml:space="preserve">Evaluation</w:t>
+                  </w:r>
+                </w:p>
+              </w:tc>
+              <w:tc>
+                <w:tcPr/>
+                <w:p>
+                  <w:pPr>
+                    <w:pStyle w:val="Compact"/>
+                    <w:jc w:val="left"/>
+                    <w:jc w:val="center"/>
+                  </w:pPr>
+                  <w:r>
+                    <w:t xml:space="preserve">Response quality factuality and helpfulness</w:t>
+                  </w:r>
+                  <w:r>
+                    <w:t xml:space="preserve"> </w:t>
+                  </w:r>
+                  <w:r>
+                    <w:t xml:space="preserve">(Kasneci et al. 2023; Xu et al. 2024)</w:t>
+                  </w:r>
+                </w:p>
+              </w:tc>
+              <w:tc>
+                <w:tcPr/>
+                <w:p>
+                  <w:pPr>
+                    <w:pStyle w:val="Compact"/>
+                    <w:jc w:val="left"/>
+                    <w:jc w:val="center"/>
+                  </w:pPr>
+                  <w:r>
+                    <w:t xml:space="preserve">Task completion correct tool sequences and side effects</w:t>
+                  </w:r>
+                  <w:r>
+                    <w:t xml:space="preserve"> </w:t>
+                  </w:r>
+                  <w:r>
+                    <w:t xml:space="preserve">(Boiko et al. 2023; M. Bran et al. 2024)</w:t>
+                  </w:r>
+                </w:p>
+              </w:tc>
+            </w:tr>
+            <w:tr>
+              <w:tc>
+                <w:tcPr/>
+                <w:p>
+                  <w:pPr>
+                    <w:pStyle w:val="Compact"/>
+                    <w:jc w:val="left"/>
+                    <w:jc w:val="center"/>
+                  </w:pPr>
+                  <w:r>
+                    <w:t xml:space="preserve">Risk profile</w:t>
+                  </w:r>
+                </w:p>
+              </w:tc>
+              <w:tc>
+                <w:tcPr/>
+                <w:p>
+                  <w:pPr>
+                    <w:pStyle w:val="Compact"/>
+                    <w:jc w:val="left"/>
+                    <w:jc w:val="center"/>
+                  </w:pPr>
+                  <w:r>
+                    <w:t xml:space="preserve">Misinformation bias and over-reliance on fluent text</w:t>
+                  </w:r>
+                  <w:r>
+                    <w:t xml:space="preserve"> </w:t>
+                  </w:r>
+                  <w:r>
+                    <w:t xml:space="preserve">(Kasneci et al. 2023)</w:t>
+                  </w:r>
+                </w:p>
+              </w:tc>
+              <w:tc>
+                <w:tcPr/>
+                <w:p>
+                  <w:pPr>
+                    <w:pStyle w:val="Compact"/>
+                    <w:jc w:val="left"/>
+                    <w:jc w:val="center"/>
+                  </w:pPr>
+                  <w:r>
+                    <w:t xml:space="preserve">All chat risks plus incorrect actions runaway loops and unsafe tool use</w:t>
+                  </w:r>
+                  <w:r>
+                    <w:t xml:space="preserve"> </w:t>
+                  </w:r>
+                  <w:r>
+                    <w:t xml:space="preserve">(Rafiee and Woo 2025)</w:t>
                   </w:r>
                 </w:p>
               </w:tc>
@@ -1746,7 +2027,7 @@
         <w:t xml:space="preserve"> </w:t>
       </w:r>
       <w:r>
-        <w:t xml:space="preserve">compares the two approaches. With the human at the helm, control requires observable actions: the researcher reviews changes, checks evidence, and can stop or redirect the work.</w:t>
+        <w:t xml:space="preserve">compares the two approaches. With the human at the helm, control requires observable actions: the researcher reviews changes, evaluates the work, and can stop or redirect the agent.</w:t>
       </w:r>
     </w:p>
     <w:p>
@@ -1754,7 +2035,7 @@
         <w:pStyle w:val="BodyText"/>
       </w:pPr>
       <w:r>
-        <w:t xml:space="preserve">A high level of researcher control also necessary to honor our responsibilities toward the communities involved in our work and affected by it. AI-generated perspectives cannot replace community participation</w:t>
+        <w:t xml:space="preserve">A high level of researcher control is necessary to honor our responsibilities toward the communities involved in our work and affected by it. AI-generated perspectives cannot replace community participation</w:t>
       </w:r>
       <w:r>
         <w:t xml:space="preserve"> </w:t>
@@ -1763,7 +2044,7 @@
         <w:t xml:space="preserve">(Spillias et al. 2026)</w:t>
       </w:r>
       <w:r>
-        <w:t xml:space="preserve">. Where archaeological work requires community consultation or consent, our approval of an agent’s actions does not replace those obligations. Recent guidance on archaeological AI ethics and heritage management provides additional reasons to make those responsibilities explicit</w:t>
+        <w:t xml:space="preserve">. Where archaeological work requires community consultation or consent, our approval of an agent’s actions does not replace those obligations. Recent guidance on archaeological AI ethics and heritage management provides additional reasons to make those responsibilities explicit by keeping you as the researcher at the helm of your project</w:t>
       </w:r>
       <w:r>
         <w:t xml:space="preserve"> </w:t>
@@ -2352,7 +2633,7 @@
         <w:pStyle w:val="BodyText"/>
       </w:pPr>
       <w:r>
-        <w:t xml:space="preserve">We translate these responsibilities into three practices for using agentic AI in archaeological work. First, develop enough familiarity with research tools and standards to evaluate the quality of AI-generated outputs. Second, configure an AI agent in a local harness to work with your project files under researcher-defined permissions. Third, use tools, skills, and Model Context Protocol (MCP) servers to research, plan, execute, and verify data analyses. These practices will be most useful to archaeologists who already analyze their own data with an open source scientific scripting language such as R (or Python), whether in academia, government, or private practice, and are looking to reduce some of the friction and repetition in their current workflow.</w:t>
+        <w:t xml:space="preserve">We translate these responsibilities into three practices for using agentic AI in archaeological work. First, develop enough familiarity with research tools and standards to evaluate the quality of AI-generated outputs. Second, configure an AI agent in a local harness to work with your project files under researcher-defined permissions. Third, use tools, skills, and Model Context Protocol (MCP) servers to research, plan, execute, and verify data analyses. These practices will be most useful to archaeologists who already analyze data with an open source scientific scripting language (e.g. R or Python), whether in academia, government, or private practice, and are looking to reduce some of the friction and repetition in their current workflow.</w:t>
       </w:r>
     </w:p>
     <w:bookmarkEnd w:id="22"/>
@@ -2423,22 +2704,7 @@
         <w:t xml:space="preserve">(Wickham et al. 2019)</w:t>
       </w:r>
       <w:r>
-        <w:t xml:space="preserve">. The here package helps construct project-relative file paths, and the renv records R package dependencies. The Quarto document format is ideal for writing your report, this combines prose and executable code in a document written as a plain-text</w:t>
-      </w:r>
-      <w:r>
-        <w:t xml:space="preserve"> </w:t>
-      </w:r>
-      <w:r>
-        <w:rPr>
-          <w:rStyle w:val="VerbatimChar"/>
-        </w:rPr>
-        <w:t xml:space="preserve">.qmd</w:t>
-      </w:r>
-      <w:r>
-        <w:t xml:space="preserve"> </w:t>
-      </w:r>
-      <w:r>
-        <w:t xml:space="preserve">file</w:t>
+        <w:t xml:space="preserve">. The here package helps construct portable project-relative file paths, and the renv records R package dependencies. The Quarto document format is ideal for writing your report, this combines prose and executable code in a document written as a plain-text file</w:t>
       </w:r>
       <w:r>
         <w:t xml:space="preserve"> </w:t>
@@ -2447,7 +2713,7 @@
         <w:t xml:space="preserve">(Quarto)</w:t>
       </w:r>
       <w:r>
-        <w:t xml:space="preserve">. Quarto is an extension of the Markdown document format, which LLMs read and write very efficiently and accurately, much more so than Word documents and PDFs. We recommend using converters, such as Markitdown, to turn DOCX and PDF files into markdown so agents can efficiently read them. Documents that you want your agent to read and edit should be in Markdown format to improve the agent’s efficiency.</w:t>
+        <w:t xml:space="preserve">. Quarto is an extension of the Markdown document format, which LLMs read and write very efficiently and accurately, much more so than Word documents and PDFs. We recommend using converters, such as Markitdown, to turn DOCX and PDF files into markdown so agents can efficiently read them. Documents that you want your agent to read and edit should be in Markdown format to improve the agent’s efficiency and minimize their resource consumption.</w:t>
       </w:r>
     </w:p>
     <w:p>
@@ -2482,21 +2748,7 @@
         <w:pStyle w:val="FirstParagraph"/>
       </w:pPr>
       <w:r>
-        <w:t xml:space="preserve">When we use the tools described in</w:t>
-      </w:r>
-      <w:r>
-        <w:t xml:space="preserve"> </w:t>
-      </w:r>
-      <w:hyperlink w:anchor="sec-tools">
-        <w:r>
-          <w:rPr>
-            <w:rStyle w:val="Hyperlink"/>
-          </w:rPr>
-          <w:t xml:space="preserve">Section 2</w:t>
-        </w:r>
-      </w:hyperlink>
-      <w:r>
-        <w:t xml:space="preserve">, it is relatively simple to configure an AI agent so that it can efficiently see all the files in our project and edit them directly. The key tool here is a local harness, this is software you install on your computer that turns a LLM into an agent. The LLM by itself can only generate text, and the harness connects that model to tools, such as reading and editing project files, running shell and R commands, calling MCP servers, and managing the exchange between the model, the tools, and you. The harness enforces permissions, and manages context, runs loops, and presents the interface (</w:t>
+        <w:t xml:space="preserve">When we use the tools described in above, it is relatively simple to configure an AI agent so that it can efficiently see all the files in our project and edit them directly. The key tool here is a local harness, this is software you install on your computer that turns a LLM into an agent. The LLM by itself can only generate text, and the harness connects that model to tools, such as reading and editing project files, running shell and R commands, calling MCP servers, and managing the exchange between the model, the tools, and you. The harness enforces permissions, and manages context, runs loops, and presents the interface (</w:t>
       </w:r>
       <w:hyperlink w:anchor="tbl-harness">
         <w:r>
@@ -3067,9 +3319,9 @@
               <w:tblLayout w:type="fixed"/>
             </w:tblPr>
             <w:tblGrid>
-              <w:gridCol w:w="564"/>
-              <w:gridCol w:w="5316"/>
-              <w:gridCol w:w="2039"/>
+              <w:gridCol w:w="536"/>
+              <w:gridCol w:w="5115"/>
+              <w:gridCol w:w="2268"/>
             </w:tblGrid>
             <w:tr>
               <w:trPr>
@@ -3279,7 +3531,7 @@
                     <w:jc w:val="center"/>
                   </w:pPr>
                   <w:r>
-                    <w:t xml:space="preserve">Use a local model to build a synthetic dataset with the same structure and statistical properties but no real locations measurements or identifying information then send the proxy to the remote model for code writing</w:t>
+                    <w:t xml:space="preserve">Use a local model to build a synthetic dataset with the same structure and statistical properties but no real locations, measurements, or identifying information, then send the proxy to the remote model for code writing</w:t>
                   </w:r>
                   <w:r>
                     <w:t xml:space="preserve"> </w:t>
@@ -3298,7 +3550,7 @@
                     <w:jc w:val="center"/>
                   </w:pPr>
                   <w:r>
-                    <w:t xml:space="preserve">The proxy must match the real columns variable types and format or the code will not transfer</w:t>
+                    <w:t xml:space="preserve">The proxy must match the real columns variable types, distributions, and format or the code will not transfer</w:t>
                   </w:r>
                 </w:p>
               </w:tc>
@@ -3399,10 +3651,10 @@
               <w:tblLayout w:type="fixed"/>
             </w:tblPr>
             <w:tblGrid>
-              <w:gridCol w:w="411"/>
-              <w:gridCol w:w="855"/>
-              <w:gridCol w:w="2977"/>
-              <w:gridCol w:w="3674"/>
+              <w:gridCol w:w="490"/>
+              <w:gridCol w:w="1018"/>
+              <w:gridCol w:w="4035"/>
+              <w:gridCol w:w="2376"/>
             </w:tblGrid>
             <w:tr>
               <w:trPr>
@@ -3592,33 +3844,33 @@
                     <w:jc w:val="center"/>
                   </w:pPr>
                   <w:r>
-                    <w:t xml:space="preserve">academic-paper-reviewer</w:t>
-                  </w:r>
-                </w:p>
-              </w:tc>
-              <w:tc>
-                <w:tcPr/>
-                <w:p>
-                  <w:pPr>
-                    <w:pStyle w:val="Compact"/>
-                    <w:jc w:val="left"/>
-                    <w:jc w:val="center"/>
-                  </w:pPr>
-                  <w:r>
-                    <w:t xml:space="preserve">Simulates independent reviewers plus a devil’s advocate for manuscripts</w:t>
-                  </w:r>
-                </w:p>
-              </w:tc>
-              <w:tc>
-                <w:tcPr/>
-                <w:p>
-                  <w:pPr>
-                    <w:pStyle w:val="Compact"/>
-                    <w:jc w:val="left"/>
-                    <w:jc w:val="center"/>
-                  </w:pPr>
-                  <w:r>
-                    <w:t xml:space="preserve">https://github.com/izillionways/academic-research-skills-hermes/blob/main/research/academic-paper-reviewer/SKILL.md</w:t>
+                    <w:t xml:space="preserve">deep-research</w:t>
+                  </w:r>
+                </w:p>
+              </w:tc>
+              <w:tc>
+                <w:tcPr/>
+                <w:p>
+                  <w:pPr>
+                    <w:pStyle w:val="Compact"/>
+                    <w:jc w:val="left"/>
+                    <w:jc w:val="center"/>
+                  </w:pPr>
+                  <w:r>
+                    <w:t xml:space="preserve">Agent team for literature search verification synthesis and systematic review</w:t>
+                  </w:r>
+                </w:p>
+              </w:tc>
+              <w:tc>
+                <w:tcPr/>
+                <w:p>
+                  <w:pPr>
+                    <w:pStyle w:val="Compact"/>
+                    <w:jc w:val="left"/>
+                    <w:jc w:val="center"/>
+                  </w:pPr>
+                  <w:r>
+                    <w:t xml:space="preserve">https://github.com/pafozz/hermes-deep-research</w:t>
                   </w:r>
                 </w:p>
               </w:tc>
@@ -3646,33 +3898,33 @@
                     <w:jc w:val="center"/>
                   </w:pPr>
                   <w:r>
-                    <w:t xml:space="preserve">deep-research</w:t>
-                  </w:r>
-                </w:p>
-              </w:tc>
-              <w:tc>
-                <w:tcPr/>
-                <w:p>
-                  <w:pPr>
-                    <w:pStyle w:val="Compact"/>
-                    <w:jc w:val="left"/>
-                    <w:jc w:val="center"/>
-                  </w:pPr>
-                  <w:r>
-                    <w:t xml:space="preserve">Agent team for literature search verification synthesis and systematic review</w:t>
-                  </w:r>
-                </w:p>
-              </w:tc>
-              <w:tc>
-                <w:tcPr/>
-                <w:p>
-                  <w:pPr>
-                    <w:pStyle w:val="Compact"/>
-                    <w:jc w:val="left"/>
-                    <w:jc w:val="center"/>
-                  </w:pPr>
-                  <w:r>
-                    <w:t xml:space="preserve">https://github.com/pafozz/hermes-deep-research</w:t>
+                    <w:t xml:space="preserve">r-style-guide</w:t>
+                  </w:r>
+                </w:p>
+              </w:tc>
+              <w:tc>
+                <w:tcPr/>
+                <w:p>
+                  <w:pPr>
+                    <w:pStyle w:val="Compact"/>
+                    <w:jc w:val="left"/>
+                    <w:jc w:val="center"/>
+                  </w:pPr>
+                  <w:r>
+                    <w:t xml:space="preserve">Conventions for writing R, e.g. naming, spacing, layout, function design</w:t>
+                  </w:r>
+                </w:p>
+              </w:tc>
+              <w:tc>
+                <w:tcPr/>
+                <w:p>
+                  <w:pPr>
+                    <w:pStyle w:val="Compact"/>
+                    <w:jc w:val="left"/>
+                    <w:jc w:val="center"/>
+                  </w:pPr>
+                  <w:r>
+                    <w:t xml:space="preserve">https://github.com/ab604/claude-code-r-skills</w:t>
                   </w:r>
                 </w:p>
               </w:tc>
@@ -3700,33 +3952,33 @@
                     <w:jc w:val="center"/>
                   </w:pPr>
                   <w:r>
-                    <w:t xml:space="preserve">r-style-guide</w:t>
-                  </w:r>
-                </w:p>
-              </w:tc>
-              <w:tc>
-                <w:tcPr/>
-                <w:p>
-                  <w:pPr>
-                    <w:pStyle w:val="Compact"/>
-                    <w:jc w:val="left"/>
-                    <w:jc w:val="center"/>
-                  </w:pPr>
-                  <w:r>
-                    <w:t xml:space="preserve">Conventions for writing R, e.g. naming, spacing, layout, function design</w:t>
-                  </w:r>
-                </w:p>
-              </w:tc>
-              <w:tc>
-                <w:tcPr/>
-                <w:p>
-                  <w:pPr>
-                    <w:pStyle w:val="Compact"/>
-                    <w:jc w:val="left"/>
-                    <w:jc w:val="center"/>
-                  </w:pPr>
-                  <w:r>
-                    <w:t xml:space="preserve">https://style.tidyverse.org/</w:t>
+                    <w:t xml:space="preserve">tidyverse-patterns</w:t>
+                  </w:r>
+                </w:p>
+              </w:tc>
+              <w:tc>
+                <w:tcPr/>
+                <w:p>
+                  <w:pPr>
+                    <w:pStyle w:val="Compact"/>
+                    <w:jc w:val="left"/>
+                    <w:jc w:val="center"/>
+                  </w:pPr>
+                  <w:r>
+                    <w:t xml:space="preserve">Conventions for using tidyverse packages, e.g. modern pipes, joins, grouping, string handling</w:t>
+                  </w:r>
+                </w:p>
+              </w:tc>
+              <w:tc>
+                <w:tcPr/>
+                <w:p>
+                  <w:pPr>
+                    <w:pStyle w:val="Compact"/>
+                    <w:jc w:val="left"/>
+                    <w:jc w:val="center"/>
+                  </w:pPr>
+                  <w:r>
+                    <w:t xml:space="preserve">https://github.com/ab604/claude-code-r-skills</w:t>
                   </w:r>
                 </w:p>
               </w:tc>
@@ -3754,33 +4006,33 @@
                     <w:jc w:val="center"/>
                   </w:pPr>
                   <w:r>
-                    <w:t xml:space="preserve">tidyverse-patterns</w:t>
-                  </w:r>
-                </w:p>
-              </w:tc>
-              <w:tc>
-                <w:tcPr/>
-                <w:p>
-                  <w:pPr>
-                    <w:pStyle w:val="Compact"/>
-                    <w:jc w:val="left"/>
-                    <w:jc w:val="center"/>
-                  </w:pPr>
-                  <w:r>
-                    <w:t xml:space="preserve">Conventions for using tidyverse packages, e.g. modern pipes, joins, grouping, string handling</w:t>
-                  </w:r>
-                </w:p>
-              </w:tc>
-              <w:tc>
-                <w:tcPr/>
-                <w:p>
-                  <w:pPr>
-                    <w:pStyle w:val="Compact"/>
-                    <w:jc w:val="left"/>
-                    <w:jc w:val="center"/>
-                  </w:pPr>
-                  <w:r>
-                    <w:t xml:space="preserve">https://style.tidyverse.org/</w:t>
+                    <w:t xml:space="preserve">quarto-authoring</w:t>
+                  </w:r>
+                </w:p>
+              </w:tc>
+              <w:tc>
+                <w:tcPr/>
+                <w:p>
+                  <w:pPr>
+                    <w:pStyle w:val="Compact"/>
+                    <w:jc w:val="left"/>
+                    <w:jc w:val="center"/>
+                  </w:pPr>
+                  <w:r>
+                    <w:t xml:space="preserve">Authoring with Quarto documents, e.g. cross-references, citations, and extensions</w:t>
+                  </w:r>
+                </w:p>
+              </w:tc>
+              <w:tc>
+                <w:tcPr/>
+                <w:p>
+                  <w:pPr>
+                    <w:pStyle w:val="Compact"/>
+                    <w:jc w:val="left"/>
+                    <w:jc w:val="center"/>
+                  </w:pPr>
+                  <w:r>
+                    <w:t xml:space="preserve">https://github.com/posit-dev/skills</w:t>
                   </w:r>
                 </w:p>
               </w:tc>
@@ -3808,33 +4060,33 @@
                     <w:jc w:val="center"/>
                   </w:pPr>
                   <w:r>
-                    <w:t xml:space="preserve">quarto-authoring</w:t>
-                  </w:r>
-                </w:p>
-              </w:tc>
-              <w:tc>
-                <w:tcPr/>
-                <w:p>
-                  <w:pPr>
-                    <w:pStyle w:val="Compact"/>
-                    <w:jc w:val="left"/>
-                    <w:jc w:val="center"/>
-                  </w:pPr>
-                  <w:r>
-                    <w:t xml:space="preserve">Authoring with Quarto documents, e.g. cross-references, citations, and extensions</w:t>
-                  </w:r>
-                </w:p>
-              </w:tc>
-              <w:tc>
-                <w:tcPr/>
-                <w:p>
-                  <w:pPr>
-                    <w:pStyle w:val="Compact"/>
-                    <w:jc w:val="left"/>
-                    <w:jc w:val="center"/>
-                  </w:pPr>
-                  <w:r>
-                    <w:t xml:space="preserve">https://github.com/NousResearch/hermes-agent/blob/main/skills/writing/quarto-authoring</w:t>
+                    <w:t xml:space="preserve">zotero-cli</w:t>
+                  </w:r>
+                </w:p>
+              </w:tc>
+              <w:tc>
+                <w:tcPr/>
+                <w:p>
+                  <w:pPr>
+                    <w:pStyle w:val="Compact"/>
+                    <w:jc w:val="left"/>
+                    <w:jc w:val="center"/>
+                  </w:pPr>
+                  <w:r>
+                    <w:t xml:space="preserve">Searches, reads, and annotates the author’s Zotero library from the shell</w:t>
+                  </w:r>
+                </w:p>
+              </w:tc>
+              <w:tc>
+                <w:tcPr/>
+                <w:p>
+                  <w:pPr>
+                    <w:pStyle w:val="Compact"/>
+                    <w:jc w:val="left"/>
+                    <w:jc w:val="center"/>
+                  </w:pPr>
+                  <w:r>
+                    <w:t xml:space="preserve">https://github.com/Agents365-ai/zotero-cli-ai</w:t>
                   </w:r>
                 </w:p>
               </w:tc>
@@ -3849,46 +4101,46 @@
                     <w:jc w:val="center"/>
                   </w:pPr>
                   <w:r>
-                    <w:t xml:space="preserve">Skill</w:t>
-                  </w:r>
-                </w:p>
-              </w:tc>
-              <w:tc>
-                <w:tcPr/>
-                <w:p>
-                  <w:pPr>
-                    <w:pStyle w:val="Compact"/>
-                    <w:jc w:val="left"/>
-                    <w:jc w:val="center"/>
-                  </w:pPr>
-                  <w:r>
-                    <w:t xml:space="preserve">zotero-cli</w:t>
-                  </w:r>
-                </w:p>
-              </w:tc>
-              <w:tc>
-                <w:tcPr/>
-                <w:p>
-                  <w:pPr>
-                    <w:pStyle w:val="Compact"/>
-                    <w:jc w:val="left"/>
-                    <w:jc w:val="center"/>
-                  </w:pPr>
-                  <w:r>
-                    <w:t xml:space="preserve">Searches, reads, and annotates the author’s Zotero library from the shell</w:t>
-                  </w:r>
-                </w:p>
-              </w:tc>
-              <w:tc>
-                <w:tcPr/>
-                <w:p>
-                  <w:pPr>
-                    <w:pStyle w:val="Compact"/>
-                    <w:jc w:val="left"/>
-                    <w:jc w:val="center"/>
-                  </w:pPr>
-                  <w:r>
-                    <w:t xml:space="preserve">https://github.com/Agents365-ai/zotero-cli-ai</w:t>
+                    <w:t xml:space="preserve">MCP</w:t>
+                  </w:r>
+                </w:p>
+              </w:tc>
+              <w:tc>
+                <w:tcPr/>
+                <w:p>
+                  <w:pPr>
+                    <w:pStyle w:val="Compact"/>
+                    <w:jc w:val="left"/>
+                    <w:jc w:val="center"/>
+                  </w:pPr>
+                  <w:r>
+                    <w:t xml:space="preserve">r-mcptools</w:t>
+                  </w:r>
+                </w:p>
+              </w:tc>
+              <w:tc>
+                <w:tcPr/>
+                <w:p>
+                  <w:pPr>
+                    <w:pStyle w:val="Compact"/>
+                    <w:jc w:val="left"/>
+                    <w:jc w:val="center"/>
+                  </w:pPr>
+                  <w:r>
+                    <w:t xml:space="preserve">Exposes a running R session so the agent can execute code and read results</w:t>
+                  </w:r>
+                </w:p>
+              </w:tc>
+              <w:tc>
+                <w:tcPr/>
+                <w:p>
+                  <w:pPr>
+                    <w:pStyle w:val="Compact"/>
+                    <w:jc w:val="left"/>
+                    <w:jc w:val="center"/>
+                  </w:pPr>
+                  <w:r>
+                    <w:t xml:space="preserve">https://github.com/posit-dev/mcptools</w:t>
                   </w:r>
                 </w:p>
               </w:tc>
@@ -3916,33 +4168,33 @@
                     <w:jc w:val="center"/>
                   </w:pPr>
                   <w:r>
-                    <w:t xml:space="preserve">r-mcptools</w:t>
-                  </w:r>
-                </w:p>
-              </w:tc>
-              <w:tc>
-                <w:tcPr/>
-                <w:p>
-                  <w:pPr>
-                    <w:pStyle w:val="Compact"/>
-                    <w:jc w:val="left"/>
-                    <w:jc w:val="center"/>
-                  </w:pPr>
-                  <w:r>
-                    <w:t xml:space="preserve">Exposes a running R session so the agent can execute code and read results</w:t>
-                  </w:r>
-                </w:p>
-              </w:tc>
-              <w:tc>
-                <w:tcPr/>
-                <w:p>
-                  <w:pPr>
-                    <w:pStyle w:val="Compact"/>
-                    <w:jc w:val="left"/>
-                    <w:jc w:val="center"/>
-                  </w:pPr>
-                  <w:r>
-                    <w:t xml:space="preserve">https://github.com/posit-dev/mcptools</w:t>
+                    <w:t xml:space="preserve">refcheck</w:t>
+                  </w:r>
+                </w:p>
+              </w:tc>
+              <w:tc>
+                <w:tcPr/>
+                <w:p>
+                  <w:pPr>
+                    <w:pStyle w:val="Compact"/>
+                    <w:jc w:val="left"/>
+                    <w:jc w:val="center"/>
+                  </w:pPr>
+                  <w:r>
+                    <w:t xml:space="preserve">Searches publication databases and returns verified references with BibTeX</w:t>
+                  </w:r>
+                </w:p>
+              </w:tc>
+              <w:tc>
+                <w:tcPr/>
+                <w:p>
+                  <w:pPr>
+                    <w:pStyle w:val="Compact"/>
+                    <w:jc w:val="left"/>
+                    <w:jc w:val="center"/>
+                  </w:pPr>
+                  <w:r>
+                    <w:t xml:space="preserve">https://github.com/UMN-Choi-Lab/refcheck</w:t>
                   </w:r>
                 </w:p>
               </w:tc>
@@ -3970,33 +4222,33 @@
                     <w:jc w:val="center"/>
                   </w:pPr>
                   <w:r>
-                    <w:t xml:space="preserve">refcheck</w:t>
-                  </w:r>
-                </w:p>
-              </w:tc>
-              <w:tc>
-                <w:tcPr/>
-                <w:p>
-                  <w:pPr>
-                    <w:pStyle w:val="Compact"/>
-                    <w:jc w:val="left"/>
-                    <w:jc w:val="center"/>
-                  </w:pPr>
-                  <w:r>
-                    <w:t xml:space="preserve">Searches publication databases and returns verified references with BibTeX</w:t>
-                  </w:r>
-                </w:p>
-              </w:tc>
-              <w:tc>
-                <w:tcPr/>
-                <w:p>
-                  <w:pPr>
-                    <w:pStyle w:val="Compact"/>
-                    <w:jc w:val="left"/>
-                    <w:jc w:val="center"/>
-                  </w:pPr>
-                  <w:r>
-                    <w:t xml:space="preserve">https://github.com/UMN-Choi-Lab/refcheck</w:t>
+                    <w:t xml:space="preserve">scholar_mcp</w:t>
+                  </w:r>
+                </w:p>
+              </w:tc>
+              <w:tc>
+                <w:tcPr/>
+                <w:p>
+                  <w:pPr>
+                    <w:pStyle w:val="Compact"/>
+                    <w:jc w:val="left"/>
+                    <w:jc w:val="center"/>
+                  </w:pPr>
+                  <w:r>
+                    <w:t xml:space="preserve">Searches Google Scholar and other sources by keywords and then reads inside papers</w:t>
+                  </w:r>
+                </w:p>
+              </w:tc>
+              <w:tc>
+                <w:tcPr/>
+                <w:p>
+                  <w:pPr>
+                    <w:pStyle w:val="Compact"/>
+                    <w:jc w:val="left"/>
+                    <w:jc w:val="center"/>
+                  </w:pPr>
+                  <w:r>
+                    <w:t xml:space="preserve">https://github.com/Liyux3/scholar-mcp</w:t>
                   </w:r>
                 </w:p>
               </w:tc>
@@ -4024,33 +4276,33 @@
                     <w:jc w:val="center"/>
                   </w:pPr>
                   <w:r>
-                    <w:t xml:space="preserve">scholar_mcp</w:t>
-                  </w:r>
-                </w:p>
-              </w:tc>
-              <w:tc>
-                <w:tcPr/>
-                <w:p>
-                  <w:pPr>
-                    <w:pStyle w:val="Compact"/>
-                    <w:jc w:val="left"/>
-                    <w:jc w:val="center"/>
-                  </w:pPr>
-                  <w:r>
-                    <w:t xml:space="preserve">Retrieves paper metadata and references and validates manuscript citations</w:t>
-                  </w:r>
-                </w:p>
-              </w:tc>
-              <w:tc>
-                <w:tcPr/>
-                <w:p>
-                  <w:pPr>
-                    <w:pStyle w:val="Compact"/>
-                    <w:jc w:val="left"/>
-                    <w:jc w:val="center"/>
-                  </w:pPr>
-                  <w:r>
-                    <w:t xml:space="preserve">https://github.com/Liyux3/scholar-mcp</w:t>
+                    <w:t xml:space="preserve">markitdown</w:t>
+                  </w:r>
+                </w:p>
+              </w:tc>
+              <w:tc>
+                <w:tcPr/>
+                <w:p>
+                  <w:pPr>
+                    <w:pStyle w:val="Compact"/>
+                    <w:jc w:val="left"/>
+                    <w:jc w:val="center"/>
+                  </w:pPr>
+                  <w:r>
+                    <w:t xml:space="preserve">Converts DOCX files, PDFs and web pages to markdown the agent can read</w:t>
+                  </w:r>
+                </w:p>
+              </w:tc>
+              <w:tc>
+                <w:tcPr/>
+                <w:p>
+                  <w:pPr>
+                    <w:pStyle w:val="Compact"/>
+                    <w:jc w:val="left"/>
+                    <w:jc w:val="center"/>
+                  </w:pPr>
+                  <w:r>
+                    <w:t xml:space="preserve">https://github.com/microsoft/markitdown</w:t>
                   </w:r>
                 </w:p>
               </w:tc>
@@ -4078,33 +4330,39 @@
                     <w:jc w:val="center"/>
                   </w:pPr>
                   <w:r>
-                    <w:t xml:space="preserve">markitdown</w:t>
-                  </w:r>
-                </w:p>
-              </w:tc>
-              <w:tc>
-                <w:tcPr/>
-                <w:p>
-                  <w:pPr>
-                    <w:pStyle w:val="Compact"/>
-                    <w:jc w:val="left"/>
-                    <w:jc w:val="center"/>
-                  </w:pPr>
-                  <w:r>
-                    <w:t xml:space="preserve">Converts DOCX files, PDFs and web pages to markdown the agent can read</w:t>
-                  </w:r>
-                </w:p>
-              </w:tc>
-              <w:tc>
-                <w:tcPr/>
-                <w:p>
-                  <w:pPr>
-                    <w:pStyle w:val="Compact"/>
-                    <w:jc w:val="left"/>
-                    <w:jc w:val="center"/>
-                  </w:pPr>
-                  <w:r>
-                    <w:t xml:space="preserve">https://github.com/microsoft/markitdown/tree/main/packages/markitdown-mcp</w:t>
+                    <w:t xml:space="preserve">open-scholar-peer</w:t>
+                  </w:r>
+                </w:p>
+              </w:tc>
+              <w:tc>
+                <w:tcPr/>
+                <w:p>
+                  <w:pPr>
+                    <w:pStyle w:val="Compact"/>
+                    <w:jc w:val="left"/>
+                    <w:jc w:val="center"/>
+                  </w:pPr>
+                  <w:r>
+                    <w:t xml:space="preserve">A community implementation of ScholarPeer: A Context-Aware Multi-Agent Framework for Automated Peer Review</w:t>
+                  </w:r>
+                </w:p>
+              </w:tc>
+              <w:tc>
+                <w:tcPr/>
+                <w:p>
+                  <w:pPr>
+                    <w:pStyle w:val="Compact"/>
+                    <w:jc w:val="left"/>
+                    <w:jc w:val="center"/>
+                  </w:pPr>
+                  <w:r>
+                    <w:t xml:space="preserve">https://github.com/amirkiarafiei/open-scholar-peer,</w:t>
+                  </w:r>
+                  <w:r>
+                    <w:t xml:space="preserve"> </w:t>
+                  </w:r>
+                  <w:r>
+                    <w:t xml:space="preserve">Goyal et al. (2026)</w:t>
                   </w:r>
                 </w:p>
               </w:tc>
@@ -4132,34 +4390,238 @@
                     <w:jc w:val="center"/>
                   </w:pPr>
                   <w:r>
-                    <w:t xml:space="preserve">open-scholar-peer</w:t>
-                  </w:r>
-                </w:p>
-              </w:tc>
-              <w:tc>
-                <w:tcPr/>
-                <w:p>
-                  <w:pPr>
-                    <w:pStyle w:val="Compact"/>
-                    <w:jc w:val="left"/>
-                    <w:jc w:val="center"/>
-                  </w:pPr>
-                  <w:r>
-                    <w:t xml:space="preserve">Queries Semantic Scholar arXiv and Scholar author records</w:t>
-                  </w:r>
-                </w:p>
-              </w:tc>
-              <w:tc>
-                <w:tcPr/>
-                <w:p>
-                  <w:pPr>
-                    <w:pStyle w:val="Compact"/>
-                    <w:jc w:val="left"/>
-                    <w:jc w:val="center"/>
-                  </w:pPr>
-                  <w:r>
-                    <w:t xml:space="preserve">https://github.com/amirkiarafiei/open-scholar-peer</w:t>
-                  </w:r>
+                    <w:t xml:space="preserve">playwright</w:t>
+                  </w:r>
+                </w:p>
+              </w:tc>
+              <w:tc>
+                <w:tcPr/>
+                <w:p>
+                  <w:pPr>
+                    <w:pStyle w:val="Compact"/>
+                    <w:jc w:val="left"/>
+                    <w:jc w:val="center"/>
+                  </w:pPr>
+                  <w:r>
+                    <w:t xml:space="preserve">Provides browser automation capabilities for LLMs, allowing AI agents to interact with web pages</w:t>
+                  </w:r>
+                </w:p>
+              </w:tc>
+              <w:tc>
+                <w:tcPr/>
+                <w:p>
+                  <w:pPr>
+                    <w:pStyle w:val="Compact"/>
+                    <w:jc w:val="left"/>
+                    <w:jc w:val="center"/>
+                  </w:pPr>
+                  <w:r>
+                    <w:t xml:space="preserve">https://github.com/microsoft/playwright-mcp</w:t>
+                  </w:r>
+                </w:p>
+              </w:tc>
+            </w:tr>
+            <w:tr>
+              <w:tc>
+                <w:tcPr/>
+                <w:p>
+                  <w:pPr>
+                    <w:pStyle w:val="Compact"/>
+                  </w:pPr>
+                </w:p>
+              </w:tc>
+              <w:tc>
+                <w:tcPr/>
+                <w:p>
+                  <w:pPr>
+                    <w:pStyle w:val="Compact"/>
+                  </w:pPr>
+                </w:p>
+              </w:tc>
+              <w:tc>
+                <w:tcPr/>
+                <w:p>
+                  <w:pPr>
+                    <w:pStyle w:val="Compact"/>
+                  </w:pPr>
+                </w:p>
+              </w:tc>
+              <w:tc>
+                <w:tcPr/>
+                <w:p>
+                  <w:pPr>
+                    <w:pStyle w:val="Compact"/>
+                  </w:pPr>
+                </w:p>
+              </w:tc>
+            </w:tr>
+            <w:tr>
+              <w:tc>
+                <w:tcPr/>
+                <w:p>
+                  <w:pPr>
+                    <w:pStyle w:val="Compact"/>
+                  </w:pPr>
+                </w:p>
+              </w:tc>
+              <w:tc>
+                <w:tcPr/>
+                <w:p>
+                  <w:pPr>
+                    <w:pStyle w:val="Compact"/>
+                  </w:pPr>
+                </w:p>
+              </w:tc>
+              <w:tc>
+                <w:tcPr/>
+                <w:p>
+                  <w:pPr>
+                    <w:pStyle w:val="Compact"/>
+                  </w:pPr>
+                </w:p>
+              </w:tc>
+              <w:tc>
+                <w:tcPr/>
+                <w:p>
+                  <w:pPr>
+                    <w:pStyle w:val="Compact"/>
+                  </w:pPr>
+                </w:p>
+              </w:tc>
+            </w:tr>
+            <w:tr>
+              <w:tc>
+                <w:tcPr/>
+                <w:p>
+                  <w:pPr>
+                    <w:pStyle w:val="Compact"/>
+                  </w:pPr>
+                </w:p>
+              </w:tc>
+              <w:tc>
+                <w:tcPr/>
+                <w:p>
+                  <w:pPr>
+                    <w:pStyle w:val="Compact"/>
+                  </w:pPr>
+                </w:p>
+              </w:tc>
+              <w:tc>
+                <w:tcPr/>
+                <w:p>
+                  <w:pPr>
+                    <w:pStyle w:val="Compact"/>
+                  </w:pPr>
+                </w:p>
+              </w:tc>
+              <w:tc>
+                <w:tcPr/>
+                <w:p>
+                  <w:pPr>
+                    <w:pStyle w:val="Compact"/>
+                  </w:pPr>
+                </w:p>
+              </w:tc>
+            </w:tr>
+            <w:tr>
+              <w:tc>
+                <w:tcPr/>
+                <w:p>
+                  <w:pPr>
+                    <w:pStyle w:val="Compact"/>
+                  </w:pPr>
+                </w:p>
+              </w:tc>
+              <w:tc>
+                <w:tcPr/>
+                <w:p>
+                  <w:pPr>
+                    <w:pStyle w:val="Compact"/>
+                  </w:pPr>
+                </w:p>
+              </w:tc>
+              <w:tc>
+                <w:tcPr/>
+                <w:p>
+                  <w:pPr>
+                    <w:pStyle w:val="Compact"/>
+                  </w:pPr>
+                </w:p>
+              </w:tc>
+              <w:tc>
+                <w:tcPr/>
+                <w:p>
+                  <w:pPr>
+                    <w:pStyle w:val="Compact"/>
+                  </w:pPr>
+                </w:p>
+              </w:tc>
+            </w:tr>
+            <w:tr>
+              <w:tc>
+                <w:tcPr/>
+                <w:p>
+                  <w:pPr>
+                    <w:pStyle w:val="Compact"/>
+                  </w:pPr>
+                </w:p>
+              </w:tc>
+              <w:tc>
+                <w:tcPr/>
+                <w:p>
+                  <w:pPr>
+                    <w:pStyle w:val="Compact"/>
+                  </w:pPr>
+                </w:p>
+              </w:tc>
+              <w:tc>
+                <w:tcPr/>
+                <w:p>
+                  <w:pPr>
+                    <w:pStyle w:val="Compact"/>
+                  </w:pPr>
+                </w:p>
+              </w:tc>
+              <w:tc>
+                <w:tcPr/>
+                <w:p>
+                  <w:pPr>
+                    <w:pStyle w:val="Compact"/>
+                  </w:pPr>
+                </w:p>
+              </w:tc>
+            </w:tr>
+            <w:tr>
+              <w:tc>
+                <w:tcPr/>
+                <w:p>
+                  <w:pPr>
+                    <w:pStyle w:val="Compact"/>
+                  </w:pPr>
+                </w:p>
+              </w:tc>
+              <w:tc>
+                <w:tcPr/>
+                <w:p>
+                  <w:pPr>
+                    <w:pStyle w:val="Compact"/>
+                  </w:pPr>
+                </w:p>
+              </w:tc>
+              <w:tc>
+                <w:tcPr/>
+                <w:p>
+                  <w:pPr>
+                    <w:pStyle w:val="Compact"/>
+                  </w:pPr>
+                </w:p>
+              </w:tc>
+              <w:tc>
+                <w:tcPr/>
+                <w:p>
+                  <w:pPr>
+                    <w:pStyle w:val="Compact"/>
+                  </w:pPr>
                 </w:p>
               </w:tc>
             </w:tr>
@@ -4288,9 +4750,11 @@
       <w:r>
         <w:t xml:space="preserve">, though no single model dominates all extraction tasks, so you should test several model-prompt pairings. Before using machine-coded variables, you should define them in detail, compare a AI-collected sample against human coding, and document errors.</w:t>
       </w:r>
-      <w:r>
-        <w:t xml:space="preserve"> </w:t>
-      </w:r>
+    </w:p>
+    <w:p>
+      <w:pPr>
+        <w:pStyle w:val="BodyText"/>
+      </w:pPr>
       <w:r>
         <w:t xml:space="preserve">Although writing code from plain English prompts is perhaps the single greatest strength of most LLMs</w:t>
       </w:r>
@@ -4561,7 +5025,7 @@
         </w:r>
       </w:hyperlink>
       <w:r>
-        <w:t xml:space="preserve">. It links archaeological competence, project-level permissions, and checkable agent actions in an R-based project so that the approved plan, code, source records, and rendered report remain available for review. The advance in this paper comes from the integration of recently developed agentic AI technologies into a three-practice structure for responsible archaeological analysis. Agentic AI changes the unit of review from a single chatbot response to a sequence of plans, file edits, commands, searches, and generated results. Our three practices address a key issue surrounding the adoption of LLMs by archaeologists, namely the integration of AI tools into existing workflows</w:t>
+        <w:t xml:space="preserve">. It links archaeological competence, project-level permissions, and checkable agent actions in a project so that the plan, code, source records, and rendered report remain available for review. The advance in this paper comes from the integration of recently developed agentic AI technologies into a three-practice structure for responsible archaeological analysis. Our three practices address a key issue surrounding the adoption of LLMs by archaeologists, namely the integration of AI tools into existing workflows</w:t>
       </w:r>
       <w:r>
         <w:t xml:space="preserve"> </w:t>
@@ -4578,7 +5042,7 @@
         <w:pStyle w:val="BodyText"/>
       </w:pPr>
       <w:r>
-        <w:t xml:space="preserve">Although agentic AI has potential to make research work more efficient, it has some limitations and failures. It can fail to follow instructions, and their scientific reasoning can be flawed</w:t>
+        <w:t xml:space="preserve">Although agentic AI has potential to make research work more efficient, it has some limitations and failure points. It can fail to follow instructions, and its scientific reasoning can be flawed</w:t>
       </w:r>
       <w:r>
         <w:t xml:space="preserve"> </w:t>
@@ -4613,7 +5077,7 @@
         <w:pStyle w:val="BodyText"/>
       </w:pPr>
       <w:r>
-        <w:t xml:space="preserve">The adoption of agentic AI into archaeological research processes may change more than the speed of work. Recent social science scholarship increasingly treats generative AI as a sociotechnical and epistemic force that is reconfiguring research design, evidence production and evaluation, methodologies, authorship, and researcher reflexivity</w:t>
+        <w:t xml:space="preserve">The adoption of agentic AI into archaeological research processes may change more than just the speed of work. Recent social science scholarship increasingly treats generative AI as a sociotechnical and epistemic force that is reconfiguring research design, evidence production and evaluation, methodologies, authorship, and researcher reflexivity</w:t>
       </w:r>
       <w:r>
         <w:t xml:space="preserve"> </w:t>
@@ -4652,7 +5116,7 @@
         <w:t xml:space="preserve"> </w:t>
       </w:r>
       <w:r>
-        <w:t xml:space="preserve">If archaeology might be similarly transformed, then we urgently need to prepare our students to manage the epistemic risks of heightened vulnerability to illusions of explanatory depth, exploratory breadth, and objectivity</w:t>
+        <w:t xml:space="preserve">If archaeology might be similarly transformed, then we urgently need to prepare our students to manage the epistemic risks of heightened vulnerability to illusions of explanatory depth, exploratory breadth, and objectivity that come with using AI</w:t>
       </w:r>
       <w:r>
         <w:t xml:space="preserve"> </w:t>
@@ -4678,7 +5142,7 @@
         <w:t xml:space="preserve">(Miao et al. 2026)</w:t>
       </w:r>
       <w:r>
-        <w:t xml:space="preserve">, and reduces the technical and cognitive burden of testing whether our substantive claims remain stable across different combinations of assumptions, models, covariates, and parameter settings</w:t>
+        <w:t xml:space="preserve">, and reduces the technical and cognitive burdens of testing whether our substantive claims remain stable across different combinations of assumptions, models, covariates, and parameter settings</w:t>
       </w:r>
       <w:r>
         <w:t xml:space="preserve"> </w:t>
@@ -4687,7 +5151,7 @@
         <w:t xml:space="preserve">(Kim et al. 2026; Piper 2026)</w:t>
       </w:r>
       <w:r>
-        <w:t xml:space="preserve">. Working with AI, we can implement sensitivity, robustness, and power tests that have been resource-intensive and impractical in the past. This can help us in the search for claims that robustly persist across different measurement choices, and reduce our vulnerability to selective reporting and cherry-picking</w:t>
+        <w:t xml:space="preserve">. Working with AI, we can implement sensitivity, robustness, and power tests that have been too resource-intensive and impractical in the past. This can help us in the search for claims that robustly persist across different measurement choices, and reduce our vulnerability to selective reporting and cherry-picking</w:t>
       </w:r>
       <w:r>
         <w:t xml:space="preserve"> </w:t>
@@ -4696,7 +5160,7 @@
         <w:t xml:space="preserve">(Bertran et al. 2026)</w:t>
       </w:r>
       <w:r>
-        <w:t xml:space="preserve">. The workflow presented here points toward a future of more credible and defensible research in which archaeologists combine open source software, tools, skills, and MCP servers to turn AI from an opaque oracle into an auditable research assistant, while protecting data sovereignty and keeping plans, code, sources, and final decisions under researcher control.</w:t>
+        <w:t xml:space="preserve">. The workflow presented here points toward a future of more credible and defensible research in which archaeologists combine open source software, coput tools, skills, and MCP servers to turn AI from an opaque oracle into an auditable research assistant, while protecting data sovereignty and keeping plans, code, sources, and final decisions under researcher control.</w:t>
       </w:r>
     </w:p>
     <w:bookmarkEnd w:id="37"/>
@@ -4772,7 +5236,7 @@
       </w:r>
     </w:p>
     <w:bookmarkEnd w:id="41"/>
-    <w:bookmarkStart w:id="174" w:name="references"/>
+    <w:bookmarkStart w:id="194" w:name="references"/>
     <w:p>
       <w:pPr>
         <w:pStyle w:val="Heading1"/>
@@ -4781,7 +5245,7 @@
         <w:t xml:space="preserve">References</w:t>
       </w:r>
     </w:p>
-    <w:bookmarkStart w:id="172" w:name="refs"/>
+    <w:bookmarkStart w:id="192" w:name="refs"/>
     <w:bookmarkStart w:id="43" w:name="ref-Abramson2026"/>
     <w:p>
       <w:pPr>
@@ -5081,13 +5545,22 @@
       </w:r>
     </w:p>
     <w:bookmarkEnd w:id="51"/>
-    <w:bookmarkStart w:id="53" w:name="ref-Bridgeford2026"/>
+    <w:bookmarkStart w:id="53" w:name="ref-Boiko_2023"/>
     <w:p>
       <w:pPr>
         <w:pStyle w:val="Bibliography"/>
       </w:pPr>
       <w:r>
-        <w:t xml:space="preserve">Bridgeford, Eric W., Iain Campbell, Zijao Chen, Zhicheng Lin, Harrison Ritz, Joachim Vandekerckhove, and Russell A. Poldrack. 2026. Twelve Quick Tips for AI-Assisted Coding in Science.</w:t>
+        <w:t xml:space="preserve">Boiko, Daniil A., Robert MacKnight, Ben Kline, and Gabe Gomes. 2023.</w:t>
+      </w:r>
+      <w:r>
+        <w:t xml:space="preserve"> </w:t>
+      </w:r>
+      <w:r>
+        <w:t xml:space="preserve">Autonomous Chemical Research With Large Language Models</w:t>
+      </w:r>
+      <w:r>
+        <w:t xml:space="preserve">.</w:t>
       </w:r>
       <w:r>
         <w:t xml:space="preserve"> </w:t>
@@ -5097,13 +5570,13 @@
           <w:iCs/>
           <w:i/>
         </w:rPr>
-        <w:t xml:space="preserve">PLOS Computational Biology</w:t>
-      </w:r>
-      <w:r>
-        <w:t xml:space="preserve"> </w:t>
-      </w:r>
-      <w:r>
-        <w:t xml:space="preserve">22(7):e1014428.</w:t>
+        <w:t xml:space="preserve">Nature</w:t>
+      </w:r>
+      <w:r>
+        <w:t xml:space="preserve"> </w:t>
+      </w:r>
+      <w:r>
+        <w:t xml:space="preserve">624(7992):570–578.</w:t>
       </w:r>
       <w:r>
         <w:t xml:space="preserve"> </w:t>
@@ -5113,7 +5586,7 @@
           <w:rPr>
             <w:rStyle w:val="Hyperlink"/>
           </w:rPr>
-          <w:t xml:space="preserve">https://doi.org/10.1371/journal.pcbi.1014428</w:t>
+          <w:t xml:space="preserve">https://doi.org/10.1038/s41586-023-06792-0</w:t>
         </w:r>
       </w:hyperlink>
       <w:r>
@@ -5121,49 +5594,13 @@
       </w:r>
     </w:p>
     <w:bookmarkEnd w:id="53"/>
-    <w:bookmarkStart w:id="55" w:name="ref-Brown2026book"/>
+    <w:bookmarkStart w:id="55" w:name="ref-Bridgeford2026"/>
     <w:p>
       <w:pPr>
         <w:pStyle w:val="Bibliography"/>
       </w:pPr>
       <w:r>
-        <w:t xml:space="preserve">Brown, Christopher J. 2026.</w:t>
-      </w:r>
-      <w:r>
-        <w:t xml:space="preserve"> </w:t>
-      </w:r>
-      <w:r>
-        <w:t xml:space="preserve">AI</w:t>
-      </w:r>
-      <w:r>
-        <w:t xml:space="preserve"> </w:t>
-      </w:r>
-      <w:r>
-        <w:t xml:space="preserve">Assistants for Scientific Coding.</w:t>
-      </w:r>
-      <w:r>
-        <w:t xml:space="preserve"> </w:t>
-      </w:r>
-      <w:hyperlink r:id="rId54">
-        <w:r>
-          <w:rPr>
-            <w:rStyle w:val="Hyperlink"/>
-          </w:rPr>
-          <w:t xml:space="preserve">https://www.seascapemodels.org/AI-assistants-for-scientific-coding/</w:t>
-        </w:r>
-      </w:hyperlink>
-      <w:r>
-        <w:t xml:space="preserve">, accessed September 18, 2026.</w:t>
-      </w:r>
-    </w:p>
-    <w:bookmarkEnd w:id="55"/>
-    <w:bookmarkStart w:id="57" w:name="ref-Brown2026a"/>
-    <w:p>
-      <w:pPr>
-        <w:pStyle w:val="Bibliography"/>
-      </w:pPr>
-      <w:r>
-        <w:t xml:space="preserve">Brown, Christopher J., Leigha R. Aitken, Richard Takyi, and Alexandre Tisseaux-Navarro. 2026. Automating Ecological and Fisheries Modelling with Agentic AI.</w:t>
+        <w:t xml:space="preserve">Bridgeford, Eric W., Iain Campbell, Zijao Chen, Zhicheng Lin, Harrison Ritz, Joachim Vandekerckhove, and Russell A. Poldrack. 2026. Twelve Quick Tips for AI-Assisted Coding in Science.</w:t>
       </w:r>
       <w:r>
         <w:t xml:space="preserve"> </w:t>
@@ -5173,13 +5610,49 @@
           <w:iCs/>
           <w:i/>
         </w:rPr>
-        <w:t xml:space="preserve">Fish and Fisheries</w:t>
-      </w:r>
-      <w:r>
-        <w:t xml:space="preserve"> </w:t>
-      </w:r>
-      <w:r>
-        <w:t xml:space="preserve">27(3):726–739.</w:t>
+        <w:t xml:space="preserve">PLOS Computational Biology</w:t>
+      </w:r>
+      <w:r>
+        <w:t xml:space="preserve"> </w:t>
+      </w:r>
+      <w:r>
+        <w:t xml:space="preserve">22(7):e1014428.</w:t>
+      </w:r>
+      <w:r>
+        <w:t xml:space="preserve"> </w:t>
+      </w:r>
+      <w:hyperlink r:id="rId54">
+        <w:r>
+          <w:rPr>
+            <w:rStyle w:val="Hyperlink"/>
+          </w:rPr>
+          <w:t xml:space="preserve">https://doi.org/10.1371/journal.pcbi.1014428</w:t>
+        </w:r>
+      </w:hyperlink>
+      <w:r>
+        <w:t xml:space="preserve">.</w:t>
+      </w:r>
+    </w:p>
+    <w:bookmarkEnd w:id="55"/>
+    <w:bookmarkStart w:id="57" w:name="ref-Brown2026book"/>
+    <w:p>
+      <w:pPr>
+        <w:pStyle w:val="Bibliography"/>
+      </w:pPr>
+      <w:r>
+        <w:t xml:space="preserve">Brown, Christopher J. 2026.</w:t>
+      </w:r>
+      <w:r>
+        <w:t xml:space="preserve"> </w:t>
+      </w:r>
+      <w:r>
+        <w:t xml:space="preserve">AI</w:t>
+      </w:r>
+      <w:r>
+        <w:t xml:space="preserve"> </w:t>
+      </w:r>
+      <w:r>
+        <w:t xml:space="preserve">Assistants for Scientific Coding.</w:t>
       </w:r>
       <w:r>
         <w:t xml:space="preserve"> </w:t>
@@ -5189,21 +5662,21 @@
           <w:rPr>
             <w:rStyle w:val="Hyperlink"/>
           </w:rPr>
-          <w:t xml:space="preserve">https://doi.org/10.1111/faf.70079</w:t>
+          <w:t xml:space="preserve">https://www.seascapemodels.org/AI-assistants-for-scientific-coding/</w:t>
         </w:r>
       </w:hyperlink>
       <w:r>
-        <w:t xml:space="preserve">.</w:t>
+        <w:t xml:space="preserve">, accessed September 18, 2026.</w:t>
       </w:r>
     </w:p>
     <w:bookmarkEnd w:id="57"/>
-    <w:bookmarkStart w:id="59" w:name="ref-Brown2026b"/>
+    <w:bookmarkStart w:id="59" w:name="ref-Brown2026a"/>
     <w:p>
       <w:pPr>
         <w:pStyle w:val="Bibliography"/>
       </w:pPr>
       <w:r>
-        <w:t xml:space="preserve">Brown, Christopher J., and Scott Spillias. 2026. Prompting Large Language Models for Quality Ecological Statistics.</w:t>
+        <w:t xml:space="preserve">Brown, Christopher J., Leigha R. Aitken, Richard Takyi, and Alexandre Tisseaux-Navarro. 2026. Automating Ecological and Fisheries Modelling with Agentic AI.</w:t>
       </w:r>
       <w:r>
         <w:t xml:space="preserve"> </w:t>
@@ -5213,13 +5686,13 @@
           <w:iCs/>
           <w:i/>
         </w:rPr>
-        <w:t xml:space="preserve">Methods in Ecology and Evolution</w:t>
-      </w:r>
-      <w:r>
-        <w:t xml:space="preserve"> </w:t>
-      </w:r>
-      <w:r>
-        <w:t xml:space="preserve">17(4):1012–1021.</w:t>
+        <w:t xml:space="preserve">Fish and Fisheries</w:t>
+      </w:r>
+      <w:r>
+        <w:t xml:space="preserve"> </w:t>
+      </w:r>
+      <w:r>
+        <w:t xml:space="preserve">27(3):726–739.</w:t>
       </w:r>
       <w:r>
         <w:t xml:space="preserve"> </w:t>
@@ -5229,7 +5702,7 @@
           <w:rPr>
             <w:rStyle w:val="Hyperlink"/>
           </w:rPr>
-          <w:t xml:space="preserve">https://doi.org/10.1111/2041-210x.70267</w:t>
+          <w:t xml:space="preserve">https://doi.org/10.1111/faf.70079</w:t>
         </w:r>
       </w:hyperlink>
       <w:r>
@@ -5237,46 +5710,13 @@
       </w:r>
     </w:p>
     <w:bookmarkEnd w:id="59"/>
-    <w:bookmarkStart w:id="61" w:name="ref-Brown2026local"/>
+    <w:bookmarkStart w:id="61" w:name="ref-Brown2026b"/>
     <w:p>
       <w:pPr>
         <w:pStyle w:val="Bibliography"/>
       </w:pPr>
       <w:r>
-        <w:t xml:space="preserve">Brown, Christopher J., Scott Spillias, Carla Sbrocchi, and Luis D. Verde Arregoitia. 2026.</w:t>
-      </w:r>
-      <w:r>
-        <w:t xml:space="preserve"> </w:t>
-      </w:r>
-      <w:r>
-        <w:t xml:space="preserve">Running Local Large Language Models: Not as Difficult as You Might Think</w:t>
-      </w:r>
-      <w:r>
-        <w:t xml:space="preserve">. Vita ex machina.</w:t>
-      </w:r>
-      <w:r>
-        <w:t xml:space="preserve"> </w:t>
-      </w:r>
-      <w:hyperlink r:id="rId60">
-        <w:r>
-          <w:rPr>
-            <w:rStyle w:val="Hyperlink"/>
-          </w:rPr>
-          <w:t xml:space="preserve">https://vitaexmachina.substack.com/p/running-local-large-language-models</w:t>
-        </w:r>
-      </w:hyperlink>
-      <w:r>
-        <w:t xml:space="preserve">, accessed September 18, 2026.</w:t>
-      </w:r>
-    </w:p>
-    <w:bookmarkEnd w:id="61"/>
-    <w:bookmarkStart w:id="63" w:name="ref-Campbell2024"/>
-    <w:p>
-      <w:pPr>
-        <w:pStyle w:val="Bibliography"/>
-      </w:pPr>
-      <w:r>
-        <w:t xml:space="preserve">Campbell, Heather, Thomas Bluck, Ella Curry, Derrick Harris, Billie Pike, and Bethany Wright. 2024. Should We Still Teach or Learn Coding? A Postgraduate Student Perspective on the Use of Large Language Models for Coding in Ecology and Evolution.</w:t>
+        <w:t xml:space="preserve">Brown, Christopher J., and Scott Spillias. 2026. Prompting Large Language Models for Quality Ecological Statistics.</w:t>
       </w:r>
       <w:r>
         <w:t xml:space="preserve"> </w:t>
@@ -5292,7 +5732,40 @@
         <w:t xml:space="preserve"> </w:t>
       </w:r>
       <w:r>
-        <w:t xml:space="preserve">15(10):1767–1770.</w:t>
+        <w:t xml:space="preserve">17(4):1012–1021.</w:t>
+      </w:r>
+      <w:r>
+        <w:t xml:space="preserve"> </w:t>
+      </w:r>
+      <w:hyperlink r:id="rId60">
+        <w:r>
+          <w:rPr>
+            <w:rStyle w:val="Hyperlink"/>
+          </w:rPr>
+          <w:t xml:space="preserve">https://doi.org/10.1111/2041-210x.70267</w:t>
+        </w:r>
+      </w:hyperlink>
+      <w:r>
+        <w:t xml:space="preserve">.</w:t>
+      </w:r>
+    </w:p>
+    <w:bookmarkEnd w:id="61"/>
+    <w:bookmarkStart w:id="63" w:name="ref-Brown2026local"/>
+    <w:p>
+      <w:pPr>
+        <w:pStyle w:val="Bibliography"/>
+      </w:pPr>
+      <w:r>
+        <w:t xml:space="preserve">Brown, Christopher J., Scott Spillias, Carla Sbrocchi, and Luis D. Verde Arregoitia. 2026.</w:t>
+      </w:r>
+      <w:r>
+        <w:t xml:space="preserve"> </w:t>
+      </w:r>
+      <w:r>
+        <w:t xml:space="preserve">Running Local Large Language Models: Not as Difficult as You Might Think</w:t>
+      </w:r>
+      <w:r>
+        <w:t xml:space="preserve">. Vita ex machina.</w:t>
       </w:r>
       <w:r>
         <w:t xml:space="preserve"> </w:t>
@@ -5302,21 +5775,21 @@
           <w:rPr>
             <w:rStyle w:val="Hyperlink"/>
           </w:rPr>
-          <w:t xml:space="preserve">https://doi.org/10.1111/2041-210X.14396</w:t>
+          <w:t xml:space="preserve">https://vitaexmachina.substack.com/p/running-local-large-language-models</w:t>
         </w:r>
       </w:hyperlink>
       <w:r>
-        <w:t xml:space="preserve">.</w:t>
+        <w:t xml:space="preserve">, accessed September 18, 2026.</w:t>
       </w:r>
     </w:p>
     <w:bookmarkEnd w:id="63"/>
-    <w:bookmarkStart w:id="65" w:name="ref-CardarelliRagno2026"/>
+    <w:bookmarkStart w:id="65" w:name="ref-Campbell2024"/>
     <w:p>
       <w:pPr>
         <w:pStyle w:val="Bibliography"/>
       </w:pPr>
       <w:r>
-        <w:t xml:space="preserve">Cardarelli, Lorenzo, and Roberto Ragno. 2026. (Whose Defaults?) Is Artificial Intelligence Reorienting Archaeological Methods?</w:t>
+        <w:t xml:space="preserve">Campbell, Heather, Thomas Bluck, Ella Curry, Derrick Harris, Billie Pike, and Bethany Wright. 2024. Should We Still Teach or Learn Coding? A Postgraduate Student Perspective on the Use of Large Language Models for Coding in Ecology and Evolution.</w:t>
       </w:r>
       <w:r>
         <w:t xml:space="preserve"> </w:t>
@@ -5326,34 +5799,37 @@
           <w:iCs/>
           <w:i/>
         </w:rPr>
-        <w:t xml:space="preserve">arXiv Preprint arXiv:2609.11198</w:t>
-      </w:r>
+        <w:t xml:space="preserve">Methods in Ecology and Evolution</w:t>
+      </w:r>
+      <w:r>
+        <w:t xml:space="preserve"> </w:t>
+      </w:r>
+      <w:r>
+        <w:t xml:space="preserve">15(10):1767–1770.</w:t>
+      </w:r>
+      <w:r>
+        <w:t xml:space="preserve"> </w:t>
+      </w:r>
+      <w:hyperlink r:id="rId64">
+        <w:r>
+          <w:rPr>
+            <w:rStyle w:val="Hyperlink"/>
+          </w:rPr>
+          <w:t xml:space="preserve">https://doi.org/10.1111/2041-210X.14396</w:t>
+        </w:r>
+      </w:hyperlink>
       <w:r>
         <w:t xml:space="preserve">.</w:t>
       </w:r>
-      <w:r>
-        <w:t xml:space="preserve"> </w:t>
-      </w:r>
-      <w:hyperlink r:id="rId64">
-        <w:r>
-          <w:rPr>
-            <w:rStyle w:val="Hyperlink"/>
-          </w:rPr>
-          <w:t xml:space="preserve">https://doi.org/10.48550/arXiv.2609.11198</w:t>
-        </w:r>
-      </w:hyperlink>
-      <w:r>
-        <w:t xml:space="preserve">.</w:t>
-      </w:r>
     </w:p>
     <w:bookmarkEnd w:id="65"/>
-    <w:bookmarkStart w:id="67" w:name="ref-Chen2023"/>
+    <w:bookmarkStart w:id="67" w:name="ref-CardarelliRagno2026"/>
     <w:p>
       <w:pPr>
         <w:pStyle w:val="Bibliography"/>
       </w:pPr>
       <w:r>
-        <w:t xml:space="preserve">Chen, Xinyun, Maxwell Lin, Nathanael Schärli, and Denny Zhou. 2023. Teaching Large Language Models to Self-Debug.</w:t>
+        <w:t xml:space="preserve">Cardarelli, Lorenzo, and Roberto Ragno. 2026. (Whose Defaults?) Is Artificial Intelligence Reorienting Archaeological Methods?</w:t>
       </w:r>
       <w:r>
         <w:t xml:space="preserve"> </w:t>
@@ -5363,7 +5839,7 @@
           <w:iCs/>
           <w:i/>
         </w:rPr>
-        <w:t xml:space="preserve">International Conference on Learning Representations</w:t>
+        <w:t xml:space="preserve">arXiv Preprint arXiv:2609.11198</w:t>
       </w:r>
       <w:r>
         <w:t xml:space="preserve">.</w:t>
@@ -5376,7 +5852,7 @@
           <w:rPr>
             <w:rStyle w:val="Hyperlink"/>
           </w:rPr>
-          <w:t xml:space="preserve">https://doi.org/10.48550/arXiv.2304.05128</w:t>
+          <w:t xml:space="preserve">https://doi.org/10.48550/arXiv.2609.11198</w:t>
         </w:r>
       </w:hyperlink>
       <w:r>
@@ -5384,70 +5860,13 @@
       </w:r>
     </w:p>
     <w:bookmarkEnd w:id="67"/>
-    <w:bookmarkStart w:id="69" w:name="ref-Codreanu2026"/>
+    <w:bookmarkStart w:id="69" w:name="ref-Chen2023"/>
     <w:p>
       <w:pPr>
         <w:pStyle w:val="Bibliography"/>
       </w:pPr>
       <w:r>
-        <w:t xml:space="preserve">Codreanu, Mihai, Alex Imas, Juan Mateos-Garcia, Evalyne Muiruri, Ana Trišović, Scott Strand, Arthur Turrell, et al. 2026.</w:t>
-      </w:r>
-      <w:r>
-        <w:t xml:space="preserve"> </w:t>
-      </w:r>
-      <w:r>
-        <w:t xml:space="preserve">AI</w:t>
-      </w:r>
-      <w:r>
-        <w:t xml:space="preserve"> </w:t>
-      </w:r>
-      <w:r>
-        <w:t xml:space="preserve">in</w:t>
-      </w:r>
-      <w:r>
-        <w:t xml:space="preserve"> </w:t>
-      </w:r>
-      <w:r>
-        <w:t xml:space="preserve">Science:</w:t>
-      </w:r>
-      <w:r>
-        <w:t xml:space="preserve"> </w:t>
-      </w:r>
-      <w:r>
-        <w:t xml:space="preserve">Early</w:t>
-      </w:r>
-      <w:r>
-        <w:t xml:space="preserve"> </w:t>
-      </w:r>
-      <w:r>
-        <w:t xml:space="preserve">Insights</w:t>
-      </w:r>
-      <w:r>
-        <w:t xml:space="preserve">.</w:t>
-      </w:r>
-      <w:r>
-        <w:t xml:space="preserve"> </w:t>
-      </w:r>
-      <w:hyperlink r:id="rId68">
-        <w:r>
-          <w:rPr>
-            <w:rStyle w:val="Hyperlink"/>
-          </w:rPr>
-          <w:t xml:space="preserve">https://ai.google/static/documents/AI-in-Science.pdf</w:t>
-        </w:r>
-      </w:hyperlink>
-      <w:r>
-        <w:t xml:space="preserve">, accessed September 16, 2026.</w:t>
-      </w:r>
-    </w:p>
-    <w:bookmarkEnd w:id="69"/>
-    <w:bookmarkStart w:id="71" w:name="ref-Cooper2024"/>
-    <w:p>
-      <w:pPr>
-        <w:pStyle w:val="Bibliography"/>
-      </w:pPr>
-      <w:r>
-        <w:t xml:space="preserve">Cooper, Natalie, Adam T. Clark, Nicolas Lecomte, Huijie Qiao, and Aaron M. Ellison. 2024. Harnessing Large Language Models for Coding, Teaching and Inclusion to Empower Research in Ecology and Evolution.</w:t>
+        <w:t xml:space="preserve">Chen, Xinyun, Maxwell Lin, Nathanael Schärli, and Denny Zhou. 2023. Teaching Large Language Models to Self-Debug.</w:t>
       </w:r>
       <w:r>
         <w:t xml:space="preserve"> </w:t>
@@ -5457,13 +5876,67 @@
           <w:iCs/>
           <w:i/>
         </w:rPr>
-        <w:t xml:space="preserve">Methods in Ecology and Evolution</w:t>
-      </w:r>
-      <w:r>
-        <w:t xml:space="preserve"> </w:t>
-      </w:r>
-      <w:r>
-        <w:t xml:space="preserve">15(10):1757–1763.</w:t>
+        <w:t xml:space="preserve">International Conference on Learning Representations</w:t>
+      </w:r>
+      <w:r>
+        <w:t xml:space="preserve">.</w:t>
+      </w:r>
+      <w:r>
+        <w:t xml:space="preserve"> </w:t>
+      </w:r>
+      <w:hyperlink r:id="rId68">
+        <w:r>
+          <w:rPr>
+            <w:rStyle w:val="Hyperlink"/>
+          </w:rPr>
+          <w:t xml:space="preserve">https://doi.org/10.48550/arXiv.2304.05128</w:t>
+        </w:r>
+      </w:hyperlink>
+      <w:r>
+        <w:t xml:space="preserve">.</w:t>
+      </w:r>
+    </w:p>
+    <w:bookmarkEnd w:id="69"/>
+    <w:bookmarkStart w:id="71" w:name="ref-Codreanu2026"/>
+    <w:p>
+      <w:pPr>
+        <w:pStyle w:val="Bibliography"/>
+      </w:pPr>
+      <w:r>
+        <w:t xml:space="preserve">Codreanu, Mihai, Alex Imas, Juan Mateos-Garcia, Evalyne Muiruri, Ana Trišović, Scott Strand, Arthur Turrell, et al. 2026.</w:t>
+      </w:r>
+      <w:r>
+        <w:t xml:space="preserve"> </w:t>
+      </w:r>
+      <w:r>
+        <w:t xml:space="preserve">AI</w:t>
+      </w:r>
+      <w:r>
+        <w:t xml:space="preserve"> </w:t>
+      </w:r>
+      <w:r>
+        <w:t xml:space="preserve">in</w:t>
+      </w:r>
+      <w:r>
+        <w:t xml:space="preserve"> </w:t>
+      </w:r>
+      <w:r>
+        <w:t xml:space="preserve">Science:</w:t>
+      </w:r>
+      <w:r>
+        <w:t xml:space="preserve"> </w:t>
+      </w:r>
+      <w:r>
+        <w:t xml:space="preserve">Early</w:t>
+      </w:r>
+      <w:r>
+        <w:t xml:space="preserve"> </w:t>
+      </w:r>
+      <w:r>
+        <w:t xml:space="preserve">Insights</w:t>
+      </w:r>
+      <w:r>
+        <w:t xml:space="preserve">.</w:t>
       </w:r>
       <w:r>
         <w:t xml:space="preserve"> </w:t>
@@ -5473,21 +5946,21 @@
           <w:rPr>
             <w:rStyle w:val="Hyperlink"/>
           </w:rPr>
-          <w:t xml:space="preserve">https://doi.org/10.1111/2041-210X.14325</w:t>
+          <w:t xml:space="preserve">https://ai.google/static/documents/AI-in-Science.pdf</w:t>
         </w:r>
       </w:hyperlink>
       <w:r>
-        <w:t xml:space="preserve">.</w:t>
+        <w:t xml:space="preserve">, accessed September 16, 2026.</w:t>
       </w:r>
     </w:p>
     <w:bookmarkEnd w:id="71"/>
-    <w:bookmarkStart w:id="73" w:name="ref-Cootsona_Castillo_Sunseri_2026"/>
+    <w:bookmarkStart w:id="73" w:name="ref-Cooper2024"/>
     <w:p>
       <w:pPr>
         <w:pStyle w:val="Bibliography"/>
       </w:pPr>
       <w:r>
-        <w:t xml:space="preserve">Cootsona, Melanie G., Mario Alberto Castillo, and Jun Sunseri. 2026. Navigating the AI Revolution in the Era of Community-Accountable Archaeological Praxis.</w:t>
+        <w:t xml:space="preserve">Cooper, Natalie, Adam T. Clark, Nicolas Lecomte, Huijie Qiao, and Aaron M. Ellison. 2024. Harnessing Large Language Models for Coding, Teaching and Inclusion to Empower Research in Ecology and Evolution.</w:t>
       </w:r>
       <w:r>
         <w:t xml:space="preserve"> </w:t>
@@ -5497,10 +5970,13 @@
           <w:iCs/>
           <w:i/>
         </w:rPr>
-        <w:t xml:space="preserve">Advances in Archaeological Practice</w:t>
-      </w:r>
-      <w:r>
-        <w:t xml:space="preserve">:1–16.</w:t>
+        <w:t xml:space="preserve">Methods in Ecology and Evolution</w:t>
+      </w:r>
+      <w:r>
+        <w:t xml:space="preserve"> </w:t>
+      </w:r>
+      <w:r>
+        <w:t xml:space="preserve">15(10):1757–1763.</w:t>
       </w:r>
       <w:r>
         <w:t xml:space="preserve"> </w:t>
@@ -5510,7 +5986,7 @@
           <w:rPr>
             <w:rStyle w:val="Hyperlink"/>
           </w:rPr>
-          <w:t xml:space="preserve">https://doi.org/10.1017/aap.2026.10173</w:t>
+          <w:t xml:space="preserve">https://doi.org/10.1111/2041-210X.14325</w:t>
         </w:r>
       </w:hyperlink>
       <w:r>
@@ -5518,13 +5994,13 @@
       </w:r>
     </w:p>
     <w:bookmarkEnd w:id="73"/>
-    <w:bookmarkStart w:id="75" w:name="ref-DellAcqua2026"/>
+    <w:bookmarkStart w:id="75" w:name="ref-Cootsona_Castillo_Sunseri_2026"/>
     <w:p>
       <w:pPr>
         <w:pStyle w:val="Bibliography"/>
       </w:pPr>
       <w:r>
-        <w:t xml:space="preserve">Dell’Acqua, Fabrizio, Edward McFowland, Ethan Mollick, Hila Lifshitz, Katherine C. Kellogg, Saran Rajendran, Lisa Krayer, François Candelon, and Karim R. Lakhani. 2026. Navigating the Jagged Technological Frontier: Field Experimental Evidence of the Effects of Artificial Intelligence on Knowledge Worker Productivity and Quality.</w:t>
+        <w:t xml:space="preserve">Cootsona, Melanie G., Mario Alberto Castillo, and Jun Sunseri. 2026. Navigating the AI Revolution in the Era of Community-Accountable Archaeological Praxis.</w:t>
       </w:r>
       <w:r>
         <w:t xml:space="preserve"> </w:t>
@@ -5534,13 +6010,10 @@
           <w:iCs/>
           <w:i/>
         </w:rPr>
-        <w:t xml:space="preserve">Organization Science</w:t>
-      </w:r>
-      <w:r>
-        <w:t xml:space="preserve"> </w:t>
-      </w:r>
-      <w:r>
-        <w:t xml:space="preserve">37(2):403–423.</w:t>
+        <w:t xml:space="preserve">Advances in Archaeological Practice</w:t>
+      </w:r>
+      <w:r>
+        <w:t xml:space="preserve">:1–16.</w:t>
       </w:r>
       <w:r>
         <w:t xml:space="preserve"> </w:t>
@@ -5550,7 +6023,7 @@
           <w:rPr>
             <w:rStyle w:val="Hyperlink"/>
           </w:rPr>
-          <w:t xml:space="preserve">https://doi.org/10.1287/orsc.2025.21838</w:t>
+          <w:t xml:space="preserve">https://doi.org/10.1017/aap.2026.10173</w:t>
         </w:r>
       </w:hyperlink>
       <w:r>
@@ -5558,13 +6031,13 @@
       </w:r>
     </w:p>
     <w:bookmarkEnd w:id="75"/>
-    <w:bookmarkStart w:id="77" w:name="ref-Dyck2026"/>
+    <w:bookmarkStart w:id="77" w:name="ref-DellAcqua2026"/>
     <w:p>
       <w:pPr>
         <w:pStyle w:val="Bibliography"/>
       </w:pPr>
       <w:r>
-        <w:t xml:space="preserve">Dyck, Marissa A. 2026. A Letter to a Young Data Analyst: Learning Before Leaning on AI.</w:t>
+        <w:t xml:space="preserve">Dell’Acqua, Fabrizio, Edward McFowland, Ethan Mollick, Hila Lifshitz, Katherine C. Kellogg, Saran Rajendran, Lisa Krayer, François Candelon, and Karim R. Lakhani. 2026. Navigating the Jagged Technological Frontier: Field Experimental Evidence of the Effects of Artificial Intelligence on Knowledge Worker Productivity and Quality.</w:t>
       </w:r>
       <w:r>
         <w:t xml:space="preserve"> </w:t>
@@ -5574,13 +6047,13 @@
           <w:iCs/>
           <w:i/>
         </w:rPr>
-        <w:t xml:space="preserve">Journal of Mammalogy</w:t>
-      </w:r>
-      <w:r>
-        <w:t xml:space="preserve"> </w:t>
-      </w:r>
-      <w:r>
-        <w:t xml:space="preserve">107(1):210–211.</w:t>
+        <w:t xml:space="preserve">Organization Science</w:t>
+      </w:r>
+      <w:r>
+        <w:t xml:space="preserve"> </w:t>
+      </w:r>
+      <w:r>
+        <w:t xml:space="preserve">37(2):403–423.</w:t>
       </w:r>
       <w:r>
         <w:t xml:space="preserve"> </w:t>
@@ -5590,7 +6063,7 @@
           <w:rPr>
             <w:rStyle w:val="Hyperlink"/>
           </w:rPr>
-          <w:t xml:space="preserve">https://doi.org/10.1093/jmammal/gyaf082</w:t>
+          <w:t xml:space="preserve">https://doi.org/10.1287/orsc.2025.21838</w:t>
         </w:r>
       </w:hyperlink>
       <w:r>
@@ -5598,22 +6071,13 @@
       </w:r>
     </w:p>
     <w:bookmarkEnd w:id="77"/>
-    <w:bookmarkStart w:id="79" w:name="ref-Feuerriegel2024"/>
+    <w:bookmarkStart w:id="79" w:name="ref-Dyck2026"/>
     <w:p>
       <w:pPr>
         <w:pStyle w:val="Bibliography"/>
       </w:pPr>
       <w:r>
-        <w:t xml:space="preserve">Feuerriegel, Stefan, Jochen Hartmann, Christian Janiesch, and Patrick Zschech. 2024.</w:t>
-      </w:r>
-      <w:r>
-        <w:t xml:space="preserve"> </w:t>
-      </w:r>
-      <w:r>
-        <w:t xml:space="preserve">Generative AI</w:t>
-      </w:r>
-      <w:r>
-        <w:t xml:space="preserve">.</w:t>
+        <w:t xml:space="preserve">Dyck, Marissa A. 2026. A Letter to a Young Data Analyst: Learning Before Leaning on AI.</w:t>
       </w:r>
       <w:r>
         <w:t xml:space="preserve"> </w:t>
@@ -5623,13 +6087,13 @@
           <w:iCs/>
           <w:i/>
         </w:rPr>
-        <w:t xml:space="preserve">Business &amp; Information Systems Engineering</w:t>
-      </w:r>
-      <w:r>
-        <w:t xml:space="preserve"> </w:t>
-      </w:r>
-      <w:r>
-        <w:t xml:space="preserve">66(1):111–126.</w:t>
+        <w:t xml:space="preserve">Journal of Mammalogy</w:t>
+      </w:r>
+      <w:r>
+        <w:t xml:space="preserve"> </w:t>
+      </w:r>
+      <w:r>
+        <w:t xml:space="preserve">107(1):210–211.</w:t>
       </w:r>
       <w:r>
         <w:t xml:space="preserve"> </w:t>
@@ -5639,7 +6103,7 @@
           <w:rPr>
             <w:rStyle w:val="Hyperlink"/>
           </w:rPr>
-          <w:t xml:space="preserve">https://doi.org/10.1007/s12599-023-00834-7</w:t>
+          <w:t xml:space="preserve">https://doi.org/10.1093/jmammal/gyaf082</w:t>
         </w:r>
       </w:hyperlink>
       <w:r>
@@ -5647,13 +6111,22 @@
       </w:r>
     </w:p>
     <w:bookmarkEnd w:id="79"/>
-    <w:bookmarkStart w:id="81" w:name="ref-Gattiglia2025"/>
+    <w:bookmarkStart w:id="81" w:name="ref-Feuerriegel2024"/>
     <w:p>
       <w:pPr>
         <w:pStyle w:val="Bibliography"/>
       </w:pPr>
       <w:r>
-        <w:t xml:space="preserve">Gattiglia, Gabriele. 2025. Managing Artificial Intelligence in Archeology: An Overview.</w:t>
+        <w:t xml:space="preserve">Feuerriegel, Stefan, Jochen Hartmann, Christian Janiesch, and Patrick Zschech. 2024.</w:t>
+      </w:r>
+      <w:r>
+        <w:t xml:space="preserve"> </w:t>
+      </w:r>
+      <w:r>
+        <w:t xml:space="preserve">Generative AI</w:t>
+      </w:r>
+      <w:r>
+        <w:t xml:space="preserve">.</w:t>
       </w:r>
       <w:r>
         <w:t xml:space="preserve"> </w:t>
@@ -5663,13 +6136,13 @@
           <w:iCs/>
           <w:i/>
         </w:rPr>
-        <w:t xml:space="preserve">Journal of Cultural Heritage</w:t>
-      </w:r>
-      <w:r>
-        <w:t xml:space="preserve"> </w:t>
-      </w:r>
-      <w:r>
-        <w:t xml:space="preserve">71:225–233.</w:t>
+        <w:t xml:space="preserve">Business &amp; Information Systems Engineering</w:t>
+      </w:r>
+      <w:r>
+        <w:t xml:space="preserve"> </w:t>
+      </w:r>
+      <w:r>
+        <w:t xml:space="preserve">66(1):111–126.</w:t>
       </w:r>
       <w:r>
         <w:t xml:space="preserve"> </w:t>
@@ -5679,7 +6152,7 @@
           <w:rPr>
             <w:rStyle w:val="Hyperlink"/>
           </w:rPr>
-          <w:t xml:space="preserve">https://doi.org/10.1016/j.culher.2024.11.020</w:t>
+          <w:t xml:space="preserve">https://doi.org/10.1007/s12599-023-00834-7</w:t>
         </w:r>
       </w:hyperlink>
       <w:r>
@@ -5687,22 +6160,13 @@
       </w:r>
     </w:p>
     <w:bookmarkEnd w:id="81"/>
-    <w:bookmarkStart w:id="83" w:name="ref-GildeZuniga2024"/>
+    <w:bookmarkStart w:id="83" w:name="ref-Gattiglia2025"/>
     <w:p>
       <w:pPr>
         <w:pStyle w:val="Bibliography"/>
       </w:pPr>
       <w:r>
-        <w:t xml:space="preserve">Gil de Zúñiga, Homero, Manuel Goyanes, and Timilehin Durotoye. 2024.</w:t>
-      </w:r>
-      <w:r>
-        <w:t xml:space="preserve"> </w:t>
-      </w:r>
-      <w:r>
-        <w:t xml:space="preserve">A Scholarly Definition of Artificial Intelligence (AI): Advancing AI as a Conceptual Framework in Communication Research</w:t>
-      </w:r>
-      <w:r>
-        <w:t xml:space="preserve">.</w:t>
+        <w:t xml:space="preserve">Gattiglia, Gabriele. 2025. Managing Artificial Intelligence in Archeology: An Overview.</w:t>
       </w:r>
       <w:r>
         <w:t xml:space="preserve"> </w:t>
@@ -5712,13 +6176,13 @@
           <w:iCs/>
           <w:i/>
         </w:rPr>
-        <w:t xml:space="preserve">Political Communication</w:t>
-      </w:r>
-      <w:r>
-        <w:t xml:space="preserve"> </w:t>
-      </w:r>
-      <w:r>
-        <w:t xml:space="preserve">41(2):317–334.</w:t>
+        <w:t xml:space="preserve">Journal of Cultural Heritage</w:t>
+      </w:r>
+      <w:r>
+        <w:t xml:space="preserve"> </w:t>
+      </w:r>
+      <w:r>
+        <w:t xml:space="preserve">71:225–233.</w:t>
       </w:r>
       <w:r>
         <w:t xml:space="preserve"> </w:t>
@@ -5728,7 +6192,7 @@
           <w:rPr>
             <w:rStyle w:val="Hyperlink"/>
           </w:rPr>
-          <w:t xml:space="preserve">https://doi.org/10.1080/10584609.2023.2290497</w:t>
+          <w:t xml:space="preserve">https://doi.org/10.1016/j.culher.2024.11.020</w:t>
         </w:r>
       </w:hyperlink>
       <w:r>
@@ -5736,34 +6200,22 @@
       </w:r>
     </w:p>
     <w:bookmarkEnd w:id="83"/>
-    <w:bookmarkStart w:id="85" w:name="ref-Gougherty2024"/>
+    <w:bookmarkStart w:id="85" w:name="ref-GildeZuniga2024"/>
     <w:p>
       <w:pPr>
         <w:pStyle w:val="Bibliography"/>
       </w:pPr>
       <w:r>
-        <w:t xml:space="preserve">Gougherty, Andrew V., and Hannah L. Clipp. 2024. Testing the Reliability of an</w:t>
-      </w:r>
-      <w:r>
-        <w:t xml:space="preserve"> </w:t>
-      </w:r>
-      <w:r>
-        <w:t xml:space="preserve">AI</w:t>
-      </w:r>
-      <w:r>
-        <w:t xml:space="preserve">-Based</w:t>
-      </w:r>
-      <w:r>
-        <w:t xml:space="preserve"> </w:t>
-      </w:r>
-      <w:r>
-        <w:t xml:space="preserve">Large Language Model</w:t>
-      </w:r>
-      <w:r>
-        <w:t xml:space="preserve"> </w:t>
-      </w:r>
-      <w:r>
-        <w:t xml:space="preserve">to Extract Ecological Information from the Scientific Literature.</w:t>
+        <w:t xml:space="preserve">Gil de Zúñiga, Homero, Manuel Goyanes, and Timilehin Durotoye. 2024.</w:t>
+      </w:r>
+      <w:r>
+        <w:t xml:space="preserve"> </w:t>
+      </w:r>
+      <w:r>
+        <w:t xml:space="preserve">A Scholarly Definition of Artificial Intelligence (AI): Advancing AI as a Conceptual Framework in Communication Research</w:t>
+      </w:r>
+      <w:r>
+        <w:t xml:space="preserve">.</w:t>
       </w:r>
       <w:r>
         <w:t xml:space="preserve"> </w:t>
@@ -5773,13 +6225,13 @@
           <w:iCs/>
           <w:i/>
         </w:rPr>
-        <w:t xml:space="preserve">Npj Biodiversity</w:t>
-      </w:r>
-      <w:r>
-        <w:t xml:space="preserve"> </w:t>
-      </w:r>
-      <w:r>
-        <w:t xml:space="preserve">3(1):13.</w:t>
+        <w:t xml:space="preserve">Political Communication</w:t>
+      </w:r>
+      <w:r>
+        <w:t xml:space="preserve"> </w:t>
+      </w:r>
+      <w:r>
+        <w:t xml:space="preserve">41(2):317–334.</w:t>
       </w:r>
       <w:r>
         <w:t xml:space="preserve"> </w:t>
@@ -5789,7 +6241,7 @@
           <w:rPr>
             <w:rStyle w:val="Hyperlink"/>
           </w:rPr>
-          <w:t xml:space="preserve">https://doi.org/10.1038/s44185-024-00043-9</w:t>
+          <w:t xml:space="preserve">https://doi.org/10.1080/10584609.2023.2290497</w:t>
         </w:r>
       </w:hyperlink>
       <w:r>
@@ -5797,13 +6249,13 @@
       </w:r>
     </w:p>
     <w:bookmarkEnd w:id="85"/>
-    <w:bookmarkStart w:id="87" w:name="ref-Grossmann2023Transformation"/>
+    <w:bookmarkStart w:id="87" w:name="ref-Gougherty2024"/>
     <w:p>
       <w:pPr>
         <w:pStyle w:val="Bibliography"/>
       </w:pPr>
       <w:r>
-        <w:t xml:space="preserve">Grossmann, Igor, Matthew Feinberg, Dawn C. Parker, Nicholas A. Christakis, Philip E. Tetlock, and William A. Cunningham. 2023.</w:t>
+        <w:t xml:space="preserve">Gougherty, Andrew V., and Hannah L. Clipp. 2024. Testing the Reliability of an</w:t>
       </w:r>
       <w:r>
         <w:t xml:space="preserve"> </w:t>
@@ -5812,10 +6264,19 @@
         <w:t xml:space="preserve">AI</w:t>
       </w:r>
       <w:r>
-        <w:t xml:space="preserve"> </w:t>
-      </w:r>
-      <w:r>
-        <w:t xml:space="preserve">and the Transformation of Social Science Research.</w:t>
+        <w:t xml:space="preserve">-Based</w:t>
+      </w:r>
+      <w:r>
+        <w:t xml:space="preserve"> </w:t>
+      </w:r>
+      <w:r>
+        <w:t xml:space="preserve">Large Language Model</w:t>
+      </w:r>
+      <w:r>
+        <w:t xml:space="preserve"> </w:t>
+      </w:r>
+      <w:r>
+        <w:t xml:space="preserve">to Extract Ecological Information from the Scientific Literature.</w:t>
       </w:r>
       <w:r>
         <w:t xml:space="preserve"> </w:t>
@@ -5825,13 +6286,13 @@
           <w:iCs/>
           <w:i/>
         </w:rPr>
-        <w:t xml:space="preserve">Science</w:t>
-      </w:r>
-      <w:r>
-        <w:t xml:space="preserve"> </w:t>
-      </w:r>
-      <w:r>
-        <w:t xml:space="preserve">380(6650):1108–1109.</w:t>
+        <w:t xml:space="preserve">Npj Biodiversity</w:t>
+      </w:r>
+      <w:r>
+        <w:t xml:space="preserve"> </w:t>
+      </w:r>
+      <w:r>
+        <w:t xml:space="preserve">3(1):13.</w:t>
       </w:r>
       <w:r>
         <w:t xml:space="preserve"> </w:t>
@@ -5841,7 +6302,7 @@
           <w:rPr>
             <w:rStyle w:val="Hyperlink"/>
           </w:rPr>
-          <w:t xml:space="preserve">https://doi.org/10.1126/science.adi1778</w:t>
+          <w:t xml:space="preserve">https://doi.org/10.1038/s44185-024-00043-9</w:t>
         </w:r>
       </w:hyperlink>
       <w:r>
@@ -5849,13 +6310,22 @@
       </w:r>
     </w:p>
     <w:bookmarkEnd w:id="87"/>
-    <w:bookmarkStart w:id="89" w:name="ref-Haase2026"/>
+    <w:bookmarkStart w:id="89" w:name="ref-Goyal2026"/>
     <w:p>
       <w:pPr>
         <w:pStyle w:val="Bibliography"/>
       </w:pPr>
       <w:r>
-        <w:t xml:space="preserve">Haase, Jennifer, and Sebastian Pokutta. 2026. Beyond Static Responses: Multi-Agent LLM Systems as a New Paradigm for Social Science Research.</w:t>
+        <w:t xml:space="preserve">Goyal, Palash, Mihir Parmar, Yiwen Song, Hamid Palangi, Tomas Pfister, and Jinsung Yoon. 2026.</w:t>
+      </w:r>
+      <w:r>
+        <w:t xml:space="preserve"> </w:t>
+      </w:r>
+      <w:r>
+        <w:t xml:space="preserve">ScholarPeer</w:t>
+      </w:r>
+      <w:r>
+        <w:t xml:space="preserve">: A Context-Aware Multi-Agent Framework for Automated Peer Review.</w:t>
       </w:r>
       <w:r>
         <w:t xml:space="preserve"> </w:t>
@@ -5865,13 +6335,10 @@
           <w:iCs/>
           <w:i/>
         </w:rPr>
-        <w:t xml:space="preserve">Humanities and Social Sciences Communications</w:t>
-      </w:r>
-      <w:r>
-        <w:t xml:space="preserve"> </w:t>
-      </w:r>
-      <w:r>
-        <w:t xml:space="preserve">13:1490.</w:t>
+        <w:t xml:space="preserve">arXiv Preprint arXiv:2601.22638</w:t>
+      </w:r>
+      <w:r>
+        <w:t xml:space="preserve">.</w:t>
       </w:r>
       <w:r>
         <w:t xml:space="preserve"> </w:t>
@@ -5881,7 +6348,7 @@
           <w:rPr>
             <w:rStyle w:val="Hyperlink"/>
           </w:rPr>
-          <w:t xml:space="preserve">https://doi.org/10.1057/s41599-026-08832-2</w:t>
+          <w:t xml:space="preserve">https://doi.org/10.48550/arXiv.2601.22638</w:t>
         </w:r>
       </w:hyperlink>
       <w:r>
@@ -5889,22 +6356,25 @@
       </w:r>
     </w:p>
     <w:bookmarkEnd w:id="89"/>
-    <w:bookmarkStart w:id="91" w:name="ref-Hao2025"/>
+    <w:bookmarkStart w:id="91" w:name="ref-Grossmann2023Transformation"/>
     <w:p>
       <w:pPr>
         <w:pStyle w:val="Bibliography"/>
       </w:pPr>
       <w:r>
-        <w:t xml:space="preserve">Hao, Xinyue, Emrah Demir, and Daniel Eyers. 2025. Beyond</w:t>
-      </w:r>
-      <w:r>
-        <w:t xml:space="preserve"> </w:t>
-      </w:r>
-      <w:r>
-        <w:t xml:space="preserve">Human-in-the-Loop</w:t>
-      </w:r>
-      <w:r>
-        <w:t xml:space="preserve">: Sensemaking Between Artificial Intelligence and Human Intelligence Collaboration.</w:t>
+        <w:t xml:space="preserve">Grossmann, Igor, Matthew Feinberg, Dawn C. Parker, Nicholas A. Christakis, Philip E. Tetlock, and William A. Cunningham. 2023.</w:t>
+      </w:r>
+      <w:r>
+        <w:t xml:space="preserve"> </w:t>
+      </w:r>
+      <w:r>
+        <w:t xml:space="preserve">AI</w:t>
+      </w:r>
+      <w:r>
+        <w:t xml:space="preserve"> </w:t>
+      </w:r>
+      <w:r>
+        <w:t xml:space="preserve">and the Transformation of Social Science Research.</w:t>
       </w:r>
       <w:r>
         <w:t xml:space="preserve"> </w:t>
@@ -5914,13 +6384,13 @@
           <w:iCs/>
           <w:i/>
         </w:rPr>
-        <w:t xml:space="preserve">Sustainable Futures</w:t>
-      </w:r>
-      <w:r>
-        <w:t xml:space="preserve"> </w:t>
-      </w:r>
-      <w:r>
-        <w:t xml:space="preserve">10:101152.</w:t>
+        <w:t xml:space="preserve">Science</w:t>
+      </w:r>
+      <w:r>
+        <w:t xml:space="preserve"> </w:t>
+      </w:r>
+      <w:r>
+        <w:t xml:space="preserve">380(6650):1108–1109.</w:t>
       </w:r>
       <w:r>
         <w:t xml:space="preserve"> </w:t>
@@ -5930,7 +6400,7 @@
           <w:rPr>
             <w:rStyle w:val="Hyperlink"/>
           </w:rPr>
-          <w:t xml:space="preserve">https://doi.org/10.1016/j.sftr.2025.101152</w:t>
+          <w:t xml:space="preserve">https://doi.org/10.1126/science.adi1778</w:t>
         </w:r>
       </w:hyperlink>
       <w:r>
@@ -5938,13 +6408,13 @@
       </w:r>
     </w:p>
     <w:bookmarkEnd w:id="91"/>
-    <w:bookmarkStart w:id="93" w:name="ref-Hariri2025"/>
+    <w:bookmarkStart w:id="93" w:name="ref-Guo_2024"/>
     <w:p>
       <w:pPr>
         <w:pStyle w:val="Bibliography"/>
       </w:pPr>
       <w:r>
-        <w:t xml:space="preserve">Hariri, Ali, Stéphane Jean, and Mickaël Baron. 2025.</w:t>
+        <w:t xml:space="preserve">Guo, Taicheng, Xiuying Chen, Yaqi Wang, Ruidi Chang, Shichao Pei, Nitesh V. Chawla, Olaf Wiest, and Xiangliang Zhang. 2024.</w:t>
       </w:r>
       <w:r>
         <w:t xml:space="preserve"> </w:t>
@@ -5954,11 +6424,21 @@
           <w:rPr>
             <w:rStyle w:val="Hyperlink"/>
           </w:rPr>
-          <w:t xml:space="preserve">Towards Automating RDF Extraction for Archaeological Knowledge Graphs with LLMs</w:t>
+          <w:t xml:space="preserve">Large Language Model Based Multi-Agents: A Survey of Progress and Challenges</w:t>
         </w:r>
       </w:hyperlink>
       <w:r>
-        <w:t xml:space="preserve">. In</w:t>
+        <w:t xml:space="preserve">, pp. 8048–8057.</w:t>
+      </w:r>
+    </w:p>
+    <w:bookmarkEnd w:id="93"/>
+    <w:bookmarkStart w:id="95" w:name="ref-Haase2026"/>
+    <w:p>
+      <w:pPr>
+        <w:pStyle w:val="Bibliography"/>
+      </w:pPr>
+      <w:r>
+        <w:t xml:space="preserve">Haase, Jennifer, and Sebastian Pokutta. 2026. Beyond Static Responses: Multi-Agent LLM Systems as a New Paradigm for Social Science Research.</w:t>
       </w:r>
       <w:r>
         <w:t xml:space="preserve"> </w:t>
@@ -5968,29 +6448,46 @@
           <w:iCs/>
           <w:i/>
         </w:rPr>
-        <w:t xml:space="preserve">Database and Expert Systems Applications</w:t>
-      </w:r>
-      <w:r>
-        <w:t xml:space="preserve">, pp. 83–97. Lecture Notes in Computer Science. Springer Nature Switzerland.</w:t>
-      </w:r>
-    </w:p>
-    <w:bookmarkEnd w:id="93"/>
-    <w:bookmarkStart w:id="95" w:name="ref-Hou2025"/>
+        <w:t xml:space="preserve">Humanities and Social Sciences Communications</w:t>
+      </w:r>
+      <w:r>
+        <w:t xml:space="preserve"> </w:t>
+      </w:r>
+      <w:r>
+        <w:t xml:space="preserve">13:1490.</w:t>
+      </w:r>
+      <w:r>
+        <w:t xml:space="preserve"> </w:t>
+      </w:r>
+      <w:hyperlink r:id="rId94">
+        <w:r>
+          <w:rPr>
+            <w:rStyle w:val="Hyperlink"/>
+          </w:rPr>
+          <w:t xml:space="preserve">https://doi.org/10.1057/s41599-026-08832-2</w:t>
+        </w:r>
+      </w:hyperlink>
+      <w:r>
+        <w:t xml:space="preserve">.</w:t>
+      </w:r>
+    </w:p>
+    <w:bookmarkEnd w:id="95"/>
+    <w:bookmarkStart w:id="97" w:name="ref-Hao2025"/>
     <w:p>
       <w:pPr>
         <w:pStyle w:val="Bibliography"/>
       </w:pPr>
       <w:r>
-        <w:t xml:space="preserve">Hou, Xinyi, Yanjie Zhao, Shenao Wang, and Haoyu Wang. 2026.</w:t>
-      </w:r>
-      <w:r>
-        <w:t xml:space="preserve"> </w:t>
-      </w:r>
-      <w:r>
-        <w:t xml:space="preserve">Model Context Protocol (MCP)</w:t>
-      </w:r>
-      <w:r>
-        <w:t xml:space="preserve">: Landscape, Security Threats, and Future Research Directions.</w:t>
+        <w:t xml:space="preserve">Hao, Xinyue, Emrah Demir, and Daniel Eyers. 2025. Beyond</w:t>
+      </w:r>
+      <w:r>
+        <w:t xml:space="preserve"> </w:t>
+      </w:r>
+      <w:r>
+        <w:t xml:space="preserve">Human-in-the-Loop</w:t>
+      </w:r>
+      <w:r>
+        <w:t xml:space="preserve">: Sensemaking Between Artificial Intelligence and Human Intelligence Collaboration.</w:t>
       </w:r>
       <w:r>
         <w:t xml:space="preserve"> </w:t>
@@ -6000,37 +6497,51 @@
           <w:iCs/>
           <w:i/>
         </w:rPr>
-        <w:t xml:space="preserve">ACM Transactions on Software Engineering and Methodology</w:t>
-      </w:r>
-      <w:r>
-        <w:t xml:space="preserve"> </w:t>
-      </w:r>
-      <w:r>
-        <w:t xml:space="preserve">35(10):1–37.</w:t>
-      </w:r>
-      <w:r>
-        <w:t xml:space="preserve"> </w:t>
-      </w:r>
-      <w:hyperlink r:id="rId94">
-        <w:r>
-          <w:rPr>
-            <w:rStyle w:val="Hyperlink"/>
-          </w:rPr>
-          <w:t xml:space="preserve">https://doi.org/10.1145/3796519</w:t>
+        <w:t xml:space="preserve">Sustainable Futures</w:t>
+      </w:r>
+      <w:r>
+        <w:t xml:space="preserve"> </w:t>
+      </w:r>
+      <w:r>
+        <w:t xml:space="preserve">10:101152.</w:t>
+      </w:r>
+      <w:r>
+        <w:t xml:space="preserve"> </w:t>
+      </w:r>
+      <w:hyperlink r:id="rId96">
+        <w:r>
+          <w:rPr>
+            <w:rStyle w:val="Hyperlink"/>
+          </w:rPr>
+          <w:t xml:space="preserve">https://doi.org/10.1016/j.sftr.2025.101152</w:t>
         </w:r>
       </w:hyperlink>
       <w:r>
         <w:t xml:space="preserve">.</w:t>
       </w:r>
     </w:p>
-    <w:bookmarkEnd w:id="95"/>
-    <w:bookmarkStart w:id="97" w:name="ref-Jansen2025"/>
+    <w:bookmarkEnd w:id="97"/>
+    <w:bookmarkStart w:id="99" w:name="ref-Hariri2025"/>
     <w:p>
       <w:pPr>
         <w:pStyle w:val="Bibliography"/>
       </w:pPr>
       <w:r>
-        <w:t xml:space="preserve">Jansen, Jacqueline A., Artür Manukyan, Nour Al Khoury, and Altuna Akalin. 2025. Leveraging Large Language Models for Data Analysis Automation.</w:t>
+        <w:t xml:space="preserve">Hariri, Ali, Stéphane Jean, and Mickaël Baron. 2025.</w:t>
+      </w:r>
+      <w:r>
+        <w:t xml:space="preserve"> </w:t>
+      </w:r>
+      <w:hyperlink r:id="rId98">
+        <w:r>
+          <w:rPr>
+            <w:rStyle w:val="Hyperlink"/>
+          </w:rPr>
+          <w:t xml:space="preserve">Towards Automating RDF Extraction for Archaeological Knowledge Graphs with LLMs</w:t>
+        </w:r>
+      </w:hyperlink>
+      <w:r>
+        <w:t xml:space="preserve">. In</w:t>
       </w:r>
       <w:r>
         <w:t xml:space="preserve"> </w:t>
@@ -6040,37 +6551,29 @@
           <w:iCs/>
           <w:i/>
         </w:rPr>
-        <w:t xml:space="preserve">PLOS ONE</w:t>
-      </w:r>
-      <w:r>
-        <w:t xml:space="preserve"> </w:t>
-      </w:r>
-      <w:r>
-        <w:t xml:space="preserve">20(2):e0317084.</w:t>
-      </w:r>
-      <w:r>
-        <w:t xml:space="preserve"> </w:t>
-      </w:r>
-      <w:hyperlink r:id="rId96">
-        <w:r>
-          <w:rPr>
-            <w:rStyle w:val="Hyperlink"/>
-          </w:rPr>
-          <w:t xml:space="preserve">https://doi.org/10.1371/journal.pone.0317084</w:t>
-        </w:r>
-      </w:hyperlink>
-      <w:r>
-        <w:t xml:space="preserve">.</w:t>
-      </w:r>
-    </w:p>
-    <w:bookmarkEnd w:id="97"/>
-    <w:bookmarkStart w:id="99" w:name="ref-JohnsonEberl2026"/>
+        <w:t xml:space="preserve">Database and Expert Systems Applications</w:t>
+      </w:r>
+      <w:r>
+        <w:t xml:space="preserve">, pp. 83–97. Lecture Notes in Computer Science. Springer Nature Switzerland.</w:t>
+      </w:r>
+    </w:p>
+    <w:bookmarkEnd w:id="99"/>
+    <w:bookmarkStart w:id="101" w:name="ref-Hou2025"/>
     <w:p>
       <w:pPr>
         <w:pStyle w:val="Bibliography"/>
       </w:pPr>
       <w:r>
-        <w:t xml:space="preserve">Johnson, Phyllis S., and Markus Eberl. 2026. Ethical and Environmental Considerations for the Application of Artificial Intelligence in Archaeological Research.</w:t>
+        <w:t xml:space="preserve">Hou, Xinyi, Yanjie Zhao, Shenao Wang, and Haoyu Wang. 2026.</w:t>
+      </w:r>
+      <w:r>
+        <w:t xml:space="preserve"> </w:t>
+      </w:r>
+      <w:r>
+        <w:t xml:space="preserve">Model Context Protocol (MCP)</w:t>
+      </w:r>
+      <w:r>
+        <w:t xml:space="preserve">: Landscape, Security Threats, and Future Research Directions.</w:t>
       </w:r>
       <w:r>
         <w:t xml:space="preserve"> </w:t>
@@ -6080,75 +6583,37 @@
           <w:iCs/>
           <w:i/>
         </w:rPr>
-        <w:t xml:space="preserve">Human Organization</w:t>
-      </w:r>
-      <w:r>
-        <w:t xml:space="preserve"> </w:t>
-      </w:r>
-      <w:r>
-        <w:t xml:space="preserve">85(3):333–346.</w:t>
-      </w:r>
-      <w:r>
-        <w:t xml:space="preserve"> </w:t>
-      </w:r>
-      <w:hyperlink r:id="rId98">
-        <w:r>
-          <w:rPr>
-            <w:rStyle w:val="Hyperlink"/>
-          </w:rPr>
-          <w:t xml:space="preserve">https://doi.org/10.1080/00187259.2026.2714301</w:t>
+        <w:t xml:space="preserve">ACM Transactions on Software Engineering and Methodology</w:t>
+      </w:r>
+      <w:r>
+        <w:t xml:space="preserve"> </w:t>
+      </w:r>
+      <w:r>
+        <w:t xml:space="preserve">35(10):1–37.</w:t>
+      </w:r>
+      <w:r>
+        <w:t xml:space="preserve"> </w:t>
+      </w:r>
+      <w:hyperlink r:id="rId100">
+        <w:r>
+          <w:rPr>
+            <w:rStyle w:val="Hyperlink"/>
+          </w:rPr>
+          <w:t xml:space="preserve">https://doi.org/10.1145/3796519</w:t>
         </w:r>
       </w:hyperlink>
       <w:r>
         <w:t xml:space="preserve">.</w:t>
       </w:r>
     </w:p>
-    <w:bookmarkEnd w:id="99"/>
-    <w:bookmarkStart w:id="101" w:name="ref-Jonker2024"/>
+    <w:bookmarkEnd w:id="101"/>
+    <w:bookmarkStart w:id="103" w:name="ref-Jansen2025"/>
     <w:p>
       <w:pPr>
         <w:pStyle w:val="Bibliography"/>
       </w:pPr>
       <w:r>
-        <w:t xml:space="preserve">Jonker, Catholijn M., Luciano Cavalcante Siebert, and Pradeep K. Murukannaiah. 2024.</w:t>
-      </w:r>
-      <w:r>
-        <w:t xml:space="preserve"> </w:t>
-      </w:r>
-      <w:hyperlink r:id="rId100">
-        <w:r>
-          <w:rPr>
-            <w:rStyle w:val="Hyperlink"/>
-          </w:rPr>
-          <w:t xml:space="preserve">Reflective Hybrid Intelligence for Meaningful</w:t>
-        </w:r>
-        <w:r>
-          <w:rPr>
-            <w:rStyle w:val="Hyperlink"/>
-          </w:rPr>
-          <w:t xml:space="preserve"> </w:t>
-        </w:r>
-        <w:r>
-          <w:rPr>
-            <w:rStyle w:val="Hyperlink"/>
-          </w:rPr>
-          <w:t xml:space="preserve">Human Control</w:t>
-        </w:r>
-        <w:r>
-          <w:rPr>
-            <w:rStyle w:val="Hyperlink"/>
-          </w:rPr>
-          <w:t xml:space="preserve"> </w:t>
-        </w:r>
-        <w:r>
-          <w:rPr>
-            <w:rStyle w:val="Hyperlink"/>
-          </w:rPr>
-          <w:t xml:space="preserve">in Decision-Support Systems</w:t>
-        </w:r>
-      </w:hyperlink>
-      <w:r>
-        <w:t xml:space="preserve">. In</w:t>
+        <w:t xml:space="preserve">Jansen, Jacqueline A., Artür Manukyan, Nour Al Khoury, and Altuna Akalin. 2025. Leveraging Large Language Models for Data Analysis Automation.</w:t>
       </w:r>
       <w:r>
         <w:t xml:space="preserve"> </w:t>
@@ -6158,32 +6623,37 @@
           <w:iCs/>
           <w:i/>
         </w:rPr>
-        <w:t xml:space="preserve">Research Handbook on Meaningful Human Control of Artificial Intelligence Systems</w:t>
-      </w:r>
-      <w:r>
-        <w:t xml:space="preserve">, pp. 188–204. Edward Elgar Publishing.</w:t>
-      </w:r>
-    </w:p>
-    <w:bookmarkEnd w:id="101"/>
-    <w:bookmarkStart w:id="103" w:name="ref-Kansa2026"/>
+        <w:t xml:space="preserve">PLOS ONE</w:t>
+      </w:r>
+      <w:r>
+        <w:t xml:space="preserve"> </w:t>
+      </w:r>
+      <w:r>
+        <w:t xml:space="preserve">20(2):e0317084.</w:t>
+      </w:r>
+      <w:r>
+        <w:t xml:space="preserve"> </w:t>
+      </w:r>
+      <w:hyperlink r:id="rId102">
+        <w:r>
+          <w:rPr>
+            <w:rStyle w:val="Hyperlink"/>
+          </w:rPr>
+          <w:t xml:space="preserve">https://doi.org/10.1371/journal.pone.0317084</w:t>
+        </w:r>
+      </w:hyperlink>
+      <w:r>
+        <w:t xml:space="preserve">.</w:t>
+      </w:r>
+    </w:p>
+    <w:bookmarkEnd w:id="103"/>
+    <w:bookmarkStart w:id="105" w:name="ref-JohnsonEberl2026"/>
     <w:p>
       <w:pPr>
         <w:pStyle w:val="Bibliography"/>
       </w:pPr>
       <w:r>
-        <w:t xml:space="preserve">Kansa, Eric. 2026. Archaeology in the</w:t>
-      </w:r>
-      <w:r>
-        <w:t xml:space="preserve"> </w:t>
-      </w:r>
-      <w:r>
-        <w:t xml:space="preserve">AI</w:t>
-      </w:r>
-      <w:r>
-        <w:t xml:space="preserve"> </w:t>
-      </w:r>
-      <w:r>
-        <w:t xml:space="preserve">Era: Demystifying Powerful and Problematic Systems Shaping the Future of the Past.</w:t>
+        <w:t xml:space="preserve">Johnson, Phyllis S., and Markus Eberl. 2026. Ethical and Environmental Considerations for the Application of Artificial Intelligence in Archaeological Research.</w:t>
       </w:r>
       <w:r>
         <w:t xml:space="preserve"> </w:t>
@@ -6193,40 +6663,75 @@
           <w:iCs/>
           <w:i/>
         </w:rPr>
-        <w:t xml:space="preserve">Internet Archaeology</w:t>
-      </w:r>
-      <w:r>
-        <w:t xml:space="preserve">(71).</w:t>
-      </w:r>
-      <w:r>
-        <w:t xml:space="preserve"> </w:t>
-      </w:r>
-      <w:hyperlink r:id="rId102">
-        <w:r>
-          <w:rPr>
-            <w:rStyle w:val="Hyperlink"/>
-          </w:rPr>
-          <w:t xml:space="preserve">https://doi.org/10.11141/ia.71.15</w:t>
+        <w:t xml:space="preserve">Human Organization</w:t>
+      </w:r>
+      <w:r>
+        <w:t xml:space="preserve"> </w:t>
+      </w:r>
+      <w:r>
+        <w:t xml:space="preserve">85(3):333–346.</w:t>
+      </w:r>
+      <w:r>
+        <w:t xml:space="preserve"> </w:t>
+      </w:r>
+      <w:hyperlink r:id="rId104">
+        <w:r>
+          <w:rPr>
+            <w:rStyle w:val="Hyperlink"/>
+          </w:rPr>
+          <w:t xml:space="preserve">https://doi.org/10.1080/00187259.2026.2714301</w:t>
         </w:r>
       </w:hyperlink>
       <w:r>
         <w:t xml:space="preserve">.</w:t>
       </w:r>
     </w:p>
-    <w:bookmarkEnd w:id="103"/>
-    <w:bookmarkStart w:id="105" w:name="ref-Kim2026Power"/>
+    <w:bookmarkEnd w:id="105"/>
+    <w:bookmarkStart w:id="107" w:name="ref-Jonker2024"/>
     <w:p>
       <w:pPr>
         <w:pStyle w:val="Bibliography"/>
       </w:pPr>
       <w:r>
-        <w:t xml:space="preserve">Kim, Hajung, Jia Qi, Zhe Feng, Xiaoya Zhang, Yuting Han, Jinbo He, and Feng Ji. 2026. Can Large Language Models (</w:t>
-      </w:r>
-      <w:r>
-        <w:t xml:space="preserve">LLMs</w:t>
-      </w:r>
-      <w:r>
-        <w:t xml:space="preserve">) Be Trusted for Power Analysis? An Empirical Evaluation.</w:t>
+        <w:t xml:space="preserve">Jonker, Catholijn M., Luciano Cavalcante Siebert, and Pradeep K. Murukannaiah. 2024.</w:t>
+      </w:r>
+      <w:r>
+        <w:t xml:space="preserve"> </w:t>
+      </w:r>
+      <w:hyperlink r:id="rId106">
+        <w:r>
+          <w:rPr>
+            <w:rStyle w:val="Hyperlink"/>
+          </w:rPr>
+          <w:t xml:space="preserve">Reflective Hybrid Intelligence for Meaningful</w:t>
+        </w:r>
+        <w:r>
+          <w:rPr>
+            <w:rStyle w:val="Hyperlink"/>
+          </w:rPr>
+          <w:t xml:space="preserve"> </w:t>
+        </w:r>
+        <w:r>
+          <w:rPr>
+            <w:rStyle w:val="Hyperlink"/>
+          </w:rPr>
+          <w:t xml:space="preserve">Human Control</w:t>
+        </w:r>
+        <w:r>
+          <w:rPr>
+            <w:rStyle w:val="Hyperlink"/>
+          </w:rPr>
+          <w:t xml:space="preserve"> </w:t>
+        </w:r>
+        <w:r>
+          <w:rPr>
+            <w:rStyle w:val="Hyperlink"/>
+          </w:rPr>
+          <w:t xml:space="preserve">in Decision-Support Systems</w:t>
+        </w:r>
+      </w:hyperlink>
+      <w:r>
+        <w:t xml:space="preserve">. In</w:t>
       </w:r>
       <w:r>
         <w:t xml:space="preserve"> </w:t>
@@ -6236,37 +6741,32 @@
           <w:iCs/>
           <w:i/>
         </w:rPr>
-        <w:t xml:space="preserve">Journal of Behavioral Data Science</w:t>
-      </w:r>
-      <w:r>
-        <w:t xml:space="preserve"> </w:t>
-      </w:r>
-      <w:r>
-        <w:t xml:space="preserve">6(2):1–42.</w:t>
-      </w:r>
-      <w:r>
-        <w:t xml:space="preserve"> </w:t>
-      </w:r>
-      <w:hyperlink r:id="rId104">
-        <w:r>
-          <w:rPr>
-            <w:rStyle w:val="Hyperlink"/>
-          </w:rPr>
-          <w:t xml:space="preserve">https://doi.org/10.35566/jbds/jikim</w:t>
-        </w:r>
-      </w:hyperlink>
-      <w:r>
-        <w:t xml:space="preserve">.</w:t>
-      </w:r>
-    </w:p>
-    <w:bookmarkEnd w:id="105"/>
-    <w:bookmarkStart w:id="107" w:name="ref-Korinek2023"/>
+        <w:t xml:space="preserve">Research Handbook on Meaningful Human Control of Artificial Intelligence Systems</w:t>
+      </w:r>
+      <w:r>
+        <w:t xml:space="preserve">, pp. 188–204. Edward Elgar Publishing.</w:t>
+      </w:r>
+    </w:p>
+    <w:bookmarkEnd w:id="107"/>
+    <w:bookmarkStart w:id="109" w:name="ref-Kansa2026"/>
     <w:p>
       <w:pPr>
         <w:pStyle w:val="Bibliography"/>
       </w:pPr>
       <w:r>
-        <w:t xml:space="preserve">Korinek, Anton. 2023. Generative AI for Economic Research: Use Cases and Implications for Economists.</w:t>
+        <w:t xml:space="preserve">Kansa, Eric. 2026. Archaeology in the</w:t>
+      </w:r>
+      <w:r>
+        <w:t xml:space="preserve"> </w:t>
+      </w:r>
+      <w:r>
+        <w:t xml:space="preserve">AI</w:t>
+      </w:r>
+      <w:r>
+        <w:t xml:space="preserve"> </w:t>
+      </w:r>
+      <w:r>
+        <w:t xml:space="preserve">Era: Demystifying Powerful and Problematic Systems Shaping the Future of the Past.</w:t>
       </w:r>
       <w:r>
         <w:t xml:space="preserve"> </w:t>
@@ -6276,6 +6776,138 @@
           <w:iCs/>
           <w:i/>
         </w:rPr>
+        <w:t xml:space="preserve">Internet Archaeology</w:t>
+      </w:r>
+      <w:r>
+        <w:t xml:space="preserve">(71).</w:t>
+      </w:r>
+      <w:r>
+        <w:t xml:space="preserve"> </w:t>
+      </w:r>
+      <w:hyperlink r:id="rId108">
+        <w:r>
+          <w:rPr>
+            <w:rStyle w:val="Hyperlink"/>
+          </w:rPr>
+          <w:t xml:space="preserve">https://doi.org/10.11141/ia.71.15</w:t>
+        </w:r>
+      </w:hyperlink>
+      <w:r>
+        <w:t xml:space="preserve">.</w:t>
+      </w:r>
+    </w:p>
+    <w:bookmarkEnd w:id="109"/>
+    <w:bookmarkStart w:id="111" w:name="ref-Kasneci_2023"/>
+    <w:p>
+      <w:pPr>
+        <w:pStyle w:val="Bibliography"/>
+      </w:pPr>
+      <w:r>
+        <w:t xml:space="preserve">Kasneci, Enkelejda, Kathrin Sessler, Stefan Küchemann, Maria Bannert, Daryna Dementieva, Frank Fischer, Urs Gasser, et al. 2023.</w:t>
+      </w:r>
+      <w:r>
+        <w:t xml:space="preserve"> </w:t>
+      </w:r>
+      <w:r>
+        <w:t xml:space="preserve">ChatGPT for Good? On Opportunities and Challenges of Large Language Models for Education</w:t>
+      </w:r>
+      <w:r>
+        <w:t xml:space="preserve">.</w:t>
+      </w:r>
+      <w:r>
+        <w:t xml:space="preserve"> </w:t>
+      </w:r>
+      <w:r>
+        <w:rPr>
+          <w:iCs/>
+          <w:i/>
+        </w:rPr>
+        <w:t xml:space="preserve">Learning and Individual Differences</w:t>
+      </w:r>
+      <w:r>
+        <w:t xml:space="preserve"> </w:t>
+      </w:r>
+      <w:r>
+        <w:t xml:space="preserve">103:102274.</w:t>
+      </w:r>
+      <w:r>
+        <w:t xml:space="preserve"> </w:t>
+      </w:r>
+      <w:hyperlink r:id="rId110">
+        <w:r>
+          <w:rPr>
+            <w:rStyle w:val="Hyperlink"/>
+          </w:rPr>
+          <w:t xml:space="preserve">https://doi.org/10.1016/j.lindif.2023.102274</w:t>
+        </w:r>
+      </w:hyperlink>
+      <w:r>
+        <w:t xml:space="preserve">.</w:t>
+      </w:r>
+    </w:p>
+    <w:bookmarkEnd w:id="111"/>
+    <w:bookmarkStart w:id="113" w:name="ref-Kim2026Power"/>
+    <w:p>
+      <w:pPr>
+        <w:pStyle w:val="Bibliography"/>
+      </w:pPr>
+      <w:r>
+        <w:t xml:space="preserve">Kim, Hajung, Jia Qi, Zhe Feng, Xiaoya Zhang, Yuting Han, Jinbo He, and Feng Ji. 2026. Can Large Language Models (</w:t>
+      </w:r>
+      <w:r>
+        <w:t xml:space="preserve">LLMs</w:t>
+      </w:r>
+      <w:r>
+        <w:t xml:space="preserve">) Be Trusted for Power Analysis? An Empirical Evaluation.</w:t>
+      </w:r>
+      <w:r>
+        <w:t xml:space="preserve"> </w:t>
+      </w:r>
+      <w:r>
+        <w:rPr>
+          <w:iCs/>
+          <w:i/>
+        </w:rPr>
+        <w:t xml:space="preserve">Journal of Behavioral Data Science</w:t>
+      </w:r>
+      <w:r>
+        <w:t xml:space="preserve"> </w:t>
+      </w:r>
+      <w:r>
+        <w:t xml:space="preserve">6(2):1–42.</w:t>
+      </w:r>
+      <w:r>
+        <w:t xml:space="preserve"> </w:t>
+      </w:r>
+      <w:hyperlink r:id="rId112">
+        <w:r>
+          <w:rPr>
+            <w:rStyle w:val="Hyperlink"/>
+          </w:rPr>
+          <w:t xml:space="preserve">https://doi.org/10.35566/jbds/jikim</w:t>
+        </w:r>
+      </w:hyperlink>
+      <w:r>
+        <w:t xml:space="preserve">.</w:t>
+      </w:r>
+    </w:p>
+    <w:bookmarkEnd w:id="113"/>
+    <w:bookmarkStart w:id="115" w:name="ref-Korinek2023"/>
+    <w:p>
+      <w:pPr>
+        <w:pStyle w:val="Bibliography"/>
+      </w:pPr>
+      <w:r>
+        <w:t xml:space="preserve">Korinek, Anton. 2023. Generative AI for Economic Research: Use Cases and Implications for Economists.</w:t>
+      </w:r>
+      <w:r>
+        <w:t xml:space="preserve"> </w:t>
+      </w:r>
+      <w:r>
+        <w:rPr>
+          <w:iCs/>
+          <w:i/>
+        </w:rPr>
         <w:t xml:space="preserve">Journal of Economic Literature</w:t>
       </w:r>
       <w:r>
@@ -6287,7 +6919,7 @@
       <w:r>
         <w:t xml:space="preserve"> </w:t>
       </w:r>
-      <w:hyperlink r:id="rId106">
+      <w:hyperlink r:id="rId114">
         <w:r>
           <w:rPr>
             <w:rStyle w:val="Hyperlink"/>
@@ -6299,8 +6931,8 @@
         <w:t xml:space="preserve">.</w:t>
       </w:r>
     </w:p>
-    <w:bookmarkEnd w:id="107"/>
-    <w:bookmarkStart w:id="109" w:name="ref-Korinek2025"/>
+    <w:bookmarkEnd w:id="115"/>
+    <w:bookmarkStart w:id="117" w:name="ref-Korinek2025"/>
     <w:p>
       <w:pPr>
         <w:pStyle w:val="Bibliography"/>
@@ -6311,7 +6943,7 @@
       <w:r>
         <w:t xml:space="preserve"> </w:t>
       </w:r>
-      <w:hyperlink r:id="rId108">
+      <w:hyperlink r:id="rId116">
         <w:r>
           <w:rPr>
             <w:rStyle w:val="Hyperlink"/>
@@ -6341,8 +6973,8 @@
         <w:t xml:space="preserve">. National Bureau of Economic Research.</w:t>
       </w:r>
     </w:p>
-    <w:bookmarkEnd w:id="109"/>
-    <w:bookmarkStart w:id="111" w:name="ref-Moorthy2026"/>
+    <w:bookmarkEnd w:id="117"/>
+    <w:bookmarkStart w:id="119" w:name="ref-Moorthy2026"/>
     <w:p>
       <w:pPr>
         <w:pStyle w:val="Bibliography"/>
@@ -6387,7 +7019,7 @@
       <w:r>
         <w:t xml:space="preserve"> </w:t>
       </w:r>
-      <w:hyperlink r:id="rId110">
+      <w:hyperlink r:id="rId118">
         <w:r>
           <w:rPr>
             <w:rStyle w:val="Hyperlink"/>
@@ -6399,8 +7031,8 @@
         <w:t xml:space="preserve">.</w:t>
       </w:r>
     </w:p>
-    <w:bookmarkEnd w:id="111"/>
-    <w:bookmarkStart w:id="113" w:name="ref-Laban2025"/>
+    <w:bookmarkEnd w:id="119"/>
+    <w:bookmarkStart w:id="121" w:name="ref-Laban2025"/>
     <w:p>
       <w:pPr>
         <w:pStyle w:val="Bibliography"/>
@@ -6436,7 +7068,7 @@
       <w:r>
         <w:t xml:space="preserve"> </w:t>
       </w:r>
-      <w:hyperlink r:id="rId112">
+      <w:hyperlink r:id="rId120">
         <w:r>
           <w:rPr>
             <w:rStyle w:val="Hyperlink"/>
@@ -6448,8 +7080,8 @@
         <w:t xml:space="preserve">.</w:t>
       </w:r>
     </w:p>
-    <w:bookmarkEnd w:id="113"/>
-    <w:bookmarkStart w:id="115" w:name="ref-Leung2023"/>
+    <w:bookmarkEnd w:id="121"/>
+    <w:bookmarkStart w:id="123" w:name="ref-Leung2023"/>
     <w:p>
       <w:pPr>
         <w:pStyle w:val="Bibliography"/>
@@ -6476,7 +7108,7 @@
       <w:r>
         <w:t xml:space="preserve"> </w:t>
       </w:r>
-      <w:hyperlink r:id="rId114">
+      <w:hyperlink r:id="rId122">
         <w:r>
           <w:rPr>
             <w:rStyle w:val="Hyperlink"/>
@@ -6488,8 +7120,8 @@
         <w:t xml:space="preserve">.</w:t>
       </w:r>
     </w:p>
-    <w:bookmarkEnd w:id="115"/>
-    <w:bookmarkStart w:id="117" w:name="ref-Longkumer2025Generative"/>
+    <w:bookmarkEnd w:id="123"/>
+    <w:bookmarkStart w:id="125" w:name="ref-Longkumer2025Generative"/>
     <w:p>
       <w:pPr>
         <w:pStyle w:val="Bibliography"/>
@@ -6576,7 +7208,7 @@
       <w:r>
         <w:t xml:space="preserve"> </w:t>
       </w:r>
-      <w:hyperlink r:id="rId116">
+      <w:hyperlink r:id="rId124">
         <w:r>
           <w:rPr>
             <w:rStyle w:val="Hyperlink"/>
@@ -6588,8 +7220,8 @@
         <w:t xml:space="preserve">.</w:t>
       </w:r>
     </w:p>
-    <w:bookmarkEnd w:id="117"/>
-    <w:bookmarkStart w:id="119" w:name="ref-Lu2026"/>
+    <w:bookmarkEnd w:id="125"/>
+    <w:bookmarkStart w:id="127" w:name="ref-Lu2026"/>
     <w:p>
       <w:pPr>
         <w:pStyle w:val="Bibliography"/>
@@ -6628,7 +7260,7 @@
       <w:r>
         <w:t xml:space="preserve"> </w:t>
       </w:r>
-      <w:hyperlink r:id="rId118">
+      <w:hyperlink r:id="rId126">
         <w:r>
           <w:rPr>
             <w:rStyle w:val="Hyperlink"/>
@@ -6640,14 +7272,23 @@
         <w:t xml:space="preserve">.</w:t>
       </w:r>
     </w:p>
-    <w:bookmarkEnd w:id="119"/>
-    <w:bookmarkStart w:id="121" w:name="ref-Marwick2017"/>
+    <w:bookmarkEnd w:id="127"/>
+    <w:bookmarkStart w:id="129" w:name="ref-M_Bran_2024"/>
     <w:p>
       <w:pPr>
         <w:pStyle w:val="Bibliography"/>
       </w:pPr>
       <w:r>
-        <w:t xml:space="preserve">Marwick, Ben. 2017. Computational Reproducibility in Archaeological Research: Basic Principles and a Case Study of Their Implementation.</w:t>
+        <w:t xml:space="preserve">M. Bran, Andres, Sam Cox, Oliver Schilter, Carlo Baldassari, Andrew D. White, and Philippe Schwaller. 2024.</w:t>
+      </w:r>
+      <w:r>
+        <w:t xml:space="preserve"> </w:t>
+      </w:r>
+      <w:r>
+        <w:t xml:space="preserve">Augmenting Large Language Models With Chemistry Tools</w:t>
+      </w:r>
+      <w:r>
+        <w:t xml:space="preserve">.</w:t>
       </w:r>
       <w:r>
         <w:t xml:space="preserve"> </w:t>
@@ -6657,37 +7298,37 @@
           <w:iCs/>
           <w:i/>
         </w:rPr>
-        <w:t xml:space="preserve">Journal of Archaeological Method and Theory</w:t>
-      </w:r>
-      <w:r>
-        <w:t xml:space="preserve"> </w:t>
-      </w:r>
-      <w:r>
-        <w:t xml:space="preserve">24(2):424–450.</w:t>
-      </w:r>
-      <w:r>
-        <w:t xml:space="preserve"> </w:t>
-      </w:r>
-      <w:hyperlink r:id="rId120">
-        <w:r>
-          <w:rPr>
-            <w:rStyle w:val="Hyperlink"/>
-          </w:rPr>
-          <w:t xml:space="preserve">https://doi.org/10.1007/s10816-015-9272-9</w:t>
+        <w:t xml:space="preserve">Nature Machine Intelligence</w:t>
+      </w:r>
+      <w:r>
+        <w:t xml:space="preserve"> </w:t>
+      </w:r>
+      <w:r>
+        <w:t xml:space="preserve">6(5):525–535.</w:t>
+      </w:r>
+      <w:r>
+        <w:t xml:space="preserve"> </w:t>
+      </w:r>
+      <w:hyperlink r:id="rId128">
+        <w:r>
+          <w:rPr>
+            <w:rStyle w:val="Hyperlink"/>
+          </w:rPr>
+          <w:t xml:space="preserve">https://doi.org/10.1038/s42256-024-00832-8</w:t>
         </w:r>
       </w:hyperlink>
       <w:r>
         <w:t xml:space="preserve">.</w:t>
       </w:r>
     </w:p>
-    <w:bookmarkEnd w:id="121"/>
-    <w:bookmarkStart w:id="123" w:name="ref-Messeri2024"/>
+    <w:bookmarkEnd w:id="129"/>
+    <w:bookmarkStart w:id="131" w:name="ref-Marwick2017"/>
     <w:p>
       <w:pPr>
         <w:pStyle w:val="Bibliography"/>
       </w:pPr>
       <w:r>
-        <w:t xml:space="preserve">Messeri, Lisa, and M. J. Crockett. 2024. Artificial Intelligence and Illusions of Understanding in Scientific Research.</w:t>
+        <w:t xml:space="preserve">Marwick, Ben. 2017. Computational Reproducibility in Archaeological Research: Basic Principles and a Case Study of Their Implementation.</w:t>
       </w:r>
       <w:r>
         <w:t xml:space="preserve"> </w:t>
@@ -6697,37 +7338,37 @@
           <w:iCs/>
           <w:i/>
         </w:rPr>
-        <w:t xml:space="preserve">Nature</w:t>
-      </w:r>
-      <w:r>
-        <w:t xml:space="preserve"> </w:t>
-      </w:r>
-      <w:r>
-        <w:t xml:space="preserve">627(8002):49–58.</w:t>
-      </w:r>
-      <w:r>
-        <w:t xml:space="preserve"> </w:t>
-      </w:r>
-      <w:hyperlink r:id="rId122">
-        <w:r>
-          <w:rPr>
-            <w:rStyle w:val="Hyperlink"/>
-          </w:rPr>
-          <w:t xml:space="preserve">https://doi.org/10.1038/s41586-024-07146-0</w:t>
+        <w:t xml:space="preserve">Journal of Archaeological Method and Theory</w:t>
+      </w:r>
+      <w:r>
+        <w:t xml:space="preserve"> </w:t>
+      </w:r>
+      <w:r>
+        <w:t xml:space="preserve">24(2):424–450.</w:t>
+      </w:r>
+      <w:r>
+        <w:t xml:space="preserve"> </w:t>
+      </w:r>
+      <w:hyperlink r:id="rId130">
+        <w:r>
+          <w:rPr>
+            <w:rStyle w:val="Hyperlink"/>
+          </w:rPr>
+          <w:t xml:space="preserve">https://doi.org/10.1007/s10816-015-9272-9</w:t>
         </w:r>
       </w:hyperlink>
       <w:r>
         <w:t xml:space="preserve">.</w:t>
       </w:r>
     </w:p>
-    <w:bookmarkEnd w:id="123"/>
-    <w:bookmarkStart w:id="125" w:name="ref-Miao2026"/>
+    <w:bookmarkEnd w:id="131"/>
+    <w:bookmarkStart w:id="133" w:name="ref-Messeri2024"/>
     <w:p>
       <w:pPr>
         <w:pStyle w:val="Bibliography"/>
       </w:pPr>
       <w:r>
-        <w:t xml:space="preserve">Miao, Jiacheng, Jonathan K. Pritchard, and James Zou. 2026. The Agentic Garden of Forking Paths.</w:t>
+        <w:t xml:space="preserve">Messeri, Lisa, and M. J. Crockett. 2024. Artificial Intelligence and Illusions of Understanding in Scientific Research.</w:t>
       </w:r>
       <w:r>
         <w:t xml:space="preserve"> </w:t>
@@ -6737,6 +7378,46 @@
           <w:iCs/>
           <w:i/>
         </w:rPr>
+        <w:t xml:space="preserve">Nature</w:t>
+      </w:r>
+      <w:r>
+        <w:t xml:space="preserve"> </w:t>
+      </w:r>
+      <w:r>
+        <w:t xml:space="preserve">627(8002):49–58.</w:t>
+      </w:r>
+      <w:r>
+        <w:t xml:space="preserve"> </w:t>
+      </w:r>
+      <w:hyperlink r:id="rId132">
+        <w:r>
+          <w:rPr>
+            <w:rStyle w:val="Hyperlink"/>
+          </w:rPr>
+          <w:t xml:space="preserve">https://doi.org/10.1038/s41586-024-07146-0</w:t>
+        </w:r>
+      </w:hyperlink>
+      <w:r>
+        <w:t xml:space="preserve">.</w:t>
+      </w:r>
+    </w:p>
+    <w:bookmarkEnd w:id="133"/>
+    <w:bookmarkStart w:id="135" w:name="ref-Miao2026"/>
+    <w:p>
+      <w:pPr>
+        <w:pStyle w:val="Bibliography"/>
+      </w:pPr>
+      <w:r>
+        <w:t xml:space="preserve">Miao, Jiacheng, Jonathan K. Pritchard, and James Zou. 2026. The Agentic Garden of Forking Paths.</w:t>
+      </w:r>
+      <w:r>
+        <w:t xml:space="preserve"> </w:t>
+      </w:r>
+      <w:r>
+        <w:rPr>
+          <w:iCs/>
+          <w:i/>
+        </w:rPr>
         <w:t xml:space="preserve">arXiv Preprint arXiv:2607.01507</w:t>
       </w:r>
       <w:r>
@@ -6745,7 +7426,7 @@
       <w:r>
         <w:t xml:space="preserve"> </w:t>
       </w:r>
-      <w:hyperlink r:id="rId124">
+      <w:hyperlink r:id="rId134">
         <w:r>
           <w:rPr>
             <w:rStyle w:val="Hyperlink"/>
@@ -6757,8 +7438,8 @@
         <w:t xml:space="preserve">.</w:t>
       </w:r>
     </w:p>
-    <w:bookmarkEnd w:id="125"/>
-    <w:bookmarkStart w:id="127" w:name="ref-Monakhov2026"/>
+    <w:bookmarkEnd w:id="135"/>
+    <w:bookmarkStart w:id="137" w:name="ref-Monakhov2026"/>
     <w:p>
       <w:pPr>
         <w:pStyle w:val="Bibliography"/>
@@ -6769,7 +7450,7 @@
       <w:r>
         <w:t xml:space="preserve"> </w:t>
       </w:r>
-      <w:hyperlink r:id="rId126">
+      <w:hyperlink r:id="rId136">
         <w:r>
           <w:rPr>
             <w:rStyle w:val="Hyperlink"/>
@@ -6805,8 +7486,8 @@
         <w:t xml:space="preserve">. Elsevier BV.</w:t>
       </w:r>
     </w:p>
-    <w:bookmarkEnd w:id="127"/>
-    <w:bookmarkStart w:id="129" w:name="ref-NationalAcademies2026"/>
+    <w:bookmarkEnd w:id="137"/>
+    <w:bookmarkStart w:id="139" w:name="ref-NationalAcademies2026"/>
     <w:p>
       <w:pPr>
         <w:pStyle w:val="Bibliography"/>
@@ -6817,7 +7498,7 @@
       <w:r>
         <w:t xml:space="preserve"> </w:t>
       </w:r>
-      <w:hyperlink r:id="rId128">
+      <w:hyperlink r:id="rId138">
         <w:r>
           <w:rPr>
             <w:rStyle w:val="Hyperlink"/>
@@ -6831,8 +7512,8 @@
         <w:t xml:space="preserve">. The National Academies Press, Washington, DC.</w:t>
       </w:r>
     </w:p>
-    <w:bookmarkEnd w:id="129"/>
-    <w:bookmarkStart w:id="131" w:name="ref-Nejjar2025"/>
+    <w:bookmarkEnd w:id="139"/>
+    <w:bookmarkStart w:id="141" w:name="ref-Nejjar2025"/>
     <w:p>
       <w:pPr>
         <w:pStyle w:val="Bibliography"/>
@@ -6868,7 +7549,7 @@
       <w:r>
         <w:t xml:space="preserve"> </w:t>
       </w:r>
-      <w:hyperlink r:id="rId130">
+      <w:hyperlink r:id="rId140">
         <w:r>
           <w:rPr>
             <w:rStyle w:val="Hyperlink"/>
@@ -6880,8 +7561,32 @@
         <w:t xml:space="preserve">.</w:t>
       </w:r>
     </w:p>
-    <w:bookmarkEnd w:id="131"/>
-    <w:bookmarkStart w:id="133" w:name="ref-Piper2026"/>
+    <w:bookmarkEnd w:id="141"/>
+    <w:bookmarkStart w:id="143" w:name="ref-Park_2023"/>
+    <w:p>
+      <w:pPr>
+        <w:pStyle w:val="Bibliography"/>
+      </w:pPr>
+      <w:r>
+        <w:t xml:space="preserve">Park, Joon Sung, Joseph O’Brien, Carrie Jun Cai, Meredith Ringel Morris, Percy Liang, and Michael S. Bernstein. 2023.</w:t>
+      </w:r>
+      <w:r>
+        <w:t xml:space="preserve"> </w:t>
+      </w:r>
+      <w:hyperlink r:id="rId142">
+        <w:r>
+          <w:rPr>
+            <w:rStyle w:val="Hyperlink"/>
+          </w:rPr>
+          <w:t xml:space="preserve">Generative Agents: Interactive Simulacra of Human Behavior</w:t>
+        </w:r>
+      </w:hyperlink>
+      <w:r>
+        <w:t xml:space="preserve">, pp. 1–22.</w:t>
+      </w:r>
+    </w:p>
+    <w:bookmarkEnd w:id="143"/>
+    <w:bookmarkStart w:id="145" w:name="ref-Piper2026"/>
     <w:p>
       <w:pPr>
         <w:pStyle w:val="Bibliography"/>
@@ -6908,7 +7613,7 @@
       <w:r>
         <w:t xml:space="preserve"> </w:t>
       </w:r>
-      <w:hyperlink r:id="rId132">
+      <w:hyperlink r:id="rId144">
         <w:r>
           <w:rPr>
             <w:rStyle w:val="Hyperlink"/>
@@ -6920,8 +7625,8 @@
         <w:t xml:space="preserve">.</w:t>
       </w:r>
     </w:p>
-    <w:bookmarkEnd w:id="133"/>
-    <w:bookmarkStart w:id="135" w:name="ref-QuartoDocs2026"/>
+    <w:bookmarkEnd w:id="145"/>
+    <w:bookmarkStart w:id="147" w:name="ref-QuartoDocs2026"/>
     <w:p>
       <w:pPr>
         <w:pStyle w:val="Bibliography"/>
@@ -6941,7 +7646,7 @@
       <w:r>
         <w:t xml:space="preserve"> </w:t>
       </w:r>
-      <w:hyperlink r:id="rId134">
+      <w:hyperlink r:id="rId146">
         <w:r>
           <w:rPr>
             <w:rStyle w:val="Hyperlink"/>
@@ -6953,26 +7658,23 @@
         <w:t xml:space="preserve">, accessed September 17, 2026.</w:t>
       </w:r>
     </w:p>
-    <w:bookmarkEnd w:id="135"/>
-    <w:bookmarkStart w:id="137" w:name="ref-Scheepens2024"/>
+    <w:bookmarkEnd w:id="147"/>
+    <w:bookmarkStart w:id="149" w:name="ref-Rafiee_2025"/>
     <w:p>
       <w:pPr>
         <w:pStyle w:val="Bibliography"/>
       </w:pPr>
       <w:r>
-        <w:t xml:space="preserve">Scheepens, Daan, Joseph Millard, Maxwell Farrell, and Tim Newbold. 2024.</w:t>
-      </w:r>
-      <w:r>
-        <w:t xml:space="preserve"> </w:t>
-      </w:r>
-      <w:r>
-        <w:t xml:space="preserve">Large Language Models</w:t>
-      </w:r>
-      <w:r>
-        <w:t xml:space="preserve"> </w:t>
-      </w:r>
-      <w:r>
-        <w:t xml:space="preserve">Help Facilitate the Automated Synthesis of Information on Potential Pest Controllers.</w:t>
+        <w:t xml:space="preserve">Rafiee, Gholamreza, and Wai Lok Woo. 2025.</w:t>
+      </w:r>
+      <w:r>
+        <w:t xml:space="preserve"> </w:t>
+      </w:r>
+      <w:r>
+        <w:t xml:space="preserve">Agentic AI: A Review of Architecture, Governance, and Sustainable Goal-Directed Autonomy</w:t>
+      </w:r>
+      <w:r>
+        <w:t xml:space="preserve">.</w:t>
       </w:r>
       <w:r>
         <w:t xml:space="preserve"> </w:t>
@@ -6982,79 +7684,46 @@
           <w:iCs/>
           <w:i/>
         </w:rPr>
-        <w:t xml:space="preserve">Methods in Ecology and Evolution</w:t>
-      </w:r>
-      <w:r>
-        <w:t xml:space="preserve"> </w:t>
-      </w:r>
-      <w:r>
-        <w:t xml:space="preserve">15(7):1261–1273.</w:t>
-      </w:r>
-      <w:r>
-        <w:t xml:space="preserve"> </w:t>
-      </w:r>
-      <w:hyperlink r:id="rId136">
-        <w:r>
-          <w:rPr>
-            <w:rStyle w:val="Hyperlink"/>
-          </w:rPr>
-          <w:t xml:space="preserve">https://doi.org/10.1111/2041-210X.14341</w:t>
+        <w:t xml:space="preserve">TechRxiv Preprint</w:t>
+      </w:r>
+      <w:r>
+        <w:t xml:space="preserve">.</w:t>
+      </w:r>
+      <w:r>
+        <w:t xml:space="preserve"> </w:t>
+      </w:r>
+      <w:hyperlink r:id="rId148">
+        <w:r>
+          <w:rPr>
+            <w:rStyle w:val="Hyperlink"/>
+          </w:rPr>
+          <w:t xml:space="preserve">https://doi.org/10.36227/techrxiv.176703982.24212722/v1</w:t>
         </w:r>
       </w:hyperlink>
       <w:r>
         <w:t xml:space="preserve">.</w:t>
       </w:r>
     </w:p>
-    <w:bookmarkEnd w:id="137"/>
-    <w:bookmarkStart w:id="139" w:name="ref-Schweinberger2026privacy"/>
+    <w:bookmarkEnd w:id="149"/>
+    <w:bookmarkStart w:id="151" w:name="ref-Scheepens2024"/>
     <w:p>
       <w:pPr>
         <w:pStyle w:val="Bibliography"/>
       </w:pPr>
       <w:r>
-        <w:t xml:space="preserve">Schweinberger, Martin. 2026.</w:t>
-      </w:r>
-      <w:r>
-        <w:t xml:space="preserve"> </w:t>
-      </w:r>
-      <w:r>
-        <w:t xml:space="preserve">Privacy-Preserving Analysis with Local LLMs: Generating Synthetic Data Proxies</w:t>
-      </w:r>
-      <w:r>
-        <w:t xml:space="preserve">.</w:t>
-      </w:r>
-      <w:r>
-        <w:t xml:space="preserve"> </w:t>
-      </w:r>
-      <w:r>
-        <w:t xml:space="preserve">The Language Technology and Data Analysis Laboratory (LADAL), The University of Queensland, Australia</w:t>
-      </w:r>
-      <w:r>
-        <w:t xml:space="preserve">.</w:t>
-      </w:r>
-      <w:r>
-        <w:t xml:space="preserve"> </w:t>
-      </w:r>
-      <w:hyperlink r:id="rId138">
-        <w:r>
-          <w:rPr>
-            <w:rStyle w:val="Hyperlink"/>
-          </w:rPr>
-          <w:t xml:space="preserve">https://ladal.edu.au/tutorials/llm_privacy/llm_privacy.html</w:t>
-        </w:r>
-      </w:hyperlink>
-      <w:r>
-        <w:t xml:space="preserve">, accessed September 18, 2026.</w:t>
-      </w:r>
-    </w:p>
-    <w:bookmarkEnd w:id="139"/>
-    <w:bookmarkStart w:id="141" w:name="ref-Shaikhon2025"/>
-    <w:p>
-      <w:pPr>
-        <w:pStyle w:val="Bibliography"/>
-      </w:pPr>
-      <w:r>
-        <w:t xml:space="preserve">Shaikhon, Ahmed Motawea Hussein. 2025. Contextual Ethical Framework for Artificial Intelligence in the Management of Cultural Heritage.</w:t>
+        <w:t xml:space="preserve">Scheepens, Daan, Joseph Millard, Maxwell Farrell, and Tim Newbold. 2024.</w:t>
+      </w:r>
+      <w:r>
+        <w:t xml:space="preserve"> </w:t>
+      </w:r>
+      <w:r>
+        <w:t xml:space="preserve">Large Language Models</w:t>
+      </w:r>
+      <w:r>
+        <w:t xml:space="preserve"> </w:t>
+      </w:r>
+      <w:r>
+        <w:t xml:space="preserve">Help Facilitate the Automated Synthesis of Information on Potential Pest Controllers.</w:t>
       </w:r>
       <w:r>
         <w:t xml:space="preserve"> </w:t>
@@ -7064,46 +7733,103 @@
           <w:iCs/>
           <w:i/>
         </w:rPr>
-        <w:t xml:space="preserve">STAR: Science and Technology of Archaeological Research</w:t>
-      </w:r>
-      <w:r>
-        <w:t xml:space="preserve"> </w:t>
-      </w:r>
-      <w:r>
-        <w:t xml:space="preserve">11(1).</w:t>
-      </w:r>
-      <w:r>
-        <w:t xml:space="preserve"> </w:t>
-      </w:r>
-      <w:hyperlink r:id="rId140">
-        <w:r>
-          <w:rPr>
-            <w:rStyle w:val="Hyperlink"/>
-          </w:rPr>
-          <w:t xml:space="preserve">https://doi.org/10.1080/20548923.2025.2564519</w:t>
+        <w:t xml:space="preserve">Methods in Ecology and Evolution</w:t>
+      </w:r>
+      <w:r>
+        <w:t xml:space="preserve"> </w:t>
+      </w:r>
+      <w:r>
+        <w:t xml:space="preserve">15(7):1261–1273.</w:t>
+      </w:r>
+      <w:r>
+        <w:t xml:space="preserve"> </w:t>
+      </w:r>
+      <w:hyperlink r:id="rId150">
+        <w:r>
+          <w:rPr>
+            <w:rStyle w:val="Hyperlink"/>
+          </w:rPr>
+          <w:t xml:space="preserve">https://doi.org/10.1111/2041-210X.14341</w:t>
         </w:r>
       </w:hyperlink>
       <w:r>
         <w:t xml:space="preserve">.</w:t>
       </w:r>
     </w:p>
-    <w:bookmarkEnd w:id="141"/>
-    <w:bookmarkStart w:id="143" w:name="ref-Spillias2025"/>
+    <w:bookmarkEnd w:id="151"/>
+    <w:bookmarkStart w:id="153" w:name="ref-Schick_2023"/>
     <w:p>
       <w:pPr>
         <w:pStyle w:val="Bibliography"/>
       </w:pPr>
       <w:r>
-        <w:t xml:space="preserve">Spillias, Scott, Rowan Trebilco, Matthew P. Adams, Fabio Boschetti, Andrew Constable, Piers Dunstan, Simon Ferrier, et al. 2026.</w:t>
-      </w:r>
-      <w:r>
-        <w:t xml:space="preserve"> </w:t>
-      </w:r>
-      <w:r>
-        <w:t xml:space="preserve">The Future of Artificial Intelligence in Ecosystem Modeling</w:t>
+        <w:t xml:space="preserve">Schick, Timo, Jane Dwivedi-Yu, Roberto Dessi, Roberta Raileanu, Maria Lomeli, Eric Hambro, Luke Zettlemoyer, Nicola Cancedda, and Thomas Scialom. 2023.</w:t>
+      </w:r>
+      <w:r>
+        <w:t xml:space="preserve"> </w:t>
+      </w:r>
+      <w:hyperlink r:id="rId152">
+        <w:r>
+          <w:rPr>
+            <w:rStyle w:val="Hyperlink"/>
+          </w:rPr>
+          <w:t xml:space="preserve">Toolformer: Language Models Can Teach Themselves to Use Tools</w:t>
+        </w:r>
+      </w:hyperlink>
+      <w:r>
+        <w:t xml:space="preserve">, pp. 68539–68551.</w:t>
+      </w:r>
+    </w:p>
+    <w:bookmarkEnd w:id="153"/>
+    <w:bookmarkStart w:id="155" w:name="ref-Schweinberger2026privacy"/>
+    <w:p>
+      <w:pPr>
+        <w:pStyle w:val="Bibliography"/>
+      </w:pPr>
+      <w:r>
+        <w:t xml:space="preserve">Schweinberger, Martin. 2026.</w:t>
+      </w:r>
+      <w:r>
+        <w:t xml:space="preserve"> </w:t>
+      </w:r>
+      <w:r>
+        <w:t xml:space="preserve">Privacy-Preserving Analysis with Local LLMs: Generating Synthetic Data Proxies</w:t>
       </w:r>
       <w:r>
         <w:t xml:space="preserve">.</w:t>
+      </w:r>
+      <w:r>
+        <w:t xml:space="preserve"> </w:t>
+      </w:r>
+      <w:r>
+        <w:t xml:space="preserve">The Language Technology and Data Analysis Laboratory (LADAL), The University of Queensland, Australia</w:t>
+      </w:r>
+      <w:r>
+        <w:t xml:space="preserve">.</w:t>
+      </w:r>
+      <w:r>
+        <w:t xml:space="preserve"> </w:t>
+      </w:r>
+      <w:hyperlink r:id="rId154">
+        <w:r>
+          <w:rPr>
+            <w:rStyle w:val="Hyperlink"/>
+          </w:rPr>
+          <w:t xml:space="preserve">https://ladal.edu.au/tutorials/llm_privacy/llm_privacy.html</w:t>
+        </w:r>
+      </w:hyperlink>
+      <w:r>
+        <w:t xml:space="preserve">, accessed September 18, 2026.</w:t>
+      </w:r>
+    </w:p>
+    <w:bookmarkEnd w:id="155"/>
+    <w:bookmarkStart w:id="157" w:name="ref-Shaikhon2025"/>
+    <w:p>
+      <w:pPr>
+        <w:pStyle w:val="Bibliography"/>
+      </w:pPr>
+      <w:r>
+        <w:t xml:space="preserve">Shaikhon, Ahmed Motawea Hussein. 2025. Contextual Ethical Framework for Artificial Intelligence in the Management of Cultural Heritage.</w:t>
       </w:r>
       <w:r>
         <w:t xml:space="preserve"> </w:t>
@@ -7113,75 +7839,46 @@
           <w:iCs/>
           <w:i/>
         </w:rPr>
-        <w:t xml:space="preserve">BioScience</w:t>
-      </w:r>
-      <w:r>
-        <w:t xml:space="preserve"> </w:t>
-      </w:r>
-      <w:r>
-        <w:t xml:space="preserve">76(1):57–70.</w:t>
-      </w:r>
-      <w:r>
-        <w:t xml:space="preserve"> </w:t>
-      </w:r>
-      <w:hyperlink r:id="rId142">
-        <w:r>
-          <w:rPr>
-            <w:rStyle w:val="Hyperlink"/>
-          </w:rPr>
-          <w:t xml:space="preserve">https://doi.org/10.1093/biosci/biaf169</w:t>
+        <w:t xml:space="preserve">STAR: Science and Technology of Archaeological Research</w:t>
+      </w:r>
+      <w:r>
+        <w:t xml:space="preserve"> </w:t>
+      </w:r>
+      <w:r>
+        <w:t xml:space="preserve">11(1).</w:t>
+      </w:r>
+      <w:r>
+        <w:t xml:space="preserve"> </w:t>
+      </w:r>
+      <w:hyperlink r:id="rId156">
+        <w:r>
+          <w:rPr>
+            <w:rStyle w:val="Hyperlink"/>
+          </w:rPr>
+          <w:t xml:space="preserve">https://doi.org/10.1080/20548923.2025.2564519</w:t>
         </w:r>
       </w:hyperlink>
       <w:r>
         <w:t xml:space="preserve">.</w:t>
       </w:r>
     </w:p>
-    <w:bookmarkEnd w:id="143"/>
-    <w:bookmarkStart w:id="145" w:name="ref-Taylor2023"/>
+    <w:bookmarkEnd w:id="157"/>
+    <w:bookmarkStart w:id="159" w:name="ref-Spillias2025"/>
     <w:p>
       <w:pPr>
         <w:pStyle w:val="Bibliography"/>
       </w:pPr>
       <w:r>
-        <w:t xml:space="preserve">Taylor, Matthew E. 2023.</w:t>
-      </w:r>
-      <w:r>
-        <w:t xml:space="preserve"> </w:t>
-      </w:r>
-      <w:hyperlink r:id="rId144">
-        <w:r>
-          <w:rPr>
-            <w:rStyle w:val="Hyperlink"/>
-          </w:rPr>
-          <w:t xml:space="preserve">Reinforcement Learning Requires</w:t>
-        </w:r>
-        <w:r>
-          <w:rPr>
-            <w:rStyle w:val="Hyperlink"/>
-          </w:rPr>
-          <w:t xml:space="preserve"> </w:t>
-        </w:r>
-        <w:r>
-          <w:rPr>
-            <w:rStyle w:val="Hyperlink"/>
-          </w:rPr>
-          <w:t xml:space="preserve">Human-in-the-Loop</w:t>
-        </w:r>
-        <w:r>
-          <w:rPr>
-            <w:rStyle w:val="Hyperlink"/>
-          </w:rPr>
-          <w:t xml:space="preserve"> </w:t>
-        </w:r>
-        <w:r>
-          <w:rPr>
-            <w:rStyle w:val="Hyperlink"/>
-          </w:rPr>
-          <w:t xml:space="preserve">Framing and Approaches</w:t>
-        </w:r>
-      </w:hyperlink>
-      <w:r>
-        <w:t xml:space="preserve">. In</w:t>
+        <w:t xml:space="preserve">Spillias, Scott, Rowan Trebilco, Matthew P. Adams, Fabio Boschetti, Andrew Constable, Piers Dunstan, Simon Ferrier, et al. 2026.</w:t>
+      </w:r>
+      <w:r>
+        <w:t xml:space="preserve"> </w:t>
+      </w:r>
+      <w:r>
+        <w:t xml:space="preserve">The Future of Artificial Intelligence in Ecosystem Modeling</w:t>
+      </w:r>
+      <w:r>
+        <w:t xml:space="preserve">.</w:t>
       </w:r>
       <w:r>
         <w:t xml:space="preserve"> </w:t>
@@ -7191,32 +7888,75 @@
           <w:iCs/>
           <w:i/>
         </w:rPr>
-        <w:t xml:space="preserve">HHAI 2023: Augmenting Human Intellect</w:t>
-      </w:r>
-      <w:r>
-        <w:t xml:space="preserve">. IOS Press.</w:t>
-      </w:r>
-    </w:p>
-    <w:bookmarkEnd w:id="145"/>
-    <w:bookmarkStart w:id="147" w:name="ref-Tenzer2024"/>
+        <w:t xml:space="preserve">BioScience</w:t>
+      </w:r>
+      <w:r>
+        <w:t xml:space="preserve"> </w:t>
+      </w:r>
+      <w:r>
+        <w:t xml:space="preserve">76(1):57–70.</w:t>
+      </w:r>
+      <w:r>
+        <w:t xml:space="preserve"> </w:t>
+      </w:r>
+      <w:hyperlink r:id="rId158">
+        <w:r>
+          <w:rPr>
+            <w:rStyle w:val="Hyperlink"/>
+          </w:rPr>
+          <w:t xml:space="preserve">https://doi.org/10.1093/biosci/biaf169</w:t>
+        </w:r>
+      </w:hyperlink>
+      <w:r>
+        <w:t xml:space="preserve">.</w:t>
+      </w:r>
+    </w:p>
+    <w:bookmarkEnd w:id="159"/>
+    <w:bookmarkStart w:id="161" w:name="ref-Taylor2023"/>
     <w:p>
       <w:pPr>
         <w:pStyle w:val="Bibliography"/>
       </w:pPr>
       <w:r>
-        <w:t xml:space="preserve">Tenzer, Martina, Giada Pistilli, Alex Bransden, and Alex Shenfield. 2024. Debating</w:t>
-      </w:r>
-      <w:r>
-        <w:t xml:space="preserve"> </w:t>
-      </w:r>
-      <w:r>
-        <w:t xml:space="preserve">AI</w:t>
-      </w:r>
-      <w:r>
-        <w:t xml:space="preserve"> </w:t>
-      </w:r>
-      <w:r>
-        <w:t xml:space="preserve">in Archaeology: Applications, Implications, and Ethical Considerations.</w:t>
+        <w:t xml:space="preserve">Taylor, Matthew E. 2023.</w:t>
+      </w:r>
+      <w:r>
+        <w:t xml:space="preserve"> </w:t>
+      </w:r>
+      <w:hyperlink r:id="rId160">
+        <w:r>
+          <w:rPr>
+            <w:rStyle w:val="Hyperlink"/>
+          </w:rPr>
+          <w:t xml:space="preserve">Reinforcement Learning Requires</w:t>
+        </w:r>
+        <w:r>
+          <w:rPr>
+            <w:rStyle w:val="Hyperlink"/>
+          </w:rPr>
+          <w:t xml:space="preserve"> </w:t>
+        </w:r>
+        <w:r>
+          <w:rPr>
+            <w:rStyle w:val="Hyperlink"/>
+          </w:rPr>
+          <w:t xml:space="preserve">Human-in-the-Loop</w:t>
+        </w:r>
+        <w:r>
+          <w:rPr>
+            <w:rStyle w:val="Hyperlink"/>
+          </w:rPr>
+          <w:t xml:space="preserve"> </w:t>
+        </w:r>
+        <w:r>
+          <w:rPr>
+            <w:rStyle w:val="Hyperlink"/>
+          </w:rPr>
+          <w:t xml:space="preserve">Framing and Approaches</w:t>
+        </w:r>
+      </w:hyperlink>
+      <w:r>
+        <w:t xml:space="preserve">. In</w:t>
       </w:r>
       <w:r>
         <w:t xml:space="preserve"> </w:t>
@@ -7226,6 +7966,41 @@
           <w:iCs/>
           <w:i/>
         </w:rPr>
+        <w:t xml:space="preserve">HHAI 2023: Augmenting Human Intellect</w:t>
+      </w:r>
+      <w:r>
+        <w:t xml:space="preserve">. IOS Press.</w:t>
+      </w:r>
+    </w:p>
+    <w:bookmarkEnd w:id="161"/>
+    <w:bookmarkStart w:id="163" w:name="ref-Tenzer2024"/>
+    <w:p>
+      <w:pPr>
+        <w:pStyle w:val="Bibliography"/>
+      </w:pPr>
+      <w:r>
+        <w:t xml:space="preserve">Tenzer, Martina, Giada Pistilli, Alex Bransden, and Alex Shenfield. 2024. Debating</w:t>
+      </w:r>
+      <w:r>
+        <w:t xml:space="preserve"> </w:t>
+      </w:r>
+      <w:r>
+        <w:t xml:space="preserve">AI</w:t>
+      </w:r>
+      <w:r>
+        <w:t xml:space="preserve"> </w:t>
+      </w:r>
+      <w:r>
+        <w:t xml:space="preserve">in Archaeology: Applications, Implications, and Ethical Considerations.</w:t>
+      </w:r>
+      <w:r>
+        <w:t xml:space="preserve"> </w:t>
+      </w:r>
+      <w:r>
+        <w:rPr>
+          <w:iCs/>
+          <w:i/>
+        </w:rPr>
         <w:t xml:space="preserve">Internet Archaeology</w:t>
       </w:r>
       <w:r>
@@ -7234,7 +8009,7 @@
       <w:r>
         <w:t xml:space="preserve"> </w:t>
       </w:r>
-      <w:hyperlink r:id="rId146">
+      <w:hyperlink r:id="rId162">
         <w:r>
           <w:rPr>
             <w:rStyle w:val="Hyperlink"/>
@@ -7246,8 +8021,8 @@
         <w:t xml:space="preserve">.</w:t>
       </w:r>
     </w:p>
-    <w:bookmarkEnd w:id="147"/>
-    <w:bookmarkStart w:id="149" w:name="ref-RoyalSociety2024"/>
+    <w:bookmarkEnd w:id="163"/>
+    <w:bookmarkStart w:id="165" w:name="ref-RoyalSociety2024"/>
     <w:p>
       <w:pPr>
         <w:pStyle w:val="Bibliography"/>
@@ -7258,7 +8033,7 @@
       <w:r>
         <w:t xml:space="preserve"> </w:t>
       </w:r>
-      <w:hyperlink r:id="rId148">
+      <w:hyperlink r:id="rId164">
         <w:r>
           <w:rPr>
             <w:rStyle w:val="Hyperlink"/>
@@ -7376,8 +8151,8 @@
         <w:t xml:space="preserve">. The Royal Society, London.</w:t>
       </w:r>
     </w:p>
-    <w:bookmarkEnd w:id="149"/>
-    <w:bookmarkStart w:id="151" w:name="ref-Walters2023"/>
+    <w:bookmarkEnd w:id="165"/>
+    <w:bookmarkStart w:id="167" w:name="ref-Walters2023"/>
     <w:p>
       <w:pPr>
         <w:pStyle w:val="Bibliography"/>
@@ -7413,7 +8188,7 @@
       <w:r>
         <w:t xml:space="preserve"> </w:t>
       </w:r>
-      <w:hyperlink r:id="rId150">
+      <w:hyperlink r:id="rId166">
         <w:r>
           <w:rPr>
             <w:rStyle w:val="Hyperlink"/>
@@ -7425,20 +8200,20 @@
         <w:t xml:space="preserve">.</w:t>
       </w:r>
     </w:p>
-    <w:bookmarkEnd w:id="151"/>
-    <w:bookmarkStart w:id="153" w:name="ref-Wickham2019"/>
+    <w:bookmarkEnd w:id="167"/>
+    <w:bookmarkStart w:id="169" w:name="ref-Wang_2024"/>
     <w:p>
       <w:pPr>
         <w:pStyle w:val="Bibliography"/>
       </w:pPr>
       <w:r>
-        <w:t xml:space="preserve">Wickham, Hadley, Mara Averick, Jennifer Bryan, Winston Chang, Lucy D’Agostino McGowan, Romain François, Garrett Grolemund, et al. 2019. Welcome to the</w:t>
-      </w:r>
-      <w:r>
-        <w:t xml:space="preserve"> </w:t>
-      </w:r>
-      <w:r>
-        <w:t xml:space="preserve">Tidyverse</w:t>
+        <w:t xml:space="preserve">Wang, Lei, Chen Ma, Xueyang Feng, Zeyu Zhang, Hao Yang, Jingsen Zhang, Zhiyuan Chen, et al. 2024.</w:t>
+      </w:r>
+      <w:r>
+        <w:t xml:space="preserve"> </w:t>
+      </w:r>
+      <w:r>
+        <w:t xml:space="preserve">A Survey on Large Language Model Based Autonomous Agents</w:t>
       </w:r>
       <w:r>
         <w:t xml:space="preserve">.</w:t>
@@ -7451,43 +8226,43 @@
           <w:iCs/>
           <w:i/>
         </w:rPr>
-        <w:t xml:space="preserve">Journal of Open Source Software</w:t>
-      </w:r>
-      <w:r>
-        <w:t xml:space="preserve"> </w:t>
-      </w:r>
-      <w:r>
-        <w:t xml:space="preserve">4(43):1686.</w:t>
-      </w:r>
-      <w:r>
-        <w:t xml:space="preserve"> </w:t>
-      </w:r>
-      <w:hyperlink r:id="rId152">
-        <w:r>
-          <w:rPr>
-            <w:rStyle w:val="Hyperlink"/>
-          </w:rPr>
-          <w:t xml:space="preserve">https://doi.org/10.21105/joss.01686</w:t>
+        <w:t xml:space="preserve">Frontiers of Computer Science</w:t>
+      </w:r>
+      <w:r>
+        <w:t xml:space="preserve"> </w:t>
+      </w:r>
+      <w:r>
+        <w:t xml:space="preserve">18(6).</w:t>
+      </w:r>
+      <w:r>
+        <w:t xml:space="preserve"> </w:t>
+      </w:r>
+      <w:hyperlink r:id="rId168">
+        <w:r>
+          <w:rPr>
+            <w:rStyle w:val="Hyperlink"/>
+          </w:rPr>
+          <w:t xml:space="preserve">https://doi.org/10.1007/s11704-024-40231-1</w:t>
         </w:r>
       </w:hyperlink>
       <w:r>
         <w:t xml:space="preserve">.</w:t>
       </w:r>
     </w:p>
-    <w:bookmarkEnd w:id="153"/>
-    <w:bookmarkStart w:id="155" w:name="ref-Wiest2024"/>
+    <w:bookmarkEnd w:id="169"/>
+    <w:bookmarkStart w:id="171" w:name="ref-Wickham2019"/>
     <w:p>
       <w:pPr>
         <w:pStyle w:val="Bibliography"/>
       </w:pPr>
       <w:r>
-        <w:t xml:space="preserve">Wiest, Isabella Catharina, Dyke Ferber, Jiefu Zhu, Marko van Treeck, Sonja K. Meyer, Radhika Juglan, Zunamys I. Carrero, et al. 2024.</w:t>
-      </w:r>
-      <w:r>
-        <w:t xml:space="preserve"> </w:t>
-      </w:r>
-      <w:r>
-        <w:t xml:space="preserve">Privacy-Preserving Large Language Models for Structured Medical Information Retrieval</w:t>
+        <w:t xml:space="preserve">Wickham, Hadley, Mara Averick, Jennifer Bryan, Winston Chang, Lucy D’Agostino McGowan, Romain François, Garrett Grolemund, et al. 2019. Welcome to the</w:t>
+      </w:r>
+      <w:r>
+        <w:t xml:space="preserve"> </w:t>
+      </w:r>
+      <w:r>
+        <w:t xml:space="preserve">Tidyverse</w:t>
       </w:r>
       <w:r>
         <w:t xml:space="preserve">.</w:t>
@@ -7500,43 +8275,43 @@
           <w:iCs/>
           <w:i/>
         </w:rPr>
-        <w:t xml:space="preserve">Npj Digital Medicine</w:t>
-      </w:r>
-      <w:r>
-        <w:t xml:space="preserve"> </w:t>
-      </w:r>
-      <w:r>
-        <w:t xml:space="preserve">7(1):257.</w:t>
-      </w:r>
-      <w:r>
-        <w:t xml:space="preserve"> </w:t>
-      </w:r>
-      <w:hyperlink r:id="rId154">
-        <w:r>
-          <w:rPr>
-            <w:rStyle w:val="Hyperlink"/>
-          </w:rPr>
-          <w:t xml:space="preserve">https://doi.org/10.1038/s41746-024-01233-2</w:t>
+        <w:t xml:space="preserve">Journal of Open Source Software</w:t>
+      </w:r>
+      <w:r>
+        <w:t xml:space="preserve"> </w:t>
+      </w:r>
+      <w:r>
+        <w:t xml:space="preserve">4(43):1686.</w:t>
+      </w:r>
+      <w:r>
+        <w:t xml:space="preserve"> </w:t>
+      </w:r>
+      <w:hyperlink r:id="rId170">
+        <w:r>
+          <w:rPr>
+            <w:rStyle w:val="Hyperlink"/>
+          </w:rPr>
+          <w:t xml:space="preserve">https://doi.org/10.21105/joss.01686</w:t>
         </w:r>
       </w:hyperlink>
       <w:r>
         <w:t xml:space="preserve">.</w:t>
       </w:r>
     </w:p>
-    <w:bookmarkEnd w:id="155"/>
-    <w:bookmarkStart w:id="157" w:name="ref-Wilson2014"/>
+    <w:bookmarkEnd w:id="171"/>
+    <w:bookmarkStart w:id="173" w:name="ref-Wiest2024"/>
     <w:p>
       <w:pPr>
         <w:pStyle w:val="Bibliography"/>
       </w:pPr>
       <w:r>
-        <w:t xml:space="preserve">Wilson, Greg, D. A. Aruliah, C. Titus Brown, Neil P. Chue Hong, Matt Davis, Richard T. Guy, Steven H. D. Haddock, et al. 2014.</w:t>
-      </w:r>
-      <w:r>
-        <w:t xml:space="preserve"> </w:t>
-      </w:r>
-      <w:r>
-        <w:t xml:space="preserve">Best Practices for Scientific Computing</w:t>
+        <w:t xml:space="preserve">Wiest, Isabella Catharina, Dyke Ferber, Jiefu Zhu, Marko van Treeck, Sonja K. Meyer, Radhika Juglan, Zunamys I. Carrero, et al. 2024.</w:t>
+      </w:r>
+      <w:r>
+        <w:t xml:space="preserve"> </w:t>
+      </w:r>
+      <w:r>
+        <w:t xml:space="preserve">Privacy-Preserving Large Language Models for Structured Medical Information Retrieval</w:t>
       </w:r>
       <w:r>
         <w:t xml:space="preserve">.</w:t>
@@ -7549,58 +8324,46 @@
           <w:iCs/>
           <w:i/>
         </w:rPr>
-        <w:t xml:space="preserve">PLOS Biology</w:t>
-      </w:r>
-      <w:r>
-        <w:t xml:space="preserve"> </w:t>
-      </w:r>
-      <w:r>
-        <w:t xml:space="preserve">12(1):e1001745.</w:t>
-      </w:r>
-      <w:r>
-        <w:t xml:space="preserve"> </w:t>
-      </w:r>
-      <w:hyperlink r:id="rId156">
-        <w:r>
-          <w:rPr>
-            <w:rStyle w:val="Hyperlink"/>
-          </w:rPr>
-          <w:t xml:space="preserve">https://doi.org/10.1371/journal.pbio.1001745</w:t>
+        <w:t xml:space="preserve">Npj Digital Medicine</w:t>
+      </w:r>
+      <w:r>
+        <w:t xml:space="preserve"> </w:t>
+      </w:r>
+      <w:r>
+        <w:t xml:space="preserve">7(1):257.</w:t>
+      </w:r>
+      <w:r>
+        <w:t xml:space="preserve"> </w:t>
+      </w:r>
+      <w:hyperlink r:id="rId172">
+        <w:r>
+          <w:rPr>
+            <w:rStyle w:val="Hyperlink"/>
+          </w:rPr>
+          <w:t xml:space="preserve">https://doi.org/10.1038/s41746-024-01233-2</w:t>
         </w:r>
       </w:hyperlink>
       <w:r>
         <w:t xml:space="preserve">.</w:t>
       </w:r>
     </w:p>
-    <w:bookmarkEnd w:id="157"/>
-    <w:bookmarkStart w:id="159" w:name="ref-Xu2026"/>
+    <w:bookmarkEnd w:id="173"/>
+    <w:bookmarkStart w:id="175" w:name="ref-Wilson2014"/>
     <w:p>
       <w:pPr>
         <w:pStyle w:val="Bibliography"/>
       </w:pPr>
       <w:r>
-        <w:t xml:space="preserve">Xu, Renjun, and Yang Yan. 2026. Agent</w:t>
-      </w:r>
-      <w:r>
-        <w:t xml:space="preserve"> </w:t>
-      </w:r>
-      <w:r>
-        <w:t xml:space="preserve">Skills</w:t>
-      </w:r>
-      <w:r>
-        <w:t xml:space="preserve"> </w:t>
-      </w:r>
-      <w:r>
-        <w:t xml:space="preserve">for</w:t>
-      </w:r>
-      <w:r>
-        <w:t xml:space="preserve"> </w:t>
-      </w:r>
-      <w:r>
-        <w:t xml:space="preserve">Large Language Models</w:t>
-      </w:r>
-      <w:r>
-        <w:t xml:space="preserve">: Architecture, Acquisition, Security, and the Path Forward.</w:t>
+        <w:t xml:space="preserve">Wilson, Greg, D. A. Aruliah, C. Titus Brown, Neil P. Chue Hong, Matt Davis, Richard T. Guy, Steven H. D. Haddock, et al. 2014.</w:t>
+      </w:r>
+      <w:r>
+        <w:t xml:space="preserve"> </w:t>
+      </w:r>
+      <w:r>
+        <w:t xml:space="preserve">Best Practices for Scientific Computing</w:t>
+      </w:r>
+      <w:r>
+        <w:t xml:space="preserve">.</w:t>
       </w:r>
       <w:r>
         <w:t xml:space="preserve"> </w:t>
@@ -7610,67 +8373,58 @@
           <w:iCs/>
           <w:i/>
         </w:rPr>
-        <w:t xml:space="preserve">arXiv.org</w:t>
-      </w:r>
+        <w:t xml:space="preserve">PLOS Biology</w:t>
+      </w:r>
+      <w:r>
+        <w:t xml:space="preserve"> </w:t>
+      </w:r>
+      <w:r>
+        <w:t xml:space="preserve">12(1):e1001745.</w:t>
+      </w:r>
+      <w:r>
+        <w:t xml:space="preserve"> </w:t>
+      </w:r>
+      <w:hyperlink r:id="rId174">
+        <w:r>
+          <w:rPr>
+            <w:rStyle w:val="Hyperlink"/>
+          </w:rPr>
+          <w:t xml:space="preserve">https://doi.org/10.1371/journal.pbio.1001745</w:t>
+        </w:r>
+      </w:hyperlink>
       <w:r>
         <w:t xml:space="preserve">.</w:t>
       </w:r>
-      <w:r>
-        <w:t xml:space="preserve"> </w:t>
-      </w:r>
-      <w:hyperlink r:id="rId158">
-        <w:r>
-          <w:rPr>
-            <w:rStyle w:val="Hyperlink"/>
-          </w:rPr>
-          <w:t xml:space="preserve">https://doi.org/10.48550/arXiv.2602.12430</w:t>
-        </w:r>
-      </w:hyperlink>
-      <w:r>
-        <w:t xml:space="preserve">.</w:t>
-      </w:r>
-    </w:p>
-    <w:bookmarkEnd w:id="159"/>
-    <w:bookmarkStart w:id="161" w:name="ref-ZamfirescuPereira2023"/>
+    </w:p>
+    <w:bookmarkEnd w:id="175"/>
+    <w:bookmarkStart w:id="177" w:name="ref-Xu2026"/>
     <w:p>
       <w:pPr>
         <w:pStyle w:val="Bibliography"/>
       </w:pPr>
       <w:r>
-        <w:t xml:space="preserve">Zamfirescu-Pereira, J. D., Richmond Y. Wong, Bjoern Hartmann, and Qian Yang. 2023.</w:t>
-      </w:r>
-      <w:r>
-        <w:t xml:space="preserve"> </w:t>
-      </w:r>
-      <w:hyperlink r:id="rId160">
-        <w:r>
-          <w:rPr>
-            <w:rStyle w:val="Hyperlink"/>
-          </w:rPr>
-          <w:t xml:space="preserve">Why Johnny Can’t Prompt: How Non-AI Experts Try (and Fail) to Design LLM Prompts</w:t>
-        </w:r>
-      </w:hyperlink>
-      <w:r>
-        <w:t xml:space="preserve">, New York, NY, USA.</w:t>
-      </w:r>
-    </w:p>
-    <w:bookmarkEnd w:id="161"/>
-    <w:bookmarkStart w:id="163" w:name="ref-Zanzotto2019"/>
-    <w:p>
-      <w:pPr>
-        <w:pStyle w:val="Bibliography"/>
-      </w:pPr>
-      <w:r>
-        <w:t xml:space="preserve">Zanzotto, Fabio Massimo. 2019. Viewpoint:</w:t>
-      </w:r>
-      <w:r>
-        <w:t xml:space="preserve"> </w:t>
-      </w:r>
-      <w:r>
-        <w:t xml:space="preserve">Human-in-the-loop Artificial Intelligence</w:t>
-      </w:r>
-      <w:r>
-        <w:t xml:space="preserve">.</w:t>
+        <w:t xml:space="preserve">Xu, Renjun, and Yang Yan. 2026. Agent</w:t>
+      </w:r>
+      <w:r>
+        <w:t xml:space="preserve"> </w:t>
+      </w:r>
+      <w:r>
+        <w:t xml:space="preserve">Skills</w:t>
+      </w:r>
+      <w:r>
+        <w:t xml:space="preserve"> </w:t>
+      </w:r>
+      <w:r>
+        <w:t xml:space="preserve">for</w:t>
+      </w:r>
+      <w:r>
+        <w:t xml:space="preserve"> </w:t>
+      </w:r>
+      <w:r>
+        <w:t xml:space="preserve">Large Language Models</w:t>
+      </w:r>
+      <w:r>
+        <w:t xml:space="preserve">: Architecture, Acquisition, Security, and the Path Forward.</w:t>
       </w:r>
       <w:r>
         <w:t xml:space="preserve"> </w:t>
@@ -7680,43 +8434,40 @@
           <w:iCs/>
           <w:i/>
         </w:rPr>
-        <w:t xml:space="preserve">Journal of Artificial Intelligence Research</w:t>
-      </w:r>
-      <w:r>
-        <w:t xml:space="preserve"> </w:t>
-      </w:r>
-      <w:r>
-        <w:t xml:space="preserve">64:243–252.</w:t>
-      </w:r>
-      <w:r>
-        <w:t xml:space="preserve"> </w:t>
-      </w:r>
-      <w:hyperlink r:id="rId162">
-        <w:r>
-          <w:rPr>
-            <w:rStyle w:val="Hyperlink"/>
-          </w:rPr>
-          <w:t xml:space="preserve">https://doi.org/10.1613/jair.1.11345</w:t>
+        <w:t xml:space="preserve">arXiv.org</w:t>
+      </w:r>
+      <w:r>
+        <w:t xml:space="preserve">.</w:t>
+      </w:r>
+      <w:r>
+        <w:t xml:space="preserve"> </w:t>
+      </w:r>
+      <w:hyperlink r:id="rId176">
+        <w:r>
+          <w:rPr>
+            <w:rStyle w:val="Hyperlink"/>
+          </w:rPr>
+          <w:t xml:space="preserve">https://doi.org/10.48550/arXiv.2602.12430</w:t>
         </w:r>
       </w:hyperlink>
       <w:r>
         <w:t xml:space="preserve">.</w:t>
       </w:r>
     </w:p>
-    <w:bookmarkEnd w:id="163"/>
-    <w:bookmarkStart w:id="165" w:name="ref-Zhang2025"/>
+    <w:bookmarkEnd w:id="177"/>
+    <w:bookmarkStart w:id="179" w:name="ref-Xu_2024"/>
     <w:p>
       <w:pPr>
         <w:pStyle w:val="Bibliography"/>
       </w:pPr>
       <w:r>
-        <w:t xml:space="preserve">Zhang, Yanbo, Sumeer A. Khan, Adnan Mahmud, Huck Yang, Alexander Lavin, Michael Levin, Jeremy Frey, et al. 2025.</w:t>
-      </w:r>
-      <w:r>
-        <w:t xml:space="preserve"> </w:t>
-      </w:r>
-      <w:r>
-        <w:t xml:space="preserve">Exploring the Role of Large Language Models in the Scientific Method: From Hypothesis to Discovery</w:t>
+        <w:t xml:space="preserve">Xu, Xiaojun, Yixiao Chen, and Jing Miao. 2024.</w:t>
+      </w:r>
+      <w:r>
+        <w:t xml:space="preserve"> </w:t>
+      </w:r>
+      <w:r>
+        <w:t xml:space="preserve">Opportunities, Challenges, and Future Directions of Large Language Models, Including ChatGPT in Medical Education: A Systematic Scoping Review</w:t>
       </w:r>
       <w:r>
         <w:t xml:space="preserve">.</w:t>
@@ -7729,37 +8480,70 @@
           <w:iCs/>
           <w:i/>
         </w:rPr>
-        <w:t xml:space="preserve">Npj Artificial Intelligence</w:t>
-      </w:r>
-      <w:r>
-        <w:t xml:space="preserve"> </w:t>
-      </w:r>
-      <w:r>
-        <w:t xml:space="preserve">1:14.</w:t>
-      </w:r>
-      <w:r>
-        <w:t xml:space="preserve"> </w:t>
-      </w:r>
-      <w:hyperlink r:id="rId164">
-        <w:r>
-          <w:rPr>
-            <w:rStyle w:val="Hyperlink"/>
-          </w:rPr>
-          <w:t xml:space="preserve">https://doi.org/10.1038/s44387-025-00019-5</w:t>
+        <w:t xml:space="preserve">Journal of Educational Evaluation for Health Professions</w:t>
+      </w:r>
+      <w:r>
+        <w:t xml:space="preserve"> </w:t>
+      </w:r>
+      <w:r>
+        <w:t xml:space="preserve">21:6.</w:t>
+      </w:r>
+      <w:r>
+        <w:t xml:space="preserve"> </w:t>
+      </w:r>
+      <w:hyperlink r:id="rId178">
+        <w:r>
+          <w:rPr>
+            <w:rStyle w:val="Hyperlink"/>
+          </w:rPr>
+          <w:t xml:space="preserve">https://doi.org/10.3352/jeehp.2024.21.6</w:t>
         </w:r>
       </w:hyperlink>
       <w:r>
         <w:t xml:space="preserve">.</w:t>
       </w:r>
     </w:p>
-    <w:bookmarkEnd w:id="165"/>
-    <w:bookmarkStart w:id="167" w:name="ref-Zheng2024"/>
+    <w:bookmarkEnd w:id="179"/>
+    <w:bookmarkStart w:id="181" w:name="ref-ZamfirescuPereira2023"/>
     <w:p>
       <w:pPr>
         <w:pStyle w:val="Bibliography"/>
       </w:pPr>
       <w:r>
-        <w:t xml:space="preserve">Zheng, Zibin, Kaiwen Ning, Yanlin Wang, Jingwen Zhang, Dewu Zheng, Mingxi Ye, and Jiachi Chen. 2024. A Survey of Large Language Models for Code: Evolution, Benchmarking, and Future Trends.</w:t>
+        <w:t xml:space="preserve">Zamfirescu-Pereira, J. D., Richmond Y. Wong, Bjoern Hartmann, and Qian Yang. 2023.</w:t>
+      </w:r>
+      <w:r>
+        <w:t xml:space="preserve"> </w:t>
+      </w:r>
+      <w:hyperlink r:id="rId180">
+        <w:r>
+          <w:rPr>
+            <w:rStyle w:val="Hyperlink"/>
+          </w:rPr>
+          <w:t xml:space="preserve">Why Johnny Can’t Prompt: How Non-AI Experts Try (and Fail) to Design LLM Prompts</w:t>
+        </w:r>
+      </w:hyperlink>
+      <w:r>
+        <w:t xml:space="preserve">, New York, NY, USA.</w:t>
+      </w:r>
+    </w:p>
+    <w:bookmarkEnd w:id="181"/>
+    <w:bookmarkStart w:id="183" w:name="ref-Zanzotto2019"/>
+    <w:p>
+      <w:pPr>
+        <w:pStyle w:val="Bibliography"/>
+      </w:pPr>
+      <w:r>
+        <w:t xml:space="preserve">Zanzotto, Fabio Massimo. 2019. Viewpoint:</w:t>
+      </w:r>
+      <w:r>
+        <w:t xml:space="preserve"> </w:t>
+      </w:r>
+      <w:r>
+        <w:t xml:space="preserve">Human-in-the-loop Artificial Intelligence</w:t>
+      </w:r>
+      <w:r>
+        <w:t xml:space="preserve">.</w:t>
       </w:r>
       <w:r>
         <w:t xml:space="preserve"> </w:t>
@@ -7769,34 +8553,46 @@
           <w:iCs/>
           <w:i/>
         </w:rPr>
-        <w:t xml:space="preserve">arXiv Preprint arXiv:2311.10372</w:t>
-      </w:r>
+        <w:t xml:space="preserve">Journal of Artificial Intelligence Research</w:t>
+      </w:r>
+      <w:r>
+        <w:t xml:space="preserve"> </w:t>
+      </w:r>
+      <w:r>
+        <w:t xml:space="preserve">64:243–252.</w:t>
+      </w:r>
+      <w:r>
+        <w:t xml:space="preserve"> </w:t>
+      </w:r>
+      <w:hyperlink r:id="rId182">
+        <w:r>
+          <w:rPr>
+            <w:rStyle w:val="Hyperlink"/>
+          </w:rPr>
+          <w:t xml:space="preserve">https://doi.org/10.1613/jair.1.11345</w:t>
+        </w:r>
+      </w:hyperlink>
       <w:r>
         <w:t xml:space="preserve">.</w:t>
       </w:r>
-      <w:r>
-        <w:t xml:space="preserve"> </w:t>
-      </w:r>
-      <w:hyperlink r:id="rId166">
-        <w:r>
-          <w:rPr>
-            <w:rStyle w:val="Hyperlink"/>
-          </w:rPr>
-          <w:t xml:space="preserve">https://doi.org/10.48550/arXiv.2311.10372</w:t>
-        </w:r>
-      </w:hyperlink>
+    </w:p>
+    <w:bookmarkEnd w:id="183"/>
+    <w:bookmarkStart w:id="185" w:name="ref-Zhang2025"/>
+    <w:p>
+      <w:pPr>
+        <w:pStyle w:val="Bibliography"/>
+      </w:pPr>
+      <w:r>
+        <w:t xml:space="preserve">Zhang, Yanbo, Sumeer A. Khan, Adnan Mahmud, Huck Yang, Alexander Lavin, Michael Levin, Jeremy Frey, et al. 2025.</w:t>
+      </w:r>
+      <w:r>
+        <w:t xml:space="preserve"> </w:t>
+      </w:r>
+      <w:r>
+        <w:t xml:space="preserve">Exploring the Role of Large Language Models in the Scientific Method: From Hypothesis to Discovery</w:t>
+      </w:r>
       <w:r>
         <w:t xml:space="preserve">.</w:t>
-      </w:r>
-    </w:p>
-    <w:bookmarkEnd w:id="167"/>
-    <w:bookmarkStart w:id="169" w:name="ref-Ziems2024"/>
-    <w:p>
-      <w:pPr>
-        <w:pStyle w:val="Bibliography"/>
-      </w:pPr>
-      <w:r>
-        <w:t xml:space="preserve">Ziems, Caleb, William Held, Omar Shaikh, Jiaao Chen, Zhehao Zhang, and Diyi Yang. 2024. Can Large Language Models Transform Computational Social Science?</w:t>
       </w:r>
       <w:r>
         <w:t xml:space="preserve"> </w:t>
@@ -7806,37 +8602,37 @@
           <w:iCs/>
           <w:i/>
         </w:rPr>
-        <w:t xml:space="preserve">Computational Linguistics</w:t>
-      </w:r>
-      <w:r>
-        <w:t xml:space="preserve"> </w:t>
-      </w:r>
-      <w:r>
-        <w:t xml:space="preserve">50(1):237–291.</w:t>
-      </w:r>
-      <w:r>
-        <w:t xml:space="preserve"> </w:t>
-      </w:r>
-      <w:hyperlink r:id="rId168">
-        <w:r>
-          <w:rPr>
-            <w:rStyle w:val="Hyperlink"/>
-          </w:rPr>
-          <w:t xml:space="preserve">https://doi.org/10.1162/coli_a_00502</w:t>
+        <w:t xml:space="preserve">Npj Artificial Intelligence</w:t>
+      </w:r>
+      <w:r>
+        <w:t xml:space="preserve"> </w:t>
+      </w:r>
+      <w:r>
+        <w:t xml:space="preserve">1:14.</w:t>
+      </w:r>
+      <w:r>
+        <w:t xml:space="preserve"> </w:t>
+      </w:r>
+      <w:hyperlink r:id="rId184">
+        <w:r>
+          <w:rPr>
+            <w:rStyle w:val="Hyperlink"/>
+          </w:rPr>
+          <w:t xml:space="preserve">https://doi.org/10.1038/s44387-025-00019-5</w:t>
         </w:r>
       </w:hyperlink>
       <w:r>
         <w:t xml:space="preserve">.</w:t>
       </w:r>
     </w:p>
-    <w:bookmarkEnd w:id="169"/>
-    <w:bookmarkStart w:id="171" w:name="ref-Zimmer2026"/>
+    <w:bookmarkEnd w:id="185"/>
+    <w:bookmarkStart w:id="187" w:name="ref-Zheng2024"/>
     <w:p>
       <w:pPr>
         <w:pStyle w:val="Bibliography"/>
       </w:pPr>
       <w:r>
-        <w:t xml:space="preserve">Zimmer, Max, Nico Pelleriti, Christophe Roux, and Sebastian Pokutta. 2026. The Agentic Researcher: A Practical Guide to AI-Assisted Research in Mathematics and Machine Learning.</w:t>
+        <w:t xml:space="preserve">Zheng, Zibin, Kaiwen Ning, Yanlin Wang, Jingwen Zhang, Dewu Zheng, Mingxi Ye, and Jiachi Chen. 2024. A Survey of Large Language Models for Code: Evolution, Benchmarking, and Future Trends.</w:t>
       </w:r>
       <w:r>
         <w:t xml:space="preserve"> </w:t>
@@ -7846,6 +8642,83 @@
           <w:iCs/>
           <w:i/>
         </w:rPr>
+        <w:t xml:space="preserve">arXiv Preprint arXiv:2311.10372</w:t>
+      </w:r>
+      <w:r>
+        <w:t xml:space="preserve">.</w:t>
+      </w:r>
+      <w:r>
+        <w:t xml:space="preserve"> </w:t>
+      </w:r>
+      <w:hyperlink r:id="rId186">
+        <w:r>
+          <w:rPr>
+            <w:rStyle w:val="Hyperlink"/>
+          </w:rPr>
+          <w:t xml:space="preserve">https://doi.org/10.48550/arXiv.2311.10372</w:t>
+        </w:r>
+      </w:hyperlink>
+      <w:r>
+        <w:t xml:space="preserve">.</w:t>
+      </w:r>
+    </w:p>
+    <w:bookmarkEnd w:id="187"/>
+    <w:bookmarkStart w:id="189" w:name="ref-Ziems2024"/>
+    <w:p>
+      <w:pPr>
+        <w:pStyle w:val="Bibliography"/>
+      </w:pPr>
+      <w:r>
+        <w:t xml:space="preserve">Ziems, Caleb, William Held, Omar Shaikh, Jiaao Chen, Zhehao Zhang, and Diyi Yang. 2024. Can Large Language Models Transform Computational Social Science?</w:t>
+      </w:r>
+      <w:r>
+        <w:t xml:space="preserve"> </w:t>
+      </w:r>
+      <w:r>
+        <w:rPr>
+          <w:iCs/>
+          <w:i/>
+        </w:rPr>
+        <w:t xml:space="preserve">Computational Linguistics</w:t>
+      </w:r>
+      <w:r>
+        <w:t xml:space="preserve"> </w:t>
+      </w:r>
+      <w:r>
+        <w:t xml:space="preserve">50(1):237–291.</w:t>
+      </w:r>
+      <w:r>
+        <w:t xml:space="preserve"> </w:t>
+      </w:r>
+      <w:hyperlink r:id="rId188">
+        <w:r>
+          <w:rPr>
+            <w:rStyle w:val="Hyperlink"/>
+          </w:rPr>
+          <w:t xml:space="preserve">https://doi.org/10.1162/coli_a_00502</w:t>
+        </w:r>
+      </w:hyperlink>
+      <w:r>
+        <w:t xml:space="preserve">.</w:t>
+      </w:r>
+    </w:p>
+    <w:bookmarkEnd w:id="189"/>
+    <w:bookmarkStart w:id="191" w:name="ref-Zimmer2026"/>
+    <w:p>
+      <w:pPr>
+        <w:pStyle w:val="Bibliography"/>
+      </w:pPr>
+      <w:r>
+        <w:t xml:space="preserve">Zimmer, Max, Nico Pelleriti, Christophe Roux, and Sebastian Pokutta. 2026. The Agentic Researcher: A Practical Guide to AI-Assisted Research in Mathematics and Machine Learning.</w:t>
+      </w:r>
+      <w:r>
+        <w:t xml:space="preserve"> </w:t>
+      </w:r>
+      <w:r>
+        <w:rPr>
+          <w:iCs/>
+          <w:i/>
+        </w:rPr>
         <w:t xml:space="preserve">arXiv Preprint arXiv:2603.15914</w:t>
       </w:r>
       <w:r>
@@ -7854,7 +8727,7 @@
       <w:r>
         <w:t xml:space="preserve"> </w:t>
       </w:r>
-      <w:hyperlink r:id="rId170">
+      <w:hyperlink r:id="rId190">
         <w:r>
           <w:rPr>
             <w:rStyle w:val="Hyperlink"/>
@@ -7866,14 +8739,14 @@
         <w:t xml:space="preserve">.</w:t>
       </w:r>
     </w:p>
-    <w:bookmarkEnd w:id="171"/>
-    <w:bookmarkEnd w:id="172"/>
+    <w:bookmarkEnd w:id="191"/>
+    <w:bookmarkEnd w:id="192"/>
     <w:p>
       <w:r>
         <w:br w:type="page"/>
       </w:r>
     </w:p>
-    <w:bookmarkStart w:id="173" w:name="colophon"/>
+    <w:bookmarkStart w:id="193" w:name="colophon"/>
     <w:p>
       <w:pPr>
         <w:pStyle w:val="Heading3"/>
@@ -7887,7 +8760,7 @@
         <w:pStyle w:val="FirstParagraph"/>
       </w:pPr>
       <w:r>
-        <w:t xml:space="preserve">This report was generated on 2026-09-24 11:54:35.515371 using the following computational environment and dependencies:</w:t>
+        <w:t xml:space="preserve">This report was generated on 2026-09-24 22:38:33.54808 using the following computational environment and dependencies:</w:t>
       </w:r>
     </w:p>
     <w:p>
@@ -8611,11 +9484,11 @@
         <w:rPr>
           <w:rStyle w:val="VerbatimChar"/>
         </w:rPr>
-        <w:t xml:space="preserve">Head:     [4eedcc8] 2026-09-24: add figures, editing text</w:t>
-      </w:r>
-    </w:p>
-    <w:bookmarkEnd w:id="173"/>
-    <w:bookmarkEnd w:id="174"/>
+        <w:t xml:space="preserve">Head:     [0d4b457] 2026-09-24: update figs</w:t>
+      </w:r>
+    </w:p>
+    <w:bookmarkEnd w:id="193"/>
+    <w:bookmarkEnd w:id="194"/>
     <w:sectPr>
       <w:pgSz w:h="15840" w:w="12240"/>
       <w:pgMar w:bottom="1440" w:footer="720" w:gutter="0" w:header="720" w:left="1440" w:right="1440" w:top="1440"/>

--- a/analysis/paper/paper.docx
+++ b/analysis/paper/paper.docx
@@ -75,7 +75,7 @@
         <w:t xml:space="preserve"> </w:t>
       </w:r>
       <w:r>
-        <w:t xml:space="preserve">24,</w:t>
+        <w:t xml:space="preserve">25,</w:t>
       </w:r>
       <w:r>
         <w:t xml:space="preserve"> </w:t>
@@ -1385,9 +1385,9 @@
               <w:tblLayout w:type="fixed"/>
             </w:tblPr>
             <w:tblGrid>
-              <w:gridCol w:w="1056"/>
-              <w:gridCol w:w="2790"/>
-              <w:gridCol w:w="4073"/>
+              <w:gridCol w:w="1179"/>
+              <w:gridCol w:w="2443"/>
+              <w:gridCol w:w="4297"/>
             </w:tblGrid>
             <w:tr>
               <w:trPr>
@@ -1415,20 +1415,20 @@
                     <w:jc w:val="center"/>
                   </w:pPr>
                   <w:r>
-                    <w:t xml:space="preserve">Web.Based.Chat</w:t>
-                  </w:r>
-                </w:p>
-              </w:tc>
-              <w:tc>
-                <w:tcPr/>
-                <w:p>
-                  <w:pPr>
-                    <w:pStyle w:val="Compact"/>
-                    <w:jc w:val="left"/>
-                    <w:jc w:val="center"/>
-                  </w:pPr>
-                  <w:r>
-                    <w:t xml:space="preserve">Agentic.AI</w:t>
+                    <w:t xml:space="preserve">Web.Based.Chat….Xu_2024…Kasneci_202.</w:t>
+                  </w:r>
+                </w:p>
+              </w:tc>
+              <w:tc>
+                <w:tcPr/>
+                <w:p>
+                  <w:pPr>
+                    <w:pStyle w:val="Compact"/>
+                    <w:jc w:val="left"/>
+                    <w:jc w:val="center"/>
+                  </w:pPr>
+                  <w:r>
+                    <w:t xml:space="preserve">Agentic.AI…Rafiee_2025…Wang_2024…Schick_2023…M_Bran_2024…Boiko_2023…Park_2023…Guo_2024.</w:t>
                   </w:r>
                 </w:p>
               </w:tc>
@@ -1458,12 +1458,6 @@
                   <w:r>
                     <w:t xml:space="preserve">Produces a relevant text response to the current prompt</w:t>
                   </w:r>
-                  <w:r>
-                    <w:t xml:space="preserve"> </w:t>
-                  </w:r>
-                  <w:r>
-                    <w:t xml:space="preserve">(Xu et al. 2024)</w:t>
-                  </w:r>
                 </w:p>
               </w:tc>
               <w:tc>
@@ -1476,12 +1470,6 @@
                   </w:pPr>
                   <w:r>
                     <w:t xml:space="preserve">Completes an external goal across many steps</w:t>
-                  </w:r>
-                  <w:r>
-                    <w:t xml:space="preserve"> </w:t>
-                  </w:r>
-                  <w:r>
-                    <w:t xml:space="preserve">(Rafiee and Woo 2025)</w:t>
                   </w:r>
                 </w:p>
               </w:tc>
@@ -1511,12 +1499,6 @@
                   <w:r>
                     <w:t xml:space="preserve">Turn-based question and answer in a browser session</w:t>
                   </w:r>
-                  <w:r>
-                    <w:t xml:space="preserve"> </w:t>
-                  </w:r>
-                  <w:r>
-                    <w:t xml:space="preserve">(Kasneci et al. 2023)</w:t>
-                  </w:r>
                 </w:p>
               </w:tc>
               <w:tc>
@@ -1529,12 +1511,6 @@
                   </w:pPr>
                   <w:r>
                     <w:t xml:space="preserve">Perceive-plan-act-observe loop until a stopping condition</w:t>
-                  </w:r>
-                  <w:r>
-                    <w:t xml:space="preserve"> </w:t>
-                  </w:r>
-                  <w:r>
-                    <w:t xml:space="preserve">(Wang et al. 2024)</w:t>
                   </w:r>
                 </w:p>
               </w:tc>
@@ -1564,12 +1540,6 @@
                   <w:r>
                     <w:t xml:space="preserve">Reactive; waits for the user</w:t>
                   </w:r>
-                  <w:r>
-                    <w:t xml:space="preserve"> </w:t>
-                  </w:r>
-                  <w:r>
-                    <w:t xml:space="preserve">(Kasneci et al. 2023)</w:t>
-                  </w:r>
                 </w:p>
               </w:tc>
               <w:tc>
@@ -1582,12 +1552,6 @@
                   </w:pPr>
                   <w:r>
                     <w:t xml:space="preserve">Proactive; decomposes goals and starts sub-tasks</w:t>
-                  </w:r>
-                  <w:r>
-                    <w:t xml:space="preserve"> </w:t>
-                  </w:r>
-                  <w:r>
-                    <w:t xml:space="preserve">(Rafiee and Woo 2025; Wang et al. 2024)</w:t>
                   </w:r>
                 </w:p>
               </w:tc>
@@ -1617,12 +1581,6 @@
                   <w:r>
                     <w:t xml:space="preserve">Text only by default; browsing or files when added</w:t>
                   </w:r>
-                  <w:r>
-                    <w:t xml:space="preserve"> </w:t>
-                  </w:r>
-                  <w:r>
-                    <w:t xml:space="preserve">(Xu et al. 2024)</w:t>
-                  </w:r>
                 </w:p>
               </w:tc>
               <w:tc>
@@ -1635,12 +1593,6 @@
                   </w:pPr>
                   <w:r>
                     <w:t xml:space="preserve">Native tool calls plus APIs code execution and instrument control</w:t>
-                  </w:r>
-                  <w:r>
-                    <w:t xml:space="preserve"> </w:t>
-                  </w:r>
-                  <w:r>
-                    <w:t xml:space="preserve">(Boiko et al. 2023; M. Bran et al. 2024; Schick et al. 2023)</w:t>
                   </w:r>
                 </w:p>
               </w:tc>
@@ -1670,12 +1622,6 @@
                   <w:r>
                     <w:t xml:space="preserve">Implicit single-response reasoning</w:t>
                   </w:r>
-                  <w:r>
-                    <w:t xml:space="preserve"> </w:t>
-                  </w:r>
-                  <w:r>
-                    <w:t xml:space="preserve">(Kasneci et al. 2023)</w:t>
-                  </w:r>
                 </w:p>
               </w:tc>
               <w:tc>
@@ -1688,12 +1634,6 @@
                   </w:pPr>
                   <w:r>
                     <w:t xml:space="preserve">Explicit task decomposition reflection and re-planning</w:t>
-                  </w:r>
-                  <w:r>
-                    <w:t xml:space="preserve"> </w:t>
-                  </w:r>
-                  <w:r>
-                    <w:t xml:space="preserve">(Park et al. 2023; Wang et al. 2024)</w:t>
                   </w:r>
                 </w:p>
               </w:tc>
@@ -1723,12 +1663,6 @@
                   <w:r>
                     <w:t xml:space="preserve">Short dialogue context with limited persistence</w:t>
                   </w:r>
-                  <w:r>
-                    <w:t xml:space="preserve"> </w:t>
-                  </w:r>
-                  <w:r>
-                    <w:t xml:space="preserve">(Xu et al. 2024)</w:t>
-                  </w:r>
                 </w:p>
               </w:tc>
               <w:tc>
@@ -1741,12 +1675,6 @@
                   </w:pPr>
                   <w:r>
                     <w:t xml:space="preserve">Long-term memory stored plans and persistent agent state</w:t>
-                  </w:r>
-                  <w:r>
-                    <w:t xml:space="preserve"> </w:t>
-                  </w:r>
-                  <w:r>
-                    <w:t xml:space="preserve">(Park et al. 2023; Wang et al. 2024)</w:t>
                   </w:r>
                 </w:p>
               </w:tc>
@@ -1776,12 +1704,6 @@
                   <w:r>
                     <w:t xml:space="preserve">Language model plus dialogue interface and safety filters</w:t>
                   </w:r>
-                  <w:r>
-                    <w:t xml:space="preserve"> </w:t>
-                  </w:r>
-                  <w:r>
-                    <w:t xml:space="preserve">(Kasneci et al. 2023)</w:t>
-                  </w:r>
                 </w:p>
               </w:tc>
               <w:tc>
@@ -1794,12 +1716,6 @@
                   </w:pPr>
                   <w:r>
                     <w:t xml:space="preserve">Language model plus planner memory tool interfaces and orchestration</w:t>
-                  </w:r>
-                  <w:r>
-                    <w:t xml:space="preserve"> </w:t>
-                  </w:r>
-                  <w:r>
-                    <w:t xml:space="preserve">(Guo et al. 2024; Rafiee and Woo 2025; Wang et al. 2024)</w:t>
                   </w:r>
                 </w:p>
               </w:tc>
@@ -1829,12 +1745,6 @@
                   <w:r>
                     <w:t xml:space="preserve">Seconds to minutes per answer</w:t>
                   </w:r>
-                  <w:r>
-                    <w:t xml:space="preserve"> </w:t>
-                  </w:r>
-                  <w:r>
-                    <w:t xml:space="preserve">(Xu et al. 2024)</w:t>
-                  </w:r>
                 </w:p>
               </w:tc>
               <w:tc>
@@ -1847,12 +1757,6 @@
                   </w:pPr>
                   <w:r>
                     <w:t xml:space="preserve">Minutes to hours or days of autonomous operation</w:t>
-                  </w:r>
-                  <w:r>
-                    <w:t xml:space="preserve"> </w:t>
-                  </w:r>
-                  <w:r>
-                    <w:t xml:space="preserve">(Boiko et al. 2023; Park et al. 2023)</w:t>
                   </w:r>
                 </w:p>
               </w:tc>
@@ -1882,12 +1786,6 @@
                   <w:r>
                     <w:t xml:space="preserve">Response quality factuality and helpfulness</w:t>
                   </w:r>
-                  <w:r>
-                    <w:t xml:space="preserve"> </w:t>
-                  </w:r>
-                  <w:r>
-                    <w:t xml:space="preserve">(Kasneci et al. 2023; Xu et al. 2024)</w:t>
-                  </w:r>
                 </w:p>
               </w:tc>
               <w:tc>
@@ -1900,12 +1798,6 @@
                   </w:pPr>
                   <w:r>
                     <w:t xml:space="preserve">Task completion correct tool sequences and side effects</w:t>
-                  </w:r>
-                  <w:r>
-                    <w:t xml:space="preserve"> </w:t>
-                  </w:r>
-                  <w:r>
-                    <w:t xml:space="preserve">(Boiko et al. 2023; M. Bran et al. 2024)</w:t>
                   </w:r>
                 </w:p>
               </w:tc>
@@ -1935,12 +1827,6 @@
                   <w:r>
                     <w:t xml:space="preserve">Misinformation bias and over-reliance on fluent text</w:t>
                   </w:r>
-                  <w:r>
-                    <w:t xml:space="preserve"> </w:t>
-                  </w:r>
-                  <w:r>
-                    <w:t xml:space="preserve">(Kasneci et al. 2023)</w:t>
-                  </w:r>
                 </w:p>
               </w:tc>
               <w:tc>
@@ -1953,12 +1839,6 @@
                   </w:pPr>
                   <w:r>
                     <w:t xml:space="preserve">All chat risks plus incorrect actions runaway loops and unsafe tool use</w:t>
-                  </w:r>
-                  <w:r>
-                    <w:t xml:space="preserve"> </w:t>
-                  </w:r>
-                  <w:r>
-                    <w:t xml:space="preserve">(Rafiee and Woo 2025)</w:t>
                   </w:r>
                 </w:p>
               </w:tc>
@@ -3651,10 +3531,10 @@
               <w:tblLayout w:type="fixed"/>
             </w:tblPr>
             <w:tblGrid>
-              <w:gridCol w:w="490"/>
-              <w:gridCol w:w="1018"/>
-              <w:gridCol w:w="4035"/>
-              <w:gridCol w:w="2376"/>
+              <w:gridCol w:w="483"/>
+              <w:gridCol w:w="1003"/>
+              <w:gridCol w:w="4090"/>
+              <w:gridCol w:w="2342"/>
             </w:tblGrid>
             <w:tr>
               <w:trPr>
@@ -3749,7 +3629,7 @@
                     <w:jc w:val="center"/>
                   </w:pPr>
                   <w:r>
-                    <w:t xml:space="preserve">Global style verification</w:t>
+                    <w:t xml:space="preserve">Global preferences and working habits applied across all projects</w:t>
                   </w:r>
                 </w:p>
               </w:tc>
@@ -4194,7 +4074,7 @@
                     <w:jc w:val="center"/>
                   </w:pPr>
                   <w:r>
-                    <w:t xml:space="preserve">https://github.com/UMN-Choi-Lab/refcheck</w:t>
+                    <w:t xml:space="preserve">https://github.com/benchoi93/refcheck</w:t>
                   </w:r>
                 </w:p>
               </w:tc>
@@ -4343,7 +4223,7 @@
                     <w:jc w:val="center"/>
                   </w:pPr>
                   <w:r>
-                    <w:t xml:space="preserve">A community implementation of ScholarPeer: A Context-Aware Multi-Agent Framework for Automated Peer Review</w:t>
+                    <w:t xml:space="preserve">An open source implementation of ScholarPeer: A Context-Aware Multi-Agent Framework for Automated Peer Review</w:t>
                   </w:r>
                 </w:p>
               </w:tc>
@@ -4418,210 +4298,6 @@
                   <w:r>
                     <w:t xml:space="preserve">https://github.com/microsoft/playwright-mcp</w:t>
                   </w:r>
-                </w:p>
-              </w:tc>
-            </w:tr>
-            <w:tr>
-              <w:tc>
-                <w:tcPr/>
-                <w:p>
-                  <w:pPr>
-                    <w:pStyle w:val="Compact"/>
-                  </w:pPr>
-                </w:p>
-              </w:tc>
-              <w:tc>
-                <w:tcPr/>
-                <w:p>
-                  <w:pPr>
-                    <w:pStyle w:val="Compact"/>
-                  </w:pPr>
-                </w:p>
-              </w:tc>
-              <w:tc>
-                <w:tcPr/>
-                <w:p>
-                  <w:pPr>
-                    <w:pStyle w:val="Compact"/>
-                  </w:pPr>
-                </w:p>
-              </w:tc>
-              <w:tc>
-                <w:tcPr/>
-                <w:p>
-                  <w:pPr>
-                    <w:pStyle w:val="Compact"/>
-                  </w:pPr>
-                </w:p>
-              </w:tc>
-            </w:tr>
-            <w:tr>
-              <w:tc>
-                <w:tcPr/>
-                <w:p>
-                  <w:pPr>
-                    <w:pStyle w:val="Compact"/>
-                  </w:pPr>
-                </w:p>
-              </w:tc>
-              <w:tc>
-                <w:tcPr/>
-                <w:p>
-                  <w:pPr>
-                    <w:pStyle w:val="Compact"/>
-                  </w:pPr>
-                </w:p>
-              </w:tc>
-              <w:tc>
-                <w:tcPr/>
-                <w:p>
-                  <w:pPr>
-                    <w:pStyle w:val="Compact"/>
-                  </w:pPr>
-                </w:p>
-              </w:tc>
-              <w:tc>
-                <w:tcPr/>
-                <w:p>
-                  <w:pPr>
-                    <w:pStyle w:val="Compact"/>
-                  </w:pPr>
-                </w:p>
-              </w:tc>
-            </w:tr>
-            <w:tr>
-              <w:tc>
-                <w:tcPr/>
-                <w:p>
-                  <w:pPr>
-                    <w:pStyle w:val="Compact"/>
-                  </w:pPr>
-                </w:p>
-              </w:tc>
-              <w:tc>
-                <w:tcPr/>
-                <w:p>
-                  <w:pPr>
-                    <w:pStyle w:val="Compact"/>
-                  </w:pPr>
-                </w:p>
-              </w:tc>
-              <w:tc>
-                <w:tcPr/>
-                <w:p>
-                  <w:pPr>
-                    <w:pStyle w:val="Compact"/>
-                  </w:pPr>
-                </w:p>
-              </w:tc>
-              <w:tc>
-                <w:tcPr/>
-                <w:p>
-                  <w:pPr>
-                    <w:pStyle w:val="Compact"/>
-                  </w:pPr>
-                </w:p>
-              </w:tc>
-            </w:tr>
-            <w:tr>
-              <w:tc>
-                <w:tcPr/>
-                <w:p>
-                  <w:pPr>
-                    <w:pStyle w:val="Compact"/>
-                  </w:pPr>
-                </w:p>
-              </w:tc>
-              <w:tc>
-                <w:tcPr/>
-                <w:p>
-                  <w:pPr>
-                    <w:pStyle w:val="Compact"/>
-                  </w:pPr>
-                </w:p>
-              </w:tc>
-              <w:tc>
-                <w:tcPr/>
-                <w:p>
-                  <w:pPr>
-                    <w:pStyle w:val="Compact"/>
-                  </w:pPr>
-                </w:p>
-              </w:tc>
-              <w:tc>
-                <w:tcPr/>
-                <w:p>
-                  <w:pPr>
-                    <w:pStyle w:val="Compact"/>
-                  </w:pPr>
-                </w:p>
-              </w:tc>
-            </w:tr>
-            <w:tr>
-              <w:tc>
-                <w:tcPr/>
-                <w:p>
-                  <w:pPr>
-                    <w:pStyle w:val="Compact"/>
-                  </w:pPr>
-                </w:p>
-              </w:tc>
-              <w:tc>
-                <w:tcPr/>
-                <w:p>
-                  <w:pPr>
-                    <w:pStyle w:val="Compact"/>
-                  </w:pPr>
-                </w:p>
-              </w:tc>
-              <w:tc>
-                <w:tcPr/>
-                <w:p>
-                  <w:pPr>
-                    <w:pStyle w:val="Compact"/>
-                  </w:pPr>
-                </w:p>
-              </w:tc>
-              <w:tc>
-                <w:tcPr/>
-                <w:p>
-                  <w:pPr>
-                    <w:pStyle w:val="Compact"/>
-                  </w:pPr>
-                </w:p>
-              </w:tc>
-            </w:tr>
-            <w:tr>
-              <w:tc>
-                <w:tcPr/>
-                <w:p>
-                  <w:pPr>
-                    <w:pStyle w:val="Compact"/>
-                  </w:pPr>
-                </w:p>
-              </w:tc>
-              <w:tc>
-                <w:tcPr/>
-                <w:p>
-                  <w:pPr>
-                    <w:pStyle w:val="Compact"/>
-                  </w:pPr>
-                </w:p>
-              </w:tc>
-              <w:tc>
-                <w:tcPr/>
-                <w:p>
-                  <w:pPr>
-                    <w:pStyle w:val="Compact"/>
-                  </w:pPr>
-                </w:p>
-              </w:tc>
-              <w:tc>
-                <w:tcPr/>
-                <w:p>
-                  <w:pPr>
-                    <w:pStyle w:val="Compact"/>
-                  </w:pPr>
                 </w:p>
               </w:tc>
             </w:tr>
@@ -5236,7 +4912,7 @@
       </w:r>
     </w:p>
     <w:bookmarkEnd w:id="41"/>
-    <w:bookmarkStart w:id="194" w:name="references"/>
+    <w:bookmarkStart w:id="176" w:name="references"/>
     <w:p>
       <w:pPr>
         <w:pStyle w:val="Heading1"/>
@@ -5245,7 +4921,7 @@
         <w:t xml:space="preserve">References</w:t>
       </w:r>
     </w:p>
-    <w:bookmarkStart w:id="192" w:name="refs"/>
+    <w:bookmarkStart w:id="174" w:name="refs"/>
     <w:bookmarkStart w:id="43" w:name="ref-Abramson2026"/>
     <w:p>
       <w:pPr>
@@ -5545,22 +5221,13 @@
       </w:r>
     </w:p>
     <w:bookmarkEnd w:id="51"/>
-    <w:bookmarkStart w:id="53" w:name="ref-Boiko_2023"/>
+    <w:bookmarkStart w:id="53" w:name="ref-Bridgeford2026"/>
     <w:p>
       <w:pPr>
         <w:pStyle w:val="Bibliography"/>
       </w:pPr>
       <w:r>
-        <w:t xml:space="preserve">Boiko, Daniil A., Robert MacKnight, Ben Kline, and Gabe Gomes. 2023.</w:t>
-      </w:r>
-      <w:r>
-        <w:t xml:space="preserve"> </w:t>
-      </w:r>
-      <w:r>
-        <w:t xml:space="preserve">Autonomous Chemical Research With Large Language Models</w:t>
-      </w:r>
-      <w:r>
-        <w:t xml:space="preserve">.</w:t>
+        <w:t xml:space="preserve">Bridgeford, Eric W., Iain Campbell, Zijao Chen, Zhicheng Lin, Harrison Ritz, Joachim Vandekerckhove, and Russell A. Poldrack. 2026. Twelve Quick Tips for AI-Assisted Coding in Science.</w:t>
       </w:r>
       <w:r>
         <w:t xml:space="preserve"> </w:t>
@@ -5570,13 +5237,13 @@
           <w:iCs/>
           <w:i/>
         </w:rPr>
-        <w:t xml:space="preserve">Nature</w:t>
-      </w:r>
-      <w:r>
-        <w:t xml:space="preserve"> </w:t>
-      </w:r>
-      <w:r>
-        <w:t xml:space="preserve">624(7992):570–578.</w:t>
+        <w:t xml:space="preserve">PLOS Computational Biology</w:t>
+      </w:r>
+      <w:r>
+        <w:t xml:space="preserve"> </w:t>
+      </w:r>
+      <w:r>
+        <w:t xml:space="preserve">22(7):e1014428.</w:t>
       </w:r>
       <w:r>
         <w:t xml:space="preserve"> </w:t>
@@ -5586,7 +5253,7 @@
           <w:rPr>
             <w:rStyle w:val="Hyperlink"/>
           </w:rPr>
-          <w:t xml:space="preserve">https://doi.org/10.1038/s41586-023-06792-0</w:t>
+          <w:t xml:space="preserve">https://doi.org/10.1371/journal.pcbi.1014428</w:t>
         </w:r>
       </w:hyperlink>
       <w:r>
@@ -5594,13 +5261,49 @@
       </w:r>
     </w:p>
     <w:bookmarkEnd w:id="53"/>
-    <w:bookmarkStart w:id="55" w:name="ref-Bridgeford2026"/>
+    <w:bookmarkStart w:id="55" w:name="ref-Brown2026book"/>
     <w:p>
       <w:pPr>
         <w:pStyle w:val="Bibliography"/>
       </w:pPr>
       <w:r>
-        <w:t xml:space="preserve">Bridgeford, Eric W., Iain Campbell, Zijao Chen, Zhicheng Lin, Harrison Ritz, Joachim Vandekerckhove, and Russell A. Poldrack. 2026. Twelve Quick Tips for AI-Assisted Coding in Science.</w:t>
+        <w:t xml:space="preserve">Brown, Christopher J. 2026.</w:t>
+      </w:r>
+      <w:r>
+        <w:t xml:space="preserve"> </w:t>
+      </w:r>
+      <w:r>
+        <w:t xml:space="preserve">AI</w:t>
+      </w:r>
+      <w:r>
+        <w:t xml:space="preserve"> </w:t>
+      </w:r>
+      <w:r>
+        <w:t xml:space="preserve">Assistants for Scientific Coding.</w:t>
+      </w:r>
+      <w:r>
+        <w:t xml:space="preserve"> </w:t>
+      </w:r>
+      <w:hyperlink r:id="rId54">
+        <w:r>
+          <w:rPr>
+            <w:rStyle w:val="Hyperlink"/>
+          </w:rPr>
+          <w:t xml:space="preserve">https://www.seascapemodels.org/AI-assistants-for-scientific-coding/</w:t>
+        </w:r>
+      </w:hyperlink>
+      <w:r>
+        <w:t xml:space="preserve">, accessed September 18, 2026.</w:t>
+      </w:r>
+    </w:p>
+    <w:bookmarkEnd w:id="55"/>
+    <w:bookmarkStart w:id="57" w:name="ref-Brown2026a"/>
+    <w:p>
+      <w:pPr>
+        <w:pStyle w:val="Bibliography"/>
+      </w:pPr>
+      <w:r>
+        <w:t xml:space="preserve">Brown, Christopher J., Leigha R. Aitken, Richard Takyi, and Alexandre Tisseaux-Navarro. 2026. Automating Ecological and Fisheries Modelling with Agentic AI.</w:t>
       </w:r>
       <w:r>
         <w:t xml:space="preserve"> </w:t>
@@ -5610,73 +5313,37 @@
           <w:iCs/>
           <w:i/>
         </w:rPr>
-        <w:t xml:space="preserve">PLOS Computational Biology</w:t>
-      </w:r>
-      <w:r>
-        <w:t xml:space="preserve"> </w:t>
-      </w:r>
-      <w:r>
-        <w:t xml:space="preserve">22(7):e1014428.</w:t>
-      </w:r>
-      <w:r>
-        <w:t xml:space="preserve"> </w:t>
-      </w:r>
-      <w:hyperlink r:id="rId54">
-        <w:r>
-          <w:rPr>
-            <w:rStyle w:val="Hyperlink"/>
-          </w:rPr>
-          <w:t xml:space="preserve">https://doi.org/10.1371/journal.pcbi.1014428</w:t>
+        <w:t xml:space="preserve">Fish and Fisheries</w:t>
+      </w:r>
+      <w:r>
+        <w:t xml:space="preserve"> </w:t>
+      </w:r>
+      <w:r>
+        <w:t xml:space="preserve">27(3):726–739.</w:t>
+      </w:r>
+      <w:r>
+        <w:t xml:space="preserve"> </w:t>
+      </w:r>
+      <w:hyperlink r:id="rId56">
+        <w:r>
+          <w:rPr>
+            <w:rStyle w:val="Hyperlink"/>
+          </w:rPr>
+          <w:t xml:space="preserve">https://doi.org/10.1111/faf.70079</w:t>
         </w:r>
       </w:hyperlink>
       <w:r>
         <w:t xml:space="preserve">.</w:t>
       </w:r>
     </w:p>
-    <w:bookmarkEnd w:id="55"/>
-    <w:bookmarkStart w:id="57" w:name="ref-Brown2026book"/>
+    <w:bookmarkEnd w:id="57"/>
+    <w:bookmarkStart w:id="59" w:name="ref-Brown2026b"/>
     <w:p>
       <w:pPr>
         <w:pStyle w:val="Bibliography"/>
       </w:pPr>
       <w:r>
-        <w:t xml:space="preserve">Brown, Christopher J. 2026.</w:t>
-      </w:r>
-      <w:r>
-        <w:t xml:space="preserve"> </w:t>
-      </w:r>
-      <w:r>
-        <w:t xml:space="preserve">AI</w:t>
-      </w:r>
-      <w:r>
-        <w:t xml:space="preserve"> </w:t>
-      </w:r>
-      <w:r>
-        <w:t xml:space="preserve">Assistants for Scientific Coding.</w:t>
-      </w:r>
-      <w:r>
-        <w:t xml:space="preserve"> </w:t>
-      </w:r>
-      <w:hyperlink r:id="rId56">
-        <w:r>
-          <w:rPr>
-            <w:rStyle w:val="Hyperlink"/>
-          </w:rPr>
-          <w:t xml:space="preserve">https://www.seascapemodels.org/AI-assistants-for-scientific-coding/</w:t>
-        </w:r>
-      </w:hyperlink>
-      <w:r>
-        <w:t xml:space="preserve">, accessed September 18, 2026.</w:t>
-      </w:r>
-    </w:p>
-    <w:bookmarkEnd w:id="57"/>
-    <w:bookmarkStart w:id="59" w:name="ref-Brown2026a"/>
-    <w:p>
-      <w:pPr>
-        <w:pStyle w:val="Bibliography"/>
-      </w:pPr>
-      <w:r>
-        <w:t xml:space="preserve">Brown, Christopher J., Leigha R. Aitken, Richard Takyi, and Alexandre Tisseaux-Navarro. 2026. Automating Ecological and Fisheries Modelling with Agentic AI.</w:t>
+        <w:t xml:space="preserve">Brown, Christopher J., and Scott Spillias. 2026. Prompting Large Language Models for Quality Ecological Statistics.</w:t>
       </w:r>
       <w:r>
         <w:t xml:space="preserve"> </w:t>
@@ -5686,13 +5353,13 @@
           <w:iCs/>
           <w:i/>
         </w:rPr>
-        <w:t xml:space="preserve">Fish and Fisheries</w:t>
-      </w:r>
-      <w:r>
-        <w:t xml:space="preserve"> </w:t>
-      </w:r>
-      <w:r>
-        <w:t xml:space="preserve">27(3):726–739.</w:t>
+        <w:t xml:space="preserve">Methods in Ecology and Evolution</w:t>
+      </w:r>
+      <w:r>
+        <w:t xml:space="preserve"> </w:t>
+      </w:r>
+      <w:r>
+        <w:t xml:space="preserve">17(4):1012–1021.</w:t>
       </w:r>
       <w:r>
         <w:t xml:space="preserve"> </w:t>
@@ -5702,7 +5369,7 @@
           <w:rPr>
             <w:rStyle w:val="Hyperlink"/>
           </w:rPr>
-          <w:t xml:space="preserve">https://doi.org/10.1111/faf.70079</w:t>
+          <w:t xml:space="preserve">https://doi.org/10.1111/2041-210x.70267</w:t>
         </w:r>
       </w:hyperlink>
       <w:r>
@@ -5710,13 +5377,46 @@
       </w:r>
     </w:p>
     <w:bookmarkEnd w:id="59"/>
-    <w:bookmarkStart w:id="61" w:name="ref-Brown2026b"/>
+    <w:bookmarkStart w:id="61" w:name="ref-Brown2026local"/>
     <w:p>
       <w:pPr>
         <w:pStyle w:val="Bibliography"/>
       </w:pPr>
       <w:r>
-        <w:t xml:space="preserve">Brown, Christopher J., and Scott Spillias. 2026. Prompting Large Language Models for Quality Ecological Statistics.</w:t>
+        <w:t xml:space="preserve">Brown, Christopher J., Scott Spillias, Carla Sbrocchi, and Luis D. Verde Arregoitia. 2026.</w:t>
+      </w:r>
+      <w:r>
+        <w:t xml:space="preserve"> </w:t>
+      </w:r>
+      <w:r>
+        <w:t xml:space="preserve">Running Local Large Language Models: Not as Difficult as You Might Think</w:t>
+      </w:r>
+      <w:r>
+        <w:t xml:space="preserve">. Vita ex machina.</w:t>
+      </w:r>
+      <w:r>
+        <w:t xml:space="preserve"> </w:t>
+      </w:r>
+      <w:hyperlink r:id="rId60">
+        <w:r>
+          <w:rPr>
+            <w:rStyle w:val="Hyperlink"/>
+          </w:rPr>
+          <w:t xml:space="preserve">https://vitaexmachina.substack.com/p/running-local-large-language-models</w:t>
+        </w:r>
+      </w:hyperlink>
+      <w:r>
+        <w:t xml:space="preserve">, accessed September 18, 2026.</w:t>
+      </w:r>
+    </w:p>
+    <w:bookmarkEnd w:id="61"/>
+    <w:bookmarkStart w:id="63" w:name="ref-Campbell2024"/>
+    <w:p>
+      <w:pPr>
+        <w:pStyle w:val="Bibliography"/>
+      </w:pPr>
+      <w:r>
+        <w:t xml:space="preserve">Campbell, Heather, Thomas Bluck, Ella Curry, Derrick Harris, Billie Pike, and Bethany Wright. 2024. Should We Still Teach or Learn Coding? A Postgraduate Student Perspective on the Use of Large Language Models for Coding in Ecology and Evolution.</w:t>
       </w:r>
       <w:r>
         <w:t xml:space="preserve"> </w:t>
@@ -5732,64 +5432,31 @@
         <w:t xml:space="preserve"> </w:t>
       </w:r>
       <w:r>
-        <w:t xml:space="preserve">17(4):1012–1021.</w:t>
-      </w:r>
-      <w:r>
-        <w:t xml:space="preserve"> </w:t>
-      </w:r>
-      <w:hyperlink r:id="rId60">
-        <w:r>
-          <w:rPr>
-            <w:rStyle w:val="Hyperlink"/>
-          </w:rPr>
-          <w:t xml:space="preserve">https://doi.org/10.1111/2041-210x.70267</w:t>
+        <w:t xml:space="preserve">15(10):1767–1770.</w:t>
+      </w:r>
+      <w:r>
+        <w:t xml:space="preserve"> </w:t>
+      </w:r>
+      <w:hyperlink r:id="rId62">
+        <w:r>
+          <w:rPr>
+            <w:rStyle w:val="Hyperlink"/>
+          </w:rPr>
+          <w:t xml:space="preserve">https://doi.org/10.1111/2041-210X.14396</w:t>
         </w:r>
       </w:hyperlink>
       <w:r>
         <w:t xml:space="preserve">.</w:t>
       </w:r>
     </w:p>
-    <w:bookmarkEnd w:id="61"/>
-    <w:bookmarkStart w:id="63" w:name="ref-Brown2026local"/>
+    <w:bookmarkEnd w:id="63"/>
+    <w:bookmarkStart w:id="65" w:name="ref-CardarelliRagno2026"/>
     <w:p>
       <w:pPr>
         <w:pStyle w:val="Bibliography"/>
       </w:pPr>
       <w:r>
-        <w:t xml:space="preserve">Brown, Christopher J., Scott Spillias, Carla Sbrocchi, and Luis D. Verde Arregoitia. 2026.</w:t>
-      </w:r>
-      <w:r>
-        <w:t xml:space="preserve"> </w:t>
-      </w:r>
-      <w:r>
-        <w:t xml:space="preserve">Running Local Large Language Models: Not as Difficult as You Might Think</w:t>
-      </w:r>
-      <w:r>
-        <w:t xml:space="preserve">. Vita ex machina.</w:t>
-      </w:r>
-      <w:r>
-        <w:t xml:space="preserve"> </w:t>
-      </w:r>
-      <w:hyperlink r:id="rId62">
-        <w:r>
-          <w:rPr>
-            <w:rStyle w:val="Hyperlink"/>
-          </w:rPr>
-          <w:t xml:space="preserve">https://vitaexmachina.substack.com/p/running-local-large-language-models</w:t>
-        </w:r>
-      </w:hyperlink>
-      <w:r>
-        <w:t xml:space="preserve">, accessed September 18, 2026.</w:t>
-      </w:r>
-    </w:p>
-    <w:bookmarkEnd w:id="63"/>
-    <w:bookmarkStart w:id="65" w:name="ref-Campbell2024"/>
-    <w:p>
-      <w:pPr>
-        <w:pStyle w:val="Bibliography"/>
-      </w:pPr>
-      <w:r>
-        <w:t xml:space="preserve">Campbell, Heather, Thomas Bluck, Ella Curry, Derrick Harris, Billie Pike, and Bethany Wright. 2024. Should We Still Teach or Learn Coding? A Postgraduate Student Perspective on the Use of Large Language Models for Coding in Ecology and Evolution.</w:t>
+        <w:t xml:space="preserve">Cardarelli, Lorenzo, and Roberto Ragno. 2026. (Whose Defaults?) Is Artificial Intelligence Reorienting Archaeological Methods?</w:t>
       </w:r>
       <w:r>
         <w:t xml:space="preserve"> </w:t>
@@ -5799,13 +5466,10 @@
           <w:iCs/>
           <w:i/>
         </w:rPr>
-        <w:t xml:space="preserve">Methods in Ecology and Evolution</w:t>
-      </w:r>
-      <w:r>
-        <w:t xml:space="preserve"> </w:t>
-      </w:r>
-      <w:r>
-        <w:t xml:space="preserve">15(10):1767–1770.</w:t>
+        <w:t xml:space="preserve">arXiv Preprint arXiv:2609.11198</w:t>
+      </w:r>
+      <w:r>
+        <w:t xml:space="preserve">.</w:t>
       </w:r>
       <w:r>
         <w:t xml:space="preserve"> </w:t>
@@ -5815,7 +5479,7 @@
           <w:rPr>
             <w:rStyle w:val="Hyperlink"/>
           </w:rPr>
-          <w:t xml:space="preserve">https://doi.org/10.1111/2041-210X.14396</w:t>
+          <w:t xml:space="preserve">https://doi.org/10.48550/arXiv.2609.11198</w:t>
         </w:r>
       </w:hyperlink>
       <w:r>
@@ -5823,13 +5487,13 @@
       </w:r>
     </w:p>
     <w:bookmarkEnd w:id="65"/>
-    <w:bookmarkStart w:id="67" w:name="ref-CardarelliRagno2026"/>
+    <w:bookmarkStart w:id="67" w:name="ref-Chen2023"/>
     <w:p>
       <w:pPr>
         <w:pStyle w:val="Bibliography"/>
       </w:pPr>
       <w:r>
-        <w:t xml:space="preserve">Cardarelli, Lorenzo, and Roberto Ragno. 2026. (Whose Defaults?) Is Artificial Intelligence Reorienting Archaeological Methods?</w:t>
+        <w:t xml:space="preserve">Chen, Xinyun, Maxwell Lin, Nathanael Schärli, and Denny Zhou. 2023. Teaching Large Language Models to Self-Debug.</w:t>
       </w:r>
       <w:r>
         <w:t xml:space="preserve"> </w:t>
@@ -5839,7 +5503,7 @@
           <w:iCs/>
           <w:i/>
         </w:rPr>
-        <w:t xml:space="preserve">arXiv Preprint arXiv:2609.11198</w:t>
+        <w:t xml:space="preserve">International Conference on Learning Representations</w:t>
       </w:r>
       <w:r>
         <w:t xml:space="preserve">.</w:t>
@@ -5852,7 +5516,7 @@
           <w:rPr>
             <w:rStyle w:val="Hyperlink"/>
           </w:rPr>
-          <w:t xml:space="preserve">https://doi.org/10.48550/arXiv.2609.11198</w:t>
+          <w:t xml:space="preserve">https://doi.org/10.48550/arXiv.2304.05128</w:t>
         </w:r>
       </w:hyperlink>
       <w:r>
@@ -5860,13 +5524,70 @@
       </w:r>
     </w:p>
     <w:bookmarkEnd w:id="67"/>
-    <w:bookmarkStart w:id="69" w:name="ref-Chen2023"/>
+    <w:bookmarkStart w:id="69" w:name="ref-Codreanu2026"/>
     <w:p>
       <w:pPr>
         <w:pStyle w:val="Bibliography"/>
       </w:pPr>
       <w:r>
-        <w:t xml:space="preserve">Chen, Xinyun, Maxwell Lin, Nathanael Schärli, and Denny Zhou. 2023. Teaching Large Language Models to Self-Debug.</w:t>
+        <w:t xml:space="preserve">Codreanu, Mihai, Alex Imas, Juan Mateos-Garcia, Evalyne Muiruri, Ana Trišović, Scott Strand, Arthur Turrell, et al. 2026.</w:t>
+      </w:r>
+      <w:r>
+        <w:t xml:space="preserve"> </w:t>
+      </w:r>
+      <w:r>
+        <w:t xml:space="preserve">AI</w:t>
+      </w:r>
+      <w:r>
+        <w:t xml:space="preserve"> </w:t>
+      </w:r>
+      <w:r>
+        <w:t xml:space="preserve">in</w:t>
+      </w:r>
+      <w:r>
+        <w:t xml:space="preserve"> </w:t>
+      </w:r>
+      <w:r>
+        <w:t xml:space="preserve">Science:</w:t>
+      </w:r>
+      <w:r>
+        <w:t xml:space="preserve"> </w:t>
+      </w:r>
+      <w:r>
+        <w:t xml:space="preserve">Early</w:t>
+      </w:r>
+      <w:r>
+        <w:t xml:space="preserve"> </w:t>
+      </w:r>
+      <w:r>
+        <w:t xml:space="preserve">Insights</w:t>
+      </w:r>
+      <w:r>
+        <w:t xml:space="preserve">.</w:t>
+      </w:r>
+      <w:r>
+        <w:t xml:space="preserve"> </w:t>
+      </w:r>
+      <w:hyperlink r:id="rId68">
+        <w:r>
+          <w:rPr>
+            <w:rStyle w:val="Hyperlink"/>
+          </w:rPr>
+          <w:t xml:space="preserve">https://ai.google/static/documents/AI-in-Science.pdf</w:t>
+        </w:r>
+      </w:hyperlink>
+      <w:r>
+        <w:t xml:space="preserve">, accessed September 16, 2026.</w:t>
+      </w:r>
+    </w:p>
+    <w:bookmarkEnd w:id="69"/>
+    <w:bookmarkStart w:id="71" w:name="ref-Cooper2024"/>
+    <w:p>
+      <w:pPr>
+        <w:pStyle w:val="Bibliography"/>
+      </w:pPr>
+      <w:r>
+        <w:t xml:space="preserve">Cooper, Natalie, Adam T. Clark, Nicolas Lecomte, Huijie Qiao, and Aaron M. Ellison. 2024. Harnessing Large Language Models for Coding, Teaching and Inclusion to Empower Research in Ecology and Evolution.</w:t>
       </w:r>
       <w:r>
         <w:t xml:space="preserve"> </w:t>
@@ -5876,91 +5597,37 @@
           <w:iCs/>
           <w:i/>
         </w:rPr>
-        <w:t xml:space="preserve">International Conference on Learning Representations</w:t>
-      </w:r>
+        <w:t xml:space="preserve">Methods in Ecology and Evolution</w:t>
+      </w:r>
+      <w:r>
+        <w:t xml:space="preserve"> </w:t>
+      </w:r>
+      <w:r>
+        <w:t xml:space="preserve">15(10):1757–1763.</w:t>
+      </w:r>
+      <w:r>
+        <w:t xml:space="preserve"> </w:t>
+      </w:r>
+      <w:hyperlink r:id="rId70">
+        <w:r>
+          <w:rPr>
+            <w:rStyle w:val="Hyperlink"/>
+          </w:rPr>
+          <w:t xml:space="preserve">https://doi.org/10.1111/2041-210X.14325</w:t>
+        </w:r>
+      </w:hyperlink>
       <w:r>
         <w:t xml:space="preserve">.</w:t>
       </w:r>
-      <w:r>
-        <w:t xml:space="preserve"> </w:t>
-      </w:r>
-      <w:hyperlink r:id="rId68">
-        <w:r>
-          <w:rPr>
-            <w:rStyle w:val="Hyperlink"/>
-          </w:rPr>
-          <w:t xml:space="preserve">https://doi.org/10.48550/arXiv.2304.05128</w:t>
-        </w:r>
-      </w:hyperlink>
-      <w:r>
-        <w:t xml:space="preserve">.</w:t>
-      </w:r>
-    </w:p>
-    <w:bookmarkEnd w:id="69"/>
-    <w:bookmarkStart w:id="71" w:name="ref-Codreanu2026"/>
+    </w:p>
+    <w:bookmarkEnd w:id="71"/>
+    <w:bookmarkStart w:id="73" w:name="ref-Cootsona_Castillo_Sunseri_2026"/>
     <w:p>
       <w:pPr>
         <w:pStyle w:val="Bibliography"/>
       </w:pPr>
       <w:r>
-        <w:t xml:space="preserve">Codreanu, Mihai, Alex Imas, Juan Mateos-Garcia, Evalyne Muiruri, Ana Trišović, Scott Strand, Arthur Turrell, et al. 2026.</w:t>
-      </w:r>
-      <w:r>
-        <w:t xml:space="preserve"> </w:t>
-      </w:r>
-      <w:r>
-        <w:t xml:space="preserve">AI</w:t>
-      </w:r>
-      <w:r>
-        <w:t xml:space="preserve"> </w:t>
-      </w:r>
-      <w:r>
-        <w:t xml:space="preserve">in</w:t>
-      </w:r>
-      <w:r>
-        <w:t xml:space="preserve"> </w:t>
-      </w:r>
-      <w:r>
-        <w:t xml:space="preserve">Science:</w:t>
-      </w:r>
-      <w:r>
-        <w:t xml:space="preserve"> </w:t>
-      </w:r>
-      <w:r>
-        <w:t xml:space="preserve">Early</w:t>
-      </w:r>
-      <w:r>
-        <w:t xml:space="preserve"> </w:t>
-      </w:r>
-      <w:r>
-        <w:t xml:space="preserve">Insights</w:t>
-      </w:r>
-      <w:r>
-        <w:t xml:space="preserve">.</w:t>
-      </w:r>
-      <w:r>
-        <w:t xml:space="preserve"> </w:t>
-      </w:r>
-      <w:hyperlink r:id="rId70">
-        <w:r>
-          <w:rPr>
-            <w:rStyle w:val="Hyperlink"/>
-          </w:rPr>
-          <w:t xml:space="preserve">https://ai.google/static/documents/AI-in-Science.pdf</w:t>
-        </w:r>
-      </w:hyperlink>
-      <w:r>
-        <w:t xml:space="preserve">, accessed September 16, 2026.</w:t>
-      </w:r>
-    </w:p>
-    <w:bookmarkEnd w:id="71"/>
-    <w:bookmarkStart w:id="73" w:name="ref-Cooper2024"/>
-    <w:p>
-      <w:pPr>
-        <w:pStyle w:val="Bibliography"/>
-      </w:pPr>
-      <w:r>
-        <w:t xml:space="preserve">Cooper, Natalie, Adam T. Clark, Nicolas Lecomte, Huijie Qiao, and Aaron M. Ellison. 2024. Harnessing Large Language Models for Coding, Teaching and Inclusion to Empower Research in Ecology and Evolution.</w:t>
+        <w:t xml:space="preserve">Cootsona, Melanie G., Mario Alberto Castillo, and Jun Sunseri. 2026. Navigating the AI Revolution in the Era of Community-Accountable Archaeological Praxis.</w:t>
       </w:r>
       <w:r>
         <w:t xml:space="preserve"> </w:t>
@@ -5970,13 +5637,10 @@
           <w:iCs/>
           <w:i/>
         </w:rPr>
-        <w:t xml:space="preserve">Methods in Ecology and Evolution</w:t>
-      </w:r>
-      <w:r>
-        <w:t xml:space="preserve"> </w:t>
-      </w:r>
-      <w:r>
-        <w:t xml:space="preserve">15(10):1757–1763.</w:t>
+        <w:t xml:space="preserve">Advances in Archaeological Practice</w:t>
+      </w:r>
+      <w:r>
+        <w:t xml:space="preserve">:1–16.</w:t>
       </w:r>
       <w:r>
         <w:t xml:space="preserve"> </w:t>
@@ -5986,7 +5650,7 @@
           <w:rPr>
             <w:rStyle w:val="Hyperlink"/>
           </w:rPr>
-          <w:t xml:space="preserve">https://doi.org/10.1111/2041-210X.14325</w:t>
+          <w:t xml:space="preserve">https://doi.org/10.1017/aap.2026.10173</w:t>
         </w:r>
       </w:hyperlink>
       <w:r>
@@ -5994,13 +5658,13 @@
       </w:r>
     </w:p>
     <w:bookmarkEnd w:id="73"/>
-    <w:bookmarkStart w:id="75" w:name="ref-Cootsona_Castillo_Sunseri_2026"/>
+    <w:bookmarkStart w:id="75" w:name="ref-DellAcqua2026"/>
     <w:p>
       <w:pPr>
         <w:pStyle w:val="Bibliography"/>
       </w:pPr>
       <w:r>
-        <w:t xml:space="preserve">Cootsona, Melanie G., Mario Alberto Castillo, and Jun Sunseri. 2026. Navigating the AI Revolution in the Era of Community-Accountable Archaeological Praxis.</w:t>
+        <w:t xml:space="preserve">Dell’Acqua, Fabrizio, Edward McFowland, Ethan Mollick, Hila Lifshitz, Katherine C. Kellogg, Saran Rajendran, Lisa Krayer, François Candelon, and Karim R. Lakhani. 2026. Navigating the Jagged Technological Frontier: Field Experimental Evidence of the Effects of Artificial Intelligence on Knowledge Worker Productivity and Quality.</w:t>
       </w:r>
       <w:r>
         <w:t xml:space="preserve"> </w:t>
@@ -6010,10 +5674,13 @@
           <w:iCs/>
           <w:i/>
         </w:rPr>
-        <w:t xml:space="preserve">Advances in Archaeological Practice</w:t>
-      </w:r>
-      <w:r>
-        <w:t xml:space="preserve">:1–16.</w:t>
+        <w:t xml:space="preserve">Organization Science</w:t>
+      </w:r>
+      <w:r>
+        <w:t xml:space="preserve"> </w:t>
+      </w:r>
+      <w:r>
+        <w:t xml:space="preserve">37(2):403–423.</w:t>
       </w:r>
       <w:r>
         <w:t xml:space="preserve"> </w:t>
@@ -6023,7 +5690,7 @@
           <w:rPr>
             <w:rStyle w:val="Hyperlink"/>
           </w:rPr>
-          <w:t xml:space="preserve">https://doi.org/10.1017/aap.2026.10173</w:t>
+          <w:t xml:space="preserve">https://doi.org/10.1287/orsc.2025.21838</w:t>
         </w:r>
       </w:hyperlink>
       <w:r>
@@ -6031,13 +5698,13 @@
       </w:r>
     </w:p>
     <w:bookmarkEnd w:id="75"/>
-    <w:bookmarkStart w:id="77" w:name="ref-DellAcqua2026"/>
+    <w:bookmarkStart w:id="77" w:name="ref-Dyck2026"/>
     <w:p>
       <w:pPr>
         <w:pStyle w:val="Bibliography"/>
       </w:pPr>
       <w:r>
-        <w:t xml:space="preserve">Dell’Acqua, Fabrizio, Edward McFowland, Ethan Mollick, Hila Lifshitz, Katherine C. Kellogg, Saran Rajendran, Lisa Krayer, François Candelon, and Karim R. Lakhani. 2026. Navigating the Jagged Technological Frontier: Field Experimental Evidence of the Effects of Artificial Intelligence on Knowledge Worker Productivity and Quality.</w:t>
+        <w:t xml:space="preserve">Dyck, Marissa A. 2026. A Letter to a Young Data Analyst: Learning Before Leaning on AI.</w:t>
       </w:r>
       <w:r>
         <w:t xml:space="preserve"> </w:t>
@@ -6047,13 +5714,13 @@
           <w:iCs/>
           <w:i/>
         </w:rPr>
-        <w:t xml:space="preserve">Organization Science</w:t>
-      </w:r>
-      <w:r>
-        <w:t xml:space="preserve"> </w:t>
-      </w:r>
-      <w:r>
-        <w:t xml:space="preserve">37(2):403–423.</w:t>
+        <w:t xml:space="preserve">Journal of Mammalogy</w:t>
+      </w:r>
+      <w:r>
+        <w:t xml:space="preserve"> </w:t>
+      </w:r>
+      <w:r>
+        <w:t xml:space="preserve">107(1):210–211.</w:t>
       </w:r>
       <w:r>
         <w:t xml:space="preserve"> </w:t>
@@ -6063,7 +5730,7 @@
           <w:rPr>
             <w:rStyle w:val="Hyperlink"/>
           </w:rPr>
-          <w:t xml:space="preserve">https://doi.org/10.1287/orsc.2025.21838</w:t>
+          <w:t xml:space="preserve">https://doi.org/10.1093/jmammal/gyaf082</w:t>
         </w:r>
       </w:hyperlink>
       <w:r>
@@ -6071,13 +5738,22 @@
       </w:r>
     </w:p>
     <w:bookmarkEnd w:id="77"/>
-    <w:bookmarkStart w:id="79" w:name="ref-Dyck2026"/>
+    <w:bookmarkStart w:id="79" w:name="ref-Feuerriegel2024"/>
     <w:p>
       <w:pPr>
         <w:pStyle w:val="Bibliography"/>
       </w:pPr>
       <w:r>
-        <w:t xml:space="preserve">Dyck, Marissa A. 2026. A Letter to a Young Data Analyst: Learning Before Leaning on AI.</w:t>
+        <w:t xml:space="preserve">Feuerriegel, Stefan, Jochen Hartmann, Christian Janiesch, and Patrick Zschech. 2024.</w:t>
+      </w:r>
+      <w:r>
+        <w:t xml:space="preserve"> </w:t>
+      </w:r>
+      <w:r>
+        <w:t xml:space="preserve">Generative AI</w:t>
+      </w:r>
+      <w:r>
+        <w:t xml:space="preserve">.</w:t>
       </w:r>
       <w:r>
         <w:t xml:space="preserve"> </w:t>
@@ -6087,13 +5763,13 @@
           <w:iCs/>
           <w:i/>
         </w:rPr>
-        <w:t xml:space="preserve">Journal of Mammalogy</w:t>
-      </w:r>
-      <w:r>
-        <w:t xml:space="preserve"> </w:t>
-      </w:r>
-      <w:r>
-        <w:t xml:space="preserve">107(1):210–211.</w:t>
+        <w:t xml:space="preserve">Business &amp; Information Systems Engineering</w:t>
+      </w:r>
+      <w:r>
+        <w:t xml:space="preserve"> </w:t>
+      </w:r>
+      <w:r>
+        <w:t xml:space="preserve">66(1):111–126.</w:t>
       </w:r>
       <w:r>
         <w:t xml:space="preserve"> </w:t>
@@ -6103,7 +5779,7 @@
           <w:rPr>
             <w:rStyle w:val="Hyperlink"/>
           </w:rPr>
-          <w:t xml:space="preserve">https://doi.org/10.1093/jmammal/gyaf082</w:t>
+          <w:t xml:space="preserve">https://doi.org/10.1007/s12599-023-00834-7</w:t>
         </w:r>
       </w:hyperlink>
       <w:r>
@@ -6111,22 +5787,13 @@
       </w:r>
     </w:p>
     <w:bookmarkEnd w:id="79"/>
-    <w:bookmarkStart w:id="81" w:name="ref-Feuerriegel2024"/>
+    <w:bookmarkStart w:id="81" w:name="ref-Gattiglia2025"/>
     <w:p>
       <w:pPr>
         <w:pStyle w:val="Bibliography"/>
       </w:pPr>
       <w:r>
-        <w:t xml:space="preserve">Feuerriegel, Stefan, Jochen Hartmann, Christian Janiesch, and Patrick Zschech. 2024.</w:t>
-      </w:r>
-      <w:r>
-        <w:t xml:space="preserve"> </w:t>
-      </w:r>
-      <w:r>
-        <w:t xml:space="preserve">Generative AI</w:t>
-      </w:r>
-      <w:r>
-        <w:t xml:space="preserve">.</w:t>
+        <w:t xml:space="preserve">Gattiglia, Gabriele. 2025. Managing Artificial Intelligence in Archeology: An Overview.</w:t>
       </w:r>
       <w:r>
         <w:t xml:space="preserve"> </w:t>
@@ -6136,13 +5803,13 @@
           <w:iCs/>
           <w:i/>
         </w:rPr>
-        <w:t xml:space="preserve">Business &amp; Information Systems Engineering</w:t>
-      </w:r>
-      <w:r>
-        <w:t xml:space="preserve"> </w:t>
-      </w:r>
-      <w:r>
-        <w:t xml:space="preserve">66(1):111–126.</w:t>
+        <w:t xml:space="preserve">Journal of Cultural Heritage</w:t>
+      </w:r>
+      <w:r>
+        <w:t xml:space="preserve"> </w:t>
+      </w:r>
+      <w:r>
+        <w:t xml:space="preserve">71:225–233.</w:t>
       </w:r>
       <w:r>
         <w:t xml:space="preserve"> </w:t>
@@ -6152,7 +5819,7 @@
           <w:rPr>
             <w:rStyle w:val="Hyperlink"/>
           </w:rPr>
-          <w:t xml:space="preserve">https://doi.org/10.1007/s12599-023-00834-7</w:t>
+          <w:t xml:space="preserve">https://doi.org/10.1016/j.culher.2024.11.020</w:t>
         </w:r>
       </w:hyperlink>
       <w:r>
@@ -6160,13 +5827,22 @@
       </w:r>
     </w:p>
     <w:bookmarkEnd w:id="81"/>
-    <w:bookmarkStart w:id="83" w:name="ref-Gattiglia2025"/>
+    <w:bookmarkStart w:id="83" w:name="ref-GildeZuniga2024"/>
     <w:p>
       <w:pPr>
         <w:pStyle w:val="Bibliography"/>
       </w:pPr>
       <w:r>
-        <w:t xml:space="preserve">Gattiglia, Gabriele. 2025. Managing Artificial Intelligence in Archeology: An Overview.</w:t>
+        <w:t xml:space="preserve">Gil de Zúñiga, Homero, Manuel Goyanes, and Timilehin Durotoye. 2024.</w:t>
+      </w:r>
+      <w:r>
+        <w:t xml:space="preserve"> </w:t>
+      </w:r>
+      <w:r>
+        <w:t xml:space="preserve">A Scholarly Definition of Artificial Intelligence (AI): Advancing AI as a Conceptual Framework in Communication Research</w:t>
+      </w:r>
+      <w:r>
+        <w:t xml:space="preserve">.</w:t>
       </w:r>
       <w:r>
         <w:t xml:space="preserve"> </w:t>
@@ -6176,13 +5852,13 @@
           <w:iCs/>
           <w:i/>
         </w:rPr>
-        <w:t xml:space="preserve">Journal of Cultural Heritage</w:t>
-      </w:r>
-      <w:r>
-        <w:t xml:space="preserve"> </w:t>
-      </w:r>
-      <w:r>
-        <w:t xml:space="preserve">71:225–233.</w:t>
+        <w:t xml:space="preserve">Political Communication</w:t>
+      </w:r>
+      <w:r>
+        <w:t xml:space="preserve"> </w:t>
+      </w:r>
+      <w:r>
+        <w:t xml:space="preserve">41(2):317–334.</w:t>
       </w:r>
       <w:r>
         <w:t xml:space="preserve"> </w:t>
@@ -6192,7 +5868,7 @@
           <w:rPr>
             <w:rStyle w:val="Hyperlink"/>
           </w:rPr>
-          <w:t xml:space="preserve">https://doi.org/10.1016/j.culher.2024.11.020</w:t>
+          <w:t xml:space="preserve">https://doi.org/10.1080/10584609.2023.2290497</w:t>
         </w:r>
       </w:hyperlink>
       <w:r>
@@ -6200,22 +5876,34 @@
       </w:r>
     </w:p>
     <w:bookmarkEnd w:id="83"/>
-    <w:bookmarkStart w:id="85" w:name="ref-GildeZuniga2024"/>
+    <w:bookmarkStart w:id="85" w:name="ref-Gougherty2024"/>
     <w:p>
       <w:pPr>
         <w:pStyle w:val="Bibliography"/>
       </w:pPr>
       <w:r>
-        <w:t xml:space="preserve">Gil de Zúñiga, Homero, Manuel Goyanes, and Timilehin Durotoye. 2024.</w:t>
-      </w:r>
-      <w:r>
-        <w:t xml:space="preserve"> </w:t>
-      </w:r>
-      <w:r>
-        <w:t xml:space="preserve">A Scholarly Definition of Artificial Intelligence (AI): Advancing AI as a Conceptual Framework in Communication Research</w:t>
-      </w:r>
-      <w:r>
-        <w:t xml:space="preserve">.</w:t>
+        <w:t xml:space="preserve">Gougherty, Andrew V., and Hannah L. Clipp. 2024. Testing the Reliability of an</w:t>
+      </w:r>
+      <w:r>
+        <w:t xml:space="preserve"> </w:t>
+      </w:r>
+      <w:r>
+        <w:t xml:space="preserve">AI</w:t>
+      </w:r>
+      <w:r>
+        <w:t xml:space="preserve">-Based</w:t>
+      </w:r>
+      <w:r>
+        <w:t xml:space="preserve"> </w:t>
+      </w:r>
+      <w:r>
+        <w:t xml:space="preserve">Large Language Model</w:t>
+      </w:r>
+      <w:r>
+        <w:t xml:space="preserve"> </w:t>
+      </w:r>
+      <w:r>
+        <w:t xml:space="preserve">to Extract Ecological Information from the Scientific Literature.</w:t>
       </w:r>
       <w:r>
         <w:t xml:space="preserve"> </w:t>
@@ -6225,13 +5913,13 @@
           <w:iCs/>
           <w:i/>
         </w:rPr>
-        <w:t xml:space="preserve">Political Communication</w:t>
-      </w:r>
-      <w:r>
-        <w:t xml:space="preserve"> </w:t>
-      </w:r>
-      <w:r>
-        <w:t xml:space="preserve">41(2):317–334.</w:t>
+        <w:t xml:space="preserve">Npj Biodiversity</w:t>
+      </w:r>
+      <w:r>
+        <w:t xml:space="preserve"> </w:t>
+      </w:r>
+      <w:r>
+        <w:t xml:space="preserve">3(1):13.</w:t>
       </w:r>
       <w:r>
         <w:t xml:space="preserve"> </w:t>
@@ -6241,7 +5929,7 @@
           <w:rPr>
             <w:rStyle w:val="Hyperlink"/>
           </w:rPr>
-          <w:t xml:space="preserve">https://doi.org/10.1080/10584609.2023.2290497</w:t>
+          <w:t xml:space="preserve">https://doi.org/10.1038/s44185-024-00043-9</w:t>
         </w:r>
       </w:hyperlink>
       <w:r>
@@ -6249,34 +5937,22 @@
       </w:r>
     </w:p>
     <w:bookmarkEnd w:id="85"/>
-    <w:bookmarkStart w:id="87" w:name="ref-Gougherty2024"/>
+    <w:bookmarkStart w:id="87" w:name="ref-Goyal2026"/>
     <w:p>
       <w:pPr>
         <w:pStyle w:val="Bibliography"/>
       </w:pPr>
       <w:r>
-        <w:t xml:space="preserve">Gougherty, Andrew V., and Hannah L. Clipp. 2024. Testing the Reliability of an</w:t>
-      </w:r>
-      <w:r>
-        <w:t xml:space="preserve"> </w:t>
-      </w:r>
-      <w:r>
-        <w:t xml:space="preserve">AI</w:t>
-      </w:r>
-      <w:r>
-        <w:t xml:space="preserve">-Based</w:t>
-      </w:r>
-      <w:r>
-        <w:t xml:space="preserve"> </w:t>
-      </w:r>
-      <w:r>
-        <w:t xml:space="preserve">Large Language Model</w:t>
-      </w:r>
-      <w:r>
-        <w:t xml:space="preserve"> </w:t>
-      </w:r>
-      <w:r>
-        <w:t xml:space="preserve">to Extract Ecological Information from the Scientific Literature.</w:t>
+        <w:t xml:space="preserve">Goyal, Palash, Mihir Parmar, Yiwen Song, Hamid Palangi, Tomas Pfister, and Jinsung Yoon. 2026.</w:t>
+      </w:r>
+      <w:r>
+        <w:t xml:space="preserve"> </w:t>
+      </w:r>
+      <w:r>
+        <w:t xml:space="preserve">ScholarPeer</w:t>
+      </w:r>
+      <w:r>
+        <w:t xml:space="preserve">: A Context-Aware Multi-Agent Framework for Automated Peer Review.</w:t>
       </w:r>
       <w:r>
         <w:t xml:space="preserve"> </w:t>
@@ -6286,13 +5962,10 @@
           <w:iCs/>
           <w:i/>
         </w:rPr>
-        <w:t xml:space="preserve">Npj Biodiversity</w:t>
-      </w:r>
-      <w:r>
-        <w:t xml:space="preserve"> </w:t>
-      </w:r>
-      <w:r>
-        <w:t xml:space="preserve">3(1):13.</w:t>
+        <w:t xml:space="preserve">arXiv Preprint arXiv:2601.22638</w:t>
+      </w:r>
+      <w:r>
+        <w:t xml:space="preserve">.</w:t>
       </w:r>
       <w:r>
         <w:t xml:space="preserve"> </w:t>
@@ -6302,7 +5975,7 @@
           <w:rPr>
             <w:rStyle w:val="Hyperlink"/>
           </w:rPr>
-          <w:t xml:space="preserve">https://doi.org/10.1038/s44185-024-00043-9</w:t>
+          <w:t xml:space="preserve">https://doi.org/10.48550/arXiv.2601.22638</w:t>
         </w:r>
       </w:hyperlink>
       <w:r>
@@ -6310,22 +5983,25 @@
       </w:r>
     </w:p>
     <w:bookmarkEnd w:id="87"/>
-    <w:bookmarkStart w:id="89" w:name="ref-Goyal2026"/>
+    <w:bookmarkStart w:id="89" w:name="ref-Grossmann2023Transformation"/>
     <w:p>
       <w:pPr>
         <w:pStyle w:val="Bibliography"/>
       </w:pPr>
       <w:r>
-        <w:t xml:space="preserve">Goyal, Palash, Mihir Parmar, Yiwen Song, Hamid Palangi, Tomas Pfister, and Jinsung Yoon. 2026.</w:t>
-      </w:r>
-      <w:r>
-        <w:t xml:space="preserve"> </w:t>
-      </w:r>
-      <w:r>
-        <w:t xml:space="preserve">ScholarPeer</w:t>
-      </w:r>
-      <w:r>
-        <w:t xml:space="preserve">: A Context-Aware Multi-Agent Framework for Automated Peer Review.</w:t>
+        <w:t xml:space="preserve">Grossmann, Igor, Matthew Feinberg, Dawn C. Parker, Nicholas A. Christakis, Philip E. Tetlock, and William A. Cunningham. 2023.</w:t>
+      </w:r>
+      <w:r>
+        <w:t xml:space="preserve"> </w:t>
+      </w:r>
+      <w:r>
+        <w:t xml:space="preserve">AI</w:t>
+      </w:r>
+      <w:r>
+        <w:t xml:space="preserve"> </w:t>
+      </w:r>
+      <w:r>
+        <w:t xml:space="preserve">and the Transformation of Social Science Research.</w:t>
       </w:r>
       <w:r>
         <w:t xml:space="preserve"> </w:t>
@@ -6335,46 +6011,37 @@
           <w:iCs/>
           <w:i/>
         </w:rPr>
-        <w:t xml:space="preserve">arXiv Preprint arXiv:2601.22638</w:t>
-      </w:r>
+        <w:t xml:space="preserve">Science</w:t>
+      </w:r>
+      <w:r>
+        <w:t xml:space="preserve"> </w:t>
+      </w:r>
+      <w:r>
+        <w:t xml:space="preserve">380(6650):1108–1109.</w:t>
+      </w:r>
+      <w:r>
+        <w:t xml:space="preserve"> </w:t>
+      </w:r>
+      <w:hyperlink r:id="rId88">
+        <w:r>
+          <w:rPr>
+            <w:rStyle w:val="Hyperlink"/>
+          </w:rPr>
+          <w:t xml:space="preserve">https://doi.org/10.1126/science.adi1778</w:t>
+        </w:r>
+      </w:hyperlink>
       <w:r>
         <w:t xml:space="preserve">.</w:t>
       </w:r>
-      <w:r>
-        <w:t xml:space="preserve"> </w:t>
-      </w:r>
-      <w:hyperlink r:id="rId88">
-        <w:r>
-          <w:rPr>
-            <w:rStyle w:val="Hyperlink"/>
-          </w:rPr>
-          <w:t xml:space="preserve">https://doi.org/10.48550/arXiv.2601.22638</w:t>
-        </w:r>
-      </w:hyperlink>
-      <w:r>
-        <w:t xml:space="preserve">.</w:t>
-      </w:r>
     </w:p>
     <w:bookmarkEnd w:id="89"/>
-    <w:bookmarkStart w:id="91" w:name="ref-Grossmann2023Transformation"/>
+    <w:bookmarkStart w:id="91" w:name="ref-Haase2026"/>
     <w:p>
       <w:pPr>
         <w:pStyle w:val="Bibliography"/>
       </w:pPr>
       <w:r>
-        <w:t xml:space="preserve">Grossmann, Igor, Matthew Feinberg, Dawn C. Parker, Nicholas A. Christakis, Philip E. Tetlock, and William A. Cunningham. 2023.</w:t>
-      </w:r>
-      <w:r>
-        <w:t xml:space="preserve"> </w:t>
-      </w:r>
-      <w:r>
-        <w:t xml:space="preserve">AI</w:t>
-      </w:r>
-      <w:r>
-        <w:t xml:space="preserve"> </w:t>
-      </w:r>
-      <w:r>
-        <w:t xml:space="preserve">and the Transformation of Social Science Research.</w:t>
+        <w:t xml:space="preserve">Haase, Jennifer, and Sebastian Pokutta. 2026. Beyond Static Responses: Multi-Agent LLM Systems as a New Paradigm for Social Science Research.</w:t>
       </w:r>
       <w:r>
         <w:t xml:space="preserve"> </w:t>
@@ -6384,13 +6051,13 @@
           <w:iCs/>
           <w:i/>
         </w:rPr>
-        <w:t xml:space="preserve">Science</w:t>
-      </w:r>
-      <w:r>
-        <w:t xml:space="preserve"> </w:t>
-      </w:r>
-      <w:r>
-        <w:t xml:space="preserve">380(6650):1108–1109.</w:t>
+        <w:t xml:space="preserve">Humanities and Social Sciences Communications</w:t>
+      </w:r>
+      <w:r>
+        <w:t xml:space="preserve"> </w:t>
+      </w:r>
+      <w:r>
+        <w:t xml:space="preserve">13:1490.</w:t>
       </w:r>
       <w:r>
         <w:t xml:space="preserve"> </w:t>
@@ -6400,7 +6067,7 @@
           <w:rPr>
             <w:rStyle w:val="Hyperlink"/>
           </w:rPr>
-          <w:t xml:space="preserve">https://doi.org/10.1126/science.adi1778</w:t>
+          <w:t xml:space="preserve">https://doi.org/10.1057/s41599-026-08832-2</w:t>
         </w:r>
       </w:hyperlink>
       <w:r>
@@ -6408,37 +6075,22 @@
       </w:r>
     </w:p>
     <w:bookmarkEnd w:id="91"/>
-    <w:bookmarkStart w:id="93" w:name="ref-Guo_2024"/>
+    <w:bookmarkStart w:id="93" w:name="ref-Hao2025"/>
     <w:p>
       <w:pPr>
         <w:pStyle w:val="Bibliography"/>
       </w:pPr>
       <w:r>
-        <w:t xml:space="preserve">Guo, Taicheng, Xiuying Chen, Yaqi Wang, Ruidi Chang, Shichao Pei, Nitesh V. Chawla, Olaf Wiest, and Xiangliang Zhang. 2024.</w:t>
-      </w:r>
-      <w:r>
-        <w:t xml:space="preserve"> </w:t>
-      </w:r>
-      <w:hyperlink r:id="rId92">
-        <w:r>
-          <w:rPr>
-            <w:rStyle w:val="Hyperlink"/>
-          </w:rPr>
-          <w:t xml:space="preserve">Large Language Model Based Multi-Agents: A Survey of Progress and Challenges</w:t>
-        </w:r>
-      </w:hyperlink>
-      <w:r>
-        <w:t xml:space="preserve">, pp. 8048–8057.</w:t>
-      </w:r>
-    </w:p>
-    <w:bookmarkEnd w:id="93"/>
-    <w:bookmarkStart w:id="95" w:name="ref-Haase2026"/>
-    <w:p>
-      <w:pPr>
-        <w:pStyle w:val="Bibliography"/>
-      </w:pPr>
-      <w:r>
-        <w:t xml:space="preserve">Haase, Jennifer, and Sebastian Pokutta. 2026. Beyond Static Responses: Multi-Agent LLM Systems as a New Paradigm for Social Science Research.</w:t>
+        <w:t xml:space="preserve">Hao, Xinyue, Emrah Demir, and Daniel Eyers. 2025. Beyond</w:t>
+      </w:r>
+      <w:r>
+        <w:t xml:space="preserve"> </w:t>
+      </w:r>
+      <w:r>
+        <w:t xml:space="preserve">Human-in-the-Loop</w:t>
+      </w:r>
+      <w:r>
+        <w:t xml:space="preserve">: Sensemaking Between Artificial Intelligence and Human Intelligence Collaboration.</w:t>
       </w:r>
       <w:r>
         <w:t xml:space="preserve"> </w:t>
@@ -6448,13 +6100,37 @@
           <w:iCs/>
           <w:i/>
         </w:rPr>
-        <w:t xml:space="preserve">Humanities and Social Sciences Communications</w:t>
-      </w:r>
-      <w:r>
-        <w:t xml:space="preserve"> </w:t>
-      </w:r>
-      <w:r>
-        <w:t xml:space="preserve">13:1490.</w:t>
+        <w:t xml:space="preserve">Sustainable Futures</w:t>
+      </w:r>
+      <w:r>
+        <w:t xml:space="preserve"> </w:t>
+      </w:r>
+      <w:r>
+        <w:t xml:space="preserve">10:101152.</w:t>
+      </w:r>
+      <w:r>
+        <w:t xml:space="preserve"> </w:t>
+      </w:r>
+      <w:hyperlink r:id="rId92">
+        <w:r>
+          <w:rPr>
+            <w:rStyle w:val="Hyperlink"/>
+          </w:rPr>
+          <w:t xml:space="preserve">https://doi.org/10.1016/j.sftr.2025.101152</w:t>
+        </w:r>
+      </w:hyperlink>
+      <w:r>
+        <w:t xml:space="preserve">.</w:t>
+      </w:r>
+    </w:p>
+    <w:bookmarkEnd w:id="93"/>
+    <w:bookmarkStart w:id="95" w:name="ref-Hariri2025"/>
+    <w:p>
+      <w:pPr>
+        <w:pStyle w:val="Bibliography"/>
+      </w:pPr>
+      <w:r>
+        <w:t xml:space="preserve">Hariri, Ali, Stéphane Jean, and Mickaël Baron. 2025.</w:t>
       </w:r>
       <w:r>
         <w:t xml:space="preserve"> </w:t>
@@ -6464,30 +6140,11 @@
           <w:rPr>
             <w:rStyle w:val="Hyperlink"/>
           </w:rPr>
-          <w:t xml:space="preserve">https://doi.org/10.1057/s41599-026-08832-2</w:t>
+          <w:t xml:space="preserve">Towards Automating RDF Extraction for Archaeological Knowledge Graphs with LLMs</w:t>
         </w:r>
       </w:hyperlink>
       <w:r>
-        <w:t xml:space="preserve">.</w:t>
-      </w:r>
-    </w:p>
-    <w:bookmarkEnd w:id="95"/>
-    <w:bookmarkStart w:id="97" w:name="ref-Hao2025"/>
-    <w:p>
-      <w:pPr>
-        <w:pStyle w:val="Bibliography"/>
-      </w:pPr>
-      <w:r>
-        <w:t xml:space="preserve">Hao, Xinyue, Emrah Demir, and Daniel Eyers. 2025. Beyond</w:t>
-      </w:r>
-      <w:r>
-        <w:t xml:space="preserve"> </w:t>
-      </w:r>
-      <w:r>
-        <w:t xml:space="preserve">Human-in-the-Loop</w:t>
-      </w:r>
-      <w:r>
-        <w:t xml:space="preserve">: Sensemaking Between Artificial Intelligence and Human Intelligence Collaboration.</w:t>
+        <w:t xml:space="preserve">. In</w:t>
       </w:r>
       <w:r>
         <w:t xml:space="preserve"> </w:t>
@@ -6497,51 +6154,29 @@
           <w:iCs/>
           <w:i/>
         </w:rPr>
-        <w:t xml:space="preserve">Sustainable Futures</w:t>
-      </w:r>
-      <w:r>
-        <w:t xml:space="preserve"> </w:t>
-      </w:r>
-      <w:r>
-        <w:t xml:space="preserve">10:101152.</w:t>
-      </w:r>
-      <w:r>
-        <w:t xml:space="preserve"> </w:t>
-      </w:r>
-      <w:hyperlink r:id="rId96">
-        <w:r>
-          <w:rPr>
-            <w:rStyle w:val="Hyperlink"/>
-          </w:rPr>
-          <w:t xml:space="preserve">https://doi.org/10.1016/j.sftr.2025.101152</w:t>
-        </w:r>
-      </w:hyperlink>
-      <w:r>
-        <w:t xml:space="preserve">.</w:t>
-      </w:r>
-    </w:p>
-    <w:bookmarkEnd w:id="97"/>
-    <w:bookmarkStart w:id="99" w:name="ref-Hariri2025"/>
+        <w:t xml:space="preserve">Database and Expert Systems Applications</w:t>
+      </w:r>
+      <w:r>
+        <w:t xml:space="preserve">, pp. 83–97. Lecture Notes in Computer Science. Springer Nature Switzerland.</w:t>
+      </w:r>
+    </w:p>
+    <w:bookmarkEnd w:id="95"/>
+    <w:bookmarkStart w:id="97" w:name="ref-Hou2025"/>
     <w:p>
       <w:pPr>
         <w:pStyle w:val="Bibliography"/>
       </w:pPr>
       <w:r>
-        <w:t xml:space="preserve">Hariri, Ali, Stéphane Jean, and Mickaël Baron. 2025.</w:t>
-      </w:r>
-      <w:r>
-        <w:t xml:space="preserve"> </w:t>
-      </w:r>
-      <w:hyperlink r:id="rId98">
-        <w:r>
-          <w:rPr>
-            <w:rStyle w:val="Hyperlink"/>
-          </w:rPr>
-          <w:t xml:space="preserve">Towards Automating RDF Extraction for Archaeological Knowledge Graphs with LLMs</w:t>
-        </w:r>
-      </w:hyperlink>
-      <w:r>
-        <w:t xml:space="preserve">. In</w:t>
+        <w:t xml:space="preserve">Hou, Xinyi, Yanjie Zhao, Shenao Wang, and Haoyu Wang. 2026.</w:t>
+      </w:r>
+      <w:r>
+        <w:t xml:space="preserve"> </w:t>
+      </w:r>
+      <w:r>
+        <w:t xml:space="preserve">Model Context Protocol (MCP)</w:t>
+      </w:r>
+      <w:r>
+        <w:t xml:space="preserve">: Landscape, Security Threats, and Future Research Directions.</w:t>
       </w:r>
       <w:r>
         <w:t xml:space="preserve"> </w:t>
@@ -6551,29 +6186,37 @@
           <w:iCs/>
           <w:i/>
         </w:rPr>
-        <w:t xml:space="preserve">Database and Expert Systems Applications</w:t>
-      </w:r>
-      <w:r>
-        <w:t xml:space="preserve">, pp. 83–97. Lecture Notes in Computer Science. Springer Nature Switzerland.</w:t>
-      </w:r>
-    </w:p>
-    <w:bookmarkEnd w:id="99"/>
-    <w:bookmarkStart w:id="101" w:name="ref-Hou2025"/>
+        <w:t xml:space="preserve">ACM Transactions on Software Engineering and Methodology</w:t>
+      </w:r>
+      <w:r>
+        <w:t xml:space="preserve"> </w:t>
+      </w:r>
+      <w:r>
+        <w:t xml:space="preserve">35(10):1–37.</w:t>
+      </w:r>
+      <w:r>
+        <w:t xml:space="preserve"> </w:t>
+      </w:r>
+      <w:hyperlink r:id="rId96">
+        <w:r>
+          <w:rPr>
+            <w:rStyle w:val="Hyperlink"/>
+          </w:rPr>
+          <w:t xml:space="preserve">https://doi.org/10.1145/3796519</w:t>
+        </w:r>
+      </w:hyperlink>
+      <w:r>
+        <w:t xml:space="preserve">.</w:t>
+      </w:r>
+    </w:p>
+    <w:bookmarkEnd w:id="97"/>
+    <w:bookmarkStart w:id="99" w:name="ref-Jansen2025"/>
     <w:p>
       <w:pPr>
         <w:pStyle w:val="Bibliography"/>
       </w:pPr>
       <w:r>
-        <w:t xml:space="preserve">Hou, Xinyi, Yanjie Zhao, Shenao Wang, and Haoyu Wang. 2026.</w:t>
-      </w:r>
-      <w:r>
-        <w:t xml:space="preserve"> </w:t>
-      </w:r>
-      <w:r>
-        <w:t xml:space="preserve">Model Context Protocol (MCP)</w:t>
-      </w:r>
-      <w:r>
-        <w:t xml:space="preserve">: Landscape, Security Threats, and Future Research Directions.</w:t>
+        <w:t xml:space="preserve">Jansen, Jacqueline A., Artür Manukyan, Nour Al Khoury, and Altuna Akalin. 2025. Leveraging Large Language Models for Data Analysis Automation.</w:t>
       </w:r>
       <w:r>
         <w:t xml:space="preserve"> </w:t>
@@ -6583,37 +6226,37 @@
           <w:iCs/>
           <w:i/>
         </w:rPr>
-        <w:t xml:space="preserve">ACM Transactions on Software Engineering and Methodology</w:t>
-      </w:r>
-      <w:r>
-        <w:t xml:space="preserve"> </w:t>
-      </w:r>
-      <w:r>
-        <w:t xml:space="preserve">35(10):1–37.</w:t>
-      </w:r>
-      <w:r>
-        <w:t xml:space="preserve"> </w:t>
-      </w:r>
-      <w:hyperlink r:id="rId100">
-        <w:r>
-          <w:rPr>
-            <w:rStyle w:val="Hyperlink"/>
-          </w:rPr>
-          <w:t xml:space="preserve">https://doi.org/10.1145/3796519</w:t>
+        <w:t xml:space="preserve">PLOS ONE</w:t>
+      </w:r>
+      <w:r>
+        <w:t xml:space="preserve"> </w:t>
+      </w:r>
+      <w:r>
+        <w:t xml:space="preserve">20(2):e0317084.</w:t>
+      </w:r>
+      <w:r>
+        <w:t xml:space="preserve"> </w:t>
+      </w:r>
+      <w:hyperlink r:id="rId98">
+        <w:r>
+          <w:rPr>
+            <w:rStyle w:val="Hyperlink"/>
+          </w:rPr>
+          <w:t xml:space="preserve">https://doi.org/10.1371/journal.pone.0317084</w:t>
         </w:r>
       </w:hyperlink>
       <w:r>
         <w:t xml:space="preserve">.</w:t>
       </w:r>
     </w:p>
-    <w:bookmarkEnd w:id="101"/>
-    <w:bookmarkStart w:id="103" w:name="ref-Jansen2025"/>
+    <w:bookmarkEnd w:id="99"/>
+    <w:bookmarkStart w:id="101" w:name="ref-JohnsonEberl2026"/>
     <w:p>
       <w:pPr>
         <w:pStyle w:val="Bibliography"/>
       </w:pPr>
       <w:r>
-        <w:t xml:space="preserve">Jansen, Jacqueline A., Artür Manukyan, Nour Al Khoury, and Altuna Akalin. 2025. Leveraging Large Language Models for Data Analysis Automation.</w:t>
+        <w:t xml:space="preserve">Johnson, Phyllis S., and Markus Eberl. 2026. Ethical and Environmental Considerations for the Application of Artificial Intelligence in Archaeological Research.</w:t>
       </w:r>
       <w:r>
         <w:t xml:space="preserve"> </w:t>
@@ -6623,13 +6266,37 @@
           <w:iCs/>
           <w:i/>
         </w:rPr>
-        <w:t xml:space="preserve">PLOS ONE</w:t>
-      </w:r>
-      <w:r>
-        <w:t xml:space="preserve"> </w:t>
-      </w:r>
-      <w:r>
-        <w:t xml:space="preserve">20(2):e0317084.</w:t>
+        <w:t xml:space="preserve">Human Organization</w:t>
+      </w:r>
+      <w:r>
+        <w:t xml:space="preserve"> </w:t>
+      </w:r>
+      <w:r>
+        <w:t xml:space="preserve">85(3):333–346.</w:t>
+      </w:r>
+      <w:r>
+        <w:t xml:space="preserve"> </w:t>
+      </w:r>
+      <w:hyperlink r:id="rId100">
+        <w:r>
+          <w:rPr>
+            <w:rStyle w:val="Hyperlink"/>
+          </w:rPr>
+          <w:t xml:space="preserve">https://doi.org/10.1080/00187259.2026.2714301</w:t>
+        </w:r>
+      </w:hyperlink>
+      <w:r>
+        <w:t xml:space="preserve">.</w:t>
+      </w:r>
+    </w:p>
+    <w:bookmarkEnd w:id="101"/>
+    <w:bookmarkStart w:id="103" w:name="ref-Jonker2024"/>
+    <w:p>
+      <w:pPr>
+        <w:pStyle w:val="Bibliography"/>
+      </w:pPr>
+      <w:r>
+        <w:t xml:space="preserve">Jonker, Catholijn M., Luciano Cavalcante Siebert, and Pradeep K. Murukannaiah. 2024.</w:t>
       </w:r>
       <w:r>
         <w:t xml:space="preserve"> </w:t>
@@ -6639,21 +6306,35 @@
           <w:rPr>
             <w:rStyle w:val="Hyperlink"/>
           </w:rPr>
-          <w:t xml:space="preserve">https://doi.org/10.1371/journal.pone.0317084</w:t>
+          <w:t xml:space="preserve">Reflective Hybrid Intelligence for Meaningful</w:t>
+        </w:r>
+        <w:r>
+          <w:rPr>
+            <w:rStyle w:val="Hyperlink"/>
+          </w:rPr>
+          <w:t xml:space="preserve"> </w:t>
+        </w:r>
+        <w:r>
+          <w:rPr>
+            <w:rStyle w:val="Hyperlink"/>
+          </w:rPr>
+          <w:t xml:space="preserve">Human Control</w:t>
+        </w:r>
+        <w:r>
+          <w:rPr>
+            <w:rStyle w:val="Hyperlink"/>
+          </w:rPr>
+          <w:t xml:space="preserve"> </w:t>
+        </w:r>
+        <w:r>
+          <w:rPr>
+            <w:rStyle w:val="Hyperlink"/>
+          </w:rPr>
+          <w:t xml:space="preserve">in Decision-Support Systems</w:t>
         </w:r>
       </w:hyperlink>
       <w:r>
-        <w:t xml:space="preserve">.</w:t>
-      </w:r>
-    </w:p>
-    <w:bookmarkEnd w:id="103"/>
-    <w:bookmarkStart w:id="105" w:name="ref-JohnsonEberl2026"/>
-    <w:p>
-      <w:pPr>
-        <w:pStyle w:val="Bibliography"/>
-      </w:pPr>
-      <w:r>
-        <w:t xml:space="preserve">Johnson, Phyllis S., and Markus Eberl. 2026. Ethical and Environmental Considerations for the Application of Artificial Intelligence in Archaeological Research.</w:t>
+        <w:t xml:space="preserve">. In</w:t>
       </w:r>
       <w:r>
         <w:t xml:space="preserve"> </w:t>
@@ -6663,75 +6344,32 @@
           <w:iCs/>
           <w:i/>
         </w:rPr>
-        <w:t xml:space="preserve">Human Organization</w:t>
-      </w:r>
-      <w:r>
-        <w:t xml:space="preserve"> </w:t>
-      </w:r>
-      <w:r>
-        <w:t xml:space="preserve">85(3):333–346.</w:t>
-      </w:r>
-      <w:r>
-        <w:t xml:space="preserve"> </w:t>
-      </w:r>
-      <w:hyperlink r:id="rId104">
-        <w:r>
-          <w:rPr>
-            <w:rStyle w:val="Hyperlink"/>
-          </w:rPr>
-          <w:t xml:space="preserve">https://doi.org/10.1080/00187259.2026.2714301</w:t>
-        </w:r>
-      </w:hyperlink>
-      <w:r>
-        <w:t xml:space="preserve">.</w:t>
-      </w:r>
-    </w:p>
-    <w:bookmarkEnd w:id="105"/>
-    <w:bookmarkStart w:id="107" w:name="ref-Jonker2024"/>
+        <w:t xml:space="preserve">Research Handbook on Meaningful Human Control of Artificial Intelligence Systems</w:t>
+      </w:r>
+      <w:r>
+        <w:t xml:space="preserve">, pp. 188–204. Edward Elgar Publishing.</w:t>
+      </w:r>
+    </w:p>
+    <w:bookmarkEnd w:id="103"/>
+    <w:bookmarkStart w:id="105" w:name="ref-Kansa2026"/>
     <w:p>
       <w:pPr>
         <w:pStyle w:val="Bibliography"/>
       </w:pPr>
       <w:r>
-        <w:t xml:space="preserve">Jonker, Catholijn M., Luciano Cavalcante Siebert, and Pradeep K. Murukannaiah. 2024.</w:t>
-      </w:r>
-      <w:r>
-        <w:t xml:space="preserve"> </w:t>
-      </w:r>
-      <w:hyperlink r:id="rId106">
-        <w:r>
-          <w:rPr>
-            <w:rStyle w:val="Hyperlink"/>
-          </w:rPr>
-          <w:t xml:space="preserve">Reflective Hybrid Intelligence for Meaningful</w:t>
-        </w:r>
-        <w:r>
-          <w:rPr>
-            <w:rStyle w:val="Hyperlink"/>
-          </w:rPr>
-          <w:t xml:space="preserve"> </w:t>
-        </w:r>
-        <w:r>
-          <w:rPr>
-            <w:rStyle w:val="Hyperlink"/>
-          </w:rPr>
-          <w:t xml:space="preserve">Human Control</w:t>
-        </w:r>
-        <w:r>
-          <w:rPr>
-            <w:rStyle w:val="Hyperlink"/>
-          </w:rPr>
-          <w:t xml:space="preserve"> </w:t>
-        </w:r>
-        <w:r>
-          <w:rPr>
-            <w:rStyle w:val="Hyperlink"/>
-          </w:rPr>
-          <w:t xml:space="preserve">in Decision-Support Systems</w:t>
-        </w:r>
-      </w:hyperlink>
-      <w:r>
-        <w:t xml:space="preserve">. In</w:t>
+        <w:t xml:space="preserve">Kansa, Eric. 2026. Archaeology in the</w:t>
+      </w:r>
+      <w:r>
+        <w:t xml:space="preserve"> </w:t>
+      </w:r>
+      <w:r>
+        <w:t xml:space="preserve">AI</w:t>
+      </w:r>
+      <w:r>
+        <w:t xml:space="preserve"> </w:t>
+      </w:r>
+      <w:r>
+        <w:t xml:space="preserve">Era: Demystifying Powerful and Problematic Systems Shaping the Future of the Past.</w:t>
       </w:r>
       <w:r>
         <w:t xml:space="preserve"> </w:t>
@@ -6741,32 +6379,40 @@
           <w:iCs/>
           <w:i/>
         </w:rPr>
-        <w:t xml:space="preserve">Research Handbook on Meaningful Human Control of Artificial Intelligence Systems</w:t>
-      </w:r>
-      <w:r>
-        <w:t xml:space="preserve">, pp. 188–204. Edward Elgar Publishing.</w:t>
-      </w:r>
-    </w:p>
-    <w:bookmarkEnd w:id="107"/>
-    <w:bookmarkStart w:id="109" w:name="ref-Kansa2026"/>
+        <w:t xml:space="preserve">Internet Archaeology</w:t>
+      </w:r>
+      <w:r>
+        <w:t xml:space="preserve">(71).</w:t>
+      </w:r>
+      <w:r>
+        <w:t xml:space="preserve"> </w:t>
+      </w:r>
+      <w:hyperlink r:id="rId104">
+        <w:r>
+          <w:rPr>
+            <w:rStyle w:val="Hyperlink"/>
+          </w:rPr>
+          <w:t xml:space="preserve">https://doi.org/10.11141/ia.71.15</w:t>
+        </w:r>
+      </w:hyperlink>
+      <w:r>
+        <w:t xml:space="preserve">.</w:t>
+      </w:r>
+    </w:p>
+    <w:bookmarkEnd w:id="105"/>
+    <w:bookmarkStart w:id="107" w:name="ref-Kim2026Power"/>
     <w:p>
       <w:pPr>
         <w:pStyle w:val="Bibliography"/>
       </w:pPr>
       <w:r>
-        <w:t xml:space="preserve">Kansa, Eric. 2026. Archaeology in the</w:t>
-      </w:r>
-      <w:r>
-        <w:t xml:space="preserve"> </w:t>
-      </w:r>
-      <w:r>
-        <w:t xml:space="preserve">AI</w:t>
-      </w:r>
-      <w:r>
-        <w:t xml:space="preserve"> </w:t>
-      </w:r>
-      <w:r>
-        <w:t xml:space="preserve">Era: Demystifying Powerful and Problematic Systems Shaping the Future of the Past.</w:t>
+        <w:t xml:space="preserve">Kim, Hajung, Jia Qi, Zhe Feng, Xiaoya Zhang, Yuting Han, Jinbo He, and Feng Ji. 2026. Can Large Language Models (</w:t>
+      </w:r>
+      <w:r>
+        <w:t xml:space="preserve">LLMs</w:t>
+      </w:r>
+      <w:r>
+        <w:t xml:space="preserve">) Be Trusted for Power Analysis? An Empirical Evaluation.</w:t>
       </w:r>
       <w:r>
         <w:t xml:space="preserve"> </w:t>
@@ -6776,43 +6422,37 @@
           <w:iCs/>
           <w:i/>
         </w:rPr>
-        <w:t xml:space="preserve">Internet Archaeology</w:t>
-      </w:r>
-      <w:r>
-        <w:t xml:space="preserve">(71).</w:t>
-      </w:r>
-      <w:r>
-        <w:t xml:space="preserve"> </w:t>
-      </w:r>
-      <w:hyperlink r:id="rId108">
-        <w:r>
-          <w:rPr>
-            <w:rStyle w:val="Hyperlink"/>
-          </w:rPr>
-          <w:t xml:space="preserve">https://doi.org/10.11141/ia.71.15</w:t>
+        <w:t xml:space="preserve">Journal of Behavioral Data Science</w:t>
+      </w:r>
+      <w:r>
+        <w:t xml:space="preserve"> </w:t>
+      </w:r>
+      <w:r>
+        <w:t xml:space="preserve">6(2):1–42.</w:t>
+      </w:r>
+      <w:r>
+        <w:t xml:space="preserve"> </w:t>
+      </w:r>
+      <w:hyperlink r:id="rId106">
+        <w:r>
+          <w:rPr>
+            <w:rStyle w:val="Hyperlink"/>
+          </w:rPr>
+          <w:t xml:space="preserve">https://doi.org/10.35566/jbds/jikim</w:t>
         </w:r>
       </w:hyperlink>
       <w:r>
         <w:t xml:space="preserve">.</w:t>
       </w:r>
     </w:p>
-    <w:bookmarkEnd w:id="109"/>
-    <w:bookmarkStart w:id="111" w:name="ref-Kasneci_2023"/>
+    <w:bookmarkEnd w:id="107"/>
+    <w:bookmarkStart w:id="109" w:name="ref-Korinek2023"/>
     <w:p>
       <w:pPr>
         <w:pStyle w:val="Bibliography"/>
       </w:pPr>
       <w:r>
-        <w:t xml:space="preserve">Kasneci, Enkelejda, Kathrin Sessler, Stefan Küchemann, Maria Bannert, Daryna Dementieva, Frank Fischer, Urs Gasser, et al. 2023.</w:t>
-      </w:r>
-      <w:r>
-        <w:t xml:space="preserve"> </w:t>
-      </w:r>
-      <w:r>
-        <w:t xml:space="preserve">ChatGPT for Good? On Opportunities and Challenges of Large Language Models for Education</w:t>
-      </w:r>
-      <w:r>
-        <w:t xml:space="preserve">.</w:t>
+        <w:t xml:space="preserve">Korinek, Anton. 2023. Generative AI for Economic Research: Use Cases and Implications for Economists.</w:t>
       </w:r>
       <w:r>
         <w:t xml:space="preserve"> </w:t>
@@ -6822,13 +6462,37 @@
           <w:iCs/>
           <w:i/>
         </w:rPr>
-        <w:t xml:space="preserve">Learning and Individual Differences</w:t>
-      </w:r>
-      <w:r>
-        <w:t xml:space="preserve"> </w:t>
-      </w:r>
-      <w:r>
-        <w:t xml:space="preserve">103:102274.</w:t>
+        <w:t xml:space="preserve">Journal of Economic Literature</w:t>
+      </w:r>
+      <w:r>
+        <w:t xml:space="preserve"> </w:t>
+      </w:r>
+      <w:r>
+        <w:t xml:space="preserve">61(4):1281–1317.</w:t>
+      </w:r>
+      <w:r>
+        <w:t xml:space="preserve"> </w:t>
+      </w:r>
+      <w:hyperlink r:id="rId108">
+        <w:r>
+          <w:rPr>
+            <w:rStyle w:val="Hyperlink"/>
+          </w:rPr>
+          <w:t xml:space="preserve">https://doi.org/10.1257/jel.20231736</w:t>
+        </w:r>
+      </w:hyperlink>
+      <w:r>
+        <w:t xml:space="preserve">.</w:t>
+      </w:r>
+    </w:p>
+    <w:bookmarkEnd w:id="109"/>
+    <w:bookmarkStart w:id="111" w:name="ref-Korinek2025"/>
+    <w:p>
+      <w:pPr>
+        <w:pStyle w:val="Bibliography"/>
+      </w:pPr>
+      <w:r>
+        <w:t xml:space="preserve">Korinek, Anton. 2025.</w:t>
       </w:r>
       <w:r>
         <w:t xml:space="preserve"> </w:t>
@@ -6837,28 +6501,61 @@
         <w:r>
           <w:rPr>
             <w:rStyle w:val="Hyperlink"/>
-          </w:rPr>
-          <w:t xml:space="preserve">https://doi.org/10.1016/j.lindif.2023.102274</w:t>
+            <w:iCs/>
+            <w:i/>
+          </w:rPr>
+          <w:t xml:space="preserve">AI</w:t>
+        </w:r>
+        <w:r>
+          <w:rPr>
+            <w:rStyle w:val="Hyperlink"/>
+            <w:iCs/>
+            <w:i/>
+          </w:rPr>
+          <w:t xml:space="preserve"> </w:t>
+        </w:r>
+        <w:r>
+          <w:rPr>
+            <w:rStyle w:val="Hyperlink"/>
+            <w:iCs/>
+            <w:i/>
+          </w:rPr>
+          <w:t xml:space="preserve">Agents for Economic Research</w:t>
         </w:r>
       </w:hyperlink>
       <w:r>
-        <w:t xml:space="preserve">.</w:t>
+        <w:t xml:space="preserve">. National Bureau of Economic Research.</w:t>
       </w:r>
     </w:p>
     <w:bookmarkEnd w:id="111"/>
-    <w:bookmarkStart w:id="113" w:name="ref-Kim2026Power"/>
+    <w:bookmarkStart w:id="113" w:name="ref-Moorthy2026"/>
     <w:p>
       <w:pPr>
         <w:pStyle w:val="Bibliography"/>
       </w:pPr>
       <w:r>
-        <w:t xml:space="preserve">Kim, Hajung, Jia Qi, Zhe Feng, Xiaoya Zhang, Yuting Han, Jinbo He, and Feng Ji. 2026. Can Large Language Models (</w:t>
-      </w:r>
-      <w:r>
-        <w:t xml:space="preserve">LLMs</w:t>
-      </w:r>
-      <w:r>
-        <w:t xml:space="preserve">) Be Trusted for Power Analysis? An Empirical Evaluation.</w:t>
+        <w:t xml:space="preserve">Krishna Moorthy, Sruthi M., Man Qi, Alice Rosen, Yadvinder Malhi, and Roberto Salguero-Gómez. 2026.</w:t>
+      </w:r>
+      <w:r>
+        <w:t xml:space="preserve"> </w:t>
+      </w:r>
+      <w:r>
+        <w:t xml:space="preserve">Context</w:t>
+      </w:r>
+      <w:r>
+        <w:t xml:space="preserve">-Engineering</w:t>
+      </w:r>
+      <w:r>
+        <w:t xml:space="preserve"> </w:t>
+      </w:r>
+      <w:r>
+        <w:t xml:space="preserve">Large Language Models</w:t>
+      </w:r>
+      <w:r>
+        <w:t xml:space="preserve"> </w:t>
+      </w:r>
+      <w:r>
+        <w:t xml:space="preserve">for Scalable Structured Metadata Extraction in Ecological Literature Reviews.</w:t>
       </w:r>
       <w:r>
         <w:t xml:space="preserve"> </w:t>
@@ -6868,13 +6565,10 @@
           <w:iCs/>
           <w:i/>
         </w:rPr>
-        <w:t xml:space="preserve">Journal of Behavioral Data Science</w:t>
-      </w:r>
-      <w:r>
-        <w:t xml:space="preserve"> </w:t>
-      </w:r>
-      <w:r>
-        <w:t xml:space="preserve">6(2):1–42.</w:t>
+        <w:t xml:space="preserve">Methods in Ecology and Evolution</w:t>
+      </w:r>
+      <w:r>
+        <w:t xml:space="preserve">.</w:t>
       </w:r>
       <w:r>
         <w:t xml:space="preserve"> </w:t>
@@ -6884,7 +6578,7 @@
           <w:rPr>
             <w:rStyle w:val="Hyperlink"/>
           </w:rPr>
-          <w:t xml:space="preserve">https://doi.org/10.35566/jbds/jikim</w:t>
+          <w:t xml:space="preserve">https://doi.org/10.1111/2041-210x.70403</w:t>
         </w:r>
       </w:hyperlink>
       <w:r>
@@ -6892,13 +6586,25 @@
       </w:r>
     </w:p>
     <w:bookmarkEnd w:id="113"/>
-    <w:bookmarkStart w:id="115" w:name="ref-Korinek2023"/>
+    <w:bookmarkStart w:id="115" w:name="ref-Laban2025"/>
     <w:p>
       <w:pPr>
         <w:pStyle w:val="Bibliography"/>
       </w:pPr>
       <w:r>
-        <w:t xml:space="preserve">Korinek, Anton. 2023. Generative AI for Economic Research: Use Cases and Implications for Economists.</w:t>
+        <w:t xml:space="preserve">Laban, Philippe, Hiroaki Hayashi, Yingbo Zhou, and Jennifer Neville. 2025.</w:t>
+      </w:r>
+      <w:r>
+        <w:t xml:space="preserve"> </w:t>
+      </w:r>
+      <w:r>
+        <w:t xml:space="preserve">LLMs</w:t>
+      </w:r>
+      <w:r>
+        <w:t xml:space="preserve"> </w:t>
+      </w:r>
+      <w:r>
+        <w:t xml:space="preserve">Get Lost in Multi-Turn Conversation.</w:t>
       </w:r>
       <w:r>
         <w:t xml:space="preserve"> </w:t>
@@ -6908,13 +6614,10 @@
           <w:iCs/>
           <w:i/>
         </w:rPr>
-        <w:t xml:space="preserve">Journal of Economic Literature</w:t>
-      </w:r>
-      <w:r>
-        <w:t xml:space="preserve"> </w:t>
-      </w:r>
-      <w:r>
-        <w:t xml:space="preserve">61(4):1281–1317.</w:t>
+        <w:t xml:space="preserve">arXiv.org</w:t>
+      </w:r>
+      <w:r>
+        <w:t xml:space="preserve">.</w:t>
       </w:r>
       <w:r>
         <w:t xml:space="preserve"> </w:t>
@@ -6924,7 +6627,7 @@
           <w:rPr>
             <w:rStyle w:val="Hyperlink"/>
           </w:rPr>
-          <w:t xml:space="preserve">https://doi.org/10.1257/jel.20231736</w:t>
+          <w:t xml:space="preserve">https://doi.org/10.48550/arXiv.2505.06120</w:t>
         </w:r>
       </w:hyperlink>
       <w:r>
@@ -6932,33 +6635,823 @@
       </w:r>
     </w:p>
     <w:bookmarkEnd w:id="115"/>
-    <w:bookmarkStart w:id="117" w:name="ref-Korinek2025"/>
+    <w:bookmarkStart w:id="117" w:name="ref-Leung2023"/>
     <w:p>
       <w:pPr>
         <w:pStyle w:val="Bibliography"/>
       </w:pPr>
       <w:r>
-        <w:t xml:space="preserve">Korinek, Anton. 2025.</w:t>
+        <w:t xml:space="preserve">Leung, Tiffany I., Taiane de Azevedo Cardoso, Amaryllis Mavragani, and Gunther Eysenbach. 2023. Best Practices for Using AI Tools as an Author, Peer Reviewer, or Editor.</w:t>
+      </w:r>
+      <w:r>
+        <w:t xml:space="preserve"> </w:t>
+      </w:r>
+      <w:r>
+        <w:rPr>
+          <w:iCs/>
+          <w:i/>
+        </w:rPr>
+        <w:t xml:space="preserve">Journal of Medical Internet Research</w:t>
+      </w:r>
+      <w:r>
+        <w:t xml:space="preserve"> </w:t>
+      </w:r>
+      <w:r>
+        <w:t xml:space="preserve">25:e51584.</w:t>
       </w:r>
       <w:r>
         <w:t xml:space="preserve"> </w:t>
       </w:r>
       <w:hyperlink r:id="rId116">
+        <w:r>
+          <w:rPr>
+            <w:rStyle w:val="Hyperlink"/>
+          </w:rPr>
+          <w:t xml:space="preserve">https://doi.org/10.2196/51584</w:t>
+        </w:r>
+      </w:hyperlink>
+      <w:r>
+        <w:t xml:space="preserve">.</w:t>
+      </w:r>
+    </w:p>
+    <w:bookmarkEnd w:id="117"/>
+    <w:bookmarkStart w:id="119" w:name="ref-Longkumer2025Generative"/>
+    <w:p>
+      <w:pPr>
+        <w:pStyle w:val="Bibliography"/>
+      </w:pPr>
+      <w:r>
+        <w:t xml:space="preserve">Longkumer, Tiatemsu. 2025. Generative</w:t>
+      </w:r>
+      <w:r>
+        <w:t xml:space="preserve"> </w:t>
+      </w:r>
+      <w:r>
+        <w:t xml:space="preserve">AI</w:t>
+      </w:r>
+      <w:r>
+        <w:t xml:space="preserve"> </w:t>
+      </w:r>
+      <w:r>
+        <w:t xml:space="preserve">in</w:t>
+      </w:r>
+      <w:r>
+        <w:t xml:space="preserve"> </w:t>
+      </w:r>
+      <w:r>
+        <w:t xml:space="preserve">Anthropology</w:t>
+      </w:r>
+      <w:r>
+        <w:t xml:space="preserve">: Redefining</w:t>
+      </w:r>
+      <w:r>
+        <w:t xml:space="preserve"> </w:t>
+      </w:r>
+      <w:r>
+        <w:t xml:space="preserve">Fieldwork</w:t>
+      </w:r>
+      <w:r>
+        <w:t xml:space="preserve">,</w:t>
+      </w:r>
+      <w:r>
+        <w:t xml:space="preserve"> </w:t>
+      </w:r>
+      <w:r>
+        <w:t xml:space="preserve">Textualisation</w:t>
+      </w:r>
+      <w:r>
+        <w:t xml:space="preserve">, and</w:t>
+      </w:r>
+      <w:r>
+        <w:t xml:space="preserve"> </w:t>
+      </w:r>
+      <w:r>
+        <w:t xml:space="preserve">Collaborative</w:t>
+      </w:r>
+      <w:r>
+        <w:t xml:space="preserve"> </w:t>
+      </w:r>
+      <w:r>
+        <w:t xml:space="preserve">Knowledge</w:t>
+      </w:r>
+      <w:r>
+        <w:t xml:space="preserve"> </w:t>
+      </w:r>
+      <w:r>
+        <w:t xml:space="preserve">Production</w:t>
+      </w:r>
+      <w:r>
+        <w:t xml:space="preserve">.</w:t>
+      </w:r>
+      <w:r>
+        <w:t xml:space="preserve"> </w:t>
+      </w:r>
+      <w:r>
+        <w:rPr>
+          <w:iCs/>
+          <w:i/>
+        </w:rPr>
+        <w:t xml:space="preserve">Teaching Anthropology</w:t>
+      </w:r>
+      <w:r>
+        <w:t xml:space="preserve"> </w:t>
+      </w:r>
+      <w:r>
+        <w:t xml:space="preserve">14(2):118–130.</w:t>
+      </w:r>
+      <w:r>
+        <w:t xml:space="preserve"> </w:t>
+      </w:r>
+      <w:hyperlink r:id="rId118">
+        <w:r>
+          <w:rPr>
+            <w:rStyle w:val="Hyperlink"/>
+          </w:rPr>
+          <w:t xml:space="preserve">https://doi.org/10.22582/ta.v14i2.778</w:t>
+        </w:r>
+      </w:hyperlink>
+      <w:r>
+        <w:t xml:space="preserve">.</w:t>
+      </w:r>
+    </w:p>
+    <w:bookmarkEnd w:id="119"/>
+    <w:bookmarkStart w:id="121" w:name="ref-Lu2026"/>
+    <w:p>
+      <w:pPr>
+        <w:pStyle w:val="Bibliography"/>
+      </w:pPr>
+      <w:r>
+        <w:t xml:space="preserve">Lu, Chris, Cong Lu, Robert Tjarko Lange, Yutaro Yamada, Shengran Hu, Jakob Foerster, David Ha, and Jeff Clune. 2026. Towards End-to-End Automation of</w:t>
+      </w:r>
+      <w:r>
+        <w:t xml:space="preserve"> </w:t>
+      </w:r>
+      <w:r>
+        <w:t xml:space="preserve">AI</w:t>
+      </w:r>
+      <w:r>
+        <w:t xml:space="preserve"> </w:t>
+      </w:r>
+      <w:r>
+        <w:t xml:space="preserve">Research.</w:t>
+      </w:r>
+      <w:r>
+        <w:t xml:space="preserve"> </w:t>
+      </w:r>
+      <w:r>
+        <w:rPr>
+          <w:iCs/>
+          <w:i/>
+        </w:rPr>
+        <w:t xml:space="preserve">Nature</w:t>
+      </w:r>
+      <w:r>
+        <w:t xml:space="preserve"> </w:t>
+      </w:r>
+      <w:r>
+        <w:t xml:space="preserve">651:914–919.</w:t>
+      </w:r>
+      <w:r>
+        <w:t xml:space="preserve"> </w:t>
+      </w:r>
+      <w:hyperlink r:id="rId120">
+        <w:r>
+          <w:rPr>
+            <w:rStyle w:val="Hyperlink"/>
+          </w:rPr>
+          <w:t xml:space="preserve">https://doi.org/10.1038/s41586-026-10265-5</w:t>
+        </w:r>
+      </w:hyperlink>
+      <w:r>
+        <w:t xml:space="preserve">.</w:t>
+      </w:r>
+    </w:p>
+    <w:bookmarkEnd w:id="121"/>
+    <w:bookmarkStart w:id="123" w:name="ref-Marwick2017"/>
+    <w:p>
+      <w:pPr>
+        <w:pStyle w:val="Bibliography"/>
+      </w:pPr>
+      <w:r>
+        <w:t xml:space="preserve">Marwick, Ben. 2017. Computational Reproducibility in Archaeological Research: Basic Principles and a Case Study of Their Implementation.</w:t>
+      </w:r>
+      <w:r>
+        <w:t xml:space="preserve"> </w:t>
+      </w:r>
+      <w:r>
+        <w:rPr>
+          <w:iCs/>
+          <w:i/>
+        </w:rPr>
+        <w:t xml:space="preserve">Journal of Archaeological Method and Theory</w:t>
+      </w:r>
+      <w:r>
+        <w:t xml:space="preserve"> </w:t>
+      </w:r>
+      <w:r>
+        <w:t xml:space="preserve">24(2):424–450.</w:t>
+      </w:r>
+      <w:r>
+        <w:t xml:space="preserve"> </w:t>
+      </w:r>
+      <w:hyperlink r:id="rId122">
+        <w:r>
+          <w:rPr>
+            <w:rStyle w:val="Hyperlink"/>
+          </w:rPr>
+          <w:t xml:space="preserve">https://doi.org/10.1007/s10816-015-9272-9</w:t>
+        </w:r>
+      </w:hyperlink>
+      <w:r>
+        <w:t xml:space="preserve">.</w:t>
+      </w:r>
+    </w:p>
+    <w:bookmarkEnd w:id="123"/>
+    <w:bookmarkStart w:id="125" w:name="ref-Messeri2024"/>
+    <w:p>
+      <w:pPr>
+        <w:pStyle w:val="Bibliography"/>
+      </w:pPr>
+      <w:r>
+        <w:t xml:space="preserve">Messeri, Lisa, and M. J. Crockett. 2024. Artificial Intelligence and Illusions of Understanding in Scientific Research.</w:t>
+      </w:r>
+      <w:r>
+        <w:t xml:space="preserve"> </w:t>
+      </w:r>
+      <w:r>
+        <w:rPr>
+          <w:iCs/>
+          <w:i/>
+        </w:rPr>
+        <w:t xml:space="preserve">Nature</w:t>
+      </w:r>
+      <w:r>
+        <w:t xml:space="preserve"> </w:t>
+      </w:r>
+      <w:r>
+        <w:t xml:space="preserve">627(8002):49–58.</w:t>
+      </w:r>
+      <w:r>
+        <w:t xml:space="preserve"> </w:t>
+      </w:r>
+      <w:hyperlink r:id="rId124">
+        <w:r>
+          <w:rPr>
+            <w:rStyle w:val="Hyperlink"/>
+          </w:rPr>
+          <w:t xml:space="preserve">https://doi.org/10.1038/s41586-024-07146-0</w:t>
+        </w:r>
+      </w:hyperlink>
+      <w:r>
+        <w:t xml:space="preserve">.</w:t>
+      </w:r>
+    </w:p>
+    <w:bookmarkEnd w:id="125"/>
+    <w:bookmarkStart w:id="127" w:name="ref-Miao2026"/>
+    <w:p>
+      <w:pPr>
+        <w:pStyle w:val="Bibliography"/>
+      </w:pPr>
+      <w:r>
+        <w:t xml:space="preserve">Miao, Jiacheng, Jonathan K. Pritchard, and James Zou. 2026. The Agentic Garden of Forking Paths.</w:t>
+      </w:r>
+      <w:r>
+        <w:t xml:space="preserve"> </w:t>
+      </w:r>
+      <w:r>
+        <w:rPr>
+          <w:iCs/>
+          <w:i/>
+        </w:rPr>
+        <w:t xml:space="preserve">arXiv Preprint arXiv:2607.01507</w:t>
+      </w:r>
+      <w:r>
+        <w:t xml:space="preserve">.</w:t>
+      </w:r>
+      <w:r>
+        <w:t xml:space="preserve"> </w:t>
+      </w:r>
+      <w:hyperlink r:id="rId126">
+        <w:r>
+          <w:rPr>
+            <w:rStyle w:val="Hyperlink"/>
+          </w:rPr>
+          <w:t xml:space="preserve">https://doi.org/10.48550/arXiv.2607.01507</w:t>
+        </w:r>
+      </w:hyperlink>
+      <w:r>
+        <w:t xml:space="preserve">.</w:t>
+      </w:r>
+    </w:p>
+    <w:bookmarkEnd w:id="127"/>
+    <w:bookmarkStart w:id="129" w:name="ref-Monakhov2026"/>
+    <w:p>
+      <w:pPr>
+        <w:pStyle w:val="Bibliography"/>
+      </w:pPr>
+      <w:r>
+        <w:t xml:space="preserve">Monakhov, Alexander Yu. 2026.</w:t>
+      </w:r>
+      <w:r>
+        <w:t xml:space="preserve"> </w:t>
+      </w:r>
+      <w:hyperlink r:id="rId128">
+        <w:r>
+          <w:rPr>
+            <w:rStyle w:val="Hyperlink"/>
+          </w:rPr>
+          <w:t xml:space="preserve">Governance as Cybernetics: Feedback, Control, and the</w:t>
+        </w:r>
+        <w:r>
+          <w:rPr>
+            <w:rStyle w:val="Hyperlink"/>
+          </w:rPr>
+          <w:t xml:space="preserve"> </w:t>
+        </w:r>
+        <w:r>
+          <w:rPr>
+            <w:rStyle w:val="Hyperlink"/>
+          </w:rPr>
+          <w:t xml:space="preserve">Human at the Helm</w:t>
+        </w:r>
+        <w:r>
+          <w:rPr>
+            <w:rStyle w:val="Hyperlink"/>
+          </w:rPr>
+          <w:t xml:space="preserve"> </w:t>
+        </w:r>
+        <w:r>
+          <w:rPr>
+            <w:rStyle w:val="Hyperlink"/>
+          </w:rPr>
+          <w:t xml:space="preserve">in the Regulation of Artificial Intelligence</w:t>
+        </w:r>
+      </w:hyperlink>
+      <w:r>
+        <w:t xml:space="preserve">. Elsevier BV.</w:t>
+      </w:r>
+    </w:p>
+    <w:bookmarkEnd w:id="129"/>
+    <w:bookmarkStart w:id="131" w:name="ref-NationalAcademies2026"/>
+    <w:p>
+      <w:pPr>
+        <w:pStyle w:val="Bibliography"/>
+      </w:pPr>
+      <w:r>
+        <w:t xml:space="preserve">National Academies of Sciences, Engineering, and Medicine. 2026.</w:t>
+      </w:r>
+      <w:r>
+        <w:t xml:space="preserve"> </w:t>
+      </w:r>
+      <w:hyperlink r:id="rId130">
         <w:r>
           <w:rPr>
             <w:rStyle w:val="Hyperlink"/>
             <w:iCs/>
             <w:i/>
           </w:rPr>
-          <w:t xml:space="preserve">AI</w:t>
-        </w:r>
+          <w:t xml:space="preserve">On Being a Scientist: A Guide to the Responsible and Ethical Conduct of Research: Fourth Edition</w:t>
+        </w:r>
+      </w:hyperlink>
+      <w:r>
+        <w:t xml:space="preserve">. The National Academies Press, Washington, DC.</w:t>
+      </w:r>
+    </w:p>
+    <w:bookmarkEnd w:id="131"/>
+    <w:bookmarkStart w:id="133" w:name="ref-Nejjar2025"/>
+    <w:p>
+      <w:pPr>
+        <w:pStyle w:val="Bibliography"/>
+      </w:pPr>
+      <w:r>
+        <w:t xml:space="preserve">Nejjar, Mohamed, Luca Zacharias, Fabian Stiehle, and Ingo Weber. 2025.</w:t>
+      </w:r>
+      <w:r>
+        <w:t xml:space="preserve"> </w:t>
+      </w:r>
+      <w:r>
+        <w:t xml:space="preserve">LLMs for Science: Usage for Code Generation and Data Analysis</w:t>
+      </w:r>
+      <w:r>
+        <w:t xml:space="preserve">.</w:t>
+      </w:r>
+      <w:r>
+        <w:t xml:space="preserve"> </w:t>
+      </w:r>
+      <w:r>
+        <w:rPr>
+          <w:iCs/>
+          <w:i/>
+        </w:rPr>
+        <w:t xml:space="preserve">Journal of Software: Evolution and Process</w:t>
+      </w:r>
+      <w:r>
+        <w:t xml:space="preserve"> </w:t>
+      </w:r>
+      <w:r>
+        <w:t xml:space="preserve">37:e2723.</w:t>
+      </w:r>
+      <w:r>
+        <w:t xml:space="preserve"> </w:t>
+      </w:r>
+      <w:hyperlink r:id="rId132">
+        <w:r>
+          <w:rPr>
+            <w:rStyle w:val="Hyperlink"/>
+          </w:rPr>
+          <w:t xml:space="preserve">https://doi.org/10.1002/smr.2723</w:t>
+        </w:r>
+      </w:hyperlink>
+      <w:r>
+        <w:t xml:space="preserve">.</w:t>
+      </w:r>
+    </w:p>
+    <w:bookmarkEnd w:id="133"/>
+    <w:bookmarkStart w:id="135" w:name="ref-Piper2026"/>
+    <w:p>
+      <w:pPr>
+        <w:pStyle w:val="Bibliography"/>
+      </w:pPr>
+      <w:r>
+        <w:t xml:space="preserve">Piper, Andrew. 2026. A Theory-First Approach Toward Using Generative AI for Humanities Research.</w:t>
+      </w:r>
+      <w:r>
+        <w:t xml:space="preserve"> </w:t>
+      </w:r>
+      <w:r>
+        <w:rPr>
+          <w:iCs/>
+          <w:i/>
+        </w:rPr>
+        <w:t xml:space="preserve">Computational Humanities Research</w:t>
+      </w:r>
+      <w:r>
+        <w:t xml:space="preserve"> </w:t>
+      </w:r>
+      <w:r>
+        <w:t xml:space="preserve">2:e18.</w:t>
+      </w:r>
+      <w:r>
+        <w:t xml:space="preserve"> </w:t>
+      </w:r>
+      <w:hyperlink r:id="rId134">
+        <w:r>
+          <w:rPr>
+            <w:rStyle w:val="Hyperlink"/>
+          </w:rPr>
+          <w:t xml:space="preserve">https://doi.org/10.1017/chr.2026.10039</w:t>
+        </w:r>
+      </w:hyperlink>
+      <w:r>
+        <w:t xml:space="preserve">.</w:t>
+      </w:r>
+    </w:p>
+    <w:bookmarkEnd w:id="135"/>
+    <w:bookmarkStart w:id="137" w:name="ref-QuartoDocs2026"/>
+    <w:p>
+      <w:pPr>
+        <w:pStyle w:val="Bibliography"/>
+      </w:pPr>
+      <w:r>
+        <w:t xml:space="preserve">Quarto.</w:t>
+      </w:r>
+      <w:r>
+        <w:t xml:space="preserve"> </w:t>
+      </w:r>
+      <w:r>
+        <w:t xml:space="preserve">Tutorial: Hello, Quarto</w:t>
+      </w:r>
+      <w:r>
+        <w:t xml:space="preserve">.</w:t>
+      </w:r>
+      <w:r>
+        <w:t xml:space="preserve"> </w:t>
+      </w:r>
+      <w:hyperlink r:id="rId136">
+        <w:r>
+          <w:rPr>
+            <w:rStyle w:val="Hyperlink"/>
+          </w:rPr>
+          <w:t xml:space="preserve">https://quarto.org/docs/get-started/hello/rstudio.html</w:t>
+        </w:r>
+      </w:hyperlink>
+      <w:r>
+        <w:t xml:space="preserve">, accessed September 17, 2026.</w:t>
+      </w:r>
+    </w:p>
+    <w:bookmarkEnd w:id="137"/>
+    <w:bookmarkStart w:id="139" w:name="ref-Scheepens2024"/>
+    <w:p>
+      <w:pPr>
+        <w:pStyle w:val="Bibliography"/>
+      </w:pPr>
+      <w:r>
+        <w:t xml:space="preserve">Scheepens, Daan, Joseph Millard, Maxwell Farrell, and Tim Newbold. 2024.</w:t>
+      </w:r>
+      <w:r>
+        <w:t xml:space="preserve"> </w:t>
+      </w:r>
+      <w:r>
+        <w:t xml:space="preserve">Large Language Models</w:t>
+      </w:r>
+      <w:r>
+        <w:t xml:space="preserve"> </w:t>
+      </w:r>
+      <w:r>
+        <w:t xml:space="preserve">Help Facilitate the Automated Synthesis of Information on Potential Pest Controllers.</w:t>
+      </w:r>
+      <w:r>
+        <w:t xml:space="preserve"> </w:t>
+      </w:r>
+      <w:r>
+        <w:rPr>
+          <w:iCs/>
+          <w:i/>
+        </w:rPr>
+        <w:t xml:space="preserve">Methods in Ecology and Evolution</w:t>
+      </w:r>
+      <w:r>
+        <w:t xml:space="preserve"> </w:t>
+      </w:r>
+      <w:r>
+        <w:t xml:space="preserve">15(7):1261–1273.</w:t>
+      </w:r>
+      <w:r>
+        <w:t xml:space="preserve"> </w:t>
+      </w:r>
+      <w:hyperlink r:id="rId138">
+        <w:r>
+          <w:rPr>
+            <w:rStyle w:val="Hyperlink"/>
+          </w:rPr>
+          <w:t xml:space="preserve">https://doi.org/10.1111/2041-210X.14341</w:t>
+        </w:r>
+      </w:hyperlink>
+      <w:r>
+        <w:t xml:space="preserve">.</w:t>
+      </w:r>
+    </w:p>
+    <w:bookmarkEnd w:id="139"/>
+    <w:bookmarkStart w:id="141" w:name="ref-Schweinberger2026privacy"/>
+    <w:p>
+      <w:pPr>
+        <w:pStyle w:val="Bibliography"/>
+      </w:pPr>
+      <w:r>
+        <w:t xml:space="preserve">Schweinberger, Martin. 2026.</w:t>
+      </w:r>
+      <w:r>
+        <w:t xml:space="preserve"> </w:t>
+      </w:r>
+      <w:r>
+        <w:t xml:space="preserve">Privacy-Preserving Analysis with Local LLMs: Generating Synthetic Data Proxies</w:t>
+      </w:r>
+      <w:r>
+        <w:t xml:space="preserve">.</w:t>
+      </w:r>
+      <w:r>
+        <w:t xml:space="preserve"> </w:t>
+      </w:r>
+      <w:r>
+        <w:t xml:space="preserve">The Language Technology and Data Analysis Laboratory (LADAL), The University of Queensland, Australia</w:t>
+      </w:r>
+      <w:r>
+        <w:t xml:space="preserve">.</w:t>
+      </w:r>
+      <w:r>
+        <w:t xml:space="preserve"> </w:t>
+      </w:r>
+      <w:hyperlink r:id="rId140">
+        <w:r>
+          <w:rPr>
+            <w:rStyle w:val="Hyperlink"/>
+          </w:rPr>
+          <w:t xml:space="preserve">https://ladal.edu.au/tutorials/llm_privacy/llm_privacy.html</w:t>
+        </w:r>
+      </w:hyperlink>
+      <w:r>
+        <w:t xml:space="preserve">, accessed September 18, 2026.</w:t>
+      </w:r>
+    </w:p>
+    <w:bookmarkEnd w:id="141"/>
+    <w:bookmarkStart w:id="143" w:name="ref-Shaikhon2025"/>
+    <w:p>
+      <w:pPr>
+        <w:pStyle w:val="Bibliography"/>
+      </w:pPr>
+      <w:r>
+        <w:t xml:space="preserve">Shaikhon, Ahmed Motawea Hussein. 2025. Contextual Ethical Framework for Artificial Intelligence in the Management of Cultural Heritage.</w:t>
+      </w:r>
+      <w:r>
+        <w:t xml:space="preserve"> </w:t>
+      </w:r>
+      <w:r>
+        <w:rPr>
+          <w:iCs/>
+          <w:i/>
+        </w:rPr>
+        <w:t xml:space="preserve">STAR: Science and Technology of Archaeological Research</w:t>
+      </w:r>
+      <w:r>
+        <w:t xml:space="preserve"> </w:t>
+      </w:r>
+      <w:r>
+        <w:t xml:space="preserve">11(1).</w:t>
+      </w:r>
+      <w:r>
+        <w:t xml:space="preserve"> </w:t>
+      </w:r>
+      <w:hyperlink r:id="rId142">
+        <w:r>
+          <w:rPr>
+            <w:rStyle w:val="Hyperlink"/>
+          </w:rPr>
+          <w:t xml:space="preserve">https://doi.org/10.1080/20548923.2025.2564519</w:t>
+        </w:r>
+      </w:hyperlink>
+      <w:r>
+        <w:t xml:space="preserve">.</w:t>
+      </w:r>
+    </w:p>
+    <w:bookmarkEnd w:id="143"/>
+    <w:bookmarkStart w:id="145" w:name="ref-Spillias2025"/>
+    <w:p>
+      <w:pPr>
+        <w:pStyle w:val="Bibliography"/>
+      </w:pPr>
+      <w:r>
+        <w:t xml:space="preserve">Spillias, Scott, Rowan Trebilco, Matthew P. Adams, Fabio Boschetti, Andrew Constable, Piers Dunstan, Simon Ferrier, et al. 2026.</w:t>
+      </w:r>
+      <w:r>
+        <w:t xml:space="preserve"> </w:t>
+      </w:r>
+      <w:r>
+        <w:t xml:space="preserve">The Future of Artificial Intelligence in Ecosystem Modeling</w:t>
+      </w:r>
+      <w:r>
+        <w:t xml:space="preserve">.</w:t>
+      </w:r>
+      <w:r>
+        <w:t xml:space="preserve"> </w:t>
+      </w:r>
+      <w:r>
+        <w:rPr>
+          <w:iCs/>
+          <w:i/>
+        </w:rPr>
+        <w:t xml:space="preserve">BioScience</w:t>
+      </w:r>
+      <w:r>
+        <w:t xml:space="preserve"> </w:t>
+      </w:r>
+      <w:r>
+        <w:t xml:space="preserve">76(1):57–70.</w:t>
+      </w:r>
+      <w:r>
+        <w:t xml:space="preserve"> </w:t>
+      </w:r>
+      <w:hyperlink r:id="rId144">
+        <w:r>
+          <w:rPr>
+            <w:rStyle w:val="Hyperlink"/>
+          </w:rPr>
+          <w:t xml:space="preserve">https://doi.org/10.1093/biosci/biaf169</w:t>
+        </w:r>
+      </w:hyperlink>
+      <w:r>
+        <w:t xml:space="preserve">.</w:t>
+      </w:r>
+    </w:p>
+    <w:bookmarkEnd w:id="145"/>
+    <w:bookmarkStart w:id="147" w:name="ref-Taylor2023"/>
+    <w:p>
+      <w:pPr>
+        <w:pStyle w:val="Bibliography"/>
+      </w:pPr>
+      <w:r>
+        <w:t xml:space="preserve">Taylor, Matthew E. 2023.</w:t>
+      </w:r>
+      <w:r>
+        <w:t xml:space="preserve"> </w:t>
+      </w:r>
+      <w:hyperlink r:id="rId146">
+        <w:r>
+          <w:rPr>
+            <w:rStyle w:val="Hyperlink"/>
+          </w:rPr>
+          <w:t xml:space="preserve">Reinforcement Learning Requires</w:t>
+        </w:r>
+        <w:r>
+          <w:rPr>
+            <w:rStyle w:val="Hyperlink"/>
+          </w:rPr>
+          <w:t xml:space="preserve"> </w:t>
+        </w:r>
+        <w:r>
+          <w:rPr>
+            <w:rStyle w:val="Hyperlink"/>
+          </w:rPr>
+          <w:t xml:space="preserve">Human-in-the-Loop</w:t>
+        </w:r>
+        <w:r>
+          <w:rPr>
+            <w:rStyle w:val="Hyperlink"/>
+          </w:rPr>
+          <w:t xml:space="preserve"> </w:t>
+        </w:r>
+        <w:r>
+          <w:rPr>
+            <w:rStyle w:val="Hyperlink"/>
+          </w:rPr>
+          <w:t xml:space="preserve">Framing and Approaches</w:t>
+        </w:r>
+      </w:hyperlink>
+      <w:r>
+        <w:t xml:space="preserve">. In</w:t>
+      </w:r>
+      <w:r>
+        <w:t xml:space="preserve"> </w:t>
+      </w:r>
+      <w:r>
+        <w:rPr>
+          <w:iCs/>
+          <w:i/>
+        </w:rPr>
+        <w:t xml:space="preserve">HHAI 2023: Augmenting Human Intellect</w:t>
+      </w:r>
+      <w:r>
+        <w:t xml:space="preserve">. IOS Press.</w:t>
+      </w:r>
+    </w:p>
+    <w:bookmarkEnd w:id="147"/>
+    <w:bookmarkStart w:id="149" w:name="ref-Tenzer2024"/>
+    <w:p>
+      <w:pPr>
+        <w:pStyle w:val="Bibliography"/>
+      </w:pPr>
+      <w:r>
+        <w:t xml:space="preserve">Tenzer, Martina, Giada Pistilli, Alex Bransden, and Alex Shenfield. 2024. Debating</w:t>
+      </w:r>
+      <w:r>
+        <w:t xml:space="preserve"> </w:t>
+      </w:r>
+      <w:r>
+        <w:t xml:space="preserve">AI</w:t>
+      </w:r>
+      <w:r>
+        <w:t xml:space="preserve"> </w:t>
+      </w:r>
+      <w:r>
+        <w:t xml:space="preserve">in Archaeology: Applications, Implications, and Ethical Considerations.</w:t>
+      </w:r>
+      <w:r>
+        <w:t xml:space="preserve"> </w:t>
+      </w:r>
+      <w:r>
+        <w:rPr>
+          <w:iCs/>
+          <w:i/>
+        </w:rPr>
+        <w:t xml:space="preserve">Internet Archaeology</w:t>
+      </w:r>
+      <w:r>
+        <w:t xml:space="preserve">(67).</w:t>
+      </w:r>
+      <w:r>
+        <w:t xml:space="preserve"> </w:t>
+      </w:r>
+      <w:hyperlink r:id="rId148">
+        <w:r>
+          <w:rPr>
+            <w:rStyle w:val="Hyperlink"/>
+          </w:rPr>
+          <w:t xml:space="preserve">https://doi.org/10.11141/ia.67.8</w:t>
+        </w:r>
+      </w:hyperlink>
+      <w:r>
+        <w:t xml:space="preserve">.</w:t>
+      </w:r>
+    </w:p>
+    <w:bookmarkEnd w:id="149"/>
+    <w:bookmarkStart w:id="151" w:name="ref-RoyalSociety2024"/>
+    <w:p>
+      <w:pPr>
+        <w:pStyle w:val="Bibliography"/>
+      </w:pPr>
+      <w:r>
+        <w:t xml:space="preserve">The Royal Society. 2024.</w:t>
+      </w:r>
+      <w:r>
+        <w:t xml:space="preserve"> </w:t>
+      </w:r>
+      <w:hyperlink r:id="rId150">
         <w:r>
           <w:rPr>
             <w:rStyle w:val="Hyperlink"/>
             <w:iCs/>
             <w:i/>
           </w:rPr>
-          <w:t xml:space="preserve"> </w:t>
+          <w:t xml:space="preserve">Science</w:t>
         </w:r>
         <w:r>
           <w:rPr>
@@ -6966,42 +7459,126 @@
             <w:iCs/>
             <w:i/>
           </w:rPr>
-          <w:t xml:space="preserve">Agents for Economic Research</w:t>
+          <w:t xml:space="preserve"> </w:t>
+        </w:r>
+        <w:r>
+          <w:rPr>
+            <w:rStyle w:val="Hyperlink"/>
+            <w:iCs/>
+            <w:i/>
+          </w:rPr>
+          <w:t xml:space="preserve">in the</w:t>
+        </w:r>
+        <w:r>
+          <w:rPr>
+            <w:rStyle w:val="Hyperlink"/>
+            <w:iCs/>
+            <w:i/>
+          </w:rPr>
+          <w:t xml:space="preserve"> </w:t>
+        </w:r>
+        <w:r>
+          <w:rPr>
+            <w:rStyle w:val="Hyperlink"/>
+            <w:iCs/>
+            <w:i/>
+          </w:rPr>
+          <w:t xml:space="preserve">Age</w:t>
+        </w:r>
+        <w:r>
+          <w:rPr>
+            <w:rStyle w:val="Hyperlink"/>
+            <w:iCs/>
+            <w:i/>
+          </w:rPr>
+          <w:t xml:space="preserve"> </w:t>
+        </w:r>
+        <w:r>
+          <w:rPr>
+            <w:rStyle w:val="Hyperlink"/>
+            <w:iCs/>
+            <w:i/>
+          </w:rPr>
+          <w:t xml:space="preserve">of</w:t>
+        </w:r>
+        <w:r>
+          <w:rPr>
+            <w:rStyle w:val="Hyperlink"/>
+            <w:iCs/>
+            <w:i/>
+          </w:rPr>
+          <w:t xml:space="preserve"> </w:t>
+        </w:r>
+        <w:r>
+          <w:rPr>
+            <w:rStyle w:val="Hyperlink"/>
+            <w:iCs/>
+            <w:i/>
+          </w:rPr>
+          <w:t xml:space="preserve">AI</w:t>
+        </w:r>
+        <w:r>
+          <w:rPr>
+            <w:rStyle w:val="Hyperlink"/>
+            <w:iCs/>
+            <w:i/>
+          </w:rPr>
+          <w:t xml:space="preserve">:</w:t>
+        </w:r>
+        <w:r>
+          <w:rPr>
+            <w:rStyle w:val="Hyperlink"/>
+            <w:iCs/>
+            <w:i/>
+          </w:rPr>
+          <w:t xml:space="preserve"> </w:t>
+        </w:r>
+        <w:r>
+          <w:rPr>
+            <w:rStyle w:val="Hyperlink"/>
+            <w:iCs/>
+            <w:i/>
+          </w:rPr>
+          <w:t xml:space="preserve">How</w:t>
+        </w:r>
+        <w:r>
+          <w:rPr>
+            <w:rStyle w:val="Hyperlink"/>
+            <w:iCs/>
+            <w:i/>
+          </w:rPr>
+          <w:t xml:space="preserve"> </w:t>
+        </w:r>
+        <w:r>
+          <w:rPr>
+            <w:rStyle w:val="Hyperlink"/>
+            <w:iCs/>
+            <w:i/>
+          </w:rPr>
+          <w:t xml:space="preserve">Artificial Intelligence Is Changing the Nature and Method of Scientific Research</w:t>
         </w:r>
       </w:hyperlink>
       <w:r>
-        <w:t xml:space="preserve">. National Bureau of Economic Research.</w:t>
-      </w:r>
-    </w:p>
-    <w:bookmarkEnd w:id="117"/>
-    <w:bookmarkStart w:id="119" w:name="ref-Moorthy2026"/>
+        <w:t xml:space="preserve">. The Royal Society, London.</w:t>
+      </w:r>
+    </w:p>
+    <w:bookmarkEnd w:id="151"/>
+    <w:bookmarkStart w:id="153" w:name="ref-Walters2023"/>
     <w:p>
       <w:pPr>
         <w:pStyle w:val="Bibliography"/>
       </w:pPr>
       <w:r>
-        <w:t xml:space="preserve">Krishna Moorthy, Sruthi M., Man Qi, Alice Rosen, Yadvinder Malhi, and Roberto Salguero-Gómez. 2026.</w:t>
-      </w:r>
-      <w:r>
-        <w:t xml:space="preserve"> </w:t>
-      </w:r>
-      <w:r>
-        <w:t xml:space="preserve">Context</w:t>
-      </w:r>
-      <w:r>
-        <w:t xml:space="preserve">-Engineering</w:t>
-      </w:r>
-      <w:r>
-        <w:t xml:space="preserve"> </w:t>
-      </w:r>
-      <w:r>
-        <w:t xml:space="preserve">Large Language Models</w:t>
-      </w:r>
-      <w:r>
-        <w:t xml:space="preserve"> </w:t>
-      </w:r>
-      <w:r>
-        <w:t xml:space="preserve">for Scalable Structured Metadata Extraction in Ecological Literature Reviews.</w:t>
+        <w:t xml:space="preserve">Walters, William H., and Esther Isabelle Wilder. 2023. Fabrication and Errors in the Bibliographic Citations Generated by</w:t>
+      </w:r>
+      <w:r>
+        <w:t xml:space="preserve"> </w:t>
+      </w:r>
+      <w:r>
+        <w:t xml:space="preserve">ChatGPT</w:t>
+      </w:r>
+      <w:r>
+        <w:t xml:space="preserve">.</w:t>
       </w:r>
       <w:r>
         <w:t xml:space="preserve"> </w:t>
@@ -7011,46 +7588,46 @@
           <w:iCs/>
           <w:i/>
         </w:rPr>
-        <w:t xml:space="preserve">Methods in Ecology and Evolution</w:t>
-      </w:r>
+        <w:t xml:space="preserve">Scientific Reports</w:t>
+      </w:r>
+      <w:r>
+        <w:t xml:space="preserve"> </w:t>
+      </w:r>
+      <w:r>
+        <w:t xml:space="preserve">13(1).</w:t>
+      </w:r>
+      <w:r>
+        <w:t xml:space="preserve"> </w:t>
+      </w:r>
+      <w:hyperlink r:id="rId152">
+        <w:r>
+          <w:rPr>
+            <w:rStyle w:val="Hyperlink"/>
+          </w:rPr>
+          <w:t xml:space="preserve">https://doi.org/10.1038/s41598-023-41032-5</w:t>
+        </w:r>
+      </w:hyperlink>
       <w:r>
         <w:t xml:space="preserve">.</w:t>
       </w:r>
-      <w:r>
-        <w:t xml:space="preserve"> </w:t>
-      </w:r>
-      <w:hyperlink r:id="rId118">
-        <w:r>
-          <w:rPr>
-            <w:rStyle w:val="Hyperlink"/>
-          </w:rPr>
-          <w:t xml:space="preserve">https://doi.org/10.1111/2041-210x.70403</w:t>
-        </w:r>
-      </w:hyperlink>
+    </w:p>
+    <w:bookmarkEnd w:id="153"/>
+    <w:bookmarkStart w:id="155" w:name="ref-Wickham2019"/>
+    <w:p>
+      <w:pPr>
+        <w:pStyle w:val="Bibliography"/>
+      </w:pPr>
+      <w:r>
+        <w:t xml:space="preserve">Wickham, Hadley, Mara Averick, Jennifer Bryan, Winston Chang, Lucy D’Agostino McGowan, Romain François, Garrett Grolemund, et al. 2019. Welcome to the</w:t>
+      </w:r>
+      <w:r>
+        <w:t xml:space="preserve"> </w:t>
+      </w:r>
+      <w:r>
+        <w:t xml:space="preserve">Tidyverse</w:t>
+      </w:r>
       <w:r>
         <w:t xml:space="preserve">.</w:t>
-      </w:r>
-    </w:p>
-    <w:bookmarkEnd w:id="119"/>
-    <w:bookmarkStart w:id="121" w:name="ref-Laban2025"/>
-    <w:p>
-      <w:pPr>
-        <w:pStyle w:val="Bibliography"/>
-      </w:pPr>
-      <w:r>
-        <w:t xml:space="preserve">Laban, Philippe, Hiroaki Hayashi, Yingbo Zhou, and Jennifer Neville. 2025.</w:t>
-      </w:r>
-      <w:r>
-        <w:t xml:space="preserve"> </w:t>
-      </w:r>
-      <w:r>
-        <w:t xml:space="preserve">LLMs</w:t>
-      </w:r>
-      <w:r>
-        <w:t xml:space="preserve"> </w:t>
-      </w:r>
-      <w:r>
-        <w:t xml:space="preserve">Get Lost in Multi-Turn Conversation.</w:t>
       </w:r>
       <w:r>
         <w:t xml:space="preserve"> </w:t>
@@ -7060,34 +7637,46 @@
           <w:iCs/>
           <w:i/>
         </w:rPr>
-        <w:t xml:space="preserve">arXiv.org</w:t>
-      </w:r>
+        <w:t xml:space="preserve">Journal of Open Source Software</w:t>
+      </w:r>
+      <w:r>
+        <w:t xml:space="preserve"> </w:t>
+      </w:r>
+      <w:r>
+        <w:t xml:space="preserve">4(43):1686.</w:t>
+      </w:r>
+      <w:r>
+        <w:t xml:space="preserve"> </w:t>
+      </w:r>
+      <w:hyperlink r:id="rId154">
+        <w:r>
+          <w:rPr>
+            <w:rStyle w:val="Hyperlink"/>
+          </w:rPr>
+          <w:t xml:space="preserve">https://doi.org/10.21105/joss.01686</w:t>
+        </w:r>
+      </w:hyperlink>
       <w:r>
         <w:t xml:space="preserve">.</w:t>
       </w:r>
-      <w:r>
-        <w:t xml:space="preserve"> </w:t>
-      </w:r>
-      <w:hyperlink r:id="rId120">
-        <w:r>
-          <w:rPr>
-            <w:rStyle w:val="Hyperlink"/>
-          </w:rPr>
-          <w:t xml:space="preserve">https://doi.org/10.48550/arXiv.2505.06120</w:t>
-        </w:r>
-      </w:hyperlink>
+    </w:p>
+    <w:bookmarkEnd w:id="155"/>
+    <w:bookmarkStart w:id="157" w:name="ref-Wiest2024"/>
+    <w:p>
+      <w:pPr>
+        <w:pStyle w:val="Bibliography"/>
+      </w:pPr>
+      <w:r>
+        <w:t xml:space="preserve">Wiest, Isabella Catharina, Dyke Ferber, Jiefu Zhu, Marko van Treeck, Sonja K. Meyer, Radhika Juglan, Zunamys I. Carrero, et al. 2024.</w:t>
+      </w:r>
+      <w:r>
+        <w:t xml:space="preserve"> </w:t>
+      </w:r>
+      <w:r>
+        <w:t xml:space="preserve">Privacy-Preserving Large Language Models for Structured Medical Information Retrieval</w:t>
+      </w:r>
       <w:r>
         <w:t xml:space="preserve">.</w:t>
-      </w:r>
-    </w:p>
-    <w:bookmarkEnd w:id="121"/>
-    <w:bookmarkStart w:id="123" w:name="ref-Leung2023"/>
-    <w:p>
-      <w:pPr>
-        <w:pStyle w:val="Bibliography"/>
-      </w:pPr>
-      <w:r>
-        <w:t xml:space="preserve">Leung, Tiffany I., Taiane de Azevedo Cardoso, Amaryllis Mavragani, and Gunther Eysenbach. 2023. Best Practices for Using AI Tools as an Author, Peer Reviewer, or Editor.</w:t>
       </w:r>
       <w:r>
         <w:t xml:space="preserve"> </w:t>
@@ -7097,94 +7686,43 @@
           <w:iCs/>
           <w:i/>
         </w:rPr>
-        <w:t xml:space="preserve">Journal of Medical Internet Research</w:t>
-      </w:r>
-      <w:r>
-        <w:t xml:space="preserve"> </w:t>
-      </w:r>
-      <w:r>
-        <w:t xml:space="preserve">25:e51584.</w:t>
-      </w:r>
-      <w:r>
-        <w:t xml:space="preserve"> </w:t>
-      </w:r>
-      <w:hyperlink r:id="rId122">
-        <w:r>
-          <w:rPr>
-            <w:rStyle w:val="Hyperlink"/>
-          </w:rPr>
-          <w:t xml:space="preserve">https://doi.org/10.2196/51584</w:t>
+        <w:t xml:space="preserve">Npj Digital Medicine</w:t>
+      </w:r>
+      <w:r>
+        <w:t xml:space="preserve"> </w:t>
+      </w:r>
+      <w:r>
+        <w:t xml:space="preserve">7(1):257.</w:t>
+      </w:r>
+      <w:r>
+        <w:t xml:space="preserve"> </w:t>
+      </w:r>
+      <w:hyperlink r:id="rId156">
+        <w:r>
+          <w:rPr>
+            <w:rStyle w:val="Hyperlink"/>
+          </w:rPr>
+          <w:t xml:space="preserve">https://doi.org/10.1038/s41746-024-01233-2</w:t>
         </w:r>
       </w:hyperlink>
       <w:r>
         <w:t xml:space="preserve">.</w:t>
       </w:r>
     </w:p>
-    <w:bookmarkEnd w:id="123"/>
-    <w:bookmarkStart w:id="125" w:name="ref-Longkumer2025Generative"/>
+    <w:bookmarkEnd w:id="157"/>
+    <w:bookmarkStart w:id="159" w:name="ref-Wilson2014"/>
     <w:p>
       <w:pPr>
         <w:pStyle w:val="Bibliography"/>
       </w:pPr>
       <w:r>
-        <w:t xml:space="preserve">Longkumer, Tiatemsu. 2025. Generative</w:t>
-      </w:r>
-      <w:r>
-        <w:t xml:space="preserve"> </w:t>
-      </w:r>
-      <w:r>
-        <w:t xml:space="preserve">AI</w:t>
-      </w:r>
-      <w:r>
-        <w:t xml:space="preserve"> </w:t>
-      </w:r>
-      <w:r>
-        <w:t xml:space="preserve">in</w:t>
-      </w:r>
-      <w:r>
-        <w:t xml:space="preserve"> </w:t>
-      </w:r>
-      <w:r>
-        <w:t xml:space="preserve">Anthropology</w:t>
-      </w:r>
-      <w:r>
-        <w:t xml:space="preserve">: Redefining</w:t>
-      </w:r>
-      <w:r>
-        <w:t xml:space="preserve"> </w:t>
-      </w:r>
-      <w:r>
-        <w:t xml:space="preserve">Fieldwork</w:t>
-      </w:r>
-      <w:r>
-        <w:t xml:space="preserve">,</w:t>
-      </w:r>
-      <w:r>
-        <w:t xml:space="preserve"> </w:t>
-      </w:r>
-      <w:r>
-        <w:t xml:space="preserve">Textualisation</w:t>
-      </w:r>
-      <w:r>
-        <w:t xml:space="preserve">, and</w:t>
-      </w:r>
-      <w:r>
-        <w:t xml:space="preserve"> </w:t>
-      </w:r>
-      <w:r>
-        <w:t xml:space="preserve">Collaborative</w:t>
-      </w:r>
-      <w:r>
-        <w:t xml:space="preserve"> </w:t>
-      </w:r>
-      <w:r>
-        <w:t xml:space="preserve">Knowledge</w:t>
-      </w:r>
-      <w:r>
-        <w:t xml:space="preserve"> </w:t>
-      </w:r>
-      <w:r>
-        <w:t xml:space="preserve">Production</w:t>
+        <w:t xml:space="preserve">Wilson, Greg, D. A. Aruliah, C. Titus Brown, Neil P. Chue Hong, Matt Davis, Richard T. Guy, Steven H. D. Haddock, et al. 2014.</w:t>
+      </w:r>
+      <w:r>
+        <w:t xml:space="preserve"> </w:t>
+      </w:r>
+      <w:r>
+        <w:t xml:space="preserve">Best Practices for Scientific Computing</w:t>
       </w:r>
       <w:r>
         <w:t xml:space="preserve">.</w:t>
@@ -7197,49 +7735,58 @@
           <w:iCs/>
           <w:i/>
         </w:rPr>
-        <w:t xml:space="preserve">Teaching Anthropology</w:t>
-      </w:r>
-      <w:r>
-        <w:t xml:space="preserve"> </w:t>
-      </w:r>
-      <w:r>
-        <w:t xml:space="preserve">14(2):118–130.</w:t>
-      </w:r>
-      <w:r>
-        <w:t xml:space="preserve"> </w:t>
-      </w:r>
-      <w:hyperlink r:id="rId124">
-        <w:r>
-          <w:rPr>
-            <w:rStyle w:val="Hyperlink"/>
-          </w:rPr>
-          <w:t xml:space="preserve">https://doi.org/10.22582/ta.v14i2.778</w:t>
+        <w:t xml:space="preserve">PLOS Biology</w:t>
+      </w:r>
+      <w:r>
+        <w:t xml:space="preserve"> </w:t>
+      </w:r>
+      <w:r>
+        <w:t xml:space="preserve">12(1):e1001745.</w:t>
+      </w:r>
+      <w:r>
+        <w:t xml:space="preserve"> </w:t>
+      </w:r>
+      <w:hyperlink r:id="rId158">
+        <w:r>
+          <w:rPr>
+            <w:rStyle w:val="Hyperlink"/>
+          </w:rPr>
+          <w:t xml:space="preserve">https://doi.org/10.1371/journal.pbio.1001745</w:t>
         </w:r>
       </w:hyperlink>
       <w:r>
         <w:t xml:space="preserve">.</w:t>
       </w:r>
     </w:p>
-    <w:bookmarkEnd w:id="125"/>
-    <w:bookmarkStart w:id="127" w:name="ref-Lu2026"/>
+    <w:bookmarkEnd w:id="159"/>
+    <w:bookmarkStart w:id="161" w:name="ref-Xu2026"/>
     <w:p>
       <w:pPr>
         <w:pStyle w:val="Bibliography"/>
       </w:pPr>
       <w:r>
-        <w:t xml:space="preserve">Lu, Chris, Cong Lu, Robert Tjarko Lange, Yutaro Yamada, Shengran Hu, Jakob Foerster, David Ha, and Jeff Clune. 2026. Towards End-to-End Automation of</w:t>
-      </w:r>
-      <w:r>
-        <w:t xml:space="preserve"> </w:t>
-      </w:r>
-      <w:r>
-        <w:t xml:space="preserve">AI</w:t>
-      </w:r>
-      <w:r>
-        <w:t xml:space="preserve"> </w:t>
-      </w:r>
-      <w:r>
-        <w:t xml:space="preserve">Research.</w:t>
+        <w:t xml:space="preserve">Xu, Renjun, and Yang Yan. 2026. Agent</w:t>
+      </w:r>
+      <w:r>
+        <w:t xml:space="preserve"> </w:t>
+      </w:r>
+      <w:r>
+        <w:t xml:space="preserve">Skills</w:t>
+      </w:r>
+      <w:r>
+        <w:t xml:space="preserve"> </w:t>
+      </w:r>
+      <w:r>
+        <w:t xml:space="preserve">for</w:t>
+      </w:r>
+      <w:r>
+        <w:t xml:space="preserve"> </w:t>
+      </w:r>
+      <w:r>
+        <w:t xml:space="preserve">Large Language Models</w:t>
+      </w:r>
+      <w:r>
+        <w:t xml:space="preserve">: Architecture, Acquisition, Security, and the Path Forward.</w:t>
       </w:r>
       <w:r>
         <w:t xml:space="preserve"> </w:t>
@@ -7249,43 +7796,64 @@
           <w:iCs/>
           <w:i/>
         </w:rPr>
-        <w:t xml:space="preserve">Nature</w:t>
-      </w:r>
-      <w:r>
-        <w:t xml:space="preserve"> </w:t>
-      </w:r>
-      <w:r>
-        <w:t xml:space="preserve">651:914–919.</w:t>
-      </w:r>
-      <w:r>
-        <w:t xml:space="preserve"> </w:t>
-      </w:r>
-      <w:hyperlink r:id="rId126">
-        <w:r>
-          <w:rPr>
-            <w:rStyle w:val="Hyperlink"/>
-          </w:rPr>
-          <w:t xml:space="preserve">https://doi.org/10.1038/s41586-026-10265-5</w:t>
+        <w:t xml:space="preserve">arXiv.org</w:t>
+      </w:r>
+      <w:r>
+        <w:t xml:space="preserve">.</w:t>
+      </w:r>
+      <w:r>
+        <w:t xml:space="preserve"> </w:t>
+      </w:r>
+      <w:hyperlink r:id="rId160">
+        <w:r>
+          <w:rPr>
+            <w:rStyle w:val="Hyperlink"/>
+          </w:rPr>
+          <w:t xml:space="preserve">https://doi.org/10.48550/arXiv.2602.12430</w:t>
         </w:r>
       </w:hyperlink>
       <w:r>
         <w:t xml:space="preserve">.</w:t>
       </w:r>
     </w:p>
-    <w:bookmarkEnd w:id="127"/>
-    <w:bookmarkStart w:id="129" w:name="ref-M_Bran_2024"/>
+    <w:bookmarkEnd w:id="161"/>
+    <w:bookmarkStart w:id="163" w:name="ref-ZamfirescuPereira2023"/>
     <w:p>
       <w:pPr>
         <w:pStyle w:val="Bibliography"/>
       </w:pPr>
       <w:r>
-        <w:t xml:space="preserve">M. Bran, Andres, Sam Cox, Oliver Schilter, Carlo Baldassari, Andrew D. White, and Philippe Schwaller. 2024.</w:t>
-      </w:r>
-      <w:r>
-        <w:t xml:space="preserve"> </w:t>
-      </w:r>
-      <w:r>
-        <w:t xml:space="preserve">Augmenting Large Language Models With Chemistry Tools</w:t>
+        <w:t xml:space="preserve">Zamfirescu-Pereira, J. D., Richmond Y. Wong, Bjoern Hartmann, and Qian Yang. 2023.</w:t>
+      </w:r>
+      <w:r>
+        <w:t xml:space="preserve"> </w:t>
+      </w:r>
+      <w:hyperlink r:id="rId162">
+        <w:r>
+          <w:rPr>
+            <w:rStyle w:val="Hyperlink"/>
+          </w:rPr>
+          <w:t xml:space="preserve">Why Johnny Can’t Prompt: How Non-AI Experts Try (and Fail) to Design LLM Prompts</w:t>
+        </w:r>
+      </w:hyperlink>
+      <w:r>
+        <w:t xml:space="preserve">, New York, NY, USA.</w:t>
+      </w:r>
+    </w:p>
+    <w:bookmarkEnd w:id="163"/>
+    <w:bookmarkStart w:id="165" w:name="ref-Zanzotto2019"/>
+    <w:p>
+      <w:pPr>
+        <w:pStyle w:val="Bibliography"/>
+      </w:pPr>
+      <w:r>
+        <w:t xml:space="preserve">Zanzotto, Fabio Massimo. 2019. Viewpoint:</w:t>
+      </w:r>
+      <w:r>
+        <w:t xml:space="preserve"> </w:t>
+      </w:r>
+      <w:r>
+        <w:t xml:space="preserve">Human-in-the-loop Artificial Intelligence</w:t>
       </w:r>
       <w:r>
         <w:t xml:space="preserve">.</w:t>
@@ -7298,37 +7866,46 @@
           <w:iCs/>
           <w:i/>
         </w:rPr>
-        <w:t xml:space="preserve">Nature Machine Intelligence</w:t>
-      </w:r>
-      <w:r>
-        <w:t xml:space="preserve"> </w:t>
-      </w:r>
-      <w:r>
-        <w:t xml:space="preserve">6(5):525–535.</w:t>
-      </w:r>
-      <w:r>
-        <w:t xml:space="preserve"> </w:t>
-      </w:r>
-      <w:hyperlink r:id="rId128">
-        <w:r>
-          <w:rPr>
-            <w:rStyle w:val="Hyperlink"/>
-          </w:rPr>
-          <w:t xml:space="preserve">https://doi.org/10.1038/s42256-024-00832-8</w:t>
+        <w:t xml:space="preserve">Journal of Artificial Intelligence Research</w:t>
+      </w:r>
+      <w:r>
+        <w:t xml:space="preserve"> </w:t>
+      </w:r>
+      <w:r>
+        <w:t xml:space="preserve">64:243–252.</w:t>
+      </w:r>
+      <w:r>
+        <w:t xml:space="preserve"> </w:t>
+      </w:r>
+      <w:hyperlink r:id="rId164">
+        <w:r>
+          <w:rPr>
+            <w:rStyle w:val="Hyperlink"/>
+          </w:rPr>
+          <w:t xml:space="preserve">https://doi.org/10.1613/jair.1.11345</w:t>
         </w:r>
       </w:hyperlink>
       <w:r>
         <w:t xml:space="preserve">.</w:t>
       </w:r>
     </w:p>
-    <w:bookmarkEnd w:id="129"/>
-    <w:bookmarkStart w:id="131" w:name="ref-Marwick2017"/>
+    <w:bookmarkEnd w:id="165"/>
+    <w:bookmarkStart w:id="167" w:name="ref-Zhang2025"/>
     <w:p>
       <w:pPr>
         <w:pStyle w:val="Bibliography"/>
       </w:pPr>
       <w:r>
-        <w:t xml:space="preserve">Marwick, Ben. 2017. Computational Reproducibility in Archaeological Research: Basic Principles and a Case Study of Their Implementation.</w:t>
+        <w:t xml:space="preserve">Zhang, Yanbo, Sumeer A. Khan, Adnan Mahmud, Huck Yang, Alexander Lavin, Michael Levin, Jeremy Frey, et al. 2025.</w:t>
+      </w:r>
+      <w:r>
+        <w:t xml:space="preserve"> </w:t>
+      </w:r>
+      <w:r>
+        <w:t xml:space="preserve">Exploring the Role of Large Language Models in the Scientific Method: From Hypothesis to Discovery</w:t>
+      </w:r>
+      <w:r>
+        <w:t xml:space="preserve">.</w:t>
       </w:r>
       <w:r>
         <w:t xml:space="preserve"> </w:t>
@@ -7338,37 +7915,37 @@
           <w:iCs/>
           <w:i/>
         </w:rPr>
-        <w:t xml:space="preserve">Journal of Archaeological Method and Theory</w:t>
-      </w:r>
-      <w:r>
-        <w:t xml:space="preserve"> </w:t>
-      </w:r>
-      <w:r>
-        <w:t xml:space="preserve">24(2):424–450.</w:t>
-      </w:r>
-      <w:r>
-        <w:t xml:space="preserve"> </w:t>
-      </w:r>
-      <w:hyperlink r:id="rId130">
-        <w:r>
-          <w:rPr>
-            <w:rStyle w:val="Hyperlink"/>
-          </w:rPr>
-          <w:t xml:space="preserve">https://doi.org/10.1007/s10816-015-9272-9</w:t>
+        <w:t xml:space="preserve">Npj Artificial Intelligence</w:t>
+      </w:r>
+      <w:r>
+        <w:t xml:space="preserve"> </w:t>
+      </w:r>
+      <w:r>
+        <w:t xml:space="preserve">1:14.</w:t>
+      </w:r>
+      <w:r>
+        <w:t xml:space="preserve"> </w:t>
+      </w:r>
+      <w:hyperlink r:id="rId166">
+        <w:r>
+          <w:rPr>
+            <w:rStyle w:val="Hyperlink"/>
+          </w:rPr>
+          <w:t xml:space="preserve">https://doi.org/10.1038/s44387-025-00019-5</w:t>
         </w:r>
       </w:hyperlink>
       <w:r>
         <w:t xml:space="preserve">.</w:t>
       </w:r>
     </w:p>
-    <w:bookmarkEnd w:id="131"/>
-    <w:bookmarkStart w:id="133" w:name="ref-Messeri2024"/>
+    <w:bookmarkEnd w:id="167"/>
+    <w:bookmarkStart w:id="169" w:name="ref-Zheng2024"/>
     <w:p>
       <w:pPr>
         <w:pStyle w:val="Bibliography"/>
       </w:pPr>
       <w:r>
-        <w:t xml:space="preserve">Messeri, Lisa, and M. J. Crockett. 2024. Artificial Intelligence and Illusions of Understanding in Scientific Research.</w:t>
+        <w:t xml:space="preserve">Zheng, Zibin, Kaiwen Ning, Yanlin Wang, Jingwen Zhang, Dewu Zheng, Mingxi Ye, and Jiachi Chen. 2024. A Survey of Large Language Models for Code: Evolution, Benchmarking, and Future Trends.</w:t>
       </w:r>
       <w:r>
         <w:t xml:space="preserve"> </w:t>
@@ -7378,37 +7955,34 @@
           <w:iCs/>
           <w:i/>
         </w:rPr>
-        <w:t xml:space="preserve">Nature</w:t>
-      </w:r>
-      <w:r>
-        <w:t xml:space="preserve"> </w:t>
-      </w:r>
-      <w:r>
-        <w:t xml:space="preserve">627(8002):49–58.</w:t>
-      </w:r>
-      <w:r>
-        <w:t xml:space="preserve"> </w:t>
-      </w:r>
-      <w:hyperlink r:id="rId132">
-        <w:r>
-          <w:rPr>
-            <w:rStyle w:val="Hyperlink"/>
-          </w:rPr>
-          <w:t xml:space="preserve">https://doi.org/10.1038/s41586-024-07146-0</w:t>
+        <w:t xml:space="preserve">arXiv Preprint arXiv:2311.10372</w:t>
+      </w:r>
+      <w:r>
+        <w:t xml:space="preserve">.</w:t>
+      </w:r>
+      <w:r>
+        <w:t xml:space="preserve"> </w:t>
+      </w:r>
+      <w:hyperlink r:id="rId168">
+        <w:r>
+          <w:rPr>
+            <w:rStyle w:val="Hyperlink"/>
+          </w:rPr>
+          <w:t xml:space="preserve">https://doi.org/10.48550/arXiv.2311.10372</w:t>
         </w:r>
       </w:hyperlink>
       <w:r>
         <w:t xml:space="preserve">.</w:t>
       </w:r>
     </w:p>
-    <w:bookmarkEnd w:id="133"/>
-    <w:bookmarkStart w:id="135" w:name="ref-Miao2026"/>
+    <w:bookmarkEnd w:id="169"/>
+    <w:bookmarkStart w:id="171" w:name="ref-Ziems2024"/>
     <w:p>
       <w:pPr>
         <w:pStyle w:val="Bibliography"/>
       </w:pPr>
       <w:r>
-        <w:t xml:space="preserve">Miao, Jiacheng, Jonathan K. Pritchard, and James Zou. 2026. The Agentic Garden of Forking Paths.</w:t>
+        <w:t xml:space="preserve">Ziems, Caleb, William Held, Omar Shaikh, Jiaao Chen, Zhehao Zhang, and Diyi Yang. 2024. Can Large Language Models Transform Computational Social Science?</w:t>
       </w:r>
       <w:r>
         <w:t xml:space="preserve"> </w:t>
@@ -7418,117 +7992,37 @@
           <w:iCs/>
           <w:i/>
         </w:rPr>
-        <w:t xml:space="preserve">arXiv Preprint arXiv:2607.01507</w:t>
-      </w:r>
+        <w:t xml:space="preserve">Computational Linguistics</w:t>
+      </w:r>
+      <w:r>
+        <w:t xml:space="preserve"> </w:t>
+      </w:r>
+      <w:r>
+        <w:t xml:space="preserve">50(1):237–291.</w:t>
+      </w:r>
+      <w:r>
+        <w:t xml:space="preserve"> </w:t>
+      </w:r>
+      <w:hyperlink r:id="rId170">
+        <w:r>
+          <w:rPr>
+            <w:rStyle w:val="Hyperlink"/>
+          </w:rPr>
+          <w:t xml:space="preserve">https://doi.org/10.1162/coli_a_00502</w:t>
+        </w:r>
+      </w:hyperlink>
       <w:r>
         <w:t xml:space="preserve">.</w:t>
       </w:r>
-      <w:r>
-        <w:t xml:space="preserve"> </w:t>
-      </w:r>
-      <w:hyperlink r:id="rId134">
-        <w:r>
-          <w:rPr>
-            <w:rStyle w:val="Hyperlink"/>
-          </w:rPr>
-          <w:t xml:space="preserve">https://doi.org/10.48550/arXiv.2607.01507</w:t>
-        </w:r>
-      </w:hyperlink>
-      <w:r>
-        <w:t xml:space="preserve">.</w:t>
-      </w:r>
-    </w:p>
-    <w:bookmarkEnd w:id="135"/>
-    <w:bookmarkStart w:id="137" w:name="ref-Monakhov2026"/>
+    </w:p>
+    <w:bookmarkEnd w:id="171"/>
+    <w:bookmarkStart w:id="173" w:name="ref-Zimmer2026"/>
     <w:p>
       <w:pPr>
         <w:pStyle w:val="Bibliography"/>
       </w:pPr>
       <w:r>
-        <w:t xml:space="preserve">Monakhov, Alexander Yu. 2026.</w:t>
-      </w:r>
-      <w:r>
-        <w:t xml:space="preserve"> </w:t>
-      </w:r>
-      <w:hyperlink r:id="rId136">
-        <w:r>
-          <w:rPr>
-            <w:rStyle w:val="Hyperlink"/>
-          </w:rPr>
-          <w:t xml:space="preserve">Governance as Cybernetics: Feedback, Control, and the</w:t>
-        </w:r>
-        <w:r>
-          <w:rPr>
-            <w:rStyle w:val="Hyperlink"/>
-          </w:rPr>
-          <w:t xml:space="preserve"> </w:t>
-        </w:r>
-        <w:r>
-          <w:rPr>
-            <w:rStyle w:val="Hyperlink"/>
-          </w:rPr>
-          <w:t xml:space="preserve">Human at the Helm</w:t>
-        </w:r>
-        <w:r>
-          <w:rPr>
-            <w:rStyle w:val="Hyperlink"/>
-          </w:rPr>
-          <w:t xml:space="preserve"> </w:t>
-        </w:r>
-        <w:r>
-          <w:rPr>
-            <w:rStyle w:val="Hyperlink"/>
-          </w:rPr>
-          <w:t xml:space="preserve">in the Regulation of Artificial Intelligence</w:t>
-        </w:r>
-      </w:hyperlink>
-      <w:r>
-        <w:t xml:space="preserve">. Elsevier BV.</w:t>
-      </w:r>
-    </w:p>
-    <w:bookmarkEnd w:id="137"/>
-    <w:bookmarkStart w:id="139" w:name="ref-NationalAcademies2026"/>
-    <w:p>
-      <w:pPr>
-        <w:pStyle w:val="Bibliography"/>
-      </w:pPr>
-      <w:r>
-        <w:t xml:space="preserve">National Academies of Sciences, Engineering, and Medicine. 2026.</w:t>
-      </w:r>
-      <w:r>
-        <w:t xml:space="preserve"> </w:t>
-      </w:r>
-      <w:hyperlink r:id="rId138">
-        <w:r>
-          <w:rPr>
-            <w:rStyle w:val="Hyperlink"/>
-            <w:iCs/>
-            <w:i/>
-          </w:rPr>
-          <w:t xml:space="preserve">On Being a Scientist: A Guide to the Responsible and Ethical Conduct of Research: Fourth Edition</w:t>
-        </w:r>
-      </w:hyperlink>
-      <w:r>
-        <w:t xml:space="preserve">. The National Academies Press, Washington, DC.</w:t>
-      </w:r>
-    </w:p>
-    <w:bookmarkEnd w:id="139"/>
-    <w:bookmarkStart w:id="141" w:name="ref-Nejjar2025"/>
-    <w:p>
-      <w:pPr>
-        <w:pStyle w:val="Bibliography"/>
-      </w:pPr>
-      <w:r>
-        <w:t xml:space="preserve">Nejjar, Mohamed, Luca Zacharias, Fabian Stiehle, and Ingo Weber. 2025.</w:t>
-      </w:r>
-      <w:r>
-        <w:t xml:space="preserve"> </w:t>
-      </w:r>
-      <w:r>
-        <w:t xml:space="preserve">LLMs for Science: Usage for Code Generation and Data Analysis</w:t>
-      </w:r>
-      <w:r>
-        <w:t xml:space="preserve">.</w:t>
+        <w:t xml:space="preserve">Zimmer, Max, Nico Pelleriti, Christophe Roux, and Sebastian Pokutta. 2026. The Agentic Researcher: A Practical Guide to AI-Assisted Research in Mathematics and Machine Learning.</w:t>
       </w:r>
       <w:r>
         <w:t xml:space="preserve"> </w:t>
@@ -7538,1957 +8032,776 @@
           <w:iCs/>
           <w:i/>
         </w:rPr>
-        <w:t xml:space="preserve">Journal of Software: Evolution and Process</w:t>
-      </w:r>
-      <w:r>
-        <w:t xml:space="preserve"> </w:t>
-      </w:r>
-      <w:r>
-        <w:t xml:space="preserve">37:e2723.</w:t>
-      </w:r>
-      <w:r>
-        <w:t xml:space="preserve"> </w:t>
-      </w:r>
-      <w:hyperlink r:id="rId140">
-        <w:r>
-          <w:rPr>
-            <w:rStyle w:val="Hyperlink"/>
-          </w:rPr>
-          <w:t xml:space="preserve">https://doi.org/10.1002/smr.2723</w:t>
+        <w:t xml:space="preserve">arXiv Preprint arXiv:2603.15914</w:t>
+      </w:r>
+      <w:r>
+        <w:t xml:space="preserve">.</w:t>
+      </w:r>
+      <w:r>
+        <w:t xml:space="preserve"> </w:t>
+      </w:r>
+      <w:hyperlink r:id="rId172">
+        <w:r>
+          <w:rPr>
+            <w:rStyle w:val="Hyperlink"/>
+          </w:rPr>
+          <w:t xml:space="preserve">https://doi.org/10.48550/arXiv.2603.15914</w:t>
         </w:r>
       </w:hyperlink>
       <w:r>
         <w:t xml:space="preserve">.</w:t>
       </w:r>
     </w:p>
-    <w:bookmarkEnd w:id="141"/>
-    <w:bookmarkStart w:id="143" w:name="ref-Park_2023"/>
-    <w:p>
-      <w:pPr>
-        <w:pStyle w:val="Bibliography"/>
-      </w:pPr>
-      <w:r>
-        <w:t xml:space="preserve">Park, Joon Sung, Joseph O’Brien, Carrie Jun Cai, Meredith Ringel Morris, Percy Liang, and Michael S. Bernstein. 2023.</w:t>
-      </w:r>
-      <w:r>
-        <w:t xml:space="preserve"> </w:t>
-      </w:r>
-      <w:hyperlink r:id="rId142">
-        <w:r>
-          <w:rPr>
-            <w:rStyle w:val="Hyperlink"/>
-          </w:rPr>
-          <w:t xml:space="preserve">Generative Agents: Interactive Simulacra of Human Behavior</w:t>
-        </w:r>
-      </w:hyperlink>
-      <w:r>
-        <w:t xml:space="preserve">, pp. 1–22.</w:t>
-      </w:r>
-    </w:p>
-    <w:bookmarkEnd w:id="143"/>
-    <w:bookmarkStart w:id="145" w:name="ref-Piper2026"/>
-    <w:p>
-      <w:pPr>
-        <w:pStyle w:val="Bibliography"/>
-      </w:pPr>
-      <w:r>
-        <w:t xml:space="preserve">Piper, Andrew. 2026. A Theory-First Approach Toward Using Generative AI for Humanities Research.</w:t>
-      </w:r>
-      <w:r>
-        <w:t xml:space="preserve"> </w:t>
-      </w:r>
-      <w:r>
-        <w:rPr>
-          <w:iCs/>
-          <w:i/>
-        </w:rPr>
-        <w:t xml:space="preserve">Computational Humanities Research</w:t>
-      </w:r>
-      <w:r>
-        <w:t xml:space="preserve"> </w:t>
-      </w:r>
-      <w:r>
-        <w:t xml:space="preserve">2:e18.</w:t>
-      </w:r>
-      <w:r>
-        <w:t xml:space="preserve"> </w:t>
-      </w:r>
-      <w:hyperlink r:id="rId144">
-        <w:r>
-          <w:rPr>
-            <w:rStyle w:val="Hyperlink"/>
-          </w:rPr>
-          <w:t xml:space="preserve">https://doi.org/10.1017/chr.2026.10039</w:t>
-        </w:r>
-      </w:hyperlink>
-      <w:r>
-        <w:t xml:space="preserve">.</w:t>
-      </w:r>
-    </w:p>
-    <w:bookmarkEnd w:id="145"/>
-    <w:bookmarkStart w:id="147" w:name="ref-QuartoDocs2026"/>
-    <w:p>
-      <w:pPr>
-        <w:pStyle w:val="Bibliography"/>
-      </w:pPr>
-      <w:r>
-        <w:t xml:space="preserve">Quarto.</w:t>
-      </w:r>
-      <w:r>
-        <w:t xml:space="preserve"> </w:t>
-      </w:r>
-      <w:r>
-        <w:t xml:space="preserve">Tutorial: Hello, Quarto</w:t>
-      </w:r>
-      <w:r>
-        <w:t xml:space="preserve">.</w:t>
-      </w:r>
-      <w:r>
-        <w:t xml:space="preserve"> </w:t>
-      </w:r>
-      <w:hyperlink r:id="rId146">
-        <w:r>
-          <w:rPr>
-            <w:rStyle w:val="Hyperlink"/>
-          </w:rPr>
-          <w:t xml:space="preserve">https://quarto.org/docs/get-started/hello/rstudio.html</w:t>
-        </w:r>
-      </w:hyperlink>
-      <w:r>
-        <w:t xml:space="preserve">, accessed September 17, 2026.</w:t>
-      </w:r>
-    </w:p>
-    <w:bookmarkEnd w:id="147"/>
-    <w:bookmarkStart w:id="149" w:name="ref-Rafiee_2025"/>
-    <w:p>
-      <w:pPr>
-        <w:pStyle w:val="Bibliography"/>
-      </w:pPr>
-      <w:r>
-        <w:t xml:space="preserve">Rafiee, Gholamreza, and Wai Lok Woo. 2025.</w:t>
-      </w:r>
-      <w:r>
-        <w:t xml:space="preserve"> </w:t>
-      </w:r>
-      <w:r>
-        <w:t xml:space="preserve">Agentic AI: A Review of Architecture, Governance, and Sustainable Goal-Directed Autonomy</w:t>
-      </w:r>
-      <w:r>
-        <w:t xml:space="preserve">.</w:t>
-      </w:r>
-      <w:r>
-        <w:t xml:space="preserve"> </w:t>
-      </w:r>
-      <w:r>
-        <w:rPr>
-          <w:iCs/>
-          <w:i/>
-        </w:rPr>
-        <w:t xml:space="preserve">TechRxiv Preprint</w:t>
-      </w:r>
-      <w:r>
-        <w:t xml:space="preserve">.</w:t>
-      </w:r>
-      <w:r>
-        <w:t xml:space="preserve"> </w:t>
-      </w:r>
-      <w:hyperlink r:id="rId148">
-        <w:r>
-          <w:rPr>
-            <w:rStyle w:val="Hyperlink"/>
-          </w:rPr>
-          <w:t xml:space="preserve">https://doi.org/10.36227/techrxiv.176703982.24212722/v1</w:t>
-        </w:r>
-      </w:hyperlink>
-      <w:r>
-        <w:t xml:space="preserve">.</w:t>
-      </w:r>
-    </w:p>
-    <w:bookmarkEnd w:id="149"/>
-    <w:bookmarkStart w:id="151" w:name="ref-Scheepens2024"/>
-    <w:p>
-      <w:pPr>
-        <w:pStyle w:val="Bibliography"/>
-      </w:pPr>
-      <w:r>
-        <w:t xml:space="preserve">Scheepens, Daan, Joseph Millard, Maxwell Farrell, and Tim Newbold. 2024.</w:t>
-      </w:r>
-      <w:r>
-        <w:t xml:space="preserve"> </w:t>
-      </w:r>
-      <w:r>
-        <w:t xml:space="preserve">Large Language Models</w:t>
-      </w:r>
-      <w:r>
-        <w:t xml:space="preserve"> </w:t>
-      </w:r>
-      <w:r>
-        <w:t xml:space="preserve">Help Facilitate the Automated Synthesis of Information on Potential Pest Controllers.</w:t>
-      </w:r>
-      <w:r>
-        <w:t xml:space="preserve"> </w:t>
-      </w:r>
-      <w:r>
-        <w:rPr>
-          <w:iCs/>
-          <w:i/>
-        </w:rPr>
-        <w:t xml:space="preserve">Methods in Ecology and Evolution</w:t>
-      </w:r>
-      <w:r>
-        <w:t xml:space="preserve"> </w:t>
-      </w:r>
-      <w:r>
-        <w:t xml:space="preserve">15(7):1261–1273.</w:t>
-      </w:r>
-      <w:r>
-        <w:t xml:space="preserve"> </w:t>
-      </w:r>
-      <w:hyperlink r:id="rId150">
-        <w:r>
-          <w:rPr>
-            <w:rStyle w:val="Hyperlink"/>
-          </w:rPr>
-          <w:t xml:space="preserve">https://doi.org/10.1111/2041-210X.14341</w:t>
-        </w:r>
-      </w:hyperlink>
-      <w:r>
-        <w:t xml:space="preserve">.</w:t>
-      </w:r>
-    </w:p>
-    <w:bookmarkEnd w:id="151"/>
-    <w:bookmarkStart w:id="153" w:name="ref-Schick_2023"/>
-    <w:p>
-      <w:pPr>
-        <w:pStyle w:val="Bibliography"/>
-      </w:pPr>
-      <w:r>
-        <w:t xml:space="preserve">Schick, Timo, Jane Dwivedi-Yu, Roberto Dessi, Roberta Raileanu, Maria Lomeli, Eric Hambro, Luke Zettlemoyer, Nicola Cancedda, and Thomas Scialom. 2023.</w:t>
-      </w:r>
-      <w:r>
-        <w:t xml:space="preserve"> </w:t>
-      </w:r>
-      <w:hyperlink r:id="rId152">
-        <w:r>
-          <w:rPr>
-            <w:rStyle w:val="Hyperlink"/>
-          </w:rPr>
-          <w:t xml:space="preserve">Toolformer: Language Models Can Teach Themselves to Use Tools</w:t>
-        </w:r>
-      </w:hyperlink>
-      <w:r>
-        <w:t xml:space="preserve">, pp. 68539–68551.</w:t>
-      </w:r>
-    </w:p>
-    <w:bookmarkEnd w:id="153"/>
-    <w:bookmarkStart w:id="155" w:name="ref-Schweinberger2026privacy"/>
-    <w:p>
-      <w:pPr>
-        <w:pStyle w:val="Bibliography"/>
-      </w:pPr>
-      <w:r>
-        <w:t xml:space="preserve">Schweinberger, Martin. 2026.</w:t>
-      </w:r>
-      <w:r>
-        <w:t xml:space="preserve"> </w:t>
-      </w:r>
-      <w:r>
-        <w:t xml:space="preserve">Privacy-Preserving Analysis with Local LLMs: Generating Synthetic Data Proxies</w:t>
-      </w:r>
-      <w:r>
-        <w:t xml:space="preserve">.</w:t>
-      </w:r>
-      <w:r>
-        <w:t xml:space="preserve"> </w:t>
-      </w:r>
-      <w:r>
-        <w:t xml:space="preserve">The Language Technology and Data Analysis Laboratory (LADAL), The University of Queensland, Australia</w:t>
-      </w:r>
-      <w:r>
-        <w:t xml:space="preserve">.</w:t>
-      </w:r>
-      <w:r>
-        <w:t xml:space="preserve"> </w:t>
-      </w:r>
-      <w:hyperlink r:id="rId154">
-        <w:r>
-          <w:rPr>
-            <w:rStyle w:val="Hyperlink"/>
-          </w:rPr>
-          <w:t xml:space="preserve">https://ladal.edu.au/tutorials/llm_privacy/llm_privacy.html</w:t>
-        </w:r>
-      </w:hyperlink>
-      <w:r>
-        <w:t xml:space="preserve">, accessed September 18, 2026.</w:t>
-      </w:r>
-    </w:p>
-    <w:bookmarkEnd w:id="155"/>
-    <w:bookmarkStart w:id="157" w:name="ref-Shaikhon2025"/>
-    <w:p>
-      <w:pPr>
-        <w:pStyle w:val="Bibliography"/>
-      </w:pPr>
-      <w:r>
-        <w:t xml:space="preserve">Shaikhon, Ahmed Motawea Hussein. 2025. Contextual Ethical Framework for Artificial Intelligence in the Management of Cultural Heritage.</w:t>
-      </w:r>
-      <w:r>
-        <w:t xml:space="preserve"> </w:t>
-      </w:r>
-      <w:r>
-        <w:rPr>
-          <w:iCs/>
-          <w:i/>
-        </w:rPr>
-        <w:t xml:space="preserve">STAR: Science and Technology of Archaeological Research</w:t>
-      </w:r>
-      <w:r>
-        <w:t xml:space="preserve"> </w:t>
-      </w:r>
-      <w:r>
-        <w:t xml:space="preserve">11(1).</w:t>
-      </w:r>
-      <w:r>
-        <w:t xml:space="preserve"> </w:t>
-      </w:r>
-      <w:hyperlink r:id="rId156">
-        <w:r>
-          <w:rPr>
-            <w:rStyle w:val="Hyperlink"/>
-          </w:rPr>
-          <w:t xml:space="preserve">https://doi.org/10.1080/20548923.2025.2564519</w:t>
-        </w:r>
-      </w:hyperlink>
-      <w:r>
-        <w:t xml:space="preserve">.</w:t>
-      </w:r>
-    </w:p>
-    <w:bookmarkEnd w:id="157"/>
-    <w:bookmarkStart w:id="159" w:name="ref-Spillias2025"/>
-    <w:p>
-      <w:pPr>
-        <w:pStyle w:val="Bibliography"/>
-      </w:pPr>
-      <w:r>
-        <w:t xml:space="preserve">Spillias, Scott, Rowan Trebilco, Matthew P. Adams, Fabio Boschetti, Andrew Constable, Piers Dunstan, Simon Ferrier, et al. 2026.</w:t>
-      </w:r>
-      <w:r>
-        <w:t xml:space="preserve"> </w:t>
-      </w:r>
-      <w:r>
-        <w:t xml:space="preserve">The Future of Artificial Intelligence in Ecosystem Modeling</w:t>
-      </w:r>
-      <w:r>
-        <w:t xml:space="preserve">.</w:t>
-      </w:r>
-      <w:r>
-        <w:t xml:space="preserve"> </w:t>
-      </w:r>
-      <w:r>
-        <w:rPr>
-          <w:iCs/>
-          <w:i/>
-        </w:rPr>
-        <w:t xml:space="preserve">BioScience</w:t>
-      </w:r>
-      <w:r>
-        <w:t xml:space="preserve"> </w:t>
-      </w:r>
-      <w:r>
-        <w:t xml:space="preserve">76(1):57–70.</w:t>
-      </w:r>
-      <w:r>
-        <w:t xml:space="preserve"> </w:t>
-      </w:r>
-      <w:hyperlink r:id="rId158">
-        <w:r>
-          <w:rPr>
-            <w:rStyle w:val="Hyperlink"/>
-          </w:rPr>
-          <w:t xml:space="preserve">https://doi.org/10.1093/biosci/biaf169</w:t>
-        </w:r>
-      </w:hyperlink>
-      <w:r>
-        <w:t xml:space="preserve">.</w:t>
-      </w:r>
-    </w:p>
-    <w:bookmarkEnd w:id="159"/>
-    <w:bookmarkStart w:id="161" w:name="ref-Taylor2023"/>
-    <w:p>
-      <w:pPr>
-        <w:pStyle w:val="Bibliography"/>
-      </w:pPr>
-      <w:r>
-        <w:t xml:space="preserve">Taylor, Matthew E. 2023.</w:t>
-      </w:r>
-      <w:r>
-        <w:t xml:space="preserve"> </w:t>
-      </w:r>
-      <w:hyperlink r:id="rId160">
-        <w:r>
-          <w:rPr>
-            <w:rStyle w:val="Hyperlink"/>
-          </w:rPr>
-          <w:t xml:space="preserve">Reinforcement Learning Requires</w:t>
-        </w:r>
-        <w:r>
-          <w:rPr>
-            <w:rStyle w:val="Hyperlink"/>
-          </w:rPr>
-          <w:t xml:space="preserve"> </w:t>
-        </w:r>
-        <w:r>
-          <w:rPr>
-            <w:rStyle w:val="Hyperlink"/>
-          </w:rPr>
-          <w:t xml:space="preserve">Human-in-the-Loop</w:t>
-        </w:r>
-        <w:r>
-          <w:rPr>
-            <w:rStyle w:val="Hyperlink"/>
-          </w:rPr>
-          <w:t xml:space="preserve"> </w:t>
-        </w:r>
-        <w:r>
-          <w:rPr>
-            <w:rStyle w:val="Hyperlink"/>
-          </w:rPr>
-          <w:t xml:space="preserve">Framing and Approaches</w:t>
-        </w:r>
-      </w:hyperlink>
-      <w:r>
-        <w:t xml:space="preserve">. In</w:t>
-      </w:r>
-      <w:r>
-        <w:t xml:space="preserve"> </w:t>
-      </w:r>
-      <w:r>
-        <w:rPr>
-          <w:iCs/>
-          <w:i/>
-        </w:rPr>
-        <w:t xml:space="preserve">HHAI 2023: Augmenting Human Intellect</w:t>
-      </w:r>
-      <w:r>
-        <w:t xml:space="preserve">. IOS Press.</w:t>
-      </w:r>
-    </w:p>
-    <w:bookmarkEnd w:id="161"/>
-    <w:bookmarkStart w:id="163" w:name="ref-Tenzer2024"/>
-    <w:p>
-      <w:pPr>
-        <w:pStyle w:val="Bibliography"/>
-      </w:pPr>
-      <w:r>
-        <w:t xml:space="preserve">Tenzer, Martina, Giada Pistilli, Alex Bransden, and Alex Shenfield. 2024. Debating</w:t>
-      </w:r>
-      <w:r>
-        <w:t xml:space="preserve"> </w:t>
-      </w:r>
-      <w:r>
-        <w:t xml:space="preserve">AI</w:t>
-      </w:r>
-      <w:r>
-        <w:t xml:space="preserve"> </w:t>
-      </w:r>
-      <w:r>
-        <w:t xml:space="preserve">in Archaeology: Applications, Implications, and Ethical Considerations.</w:t>
-      </w:r>
-      <w:r>
-        <w:t xml:space="preserve"> </w:t>
-      </w:r>
-      <w:r>
-        <w:rPr>
-          <w:iCs/>
-          <w:i/>
-        </w:rPr>
-        <w:t xml:space="preserve">Internet Archaeology</w:t>
-      </w:r>
-      <w:r>
-        <w:t xml:space="preserve">(67).</w:t>
-      </w:r>
-      <w:r>
-        <w:t xml:space="preserve"> </w:t>
-      </w:r>
-      <w:hyperlink r:id="rId162">
-        <w:r>
-          <w:rPr>
-            <w:rStyle w:val="Hyperlink"/>
-          </w:rPr>
-          <w:t xml:space="preserve">https://doi.org/10.11141/ia.67.8</w:t>
-        </w:r>
-      </w:hyperlink>
-      <w:r>
-        <w:t xml:space="preserve">.</w:t>
-      </w:r>
-    </w:p>
-    <w:bookmarkEnd w:id="163"/>
-    <w:bookmarkStart w:id="165" w:name="ref-RoyalSociety2024"/>
-    <w:p>
-      <w:pPr>
-        <w:pStyle w:val="Bibliography"/>
-      </w:pPr>
-      <w:r>
-        <w:t xml:space="preserve">The Royal Society. 2024.</w:t>
-      </w:r>
-      <w:r>
-        <w:t xml:space="preserve"> </w:t>
-      </w:r>
-      <w:hyperlink r:id="rId164">
-        <w:r>
-          <w:rPr>
-            <w:rStyle w:val="Hyperlink"/>
-            <w:iCs/>
-            <w:i/>
-          </w:rPr>
-          <w:t xml:space="preserve">Science</w:t>
-        </w:r>
-        <w:r>
-          <w:rPr>
-            <w:rStyle w:val="Hyperlink"/>
-            <w:iCs/>
-            <w:i/>
-          </w:rPr>
-          <w:t xml:space="preserve"> </w:t>
-        </w:r>
-        <w:r>
-          <w:rPr>
-            <w:rStyle w:val="Hyperlink"/>
-            <w:iCs/>
-            <w:i/>
-          </w:rPr>
-          <w:t xml:space="preserve">in the</w:t>
-        </w:r>
-        <w:r>
-          <w:rPr>
-            <w:rStyle w:val="Hyperlink"/>
-            <w:iCs/>
-            <w:i/>
-          </w:rPr>
-          <w:t xml:space="preserve"> </w:t>
-        </w:r>
-        <w:r>
-          <w:rPr>
-            <w:rStyle w:val="Hyperlink"/>
-            <w:iCs/>
-            <w:i/>
-          </w:rPr>
-          <w:t xml:space="preserve">Age</w:t>
-        </w:r>
-        <w:r>
-          <w:rPr>
-            <w:rStyle w:val="Hyperlink"/>
-            <w:iCs/>
-            <w:i/>
-          </w:rPr>
-          <w:t xml:space="preserve"> </w:t>
-        </w:r>
-        <w:r>
-          <w:rPr>
-            <w:rStyle w:val="Hyperlink"/>
-            <w:iCs/>
-            <w:i/>
-          </w:rPr>
-          <w:t xml:space="preserve">of</w:t>
-        </w:r>
-        <w:r>
-          <w:rPr>
-            <w:rStyle w:val="Hyperlink"/>
-            <w:iCs/>
-            <w:i/>
-          </w:rPr>
-          <w:t xml:space="preserve"> </w:t>
-        </w:r>
-        <w:r>
-          <w:rPr>
-            <w:rStyle w:val="Hyperlink"/>
-            <w:iCs/>
-            <w:i/>
-          </w:rPr>
-          <w:t xml:space="preserve">AI</w:t>
-        </w:r>
-        <w:r>
-          <w:rPr>
-            <w:rStyle w:val="Hyperlink"/>
-            <w:iCs/>
-            <w:i/>
-          </w:rPr>
-          <w:t xml:space="preserve">:</w:t>
-        </w:r>
-        <w:r>
-          <w:rPr>
-            <w:rStyle w:val="Hyperlink"/>
-            <w:iCs/>
-            <w:i/>
-          </w:rPr>
-          <w:t xml:space="preserve"> </w:t>
-        </w:r>
-        <w:r>
-          <w:rPr>
-            <w:rStyle w:val="Hyperlink"/>
-            <w:iCs/>
-            <w:i/>
-          </w:rPr>
-          <w:t xml:space="preserve">How</w:t>
-        </w:r>
-        <w:r>
-          <w:rPr>
-            <w:rStyle w:val="Hyperlink"/>
-            <w:iCs/>
-            <w:i/>
-          </w:rPr>
-          <w:t xml:space="preserve"> </w:t>
-        </w:r>
-        <w:r>
-          <w:rPr>
-            <w:rStyle w:val="Hyperlink"/>
-            <w:iCs/>
-            <w:i/>
-          </w:rPr>
-          <w:t xml:space="preserve">Artificial Intelligence Is Changing the Nature and Method of Scientific Research</w:t>
-        </w:r>
-      </w:hyperlink>
-      <w:r>
-        <w:t xml:space="preserve">. The Royal Society, London.</w:t>
-      </w:r>
-    </w:p>
-    <w:bookmarkEnd w:id="165"/>
-    <w:bookmarkStart w:id="167" w:name="ref-Walters2023"/>
-    <w:p>
-      <w:pPr>
-        <w:pStyle w:val="Bibliography"/>
-      </w:pPr>
-      <w:r>
-        <w:t xml:space="preserve">Walters, William H., and Esther Isabelle Wilder. 2023. Fabrication and Errors in the Bibliographic Citations Generated by</w:t>
-      </w:r>
-      <w:r>
-        <w:t xml:space="preserve"> </w:t>
-      </w:r>
-      <w:r>
-        <w:t xml:space="preserve">ChatGPT</w:t>
-      </w:r>
-      <w:r>
-        <w:t xml:space="preserve">.</w:t>
-      </w:r>
-      <w:r>
-        <w:t xml:space="preserve"> </w:t>
-      </w:r>
-      <w:r>
-        <w:rPr>
-          <w:iCs/>
-          <w:i/>
-        </w:rPr>
-        <w:t xml:space="preserve">Scientific Reports</w:t>
-      </w:r>
-      <w:r>
-        <w:t xml:space="preserve"> </w:t>
-      </w:r>
-      <w:r>
-        <w:t xml:space="preserve">13(1).</w:t>
-      </w:r>
-      <w:r>
-        <w:t xml:space="preserve"> </w:t>
-      </w:r>
-      <w:hyperlink r:id="rId166">
-        <w:r>
-          <w:rPr>
-            <w:rStyle w:val="Hyperlink"/>
-          </w:rPr>
-          <w:t xml:space="preserve">https://doi.org/10.1038/s41598-023-41032-5</w:t>
-        </w:r>
-      </w:hyperlink>
-      <w:r>
-        <w:t xml:space="preserve">.</w:t>
-      </w:r>
-    </w:p>
-    <w:bookmarkEnd w:id="167"/>
-    <w:bookmarkStart w:id="169" w:name="ref-Wang_2024"/>
-    <w:p>
-      <w:pPr>
-        <w:pStyle w:val="Bibliography"/>
-      </w:pPr>
-      <w:r>
-        <w:t xml:space="preserve">Wang, Lei, Chen Ma, Xueyang Feng, Zeyu Zhang, Hao Yang, Jingsen Zhang, Zhiyuan Chen, et al. 2024.</w:t>
-      </w:r>
-      <w:r>
-        <w:t xml:space="preserve"> </w:t>
-      </w:r>
-      <w:r>
-        <w:t xml:space="preserve">A Survey on Large Language Model Based Autonomous Agents</w:t>
-      </w:r>
-      <w:r>
-        <w:t xml:space="preserve">.</w:t>
-      </w:r>
-      <w:r>
-        <w:t xml:space="preserve"> </w:t>
-      </w:r>
-      <w:r>
-        <w:rPr>
-          <w:iCs/>
-          <w:i/>
-        </w:rPr>
-        <w:t xml:space="preserve">Frontiers of Computer Science</w:t>
-      </w:r>
-      <w:r>
-        <w:t xml:space="preserve"> </w:t>
-      </w:r>
-      <w:r>
-        <w:t xml:space="preserve">18(6).</w:t>
-      </w:r>
-      <w:r>
-        <w:t xml:space="preserve"> </w:t>
-      </w:r>
-      <w:hyperlink r:id="rId168">
-        <w:r>
-          <w:rPr>
-            <w:rStyle w:val="Hyperlink"/>
-          </w:rPr>
-          <w:t xml:space="preserve">https://doi.org/10.1007/s11704-024-40231-1</w:t>
-        </w:r>
-      </w:hyperlink>
-      <w:r>
-        <w:t xml:space="preserve">.</w:t>
-      </w:r>
-    </w:p>
-    <w:bookmarkEnd w:id="169"/>
-    <w:bookmarkStart w:id="171" w:name="ref-Wickham2019"/>
-    <w:p>
-      <w:pPr>
-        <w:pStyle w:val="Bibliography"/>
-      </w:pPr>
-      <w:r>
-        <w:t xml:space="preserve">Wickham, Hadley, Mara Averick, Jennifer Bryan, Winston Chang, Lucy D’Agostino McGowan, Romain François, Garrett Grolemund, et al. 2019. Welcome to the</w:t>
-      </w:r>
-      <w:r>
-        <w:t xml:space="preserve"> </w:t>
-      </w:r>
-      <w:r>
-        <w:t xml:space="preserve">Tidyverse</w:t>
-      </w:r>
-      <w:r>
-        <w:t xml:space="preserve">.</w:t>
-      </w:r>
-      <w:r>
-        <w:t xml:space="preserve"> </w:t>
-      </w:r>
-      <w:r>
-        <w:rPr>
-          <w:iCs/>
-          <w:i/>
-        </w:rPr>
-        <w:t xml:space="preserve">Journal of Open Source Software</w:t>
-      </w:r>
-      <w:r>
-        <w:t xml:space="preserve"> </w:t>
-      </w:r>
-      <w:r>
-        <w:t xml:space="preserve">4(43):1686.</w:t>
-      </w:r>
-      <w:r>
-        <w:t xml:space="preserve"> </w:t>
-      </w:r>
-      <w:hyperlink r:id="rId170">
-        <w:r>
-          <w:rPr>
-            <w:rStyle w:val="Hyperlink"/>
-          </w:rPr>
-          <w:t xml:space="preserve">https://doi.org/10.21105/joss.01686</w:t>
-        </w:r>
-      </w:hyperlink>
-      <w:r>
-        <w:t xml:space="preserve">.</w:t>
-      </w:r>
-    </w:p>
-    <w:bookmarkEnd w:id="171"/>
-    <w:bookmarkStart w:id="173" w:name="ref-Wiest2024"/>
-    <w:p>
-      <w:pPr>
-        <w:pStyle w:val="Bibliography"/>
-      </w:pPr>
-      <w:r>
-        <w:t xml:space="preserve">Wiest, Isabella Catharina, Dyke Ferber, Jiefu Zhu, Marko van Treeck, Sonja K. Meyer, Radhika Juglan, Zunamys I. Carrero, et al. 2024.</w:t>
-      </w:r>
-      <w:r>
-        <w:t xml:space="preserve"> </w:t>
-      </w:r>
-      <w:r>
-        <w:t xml:space="preserve">Privacy-Preserving Large Language Models for Structured Medical Information Retrieval</w:t>
-      </w:r>
-      <w:r>
-        <w:t xml:space="preserve">.</w:t>
-      </w:r>
-      <w:r>
-        <w:t xml:space="preserve"> </w:t>
-      </w:r>
-      <w:r>
-        <w:rPr>
-          <w:iCs/>
-          <w:i/>
-        </w:rPr>
-        <w:t xml:space="preserve">Npj Digital Medicine</w:t>
-      </w:r>
-      <w:r>
-        <w:t xml:space="preserve"> </w:t>
-      </w:r>
-      <w:r>
-        <w:t xml:space="preserve">7(1):257.</w:t>
-      </w:r>
-      <w:r>
-        <w:t xml:space="preserve"> </w:t>
-      </w:r>
-      <w:hyperlink r:id="rId172">
-        <w:r>
-          <w:rPr>
-            <w:rStyle w:val="Hyperlink"/>
-          </w:rPr>
-          <w:t xml:space="preserve">https://doi.org/10.1038/s41746-024-01233-2</w:t>
-        </w:r>
-      </w:hyperlink>
-      <w:r>
-        <w:t xml:space="preserve">.</w:t>
-      </w:r>
-    </w:p>
     <w:bookmarkEnd w:id="173"/>
-    <w:bookmarkStart w:id="175" w:name="ref-Wilson2014"/>
-    <w:p>
-      <w:pPr>
-        <w:pStyle w:val="Bibliography"/>
-      </w:pPr>
-      <w:r>
-        <w:t xml:space="preserve">Wilson, Greg, D. A. Aruliah, C. Titus Brown, Neil P. Chue Hong, Matt Davis, Richard T. Guy, Steven H. D. Haddock, et al. 2014.</w:t>
-      </w:r>
-      <w:r>
-        <w:t xml:space="preserve"> </w:t>
-      </w:r>
-      <w:r>
-        <w:t xml:space="preserve">Best Practices for Scientific Computing</w:t>
-      </w:r>
-      <w:r>
-        <w:t xml:space="preserve">.</w:t>
-      </w:r>
-      <w:r>
-        <w:t xml:space="preserve"> </w:t>
-      </w:r>
-      <w:r>
-        <w:rPr>
-          <w:iCs/>
-          <w:i/>
-        </w:rPr>
-        <w:t xml:space="preserve">PLOS Biology</w:t>
-      </w:r>
-      <w:r>
-        <w:t xml:space="preserve"> </w:t>
-      </w:r>
-      <w:r>
-        <w:t xml:space="preserve">12(1):e1001745.</w:t>
-      </w:r>
-      <w:r>
-        <w:t xml:space="preserve"> </w:t>
-      </w:r>
-      <w:hyperlink r:id="rId174">
-        <w:r>
-          <w:rPr>
-            <w:rStyle w:val="Hyperlink"/>
-          </w:rPr>
-          <w:t xml:space="preserve">https://doi.org/10.1371/journal.pbio.1001745</w:t>
-        </w:r>
-      </w:hyperlink>
-      <w:r>
-        <w:t xml:space="preserve">.</w:t>
+    <w:bookmarkEnd w:id="174"/>
+    <w:p>
+      <w:r>
+        <w:br w:type="page"/>
+      </w:r>
+    </w:p>
+    <w:bookmarkStart w:id="175" w:name="colophon"/>
+    <w:p>
+      <w:pPr>
+        <w:pStyle w:val="Heading3"/>
+      </w:pPr>
+      <w:r>
+        <w:t xml:space="preserve">Colophon</w:t>
+      </w:r>
+    </w:p>
+    <w:p>
+      <w:pPr>
+        <w:pStyle w:val="FirstParagraph"/>
+      </w:pPr>
+      <w:r>
+        <w:t xml:space="preserve">This report was generated on 2026-09-25 23:10:43.802733 using the following computational environment and dependencies:</w:t>
+      </w:r>
+    </w:p>
+    <w:p>
+      <w:pPr>
+        <w:pStyle w:val="SourceCode"/>
+      </w:pPr>
+      <w:r>
+        <w:rPr>
+          <w:rStyle w:val="CommentTok"/>
+        </w:rPr>
+        <w:t xml:space="preserve"># which R packages and versions?</w:t>
+      </w:r>
+      <w:r>
+        <w:br/>
+      </w:r>
+      <w:r>
+        <w:rPr>
+          <w:rStyle w:val="ControlFlowTok"/>
+        </w:rPr>
+        <w:t xml:space="preserve">if</w:t>
+      </w:r>
+      <w:r>
+        <w:rPr>
+          <w:rStyle w:val="NormalTok"/>
+        </w:rPr>
+        <w:t xml:space="preserve"> (</w:t>
+      </w:r>
+      <w:r>
+        <w:rPr>
+          <w:rStyle w:val="StringTok"/>
+        </w:rPr>
+        <w:t xml:space="preserve">"devtools"</w:t>
+      </w:r>
+      <w:r>
+        <w:rPr>
+          <w:rStyle w:val="NormalTok"/>
+        </w:rPr>
+        <w:t xml:space="preserve"> </w:t>
+      </w:r>
+      <w:r>
+        <w:rPr>
+          <w:rStyle w:val="SpecialCharTok"/>
+        </w:rPr>
+        <w:t xml:space="preserve">%in%</w:t>
+      </w:r>
+      <w:r>
+        <w:rPr>
+          <w:rStyle w:val="NormalTok"/>
+        </w:rPr>
+        <w:t xml:space="preserve"> </w:t>
+      </w:r>
+      <w:r>
+        <w:rPr>
+          <w:rStyle w:val="FunctionTok"/>
+        </w:rPr>
+        <w:t xml:space="preserve">installed.packages</w:t>
+      </w:r>
+      <w:r>
+        <w:rPr>
+          <w:rStyle w:val="NormalTok"/>
+        </w:rPr>
+        <w:t xml:space="preserve">()) devtools</w:t>
+      </w:r>
+      <w:r>
+        <w:rPr>
+          <w:rStyle w:val="SpecialCharTok"/>
+        </w:rPr>
+        <w:t xml:space="preserve">::</w:t>
+      </w:r>
+      <w:r>
+        <w:rPr>
+          <w:rStyle w:val="FunctionTok"/>
+        </w:rPr>
+        <w:t xml:space="preserve">session_info</w:t>
+      </w:r>
+      <w:r>
+        <w:rPr>
+          <w:rStyle w:val="NormalTok"/>
+        </w:rPr>
+        <w:t xml:space="preserve">()</w:t>
+      </w:r>
+    </w:p>
+    <w:p>
+      <w:pPr>
+        <w:pStyle w:val="SourceCode"/>
+      </w:pPr>
+      <w:r>
+        <w:rPr>
+          <w:rStyle w:val="VerbatimChar"/>
+        </w:rPr>
+        <w:t xml:space="preserve">─ Session info ───────────────────────────────────────────────────────────────</w:t>
+      </w:r>
+      <w:r>
+        <w:br/>
+      </w:r>
+      <w:r>
+        <w:rPr>
+          <w:rStyle w:val="VerbatimChar"/>
+        </w:rPr>
+        <w:t xml:space="preserve"> setting  value</w:t>
+      </w:r>
+      <w:r>
+        <w:br/>
+      </w:r>
+      <w:r>
+        <w:rPr>
+          <w:rStyle w:val="VerbatimChar"/>
+        </w:rPr>
+        <w:t xml:space="preserve"> version  R version 4.6.1 (2026-06-24)</w:t>
+      </w:r>
+      <w:r>
+        <w:br/>
+      </w:r>
+      <w:r>
+        <w:rPr>
+          <w:rStyle w:val="VerbatimChar"/>
+        </w:rPr>
+        <w:t xml:space="preserve"> os       macOS Ventura 13.3.1</w:t>
+      </w:r>
+      <w:r>
+        <w:br/>
+      </w:r>
+      <w:r>
+        <w:rPr>
+          <w:rStyle w:val="VerbatimChar"/>
+        </w:rPr>
+        <w:t xml:space="preserve"> system   aarch64, darwin23</w:t>
+      </w:r>
+      <w:r>
+        <w:br/>
+      </w:r>
+      <w:r>
+        <w:rPr>
+          <w:rStyle w:val="VerbatimChar"/>
+        </w:rPr>
+        <w:t xml:space="preserve"> ui       X11</w:t>
+      </w:r>
+      <w:r>
+        <w:br/>
+      </w:r>
+      <w:r>
+        <w:rPr>
+          <w:rStyle w:val="VerbatimChar"/>
+        </w:rPr>
+        <w:t xml:space="preserve"> language (EN)</w:t>
+      </w:r>
+      <w:r>
+        <w:br/>
+      </w:r>
+      <w:r>
+        <w:rPr>
+          <w:rStyle w:val="VerbatimChar"/>
+        </w:rPr>
+        <w:t xml:space="preserve"> collate  en_US.UTF-8</w:t>
+      </w:r>
+      <w:r>
+        <w:br/>
+      </w:r>
+      <w:r>
+        <w:rPr>
+          <w:rStyle w:val="VerbatimChar"/>
+        </w:rPr>
+        <w:t xml:space="preserve"> ctype    en_US.UTF-8</w:t>
+      </w:r>
+      <w:r>
+        <w:br/>
+      </w:r>
+      <w:r>
+        <w:rPr>
+          <w:rStyle w:val="VerbatimChar"/>
+        </w:rPr>
+        <w:t xml:space="preserve"> tz       America/Los_Angeles</w:t>
+      </w:r>
+      <w:r>
+        <w:br/>
+      </w:r>
+      <w:r>
+        <w:rPr>
+          <w:rStyle w:val="VerbatimChar"/>
+        </w:rPr>
+        <w:t xml:space="preserve"> date     2026-09-25</w:t>
+      </w:r>
+      <w:r>
+        <w:br/>
+      </w:r>
+      <w:r>
+        <w:rPr>
+          <w:rStyle w:val="VerbatimChar"/>
+        </w:rPr>
+        <w:t xml:space="preserve"> pandoc   3.10 @ /Applications/RStudio.app/Contents/Resources/app/quarto/bin/tools/aarch64/ (via rmarkdown)</w:t>
+      </w:r>
+      <w:r>
+        <w:br/>
+      </w:r>
+      <w:r>
+        <w:rPr>
+          <w:rStyle w:val="VerbatimChar"/>
+        </w:rPr>
+        <w:t xml:space="preserve"> quarto   1.4.549 @ /usr/local/bin/quarto</w:t>
+      </w:r>
+      <w:r>
+        <w:br/>
+      </w:r>
+      <w:r>
+        <w:br/>
+      </w:r>
+      <w:r>
+        <w:rPr>
+          <w:rStyle w:val="VerbatimChar"/>
+        </w:rPr>
+        <w:t xml:space="preserve">─ Packages ───────────────────────────────────────────────────────────────────</w:t>
+      </w:r>
+      <w:r>
+        <w:br/>
+      </w:r>
+      <w:r>
+        <w:rPr>
+          <w:rStyle w:val="VerbatimChar"/>
+        </w:rPr>
+        <w:t xml:space="preserve"> ! package     * version date (UTC) lib source</w:t>
+      </w:r>
+      <w:r>
+        <w:br/>
+      </w:r>
+      <w:r>
+        <w:rPr>
+          <w:rStyle w:val="VerbatimChar"/>
+        </w:rPr>
+        <w:t xml:space="preserve"> P cachem        1.1.0   2024-05-16 [?] RSPM</w:t>
+      </w:r>
+      <w:r>
+        <w:br/>
+      </w:r>
+      <w:r>
+        <w:rPr>
+          <w:rStyle w:val="VerbatimChar"/>
+        </w:rPr>
+        <w:t xml:space="preserve"> P cli           3.6.6   2026-04-09 [?] RSPM</w:t>
+      </w:r>
+      <w:r>
+        <w:br/>
+      </w:r>
+      <w:r>
+        <w:rPr>
+          <w:rStyle w:val="VerbatimChar"/>
+        </w:rPr>
+        <w:t xml:space="preserve"> P devtools      2.5.2   2026-04-30 [?] RSPM</w:t>
+      </w:r>
+      <w:r>
+        <w:br/>
+      </w:r>
+      <w:r>
+        <w:rPr>
+          <w:rStyle w:val="VerbatimChar"/>
+        </w:rPr>
+        <w:t xml:space="preserve"> P digest        0.6.39  2025-11-19 [?] RSPM</w:t>
+      </w:r>
+      <w:r>
+        <w:br/>
+      </w:r>
+      <w:r>
+        <w:rPr>
+          <w:rStyle w:val="VerbatimChar"/>
+        </w:rPr>
+        <w:t xml:space="preserve"> P ellipsis      0.3.3   2026-04-04 [?] RSPM</w:t>
+      </w:r>
+      <w:r>
+        <w:br/>
+      </w:r>
+      <w:r>
+        <w:rPr>
+          <w:rStyle w:val="VerbatimChar"/>
+        </w:rPr>
+        <w:t xml:space="preserve"> P evaluate      1.0.5   2025-08-27 [?] RSPM</w:t>
+      </w:r>
+      <w:r>
+        <w:br/>
+      </w:r>
+      <w:r>
+        <w:rPr>
+          <w:rStyle w:val="VerbatimChar"/>
+        </w:rPr>
+        <w:t xml:space="preserve"> P fastmap       1.2.0   2024-05-15 [?] RSPM</w:t>
+      </w:r>
+      <w:r>
+        <w:br/>
+      </w:r>
+      <w:r>
+        <w:rPr>
+          <w:rStyle w:val="VerbatimChar"/>
+        </w:rPr>
+        <w:t xml:space="preserve"> P fs            2.1.0   2026-04-18 [?] RSPM</w:t>
+      </w:r>
+      <w:r>
+        <w:br/>
+      </w:r>
+      <w:r>
+        <w:rPr>
+          <w:rStyle w:val="VerbatimChar"/>
+        </w:rPr>
+        <w:t xml:space="preserve"> P glue          1.8.1   2026-04-17 [?] RSPM</w:t>
+      </w:r>
+      <w:r>
+        <w:br/>
+      </w:r>
+      <w:r>
+        <w:rPr>
+          <w:rStyle w:val="VerbatimChar"/>
+        </w:rPr>
+        <w:t xml:space="preserve"> P here          1.0.2   2025-09-15 [?] RSPM</w:t>
+      </w:r>
+      <w:r>
+        <w:br/>
+      </w:r>
+      <w:r>
+        <w:rPr>
+          <w:rStyle w:val="VerbatimChar"/>
+        </w:rPr>
+        <w:t xml:space="preserve"> P htmltools     0.5.9   2025-12-04 [?] RSPM</w:t>
+      </w:r>
+      <w:r>
+        <w:br/>
+      </w:r>
+      <w:r>
+        <w:rPr>
+          <w:rStyle w:val="VerbatimChar"/>
+        </w:rPr>
+        <w:t xml:space="preserve"> P jsonlite      2.0.0   2025-03-27 [?] RSPM</w:t>
+      </w:r>
+      <w:r>
+        <w:br/>
+      </w:r>
+      <w:r>
+        <w:rPr>
+          <w:rStyle w:val="VerbatimChar"/>
+        </w:rPr>
+        <w:t xml:space="preserve"> P knitr         1.52    2026-09-06 [?] RSPM</w:t>
+      </w:r>
+      <w:r>
+        <w:br/>
+      </w:r>
+      <w:r>
+        <w:rPr>
+          <w:rStyle w:val="VerbatimChar"/>
+        </w:rPr>
+        <w:t xml:space="preserve"> P lifecycle     1.0.5   2026-01-08 [?] RSPM</w:t>
+      </w:r>
+      <w:r>
+        <w:br/>
+      </w:r>
+      <w:r>
+        <w:rPr>
+          <w:rStyle w:val="VerbatimChar"/>
+        </w:rPr>
+        <w:t xml:space="preserve"> P magrittr      2.0.5   2026-04-04 [?] RSPM</w:t>
+      </w:r>
+      <w:r>
+        <w:br/>
+      </w:r>
+      <w:r>
+        <w:rPr>
+          <w:rStyle w:val="VerbatimChar"/>
+        </w:rPr>
+        <w:t xml:space="preserve"> P memoise       2.0.1   2021-11-26 [?] RSPM</w:t>
+      </w:r>
+      <w:r>
+        <w:br/>
+      </w:r>
+      <w:r>
+        <w:rPr>
+          <w:rStyle w:val="VerbatimChar"/>
+        </w:rPr>
+        <w:t xml:space="preserve"> P otel          0.2.0   2025-08-29 [?] RSPM</w:t>
+      </w:r>
+      <w:r>
+        <w:br/>
+      </w:r>
+      <w:r>
+        <w:rPr>
+          <w:rStyle w:val="VerbatimChar"/>
+        </w:rPr>
+        <w:t xml:space="preserve"> P pkgbuild      1.4.8   2025-05-26 [?] RSPM</w:t>
+      </w:r>
+      <w:r>
+        <w:br/>
+      </w:r>
+      <w:r>
+        <w:rPr>
+          <w:rStyle w:val="VerbatimChar"/>
+        </w:rPr>
+        <w:t xml:space="preserve"> P pkgload       1.5.3   2026-06-15 [?] RSPM</w:t>
+      </w:r>
+      <w:r>
+        <w:br/>
+      </w:r>
+      <w:r>
+        <w:rPr>
+          <w:rStyle w:val="VerbatimChar"/>
+        </w:rPr>
+        <w:t xml:space="preserve"> P purrr         1.2.2   2026-04-10 [?] RSPM</w:t>
+      </w:r>
+      <w:r>
+        <w:br/>
+      </w:r>
+      <w:r>
+        <w:rPr>
+          <w:rStyle w:val="VerbatimChar"/>
+        </w:rPr>
+        <w:t xml:space="preserve"> P R6            2.6.1   2025-02-15 [?] RSPM</w:t>
+      </w:r>
+      <w:r>
+        <w:br/>
+      </w:r>
+      <w:r>
+        <w:rPr>
+          <w:rStyle w:val="VerbatimChar"/>
+        </w:rPr>
+        <w:t xml:space="preserve"> P rlang         1.3.0   2026-07-05 [?] RSPM</w:t>
+      </w:r>
+      <w:r>
+        <w:br/>
+      </w:r>
+      <w:r>
+        <w:rPr>
+          <w:rStyle w:val="VerbatimChar"/>
+        </w:rPr>
+        <w:t xml:space="preserve"> P rmarkdown     2.32    2026-09-01 [?] CRAN (R 4.6.1)</w:t>
+      </w:r>
+      <w:r>
+        <w:br/>
+      </w:r>
+      <w:r>
+        <w:rPr>
+          <w:rStyle w:val="VerbatimChar"/>
+        </w:rPr>
+        <w:t xml:space="preserve"> P rprojroot     2.1.1   2025-08-26 [?] RSPM</w:t>
+      </w:r>
+      <w:r>
+        <w:br/>
+      </w:r>
+      <w:r>
+        <w:rPr>
+          <w:rStyle w:val="VerbatimChar"/>
+        </w:rPr>
+        <w:t xml:space="preserve"> P rstudioapi    0.19.0  2026-06-11 [?] RSPM</w:t>
+      </w:r>
+      <w:r>
+        <w:br/>
+      </w:r>
+      <w:r>
+        <w:rPr>
+          <w:rStyle w:val="VerbatimChar"/>
+        </w:rPr>
+        <w:t xml:space="preserve"> P sessioninfo   1.2.4   2026-06-04 [?] RSPM</w:t>
+      </w:r>
+      <w:r>
+        <w:br/>
+      </w:r>
+      <w:r>
+        <w:rPr>
+          <w:rStyle w:val="VerbatimChar"/>
+        </w:rPr>
+        <w:t xml:space="preserve"> P usethis       3.2.2   2026-09-10 [?] RSPM</w:t>
+      </w:r>
+      <w:r>
+        <w:br/>
+      </w:r>
+      <w:r>
+        <w:rPr>
+          <w:rStyle w:val="VerbatimChar"/>
+        </w:rPr>
+        <w:t xml:space="preserve"> P vctrs         0.7.3   2026-04-11 [?] RSPM</w:t>
+      </w:r>
+      <w:r>
+        <w:br/>
+      </w:r>
+      <w:r>
+        <w:rPr>
+          <w:rStyle w:val="VerbatimChar"/>
+        </w:rPr>
+        <w:t xml:space="preserve"> P xfun          0.61    2026-09-16 [?] RSPM</w:t>
+      </w:r>
+      <w:r>
+        <w:br/>
+      </w:r>
+      <w:r>
+        <w:rPr>
+          <w:rStyle w:val="VerbatimChar"/>
+        </w:rPr>
+        <w:t xml:space="preserve"> P yaml          2.3.12  2025-12-10 [?] RSPM</w:t>
+      </w:r>
+      <w:r>
+        <w:br/>
+      </w:r>
+      <w:r>
+        <w:br/>
+      </w:r>
+      <w:r>
+        <w:rPr>
+          <w:rStyle w:val="VerbatimChar"/>
+        </w:rPr>
+        <w:t xml:space="preserve"> [1] /Users/bmarwick/Library/Caches/org.R-project.R/R/renv/library/agentic-ai-for-archaeology-d51787bc/macos/R-4.6/aarch64-apple-darwin23</w:t>
+      </w:r>
+      <w:r>
+        <w:br/>
+      </w:r>
+      <w:r>
+        <w:rPr>
+          <w:rStyle w:val="VerbatimChar"/>
+        </w:rPr>
+        <w:t xml:space="preserve"> [2] /Library/Frameworks/R.framework/Versions/4.6/Resources/library</w:t>
+      </w:r>
+      <w:r>
+        <w:br/>
+      </w:r>
+      <w:r>
+        <w:br/>
+      </w:r>
+      <w:r>
+        <w:rPr>
+          <w:rStyle w:val="VerbatimChar"/>
+        </w:rPr>
+        <w:t xml:space="preserve"> P ── Loaded and on-disk path mismatch.</w:t>
+      </w:r>
+      <w:r>
+        <w:br/>
+      </w:r>
+      <w:r>
+        <w:br/>
+      </w:r>
+      <w:r>
+        <w:rPr>
+          <w:rStyle w:val="VerbatimChar"/>
+        </w:rPr>
+        <w:t xml:space="preserve">──────────────────────────────────────────────────────────────────────────────</w:t>
+      </w:r>
+    </w:p>
+    <w:p>
+      <w:pPr>
+        <w:pStyle w:val="FirstParagraph"/>
+      </w:pPr>
+      <w:r>
+        <w:t xml:space="preserve">The current Git commit details are:</w:t>
+      </w:r>
+    </w:p>
+    <w:p>
+      <w:pPr>
+        <w:pStyle w:val="SourceCode"/>
+      </w:pPr>
+      <w:r>
+        <w:rPr>
+          <w:rStyle w:val="CommentTok"/>
+        </w:rPr>
+        <w:t xml:space="preserve"># what commit is this file at? </w:t>
+      </w:r>
+      <w:r>
+        <w:br/>
+      </w:r>
+      <w:r>
+        <w:rPr>
+          <w:rStyle w:val="ControlFlowTok"/>
+        </w:rPr>
+        <w:t xml:space="preserve">if</w:t>
+      </w:r>
+      <w:r>
+        <w:rPr>
+          <w:rStyle w:val="NormalTok"/>
+        </w:rPr>
+        <w:t xml:space="preserve"> (</w:t>
+      </w:r>
+      <w:r>
+        <w:rPr>
+          <w:rStyle w:val="StringTok"/>
+        </w:rPr>
+        <w:t xml:space="preserve">"git2r"</w:t>
+      </w:r>
+      <w:r>
+        <w:rPr>
+          <w:rStyle w:val="NormalTok"/>
+        </w:rPr>
+        <w:t xml:space="preserve"> </w:t>
+      </w:r>
+      <w:r>
+        <w:rPr>
+          <w:rStyle w:val="SpecialCharTok"/>
+        </w:rPr>
+        <w:t xml:space="preserve">%in%</w:t>
+      </w:r>
+      <w:r>
+        <w:rPr>
+          <w:rStyle w:val="NormalTok"/>
+        </w:rPr>
+        <w:t xml:space="preserve"> </w:t>
+      </w:r>
+      <w:r>
+        <w:rPr>
+          <w:rStyle w:val="FunctionTok"/>
+        </w:rPr>
+        <w:t xml:space="preserve">installed.packages</w:t>
+      </w:r>
+      <w:r>
+        <w:rPr>
+          <w:rStyle w:val="NormalTok"/>
+        </w:rPr>
+        <w:t xml:space="preserve">() </w:t>
+      </w:r>
+      <w:r>
+        <w:rPr>
+          <w:rStyle w:val="SpecialCharTok"/>
+        </w:rPr>
+        <w:t xml:space="preserve">&amp;</w:t>
+      </w:r>
+      <w:r>
+        <w:rPr>
+          <w:rStyle w:val="NormalTok"/>
+        </w:rPr>
+        <w:t xml:space="preserve"> git2r</w:t>
+      </w:r>
+      <w:r>
+        <w:rPr>
+          <w:rStyle w:val="SpecialCharTok"/>
+        </w:rPr>
+        <w:t xml:space="preserve">::</w:t>
+      </w:r>
+      <w:r>
+        <w:rPr>
+          <w:rStyle w:val="FunctionTok"/>
+        </w:rPr>
+        <w:t xml:space="preserve">in_repository</w:t>
+      </w:r>
+      <w:r>
+        <w:rPr>
+          <w:rStyle w:val="NormalTok"/>
+        </w:rPr>
+        <w:t xml:space="preserve">(</w:t>
+      </w:r>
+      <w:r>
+        <w:rPr>
+          <w:rStyle w:val="AttributeTok"/>
+        </w:rPr>
+        <w:t xml:space="preserve">path =</w:t>
+      </w:r>
+      <w:r>
+        <w:rPr>
+          <w:rStyle w:val="NormalTok"/>
+        </w:rPr>
+        <w:t xml:space="preserve"> </w:t>
+      </w:r>
+      <w:r>
+        <w:rPr>
+          <w:rStyle w:val="StringTok"/>
+        </w:rPr>
+        <w:t xml:space="preserve">"."</w:t>
+      </w:r>
+      <w:r>
+        <w:rPr>
+          <w:rStyle w:val="NormalTok"/>
+        </w:rPr>
+        <w:t xml:space="preserve">)) git2r</w:t>
+      </w:r>
+      <w:r>
+        <w:rPr>
+          <w:rStyle w:val="SpecialCharTok"/>
+        </w:rPr>
+        <w:t xml:space="preserve">::</w:t>
+      </w:r>
+      <w:r>
+        <w:rPr>
+          <w:rStyle w:val="FunctionTok"/>
+        </w:rPr>
+        <w:t xml:space="preserve">repository</w:t>
+      </w:r>
+      <w:r>
+        <w:rPr>
+          <w:rStyle w:val="NormalTok"/>
+        </w:rPr>
+        <w:t xml:space="preserve">(here</w:t>
+      </w:r>
+      <w:r>
+        <w:rPr>
+          <w:rStyle w:val="SpecialCharTok"/>
+        </w:rPr>
+        <w:t xml:space="preserve">::</w:t>
+      </w:r>
+      <w:r>
+        <w:rPr>
+          <w:rStyle w:val="FunctionTok"/>
+        </w:rPr>
+        <w:t xml:space="preserve">here</w:t>
+      </w:r>
+      <w:r>
+        <w:rPr>
+          <w:rStyle w:val="NormalTok"/>
+        </w:rPr>
+        <w:t xml:space="preserve">())  </w:t>
+      </w:r>
+    </w:p>
+    <w:p>
+      <w:pPr>
+        <w:pStyle w:val="SourceCode"/>
+      </w:pPr>
+      <w:r>
+        <w:rPr>
+          <w:rStyle w:val="VerbatimChar"/>
+        </w:rPr>
+        <w:t xml:space="preserve">Local:    main /Users/bmarwick/Downloads/agentic-ai-for-archaeology</w:t>
+      </w:r>
+      <w:r>
+        <w:br/>
+      </w:r>
+      <w:r>
+        <w:rPr>
+          <w:rStyle w:val="VerbatimChar"/>
+        </w:rPr>
+        <w:t xml:space="preserve">Remote:   main @ origin (https://github.com/benmarwick/agenticai.git)</w:t>
+      </w:r>
+      <w:r>
+        <w:br/>
+      </w:r>
+      <w:r>
+        <w:rPr>
+          <w:rStyle w:val="VerbatimChar"/>
+        </w:rPr>
+        <w:t xml:space="preserve">Head:     [9c41bd7] 2026-09-26: reduce docker container size</w:t>
       </w:r>
     </w:p>
     <w:bookmarkEnd w:id="175"/>
-    <w:bookmarkStart w:id="177" w:name="ref-Xu2026"/>
-    <w:p>
-      <w:pPr>
-        <w:pStyle w:val="Bibliography"/>
-      </w:pPr>
-      <w:r>
-        <w:t xml:space="preserve">Xu, Renjun, and Yang Yan. 2026. Agent</w:t>
-      </w:r>
-      <w:r>
-        <w:t xml:space="preserve"> </w:t>
-      </w:r>
-      <w:r>
-        <w:t xml:space="preserve">Skills</w:t>
-      </w:r>
-      <w:r>
-        <w:t xml:space="preserve"> </w:t>
-      </w:r>
-      <w:r>
-        <w:t xml:space="preserve">for</w:t>
-      </w:r>
-      <w:r>
-        <w:t xml:space="preserve"> </w:t>
-      </w:r>
-      <w:r>
-        <w:t xml:space="preserve">Large Language Models</w:t>
-      </w:r>
-      <w:r>
-        <w:t xml:space="preserve">: Architecture, Acquisition, Security, and the Path Forward.</w:t>
-      </w:r>
-      <w:r>
-        <w:t xml:space="preserve"> </w:t>
-      </w:r>
-      <w:r>
-        <w:rPr>
-          <w:iCs/>
-          <w:i/>
-        </w:rPr>
-        <w:t xml:space="preserve">arXiv.org</w:t>
-      </w:r>
-      <w:r>
-        <w:t xml:space="preserve">.</w:t>
-      </w:r>
-      <w:r>
-        <w:t xml:space="preserve"> </w:t>
-      </w:r>
-      <w:hyperlink r:id="rId176">
-        <w:r>
-          <w:rPr>
-            <w:rStyle w:val="Hyperlink"/>
-          </w:rPr>
-          <w:t xml:space="preserve">https://doi.org/10.48550/arXiv.2602.12430</w:t>
-        </w:r>
-      </w:hyperlink>
-      <w:r>
-        <w:t xml:space="preserve">.</w:t>
-      </w:r>
-    </w:p>
-    <w:bookmarkEnd w:id="177"/>
-    <w:bookmarkStart w:id="179" w:name="ref-Xu_2024"/>
-    <w:p>
-      <w:pPr>
-        <w:pStyle w:val="Bibliography"/>
-      </w:pPr>
-      <w:r>
-        <w:t xml:space="preserve">Xu, Xiaojun, Yixiao Chen, and Jing Miao. 2024.</w:t>
-      </w:r>
-      <w:r>
-        <w:t xml:space="preserve"> </w:t>
-      </w:r>
-      <w:r>
-        <w:t xml:space="preserve">Opportunities, Challenges, and Future Directions of Large Language Models, Including ChatGPT in Medical Education: A Systematic Scoping Review</w:t>
-      </w:r>
-      <w:r>
-        <w:t xml:space="preserve">.</w:t>
-      </w:r>
-      <w:r>
-        <w:t xml:space="preserve"> </w:t>
-      </w:r>
-      <w:r>
-        <w:rPr>
-          <w:iCs/>
-          <w:i/>
-        </w:rPr>
-        <w:t xml:space="preserve">Journal of Educational Evaluation for Health Professions</w:t>
-      </w:r>
-      <w:r>
-        <w:t xml:space="preserve"> </w:t>
-      </w:r>
-      <w:r>
-        <w:t xml:space="preserve">21:6.</w:t>
-      </w:r>
-      <w:r>
-        <w:t xml:space="preserve"> </w:t>
-      </w:r>
-      <w:hyperlink r:id="rId178">
-        <w:r>
-          <w:rPr>
-            <w:rStyle w:val="Hyperlink"/>
-          </w:rPr>
-          <w:t xml:space="preserve">https://doi.org/10.3352/jeehp.2024.21.6</w:t>
-        </w:r>
-      </w:hyperlink>
-      <w:r>
-        <w:t xml:space="preserve">.</w:t>
-      </w:r>
-    </w:p>
-    <w:bookmarkEnd w:id="179"/>
-    <w:bookmarkStart w:id="181" w:name="ref-ZamfirescuPereira2023"/>
-    <w:p>
-      <w:pPr>
-        <w:pStyle w:val="Bibliography"/>
-      </w:pPr>
-      <w:r>
-        <w:t xml:space="preserve">Zamfirescu-Pereira, J. D., Richmond Y. Wong, Bjoern Hartmann, and Qian Yang. 2023.</w:t>
-      </w:r>
-      <w:r>
-        <w:t xml:space="preserve"> </w:t>
-      </w:r>
-      <w:hyperlink r:id="rId180">
-        <w:r>
-          <w:rPr>
-            <w:rStyle w:val="Hyperlink"/>
-          </w:rPr>
-          <w:t xml:space="preserve">Why Johnny Can’t Prompt: How Non-AI Experts Try (and Fail) to Design LLM Prompts</w:t>
-        </w:r>
-      </w:hyperlink>
-      <w:r>
-        <w:t xml:space="preserve">, New York, NY, USA.</w:t>
-      </w:r>
-    </w:p>
-    <w:bookmarkEnd w:id="181"/>
-    <w:bookmarkStart w:id="183" w:name="ref-Zanzotto2019"/>
-    <w:p>
-      <w:pPr>
-        <w:pStyle w:val="Bibliography"/>
-      </w:pPr>
-      <w:r>
-        <w:t xml:space="preserve">Zanzotto, Fabio Massimo. 2019. Viewpoint:</w:t>
-      </w:r>
-      <w:r>
-        <w:t xml:space="preserve"> </w:t>
-      </w:r>
-      <w:r>
-        <w:t xml:space="preserve">Human-in-the-loop Artificial Intelligence</w:t>
-      </w:r>
-      <w:r>
-        <w:t xml:space="preserve">.</w:t>
-      </w:r>
-      <w:r>
-        <w:t xml:space="preserve"> </w:t>
-      </w:r>
-      <w:r>
-        <w:rPr>
-          <w:iCs/>
-          <w:i/>
-        </w:rPr>
-        <w:t xml:space="preserve">Journal of Artificial Intelligence Research</w:t>
-      </w:r>
-      <w:r>
-        <w:t xml:space="preserve"> </w:t>
-      </w:r>
-      <w:r>
-        <w:t xml:space="preserve">64:243–252.</w:t>
-      </w:r>
-      <w:r>
-        <w:t xml:space="preserve"> </w:t>
-      </w:r>
-      <w:hyperlink r:id="rId182">
-        <w:r>
-          <w:rPr>
-            <w:rStyle w:val="Hyperlink"/>
-          </w:rPr>
-          <w:t xml:space="preserve">https://doi.org/10.1613/jair.1.11345</w:t>
-        </w:r>
-      </w:hyperlink>
-      <w:r>
-        <w:t xml:space="preserve">.</w:t>
-      </w:r>
-    </w:p>
-    <w:bookmarkEnd w:id="183"/>
-    <w:bookmarkStart w:id="185" w:name="ref-Zhang2025"/>
-    <w:p>
-      <w:pPr>
-        <w:pStyle w:val="Bibliography"/>
-      </w:pPr>
-      <w:r>
-        <w:t xml:space="preserve">Zhang, Yanbo, Sumeer A. Khan, Adnan Mahmud, Huck Yang, Alexander Lavin, Michael Levin, Jeremy Frey, et al. 2025.</w:t>
-      </w:r>
-      <w:r>
-        <w:t xml:space="preserve"> </w:t>
-      </w:r>
-      <w:r>
-        <w:t xml:space="preserve">Exploring the Role of Large Language Models in the Scientific Method: From Hypothesis to Discovery</w:t>
-      </w:r>
-      <w:r>
-        <w:t xml:space="preserve">.</w:t>
-      </w:r>
-      <w:r>
-        <w:t xml:space="preserve"> </w:t>
-      </w:r>
-      <w:r>
-        <w:rPr>
-          <w:iCs/>
-          <w:i/>
-        </w:rPr>
-        <w:t xml:space="preserve">Npj Artificial Intelligence</w:t>
-      </w:r>
-      <w:r>
-        <w:t xml:space="preserve"> </w:t>
-      </w:r>
-      <w:r>
-        <w:t xml:space="preserve">1:14.</w:t>
-      </w:r>
-      <w:r>
-        <w:t xml:space="preserve"> </w:t>
-      </w:r>
-      <w:hyperlink r:id="rId184">
-        <w:r>
-          <w:rPr>
-            <w:rStyle w:val="Hyperlink"/>
-          </w:rPr>
-          <w:t xml:space="preserve">https://doi.org/10.1038/s44387-025-00019-5</w:t>
-        </w:r>
-      </w:hyperlink>
-      <w:r>
-        <w:t xml:space="preserve">.</w:t>
-      </w:r>
-    </w:p>
-    <w:bookmarkEnd w:id="185"/>
-    <w:bookmarkStart w:id="187" w:name="ref-Zheng2024"/>
-    <w:p>
-      <w:pPr>
-        <w:pStyle w:val="Bibliography"/>
-      </w:pPr>
-      <w:r>
-        <w:t xml:space="preserve">Zheng, Zibin, Kaiwen Ning, Yanlin Wang, Jingwen Zhang, Dewu Zheng, Mingxi Ye, and Jiachi Chen. 2024. A Survey of Large Language Models for Code: Evolution, Benchmarking, and Future Trends.</w:t>
-      </w:r>
-      <w:r>
-        <w:t xml:space="preserve"> </w:t>
-      </w:r>
-      <w:r>
-        <w:rPr>
-          <w:iCs/>
-          <w:i/>
-        </w:rPr>
-        <w:t xml:space="preserve">arXiv Preprint arXiv:2311.10372</w:t>
-      </w:r>
-      <w:r>
-        <w:t xml:space="preserve">.</w:t>
-      </w:r>
-      <w:r>
-        <w:t xml:space="preserve"> </w:t>
-      </w:r>
-      <w:hyperlink r:id="rId186">
-        <w:r>
-          <w:rPr>
-            <w:rStyle w:val="Hyperlink"/>
-          </w:rPr>
-          <w:t xml:space="preserve">https://doi.org/10.48550/arXiv.2311.10372</w:t>
-        </w:r>
-      </w:hyperlink>
-      <w:r>
-        <w:t xml:space="preserve">.</w:t>
-      </w:r>
-    </w:p>
-    <w:bookmarkEnd w:id="187"/>
-    <w:bookmarkStart w:id="189" w:name="ref-Ziems2024"/>
-    <w:p>
-      <w:pPr>
-        <w:pStyle w:val="Bibliography"/>
-      </w:pPr>
-      <w:r>
-        <w:t xml:space="preserve">Ziems, Caleb, William Held, Omar Shaikh, Jiaao Chen, Zhehao Zhang, and Diyi Yang. 2024. Can Large Language Models Transform Computational Social Science?</w:t>
-      </w:r>
-      <w:r>
-        <w:t xml:space="preserve"> </w:t>
-      </w:r>
-      <w:r>
-        <w:rPr>
-          <w:iCs/>
-          <w:i/>
-        </w:rPr>
-        <w:t xml:space="preserve">Computational Linguistics</w:t>
-      </w:r>
-      <w:r>
-        <w:t xml:space="preserve"> </w:t>
-      </w:r>
-      <w:r>
-        <w:t xml:space="preserve">50(1):237–291.</w:t>
-      </w:r>
-      <w:r>
-        <w:t xml:space="preserve"> </w:t>
-      </w:r>
-      <w:hyperlink r:id="rId188">
-        <w:r>
-          <w:rPr>
-            <w:rStyle w:val="Hyperlink"/>
-          </w:rPr>
-          <w:t xml:space="preserve">https://doi.org/10.1162/coli_a_00502</w:t>
-        </w:r>
-      </w:hyperlink>
-      <w:r>
-        <w:t xml:space="preserve">.</w:t>
-      </w:r>
-    </w:p>
-    <w:bookmarkEnd w:id="189"/>
-    <w:bookmarkStart w:id="191" w:name="ref-Zimmer2026"/>
-    <w:p>
-      <w:pPr>
-        <w:pStyle w:val="Bibliography"/>
-      </w:pPr>
-      <w:r>
-        <w:t xml:space="preserve">Zimmer, Max, Nico Pelleriti, Christophe Roux, and Sebastian Pokutta. 2026. The Agentic Researcher: A Practical Guide to AI-Assisted Research in Mathematics and Machine Learning.</w:t>
-      </w:r>
-      <w:r>
-        <w:t xml:space="preserve"> </w:t>
-      </w:r>
-      <w:r>
-        <w:rPr>
-          <w:iCs/>
-          <w:i/>
-        </w:rPr>
-        <w:t xml:space="preserve">arXiv Preprint arXiv:2603.15914</w:t>
-      </w:r>
-      <w:r>
-        <w:t xml:space="preserve">.</w:t>
-      </w:r>
-      <w:r>
-        <w:t xml:space="preserve"> </w:t>
-      </w:r>
-      <w:hyperlink r:id="rId190">
-        <w:r>
-          <w:rPr>
-            <w:rStyle w:val="Hyperlink"/>
-          </w:rPr>
-          <w:t xml:space="preserve">https://doi.org/10.48550/arXiv.2603.15914</w:t>
-        </w:r>
-      </w:hyperlink>
-      <w:r>
-        <w:t xml:space="preserve">.</w:t>
-      </w:r>
-    </w:p>
-    <w:bookmarkEnd w:id="191"/>
-    <w:bookmarkEnd w:id="192"/>
-    <w:p>
-      <w:r>
-        <w:br w:type="page"/>
-      </w:r>
-    </w:p>
-    <w:bookmarkStart w:id="193" w:name="colophon"/>
-    <w:p>
-      <w:pPr>
-        <w:pStyle w:val="Heading3"/>
-      </w:pPr>
-      <w:r>
-        <w:t xml:space="preserve">Colophon</w:t>
-      </w:r>
-    </w:p>
-    <w:p>
-      <w:pPr>
-        <w:pStyle w:val="FirstParagraph"/>
-      </w:pPr>
-      <w:r>
-        <w:t xml:space="preserve">This report was generated on 2026-09-24 22:38:33.54808 using the following computational environment and dependencies:</w:t>
-      </w:r>
-    </w:p>
-    <w:p>
-      <w:pPr>
-        <w:pStyle w:val="SourceCode"/>
-      </w:pPr>
-      <w:r>
-        <w:rPr>
-          <w:rStyle w:val="CommentTok"/>
-        </w:rPr>
-        <w:t xml:space="preserve"># which R packages and versions?</w:t>
-      </w:r>
-      <w:r>
-        <w:br/>
-      </w:r>
-      <w:r>
-        <w:rPr>
-          <w:rStyle w:val="ControlFlowTok"/>
-        </w:rPr>
-        <w:t xml:space="preserve">if</w:t>
-      </w:r>
-      <w:r>
-        <w:rPr>
-          <w:rStyle w:val="NormalTok"/>
-        </w:rPr>
-        <w:t xml:space="preserve"> (</w:t>
-      </w:r>
-      <w:r>
-        <w:rPr>
-          <w:rStyle w:val="StringTok"/>
-        </w:rPr>
-        <w:t xml:space="preserve">"devtools"</w:t>
-      </w:r>
-      <w:r>
-        <w:rPr>
-          <w:rStyle w:val="NormalTok"/>
-        </w:rPr>
-        <w:t xml:space="preserve"> </w:t>
-      </w:r>
-      <w:r>
-        <w:rPr>
-          <w:rStyle w:val="SpecialCharTok"/>
-        </w:rPr>
-        <w:t xml:space="preserve">%in%</w:t>
-      </w:r>
-      <w:r>
-        <w:rPr>
-          <w:rStyle w:val="NormalTok"/>
-        </w:rPr>
-        <w:t xml:space="preserve"> </w:t>
-      </w:r>
-      <w:r>
-        <w:rPr>
-          <w:rStyle w:val="FunctionTok"/>
-        </w:rPr>
-        <w:t xml:space="preserve">installed.packages</w:t>
-      </w:r>
-      <w:r>
-        <w:rPr>
-          <w:rStyle w:val="NormalTok"/>
-        </w:rPr>
-        <w:t xml:space="preserve">()) devtools</w:t>
-      </w:r>
-      <w:r>
-        <w:rPr>
-          <w:rStyle w:val="SpecialCharTok"/>
-        </w:rPr>
-        <w:t xml:space="preserve">::</w:t>
-      </w:r>
-      <w:r>
-        <w:rPr>
-          <w:rStyle w:val="FunctionTok"/>
-        </w:rPr>
-        <w:t xml:space="preserve">session_info</w:t>
-      </w:r>
-      <w:r>
-        <w:rPr>
-          <w:rStyle w:val="NormalTok"/>
-        </w:rPr>
-        <w:t xml:space="preserve">()</w:t>
-      </w:r>
-    </w:p>
-    <w:p>
-      <w:pPr>
-        <w:pStyle w:val="SourceCode"/>
-      </w:pPr>
-      <w:r>
-        <w:rPr>
-          <w:rStyle w:val="VerbatimChar"/>
-        </w:rPr>
-        <w:t xml:space="preserve">─ Session info ───────────────────────────────────────────────────────────────</w:t>
-      </w:r>
-      <w:r>
-        <w:br/>
-      </w:r>
-      <w:r>
-        <w:rPr>
-          <w:rStyle w:val="VerbatimChar"/>
-        </w:rPr>
-        <w:t xml:space="preserve"> setting  value</w:t>
-      </w:r>
-      <w:r>
-        <w:br/>
-      </w:r>
-      <w:r>
-        <w:rPr>
-          <w:rStyle w:val="VerbatimChar"/>
-        </w:rPr>
-        <w:t xml:space="preserve"> version  R version 4.6.1 (2026-06-24)</w:t>
-      </w:r>
-      <w:r>
-        <w:br/>
-      </w:r>
-      <w:r>
-        <w:rPr>
-          <w:rStyle w:val="VerbatimChar"/>
-        </w:rPr>
-        <w:t xml:space="preserve"> os       macOS Ventura 13.3.1</w:t>
-      </w:r>
-      <w:r>
-        <w:br/>
-      </w:r>
-      <w:r>
-        <w:rPr>
-          <w:rStyle w:val="VerbatimChar"/>
-        </w:rPr>
-        <w:t xml:space="preserve"> system   aarch64, darwin23</w:t>
-      </w:r>
-      <w:r>
-        <w:br/>
-      </w:r>
-      <w:r>
-        <w:rPr>
-          <w:rStyle w:val="VerbatimChar"/>
-        </w:rPr>
-        <w:t xml:space="preserve"> ui       X11</w:t>
-      </w:r>
-      <w:r>
-        <w:br/>
-      </w:r>
-      <w:r>
-        <w:rPr>
-          <w:rStyle w:val="VerbatimChar"/>
-        </w:rPr>
-        <w:t xml:space="preserve"> language (EN)</w:t>
-      </w:r>
-      <w:r>
-        <w:br/>
-      </w:r>
-      <w:r>
-        <w:rPr>
-          <w:rStyle w:val="VerbatimChar"/>
-        </w:rPr>
-        <w:t xml:space="preserve"> collate  en_US.UTF-8</w:t>
-      </w:r>
-      <w:r>
-        <w:br/>
-      </w:r>
-      <w:r>
-        <w:rPr>
-          <w:rStyle w:val="VerbatimChar"/>
-        </w:rPr>
-        <w:t xml:space="preserve"> ctype    en_US.UTF-8</w:t>
-      </w:r>
-      <w:r>
-        <w:br/>
-      </w:r>
-      <w:r>
-        <w:rPr>
-          <w:rStyle w:val="VerbatimChar"/>
-        </w:rPr>
-        <w:t xml:space="preserve"> tz       America/Los_Angeles</w:t>
-      </w:r>
-      <w:r>
-        <w:br/>
-      </w:r>
-      <w:r>
-        <w:rPr>
-          <w:rStyle w:val="VerbatimChar"/>
-        </w:rPr>
-        <w:t xml:space="preserve"> date     2026-09-24</w:t>
-      </w:r>
-      <w:r>
-        <w:br/>
-      </w:r>
-      <w:r>
-        <w:rPr>
-          <w:rStyle w:val="VerbatimChar"/>
-        </w:rPr>
-        <w:t xml:space="preserve"> pandoc   3.10 @ /Applications/RStudio.app/Contents/Resources/app/quarto/bin/tools/aarch64/ (via rmarkdown)</w:t>
-      </w:r>
-      <w:r>
-        <w:br/>
-      </w:r>
-      <w:r>
-        <w:rPr>
-          <w:rStyle w:val="VerbatimChar"/>
-        </w:rPr>
-        <w:t xml:space="preserve"> quarto   1.4.549 @ /usr/local/bin/quarto</w:t>
-      </w:r>
-      <w:r>
-        <w:br/>
-      </w:r>
-      <w:r>
-        <w:br/>
-      </w:r>
-      <w:r>
-        <w:rPr>
-          <w:rStyle w:val="VerbatimChar"/>
-        </w:rPr>
-        <w:t xml:space="preserve">─ Packages ───────────────────────────────────────────────────────────────────</w:t>
-      </w:r>
-      <w:r>
-        <w:br/>
-      </w:r>
-      <w:r>
-        <w:rPr>
-          <w:rStyle w:val="VerbatimChar"/>
-        </w:rPr>
-        <w:t xml:space="preserve"> ! package     * version date (UTC) lib source</w:t>
-      </w:r>
-      <w:r>
-        <w:br/>
-      </w:r>
-      <w:r>
-        <w:rPr>
-          <w:rStyle w:val="VerbatimChar"/>
-        </w:rPr>
-        <w:t xml:space="preserve"> P cachem        1.1.0   2024-05-16 [?] RSPM</w:t>
-      </w:r>
-      <w:r>
-        <w:br/>
-      </w:r>
-      <w:r>
-        <w:rPr>
-          <w:rStyle w:val="VerbatimChar"/>
-        </w:rPr>
-        <w:t xml:space="preserve"> P cli           3.6.6   2026-04-09 [?] RSPM</w:t>
-      </w:r>
-      <w:r>
-        <w:br/>
-      </w:r>
-      <w:r>
-        <w:rPr>
-          <w:rStyle w:val="VerbatimChar"/>
-        </w:rPr>
-        <w:t xml:space="preserve"> P devtools      2.5.2   2026-04-30 [?] RSPM</w:t>
-      </w:r>
-      <w:r>
-        <w:br/>
-      </w:r>
-      <w:r>
-        <w:rPr>
-          <w:rStyle w:val="VerbatimChar"/>
-        </w:rPr>
-        <w:t xml:space="preserve"> P digest        0.6.39  2025-11-19 [?] RSPM</w:t>
-      </w:r>
-      <w:r>
-        <w:br/>
-      </w:r>
-      <w:r>
-        <w:rPr>
-          <w:rStyle w:val="VerbatimChar"/>
-        </w:rPr>
-        <w:t xml:space="preserve"> P ellipsis      0.3.3   2026-04-04 [?] RSPM</w:t>
-      </w:r>
-      <w:r>
-        <w:br/>
-      </w:r>
-      <w:r>
-        <w:rPr>
-          <w:rStyle w:val="VerbatimChar"/>
-        </w:rPr>
-        <w:t xml:space="preserve"> P evaluate      1.0.5   2025-08-27 [?] RSPM</w:t>
-      </w:r>
-      <w:r>
-        <w:br/>
-      </w:r>
-      <w:r>
-        <w:rPr>
-          <w:rStyle w:val="VerbatimChar"/>
-        </w:rPr>
-        <w:t xml:space="preserve"> P fastmap       1.2.0   2024-05-15 [?] RSPM</w:t>
-      </w:r>
-      <w:r>
-        <w:br/>
-      </w:r>
-      <w:r>
-        <w:rPr>
-          <w:rStyle w:val="VerbatimChar"/>
-        </w:rPr>
-        <w:t xml:space="preserve"> P fs            2.1.0   2026-04-18 [?] RSPM</w:t>
-      </w:r>
-      <w:r>
-        <w:br/>
-      </w:r>
-      <w:r>
-        <w:rPr>
-          <w:rStyle w:val="VerbatimChar"/>
-        </w:rPr>
-        <w:t xml:space="preserve"> P glue          1.8.1   2026-04-17 [?] RSPM</w:t>
-      </w:r>
-      <w:r>
-        <w:br/>
-      </w:r>
-      <w:r>
-        <w:rPr>
-          <w:rStyle w:val="VerbatimChar"/>
-        </w:rPr>
-        <w:t xml:space="preserve"> P here          1.0.2   2025-09-15 [?] RSPM</w:t>
-      </w:r>
-      <w:r>
-        <w:br/>
-      </w:r>
-      <w:r>
-        <w:rPr>
-          <w:rStyle w:val="VerbatimChar"/>
-        </w:rPr>
-        <w:t xml:space="preserve"> P htmltools     0.5.9   2025-12-04 [?] RSPM</w:t>
-      </w:r>
-      <w:r>
-        <w:br/>
-      </w:r>
-      <w:r>
-        <w:rPr>
-          <w:rStyle w:val="VerbatimChar"/>
-        </w:rPr>
-        <w:t xml:space="preserve"> P jsonlite      2.0.0   2025-03-27 [?] RSPM</w:t>
-      </w:r>
-      <w:r>
-        <w:br/>
-      </w:r>
-      <w:r>
-        <w:rPr>
-          <w:rStyle w:val="VerbatimChar"/>
-        </w:rPr>
-        <w:t xml:space="preserve"> P knitr         1.52    2026-09-06 [?] RSPM</w:t>
-      </w:r>
-      <w:r>
-        <w:br/>
-      </w:r>
-      <w:r>
-        <w:rPr>
-          <w:rStyle w:val="VerbatimChar"/>
-        </w:rPr>
-        <w:t xml:space="preserve"> P lifecycle     1.0.5   2026-01-08 [?] RSPM</w:t>
-      </w:r>
-      <w:r>
-        <w:br/>
-      </w:r>
-      <w:r>
-        <w:rPr>
-          <w:rStyle w:val="VerbatimChar"/>
-        </w:rPr>
-        <w:t xml:space="preserve"> P magrittr      2.0.5   2026-04-04 [?] RSPM</w:t>
-      </w:r>
-      <w:r>
-        <w:br/>
-      </w:r>
-      <w:r>
-        <w:rPr>
-          <w:rStyle w:val="VerbatimChar"/>
-        </w:rPr>
-        <w:t xml:space="preserve"> P memoise       2.0.1   2021-11-26 [?] RSPM</w:t>
-      </w:r>
-      <w:r>
-        <w:br/>
-      </w:r>
-      <w:r>
-        <w:rPr>
-          <w:rStyle w:val="VerbatimChar"/>
-        </w:rPr>
-        <w:t xml:space="preserve"> P otel          0.2.0   2025-08-29 [?] RSPM</w:t>
-      </w:r>
-      <w:r>
-        <w:br/>
-      </w:r>
-      <w:r>
-        <w:rPr>
-          <w:rStyle w:val="VerbatimChar"/>
-        </w:rPr>
-        <w:t xml:space="preserve"> P pkgbuild      1.4.8   2025-05-26 [?] RSPM</w:t>
-      </w:r>
-      <w:r>
-        <w:br/>
-      </w:r>
-      <w:r>
-        <w:rPr>
-          <w:rStyle w:val="VerbatimChar"/>
-        </w:rPr>
-        <w:t xml:space="preserve"> P pkgload       1.5.3   2026-06-15 [?] RSPM</w:t>
-      </w:r>
-      <w:r>
-        <w:br/>
-      </w:r>
-      <w:r>
-        <w:rPr>
-          <w:rStyle w:val="VerbatimChar"/>
-        </w:rPr>
-        <w:t xml:space="preserve"> P purrr         1.2.2   2026-04-10 [?] RSPM</w:t>
-      </w:r>
-      <w:r>
-        <w:br/>
-      </w:r>
-      <w:r>
-        <w:rPr>
-          <w:rStyle w:val="VerbatimChar"/>
-        </w:rPr>
-        <w:t xml:space="preserve"> P R6            2.6.1   2025-02-15 [?] RSPM</w:t>
-      </w:r>
-      <w:r>
-        <w:br/>
-      </w:r>
-      <w:r>
-        <w:rPr>
-          <w:rStyle w:val="VerbatimChar"/>
-        </w:rPr>
-        <w:t xml:space="preserve"> P rlang         1.3.0   2026-07-05 [?] RSPM</w:t>
-      </w:r>
-      <w:r>
-        <w:br/>
-      </w:r>
-      <w:r>
-        <w:rPr>
-          <w:rStyle w:val="VerbatimChar"/>
-        </w:rPr>
-        <w:t xml:space="preserve"> P rmarkdown     2.32    2026-09-01 [?] CRAN (R 4.6.1)</w:t>
-      </w:r>
-      <w:r>
-        <w:br/>
-      </w:r>
-      <w:r>
-        <w:rPr>
-          <w:rStyle w:val="VerbatimChar"/>
-        </w:rPr>
-        <w:t xml:space="preserve"> P rprojroot     2.1.1   2025-08-26 [?] RSPM</w:t>
-      </w:r>
-      <w:r>
-        <w:br/>
-      </w:r>
-      <w:r>
-        <w:rPr>
-          <w:rStyle w:val="VerbatimChar"/>
-        </w:rPr>
-        <w:t xml:space="preserve"> P rstudioapi    0.19.0  2026-06-11 [?] RSPM</w:t>
-      </w:r>
-      <w:r>
-        <w:br/>
-      </w:r>
-      <w:r>
-        <w:rPr>
-          <w:rStyle w:val="VerbatimChar"/>
-        </w:rPr>
-        <w:t xml:space="preserve"> P sessioninfo   1.2.4   2026-06-04 [?] RSPM</w:t>
-      </w:r>
-      <w:r>
-        <w:br/>
-      </w:r>
-      <w:r>
-        <w:rPr>
-          <w:rStyle w:val="VerbatimChar"/>
-        </w:rPr>
-        <w:t xml:space="preserve"> P usethis       3.2.2   2026-09-10 [?] RSPM</w:t>
-      </w:r>
-      <w:r>
-        <w:br/>
-      </w:r>
-      <w:r>
-        <w:rPr>
-          <w:rStyle w:val="VerbatimChar"/>
-        </w:rPr>
-        <w:t xml:space="preserve"> P vctrs         0.7.3   2026-04-11 [?] RSPM</w:t>
-      </w:r>
-      <w:r>
-        <w:br/>
-      </w:r>
-      <w:r>
-        <w:rPr>
-          <w:rStyle w:val="VerbatimChar"/>
-        </w:rPr>
-        <w:t xml:space="preserve"> P xfun          0.61    2026-09-16 [?] RSPM</w:t>
-      </w:r>
-      <w:r>
-        <w:br/>
-      </w:r>
-      <w:r>
-        <w:rPr>
-          <w:rStyle w:val="VerbatimChar"/>
-        </w:rPr>
-        <w:t xml:space="preserve"> P yaml          2.3.12  2025-12-10 [?] RSPM</w:t>
-      </w:r>
-      <w:r>
-        <w:br/>
-      </w:r>
-      <w:r>
-        <w:br/>
-      </w:r>
-      <w:r>
-        <w:rPr>
-          <w:rStyle w:val="VerbatimChar"/>
-        </w:rPr>
-        <w:t xml:space="preserve"> [1] /Users/bmarwick/Library/Caches/org.R-project.R/R/renv/library/agentic-ai-for-archaeology-d51787bc/macos/R-4.6/aarch64-apple-darwin23</w:t>
-      </w:r>
-      <w:r>
-        <w:br/>
-      </w:r>
-      <w:r>
-        <w:rPr>
-          <w:rStyle w:val="VerbatimChar"/>
-        </w:rPr>
-        <w:t xml:space="preserve"> [2] /Library/Frameworks/R.framework/Versions/4.6/Resources/library</w:t>
-      </w:r>
-      <w:r>
-        <w:br/>
-      </w:r>
-      <w:r>
-        <w:br/>
-      </w:r>
-      <w:r>
-        <w:rPr>
-          <w:rStyle w:val="VerbatimChar"/>
-        </w:rPr>
-        <w:t xml:space="preserve"> P ── Loaded and on-disk path mismatch.</w:t>
-      </w:r>
-      <w:r>
-        <w:br/>
-      </w:r>
-      <w:r>
-        <w:br/>
-      </w:r>
-      <w:r>
-        <w:rPr>
-          <w:rStyle w:val="VerbatimChar"/>
-        </w:rPr>
-        <w:t xml:space="preserve">──────────────────────────────────────────────────────────────────────────────</w:t>
-      </w:r>
-    </w:p>
-    <w:p>
-      <w:pPr>
-        <w:pStyle w:val="FirstParagraph"/>
-      </w:pPr>
-      <w:r>
-        <w:t xml:space="preserve">The current Git commit details are:</w:t>
-      </w:r>
-    </w:p>
-    <w:p>
-      <w:pPr>
-        <w:pStyle w:val="SourceCode"/>
-      </w:pPr>
-      <w:r>
-        <w:rPr>
-          <w:rStyle w:val="CommentTok"/>
-        </w:rPr>
-        <w:t xml:space="preserve"># what commit is this file at? </w:t>
-      </w:r>
-      <w:r>
-        <w:br/>
-      </w:r>
-      <w:r>
-        <w:rPr>
-          <w:rStyle w:val="ControlFlowTok"/>
-        </w:rPr>
-        <w:t xml:space="preserve">if</w:t>
-      </w:r>
-      <w:r>
-        <w:rPr>
-          <w:rStyle w:val="NormalTok"/>
-        </w:rPr>
-        <w:t xml:space="preserve"> (</w:t>
-      </w:r>
-      <w:r>
-        <w:rPr>
-          <w:rStyle w:val="StringTok"/>
-        </w:rPr>
-        <w:t xml:space="preserve">"git2r"</w:t>
-      </w:r>
-      <w:r>
-        <w:rPr>
-          <w:rStyle w:val="NormalTok"/>
-        </w:rPr>
-        <w:t xml:space="preserve"> </w:t>
-      </w:r>
-      <w:r>
-        <w:rPr>
-          <w:rStyle w:val="SpecialCharTok"/>
-        </w:rPr>
-        <w:t xml:space="preserve">%in%</w:t>
-      </w:r>
-      <w:r>
-        <w:rPr>
-          <w:rStyle w:val="NormalTok"/>
-        </w:rPr>
-        <w:t xml:space="preserve"> </w:t>
-      </w:r>
-      <w:r>
-        <w:rPr>
-          <w:rStyle w:val="FunctionTok"/>
-        </w:rPr>
-        <w:t xml:space="preserve">installed.packages</w:t>
-      </w:r>
-      <w:r>
-        <w:rPr>
-          <w:rStyle w:val="NormalTok"/>
-        </w:rPr>
-        <w:t xml:space="preserve">() </w:t>
-      </w:r>
-      <w:r>
-        <w:rPr>
-          <w:rStyle w:val="SpecialCharTok"/>
-        </w:rPr>
-        <w:t xml:space="preserve">&amp;</w:t>
-      </w:r>
-      <w:r>
-        <w:rPr>
-          <w:rStyle w:val="NormalTok"/>
-        </w:rPr>
-        <w:t xml:space="preserve"> git2r</w:t>
-      </w:r>
-      <w:r>
-        <w:rPr>
-          <w:rStyle w:val="SpecialCharTok"/>
-        </w:rPr>
-        <w:t xml:space="preserve">::</w:t>
-      </w:r>
-      <w:r>
-        <w:rPr>
-          <w:rStyle w:val="FunctionTok"/>
-        </w:rPr>
-        <w:t xml:space="preserve">in_repository</w:t>
-      </w:r>
-      <w:r>
-        <w:rPr>
-          <w:rStyle w:val="NormalTok"/>
-        </w:rPr>
-        <w:t xml:space="preserve">(</w:t>
-      </w:r>
-      <w:r>
-        <w:rPr>
-          <w:rStyle w:val="AttributeTok"/>
-        </w:rPr>
-        <w:t xml:space="preserve">path =</w:t>
-      </w:r>
-      <w:r>
-        <w:rPr>
-          <w:rStyle w:val="NormalTok"/>
-        </w:rPr>
-        <w:t xml:space="preserve"> </w:t>
-      </w:r>
-      <w:r>
-        <w:rPr>
-          <w:rStyle w:val="StringTok"/>
-        </w:rPr>
-        <w:t xml:space="preserve">"."</w:t>
-      </w:r>
-      <w:r>
-        <w:rPr>
-          <w:rStyle w:val="NormalTok"/>
-        </w:rPr>
-        <w:t xml:space="preserve">)) git2r</w:t>
-      </w:r>
-      <w:r>
-        <w:rPr>
-          <w:rStyle w:val="SpecialCharTok"/>
-        </w:rPr>
-        <w:t xml:space="preserve">::</w:t>
-      </w:r>
-      <w:r>
-        <w:rPr>
-          <w:rStyle w:val="FunctionTok"/>
-        </w:rPr>
-        <w:t xml:space="preserve">repository</w:t>
-      </w:r>
-      <w:r>
-        <w:rPr>
-          <w:rStyle w:val="NormalTok"/>
-        </w:rPr>
-        <w:t xml:space="preserve">(here</w:t>
-      </w:r>
-      <w:r>
-        <w:rPr>
-          <w:rStyle w:val="SpecialCharTok"/>
-        </w:rPr>
-        <w:t xml:space="preserve">::</w:t>
-      </w:r>
-      <w:r>
-        <w:rPr>
-          <w:rStyle w:val="FunctionTok"/>
-        </w:rPr>
-        <w:t xml:space="preserve">here</w:t>
-      </w:r>
-      <w:r>
-        <w:rPr>
-          <w:rStyle w:val="NormalTok"/>
-        </w:rPr>
-        <w:t xml:space="preserve">())  </w:t>
-      </w:r>
-    </w:p>
-    <w:p>
-      <w:pPr>
-        <w:pStyle w:val="SourceCode"/>
-      </w:pPr>
-      <w:r>
-        <w:rPr>
-          <w:rStyle w:val="VerbatimChar"/>
-        </w:rPr>
-        <w:t xml:space="preserve">Local:    main /Users/bmarwick/Downloads/agentic-ai-for-archaeology</w:t>
-      </w:r>
-      <w:r>
-        <w:br/>
-      </w:r>
-      <w:r>
-        <w:rPr>
-          <w:rStyle w:val="VerbatimChar"/>
-        </w:rPr>
-        <w:t xml:space="preserve">Remote:   main @ origin (https://github.com/benmarwick/agenticai.git)</w:t>
-      </w:r>
-      <w:r>
-        <w:br/>
-      </w:r>
-      <w:r>
-        <w:rPr>
-          <w:rStyle w:val="VerbatimChar"/>
-        </w:rPr>
-        <w:t xml:space="preserve">Head:     [0d4b457] 2026-09-24: update figs</w:t>
-      </w:r>
-    </w:p>
-    <w:bookmarkEnd w:id="193"/>
-    <w:bookmarkEnd w:id="194"/>
+    <w:bookmarkEnd w:id="176"/>
     <w:sectPr>
       <w:pgSz w:h="15840" w:w="12240"/>
       <w:pgMar w:bottom="1440" w:footer="720" w:gutter="0" w:header="720" w:left="1440" w:right="1440" w:top="1440"/>

--- a/analysis/paper/paper.docx
+++ b/analysis/paper/paper.docx
@@ -75,7 +75,7 @@
         <w:t xml:space="preserve"> </w:t>
       </w:r>
       <w:r>
-        <w:t xml:space="preserve">25,</w:t>
+        <w:t xml:space="preserve">26,</w:t>
       </w:r>
       <w:r>
         <w:t xml:space="preserve"> </w:t>
@@ -1230,7 +1230,7 @@
         <w:pStyle w:val="FirstParagraph"/>
       </w:pPr>
       <w:r>
-        <w:t xml:space="preserve">Archaeologists who use generative artificial intelligence (AI) to assist with their work face a practical question: how to use these tools in a responsible and productive way? We define artificial intelligence as software that perform tasks associated with human intelligence, including communication, decision-making, and prediction</w:t>
+        <w:t xml:space="preserve">Archaeologists who use generative artificial intelligence (AI) to assist with their work face a practical question: how to use these tools in a responsible and productive way? We define artificial intelligence as software that performs tasks associated with human intelligence, including communication, decision-making, and prediction</w:t>
       </w:r>
       <w:r>
         <w:t xml:space="preserve"> </w:t>
@@ -1373,7 +1373,13 @@
               <w:pStyle w:val="ImageCaption"/>
             </w:pPr>
             <w:r>
-              <w:t xml:space="preserve">Table 1: Web-based chat compared to agentic AI</w:t>
+              <w:t xml:space="preserve">Table 1: Comparison of Web-based chat and agentic AI</w:t>
+            </w:r>
+            <w:r>
+              <w:t xml:space="preserve"> </w:t>
+            </w:r>
+            <w:r>
+              <w:t xml:space="preserve">(Boiko et al. 2023; Guo et al. 2024; Kasneci et al. 2023; M. Bran et al. 2024; Park et al. 2023; Rafiee and Woo 2025; Schick et al. 2023; Wang et al. 2024; Xu et al. 2024)</w:t>
             </w:r>
           </w:p>
           <w:tbl>
@@ -1385,9 +1391,9 @@
               <w:tblLayout w:type="fixed"/>
             </w:tblPr>
             <w:tblGrid>
-              <w:gridCol w:w="1179"/>
-              <w:gridCol w:w="2443"/>
-              <w:gridCol w:w="4297"/>
+              <w:gridCol w:w="1403"/>
+              <w:gridCol w:w="2907"/>
+              <w:gridCol w:w="3609"/>
             </w:tblGrid>
             <w:tr>
               <w:trPr>
@@ -1415,20 +1421,20 @@
                     <w:jc w:val="center"/>
                   </w:pPr>
                   <w:r>
-                    <w:t xml:space="preserve">Web.Based.Chat….Xu_2024…Kasneci_202.</w:t>
-                  </w:r>
-                </w:p>
-              </w:tc>
-              <w:tc>
-                <w:tcPr/>
-                <w:p>
-                  <w:pPr>
-                    <w:pStyle w:val="Compact"/>
-                    <w:jc w:val="left"/>
-                    <w:jc w:val="center"/>
-                  </w:pPr>
-                  <w:r>
-                    <w:t xml:space="preserve">Agentic.AI…Rafiee_2025…Wang_2024…Schick_2023…M_Bran_2024…Boiko_2023…Park_2023…Guo_2024.</w:t>
+                    <w:t xml:space="preserve">Web-Based Chat</w:t>
+                  </w:r>
+                </w:p>
+              </w:tc>
+              <w:tc>
+                <w:tcPr/>
+                <w:p>
+                  <w:pPr>
+                    <w:pStyle w:val="Compact"/>
+                    <w:jc w:val="left"/>
+                    <w:jc w:val="center"/>
+                  </w:pPr>
+                  <w:r>
+                    <w:t xml:space="preserve">Agentic AI</w:t>
                   </w:r>
                 </w:p>
               </w:tc>
@@ -1961,7 +1967,7 @@
               <w:pStyle w:val="ImageCaption"/>
             </w:pPr>
             <w:r>
-              <w:t xml:space="preserve">Table 2: Human in the loop versus human at the helm across eleven dimensions.</w:t>
+              <w:t xml:space="preserve">Table 2: Human in the loop (HITL) versus human at the helm (HATH) across several dimensions important to the research process.</w:t>
             </w:r>
           </w:p>
           <w:tbl>
@@ -2003,20 +2009,20 @@
                     <w:jc w:val="center"/>
                   </w:pPr>
                   <w:r>
-                    <w:t xml:space="preserve">Human.in.the.Loop..HITL.</w:t>
-                  </w:r>
-                </w:p>
-              </w:tc>
-              <w:tc>
-                <w:tcPr/>
-                <w:p>
-                  <w:pPr>
-                    <w:pStyle w:val="Compact"/>
-                    <w:jc w:val="left"/>
-                    <w:jc w:val="center"/>
-                  </w:pPr>
-                  <w:r>
-                    <w:t xml:space="preserve">Human.at.the.Helm</w:t>
+                    <w:t xml:space="preserve">Human in the Loop</w:t>
+                  </w:r>
+                </w:p>
+              </w:tc>
+              <w:tc>
+                <w:tcPr/>
+                <w:p>
+                  <w:pPr>
+                    <w:pStyle w:val="Compact"/>
+                    <w:jc w:val="left"/>
+                    <w:jc w:val="center"/>
+                  </w:pPr>
+                  <w:r>
+                    <w:t xml:space="preserve">Human at the Helm</w:t>
                   </w:r>
                 </w:p>
               </w:tc>
@@ -2540,7 +2546,7 @@
         <w:t xml:space="preserve">(Cooper et al. 2024)</w:t>
       </w:r>
       <w:r>
-        <w:t xml:space="preserve">. You need to be able inspect agent-generated code and explain its relationship to your archaeological question. Learning these fundamentals provides a basis for evaluating the quality and relevance of AI suggestions</w:t>
+        <w:t xml:space="preserve">. You need to be able to inspect agent-generated code and explain its relationship to your archaeological question. Learning these fundamentals provides a basis for evaluating the quality and relevance of AI suggestions</w:t>
       </w:r>
       <w:r>
         <w:t xml:space="preserve"> </w:t>
@@ -2628,7 +2634,7 @@
         <w:pStyle w:val="FirstParagraph"/>
       </w:pPr>
       <w:r>
-        <w:t xml:space="preserve">When we use the tools described in above, it is relatively simple to configure an AI agent so that it can efficiently see all the files in our project and edit them directly. The key tool here is a local harness, this is software you install on your computer that turns a LLM into an agent. The LLM by itself can only generate text, and the harness connects that model to tools, such as reading and editing project files, running shell and R commands, calling MCP servers, and managing the exchange between the model, the tools, and you. The harness enforces permissions, and manages context, runs loops, and presents the interface (</w:t>
+        <w:t xml:space="preserve">When we use the tools described above, it is relatively simple to configure an AI agent so that it can efficiently see all the files in our project and edit them directly. The key tool here is a local harness, this is software you install on your computer that turns a LLM into an agent. The LLM by itself can only generate text, and the harness connects that model to tools, such as reading and editing project files, running shell and R commands, calling MCP servers, and managing the exchange between the model, the tools, and you. The harness enforces permissions, and manages context, runs loops, and presents the interface (</w:t>
       </w:r>
       <w:hyperlink w:anchor="tbl-harness">
         <w:r>
@@ -2681,7 +2687,7 @@
               <w:pStyle w:val="ImageCaption"/>
             </w:pPr>
             <w:r>
-              <w:t xml:space="preserve">Table 3: Four parts of an agent harness and what each one does.</w:t>
+              <w:t xml:space="preserve">Table 3: Key parts of an agent harness and what they do.</w:t>
             </w:r>
           </w:p>
           <w:tbl>
@@ -3134,7 +3140,7 @@
         <w:t xml:space="preserve">(Brown, Aitken, et al. 2026; Nejjar et al. 2025)</w:t>
       </w:r>
       <w:r>
-        <w:t xml:space="preserve">, so it is essential check the files and outputs yourself.</w:t>
+        <w:t xml:space="preserve">, so it is essential to check the files and outputs yourself.</w:t>
       </w:r>
     </w:p>
     <w:p>
@@ -4312,7 +4318,7 @@
         <w:pStyle w:val="BodyText"/>
       </w:pPr>
       <w:r>
-        <w:t xml:space="preserve">As as example of how these additions work, consider what happens if we give our agent the command</w:t>
+        <w:t xml:space="preserve">As an example of how these additions work, consider what happens if we give our agent the command</w:t>
       </w:r>
       <w:r>
         <w:t xml:space="preserve"> </w:t>
@@ -4356,7 +4362,7 @@
         <w:t xml:space="preserve"> </w:t>
       </w:r>
       <w:r>
-        <w:t xml:space="preserve">fetch scholarly papers while verification tools check each citation against publication databases through a reference-verification server. The literature search and verification tools are provided by the refcheck MCP server; they query Crossref and Semantic Scholar. The agent can then write the results of the literature search into your project-level bibtex file or to your Zotero library for reuse across multiple projects. Skills guides the agent but cannot force compliance, so you need to review the completeness and accuracy of results before incorporating them into your work. We recommend multiple iterations of literature search prompts, adjusting the prompt each time to the steer the model to focus on different areas of the literature</w:t>
+        <w:t xml:space="preserve">fetch scholarly papers while verification tools check each citation against publication databases through a reference-verification server. The literature search and verification tools are provided by the refcheck MCP server; they query Crossref and Semantic Scholar. The agent can then write the results of the literature search into your project-level bibtex file or to your Zotero library for reuse across multiple projects. Skills guides the agent but cannot force compliance, so you need to review the completeness and accuracy of results before incorporating them into your work. We recommend multiple iterations of literature search prompts, adjusting the prompt each time to steer the model to focus on different areas of the literature</w:t>
       </w:r>
       <w:r>
         <w:t xml:space="preserve"> </w:t>
@@ -4424,7 +4430,7 @@
         <w:t xml:space="preserve">(Krishna Moorthy et al. 2026)</w:t>
       </w:r>
       <w:r>
-        <w:t xml:space="preserve">, though no single model dominates all extraction tasks, so you should test several model-prompt pairings. Before using machine-coded variables, you should define them in detail, compare a AI-collected sample against human coding, and document errors.</w:t>
+        <w:t xml:space="preserve">, though no single model dominates all extraction tasks, so you should test several model-prompt pairings. Before using machine-coded variables, you should define them in detail, compare an AI-collected sample against human coding, and document errors.</w:t>
       </w:r>
     </w:p>
     <w:p>
@@ -4471,7 +4477,7 @@
         <w:t xml:space="preserve">(Zamfirescu-Pereira et al. 2023)</w:t>
       </w:r>
       <w:r>
-        <w:t xml:space="preserve">. Rich context minimizes ambiguity and helps to aligns the model with your goals.</w:t>
+        <w:t xml:space="preserve">. Rich context minimizes ambiguity and helps to align the model with your goals.</w:t>
       </w:r>
     </w:p>
     <w:p>
@@ -4727,7 +4733,7 @@
         <w:t xml:space="preserve">(Brown, Aitken, et al. 2026)</w:t>
       </w:r>
       <w:r>
-        <w:t xml:space="preserve">. Furthermore, there is some setup up time required to install and configure agentic software, and working with restricted archaeological data requires local-only, non-remote configurations that requires some expertise. Unskilled use of AI can result in it generating plans for analyses that statistically invalid or have low statistical power</w:t>
+        <w:t xml:space="preserve">. Furthermore, there is some setup time required to install and configure agentic software, and working with restricted archaeological data requires local-only, non-remote configurations that require some expertise. Unskilled use of AI can result in it generating plans for analyses that are statistically invalid or have low statistical power</w:t>
       </w:r>
       <w:r>
         <w:t xml:space="preserve"> </w:t>
@@ -4836,7 +4842,7 @@
         <w:t xml:space="preserve">(Bertran et al. 2026)</w:t>
       </w:r>
       <w:r>
-        <w:t xml:space="preserve">. The workflow presented here points toward a future of more credible and defensible research in which archaeologists combine open source software, coput tools, skills, and MCP servers to turn AI from an opaque oracle into an auditable research assistant, while protecting data sovereignty and keeping plans, code, sources, and final decisions under researcher control.</w:t>
+        <w:t xml:space="preserve">. The workflow presented here points toward a future of more credible and defensible research in which archaeologists combine open source software, tools, skills, and MCP servers to turn AI from an opaque oracle into an auditable research assistant, while protecting data sovereignty and keeping plans, code, sources, and final decisions under researcher control.</w:t>
       </w:r>
     </w:p>
     <w:bookmarkEnd w:id="37"/>
@@ -4912,7 +4918,7 @@
       </w:r>
     </w:p>
     <w:bookmarkEnd w:id="41"/>
-    <w:bookmarkStart w:id="176" w:name="references"/>
+    <w:bookmarkStart w:id="194" w:name="references"/>
     <w:p>
       <w:pPr>
         <w:pStyle w:val="Heading1"/>
@@ -4921,7 +4927,7 @@
         <w:t xml:space="preserve">References</w:t>
       </w:r>
     </w:p>
-    <w:bookmarkStart w:id="174" w:name="refs"/>
+    <w:bookmarkStart w:id="192" w:name="refs"/>
     <w:bookmarkStart w:id="43" w:name="ref-Abramson2026"/>
     <w:p>
       <w:pPr>
@@ -5221,13 +5227,22 @@
       </w:r>
     </w:p>
     <w:bookmarkEnd w:id="51"/>
-    <w:bookmarkStart w:id="53" w:name="ref-Bridgeford2026"/>
+    <w:bookmarkStart w:id="53" w:name="ref-Boiko2023"/>
     <w:p>
       <w:pPr>
         <w:pStyle w:val="Bibliography"/>
       </w:pPr>
       <w:r>
-        <w:t xml:space="preserve">Bridgeford, Eric W., Iain Campbell, Zijao Chen, Zhicheng Lin, Harrison Ritz, Joachim Vandekerckhove, and Russell A. Poldrack. 2026. Twelve Quick Tips for AI-Assisted Coding in Science.</w:t>
+        <w:t xml:space="preserve">Boiko, Daniil A., Robert MacKnight, Ben Kline, and Gabe Gomes. 2023.</w:t>
+      </w:r>
+      <w:r>
+        <w:t xml:space="preserve"> </w:t>
+      </w:r>
+      <w:r>
+        <w:t xml:space="preserve">Autonomous Chemical Research With Large Language Models</w:t>
+      </w:r>
+      <w:r>
+        <w:t xml:space="preserve">.</w:t>
       </w:r>
       <w:r>
         <w:t xml:space="preserve"> </w:t>
@@ -5237,13 +5252,13 @@
           <w:iCs/>
           <w:i/>
         </w:rPr>
-        <w:t xml:space="preserve">PLOS Computational Biology</w:t>
-      </w:r>
-      <w:r>
-        <w:t xml:space="preserve"> </w:t>
-      </w:r>
-      <w:r>
-        <w:t xml:space="preserve">22(7):e1014428.</w:t>
+        <w:t xml:space="preserve">Nature</w:t>
+      </w:r>
+      <w:r>
+        <w:t xml:space="preserve"> </w:t>
+      </w:r>
+      <w:r>
+        <w:t xml:space="preserve">624(7992):570–578.</w:t>
       </w:r>
       <w:r>
         <w:t xml:space="preserve"> </w:t>
@@ -5253,7 +5268,7 @@
           <w:rPr>
             <w:rStyle w:val="Hyperlink"/>
           </w:rPr>
-          <w:t xml:space="preserve">https://doi.org/10.1371/journal.pcbi.1014428</w:t>
+          <w:t xml:space="preserve">https://doi.org/10.1038/s41586-023-06792-0</w:t>
         </w:r>
       </w:hyperlink>
       <w:r>
@@ -5261,49 +5276,13 @@
       </w:r>
     </w:p>
     <w:bookmarkEnd w:id="53"/>
-    <w:bookmarkStart w:id="55" w:name="ref-Brown2026book"/>
+    <w:bookmarkStart w:id="55" w:name="ref-Bridgeford2026"/>
     <w:p>
       <w:pPr>
         <w:pStyle w:val="Bibliography"/>
       </w:pPr>
       <w:r>
-        <w:t xml:space="preserve">Brown, Christopher J. 2026.</w:t>
-      </w:r>
-      <w:r>
-        <w:t xml:space="preserve"> </w:t>
-      </w:r>
-      <w:r>
-        <w:t xml:space="preserve">AI</w:t>
-      </w:r>
-      <w:r>
-        <w:t xml:space="preserve"> </w:t>
-      </w:r>
-      <w:r>
-        <w:t xml:space="preserve">Assistants for Scientific Coding.</w:t>
-      </w:r>
-      <w:r>
-        <w:t xml:space="preserve"> </w:t>
-      </w:r>
-      <w:hyperlink r:id="rId54">
-        <w:r>
-          <w:rPr>
-            <w:rStyle w:val="Hyperlink"/>
-          </w:rPr>
-          <w:t xml:space="preserve">https://www.seascapemodels.org/AI-assistants-for-scientific-coding/</w:t>
-        </w:r>
-      </w:hyperlink>
-      <w:r>
-        <w:t xml:space="preserve">, accessed September 18, 2026.</w:t>
-      </w:r>
-    </w:p>
-    <w:bookmarkEnd w:id="55"/>
-    <w:bookmarkStart w:id="57" w:name="ref-Brown2026a"/>
-    <w:p>
-      <w:pPr>
-        <w:pStyle w:val="Bibliography"/>
-      </w:pPr>
-      <w:r>
-        <w:t xml:space="preserve">Brown, Christopher J., Leigha R. Aitken, Richard Takyi, and Alexandre Tisseaux-Navarro. 2026. Automating Ecological and Fisheries Modelling with Agentic AI.</w:t>
+        <w:t xml:space="preserve">Bridgeford, Eric W., Iain Campbell, Zijao Chen, Zhicheng Lin, Harrison Ritz, Joachim Vandekerckhove, and Russell A. Poldrack. 2026. Twelve Quick Tips for AI-Assisted Coding in Science.</w:t>
       </w:r>
       <w:r>
         <w:t xml:space="preserve"> </w:t>
@@ -5313,13 +5292,49 @@
           <w:iCs/>
           <w:i/>
         </w:rPr>
-        <w:t xml:space="preserve">Fish and Fisheries</w:t>
-      </w:r>
-      <w:r>
-        <w:t xml:space="preserve"> </w:t>
-      </w:r>
-      <w:r>
-        <w:t xml:space="preserve">27(3):726–739.</w:t>
+        <w:t xml:space="preserve">PLOS Computational Biology</w:t>
+      </w:r>
+      <w:r>
+        <w:t xml:space="preserve"> </w:t>
+      </w:r>
+      <w:r>
+        <w:t xml:space="preserve">22(7):e1014428.</w:t>
+      </w:r>
+      <w:r>
+        <w:t xml:space="preserve"> </w:t>
+      </w:r>
+      <w:hyperlink r:id="rId54">
+        <w:r>
+          <w:rPr>
+            <w:rStyle w:val="Hyperlink"/>
+          </w:rPr>
+          <w:t xml:space="preserve">https://doi.org/10.1371/journal.pcbi.1014428</w:t>
+        </w:r>
+      </w:hyperlink>
+      <w:r>
+        <w:t xml:space="preserve">.</w:t>
+      </w:r>
+    </w:p>
+    <w:bookmarkEnd w:id="55"/>
+    <w:bookmarkStart w:id="57" w:name="ref-Brown2026book"/>
+    <w:p>
+      <w:pPr>
+        <w:pStyle w:val="Bibliography"/>
+      </w:pPr>
+      <w:r>
+        <w:t xml:space="preserve">Brown, Christopher J. 2026.</w:t>
+      </w:r>
+      <w:r>
+        <w:t xml:space="preserve"> </w:t>
+      </w:r>
+      <w:r>
+        <w:t xml:space="preserve">AI</w:t>
+      </w:r>
+      <w:r>
+        <w:t xml:space="preserve"> </w:t>
+      </w:r>
+      <w:r>
+        <w:t xml:space="preserve">Assistants for Scientific Coding.</w:t>
       </w:r>
       <w:r>
         <w:t xml:space="preserve"> </w:t>
@@ -5329,21 +5344,21 @@
           <w:rPr>
             <w:rStyle w:val="Hyperlink"/>
           </w:rPr>
-          <w:t xml:space="preserve">https://doi.org/10.1111/faf.70079</w:t>
+          <w:t xml:space="preserve">https://www.seascapemodels.org/AI-assistants-for-scientific-coding/</w:t>
         </w:r>
       </w:hyperlink>
       <w:r>
-        <w:t xml:space="preserve">.</w:t>
+        <w:t xml:space="preserve">, accessed September 18, 2026.</w:t>
       </w:r>
     </w:p>
     <w:bookmarkEnd w:id="57"/>
-    <w:bookmarkStart w:id="59" w:name="ref-Brown2026b"/>
+    <w:bookmarkStart w:id="59" w:name="ref-Brown2026a"/>
     <w:p>
       <w:pPr>
         <w:pStyle w:val="Bibliography"/>
       </w:pPr>
       <w:r>
-        <w:t xml:space="preserve">Brown, Christopher J., and Scott Spillias. 2026. Prompting Large Language Models for Quality Ecological Statistics.</w:t>
+        <w:t xml:space="preserve">Brown, Christopher J., Leigha R. Aitken, Richard Takyi, and Alexandre Tisseaux-Navarro. 2026. Automating Ecological and Fisheries Modelling with Agentic AI.</w:t>
       </w:r>
       <w:r>
         <w:t xml:space="preserve"> </w:t>
@@ -5353,13 +5368,13 @@
           <w:iCs/>
           <w:i/>
         </w:rPr>
-        <w:t xml:space="preserve">Methods in Ecology and Evolution</w:t>
-      </w:r>
-      <w:r>
-        <w:t xml:space="preserve"> </w:t>
-      </w:r>
-      <w:r>
-        <w:t xml:space="preserve">17(4):1012–1021.</w:t>
+        <w:t xml:space="preserve">Fish and Fisheries</w:t>
+      </w:r>
+      <w:r>
+        <w:t xml:space="preserve"> </w:t>
+      </w:r>
+      <w:r>
+        <w:t xml:space="preserve">27(3):726–739.</w:t>
       </w:r>
       <w:r>
         <w:t xml:space="preserve"> </w:t>
@@ -5369,7 +5384,7 @@
           <w:rPr>
             <w:rStyle w:val="Hyperlink"/>
           </w:rPr>
-          <w:t xml:space="preserve">https://doi.org/10.1111/2041-210x.70267</w:t>
+          <w:t xml:space="preserve">https://doi.org/10.1111/faf.70079</w:t>
         </w:r>
       </w:hyperlink>
       <w:r>
@@ -5377,46 +5392,13 @@
       </w:r>
     </w:p>
     <w:bookmarkEnd w:id="59"/>
-    <w:bookmarkStart w:id="61" w:name="ref-Brown2026local"/>
+    <w:bookmarkStart w:id="61" w:name="ref-Brown2026b"/>
     <w:p>
       <w:pPr>
         <w:pStyle w:val="Bibliography"/>
       </w:pPr>
       <w:r>
-        <w:t xml:space="preserve">Brown, Christopher J., Scott Spillias, Carla Sbrocchi, and Luis D. Verde Arregoitia. 2026.</w:t>
-      </w:r>
-      <w:r>
-        <w:t xml:space="preserve"> </w:t>
-      </w:r>
-      <w:r>
-        <w:t xml:space="preserve">Running Local Large Language Models: Not as Difficult as You Might Think</w:t>
-      </w:r>
-      <w:r>
-        <w:t xml:space="preserve">. Vita ex machina.</w:t>
-      </w:r>
-      <w:r>
-        <w:t xml:space="preserve"> </w:t>
-      </w:r>
-      <w:hyperlink r:id="rId60">
-        <w:r>
-          <w:rPr>
-            <w:rStyle w:val="Hyperlink"/>
-          </w:rPr>
-          <w:t xml:space="preserve">https://vitaexmachina.substack.com/p/running-local-large-language-models</w:t>
-        </w:r>
-      </w:hyperlink>
-      <w:r>
-        <w:t xml:space="preserve">, accessed September 18, 2026.</w:t>
-      </w:r>
-    </w:p>
-    <w:bookmarkEnd w:id="61"/>
-    <w:bookmarkStart w:id="63" w:name="ref-Campbell2024"/>
-    <w:p>
-      <w:pPr>
-        <w:pStyle w:val="Bibliography"/>
-      </w:pPr>
-      <w:r>
-        <w:t xml:space="preserve">Campbell, Heather, Thomas Bluck, Ella Curry, Derrick Harris, Billie Pike, and Bethany Wright. 2024. Should We Still Teach or Learn Coding? A Postgraduate Student Perspective on the Use of Large Language Models for Coding in Ecology and Evolution.</w:t>
+        <w:t xml:space="preserve">Brown, Christopher J., and Scott Spillias. 2026. Prompting Large Language Models for Quality Ecological Statistics.</w:t>
       </w:r>
       <w:r>
         <w:t xml:space="preserve"> </w:t>
@@ -5432,7 +5414,40 @@
         <w:t xml:space="preserve"> </w:t>
       </w:r>
       <w:r>
-        <w:t xml:space="preserve">15(10):1767–1770.</w:t>
+        <w:t xml:space="preserve">17(4):1012–1021.</w:t>
+      </w:r>
+      <w:r>
+        <w:t xml:space="preserve"> </w:t>
+      </w:r>
+      <w:hyperlink r:id="rId60">
+        <w:r>
+          <w:rPr>
+            <w:rStyle w:val="Hyperlink"/>
+          </w:rPr>
+          <w:t xml:space="preserve">https://doi.org/10.1111/2041-210x.70267</w:t>
+        </w:r>
+      </w:hyperlink>
+      <w:r>
+        <w:t xml:space="preserve">.</w:t>
+      </w:r>
+    </w:p>
+    <w:bookmarkEnd w:id="61"/>
+    <w:bookmarkStart w:id="63" w:name="ref-Brown2026local"/>
+    <w:p>
+      <w:pPr>
+        <w:pStyle w:val="Bibliography"/>
+      </w:pPr>
+      <w:r>
+        <w:t xml:space="preserve">Brown, Christopher J., Scott Spillias, Carla Sbrocchi, and Luis D. Verde Arregoitia. 2026.</w:t>
+      </w:r>
+      <w:r>
+        <w:t xml:space="preserve"> </w:t>
+      </w:r>
+      <w:r>
+        <w:t xml:space="preserve">Running Local Large Language Models: Not as Difficult as You Might Think</w:t>
+      </w:r>
+      <w:r>
+        <w:t xml:space="preserve">. Vita ex machina.</w:t>
       </w:r>
       <w:r>
         <w:t xml:space="preserve"> </w:t>
@@ -5442,21 +5457,21 @@
           <w:rPr>
             <w:rStyle w:val="Hyperlink"/>
           </w:rPr>
-          <w:t xml:space="preserve">https://doi.org/10.1111/2041-210X.14396</w:t>
+          <w:t xml:space="preserve">https://vitaexmachina.substack.com/p/running-local-large-language-models</w:t>
         </w:r>
       </w:hyperlink>
       <w:r>
-        <w:t xml:space="preserve">.</w:t>
+        <w:t xml:space="preserve">, accessed September 18, 2026.</w:t>
       </w:r>
     </w:p>
     <w:bookmarkEnd w:id="63"/>
-    <w:bookmarkStart w:id="65" w:name="ref-CardarelliRagno2026"/>
+    <w:bookmarkStart w:id="65" w:name="ref-Campbell2024"/>
     <w:p>
       <w:pPr>
         <w:pStyle w:val="Bibliography"/>
       </w:pPr>
       <w:r>
-        <w:t xml:space="preserve">Cardarelli, Lorenzo, and Roberto Ragno. 2026. (Whose Defaults?) Is Artificial Intelligence Reorienting Archaeological Methods?</w:t>
+        <w:t xml:space="preserve">Campbell, Heather, Thomas Bluck, Ella Curry, Derrick Harris, Billie Pike, and Bethany Wright. 2024. Should We Still Teach or Learn Coding? A Postgraduate Student Perspective on the Use of Large Language Models for Coding in Ecology and Evolution.</w:t>
       </w:r>
       <w:r>
         <w:t xml:space="preserve"> </w:t>
@@ -5466,34 +5481,37 @@
           <w:iCs/>
           <w:i/>
         </w:rPr>
-        <w:t xml:space="preserve">arXiv Preprint arXiv:2609.11198</w:t>
-      </w:r>
+        <w:t xml:space="preserve">Methods in Ecology and Evolution</w:t>
+      </w:r>
+      <w:r>
+        <w:t xml:space="preserve"> </w:t>
+      </w:r>
+      <w:r>
+        <w:t xml:space="preserve">15(10):1767–1770.</w:t>
+      </w:r>
+      <w:r>
+        <w:t xml:space="preserve"> </w:t>
+      </w:r>
+      <w:hyperlink r:id="rId64">
+        <w:r>
+          <w:rPr>
+            <w:rStyle w:val="Hyperlink"/>
+          </w:rPr>
+          <w:t xml:space="preserve">https://doi.org/10.1111/2041-210X.14396</w:t>
+        </w:r>
+      </w:hyperlink>
       <w:r>
         <w:t xml:space="preserve">.</w:t>
       </w:r>
-      <w:r>
-        <w:t xml:space="preserve"> </w:t>
-      </w:r>
-      <w:hyperlink r:id="rId64">
-        <w:r>
-          <w:rPr>
-            <w:rStyle w:val="Hyperlink"/>
-          </w:rPr>
-          <w:t xml:space="preserve">https://doi.org/10.48550/arXiv.2609.11198</w:t>
-        </w:r>
-      </w:hyperlink>
-      <w:r>
-        <w:t xml:space="preserve">.</w:t>
-      </w:r>
     </w:p>
     <w:bookmarkEnd w:id="65"/>
-    <w:bookmarkStart w:id="67" w:name="ref-Chen2023"/>
+    <w:bookmarkStart w:id="67" w:name="ref-CardarelliRagno2026"/>
     <w:p>
       <w:pPr>
         <w:pStyle w:val="Bibliography"/>
       </w:pPr>
       <w:r>
-        <w:t xml:space="preserve">Chen, Xinyun, Maxwell Lin, Nathanael Schärli, and Denny Zhou. 2023. Teaching Large Language Models to Self-Debug.</w:t>
+        <w:t xml:space="preserve">Cardarelli, Lorenzo, and Roberto Ragno. 2026. (Whose Defaults?) Is Artificial Intelligence Reorienting Archaeological Methods?</w:t>
       </w:r>
       <w:r>
         <w:t xml:space="preserve"> </w:t>
@@ -5503,7 +5521,7 @@
           <w:iCs/>
           <w:i/>
         </w:rPr>
-        <w:t xml:space="preserve">International Conference on Learning Representations</w:t>
+        <w:t xml:space="preserve">arXiv Preprint arXiv:2609.11198</w:t>
       </w:r>
       <w:r>
         <w:t xml:space="preserve">.</w:t>
@@ -5516,7 +5534,7 @@
           <w:rPr>
             <w:rStyle w:val="Hyperlink"/>
           </w:rPr>
-          <w:t xml:space="preserve">https://doi.org/10.48550/arXiv.2304.05128</w:t>
+          <w:t xml:space="preserve">https://doi.org/10.48550/arXiv.2609.11198</w:t>
         </w:r>
       </w:hyperlink>
       <w:r>
@@ -5524,70 +5542,13 @@
       </w:r>
     </w:p>
     <w:bookmarkEnd w:id="67"/>
-    <w:bookmarkStart w:id="69" w:name="ref-Codreanu2026"/>
+    <w:bookmarkStart w:id="69" w:name="ref-Chen2023"/>
     <w:p>
       <w:pPr>
         <w:pStyle w:val="Bibliography"/>
       </w:pPr>
       <w:r>
-        <w:t xml:space="preserve">Codreanu, Mihai, Alex Imas, Juan Mateos-Garcia, Evalyne Muiruri, Ana Trišović, Scott Strand, Arthur Turrell, et al. 2026.</w:t>
-      </w:r>
-      <w:r>
-        <w:t xml:space="preserve"> </w:t>
-      </w:r>
-      <w:r>
-        <w:t xml:space="preserve">AI</w:t>
-      </w:r>
-      <w:r>
-        <w:t xml:space="preserve"> </w:t>
-      </w:r>
-      <w:r>
-        <w:t xml:space="preserve">in</w:t>
-      </w:r>
-      <w:r>
-        <w:t xml:space="preserve"> </w:t>
-      </w:r>
-      <w:r>
-        <w:t xml:space="preserve">Science:</w:t>
-      </w:r>
-      <w:r>
-        <w:t xml:space="preserve"> </w:t>
-      </w:r>
-      <w:r>
-        <w:t xml:space="preserve">Early</w:t>
-      </w:r>
-      <w:r>
-        <w:t xml:space="preserve"> </w:t>
-      </w:r>
-      <w:r>
-        <w:t xml:space="preserve">Insights</w:t>
-      </w:r>
-      <w:r>
-        <w:t xml:space="preserve">.</w:t>
-      </w:r>
-      <w:r>
-        <w:t xml:space="preserve"> </w:t>
-      </w:r>
-      <w:hyperlink r:id="rId68">
-        <w:r>
-          <w:rPr>
-            <w:rStyle w:val="Hyperlink"/>
-          </w:rPr>
-          <w:t xml:space="preserve">https://ai.google/static/documents/AI-in-Science.pdf</w:t>
-        </w:r>
-      </w:hyperlink>
-      <w:r>
-        <w:t xml:space="preserve">, accessed September 16, 2026.</w:t>
-      </w:r>
-    </w:p>
-    <w:bookmarkEnd w:id="69"/>
-    <w:bookmarkStart w:id="71" w:name="ref-Cooper2024"/>
-    <w:p>
-      <w:pPr>
-        <w:pStyle w:val="Bibliography"/>
-      </w:pPr>
-      <w:r>
-        <w:t xml:space="preserve">Cooper, Natalie, Adam T. Clark, Nicolas Lecomte, Huijie Qiao, and Aaron M. Ellison. 2024. Harnessing Large Language Models for Coding, Teaching and Inclusion to Empower Research in Ecology and Evolution.</w:t>
+        <w:t xml:space="preserve">Chen, Xinyun, Maxwell Lin, Nathanael Schärli, and Denny Zhou. 2023. Teaching Large Language Models to Self-Debug.</w:t>
       </w:r>
       <w:r>
         <w:t xml:space="preserve"> </w:t>
@@ -5597,13 +5558,67 @@
           <w:iCs/>
           <w:i/>
         </w:rPr>
-        <w:t xml:space="preserve">Methods in Ecology and Evolution</w:t>
-      </w:r>
-      <w:r>
-        <w:t xml:space="preserve"> </w:t>
-      </w:r>
-      <w:r>
-        <w:t xml:space="preserve">15(10):1757–1763.</w:t>
+        <w:t xml:space="preserve">International Conference on Learning Representations</w:t>
+      </w:r>
+      <w:r>
+        <w:t xml:space="preserve">.</w:t>
+      </w:r>
+      <w:r>
+        <w:t xml:space="preserve"> </w:t>
+      </w:r>
+      <w:hyperlink r:id="rId68">
+        <w:r>
+          <w:rPr>
+            <w:rStyle w:val="Hyperlink"/>
+          </w:rPr>
+          <w:t xml:space="preserve">https://doi.org/10.48550/arXiv.2304.05128</w:t>
+        </w:r>
+      </w:hyperlink>
+      <w:r>
+        <w:t xml:space="preserve">.</w:t>
+      </w:r>
+    </w:p>
+    <w:bookmarkEnd w:id="69"/>
+    <w:bookmarkStart w:id="71" w:name="ref-Codreanu2026"/>
+    <w:p>
+      <w:pPr>
+        <w:pStyle w:val="Bibliography"/>
+      </w:pPr>
+      <w:r>
+        <w:t xml:space="preserve">Codreanu, Mihai, Alex Imas, Juan Mateos-Garcia, Evalyne Muiruri, Ana Trišović, Scott Strand, Arthur Turrell, et al. 2026.</w:t>
+      </w:r>
+      <w:r>
+        <w:t xml:space="preserve"> </w:t>
+      </w:r>
+      <w:r>
+        <w:t xml:space="preserve">AI</w:t>
+      </w:r>
+      <w:r>
+        <w:t xml:space="preserve"> </w:t>
+      </w:r>
+      <w:r>
+        <w:t xml:space="preserve">in</w:t>
+      </w:r>
+      <w:r>
+        <w:t xml:space="preserve"> </w:t>
+      </w:r>
+      <w:r>
+        <w:t xml:space="preserve">Science:</w:t>
+      </w:r>
+      <w:r>
+        <w:t xml:space="preserve"> </w:t>
+      </w:r>
+      <w:r>
+        <w:t xml:space="preserve">Early</w:t>
+      </w:r>
+      <w:r>
+        <w:t xml:space="preserve"> </w:t>
+      </w:r>
+      <w:r>
+        <w:t xml:space="preserve">Insights</w:t>
+      </w:r>
+      <w:r>
+        <w:t xml:space="preserve">.</w:t>
       </w:r>
       <w:r>
         <w:t xml:space="preserve"> </w:t>
@@ -5613,21 +5628,21 @@
           <w:rPr>
             <w:rStyle w:val="Hyperlink"/>
           </w:rPr>
-          <w:t xml:space="preserve">https://doi.org/10.1111/2041-210X.14325</w:t>
+          <w:t xml:space="preserve">https://ai.google/static/documents/AI-in-Science.pdf</w:t>
         </w:r>
       </w:hyperlink>
       <w:r>
-        <w:t xml:space="preserve">.</w:t>
+        <w:t xml:space="preserve">, accessed September 16, 2026.</w:t>
       </w:r>
     </w:p>
     <w:bookmarkEnd w:id="71"/>
-    <w:bookmarkStart w:id="73" w:name="ref-Cootsona_Castillo_Sunseri_2026"/>
+    <w:bookmarkStart w:id="73" w:name="ref-Cooper2024"/>
     <w:p>
       <w:pPr>
         <w:pStyle w:val="Bibliography"/>
       </w:pPr>
       <w:r>
-        <w:t xml:space="preserve">Cootsona, Melanie G., Mario Alberto Castillo, and Jun Sunseri. 2026. Navigating the AI Revolution in the Era of Community-Accountable Archaeological Praxis.</w:t>
+        <w:t xml:space="preserve">Cooper, Natalie, Adam T. Clark, Nicolas Lecomte, Huijie Qiao, and Aaron M. Ellison. 2024. Harnessing Large Language Models for Coding, Teaching and Inclusion to Empower Research in Ecology and Evolution.</w:t>
       </w:r>
       <w:r>
         <w:t xml:space="preserve"> </w:t>
@@ -5637,10 +5652,13 @@
           <w:iCs/>
           <w:i/>
         </w:rPr>
-        <w:t xml:space="preserve">Advances in Archaeological Practice</w:t>
-      </w:r>
-      <w:r>
-        <w:t xml:space="preserve">:1–16.</w:t>
+        <w:t xml:space="preserve">Methods in Ecology and Evolution</w:t>
+      </w:r>
+      <w:r>
+        <w:t xml:space="preserve"> </w:t>
+      </w:r>
+      <w:r>
+        <w:t xml:space="preserve">15(10):1757–1763.</w:t>
       </w:r>
       <w:r>
         <w:t xml:space="preserve"> </w:t>
@@ -5650,7 +5668,7 @@
           <w:rPr>
             <w:rStyle w:val="Hyperlink"/>
           </w:rPr>
-          <w:t xml:space="preserve">https://doi.org/10.1017/aap.2026.10173</w:t>
+          <w:t xml:space="preserve">https://doi.org/10.1111/2041-210X.14325</w:t>
         </w:r>
       </w:hyperlink>
       <w:r>
@@ -5658,13 +5676,13 @@
       </w:r>
     </w:p>
     <w:bookmarkEnd w:id="73"/>
-    <w:bookmarkStart w:id="75" w:name="ref-DellAcqua2026"/>
+    <w:bookmarkStart w:id="75" w:name="ref-CootsonaCastilloSunseri2026"/>
     <w:p>
       <w:pPr>
         <w:pStyle w:val="Bibliography"/>
       </w:pPr>
       <w:r>
-        <w:t xml:space="preserve">Dell’Acqua, Fabrizio, Edward McFowland, Ethan Mollick, Hila Lifshitz, Katherine C. Kellogg, Saran Rajendran, Lisa Krayer, François Candelon, and Karim R. Lakhani. 2026. Navigating the Jagged Technological Frontier: Field Experimental Evidence of the Effects of Artificial Intelligence on Knowledge Worker Productivity and Quality.</w:t>
+        <w:t xml:space="preserve">Cootsona, Melanie G., Mario Alberto Castillo, and Jun Sunseri. 2026. Navigating the AI Revolution in the Era of Community-Accountable Archaeological Praxis.</w:t>
       </w:r>
       <w:r>
         <w:t xml:space="preserve"> </w:t>
@@ -5674,13 +5692,10 @@
           <w:iCs/>
           <w:i/>
         </w:rPr>
-        <w:t xml:space="preserve">Organization Science</w:t>
-      </w:r>
-      <w:r>
-        <w:t xml:space="preserve"> </w:t>
-      </w:r>
-      <w:r>
-        <w:t xml:space="preserve">37(2):403–423.</w:t>
+        <w:t xml:space="preserve">Advances in Archaeological Practice</w:t>
+      </w:r>
+      <w:r>
+        <w:t xml:space="preserve">:1–16.</w:t>
       </w:r>
       <w:r>
         <w:t xml:space="preserve"> </w:t>
@@ -5690,7 +5705,7 @@
           <w:rPr>
             <w:rStyle w:val="Hyperlink"/>
           </w:rPr>
-          <w:t xml:space="preserve">https://doi.org/10.1287/orsc.2025.21838</w:t>
+          <w:t xml:space="preserve">https://doi.org/10.1017/aap.2026.10173</w:t>
         </w:r>
       </w:hyperlink>
       <w:r>
@@ -5698,13 +5713,13 @@
       </w:r>
     </w:p>
     <w:bookmarkEnd w:id="75"/>
-    <w:bookmarkStart w:id="77" w:name="ref-Dyck2026"/>
+    <w:bookmarkStart w:id="77" w:name="ref-DellAcqua2026"/>
     <w:p>
       <w:pPr>
         <w:pStyle w:val="Bibliography"/>
       </w:pPr>
       <w:r>
-        <w:t xml:space="preserve">Dyck, Marissa A. 2026. A Letter to a Young Data Analyst: Learning Before Leaning on AI.</w:t>
+        <w:t xml:space="preserve">Dell’Acqua, Fabrizio, Edward McFowland, Ethan Mollick, Hila Lifshitz, Katherine C. Kellogg, Saran Rajendran, Lisa Krayer, François Candelon, and Karim R. Lakhani. 2026. Navigating the Jagged Technological Frontier: Field Experimental Evidence of the Effects of Artificial Intelligence on Knowledge Worker Productivity and Quality.</w:t>
       </w:r>
       <w:r>
         <w:t xml:space="preserve"> </w:t>
@@ -5714,13 +5729,13 @@
           <w:iCs/>
           <w:i/>
         </w:rPr>
-        <w:t xml:space="preserve">Journal of Mammalogy</w:t>
-      </w:r>
-      <w:r>
-        <w:t xml:space="preserve"> </w:t>
-      </w:r>
-      <w:r>
-        <w:t xml:space="preserve">107(1):210–211.</w:t>
+        <w:t xml:space="preserve">Organization Science</w:t>
+      </w:r>
+      <w:r>
+        <w:t xml:space="preserve"> </w:t>
+      </w:r>
+      <w:r>
+        <w:t xml:space="preserve">37(2):403–423.</w:t>
       </w:r>
       <w:r>
         <w:t xml:space="preserve"> </w:t>
@@ -5730,7 +5745,7 @@
           <w:rPr>
             <w:rStyle w:val="Hyperlink"/>
           </w:rPr>
-          <w:t xml:space="preserve">https://doi.org/10.1093/jmammal/gyaf082</w:t>
+          <w:t xml:space="preserve">https://doi.org/10.1287/orsc.2025.21838</w:t>
         </w:r>
       </w:hyperlink>
       <w:r>
@@ -5738,22 +5753,13 @@
       </w:r>
     </w:p>
     <w:bookmarkEnd w:id="77"/>
-    <w:bookmarkStart w:id="79" w:name="ref-Feuerriegel2024"/>
+    <w:bookmarkStart w:id="79" w:name="ref-Dyck2026"/>
     <w:p>
       <w:pPr>
         <w:pStyle w:val="Bibliography"/>
       </w:pPr>
       <w:r>
-        <w:t xml:space="preserve">Feuerriegel, Stefan, Jochen Hartmann, Christian Janiesch, and Patrick Zschech. 2024.</w:t>
-      </w:r>
-      <w:r>
-        <w:t xml:space="preserve"> </w:t>
-      </w:r>
-      <w:r>
-        <w:t xml:space="preserve">Generative AI</w:t>
-      </w:r>
-      <w:r>
-        <w:t xml:space="preserve">.</w:t>
+        <w:t xml:space="preserve">Dyck, Marissa A. 2026. A Letter to a Young Data Analyst: Learning Before Leaning on AI.</w:t>
       </w:r>
       <w:r>
         <w:t xml:space="preserve"> </w:t>
@@ -5763,13 +5769,13 @@
           <w:iCs/>
           <w:i/>
         </w:rPr>
-        <w:t xml:space="preserve">Business &amp; Information Systems Engineering</w:t>
-      </w:r>
-      <w:r>
-        <w:t xml:space="preserve"> </w:t>
-      </w:r>
-      <w:r>
-        <w:t xml:space="preserve">66(1):111–126.</w:t>
+        <w:t xml:space="preserve">Journal of Mammalogy</w:t>
+      </w:r>
+      <w:r>
+        <w:t xml:space="preserve"> </w:t>
+      </w:r>
+      <w:r>
+        <w:t xml:space="preserve">107(1):210–211.</w:t>
       </w:r>
       <w:r>
         <w:t xml:space="preserve"> </w:t>
@@ -5779,7 +5785,7 @@
           <w:rPr>
             <w:rStyle w:val="Hyperlink"/>
           </w:rPr>
-          <w:t xml:space="preserve">https://doi.org/10.1007/s12599-023-00834-7</w:t>
+          <w:t xml:space="preserve">https://doi.org/10.1093/jmammal/gyaf082</w:t>
         </w:r>
       </w:hyperlink>
       <w:r>
@@ -5787,13 +5793,22 @@
       </w:r>
     </w:p>
     <w:bookmarkEnd w:id="79"/>
-    <w:bookmarkStart w:id="81" w:name="ref-Gattiglia2025"/>
+    <w:bookmarkStart w:id="81" w:name="ref-Feuerriegel2024"/>
     <w:p>
       <w:pPr>
         <w:pStyle w:val="Bibliography"/>
       </w:pPr>
       <w:r>
-        <w:t xml:space="preserve">Gattiglia, Gabriele. 2025. Managing Artificial Intelligence in Archeology: An Overview.</w:t>
+        <w:t xml:space="preserve">Feuerriegel, Stefan, Jochen Hartmann, Christian Janiesch, and Patrick Zschech. 2024.</w:t>
+      </w:r>
+      <w:r>
+        <w:t xml:space="preserve"> </w:t>
+      </w:r>
+      <w:r>
+        <w:t xml:space="preserve">Generative AI</w:t>
+      </w:r>
+      <w:r>
+        <w:t xml:space="preserve">.</w:t>
       </w:r>
       <w:r>
         <w:t xml:space="preserve"> </w:t>
@@ -5803,13 +5818,13 @@
           <w:iCs/>
           <w:i/>
         </w:rPr>
-        <w:t xml:space="preserve">Journal of Cultural Heritage</w:t>
-      </w:r>
-      <w:r>
-        <w:t xml:space="preserve"> </w:t>
-      </w:r>
-      <w:r>
-        <w:t xml:space="preserve">71:225–233.</w:t>
+        <w:t xml:space="preserve">Business &amp; Information Systems Engineering</w:t>
+      </w:r>
+      <w:r>
+        <w:t xml:space="preserve"> </w:t>
+      </w:r>
+      <w:r>
+        <w:t xml:space="preserve">66(1):111–126.</w:t>
       </w:r>
       <w:r>
         <w:t xml:space="preserve"> </w:t>
@@ -5819,7 +5834,7 @@
           <w:rPr>
             <w:rStyle w:val="Hyperlink"/>
           </w:rPr>
-          <w:t xml:space="preserve">https://doi.org/10.1016/j.culher.2024.11.020</w:t>
+          <w:t xml:space="preserve">https://doi.org/10.1007/s12599-023-00834-7</w:t>
         </w:r>
       </w:hyperlink>
       <w:r>
@@ -5827,22 +5842,13 @@
       </w:r>
     </w:p>
     <w:bookmarkEnd w:id="81"/>
-    <w:bookmarkStart w:id="83" w:name="ref-GildeZuniga2024"/>
+    <w:bookmarkStart w:id="83" w:name="ref-Gattiglia2025"/>
     <w:p>
       <w:pPr>
         <w:pStyle w:val="Bibliography"/>
       </w:pPr>
       <w:r>
-        <w:t xml:space="preserve">Gil de Zúñiga, Homero, Manuel Goyanes, and Timilehin Durotoye. 2024.</w:t>
-      </w:r>
-      <w:r>
-        <w:t xml:space="preserve"> </w:t>
-      </w:r>
-      <w:r>
-        <w:t xml:space="preserve">A Scholarly Definition of Artificial Intelligence (AI): Advancing AI as a Conceptual Framework in Communication Research</w:t>
-      </w:r>
-      <w:r>
-        <w:t xml:space="preserve">.</w:t>
+        <w:t xml:space="preserve">Gattiglia, Gabriele. 2025. Managing Artificial Intelligence in Archeology: An Overview.</w:t>
       </w:r>
       <w:r>
         <w:t xml:space="preserve"> </w:t>
@@ -5852,13 +5858,13 @@
           <w:iCs/>
           <w:i/>
         </w:rPr>
-        <w:t xml:space="preserve">Political Communication</w:t>
-      </w:r>
-      <w:r>
-        <w:t xml:space="preserve"> </w:t>
-      </w:r>
-      <w:r>
-        <w:t xml:space="preserve">41(2):317–334.</w:t>
+        <w:t xml:space="preserve">Journal of Cultural Heritage</w:t>
+      </w:r>
+      <w:r>
+        <w:t xml:space="preserve"> </w:t>
+      </w:r>
+      <w:r>
+        <w:t xml:space="preserve">71:225–233.</w:t>
       </w:r>
       <w:r>
         <w:t xml:space="preserve"> </w:t>
@@ -5868,7 +5874,7 @@
           <w:rPr>
             <w:rStyle w:val="Hyperlink"/>
           </w:rPr>
-          <w:t xml:space="preserve">https://doi.org/10.1080/10584609.2023.2290497</w:t>
+          <w:t xml:space="preserve">https://doi.org/10.1016/j.culher.2024.11.020</w:t>
         </w:r>
       </w:hyperlink>
       <w:r>
@@ -5876,34 +5882,22 @@
       </w:r>
     </w:p>
     <w:bookmarkEnd w:id="83"/>
-    <w:bookmarkStart w:id="85" w:name="ref-Gougherty2024"/>
+    <w:bookmarkStart w:id="85" w:name="ref-GildeZuniga2024"/>
     <w:p>
       <w:pPr>
         <w:pStyle w:val="Bibliography"/>
       </w:pPr>
       <w:r>
-        <w:t xml:space="preserve">Gougherty, Andrew V., and Hannah L. Clipp. 2024. Testing the Reliability of an</w:t>
-      </w:r>
-      <w:r>
-        <w:t xml:space="preserve"> </w:t>
-      </w:r>
-      <w:r>
-        <w:t xml:space="preserve">AI</w:t>
-      </w:r>
-      <w:r>
-        <w:t xml:space="preserve">-Based</w:t>
-      </w:r>
-      <w:r>
-        <w:t xml:space="preserve"> </w:t>
-      </w:r>
-      <w:r>
-        <w:t xml:space="preserve">Large Language Model</w:t>
-      </w:r>
-      <w:r>
-        <w:t xml:space="preserve"> </w:t>
-      </w:r>
-      <w:r>
-        <w:t xml:space="preserve">to Extract Ecological Information from the Scientific Literature.</w:t>
+        <w:t xml:space="preserve">Gil de Zúñiga, Homero, Manuel Goyanes, and Timilehin Durotoye. 2024.</w:t>
+      </w:r>
+      <w:r>
+        <w:t xml:space="preserve"> </w:t>
+      </w:r>
+      <w:r>
+        <w:t xml:space="preserve">A Scholarly Definition of Artificial Intelligence (AI): Advancing AI as a Conceptual Framework in Communication Research</w:t>
+      </w:r>
+      <w:r>
+        <w:t xml:space="preserve">.</w:t>
       </w:r>
       <w:r>
         <w:t xml:space="preserve"> </w:t>
@@ -5913,13 +5907,13 @@
           <w:iCs/>
           <w:i/>
         </w:rPr>
-        <w:t xml:space="preserve">Npj Biodiversity</w:t>
-      </w:r>
-      <w:r>
-        <w:t xml:space="preserve"> </w:t>
-      </w:r>
-      <w:r>
-        <w:t xml:space="preserve">3(1):13.</w:t>
+        <w:t xml:space="preserve">Political Communication</w:t>
+      </w:r>
+      <w:r>
+        <w:t xml:space="preserve"> </w:t>
+      </w:r>
+      <w:r>
+        <w:t xml:space="preserve">41(2):317–334.</w:t>
       </w:r>
       <w:r>
         <w:t xml:space="preserve"> </w:t>
@@ -5929,7 +5923,7 @@
           <w:rPr>
             <w:rStyle w:val="Hyperlink"/>
           </w:rPr>
-          <w:t xml:space="preserve">https://doi.org/10.1038/s44185-024-00043-9</w:t>
+          <w:t xml:space="preserve">https://doi.org/10.1080/10584609.2023.2290497</w:t>
         </w:r>
       </w:hyperlink>
       <w:r>
@@ -5937,22 +5931,34 @@
       </w:r>
     </w:p>
     <w:bookmarkEnd w:id="85"/>
-    <w:bookmarkStart w:id="87" w:name="ref-Goyal2026"/>
+    <w:bookmarkStart w:id="87" w:name="ref-Gougherty2024"/>
     <w:p>
       <w:pPr>
         <w:pStyle w:val="Bibliography"/>
       </w:pPr>
       <w:r>
-        <w:t xml:space="preserve">Goyal, Palash, Mihir Parmar, Yiwen Song, Hamid Palangi, Tomas Pfister, and Jinsung Yoon. 2026.</w:t>
-      </w:r>
-      <w:r>
-        <w:t xml:space="preserve"> </w:t>
-      </w:r>
-      <w:r>
-        <w:t xml:space="preserve">ScholarPeer</w:t>
-      </w:r>
-      <w:r>
-        <w:t xml:space="preserve">: A Context-Aware Multi-Agent Framework for Automated Peer Review.</w:t>
+        <w:t xml:space="preserve">Gougherty, Andrew V., and Hannah L. Clipp. 2024. Testing the Reliability of an</w:t>
+      </w:r>
+      <w:r>
+        <w:t xml:space="preserve"> </w:t>
+      </w:r>
+      <w:r>
+        <w:t xml:space="preserve">AI</w:t>
+      </w:r>
+      <w:r>
+        <w:t xml:space="preserve">-Based</w:t>
+      </w:r>
+      <w:r>
+        <w:t xml:space="preserve"> </w:t>
+      </w:r>
+      <w:r>
+        <w:t xml:space="preserve">Large Language Model</w:t>
+      </w:r>
+      <w:r>
+        <w:t xml:space="preserve"> </w:t>
+      </w:r>
+      <w:r>
+        <w:t xml:space="preserve">to Extract Ecological Information from the Scientific Literature.</w:t>
       </w:r>
       <w:r>
         <w:t xml:space="preserve"> </w:t>
@@ -5962,46 +5968,46 @@
           <w:iCs/>
           <w:i/>
         </w:rPr>
-        <w:t xml:space="preserve">arXiv Preprint arXiv:2601.22638</w:t>
-      </w:r>
+        <w:t xml:space="preserve">Npj Biodiversity</w:t>
+      </w:r>
+      <w:r>
+        <w:t xml:space="preserve"> </w:t>
+      </w:r>
+      <w:r>
+        <w:t xml:space="preserve">3(1):13.</w:t>
+      </w:r>
+      <w:r>
+        <w:t xml:space="preserve"> </w:t>
+      </w:r>
+      <w:hyperlink r:id="rId86">
+        <w:r>
+          <w:rPr>
+            <w:rStyle w:val="Hyperlink"/>
+          </w:rPr>
+          <w:t xml:space="preserve">https://doi.org/10.1038/s44185-024-00043-9</w:t>
+        </w:r>
+      </w:hyperlink>
       <w:r>
         <w:t xml:space="preserve">.</w:t>
       </w:r>
-      <w:r>
-        <w:t xml:space="preserve"> </w:t>
-      </w:r>
-      <w:hyperlink r:id="rId86">
-        <w:r>
-          <w:rPr>
-            <w:rStyle w:val="Hyperlink"/>
-          </w:rPr>
-          <w:t xml:space="preserve">https://doi.org/10.48550/arXiv.2601.22638</w:t>
-        </w:r>
-      </w:hyperlink>
-      <w:r>
-        <w:t xml:space="preserve">.</w:t>
-      </w:r>
     </w:p>
     <w:bookmarkEnd w:id="87"/>
-    <w:bookmarkStart w:id="89" w:name="ref-Grossmann2023Transformation"/>
+    <w:bookmarkStart w:id="89" w:name="ref-Goyal2026"/>
     <w:p>
       <w:pPr>
         <w:pStyle w:val="Bibliography"/>
       </w:pPr>
       <w:r>
-        <w:t xml:space="preserve">Grossmann, Igor, Matthew Feinberg, Dawn C. Parker, Nicholas A. Christakis, Philip E. Tetlock, and William A. Cunningham. 2023.</w:t>
-      </w:r>
-      <w:r>
-        <w:t xml:space="preserve"> </w:t>
-      </w:r>
-      <w:r>
-        <w:t xml:space="preserve">AI</w:t>
-      </w:r>
-      <w:r>
-        <w:t xml:space="preserve"> </w:t>
-      </w:r>
-      <w:r>
-        <w:t xml:space="preserve">and the Transformation of Social Science Research.</w:t>
+        <w:t xml:space="preserve">Goyal, Palash, Mihir Parmar, Yiwen Song, Hamid Palangi, Tomas Pfister, and Jinsung Yoon. 2026.</w:t>
+      </w:r>
+      <w:r>
+        <w:t xml:space="preserve"> </w:t>
+      </w:r>
+      <w:r>
+        <w:t xml:space="preserve">ScholarPeer</w:t>
+      </w:r>
+      <w:r>
+        <w:t xml:space="preserve">: A Context-Aware Multi-Agent Framework for Automated Peer Review.</w:t>
       </w:r>
       <w:r>
         <w:t xml:space="preserve"> </w:t>
@@ -6011,13 +6017,10 @@
           <w:iCs/>
           <w:i/>
         </w:rPr>
-        <w:t xml:space="preserve">Science</w:t>
-      </w:r>
-      <w:r>
-        <w:t xml:space="preserve"> </w:t>
-      </w:r>
-      <w:r>
-        <w:t xml:space="preserve">380(6650):1108–1109.</w:t>
+        <w:t xml:space="preserve">arXiv Preprint arXiv:2601.22638</w:t>
+      </w:r>
+      <w:r>
+        <w:t xml:space="preserve">.</w:t>
       </w:r>
       <w:r>
         <w:t xml:space="preserve"> </w:t>
@@ -6027,7 +6030,7 @@
           <w:rPr>
             <w:rStyle w:val="Hyperlink"/>
           </w:rPr>
-          <w:t xml:space="preserve">https://doi.org/10.1126/science.adi1778</w:t>
+          <w:t xml:space="preserve">https://doi.org/10.48550/arXiv.2601.22638</w:t>
         </w:r>
       </w:hyperlink>
       <w:r>
@@ -6035,13 +6038,25 @@
       </w:r>
     </w:p>
     <w:bookmarkEnd w:id="89"/>
-    <w:bookmarkStart w:id="91" w:name="ref-Haase2026"/>
+    <w:bookmarkStart w:id="91" w:name="ref-Grossmann2023Transformation"/>
     <w:p>
       <w:pPr>
         <w:pStyle w:val="Bibliography"/>
       </w:pPr>
       <w:r>
-        <w:t xml:space="preserve">Haase, Jennifer, and Sebastian Pokutta. 2026. Beyond Static Responses: Multi-Agent LLM Systems as a New Paradigm for Social Science Research.</w:t>
+        <w:t xml:space="preserve">Grossmann, Igor, Matthew Feinberg, Dawn C. Parker, Nicholas A. Christakis, Philip E. Tetlock, and William A. Cunningham. 2023.</w:t>
+      </w:r>
+      <w:r>
+        <w:t xml:space="preserve"> </w:t>
+      </w:r>
+      <w:r>
+        <w:t xml:space="preserve">AI</w:t>
+      </w:r>
+      <w:r>
+        <w:t xml:space="preserve"> </w:t>
+      </w:r>
+      <w:r>
+        <w:t xml:space="preserve">and the Transformation of Social Science Research.</w:t>
       </w:r>
       <w:r>
         <w:t xml:space="preserve"> </w:t>
@@ -6051,13 +6066,13 @@
           <w:iCs/>
           <w:i/>
         </w:rPr>
-        <w:t xml:space="preserve">Humanities and Social Sciences Communications</w:t>
-      </w:r>
-      <w:r>
-        <w:t xml:space="preserve"> </w:t>
-      </w:r>
-      <w:r>
-        <w:t xml:space="preserve">13:1490.</w:t>
+        <w:t xml:space="preserve">Science</w:t>
+      </w:r>
+      <w:r>
+        <w:t xml:space="preserve"> </w:t>
+      </w:r>
+      <w:r>
+        <w:t xml:space="preserve">380(6650):1108–1109.</w:t>
       </w:r>
       <w:r>
         <w:t xml:space="preserve"> </w:t>
@@ -6067,7 +6082,7 @@
           <w:rPr>
             <w:rStyle w:val="Hyperlink"/>
           </w:rPr>
-          <w:t xml:space="preserve">https://doi.org/10.1057/s41599-026-08832-2</w:t>
+          <w:t xml:space="preserve">https://doi.org/10.1126/science.adi1778</w:t>
         </w:r>
       </w:hyperlink>
       <w:r>
@@ -6075,22 +6090,37 @@
       </w:r>
     </w:p>
     <w:bookmarkEnd w:id="91"/>
-    <w:bookmarkStart w:id="93" w:name="ref-Hao2025"/>
+    <w:bookmarkStart w:id="93" w:name="ref-Guo2024"/>
     <w:p>
       <w:pPr>
         <w:pStyle w:val="Bibliography"/>
       </w:pPr>
       <w:r>
-        <w:t xml:space="preserve">Hao, Xinyue, Emrah Demir, and Daniel Eyers. 2025. Beyond</w:t>
-      </w:r>
-      <w:r>
-        <w:t xml:space="preserve"> </w:t>
-      </w:r>
-      <w:r>
-        <w:t xml:space="preserve">Human-in-the-Loop</w:t>
-      </w:r>
-      <w:r>
-        <w:t xml:space="preserve">: Sensemaking Between Artificial Intelligence and Human Intelligence Collaboration.</w:t>
+        <w:t xml:space="preserve">Guo, Taicheng, Xiuying Chen, Yaqi Wang, Ruidi Chang, Shichao Pei, Nitesh V. Chawla, Olaf Wiest, and Xiangliang Zhang. 2024.</w:t>
+      </w:r>
+      <w:r>
+        <w:t xml:space="preserve"> </w:t>
+      </w:r>
+      <w:hyperlink r:id="rId92">
+        <w:r>
+          <w:rPr>
+            <w:rStyle w:val="Hyperlink"/>
+          </w:rPr>
+          <w:t xml:space="preserve">Large Language Model Based Multi-Agents: A Survey of Progress and Challenges</w:t>
+        </w:r>
+      </w:hyperlink>
+      <w:r>
+        <w:t xml:space="preserve">, pp. 8048–8057.</w:t>
+      </w:r>
+    </w:p>
+    <w:bookmarkEnd w:id="93"/>
+    <w:bookmarkStart w:id="95" w:name="ref-Haase2026"/>
+    <w:p>
+      <w:pPr>
+        <w:pStyle w:val="Bibliography"/>
+      </w:pPr>
+      <w:r>
+        <w:t xml:space="preserve">Haase, Jennifer, and Sebastian Pokutta. 2026. Beyond Static Responses: Multi-Agent LLM Systems as a New Paradigm for Social Science Research.</w:t>
       </w:r>
       <w:r>
         <w:t xml:space="preserve"> </w:t>
@@ -6100,51 +6130,46 @@
           <w:iCs/>
           <w:i/>
         </w:rPr>
-        <w:t xml:space="preserve">Sustainable Futures</w:t>
-      </w:r>
-      <w:r>
-        <w:t xml:space="preserve"> </w:t>
-      </w:r>
-      <w:r>
-        <w:t xml:space="preserve">10:101152.</w:t>
-      </w:r>
-      <w:r>
-        <w:t xml:space="preserve"> </w:t>
-      </w:r>
-      <w:hyperlink r:id="rId92">
-        <w:r>
-          <w:rPr>
-            <w:rStyle w:val="Hyperlink"/>
-          </w:rPr>
-          <w:t xml:space="preserve">https://doi.org/10.1016/j.sftr.2025.101152</w:t>
+        <w:t xml:space="preserve">Humanities and Social Sciences Communications</w:t>
+      </w:r>
+      <w:r>
+        <w:t xml:space="preserve"> </w:t>
+      </w:r>
+      <w:r>
+        <w:t xml:space="preserve">13:1490.</w:t>
+      </w:r>
+      <w:r>
+        <w:t xml:space="preserve"> </w:t>
+      </w:r>
+      <w:hyperlink r:id="rId94">
+        <w:r>
+          <w:rPr>
+            <w:rStyle w:val="Hyperlink"/>
+          </w:rPr>
+          <w:t xml:space="preserve">https://doi.org/10.1057/s41599-026-08832-2</w:t>
         </w:r>
       </w:hyperlink>
       <w:r>
         <w:t xml:space="preserve">.</w:t>
       </w:r>
     </w:p>
-    <w:bookmarkEnd w:id="93"/>
-    <w:bookmarkStart w:id="95" w:name="ref-Hariri2025"/>
+    <w:bookmarkEnd w:id="95"/>
+    <w:bookmarkStart w:id="97" w:name="ref-Hao2025"/>
     <w:p>
       <w:pPr>
         <w:pStyle w:val="Bibliography"/>
       </w:pPr>
       <w:r>
-        <w:t xml:space="preserve">Hariri, Ali, Stéphane Jean, and Mickaël Baron. 2025.</w:t>
-      </w:r>
-      <w:r>
-        <w:t xml:space="preserve"> </w:t>
-      </w:r>
-      <w:hyperlink r:id="rId94">
-        <w:r>
-          <w:rPr>
-            <w:rStyle w:val="Hyperlink"/>
-          </w:rPr>
-          <w:t xml:space="preserve">Towards Automating RDF Extraction for Archaeological Knowledge Graphs with LLMs</w:t>
-        </w:r>
-      </w:hyperlink>
-      <w:r>
-        <w:t xml:space="preserve">. In</w:t>
+        <w:t xml:space="preserve">Hao, Xinyue, Emrah Demir, and Daniel Eyers. 2025. Beyond</w:t>
+      </w:r>
+      <w:r>
+        <w:t xml:space="preserve"> </w:t>
+      </w:r>
+      <w:r>
+        <w:t xml:space="preserve">Human-in-the-Loop</w:t>
+      </w:r>
+      <w:r>
+        <w:t xml:space="preserve">: Sensemaking Between Artificial Intelligence and Human Intelligence Collaboration.</w:t>
       </w:r>
       <w:r>
         <w:t xml:space="preserve"> </w:t>
@@ -6154,29 +6179,51 @@
           <w:iCs/>
           <w:i/>
         </w:rPr>
-        <w:t xml:space="preserve">Database and Expert Systems Applications</w:t>
-      </w:r>
-      <w:r>
-        <w:t xml:space="preserve">, pp. 83–97. Lecture Notes in Computer Science. Springer Nature Switzerland.</w:t>
-      </w:r>
-    </w:p>
-    <w:bookmarkEnd w:id="95"/>
-    <w:bookmarkStart w:id="97" w:name="ref-Hou2025"/>
+        <w:t xml:space="preserve">Sustainable Futures</w:t>
+      </w:r>
+      <w:r>
+        <w:t xml:space="preserve"> </w:t>
+      </w:r>
+      <w:r>
+        <w:t xml:space="preserve">10:101152.</w:t>
+      </w:r>
+      <w:r>
+        <w:t xml:space="preserve"> </w:t>
+      </w:r>
+      <w:hyperlink r:id="rId96">
+        <w:r>
+          <w:rPr>
+            <w:rStyle w:val="Hyperlink"/>
+          </w:rPr>
+          <w:t xml:space="preserve">https://doi.org/10.1016/j.sftr.2025.101152</w:t>
+        </w:r>
+      </w:hyperlink>
+      <w:r>
+        <w:t xml:space="preserve">.</w:t>
+      </w:r>
+    </w:p>
+    <w:bookmarkEnd w:id="97"/>
+    <w:bookmarkStart w:id="99" w:name="ref-Hariri2025"/>
     <w:p>
       <w:pPr>
         <w:pStyle w:val="Bibliography"/>
       </w:pPr>
       <w:r>
-        <w:t xml:space="preserve">Hou, Xinyi, Yanjie Zhao, Shenao Wang, and Haoyu Wang. 2026.</w:t>
-      </w:r>
-      <w:r>
-        <w:t xml:space="preserve"> </w:t>
-      </w:r>
-      <w:r>
-        <w:t xml:space="preserve">Model Context Protocol (MCP)</w:t>
-      </w:r>
-      <w:r>
-        <w:t xml:space="preserve">: Landscape, Security Threats, and Future Research Directions.</w:t>
+        <w:t xml:space="preserve">Hariri, Ali, Stéphane Jean, and Mickaël Baron. 2025.</w:t>
+      </w:r>
+      <w:r>
+        <w:t xml:space="preserve"> </w:t>
+      </w:r>
+      <w:hyperlink r:id="rId98">
+        <w:r>
+          <w:rPr>
+            <w:rStyle w:val="Hyperlink"/>
+          </w:rPr>
+          <w:t xml:space="preserve">Towards Automating RDF Extraction for Archaeological Knowledge Graphs with LLMs</w:t>
+        </w:r>
+      </w:hyperlink>
+      <w:r>
+        <w:t xml:space="preserve">. In</w:t>
       </w:r>
       <w:r>
         <w:t xml:space="preserve"> </w:t>
@@ -6186,37 +6233,29 @@
           <w:iCs/>
           <w:i/>
         </w:rPr>
-        <w:t xml:space="preserve">ACM Transactions on Software Engineering and Methodology</w:t>
-      </w:r>
-      <w:r>
-        <w:t xml:space="preserve"> </w:t>
-      </w:r>
-      <w:r>
-        <w:t xml:space="preserve">35(10):1–37.</w:t>
-      </w:r>
-      <w:r>
-        <w:t xml:space="preserve"> </w:t>
-      </w:r>
-      <w:hyperlink r:id="rId96">
-        <w:r>
-          <w:rPr>
-            <w:rStyle w:val="Hyperlink"/>
-          </w:rPr>
-          <w:t xml:space="preserve">https://doi.org/10.1145/3796519</w:t>
-        </w:r>
-      </w:hyperlink>
-      <w:r>
-        <w:t xml:space="preserve">.</w:t>
-      </w:r>
-    </w:p>
-    <w:bookmarkEnd w:id="97"/>
-    <w:bookmarkStart w:id="99" w:name="ref-Jansen2025"/>
+        <w:t xml:space="preserve">Database and Expert Systems Applications</w:t>
+      </w:r>
+      <w:r>
+        <w:t xml:space="preserve">, pp. 83–97. Lecture Notes in Computer Science. Springer Nature Switzerland.</w:t>
+      </w:r>
+    </w:p>
+    <w:bookmarkEnd w:id="99"/>
+    <w:bookmarkStart w:id="101" w:name="ref-Hou2025"/>
     <w:p>
       <w:pPr>
         <w:pStyle w:val="Bibliography"/>
       </w:pPr>
       <w:r>
-        <w:t xml:space="preserve">Jansen, Jacqueline A., Artür Manukyan, Nour Al Khoury, and Altuna Akalin. 2025. Leveraging Large Language Models for Data Analysis Automation.</w:t>
+        <w:t xml:space="preserve">Hou, Xinyi, Yanjie Zhao, Shenao Wang, and Haoyu Wang. 2026.</w:t>
+      </w:r>
+      <w:r>
+        <w:t xml:space="preserve"> </w:t>
+      </w:r>
+      <w:r>
+        <w:t xml:space="preserve">Model Context Protocol (MCP)</w:t>
+      </w:r>
+      <w:r>
+        <w:t xml:space="preserve">: Landscape, Security Threats, and Future Research Directions.</w:t>
       </w:r>
       <w:r>
         <w:t xml:space="preserve"> </w:t>
@@ -6226,37 +6265,37 @@
           <w:iCs/>
           <w:i/>
         </w:rPr>
-        <w:t xml:space="preserve">PLOS ONE</w:t>
-      </w:r>
-      <w:r>
-        <w:t xml:space="preserve"> </w:t>
-      </w:r>
-      <w:r>
-        <w:t xml:space="preserve">20(2):e0317084.</w:t>
-      </w:r>
-      <w:r>
-        <w:t xml:space="preserve"> </w:t>
-      </w:r>
-      <w:hyperlink r:id="rId98">
-        <w:r>
-          <w:rPr>
-            <w:rStyle w:val="Hyperlink"/>
-          </w:rPr>
-          <w:t xml:space="preserve">https://doi.org/10.1371/journal.pone.0317084</w:t>
+        <w:t xml:space="preserve">ACM Transactions on Software Engineering and Methodology</w:t>
+      </w:r>
+      <w:r>
+        <w:t xml:space="preserve"> </w:t>
+      </w:r>
+      <w:r>
+        <w:t xml:space="preserve">35(10):1–37.</w:t>
+      </w:r>
+      <w:r>
+        <w:t xml:space="preserve"> </w:t>
+      </w:r>
+      <w:hyperlink r:id="rId100">
+        <w:r>
+          <w:rPr>
+            <w:rStyle w:val="Hyperlink"/>
+          </w:rPr>
+          <w:t xml:space="preserve">https://doi.org/10.1145/3796519</w:t>
         </w:r>
       </w:hyperlink>
       <w:r>
         <w:t xml:space="preserve">.</w:t>
       </w:r>
     </w:p>
-    <w:bookmarkEnd w:id="99"/>
-    <w:bookmarkStart w:id="101" w:name="ref-JohnsonEberl2026"/>
+    <w:bookmarkEnd w:id="101"/>
+    <w:bookmarkStart w:id="103" w:name="ref-Jansen2025"/>
     <w:p>
       <w:pPr>
         <w:pStyle w:val="Bibliography"/>
       </w:pPr>
       <w:r>
-        <w:t xml:space="preserve">Johnson, Phyllis S., and Markus Eberl. 2026. Ethical and Environmental Considerations for the Application of Artificial Intelligence in Archaeological Research.</w:t>
+        <w:t xml:space="preserve">Jansen, Jacqueline A., Artür Manukyan, Nour Al Khoury, and Altuna Akalin. 2025. Leveraging Large Language Models for Data Analysis Automation.</w:t>
       </w:r>
       <w:r>
         <w:t xml:space="preserve"> </w:t>
@@ -6266,75 +6305,37 @@
           <w:iCs/>
           <w:i/>
         </w:rPr>
-        <w:t xml:space="preserve">Human Organization</w:t>
-      </w:r>
-      <w:r>
-        <w:t xml:space="preserve"> </w:t>
-      </w:r>
-      <w:r>
-        <w:t xml:space="preserve">85(3):333–346.</w:t>
-      </w:r>
-      <w:r>
-        <w:t xml:space="preserve"> </w:t>
-      </w:r>
-      <w:hyperlink r:id="rId100">
-        <w:r>
-          <w:rPr>
-            <w:rStyle w:val="Hyperlink"/>
-          </w:rPr>
-          <w:t xml:space="preserve">https://doi.org/10.1080/00187259.2026.2714301</w:t>
+        <w:t xml:space="preserve">PLOS ONE</w:t>
+      </w:r>
+      <w:r>
+        <w:t xml:space="preserve"> </w:t>
+      </w:r>
+      <w:r>
+        <w:t xml:space="preserve">20(2):e0317084.</w:t>
+      </w:r>
+      <w:r>
+        <w:t xml:space="preserve"> </w:t>
+      </w:r>
+      <w:hyperlink r:id="rId102">
+        <w:r>
+          <w:rPr>
+            <w:rStyle w:val="Hyperlink"/>
+          </w:rPr>
+          <w:t xml:space="preserve">https://doi.org/10.1371/journal.pone.0317084</w:t>
         </w:r>
       </w:hyperlink>
       <w:r>
         <w:t xml:space="preserve">.</w:t>
       </w:r>
     </w:p>
-    <w:bookmarkEnd w:id="101"/>
-    <w:bookmarkStart w:id="103" w:name="ref-Jonker2024"/>
+    <w:bookmarkEnd w:id="103"/>
+    <w:bookmarkStart w:id="105" w:name="ref-JohnsonEberl2026"/>
     <w:p>
       <w:pPr>
         <w:pStyle w:val="Bibliography"/>
       </w:pPr>
       <w:r>
-        <w:t xml:space="preserve">Jonker, Catholijn M., Luciano Cavalcante Siebert, and Pradeep K. Murukannaiah. 2024.</w:t>
-      </w:r>
-      <w:r>
-        <w:t xml:space="preserve"> </w:t>
-      </w:r>
-      <w:hyperlink r:id="rId102">
-        <w:r>
-          <w:rPr>
-            <w:rStyle w:val="Hyperlink"/>
-          </w:rPr>
-          <w:t xml:space="preserve">Reflective Hybrid Intelligence for Meaningful</w:t>
-        </w:r>
-        <w:r>
-          <w:rPr>
-            <w:rStyle w:val="Hyperlink"/>
-          </w:rPr>
-          <w:t xml:space="preserve"> </w:t>
-        </w:r>
-        <w:r>
-          <w:rPr>
-            <w:rStyle w:val="Hyperlink"/>
-          </w:rPr>
-          <w:t xml:space="preserve">Human Control</w:t>
-        </w:r>
-        <w:r>
-          <w:rPr>
-            <w:rStyle w:val="Hyperlink"/>
-          </w:rPr>
-          <w:t xml:space="preserve"> </w:t>
-        </w:r>
-        <w:r>
-          <w:rPr>
-            <w:rStyle w:val="Hyperlink"/>
-          </w:rPr>
-          <w:t xml:space="preserve">in Decision-Support Systems</w:t>
-        </w:r>
-      </w:hyperlink>
-      <w:r>
-        <w:t xml:space="preserve">. In</w:t>
+        <w:t xml:space="preserve">Johnson, Phyllis S., and Markus Eberl. 2026. Ethical and Environmental Considerations for the Application of Artificial Intelligence in Archaeological Research.</w:t>
       </w:r>
       <w:r>
         <w:t xml:space="preserve"> </w:t>
@@ -6344,32 +6345,75 @@
           <w:iCs/>
           <w:i/>
         </w:rPr>
-        <w:t xml:space="preserve">Research Handbook on Meaningful Human Control of Artificial Intelligence Systems</w:t>
-      </w:r>
-      <w:r>
-        <w:t xml:space="preserve">, pp. 188–204. Edward Elgar Publishing.</w:t>
-      </w:r>
-    </w:p>
-    <w:bookmarkEnd w:id="103"/>
-    <w:bookmarkStart w:id="105" w:name="ref-Kansa2026"/>
+        <w:t xml:space="preserve">Human Organization</w:t>
+      </w:r>
+      <w:r>
+        <w:t xml:space="preserve"> </w:t>
+      </w:r>
+      <w:r>
+        <w:t xml:space="preserve">85(3):333–346.</w:t>
+      </w:r>
+      <w:r>
+        <w:t xml:space="preserve"> </w:t>
+      </w:r>
+      <w:hyperlink r:id="rId104">
+        <w:r>
+          <w:rPr>
+            <w:rStyle w:val="Hyperlink"/>
+          </w:rPr>
+          <w:t xml:space="preserve">https://doi.org/10.1080/00187259.2026.2714301</w:t>
+        </w:r>
+      </w:hyperlink>
+      <w:r>
+        <w:t xml:space="preserve">.</w:t>
+      </w:r>
+    </w:p>
+    <w:bookmarkEnd w:id="105"/>
+    <w:bookmarkStart w:id="107" w:name="ref-Jonker2024"/>
     <w:p>
       <w:pPr>
         <w:pStyle w:val="Bibliography"/>
       </w:pPr>
       <w:r>
-        <w:t xml:space="preserve">Kansa, Eric. 2026. Archaeology in the</w:t>
-      </w:r>
-      <w:r>
-        <w:t xml:space="preserve"> </w:t>
-      </w:r>
-      <w:r>
-        <w:t xml:space="preserve">AI</w:t>
-      </w:r>
-      <w:r>
-        <w:t xml:space="preserve"> </w:t>
-      </w:r>
-      <w:r>
-        <w:t xml:space="preserve">Era: Demystifying Powerful and Problematic Systems Shaping the Future of the Past.</w:t>
+        <w:t xml:space="preserve">Jonker, Catholijn M., Luciano Cavalcante Siebert, and Pradeep K. Murukannaiah. 2024.</w:t>
+      </w:r>
+      <w:r>
+        <w:t xml:space="preserve"> </w:t>
+      </w:r>
+      <w:hyperlink r:id="rId106">
+        <w:r>
+          <w:rPr>
+            <w:rStyle w:val="Hyperlink"/>
+          </w:rPr>
+          <w:t xml:space="preserve">Reflective Hybrid Intelligence for Meaningful</w:t>
+        </w:r>
+        <w:r>
+          <w:rPr>
+            <w:rStyle w:val="Hyperlink"/>
+          </w:rPr>
+          <w:t xml:space="preserve"> </w:t>
+        </w:r>
+        <w:r>
+          <w:rPr>
+            <w:rStyle w:val="Hyperlink"/>
+          </w:rPr>
+          <w:t xml:space="preserve">Human Control</w:t>
+        </w:r>
+        <w:r>
+          <w:rPr>
+            <w:rStyle w:val="Hyperlink"/>
+          </w:rPr>
+          <w:t xml:space="preserve"> </w:t>
+        </w:r>
+        <w:r>
+          <w:rPr>
+            <w:rStyle w:val="Hyperlink"/>
+          </w:rPr>
+          <w:t xml:space="preserve">in Decision-Support Systems</w:t>
+        </w:r>
+      </w:hyperlink>
+      <w:r>
+        <w:t xml:space="preserve">. In</w:t>
       </w:r>
       <w:r>
         <w:t xml:space="preserve"> </w:t>
@@ -6379,40 +6423,32 @@
           <w:iCs/>
           <w:i/>
         </w:rPr>
-        <w:t xml:space="preserve">Internet Archaeology</w:t>
-      </w:r>
-      <w:r>
-        <w:t xml:space="preserve">(71).</w:t>
-      </w:r>
-      <w:r>
-        <w:t xml:space="preserve"> </w:t>
-      </w:r>
-      <w:hyperlink r:id="rId104">
-        <w:r>
-          <w:rPr>
-            <w:rStyle w:val="Hyperlink"/>
-          </w:rPr>
-          <w:t xml:space="preserve">https://doi.org/10.11141/ia.71.15</w:t>
-        </w:r>
-      </w:hyperlink>
-      <w:r>
-        <w:t xml:space="preserve">.</w:t>
-      </w:r>
-    </w:p>
-    <w:bookmarkEnd w:id="105"/>
-    <w:bookmarkStart w:id="107" w:name="ref-Kim2026Power"/>
+        <w:t xml:space="preserve">Research Handbook on Meaningful Human Control of Artificial Intelligence Systems</w:t>
+      </w:r>
+      <w:r>
+        <w:t xml:space="preserve">, pp. 188–204. Edward Elgar Publishing.</w:t>
+      </w:r>
+    </w:p>
+    <w:bookmarkEnd w:id="107"/>
+    <w:bookmarkStart w:id="109" w:name="ref-Kansa2026"/>
     <w:p>
       <w:pPr>
         <w:pStyle w:val="Bibliography"/>
       </w:pPr>
       <w:r>
-        <w:t xml:space="preserve">Kim, Hajung, Jia Qi, Zhe Feng, Xiaoya Zhang, Yuting Han, Jinbo He, and Feng Ji. 2026. Can Large Language Models (</w:t>
-      </w:r>
-      <w:r>
-        <w:t xml:space="preserve">LLMs</w:t>
-      </w:r>
-      <w:r>
-        <w:t xml:space="preserve">) Be Trusted for Power Analysis? An Empirical Evaluation.</w:t>
+        <w:t xml:space="preserve">Kansa, Eric. 2026. Archaeology in the</w:t>
+      </w:r>
+      <w:r>
+        <w:t xml:space="preserve"> </w:t>
+      </w:r>
+      <w:r>
+        <w:t xml:space="preserve">AI</w:t>
+      </w:r>
+      <w:r>
+        <w:t xml:space="preserve"> </w:t>
+      </w:r>
+      <w:r>
+        <w:t xml:space="preserve">Era: Demystifying Powerful and Problematic Systems Shaping the Future of the Past.</w:t>
       </w:r>
       <w:r>
         <w:t xml:space="preserve"> </w:t>
@@ -6422,37 +6458,43 @@
           <w:iCs/>
           <w:i/>
         </w:rPr>
-        <w:t xml:space="preserve">Journal of Behavioral Data Science</w:t>
-      </w:r>
-      <w:r>
-        <w:t xml:space="preserve"> </w:t>
-      </w:r>
-      <w:r>
-        <w:t xml:space="preserve">6(2):1–42.</w:t>
-      </w:r>
-      <w:r>
-        <w:t xml:space="preserve"> </w:t>
-      </w:r>
-      <w:hyperlink r:id="rId106">
-        <w:r>
-          <w:rPr>
-            <w:rStyle w:val="Hyperlink"/>
-          </w:rPr>
-          <w:t xml:space="preserve">https://doi.org/10.35566/jbds/jikim</w:t>
+        <w:t xml:space="preserve">Internet Archaeology</w:t>
+      </w:r>
+      <w:r>
+        <w:t xml:space="preserve">(71).</w:t>
+      </w:r>
+      <w:r>
+        <w:t xml:space="preserve"> </w:t>
+      </w:r>
+      <w:hyperlink r:id="rId108">
+        <w:r>
+          <w:rPr>
+            <w:rStyle w:val="Hyperlink"/>
+          </w:rPr>
+          <w:t xml:space="preserve">https://doi.org/10.11141/ia.71.15</w:t>
         </w:r>
       </w:hyperlink>
       <w:r>
         <w:t xml:space="preserve">.</w:t>
       </w:r>
     </w:p>
-    <w:bookmarkEnd w:id="107"/>
-    <w:bookmarkStart w:id="109" w:name="ref-Korinek2023"/>
+    <w:bookmarkEnd w:id="109"/>
+    <w:bookmarkStart w:id="111" w:name="ref-Kasneci2023"/>
     <w:p>
       <w:pPr>
         <w:pStyle w:val="Bibliography"/>
       </w:pPr>
       <w:r>
-        <w:t xml:space="preserve">Korinek, Anton. 2023. Generative AI for Economic Research: Use Cases and Implications for Economists.</w:t>
+        <w:t xml:space="preserve">Kasneci, Enkelejda, Kathrin Sessler, Stefan Küchemann, Maria Bannert, Daryna Dementieva, Frank Fischer, Urs Gasser, et al. 2023.</w:t>
+      </w:r>
+      <w:r>
+        <w:t xml:space="preserve"> </w:t>
+      </w:r>
+      <w:r>
+        <w:t xml:space="preserve">ChatGPT for Good? On Opportunities and Challenges of Large Language Models for Education</w:t>
+      </w:r>
+      <w:r>
+        <w:t xml:space="preserve">.</w:t>
       </w:r>
       <w:r>
         <w:t xml:space="preserve"> </w:t>
@@ -6462,6 +6504,92 @@
           <w:iCs/>
           <w:i/>
         </w:rPr>
+        <w:t xml:space="preserve">Learning and Individual Differences</w:t>
+      </w:r>
+      <w:r>
+        <w:t xml:space="preserve"> </w:t>
+      </w:r>
+      <w:r>
+        <w:t xml:space="preserve">103:102274.</w:t>
+      </w:r>
+      <w:r>
+        <w:t xml:space="preserve"> </w:t>
+      </w:r>
+      <w:hyperlink r:id="rId110">
+        <w:r>
+          <w:rPr>
+            <w:rStyle w:val="Hyperlink"/>
+          </w:rPr>
+          <w:t xml:space="preserve">https://doi.org/10.1016/j.lindif.2023.102274</w:t>
+        </w:r>
+      </w:hyperlink>
+      <w:r>
+        <w:t xml:space="preserve">.</w:t>
+      </w:r>
+    </w:p>
+    <w:bookmarkEnd w:id="111"/>
+    <w:bookmarkStart w:id="113" w:name="ref-Kim2026Power"/>
+    <w:p>
+      <w:pPr>
+        <w:pStyle w:val="Bibliography"/>
+      </w:pPr>
+      <w:r>
+        <w:t xml:space="preserve">Kim, Hajung, Jia Qi, Zhe Feng, Xiaoya Zhang, Yuting Han, Jinbo He, and Feng Ji. 2026. Can Large Language Models (</w:t>
+      </w:r>
+      <w:r>
+        <w:t xml:space="preserve">LLMs</w:t>
+      </w:r>
+      <w:r>
+        <w:t xml:space="preserve">) Be Trusted for Power Analysis? An Empirical Evaluation.</w:t>
+      </w:r>
+      <w:r>
+        <w:t xml:space="preserve"> </w:t>
+      </w:r>
+      <w:r>
+        <w:rPr>
+          <w:iCs/>
+          <w:i/>
+        </w:rPr>
+        <w:t xml:space="preserve">Journal of Behavioral Data Science</w:t>
+      </w:r>
+      <w:r>
+        <w:t xml:space="preserve"> </w:t>
+      </w:r>
+      <w:r>
+        <w:t xml:space="preserve">6(2):1–42.</w:t>
+      </w:r>
+      <w:r>
+        <w:t xml:space="preserve"> </w:t>
+      </w:r>
+      <w:hyperlink r:id="rId112">
+        <w:r>
+          <w:rPr>
+            <w:rStyle w:val="Hyperlink"/>
+          </w:rPr>
+          <w:t xml:space="preserve">https://doi.org/10.35566/jbds/jikim</w:t>
+        </w:r>
+      </w:hyperlink>
+      <w:r>
+        <w:t xml:space="preserve">.</w:t>
+      </w:r>
+    </w:p>
+    <w:bookmarkEnd w:id="113"/>
+    <w:bookmarkStart w:id="115" w:name="ref-Korinek2023"/>
+    <w:p>
+      <w:pPr>
+        <w:pStyle w:val="Bibliography"/>
+      </w:pPr>
+      <w:r>
+        <w:t xml:space="preserve">Korinek, Anton. 2023. Generative AI for Economic Research: Use Cases and Implications for Economists.</w:t>
+      </w:r>
+      <w:r>
+        <w:t xml:space="preserve"> </w:t>
+      </w:r>
+      <w:r>
+        <w:rPr>
+          <w:iCs/>
+          <w:i/>
+        </w:rPr>
         <w:t xml:space="preserve">Journal of Economic Literature</w:t>
       </w:r>
       <w:r>
@@ -6473,7 +6601,7 @@
       <w:r>
         <w:t xml:space="preserve"> </w:t>
       </w:r>
-      <w:hyperlink r:id="rId108">
+      <w:hyperlink r:id="rId114">
         <w:r>
           <w:rPr>
             <w:rStyle w:val="Hyperlink"/>
@@ -6485,8 +6613,8 @@
         <w:t xml:space="preserve">.</w:t>
       </w:r>
     </w:p>
-    <w:bookmarkEnd w:id="109"/>
-    <w:bookmarkStart w:id="111" w:name="ref-Korinek2025"/>
+    <w:bookmarkEnd w:id="115"/>
+    <w:bookmarkStart w:id="117" w:name="ref-Korinek2025"/>
     <w:p>
       <w:pPr>
         <w:pStyle w:val="Bibliography"/>
@@ -6497,7 +6625,7 @@
       <w:r>
         <w:t xml:space="preserve"> </w:t>
       </w:r>
-      <w:hyperlink r:id="rId110">
+      <w:hyperlink r:id="rId116">
         <w:r>
           <w:rPr>
             <w:rStyle w:val="Hyperlink"/>
@@ -6527,8 +6655,8 @@
         <w:t xml:space="preserve">. National Bureau of Economic Research.</w:t>
       </w:r>
     </w:p>
-    <w:bookmarkEnd w:id="111"/>
-    <w:bookmarkStart w:id="113" w:name="ref-Moorthy2026"/>
+    <w:bookmarkEnd w:id="117"/>
+    <w:bookmarkStart w:id="119" w:name="ref-Moorthy2026"/>
     <w:p>
       <w:pPr>
         <w:pStyle w:val="Bibliography"/>
@@ -6573,7 +6701,7 @@
       <w:r>
         <w:t xml:space="preserve"> </w:t>
       </w:r>
-      <w:hyperlink r:id="rId112">
+      <w:hyperlink r:id="rId118">
         <w:r>
           <w:rPr>
             <w:rStyle w:val="Hyperlink"/>
@@ -6585,8 +6713,8 @@
         <w:t xml:space="preserve">.</w:t>
       </w:r>
     </w:p>
-    <w:bookmarkEnd w:id="113"/>
-    <w:bookmarkStart w:id="115" w:name="ref-Laban2025"/>
+    <w:bookmarkEnd w:id="119"/>
+    <w:bookmarkStart w:id="121" w:name="ref-Laban2025"/>
     <w:p>
       <w:pPr>
         <w:pStyle w:val="Bibliography"/>
@@ -6622,7 +6750,7 @@
       <w:r>
         <w:t xml:space="preserve"> </w:t>
       </w:r>
-      <w:hyperlink r:id="rId114">
+      <w:hyperlink r:id="rId120">
         <w:r>
           <w:rPr>
             <w:rStyle w:val="Hyperlink"/>
@@ -6634,8 +6762,8 @@
         <w:t xml:space="preserve">.</w:t>
       </w:r>
     </w:p>
-    <w:bookmarkEnd w:id="115"/>
-    <w:bookmarkStart w:id="117" w:name="ref-Leung2023"/>
+    <w:bookmarkEnd w:id="121"/>
+    <w:bookmarkStart w:id="123" w:name="ref-Leung2023"/>
     <w:p>
       <w:pPr>
         <w:pStyle w:val="Bibliography"/>
@@ -6662,7 +6790,7 @@
       <w:r>
         <w:t xml:space="preserve"> </w:t>
       </w:r>
-      <w:hyperlink r:id="rId116">
+      <w:hyperlink r:id="rId122">
         <w:r>
           <w:rPr>
             <w:rStyle w:val="Hyperlink"/>
@@ -6674,8 +6802,8 @@
         <w:t xml:space="preserve">.</w:t>
       </w:r>
     </w:p>
-    <w:bookmarkEnd w:id="117"/>
-    <w:bookmarkStart w:id="119" w:name="ref-Longkumer2025Generative"/>
+    <w:bookmarkEnd w:id="123"/>
+    <w:bookmarkStart w:id="125" w:name="ref-Longkumer2025Generative"/>
     <w:p>
       <w:pPr>
         <w:pStyle w:val="Bibliography"/>
@@ -6762,7 +6890,7 @@
       <w:r>
         <w:t xml:space="preserve"> </w:t>
       </w:r>
-      <w:hyperlink r:id="rId118">
+      <w:hyperlink r:id="rId124">
         <w:r>
           <w:rPr>
             <w:rStyle w:val="Hyperlink"/>
@@ -6774,8 +6902,8 @@
         <w:t xml:space="preserve">.</w:t>
       </w:r>
     </w:p>
-    <w:bookmarkEnd w:id="119"/>
-    <w:bookmarkStart w:id="121" w:name="ref-Lu2026"/>
+    <w:bookmarkEnd w:id="125"/>
+    <w:bookmarkStart w:id="127" w:name="ref-Lu2026"/>
     <w:p>
       <w:pPr>
         <w:pStyle w:val="Bibliography"/>
@@ -6814,7 +6942,7 @@
       <w:r>
         <w:t xml:space="preserve"> </w:t>
       </w:r>
-      <w:hyperlink r:id="rId120">
+      <w:hyperlink r:id="rId126">
         <w:r>
           <w:rPr>
             <w:rStyle w:val="Hyperlink"/>
@@ -6826,14 +6954,23 @@
         <w:t xml:space="preserve">.</w:t>
       </w:r>
     </w:p>
-    <w:bookmarkEnd w:id="121"/>
-    <w:bookmarkStart w:id="123" w:name="ref-Marwick2017"/>
+    <w:bookmarkEnd w:id="127"/>
+    <w:bookmarkStart w:id="129" w:name="ref-MBran2024"/>
     <w:p>
       <w:pPr>
         <w:pStyle w:val="Bibliography"/>
       </w:pPr>
       <w:r>
-        <w:t xml:space="preserve">Marwick, Ben. 2017. Computational Reproducibility in Archaeological Research: Basic Principles and a Case Study of Their Implementation.</w:t>
+        <w:t xml:space="preserve">M. Bran, Andres, Sam Cox, Oliver Schilter, Carlo Baldassari, Andrew D. White, and Philippe Schwaller. 2024.</w:t>
+      </w:r>
+      <w:r>
+        <w:t xml:space="preserve"> </w:t>
+      </w:r>
+      <w:r>
+        <w:t xml:space="preserve">Augmenting Large Language Models With Chemistry Tools</w:t>
+      </w:r>
+      <w:r>
+        <w:t xml:space="preserve">.</w:t>
       </w:r>
       <w:r>
         <w:t xml:space="preserve"> </w:t>
@@ -6843,37 +6980,37 @@
           <w:iCs/>
           <w:i/>
         </w:rPr>
-        <w:t xml:space="preserve">Journal of Archaeological Method and Theory</w:t>
-      </w:r>
-      <w:r>
-        <w:t xml:space="preserve"> </w:t>
-      </w:r>
-      <w:r>
-        <w:t xml:space="preserve">24(2):424–450.</w:t>
-      </w:r>
-      <w:r>
-        <w:t xml:space="preserve"> </w:t>
-      </w:r>
-      <w:hyperlink r:id="rId122">
-        <w:r>
-          <w:rPr>
-            <w:rStyle w:val="Hyperlink"/>
-          </w:rPr>
-          <w:t xml:space="preserve">https://doi.org/10.1007/s10816-015-9272-9</w:t>
+        <w:t xml:space="preserve">Nature Machine Intelligence</w:t>
+      </w:r>
+      <w:r>
+        <w:t xml:space="preserve"> </w:t>
+      </w:r>
+      <w:r>
+        <w:t xml:space="preserve">6(5):525–535.</w:t>
+      </w:r>
+      <w:r>
+        <w:t xml:space="preserve"> </w:t>
+      </w:r>
+      <w:hyperlink r:id="rId128">
+        <w:r>
+          <w:rPr>
+            <w:rStyle w:val="Hyperlink"/>
+          </w:rPr>
+          <w:t xml:space="preserve">https://doi.org/10.1038/s42256-024-00832-8</w:t>
         </w:r>
       </w:hyperlink>
       <w:r>
         <w:t xml:space="preserve">.</w:t>
       </w:r>
     </w:p>
-    <w:bookmarkEnd w:id="123"/>
-    <w:bookmarkStart w:id="125" w:name="ref-Messeri2024"/>
+    <w:bookmarkEnd w:id="129"/>
+    <w:bookmarkStart w:id="131" w:name="ref-Marwick2017"/>
     <w:p>
       <w:pPr>
         <w:pStyle w:val="Bibliography"/>
       </w:pPr>
       <w:r>
-        <w:t xml:space="preserve">Messeri, Lisa, and M. J. Crockett. 2024. Artificial Intelligence and Illusions of Understanding in Scientific Research.</w:t>
+        <w:t xml:space="preserve">Marwick, Ben. 2017. Computational Reproducibility in Archaeological Research: Basic Principles and a Case Study of Their Implementation.</w:t>
       </w:r>
       <w:r>
         <w:t xml:space="preserve"> </w:t>
@@ -6883,37 +7020,37 @@
           <w:iCs/>
           <w:i/>
         </w:rPr>
-        <w:t xml:space="preserve">Nature</w:t>
-      </w:r>
-      <w:r>
-        <w:t xml:space="preserve"> </w:t>
-      </w:r>
-      <w:r>
-        <w:t xml:space="preserve">627(8002):49–58.</w:t>
-      </w:r>
-      <w:r>
-        <w:t xml:space="preserve"> </w:t>
-      </w:r>
-      <w:hyperlink r:id="rId124">
-        <w:r>
-          <w:rPr>
-            <w:rStyle w:val="Hyperlink"/>
-          </w:rPr>
-          <w:t xml:space="preserve">https://doi.org/10.1038/s41586-024-07146-0</w:t>
+        <w:t xml:space="preserve">Journal of Archaeological Method and Theory</w:t>
+      </w:r>
+      <w:r>
+        <w:t xml:space="preserve"> </w:t>
+      </w:r>
+      <w:r>
+        <w:t xml:space="preserve">24(2):424–450.</w:t>
+      </w:r>
+      <w:r>
+        <w:t xml:space="preserve"> </w:t>
+      </w:r>
+      <w:hyperlink r:id="rId130">
+        <w:r>
+          <w:rPr>
+            <w:rStyle w:val="Hyperlink"/>
+          </w:rPr>
+          <w:t xml:space="preserve">https://doi.org/10.1007/s10816-015-9272-9</w:t>
         </w:r>
       </w:hyperlink>
       <w:r>
         <w:t xml:space="preserve">.</w:t>
       </w:r>
     </w:p>
-    <w:bookmarkEnd w:id="125"/>
-    <w:bookmarkStart w:id="127" w:name="ref-Miao2026"/>
+    <w:bookmarkEnd w:id="131"/>
+    <w:bookmarkStart w:id="133" w:name="ref-Messeri2024"/>
     <w:p>
       <w:pPr>
         <w:pStyle w:val="Bibliography"/>
       </w:pPr>
       <w:r>
-        <w:t xml:space="preserve">Miao, Jiacheng, Jonathan K. Pritchard, and James Zou. 2026. The Agentic Garden of Forking Paths.</w:t>
+        <w:t xml:space="preserve">Messeri, Lisa, and M. J. Crockett. 2024. Artificial Intelligence and Illusions of Understanding in Scientific Research.</w:t>
       </w:r>
       <w:r>
         <w:t xml:space="preserve"> </w:t>
@@ -6923,6 +7060,46 @@
           <w:iCs/>
           <w:i/>
         </w:rPr>
+        <w:t xml:space="preserve">Nature</w:t>
+      </w:r>
+      <w:r>
+        <w:t xml:space="preserve"> </w:t>
+      </w:r>
+      <w:r>
+        <w:t xml:space="preserve">627(8002):49–58.</w:t>
+      </w:r>
+      <w:r>
+        <w:t xml:space="preserve"> </w:t>
+      </w:r>
+      <w:hyperlink r:id="rId132">
+        <w:r>
+          <w:rPr>
+            <w:rStyle w:val="Hyperlink"/>
+          </w:rPr>
+          <w:t xml:space="preserve">https://doi.org/10.1038/s41586-024-07146-0</w:t>
+        </w:r>
+      </w:hyperlink>
+      <w:r>
+        <w:t xml:space="preserve">.</w:t>
+      </w:r>
+    </w:p>
+    <w:bookmarkEnd w:id="133"/>
+    <w:bookmarkStart w:id="135" w:name="ref-Miao2026"/>
+    <w:p>
+      <w:pPr>
+        <w:pStyle w:val="Bibliography"/>
+      </w:pPr>
+      <w:r>
+        <w:t xml:space="preserve">Miao, Jiacheng, Jonathan K. Pritchard, and James Zou. 2026. The Agentic Garden of Forking Paths.</w:t>
+      </w:r>
+      <w:r>
+        <w:t xml:space="preserve"> </w:t>
+      </w:r>
+      <w:r>
+        <w:rPr>
+          <w:iCs/>
+          <w:i/>
+        </w:rPr>
         <w:t xml:space="preserve">arXiv Preprint arXiv:2607.01507</w:t>
       </w:r>
       <w:r>
@@ -6931,7 +7108,7 @@
       <w:r>
         <w:t xml:space="preserve"> </w:t>
       </w:r>
-      <w:hyperlink r:id="rId126">
+      <w:hyperlink r:id="rId134">
         <w:r>
           <w:rPr>
             <w:rStyle w:val="Hyperlink"/>
@@ -6943,8 +7120,8 @@
         <w:t xml:space="preserve">.</w:t>
       </w:r>
     </w:p>
-    <w:bookmarkEnd w:id="127"/>
-    <w:bookmarkStart w:id="129" w:name="ref-Monakhov2026"/>
+    <w:bookmarkEnd w:id="135"/>
+    <w:bookmarkStart w:id="137" w:name="ref-Monakhov2026"/>
     <w:p>
       <w:pPr>
         <w:pStyle w:val="Bibliography"/>
@@ -6955,7 +7132,7 @@
       <w:r>
         <w:t xml:space="preserve"> </w:t>
       </w:r>
-      <w:hyperlink r:id="rId128">
+      <w:hyperlink r:id="rId136">
         <w:r>
           <w:rPr>
             <w:rStyle w:val="Hyperlink"/>
@@ -6991,8 +7168,8 @@
         <w:t xml:space="preserve">. Elsevier BV.</w:t>
       </w:r>
     </w:p>
-    <w:bookmarkEnd w:id="129"/>
-    <w:bookmarkStart w:id="131" w:name="ref-NationalAcademies2026"/>
+    <w:bookmarkEnd w:id="137"/>
+    <w:bookmarkStart w:id="139" w:name="ref-NationalAcademies2026"/>
     <w:p>
       <w:pPr>
         <w:pStyle w:val="Bibliography"/>
@@ -7003,7 +7180,7 @@
       <w:r>
         <w:t xml:space="preserve"> </w:t>
       </w:r>
-      <w:hyperlink r:id="rId130">
+      <w:hyperlink r:id="rId138">
         <w:r>
           <w:rPr>
             <w:rStyle w:val="Hyperlink"/>
@@ -7017,8 +7194,8 @@
         <w:t xml:space="preserve">. The National Academies Press, Washington, DC.</w:t>
       </w:r>
     </w:p>
-    <w:bookmarkEnd w:id="131"/>
-    <w:bookmarkStart w:id="133" w:name="ref-Nejjar2025"/>
+    <w:bookmarkEnd w:id="139"/>
+    <w:bookmarkStart w:id="141" w:name="ref-Nejjar2025"/>
     <w:p>
       <w:pPr>
         <w:pStyle w:val="Bibliography"/>
@@ -7054,7 +7231,7 @@
       <w:r>
         <w:t xml:space="preserve"> </w:t>
       </w:r>
-      <w:hyperlink r:id="rId132">
+      <w:hyperlink r:id="rId140">
         <w:r>
           <w:rPr>
             <w:rStyle w:val="Hyperlink"/>
@@ -7066,8 +7243,32 @@
         <w:t xml:space="preserve">.</w:t>
       </w:r>
     </w:p>
-    <w:bookmarkEnd w:id="133"/>
-    <w:bookmarkStart w:id="135" w:name="ref-Piper2026"/>
+    <w:bookmarkEnd w:id="141"/>
+    <w:bookmarkStart w:id="143" w:name="ref-Park2023"/>
+    <w:p>
+      <w:pPr>
+        <w:pStyle w:val="Bibliography"/>
+      </w:pPr>
+      <w:r>
+        <w:t xml:space="preserve">Park, Joon Sung, Joseph O’Brien, Carrie Jun Cai, Meredith Ringel Morris, Percy Liang, and Michael S. Bernstein. 2023.</w:t>
+      </w:r>
+      <w:r>
+        <w:t xml:space="preserve"> </w:t>
+      </w:r>
+      <w:hyperlink r:id="rId142">
+        <w:r>
+          <w:rPr>
+            <w:rStyle w:val="Hyperlink"/>
+          </w:rPr>
+          <w:t xml:space="preserve">Generative Agents: Interactive Simulacra of Human Behavior</w:t>
+        </w:r>
+      </w:hyperlink>
+      <w:r>
+        <w:t xml:space="preserve">, pp. 1–22.</w:t>
+      </w:r>
+    </w:p>
+    <w:bookmarkEnd w:id="143"/>
+    <w:bookmarkStart w:id="145" w:name="ref-Piper2026"/>
     <w:p>
       <w:pPr>
         <w:pStyle w:val="Bibliography"/>
@@ -7094,7 +7295,7 @@
       <w:r>
         <w:t xml:space="preserve"> </w:t>
       </w:r>
-      <w:hyperlink r:id="rId134">
+      <w:hyperlink r:id="rId144">
         <w:r>
           <w:rPr>
             <w:rStyle w:val="Hyperlink"/>
@@ -7106,8 +7307,8 @@
         <w:t xml:space="preserve">.</w:t>
       </w:r>
     </w:p>
-    <w:bookmarkEnd w:id="135"/>
-    <w:bookmarkStart w:id="137" w:name="ref-QuartoDocs2026"/>
+    <w:bookmarkEnd w:id="145"/>
+    <w:bookmarkStart w:id="147" w:name="ref-QuartoDocs2026"/>
     <w:p>
       <w:pPr>
         <w:pStyle w:val="Bibliography"/>
@@ -7127,7 +7328,7 @@
       <w:r>
         <w:t xml:space="preserve"> </w:t>
       </w:r>
-      <w:hyperlink r:id="rId136">
+      <w:hyperlink r:id="rId146">
         <w:r>
           <w:rPr>
             <w:rStyle w:val="Hyperlink"/>
@@ -7139,26 +7340,23 @@
         <w:t xml:space="preserve">, accessed September 17, 2026.</w:t>
       </w:r>
     </w:p>
-    <w:bookmarkEnd w:id="137"/>
-    <w:bookmarkStart w:id="139" w:name="ref-Scheepens2024"/>
+    <w:bookmarkEnd w:id="147"/>
+    <w:bookmarkStart w:id="149" w:name="ref-Rafiee2025"/>
     <w:p>
       <w:pPr>
         <w:pStyle w:val="Bibliography"/>
       </w:pPr>
       <w:r>
-        <w:t xml:space="preserve">Scheepens, Daan, Joseph Millard, Maxwell Farrell, and Tim Newbold. 2024.</w:t>
-      </w:r>
-      <w:r>
-        <w:t xml:space="preserve"> </w:t>
-      </w:r>
-      <w:r>
-        <w:t xml:space="preserve">Large Language Models</w:t>
-      </w:r>
-      <w:r>
-        <w:t xml:space="preserve"> </w:t>
-      </w:r>
-      <w:r>
-        <w:t xml:space="preserve">Help Facilitate the Automated Synthesis of Information on Potential Pest Controllers.</w:t>
+        <w:t xml:space="preserve">Rafiee, Gholamreza, and Wai Lok Woo. 2025.</w:t>
+      </w:r>
+      <w:r>
+        <w:t xml:space="preserve"> </w:t>
+      </w:r>
+      <w:r>
+        <w:t xml:space="preserve">Agentic AI: A Review of Architecture, Governance, and Sustainable Goal-Directed Autonomy</w:t>
+      </w:r>
+      <w:r>
+        <w:t xml:space="preserve">.</w:t>
       </w:r>
       <w:r>
         <w:t xml:space="preserve"> </w:t>
@@ -7168,79 +7366,46 @@
           <w:iCs/>
           <w:i/>
         </w:rPr>
-        <w:t xml:space="preserve">Methods in Ecology and Evolution</w:t>
-      </w:r>
-      <w:r>
-        <w:t xml:space="preserve"> </w:t>
-      </w:r>
-      <w:r>
-        <w:t xml:space="preserve">15(7):1261–1273.</w:t>
-      </w:r>
-      <w:r>
-        <w:t xml:space="preserve"> </w:t>
-      </w:r>
-      <w:hyperlink r:id="rId138">
-        <w:r>
-          <w:rPr>
-            <w:rStyle w:val="Hyperlink"/>
-          </w:rPr>
-          <w:t xml:space="preserve">https://doi.org/10.1111/2041-210X.14341</w:t>
+        <w:t xml:space="preserve">TechRxiv Preprint</w:t>
+      </w:r>
+      <w:r>
+        <w:t xml:space="preserve">.</w:t>
+      </w:r>
+      <w:r>
+        <w:t xml:space="preserve"> </w:t>
+      </w:r>
+      <w:hyperlink r:id="rId148">
+        <w:r>
+          <w:rPr>
+            <w:rStyle w:val="Hyperlink"/>
+          </w:rPr>
+          <w:t xml:space="preserve">https://doi.org/10.36227/techrxiv.176703982.24212722/v1</w:t>
         </w:r>
       </w:hyperlink>
       <w:r>
         <w:t xml:space="preserve">.</w:t>
       </w:r>
     </w:p>
-    <w:bookmarkEnd w:id="139"/>
-    <w:bookmarkStart w:id="141" w:name="ref-Schweinberger2026privacy"/>
+    <w:bookmarkEnd w:id="149"/>
+    <w:bookmarkStart w:id="151" w:name="ref-Scheepens2024"/>
     <w:p>
       <w:pPr>
         <w:pStyle w:val="Bibliography"/>
       </w:pPr>
       <w:r>
-        <w:t xml:space="preserve">Schweinberger, Martin. 2026.</w:t>
-      </w:r>
-      <w:r>
-        <w:t xml:space="preserve"> </w:t>
-      </w:r>
-      <w:r>
-        <w:t xml:space="preserve">Privacy-Preserving Analysis with Local LLMs: Generating Synthetic Data Proxies</w:t>
-      </w:r>
-      <w:r>
-        <w:t xml:space="preserve">.</w:t>
-      </w:r>
-      <w:r>
-        <w:t xml:space="preserve"> </w:t>
-      </w:r>
-      <w:r>
-        <w:t xml:space="preserve">The Language Technology and Data Analysis Laboratory (LADAL), The University of Queensland, Australia</w:t>
-      </w:r>
-      <w:r>
-        <w:t xml:space="preserve">.</w:t>
-      </w:r>
-      <w:r>
-        <w:t xml:space="preserve"> </w:t>
-      </w:r>
-      <w:hyperlink r:id="rId140">
-        <w:r>
-          <w:rPr>
-            <w:rStyle w:val="Hyperlink"/>
-          </w:rPr>
-          <w:t xml:space="preserve">https://ladal.edu.au/tutorials/llm_privacy/llm_privacy.html</w:t>
-        </w:r>
-      </w:hyperlink>
-      <w:r>
-        <w:t xml:space="preserve">, accessed September 18, 2026.</w:t>
-      </w:r>
-    </w:p>
-    <w:bookmarkEnd w:id="141"/>
-    <w:bookmarkStart w:id="143" w:name="ref-Shaikhon2025"/>
-    <w:p>
-      <w:pPr>
-        <w:pStyle w:val="Bibliography"/>
-      </w:pPr>
-      <w:r>
-        <w:t xml:space="preserve">Shaikhon, Ahmed Motawea Hussein. 2025. Contextual Ethical Framework for Artificial Intelligence in the Management of Cultural Heritage.</w:t>
+        <w:t xml:space="preserve">Scheepens, Daan, Joseph Millard, Maxwell Farrell, and Tim Newbold. 2024.</w:t>
+      </w:r>
+      <w:r>
+        <w:t xml:space="preserve"> </w:t>
+      </w:r>
+      <w:r>
+        <w:t xml:space="preserve">Large Language Models</w:t>
+      </w:r>
+      <w:r>
+        <w:t xml:space="preserve"> </w:t>
+      </w:r>
+      <w:r>
+        <w:t xml:space="preserve">Help Facilitate the Automated Synthesis of Information on Potential Pest Controllers.</w:t>
       </w:r>
       <w:r>
         <w:t xml:space="preserve"> </w:t>
@@ -7250,46 +7415,103 @@
           <w:iCs/>
           <w:i/>
         </w:rPr>
-        <w:t xml:space="preserve">STAR: Science and Technology of Archaeological Research</w:t>
-      </w:r>
-      <w:r>
-        <w:t xml:space="preserve"> </w:t>
-      </w:r>
-      <w:r>
-        <w:t xml:space="preserve">11(1).</w:t>
-      </w:r>
-      <w:r>
-        <w:t xml:space="preserve"> </w:t>
-      </w:r>
-      <w:hyperlink r:id="rId142">
-        <w:r>
-          <w:rPr>
-            <w:rStyle w:val="Hyperlink"/>
-          </w:rPr>
-          <w:t xml:space="preserve">https://doi.org/10.1080/20548923.2025.2564519</w:t>
+        <w:t xml:space="preserve">Methods in Ecology and Evolution</w:t>
+      </w:r>
+      <w:r>
+        <w:t xml:space="preserve"> </w:t>
+      </w:r>
+      <w:r>
+        <w:t xml:space="preserve">15(7):1261–1273.</w:t>
+      </w:r>
+      <w:r>
+        <w:t xml:space="preserve"> </w:t>
+      </w:r>
+      <w:hyperlink r:id="rId150">
+        <w:r>
+          <w:rPr>
+            <w:rStyle w:val="Hyperlink"/>
+          </w:rPr>
+          <w:t xml:space="preserve">https://doi.org/10.1111/2041-210X.14341</w:t>
         </w:r>
       </w:hyperlink>
       <w:r>
         <w:t xml:space="preserve">.</w:t>
       </w:r>
     </w:p>
-    <w:bookmarkEnd w:id="143"/>
-    <w:bookmarkStart w:id="145" w:name="ref-Spillias2025"/>
+    <w:bookmarkEnd w:id="151"/>
+    <w:bookmarkStart w:id="153" w:name="ref-Schick2023"/>
     <w:p>
       <w:pPr>
         <w:pStyle w:val="Bibliography"/>
       </w:pPr>
       <w:r>
-        <w:t xml:space="preserve">Spillias, Scott, Rowan Trebilco, Matthew P. Adams, Fabio Boschetti, Andrew Constable, Piers Dunstan, Simon Ferrier, et al. 2026.</w:t>
-      </w:r>
-      <w:r>
-        <w:t xml:space="preserve"> </w:t>
-      </w:r>
-      <w:r>
-        <w:t xml:space="preserve">The Future of Artificial Intelligence in Ecosystem Modeling</w:t>
+        <w:t xml:space="preserve">Schick, Timo, Jane Dwivedi-Yu, Roberto Dessi, Roberta Raileanu, Maria Lomeli, Eric Hambro, Luke Zettlemoyer, Nicola Cancedda, and Thomas Scialom. 2023.</w:t>
+      </w:r>
+      <w:r>
+        <w:t xml:space="preserve"> </w:t>
+      </w:r>
+      <w:hyperlink r:id="rId152">
+        <w:r>
+          <w:rPr>
+            <w:rStyle w:val="Hyperlink"/>
+          </w:rPr>
+          <w:t xml:space="preserve">Toolformer: Language Models Can Teach Themselves to Use Tools</w:t>
+        </w:r>
+      </w:hyperlink>
+      <w:r>
+        <w:t xml:space="preserve">, pp. 68539–68551.</w:t>
+      </w:r>
+    </w:p>
+    <w:bookmarkEnd w:id="153"/>
+    <w:bookmarkStart w:id="155" w:name="ref-Schweinberger2026privacy"/>
+    <w:p>
+      <w:pPr>
+        <w:pStyle w:val="Bibliography"/>
+      </w:pPr>
+      <w:r>
+        <w:t xml:space="preserve">Schweinberger, Martin. 2026.</w:t>
+      </w:r>
+      <w:r>
+        <w:t xml:space="preserve"> </w:t>
+      </w:r>
+      <w:r>
+        <w:t xml:space="preserve">Privacy-Preserving Analysis with Local LLMs: Generating Synthetic Data Proxies</w:t>
       </w:r>
       <w:r>
         <w:t xml:space="preserve">.</w:t>
+      </w:r>
+      <w:r>
+        <w:t xml:space="preserve"> </w:t>
+      </w:r>
+      <w:r>
+        <w:t xml:space="preserve">The Language Technology and Data Analysis Laboratory (LADAL), The University of Queensland, Australia</w:t>
+      </w:r>
+      <w:r>
+        <w:t xml:space="preserve">.</w:t>
+      </w:r>
+      <w:r>
+        <w:t xml:space="preserve"> </w:t>
+      </w:r>
+      <w:hyperlink r:id="rId154">
+        <w:r>
+          <w:rPr>
+            <w:rStyle w:val="Hyperlink"/>
+          </w:rPr>
+          <w:t xml:space="preserve">https://ladal.edu.au/tutorials/llm_privacy/llm_privacy.html</w:t>
+        </w:r>
+      </w:hyperlink>
+      <w:r>
+        <w:t xml:space="preserve">, accessed September 18, 2026.</w:t>
+      </w:r>
+    </w:p>
+    <w:bookmarkEnd w:id="155"/>
+    <w:bookmarkStart w:id="157" w:name="ref-Shaikhon2025"/>
+    <w:p>
+      <w:pPr>
+        <w:pStyle w:val="Bibliography"/>
+      </w:pPr>
+      <w:r>
+        <w:t xml:space="preserve">Shaikhon, Ahmed Motawea Hussein. 2025. Contextual Ethical Framework for Artificial Intelligence in the Management of Cultural Heritage.</w:t>
       </w:r>
       <w:r>
         <w:t xml:space="preserve"> </w:t>
@@ -7299,75 +7521,46 @@
           <w:iCs/>
           <w:i/>
         </w:rPr>
-        <w:t xml:space="preserve">BioScience</w:t>
-      </w:r>
-      <w:r>
-        <w:t xml:space="preserve"> </w:t>
-      </w:r>
-      <w:r>
-        <w:t xml:space="preserve">76(1):57–70.</w:t>
-      </w:r>
-      <w:r>
-        <w:t xml:space="preserve"> </w:t>
-      </w:r>
-      <w:hyperlink r:id="rId144">
-        <w:r>
-          <w:rPr>
-            <w:rStyle w:val="Hyperlink"/>
-          </w:rPr>
-          <w:t xml:space="preserve">https://doi.org/10.1093/biosci/biaf169</w:t>
+        <w:t xml:space="preserve">STAR: Science and Technology of Archaeological Research</w:t>
+      </w:r>
+      <w:r>
+        <w:t xml:space="preserve"> </w:t>
+      </w:r>
+      <w:r>
+        <w:t xml:space="preserve">11(1).</w:t>
+      </w:r>
+      <w:r>
+        <w:t xml:space="preserve"> </w:t>
+      </w:r>
+      <w:hyperlink r:id="rId156">
+        <w:r>
+          <w:rPr>
+            <w:rStyle w:val="Hyperlink"/>
+          </w:rPr>
+          <w:t xml:space="preserve">https://doi.org/10.1080/20548923.2025.2564519</w:t>
         </w:r>
       </w:hyperlink>
       <w:r>
         <w:t xml:space="preserve">.</w:t>
       </w:r>
     </w:p>
-    <w:bookmarkEnd w:id="145"/>
-    <w:bookmarkStart w:id="147" w:name="ref-Taylor2023"/>
+    <w:bookmarkEnd w:id="157"/>
+    <w:bookmarkStart w:id="159" w:name="ref-Spillias2025"/>
     <w:p>
       <w:pPr>
         <w:pStyle w:val="Bibliography"/>
       </w:pPr>
       <w:r>
-        <w:t xml:space="preserve">Taylor, Matthew E. 2023.</w:t>
-      </w:r>
-      <w:r>
-        <w:t xml:space="preserve"> </w:t>
-      </w:r>
-      <w:hyperlink r:id="rId146">
-        <w:r>
-          <w:rPr>
-            <w:rStyle w:val="Hyperlink"/>
-          </w:rPr>
-          <w:t xml:space="preserve">Reinforcement Learning Requires</w:t>
-        </w:r>
-        <w:r>
-          <w:rPr>
-            <w:rStyle w:val="Hyperlink"/>
-          </w:rPr>
-          <w:t xml:space="preserve"> </w:t>
-        </w:r>
-        <w:r>
-          <w:rPr>
-            <w:rStyle w:val="Hyperlink"/>
-          </w:rPr>
-          <w:t xml:space="preserve">Human-in-the-Loop</w:t>
-        </w:r>
-        <w:r>
-          <w:rPr>
-            <w:rStyle w:val="Hyperlink"/>
-          </w:rPr>
-          <w:t xml:space="preserve"> </w:t>
-        </w:r>
-        <w:r>
-          <w:rPr>
-            <w:rStyle w:val="Hyperlink"/>
-          </w:rPr>
-          <w:t xml:space="preserve">Framing and Approaches</w:t>
-        </w:r>
-      </w:hyperlink>
-      <w:r>
-        <w:t xml:space="preserve">. In</w:t>
+        <w:t xml:space="preserve">Spillias, Scott, Rowan Trebilco, Matthew P. Adams, Fabio Boschetti, Andrew Constable, Piers Dunstan, Simon Ferrier, et al. 2026.</w:t>
+      </w:r>
+      <w:r>
+        <w:t xml:space="preserve"> </w:t>
+      </w:r>
+      <w:r>
+        <w:t xml:space="preserve">The Future of Artificial Intelligence in Ecosystem Modeling</w:t>
+      </w:r>
+      <w:r>
+        <w:t xml:space="preserve">.</w:t>
       </w:r>
       <w:r>
         <w:t xml:space="preserve"> </w:t>
@@ -7377,32 +7570,75 @@
           <w:iCs/>
           <w:i/>
         </w:rPr>
-        <w:t xml:space="preserve">HHAI 2023: Augmenting Human Intellect</w:t>
-      </w:r>
-      <w:r>
-        <w:t xml:space="preserve">. IOS Press.</w:t>
-      </w:r>
-    </w:p>
-    <w:bookmarkEnd w:id="147"/>
-    <w:bookmarkStart w:id="149" w:name="ref-Tenzer2024"/>
+        <w:t xml:space="preserve">BioScience</w:t>
+      </w:r>
+      <w:r>
+        <w:t xml:space="preserve"> </w:t>
+      </w:r>
+      <w:r>
+        <w:t xml:space="preserve">76(1):57–70.</w:t>
+      </w:r>
+      <w:r>
+        <w:t xml:space="preserve"> </w:t>
+      </w:r>
+      <w:hyperlink r:id="rId158">
+        <w:r>
+          <w:rPr>
+            <w:rStyle w:val="Hyperlink"/>
+          </w:rPr>
+          <w:t xml:space="preserve">https://doi.org/10.1093/biosci/biaf169</w:t>
+        </w:r>
+      </w:hyperlink>
+      <w:r>
+        <w:t xml:space="preserve">.</w:t>
+      </w:r>
+    </w:p>
+    <w:bookmarkEnd w:id="159"/>
+    <w:bookmarkStart w:id="161" w:name="ref-Taylor2023"/>
     <w:p>
       <w:pPr>
         <w:pStyle w:val="Bibliography"/>
       </w:pPr>
       <w:r>
-        <w:t xml:space="preserve">Tenzer, Martina, Giada Pistilli, Alex Bransden, and Alex Shenfield. 2024. Debating</w:t>
-      </w:r>
-      <w:r>
-        <w:t xml:space="preserve"> </w:t>
-      </w:r>
-      <w:r>
-        <w:t xml:space="preserve">AI</w:t>
-      </w:r>
-      <w:r>
-        <w:t xml:space="preserve"> </w:t>
-      </w:r>
-      <w:r>
-        <w:t xml:space="preserve">in Archaeology: Applications, Implications, and Ethical Considerations.</w:t>
+        <w:t xml:space="preserve">Taylor, Matthew E. 2023.</w:t>
+      </w:r>
+      <w:r>
+        <w:t xml:space="preserve"> </w:t>
+      </w:r>
+      <w:hyperlink r:id="rId160">
+        <w:r>
+          <w:rPr>
+            <w:rStyle w:val="Hyperlink"/>
+          </w:rPr>
+          <w:t xml:space="preserve">Reinforcement Learning Requires</w:t>
+        </w:r>
+        <w:r>
+          <w:rPr>
+            <w:rStyle w:val="Hyperlink"/>
+          </w:rPr>
+          <w:t xml:space="preserve"> </w:t>
+        </w:r>
+        <w:r>
+          <w:rPr>
+            <w:rStyle w:val="Hyperlink"/>
+          </w:rPr>
+          <w:t xml:space="preserve">Human-in-the-Loop</w:t>
+        </w:r>
+        <w:r>
+          <w:rPr>
+            <w:rStyle w:val="Hyperlink"/>
+          </w:rPr>
+          <w:t xml:space="preserve"> </w:t>
+        </w:r>
+        <w:r>
+          <w:rPr>
+            <w:rStyle w:val="Hyperlink"/>
+          </w:rPr>
+          <w:t xml:space="preserve">Framing and Approaches</w:t>
+        </w:r>
+      </w:hyperlink>
+      <w:r>
+        <w:t xml:space="preserve">. In</w:t>
       </w:r>
       <w:r>
         <w:t xml:space="preserve"> </w:t>
@@ -7412,6 +7648,41 @@
           <w:iCs/>
           <w:i/>
         </w:rPr>
+        <w:t xml:space="preserve">HHAI 2023: Augmenting Human Intellect</w:t>
+      </w:r>
+      <w:r>
+        <w:t xml:space="preserve">. IOS Press.</w:t>
+      </w:r>
+    </w:p>
+    <w:bookmarkEnd w:id="161"/>
+    <w:bookmarkStart w:id="163" w:name="ref-Tenzer2024"/>
+    <w:p>
+      <w:pPr>
+        <w:pStyle w:val="Bibliography"/>
+      </w:pPr>
+      <w:r>
+        <w:t xml:space="preserve">Tenzer, Martina, Giada Pistilli, Alex Bransden, and Alex Shenfield. 2024. Debating</w:t>
+      </w:r>
+      <w:r>
+        <w:t xml:space="preserve"> </w:t>
+      </w:r>
+      <w:r>
+        <w:t xml:space="preserve">AI</w:t>
+      </w:r>
+      <w:r>
+        <w:t xml:space="preserve"> </w:t>
+      </w:r>
+      <w:r>
+        <w:t xml:space="preserve">in Archaeology: Applications, Implications, and Ethical Considerations.</w:t>
+      </w:r>
+      <w:r>
+        <w:t xml:space="preserve"> </w:t>
+      </w:r>
+      <w:r>
+        <w:rPr>
+          <w:iCs/>
+          <w:i/>
+        </w:rPr>
         <w:t xml:space="preserve">Internet Archaeology</w:t>
       </w:r>
       <w:r>
@@ -7420,7 +7691,7 @@
       <w:r>
         <w:t xml:space="preserve"> </w:t>
       </w:r>
-      <w:hyperlink r:id="rId148">
+      <w:hyperlink r:id="rId162">
         <w:r>
           <w:rPr>
             <w:rStyle w:val="Hyperlink"/>
@@ -7432,8 +7703,8 @@
         <w:t xml:space="preserve">.</w:t>
       </w:r>
     </w:p>
-    <w:bookmarkEnd w:id="149"/>
-    <w:bookmarkStart w:id="151" w:name="ref-RoyalSociety2024"/>
+    <w:bookmarkEnd w:id="163"/>
+    <w:bookmarkStart w:id="165" w:name="ref-RoyalSociety2024"/>
     <w:p>
       <w:pPr>
         <w:pStyle w:val="Bibliography"/>
@@ -7444,7 +7715,7 @@
       <w:r>
         <w:t xml:space="preserve"> </w:t>
       </w:r>
-      <w:hyperlink r:id="rId150">
+      <w:hyperlink r:id="rId164">
         <w:r>
           <w:rPr>
             <w:rStyle w:val="Hyperlink"/>
@@ -7562,8 +7833,8 @@
         <w:t xml:space="preserve">. The Royal Society, London.</w:t>
       </w:r>
     </w:p>
-    <w:bookmarkEnd w:id="151"/>
-    <w:bookmarkStart w:id="153" w:name="ref-Walters2023"/>
+    <w:bookmarkEnd w:id="165"/>
+    <w:bookmarkStart w:id="167" w:name="ref-Walters2023"/>
     <w:p>
       <w:pPr>
         <w:pStyle w:val="Bibliography"/>
@@ -7599,7 +7870,7 @@
       <w:r>
         <w:t xml:space="preserve"> </w:t>
       </w:r>
-      <w:hyperlink r:id="rId152">
+      <w:hyperlink r:id="rId166">
         <w:r>
           <w:rPr>
             <w:rStyle w:val="Hyperlink"/>
@@ -7611,20 +7882,20 @@
         <w:t xml:space="preserve">.</w:t>
       </w:r>
     </w:p>
-    <w:bookmarkEnd w:id="153"/>
-    <w:bookmarkStart w:id="155" w:name="ref-Wickham2019"/>
+    <w:bookmarkEnd w:id="167"/>
+    <w:bookmarkStart w:id="169" w:name="ref-Wang2024"/>
     <w:p>
       <w:pPr>
         <w:pStyle w:val="Bibliography"/>
       </w:pPr>
       <w:r>
-        <w:t xml:space="preserve">Wickham, Hadley, Mara Averick, Jennifer Bryan, Winston Chang, Lucy D’Agostino McGowan, Romain François, Garrett Grolemund, et al. 2019. Welcome to the</w:t>
-      </w:r>
-      <w:r>
-        <w:t xml:space="preserve"> </w:t>
-      </w:r>
-      <w:r>
-        <w:t xml:space="preserve">Tidyverse</w:t>
+        <w:t xml:space="preserve">Wang, Lei, Chen Ma, Xueyang Feng, Zeyu Zhang, Hao Yang, Jingsen Zhang, Zhiyuan Chen, et al. 2024.</w:t>
+      </w:r>
+      <w:r>
+        <w:t xml:space="preserve"> </w:t>
+      </w:r>
+      <w:r>
+        <w:t xml:space="preserve">A Survey on Large Language Model Based Autonomous Agents</w:t>
       </w:r>
       <w:r>
         <w:t xml:space="preserve">.</w:t>
@@ -7637,43 +7908,43 @@
           <w:iCs/>
           <w:i/>
         </w:rPr>
-        <w:t xml:space="preserve">Journal of Open Source Software</w:t>
-      </w:r>
-      <w:r>
-        <w:t xml:space="preserve"> </w:t>
-      </w:r>
-      <w:r>
-        <w:t xml:space="preserve">4(43):1686.</w:t>
-      </w:r>
-      <w:r>
-        <w:t xml:space="preserve"> </w:t>
-      </w:r>
-      <w:hyperlink r:id="rId154">
-        <w:r>
-          <w:rPr>
-            <w:rStyle w:val="Hyperlink"/>
-          </w:rPr>
-          <w:t xml:space="preserve">https://doi.org/10.21105/joss.01686</w:t>
+        <w:t xml:space="preserve">Frontiers of Computer Science</w:t>
+      </w:r>
+      <w:r>
+        <w:t xml:space="preserve"> </w:t>
+      </w:r>
+      <w:r>
+        <w:t xml:space="preserve">18(6).</w:t>
+      </w:r>
+      <w:r>
+        <w:t xml:space="preserve"> </w:t>
+      </w:r>
+      <w:hyperlink r:id="rId168">
+        <w:r>
+          <w:rPr>
+            <w:rStyle w:val="Hyperlink"/>
+          </w:rPr>
+          <w:t xml:space="preserve">https://doi.org/10.1007/s11704-024-40231-1</w:t>
         </w:r>
       </w:hyperlink>
       <w:r>
         <w:t xml:space="preserve">.</w:t>
       </w:r>
     </w:p>
-    <w:bookmarkEnd w:id="155"/>
-    <w:bookmarkStart w:id="157" w:name="ref-Wiest2024"/>
+    <w:bookmarkEnd w:id="169"/>
+    <w:bookmarkStart w:id="171" w:name="ref-Wickham2019"/>
     <w:p>
       <w:pPr>
         <w:pStyle w:val="Bibliography"/>
       </w:pPr>
       <w:r>
-        <w:t xml:space="preserve">Wiest, Isabella Catharina, Dyke Ferber, Jiefu Zhu, Marko van Treeck, Sonja K. Meyer, Radhika Juglan, Zunamys I. Carrero, et al. 2024.</w:t>
-      </w:r>
-      <w:r>
-        <w:t xml:space="preserve"> </w:t>
-      </w:r>
-      <w:r>
-        <w:t xml:space="preserve">Privacy-Preserving Large Language Models for Structured Medical Information Retrieval</w:t>
+        <w:t xml:space="preserve">Wickham, Hadley, Mara Averick, Jennifer Bryan, Winston Chang, Lucy D’Agostino McGowan, Romain François, Garrett Grolemund, et al. 2019. Welcome to the</w:t>
+      </w:r>
+      <w:r>
+        <w:t xml:space="preserve"> </w:t>
+      </w:r>
+      <w:r>
+        <w:t xml:space="preserve">Tidyverse</w:t>
       </w:r>
       <w:r>
         <w:t xml:space="preserve">.</w:t>
@@ -7686,43 +7957,43 @@
           <w:iCs/>
           <w:i/>
         </w:rPr>
-        <w:t xml:space="preserve">Npj Digital Medicine</w:t>
-      </w:r>
-      <w:r>
-        <w:t xml:space="preserve"> </w:t>
-      </w:r>
-      <w:r>
-        <w:t xml:space="preserve">7(1):257.</w:t>
-      </w:r>
-      <w:r>
-        <w:t xml:space="preserve"> </w:t>
-      </w:r>
-      <w:hyperlink r:id="rId156">
-        <w:r>
-          <w:rPr>
-            <w:rStyle w:val="Hyperlink"/>
-          </w:rPr>
-          <w:t xml:space="preserve">https://doi.org/10.1038/s41746-024-01233-2</w:t>
+        <w:t xml:space="preserve">Journal of Open Source Software</w:t>
+      </w:r>
+      <w:r>
+        <w:t xml:space="preserve"> </w:t>
+      </w:r>
+      <w:r>
+        <w:t xml:space="preserve">4(43):1686.</w:t>
+      </w:r>
+      <w:r>
+        <w:t xml:space="preserve"> </w:t>
+      </w:r>
+      <w:hyperlink r:id="rId170">
+        <w:r>
+          <w:rPr>
+            <w:rStyle w:val="Hyperlink"/>
+          </w:rPr>
+          <w:t xml:space="preserve">https://doi.org/10.21105/joss.01686</w:t>
         </w:r>
       </w:hyperlink>
       <w:r>
         <w:t xml:space="preserve">.</w:t>
       </w:r>
     </w:p>
-    <w:bookmarkEnd w:id="157"/>
-    <w:bookmarkStart w:id="159" w:name="ref-Wilson2014"/>
+    <w:bookmarkEnd w:id="171"/>
+    <w:bookmarkStart w:id="173" w:name="ref-Wiest2024"/>
     <w:p>
       <w:pPr>
         <w:pStyle w:val="Bibliography"/>
       </w:pPr>
       <w:r>
-        <w:t xml:space="preserve">Wilson, Greg, D. A. Aruliah, C. Titus Brown, Neil P. Chue Hong, Matt Davis, Richard T. Guy, Steven H. D. Haddock, et al. 2014.</w:t>
-      </w:r>
-      <w:r>
-        <w:t xml:space="preserve"> </w:t>
-      </w:r>
-      <w:r>
-        <w:t xml:space="preserve">Best Practices for Scientific Computing</w:t>
+        <w:t xml:space="preserve">Wiest, Isabella Catharina, Dyke Ferber, Jiefu Zhu, Marko van Treeck, Sonja K. Meyer, Radhika Juglan, Zunamys I. Carrero, et al. 2024.</w:t>
+      </w:r>
+      <w:r>
+        <w:t xml:space="preserve"> </w:t>
+      </w:r>
+      <w:r>
+        <w:t xml:space="preserve">Privacy-Preserving Large Language Models for Structured Medical Information Retrieval</w:t>
       </w:r>
       <w:r>
         <w:t xml:space="preserve">.</w:t>
@@ -7735,58 +8006,46 @@
           <w:iCs/>
           <w:i/>
         </w:rPr>
-        <w:t xml:space="preserve">PLOS Biology</w:t>
-      </w:r>
-      <w:r>
-        <w:t xml:space="preserve"> </w:t>
-      </w:r>
-      <w:r>
-        <w:t xml:space="preserve">12(1):e1001745.</w:t>
-      </w:r>
-      <w:r>
-        <w:t xml:space="preserve"> </w:t>
-      </w:r>
-      <w:hyperlink r:id="rId158">
-        <w:r>
-          <w:rPr>
-            <w:rStyle w:val="Hyperlink"/>
-          </w:rPr>
-          <w:t xml:space="preserve">https://doi.org/10.1371/journal.pbio.1001745</w:t>
+        <w:t xml:space="preserve">Npj Digital Medicine</w:t>
+      </w:r>
+      <w:r>
+        <w:t xml:space="preserve"> </w:t>
+      </w:r>
+      <w:r>
+        <w:t xml:space="preserve">7(1):257.</w:t>
+      </w:r>
+      <w:r>
+        <w:t xml:space="preserve"> </w:t>
+      </w:r>
+      <w:hyperlink r:id="rId172">
+        <w:r>
+          <w:rPr>
+            <w:rStyle w:val="Hyperlink"/>
+          </w:rPr>
+          <w:t xml:space="preserve">https://doi.org/10.1038/s41746-024-01233-2</w:t>
         </w:r>
       </w:hyperlink>
       <w:r>
         <w:t xml:space="preserve">.</w:t>
       </w:r>
     </w:p>
-    <w:bookmarkEnd w:id="159"/>
-    <w:bookmarkStart w:id="161" w:name="ref-Xu2026"/>
+    <w:bookmarkEnd w:id="173"/>
+    <w:bookmarkStart w:id="175" w:name="ref-Wilson2014"/>
     <w:p>
       <w:pPr>
         <w:pStyle w:val="Bibliography"/>
       </w:pPr>
       <w:r>
-        <w:t xml:space="preserve">Xu, Renjun, and Yang Yan. 2026. Agent</w:t>
-      </w:r>
-      <w:r>
-        <w:t xml:space="preserve"> </w:t>
-      </w:r>
-      <w:r>
-        <w:t xml:space="preserve">Skills</w:t>
-      </w:r>
-      <w:r>
-        <w:t xml:space="preserve"> </w:t>
-      </w:r>
-      <w:r>
-        <w:t xml:space="preserve">for</w:t>
-      </w:r>
-      <w:r>
-        <w:t xml:space="preserve"> </w:t>
-      </w:r>
-      <w:r>
-        <w:t xml:space="preserve">Large Language Models</w:t>
-      </w:r>
-      <w:r>
-        <w:t xml:space="preserve">: Architecture, Acquisition, Security, and the Path Forward.</w:t>
+        <w:t xml:space="preserve">Wilson, Greg, D. A. Aruliah, C. Titus Brown, Neil P. Chue Hong, Matt Davis, Richard T. Guy, Steven H. D. Haddock, et al. 2014.</w:t>
+      </w:r>
+      <w:r>
+        <w:t xml:space="preserve"> </w:t>
+      </w:r>
+      <w:r>
+        <w:t xml:space="preserve">Best Practices for Scientific Computing</w:t>
+      </w:r>
+      <w:r>
+        <w:t xml:space="preserve">.</w:t>
       </w:r>
       <w:r>
         <w:t xml:space="preserve"> </w:t>
@@ -7796,67 +8055,58 @@
           <w:iCs/>
           <w:i/>
         </w:rPr>
-        <w:t xml:space="preserve">arXiv.org</w:t>
-      </w:r>
+        <w:t xml:space="preserve">PLOS Biology</w:t>
+      </w:r>
+      <w:r>
+        <w:t xml:space="preserve"> </w:t>
+      </w:r>
+      <w:r>
+        <w:t xml:space="preserve">12(1):e1001745.</w:t>
+      </w:r>
+      <w:r>
+        <w:t xml:space="preserve"> </w:t>
+      </w:r>
+      <w:hyperlink r:id="rId174">
+        <w:r>
+          <w:rPr>
+            <w:rStyle w:val="Hyperlink"/>
+          </w:rPr>
+          <w:t xml:space="preserve">https://doi.org/10.1371/journal.pbio.1001745</w:t>
+        </w:r>
+      </w:hyperlink>
       <w:r>
         <w:t xml:space="preserve">.</w:t>
       </w:r>
-      <w:r>
-        <w:t xml:space="preserve"> </w:t>
-      </w:r>
-      <w:hyperlink r:id="rId160">
-        <w:r>
-          <w:rPr>
-            <w:rStyle w:val="Hyperlink"/>
-          </w:rPr>
-          <w:t xml:space="preserve">https://doi.org/10.48550/arXiv.2602.12430</w:t>
-        </w:r>
-      </w:hyperlink>
-      <w:r>
-        <w:t xml:space="preserve">.</w:t>
-      </w:r>
-    </w:p>
-    <w:bookmarkEnd w:id="161"/>
-    <w:bookmarkStart w:id="163" w:name="ref-ZamfirescuPereira2023"/>
+    </w:p>
+    <w:bookmarkEnd w:id="175"/>
+    <w:bookmarkStart w:id="177" w:name="ref-Xu2026"/>
     <w:p>
       <w:pPr>
         <w:pStyle w:val="Bibliography"/>
       </w:pPr>
       <w:r>
-        <w:t xml:space="preserve">Zamfirescu-Pereira, J. D., Richmond Y. Wong, Bjoern Hartmann, and Qian Yang. 2023.</w:t>
-      </w:r>
-      <w:r>
-        <w:t xml:space="preserve"> </w:t>
-      </w:r>
-      <w:hyperlink r:id="rId162">
-        <w:r>
-          <w:rPr>
-            <w:rStyle w:val="Hyperlink"/>
-          </w:rPr>
-          <w:t xml:space="preserve">Why Johnny Can’t Prompt: How Non-AI Experts Try (and Fail) to Design LLM Prompts</w:t>
-        </w:r>
-      </w:hyperlink>
-      <w:r>
-        <w:t xml:space="preserve">, New York, NY, USA.</w:t>
-      </w:r>
-    </w:p>
-    <w:bookmarkEnd w:id="163"/>
-    <w:bookmarkStart w:id="165" w:name="ref-Zanzotto2019"/>
-    <w:p>
-      <w:pPr>
-        <w:pStyle w:val="Bibliography"/>
-      </w:pPr>
-      <w:r>
-        <w:t xml:space="preserve">Zanzotto, Fabio Massimo. 2019. Viewpoint:</w:t>
-      </w:r>
-      <w:r>
-        <w:t xml:space="preserve"> </w:t>
-      </w:r>
-      <w:r>
-        <w:t xml:space="preserve">Human-in-the-loop Artificial Intelligence</w:t>
-      </w:r>
-      <w:r>
-        <w:t xml:space="preserve">.</w:t>
+        <w:t xml:space="preserve">Xu, Renjun, and Yang Yan. 2026. Agent</w:t>
+      </w:r>
+      <w:r>
+        <w:t xml:space="preserve"> </w:t>
+      </w:r>
+      <w:r>
+        <w:t xml:space="preserve">Skills</w:t>
+      </w:r>
+      <w:r>
+        <w:t xml:space="preserve"> </w:t>
+      </w:r>
+      <w:r>
+        <w:t xml:space="preserve">for</w:t>
+      </w:r>
+      <w:r>
+        <w:t xml:space="preserve"> </w:t>
+      </w:r>
+      <w:r>
+        <w:t xml:space="preserve">Large Language Models</w:t>
+      </w:r>
+      <w:r>
+        <w:t xml:space="preserve">: Architecture, Acquisition, Security, and the Path Forward.</w:t>
       </w:r>
       <w:r>
         <w:t xml:space="preserve"> </w:t>
@@ -7866,43 +8116,40 @@
           <w:iCs/>
           <w:i/>
         </w:rPr>
-        <w:t xml:space="preserve">Journal of Artificial Intelligence Research</w:t>
-      </w:r>
-      <w:r>
-        <w:t xml:space="preserve"> </w:t>
-      </w:r>
-      <w:r>
-        <w:t xml:space="preserve">64:243–252.</w:t>
-      </w:r>
-      <w:r>
-        <w:t xml:space="preserve"> </w:t>
-      </w:r>
-      <w:hyperlink r:id="rId164">
-        <w:r>
-          <w:rPr>
-            <w:rStyle w:val="Hyperlink"/>
-          </w:rPr>
-          <w:t xml:space="preserve">https://doi.org/10.1613/jair.1.11345</w:t>
+        <w:t xml:space="preserve">arXiv.org</w:t>
+      </w:r>
+      <w:r>
+        <w:t xml:space="preserve">.</w:t>
+      </w:r>
+      <w:r>
+        <w:t xml:space="preserve"> </w:t>
+      </w:r>
+      <w:hyperlink r:id="rId176">
+        <w:r>
+          <w:rPr>
+            <w:rStyle w:val="Hyperlink"/>
+          </w:rPr>
+          <w:t xml:space="preserve">https://doi.org/10.48550/arXiv.2602.12430</w:t>
         </w:r>
       </w:hyperlink>
       <w:r>
         <w:t xml:space="preserve">.</w:t>
       </w:r>
     </w:p>
-    <w:bookmarkEnd w:id="165"/>
-    <w:bookmarkStart w:id="167" w:name="ref-Zhang2025"/>
+    <w:bookmarkEnd w:id="177"/>
+    <w:bookmarkStart w:id="179" w:name="ref-Xu2024"/>
     <w:p>
       <w:pPr>
         <w:pStyle w:val="Bibliography"/>
       </w:pPr>
       <w:r>
-        <w:t xml:space="preserve">Zhang, Yanbo, Sumeer A. Khan, Adnan Mahmud, Huck Yang, Alexander Lavin, Michael Levin, Jeremy Frey, et al. 2025.</w:t>
-      </w:r>
-      <w:r>
-        <w:t xml:space="preserve"> </w:t>
-      </w:r>
-      <w:r>
-        <w:t xml:space="preserve">Exploring the Role of Large Language Models in the Scientific Method: From Hypothesis to Discovery</w:t>
+        <w:t xml:space="preserve">Xu, Xiaojun, Yixiao Chen, and Jing Miao. 2024.</w:t>
+      </w:r>
+      <w:r>
+        <w:t xml:space="preserve"> </w:t>
+      </w:r>
+      <w:r>
+        <w:t xml:space="preserve">Opportunities, Challenges, and Future Directions of Large Language Models, Including ChatGPT in Medical Education: A Systematic Scoping Review</w:t>
       </w:r>
       <w:r>
         <w:t xml:space="preserve">.</w:t>
@@ -7915,37 +8162,70 @@
           <w:iCs/>
           <w:i/>
         </w:rPr>
-        <w:t xml:space="preserve">Npj Artificial Intelligence</w:t>
-      </w:r>
-      <w:r>
-        <w:t xml:space="preserve"> </w:t>
-      </w:r>
-      <w:r>
-        <w:t xml:space="preserve">1:14.</w:t>
-      </w:r>
-      <w:r>
-        <w:t xml:space="preserve"> </w:t>
-      </w:r>
-      <w:hyperlink r:id="rId166">
-        <w:r>
-          <w:rPr>
-            <w:rStyle w:val="Hyperlink"/>
-          </w:rPr>
-          <w:t xml:space="preserve">https://doi.org/10.1038/s44387-025-00019-5</w:t>
+        <w:t xml:space="preserve">Journal of Educational Evaluation for Health Professions</w:t>
+      </w:r>
+      <w:r>
+        <w:t xml:space="preserve"> </w:t>
+      </w:r>
+      <w:r>
+        <w:t xml:space="preserve">21:6.</w:t>
+      </w:r>
+      <w:r>
+        <w:t xml:space="preserve"> </w:t>
+      </w:r>
+      <w:hyperlink r:id="rId178">
+        <w:r>
+          <w:rPr>
+            <w:rStyle w:val="Hyperlink"/>
+          </w:rPr>
+          <w:t xml:space="preserve">https://doi.org/10.3352/jeehp.2024.21.6</w:t>
         </w:r>
       </w:hyperlink>
       <w:r>
         <w:t xml:space="preserve">.</w:t>
       </w:r>
     </w:p>
-    <w:bookmarkEnd w:id="167"/>
-    <w:bookmarkStart w:id="169" w:name="ref-Zheng2024"/>
+    <w:bookmarkEnd w:id="179"/>
+    <w:bookmarkStart w:id="181" w:name="ref-ZamfirescuPereira2023"/>
     <w:p>
       <w:pPr>
         <w:pStyle w:val="Bibliography"/>
       </w:pPr>
       <w:r>
-        <w:t xml:space="preserve">Zheng, Zibin, Kaiwen Ning, Yanlin Wang, Jingwen Zhang, Dewu Zheng, Mingxi Ye, and Jiachi Chen. 2024. A Survey of Large Language Models for Code: Evolution, Benchmarking, and Future Trends.</w:t>
+        <w:t xml:space="preserve">Zamfirescu-Pereira, J. D., Richmond Y. Wong, Bjoern Hartmann, and Qian Yang. 2023.</w:t>
+      </w:r>
+      <w:r>
+        <w:t xml:space="preserve"> </w:t>
+      </w:r>
+      <w:hyperlink r:id="rId180">
+        <w:r>
+          <w:rPr>
+            <w:rStyle w:val="Hyperlink"/>
+          </w:rPr>
+          <w:t xml:space="preserve">Why Johnny Can’t Prompt: How Non-AI Experts Try (and Fail) to Design LLM Prompts</w:t>
+        </w:r>
+      </w:hyperlink>
+      <w:r>
+        <w:t xml:space="preserve">, New York, NY, USA.</w:t>
+      </w:r>
+    </w:p>
+    <w:bookmarkEnd w:id="181"/>
+    <w:bookmarkStart w:id="183" w:name="ref-Zanzotto2019"/>
+    <w:p>
+      <w:pPr>
+        <w:pStyle w:val="Bibliography"/>
+      </w:pPr>
+      <w:r>
+        <w:t xml:space="preserve">Zanzotto, Fabio Massimo. 2019. Viewpoint:</w:t>
+      </w:r>
+      <w:r>
+        <w:t xml:space="preserve"> </w:t>
+      </w:r>
+      <w:r>
+        <w:t xml:space="preserve">Human-in-the-loop Artificial Intelligence</w:t>
+      </w:r>
+      <w:r>
+        <w:t xml:space="preserve">.</w:t>
       </w:r>
       <w:r>
         <w:t xml:space="preserve"> </w:t>
@@ -7955,34 +8235,46 @@
           <w:iCs/>
           <w:i/>
         </w:rPr>
-        <w:t xml:space="preserve">arXiv Preprint arXiv:2311.10372</w:t>
-      </w:r>
+        <w:t xml:space="preserve">Journal of Artificial Intelligence Research</w:t>
+      </w:r>
+      <w:r>
+        <w:t xml:space="preserve"> </w:t>
+      </w:r>
+      <w:r>
+        <w:t xml:space="preserve">64:243–252.</w:t>
+      </w:r>
+      <w:r>
+        <w:t xml:space="preserve"> </w:t>
+      </w:r>
+      <w:hyperlink r:id="rId182">
+        <w:r>
+          <w:rPr>
+            <w:rStyle w:val="Hyperlink"/>
+          </w:rPr>
+          <w:t xml:space="preserve">https://doi.org/10.1613/jair.1.11345</w:t>
+        </w:r>
+      </w:hyperlink>
       <w:r>
         <w:t xml:space="preserve">.</w:t>
       </w:r>
-      <w:r>
-        <w:t xml:space="preserve"> </w:t>
-      </w:r>
-      <w:hyperlink r:id="rId168">
-        <w:r>
-          <w:rPr>
-            <w:rStyle w:val="Hyperlink"/>
-          </w:rPr>
-          <w:t xml:space="preserve">https://doi.org/10.48550/arXiv.2311.10372</w:t>
-        </w:r>
-      </w:hyperlink>
+    </w:p>
+    <w:bookmarkEnd w:id="183"/>
+    <w:bookmarkStart w:id="185" w:name="ref-Zhang2025"/>
+    <w:p>
+      <w:pPr>
+        <w:pStyle w:val="Bibliography"/>
+      </w:pPr>
+      <w:r>
+        <w:t xml:space="preserve">Zhang, Yanbo, Sumeer A. Khan, Adnan Mahmud, Huck Yang, Alexander Lavin, Michael Levin, Jeremy Frey, et al. 2025.</w:t>
+      </w:r>
+      <w:r>
+        <w:t xml:space="preserve"> </w:t>
+      </w:r>
+      <w:r>
+        <w:t xml:space="preserve">Exploring the Role of Large Language Models in the Scientific Method: From Hypothesis to Discovery</w:t>
+      </w:r>
       <w:r>
         <w:t xml:space="preserve">.</w:t>
-      </w:r>
-    </w:p>
-    <w:bookmarkEnd w:id="169"/>
-    <w:bookmarkStart w:id="171" w:name="ref-Ziems2024"/>
-    <w:p>
-      <w:pPr>
-        <w:pStyle w:val="Bibliography"/>
-      </w:pPr>
-      <w:r>
-        <w:t xml:space="preserve">Ziems, Caleb, William Held, Omar Shaikh, Jiaao Chen, Zhehao Zhang, and Diyi Yang. 2024. Can Large Language Models Transform Computational Social Science?</w:t>
       </w:r>
       <w:r>
         <w:t xml:space="preserve"> </w:t>
@@ -7992,37 +8284,37 @@
           <w:iCs/>
           <w:i/>
         </w:rPr>
-        <w:t xml:space="preserve">Computational Linguistics</w:t>
-      </w:r>
-      <w:r>
-        <w:t xml:space="preserve"> </w:t>
-      </w:r>
-      <w:r>
-        <w:t xml:space="preserve">50(1):237–291.</w:t>
-      </w:r>
-      <w:r>
-        <w:t xml:space="preserve"> </w:t>
-      </w:r>
-      <w:hyperlink r:id="rId170">
-        <w:r>
-          <w:rPr>
-            <w:rStyle w:val="Hyperlink"/>
-          </w:rPr>
-          <w:t xml:space="preserve">https://doi.org/10.1162/coli_a_00502</w:t>
+        <w:t xml:space="preserve">Npj Artificial Intelligence</w:t>
+      </w:r>
+      <w:r>
+        <w:t xml:space="preserve"> </w:t>
+      </w:r>
+      <w:r>
+        <w:t xml:space="preserve">1:14.</w:t>
+      </w:r>
+      <w:r>
+        <w:t xml:space="preserve"> </w:t>
+      </w:r>
+      <w:hyperlink r:id="rId184">
+        <w:r>
+          <w:rPr>
+            <w:rStyle w:val="Hyperlink"/>
+          </w:rPr>
+          <w:t xml:space="preserve">https://doi.org/10.1038/s44387-025-00019-5</w:t>
         </w:r>
       </w:hyperlink>
       <w:r>
         <w:t xml:space="preserve">.</w:t>
       </w:r>
     </w:p>
-    <w:bookmarkEnd w:id="171"/>
-    <w:bookmarkStart w:id="173" w:name="ref-Zimmer2026"/>
+    <w:bookmarkEnd w:id="185"/>
+    <w:bookmarkStart w:id="187" w:name="ref-Zheng2024"/>
     <w:p>
       <w:pPr>
         <w:pStyle w:val="Bibliography"/>
       </w:pPr>
       <w:r>
-        <w:t xml:space="preserve">Zimmer, Max, Nico Pelleriti, Christophe Roux, and Sebastian Pokutta. 2026. The Agentic Researcher: A Practical Guide to AI-Assisted Research in Mathematics and Machine Learning.</w:t>
+        <w:t xml:space="preserve">Zheng, Zibin, Kaiwen Ning, Yanlin Wang, Jingwen Zhang, Dewu Zheng, Mingxi Ye, and Jiachi Chen. 2024. A Survey of Large Language Models for Code: Evolution, Benchmarking, and Future Trends.</w:t>
       </w:r>
       <w:r>
         <w:t xml:space="preserve"> </w:t>
@@ -8032,6 +8324,83 @@
           <w:iCs/>
           <w:i/>
         </w:rPr>
+        <w:t xml:space="preserve">arXiv Preprint arXiv:2311.10372</w:t>
+      </w:r>
+      <w:r>
+        <w:t xml:space="preserve">.</w:t>
+      </w:r>
+      <w:r>
+        <w:t xml:space="preserve"> </w:t>
+      </w:r>
+      <w:hyperlink r:id="rId186">
+        <w:r>
+          <w:rPr>
+            <w:rStyle w:val="Hyperlink"/>
+          </w:rPr>
+          <w:t xml:space="preserve">https://doi.org/10.48550/arXiv.2311.10372</w:t>
+        </w:r>
+      </w:hyperlink>
+      <w:r>
+        <w:t xml:space="preserve">.</w:t>
+      </w:r>
+    </w:p>
+    <w:bookmarkEnd w:id="187"/>
+    <w:bookmarkStart w:id="189" w:name="ref-Ziems2024"/>
+    <w:p>
+      <w:pPr>
+        <w:pStyle w:val="Bibliography"/>
+      </w:pPr>
+      <w:r>
+        <w:t xml:space="preserve">Ziems, Caleb, William Held, Omar Shaikh, Jiaao Chen, Zhehao Zhang, and Diyi Yang. 2024. Can Large Language Models Transform Computational Social Science?</w:t>
+      </w:r>
+      <w:r>
+        <w:t xml:space="preserve"> </w:t>
+      </w:r>
+      <w:r>
+        <w:rPr>
+          <w:iCs/>
+          <w:i/>
+        </w:rPr>
+        <w:t xml:space="preserve">Computational Linguistics</w:t>
+      </w:r>
+      <w:r>
+        <w:t xml:space="preserve"> </w:t>
+      </w:r>
+      <w:r>
+        <w:t xml:space="preserve">50(1):237–291.</w:t>
+      </w:r>
+      <w:r>
+        <w:t xml:space="preserve"> </w:t>
+      </w:r>
+      <w:hyperlink r:id="rId188">
+        <w:r>
+          <w:rPr>
+            <w:rStyle w:val="Hyperlink"/>
+          </w:rPr>
+          <w:t xml:space="preserve">https://doi.org/10.1162/coli_a_00502</w:t>
+        </w:r>
+      </w:hyperlink>
+      <w:r>
+        <w:t xml:space="preserve">.</w:t>
+      </w:r>
+    </w:p>
+    <w:bookmarkEnd w:id="189"/>
+    <w:bookmarkStart w:id="191" w:name="ref-Zimmer2026"/>
+    <w:p>
+      <w:pPr>
+        <w:pStyle w:val="Bibliography"/>
+      </w:pPr>
+      <w:r>
+        <w:t xml:space="preserve">Zimmer, Max, Nico Pelleriti, Christophe Roux, and Sebastian Pokutta. 2026. The Agentic Researcher: A Practical Guide to AI-Assisted Research in Mathematics and Machine Learning.</w:t>
+      </w:r>
+      <w:r>
+        <w:t xml:space="preserve"> </w:t>
+      </w:r>
+      <w:r>
+        <w:rPr>
+          <w:iCs/>
+          <w:i/>
+        </w:rPr>
         <w:t xml:space="preserve">arXiv Preprint arXiv:2603.15914</w:t>
       </w:r>
       <w:r>
@@ -8040,7 +8409,7 @@
       <w:r>
         <w:t xml:space="preserve"> </w:t>
       </w:r>
-      <w:hyperlink r:id="rId172">
+      <w:hyperlink r:id="rId190">
         <w:r>
           <w:rPr>
             <w:rStyle w:val="Hyperlink"/>
@@ -8052,14 +8421,14 @@
         <w:t xml:space="preserve">.</w:t>
       </w:r>
     </w:p>
-    <w:bookmarkEnd w:id="173"/>
-    <w:bookmarkEnd w:id="174"/>
+    <w:bookmarkEnd w:id="191"/>
+    <w:bookmarkEnd w:id="192"/>
     <w:p>
       <w:r>
         <w:br w:type="page"/>
       </w:r>
     </w:p>
-    <w:bookmarkStart w:id="175" w:name="colophon"/>
+    <w:bookmarkStart w:id="193" w:name="colophon"/>
     <w:p>
       <w:pPr>
         <w:pStyle w:val="Heading3"/>
@@ -8073,7 +8442,7 @@
         <w:pStyle w:val="FirstParagraph"/>
       </w:pPr>
       <w:r>
-        <w:t xml:space="preserve">This report was generated on 2026-09-25 23:10:43.802733 using the following computational environment and dependencies:</w:t>
+        <w:t xml:space="preserve">This report was generated on 2026-09-26 00:10:30.551147 using the following computational environment and dependencies:</w:t>
       </w:r>
     </w:p>
     <w:p>
@@ -8103,6 +8472,18 @@
       </w:r>
       <w:r>
         <w:rPr>
+          <w:rStyle w:val="FunctionTok"/>
+        </w:rPr>
+        <w:t xml:space="preserve">requireNamespace</w:t>
+      </w:r>
+      <w:r>
+        <w:rPr>
+          <w:rStyle w:val="NormalTok"/>
+        </w:rPr>
+        <w:t xml:space="preserve">(</w:t>
+      </w:r>
+      <w:r>
+        <w:rPr>
           <w:rStyle w:val="StringTok"/>
         </w:rPr>
         <w:t xml:space="preserve">"devtools"</w:t>
@@ -8111,49 +8492,676 @@
         <w:rPr>
           <w:rStyle w:val="NormalTok"/>
         </w:rPr>
-        <w:t xml:space="preserve"> </w:t>
+        <w:t xml:space="preserve">, </w:t>
+      </w:r>
+      <w:r>
+        <w:rPr>
+          <w:rStyle w:val="AttributeTok"/>
+        </w:rPr>
+        <w:t xml:space="preserve">quietly =</w:t>
+      </w:r>
+      <w:r>
+        <w:rPr>
+          <w:rStyle w:val="NormalTok"/>
+        </w:rPr>
+        <w:t xml:space="preserve"> </w:t>
+      </w:r>
+      <w:r>
+        <w:rPr>
+          <w:rStyle w:val="ConstantTok"/>
+        </w:rPr>
+        <w:t xml:space="preserve">TRUE</w:t>
+      </w:r>
+      <w:r>
+        <w:rPr>
+          <w:rStyle w:val="NormalTok"/>
+        </w:rPr>
+        <w:t xml:space="preserve">)) devtools</w:t>
       </w:r>
       <w:r>
         <w:rPr>
           <w:rStyle w:val="SpecialCharTok"/>
         </w:rPr>
-        <w:t xml:space="preserve">%in%</w:t>
+        <w:t xml:space="preserve">::</w:t>
+      </w:r>
+      <w:r>
+        <w:rPr>
+          <w:rStyle w:val="FunctionTok"/>
+        </w:rPr>
+        <w:t xml:space="preserve">session_info</w:t>
       </w:r>
       <w:r>
         <w:rPr>
           <w:rStyle w:val="NormalTok"/>
         </w:rPr>
-        <w:t xml:space="preserve"> </w:t>
+        <w:t xml:space="preserve">()</w:t>
+      </w:r>
+    </w:p>
+    <w:p>
+      <w:pPr>
+        <w:pStyle w:val="SourceCode"/>
+      </w:pPr>
+      <w:r>
+        <w:rPr>
+          <w:rStyle w:val="VerbatimChar"/>
+        </w:rPr>
+        <w:t xml:space="preserve">─ Session info ───────────────────────────────────────────────────────────────</w:t>
+      </w:r>
+      <w:r>
+        <w:br/>
+      </w:r>
+      <w:r>
+        <w:rPr>
+          <w:rStyle w:val="VerbatimChar"/>
+        </w:rPr>
+        <w:t xml:space="preserve"> setting  value</w:t>
+      </w:r>
+      <w:r>
+        <w:br/>
+      </w:r>
+      <w:r>
+        <w:rPr>
+          <w:rStyle w:val="VerbatimChar"/>
+        </w:rPr>
+        <w:t xml:space="preserve"> version  R version 4.6.1 (2026-06-24)</w:t>
+      </w:r>
+      <w:r>
+        <w:br/>
+      </w:r>
+      <w:r>
+        <w:rPr>
+          <w:rStyle w:val="VerbatimChar"/>
+        </w:rPr>
+        <w:t xml:space="preserve"> os       macOS Ventura 13.3.1</w:t>
+      </w:r>
+      <w:r>
+        <w:br/>
+      </w:r>
+      <w:r>
+        <w:rPr>
+          <w:rStyle w:val="VerbatimChar"/>
+        </w:rPr>
+        <w:t xml:space="preserve"> system   aarch64, darwin23</w:t>
+      </w:r>
+      <w:r>
+        <w:br/>
+      </w:r>
+      <w:r>
+        <w:rPr>
+          <w:rStyle w:val="VerbatimChar"/>
+        </w:rPr>
+        <w:t xml:space="preserve"> ui       X11</w:t>
+      </w:r>
+      <w:r>
+        <w:br/>
+      </w:r>
+      <w:r>
+        <w:rPr>
+          <w:rStyle w:val="VerbatimChar"/>
+        </w:rPr>
+        <w:t xml:space="preserve"> language (EN)</w:t>
+      </w:r>
+      <w:r>
+        <w:br/>
+      </w:r>
+      <w:r>
+        <w:rPr>
+          <w:rStyle w:val="VerbatimChar"/>
+        </w:rPr>
+        <w:t xml:space="preserve"> collate  en_US.UTF-8</w:t>
+      </w:r>
+      <w:r>
+        <w:br/>
+      </w:r>
+      <w:r>
+        <w:rPr>
+          <w:rStyle w:val="VerbatimChar"/>
+        </w:rPr>
+        <w:t xml:space="preserve"> ctype    en_US.UTF-8</w:t>
+      </w:r>
+      <w:r>
+        <w:br/>
+      </w:r>
+      <w:r>
+        <w:rPr>
+          <w:rStyle w:val="VerbatimChar"/>
+        </w:rPr>
+        <w:t xml:space="preserve"> tz       America/Los_Angeles</w:t>
+      </w:r>
+      <w:r>
+        <w:br/>
+      </w:r>
+      <w:r>
+        <w:rPr>
+          <w:rStyle w:val="VerbatimChar"/>
+        </w:rPr>
+        <w:t xml:space="preserve"> date     2026-09-26</w:t>
+      </w:r>
+      <w:r>
+        <w:br/>
+      </w:r>
+      <w:r>
+        <w:rPr>
+          <w:rStyle w:val="VerbatimChar"/>
+        </w:rPr>
+        <w:t xml:space="preserve"> pandoc   3.10 @ /Applications/RStudio.app/Contents/Resources/app/quarto/bin/tools/aarch64/ (via rmarkdown)</w:t>
+      </w:r>
+      <w:r>
+        <w:br/>
+      </w:r>
+      <w:r>
+        <w:rPr>
+          <w:rStyle w:val="VerbatimChar"/>
+        </w:rPr>
+        <w:t xml:space="preserve"> quarto   1.4.549 @ /usr/local/bin/quarto</w:t>
+      </w:r>
+      <w:r>
+        <w:br/>
+      </w:r>
+      <w:r>
+        <w:br/>
+      </w:r>
+      <w:r>
+        <w:rPr>
+          <w:rStyle w:val="VerbatimChar"/>
+        </w:rPr>
+        <w:t xml:space="preserve">─ Packages ───────────────────────────────────────────────────────────────────</w:t>
+      </w:r>
+      <w:r>
+        <w:br/>
+      </w:r>
+      <w:r>
+        <w:rPr>
+          <w:rStyle w:val="VerbatimChar"/>
+        </w:rPr>
+        <w:t xml:space="preserve"> ! package     * version date (UTC) lib source</w:t>
+      </w:r>
+      <w:r>
+        <w:br/>
+      </w:r>
+      <w:r>
+        <w:rPr>
+          <w:rStyle w:val="VerbatimChar"/>
+        </w:rPr>
+        <w:t xml:space="preserve"> P cachem        1.1.0   2024-05-16 [?] RSPM</w:t>
+      </w:r>
+      <w:r>
+        <w:br/>
+      </w:r>
+      <w:r>
+        <w:rPr>
+          <w:rStyle w:val="VerbatimChar"/>
+        </w:rPr>
+        <w:t xml:space="preserve"> P cli           3.6.6   2026-04-09 [?] RSPM</w:t>
+      </w:r>
+      <w:r>
+        <w:br/>
+      </w:r>
+      <w:r>
+        <w:rPr>
+          <w:rStyle w:val="VerbatimChar"/>
+        </w:rPr>
+        <w:t xml:space="preserve"> P devtools      2.5.2   2026-04-30 [?] RSPM</w:t>
+      </w:r>
+      <w:r>
+        <w:br/>
+      </w:r>
+      <w:r>
+        <w:rPr>
+          <w:rStyle w:val="VerbatimChar"/>
+        </w:rPr>
+        <w:t xml:space="preserve"> P digest        0.6.39  2025-11-19 [?] RSPM</w:t>
+      </w:r>
+      <w:r>
+        <w:br/>
+      </w:r>
+      <w:r>
+        <w:rPr>
+          <w:rStyle w:val="VerbatimChar"/>
+        </w:rPr>
+        <w:t xml:space="preserve"> P ellipsis      0.3.3   2026-04-04 [?] RSPM</w:t>
+      </w:r>
+      <w:r>
+        <w:br/>
+      </w:r>
+      <w:r>
+        <w:rPr>
+          <w:rStyle w:val="VerbatimChar"/>
+        </w:rPr>
+        <w:t xml:space="preserve"> P evaluate      1.0.5   2025-08-27 [?] RSPM</w:t>
+      </w:r>
+      <w:r>
+        <w:br/>
+      </w:r>
+      <w:r>
+        <w:rPr>
+          <w:rStyle w:val="VerbatimChar"/>
+        </w:rPr>
+        <w:t xml:space="preserve"> P fastmap       1.2.0   2024-05-15 [?] RSPM</w:t>
+      </w:r>
+      <w:r>
+        <w:br/>
+      </w:r>
+      <w:r>
+        <w:rPr>
+          <w:rStyle w:val="VerbatimChar"/>
+        </w:rPr>
+        <w:t xml:space="preserve"> P fs            2.1.0   2026-04-18 [?] RSPM</w:t>
+      </w:r>
+      <w:r>
+        <w:br/>
+      </w:r>
+      <w:r>
+        <w:rPr>
+          <w:rStyle w:val="VerbatimChar"/>
+        </w:rPr>
+        <w:t xml:space="preserve"> P glue          1.8.1   2026-04-17 [?] RSPM</w:t>
+      </w:r>
+      <w:r>
+        <w:br/>
+      </w:r>
+      <w:r>
+        <w:rPr>
+          <w:rStyle w:val="VerbatimChar"/>
+        </w:rPr>
+        <w:t xml:space="preserve"> P here          1.0.2   2025-09-15 [?] RSPM</w:t>
+      </w:r>
+      <w:r>
+        <w:br/>
+      </w:r>
+      <w:r>
+        <w:rPr>
+          <w:rStyle w:val="VerbatimChar"/>
+        </w:rPr>
+        <w:t xml:space="preserve"> P htmltools     0.5.9   2025-12-04 [?] RSPM</w:t>
+      </w:r>
+      <w:r>
+        <w:br/>
+      </w:r>
+      <w:r>
+        <w:rPr>
+          <w:rStyle w:val="VerbatimChar"/>
+        </w:rPr>
+        <w:t xml:space="preserve"> P jsonlite      2.0.0   2025-03-27 [?] RSPM</w:t>
+      </w:r>
+      <w:r>
+        <w:br/>
+      </w:r>
+      <w:r>
+        <w:rPr>
+          <w:rStyle w:val="VerbatimChar"/>
+        </w:rPr>
+        <w:t xml:space="preserve"> P knitr         1.52    2026-09-06 [?] RSPM</w:t>
+      </w:r>
+      <w:r>
+        <w:br/>
+      </w:r>
+      <w:r>
+        <w:rPr>
+          <w:rStyle w:val="VerbatimChar"/>
+        </w:rPr>
+        <w:t xml:space="preserve"> P lifecycle     1.0.5   2026-01-08 [?] RSPM</w:t>
+      </w:r>
+      <w:r>
+        <w:br/>
+      </w:r>
+      <w:r>
+        <w:rPr>
+          <w:rStyle w:val="VerbatimChar"/>
+        </w:rPr>
+        <w:t xml:space="preserve"> P magrittr      2.0.5   2026-04-04 [?] RSPM</w:t>
+      </w:r>
+      <w:r>
+        <w:br/>
+      </w:r>
+      <w:r>
+        <w:rPr>
+          <w:rStyle w:val="VerbatimChar"/>
+        </w:rPr>
+        <w:t xml:space="preserve"> P memoise       2.0.1   2021-11-26 [?] RSPM</w:t>
+      </w:r>
+      <w:r>
+        <w:br/>
+      </w:r>
+      <w:r>
+        <w:rPr>
+          <w:rStyle w:val="VerbatimChar"/>
+        </w:rPr>
+        <w:t xml:space="preserve"> P otel          0.2.0   2025-08-29 [?] RSPM</w:t>
+      </w:r>
+      <w:r>
+        <w:br/>
+      </w:r>
+      <w:r>
+        <w:rPr>
+          <w:rStyle w:val="VerbatimChar"/>
+        </w:rPr>
+        <w:t xml:space="preserve"> P pkgbuild      1.4.8   2025-05-26 [?] RSPM</w:t>
+      </w:r>
+      <w:r>
+        <w:br/>
+      </w:r>
+      <w:r>
+        <w:rPr>
+          <w:rStyle w:val="VerbatimChar"/>
+        </w:rPr>
+        <w:t xml:space="preserve"> P pkgload       1.5.3   2026-06-15 [?] RSPM</w:t>
+      </w:r>
+      <w:r>
+        <w:br/>
+      </w:r>
+      <w:r>
+        <w:rPr>
+          <w:rStyle w:val="VerbatimChar"/>
+        </w:rPr>
+        <w:t xml:space="preserve"> P purrr         1.2.2   2026-04-10 [?] RSPM</w:t>
+      </w:r>
+      <w:r>
+        <w:br/>
+      </w:r>
+      <w:r>
+        <w:rPr>
+          <w:rStyle w:val="VerbatimChar"/>
+        </w:rPr>
+        <w:t xml:space="preserve"> P R6            2.6.1   2025-02-15 [?] RSPM</w:t>
+      </w:r>
+      <w:r>
+        <w:br/>
+      </w:r>
+      <w:r>
+        <w:rPr>
+          <w:rStyle w:val="VerbatimChar"/>
+        </w:rPr>
+        <w:t xml:space="preserve"> P rlang         1.3.0   2026-07-05 [?] RSPM</w:t>
+      </w:r>
+      <w:r>
+        <w:br/>
+      </w:r>
+      <w:r>
+        <w:rPr>
+          <w:rStyle w:val="VerbatimChar"/>
+        </w:rPr>
+        <w:t xml:space="preserve"> P rmarkdown     2.32    2026-09-01 [?] CRAN (R 4.6.1)</w:t>
+      </w:r>
+      <w:r>
+        <w:br/>
+      </w:r>
+      <w:r>
+        <w:rPr>
+          <w:rStyle w:val="VerbatimChar"/>
+        </w:rPr>
+        <w:t xml:space="preserve"> P rprojroot     2.1.1   2025-08-26 [?] RSPM</w:t>
+      </w:r>
+      <w:r>
+        <w:br/>
+      </w:r>
+      <w:r>
+        <w:rPr>
+          <w:rStyle w:val="VerbatimChar"/>
+        </w:rPr>
+        <w:t xml:space="preserve"> P rstudioapi    0.19.0  2026-06-11 [?] RSPM</w:t>
+      </w:r>
+      <w:r>
+        <w:br/>
+      </w:r>
+      <w:r>
+        <w:rPr>
+          <w:rStyle w:val="VerbatimChar"/>
+        </w:rPr>
+        <w:t xml:space="preserve"> P sessioninfo   1.2.4   2026-06-04 [?] RSPM</w:t>
+      </w:r>
+      <w:r>
+        <w:br/>
+      </w:r>
+      <w:r>
+        <w:rPr>
+          <w:rStyle w:val="VerbatimChar"/>
+        </w:rPr>
+        <w:t xml:space="preserve"> P usethis       3.2.2   2026-09-10 [?] RSPM</w:t>
+      </w:r>
+      <w:r>
+        <w:br/>
+      </w:r>
+      <w:r>
+        <w:rPr>
+          <w:rStyle w:val="VerbatimChar"/>
+        </w:rPr>
+        <w:t xml:space="preserve"> P vctrs         0.7.3   2026-04-11 [?] RSPM</w:t>
+      </w:r>
+      <w:r>
+        <w:br/>
+      </w:r>
+      <w:r>
+        <w:rPr>
+          <w:rStyle w:val="VerbatimChar"/>
+        </w:rPr>
+        <w:t xml:space="preserve"> P xfun          0.61    2026-09-16 [?] RSPM</w:t>
+      </w:r>
+      <w:r>
+        <w:br/>
+      </w:r>
+      <w:r>
+        <w:rPr>
+          <w:rStyle w:val="VerbatimChar"/>
+        </w:rPr>
+        <w:t xml:space="preserve"> P yaml          2.3.12  2025-12-10 [?] RSPM</w:t>
+      </w:r>
+      <w:r>
+        <w:br/>
+      </w:r>
+      <w:r>
+        <w:br/>
+      </w:r>
+      <w:r>
+        <w:rPr>
+          <w:rStyle w:val="VerbatimChar"/>
+        </w:rPr>
+        <w:t xml:space="preserve"> [1] /Users/bmarwick/Library/Caches/org.R-project.R/R/renv/library/agentic-ai-for-archaeology-d51787bc/macos/R-4.6/aarch64-apple-darwin23</w:t>
+      </w:r>
+      <w:r>
+        <w:br/>
+      </w:r>
+      <w:r>
+        <w:rPr>
+          <w:rStyle w:val="VerbatimChar"/>
+        </w:rPr>
+        <w:t xml:space="preserve"> [2] /Library/Frameworks/R.framework/Versions/4.6/Resources/library</w:t>
+      </w:r>
+      <w:r>
+        <w:br/>
+      </w:r>
+      <w:r>
+        <w:br/>
+      </w:r>
+      <w:r>
+        <w:rPr>
+          <w:rStyle w:val="VerbatimChar"/>
+        </w:rPr>
+        <w:t xml:space="preserve"> P ── Loaded and on-disk path mismatch.</w:t>
+      </w:r>
+      <w:r>
+        <w:br/>
+      </w:r>
+      <w:r>
+        <w:br/>
+      </w:r>
+      <w:r>
+        <w:rPr>
+          <w:rStyle w:val="VerbatimChar"/>
+        </w:rPr>
+        <w:t xml:space="preserve">──────────────────────────────────────────────────────────────────────────────</w:t>
+      </w:r>
+    </w:p>
+    <w:p>
+      <w:pPr>
+        <w:pStyle w:val="FirstParagraph"/>
+      </w:pPr>
+      <w:r>
+        <w:t xml:space="preserve">The current Git commit details are:</w:t>
+      </w:r>
+    </w:p>
+    <w:p>
+      <w:pPr>
+        <w:pStyle w:val="SourceCode"/>
+      </w:pPr>
+      <w:r>
+        <w:rPr>
+          <w:rStyle w:val="CommentTok"/>
+        </w:rPr>
+        <w:t xml:space="preserve"># what commit is this file at? </w:t>
+      </w:r>
+      <w:r>
+        <w:br/>
+      </w:r>
+      <w:r>
+        <w:rPr>
+          <w:rStyle w:val="ControlFlowTok"/>
+        </w:rPr>
+        <w:t xml:space="preserve">if</w:t>
+      </w:r>
+      <w:r>
+        <w:rPr>
+          <w:rStyle w:val="NormalTok"/>
+        </w:rPr>
+        <w:t xml:space="preserve"> (</w:t>
       </w:r>
       <w:r>
         <w:rPr>
           <w:rStyle w:val="FunctionTok"/>
         </w:rPr>
-        <w:t xml:space="preserve">installed.packages</w:t>
+        <w:t xml:space="preserve">requireNamespace</w:t>
       </w:r>
       <w:r>
         <w:rPr>
           <w:rStyle w:val="NormalTok"/>
         </w:rPr>
-        <w:t xml:space="preserve">()) devtools</w:t>
+        <w:t xml:space="preserve">(</w:t>
+      </w:r>
+      <w:r>
+        <w:rPr>
+          <w:rStyle w:val="StringTok"/>
+        </w:rPr>
+        <w:t xml:space="preserve">"git2r"</w:t>
+      </w:r>
+      <w:r>
+        <w:rPr>
+          <w:rStyle w:val="NormalTok"/>
+        </w:rPr>
+        <w:t xml:space="preserve">, </w:t>
+      </w:r>
+      <w:r>
+        <w:rPr>
+          <w:rStyle w:val="AttributeTok"/>
+        </w:rPr>
+        <w:t xml:space="preserve">quietly =</w:t>
+      </w:r>
+      <w:r>
+        <w:rPr>
+          <w:rStyle w:val="NormalTok"/>
+        </w:rPr>
+        <w:t xml:space="preserve"> </w:t>
+      </w:r>
+      <w:r>
+        <w:rPr>
+          <w:rStyle w:val="ConstantTok"/>
+        </w:rPr>
+        <w:t xml:space="preserve">TRUE</w:t>
+      </w:r>
+      <w:r>
+        <w:rPr>
+          <w:rStyle w:val="NormalTok"/>
+        </w:rPr>
+        <w:t xml:space="preserve">) </w:t>
       </w:r>
       <w:r>
         <w:rPr>
           <w:rStyle w:val="SpecialCharTok"/>
         </w:rPr>
+        <w:t xml:space="preserve">&amp;&amp;</w:t>
+      </w:r>
+      <w:r>
+        <w:rPr>
+          <w:rStyle w:val="NormalTok"/>
+        </w:rPr>
+        <w:t xml:space="preserve"> git2r</w:t>
+      </w:r>
+      <w:r>
+        <w:rPr>
+          <w:rStyle w:val="SpecialCharTok"/>
+        </w:rPr>
         <w:t xml:space="preserve">::</w:t>
       </w:r>
       <w:r>
         <w:rPr>
           <w:rStyle w:val="FunctionTok"/>
         </w:rPr>
-        <w:t xml:space="preserve">session_info</w:t>
+        <w:t xml:space="preserve">in_repository</w:t>
       </w:r>
       <w:r>
         <w:rPr>
           <w:rStyle w:val="NormalTok"/>
         </w:rPr>
-        <w:t xml:space="preserve">()</w:t>
+        <w:t xml:space="preserve">(</w:t>
+      </w:r>
+      <w:r>
+        <w:rPr>
+          <w:rStyle w:val="AttributeTok"/>
+        </w:rPr>
+        <w:t xml:space="preserve">path =</w:t>
+      </w:r>
+      <w:r>
+        <w:rPr>
+          <w:rStyle w:val="NormalTok"/>
+        </w:rPr>
+        <w:t xml:space="preserve"> </w:t>
+      </w:r>
+      <w:r>
+        <w:rPr>
+          <w:rStyle w:val="StringTok"/>
+        </w:rPr>
+        <w:t xml:space="preserve">"."</w:t>
+      </w:r>
+      <w:r>
+        <w:rPr>
+          <w:rStyle w:val="NormalTok"/>
+        </w:rPr>
+        <w:t xml:space="preserve">)) git2r</w:t>
+      </w:r>
+      <w:r>
+        <w:rPr>
+          <w:rStyle w:val="SpecialCharTok"/>
+        </w:rPr>
+        <w:t xml:space="preserve">::</w:t>
+      </w:r>
+      <w:r>
+        <w:rPr>
+          <w:rStyle w:val="FunctionTok"/>
+        </w:rPr>
+        <w:t xml:space="preserve">repository</w:t>
+      </w:r>
+      <w:r>
+        <w:rPr>
+          <w:rStyle w:val="NormalTok"/>
+        </w:rPr>
+        <w:t xml:space="preserve">(here</w:t>
+      </w:r>
+      <w:r>
+        <w:rPr>
+          <w:rStyle w:val="SpecialCharTok"/>
+        </w:rPr>
+        <w:t xml:space="preserve">::</w:t>
+      </w:r>
+      <w:r>
+        <w:rPr>
+          <w:rStyle w:val="FunctionTok"/>
+        </w:rPr>
+        <w:t xml:space="preserve">here</w:t>
+      </w:r>
+      <w:r>
+        <w:rPr>
+          <w:rStyle w:val="NormalTok"/>
+        </w:rPr>
+        <w:t xml:space="preserve">())  </w:t>
       </w:r>
     </w:p>
     <w:p>
@@ -8164,7 +9172,7 @@
         <w:rPr>
           <w:rStyle w:val="VerbatimChar"/>
         </w:rPr>
-        <w:t xml:space="preserve">─ Session info ───────────────────────────────────────────────────────────────</w:t>
+        <w:t xml:space="preserve">Local:    main /Users/bmarwick/Downloads/agentic-ai-for-archaeology</w:t>
       </w:r>
       <w:r>
         <w:br/>
@@ -8173,7 +9181,7 @@
         <w:rPr>
           <w:rStyle w:val="VerbatimChar"/>
         </w:rPr>
-        <w:t xml:space="preserve"> setting  value</w:t>
+        <w:t xml:space="preserve">Remote:   main @ origin (https://github.com/benmarwick/agenticai.git)</w:t>
       </w:r>
       <w:r>
         <w:br/>
@@ -8182,632 +9190,19 @@
         <w:rPr>
           <w:rStyle w:val="VerbatimChar"/>
         </w:rPr>
-        <w:t xml:space="preserve"> version  R version 4.6.1 (2026-06-24)</w:t>
-      </w:r>
-      <w:r>
-        <w:br/>
-      </w:r>
-      <w:r>
-        <w:rPr>
-          <w:rStyle w:val="VerbatimChar"/>
-        </w:rPr>
-        <w:t xml:space="preserve"> os       macOS Ventura 13.3.1</w:t>
-      </w:r>
-      <w:r>
-        <w:br/>
-      </w:r>
-      <w:r>
-        <w:rPr>
-          <w:rStyle w:val="VerbatimChar"/>
-        </w:rPr>
-        <w:t xml:space="preserve"> system   aarch64, darwin23</w:t>
-      </w:r>
-      <w:r>
-        <w:br/>
-      </w:r>
-      <w:r>
-        <w:rPr>
-          <w:rStyle w:val="VerbatimChar"/>
-        </w:rPr>
-        <w:t xml:space="preserve"> ui       X11</w:t>
-      </w:r>
-      <w:r>
-        <w:br/>
-      </w:r>
-      <w:r>
-        <w:rPr>
-          <w:rStyle w:val="VerbatimChar"/>
-        </w:rPr>
-        <w:t xml:space="preserve"> language (EN)</w:t>
-      </w:r>
-      <w:r>
-        <w:br/>
-      </w:r>
-      <w:r>
-        <w:rPr>
-          <w:rStyle w:val="VerbatimChar"/>
-        </w:rPr>
-        <w:t xml:space="preserve"> collate  en_US.UTF-8</w:t>
-      </w:r>
-      <w:r>
-        <w:br/>
-      </w:r>
-      <w:r>
-        <w:rPr>
-          <w:rStyle w:val="VerbatimChar"/>
-        </w:rPr>
-        <w:t xml:space="preserve"> ctype    en_US.UTF-8</w:t>
-      </w:r>
-      <w:r>
-        <w:br/>
-      </w:r>
-      <w:r>
-        <w:rPr>
-          <w:rStyle w:val="VerbatimChar"/>
-        </w:rPr>
-        <w:t xml:space="preserve"> tz       America/Los_Angeles</w:t>
-      </w:r>
-      <w:r>
-        <w:br/>
-      </w:r>
-      <w:r>
-        <w:rPr>
-          <w:rStyle w:val="VerbatimChar"/>
-        </w:rPr>
-        <w:t xml:space="preserve"> date     2026-09-25</w:t>
-      </w:r>
-      <w:r>
-        <w:br/>
-      </w:r>
-      <w:r>
-        <w:rPr>
-          <w:rStyle w:val="VerbatimChar"/>
-        </w:rPr>
-        <w:t xml:space="preserve"> pandoc   3.10 @ /Applications/RStudio.app/Contents/Resources/app/quarto/bin/tools/aarch64/ (via rmarkdown)</w:t>
-      </w:r>
-      <w:r>
-        <w:br/>
-      </w:r>
-      <w:r>
-        <w:rPr>
-          <w:rStyle w:val="VerbatimChar"/>
-        </w:rPr>
-        <w:t xml:space="preserve"> quarto   1.4.549 @ /usr/local/bin/quarto</w:t>
-      </w:r>
-      <w:r>
-        <w:br/>
-      </w:r>
-      <w:r>
-        <w:br/>
-      </w:r>
-      <w:r>
-        <w:rPr>
-          <w:rStyle w:val="VerbatimChar"/>
-        </w:rPr>
-        <w:t xml:space="preserve">─ Packages ───────────────────────────────────────────────────────────────────</w:t>
-      </w:r>
-      <w:r>
-        <w:br/>
-      </w:r>
-      <w:r>
-        <w:rPr>
-          <w:rStyle w:val="VerbatimChar"/>
-        </w:rPr>
-        <w:t xml:space="preserve"> ! package     * version date (UTC) lib source</w:t>
-      </w:r>
-      <w:r>
-        <w:br/>
-      </w:r>
-      <w:r>
-        <w:rPr>
-          <w:rStyle w:val="VerbatimChar"/>
-        </w:rPr>
-        <w:t xml:space="preserve"> P cachem        1.1.0   2024-05-16 [?] RSPM</w:t>
-      </w:r>
-      <w:r>
-        <w:br/>
-      </w:r>
-      <w:r>
-        <w:rPr>
-          <w:rStyle w:val="VerbatimChar"/>
-        </w:rPr>
-        <w:t xml:space="preserve"> P cli           3.6.6   2026-04-09 [?] RSPM</w:t>
-      </w:r>
-      <w:r>
-        <w:br/>
-      </w:r>
-      <w:r>
-        <w:rPr>
-          <w:rStyle w:val="VerbatimChar"/>
-        </w:rPr>
-        <w:t xml:space="preserve"> P devtools      2.5.2   2026-04-30 [?] RSPM</w:t>
-      </w:r>
-      <w:r>
-        <w:br/>
-      </w:r>
-      <w:r>
-        <w:rPr>
-          <w:rStyle w:val="VerbatimChar"/>
-        </w:rPr>
-        <w:t xml:space="preserve"> P digest        0.6.39  2025-11-19 [?] RSPM</w:t>
-      </w:r>
-      <w:r>
-        <w:br/>
-      </w:r>
-      <w:r>
-        <w:rPr>
-          <w:rStyle w:val="VerbatimChar"/>
-        </w:rPr>
-        <w:t xml:space="preserve"> P ellipsis      0.3.3   2026-04-04 [?] RSPM</w:t>
-      </w:r>
-      <w:r>
-        <w:br/>
-      </w:r>
-      <w:r>
-        <w:rPr>
-          <w:rStyle w:val="VerbatimChar"/>
-        </w:rPr>
-        <w:t xml:space="preserve"> P evaluate      1.0.5   2025-08-27 [?] RSPM</w:t>
-      </w:r>
-      <w:r>
-        <w:br/>
-      </w:r>
-      <w:r>
-        <w:rPr>
-          <w:rStyle w:val="VerbatimChar"/>
-        </w:rPr>
-        <w:t xml:space="preserve"> P fastmap       1.2.0   2024-05-15 [?] RSPM</w:t>
-      </w:r>
-      <w:r>
-        <w:br/>
-      </w:r>
-      <w:r>
-        <w:rPr>
-          <w:rStyle w:val="VerbatimChar"/>
-        </w:rPr>
-        <w:t xml:space="preserve"> P fs            2.1.0   2026-04-18 [?] RSPM</w:t>
-      </w:r>
-      <w:r>
-        <w:br/>
-      </w:r>
-      <w:r>
-        <w:rPr>
-          <w:rStyle w:val="VerbatimChar"/>
-        </w:rPr>
-        <w:t xml:space="preserve"> P glue          1.8.1   2026-04-17 [?] RSPM</w:t>
-      </w:r>
-      <w:r>
-        <w:br/>
-      </w:r>
-      <w:r>
-        <w:rPr>
-          <w:rStyle w:val="VerbatimChar"/>
-        </w:rPr>
-        <w:t xml:space="preserve"> P here          1.0.2   2025-09-15 [?] RSPM</w:t>
-      </w:r>
-      <w:r>
-        <w:br/>
-      </w:r>
-      <w:r>
-        <w:rPr>
-          <w:rStyle w:val="VerbatimChar"/>
-        </w:rPr>
-        <w:t xml:space="preserve"> P htmltools     0.5.9   2025-12-04 [?] RSPM</w:t>
-      </w:r>
-      <w:r>
-        <w:br/>
-      </w:r>
-      <w:r>
-        <w:rPr>
-          <w:rStyle w:val="VerbatimChar"/>
-        </w:rPr>
-        <w:t xml:space="preserve"> P jsonlite      2.0.0   2025-03-27 [?] RSPM</w:t>
-      </w:r>
-      <w:r>
-        <w:br/>
-      </w:r>
-      <w:r>
-        <w:rPr>
-          <w:rStyle w:val="VerbatimChar"/>
-        </w:rPr>
-        <w:t xml:space="preserve"> P knitr         1.52    2026-09-06 [?] RSPM</w:t>
-      </w:r>
-      <w:r>
-        <w:br/>
-      </w:r>
-      <w:r>
-        <w:rPr>
-          <w:rStyle w:val="VerbatimChar"/>
-        </w:rPr>
-        <w:t xml:space="preserve"> P lifecycle     1.0.5   2026-01-08 [?] RSPM</w:t>
-      </w:r>
-      <w:r>
-        <w:br/>
-      </w:r>
-      <w:r>
-        <w:rPr>
-          <w:rStyle w:val="VerbatimChar"/>
-        </w:rPr>
-        <w:t xml:space="preserve"> P magrittr      2.0.5   2026-04-04 [?] RSPM</w:t>
-      </w:r>
-      <w:r>
-        <w:br/>
-      </w:r>
-      <w:r>
-        <w:rPr>
-          <w:rStyle w:val="VerbatimChar"/>
-        </w:rPr>
-        <w:t xml:space="preserve"> P memoise       2.0.1   2021-11-26 [?] RSPM</w:t>
-      </w:r>
-      <w:r>
-        <w:br/>
-      </w:r>
-      <w:r>
-        <w:rPr>
-          <w:rStyle w:val="VerbatimChar"/>
-        </w:rPr>
-        <w:t xml:space="preserve"> P otel          0.2.0   2025-08-29 [?] RSPM</w:t>
-      </w:r>
-      <w:r>
-        <w:br/>
-      </w:r>
-      <w:r>
-        <w:rPr>
-          <w:rStyle w:val="VerbatimChar"/>
-        </w:rPr>
-        <w:t xml:space="preserve"> P pkgbuild      1.4.8   2025-05-26 [?] RSPM</w:t>
-      </w:r>
-      <w:r>
-        <w:br/>
-      </w:r>
-      <w:r>
-        <w:rPr>
-          <w:rStyle w:val="VerbatimChar"/>
-        </w:rPr>
-        <w:t xml:space="preserve"> P pkgload       1.5.3   2026-06-15 [?] RSPM</w:t>
-      </w:r>
-      <w:r>
-        <w:br/>
-      </w:r>
-      <w:r>
-        <w:rPr>
-          <w:rStyle w:val="VerbatimChar"/>
-        </w:rPr>
-        <w:t xml:space="preserve"> P purrr         1.2.2   2026-04-10 [?] RSPM</w:t>
-      </w:r>
-      <w:r>
-        <w:br/>
-      </w:r>
-      <w:r>
-        <w:rPr>
-          <w:rStyle w:val="VerbatimChar"/>
-        </w:rPr>
-        <w:t xml:space="preserve"> P R6            2.6.1   2025-02-15 [?] RSPM</w:t>
-      </w:r>
-      <w:r>
-        <w:br/>
-      </w:r>
-      <w:r>
-        <w:rPr>
-          <w:rStyle w:val="VerbatimChar"/>
-        </w:rPr>
-        <w:t xml:space="preserve"> P rlang         1.3.0   2026-07-05 [?] RSPM</w:t>
-      </w:r>
-      <w:r>
-        <w:br/>
-      </w:r>
-      <w:r>
-        <w:rPr>
-          <w:rStyle w:val="VerbatimChar"/>
-        </w:rPr>
-        <w:t xml:space="preserve"> P rmarkdown     2.32    2026-09-01 [?] CRAN (R 4.6.1)</w:t>
-      </w:r>
-      <w:r>
-        <w:br/>
-      </w:r>
-      <w:r>
-        <w:rPr>
-          <w:rStyle w:val="VerbatimChar"/>
-        </w:rPr>
-        <w:t xml:space="preserve"> P rprojroot     2.1.1   2025-08-26 [?] RSPM</w:t>
-      </w:r>
-      <w:r>
-        <w:br/>
-      </w:r>
-      <w:r>
-        <w:rPr>
-          <w:rStyle w:val="VerbatimChar"/>
-        </w:rPr>
-        <w:t xml:space="preserve"> P rstudioapi    0.19.0  2026-06-11 [?] RSPM</w:t>
-      </w:r>
-      <w:r>
-        <w:br/>
-      </w:r>
-      <w:r>
-        <w:rPr>
-          <w:rStyle w:val="VerbatimChar"/>
-        </w:rPr>
-        <w:t xml:space="preserve"> P sessioninfo   1.2.4   2026-06-04 [?] RSPM</w:t>
-      </w:r>
-      <w:r>
-        <w:br/>
-      </w:r>
-      <w:r>
-        <w:rPr>
-          <w:rStyle w:val="VerbatimChar"/>
-        </w:rPr>
-        <w:t xml:space="preserve"> P usethis       3.2.2   2026-09-10 [?] RSPM</w:t>
-      </w:r>
-      <w:r>
-        <w:br/>
-      </w:r>
-      <w:r>
-        <w:rPr>
-          <w:rStyle w:val="VerbatimChar"/>
-        </w:rPr>
-        <w:t xml:space="preserve"> P vctrs         0.7.3   2026-04-11 [?] RSPM</w:t>
-      </w:r>
-      <w:r>
-        <w:br/>
-      </w:r>
-      <w:r>
-        <w:rPr>
-          <w:rStyle w:val="VerbatimChar"/>
-        </w:rPr>
-        <w:t xml:space="preserve"> P xfun          0.61    2026-09-16 [?] RSPM</w:t>
-      </w:r>
-      <w:r>
-        <w:br/>
-      </w:r>
-      <w:r>
-        <w:rPr>
-          <w:rStyle w:val="VerbatimChar"/>
-        </w:rPr>
-        <w:t xml:space="preserve"> P yaml          2.3.12  2025-12-10 [?] RSPM</w:t>
-      </w:r>
-      <w:r>
-        <w:br/>
-      </w:r>
-      <w:r>
-        <w:br/>
-      </w:r>
-      <w:r>
-        <w:rPr>
-          <w:rStyle w:val="VerbatimChar"/>
-        </w:rPr>
-        <w:t xml:space="preserve"> [1] /Users/bmarwick/Library/Caches/org.R-project.R/R/renv/library/agentic-ai-for-archaeology-d51787bc/macos/R-4.6/aarch64-apple-darwin23</w:t>
-      </w:r>
-      <w:r>
-        <w:br/>
-      </w:r>
-      <w:r>
-        <w:rPr>
-          <w:rStyle w:val="VerbatimChar"/>
-        </w:rPr>
-        <w:t xml:space="preserve"> [2] /Library/Frameworks/R.framework/Versions/4.6/Resources/library</w:t>
-      </w:r>
-      <w:r>
-        <w:br/>
-      </w:r>
-      <w:r>
-        <w:br/>
-      </w:r>
-      <w:r>
-        <w:rPr>
-          <w:rStyle w:val="VerbatimChar"/>
-        </w:rPr>
-        <w:t xml:space="preserve"> P ── Loaded and on-disk path mismatch.</w:t>
-      </w:r>
-      <w:r>
-        <w:br/>
-      </w:r>
-      <w:r>
-        <w:br/>
-      </w:r>
-      <w:r>
-        <w:rPr>
-          <w:rStyle w:val="VerbatimChar"/>
-        </w:rPr>
-        <w:t xml:space="preserve">──────────────────────────────────────────────────────────────────────────────</w:t>
-      </w:r>
-    </w:p>
-    <w:p>
-      <w:pPr>
-        <w:pStyle w:val="FirstParagraph"/>
-      </w:pPr>
-      <w:r>
-        <w:t xml:space="preserve">The current Git commit details are:</w:t>
-      </w:r>
-    </w:p>
-    <w:p>
-      <w:pPr>
-        <w:pStyle w:val="SourceCode"/>
-      </w:pPr>
-      <w:r>
-        <w:rPr>
-          <w:rStyle w:val="CommentTok"/>
-        </w:rPr>
-        <w:t xml:space="preserve"># what commit is this file at? </w:t>
-      </w:r>
-      <w:r>
-        <w:br/>
-      </w:r>
-      <w:r>
-        <w:rPr>
-          <w:rStyle w:val="ControlFlowTok"/>
-        </w:rPr>
-        <w:t xml:space="preserve">if</w:t>
-      </w:r>
-      <w:r>
-        <w:rPr>
-          <w:rStyle w:val="NormalTok"/>
-        </w:rPr>
-        <w:t xml:space="preserve"> (</w:t>
-      </w:r>
-      <w:r>
-        <w:rPr>
-          <w:rStyle w:val="StringTok"/>
-        </w:rPr>
-        <w:t xml:space="preserve">"git2r"</w:t>
-      </w:r>
-      <w:r>
-        <w:rPr>
-          <w:rStyle w:val="NormalTok"/>
-        </w:rPr>
-        <w:t xml:space="preserve"> </w:t>
-      </w:r>
-      <w:r>
-        <w:rPr>
-          <w:rStyle w:val="SpecialCharTok"/>
-        </w:rPr>
-        <w:t xml:space="preserve">%in%</w:t>
-      </w:r>
-      <w:r>
-        <w:rPr>
-          <w:rStyle w:val="NormalTok"/>
-        </w:rPr>
-        <w:t xml:space="preserve"> </w:t>
-      </w:r>
-      <w:r>
-        <w:rPr>
-          <w:rStyle w:val="FunctionTok"/>
-        </w:rPr>
-        <w:t xml:space="preserve">installed.packages</w:t>
-      </w:r>
-      <w:r>
-        <w:rPr>
-          <w:rStyle w:val="NormalTok"/>
-        </w:rPr>
-        <w:t xml:space="preserve">() </w:t>
-      </w:r>
-      <w:r>
-        <w:rPr>
-          <w:rStyle w:val="SpecialCharTok"/>
-        </w:rPr>
-        <w:t xml:space="preserve">&amp;</w:t>
-      </w:r>
-      <w:r>
-        <w:rPr>
-          <w:rStyle w:val="NormalTok"/>
-        </w:rPr>
-        <w:t xml:space="preserve"> git2r</w:t>
-      </w:r>
-      <w:r>
-        <w:rPr>
-          <w:rStyle w:val="SpecialCharTok"/>
-        </w:rPr>
-        <w:t xml:space="preserve">::</w:t>
-      </w:r>
-      <w:r>
-        <w:rPr>
-          <w:rStyle w:val="FunctionTok"/>
-        </w:rPr>
-        <w:t xml:space="preserve">in_repository</w:t>
-      </w:r>
-      <w:r>
-        <w:rPr>
-          <w:rStyle w:val="NormalTok"/>
-        </w:rPr>
-        <w:t xml:space="preserve">(</w:t>
-      </w:r>
-      <w:r>
-        <w:rPr>
-          <w:rStyle w:val="AttributeTok"/>
-        </w:rPr>
-        <w:t xml:space="preserve">path =</w:t>
-      </w:r>
-      <w:r>
-        <w:rPr>
-          <w:rStyle w:val="NormalTok"/>
-        </w:rPr>
-        <w:t xml:space="preserve"> </w:t>
-      </w:r>
-      <w:r>
-        <w:rPr>
-          <w:rStyle w:val="StringTok"/>
-        </w:rPr>
-        <w:t xml:space="preserve">"."</w:t>
-      </w:r>
-      <w:r>
-        <w:rPr>
-          <w:rStyle w:val="NormalTok"/>
-        </w:rPr>
-        <w:t xml:space="preserve">)) git2r</w:t>
-      </w:r>
-      <w:r>
-        <w:rPr>
-          <w:rStyle w:val="SpecialCharTok"/>
-        </w:rPr>
-        <w:t xml:space="preserve">::</w:t>
-      </w:r>
-      <w:r>
-        <w:rPr>
-          <w:rStyle w:val="FunctionTok"/>
-        </w:rPr>
-        <w:t xml:space="preserve">repository</w:t>
-      </w:r>
-      <w:r>
-        <w:rPr>
-          <w:rStyle w:val="NormalTok"/>
-        </w:rPr>
-        <w:t xml:space="preserve">(here</w:t>
-      </w:r>
-      <w:r>
-        <w:rPr>
-          <w:rStyle w:val="SpecialCharTok"/>
-        </w:rPr>
-        <w:t xml:space="preserve">::</w:t>
-      </w:r>
-      <w:r>
-        <w:rPr>
-          <w:rStyle w:val="FunctionTok"/>
-        </w:rPr>
-        <w:t xml:space="preserve">here</w:t>
-      </w:r>
-      <w:r>
-        <w:rPr>
-          <w:rStyle w:val="NormalTok"/>
-        </w:rPr>
-        <w:t xml:space="preserve">())  </w:t>
-      </w:r>
-    </w:p>
-    <w:p>
-      <w:pPr>
-        <w:pStyle w:val="SourceCode"/>
-      </w:pPr>
-      <w:r>
-        <w:rPr>
-          <w:rStyle w:val="VerbatimChar"/>
-        </w:rPr>
-        <w:t xml:space="preserve">Local:    main /Users/bmarwick/Downloads/agentic-ai-for-archaeology</w:t>
-      </w:r>
-      <w:r>
-        <w:br/>
-      </w:r>
-      <w:r>
-        <w:rPr>
-          <w:rStyle w:val="VerbatimChar"/>
-        </w:rPr>
-        <w:t xml:space="preserve">Remote:   main @ origin (https://github.com/benmarwick/agenticai.git)</w:t>
-      </w:r>
-      <w:r>
-        <w:br/>
-      </w:r>
-      <w:r>
-        <w:rPr>
-          <w:rStyle w:val="VerbatimChar"/>
-        </w:rPr>
-        <w:t xml:space="preserve">Head:     [9c41bd7] 2026-09-26: reduce docker container size</w:t>
-      </w:r>
-    </w:p>
-    <w:bookmarkEnd w:id="175"/>
-    <w:bookmarkEnd w:id="176"/>
+        <w:t xml:space="preserve">Head:     [5dd47c0] 2026-09-26: git2r missing</w:t>
+      </w:r>
+    </w:p>
+    <w:bookmarkEnd w:id="193"/>
+    <w:bookmarkEnd w:id="194"/>
     <w:sectPr>
+      <w:footnotePr>
+        <w:numRestart w:val="eachSect"/>
+      </w:footnotePr>
       <w:pgSz w:h="15840" w:w="12240"/>
       <w:pgMar w:bottom="1440" w:footer="720" w:gutter="0" w:header="720" w:left="1440" w:right="1440" w:top="1440"/>
       <w:lnNumType w:countBy="1" w:restart="continuous"/>
       <w:cols w:space="720"/>
-      <w:docGrid w:linePitch="326"/>
     </w:sectPr>
   </w:body>
 </w:document>
@@ -8837,112 +9232,17 @@
 </file>
 
 <file path=word/numbering.xml><?xml version="1.0" encoding="utf-8"?>
-<w:numbering xmlns:aink="http://schemas.microsoft.com/office/drawing/2016/ink" xmlns:am3d="http://schemas.microsoft.com/office/drawing/2017/model3d" xmlns:cx="http://schemas.microsoft.com/office/drawing/2014/chartex" xmlns:cx1="http://schemas.microsoft.com/office/drawing/2015/9/8/chartex" xmlns:cx2="http://schemas.microsoft.com/office/drawing/2015/10/21/chartex" xmlns:cx3="http://schemas.microsoft.com/office/drawing/2016/5/9/chartex" xmlns:cx4="http://schemas.microsoft.com/office/drawing/2016/5/10/chartex" xmlns:cx5="http://schemas.microsoft.com/office/drawing/2016/5/11/chartex" xmlns:cx6="http://schemas.microsoft.com/office/drawing/2016/5/12/chartex" xmlns:cx7="http://schemas.microsoft.com/office/drawing/2016/5/13/chartex" xmlns:cx8="http://schemas.microsoft.com/office/drawing/2016/5/14/chartex" xmlns:m="http://schemas.openxmlformats.org/officeDocument/2006/math" xmlns:mc="http://schemas.openxmlformats.org/markup-compatibility/2006" xmlns:o="urn:schemas-microsoft-com:office:office" xmlns:r="http://schemas.openxmlformats.org/officeDocument/2006/relationships" xmlns:v="urn:schemas-microsoft-com:vml" xmlns:w="http://schemas.openxmlformats.org/wordprocessingml/2006/main" xmlns:w10="urn:schemas-microsoft-com:office:word" xmlns:w14="http://schemas.microsoft.com/office/word/2010/wordml" xmlns:w15="http://schemas.microsoft.com/office/word/2012/wordml" xmlns:w16="http://schemas.microsoft.com/office/word/2018/wordml" xmlns:w16cex="http://schemas.microsoft.com/office/word/2018/wordml/cex" xmlns:w16cid="http://schemas.microsoft.com/office/word/2016/wordml/cid" xmlns:w16se="http://schemas.microsoft.com/office/word/2015/wordml/symex" xmlns:wne="http://schemas.microsoft.com/office/word/2006/wordml" xmlns:wp="http://schemas.openxmlformats.org/drawingml/2006/wordprocessingDrawing" xmlns:wp14="http://schemas.microsoft.com/office/word/2010/wordprocessingDrawing" xmlns:wpc="http://schemas.microsoft.com/office/word/2010/wordprocessingCanvas" xmlns:wpg="http://schemas.microsoft.com/office/word/2010/wordprocessingGroup" xmlns:wpi="http://schemas.microsoft.com/office/word/2010/wordprocessingInk" xmlns:wps="http://schemas.microsoft.com/office/word/2010/wordprocessingShape" mc:Ignorable="w14 w15 w16se w16cid w16 w16cex wp14">
+<w:numbering xmlns:aink="http://schemas.microsoft.com/office/drawing/2016/ink" xmlns:am3d="http://schemas.microsoft.com/office/drawing/2017/model3d" xmlns:cx="http://schemas.microsoft.com/office/drawing/2014/chartex" xmlns:cx1="http://schemas.microsoft.com/office/drawing/2015/9/8/chartex" xmlns:cx2="http://schemas.microsoft.com/office/drawing/2015/10/21/chartex" xmlns:cx3="http://schemas.microsoft.com/office/drawing/2016/5/9/chartex" xmlns:cx4="http://schemas.microsoft.com/office/drawing/2016/5/10/chartex" xmlns:cx5="http://schemas.microsoft.com/office/drawing/2016/5/11/chartex" xmlns:cx6="http://schemas.microsoft.com/office/drawing/2016/5/12/chartex" xmlns:cx7="http://schemas.microsoft.com/office/drawing/2016/5/13/chartex" xmlns:cx8="http://schemas.microsoft.com/office/drawing/2016/5/14/chartex" xmlns:m="http://schemas.openxmlformats.org/officeDocument/2006/math" xmlns:mc="http://schemas.openxmlformats.org/markup-compatibility/2006" xmlns:o="urn:schemas-microsoft-com:office:office" xmlns:oel="http://schemas.microsoft.com/office/2019/extlst" xmlns:r="http://schemas.openxmlformats.org/officeDocument/2006/relationships" xmlns:v="urn:schemas-microsoft-com:vml" xmlns:w="http://schemas.openxmlformats.org/wordprocessingml/2006/main" xmlns:w10="urn:schemas-microsoft-com:office:word" xmlns:w14="http://schemas.microsoft.com/office/word/2010/wordml" xmlns:w15="http://schemas.microsoft.com/office/word/2012/wordml" xmlns:w16="http://schemas.microsoft.com/office/word/2018/wordml" xmlns:w16cex="http://schemas.microsoft.com/office/word/2018/wordml/cex" xmlns:w16cid="http://schemas.microsoft.com/office/word/2016/wordml/cid" xmlns:w16sdtdh="http://schemas.microsoft.com/office/word/2020/wordml/sdtdatahash" xmlns:w16se="http://schemas.microsoft.com/office/word/2015/wordml/symex" xmlns:wne="http://schemas.microsoft.com/office/word/2006/wordml" xmlns:wp="http://schemas.openxmlformats.org/drawingml/2006/wordprocessingDrawing" xmlns:wp14="http://schemas.microsoft.com/office/word/2010/wordprocessingDrawing" xmlns:wpc="http://schemas.microsoft.com/office/word/2010/wordprocessingCanvas" xmlns:wpg="http://schemas.microsoft.com/office/word/2010/wordprocessingGroup" xmlns:wpi="http://schemas.microsoft.com/office/word/2010/wordprocessingInk" xmlns:wps="http://schemas.microsoft.com/office/word/2010/wordprocessingShape" mc:Ignorable="w14 w15 w16se w16cid w16 w16cex w16sdtdh wp14">
   <w:abstractNum w15:restartNumberingAfterBreak="0" w:abstractNumId="0">
-    <w:nsid w:val="95C299B2"/>
+    <w:nsid w:val="0000A990"/>
     <w:multiLevelType w:val="multilevel"/>
-    <w:tmpl w:val="4A32D3E4"/>
-    <w:lvl w:ilvl="0">
-      <w:numFmt w:val="bullet"/>
-      <w:lvlText w:val="•"/>
-      <w:lvlJc w:val="left"/>
-      <w:pPr>
-        <w:tabs>
-          <w:tab w:pos="0" w:val="num"/>
-        </w:tabs>
-        <w:ind w:hanging="480" w:left="480"/>
-      </w:pPr>
-    </w:lvl>
-    <w:lvl w:ilvl="1">
-      <w:numFmt w:val="bullet"/>
-      <w:lvlText w:val="–"/>
-      <w:lvlJc w:val="left"/>
-      <w:pPr>
-        <w:tabs>
-          <w:tab w:pos="720" w:val="num"/>
-        </w:tabs>
-        <w:ind w:hanging="480" w:left="1200"/>
-      </w:pPr>
-    </w:lvl>
-    <w:lvl w:ilvl="2">
-      <w:numFmt w:val="bullet"/>
-      <w:lvlText w:val="•"/>
-      <w:lvlJc w:val="left"/>
-      <w:pPr>
-        <w:tabs>
-          <w:tab w:pos="1440" w:val="num"/>
-        </w:tabs>
-        <w:ind w:hanging="480" w:left="1920"/>
-      </w:pPr>
-    </w:lvl>
-    <w:lvl w:ilvl="3">
-      <w:numFmt w:val="bullet"/>
-      <w:lvlText w:val="–"/>
-      <w:lvlJc w:val="left"/>
-      <w:pPr>
-        <w:tabs>
-          <w:tab w:pos="2160" w:val="num"/>
-        </w:tabs>
-        <w:ind w:hanging="480" w:left="2640"/>
-      </w:pPr>
-    </w:lvl>
-    <w:lvl w:ilvl="4">
-      <w:numFmt w:val="bullet"/>
-      <w:lvlText w:val="•"/>
-      <w:lvlJc w:val="left"/>
-      <w:pPr>
-        <w:tabs>
-          <w:tab w:pos="2880" w:val="num"/>
-        </w:tabs>
-        <w:ind w:hanging="480" w:left="3360"/>
-      </w:pPr>
-    </w:lvl>
-    <w:lvl w:ilvl="5">
-      <w:numFmt w:val="bullet"/>
-      <w:lvlText w:val="–"/>
-      <w:lvlJc w:val="left"/>
-      <w:pPr>
-        <w:tabs>
-          <w:tab w:pos="3600" w:val="num"/>
-        </w:tabs>
-        <w:ind w:hanging="480" w:left="4080"/>
-      </w:pPr>
-    </w:lvl>
-    <w:lvl w:ilvl="6">
-      <w:numFmt w:val="bullet"/>
-      <w:lvlText w:val="•"/>
-      <w:lvlJc w:val="left"/>
-      <w:pPr>
-        <w:tabs>
-          <w:tab w:pos="4320" w:val="num"/>
-        </w:tabs>
-        <w:ind w:hanging="480" w:left="4800"/>
-      </w:pPr>
-    </w:lvl>
-    <w:lvl w:ilvl="7">
-      <w:numFmt w:val="decimal"/>
-      <w:lvlText w:val=""/>
-      <w:lvlJc w:val="left"/>
-    </w:lvl>
-    <w:lvl w:ilvl="8">
-      <w:numFmt w:val="decimal"/>
-      <w:lvlText w:val=""/>
-      <w:lvlJc w:val="left"/>
-    </w:lvl>
-  </w:abstractNum>
-  <w:abstractNum w15:restartNumberingAfterBreak="0" w:abstractNumId="1">
-    <w:nsid w:val="A7FBC57F"/>
-    <w:multiLevelType w:val="multilevel"/>
-    <w:tmpl w:val="313AFBD8"/>
+    <w:tmpl w:val="BFD048D6"/>
     <w:lvl w:ilvl="0">
       <w:numFmt w:val="bullet"/>
       <w:lvlText w:val=" "/>
       <w:lvlJc w:val="left"/>
       <w:pPr>
-        <w:tabs>
-          <w:tab w:pos="0" w:val="num"/>
-        </w:tabs>
-        <w:ind w:hanging="480" w:left="480"/>
+        <w:ind w:hanging="360" w:left="720"/>
       </w:pPr>
     </w:lvl>
     <w:lvl w:ilvl="1">
@@ -8950,10 +9250,7 @@
       <w:lvlText w:val=" "/>
       <w:lvlJc w:val="left"/>
       <w:pPr>
-        <w:tabs>
-          <w:tab w:pos="720" w:val="num"/>
-        </w:tabs>
-        <w:ind w:hanging="480" w:left="1200"/>
+        <w:ind w:hanging="360" w:left="1440"/>
       </w:pPr>
     </w:lvl>
     <w:lvl w:ilvl="2">
@@ -8961,10 +9258,7 @@
       <w:lvlText w:val=" "/>
       <w:lvlJc w:val="left"/>
       <w:pPr>
-        <w:tabs>
-          <w:tab w:pos="1440" w:val="num"/>
-        </w:tabs>
-        <w:ind w:hanging="480" w:left="1920"/>
+        <w:ind w:hanging="360" w:left="2160"/>
       </w:pPr>
     </w:lvl>
     <w:lvl w:ilvl="3">
@@ -8972,10 +9266,7 @@
       <w:lvlText w:val=" "/>
       <w:lvlJc w:val="left"/>
       <w:pPr>
-        <w:tabs>
-          <w:tab w:pos="2160" w:val="num"/>
-        </w:tabs>
-        <w:ind w:hanging="480" w:left="2640"/>
+        <w:ind w:hanging="360" w:left="2880"/>
       </w:pPr>
     </w:lvl>
     <w:lvl w:ilvl="4">
@@ -8983,10 +9274,7 @@
       <w:lvlText w:val=" "/>
       <w:lvlJc w:val="left"/>
       <w:pPr>
-        <w:tabs>
-          <w:tab w:pos="2880" w:val="num"/>
-        </w:tabs>
-        <w:ind w:hanging="480" w:left="3360"/>
+        <w:ind w:hanging="360" w:left="3600"/>
       </w:pPr>
     </w:lvl>
     <w:lvl w:ilvl="5">
@@ -8994,10 +9282,7 @@
       <w:lvlText w:val=" "/>
       <w:lvlJc w:val="left"/>
       <w:pPr>
-        <w:tabs>
-          <w:tab w:pos="3600" w:val="num"/>
-        </w:tabs>
-        <w:ind w:hanging="480" w:left="4080"/>
+        <w:ind w:hanging="360" w:left="4320"/>
       </w:pPr>
     </w:lvl>
     <w:lvl w:ilvl="6">
@@ -9005,113 +9290,128 @@
       <w:lvlText w:val=" "/>
       <w:lvlJc w:val="left"/>
       <w:pPr>
-        <w:tabs>
-          <w:tab w:pos="4320" w:val="num"/>
-        </w:tabs>
-        <w:ind w:hanging="480" w:left="4800"/>
+        <w:ind w:hanging="360" w:left="5040"/>
       </w:pPr>
     </w:lvl>
     <w:lvl w:ilvl="7">
-      <w:numFmt w:val="decimal"/>
-      <w:lvlText w:val=""/>
-      <w:lvlJc w:val="left"/>
-    </w:lvl>
-    <w:lvl w:ilvl="8">
-      <w:numFmt w:val="decimal"/>
-      <w:lvlText w:val=""/>
-      <w:lvlJc w:val="left"/>
-    </w:lvl>
-  </w:abstractNum>
-  <w:abstractNum w15:restartNumberingAfterBreak="0" w:abstractNumId="2">
-    <w:nsid w:val="E17F69BA"/>
-    <w:multiLevelType w:val="multilevel"/>
-    <w:tmpl w:val="62AA6D94"/>
-    <w:lvl w:ilvl="0">
       <w:numFmt w:val="bullet"/>
       <w:lvlText w:val=" "/>
       <w:lvlJc w:val="left"/>
       <w:pPr>
-        <w:tabs>
-          <w:tab w:pos="0" w:val="num"/>
-        </w:tabs>
-        <w:ind w:hanging="480" w:left="480"/>
-      </w:pPr>
+        <w:ind w:hanging="360" w:left="5760"/>
+      </w:pPr>
+    </w:lvl>
+    <w:lvl w:ilvl="8">
+      <w:numFmt w:val="bullet"/>
+      <w:lvlText w:val=" "/>
+      <w:lvlJc w:val="left"/>
+      <w:pPr>
+        <w:ind w:hanging="360" w:left="6480"/>
+      </w:pPr>
+    </w:lvl>
+  </w:abstractNum>
+  <w:abstractNum w15:restartNumberingAfterBreak="0" w:abstractNumId="1">
+    <w:nsid w:val="0000A991"/>
+    <w:multiLevelType w:val="multilevel"/>
+    <w:tmpl w:val="E4B22674"/>
+    <w:lvl w:ilvl="0">
+      <w:numFmt w:val="bullet"/>
+      <w:lvlText w:val=""/>
+      <w:lvlJc w:val="left"/>
+      <w:pPr>
+        <w:ind w:hanging="360" w:left="720"/>
+      </w:pPr>
+      <w:rPr>
+        <w:rFonts w:ascii="Symbol" w:cs="Symbol" w:hAnsi="Symbol" w:hint="default"/>
+      </w:rPr>
     </w:lvl>
     <w:lvl w:ilvl="1">
       <w:numFmt w:val="bullet"/>
-      <w:lvlText w:val=" "/>
+      <w:lvlText w:val="o"/>
       <w:lvlJc w:val="left"/>
       <w:pPr>
-        <w:tabs>
-          <w:tab w:pos="720" w:val="num"/>
-        </w:tabs>
-        <w:ind w:hanging="480" w:left="1200"/>
-      </w:pPr>
+        <w:ind w:hanging="360" w:left="1440"/>
+      </w:pPr>
+      <w:rPr>
+        <w:rFonts w:ascii="Courier New" w:cs="Courier New" w:hAnsi="Courier New" w:hint="default"/>
+      </w:rPr>
     </w:lvl>
     <w:lvl w:ilvl="2">
       <w:numFmt w:val="bullet"/>
-      <w:lvlText w:val=" "/>
+      <w:lvlText w:val=""/>
       <w:lvlJc w:val="left"/>
       <w:pPr>
-        <w:tabs>
-          <w:tab w:pos="1440" w:val="num"/>
-        </w:tabs>
-        <w:ind w:hanging="480" w:left="1920"/>
-      </w:pPr>
+        <w:ind w:hanging="360" w:left="2160"/>
+      </w:pPr>
+      <w:rPr>
+        <w:rFonts w:ascii="Wingdings" w:cs="Wingdings" w:hAnsi="Wingdings" w:hint="default"/>
+      </w:rPr>
     </w:lvl>
     <w:lvl w:ilvl="3">
       <w:numFmt w:val="bullet"/>
-      <w:lvlText w:val=" "/>
+      <w:lvlText w:val=""/>
       <w:lvlJc w:val="left"/>
       <w:pPr>
-        <w:tabs>
-          <w:tab w:pos="2160" w:val="num"/>
-        </w:tabs>
-        <w:ind w:hanging="480" w:left="2640"/>
-      </w:pPr>
+        <w:ind w:hanging="360" w:left="2880"/>
+      </w:pPr>
+      <w:rPr>
+        <w:rFonts w:ascii="Symbol" w:cs="Symbol" w:hAnsi="Symbol" w:hint="default"/>
+      </w:rPr>
     </w:lvl>
     <w:lvl w:ilvl="4">
       <w:numFmt w:val="bullet"/>
-      <w:lvlText w:val=" "/>
+      <w:lvlText w:val="o"/>
       <w:lvlJc w:val="left"/>
       <w:pPr>
-        <w:tabs>
-          <w:tab w:pos="2880" w:val="num"/>
-        </w:tabs>
-        <w:ind w:hanging="480" w:left="3360"/>
-      </w:pPr>
+        <w:ind w:hanging="360" w:left="3600"/>
+      </w:pPr>
+      <w:rPr>
+        <w:rFonts w:ascii="Courier New" w:cs="Courier New" w:hAnsi="Courier New" w:hint="default"/>
+      </w:rPr>
     </w:lvl>
     <w:lvl w:ilvl="5">
       <w:numFmt w:val="bullet"/>
-      <w:lvlText w:val=" "/>
+      <w:lvlText w:val=""/>
       <w:lvlJc w:val="left"/>
       <w:pPr>
-        <w:tabs>
-          <w:tab w:pos="3600" w:val="num"/>
-        </w:tabs>
-        <w:ind w:hanging="480" w:left="4080"/>
-      </w:pPr>
+        <w:ind w:hanging="360" w:left="4320"/>
+      </w:pPr>
+      <w:rPr>
+        <w:rFonts w:ascii="Wingdings" w:cs="Wingdings" w:hAnsi="Wingdings" w:hint="default"/>
+      </w:rPr>
     </w:lvl>
     <w:lvl w:ilvl="6">
       <w:numFmt w:val="bullet"/>
-      <w:lvlText w:val=" "/>
+      <w:lvlText w:val=""/>
       <w:lvlJc w:val="left"/>
       <w:pPr>
-        <w:tabs>
-          <w:tab w:pos="4320" w:val="num"/>
-        </w:tabs>
-        <w:ind w:hanging="480" w:left="4800"/>
-      </w:pPr>
+        <w:ind w:hanging="360" w:left="5040"/>
+      </w:pPr>
+      <w:rPr>
+        <w:rFonts w:ascii="Symbol" w:cs="Symbol" w:hAnsi="Symbol" w:hint="default"/>
+      </w:rPr>
     </w:lvl>
     <w:lvl w:ilvl="7">
-      <w:numFmt w:val="decimal"/>
-      <w:lvlText w:val=""/>
+      <w:numFmt w:val="bullet"/>
+      <w:lvlText w:val="o"/>
       <w:lvlJc w:val="left"/>
+      <w:pPr>
+        <w:ind w:hanging="360" w:left="5760"/>
+      </w:pPr>
+      <w:rPr>
+        <w:rFonts w:ascii="Courier New" w:cs="Courier New" w:hAnsi="Courier New" w:hint="default"/>
+      </w:rPr>
     </w:lvl>
     <w:lvl w:ilvl="8">
-      <w:numFmt w:val="decimal"/>
-      <w:lvlText w:val=""/>
+      <w:numFmt w:val="bullet"/>
+      <w:lvlText w:val=""/>
       <w:lvlJc w:val="left"/>
+      <w:pPr>
+        <w:ind w:hanging="360" w:left="6480"/>
+      </w:pPr>
+      <w:rPr>
+        <w:rFonts w:ascii="Wingdings" w:cs="Wingdings" w:hAnsi="Wingdings" w:hint="default"/>
+      </w:rPr>
     </w:lvl>
   </w:abstractNum>
   <w:abstractNum w:abstractNumId="990">
@@ -9275,14 +9575,11 @@
       </w:pPr>
     </w:lvl>
   </w:abstractNum>
-  <w:num w:numId="1">
-    <w:abstractNumId w:val="2"/>
+  <w:num w16cid:durableId="1357734625" w:numId="1">
+    <w:abstractNumId w:val="0"/>
   </w:num>
-  <w:num w:numId="2">
+  <w:num w16cid:durableId="488792786" w:numId="2">
     <w:abstractNumId w:val="1"/>
-  </w:num>
-  <w:num w:numId="3">
-    <w:abstractNumId w:val="0"/>
   </w:num>
   <w:num w:numId="1000">
     <w:abstractNumId w:val="990"/>
@@ -9321,14 +9618,14 @@
 </file>
 
 <file path=word/styles.xml><?xml version="1.0" encoding="utf-8"?>
-<w:styles xmlns:mc="http://schemas.openxmlformats.org/markup-compatibility/2006" xmlns:r="http://schemas.openxmlformats.org/officeDocument/2006/relationships" xmlns:w="http://schemas.openxmlformats.org/wordprocessingml/2006/main" xmlns:w14="http://schemas.microsoft.com/office/word/2010/wordml" xmlns:w15="http://schemas.microsoft.com/office/word/2012/wordml" xmlns:w16="http://schemas.microsoft.com/office/word/2018/wordml" xmlns:w16cex="http://schemas.microsoft.com/office/word/2018/wordml/cex" xmlns:w16cid="http://schemas.microsoft.com/office/word/2016/wordml/cid" xmlns:w16se="http://schemas.microsoft.com/office/word/2015/wordml/symex" mc:Ignorable="w14 w15 w16se w16cid w16 w16cex">
+<w:styles xmlns:mc="http://schemas.openxmlformats.org/markup-compatibility/2006" xmlns:r="http://schemas.openxmlformats.org/officeDocument/2006/relationships" xmlns:w="http://schemas.openxmlformats.org/wordprocessingml/2006/main" xmlns:w14="http://schemas.microsoft.com/office/word/2010/wordml" xmlns:w15="http://schemas.microsoft.com/office/word/2012/wordml" xmlns:w16="http://schemas.microsoft.com/office/word/2018/wordml" xmlns:w16cex="http://schemas.microsoft.com/office/word/2018/wordml/cex" xmlns:w16cid="http://schemas.microsoft.com/office/word/2016/wordml/cid" xmlns:w16sdtdh="http://schemas.microsoft.com/office/word/2020/wordml/sdtdatahash" xmlns:w16se="http://schemas.microsoft.com/office/word/2015/wordml/symex" mc:Ignorable="w14 w15 w16se w16cid w16 w16cex w16sdtdh">
   <w:docDefaults>
     <w:rPrDefault>
       <w:rPr>
-        <w:rFonts w:asciiTheme="minorHAnsi" w:cstheme="minorBidi" w:eastAsiaTheme="minorHAnsi" w:hAnsiTheme="minorHAnsi"/>
+        <w:rFonts w:asciiTheme="minorHAnsi" w:cstheme="minorBidi" w:eastAsiaTheme="minorEastAsia" w:hAnsiTheme="minorHAnsi"/>
         <w:sz w:val="24"/>
         <w:szCs w:val="24"/>
-        <w:lang w:bidi="ar-SA" w:eastAsia="en-US" w:val="en-US"/>
+        <w:lang w:bidi="ar-SA" w:eastAsia="zh-CN" w:val="en-US"/>
       </w:rPr>
     </w:rPrDefault>
     <w:pPrDefault>
@@ -9338,104 +9635,7 @@
     </w:pPrDefault>
   </w:docDefaults>
   <w:latentStyles w:count="376" w:defLockedState="0" w:defQFormat="0" w:defSemiHidden="0" w:defUIPriority="0" w:defUnhideWhenUsed="0">
-    <w:lsdException w:name="heading 2" w:semiHidden="1" w:unhideWhenUsed="1"/>
-    <w:lsdException w:name="heading 3" w:semiHidden="1" w:unhideWhenUsed="1"/>
-    <w:lsdException w:name="heading 4" w:semiHidden="1" w:unhideWhenUsed="1"/>
-    <w:lsdException w:name="heading 5" w:semiHidden="1" w:unhideWhenUsed="1"/>
-    <w:lsdException w:name="heading 6" w:semiHidden="1" w:unhideWhenUsed="1"/>
-    <w:lsdException w:name="heading 7" w:semiHidden="1" w:unhideWhenUsed="1"/>
-    <w:lsdException w:name="heading 8" w:semiHidden="1" w:unhideWhenUsed="1"/>
-    <w:lsdException w:name="heading 9" w:semiHidden="1" w:unhideWhenUsed="1"/>
-    <w:lsdException w:name="index 1" w:semiHidden="1" w:unhideWhenUsed="1"/>
-    <w:lsdException w:name="index 2" w:semiHidden="1" w:unhideWhenUsed="1"/>
-    <w:lsdException w:name="index 3" w:semiHidden="1" w:unhideWhenUsed="1"/>
-    <w:lsdException w:name="index 4" w:semiHidden="1" w:unhideWhenUsed="1"/>
-    <w:lsdException w:name="index 5" w:semiHidden="1" w:unhideWhenUsed="1"/>
-    <w:lsdException w:name="index 6" w:semiHidden="1" w:unhideWhenUsed="1"/>
-    <w:lsdException w:name="index 7" w:semiHidden="1" w:unhideWhenUsed="1"/>
-    <w:lsdException w:name="index 8" w:semiHidden="1" w:unhideWhenUsed="1"/>
-    <w:lsdException w:name="index 9" w:semiHidden="1" w:unhideWhenUsed="1"/>
-    <w:lsdException w:name="toc 1" w:semiHidden="1" w:unhideWhenUsed="1"/>
-    <w:lsdException w:name="toc 2" w:semiHidden="1" w:unhideWhenUsed="1"/>
-    <w:lsdException w:name="toc 3" w:semiHidden="1" w:unhideWhenUsed="1"/>
-    <w:lsdException w:name="toc 4" w:semiHidden="1" w:unhideWhenUsed="1"/>
-    <w:lsdException w:name="toc 5" w:semiHidden="1" w:unhideWhenUsed="1"/>
-    <w:lsdException w:name="toc 6" w:semiHidden="1" w:unhideWhenUsed="1"/>
-    <w:lsdException w:name="toc 7" w:semiHidden="1" w:unhideWhenUsed="1"/>
-    <w:lsdException w:name="toc 8" w:semiHidden="1" w:unhideWhenUsed="1"/>
-    <w:lsdException w:name="toc 9" w:semiHidden="1" w:unhideWhenUsed="1"/>
-    <w:lsdException w:name="Normal Indent" w:semiHidden="1" w:unhideWhenUsed="1"/>
-    <w:lsdException w:name="footnote text" w:semiHidden="1" w:unhideWhenUsed="1"/>
-    <w:lsdException w:name="annotation text" w:semiHidden="1" w:unhideWhenUsed="1"/>
-    <w:lsdException w:name="header" w:semiHidden="1" w:unhideWhenUsed="1"/>
-    <w:lsdException w:name="footer" w:semiHidden="1" w:unhideWhenUsed="1"/>
-    <w:lsdException w:name="index heading" w:semiHidden="1" w:unhideWhenUsed="1"/>
-    <w:lsdException w:name="caption" w:semiHidden="1" w:unhideWhenUsed="1"/>
-    <w:lsdException w:name="table of figures" w:semiHidden="1" w:unhideWhenUsed="1"/>
-    <w:lsdException w:name="envelope address" w:semiHidden="1" w:unhideWhenUsed="1"/>
-    <w:lsdException w:name="envelope return" w:semiHidden="1" w:unhideWhenUsed="1"/>
-    <w:lsdException w:name="footnote reference" w:semiHidden="1" w:unhideWhenUsed="1"/>
-    <w:lsdException w:name="annotation reference" w:semiHidden="1" w:unhideWhenUsed="1"/>
-    <w:lsdException w:name="line number" w:semiHidden="1" w:unhideWhenUsed="1"/>
-    <w:lsdException w:name="page number" w:semiHidden="1" w:unhideWhenUsed="1"/>
-    <w:lsdException w:name="endnote reference" w:semiHidden="1" w:unhideWhenUsed="1"/>
-    <w:lsdException w:name="endnote text" w:semiHidden="1" w:unhideWhenUsed="1"/>
-    <w:lsdException w:name="macro" w:semiHidden="1" w:unhideWhenUsed="1"/>
-    <w:lsdException w:name="toa heading" w:semiHidden="1" w:unhideWhenUsed="1"/>
-    <w:lsdException w:name="List Number" w:semiHidden="1" w:unhideWhenUsed="1"/>
-    <w:lsdException w:name="List 2" w:semiHidden="1" w:unhideWhenUsed="1"/>
-    <w:lsdException w:name="List 3" w:semiHidden="1" w:unhideWhenUsed="1"/>
-    <w:lsdException w:name="List 4" w:semiHidden="1" w:unhideWhenUsed="1"/>
-    <w:lsdException w:name="List 5" w:semiHidden="1" w:unhideWhenUsed="1"/>
-    <w:lsdException w:name="List Bullet 2" w:semiHidden="1" w:unhideWhenUsed="1"/>
-    <w:lsdException w:name="List Bullet 3" w:semiHidden="1" w:unhideWhenUsed="1"/>
-    <w:lsdException w:name="List Bullet 4" w:semiHidden="1" w:unhideWhenUsed="1"/>
-    <w:lsdException w:name="List Bullet 5" w:semiHidden="1" w:unhideWhenUsed="1"/>
-    <w:lsdException w:name="List Number 2" w:semiHidden="1" w:unhideWhenUsed="1"/>
-    <w:lsdException w:name="List Number 3" w:semiHidden="1" w:unhideWhenUsed="1"/>
-    <w:lsdException w:name="List Number 4" w:semiHidden="1" w:unhideWhenUsed="1"/>
-    <w:lsdException w:name="List Number 5" w:semiHidden="1" w:unhideWhenUsed="1"/>
-    <w:lsdException w:name="Closing" w:semiHidden="1" w:unhideWhenUsed="1"/>
-    <w:lsdException w:name="Signature" w:semiHidden="1" w:unhideWhenUsed="1"/>
-    <w:lsdException w:name="Default Paragraph Font" w:semiHidden="1" w:unhideWhenUsed="1"/>
-    <w:lsdException w:name="Body Text" w:semiHidden="1" w:unhideWhenUsed="1"/>
-    <w:lsdException w:name="Body Text Indent" w:semiHidden="1" w:unhideWhenUsed="1"/>
-    <w:lsdException w:name="List Continue" w:semiHidden="1" w:unhideWhenUsed="1"/>
-    <w:lsdException w:name="Message Header" w:semiHidden="1" w:unhideWhenUsed="1"/>
-    <w:lsdException w:name="Salutation" w:semiHidden="1" w:unhideWhenUsed="1"/>
-    <w:lsdException w:name="Date" w:semiHidden="1" w:unhideWhenUsed="1"/>
-    <w:lsdException w:name="Body Text First Indent" w:semiHidden="1" w:unhideWhenUsed="1"/>
-    <w:lsdException w:name="Body Text First Indent 2" w:semiHidden="1" w:unhideWhenUsed="1"/>
-    <w:lsdException w:name="Note Heading" w:semiHidden="1" w:unhideWhenUsed="1"/>
-    <w:lsdException w:name="Body Text 2" w:semiHidden="1" w:unhideWhenUsed="1"/>
-    <w:lsdException w:name="Body Text 3" w:semiHidden="1" w:unhideWhenUsed="1"/>
-    <w:lsdException w:name="Body Text Indent 2" w:semiHidden="1" w:unhideWhenUsed="1"/>
-    <w:lsdException w:name="Body Text Indent 3" w:semiHidden="1" w:unhideWhenUsed="1"/>
-    <w:lsdException w:name="Block Text" w:semiHidden="1" w:unhideWhenUsed="1"/>
-    <w:lsdException w:name="Hyperlink" w:semiHidden="1" w:unhideWhenUsed="1"/>
-    <w:lsdException w:name="FollowedHyperlink" w:semiHidden="1" w:unhideWhenUsed="1"/>
-    <w:lsdException w:name="Document Map" w:semiHidden="1" w:unhideWhenUsed="1"/>
-    <w:lsdException w:name="Plain Text" w:semiHidden="1" w:unhideWhenUsed="1"/>
-    <w:lsdException w:name="E-mail Signature" w:semiHidden="1" w:unhideWhenUsed="1"/>
-    <w:lsdException w:name="HTML Top of Form" w:semiHidden="1" w:unhideWhenUsed="1"/>
-    <w:lsdException w:name="HTML Bottom of Form" w:semiHidden="1" w:unhideWhenUsed="1"/>
-    <w:lsdException w:name="Normal (Web)" w:semiHidden="1" w:unhideWhenUsed="1"/>
-    <w:lsdException w:name="HTML Acronym" w:semiHidden="1" w:unhideWhenUsed="1"/>
-    <w:lsdException w:name="HTML Address" w:semiHidden="1" w:unhideWhenUsed="1"/>
-    <w:lsdException w:name="HTML Cite" w:semiHidden="1" w:unhideWhenUsed="1"/>
-    <w:lsdException w:name="HTML Code" w:semiHidden="1" w:unhideWhenUsed="1"/>
-    <w:lsdException w:name="HTML Definition" w:semiHidden="1" w:unhideWhenUsed="1"/>
-    <w:lsdException w:name="HTML Keyboard" w:semiHidden="1" w:unhideWhenUsed="1"/>
-    <w:lsdException w:name="HTML Preformatted" w:semiHidden="1" w:unhideWhenUsed="1"/>
-    <w:lsdException w:name="HTML Sample" w:semiHidden="1" w:unhideWhenUsed="1"/>
-    <w:lsdException w:name="HTML Typewriter" w:semiHidden="1" w:unhideWhenUsed="1"/>
-    <w:lsdException w:name="HTML Variable" w:semiHidden="1" w:unhideWhenUsed="1"/>
     <w:lsdException w:name="Normal Table" w:semiHidden="1" w:unhideWhenUsed="1"/>
-    <w:lsdException w:name="annotation subject" w:semiHidden="1" w:unhideWhenUsed="1"/>
-    <w:lsdException w:name="No List" w:semiHidden="1" w:unhideWhenUsed="1"/>
-    <w:lsdException w:name="Outline List 1" w:semiHidden="1" w:unhideWhenUsed="1"/>
-    <w:lsdException w:name="Outline List 2" w:semiHidden="1" w:unhideWhenUsed="1"/>
-    <w:lsdException w:name="Outline List 3" w:semiHidden="1" w:unhideWhenUsed="1"/>
     <w:lsdException w:name="Table Simple 1" w:semiHidden="1" w:unhideWhenUsed="1"/>
     <w:lsdException w:name="Table Simple 2" w:semiHidden="1" w:unhideWhenUsed="1"/>
     <w:lsdException w:name="Table Simple 3" w:semiHidden="1" w:unhideWhenUsed="1"/>
@@ -9476,6 +9676,9 @@
     <w:lsdException w:name="Table Subtle 1" w:semiHidden="1" w:unhideWhenUsed="1"/>
     <w:lsdException w:name="Table Subtle 2" w:semiHidden="1" w:unhideWhenUsed="1"/>
     <w:lsdException w:name="Table Web 1" w:semiHidden="1" w:unhideWhenUsed="1"/>
+    <w:lsdException w:name="Table Web 2" w:semiHidden="1" w:unhideWhenUsed="1"/>
+    <w:lsdException w:name="Table Web 3" w:semiHidden="1" w:unhideWhenUsed="1"/>
+    <w:lsdException w:name="Table Theme" w:semiHidden="1" w:unhideWhenUsed="1"/>
     <w:lsdException w:name="Light Shading"/>
     <w:lsdException w:name="Light List"/>
     <w:lsdException w:name="Light Grid"/>
@@ -9496,7 +9699,6 @@
     <w:lsdException w:name="Medium Shading 1 Accent 1"/>
     <w:lsdException w:name="Medium Shading 2 Accent 1"/>
     <w:lsdException w:name="Medium List 1 Accent 1"/>
-    <w:lsdException w:name="Revision" w:semiHidden="1"/>
     <w:lsdException w:name="Medium List 2 Accent 1"/>
     <w:lsdException w:name="Medium Grid 1 Accent 1"/>
     <w:lsdException w:name="Medium Grid 2 Accent 1"/>
@@ -9575,15 +9777,6 @@
     <w:lsdException w:name="Colorful Shading Accent 6"/>
     <w:lsdException w:name="Colorful List Accent 6"/>
     <w:lsdException w:name="Colorful Grid Accent 6"/>
-    <w:lsdException w:name="Plain Table 1" w:uiPriority="41"/>
-    <w:lsdException w:name="Plain Table 2" w:uiPriority="42"/>
-    <w:lsdException w:name="Plain Table 3" w:uiPriority="43"/>
-    <w:lsdException w:name="Plain Table 4" w:uiPriority="44"/>
-    <w:lsdException w:name="Plain Table 5" w:uiPriority="45"/>
-    <w:lsdException w:name="Grid Table Light" w:uiPriority="40"/>
-    <w:lsdException w:name="Grid Table 1 Light" w:uiPriority="46"/>
-    <w:lsdException w:name="Grid Table 2" w:uiPriority="47"/>
-    <w:lsdException w:name="Grid Table 3" w:uiPriority="48"/>
     <w:lsdException w:name="Grid Table 4" w:uiPriority="49"/>
     <w:lsdException w:name="Grid Table 5 Dark" w:uiPriority="50"/>
     <w:lsdException w:name="Grid Table 6 Colorful" w:uiPriority="51"/>
@@ -9693,41 +9886,42 @@
     <w:name w:val="heading 1"/>
     <w:basedOn w:val="Normal"/>
     <w:next w:val="BodyText"/>
+    <w:link w:val="Heading1Char"/>
     <w:uiPriority w:val="9"/>
     <w:qFormat/>
+    <w:rsid w:val="00A10FD9"/>
     <w:pPr>
       <w:keepNext/>
       <w:keepLines/>
-      <w:spacing w:after="0" w:before="480"/>
+      <w:spacing w:after="80" w:before="360"/>
       <w:outlineLvl w:val="0"/>
     </w:pPr>
     <w:rPr>
       <w:rFonts w:asciiTheme="majorHAnsi" w:cstheme="majorBidi" w:eastAsiaTheme="majorEastAsia" w:hAnsiTheme="majorHAnsi"/>
-      <w:b/>
-      <w:bCs/>
-      <w:color w:themeColor="accent1" w:themeShade="B5" w:val="345A8A"/>
-      <w:sz w:val="32"/>
-      <w:szCs w:val="32"/>
+      <w:color w:themeColor="accent1" w:themeShade="BF" w:val="0F4761"/>
+      <w:sz w:val="40"/>
+      <w:szCs w:val="40"/>
     </w:rPr>
   </w:style>
   <w:style w:styleId="Heading2" w:type="paragraph">
     <w:name w:val="heading 2"/>
     <w:basedOn w:val="Normal"/>
     <w:next w:val="BodyText"/>
+    <w:link w:val="Heading2Char"/>
     <w:uiPriority w:val="9"/>
+    <w:semiHidden/>
     <w:unhideWhenUsed/>
     <w:qFormat/>
+    <w:rsid w:val="00A10FD9"/>
     <w:pPr>
       <w:keepNext/>
       <w:keepLines/>
-      <w:spacing w:after="0" w:before="200"/>
+      <w:spacing w:after="80" w:before="160"/>
       <w:outlineLvl w:val="1"/>
     </w:pPr>
     <w:rPr>
       <w:rFonts w:asciiTheme="majorHAnsi" w:cstheme="majorBidi" w:eastAsiaTheme="majorEastAsia" w:hAnsiTheme="majorHAnsi"/>
-      <w:b/>
-      <w:bCs/>
-      <w:color w:themeColor="accent1" w:val="4F81BD"/>
+      <w:color w:themeColor="accent1" w:themeShade="BF" w:val="0F4761"/>
       <w:sz w:val="32"/>
       <w:szCs w:val="32"/>
     </w:rPr>
@@ -9736,20 +9930,21 @@
     <w:name w:val="heading 3"/>
     <w:basedOn w:val="Normal"/>
     <w:next w:val="BodyText"/>
+    <w:link w:val="Heading3Char"/>
     <w:uiPriority w:val="9"/>
+    <w:semiHidden/>
     <w:unhideWhenUsed/>
     <w:qFormat/>
+    <w:rsid w:val="00A10FD9"/>
     <w:pPr>
       <w:keepNext/>
       <w:keepLines/>
-      <w:spacing w:after="0" w:before="200"/>
+      <w:spacing w:after="80" w:before="160"/>
       <w:outlineLvl w:val="2"/>
     </w:pPr>
     <w:rPr>
-      <w:rFonts w:asciiTheme="majorHAnsi" w:cstheme="majorBidi" w:eastAsiaTheme="majorEastAsia" w:hAnsiTheme="majorHAnsi"/>
-      <w:b/>
-      <w:bCs/>
-      <w:color w:themeColor="accent1" w:val="4F81BD"/>
+      <w:rFonts w:cstheme="majorBidi" w:eastAsiaTheme="majorEastAsia"/>
+      <w:color w:themeColor="accent1" w:themeShade="BF" w:val="0F4761"/>
       <w:sz w:val="28"/>
       <w:szCs w:val="28"/>
     </w:rPr>
@@ -9758,61 +9953,134 @@
     <w:name w:val="heading 4"/>
     <w:basedOn w:val="Normal"/>
     <w:next w:val="BodyText"/>
+    <w:link w:val="Heading4Char"/>
     <w:uiPriority w:val="9"/>
+    <w:semiHidden/>
     <w:unhideWhenUsed/>
     <w:qFormat/>
+    <w:rsid w:val="00A10FD9"/>
     <w:pPr>
       <w:keepNext/>
       <w:keepLines/>
-      <w:spacing w:after="0" w:before="200"/>
+      <w:spacing w:after="40" w:before="80"/>
       <w:outlineLvl w:val="3"/>
     </w:pPr>
     <w:rPr>
-      <w:rFonts w:asciiTheme="majorHAnsi" w:cstheme="majorBidi" w:eastAsiaTheme="majorEastAsia" w:hAnsiTheme="majorHAnsi"/>
-      <w:b/>
-      <w:bCs/>
-      <w:color w:themeColor="accent1" w:val="4F81BD"/>
+      <w:rFonts w:cstheme="majorBidi" w:eastAsiaTheme="majorEastAsia"/>
+      <w:i/>
+      <w:iCs/>
+      <w:color w:themeColor="accent1" w:themeShade="BF" w:val="0F4761"/>
     </w:rPr>
   </w:style>
   <w:style w:styleId="Heading5" w:type="paragraph">
     <w:name w:val="heading 5"/>
     <w:basedOn w:val="Normal"/>
     <w:next w:val="BodyText"/>
+    <w:link w:val="Heading5Char"/>
     <w:uiPriority w:val="9"/>
+    <w:semiHidden/>
     <w:unhideWhenUsed/>
     <w:qFormat/>
-    <w:rsid w:val="00884F3F"/>
+    <w:rsid w:val="009A0D53"/>
     <w:pPr>
       <w:keepNext/>
       <w:keepLines/>
       <w:pageBreakBefore/>
-      <w:spacing w:after="0" w:before="200" w:line="20" w:lineRule="exact"/>
+      <w:spacing w:after="40" w:before="80" w:line="20" w:lineRule="exact"/>
       <w:outlineLvl w:val="4"/>
     </w:pPr>
     <w:rPr>
-      <w:rFonts w:asciiTheme="majorHAnsi" w:cstheme="majorBidi" w:eastAsiaTheme="majorEastAsia" w:hAnsiTheme="majorHAnsi"/>
-      <w:i/>
-      <w:iCs/>
+      <w:rFonts w:cstheme="majorBidi" w:eastAsiaTheme="majorEastAsia"/>
       <w:color w:themeColor="background1" w:val="FFFFFF"/>
-      <w:sz w:val="16"/>
+      <w:sz w:val="10"/>
     </w:rPr>
   </w:style>
   <w:style w:styleId="Heading6" w:type="paragraph">
     <w:name w:val="heading 6"/>
     <w:basedOn w:val="Normal"/>
     <w:next w:val="BodyText"/>
+    <w:link w:val="Heading6Char"/>
     <w:uiPriority w:val="9"/>
+    <w:semiHidden/>
     <w:unhideWhenUsed/>
     <w:qFormat/>
+    <w:rsid w:val="00A10FD9"/>
     <w:pPr>
       <w:keepNext/>
       <w:keepLines/>
-      <w:spacing w:after="0" w:before="200"/>
+      <w:spacing w:after="0" w:before="40"/>
       <w:outlineLvl w:val="5"/>
     </w:pPr>
     <w:rPr>
-      <w:rFonts w:asciiTheme="majorHAnsi" w:cstheme="majorBidi" w:eastAsiaTheme="majorEastAsia" w:hAnsiTheme="majorHAnsi"/>
-      <w:color w:themeColor="accent1" w:val="4F81BD"/>
+      <w:rFonts w:cstheme="majorBidi" w:eastAsiaTheme="majorEastAsia"/>
+      <w:i/>
+      <w:iCs/>
+      <w:color w:themeColor="text1" w:themeTint="A6" w:val="595959"/>
+    </w:rPr>
+  </w:style>
+  <w:style w:styleId="Heading7" w:type="paragraph">
+    <w:name w:val="heading 7"/>
+    <w:basedOn w:val="Normal"/>
+    <w:next w:val="BodyText"/>
+    <w:link w:val="Heading7Char"/>
+    <w:uiPriority w:val="9"/>
+    <w:semiHidden/>
+    <w:unhideWhenUsed/>
+    <w:qFormat/>
+    <w:rsid w:val="00A10FD9"/>
+    <w:pPr>
+      <w:keepNext/>
+      <w:keepLines/>
+      <w:spacing w:after="0" w:before="40"/>
+      <w:outlineLvl w:val="6"/>
+    </w:pPr>
+    <w:rPr>
+      <w:rFonts w:cstheme="majorBidi" w:eastAsiaTheme="majorEastAsia"/>
+      <w:color w:themeColor="text1" w:themeTint="A6" w:val="595959"/>
+    </w:rPr>
+  </w:style>
+  <w:style w:styleId="Heading8" w:type="paragraph">
+    <w:name w:val="heading 8"/>
+    <w:basedOn w:val="Normal"/>
+    <w:next w:val="BodyText"/>
+    <w:link w:val="Heading8Char"/>
+    <w:uiPriority w:val="9"/>
+    <w:semiHidden/>
+    <w:unhideWhenUsed/>
+    <w:qFormat/>
+    <w:rsid w:val="00A10FD9"/>
+    <w:pPr>
+      <w:keepNext/>
+      <w:keepLines/>
+      <w:spacing w:after="0"/>
+      <w:outlineLvl w:val="7"/>
+    </w:pPr>
+    <w:rPr>
+      <w:rFonts w:cstheme="majorBidi" w:eastAsiaTheme="majorEastAsia"/>
+      <w:i/>
+      <w:iCs/>
+      <w:color w:themeColor="text1" w:themeTint="D8" w:val="272727"/>
+    </w:rPr>
+  </w:style>
+  <w:style w:styleId="Heading9" w:type="paragraph">
+    <w:name w:val="heading 9"/>
+    <w:basedOn w:val="Normal"/>
+    <w:next w:val="BodyText"/>
+    <w:link w:val="Heading9Char"/>
+    <w:uiPriority w:val="9"/>
+    <w:semiHidden/>
+    <w:unhideWhenUsed/>
+    <w:qFormat/>
+    <w:rsid w:val="00A10FD9"/>
+    <w:pPr>
+      <w:keepNext/>
+      <w:keepLines/>
+      <w:spacing w:after="0"/>
+      <w:outlineLvl w:val="8"/>
+    </w:pPr>
+    <w:rPr>
+      <w:rFonts w:cstheme="majorBidi" w:eastAsiaTheme="majorEastAsia"/>
+      <w:color w:themeColor="text1" w:themeTint="D8" w:val="272727"/>
     </w:rPr>
   </w:style>
   <w:style w:default="1" w:styleId="DefaultParagraphFont" w:type="character">
@@ -9860,62 +10128,123 @@
     <w:name w:val="Compact"/>
     <w:basedOn w:val="BodyText"/>
     <w:qFormat/>
+    <w:rsid w:val="008A21D1"/>
     <w:pPr>
       <w:spacing w:after="36" w:before="36"/>
     </w:pPr>
+    <w:rPr>
+      <w:rFonts w:ascii="Arial" w:hAnsi="Arial"/>
+      <w:sz w:val="16"/>
+    </w:rPr>
   </w:style>
   <w:style w:styleId="Title" w:type="paragraph">
     <w:name w:val="Title"/>
     <w:basedOn w:val="Normal"/>
     <w:next w:val="BodyText"/>
+    <w:link w:val="TitleChar"/>
+    <w:uiPriority w:val="10"/>
     <w:qFormat/>
+    <w:rsid w:val="00A10FD9"/>
     <w:pPr>
-      <w:keepNext/>
-      <w:keepLines/>
-      <w:spacing w:after="240" w:before="480"/>
+      <w:spacing w:after="80"/>
+      <w:contextualSpacing/>
       <w:jc w:val="center"/>
     </w:pPr>
     <w:rPr>
       <w:rFonts w:asciiTheme="majorHAnsi" w:cstheme="majorBidi" w:eastAsiaTheme="majorEastAsia" w:hAnsiTheme="majorHAnsi"/>
-      <w:b/>
-      <w:bCs/>
-      <w:color w:themeColor="accent1" w:themeShade="B5" w:val="345A8A"/>
-      <w:sz w:val="36"/>
-      <w:szCs w:val="36"/>
+      <w:sz w:val="56"/>
+      <w:szCs w:val="56"/>
+    </w:rPr>
+  </w:style>
+  <w:style w:customStyle="1" w:styleId="TitleChar" w:type="character">
+    <w:name w:val="Title Char"/>
+    <w:basedOn w:val="DefaultParagraphFont"/>
+    <w:link w:val="Title"/>
+    <w:uiPriority w:val="10"/>
+    <w:rsid w:val="00A10FD9"/>
+    <w:rPr>
+      <w:rFonts w:asciiTheme="majorHAnsi" w:cstheme="majorBidi" w:eastAsiaTheme="majorEastAsia" w:hAnsiTheme="majorHAnsi"/>
+      <w:sz w:val="56"/>
+      <w:szCs w:val="56"/>
     </w:rPr>
   </w:style>
   <w:style w:styleId="Subtitle" w:type="paragraph">
     <w:name w:val="Subtitle"/>
     <w:basedOn w:val="Title"/>
     <w:next w:val="BodyText"/>
+    <w:link w:val="SubtitleChar"/>
+    <w:uiPriority w:val="11"/>
     <w:qFormat/>
+    <w:rsid w:val="00A10FD9"/>
     <w:pPr>
-      <w:spacing w:before="240"/>
+      <w:numPr>
+        <w:ilvl w:val="1"/>
+      </w:numPr>
     </w:pPr>
     <w:rPr>
-      <w:sz w:val="30"/>
-      <w:szCs w:val="30"/>
+      <w:spacing w:val="15"/>
+      <w:sz w:val="28"/>
+      <w:szCs w:val="28"/>
+    </w:rPr>
+  </w:style>
+  <w:style w:customStyle="1" w:styleId="SubtitleChar" w:type="character">
+    <w:name w:val="Subtitle Char"/>
+    <w:basedOn w:val="DefaultParagraphFont"/>
+    <w:link w:val="Subtitle"/>
+    <w:uiPriority w:val="11"/>
+    <w:rsid w:val="00A10FD9"/>
+    <w:rPr>
+      <w:rFonts w:cstheme="majorBidi" w:eastAsiaTheme="majorEastAsia"/>
+      <w:color w:themeColor="text1" w:themeTint="A6" w:val="595959"/>
+      <w:spacing w:val="15"/>
+      <w:sz w:val="28"/>
+      <w:szCs w:val="28"/>
     </w:rPr>
   </w:style>
   <w:style w:customStyle="1" w:styleId="Author" w:type="paragraph">
     <w:name w:val="Author"/>
+    <w:basedOn w:val="Title"/>
     <w:next w:val="BodyText"/>
     <w:qFormat/>
     <w:pPr>
       <w:keepNext/>
       <w:keepLines/>
-      <w:jc w:val="center"/>
     </w:pPr>
+    <w:rPr>
+      <w:sz w:val="24"/>
+      <w:szCs w:val="24"/>
+    </w:rPr>
   </w:style>
   <w:style w:styleId="Date" w:type="paragraph">
     <w:name w:val="Date"/>
+    <w:basedOn w:val="Title"/>
     <w:next w:val="BodyText"/>
     <w:qFormat/>
     <w:pPr>
       <w:keepNext/>
       <w:keepLines/>
+    </w:pPr>
+    <w:rPr>
+      <w:sz w:val="24"/>
+      <w:szCs w:val="24"/>
+    </w:rPr>
+  </w:style>
+  <w:style w:customStyle="1" w:styleId="AbstractTitle" w:type="paragraph">
+    <w:name w:val="Abstract Title"/>
+    <w:basedOn w:val="Normal"/>
+    <w:next w:val="Abstract"/>
+    <w:qFormat/>
+    <w:pPr>
+      <w:keepNext/>
+      <w:keepLines/>
+      <w:spacing w:after="0" w:before="300"/>
       <w:jc w:val="center"/>
     </w:pPr>
+    <w:rPr>
+      <w:b/>
+      <w:sz w:val="20"/>
+      <w:szCs w:val="20"/>
+    </w:rPr>
   </w:style>
   <w:style w:customStyle="1" w:styleId="Abstract" w:type="paragraph">
     <w:name w:val="Abstract"/>
@@ -9925,7 +10254,7 @@
     <w:pPr>
       <w:keepNext/>
       <w:keepLines/>
-      <w:spacing w:after="300" w:before="300"/>
+      <w:spacing w:after="300" w:before="100"/>
     </w:pPr>
     <w:rPr>
       <w:sz w:val="20"/>
@@ -9937,6 +10266,126 @@
     <w:basedOn w:val="Normal"/>
     <w:qFormat/>
   </w:style>
+  <w:style w:customStyle="1" w:styleId="Heading1Char" w:type="character">
+    <w:name w:val="Heading 1 Char"/>
+    <w:basedOn w:val="DefaultParagraphFont"/>
+    <w:link w:val="Heading1"/>
+    <w:uiPriority w:val="9"/>
+    <w:rsid w:val="00A10FD9"/>
+    <w:rPr>
+      <w:rFonts w:asciiTheme="majorHAnsi" w:cstheme="majorBidi" w:eastAsiaTheme="majorEastAsia" w:hAnsiTheme="majorHAnsi"/>
+      <w:color w:themeColor="accent1" w:themeShade="BF" w:val="0F4761"/>
+      <w:sz w:val="40"/>
+      <w:szCs w:val="40"/>
+    </w:rPr>
+  </w:style>
+  <w:style w:customStyle="1" w:styleId="Heading2Char" w:type="character">
+    <w:name w:val="Heading 2 Char"/>
+    <w:basedOn w:val="DefaultParagraphFont"/>
+    <w:link w:val="Heading2"/>
+    <w:uiPriority w:val="9"/>
+    <w:semiHidden/>
+    <w:rsid w:val="00A10FD9"/>
+    <w:rPr>
+      <w:rFonts w:asciiTheme="majorHAnsi" w:cstheme="majorBidi" w:eastAsiaTheme="majorEastAsia" w:hAnsiTheme="majorHAnsi"/>
+      <w:color w:themeColor="accent1" w:themeShade="BF" w:val="0F4761"/>
+      <w:sz w:val="32"/>
+      <w:szCs w:val="32"/>
+    </w:rPr>
+  </w:style>
+  <w:style w:customStyle="1" w:styleId="Heading3Char" w:type="character">
+    <w:name w:val="Heading 3 Char"/>
+    <w:basedOn w:val="DefaultParagraphFont"/>
+    <w:link w:val="Heading3"/>
+    <w:uiPriority w:val="9"/>
+    <w:semiHidden/>
+    <w:rsid w:val="00A10FD9"/>
+    <w:rPr>
+      <w:rFonts w:cstheme="majorBidi" w:eastAsiaTheme="majorEastAsia"/>
+      <w:color w:themeColor="accent1" w:themeShade="BF" w:val="0F4761"/>
+      <w:sz w:val="28"/>
+      <w:szCs w:val="28"/>
+    </w:rPr>
+  </w:style>
+  <w:style w:customStyle="1" w:styleId="Heading4Char" w:type="character">
+    <w:name w:val="Heading 4 Char"/>
+    <w:basedOn w:val="DefaultParagraphFont"/>
+    <w:link w:val="Heading4"/>
+    <w:uiPriority w:val="9"/>
+    <w:semiHidden/>
+    <w:rsid w:val="00A10FD9"/>
+    <w:rPr>
+      <w:rFonts w:cstheme="majorBidi" w:eastAsiaTheme="majorEastAsia"/>
+      <w:i/>
+      <w:iCs/>
+      <w:color w:themeColor="accent1" w:themeShade="BF" w:val="0F4761"/>
+    </w:rPr>
+  </w:style>
+  <w:style w:customStyle="1" w:styleId="Heading5Char" w:type="character">
+    <w:name w:val="Heading 5 Char"/>
+    <w:basedOn w:val="DefaultParagraphFont"/>
+    <w:link w:val="Heading5"/>
+    <w:uiPriority w:val="9"/>
+    <w:semiHidden/>
+    <w:rsid w:val="009A0D53"/>
+    <w:rPr>
+      <w:rFonts w:cstheme="majorBidi" w:eastAsiaTheme="majorEastAsia"/>
+      <w:color w:themeColor="background1" w:val="FFFFFF"/>
+      <w:sz w:val="10"/>
+    </w:rPr>
+  </w:style>
+  <w:style w:customStyle="1" w:styleId="Heading6Char" w:type="character">
+    <w:name w:val="Heading 6 Char"/>
+    <w:basedOn w:val="DefaultParagraphFont"/>
+    <w:link w:val="Heading6"/>
+    <w:uiPriority w:val="9"/>
+    <w:semiHidden/>
+    <w:rsid w:val="00A10FD9"/>
+    <w:rPr>
+      <w:rFonts w:cstheme="majorBidi" w:eastAsiaTheme="majorEastAsia"/>
+      <w:i/>
+      <w:iCs/>
+      <w:color w:themeColor="text1" w:themeTint="A6" w:val="595959"/>
+    </w:rPr>
+  </w:style>
+  <w:style w:customStyle="1" w:styleId="Heading7Char" w:type="character">
+    <w:name w:val="Heading 7 Char"/>
+    <w:basedOn w:val="DefaultParagraphFont"/>
+    <w:link w:val="Heading7"/>
+    <w:uiPriority w:val="9"/>
+    <w:semiHidden/>
+    <w:rsid w:val="00A10FD9"/>
+    <w:rPr>
+      <w:rFonts w:cstheme="majorBidi" w:eastAsiaTheme="majorEastAsia"/>
+      <w:color w:themeColor="text1" w:themeTint="A6" w:val="595959"/>
+    </w:rPr>
+  </w:style>
+  <w:style w:customStyle="1" w:styleId="Heading8Char" w:type="character">
+    <w:name w:val="Heading 8 Char"/>
+    <w:basedOn w:val="DefaultParagraphFont"/>
+    <w:link w:val="Heading8"/>
+    <w:uiPriority w:val="9"/>
+    <w:semiHidden/>
+    <w:rsid w:val="00A10FD9"/>
+    <w:rPr>
+      <w:rFonts w:cstheme="majorBidi" w:eastAsiaTheme="majorEastAsia"/>
+      <w:i/>
+      <w:iCs/>
+      <w:color w:themeColor="text1" w:themeTint="D8" w:val="272727"/>
+    </w:rPr>
+  </w:style>
+  <w:style w:customStyle="1" w:styleId="Heading9Char" w:type="character">
+    <w:name w:val="Heading 9 Char"/>
+    <w:basedOn w:val="DefaultParagraphFont"/>
+    <w:link w:val="Heading9"/>
+    <w:uiPriority w:val="9"/>
+    <w:semiHidden/>
+    <w:rsid w:val="00A10FD9"/>
+    <w:rPr>
+      <w:rFonts w:cstheme="majorBidi" w:eastAsiaTheme="majorEastAsia"/>
+      <w:color w:themeColor="text1" w:themeTint="D8" w:val="272727"/>
+    </w:rPr>
+  </w:style>
   <w:style w:styleId="BlockText" w:type="paragraph">
     <w:name w:val="Block Text"/>
     <w:basedOn w:val="BodyText"/>
@@ -9946,13 +10395,8 @@
     <w:qFormat/>
     <w:pPr>
       <w:spacing w:after="100" w:before="100"/>
+      <w:ind w:left="480" w:right="480"/>
     </w:pPr>
-    <w:rPr>
-      <w:rFonts w:asciiTheme="majorHAnsi" w:cstheme="majorBidi" w:eastAsiaTheme="majorEastAsia" w:hAnsiTheme="majorHAnsi"/>
-      <w:bCs/>
-      <w:sz w:val="20"/>
-      <w:szCs w:val="20"/>
-    </w:rPr>
   </w:style>
   <w:style w:styleId="FootnoteText" w:type="paragraph">
     <w:name w:val="footnote text"/>
@@ -9960,6 +10404,53 @@
     <w:uiPriority w:val="9"/>
     <w:unhideWhenUsed/>
     <w:qFormat/>
+  </w:style>
+  <w:style w:customStyle="1" w:styleId="FootnoteBlockText" w:type="paragraph">
+    <w:name w:val="Footnote Block Text"/>
+    <w:basedOn w:val="FootnoteText"/>
+    <w:next w:val="FootnoteText"/>
+    <w:uiPriority w:val="9"/>
+    <w:unhideWhenUsed/>
+    <w:qFormat/>
+    <w:pPr>
+      <w:spacing w:after="100" w:before="100"/>
+      <w:ind w:left="480" w:right="480"/>
+    </w:pPr>
+  </w:style>
+  <w:style w:customStyle="1" w:styleId="Table" w:type="table">
+    <w:name w:val="Table"/>
+    <w:semiHidden/>
+    <w:unhideWhenUsed/>
+    <w:qFormat/>
+    <w:rsid w:val="00A87B81"/>
+    <w:rPr>
+      <w:rFonts w:ascii="Arial" w:hAnsi="Arial"/>
+      <w:sz w:val="16"/>
+      <w:szCs w:val="20"/>
+      <w:lang w:eastAsia="en-US"/>
+    </w:rPr>
+    <w:tblPr>
+      <w:tblInd w:type="dxa" w:w="0"/>
+      <w:tblBorders>
+        <w:top w:color="auto" w:space="0" w:sz="4" w:val="single"/>
+        <w:bottom w:color="auto" w:space="0" w:sz="4" w:val="single"/>
+      </w:tblBorders>
+      <w:tblCellMar>
+        <w:top w:type="dxa" w:w="0"/>
+        <w:left w:type="dxa" w:w="108"/>
+        <w:bottom w:type="dxa" w:w="0"/>
+        <w:right w:type="dxa" w:w="108"/>
+      </w:tblCellMar>
+    </w:tblPr>
+    <w:tblStylePr w:type="firstRow">
+      <w:tblPr/>
+      <w:tcPr>
+        <w:tcBorders>
+          <w:bottom w:color="auto" w:space="0" w:sz="0" w:val="single"/>
+        </w:tcBorders>
+        <w:vAlign w:val="bottom"/>
+      </w:tcPr>
+    </w:tblStylePr>
   </w:style>
   <w:style w:customStyle="1" w:styleId="DefinitionTerm" w:type="paragraph">
     <w:name w:val="Definition Term"/>
@@ -10004,8 +10495,8 @@
     <w:name w:val="Figure"/>
     <w:basedOn w:val="Normal"/>
   </w:style>
-  <w:style w:customStyle="1" w:styleId="FigurewithCaption" w:type="paragraph">
-    <w:name w:val="Figure with Caption"/>
+  <w:style w:customStyle="1" w:styleId="CaptionedFigure" w:type="paragraph">
+    <w:name w:val="Captioned Figure"/>
     <w:basedOn w:val="Figure"/>
     <w:pPr>
       <w:keepNext/>
@@ -10025,6 +10516,10 @@
       <w:sz w:val="22"/>
     </w:rPr>
   </w:style>
+  <w:style w:customStyle="1" w:styleId="SectionNumber" w:type="character">
+    <w:name w:val="Section Number"/>
+    <w:basedOn w:val="CaptionChar"/>
+  </w:style>
   <w:style w:styleId="FootnoteReference" w:type="character">
     <w:name w:val="footnote reference"/>
     <w:basedOn w:val="CaptionChar"/>
@@ -10036,7 +10531,7 @@
     <w:name w:val="Hyperlink"/>
     <w:basedOn w:val="CaptionChar"/>
     <w:rPr>
-      <w:color w:themeColor="accent1" w:val="4F81BD"/>
+      <w:color w:themeColor="accent1" w:val="156082"/>
     </w:rPr>
   </w:style>
   <w:style w:styleId="TOCHeading" w:type="paragraph">
@@ -10050,11 +10545,6 @@
       <w:spacing w:before="240" w:line="259" w:lineRule="auto"/>
       <w:outlineLvl w:val="9"/>
     </w:pPr>
-    <w:rPr>
-      <w:b w:val="0"/>
-      <w:bCs w:val="0"/>
-      <w:color w:themeColor="accent1" w:themeShade="BF" w:val="365F91"/>
-    </w:rPr>
   </w:style>
   <w:style w:customStyle="1" w:styleId="SourceCode" w:type="paragraph">
     <w:name w:val="Source Code"/>
@@ -10121,7 +10611,7 @@
     <w:basedOn w:val="VerbatimChar"/>
     <w:rPr>
       <w:rFonts w:ascii="Consolas" w:hAnsi="Consolas"/>
-      <w:color w:val="000000"/>
+      <w:color w:val="8F5902"/>
       <w:sz w:val="22"/>
       <w:shd w:color="auto" w:fill="F8F8F8" w:val="clear"/>
     </w:rPr>
@@ -10141,7 +10631,8 @@
     <w:basedOn w:val="VerbatimChar"/>
     <w:rPr>
       <w:rFonts w:ascii="Consolas" w:hAnsi="Consolas"/>
-      <w:color w:val="000000"/>
+      <w:b/>
+      <w:color w:val="CE5C00"/>
       <w:sz w:val="22"/>
       <w:shd w:color="auto" w:fill="F8F8F8" w:val="clear"/>
     </w:rPr>
@@ -10247,7 +10738,8 @@
     <w:basedOn w:val="VerbatimChar"/>
     <w:rPr>
       <w:rFonts w:ascii="Consolas" w:hAnsi="Consolas"/>
-      <w:color w:val="000000"/>
+      <w:b/>
+      <w:color w:val="204A87"/>
       <w:sz w:val="22"/>
       <w:shd w:color="auto" w:fill="F8F8F8" w:val="clear"/>
     </w:rPr>
@@ -10318,7 +10810,7 @@
     <w:basedOn w:val="VerbatimChar"/>
     <w:rPr>
       <w:rFonts w:ascii="Consolas" w:hAnsi="Consolas"/>
-      <w:color w:val="C4A000"/>
+      <w:color w:val="204A87"/>
       <w:sz w:val="22"/>
       <w:shd w:color="auto" w:fill="F8F8F8" w:val="clear"/>
     </w:rPr>
@@ -10389,7 +10881,7 @@
   <w:style w:styleId="LineNumber" w:type="character">
     <w:name w:val="line number"/>
     <w:basedOn w:val="DefaultParagraphFont"/>
-    <w:rsid w:val="00014752"/>
+    <w:rsid w:val="004E2847"/>
   </w:style>
 </w:styles>
 </file>
@@ -10405,44 +10897,44 @@
         <a:sysClr val="window" lastClr="FFFFFF"/>
       </a:lt1>
       <a:dk2>
-        <a:srgbClr val="1F497D"/>
+        <a:srgbClr val="0E2841"/>
       </a:dk2>
       <a:lt2>
-        <a:srgbClr val="EEECE1"/>
+        <a:srgbClr val="E8E8E8"/>
       </a:lt2>
       <a:accent1>
-        <a:srgbClr val="4F81BD"/>
+        <a:srgbClr val="156082"/>
       </a:accent1>
       <a:accent2>
-        <a:srgbClr val="C0504D"/>
+        <a:srgbClr val="E97132"/>
       </a:accent2>
       <a:accent3>
-        <a:srgbClr val="9BBB59"/>
+        <a:srgbClr val="196B24"/>
       </a:accent3>
       <a:accent4>
-        <a:srgbClr val="8064A2"/>
+        <a:srgbClr val="0F9ED5"/>
       </a:accent4>
       <a:accent5>
-        <a:srgbClr val="4BACC6"/>
+        <a:srgbClr val="A02B93"/>
       </a:accent5>
       <a:accent6>
-        <a:srgbClr val="F79646"/>
+        <a:srgbClr val="4EA72E"/>
       </a:accent6>
       <a:hlink>
-        <a:srgbClr val="0000FF"/>
+        <a:srgbClr val="467886"/>
       </a:hlink>
       <a:folHlink>
-        <a:srgbClr val="800080"/>
+        <a:srgbClr val="96607D"/>
       </a:folHlink>
     </a:clrScheme>
     <a:fontScheme name="Office">
       <a:majorFont>
-        <a:latin typeface="Calibri"/>
+        <a:latin typeface="Aptos Display" panose="02110004020202020204"/>
         <a:ea typeface=""/>
         <a:cs typeface=""/>
-        <a:font script="Jpan" typeface="ＭＳ ゴシック"/>
+        <a:font script="Jpan" typeface="游ゴシック Light"/>
         <a:font script="Hang" typeface="맑은 고딕"/>
-        <a:font script="Hans" typeface="宋体"/>
+        <a:font script="Hans" typeface="等线 Light"/>
         <a:font script="Hant" typeface="新細明體"/>
         <a:font script="Arab" typeface="Times New Roman"/>
         <a:font script="Hebr" typeface="Times New Roman"/>
@@ -10469,14 +10961,32 @@
         <a:font script="Mong" typeface="Mongolian Baiti"/>
         <a:font script="Viet" typeface="Times New Roman"/>
         <a:font script="Uigh" typeface="Microsoft Uighur"/>
+        <a:font script="Geor" typeface="Sylfaen"/>
+        <a:font script="Armn" typeface="Arial"/>
+        <a:font script="Bugi" typeface="Leelawadee UI"/>
+        <a:font script="Bopo" typeface="Microsoft JhengHei"/>
+        <a:font script="Java" typeface="Javanese Text"/>
+        <a:font script="Lisu" typeface="Segoe UI"/>
+        <a:font script="Mymr" typeface="Myanmar Text"/>
+        <a:font script="Nkoo" typeface="Ebrima"/>
+        <a:font script="Olck" typeface="Nirmala UI"/>
+        <a:font script="Osma" typeface="Ebrima"/>
+        <a:font script="Phag" typeface="Phagspa"/>
+        <a:font script="Syrn" typeface="Estrangelo Edessa"/>
+        <a:font script="Syrj" typeface="Estrangelo Edessa"/>
+        <a:font script="Syre" typeface="Estrangelo Edessa"/>
+        <a:font script="Sora" typeface="Nirmala UI"/>
+        <a:font script="Tale" typeface="Microsoft Tai Le"/>
+        <a:font script="Talu" typeface="Microsoft New Tai Lue"/>
+        <a:font script="Tfng" typeface="Ebrima"/>
       </a:majorFont>
       <a:minorFont>
-        <a:latin typeface="Cambria"/>
+        <a:latin typeface="Aptos" panose="02110004020202020204"/>
         <a:ea typeface=""/>
         <a:cs typeface=""/>
-        <a:font script="Jpan" typeface="ＭＳ 明朝"/>
+        <a:font script="Jpan" typeface="游明朝"/>
         <a:font script="Hang" typeface="맑은 고딕"/>
-        <a:font script="Hans" typeface="宋体"/>
+        <a:font script="Hans" typeface="等线"/>
         <a:font script="Hant" typeface="新細明體"/>
         <a:font script="Arab" typeface="Arial"/>
         <a:font script="Hebr" typeface="Arial"/>
@@ -10503,6 +11013,24 @@
         <a:font script="Mong" typeface="Mongolian Baiti"/>
         <a:font script="Viet" typeface="Arial"/>
         <a:font script="Uigh" typeface="Microsoft Uighur"/>
+        <a:font script="Geor" typeface="Sylfaen"/>
+        <a:font script="Armn" typeface="Arial"/>
+        <a:font script="Bugi" typeface="Leelawadee UI"/>
+        <a:font script="Bopo" typeface="Microsoft JhengHei"/>
+        <a:font script="Java" typeface="Javanese Text"/>
+        <a:font script="Lisu" typeface="Segoe UI"/>
+        <a:font script="Mymr" typeface="Myanmar Text"/>
+        <a:font script="Nkoo" typeface="Ebrima"/>
+        <a:font script="Olck" typeface="Nirmala UI"/>
+        <a:font script="Osma" typeface="Ebrima"/>
+        <a:font script="Phag" typeface="Phagspa"/>
+        <a:font script="Syrn" typeface="Estrangelo Edessa"/>
+        <a:font script="Syrj" typeface="Estrangelo Edessa"/>
+        <a:font script="Syre" typeface="Estrangelo Edessa"/>
+        <a:font script="Sora" typeface="Nirmala UI"/>
+        <a:font script="Tale" typeface="Microsoft Tai Le"/>
+        <a:font script="Talu" typeface="Microsoft New Tai Lue"/>
+        <a:font script="Tfng" typeface="Ebrima"/>
       </a:minorFont>
     </a:fontScheme>
     <a:fmtScheme name="Office">
@@ -10514,200 +11042,141 @@
           <a:gsLst>
             <a:gs pos="0">
               <a:schemeClr val="phClr">
-                <a:tint val="50000"/>
-                <a:satMod val="300000"/>
+                <a:lumMod val="110000"/>
+                <a:satMod val="105000"/>
+                <a:tint val="67000"/>
               </a:schemeClr>
             </a:gs>
-            <a:gs pos="35000">
+            <a:gs pos="50000">
               <a:schemeClr val="phClr">
-                <a:tint val="37000"/>
-                <a:satMod val="300000"/>
+                <a:lumMod val="105000"/>
+                <a:satMod val="103000"/>
+                <a:tint val="73000"/>
               </a:schemeClr>
             </a:gs>
             <a:gs pos="100000">
               <a:schemeClr val="phClr">
-                <a:tint val="15000"/>
-                <a:satMod val="350000"/>
+                <a:lumMod val="105000"/>
+                <a:satMod val="109000"/>
+                <a:tint val="81000"/>
               </a:schemeClr>
             </a:gs>
           </a:gsLst>
-          <a:lin ang="16200000" scaled="1"/>
+          <a:lin ang="5400000" scaled="0"/>
         </a:gradFill>
         <a:gradFill rotWithShape="1">
           <a:gsLst>
             <a:gs pos="0">
               <a:schemeClr val="phClr">
-                <a:tint val="100000"/>
+                <a:satMod val="103000"/>
+                <a:lumMod val="102000"/>
+                <a:tint val="94000"/>
+              </a:schemeClr>
+            </a:gs>
+            <a:gs pos="50000">
+              <a:schemeClr val="phClr">
+                <a:satMod val="110000"/>
+                <a:lumMod val="100000"/>
                 <a:shade val="100000"/>
-                <a:satMod val="130000"/>
               </a:schemeClr>
             </a:gs>
             <a:gs pos="100000">
               <a:schemeClr val="phClr">
-                <a:tint val="50000"/>
-                <a:shade val="100000"/>
-                <a:satMod val="350000"/>
+                <a:lumMod val="99000"/>
+                <a:satMod val="120000"/>
+                <a:shade val="78000"/>
               </a:schemeClr>
             </a:gs>
           </a:gsLst>
-          <a:lin ang="16200000" scaled="0"/>
+          <a:lin ang="5400000" scaled="0"/>
         </a:gradFill>
       </a:fillStyleLst>
       <a:lnStyleLst>
-        <a:ln w="9525" cap="flat" cmpd="sng" algn="ctr">
-          <a:solidFill>
-            <a:schemeClr val="phClr">
-              <a:shade val="95000"/>
-              <a:satMod val="105000"/>
-            </a:schemeClr>
-          </a:solidFill>
-          <a:prstDash val="solid"/>
-        </a:ln>
-        <a:ln w="25400" cap="flat" cmpd="sng" algn="ctr">
+        <a:ln w="6350" cap="flat" cmpd="sng" algn="ctr">
           <a:solidFill>
             <a:schemeClr val="phClr"/>
           </a:solidFill>
           <a:prstDash val="solid"/>
+          <a:miter lim="800000"/>
         </a:ln>
-        <a:ln w="38100" cap="flat" cmpd="sng" algn="ctr">
+        <a:ln w="12700" cap="flat" cmpd="sng" algn="ctr">
           <a:solidFill>
             <a:schemeClr val="phClr"/>
           </a:solidFill>
           <a:prstDash val="solid"/>
+          <a:miter lim="800000"/>
+        </a:ln>
+        <a:ln w="19050" cap="flat" cmpd="sng" algn="ctr">
+          <a:solidFill>
+            <a:schemeClr val="phClr"/>
+          </a:solidFill>
+          <a:prstDash val="solid"/>
+          <a:miter lim="800000"/>
         </a:ln>
       </a:lnStyleLst>
       <a:effectStyleLst>
         <a:effectStyle>
+          <a:effectLst/>
+        </a:effectStyle>
+        <a:effectStyle>
+          <a:effectLst/>
+        </a:effectStyle>
+        <a:effectStyle>
           <a:effectLst>
-            <a:outerShdw blurRad="40000" dist="20000" dir="5400000" rotWithShape="0">
+            <a:outerShdw blurRad="57150" dist="19050" dir="5400000" algn="ctr" rotWithShape="0">
               <a:srgbClr val="000000">
-                <a:alpha val="38000"/>
+                <a:alpha val="63000"/>
               </a:srgbClr>
             </a:outerShdw>
           </a:effectLst>
-        </a:effectStyle>
-        <a:effectStyle>
-          <a:effectLst>
-            <a:outerShdw blurRad="40000" dist="23000" dir="5400000" rotWithShape="0">
-              <a:srgbClr val="000000">
-                <a:alpha val="35000"/>
-              </a:srgbClr>
-            </a:outerShdw>
-          </a:effectLst>
-        </a:effectStyle>
-        <a:effectStyle>
-          <a:effectLst>
-            <a:outerShdw blurRad="40000" dist="23000" dir="5400000" rotWithShape="0">
-              <a:srgbClr val="000000">
-                <a:alpha val="35000"/>
-              </a:srgbClr>
-            </a:outerShdw>
-          </a:effectLst>
-          <a:scene3d>
-            <a:camera prst="orthographicFront">
-              <a:rot lat="0" lon="0" rev="0"/>
-            </a:camera>
-            <a:lightRig rig="threePt" dir="t">
-              <a:rot lat="0" lon="0" rev="1200000"/>
-            </a:lightRig>
-          </a:scene3d>
-          <a:sp3d>
-            <a:bevelT w="63500" h="25400"/>
-          </a:sp3d>
         </a:effectStyle>
       </a:effectStyleLst>
       <a:bgFillStyleLst>
         <a:solidFill>
           <a:schemeClr val="phClr"/>
         </a:solidFill>
+        <a:solidFill>
+          <a:schemeClr val="phClr">
+            <a:tint val="95000"/>
+            <a:satMod val="170000"/>
+          </a:schemeClr>
+        </a:solidFill>
         <a:gradFill rotWithShape="1">
           <a:gsLst>
             <a:gs pos="0">
               <a:schemeClr val="phClr">
-                <a:tint val="40000"/>
-                <a:satMod val="350000"/>
+                <a:tint val="93000"/>
+                <a:satMod val="150000"/>
+                <a:shade val="98000"/>
+                <a:lumMod val="102000"/>
               </a:schemeClr>
             </a:gs>
-            <a:gs pos="40000">
+            <a:gs pos="50000">
               <a:schemeClr val="phClr">
-                <a:tint val="45000"/>
-                <a:shade val="99000"/>
-                <a:satMod val="350000"/>
+                <a:tint val="98000"/>
+                <a:satMod val="130000"/>
+                <a:shade val="90000"/>
+                <a:lumMod val="103000"/>
               </a:schemeClr>
             </a:gs>
             <a:gs pos="100000">
               <a:schemeClr val="phClr">
-                <a:shade val="20000"/>
-                <a:satMod val="255000"/>
+                <a:shade val="63000"/>
+                <a:satMod val="120000"/>
               </a:schemeClr>
             </a:gs>
           </a:gsLst>
-          <a:path path="circle">
-            <a:fillToRect l="50000" t="-80000" r="50000" b="180000"/>
-          </a:path>
-        </a:gradFill>
-        <a:gradFill rotWithShape="1">
-          <a:gsLst>
-            <a:gs pos="0">
-              <a:schemeClr val="phClr">
-                <a:tint val="80000"/>
-                <a:satMod val="300000"/>
-              </a:schemeClr>
-            </a:gs>
-            <a:gs pos="100000">
-              <a:schemeClr val="phClr">
-                <a:shade val="30000"/>
-                <a:satMod val="200000"/>
-              </a:schemeClr>
-            </a:gs>
-          </a:gsLst>
-          <a:path path="circle">
-            <a:fillToRect l="50000" t="50000" r="50000" b="50000"/>
-          </a:path>
+          <a:lin ang="5400000" scaled="0"/>
         </a:gradFill>
       </a:bgFillStyleLst>
     </a:fmtScheme>
   </a:themeElements>
-  <a:objectDefaults>
-    <a:spDef>
-      <a:spPr/>
-      <a:bodyPr/>
-      <a:lstStyle/>
-      <a:style>
-        <a:lnRef idx="1">
-          <a:schemeClr val="accent1"/>
-        </a:lnRef>
-        <a:fillRef idx="3">
-          <a:schemeClr val="accent1"/>
-        </a:fillRef>
-        <a:effectRef idx="2">
-          <a:schemeClr val="accent1"/>
-        </a:effectRef>
-        <a:fontRef idx="minor">
-          <a:schemeClr val="lt1"/>
-        </a:fontRef>
-      </a:style>
-    </a:spDef>
-    <a:lnDef>
-      <a:spPr/>
-      <a:bodyPr/>
-      <a:lstStyle/>
-      <a:style>
-        <a:lnRef idx="2">
-          <a:schemeClr val="accent1"/>
-        </a:lnRef>
-        <a:fillRef idx="0">
-          <a:schemeClr val="accent1"/>
-        </a:fillRef>
-        <a:effectRef idx="1">
-          <a:schemeClr val="accent1"/>
-        </a:effectRef>
-        <a:fontRef idx="minor">
-          <a:schemeClr val="tx1"/>
-        </a:fontRef>
-      </a:style>
-    </a:lnDef>
-  </a:objectDefaults>
+  <a:objectDefaults/>
   <a:extraClrSchemeLst/>
+  <a:extLst>
+    <a:ext uri="{05A4C25C-085E-4340-85A3-A5531E510DB2}">
+      <thm15:themeFamily xmlns:thm15="http://schemas.microsoft.com/office/thememl/2012/main" name="Office Theme" id="{2E142A2C-CD16-42D6-873A-C26D2A0506FA}" vid="{1BDDFF52-6CD6-40A5-AB3C-68EB2F1E4D0A}"/>
+    </a:ext>
+  </a:extLst>
 </a:theme>
 </file>
--- a/analysis/paper/paper.docx
+++ b/analysis/paper/paper.docx
@@ -8442,7 +8442,7 @@
         <w:pStyle w:val="FirstParagraph"/>
       </w:pPr>
       <w:r>
-        <w:t xml:space="preserve">This report was generated on 2026-09-26 00:10:30.551147 using the following computational environment and dependencies:</w:t>
+        <w:t xml:space="preserve">This report was generated on 2026-09-26 11:05:28.611636 using the following computational environment and dependencies:</w:t>
       </w:r>
     </w:p>
     <w:p>
@@ -9190,7 +9190,7 @@
         <w:rPr>
           <w:rStyle w:val="VerbatimChar"/>
         </w:rPr>
-        <w:t xml:space="preserve">Head:     [5dd47c0] 2026-09-26: git2r missing</w:t>
+        <w:t xml:space="preserve">Head:     [1912977] 2026-09-26: table captions</w:t>
       </w:r>
     </w:p>
     <w:bookmarkEnd w:id="193"/>
@@ -10431,10 +10431,6 @@
     </w:rPr>
     <w:tblPr>
       <w:tblInd w:type="dxa" w:w="0"/>
-      <w:tblBorders>
-        <w:top w:color="auto" w:space="0" w:sz="4" w:val="single"/>
-        <w:bottom w:color="auto" w:space="0" w:sz="4" w:val="single"/>
-      </w:tblBorders>
       <w:tblCellMar>
         <w:top w:type="dxa" w:w="0"/>
         <w:left w:type="dxa" w:w="108"/>

--- a/analysis/paper/paper.docx
+++ b/analysis/paper/paper.docx
@@ -667,7 +667,25 @@
         <w:t xml:space="preserve"> </w:t>
       </w:r>
       <w:r>
-        <w:t xml:space="preserve">show</w:t>
+        <w:t xml:space="preserve">describe</w:t>
+      </w:r>
+      <w:r>
+        <w:t xml:space="preserve"> </w:t>
+      </w:r>
+      <w:r>
+        <w:t xml:space="preserve">how</w:t>
+      </w:r>
+      <w:r>
+        <w:t xml:space="preserve"> </w:t>
+      </w:r>
+      <w:r>
+        <w:t xml:space="preserve">to</w:t>
+      </w:r>
+      <w:r>
+        <w:t xml:space="preserve"> </w:t>
+      </w:r>
+      <w:r>
+        <w:t xml:space="preserve">use</w:t>
       </w:r>
       <w:r>
         <w:t xml:space="preserve"> </w:t>
@@ -1287,7 +1305,7 @@
         <w:t xml:space="preserve">(Dell’Acqua et al. 2026)</w:t>
       </w:r>
       <w:r>
-        <w:t xml:space="preserve">. This makes it hard to predict when an AI will produce high-quality output, and necessitates fine-grained human oversight. That said, a study of over 600 scientists, including archaeologists, found that 47% of researchers use some form of AI daily, saving on average 7 hours per week</w:t>
+        <w:t xml:space="preserve">. This makes it hard to predict when an AI will produce high-quality output, and necessitates fine-grained human oversight. That said, a study of over 600 scientists found that 47% of researchers use some form of AI daily, saving on average 7 hours per week</w:t>
       </w:r>
       <w:r>
         <w:t xml:space="preserve"> </w:t>
@@ -1327,7 +1345,16 @@
         <w:t xml:space="preserve">(Korinek 2025)</w:t>
       </w:r>
       <w:r>
-        <w:t xml:space="preserve">. An AI agent can autonomously operate directly on our computer to complete multiple steps towards a specific goal without constant human interaction. A wide variety of agentic systems have emerged recently, ranging from a single tool to an autonomous multi-agent system</w:t>
+        <w:t xml:space="preserve">. An AI agent can autonomously operate directly on our computer to complete multiple steps towards a specific goal without constant human interaction. A wide variety of agentic systems have emerged recently</w:t>
+      </w:r>
+      <w:r>
+        <w:t xml:space="preserve"> </w:t>
+      </w:r>
+      <w:r>
+        <w:t xml:space="preserve">(Barbaste et al. 2026)</w:t>
+      </w:r>
+      <w:r>
+        <w:t xml:space="preserve">, ranging from a single tool to an autonomous multi-agent system</w:t>
       </w:r>
       <w:r>
         <w:t xml:space="preserve"> </w:t>
@@ -1373,7 +1400,7 @@
               <w:pStyle w:val="ImageCaption"/>
             </w:pPr>
             <w:r>
-              <w:t xml:space="preserve">Table 1: Comparison of Web-based chat and agentic AI</w:t>
+              <w:t xml:space="preserve">Table 1: Comparison of web-based chat and agentic AI</w:t>
             </w:r>
             <w:r>
               <w:t xml:space="preserve"> </w:t>
@@ -1893,7 +1920,7 @@
         <w:t xml:space="preserve"> </w:t>
       </w:r>
       <w:r>
-        <w:t xml:space="preserve">(Taylor 2023; Zanzotto 2019)</w:t>
+        <w:t xml:space="preserve">(Taylor 2023)</w:t>
       </w:r>
       <w:r>
         <w:t xml:space="preserve">.</w:t>
@@ -1927,10 +1954,22 @@
         <w:t xml:space="preserve"> </w:t>
       </w:r>
       <w:r>
-        <w:t xml:space="preserve">(Spillias et al. 2026)</w:t>
-      </w:r>
-      <w:r>
-        <w:t xml:space="preserve">. Where archaeological work requires community consultation or consent, our approval of an agent’s actions does not replace those obligations. Recent guidance on archaeological AI ethics and heritage management provides additional reasons to make those responsibilities explicit by keeping you as the researcher at the helm of your project</w:t>
+        <w:t xml:space="preserve">(Cootsona et al. 2026)</w:t>
+      </w:r>
+      <w:r>
+        <w:t xml:space="preserve">. Where archaeological work requires community consultation or consent, our approval of an agent’s actions does not replace those obligations.</w:t>
+      </w:r>
+      <w:r>
+        <w:t xml:space="preserve"> </w:t>
+      </w:r>
+      <w:r>
+        <w:t xml:space="preserve">Cootsona et al. (2026)</w:t>
+      </w:r>
+      <w:r>
+        <w:t xml:space="preserve"> </w:t>
+      </w:r>
+      <w:r>
+        <w:t xml:space="preserve">describe a comprehensive operational model of community engagement in an archaeological project that uses AI. Recent guidance on archaeological AI ethics and heritage management provides additional reasons to make those responsibilities explicit by keeping you as the researcher at the helm of your project</w:t>
       </w:r>
       <w:r>
         <w:t xml:space="preserve"> </w:t>
@@ -1967,7 +2006,16 @@
               <w:pStyle w:val="ImageCaption"/>
             </w:pPr>
             <w:r>
-              <w:t xml:space="preserve">Table 2: Human in the loop (HITL) versus human at the helm (HATH) across several dimensions important to the research process.</w:t>
+              <w:t xml:space="preserve">Table 2: Human in the loop (HITL) versus human at the helm (HATH) approaches to working with AI across several dimensions important to the research process.</w:t>
+            </w:r>
+            <w:r>
+              <w:t xml:space="preserve"> </w:t>
+            </w:r>
+            <w:r>
+              <w:t xml:space="preserve">(Beck and Burri 2024, 2024; Hao et al. 2025; Jonker et al. 2024; Monakhov 2026; Taylor 2023; Zanzotto 2019)</w:t>
+            </w:r>
+            <w:r>
+              <w:t xml:space="preserve">.</w:t>
             </w:r>
           </w:p>
           <w:tbl>
@@ -1979,9 +2027,9 @@
               <w:tblLayout w:type="fixed"/>
             </w:tblPr>
             <w:tblGrid>
-              <w:gridCol w:w="1072"/>
-              <w:gridCol w:w="3320"/>
-              <w:gridCol w:w="3527"/>
+              <w:gridCol w:w="1278"/>
+              <w:gridCol w:w="3258"/>
+              <w:gridCol w:w="3382"/>
             </w:tblGrid>
             <w:tr>
               <w:trPr>
@@ -2337,13 +2385,7 @@
                     <w:jc w:val="center"/>
                   </w:pPr>
                   <w:r>
-                    <w:t xml:space="preserve">HITL is a system-design pattern common in ML and RL</w:t>
-                  </w:r>
-                  <w:r>
-                    <w:t xml:space="preserve"> </w:t>
-                  </w:r>
-                  <w:r>
-                    <w:t xml:space="preserve">(Taylor 2023; Zanzotto 2019)</w:t>
+                    <w:t xml:space="preserve">HITL is a system-design pattern common in machine learning</w:t>
                   </w:r>
                 </w:p>
               </w:tc>
@@ -2357,12 +2399,6 @@
                   </w:pPr>
                   <w:r>
                     <w:t xml:space="preserve">Extends meaningful human control to research contexts</w:t>
-                  </w:r>
-                  <w:r>
-                    <w:t xml:space="preserve"> </w:t>
-                  </w:r>
-                  <w:r>
-                    <w:t xml:space="preserve">(Beck and Burri 2024; Jonker et al. 2024)</w:t>
                   </w:r>
                 </w:p>
               </w:tc>
@@ -2392,12 +2428,6 @@
                   <w:r>
                     <w:t xml:space="preserve">Absent in law; legal discourse requires oversight, not mere presence in a loop</w:t>
                   </w:r>
-                  <w:r>
-                    <w:t xml:space="preserve"> </w:t>
-                  </w:r>
-                  <w:r>
-                    <w:t xml:space="preserve">(Beck and Burri 2024)</w:t>
-                  </w:r>
                 </w:p>
               </w:tc>
               <w:tc>
@@ -2410,12 +2440,6 @@
                   </w:pPr>
                   <w:r>
                     <w:t xml:space="preserve">Aligns with human oversight and control requirements in AI regulation</w:t>
-                  </w:r>
-                  <w:r>
-                    <w:t xml:space="preserve"> </w:t>
-                  </w:r>
-                  <w:r>
-                    <w:t xml:space="preserve">(Beck and Burri 2024; Monakhov 2026)</w:t>
                   </w:r>
                 </w:p>
               </w:tc>
@@ -2498,12 +2522,6 @@
                   </w:pPr>
                   <w:r>
                     <w:t xml:space="preserve">Human and AI as a joint sensemaking process; humans add value AI cannot</w:t>
-                  </w:r>
-                  <w:r>
-                    <w:t xml:space="preserve"> </w:t>
-                  </w:r>
-                  <w:r>
-                    <w:t xml:space="preserve">(Hao et al. 2025)</w:t>
                   </w:r>
                 </w:p>
               </w:tc>
@@ -2581,7 +2599,7 @@
         <w:t xml:space="preserve">(Marwick 2017)</w:t>
       </w:r>
       <w:r>
-        <w:t xml:space="preserve">, and learning how they work together, for example, for R users the tidyverse for data preparation and ggplot2 for visualization</w:t>
+        <w:t xml:space="preserve">, and learning how they work together, for example, for R users the tidyverse set of packages for data preparation and visualization</w:t>
       </w:r>
       <w:r>
         <w:t xml:space="preserve"> </w:t>
@@ -2590,7 +2608,7 @@
         <w:t xml:space="preserve">(Wickham et al. 2019)</w:t>
       </w:r>
       <w:r>
-        <w:t xml:space="preserve">. The here package helps construct portable project-relative file paths, and the renv records R package dependencies. The Quarto document format is ideal for writing your report, this combines prose and executable code in a document written as a plain-text file</w:t>
+        <w:t xml:space="preserve">. The Quarto document format is ideal for writing your report, this combines prose and executable code in a document written as a plain-text file</w:t>
       </w:r>
       <w:r>
         <w:t xml:space="preserve"> </w:t>
@@ -2599,7 +2617,7 @@
         <w:t xml:space="preserve">(Quarto)</w:t>
       </w:r>
       <w:r>
-        <w:t xml:space="preserve">. Quarto is an extension of the Markdown document format, which LLMs read and write very efficiently and accurately, much more so than Word documents and PDFs. We recommend using converters, such as Markitdown, to turn DOCX and PDF files into markdown so agents can efficiently read them. Documents that you want your agent to read and edit should be in Markdown format to improve the agent’s efficiency and minimize their resource consumption.</w:t>
+        <w:t xml:space="preserve">. Quarto is an extension of the Markdown document format, which LLMs read and write very efficiently and accurately, much more so than Word documents and PDFs. We recommend using converters, such as Markitdown or Docling, to turn DOCX and PDF files into markdown so agents can more efficiently read them. Documents that you want your agent to read and edit should be in Markdown format to improve the agent’s efficiency and minimize their resource consumption.</w:t>
       </w:r>
     </w:p>
     <w:p>
@@ -2607,16 +2625,16 @@
         <w:pStyle w:val="BodyText"/>
       </w:pPr>
       <w:r>
-        <w:t xml:space="preserve">Git is another free and open source software that specializes in collaboration and recording versions of project files (e.g. text, code, data) so you can inspect changes and retrieve earlier work</w:t>
-      </w:r>
-      <w:r>
-        <w:t xml:space="preserve"> </w:t>
-      </w:r>
-      <w:r>
-        <w:t xml:space="preserve">(Wilson et al. 2014)</w:t>
-      </w:r>
-      <w:r>
-        <w:t xml:space="preserve">. Agents are fluent in Git and efficient at using it to track changes over multiple files in a project. The toolkit we have sketched out here, centered on R, Markdown, and Git, is especially well-suited for working with AI agents because it gives the agent and the researcher a shared, inspectable medium using free and open source tools. Agents read Markdown instruction files, run the R code embedded in our Quarto documents, and their edits are traceable as Git commits. This is a robust system for linking reported results back to the executable analyses that generated them; every machine-generated change is recorded transparently in plain text for you to review before accepting or rejecting it.</w:t>
+        <w:t xml:space="preserve">Git is a free and open source software that specializes in collaboration and recording versions of project files (e.g. text, code, data) so you can inspect changes and retrieve earlier work</w:t>
+      </w:r>
+      <w:r>
+        <w:t xml:space="preserve"> </w:t>
+      </w:r>
+      <w:r>
+        <w:t xml:space="preserve">(Blischak et al. 2016)</w:t>
+      </w:r>
+      <w:r>
+        <w:t xml:space="preserve">. Agents can handle routine Git operations efficiently to track changes over multiple files in a project. The toolkit we have sketched out here, centered on R, Markdown, and Git, is especially well-suited for working with AI agents because it gives the agent and the researcher a shared, inspectable medium using free and open source tools. Agents read Markdown instruction files, run the R code embedded in our Quarto documents, and their edits are traceable as Git commits (a commit is a saved snapshot of your project’s files at a specific point in time). This is a robust system for linking reported results back to the executable analyses that generated them; the agent transparently records every machine-generated change in plain text for you to review before accepting or rejecting it.</w:t>
       </w:r>
     </w:p>
     <w:bookmarkEnd w:id="23"/>
@@ -2687,7 +2705,7 @@
               <w:pStyle w:val="ImageCaption"/>
             </w:pPr>
             <w:r>
-              <w:t xml:space="preserve">Table 3: Key parts of an agent harness and what they do.</w:t>
+              <w:t xml:space="preserve">Table 3: Key parts of a typical agent harness and what they do.</w:t>
             </w:r>
           </w:p>
           <w:tbl>
@@ -2998,7 +3016,7 @@
               <w:pStyle w:val="ImageCaption"/>
             </w:pPr>
             <w:r>
-              <w:t xml:space="preserve">Figure 1: agent-in-ide</w:t>
+              <w:t xml:space="preserve">Figure 1: Schematic illustration of an AI-assisted data analysis enviroment. The entire frame incapsulated in an Integrated Development Environment, such as RStudio or VS Code. On the left side is a Quarto document where we can see headings, lines of narrative text, an R code block, and a data visualisation. We can see the AI agent is active in the R code block. The human researcher is active in the narrative text. On the right side is the AI agent harness, for example OpenCode. We can see there are three agents active, agent 1 is operating in plan mode (so it cannot modify any file). Its scope of activities is limited to the current project’s working directory (which includes an AGENTS.md file). It has replied with some text and is now presenting a set of options to the researcher to choose from. At the bottom of the harness is the box to type prompts to the model, and below that text that indicates what model is currently in use, and how much the model has been used in the current session.</w:t>
             </w:r>
           </w:p>
           <w:bookmarkEnd w:id="28"/>
@@ -3060,7 +3078,7 @@
         <w:t xml:space="preserve">(Bertran et al. 2026; Messeri and Crockett 2024)</w:t>
       </w:r>
       <w:r>
-        <w:t xml:space="preserve">, giving you a chance to steer and challenge the model, request justification for decisions it proposes, and invite the model to criticize your ideas, in anticipation of human reviewers</w:t>
+        <w:t xml:space="preserve">, giving you a chance to steer and challenge the model, request justification for decisions it proposes, and invite the model to criticize your ideas, in preparation for human reviewers</w:t>
       </w:r>
       <w:r>
         <w:t xml:space="preserve"> </w:t>
@@ -3193,7 +3211,7 @@
               <w:pStyle w:val="ImageCaption"/>
             </w:pPr>
             <w:r>
-              <w:t xml:space="preserve">Table 4: Options for protecting restricted data when the model runs remotely.</w:t>
+              <w:t xml:space="preserve">Table 4: Options for minimizing risks of working with restricted data.</w:t>
             </w:r>
           </w:p>
           <w:tbl>
@@ -3525,7 +3543,7 @@
               <w:pStyle w:val="ImageCaption"/>
             </w:pPr>
             <w:r>
-              <w:t xml:space="preserve">Table 5: MCP servers and skills installed in the author’s OpenCode configuration. Readers can copy-paste this table into their AI agent and ask it to install them for global availability.</w:t>
+              <w:t xml:space="preserve">Table 5: MCP servers and skills installed in the author’s OpenCode configuration. Note that this is an area of rapid change. Readers can copy-paste this table into their AI agent and ask it to install them for global availability.</w:t>
             </w:r>
           </w:p>
           <w:tbl>
@@ -3537,10 +3555,10 @@
               <w:tblLayout w:type="fixed"/>
             </w:tblPr>
             <w:tblGrid>
-              <w:gridCol w:w="483"/>
-              <w:gridCol w:w="1003"/>
-              <w:gridCol w:w="4090"/>
-              <w:gridCol w:w="2342"/>
+              <w:gridCol w:w="339"/>
+              <w:gridCol w:w="705"/>
+              <w:gridCol w:w="5227"/>
+              <w:gridCol w:w="1646"/>
             </w:tblGrid>
             <w:tr>
               <w:trPr>
@@ -3973,6 +3991,66 @@
                   </w:pPr>
                   <w:r>
                     <w:t xml:space="preserve">https://github.com/Agents365-ai/zotero-cli-ai</w:t>
+                  </w:r>
+                </w:p>
+              </w:tc>
+            </w:tr>
+            <w:tr>
+              <w:tc>
+                <w:tcPr/>
+                <w:p>
+                  <w:pPr>
+                    <w:pStyle w:val="Compact"/>
+                    <w:jc w:val="left"/>
+                    <w:jc w:val="center"/>
+                  </w:pPr>
+                  <w:r>
+                    <w:t xml:space="preserve">Skill</w:t>
+                  </w:r>
+                </w:p>
+              </w:tc>
+              <w:tc>
+                <w:tcPr/>
+                <w:p>
+                  <w:pPr>
+                    <w:pStyle w:val="Compact"/>
+                    <w:jc w:val="left"/>
+                    <w:jc w:val="center"/>
+                  </w:pPr>
+                  <w:r>
+                    <w:t xml:space="preserve">paperdoctor</w:t>
+                  </w:r>
+                </w:p>
+              </w:tc>
+              <w:tc>
+                <w:tcPr/>
+                <w:p>
+                  <w:pPr>
+                    <w:pStyle w:val="Compact"/>
+                    <w:jc w:val="left"/>
+                    <w:jc w:val="center"/>
+                  </w:pPr>
+                  <w:r>
+                    <w:t xml:space="preserve">Suite of eleven skills that reviews a manuscript in progress by checking its claims, code, math, experiments, references and visual layout, then renders every finding into one interactive HTML report</w:t>
+                  </w:r>
+                </w:p>
+              </w:tc>
+              <w:tc>
+                <w:tcPr/>
+                <w:p>
+                  <w:pPr>
+                    <w:pStyle w:val="Compact"/>
+                    <w:jc w:val="left"/>
+                    <w:jc w:val="center"/>
+                  </w:pPr>
+                  <w:r>
+                    <w:t xml:space="preserve">https://github.com/QinghongLin/paperdoctor,</w:t>
+                  </w:r>
+                  <w:r>
+                    <w:t xml:space="preserve"> </w:t>
+                  </w:r>
+                  <w:r>
+                    <w:t xml:space="preserve">Lin et al. (2026)</w:t>
                   </w:r>
                 </w:p>
               </w:tc>
@@ -4362,7 +4440,19 @@
         <w:t xml:space="preserve"> </w:t>
       </w:r>
       <w:r>
-        <w:t xml:space="preserve">fetch scholarly papers while verification tools check each citation against publication databases through a reference-verification server. The literature search and verification tools are provided by the refcheck MCP server; they query Crossref and Semantic Scholar. The agent can then write the results of the literature search into your project-level bibtex file or to your Zotero library for reuse across multiple projects. Skills guides the agent but cannot force compliance, so you need to review the completeness and accuracy of results before incorporating them into your work. We recommend multiple iterations of literature search prompts, adjusting the prompt each time to steer the model to focus on different areas of the literature</w:t>
+        <w:t xml:space="preserve">fetch scholarly papers while verification tools check each citation against publication databases through a reference-verification server. The literature search and verification tools are provided by the refcheck MCP server; they query Crossref and Semantic Scholar. The agent can then write the results of the literature search into your project-level bibtex file or to your Zotero library for reuse across multiple projects. Skills guides the agent but cannot force compliance, so you need to review the completeness and accuracy of results before incorporating them into your work. Automated pre-submission review is an active area of development.</w:t>
+      </w:r>
+      <w:r>
+        <w:t xml:space="preserve"> </w:t>
+      </w:r>
+      <w:r>
+        <w:t xml:space="preserve">Lin et al. (2026)</w:t>
+      </w:r>
+      <w:r>
+        <w:t xml:space="preserve"> </w:t>
+      </w:r>
+      <w:r>
+        <w:t xml:space="preserve">describe PaperDoctor, an agent framework that checks a draft’s claims against its code, mathematics, experiments, prior work, references and visual layout, returns each finding with a pointer to the supporting evidence and a suggested revision, and selectively reruns experiments according to claim importance and compute budget. In their evaluation it reached 70.6% agreement with human advisors across 30 in-progress papers, so expect to disagree with some findings and check each one before revising. We recommend multiple iterations of literature search prompts, adjusting the prompt each time to steer the model to focus on different areas of the literature</w:t>
       </w:r>
       <w:r>
         <w:t xml:space="preserve"> </w:t>
@@ -4531,7 +4621,7 @@
         <w:pStyle w:val="Compact"/>
       </w:pPr>
       <w:r>
-        <w:t xml:space="preserve">Include instructions for the model to evaluate its code for correctness and completeness before stopping. This sets the agent to work in a loop: generate code -&gt; run it -&gt; test it -&gt; fix any errors -&gt; run it again -&gt; test it, etc. until your evaluation criteria have been satisfied. Specifying evaluation criteria and instructing the model to debug itself improves the accuracy of output</w:t>
+        <w:t xml:space="preserve">Include instructions for the model to evaluate its code for correctness and completeness before stopping. This sets the agent to work in a loop: generate code -&gt; run it -&gt; test it -&gt; fix any errors -&gt; repeat until your evaluation criteria have been satisfied. Specifying evaluation criteria and instructing the model to debug itself improves the accuracy of output</w:t>
       </w:r>
       <w:r>
         <w:t xml:space="preserve"> </w:t>
@@ -4681,7 +4771,7 @@
               <w:pStyle w:val="ImageCaption"/>
             </w:pPr>
             <w:r>
-              <w:t xml:space="preserve">Figure 2: workflow</w:t>
+              <w:t xml:space="preserve">Figure 2: The researcher-directed agentic workflow. Research, plan, execute, and verify proceed left to right, with the researcher directing at every stage and the agent acting underneath. The research and planning steps may involve several rounds of interation and reflinment, as indicated by the bi-directional arrows between the researcher and agent for those steps. Execution and verification are citical decision points for the researcher. Rejecting the agent’s work includes looping back to update the plan. Each stage writes to an inspectable record: Git commits, updates to plan.md, the Quarto report, and the verified bibliography.”</w:t>
             </w:r>
           </w:p>
           <w:bookmarkEnd w:id="36"/>
@@ -4798,7 +4888,34 @@
         <w:t xml:space="preserve"> </w:t>
       </w:r>
       <w:r>
-        <w:t xml:space="preserve">If archaeology might be similarly transformed, then we urgently need to prepare our students to manage the epistemic risks of heightened vulnerability to illusions of explanatory depth, exploratory breadth, and objectivity that come with using AI</w:t>
+        <w:t xml:space="preserve">For archaeology specifically,</w:t>
+      </w:r>
+      <w:r>
+        <w:t xml:space="preserve"> </w:t>
+      </w:r>
+      <w:r>
+        <w:t xml:space="preserve">Altaweel and Forte (2026)</w:t>
+      </w:r>
+      <w:r>
+        <w:t xml:space="preserve"> </w:t>
+      </w:r>
+      <w:r>
+        <w:t xml:space="preserve">proposes that we</w:t>
+      </w:r>
+      <w:r>
+        <w:t xml:space="preserve"> </w:t>
+      </w:r>
+      <w:r>
+        <w:t xml:space="preserve">“</w:t>
+      </w:r>
+      <w:r>
+        <w:t xml:space="preserve">position AI as a theory-generating and theory-testing instrument… not as a technician of truth, but as a co-creator of interpretive possibility</w:t>
+      </w:r>
+      <w:r>
+        <w:t xml:space="preserve">”</w:t>
+      </w:r>
+      <w:r>
+        <w:t xml:space="preserve">. This potentially expansive role for AI raises the urgency of the need to prepare our students to manage the epistemic risks of heightened vulnerability to illusions of explanatory depth, exploratory breadth, and objectivity that come with using AI</w:t>
       </w:r>
       <w:r>
         <w:t xml:space="preserve"> </w:t>
@@ -4860,7 +4977,7 @@
         <w:pStyle w:val="FirstParagraph"/>
       </w:pPr>
       <w:r>
-        <w:t xml:space="preserve">No permits were required for the preparation of this manuscript. The author used OpenCode (https://opencode.ai/), an open-source AI harness, and OpenRouter (https://openrouter.ai/) a commercial model provider. AI models used included Nemotron 3.5 Ultra (NVIDIA), Qwen3.8, Muse Spark 1.3 (Meta), GLM-5.3 Flash (Zhipu), and MiMo-V2.5 (Xiaomi). These are all open-weight and open-source models. They were free via openrouter at the time of writing. AI was used to assist with searching for literature, planning, drafting and editing the manuscript and figures, and reference checking. All AI-generated suggestions were reviewed and revised by the author.</w:t>
+        <w:t xml:space="preserve">No permits were required for the preparation of this manuscript. The author used OpenCode (https://opencode.ai/), an open-source AI harness, and OpenRouter (https://openrouter.ai/) a commercial model provider. AI models used included Nemotron 3 Ultra (NVIDIA), Muse Spark 1.3 (Meta), Qwen3.8 (Alibaba), GLM-5.3 Flash (Zhipu), and MiMo-V2.5 (Xiaomi). Qwen3.8, GLM-5.3 Flash, and MiMo-V2.5 have openly available weights under permissive licenses; Nemotron 3 Ultra was available as an open-weight model under the OpenMDW License Agreement, version 1.1; and Muse Spark 1.3 was a proprietary, closed-weight model accessed through an API. All models were available through OpenRouter at no cost at the time of writing, July-Sept 2026. AI was used to assist with searching for literature, planning, drafting and editing the manuscript and figures, and reference checking. All AI-generated suggestions were reviewed and revised by the author.</w:t>
       </w:r>
     </w:p>
     <w:bookmarkEnd w:id="38"/>
@@ -4918,7 +5035,7 @@
       </w:r>
     </w:p>
     <w:bookmarkEnd w:id="41"/>
-    <w:bookmarkStart w:id="194" w:name="references"/>
+    <w:bookmarkStart w:id="197" w:name="references"/>
     <w:p>
       <w:pPr>
         <w:pStyle w:val="Heading1"/>
@@ -4927,7 +5044,7 @@
         <w:t xml:space="preserve">References</w:t>
       </w:r>
     </w:p>
-    <w:bookmarkStart w:id="192" w:name="refs"/>
+    <w:bookmarkStart w:id="196" w:name="refs"/>
     <w:bookmarkStart w:id="43" w:name="ref-Abramson2026"/>
     <w:p>
       <w:pPr>
@@ -4968,7 +5085,53 @@
       </w:r>
     </w:p>
     <w:bookmarkEnd w:id="43"/>
-    <w:bookmarkStart w:id="45" w:name="ref-Bail2024Generative"/>
+    <w:bookmarkStart w:id="45" w:name="ref-AltaweelForte2026"/>
+    <w:p>
+      <w:pPr>
+        <w:pStyle w:val="Bibliography"/>
+      </w:pPr>
+      <w:r>
+        <w:t xml:space="preserve">Altaweel, Mark, and Maurizio Forte. 2026. Archeological Theory and</w:t>
+      </w:r>
+      <w:r>
+        <w:t xml:space="preserve"> </w:t>
+      </w:r>
+      <w:r>
+        <w:t xml:space="preserve">AI</w:t>
+      </w:r>
+      <w:r>
+        <w:t xml:space="preserve">: The Potential Past Through Agentic Systems.</w:t>
+      </w:r>
+      <w:r>
+        <w:t xml:space="preserve"> </w:t>
+      </w:r>
+      <w:r>
+        <w:rPr>
+          <w:iCs/>
+          <w:i/>
+        </w:rPr>
+        <w:t xml:space="preserve">AI &amp; Society</w:t>
+      </w:r>
+      <w:r>
+        <w:t xml:space="preserve">.</w:t>
+      </w:r>
+      <w:r>
+        <w:t xml:space="preserve"> </w:t>
+      </w:r>
+      <w:hyperlink r:id="rId44">
+        <w:r>
+          <w:rPr>
+            <w:rStyle w:val="Hyperlink"/>
+          </w:rPr>
+          <w:t xml:space="preserve">https://doi.org/10.1007/s00146-026-03287-0</w:t>
+        </w:r>
+      </w:hyperlink>
+      <w:r>
+        <w:t xml:space="preserve">.</w:t>
+      </w:r>
+    </w:p>
+    <w:bookmarkEnd w:id="45"/>
+    <w:bookmarkStart w:id="47" w:name="ref-Bail2024Generative"/>
     <w:p>
       <w:pPr>
         <w:pStyle w:val="Bibliography"/>
@@ -5028,7 +5191,7 @@
       <w:r>
         <w:t xml:space="preserve"> </w:t>
       </w:r>
-      <w:hyperlink r:id="rId44">
+      <w:hyperlink r:id="rId46">
         <w:r>
           <w:rPr>
             <w:rStyle w:val="Hyperlink"/>
@@ -5040,19 +5203,43 @@
         <w:t xml:space="preserve">.</w:t>
       </w:r>
     </w:p>
-    <w:bookmarkEnd w:id="45"/>
-    <w:bookmarkStart w:id="47" w:name="ref-BeckBurri2024"/>
+    <w:bookmarkEnd w:id="47"/>
+    <w:bookmarkStart w:id="49" w:name="ref-barbaste2026"/>
     <w:p>
       <w:pPr>
         <w:pStyle w:val="Bibliography"/>
       </w:pPr>
       <w:r>
+        <w:t xml:space="preserve">Barbaste, Paul, Tristan Darrigol, Germain Vu, and Tom Wiltberger. 2026.</w:t>
+      </w:r>
+      <w:r>
+        <w:t xml:space="preserve"> </w:t>
+      </w:r>
+      <w:hyperlink r:id="rId48">
+        <w:r>
+          <w:rPr>
+            <w:rStyle w:val="Hyperlink"/>
+          </w:rPr>
+          <w:t xml:space="preserve">Harness Engineering: Anatomy, Architecture, and Evolution of Coding Agents – a Source-Code Study of Eleven Systems</w:t>
+        </w:r>
+      </w:hyperlink>
+      <w:r>
+        <w:t xml:space="preserve">.</w:t>
+      </w:r>
+    </w:p>
+    <w:bookmarkEnd w:id="49"/>
+    <w:bookmarkStart w:id="51" w:name="ref-BeckBurri2024"/>
+    <w:p>
+      <w:pPr>
+        <w:pStyle w:val="Bibliography"/>
+      </w:pPr>
+      <w:r>
         <w:t xml:space="preserve">Beck, Juliane, and Thomas Burri. 2024.</w:t>
       </w:r>
       <w:r>
         <w:t xml:space="preserve"> </w:t>
       </w:r>
-      <w:hyperlink r:id="rId46">
+      <w:hyperlink r:id="rId50">
         <w:r>
           <w:rPr>
             <w:rStyle w:val="Hyperlink"/>
@@ -5149,8 +5336,8 @@
         <w:t xml:space="preserve">, pp. 104–130. Edward Elgar Publishing.</w:t>
       </w:r>
     </w:p>
-    <w:bookmarkEnd w:id="47"/>
-    <w:bookmarkStart w:id="49" w:name="ref-Bertran2026"/>
+    <w:bookmarkEnd w:id="51"/>
+    <w:bookmarkStart w:id="53" w:name="ref-Bertran2026"/>
     <w:p>
       <w:pPr>
         <w:pStyle w:val="Bibliography"/>
@@ -5177,7 +5364,7 @@
       <w:r>
         <w:t xml:space="preserve"> </w:t>
       </w:r>
-      <w:hyperlink r:id="rId48">
+      <w:hyperlink r:id="rId52">
         <w:r>
           <w:rPr>
             <w:rStyle w:val="Hyperlink"/>
@@ -5189,8 +5376,8 @@
         <w:t xml:space="preserve">.</w:t>
       </w:r>
     </w:p>
-    <w:bookmarkEnd w:id="49"/>
-    <w:bookmarkStart w:id="51" w:name="ref-Bischoff2026LargeLanguageModels"/>
+    <w:bookmarkEnd w:id="53"/>
+    <w:bookmarkStart w:id="55" w:name="ref-Bischoff2026LargeLanguageModels"/>
     <w:p>
       <w:pPr>
         <w:pStyle w:val="Bibliography"/>
@@ -5214,7 +5401,7 @@
       <w:r>
         <w:t xml:space="preserve"> </w:t>
       </w:r>
-      <w:hyperlink r:id="rId50">
+      <w:hyperlink r:id="rId54">
         <w:r>
           <w:rPr>
             <w:rStyle w:val="Hyperlink"/>
@@ -5226,8 +5413,48 @@
         <w:t xml:space="preserve">.</w:t>
       </w:r>
     </w:p>
-    <w:bookmarkEnd w:id="51"/>
-    <w:bookmarkStart w:id="53" w:name="ref-Boiko2023"/>
+    <w:bookmarkEnd w:id="55"/>
+    <w:bookmarkStart w:id="57" w:name="ref-BlischakDavenportWilson2016"/>
+    <w:p>
+      <w:pPr>
+        <w:pStyle w:val="Bibliography"/>
+      </w:pPr>
+      <w:r>
+        <w:t xml:space="preserve">Blischak, John D., Emily R. Davenport, and Greg Wilson. 2016. A Quick Introduction to Version Control with Git and GitHub.</w:t>
+      </w:r>
+      <w:r>
+        <w:t xml:space="preserve"> </w:t>
+      </w:r>
+      <w:r>
+        <w:rPr>
+          <w:iCs/>
+          <w:i/>
+        </w:rPr>
+        <w:t xml:space="preserve">PLOS Computational Biology</w:t>
+      </w:r>
+      <w:r>
+        <w:t xml:space="preserve"> </w:t>
+      </w:r>
+      <w:r>
+        <w:t xml:space="preserve">12(1):1–18.</w:t>
+      </w:r>
+      <w:r>
+        <w:t xml:space="preserve"> </w:t>
+      </w:r>
+      <w:hyperlink r:id="rId56">
+        <w:r>
+          <w:rPr>
+            <w:rStyle w:val="Hyperlink"/>
+          </w:rPr>
+          <w:t xml:space="preserve">https://doi.org/10.1371/journal.pcbi.1004668</w:t>
+        </w:r>
+      </w:hyperlink>
+      <w:r>
+        <w:t xml:space="preserve">.</w:t>
+      </w:r>
+    </w:p>
+    <w:bookmarkEnd w:id="57"/>
+    <w:bookmarkStart w:id="59" w:name="ref-Boiko2023"/>
     <w:p>
       <w:pPr>
         <w:pStyle w:val="Bibliography"/>
@@ -5263,7 +5490,7 @@
       <w:r>
         <w:t xml:space="preserve"> </w:t>
       </w:r>
-      <w:hyperlink r:id="rId52">
+      <w:hyperlink r:id="rId58">
         <w:r>
           <w:rPr>
             <w:rStyle w:val="Hyperlink"/>
@@ -5275,8 +5502,8 @@
         <w:t xml:space="preserve">.</w:t>
       </w:r>
     </w:p>
-    <w:bookmarkEnd w:id="53"/>
-    <w:bookmarkStart w:id="55" w:name="ref-Bridgeford2026"/>
+    <w:bookmarkEnd w:id="59"/>
+    <w:bookmarkStart w:id="61" w:name="ref-Bridgeford2026"/>
     <w:p>
       <w:pPr>
         <w:pStyle w:val="Bibliography"/>
@@ -5303,7 +5530,7 @@
       <w:r>
         <w:t xml:space="preserve"> </w:t>
       </w:r>
-      <w:hyperlink r:id="rId54">
+      <w:hyperlink r:id="rId60">
         <w:r>
           <w:rPr>
             <w:rStyle w:val="Hyperlink"/>
@@ -5315,8 +5542,8 @@
         <w:t xml:space="preserve">.</w:t>
       </w:r>
     </w:p>
-    <w:bookmarkEnd w:id="55"/>
-    <w:bookmarkStart w:id="57" w:name="ref-Brown2026book"/>
+    <w:bookmarkEnd w:id="61"/>
+    <w:bookmarkStart w:id="63" w:name="ref-Brown2026book"/>
     <w:p>
       <w:pPr>
         <w:pStyle w:val="Bibliography"/>
@@ -5339,7 +5566,7 @@
       <w:r>
         <w:t xml:space="preserve"> </w:t>
       </w:r>
-      <w:hyperlink r:id="rId56">
+      <w:hyperlink r:id="rId62">
         <w:r>
           <w:rPr>
             <w:rStyle w:val="Hyperlink"/>
@@ -5351,8 +5578,8 @@
         <w:t xml:space="preserve">, accessed September 18, 2026.</w:t>
       </w:r>
     </w:p>
-    <w:bookmarkEnd w:id="57"/>
-    <w:bookmarkStart w:id="59" w:name="ref-Brown2026a"/>
+    <w:bookmarkEnd w:id="63"/>
+    <w:bookmarkStart w:id="65" w:name="ref-Brown2026a"/>
     <w:p>
       <w:pPr>
         <w:pStyle w:val="Bibliography"/>
@@ -5379,7 +5606,7 @@
       <w:r>
         <w:t xml:space="preserve"> </w:t>
       </w:r>
-      <w:hyperlink r:id="rId58">
+      <w:hyperlink r:id="rId64">
         <w:r>
           <w:rPr>
             <w:rStyle w:val="Hyperlink"/>
@@ -5391,8 +5618,8 @@
         <w:t xml:space="preserve">.</w:t>
       </w:r>
     </w:p>
-    <w:bookmarkEnd w:id="59"/>
-    <w:bookmarkStart w:id="61" w:name="ref-Brown2026b"/>
+    <w:bookmarkEnd w:id="65"/>
+    <w:bookmarkStart w:id="67" w:name="ref-Brown2026b"/>
     <w:p>
       <w:pPr>
         <w:pStyle w:val="Bibliography"/>
@@ -5419,7 +5646,7 @@
       <w:r>
         <w:t xml:space="preserve"> </w:t>
       </w:r>
-      <w:hyperlink r:id="rId60">
+      <w:hyperlink r:id="rId66">
         <w:r>
           <w:rPr>
             <w:rStyle w:val="Hyperlink"/>
@@ -5431,8 +5658,8 @@
         <w:t xml:space="preserve">.</w:t>
       </w:r>
     </w:p>
-    <w:bookmarkEnd w:id="61"/>
-    <w:bookmarkStart w:id="63" w:name="ref-Brown2026local"/>
+    <w:bookmarkEnd w:id="67"/>
+    <w:bookmarkStart w:id="69" w:name="ref-Brown2026local"/>
     <w:p>
       <w:pPr>
         <w:pStyle w:val="Bibliography"/>
@@ -5452,7 +5679,7 @@
       <w:r>
         <w:t xml:space="preserve"> </w:t>
       </w:r>
-      <w:hyperlink r:id="rId62">
+      <w:hyperlink r:id="rId68">
         <w:r>
           <w:rPr>
             <w:rStyle w:val="Hyperlink"/>
@@ -5464,8 +5691,8 @@
         <w:t xml:space="preserve">, accessed September 18, 2026.</w:t>
       </w:r>
     </w:p>
-    <w:bookmarkEnd w:id="63"/>
-    <w:bookmarkStart w:id="65" w:name="ref-Campbell2024"/>
+    <w:bookmarkEnd w:id="69"/>
+    <w:bookmarkStart w:id="71" w:name="ref-Campbell2024"/>
     <w:p>
       <w:pPr>
         <w:pStyle w:val="Bibliography"/>
@@ -5492,7 +5719,7 @@
       <w:r>
         <w:t xml:space="preserve"> </w:t>
       </w:r>
-      <w:hyperlink r:id="rId64">
+      <w:hyperlink r:id="rId70">
         <w:r>
           <w:rPr>
             <w:rStyle w:val="Hyperlink"/>
@@ -5504,8 +5731,8 @@
         <w:t xml:space="preserve">.</w:t>
       </w:r>
     </w:p>
-    <w:bookmarkEnd w:id="65"/>
-    <w:bookmarkStart w:id="67" w:name="ref-CardarelliRagno2026"/>
+    <w:bookmarkEnd w:id="71"/>
+    <w:bookmarkStart w:id="73" w:name="ref-CardarelliRagno2026"/>
     <w:p>
       <w:pPr>
         <w:pStyle w:val="Bibliography"/>
@@ -5529,7 +5756,7 @@
       <w:r>
         <w:t xml:space="preserve"> </w:t>
       </w:r>
-      <w:hyperlink r:id="rId66">
+      <w:hyperlink r:id="rId72">
         <w:r>
           <w:rPr>
             <w:rStyle w:val="Hyperlink"/>
@@ -5541,8 +5768,8 @@
         <w:t xml:space="preserve">.</w:t>
       </w:r>
     </w:p>
-    <w:bookmarkEnd w:id="67"/>
-    <w:bookmarkStart w:id="69" w:name="ref-Chen2023"/>
+    <w:bookmarkEnd w:id="73"/>
+    <w:bookmarkStart w:id="75" w:name="ref-Chen2023"/>
     <w:p>
       <w:pPr>
         <w:pStyle w:val="Bibliography"/>
@@ -5566,7 +5793,7 @@
       <w:r>
         <w:t xml:space="preserve"> </w:t>
       </w:r>
-      <w:hyperlink r:id="rId68">
+      <w:hyperlink r:id="rId74">
         <w:r>
           <w:rPr>
             <w:rStyle w:val="Hyperlink"/>
@@ -5578,8 +5805,8 @@
         <w:t xml:space="preserve">.</w:t>
       </w:r>
     </w:p>
-    <w:bookmarkEnd w:id="69"/>
-    <w:bookmarkStart w:id="71" w:name="ref-Codreanu2026"/>
+    <w:bookmarkEnd w:id="75"/>
+    <w:bookmarkStart w:id="77" w:name="ref-Codreanu2026"/>
     <w:p>
       <w:pPr>
         <w:pStyle w:val="Bibliography"/>
@@ -5623,7 +5850,7 @@
       <w:r>
         <w:t xml:space="preserve"> </w:t>
       </w:r>
-      <w:hyperlink r:id="rId70">
+      <w:hyperlink r:id="rId76">
         <w:r>
           <w:rPr>
             <w:rStyle w:val="Hyperlink"/>
@@ -5635,8 +5862,8 @@
         <w:t xml:space="preserve">, accessed September 16, 2026.</w:t>
       </w:r>
     </w:p>
-    <w:bookmarkEnd w:id="71"/>
-    <w:bookmarkStart w:id="73" w:name="ref-Cooper2024"/>
+    <w:bookmarkEnd w:id="77"/>
+    <w:bookmarkStart w:id="79" w:name="ref-Cooper2024"/>
     <w:p>
       <w:pPr>
         <w:pStyle w:val="Bibliography"/>
@@ -5663,7 +5890,7 @@
       <w:r>
         <w:t xml:space="preserve"> </w:t>
       </w:r>
-      <w:hyperlink r:id="rId72">
+      <w:hyperlink r:id="rId78">
         <w:r>
           <w:rPr>
             <w:rStyle w:val="Hyperlink"/>
@@ -5675,8 +5902,8 @@
         <w:t xml:space="preserve">.</w:t>
       </w:r>
     </w:p>
-    <w:bookmarkEnd w:id="73"/>
-    <w:bookmarkStart w:id="75" w:name="ref-CootsonaCastilloSunseri2026"/>
+    <w:bookmarkEnd w:id="79"/>
+    <w:bookmarkStart w:id="81" w:name="ref-CootsonaCastilloSunseri2026"/>
     <w:p>
       <w:pPr>
         <w:pStyle w:val="Bibliography"/>
@@ -5700,7 +5927,7 @@
       <w:r>
         <w:t xml:space="preserve"> </w:t>
       </w:r>
-      <w:hyperlink r:id="rId74">
+      <w:hyperlink r:id="rId80">
         <w:r>
           <w:rPr>
             <w:rStyle w:val="Hyperlink"/>
@@ -5712,14 +5939,14 @@
         <w:t xml:space="preserve">.</w:t>
       </w:r>
     </w:p>
-    <w:bookmarkEnd w:id="75"/>
-    <w:bookmarkStart w:id="77" w:name="ref-DellAcqua2026"/>
+    <w:bookmarkEnd w:id="81"/>
+    <w:bookmarkStart w:id="83" w:name="ref-DellAcqua2026"/>
     <w:p>
       <w:pPr>
         <w:pStyle w:val="Bibliography"/>
       </w:pPr>
       <w:r>
-        <w:t xml:space="preserve">Dell’Acqua, Fabrizio, Edward McFowland, Ethan Mollick, Hila Lifshitz, Katherine C. Kellogg, Saran Rajendran, Lisa Krayer, François Candelon, and Karim R. Lakhani. 2026. Navigating the Jagged Technological Frontier: Field Experimental Evidence of the Effects of Artificial Intelligence on Knowledge Worker Productivity and Quality.</w:t>
+        <w:t xml:space="preserve">Dell’Acqua, Fabrizio, Edward McFowland, Ethan Mollick, Hila Lifshitz, Katherine C. Kellogg, Saran Rajendran, Lisa Krayer, et al. 2026. Navigating the Jagged Technological Frontier: Field Experimental Evidence of the Effects of Artificial Intelligence on Knowledge Worker Productivity and Quality.</w:t>
       </w:r>
       <w:r>
         <w:t xml:space="preserve"> </w:t>
@@ -5740,7 +5967,7 @@
       <w:r>
         <w:t xml:space="preserve"> </w:t>
       </w:r>
-      <w:hyperlink r:id="rId76">
+      <w:hyperlink r:id="rId82">
         <w:r>
           <w:rPr>
             <w:rStyle w:val="Hyperlink"/>
@@ -5752,8 +5979,8 @@
         <w:t xml:space="preserve">.</w:t>
       </w:r>
     </w:p>
-    <w:bookmarkEnd w:id="77"/>
-    <w:bookmarkStart w:id="79" w:name="ref-Dyck2026"/>
+    <w:bookmarkEnd w:id="83"/>
+    <w:bookmarkStart w:id="85" w:name="ref-Dyck2026"/>
     <w:p>
       <w:pPr>
         <w:pStyle w:val="Bibliography"/>
@@ -5780,7 +6007,7 @@
       <w:r>
         <w:t xml:space="preserve"> </w:t>
       </w:r>
-      <w:hyperlink r:id="rId78">
+      <w:hyperlink r:id="rId84">
         <w:r>
           <w:rPr>
             <w:rStyle w:val="Hyperlink"/>
@@ -5792,8 +6019,8 @@
         <w:t xml:space="preserve">.</w:t>
       </w:r>
     </w:p>
-    <w:bookmarkEnd w:id="79"/>
-    <w:bookmarkStart w:id="81" w:name="ref-Feuerriegel2024"/>
+    <w:bookmarkEnd w:id="85"/>
+    <w:bookmarkStart w:id="87" w:name="ref-Feuerriegel2024"/>
     <w:p>
       <w:pPr>
         <w:pStyle w:val="Bibliography"/>
@@ -5829,7 +6056,7 @@
       <w:r>
         <w:t xml:space="preserve"> </w:t>
       </w:r>
-      <w:hyperlink r:id="rId80">
+      <w:hyperlink r:id="rId86">
         <w:r>
           <w:rPr>
             <w:rStyle w:val="Hyperlink"/>
@@ -5841,8 +6068,8 @@
         <w:t xml:space="preserve">.</w:t>
       </w:r>
     </w:p>
-    <w:bookmarkEnd w:id="81"/>
-    <w:bookmarkStart w:id="83" w:name="ref-Gattiglia2025"/>
+    <w:bookmarkEnd w:id="87"/>
+    <w:bookmarkStart w:id="89" w:name="ref-Gattiglia2025"/>
     <w:p>
       <w:pPr>
         <w:pStyle w:val="Bibliography"/>
@@ -5869,7 +6096,7 @@
       <w:r>
         <w:t xml:space="preserve"> </w:t>
       </w:r>
-      <w:hyperlink r:id="rId82">
+      <w:hyperlink r:id="rId88">
         <w:r>
           <w:rPr>
             <w:rStyle w:val="Hyperlink"/>
@@ -5881,8 +6108,8 @@
         <w:t xml:space="preserve">.</w:t>
       </w:r>
     </w:p>
-    <w:bookmarkEnd w:id="83"/>
-    <w:bookmarkStart w:id="85" w:name="ref-GildeZuniga2024"/>
+    <w:bookmarkEnd w:id="89"/>
+    <w:bookmarkStart w:id="91" w:name="ref-GildeZuniga2024"/>
     <w:p>
       <w:pPr>
         <w:pStyle w:val="Bibliography"/>
@@ -5918,7 +6145,7 @@
       <w:r>
         <w:t xml:space="preserve"> </w:t>
       </w:r>
-      <w:hyperlink r:id="rId84">
+      <w:hyperlink r:id="rId90">
         <w:r>
           <w:rPr>
             <w:rStyle w:val="Hyperlink"/>
@@ -5930,8 +6157,8 @@
         <w:t xml:space="preserve">.</w:t>
       </w:r>
     </w:p>
-    <w:bookmarkEnd w:id="85"/>
-    <w:bookmarkStart w:id="87" w:name="ref-Gougherty2024"/>
+    <w:bookmarkEnd w:id="91"/>
+    <w:bookmarkStart w:id="93" w:name="ref-Gougherty2024"/>
     <w:p>
       <w:pPr>
         <w:pStyle w:val="Bibliography"/>
@@ -5979,7 +6206,7 @@
       <w:r>
         <w:t xml:space="preserve"> </w:t>
       </w:r>
-      <w:hyperlink r:id="rId86">
+      <w:hyperlink r:id="rId92">
         <w:r>
           <w:rPr>
             <w:rStyle w:val="Hyperlink"/>
@@ -5991,8 +6218,8 @@
         <w:t xml:space="preserve">.</w:t>
       </w:r>
     </w:p>
-    <w:bookmarkEnd w:id="87"/>
-    <w:bookmarkStart w:id="89" w:name="ref-Goyal2026"/>
+    <w:bookmarkEnd w:id="93"/>
+    <w:bookmarkStart w:id="95" w:name="ref-Goyal2026"/>
     <w:p>
       <w:pPr>
         <w:pStyle w:val="Bibliography"/>
@@ -6025,7 +6252,7 @@
       <w:r>
         <w:t xml:space="preserve"> </w:t>
       </w:r>
-      <w:hyperlink r:id="rId88">
+      <w:hyperlink r:id="rId94">
         <w:r>
           <w:rPr>
             <w:rStyle w:val="Hyperlink"/>
@@ -6037,8 +6264,8 @@
         <w:t xml:space="preserve">.</w:t>
       </w:r>
     </w:p>
-    <w:bookmarkEnd w:id="89"/>
-    <w:bookmarkStart w:id="91" w:name="ref-Grossmann2023Transformation"/>
+    <w:bookmarkEnd w:id="95"/>
+    <w:bookmarkStart w:id="97" w:name="ref-Grossmann2023Transformation"/>
     <w:p>
       <w:pPr>
         <w:pStyle w:val="Bibliography"/>
@@ -6077,7 +6304,7 @@
       <w:r>
         <w:t xml:space="preserve"> </w:t>
       </w:r>
-      <w:hyperlink r:id="rId90">
+      <w:hyperlink r:id="rId96">
         <w:r>
           <w:rPr>
             <w:rStyle w:val="Hyperlink"/>
@@ -6089,19 +6316,19 @@
         <w:t xml:space="preserve">.</w:t>
       </w:r>
     </w:p>
-    <w:bookmarkEnd w:id="91"/>
-    <w:bookmarkStart w:id="93" w:name="ref-Guo2024"/>
+    <w:bookmarkEnd w:id="97"/>
+    <w:bookmarkStart w:id="99" w:name="ref-Guo2024"/>
     <w:p>
       <w:pPr>
         <w:pStyle w:val="Bibliography"/>
       </w:pPr>
       <w:r>
-        <w:t xml:space="preserve">Guo, Taicheng, Xiuying Chen, Yaqi Wang, Ruidi Chang, Shichao Pei, Nitesh V. Chawla, Olaf Wiest, and Xiangliang Zhang. 2024.</w:t>
-      </w:r>
-      <w:r>
-        <w:t xml:space="preserve"> </w:t>
-      </w:r>
-      <w:hyperlink r:id="rId92">
+        <w:t xml:space="preserve">Guo, Taicheng, Xiuying Chen, Yaqi Wang, Ruidi Chang, Shichao Pei, Nitesh V. Chawla, Olaf Wiest, et al. 2024.</w:t>
+      </w:r>
+      <w:r>
+        <w:t xml:space="preserve"> </w:t>
+      </w:r>
+      <w:hyperlink r:id="rId98">
         <w:r>
           <w:rPr>
             <w:rStyle w:val="Hyperlink"/>
@@ -6113,8 +6340,8 @@
         <w:t xml:space="preserve">, pp. 8048–8057.</w:t>
       </w:r>
     </w:p>
-    <w:bookmarkEnd w:id="93"/>
-    <w:bookmarkStart w:id="95" w:name="ref-Haase2026"/>
+    <w:bookmarkEnd w:id="99"/>
+    <w:bookmarkStart w:id="101" w:name="ref-Haase2026"/>
     <w:p>
       <w:pPr>
         <w:pStyle w:val="Bibliography"/>
@@ -6141,7 +6368,7 @@
       <w:r>
         <w:t xml:space="preserve"> </w:t>
       </w:r>
-      <w:hyperlink r:id="rId94">
+      <w:hyperlink r:id="rId100">
         <w:r>
           <w:rPr>
             <w:rStyle w:val="Hyperlink"/>
@@ -6153,8 +6380,8 @@
         <w:t xml:space="preserve">.</w:t>
       </w:r>
     </w:p>
-    <w:bookmarkEnd w:id="95"/>
-    <w:bookmarkStart w:id="97" w:name="ref-Hao2025"/>
+    <w:bookmarkEnd w:id="101"/>
+    <w:bookmarkStart w:id="103" w:name="ref-Hao2025"/>
     <w:p>
       <w:pPr>
         <w:pStyle w:val="Bibliography"/>
@@ -6190,7 +6417,7 @@
       <w:r>
         <w:t xml:space="preserve"> </w:t>
       </w:r>
-      <w:hyperlink r:id="rId96">
+      <w:hyperlink r:id="rId102">
         <w:r>
           <w:rPr>
             <w:rStyle w:val="Hyperlink"/>
@@ -6202,8 +6429,8 @@
         <w:t xml:space="preserve">.</w:t>
       </w:r>
     </w:p>
-    <w:bookmarkEnd w:id="97"/>
-    <w:bookmarkStart w:id="99" w:name="ref-Hariri2025"/>
+    <w:bookmarkEnd w:id="103"/>
+    <w:bookmarkStart w:id="105" w:name="ref-Hariri2025"/>
     <w:p>
       <w:pPr>
         <w:pStyle w:val="Bibliography"/>
@@ -6214,7 +6441,7 @@
       <w:r>
         <w:t xml:space="preserve"> </w:t>
       </w:r>
-      <w:hyperlink r:id="rId98">
+      <w:hyperlink r:id="rId104">
         <w:r>
           <w:rPr>
             <w:rStyle w:val="Hyperlink"/>
@@ -6239,8 +6466,8 @@
         <w:t xml:space="preserve">, pp. 83–97. Lecture Notes in Computer Science. Springer Nature Switzerland.</w:t>
       </w:r>
     </w:p>
-    <w:bookmarkEnd w:id="99"/>
-    <w:bookmarkStart w:id="101" w:name="ref-Hou2025"/>
+    <w:bookmarkEnd w:id="105"/>
+    <w:bookmarkStart w:id="107" w:name="ref-Hou2025"/>
     <w:p>
       <w:pPr>
         <w:pStyle w:val="Bibliography"/>
@@ -6276,7 +6503,7 @@
       <w:r>
         <w:t xml:space="preserve"> </w:t>
       </w:r>
-      <w:hyperlink r:id="rId100">
+      <w:hyperlink r:id="rId106">
         <w:r>
           <w:rPr>
             <w:rStyle w:val="Hyperlink"/>
@@ -6288,8 +6515,8 @@
         <w:t xml:space="preserve">.</w:t>
       </w:r>
     </w:p>
-    <w:bookmarkEnd w:id="101"/>
-    <w:bookmarkStart w:id="103" w:name="ref-Jansen2025"/>
+    <w:bookmarkEnd w:id="107"/>
+    <w:bookmarkStart w:id="109" w:name="ref-Jansen2025"/>
     <w:p>
       <w:pPr>
         <w:pStyle w:val="Bibliography"/>
@@ -6316,7 +6543,7 @@
       <w:r>
         <w:t xml:space="preserve"> </w:t>
       </w:r>
-      <w:hyperlink r:id="rId102">
+      <w:hyperlink r:id="rId108">
         <w:r>
           <w:rPr>
             <w:rStyle w:val="Hyperlink"/>
@@ -6328,8 +6555,8 @@
         <w:t xml:space="preserve">.</w:t>
       </w:r>
     </w:p>
-    <w:bookmarkEnd w:id="103"/>
-    <w:bookmarkStart w:id="105" w:name="ref-JohnsonEberl2026"/>
+    <w:bookmarkEnd w:id="109"/>
+    <w:bookmarkStart w:id="111" w:name="ref-JohnsonEberl2026"/>
     <w:p>
       <w:pPr>
         <w:pStyle w:val="Bibliography"/>
@@ -6356,7 +6583,7 @@
       <w:r>
         <w:t xml:space="preserve"> </w:t>
       </w:r>
-      <w:hyperlink r:id="rId104">
+      <w:hyperlink r:id="rId110">
         <w:r>
           <w:rPr>
             <w:rStyle w:val="Hyperlink"/>
@@ -6368,8 +6595,8 @@
         <w:t xml:space="preserve">.</w:t>
       </w:r>
     </w:p>
-    <w:bookmarkEnd w:id="105"/>
-    <w:bookmarkStart w:id="107" w:name="ref-Jonker2024"/>
+    <w:bookmarkEnd w:id="111"/>
+    <w:bookmarkStart w:id="113" w:name="ref-Jonker2024"/>
     <w:p>
       <w:pPr>
         <w:pStyle w:val="Bibliography"/>
@@ -6380,7 +6607,7 @@
       <w:r>
         <w:t xml:space="preserve"> </w:t>
       </w:r>
-      <w:hyperlink r:id="rId106">
+      <w:hyperlink r:id="rId112">
         <w:r>
           <w:rPr>
             <w:rStyle w:val="Hyperlink"/>
@@ -6429,8 +6656,8 @@
         <w:t xml:space="preserve">, pp. 188–204. Edward Elgar Publishing.</w:t>
       </w:r>
     </w:p>
-    <w:bookmarkEnd w:id="107"/>
-    <w:bookmarkStart w:id="109" w:name="ref-Kansa2026"/>
+    <w:bookmarkEnd w:id="113"/>
+    <w:bookmarkStart w:id="115" w:name="ref-Kansa2026"/>
     <w:p>
       <w:pPr>
         <w:pStyle w:val="Bibliography"/>
@@ -6466,7 +6693,7 @@
       <w:r>
         <w:t xml:space="preserve"> </w:t>
       </w:r>
-      <w:hyperlink r:id="rId108">
+      <w:hyperlink r:id="rId114">
         <w:r>
           <w:rPr>
             <w:rStyle w:val="Hyperlink"/>
@@ -6478,8 +6705,8 @@
         <w:t xml:space="preserve">.</w:t>
       </w:r>
     </w:p>
-    <w:bookmarkEnd w:id="109"/>
-    <w:bookmarkStart w:id="111" w:name="ref-Kasneci2023"/>
+    <w:bookmarkEnd w:id="115"/>
+    <w:bookmarkStart w:id="117" w:name="ref-Kasneci2023"/>
     <w:p>
       <w:pPr>
         <w:pStyle w:val="Bibliography"/>
@@ -6515,7 +6742,7 @@
       <w:r>
         <w:t xml:space="preserve"> </w:t>
       </w:r>
-      <w:hyperlink r:id="rId110">
+      <w:hyperlink r:id="rId116">
         <w:r>
           <w:rPr>
             <w:rStyle w:val="Hyperlink"/>
@@ -6527,8 +6754,8 @@
         <w:t xml:space="preserve">.</w:t>
       </w:r>
     </w:p>
-    <w:bookmarkEnd w:id="111"/>
-    <w:bookmarkStart w:id="113" w:name="ref-Kim2026Power"/>
+    <w:bookmarkEnd w:id="117"/>
+    <w:bookmarkStart w:id="119" w:name="ref-Kim2026Power"/>
     <w:p>
       <w:pPr>
         <w:pStyle w:val="Bibliography"/>
@@ -6556,12 +6783,12 @@
         <w:t xml:space="preserve"> </w:t>
       </w:r>
       <w:r>
-        <w:t xml:space="preserve">6(2):1–42.</w:t>
-      </w:r>
-      <w:r>
-        <w:t xml:space="preserve"> </w:t>
-      </w:r>
-      <w:hyperlink r:id="rId112">
+        <w:t xml:space="preserve">6(2):173–184.</w:t>
+      </w:r>
+      <w:r>
+        <w:t xml:space="preserve"> </w:t>
+      </w:r>
+      <w:hyperlink r:id="rId118">
         <w:r>
           <w:rPr>
             <w:rStyle w:val="Hyperlink"/>
@@ -6573,8 +6800,8 @@
         <w:t xml:space="preserve">.</w:t>
       </w:r>
     </w:p>
-    <w:bookmarkEnd w:id="113"/>
-    <w:bookmarkStart w:id="115" w:name="ref-Korinek2023"/>
+    <w:bookmarkEnd w:id="119"/>
+    <w:bookmarkStart w:id="121" w:name="ref-Korinek2023"/>
     <w:p>
       <w:pPr>
         <w:pStyle w:val="Bibliography"/>
@@ -6601,7 +6828,7 @@
       <w:r>
         <w:t xml:space="preserve"> </w:t>
       </w:r>
-      <w:hyperlink r:id="rId114">
+      <w:hyperlink r:id="rId120">
         <w:r>
           <w:rPr>
             <w:rStyle w:val="Hyperlink"/>
@@ -6613,8 +6840,8 @@
         <w:t xml:space="preserve">.</w:t>
       </w:r>
     </w:p>
-    <w:bookmarkEnd w:id="115"/>
-    <w:bookmarkStart w:id="117" w:name="ref-Korinek2025"/>
+    <w:bookmarkEnd w:id="121"/>
+    <w:bookmarkStart w:id="123" w:name="ref-Korinek2025"/>
     <w:p>
       <w:pPr>
         <w:pStyle w:val="Bibliography"/>
@@ -6625,7 +6852,7 @@
       <w:r>
         <w:t xml:space="preserve"> </w:t>
       </w:r>
-      <w:hyperlink r:id="rId116">
+      <w:hyperlink r:id="rId122">
         <w:r>
           <w:rPr>
             <w:rStyle w:val="Hyperlink"/>
@@ -6655,8 +6882,8 @@
         <w:t xml:space="preserve">. National Bureau of Economic Research.</w:t>
       </w:r>
     </w:p>
-    <w:bookmarkEnd w:id="117"/>
-    <w:bookmarkStart w:id="119" w:name="ref-Moorthy2026"/>
+    <w:bookmarkEnd w:id="123"/>
+    <w:bookmarkStart w:id="125" w:name="ref-Moorthy2026"/>
     <w:p>
       <w:pPr>
         <w:pStyle w:val="Bibliography"/>
@@ -6701,7 +6928,7 @@
       <w:r>
         <w:t xml:space="preserve"> </w:t>
       </w:r>
-      <w:hyperlink r:id="rId118">
+      <w:hyperlink r:id="rId124">
         <w:r>
           <w:rPr>
             <w:rStyle w:val="Hyperlink"/>
@@ -6713,8 +6940,8 @@
         <w:t xml:space="preserve">.</w:t>
       </w:r>
     </w:p>
-    <w:bookmarkEnd w:id="119"/>
-    <w:bookmarkStart w:id="121" w:name="ref-Laban2025"/>
+    <w:bookmarkEnd w:id="125"/>
+    <w:bookmarkStart w:id="127" w:name="ref-Laban2025"/>
     <w:p>
       <w:pPr>
         <w:pStyle w:val="Bibliography"/>
@@ -6750,7 +6977,7 @@
       <w:r>
         <w:t xml:space="preserve"> </w:t>
       </w:r>
-      <w:hyperlink r:id="rId120">
+      <w:hyperlink r:id="rId126">
         <w:r>
           <w:rPr>
             <w:rStyle w:val="Hyperlink"/>
@@ -6762,8 +6989,8 @@
         <w:t xml:space="preserve">.</w:t>
       </w:r>
     </w:p>
-    <w:bookmarkEnd w:id="121"/>
-    <w:bookmarkStart w:id="123" w:name="ref-Leung2023"/>
+    <w:bookmarkEnd w:id="127"/>
+    <w:bookmarkStart w:id="129" w:name="ref-Leung2023"/>
     <w:p>
       <w:pPr>
         <w:pStyle w:val="Bibliography"/>
@@ -6790,7 +7017,7 @@
       <w:r>
         <w:t xml:space="preserve"> </w:t>
       </w:r>
-      <w:hyperlink r:id="rId122">
+      <w:hyperlink r:id="rId128">
         <w:r>
           <w:rPr>
             <w:rStyle w:val="Hyperlink"/>
@@ -6802,8 +7029,54 @@
         <w:t xml:space="preserve">.</w:t>
       </w:r>
     </w:p>
-    <w:bookmarkEnd w:id="123"/>
-    <w:bookmarkStart w:id="125" w:name="ref-Longkumer2025Generative"/>
+    <w:bookmarkEnd w:id="129"/>
+    <w:bookmarkStart w:id="131" w:name="ref-Lin2026"/>
+    <w:p>
+      <w:pPr>
+        <w:pStyle w:val="Bibliography"/>
+      </w:pPr>
+      <w:r>
+        <w:t xml:space="preserve">Lin, Kevin Qinghong, Siyuan Hu, Pan Lu, Yu Chen, Yanzhe Chen, Owen Queen, Yupeng Chen, et al. 2026.</w:t>
+      </w:r>
+      <w:r>
+        <w:t xml:space="preserve"> </w:t>
+      </w:r>
+      <w:r>
+        <w:t xml:space="preserve">PaperDoctor</w:t>
+      </w:r>
+      <w:r>
+        <w:t xml:space="preserve">: Evidence-Grounded and Actionable Feedback for Scientific Papers in Progress.</w:t>
+      </w:r>
+      <w:r>
+        <w:t xml:space="preserve"> </w:t>
+      </w:r>
+      <w:r>
+        <w:rPr>
+          <w:iCs/>
+          <w:i/>
+        </w:rPr>
+        <w:t xml:space="preserve">arXiv Preprint arXiv:2609.16995</w:t>
+      </w:r>
+      <w:r>
+        <w:t xml:space="preserve">.</w:t>
+      </w:r>
+      <w:r>
+        <w:t xml:space="preserve"> </w:t>
+      </w:r>
+      <w:hyperlink r:id="rId130">
+        <w:r>
+          <w:rPr>
+            <w:rStyle w:val="Hyperlink"/>
+          </w:rPr>
+          <w:t xml:space="preserve">https://doi.org/10.48550/arXiv.2609.16995</w:t>
+        </w:r>
+      </w:hyperlink>
+      <w:r>
+        <w:t xml:space="preserve">.</w:t>
+      </w:r>
+    </w:p>
+    <w:bookmarkEnd w:id="131"/>
+    <w:bookmarkStart w:id="133" w:name="ref-Longkumer2025Generative"/>
     <w:p>
       <w:pPr>
         <w:pStyle w:val="Bibliography"/>
@@ -6890,7 +7163,7 @@
       <w:r>
         <w:t xml:space="preserve"> </w:t>
       </w:r>
-      <w:hyperlink r:id="rId124">
+      <w:hyperlink r:id="rId132">
         <w:r>
           <w:rPr>
             <w:rStyle w:val="Hyperlink"/>
@@ -6902,14 +7175,14 @@
         <w:t xml:space="preserve">.</w:t>
       </w:r>
     </w:p>
-    <w:bookmarkEnd w:id="125"/>
-    <w:bookmarkStart w:id="127" w:name="ref-Lu2026"/>
+    <w:bookmarkEnd w:id="133"/>
+    <w:bookmarkStart w:id="135" w:name="ref-Lu2026"/>
     <w:p>
       <w:pPr>
         <w:pStyle w:val="Bibliography"/>
       </w:pPr>
       <w:r>
-        <w:t xml:space="preserve">Lu, Chris, Cong Lu, Robert Tjarko Lange, Yutaro Yamada, Shengran Hu, Jakob Foerster, David Ha, and Jeff Clune. 2026. Towards End-to-End Automation of</w:t>
+        <w:t xml:space="preserve">Lu, Chris, Cong Lu, Robert Tjarko Lange, Yutaro Yamada, Shengran Hu, Jakob Foerster, David Ha, et al. 2026. Towards End-to-End Automation of</w:t>
       </w:r>
       <w:r>
         <w:t xml:space="preserve"> </w:t>
@@ -6942,7 +7215,7 @@
       <w:r>
         <w:t xml:space="preserve"> </w:t>
       </w:r>
-      <w:hyperlink r:id="rId126">
+      <w:hyperlink r:id="rId134">
         <w:r>
           <w:rPr>
             <w:rStyle w:val="Hyperlink"/>
@@ -6954,8 +7227,8 @@
         <w:t xml:space="preserve">.</w:t>
       </w:r>
     </w:p>
-    <w:bookmarkEnd w:id="127"/>
-    <w:bookmarkStart w:id="129" w:name="ref-MBran2024"/>
+    <w:bookmarkEnd w:id="135"/>
+    <w:bookmarkStart w:id="137" w:name="ref-MBran2024"/>
     <w:p>
       <w:pPr>
         <w:pStyle w:val="Bibliography"/>
@@ -6991,7 +7264,7 @@
       <w:r>
         <w:t xml:space="preserve"> </w:t>
       </w:r>
-      <w:hyperlink r:id="rId128">
+      <w:hyperlink r:id="rId136">
         <w:r>
           <w:rPr>
             <w:rStyle w:val="Hyperlink"/>
@@ -7003,8 +7276,8 @@
         <w:t xml:space="preserve">.</w:t>
       </w:r>
     </w:p>
-    <w:bookmarkEnd w:id="129"/>
-    <w:bookmarkStart w:id="131" w:name="ref-Marwick2017"/>
+    <w:bookmarkEnd w:id="137"/>
+    <w:bookmarkStart w:id="139" w:name="ref-Marwick2017"/>
     <w:p>
       <w:pPr>
         <w:pStyle w:val="Bibliography"/>
@@ -7031,7 +7304,7 @@
       <w:r>
         <w:t xml:space="preserve"> </w:t>
       </w:r>
-      <w:hyperlink r:id="rId130">
+      <w:hyperlink r:id="rId138">
         <w:r>
           <w:rPr>
             <w:rStyle w:val="Hyperlink"/>
@@ -7043,8 +7316,8 @@
         <w:t xml:space="preserve">.</w:t>
       </w:r>
     </w:p>
-    <w:bookmarkEnd w:id="131"/>
-    <w:bookmarkStart w:id="133" w:name="ref-Messeri2024"/>
+    <w:bookmarkEnd w:id="139"/>
+    <w:bookmarkStart w:id="141" w:name="ref-Messeri2024"/>
     <w:p>
       <w:pPr>
         <w:pStyle w:val="Bibliography"/>
@@ -7071,7 +7344,7 @@
       <w:r>
         <w:t xml:space="preserve"> </w:t>
       </w:r>
-      <w:hyperlink r:id="rId132">
+      <w:hyperlink r:id="rId140">
         <w:r>
           <w:rPr>
             <w:rStyle w:val="Hyperlink"/>
@@ -7083,8 +7356,8 @@
         <w:t xml:space="preserve">.</w:t>
       </w:r>
     </w:p>
-    <w:bookmarkEnd w:id="133"/>
-    <w:bookmarkStart w:id="135" w:name="ref-Miao2026"/>
+    <w:bookmarkEnd w:id="141"/>
+    <w:bookmarkStart w:id="143" w:name="ref-Miao2026"/>
     <w:p>
       <w:pPr>
         <w:pStyle w:val="Bibliography"/>
@@ -7108,7 +7381,7 @@
       <w:r>
         <w:t xml:space="preserve"> </w:t>
       </w:r>
-      <w:hyperlink r:id="rId134">
+      <w:hyperlink r:id="rId142">
         <w:r>
           <w:rPr>
             <w:rStyle w:val="Hyperlink"/>
@@ -7120,8 +7393,8 @@
         <w:t xml:space="preserve">.</w:t>
       </w:r>
     </w:p>
-    <w:bookmarkEnd w:id="135"/>
-    <w:bookmarkStart w:id="137" w:name="ref-Monakhov2026"/>
+    <w:bookmarkEnd w:id="143"/>
+    <w:bookmarkStart w:id="145" w:name="ref-Monakhov2026"/>
     <w:p>
       <w:pPr>
         <w:pStyle w:val="Bibliography"/>
@@ -7132,7 +7405,7 @@
       <w:r>
         <w:t xml:space="preserve"> </w:t>
       </w:r>
-      <w:hyperlink r:id="rId136">
+      <w:hyperlink r:id="rId144">
         <w:r>
           <w:rPr>
             <w:rStyle w:val="Hyperlink"/>
@@ -7168,8 +7441,8 @@
         <w:t xml:space="preserve">. Elsevier BV.</w:t>
       </w:r>
     </w:p>
-    <w:bookmarkEnd w:id="137"/>
-    <w:bookmarkStart w:id="139" w:name="ref-NationalAcademies2026"/>
+    <w:bookmarkEnd w:id="145"/>
+    <w:bookmarkStart w:id="147" w:name="ref-NationalAcademies2026"/>
     <w:p>
       <w:pPr>
         <w:pStyle w:val="Bibliography"/>
@@ -7180,7 +7453,7 @@
       <w:r>
         <w:t xml:space="preserve"> </w:t>
       </w:r>
-      <w:hyperlink r:id="rId138">
+      <w:hyperlink r:id="rId146">
         <w:r>
           <w:rPr>
             <w:rStyle w:val="Hyperlink"/>
@@ -7194,8 +7467,8 @@
         <w:t xml:space="preserve">. The National Academies Press, Washington, DC.</w:t>
       </w:r>
     </w:p>
-    <w:bookmarkEnd w:id="139"/>
-    <w:bookmarkStart w:id="141" w:name="ref-Nejjar2025"/>
+    <w:bookmarkEnd w:id="147"/>
+    <w:bookmarkStart w:id="149" w:name="ref-Nejjar2025"/>
     <w:p>
       <w:pPr>
         <w:pStyle w:val="Bibliography"/>
@@ -7231,7 +7504,7 @@
       <w:r>
         <w:t xml:space="preserve"> </w:t>
       </w:r>
-      <w:hyperlink r:id="rId140">
+      <w:hyperlink r:id="rId148">
         <w:r>
           <w:rPr>
             <w:rStyle w:val="Hyperlink"/>
@@ -7243,8 +7516,8 @@
         <w:t xml:space="preserve">.</w:t>
       </w:r>
     </w:p>
-    <w:bookmarkEnd w:id="141"/>
-    <w:bookmarkStart w:id="143" w:name="ref-Park2023"/>
+    <w:bookmarkEnd w:id="149"/>
+    <w:bookmarkStart w:id="151" w:name="ref-Park2023"/>
     <w:p>
       <w:pPr>
         <w:pStyle w:val="Bibliography"/>
@@ -7255,7 +7528,7 @@
       <w:r>
         <w:t xml:space="preserve"> </w:t>
       </w:r>
-      <w:hyperlink r:id="rId142">
+      <w:hyperlink r:id="rId150">
         <w:r>
           <w:rPr>
             <w:rStyle w:val="Hyperlink"/>
@@ -7267,8 +7540,8 @@
         <w:t xml:space="preserve">, pp. 1–22.</w:t>
       </w:r>
     </w:p>
-    <w:bookmarkEnd w:id="143"/>
-    <w:bookmarkStart w:id="145" w:name="ref-Piper2026"/>
+    <w:bookmarkEnd w:id="151"/>
+    <w:bookmarkStart w:id="153" w:name="ref-Piper2026"/>
     <w:p>
       <w:pPr>
         <w:pStyle w:val="Bibliography"/>
@@ -7295,7 +7568,7 @@
       <w:r>
         <w:t xml:space="preserve"> </w:t>
       </w:r>
-      <w:hyperlink r:id="rId144">
+      <w:hyperlink r:id="rId152">
         <w:r>
           <w:rPr>
             <w:rStyle w:val="Hyperlink"/>
@@ -7307,8 +7580,8 @@
         <w:t xml:space="preserve">.</w:t>
       </w:r>
     </w:p>
-    <w:bookmarkEnd w:id="145"/>
-    <w:bookmarkStart w:id="147" w:name="ref-QuartoDocs2026"/>
+    <w:bookmarkEnd w:id="153"/>
+    <w:bookmarkStart w:id="155" w:name="ref-QuartoDocs2026"/>
     <w:p>
       <w:pPr>
         <w:pStyle w:val="Bibliography"/>
@@ -7328,7 +7601,7 @@
       <w:r>
         <w:t xml:space="preserve"> </w:t>
       </w:r>
-      <w:hyperlink r:id="rId146">
+      <w:hyperlink r:id="rId154">
         <w:r>
           <w:rPr>
             <w:rStyle w:val="Hyperlink"/>
@@ -7340,8 +7613,8 @@
         <w:t xml:space="preserve">, accessed September 17, 2026.</w:t>
       </w:r>
     </w:p>
-    <w:bookmarkEnd w:id="147"/>
-    <w:bookmarkStart w:id="149" w:name="ref-Rafiee2025"/>
+    <w:bookmarkEnd w:id="155"/>
+    <w:bookmarkStart w:id="157" w:name="ref-Rafiee2025"/>
     <w:p>
       <w:pPr>
         <w:pStyle w:val="Bibliography"/>
@@ -7374,7 +7647,7 @@
       <w:r>
         <w:t xml:space="preserve"> </w:t>
       </w:r>
-      <w:hyperlink r:id="rId148">
+      <w:hyperlink r:id="rId156">
         <w:r>
           <w:rPr>
             <w:rStyle w:val="Hyperlink"/>
@@ -7386,8 +7659,8 @@
         <w:t xml:space="preserve">.</w:t>
       </w:r>
     </w:p>
-    <w:bookmarkEnd w:id="149"/>
-    <w:bookmarkStart w:id="151" w:name="ref-Scheepens2024"/>
+    <w:bookmarkEnd w:id="157"/>
+    <w:bookmarkStart w:id="159" w:name="ref-Scheepens2024"/>
     <w:p>
       <w:pPr>
         <w:pStyle w:val="Bibliography"/>
@@ -7426,7 +7699,7 @@
       <w:r>
         <w:t xml:space="preserve"> </w:t>
       </w:r>
-      <w:hyperlink r:id="rId150">
+      <w:hyperlink r:id="rId158">
         <w:r>
           <w:rPr>
             <w:rStyle w:val="Hyperlink"/>
@@ -7438,19 +7711,19 @@
         <w:t xml:space="preserve">.</w:t>
       </w:r>
     </w:p>
-    <w:bookmarkEnd w:id="151"/>
-    <w:bookmarkStart w:id="153" w:name="ref-Schick2023"/>
+    <w:bookmarkEnd w:id="159"/>
+    <w:bookmarkStart w:id="161" w:name="ref-Schick2023"/>
     <w:p>
       <w:pPr>
         <w:pStyle w:val="Bibliography"/>
       </w:pPr>
       <w:r>
-        <w:t xml:space="preserve">Schick, Timo, Jane Dwivedi-Yu, Roberto Dessi, Roberta Raileanu, Maria Lomeli, Eric Hambro, Luke Zettlemoyer, Nicola Cancedda, and Thomas Scialom. 2023.</w:t>
-      </w:r>
-      <w:r>
-        <w:t xml:space="preserve"> </w:t>
-      </w:r>
-      <w:hyperlink r:id="rId152">
+        <w:t xml:space="preserve">Schick, Timo, Jane Dwivedi-Yu, Roberto Dessi, Roberta Raileanu, Maria Lomeli, Eric Hambro, Luke Zettlemoyer, et al. 2023.</w:t>
+      </w:r>
+      <w:r>
+        <w:t xml:space="preserve"> </w:t>
+      </w:r>
+      <w:hyperlink r:id="rId160">
         <w:r>
           <w:rPr>
             <w:rStyle w:val="Hyperlink"/>
@@ -7462,8 +7735,8 @@
         <w:t xml:space="preserve">, pp. 68539–68551.</w:t>
       </w:r>
     </w:p>
-    <w:bookmarkEnd w:id="153"/>
-    <w:bookmarkStart w:id="155" w:name="ref-Schweinberger2026privacy"/>
+    <w:bookmarkEnd w:id="161"/>
+    <w:bookmarkStart w:id="163" w:name="ref-Schweinberger2026privacy"/>
     <w:p>
       <w:pPr>
         <w:pStyle w:val="Bibliography"/>
@@ -7492,7 +7765,7 @@
       <w:r>
         <w:t xml:space="preserve"> </w:t>
       </w:r>
-      <w:hyperlink r:id="rId154">
+      <w:hyperlink r:id="rId162">
         <w:r>
           <w:rPr>
             <w:rStyle w:val="Hyperlink"/>
@@ -7504,8 +7777,8 @@
         <w:t xml:space="preserve">, accessed September 18, 2026.</w:t>
       </w:r>
     </w:p>
-    <w:bookmarkEnd w:id="155"/>
-    <w:bookmarkStart w:id="157" w:name="ref-Shaikhon2025"/>
+    <w:bookmarkEnd w:id="163"/>
+    <w:bookmarkStart w:id="165" w:name="ref-Shaikhon2025"/>
     <w:p>
       <w:pPr>
         <w:pStyle w:val="Bibliography"/>
@@ -7532,7 +7805,7 @@
       <w:r>
         <w:t xml:space="preserve"> </w:t>
       </w:r>
-      <w:hyperlink r:id="rId156">
+      <w:hyperlink r:id="rId164">
         <w:r>
           <w:rPr>
             <w:rStyle w:val="Hyperlink"/>
@@ -7544,68 +7817,19 @@
         <w:t xml:space="preserve">.</w:t>
       </w:r>
     </w:p>
-    <w:bookmarkEnd w:id="157"/>
-    <w:bookmarkStart w:id="159" w:name="ref-Spillias2025"/>
+    <w:bookmarkEnd w:id="165"/>
+    <w:bookmarkStart w:id="167" w:name="ref-Taylor2023"/>
     <w:p>
       <w:pPr>
         <w:pStyle w:val="Bibliography"/>
       </w:pPr>
       <w:r>
-        <w:t xml:space="preserve">Spillias, Scott, Rowan Trebilco, Matthew P. Adams, Fabio Boschetti, Andrew Constable, Piers Dunstan, Simon Ferrier, et al. 2026.</w:t>
-      </w:r>
-      <w:r>
-        <w:t xml:space="preserve"> </w:t>
-      </w:r>
-      <w:r>
-        <w:t xml:space="preserve">The Future of Artificial Intelligence in Ecosystem Modeling</w:t>
-      </w:r>
-      <w:r>
-        <w:t xml:space="preserve">.</w:t>
-      </w:r>
-      <w:r>
-        <w:t xml:space="preserve"> </w:t>
-      </w:r>
-      <w:r>
-        <w:rPr>
-          <w:iCs/>
-          <w:i/>
-        </w:rPr>
-        <w:t xml:space="preserve">BioScience</w:t>
-      </w:r>
-      <w:r>
-        <w:t xml:space="preserve"> </w:t>
-      </w:r>
-      <w:r>
-        <w:t xml:space="preserve">76(1):57–70.</w:t>
-      </w:r>
-      <w:r>
-        <w:t xml:space="preserve"> </w:t>
-      </w:r>
-      <w:hyperlink r:id="rId158">
-        <w:r>
-          <w:rPr>
-            <w:rStyle w:val="Hyperlink"/>
-          </w:rPr>
-          <w:t xml:space="preserve">https://doi.org/10.1093/biosci/biaf169</w:t>
-        </w:r>
-      </w:hyperlink>
-      <w:r>
-        <w:t xml:space="preserve">.</w:t>
-      </w:r>
-    </w:p>
-    <w:bookmarkEnd w:id="159"/>
-    <w:bookmarkStart w:id="161" w:name="ref-Taylor2023"/>
-    <w:p>
-      <w:pPr>
-        <w:pStyle w:val="Bibliography"/>
-      </w:pPr>
-      <w:r>
         <w:t xml:space="preserve">Taylor, Matthew E. 2023.</w:t>
       </w:r>
       <w:r>
         <w:t xml:space="preserve"> </w:t>
       </w:r>
-      <w:hyperlink r:id="rId160">
+      <w:hyperlink r:id="rId166">
         <w:r>
           <w:rPr>
             <w:rStyle w:val="Hyperlink"/>
@@ -7654,8 +7878,8 @@
         <w:t xml:space="preserve">. IOS Press.</w:t>
       </w:r>
     </w:p>
-    <w:bookmarkEnd w:id="161"/>
-    <w:bookmarkStart w:id="163" w:name="ref-Tenzer2024"/>
+    <w:bookmarkEnd w:id="167"/>
+    <w:bookmarkStart w:id="169" w:name="ref-Tenzer2024"/>
     <w:p>
       <w:pPr>
         <w:pStyle w:val="Bibliography"/>
@@ -7691,7 +7915,7 @@
       <w:r>
         <w:t xml:space="preserve"> </w:t>
       </w:r>
-      <w:hyperlink r:id="rId162">
+      <w:hyperlink r:id="rId168">
         <w:r>
           <w:rPr>
             <w:rStyle w:val="Hyperlink"/>
@@ -7703,8 +7927,8 @@
         <w:t xml:space="preserve">.</w:t>
       </w:r>
     </w:p>
-    <w:bookmarkEnd w:id="163"/>
-    <w:bookmarkStart w:id="165" w:name="ref-RoyalSociety2024"/>
+    <w:bookmarkEnd w:id="169"/>
+    <w:bookmarkStart w:id="171" w:name="ref-RoyalSociety2024"/>
     <w:p>
       <w:pPr>
         <w:pStyle w:val="Bibliography"/>
@@ -7715,7 +7939,7 @@
       <w:r>
         <w:t xml:space="preserve"> </w:t>
       </w:r>
-      <w:hyperlink r:id="rId164">
+      <w:hyperlink r:id="rId170">
         <w:r>
           <w:rPr>
             <w:rStyle w:val="Hyperlink"/>
@@ -7833,8 +8057,8 @@
         <w:t xml:space="preserve">. The Royal Society, London.</w:t>
       </w:r>
     </w:p>
-    <w:bookmarkEnd w:id="165"/>
-    <w:bookmarkStart w:id="167" w:name="ref-Walters2023"/>
+    <w:bookmarkEnd w:id="171"/>
+    <w:bookmarkStart w:id="173" w:name="ref-Walters2023"/>
     <w:p>
       <w:pPr>
         <w:pStyle w:val="Bibliography"/>
@@ -7870,7 +8094,7 @@
       <w:r>
         <w:t xml:space="preserve"> </w:t>
       </w:r>
-      <w:hyperlink r:id="rId166">
+      <w:hyperlink r:id="rId172">
         <w:r>
           <w:rPr>
             <w:rStyle w:val="Hyperlink"/>
@@ -7882,8 +8106,8 @@
         <w:t xml:space="preserve">.</w:t>
       </w:r>
     </w:p>
-    <w:bookmarkEnd w:id="167"/>
-    <w:bookmarkStart w:id="169" w:name="ref-Wang2024"/>
+    <w:bookmarkEnd w:id="173"/>
+    <w:bookmarkStart w:id="175" w:name="ref-Wang2024"/>
     <w:p>
       <w:pPr>
         <w:pStyle w:val="Bibliography"/>
@@ -7919,7 +8143,7 @@
       <w:r>
         <w:t xml:space="preserve"> </w:t>
       </w:r>
-      <w:hyperlink r:id="rId168">
+      <w:hyperlink r:id="rId174">
         <w:r>
           <w:rPr>
             <w:rStyle w:val="Hyperlink"/>
@@ -7931,8 +8155,8 @@
         <w:t xml:space="preserve">.</w:t>
       </w:r>
     </w:p>
-    <w:bookmarkEnd w:id="169"/>
-    <w:bookmarkStart w:id="171" w:name="ref-Wickham2019"/>
+    <w:bookmarkEnd w:id="175"/>
+    <w:bookmarkStart w:id="177" w:name="ref-Wickham2019"/>
     <w:p>
       <w:pPr>
         <w:pStyle w:val="Bibliography"/>
@@ -7968,7 +8192,7 @@
       <w:r>
         <w:t xml:space="preserve"> </w:t>
       </w:r>
-      <w:hyperlink r:id="rId170">
+      <w:hyperlink r:id="rId176">
         <w:r>
           <w:rPr>
             <w:rStyle w:val="Hyperlink"/>
@@ -7980,8 +8204,8 @@
         <w:t xml:space="preserve">.</w:t>
       </w:r>
     </w:p>
-    <w:bookmarkEnd w:id="171"/>
-    <w:bookmarkStart w:id="173" w:name="ref-Wiest2024"/>
+    <w:bookmarkEnd w:id="177"/>
+    <w:bookmarkStart w:id="179" w:name="ref-Wiest2024"/>
     <w:p>
       <w:pPr>
         <w:pStyle w:val="Bibliography"/>
@@ -8017,7 +8241,7 @@
       <w:r>
         <w:t xml:space="preserve"> </w:t>
       </w:r>
-      <w:hyperlink r:id="rId172">
+      <w:hyperlink r:id="rId178">
         <w:r>
           <w:rPr>
             <w:rStyle w:val="Hyperlink"/>
@@ -8029,57 +8253,8 @@
         <w:t xml:space="preserve">.</w:t>
       </w:r>
     </w:p>
-    <w:bookmarkEnd w:id="173"/>
-    <w:bookmarkStart w:id="175" w:name="ref-Wilson2014"/>
-    <w:p>
-      <w:pPr>
-        <w:pStyle w:val="Bibliography"/>
-      </w:pPr>
-      <w:r>
-        <w:t xml:space="preserve">Wilson, Greg, D. A. Aruliah, C. Titus Brown, Neil P. Chue Hong, Matt Davis, Richard T. Guy, Steven H. D. Haddock, et al. 2014.</w:t>
-      </w:r>
-      <w:r>
-        <w:t xml:space="preserve"> </w:t>
-      </w:r>
-      <w:r>
-        <w:t xml:space="preserve">Best Practices for Scientific Computing</w:t>
-      </w:r>
-      <w:r>
-        <w:t xml:space="preserve">.</w:t>
-      </w:r>
-      <w:r>
-        <w:t xml:space="preserve"> </w:t>
-      </w:r>
-      <w:r>
-        <w:rPr>
-          <w:iCs/>
-          <w:i/>
-        </w:rPr>
-        <w:t xml:space="preserve">PLOS Biology</w:t>
-      </w:r>
-      <w:r>
-        <w:t xml:space="preserve"> </w:t>
-      </w:r>
-      <w:r>
-        <w:t xml:space="preserve">12(1):e1001745.</w:t>
-      </w:r>
-      <w:r>
-        <w:t xml:space="preserve"> </w:t>
-      </w:r>
-      <w:hyperlink r:id="rId174">
-        <w:r>
-          <w:rPr>
-            <w:rStyle w:val="Hyperlink"/>
-          </w:rPr>
-          <w:t xml:space="preserve">https://doi.org/10.1371/journal.pbio.1001745</w:t>
-        </w:r>
-      </w:hyperlink>
-      <w:r>
-        <w:t xml:space="preserve">.</w:t>
-      </w:r>
-    </w:p>
-    <w:bookmarkEnd w:id="175"/>
-    <w:bookmarkStart w:id="177" w:name="ref-Xu2026"/>
+    <w:bookmarkEnd w:id="179"/>
+    <w:bookmarkStart w:id="181" w:name="ref-Xu2026"/>
     <w:p>
       <w:pPr>
         <w:pStyle w:val="Bibliography"/>
@@ -8124,7 +8299,7 @@
       <w:r>
         <w:t xml:space="preserve"> </w:t>
       </w:r>
-      <w:hyperlink r:id="rId176">
+      <w:hyperlink r:id="rId180">
         <w:r>
           <w:rPr>
             <w:rStyle w:val="Hyperlink"/>
@@ -8136,8 +8311,8 @@
         <w:t xml:space="preserve">.</w:t>
       </w:r>
     </w:p>
-    <w:bookmarkEnd w:id="177"/>
-    <w:bookmarkStart w:id="179" w:name="ref-Xu2024"/>
+    <w:bookmarkEnd w:id="181"/>
+    <w:bookmarkStart w:id="183" w:name="ref-Xu2024"/>
     <w:p>
       <w:pPr>
         <w:pStyle w:val="Bibliography"/>
@@ -8173,7 +8348,7 @@
       <w:r>
         <w:t xml:space="preserve"> </w:t>
       </w:r>
-      <w:hyperlink r:id="rId178">
+      <w:hyperlink r:id="rId182">
         <w:r>
           <w:rPr>
             <w:rStyle w:val="Hyperlink"/>
@@ -8185,8 +8360,8 @@
         <w:t xml:space="preserve">.</w:t>
       </w:r>
     </w:p>
-    <w:bookmarkEnd w:id="179"/>
-    <w:bookmarkStart w:id="181" w:name="ref-ZamfirescuPereira2023"/>
+    <w:bookmarkEnd w:id="183"/>
+    <w:bookmarkStart w:id="185" w:name="ref-ZamfirescuPereira2023"/>
     <w:p>
       <w:pPr>
         <w:pStyle w:val="Bibliography"/>
@@ -8197,7 +8372,7 @@
       <w:r>
         <w:t xml:space="preserve"> </w:t>
       </w:r>
-      <w:hyperlink r:id="rId180">
+      <w:hyperlink r:id="rId184">
         <w:r>
           <w:rPr>
             <w:rStyle w:val="Hyperlink"/>
@@ -8209,8 +8384,8 @@
         <w:t xml:space="preserve">, New York, NY, USA.</w:t>
       </w:r>
     </w:p>
-    <w:bookmarkEnd w:id="181"/>
-    <w:bookmarkStart w:id="183" w:name="ref-Zanzotto2019"/>
+    <w:bookmarkEnd w:id="185"/>
+    <w:bookmarkStart w:id="187" w:name="ref-Zanzotto2019"/>
     <w:p>
       <w:pPr>
         <w:pStyle w:val="Bibliography"/>
@@ -8246,7 +8421,7 @@
       <w:r>
         <w:t xml:space="preserve"> </w:t>
       </w:r>
-      <w:hyperlink r:id="rId182">
+      <w:hyperlink r:id="rId186">
         <w:r>
           <w:rPr>
             <w:rStyle w:val="Hyperlink"/>
@@ -8258,8 +8433,8 @@
         <w:t xml:space="preserve">.</w:t>
       </w:r>
     </w:p>
-    <w:bookmarkEnd w:id="183"/>
-    <w:bookmarkStart w:id="185" w:name="ref-Zhang2025"/>
+    <w:bookmarkEnd w:id="187"/>
+    <w:bookmarkStart w:id="189" w:name="ref-Zhang2025"/>
     <w:p>
       <w:pPr>
         <w:pStyle w:val="Bibliography"/>
@@ -8295,7 +8470,7 @@
       <w:r>
         <w:t xml:space="preserve"> </w:t>
       </w:r>
-      <w:hyperlink r:id="rId184">
+      <w:hyperlink r:id="rId188">
         <w:r>
           <w:rPr>
             <w:rStyle w:val="Hyperlink"/>
@@ -8307,8 +8482,8 @@
         <w:t xml:space="preserve">.</w:t>
       </w:r>
     </w:p>
-    <w:bookmarkEnd w:id="185"/>
-    <w:bookmarkStart w:id="187" w:name="ref-Zheng2024"/>
+    <w:bookmarkEnd w:id="189"/>
+    <w:bookmarkStart w:id="191" w:name="ref-Zheng2024"/>
     <w:p>
       <w:pPr>
         <w:pStyle w:val="Bibliography"/>
@@ -8332,7 +8507,7 @@
       <w:r>
         <w:t xml:space="preserve"> </w:t>
       </w:r>
-      <w:hyperlink r:id="rId186">
+      <w:hyperlink r:id="rId190">
         <w:r>
           <w:rPr>
             <w:rStyle w:val="Hyperlink"/>
@@ -8344,8 +8519,8 @@
         <w:t xml:space="preserve">.</w:t>
       </w:r>
     </w:p>
-    <w:bookmarkEnd w:id="187"/>
-    <w:bookmarkStart w:id="189" w:name="ref-Ziems2024"/>
+    <w:bookmarkEnd w:id="191"/>
+    <w:bookmarkStart w:id="193" w:name="ref-Ziems2024"/>
     <w:p>
       <w:pPr>
         <w:pStyle w:val="Bibliography"/>
@@ -8372,7 +8547,7 @@
       <w:r>
         <w:t xml:space="preserve"> </w:t>
       </w:r>
-      <w:hyperlink r:id="rId188">
+      <w:hyperlink r:id="rId192">
         <w:r>
           <w:rPr>
             <w:rStyle w:val="Hyperlink"/>
@@ -8384,8 +8559,8 @@
         <w:t xml:space="preserve">.</w:t>
       </w:r>
     </w:p>
-    <w:bookmarkEnd w:id="189"/>
-    <w:bookmarkStart w:id="191" w:name="ref-Zimmer2026"/>
+    <w:bookmarkEnd w:id="193"/>
+    <w:bookmarkStart w:id="195" w:name="ref-Zimmer2026"/>
     <w:p>
       <w:pPr>
         <w:pStyle w:val="Bibliography"/>
@@ -8409,7 +8584,7 @@
       <w:r>
         <w:t xml:space="preserve"> </w:t>
       </w:r>
-      <w:hyperlink r:id="rId190">
+      <w:hyperlink r:id="rId194">
         <w:r>
           <w:rPr>
             <w:rStyle w:val="Hyperlink"/>
@@ -8421,780 +8596,9 @@
         <w:t xml:space="preserve">.</w:t>
       </w:r>
     </w:p>
-    <w:bookmarkEnd w:id="191"/>
-    <w:bookmarkEnd w:id="192"/>
-    <w:p>
-      <w:r>
-        <w:br w:type="page"/>
-      </w:r>
-    </w:p>
-    <w:bookmarkStart w:id="193" w:name="colophon"/>
-    <w:p>
-      <w:pPr>
-        <w:pStyle w:val="Heading3"/>
-      </w:pPr>
-      <w:r>
-        <w:t xml:space="preserve">Colophon</w:t>
-      </w:r>
-    </w:p>
-    <w:p>
-      <w:pPr>
-        <w:pStyle w:val="FirstParagraph"/>
-      </w:pPr>
-      <w:r>
-        <w:t xml:space="preserve">This report was generated on 2026-09-26 11:05:28.611636 using the following computational environment and dependencies:</w:t>
-      </w:r>
-    </w:p>
-    <w:p>
-      <w:pPr>
-        <w:pStyle w:val="SourceCode"/>
-      </w:pPr>
-      <w:r>
-        <w:rPr>
-          <w:rStyle w:val="CommentTok"/>
-        </w:rPr>
-        <w:t xml:space="preserve"># which R packages and versions?</w:t>
-      </w:r>
-      <w:r>
-        <w:br/>
-      </w:r>
-      <w:r>
-        <w:rPr>
-          <w:rStyle w:val="ControlFlowTok"/>
-        </w:rPr>
-        <w:t xml:space="preserve">if</w:t>
-      </w:r>
-      <w:r>
-        <w:rPr>
-          <w:rStyle w:val="NormalTok"/>
-        </w:rPr>
-        <w:t xml:space="preserve"> (</w:t>
-      </w:r>
-      <w:r>
-        <w:rPr>
-          <w:rStyle w:val="FunctionTok"/>
-        </w:rPr>
-        <w:t xml:space="preserve">requireNamespace</w:t>
-      </w:r>
-      <w:r>
-        <w:rPr>
-          <w:rStyle w:val="NormalTok"/>
-        </w:rPr>
-        <w:t xml:space="preserve">(</w:t>
-      </w:r>
-      <w:r>
-        <w:rPr>
-          <w:rStyle w:val="StringTok"/>
-        </w:rPr>
-        <w:t xml:space="preserve">"devtools"</w:t>
-      </w:r>
-      <w:r>
-        <w:rPr>
-          <w:rStyle w:val="NormalTok"/>
-        </w:rPr>
-        <w:t xml:space="preserve">, </w:t>
-      </w:r>
-      <w:r>
-        <w:rPr>
-          <w:rStyle w:val="AttributeTok"/>
-        </w:rPr>
-        <w:t xml:space="preserve">quietly =</w:t>
-      </w:r>
-      <w:r>
-        <w:rPr>
-          <w:rStyle w:val="NormalTok"/>
-        </w:rPr>
-        <w:t xml:space="preserve"> </w:t>
-      </w:r>
-      <w:r>
-        <w:rPr>
-          <w:rStyle w:val="ConstantTok"/>
-        </w:rPr>
-        <w:t xml:space="preserve">TRUE</w:t>
-      </w:r>
-      <w:r>
-        <w:rPr>
-          <w:rStyle w:val="NormalTok"/>
-        </w:rPr>
-        <w:t xml:space="preserve">)) devtools</w:t>
-      </w:r>
-      <w:r>
-        <w:rPr>
-          <w:rStyle w:val="SpecialCharTok"/>
-        </w:rPr>
-        <w:t xml:space="preserve">::</w:t>
-      </w:r>
-      <w:r>
-        <w:rPr>
-          <w:rStyle w:val="FunctionTok"/>
-        </w:rPr>
-        <w:t xml:space="preserve">session_info</w:t>
-      </w:r>
-      <w:r>
-        <w:rPr>
-          <w:rStyle w:val="NormalTok"/>
-        </w:rPr>
-        <w:t xml:space="preserve">()</w:t>
-      </w:r>
-    </w:p>
-    <w:p>
-      <w:pPr>
-        <w:pStyle w:val="SourceCode"/>
-      </w:pPr>
-      <w:r>
-        <w:rPr>
-          <w:rStyle w:val="VerbatimChar"/>
-        </w:rPr>
-        <w:t xml:space="preserve">─ Session info ───────────────────────────────────────────────────────────────</w:t>
-      </w:r>
-      <w:r>
-        <w:br/>
-      </w:r>
-      <w:r>
-        <w:rPr>
-          <w:rStyle w:val="VerbatimChar"/>
-        </w:rPr>
-        <w:t xml:space="preserve"> setting  value</w:t>
-      </w:r>
-      <w:r>
-        <w:br/>
-      </w:r>
-      <w:r>
-        <w:rPr>
-          <w:rStyle w:val="VerbatimChar"/>
-        </w:rPr>
-        <w:t xml:space="preserve"> version  R version 4.6.1 (2026-06-24)</w:t>
-      </w:r>
-      <w:r>
-        <w:br/>
-      </w:r>
-      <w:r>
-        <w:rPr>
-          <w:rStyle w:val="VerbatimChar"/>
-        </w:rPr>
-        <w:t xml:space="preserve"> os       macOS Ventura 13.3.1</w:t>
-      </w:r>
-      <w:r>
-        <w:br/>
-      </w:r>
-      <w:r>
-        <w:rPr>
-          <w:rStyle w:val="VerbatimChar"/>
-        </w:rPr>
-        <w:t xml:space="preserve"> system   aarch64, darwin23</w:t>
-      </w:r>
-      <w:r>
-        <w:br/>
-      </w:r>
-      <w:r>
-        <w:rPr>
-          <w:rStyle w:val="VerbatimChar"/>
-        </w:rPr>
-        <w:t xml:space="preserve"> ui       X11</w:t>
-      </w:r>
-      <w:r>
-        <w:br/>
-      </w:r>
-      <w:r>
-        <w:rPr>
-          <w:rStyle w:val="VerbatimChar"/>
-        </w:rPr>
-        <w:t xml:space="preserve"> language (EN)</w:t>
-      </w:r>
-      <w:r>
-        <w:br/>
-      </w:r>
-      <w:r>
-        <w:rPr>
-          <w:rStyle w:val="VerbatimChar"/>
-        </w:rPr>
-        <w:t xml:space="preserve"> collate  en_US.UTF-8</w:t>
-      </w:r>
-      <w:r>
-        <w:br/>
-      </w:r>
-      <w:r>
-        <w:rPr>
-          <w:rStyle w:val="VerbatimChar"/>
-        </w:rPr>
-        <w:t xml:space="preserve"> ctype    en_US.UTF-8</w:t>
-      </w:r>
-      <w:r>
-        <w:br/>
-      </w:r>
-      <w:r>
-        <w:rPr>
-          <w:rStyle w:val="VerbatimChar"/>
-        </w:rPr>
-        <w:t xml:space="preserve"> tz       America/Los_Angeles</w:t>
-      </w:r>
-      <w:r>
-        <w:br/>
-      </w:r>
-      <w:r>
-        <w:rPr>
-          <w:rStyle w:val="VerbatimChar"/>
-        </w:rPr>
-        <w:t xml:space="preserve"> date     2026-09-26</w:t>
-      </w:r>
-      <w:r>
-        <w:br/>
-      </w:r>
-      <w:r>
-        <w:rPr>
-          <w:rStyle w:val="VerbatimChar"/>
-        </w:rPr>
-        <w:t xml:space="preserve"> pandoc   3.10 @ /Applications/RStudio.app/Contents/Resources/app/quarto/bin/tools/aarch64/ (via rmarkdown)</w:t>
-      </w:r>
-      <w:r>
-        <w:br/>
-      </w:r>
-      <w:r>
-        <w:rPr>
-          <w:rStyle w:val="VerbatimChar"/>
-        </w:rPr>
-        <w:t xml:space="preserve"> quarto   1.4.549 @ /usr/local/bin/quarto</w:t>
-      </w:r>
-      <w:r>
-        <w:br/>
-      </w:r>
-      <w:r>
-        <w:br/>
-      </w:r>
-      <w:r>
-        <w:rPr>
-          <w:rStyle w:val="VerbatimChar"/>
-        </w:rPr>
-        <w:t xml:space="preserve">─ Packages ───────────────────────────────────────────────────────────────────</w:t>
-      </w:r>
-      <w:r>
-        <w:br/>
-      </w:r>
-      <w:r>
-        <w:rPr>
-          <w:rStyle w:val="VerbatimChar"/>
-        </w:rPr>
-        <w:t xml:space="preserve"> ! package     * version date (UTC) lib source</w:t>
-      </w:r>
-      <w:r>
-        <w:br/>
-      </w:r>
-      <w:r>
-        <w:rPr>
-          <w:rStyle w:val="VerbatimChar"/>
-        </w:rPr>
-        <w:t xml:space="preserve"> P cachem        1.1.0   2024-05-16 [?] RSPM</w:t>
-      </w:r>
-      <w:r>
-        <w:br/>
-      </w:r>
-      <w:r>
-        <w:rPr>
-          <w:rStyle w:val="VerbatimChar"/>
-        </w:rPr>
-        <w:t xml:space="preserve"> P cli           3.6.6   2026-04-09 [?] RSPM</w:t>
-      </w:r>
-      <w:r>
-        <w:br/>
-      </w:r>
-      <w:r>
-        <w:rPr>
-          <w:rStyle w:val="VerbatimChar"/>
-        </w:rPr>
-        <w:t xml:space="preserve"> P devtools      2.5.2   2026-04-30 [?] RSPM</w:t>
-      </w:r>
-      <w:r>
-        <w:br/>
-      </w:r>
-      <w:r>
-        <w:rPr>
-          <w:rStyle w:val="VerbatimChar"/>
-        </w:rPr>
-        <w:t xml:space="preserve"> P digest        0.6.39  2025-11-19 [?] RSPM</w:t>
-      </w:r>
-      <w:r>
-        <w:br/>
-      </w:r>
-      <w:r>
-        <w:rPr>
-          <w:rStyle w:val="VerbatimChar"/>
-        </w:rPr>
-        <w:t xml:space="preserve"> P ellipsis      0.3.3   2026-04-04 [?] RSPM</w:t>
-      </w:r>
-      <w:r>
-        <w:br/>
-      </w:r>
-      <w:r>
-        <w:rPr>
-          <w:rStyle w:val="VerbatimChar"/>
-        </w:rPr>
-        <w:t xml:space="preserve"> P evaluate      1.0.5   2025-08-27 [?] RSPM</w:t>
-      </w:r>
-      <w:r>
-        <w:br/>
-      </w:r>
-      <w:r>
-        <w:rPr>
-          <w:rStyle w:val="VerbatimChar"/>
-        </w:rPr>
-        <w:t xml:space="preserve"> P fastmap       1.2.0   2024-05-15 [?] RSPM</w:t>
-      </w:r>
-      <w:r>
-        <w:br/>
-      </w:r>
-      <w:r>
-        <w:rPr>
-          <w:rStyle w:val="VerbatimChar"/>
-        </w:rPr>
-        <w:t xml:space="preserve"> P fs            2.1.0   2026-04-18 [?] RSPM</w:t>
-      </w:r>
-      <w:r>
-        <w:br/>
-      </w:r>
-      <w:r>
-        <w:rPr>
-          <w:rStyle w:val="VerbatimChar"/>
-        </w:rPr>
-        <w:t xml:space="preserve"> P glue          1.8.1   2026-04-17 [?] RSPM</w:t>
-      </w:r>
-      <w:r>
-        <w:br/>
-      </w:r>
-      <w:r>
-        <w:rPr>
-          <w:rStyle w:val="VerbatimChar"/>
-        </w:rPr>
-        <w:t xml:space="preserve"> P here          1.0.2   2025-09-15 [?] RSPM</w:t>
-      </w:r>
-      <w:r>
-        <w:br/>
-      </w:r>
-      <w:r>
-        <w:rPr>
-          <w:rStyle w:val="VerbatimChar"/>
-        </w:rPr>
-        <w:t xml:space="preserve"> P htmltools     0.5.9   2025-12-04 [?] RSPM</w:t>
-      </w:r>
-      <w:r>
-        <w:br/>
-      </w:r>
-      <w:r>
-        <w:rPr>
-          <w:rStyle w:val="VerbatimChar"/>
-        </w:rPr>
-        <w:t xml:space="preserve"> P jsonlite      2.0.0   2025-03-27 [?] RSPM</w:t>
-      </w:r>
-      <w:r>
-        <w:br/>
-      </w:r>
-      <w:r>
-        <w:rPr>
-          <w:rStyle w:val="VerbatimChar"/>
-        </w:rPr>
-        <w:t xml:space="preserve"> P knitr         1.52    2026-09-06 [?] RSPM</w:t>
-      </w:r>
-      <w:r>
-        <w:br/>
-      </w:r>
-      <w:r>
-        <w:rPr>
-          <w:rStyle w:val="VerbatimChar"/>
-        </w:rPr>
-        <w:t xml:space="preserve"> P lifecycle     1.0.5   2026-01-08 [?] RSPM</w:t>
-      </w:r>
-      <w:r>
-        <w:br/>
-      </w:r>
-      <w:r>
-        <w:rPr>
-          <w:rStyle w:val="VerbatimChar"/>
-        </w:rPr>
-        <w:t xml:space="preserve"> P magrittr      2.0.5   2026-04-04 [?] RSPM</w:t>
-      </w:r>
-      <w:r>
-        <w:br/>
-      </w:r>
-      <w:r>
-        <w:rPr>
-          <w:rStyle w:val="VerbatimChar"/>
-        </w:rPr>
-        <w:t xml:space="preserve"> P memoise       2.0.1   2021-11-26 [?] RSPM</w:t>
-      </w:r>
-      <w:r>
-        <w:br/>
-      </w:r>
-      <w:r>
-        <w:rPr>
-          <w:rStyle w:val="VerbatimChar"/>
-        </w:rPr>
-        <w:t xml:space="preserve"> P otel          0.2.0   2025-08-29 [?] RSPM</w:t>
-      </w:r>
-      <w:r>
-        <w:br/>
-      </w:r>
-      <w:r>
-        <w:rPr>
-          <w:rStyle w:val="VerbatimChar"/>
-        </w:rPr>
-        <w:t xml:space="preserve"> P pkgbuild      1.4.8   2025-05-26 [?] RSPM</w:t>
-      </w:r>
-      <w:r>
-        <w:br/>
-      </w:r>
-      <w:r>
-        <w:rPr>
-          <w:rStyle w:val="VerbatimChar"/>
-        </w:rPr>
-        <w:t xml:space="preserve"> P pkgload       1.5.3   2026-06-15 [?] RSPM</w:t>
-      </w:r>
-      <w:r>
-        <w:br/>
-      </w:r>
-      <w:r>
-        <w:rPr>
-          <w:rStyle w:val="VerbatimChar"/>
-        </w:rPr>
-        <w:t xml:space="preserve"> P purrr         1.2.2   2026-04-10 [?] RSPM</w:t>
-      </w:r>
-      <w:r>
-        <w:br/>
-      </w:r>
-      <w:r>
-        <w:rPr>
-          <w:rStyle w:val="VerbatimChar"/>
-        </w:rPr>
-        <w:t xml:space="preserve"> P R6            2.6.1   2025-02-15 [?] RSPM</w:t>
-      </w:r>
-      <w:r>
-        <w:br/>
-      </w:r>
-      <w:r>
-        <w:rPr>
-          <w:rStyle w:val="VerbatimChar"/>
-        </w:rPr>
-        <w:t xml:space="preserve"> P rlang         1.3.0   2026-07-05 [?] RSPM</w:t>
-      </w:r>
-      <w:r>
-        <w:br/>
-      </w:r>
-      <w:r>
-        <w:rPr>
-          <w:rStyle w:val="VerbatimChar"/>
-        </w:rPr>
-        <w:t xml:space="preserve"> P rmarkdown     2.32    2026-09-01 [?] CRAN (R 4.6.1)</w:t>
-      </w:r>
-      <w:r>
-        <w:br/>
-      </w:r>
-      <w:r>
-        <w:rPr>
-          <w:rStyle w:val="VerbatimChar"/>
-        </w:rPr>
-        <w:t xml:space="preserve"> P rprojroot     2.1.1   2025-08-26 [?] RSPM</w:t>
-      </w:r>
-      <w:r>
-        <w:br/>
-      </w:r>
-      <w:r>
-        <w:rPr>
-          <w:rStyle w:val="VerbatimChar"/>
-        </w:rPr>
-        <w:t xml:space="preserve"> P rstudioapi    0.19.0  2026-06-11 [?] RSPM</w:t>
-      </w:r>
-      <w:r>
-        <w:br/>
-      </w:r>
-      <w:r>
-        <w:rPr>
-          <w:rStyle w:val="VerbatimChar"/>
-        </w:rPr>
-        <w:t xml:space="preserve"> P sessioninfo   1.2.4   2026-06-04 [?] RSPM</w:t>
-      </w:r>
-      <w:r>
-        <w:br/>
-      </w:r>
-      <w:r>
-        <w:rPr>
-          <w:rStyle w:val="VerbatimChar"/>
-        </w:rPr>
-        <w:t xml:space="preserve"> P usethis       3.2.2   2026-09-10 [?] RSPM</w:t>
-      </w:r>
-      <w:r>
-        <w:br/>
-      </w:r>
-      <w:r>
-        <w:rPr>
-          <w:rStyle w:val="VerbatimChar"/>
-        </w:rPr>
-        <w:t xml:space="preserve"> P vctrs         0.7.3   2026-04-11 [?] RSPM</w:t>
-      </w:r>
-      <w:r>
-        <w:br/>
-      </w:r>
-      <w:r>
-        <w:rPr>
-          <w:rStyle w:val="VerbatimChar"/>
-        </w:rPr>
-        <w:t xml:space="preserve"> P xfun          0.61    2026-09-16 [?] RSPM</w:t>
-      </w:r>
-      <w:r>
-        <w:br/>
-      </w:r>
-      <w:r>
-        <w:rPr>
-          <w:rStyle w:val="VerbatimChar"/>
-        </w:rPr>
-        <w:t xml:space="preserve"> P yaml          2.3.12  2025-12-10 [?] RSPM</w:t>
-      </w:r>
-      <w:r>
-        <w:br/>
-      </w:r>
-      <w:r>
-        <w:br/>
-      </w:r>
-      <w:r>
-        <w:rPr>
-          <w:rStyle w:val="VerbatimChar"/>
-        </w:rPr>
-        <w:t xml:space="preserve"> [1] /Users/bmarwick/Library/Caches/org.R-project.R/R/renv/library/agentic-ai-for-archaeology-d51787bc/macos/R-4.6/aarch64-apple-darwin23</w:t>
-      </w:r>
-      <w:r>
-        <w:br/>
-      </w:r>
-      <w:r>
-        <w:rPr>
-          <w:rStyle w:val="VerbatimChar"/>
-        </w:rPr>
-        <w:t xml:space="preserve"> [2] /Library/Frameworks/R.framework/Versions/4.6/Resources/library</w:t>
-      </w:r>
-      <w:r>
-        <w:br/>
-      </w:r>
-      <w:r>
-        <w:br/>
-      </w:r>
-      <w:r>
-        <w:rPr>
-          <w:rStyle w:val="VerbatimChar"/>
-        </w:rPr>
-        <w:t xml:space="preserve"> P ── Loaded and on-disk path mismatch.</w:t>
-      </w:r>
-      <w:r>
-        <w:br/>
-      </w:r>
-      <w:r>
-        <w:br/>
-      </w:r>
-      <w:r>
-        <w:rPr>
-          <w:rStyle w:val="VerbatimChar"/>
-        </w:rPr>
-        <w:t xml:space="preserve">──────────────────────────────────────────────────────────────────────────────</w:t>
-      </w:r>
-    </w:p>
-    <w:p>
-      <w:pPr>
-        <w:pStyle w:val="FirstParagraph"/>
-      </w:pPr>
-      <w:r>
-        <w:t xml:space="preserve">The current Git commit details are:</w:t>
-      </w:r>
-    </w:p>
-    <w:p>
-      <w:pPr>
-        <w:pStyle w:val="SourceCode"/>
-      </w:pPr>
-      <w:r>
-        <w:rPr>
-          <w:rStyle w:val="CommentTok"/>
-        </w:rPr>
-        <w:t xml:space="preserve"># what commit is this file at? </w:t>
-      </w:r>
-      <w:r>
-        <w:br/>
-      </w:r>
-      <w:r>
-        <w:rPr>
-          <w:rStyle w:val="ControlFlowTok"/>
-        </w:rPr>
-        <w:t xml:space="preserve">if</w:t>
-      </w:r>
-      <w:r>
-        <w:rPr>
-          <w:rStyle w:val="NormalTok"/>
-        </w:rPr>
-        <w:t xml:space="preserve"> (</w:t>
-      </w:r>
-      <w:r>
-        <w:rPr>
-          <w:rStyle w:val="FunctionTok"/>
-        </w:rPr>
-        <w:t xml:space="preserve">requireNamespace</w:t>
-      </w:r>
-      <w:r>
-        <w:rPr>
-          <w:rStyle w:val="NormalTok"/>
-        </w:rPr>
-        <w:t xml:space="preserve">(</w:t>
-      </w:r>
-      <w:r>
-        <w:rPr>
-          <w:rStyle w:val="StringTok"/>
-        </w:rPr>
-        <w:t xml:space="preserve">"git2r"</w:t>
-      </w:r>
-      <w:r>
-        <w:rPr>
-          <w:rStyle w:val="NormalTok"/>
-        </w:rPr>
-        <w:t xml:space="preserve">, </w:t>
-      </w:r>
-      <w:r>
-        <w:rPr>
-          <w:rStyle w:val="AttributeTok"/>
-        </w:rPr>
-        <w:t xml:space="preserve">quietly =</w:t>
-      </w:r>
-      <w:r>
-        <w:rPr>
-          <w:rStyle w:val="NormalTok"/>
-        </w:rPr>
-        <w:t xml:space="preserve"> </w:t>
-      </w:r>
-      <w:r>
-        <w:rPr>
-          <w:rStyle w:val="ConstantTok"/>
-        </w:rPr>
-        <w:t xml:space="preserve">TRUE</w:t>
-      </w:r>
-      <w:r>
-        <w:rPr>
-          <w:rStyle w:val="NormalTok"/>
-        </w:rPr>
-        <w:t xml:space="preserve">) </w:t>
-      </w:r>
-      <w:r>
-        <w:rPr>
-          <w:rStyle w:val="SpecialCharTok"/>
-        </w:rPr>
-        <w:t xml:space="preserve">&amp;&amp;</w:t>
-      </w:r>
-      <w:r>
-        <w:rPr>
-          <w:rStyle w:val="NormalTok"/>
-        </w:rPr>
-        <w:t xml:space="preserve"> git2r</w:t>
-      </w:r>
-      <w:r>
-        <w:rPr>
-          <w:rStyle w:val="SpecialCharTok"/>
-        </w:rPr>
-        <w:t xml:space="preserve">::</w:t>
-      </w:r>
-      <w:r>
-        <w:rPr>
-          <w:rStyle w:val="FunctionTok"/>
-        </w:rPr>
-        <w:t xml:space="preserve">in_repository</w:t>
-      </w:r>
-      <w:r>
-        <w:rPr>
-          <w:rStyle w:val="NormalTok"/>
-        </w:rPr>
-        <w:t xml:space="preserve">(</w:t>
-      </w:r>
-      <w:r>
-        <w:rPr>
-          <w:rStyle w:val="AttributeTok"/>
-        </w:rPr>
-        <w:t xml:space="preserve">path =</w:t>
-      </w:r>
-      <w:r>
-        <w:rPr>
-          <w:rStyle w:val="NormalTok"/>
-        </w:rPr>
-        <w:t xml:space="preserve"> </w:t>
-      </w:r>
-      <w:r>
-        <w:rPr>
-          <w:rStyle w:val="StringTok"/>
-        </w:rPr>
-        <w:t xml:space="preserve">"."</w:t>
-      </w:r>
-      <w:r>
-        <w:rPr>
-          <w:rStyle w:val="NormalTok"/>
-        </w:rPr>
-        <w:t xml:space="preserve">)) git2r</w:t>
-      </w:r>
-      <w:r>
-        <w:rPr>
-          <w:rStyle w:val="SpecialCharTok"/>
-        </w:rPr>
-        <w:t xml:space="preserve">::</w:t>
-      </w:r>
-      <w:r>
-        <w:rPr>
-          <w:rStyle w:val="FunctionTok"/>
-        </w:rPr>
-        <w:t xml:space="preserve">repository</w:t>
-      </w:r>
-      <w:r>
-        <w:rPr>
-          <w:rStyle w:val="NormalTok"/>
-        </w:rPr>
-        <w:t xml:space="preserve">(here</w:t>
-      </w:r>
-      <w:r>
-        <w:rPr>
-          <w:rStyle w:val="SpecialCharTok"/>
-        </w:rPr>
-        <w:t xml:space="preserve">::</w:t>
-      </w:r>
-      <w:r>
-        <w:rPr>
-          <w:rStyle w:val="FunctionTok"/>
-        </w:rPr>
-        <w:t xml:space="preserve">here</w:t>
-      </w:r>
-      <w:r>
-        <w:rPr>
-          <w:rStyle w:val="NormalTok"/>
-        </w:rPr>
-        <w:t xml:space="preserve">())  </w:t>
-      </w:r>
-    </w:p>
-    <w:p>
-      <w:pPr>
-        <w:pStyle w:val="SourceCode"/>
-      </w:pPr>
-      <w:r>
-        <w:rPr>
-          <w:rStyle w:val="VerbatimChar"/>
-        </w:rPr>
-        <w:t xml:space="preserve">Local:    main /Users/bmarwick/Downloads/agentic-ai-for-archaeology</w:t>
-      </w:r>
-      <w:r>
-        <w:br/>
-      </w:r>
-      <w:r>
-        <w:rPr>
-          <w:rStyle w:val="VerbatimChar"/>
-        </w:rPr>
-        <w:t xml:space="preserve">Remote:   main @ origin (https://github.com/benmarwick/agenticai.git)</w:t>
-      </w:r>
-      <w:r>
-        <w:br/>
-      </w:r>
-      <w:r>
-        <w:rPr>
-          <w:rStyle w:val="VerbatimChar"/>
-        </w:rPr>
-        <w:t xml:space="preserve">Head:     [1912977] 2026-09-26: table captions</w:t>
-      </w:r>
-    </w:p>
-    <w:bookmarkEnd w:id="193"/>
-    <w:bookmarkEnd w:id="194"/>
+    <w:bookmarkEnd w:id="195"/>
+    <w:bookmarkEnd w:id="196"/>
+    <w:bookmarkEnd w:id="197"/>
     <w:sectPr>
       <w:footnotePr>
         <w:numRestart w:val="eachSect"/>

--- a/analysis/paper/paper.docx
+++ b/analysis/paper/paper.docx
@@ -75,7 +75,7 @@
         <w:t xml:space="preserve"> </w:t>
       </w:r>
       <w:r>
-        <w:t xml:space="preserve">26,</w:t>
+        <w:t xml:space="preserve">27,</w:t>
       </w:r>
       <w:r>
         <w:t xml:space="preserve"> </w:t>
@@ -2663,7 +2663,16 @@
         </w:r>
       </w:hyperlink>
       <w:r>
-        <w:t xml:space="preserve">). At the time of writing widely used harnesses include Claude Code, GitHub Copilot, OpenAI Codex and OpenCode. We recommend the OpenCode terminal user interface (running in the terminal pane of an integrated development environment such as RStudio or VS Code) because it is free, open source, and not tied to any model vendor</w:t>
+        <w:t xml:space="preserve">). At the time of writing widely used harnesses include Claude Code</w:t>
+      </w:r>
+      <w:r>
+        <w:t xml:space="preserve"> </w:t>
+      </w:r>
+      <w:r>
+        <w:t xml:space="preserve">(Liu et al. 2026)</w:t>
+      </w:r>
+      <w:r>
+        <w:t xml:space="preserve">, GitHub Copilot, OpenAI Codex and OpenCode. We recommend the OpenCode terminal user interface (running in the terminal pane of an integrated development environment such as RStudio or VS Code) because it is free, open source, and not tied to any model vendor</w:t>
       </w:r>
       <w:r>
         <w:t xml:space="preserve"> </w:t>
@@ -3016,7 +3025,34 @@
               <w:pStyle w:val="ImageCaption"/>
             </w:pPr>
             <w:r>
-              <w:t xml:space="preserve">Figure 1: Schematic illustration of an AI-assisted data analysis enviroment. The entire frame incapsulated in an Integrated Development Environment, such as RStudio or VS Code. On the left side is a Quarto document where we can see headings, lines of narrative text, an R code block, and a data visualisation. We can see the AI agent is active in the R code block. The human researcher is active in the narrative text. On the right side is the AI agent harness, for example OpenCode. We can see there are three agents active, agent 1 is operating in plan mode (so it cannot modify any file). Its scope of activities is limited to the current project’s working directory (which includes an AGENTS.md file). It has replied with some text and is now presenting a set of options to the researcher to choose from. At the bottom of the harness is the box to type prompts to the model, and below that text that indicates what model is currently in use, and how much the model has been used in the current session.</w:t>
+              <w:t xml:space="preserve">Figure 1: Schematic illustration of a typical human-at-the-heml data analysis enviroment that includes agentic AI. The entire frame incapsulated in an Integrated Development Environment, such as RStudio or VS Code. On the left side is a Quarto document where we can see headings (</w:t>
+            </w:r>
+            <w:r>
+              <w:t xml:space="preserve">‘</w:t>
+            </w:r>
+            <w:r>
+              <w:t xml:space="preserve">Exploring the data</w:t>
+            </w:r>
+            <w:r>
+              <w:t xml:space="preserve">’</w:t>
+            </w:r>
+            <w:r>
+              <w:t xml:space="preserve">,</w:t>
+            </w:r>
+            <w:r>
+              <w:t xml:space="preserve"> </w:t>
+            </w:r>
+            <w:r>
+              <w:t xml:space="preserve">‘</w:t>
+            </w:r>
+            <w:r>
+              <w:t xml:space="preserve">Results</w:t>
+            </w:r>
+            <w:r>
+              <w:t xml:space="preserve">’</w:t>
+            </w:r>
+            <w:r>
+              <w:t xml:space="preserve">), lines of narrative text, an R code block, and a data visualisation. We can see the AI agent is active in the R code block. The human researcher is active in the narrative text. On the right side is the AI agent’s harness, for example, OpenCode. We can see there are three agents active, agent 1 is operating in plan mode (so it cannot modify any file). Its scope of activities is limited to the current project’s working directory (which includes a project-level AGENTS.md file and a git repository for tracking changes). The agent has replied with some text and is now presenting a set of options to the researcher to choose from. At the bottom of the harness is the box to type prompts to the model, and below that text that indicates what model is currently in use, and how much the model has been used in the current session.</w:t>
             </w:r>
           </w:p>
           <w:bookmarkEnd w:id="28"/>
@@ -3140,7 +3176,7 @@
         <w:pStyle w:val="BodyText"/>
       </w:pPr>
       <w:r>
-        <w:t xml:space="preserve">Planning an analysis with a LLM can be effective when using a state-of-the-art, reasoning-enabled large frontier model because these are often better at the long-horizon, open-ended, branching tasks involved in drafting a plan</w:t>
+        <w:t xml:space="preserve">Planning an analysis with a LLM works best with a state-of-the-art, reasoning-enabled large frontier model because these are often better at the long-horizon, open-ended, branching tasks involved in drafting a plan</w:t>
       </w:r>
       <w:r>
         <w:t xml:space="preserve"> </w:t>
@@ -3480,7 +3516,7 @@
         <w:pStyle w:val="FirstParagraph"/>
       </w:pPr>
       <w:r>
-        <w:t xml:space="preserve">With the harness configured, working with an AI to generate plans and analyse data is more efficient by using tools, skills and Model Context Protocols (MCPs) to do common research tasks such as search for and verify references, write and run code, organise and manage files, and simulate peer review. A tool performs a single computer action and returns a result, such as reading, editing and renaming a file, or starting R and running R code. A skill is a simple markdown file of metadata and instructions and supporting resources for a recurring task</w:t>
+        <w:t xml:space="preserve">With the harness configured, working with an AI to generate plans and analyse data is more efficient by using tools, skills and Model Context Protocols (MCPs) to do common research tasks such as search for and verify references, write and run code, organise and manage files, and simulate peer review. A tool performs a single computer action and returns a result, such as reading, editing and renaming a file, or running R code. A skill is a simple markdown file of metadata and instructions and supporting resources for a recurring task</w:t>
       </w:r>
       <w:r>
         <w:t xml:space="preserve"> </w:t>
@@ -3489,7 +3525,7 @@
         <w:t xml:space="preserve">(Xu and Yan 2026)</w:t>
       </w:r>
       <w:r>
-        <w:t xml:space="preserve">. The agent reads the full skill file when a task contains words that matches the metadata, and the skill file contents is sent to the model as part of the prompt. For example, we have a skill file for the tidyverse idiom of the R language. When we ask for R code, the harness loads that file into the context and sends it to the model along with the rest of the prompt, and the output follows those conventions. MCP is an open source standard for connecting an agent to external data sources and services; they can also provide specialist tools</w:t>
+        <w:t xml:space="preserve">. The agent reads the full skill file when a task contains words that matches the metadata, and the skill file’s contents are sent to the model as part of the prompt. For example, we have a skill file for the tidyverse idiom of the R language. When we ask for R code, the harness loads that file into the context and sends it to the model along with the rest of the prompt, and the output follows those conventions. MCP is an open source standard for connecting an agent to external data sources and services; they can also provide specialist tools</w:t>
       </w:r>
       <w:r>
         <w:t xml:space="preserve"> </w:t>
@@ -3515,7 +3551,7 @@
         <w:t xml:space="preserve"> </w:t>
       </w:r>
       <w:r>
-        <w:t xml:space="preserve">lists the MCP servers and skills named in this guide plus the instructions files that govern them. These are open formats so you can work with your agent to write new skills and MCP servers to meet the needs of your specific project.</w:t>
+        <w:t xml:space="preserve">lists the MCP servers and skills named in this guide plus the instructions files that govern them. These are open formats so you can work with your agent to write new skills and MCP servers to meet the needs of your specific projects.</w:t>
       </w:r>
     </w:p>
     <w:tbl>
@@ -3543,7 +3579,7 @@
               <w:pStyle w:val="ImageCaption"/>
             </w:pPr>
             <w:r>
-              <w:t xml:space="preserve">Table 5: MCP servers and skills installed in the author’s OpenCode configuration. Note that this is an area of rapid change. Readers can copy-paste this table into their AI agent and ask it to install them for global availability.</w:t>
+              <w:t xml:space="preserve">Table 5: Instructions, MCP servers and skills installed in the our OpenCode configuration that we have found useful for assistence with routine research tasks. Readers can copy-paste this table into their AI agent and ask it to install the skills and MCP servers for global availability across their projects. This list is a snapshot of a fast-moving field: some of these projects may disappear, and better ones may soon replace them. Ask your AI agent to search for the current state-of-the-art skills and MCP servers for your specific purpose.</w:t>
             </w:r>
           </w:p>
           <w:tbl>
@@ -3555,10 +3591,10 @@
               <w:tblLayout w:type="fixed"/>
             </w:tblPr>
             <w:tblGrid>
-              <w:gridCol w:w="339"/>
-              <w:gridCol w:w="705"/>
-              <w:gridCol w:w="5227"/>
-              <w:gridCol w:w="1646"/>
+              <w:gridCol w:w="363"/>
+              <w:gridCol w:w="755"/>
+              <w:gridCol w:w="5037"/>
+              <w:gridCol w:w="1763"/>
             </w:tblGrid>
             <w:tr>
               <w:trPr>
@@ -4031,7 +4067,7 @@
                     <w:jc w:val="center"/>
                   </w:pPr>
                   <w:r>
-                    <w:t xml:space="preserve">Suite of eleven skills that reviews a manuscript in progress by checking its claims, code, math, experiments, references and visual layout, then renders every finding into one interactive HTML report</w:t>
+                    <w:t xml:space="preserve">Suite of skills that reviews a manuscript in progress by checking its claims, code, math, references and visual layout, then renders every finding into one interactive HTML report</w:t>
                   </w:r>
                 </w:p>
               </w:tc>
@@ -4051,6 +4087,66 @@
                   </w:r>
                   <w:r>
                     <w:t xml:space="preserve">Lin et al. (2026)</w:t>
+                  </w:r>
+                </w:p>
+              </w:tc>
+            </w:tr>
+            <w:tr>
+              <w:tc>
+                <w:tcPr/>
+                <w:p>
+                  <w:pPr>
+                    <w:pStyle w:val="Compact"/>
+                    <w:jc w:val="left"/>
+                    <w:jc w:val="center"/>
+                  </w:pPr>
+                  <w:r>
+                    <w:t xml:space="preserve">Skill</w:t>
+                  </w:r>
+                </w:p>
+              </w:tc>
+              <w:tc>
+                <w:tcPr/>
+                <w:p>
+                  <w:pPr>
+                    <w:pStyle w:val="Compact"/>
+                    <w:jc w:val="left"/>
+                    <w:jc w:val="center"/>
+                  </w:pPr>
+                  <w:r>
+                    <w:t xml:space="preserve">open-scholar-skill</w:t>
+                  </w:r>
+                </w:p>
+              </w:tc>
+              <w:tc>
+                <w:tcPr/>
+                <w:p>
+                  <w:pPr>
+                    <w:pStyle w:val="Compact"/>
+                    <w:jc w:val="left"/>
+                    <w:jc w:val="center"/>
+                  </w:pPr>
+                  <w:r>
+                    <w:t xml:space="preserve">Suite of skills for assisting with social science research through a pipeline of verification gates, e.g. idea generation, theory exploration, study design, analysis, ethics, etc</w:t>
+                  </w:r>
+                </w:p>
+              </w:tc>
+              <w:tc>
+                <w:tcPr/>
+                <w:p>
+                  <w:pPr>
+                    <w:pStyle w:val="Compact"/>
+                    <w:jc w:val="left"/>
+                    <w:jc w:val="center"/>
+                  </w:pPr>
+                  <w:r>
+                    <w:t xml:space="preserve">https://github.com/joshzyj/open-scholar-skill,</w:t>
+                  </w:r>
+                  <w:r>
+                    <w:t xml:space="preserve"> </w:t>
+                  </w:r>
+                  <w:r>
+                    <w:t xml:space="preserve">Zhang (2026)</w:t>
                   </w:r>
                 </w:p>
               </w:tc>
@@ -4440,7 +4536,7 @@
         <w:t xml:space="preserve"> </w:t>
       </w:r>
       <w:r>
-        <w:t xml:space="preserve">fetch scholarly papers while verification tools check each citation against publication databases through a reference-verification server. The literature search and verification tools are provided by the refcheck MCP server; they query Crossref and Semantic Scholar. The agent can then write the results of the literature search into your project-level bibtex file or to your Zotero library for reuse across multiple projects. Skills guides the agent but cannot force compliance, so you need to review the completeness and accuracy of results before incorporating them into your work. Automated pre-submission review is an active area of development.</w:t>
+        <w:t xml:space="preserve">fetch scholarly papers while verification tools check each citation against publication databases through a reference-verification server. The literature search and verification tools are provided by the refcheck MCP server; they query Crossref and Semantic Scholar. The agent can then write the results of the literature search into your project-level bibtex file or to your Zotero library for reuse across multiple projects. Skills guides the agent but cannot force compliance, so you need to review the completeness and accuracy of results before incorporating them into your work. Skill files can assist with automated manuscript review to prepare your work for human review. For example,</w:t>
       </w:r>
       <w:r>
         <w:t xml:space="preserve"> </w:t>
@@ -4452,7 +4548,7 @@
         <w:t xml:space="preserve"> </w:t>
       </w:r>
       <w:r>
-        <w:t xml:space="preserve">describe PaperDoctor, an agent framework that checks a draft’s claims against its code, mathematics, experiments, prior work, references and visual layout, returns each finding with a pointer to the supporting evidence and a suggested revision, and selectively reruns experiments according to claim importance and compute budget. In their evaluation it reached 70.6% agreement with human advisors across 30 in-progress papers, so expect to disagree with some findings and check each one before revising. We recommend multiple iterations of literature search prompts, adjusting the prompt each time to steer the model to focus on different areas of the literature</w:t>
+        <w:t xml:space="preserve">describe PaperDoctor, an agent framework that checks a draft’s claims against its code, prior work, references and visual layout, returns each finding with a pointer to the supporting evidence and a suggested revision. In their evaluation it reached 71% agreement with human advisers across 30 in-progress papers, so you should expect to disagree with some findings and check each one before revising. We recommend multiple iterations with literature search, verification, and manuscript review skills and MCP servers, adjusting the prompt each time to steer the model to focus on different areas of your project</w:t>
       </w:r>
       <w:r>
         <w:t xml:space="preserve"> </w:t>
@@ -4461,7 +4557,7 @@
         <w:t xml:space="preserve">(Krishna Moorthy et al. 2026)</w:t>
       </w:r>
       <w:r>
-        <w:t xml:space="preserve">. Multiple rounds of verification are also important to ensure the bibliography is free of hallucinated details.</w:t>
+        <w:t xml:space="preserve">.</w:t>
       </w:r>
     </w:p>
     <w:p>
@@ -4537,7 +4633,7 @@
         <w:t xml:space="preserve">(Zheng et al. 2024)</w:t>
       </w:r>
       <w:r>
-        <w:t xml:space="preserve">, generating high-quality, real-world code for research still requires your understanding of your project’s context, debugging skills, and integration with the overall goals of your research project. When using an AI agent to plan and write code for data analysis, we recommend you:</w:t>
+        <w:t xml:space="preserve">, generating high-quality, real-world code for research still requires your understanding of your project’s context, debugging skills, and integration with the overall goals of your research project. For example, when using an AI agent to plan and write code for data analysis, such as a stone artefact assemblage, we recommend you:</w:t>
       </w:r>
     </w:p>
     <w:p>
@@ -4558,7 +4654,7 @@
         <w:t xml:space="preserve">(Brown and Spillias 2026)</w:t>
       </w:r>
       <w:r>
-        <w:t xml:space="preserve">. The archaeological expertise you bring to writing this prompt can make a big difference to the quality and consistency of responses to your prompts</w:t>
+        <w:t xml:space="preserve">. This might include the geographic location of the assemblage, associated radiocarbon ages, lithic typology, etc. The archaeological expertise you bring to writing this prompt can make a big difference to the quality and consistency of responses to your prompts</w:t>
       </w:r>
       <w:r>
         <w:t xml:space="preserve"> </w:t>
@@ -4579,7 +4675,28 @@
         <w:pStyle w:val="Compact"/>
       </w:pPr>
       <w:r>
-        <w:t xml:space="preserve">Include with the prompt the dataset, a narrative summary of the data or a synthetic version of the data generated by a local LLM. This is another form of context and will improve the quality of the model’s output</w:t>
+        <w:t xml:space="preserve">Include with the prompt the dataset, or a narrative summary of the data or a synthetic version of the data generated by a local LLM. For a stone artefact assemblage this could simply be mentioning the raw data file in your prompt, e.g. </w:t>
+      </w:r>
+      <w:r>
+        <w:t xml:space="preserve">‘</w:t>
+      </w:r>
+      <w:r>
+        <w:t xml:space="preserve">Look at me data in</w:t>
+      </w:r>
+      <w:r>
+        <w:t xml:space="preserve"> </w:t>
+      </w:r>
+      <w:r>
+        <w:rPr>
+          <w:rStyle w:val="VerbatimChar"/>
+        </w:rPr>
+        <w:t xml:space="preserve">@analysis/data/stone-artefact-data.csv</w:t>
+      </w:r>
+      <w:r>
+        <w:t xml:space="preserve">’</w:t>
+      </w:r>
+      <w:r>
+        <w:t xml:space="preserve">, that will direct the agent to read the data file. Include a data dictionary that defines the variables, for example, maximum length, technological length, maximum dimension, etc. Including your data is another form of context and will improve the quality of the model’s output</w:t>
       </w:r>
       <w:r>
         <w:t xml:space="preserve"> </w:t>
@@ -4609,7 +4726,16 @@
         <w:t xml:space="preserve">(Brown and Spillias 2026)</w:t>
       </w:r>
       <w:r>
-        <w:t xml:space="preserve">. Use the agent’s tools to help you get this literature.</w:t>
+        <w:t xml:space="preserve">. For a stone artefact analysis we would request the agent use the FactoMineR and factoextra R packages for the multivariate analyses, and follow the guidance in</w:t>
+      </w:r>
+      <w:r>
+        <w:t xml:space="preserve"> </w:t>
+      </w:r>
+      <w:r>
+        <w:t xml:space="preserve">Greenacre et al. (2022)</w:t>
+      </w:r>
+      <w:r>
+        <w:t xml:space="preserve">. Use the agent’s tools to help you get the literature specific to your analysis.</w:t>
       </w:r>
     </w:p>
     <w:p>
@@ -4628,6 +4754,9 @@
       </w:r>
       <w:r>
         <w:t xml:space="preserve">(Chen et al. 2023)</w:t>
+      </w:r>
+      <w:r>
+        <w:t xml:space="preserve">.</w:t>
       </w:r>
     </w:p>
     <w:p>
@@ -4771,7 +4900,7 @@
               <w:pStyle w:val="ImageCaption"/>
             </w:pPr>
             <w:r>
-              <w:t xml:space="preserve">Figure 2: The researcher-directed agentic workflow. Research, plan, execute, and verify proceed left to right, with the researcher directing at every stage and the agent acting underneath. The research and planning steps may involve several rounds of interation and reflinment, as indicated by the bi-directional arrows between the researcher and agent for those steps. Execution and verification are citical decision points for the researcher. Rejecting the agent’s work includes looping back to update the plan. Each stage writes to an inspectable record: Git commits, updates to plan.md, the Quarto report, and the verified bibliography.”</w:t>
+              <w:t xml:space="preserve">Figure 2: The researcher-directed agentic workflow. Research, plan, execute, and verify proceed left to right, with the researcher directing at every stage and the agent acting underneath, invoking tools, skills and MCP servers in multi-step, long-running tasks to achieve the goals set by the researchers. The research and planning steps may involve several rounds of interation and refinment, as indicated by the bi-directional arrows between the researcher and agent for those steps. Execution and verification are critical decision points for the researcher. Rejecting the agent’s work includes looping back to update the plan to steer the agent into alignment with you. Each stage writes to a record that is inspectable by you and others: Git commits, updates to plan.md, the Quarto report, and the verified bibliography.”</w:t>
             </w:r>
           </w:p>
           <w:bookmarkEnd w:id="36"/>
@@ -4932,7 +5061,7 @@
         <w:pStyle w:val="BodyText"/>
       </w:pPr>
       <w:r>
-        <w:t xml:space="preserve">In reducing the time needed for routine and repetitive tasks, AI enables us to scale up analytic exploration</w:t>
+        <w:t xml:space="preserve">By streamlining routine tasks, AI enables us to scale up analytic exploration</w:t>
       </w:r>
       <w:r>
         <w:t xml:space="preserve"> </w:t>
@@ -4977,7 +5106,7 @@
         <w:pStyle w:val="FirstParagraph"/>
       </w:pPr>
       <w:r>
-        <w:t xml:space="preserve">No permits were required for the preparation of this manuscript. The author used OpenCode (https://opencode.ai/), an open-source AI harness, and OpenRouter (https://openrouter.ai/) a commercial model provider. AI models used included Nemotron 3 Ultra (NVIDIA), Muse Spark 1.3 (Meta), Qwen3.8 (Alibaba), GLM-5.3 Flash (Zhipu), and MiMo-V2.5 (Xiaomi). Qwen3.8, GLM-5.3 Flash, and MiMo-V2.5 have openly available weights under permissive licenses; Nemotron 3 Ultra was available as an open-weight model under the OpenMDW License Agreement, version 1.1; and Muse Spark 1.3 was a proprietary, closed-weight model accessed through an API. All models were available through OpenRouter at no cost at the time of writing, July-Sept 2026. AI was used to assist with searching for literature, planning, drafting and editing the manuscript and figures, and reference checking. All AI-generated suggestions were reviewed and revised by the author.</w:t>
+        <w:t xml:space="preserve">The author used OpenCode (https://opencode.ai/), an open-source AI harness, and OpenRouter (https://openrouter.ai/) a commercial model provider. AI models used included Nemotron 3 Ultra (NVIDIA), Muse Spark 1.3 (Meta), Qwen3.8 (Alibaba), GLM-5.3 Flash (Zhipu), and MiMo-V2.5 (Xiaomi). Qwen3.8, GLM-5.3 Flash, and MiMo-V2.5 have openly available weights under permissive licenses; Nemotron 3 Ultra was available as an open-weight model under the OpenMDW License Agreement, version 1.1; and Muse Spark 1.3 was a proprietary, closed-weight model accessed through an API. All models were available through OpenRouter at no cost at the time of writing, July-Sept 2026. AI was used to assist with searching for literature, planning, drafting and editing the manuscript and figures, and reference checking. All AI-generated suggestions were reviewed and revised by the author. No permits were required to prepare this manuscript.</w:t>
       </w:r>
     </w:p>
     <w:bookmarkEnd w:id="38"/>
@@ -5035,7 +5164,7 @@
       </w:r>
     </w:p>
     <w:bookmarkEnd w:id="41"/>
-    <w:bookmarkStart w:id="197" w:name="references"/>
+    <w:bookmarkStart w:id="203" w:name="references"/>
     <w:p>
       <w:pPr>
         <w:pStyle w:val="Heading1"/>
@@ -5044,7 +5173,7 @@
         <w:t xml:space="preserve">References</w:t>
       </w:r>
     </w:p>
-    <w:bookmarkStart w:id="196" w:name="refs"/>
+    <w:bookmarkStart w:id="202" w:name="refs"/>
     <w:bookmarkStart w:id="43" w:name="ref-Abramson2026"/>
     <w:p>
       <w:pPr>
@@ -6265,7 +6394,47 @@
       </w:r>
     </w:p>
     <w:bookmarkEnd w:id="95"/>
-    <w:bookmarkStart w:id="97" w:name="ref-Grossmann2023Transformation"/>
+    <w:bookmarkStart w:id="97" w:name="ref-Greenacre2022Principal"/>
+    <w:p>
+      <w:pPr>
+        <w:pStyle w:val="Bibliography"/>
+      </w:pPr>
+      <w:r>
+        <w:t xml:space="preserve">Greenacre, Michael, Patrick J. F. Groenen, Trevor Hastie, Alfonso Iodice D’Enza, Angelos Markos, and Elena Tuzhilina. 2022. Principal Component Analysis.</w:t>
+      </w:r>
+      <w:r>
+        <w:t xml:space="preserve"> </w:t>
+      </w:r>
+      <w:r>
+        <w:rPr>
+          <w:iCs/>
+          <w:i/>
+        </w:rPr>
+        <w:t xml:space="preserve">Nature Reviews Methods Primers</w:t>
+      </w:r>
+      <w:r>
+        <w:t xml:space="preserve"> </w:t>
+      </w:r>
+      <w:r>
+        <w:t xml:space="preserve">2(1):100.</w:t>
+      </w:r>
+      <w:r>
+        <w:t xml:space="preserve"> </w:t>
+      </w:r>
+      <w:hyperlink r:id="rId96">
+        <w:r>
+          <w:rPr>
+            <w:rStyle w:val="Hyperlink"/>
+          </w:rPr>
+          <w:t xml:space="preserve">https://doi.org/10.1038/s43586-022-00184-w</w:t>
+        </w:r>
+      </w:hyperlink>
+      <w:r>
+        <w:t xml:space="preserve">.</w:t>
+      </w:r>
+    </w:p>
+    <w:bookmarkEnd w:id="97"/>
+    <w:bookmarkStart w:id="99" w:name="ref-Grossmann2023Transformation"/>
     <w:p>
       <w:pPr>
         <w:pStyle w:val="Bibliography"/>
@@ -6304,7 +6473,7 @@
       <w:r>
         <w:t xml:space="preserve"> </w:t>
       </w:r>
-      <w:hyperlink r:id="rId96">
+      <w:hyperlink r:id="rId98">
         <w:r>
           <w:rPr>
             <w:rStyle w:val="Hyperlink"/>
@@ -6316,8 +6485,8 @@
         <w:t xml:space="preserve">.</w:t>
       </w:r>
     </w:p>
-    <w:bookmarkEnd w:id="97"/>
-    <w:bookmarkStart w:id="99" w:name="ref-Guo2024"/>
+    <w:bookmarkEnd w:id="99"/>
+    <w:bookmarkStart w:id="101" w:name="ref-Guo2024"/>
     <w:p>
       <w:pPr>
         <w:pStyle w:val="Bibliography"/>
@@ -6328,7 +6497,7 @@
       <w:r>
         <w:t xml:space="preserve"> </w:t>
       </w:r>
-      <w:hyperlink r:id="rId98">
+      <w:hyperlink r:id="rId100">
         <w:r>
           <w:rPr>
             <w:rStyle w:val="Hyperlink"/>
@@ -6340,8 +6509,8 @@
         <w:t xml:space="preserve">, pp. 8048–8057.</w:t>
       </w:r>
     </w:p>
-    <w:bookmarkEnd w:id="99"/>
-    <w:bookmarkStart w:id="101" w:name="ref-Haase2026"/>
+    <w:bookmarkEnd w:id="101"/>
+    <w:bookmarkStart w:id="103" w:name="ref-Haase2026"/>
     <w:p>
       <w:pPr>
         <w:pStyle w:val="Bibliography"/>
@@ -6368,7 +6537,7 @@
       <w:r>
         <w:t xml:space="preserve"> </w:t>
       </w:r>
-      <w:hyperlink r:id="rId100">
+      <w:hyperlink r:id="rId102">
         <w:r>
           <w:rPr>
             <w:rStyle w:val="Hyperlink"/>
@@ -6380,8 +6549,8 @@
         <w:t xml:space="preserve">.</w:t>
       </w:r>
     </w:p>
-    <w:bookmarkEnd w:id="101"/>
-    <w:bookmarkStart w:id="103" w:name="ref-Hao2025"/>
+    <w:bookmarkEnd w:id="103"/>
+    <w:bookmarkStart w:id="105" w:name="ref-Hao2025"/>
     <w:p>
       <w:pPr>
         <w:pStyle w:val="Bibliography"/>
@@ -6417,7 +6586,7 @@
       <w:r>
         <w:t xml:space="preserve"> </w:t>
       </w:r>
-      <w:hyperlink r:id="rId102">
+      <w:hyperlink r:id="rId104">
         <w:r>
           <w:rPr>
             <w:rStyle w:val="Hyperlink"/>
@@ -6429,8 +6598,8 @@
         <w:t xml:space="preserve">.</w:t>
       </w:r>
     </w:p>
-    <w:bookmarkEnd w:id="103"/>
-    <w:bookmarkStart w:id="105" w:name="ref-Hariri2025"/>
+    <w:bookmarkEnd w:id="105"/>
+    <w:bookmarkStart w:id="107" w:name="ref-Hariri2025"/>
     <w:p>
       <w:pPr>
         <w:pStyle w:val="Bibliography"/>
@@ -6441,7 +6610,7 @@
       <w:r>
         <w:t xml:space="preserve"> </w:t>
       </w:r>
-      <w:hyperlink r:id="rId104">
+      <w:hyperlink r:id="rId106">
         <w:r>
           <w:rPr>
             <w:rStyle w:val="Hyperlink"/>
@@ -6466,8 +6635,8 @@
         <w:t xml:space="preserve">, pp. 83–97. Lecture Notes in Computer Science. Springer Nature Switzerland.</w:t>
       </w:r>
     </w:p>
-    <w:bookmarkEnd w:id="105"/>
-    <w:bookmarkStart w:id="107" w:name="ref-Hou2025"/>
+    <w:bookmarkEnd w:id="107"/>
+    <w:bookmarkStart w:id="109" w:name="ref-Hou2025"/>
     <w:p>
       <w:pPr>
         <w:pStyle w:val="Bibliography"/>
@@ -6503,7 +6672,7 @@
       <w:r>
         <w:t xml:space="preserve"> </w:t>
       </w:r>
-      <w:hyperlink r:id="rId106">
+      <w:hyperlink r:id="rId108">
         <w:r>
           <w:rPr>
             <w:rStyle w:val="Hyperlink"/>
@@ -6515,8 +6684,8 @@
         <w:t xml:space="preserve">.</w:t>
       </w:r>
     </w:p>
-    <w:bookmarkEnd w:id="107"/>
-    <w:bookmarkStart w:id="109" w:name="ref-Jansen2025"/>
+    <w:bookmarkEnd w:id="109"/>
+    <w:bookmarkStart w:id="111" w:name="ref-Jansen2025"/>
     <w:p>
       <w:pPr>
         <w:pStyle w:val="Bibliography"/>
@@ -6543,7 +6712,7 @@
       <w:r>
         <w:t xml:space="preserve"> </w:t>
       </w:r>
-      <w:hyperlink r:id="rId108">
+      <w:hyperlink r:id="rId110">
         <w:r>
           <w:rPr>
             <w:rStyle w:val="Hyperlink"/>
@@ -6555,8 +6724,8 @@
         <w:t xml:space="preserve">.</w:t>
       </w:r>
     </w:p>
-    <w:bookmarkEnd w:id="109"/>
-    <w:bookmarkStart w:id="111" w:name="ref-JohnsonEberl2026"/>
+    <w:bookmarkEnd w:id="111"/>
+    <w:bookmarkStart w:id="113" w:name="ref-JohnsonEberl2026"/>
     <w:p>
       <w:pPr>
         <w:pStyle w:val="Bibliography"/>
@@ -6583,7 +6752,7 @@
       <w:r>
         <w:t xml:space="preserve"> </w:t>
       </w:r>
-      <w:hyperlink r:id="rId110">
+      <w:hyperlink r:id="rId112">
         <w:r>
           <w:rPr>
             <w:rStyle w:val="Hyperlink"/>
@@ -6595,8 +6764,8 @@
         <w:t xml:space="preserve">.</w:t>
       </w:r>
     </w:p>
-    <w:bookmarkEnd w:id="111"/>
-    <w:bookmarkStart w:id="113" w:name="ref-Jonker2024"/>
+    <w:bookmarkEnd w:id="113"/>
+    <w:bookmarkStart w:id="115" w:name="ref-Jonker2024"/>
     <w:p>
       <w:pPr>
         <w:pStyle w:val="Bibliography"/>
@@ -6607,7 +6776,7 @@
       <w:r>
         <w:t xml:space="preserve"> </w:t>
       </w:r>
-      <w:hyperlink r:id="rId112">
+      <w:hyperlink r:id="rId114">
         <w:r>
           <w:rPr>
             <w:rStyle w:val="Hyperlink"/>
@@ -6656,8 +6825,8 @@
         <w:t xml:space="preserve">, pp. 188–204. Edward Elgar Publishing.</w:t>
       </w:r>
     </w:p>
-    <w:bookmarkEnd w:id="113"/>
-    <w:bookmarkStart w:id="115" w:name="ref-Kansa2026"/>
+    <w:bookmarkEnd w:id="115"/>
+    <w:bookmarkStart w:id="117" w:name="ref-Kansa2026"/>
     <w:p>
       <w:pPr>
         <w:pStyle w:val="Bibliography"/>
@@ -6693,7 +6862,7 @@
       <w:r>
         <w:t xml:space="preserve"> </w:t>
       </w:r>
-      <w:hyperlink r:id="rId114">
+      <w:hyperlink r:id="rId116">
         <w:r>
           <w:rPr>
             <w:rStyle w:val="Hyperlink"/>
@@ -6705,8 +6874,8 @@
         <w:t xml:space="preserve">.</w:t>
       </w:r>
     </w:p>
-    <w:bookmarkEnd w:id="115"/>
-    <w:bookmarkStart w:id="117" w:name="ref-Kasneci2023"/>
+    <w:bookmarkEnd w:id="117"/>
+    <w:bookmarkStart w:id="119" w:name="ref-Kasneci2023"/>
     <w:p>
       <w:pPr>
         <w:pStyle w:val="Bibliography"/>
@@ -6742,7 +6911,7 @@
       <w:r>
         <w:t xml:space="preserve"> </w:t>
       </w:r>
-      <w:hyperlink r:id="rId116">
+      <w:hyperlink r:id="rId118">
         <w:r>
           <w:rPr>
             <w:rStyle w:val="Hyperlink"/>
@@ -6754,8 +6923,8 @@
         <w:t xml:space="preserve">.</w:t>
       </w:r>
     </w:p>
-    <w:bookmarkEnd w:id="117"/>
-    <w:bookmarkStart w:id="119" w:name="ref-Kim2026Power"/>
+    <w:bookmarkEnd w:id="119"/>
+    <w:bookmarkStart w:id="121" w:name="ref-Kim2026Power"/>
     <w:p>
       <w:pPr>
         <w:pStyle w:val="Bibliography"/>
@@ -6788,7 +6957,7 @@
       <w:r>
         <w:t xml:space="preserve"> </w:t>
       </w:r>
-      <w:hyperlink r:id="rId118">
+      <w:hyperlink r:id="rId120">
         <w:r>
           <w:rPr>
             <w:rStyle w:val="Hyperlink"/>
@@ -6800,8 +6969,8 @@
         <w:t xml:space="preserve">.</w:t>
       </w:r>
     </w:p>
-    <w:bookmarkEnd w:id="119"/>
-    <w:bookmarkStart w:id="121" w:name="ref-Korinek2023"/>
+    <w:bookmarkEnd w:id="121"/>
+    <w:bookmarkStart w:id="123" w:name="ref-Korinek2023"/>
     <w:p>
       <w:pPr>
         <w:pStyle w:val="Bibliography"/>
@@ -6828,7 +6997,7 @@
       <w:r>
         <w:t xml:space="preserve"> </w:t>
       </w:r>
-      <w:hyperlink r:id="rId120">
+      <w:hyperlink r:id="rId122">
         <w:r>
           <w:rPr>
             <w:rStyle w:val="Hyperlink"/>
@@ -6840,8 +7009,8 @@
         <w:t xml:space="preserve">.</w:t>
       </w:r>
     </w:p>
-    <w:bookmarkEnd w:id="121"/>
-    <w:bookmarkStart w:id="123" w:name="ref-Korinek2025"/>
+    <w:bookmarkEnd w:id="123"/>
+    <w:bookmarkStart w:id="125" w:name="ref-Korinek2025"/>
     <w:p>
       <w:pPr>
         <w:pStyle w:val="Bibliography"/>
@@ -6852,7 +7021,7 @@
       <w:r>
         <w:t xml:space="preserve"> </w:t>
       </w:r>
-      <w:hyperlink r:id="rId122">
+      <w:hyperlink r:id="rId124">
         <w:r>
           <w:rPr>
             <w:rStyle w:val="Hyperlink"/>
@@ -6882,8 +7051,8 @@
         <w:t xml:space="preserve">. National Bureau of Economic Research.</w:t>
       </w:r>
     </w:p>
-    <w:bookmarkEnd w:id="123"/>
-    <w:bookmarkStart w:id="125" w:name="ref-Moorthy2026"/>
+    <w:bookmarkEnd w:id="125"/>
+    <w:bookmarkStart w:id="127" w:name="ref-Moorthy2026"/>
     <w:p>
       <w:pPr>
         <w:pStyle w:val="Bibliography"/>
@@ -6928,7 +7097,7 @@
       <w:r>
         <w:t xml:space="preserve"> </w:t>
       </w:r>
-      <w:hyperlink r:id="rId124">
+      <w:hyperlink r:id="rId126">
         <w:r>
           <w:rPr>
             <w:rStyle w:val="Hyperlink"/>
@@ -6940,8 +7109,8 @@
         <w:t xml:space="preserve">.</w:t>
       </w:r>
     </w:p>
-    <w:bookmarkEnd w:id="125"/>
-    <w:bookmarkStart w:id="127" w:name="ref-Laban2025"/>
+    <w:bookmarkEnd w:id="127"/>
+    <w:bookmarkStart w:id="129" w:name="ref-Laban2025"/>
     <w:p>
       <w:pPr>
         <w:pStyle w:val="Bibliography"/>
@@ -6977,7 +7146,7 @@
       <w:r>
         <w:t xml:space="preserve"> </w:t>
       </w:r>
-      <w:hyperlink r:id="rId126">
+      <w:hyperlink r:id="rId128">
         <w:r>
           <w:rPr>
             <w:rStyle w:val="Hyperlink"/>
@@ -6989,8 +7158,8 @@
         <w:t xml:space="preserve">.</w:t>
       </w:r>
     </w:p>
-    <w:bookmarkEnd w:id="127"/>
-    <w:bookmarkStart w:id="129" w:name="ref-Leung2023"/>
+    <w:bookmarkEnd w:id="129"/>
+    <w:bookmarkStart w:id="131" w:name="ref-Leung2023"/>
     <w:p>
       <w:pPr>
         <w:pStyle w:val="Bibliography"/>
@@ -7017,7 +7186,7 @@
       <w:r>
         <w:t xml:space="preserve"> </w:t>
       </w:r>
-      <w:hyperlink r:id="rId128">
+      <w:hyperlink r:id="rId130">
         <w:r>
           <w:rPr>
             <w:rStyle w:val="Hyperlink"/>
@@ -7029,8 +7198,8 @@
         <w:t xml:space="preserve">.</w:t>
       </w:r>
     </w:p>
-    <w:bookmarkEnd w:id="129"/>
-    <w:bookmarkStart w:id="131" w:name="ref-Lin2026"/>
+    <w:bookmarkEnd w:id="131"/>
+    <w:bookmarkStart w:id="133" w:name="ref-Lin2026"/>
     <w:p>
       <w:pPr>
         <w:pStyle w:val="Bibliography"/>
@@ -7063,7 +7232,7 @@
       <w:r>
         <w:t xml:space="preserve"> </w:t>
       </w:r>
-      <w:hyperlink r:id="rId130">
+      <w:hyperlink r:id="rId132">
         <w:r>
           <w:rPr>
             <w:rStyle w:val="Hyperlink"/>
@@ -7075,8 +7244,66 @@
         <w:t xml:space="preserve">.</w:t>
       </w:r>
     </w:p>
-    <w:bookmarkEnd w:id="131"/>
-    <w:bookmarkStart w:id="133" w:name="ref-Longkumer2025Generative"/>
+    <w:bookmarkEnd w:id="133"/>
+    <w:bookmarkStart w:id="135" w:name="ref-Liu2026Dive"/>
+    <w:p>
+      <w:pPr>
+        <w:pStyle w:val="Bibliography"/>
+      </w:pPr>
+      <w:r>
+        <w:t xml:space="preserve">Liu, Jiacheng, Xiaohan Zhao, Xinyi Shang, and Zhiqiang Shen. 2026. Dive into</w:t>
+      </w:r>
+      <w:r>
+        <w:t xml:space="preserve"> </w:t>
+      </w:r>
+      <w:r>
+        <w:t xml:space="preserve">Claude Code</w:t>
+      </w:r>
+      <w:r>
+        <w:t xml:space="preserve">: The Design Space of Today’s and Future</w:t>
+      </w:r>
+      <w:r>
+        <w:t xml:space="preserve"> </w:t>
+      </w:r>
+      <w:r>
+        <w:t xml:space="preserve">AI</w:t>
+      </w:r>
+      <w:r>
+        <w:t xml:space="preserve"> </w:t>
+      </w:r>
+      <w:r>
+        <w:t xml:space="preserve">Agent Systems.</w:t>
+      </w:r>
+      <w:r>
+        <w:t xml:space="preserve"> </w:t>
+      </w:r>
+      <w:r>
+        <w:rPr>
+          <w:iCs/>
+          <w:i/>
+        </w:rPr>
+        <w:t xml:space="preserve">arXiv Preprint arXiv:2604.14228</w:t>
+      </w:r>
+      <w:r>
+        <w:t xml:space="preserve">.</w:t>
+      </w:r>
+      <w:r>
+        <w:t xml:space="preserve"> </w:t>
+      </w:r>
+      <w:hyperlink r:id="rId134">
+        <w:r>
+          <w:rPr>
+            <w:rStyle w:val="Hyperlink"/>
+          </w:rPr>
+          <w:t xml:space="preserve">https://doi.org/10.48550/arXiv.2604.14228</w:t>
+        </w:r>
+      </w:hyperlink>
+      <w:r>
+        <w:t xml:space="preserve">.</w:t>
+      </w:r>
+    </w:p>
+    <w:bookmarkEnd w:id="135"/>
+    <w:bookmarkStart w:id="137" w:name="ref-Longkumer2025Generative"/>
     <w:p>
       <w:pPr>
         <w:pStyle w:val="Bibliography"/>
@@ -7163,7 +7390,7 @@
       <w:r>
         <w:t xml:space="preserve"> </w:t>
       </w:r>
-      <w:hyperlink r:id="rId132">
+      <w:hyperlink r:id="rId136">
         <w:r>
           <w:rPr>
             <w:rStyle w:val="Hyperlink"/>
@@ -7175,8 +7402,8 @@
         <w:t xml:space="preserve">.</w:t>
       </w:r>
     </w:p>
-    <w:bookmarkEnd w:id="133"/>
-    <w:bookmarkStart w:id="135" w:name="ref-Lu2026"/>
+    <w:bookmarkEnd w:id="137"/>
+    <w:bookmarkStart w:id="139" w:name="ref-Lu2026"/>
     <w:p>
       <w:pPr>
         <w:pStyle w:val="Bibliography"/>
@@ -7215,7 +7442,7 @@
       <w:r>
         <w:t xml:space="preserve"> </w:t>
       </w:r>
-      <w:hyperlink r:id="rId134">
+      <w:hyperlink r:id="rId138">
         <w:r>
           <w:rPr>
             <w:rStyle w:val="Hyperlink"/>
@@ -7227,8 +7454,8 @@
         <w:t xml:space="preserve">.</w:t>
       </w:r>
     </w:p>
-    <w:bookmarkEnd w:id="135"/>
-    <w:bookmarkStart w:id="137" w:name="ref-MBran2024"/>
+    <w:bookmarkEnd w:id="139"/>
+    <w:bookmarkStart w:id="141" w:name="ref-MBran2024"/>
     <w:p>
       <w:pPr>
         <w:pStyle w:val="Bibliography"/>
@@ -7264,7 +7491,7 @@
       <w:r>
         <w:t xml:space="preserve"> </w:t>
       </w:r>
-      <w:hyperlink r:id="rId136">
+      <w:hyperlink r:id="rId140">
         <w:r>
           <w:rPr>
             <w:rStyle w:val="Hyperlink"/>
@@ -7276,8 +7503,8 @@
         <w:t xml:space="preserve">.</w:t>
       </w:r>
     </w:p>
-    <w:bookmarkEnd w:id="137"/>
-    <w:bookmarkStart w:id="139" w:name="ref-Marwick2017"/>
+    <w:bookmarkEnd w:id="141"/>
+    <w:bookmarkStart w:id="143" w:name="ref-Marwick2017"/>
     <w:p>
       <w:pPr>
         <w:pStyle w:val="Bibliography"/>
@@ -7304,7 +7531,7 @@
       <w:r>
         <w:t xml:space="preserve"> </w:t>
       </w:r>
-      <w:hyperlink r:id="rId138">
+      <w:hyperlink r:id="rId142">
         <w:r>
           <w:rPr>
             <w:rStyle w:val="Hyperlink"/>
@@ -7316,8 +7543,8 @@
         <w:t xml:space="preserve">.</w:t>
       </w:r>
     </w:p>
-    <w:bookmarkEnd w:id="139"/>
-    <w:bookmarkStart w:id="141" w:name="ref-Messeri2024"/>
+    <w:bookmarkEnd w:id="143"/>
+    <w:bookmarkStart w:id="145" w:name="ref-Messeri2024"/>
     <w:p>
       <w:pPr>
         <w:pStyle w:val="Bibliography"/>
@@ -7344,7 +7571,7 @@
       <w:r>
         <w:t xml:space="preserve"> </w:t>
       </w:r>
-      <w:hyperlink r:id="rId140">
+      <w:hyperlink r:id="rId144">
         <w:r>
           <w:rPr>
             <w:rStyle w:val="Hyperlink"/>
@@ -7356,8 +7583,8 @@
         <w:t xml:space="preserve">.</w:t>
       </w:r>
     </w:p>
-    <w:bookmarkEnd w:id="141"/>
-    <w:bookmarkStart w:id="143" w:name="ref-Miao2026"/>
+    <w:bookmarkEnd w:id="145"/>
+    <w:bookmarkStart w:id="147" w:name="ref-Miao2026"/>
     <w:p>
       <w:pPr>
         <w:pStyle w:val="Bibliography"/>
@@ -7381,7 +7608,7 @@
       <w:r>
         <w:t xml:space="preserve"> </w:t>
       </w:r>
-      <w:hyperlink r:id="rId142">
+      <w:hyperlink r:id="rId146">
         <w:r>
           <w:rPr>
             <w:rStyle w:val="Hyperlink"/>
@@ -7393,8 +7620,8 @@
         <w:t xml:space="preserve">.</w:t>
       </w:r>
     </w:p>
-    <w:bookmarkEnd w:id="143"/>
-    <w:bookmarkStart w:id="145" w:name="ref-Monakhov2026"/>
+    <w:bookmarkEnd w:id="147"/>
+    <w:bookmarkStart w:id="149" w:name="ref-Monakhov2026"/>
     <w:p>
       <w:pPr>
         <w:pStyle w:val="Bibliography"/>
@@ -7405,7 +7632,7 @@
       <w:r>
         <w:t xml:space="preserve"> </w:t>
       </w:r>
-      <w:hyperlink r:id="rId144">
+      <w:hyperlink r:id="rId148">
         <w:r>
           <w:rPr>
             <w:rStyle w:val="Hyperlink"/>
@@ -7441,8 +7668,8 @@
         <w:t xml:space="preserve">. Elsevier BV.</w:t>
       </w:r>
     </w:p>
-    <w:bookmarkEnd w:id="145"/>
-    <w:bookmarkStart w:id="147" w:name="ref-NationalAcademies2026"/>
+    <w:bookmarkEnd w:id="149"/>
+    <w:bookmarkStart w:id="151" w:name="ref-NationalAcademies2026"/>
     <w:p>
       <w:pPr>
         <w:pStyle w:val="Bibliography"/>
@@ -7453,7 +7680,7 @@
       <w:r>
         <w:t xml:space="preserve"> </w:t>
       </w:r>
-      <w:hyperlink r:id="rId146">
+      <w:hyperlink r:id="rId150">
         <w:r>
           <w:rPr>
             <w:rStyle w:val="Hyperlink"/>
@@ -7467,8 +7694,8 @@
         <w:t xml:space="preserve">. The National Academies Press, Washington, DC.</w:t>
       </w:r>
     </w:p>
-    <w:bookmarkEnd w:id="147"/>
-    <w:bookmarkStart w:id="149" w:name="ref-Nejjar2025"/>
+    <w:bookmarkEnd w:id="151"/>
+    <w:bookmarkStart w:id="153" w:name="ref-Nejjar2025"/>
     <w:p>
       <w:pPr>
         <w:pStyle w:val="Bibliography"/>
@@ -7504,7 +7731,7 @@
       <w:r>
         <w:t xml:space="preserve"> </w:t>
       </w:r>
-      <w:hyperlink r:id="rId148">
+      <w:hyperlink r:id="rId152">
         <w:r>
           <w:rPr>
             <w:rStyle w:val="Hyperlink"/>
@@ -7516,8 +7743,8 @@
         <w:t xml:space="preserve">.</w:t>
       </w:r>
     </w:p>
-    <w:bookmarkEnd w:id="149"/>
-    <w:bookmarkStart w:id="151" w:name="ref-Park2023"/>
+    <w:bookmarkEnd w:id="153"/>
+    <w:bookmarkStart w:id="155" w:name="ref-Park2023"/>
     <w:p>
       <w:pPr>
         <w:pStyle w:val="Bibliography"/>
@@ -7528,7 +7755,7 @@
       <w:r>
         <w:t xml:space="preserve"> </w:t>
       </w:r>
-      <w:hyperlink r:id="rId150">
+      <w:hyperlink r:id="rId154">
         <w:r>
           <w:rPr>
             <w:rStyle w:val="Hyperlink"/>
@@ -7540,8 +7767,8 @@
         <w:t xml:space="preserve">, pp. 1–22.</w:t>
       </w:r>
     </w:p>
-    <w:bookmarkEnd w:id="151"/>
-    <w:bookmarkStart w:id="153" w:name="ref-Piper2026"/>
+    <w:bookmarkEnd w:id="155"/>
+    <w:bookmarkStart w:id="157" w:name="ref-Piper2026"/>
     <w:p>
       <w:pPr>
         <w:pStyle w:val="Bibliography"/>
@@ -7568,7 +7795,7 @@
       <w:r>
         <w:t xml:space="preserve"> </w:t>
       </w:r>
-      <w:hyperlink r:id="rId152">
+      <w:hyperlink r:id="rId156">
         <w:r>
           <w:rPr>
             <w:rStyle w:val="Hyperlink"/>
@@ -7580,8 +7807,8 @@
         <w:t xml:space="preserve">.</w:t>
       </w:r>
     </w:p>
-    <w:bookmarkEnd w:id="153"/>
-    <w:bookmarkStart w:id="155" w:name="ref-QuartoDocs2026"/>
+    <w:bookmarkEnd w:id="157"/>
+    <w:bookmarkStart w:id="159" w:name="ref-QuartoDocs2026"/>
     <w:p>
       <w:pPr>
         <w:pStyle w:val="Bibliography"/>
@@ -7601,7 +7828,7 @@
       <w:r>
         <w:t xml:space="preserve"> </w:t>
       </w:r>
-      <w:hyperlink r:id="rId154">
+      <w:hyperlink r:id="rId158">
         <w:r>
           <w:rPr>
             <w:rStyle w:val="Hyperlink"/>
@@ -7613,8 +7840,8 @@
         <w:t xml:space="preserve">, accessed September 17, 2026.</w:t>
       </w:r>
     </w:p>
-    <w:bookmarkEnd w:id="155"/>
-    <w:bookmarkStart w:id="157" w:name="ref-Rafiee2025"/>
+    <w:bookmarkEnd w:id="159"/>
+    <w:bookmarkStart w:id="161" w:name="ref-Rafiee2025"/>
     <w:p>
       <w:pPr>
         <w:pStyle w:val="Bibliography"/>
@@ -7647,7 +7874,7 @@
       <w:r>
         <w:t xml:space="preserve"> </w:t>
       </w:r>
-      <w:hyperlink r:id="rId156">
+      <w:hyperlink r:id="rId160">
         <w:r>
           <w:rPr>
             <w:rStyle w:val="Hyperlink"/>
@@ -7659,8 +7886,8 @@
         <w:t xml:space="preserve">.</w:t>
       </w:r>
     </w:p>
-    <w:bookmarkEnd w:id="157"/>
-    <w:bookmarkStart w:id="159" w:name="ref-Scheepens2024"/>
+    <w:bookmarkEnd w:id="161"/>
+    <w:bookmarkStart w:id="163" w:name="ref-Scheepens2024"/>
     <w:p>
       <w:pPr>
         <w:pStyle w:val="Bibliography"/>
@@ -7699,7 +7926,7 @@
       <w:r>
         <w:t xml:space="preserve"> </w:t>
       </w:r>
-      <w:hyperlink r:id="rId158">
+      <w:hyperlink r:id="rId162">
         <w:r>
           <w:rPr>
             <w:rStyle w:val="Hyperlink"/>
@@ -7711,8 +7938,8 @@
         <w:t xml:space="preserve">.</w:t>
       </w:r>
     </w:p>
-    <w:bookmarkEnd w:id="159"/>
-    <w:bookmarkStart w:id="161" w:name="ref-Schick2023"/>
+    <w:bookmarkEnd w:id="163"/>
+    <w:bookmarkStart w:id="165" w:name="ref-Schick2023"/>
     <w:p>
       <w:pPr>
         <w:pStyle w:val="Bibliography"/>
@@ -7723,7 +7950,7 @@
       <w:r>
         <w:t xml:space="preserve"> </w:t>
       </w:r>
-      <w:hyperlink r:id="rId160">
+      <w:hyperlink r:id="rId164">
         <w:r>
           <w:rPr>
             <w:rStyle w:val="Hyperlink"/>
@@ -7735,8 +7962,8 @@
         <w:t xml:space="preserve">, pp. 68539–68551.</w:t>
       </w:r>
     </w:p>
-    <w:bookmarkEnd w:id="161"/>
-    <w:bookmarkStart w:id="163" w:name="ref-Schweinberger2026privacy"/>
+    <w:bookmarkEnd w:id="165"/>
+    <w:bookmarkStart w:id="167" w:name="ref-Schweinberger2026privacy"/>
     <w:p>
       <w:pPr>
         <w:pStyle w:val="Bibliography"/>
@@ -7765,7 +7992,7 @@
       <w:r>
         <w:t xml:space="preserve"> </w:t>
       </w:r>
-      <w:hyperlink r:id="rId162">
+      <w:hyperlink r:id="rId166">
         <w:r>
           <w:rPr>
             <w:rStyle w:val="Hyperlink"/>
@@ -7777,8 +8004,8 @@
         <w:t xml:space="preserve">, accessed September 18, 2026.</w:t>
       </w:r>
     </w:p>
-    <w:bookmarkEnd w:id="163"/>
-    <w:bookmarkStart w:id="165" w:name="ref-Shaikhon2025"/>
+    <w:bookmarkEnd w:id="167"/>
+    <w:bookmarkStart w:id="169" w:name="ref-Shaikhon2025"/>
     <w:p>
       <w:pPr>
         <w:pStyle w:val="Bibliography"/>
@@ -7805,7 +8032,7 @@
       <w:r>
         <w:t xml:space="preserve"> </w:t>
       </w:r>
-      <w:hyperlink r:id="rId164">
+      <w:hyperlink r:id="rId168">
         <w:r>
           <w:rPr>
             <w:rStyle w:val="Hyperlink"/>
@@ -7817,8 +8044,8 @@
         <w:t xml:space="preserve">.</w:t>
       </w:r>
     </w:p>
-    <w:bookmarkEnd w:id="165"/>
-    <w:bookmarkStart w:id="167" w:name="ref-Taylor2023"/>
+    <w:bookmarkEnd w:id="169"/>
+    <w:bookmarkStart w:id="171" w:name="ref-Taylor2023"/>
     <w:p>
       <w:pPr>
         <w:pStyle w:val="Bibliography"/>
@@ -7829,7 +8056,7 @@
       <w:r>
         <w:t xml:space="preserve"> </w:t>
       </w:r>
-      <w:hyperlink r:id="rId166">
+      <w:hyperlink r:id="rId170">
         <w:r>
           <w:rPr>
             <w:rStyle w:val="Hyperlink"/>
@@ -7878,8 +8105,8 @@
         <w:t xml:space="preserve">. IOS Press.</w:t>
       </w:r>
     </w:p>
-    <w:bookmarkEnd w:id="167"/>
-    <w:bookmarkStart w:id="169" w:name="ref-Tenzer2024"/>
+    <w:bookmarkEnd w:id="171"/>
+    <w:bookmarkStart w:id="173" w:name="ref-Tenzer2024"/>
     <w:p>
       <w:pPr>
         <w:pStyle w:val="Bibliography"/>
@@ -7915,7 +8142,7 @@
       <w:r>
         <w:t xml:space="preserve"> </w:t>
       </w:r>
-      <w:hyperlink r:id="rId168">
+      <w:hyperlink r:id="rId172">
         <w:r>
           <w:rPr>
             <w:rStyle w:val="Hyperlink"/>
@@ -7927,8 +8154,8 @@
         <w:t xml:space="preserve">.</w:t>
       </w:r>
     </w:p>
-    <w:bookmarkEnd w:id="169"/>
-    <w:bookmarkStart w:id="171" w:name="ref-RoyalSociety2024"/>
+    <w:bookmarkEnd w:id="173"/>
+    <w:bookmarkStart w:id="175" w:name="ref-RoyalSociety2024"/>
     <w:p>
       <w:pPr>
         <w:pStyle w:val="Bibliography"/>
@@ -7939,7 +8166,7 @@
       <w:r>
         <w:t xml:space="preserve"> </w:t>
       </w:r>
-      <w:hyperlink r:id="rId170">
+      <w:hyperlink r:id="rId174">
         <w:r>
           <w:rPr>
             <w:rStyle w:val="Hyperlink"/>
@@ -8057,8 +8284,8 @@
         <w:t xml:space="preserve">. The Royal Society, London.</w:t>
       </w:r>
     </w:p>
-    <w:bookmarkEnd w:id="171"/>
-    <w:bookmarkStart w:id="173" w:name="ref-Walters2023"/>
+    <w:bookmarkEnd w:id="175"/>
+    <w:bookmarkStart w:id="177" w:name="ref-Walters2023"/>
     <w:p>
       <w:pPr>
         <w:pStyle w:val="Bibliography"/>
@@ -8094,7 +8321,7 @@
       <w:r>
         <w:t xml:space="preserve"> </w:t>
       </w:r>
-      <w:hyperlink r:id="rId172">
+      <w:hyperlink r:id="rId176">
         <w:r>
           <w:rPr>
             <w:rStyle w:val="Hyperlink"/>
@@ -8106,8 +8333,8 @@
         <w:t xml:space="preserve">.</w:t>
       </w:r>
     </w:p>
-    <w:bookmarkEnd w:id="173"/>
-    <w:bookmarkStart w:id="175" w:name="ref-Wang2024"/>
+    <w:bookmarkEnd w:id="177"/>
+    <w:bookmarkStart w:id="179" w:name="ref-Wang2024"/>
     <w:p>
       <w:pPr>
         <w:pStyle w:val="Bibliography"/>
@@ -8143,7 +8370,7 @@
       <w:r>
         <w:t xml:space="preserve"> </w:t>
       </w:r>
-      <w:hyperlink r:id="rId174">
+      <w:hyperlink r:id="rId178">
         <w:r>
           <w:rPr>
             <w:rStyle w:val="Hyperlink"/>
@@ -8155,8 +8382,8 @@
         <w:t xml:space="preserve">.</w:t>
       </w:r>
     </w:p>
-    <w:bookmarkEnd w:id="175"/>
-    <w:bookmarkStart w:id="177" w:name="ref-Wickham2019"/>
+    <w:bookmarkEnd w:id="179"/>
+    <w:bookmarkStart w:id="181" w:name="ref-Wickham2019"/>
     <w:p>
       <w:pPr>
         <w:pStyle w:val="Bibliography"/>
@@ -8192,7 +8419,7 @@
       <w:r>
         <w:t xml:space="preserve"> </w:t>
       </w:r>
-      <w:hyperlink r:id="rId176">
+      <w:hyperlink r:id="rId180">
         <w:r>
           <w:rPr>
             <w:rStyle w:val="Hyperlink"/>
@@ -8204,8 +8431,8 @@
         <w:t xml:space="preserve">.</w:t>
       </w:r>
     </w:p>
-    <w:bookmarkEnd w:id="177"/>
-    <w:bookmarkStart w:id="179" w:name="ref-Wiest2024"/>
+    <w:bookmarkEnd w:id="181"/>
+    <w:bookmarkStart w:id="183" w:name="ref-Wiest2024"/>
     <w:p>
       <w:pPr>
         <w:pStyle w:val="Bibliography"/>
@@ -8241,7 +8468,7 @@
       <w:r>
         <w:t xml:space="preserve"> </w:t>
       </w:r>
-      <w:hyperlink r:id="rId178">
+      <w:hyperlink r:id="rId182">
         <w:r>
           <w:rPr>
             <w:rStyle w:val="Hyperlink"/>
@@ -8253,8 +8480,8 @@
         <w:t xml:space="preserve">.</w:t>
       </w:r>
     </w:p>
-    <w:bookmarkEnd w:id="179"/>
-    <w:bookmarkStart w:id="181" w:name="ref-Xu2026"/>
+    <w:bookmarkEnd w:id="183"/>
+    <w:bookmarkStart w:id="185" w:name="ref-Xu2026"/>
     <w:p>
       <w:pPr>
         <w:pStyle w:val="Bibliography"/>
@@ -8299,7 +8526,7 @@
       <w:r>
         <w:t xml:space="preserve"> </w:t>
       </w:r>
-      <w:hyperlink r:id="rId180">
+      <w:hyperlink r:id="rId184">
         <w:r>
           <w:rPr>
             <w:rStyle w:val="Hyperlink"/>
@@ -8311,8 +8538,8 @@
         <w:t xml:space="preserve">.</w:t>
       </w:r>
     </w:p>
-    <w:bookmarkEnd w:id="181"/>
-    <w:bookmarkStart w:id="183" w:name="ref-Xu2024"/>
+    <w:bookmarkEnd w:id="185"/>
+    <w:bookmarkStart w:id="187" w:name="ref-Xu2024"/>
     <w:p>
       <w:pPr>
         <w:pStyle w:val="Bibliography"/>
@@ -8348,7 +8575,7 @@
       <w:r>
         <w:t xml:space="preserve"> </w:t>
       </w:r>
-      <w:hyperlink r:id="rId182">
+      <w:hyperlink r:id="rId186">
         <w:r>
           <w:rPr>
             <w:rStyle w:val="Hyperlink"/>
@@ -8360,8 +8587,8 @@
         <w:t xml:space="preserve">.</w:t>
       </w:r>
     </w:p>
-    <w:bookmarkEnd w:id="183"/>
-    <w:bookmarkStart w:id="185" w:name="ref-ZamfirescuPereira2023"/>
+    <w:bookmarkEnd w:id="187"/>
+    <w:bookmarkStart w:id="189" w:name="ref-ZamfirescuPereira2023"/>
     <w:p>
       <w:pPr>
         <w:pStyle w:val="Bibliography"/>
@@ -8372,7 +8599,7 @@
       <w:r>
         <w:t xml:space="preserve"> </w:t>
       </w:r>
-      <w:hyperlink r:id="rId184">
+      <w:hyperlink r:id="rId188">
         <w:r>
           <w:rPr>
             <w:rStyle w:val="Hyperlink"/>
@@ -8384,8 +8611,8 @@
         <w:t xml:space="preserve">, New York, NY, USA.</w:t>
       </w:r>
     </w:p>
-    <w:bookmarkEnd w:id="185"/>
-    <w:bookmarkStart w:id="187" w:name="ref-Zanzotto2019"/>
+    <w:bookmarkEnd w:id="189"/>
+    <w:bookmarkStart w:id="191" w:name="ref-Zanzotto2019"/>
     <w:p>
       <w:pPr>
         <w:pStyle w:val="Bibliography"/>
@@ -8421,7 +8648,7 @@
       <w:r>
         <w:t xml:space="preserve"> </w:t>
       </w:r>
-      <w:hyperlink r:id="rId186">
+      <w:hyperlink r:id="rId190">
         <w:r>
           <w:rPr>
             <w:rStyle w:val="Hyperlink"/>
@@ -8433,8 +8660,8 @@
         <w:t xml:space="preserve">.</w:t>
       </w:r>
     </w:p>
-    <w:bookmarkEnd w:id="187"/>
-    <w:bookmarkStart w:id="189" w:name="ref-Zhang2025"/>
+    <w:bookmarkEnd w:id="191"/>
+    <w:bookmarkStart w:id="193" w:name="ref-Zhang2025"/>
     <w:p>
       <w:pPr>
         <w:pStyle w:val="Bibliography"/>
@@ -8470,7 +8697,7 @@
       <w:r>
         <w:t xml:space="preserve"> </w:t>
       </w:r>
-      <w:hyperlink r:id="rId188">
+      <w:hyperlink r:id="rId192">
         <w:r>
           <w:rPr>
             <w:rStyle w:val="Hyperlink"/>
@@ -8482,8 +8709,57 @@
         <w:t xml:space="preserve">.</w:t>
       </w:r>
     </w:p>
-    <w:bookmarkEnd w:id="189"/>
-    <w:bookmarkStart w:id="191" w:name="ref-Zheng2024"/>
+    <w:bookmarkEnd w:id="193"/>
+    <w:bookmarkStart w:id="195" w:name="ref-Zhang2026Vibe"/>
+    <w:p>
+      <w:pPr>
+        <w:pStyle w:val="Bibliography"/>
+      </w:pPr>
+      <w:r>
+        <w:t xml:space="preserve">Zhang, Yongjun. 2026. Vibe Researching: Can</w:t>
+      </w:r>
+      <w:r>
+        <w:t xml:space="preserve"> </w:t>
+      </w:r>
+      <w:r>
+        <w:t xml:space="preserve">AI</w:t>
+      </w:r>
+      <w:r>
+        <w:t xml:space="preserve"> </w:t>
+      </w:r>
+      <w:r>
+        <w:t xml:space="preserve">Agents with Skills Replace or Augment Social Scientists?</w:t>
+      </w:r>
+      <w:r>
+        <w:t xml:space="preserve"> </w:t>
+      </w:r>
+      <w:r>
+        <w:rPr>
+          <w:iCs/>
+          <w:i/>
+        </w:rPr>
+        <w:t xml:space="preserve">Chinese Sociological Review</w:t>
+      </w:r>
+      <w:r>
+        <w:t xml:space="preserve">:1–36.</w:t>
+      </w:r>
+      <w:r>
+        <w:t xml:space="preserve"> </w:t>
+      </w:r>
+      <w:hyperlink r:id="rId194">
+        <w:r>
+          <w:rPr>
+            <w:rStyle w:val="Hyperlink"/>
+          </w:rPr>
+          <w:t xml:space="preserve">https://doi.org/10.1080/21620555.2026.2707167</w:t>
+        </w:r>
+      </w:hyperlink>
+      <w:r>
+        <w:t xml:space="preserve">.</w:t>
+      </w:r>
+    </w:p>
+    <w:bookmarkEnd w:id="195"/>
+    <w:bookmarkStart w:id="197" w:name="ref-Zheng2024"/>
     <w:p>
       <w:pPr>
         <w:pStyle w:val="Bibliography"/>
@@ -8507,7 +8783,7 @@
       <w:r>
         <w:t xml:space="preserve"> </w:t>
       </w:r>
-      <w:hyperlink r:id="rId190">
+      <w:hyperlink r:id="rId196">
         <w:r>
           <w:rPr>
             <w:rStyle w:val="Hyperlink"/>
@@ -8519,8 +8795,8 @@
         <w:t xml:space="preserve">.</w:t>
       </w:r>
     </w:p>
-    <w:bookmarkEnd w:id="191"/>
-    <w:bookmarkStart w:id="193" w:name="ref-Ziems2024"/>
+    <w:bookmarkEnd w:id="197"/>
+    <w:bookmarkStart w:id="199" w:name="ref-Ziems2024"/>
     <w:p>
       <w:pPr>
         <w:pStyle w:val="Bibliography"/>
@@ -8547,7 +8823,7 @@
       <w:r>
         <w:t xml:space="preserve"> </w:t>
       </w:r>
-      <w:hyperlink r:id="rId192">
+      <w:hyperlink r:id="rId198">
         <w:r>
           <w:rPr>
             <w:rStyle w:val="Hyperlink"/>
@@ -8559,8 +8835,8 @@
         <w:t xml:space="preserve">.</w:t>
       </w:r>
     </w:p>
-    <w:bookmarkEnd w:id="193"/>
-    <w:bookmarkStart w:id="195" w:name="ref-Zimmer2026"/>
+    <w:bookmarkEnd w:id="199"/>
+    <w:bookmarkStart w:id="201" w:name="ref-Zimmer2026"/>
     <w:p>
       <w:pPr>
         <w:pStyle w:val="Bibliography"/>
@@ -8584,7 +8860,7 @@
       <w:r>
         <w:t xml:space="preserve"> </w:t>
       </w:r>
-      <w:hyperlink r:id="rId194">
+      <w:hyperlink r:id="rId200">
         <w:r>
           <w:rPr>
             <w:rStyle w:val="Hyperlink"/>
@@ -8596,9 +8872,9 @@
         <w:t xml:space="preserve">.</w:t>
       </w:r>
     </w:p>
-    <w:bookmarkEnd w:id="195"/>
-    <w:bookmarkEnd w:id="196"/>
-    <w:bookmarkEnd w:id="197"/>
+    <w:bookmarkEnd w:id="201"/>
+    <w:bookmarkEnd w:id="202"/>
+    <w:bookmarkEnd w:id="203"/>
     <w:sectPr>
       <w:footnotePr>
         <w:numRestart w:val="eachSect"/>

--- a/analysis/paper/paper.docx
+++ b/analysis/paper/paper.docx
@@ -1322,10 +1322,7 @@
         <w:pStyle w:val="BodyText"/>
       </w:pPr>
       <w:r>
-        <w:t xml:space="preserve">While traditional AI chatbots engage with humans in the form of turn-by-turn conversations on a website that require regular human interaction to complete a task, agents are a very different way to interact with AI</w:t>
-      </w:r>
-      <w:r>
-        <w:t xml:space="preserve"> </w:t>
+        <w:t xml:space="preserve">While traditional AI chatbots engage with humans in the form of turn-by-turn conversations on a website that require regular human interaction to complete a task, agents are a very different way to interact with AI (</w:t>
       </w:r>
       <w:hyperlink w:anchor="tbl-chat-vs-agentic">
         <w:r>
@@ -1336,7 +1333,7 @@
         </w:r>
       </w:hyperlink>
       <w:r>
-        <w:t xml:space="preserve">. Agentic AI refers to systems in which a LLM uses context (e.g. files on our computer), skills (e.g. specific instructions we want it to follow for specific tasks) and tools (e.g. the R programming language) to plan and take actions (e.g. search the internet, edit our files), rather than only responding to a prompt like a web-based chat</w:t>
+        <w:t xml:space="preserve">). Agentic AI refers to systems in which a LLM uses context (e.g. files on our computer), skills (e.g. specific instructions we want it to follow for specific tasks) and tools (e.g. the R programming language) to plan and take actions (e.g. search the internet, edit our files), rather than only responding to a prompt like a web-based chat</w:t>
       </w:r>
       <w:r>
         <w:t xml:space="preserve"> </w:t>
@@ -2672,10 +2669,7 @@
         <w:t xml:space="preserve">(Liu et al. 2026)</w:t>
       </w:r>
       <w:r>
-        <w:t xml:space="preserve">, GitHub Copilot, OpenAI Codex and OpenCode. We recommend the OpenCode terminal user interface (running in the terminal pane of an integrated development environment such as RStudio or VS Code) because it is free, open source, and not tied to any model vendor</w:t>
-      </w:r>
-      <w:r>
-        <w:t xml:space="preserve"> </w:t>
+        <w:t xml:space="preserve">, GitHub Copilot, OpenAI Codex and OpenCode. We recommend the OpenCode terminal user interface (running in the terminal pane of an integrated development environment such as RStudio or VS Code) because it is free, open source, and not tied to any model vendor (</w:t>
       </w:r>
       <w:hyperlink w:anchor="fig-agent-in-ide">
         <w:r>
@@ -2686,7 +2680,7 @@
         </w:r>
       </w:hyperlink>
       <w:r>
-        <w:t xml:space="preserve">.</w:t>
+        <w:t xml:space="preserve">).</w:t>
       </w:r>
     </w:p>
     <w:tbl>
@@ -3502,7 +3496,7 @@
       </w:tr>
     </w:tbl>
     <w:bookmarkEnd w:id="30"/>
-    <w:bookmarkStart w:id="32" w:name="sec-analysis"/>
+    <w:bookmarkStart w:id="36" w:name="sec-analysis"/>
     <w:p>
       <w:pPr>
         <w:pStyle w:val="Heading1"/>
@@ -3551,7 +3545,7 @@
         <w:t xml:space="preserve"> </w:t>
       </w:r>
       <w:r>
-        <w:t xml:space="preserve">lists the MCP servers and skills named in this guide plus the instructions files that govern them. These are open formats so you can work with your agent to write new skills and MCP servers to meet the needs of your specific projects.</w:t>
+        <w:t xml:space="preserve">lists the MCP servers and skills we currently use and recommend for archaeological work. These are open formats so you can work with your agent to write new skills and MCP servers to meet the needs of your specific projects.</w:t>
       </w:r>
     </w:p>
     <w:tbl>
@@ -4161,6 +4155,60 @@
                     <w:jc w:val="center"/>
                   </w:pPr>
                   <w:r>
+                    <w:t xml:space="preserve">Skill</w:t>
+                  </w:r>
+                </w:p>
+              </w:tc>
+              <w:tc>
+                <w:tcPr/>
+                <w:p>
+                  <w:pPr>
+                    <w:pStyle w:val="Compact"/>
+                    <w:jc w:val="left"/>
+                    <w:jc w:val="center"/>
+                  </w:pPr>
+                  <w:r>
+                    <w:t xml:space="preserve">manuscript-writing-review</w:t>
+                  </w:r>
+                </w:p>
+              </w:tc>
+              <w:tc>
+                <w:tcPr/>
+                <w:p>
+                  <w:pPr>
+                    <w:pStyle w:val="Compact"/>
+                    <w:jc w:val="left"/>
+                    <w:jc w:val="center"/>
+                  </w:pPr>
+                  <w:r>
+                    <w:t xml:space="preserve">Reviews a scientific or engineering manuscript for writing quality, e.g. clutter, passive voice, sentence architecture, keyword consistency, and numerical or citation errors</w:t>
+                  </w:r>
+                </w:p>
+              </w:tc>
+              <w:tc>
+                <w:tcPr/>
+                <w:p>
+                  <w:pPr>
+                    <w:pStyle w:val="Compact"/>
+                    <w:jc w:val="left"/>
+                    <w:jc w:val="center"/>
+                  </w:pPr>
+                  <w:r>
+                    <w:t xml:space="preserve">https://github.com/labarba/sciwrite</w:t>
+                  </w:r>
+                </w:p>
+              </w:tc>
+            </w:tr>
+            <w:tr>
+              <w:tc>
+                <w:tcPr/>
+                <w:p>
+                  <w:pPr>
+                    <w:pStyle w:val="Compact"/>
+                    <w:jc w:val="left"/>
+                    <w:jc w:val="center"/>
+                  </w:pPr>
+                  <w:r>
                     <w:t xml:space="preserve">MCP</w:t>
                   </w:r>
                 </w:p>
@@ -4754,74 +4802,6 @@
       </w:r>
       <w:r>
         <w:t xml:space="preserve">(Chen et al. 2023)</w:t>
-      </w:r>
-      <w:r>
-        <w:t xml:space="preserve">.</w:t>
-      </w:r>
-    </w:p>
-    <w:p>
-      <w:pPr>
-        <w:pStyle w:val="FirstParagraph"/>
-      </w:pPr>
-      <w:r>
-        <w:t xml:space="preserve">Tools that execute code can expose errors for inspection, but automated correction still needs review.</w:t>
-      </w:r>
-      <w:r>
-        <w:t xml:space="preserve"> </w:t>
-      </w:r>
-      <w:r>
-        <w:t xml:space="preserve">Brown, Aitken, et al. (2026)</w:t>
-      </w:r>
-      <w:r>
-        <w:t xml:space="preserve"> </w:t>
-      </w:r>
-      <w:r>
-        <w:t xml:space="preserve">tested agentic workflows for ecological and fisheries modelling and found variable accuracy and failures to follow instructions. When code fails, check whether the proposed correction preserves the method you planned to use. Do not accept a different analysis simply because it runs. Agents also change methods without flagging it, for example,</w:t>
-      </w:r>
-      <w:r>
-        <w:t xml:space="preserve"> </w:t>
-      </w:r>
-      <w:r>
-        <w:t xml:space="preserve">Brown, Aitken, et al. (2026)</w:t>
-      </w:r>
-      <w:r>
-        <w:t xml:space="preserve"> </w:t>
-      </w:r>
-      <w:r>
-        <w:t xml:space="preserve">found that one agent swapped a requested bootstrap interval for a t-distribution interval, so it is necessary for you to read the code generated by the agent, not just its summary.</w:t>
-      </w:r>
-    </w:p>
-    <w:bookmarkEnd w:id="32"/>
-    <w:bookmarkStart w:id="37" w:name="discussion-and-conclusion"/>
-    <w:p>
-      <w:pPr>
-        <w:pStyle w:val="Heading1"/>
-      </w:pPr>
-      <w:r>
-        <w:t xml:space="preserve">Discussion and Conclusion</w:t>
-      </w:r>
-    </w:p>
-    <w:p>
-      <w:pPr>
-        <w:pStyle w:val="FirstParagraph"/>
-      </w:pPr>
-      <w:r>
-        <w:t xml:space="preserve">The three practices described here assign distinct responsibilities to you as the researcher. Familiarity with R, Quarto, and Git supports efficient and transparent interaction with AI agents, supporting your inspection of calculations, reports, and changes. Harness configuration allows you to define the AI agent’s permissions and work habits to manage privacy, bias, and data sovereignty concerns. Use of tools, skills, and MCP servers expands the capability of the model, and improves the accuracy and usefulness of its work. This sequence is a natural extension of existing scientific-computing best practices to agent-assisted archaeological work</w:t>
-      </w:r>
-      <w:r>
-        <w:t xml:space="preserve"> </w:t>
-      </w:r>
-      <w:r>
-        <w:t xml:space="preserve">(Bridgeford et al. 2026; Marwick 2017)</w:t>
-      </w:r>
-      <w:r>
-        <w:t xml:space="preserve">. Our practices draw on norms emerging from the broad adoption of AI in science, and the broad consensus across diverse research communities that AI should be used appropriately and transparently as a tool that requires expert humans to judge, verify, and take responsibility for the outputs</w:t>
-      </w:r>
-      <w:r>
-        <w:t xml:space="preserve"> </w:t>
-      </w:r>
-      <w:r>
-        <w:t xml:space="preserve">(Codreanu et al. 2026; National Academies of Sciences, Engineering, and Medicine 2026; The Royal Society 2024)</w:t>
       </w:r>
       <w:r>
         <w:t xml:space="preserve">.</w:t>
@@ -4841,7 +4821,7 @@
       <w:tr>
         <w:tc>
           <w:tcPr/>
-          <w:bookmarkStart w:id="36" w:name="fig-workflow"/>
+          <w:bookmarkStart w:id="35" w:name="fig-workflow"/>
           <w:p>
             <w:pPr>
               <w:pStyle w:val="Compact"/>
@@ -4852,18 +4832,18 @@
                 <wp:inline>
                   <wp:extent cx="5943600" cy="3566160"/>
                   <wp:effectExtent b="0" l="0" r="0" t="0"/>
-                  <wp:docPr descr="" title="" id="34" name="Picture"/>
+                  <wp:docPr descr="" title="" id="33" name="Picture"/>
                   <a:graphic>
                     <a:graphicData uri="http://schemas.openxmlformats.org/drawingml/2006/picture">
                       <pic:pic>
                         <pic:nvPicPr>
-                          <pic:cNvPr descr="../figures/fig-workflow.png" id="35" name="Picture"/>
+                          <pic:cNvPr descr="../figures/fig-workflow.png" id="34" name="Picture"/>
                           <pic:cNvPicPr>
                             <a:picLocks noChangeArrowheads="1" noChangeAspect="1"/>
                           </pic:cNvPicPr>
                         </pic:nvPicPr>
                         <pic:blipFill>
-                          <a:blip r:embed="rId33"/>
+                          <a:blip r:embed="rId32"/>
                           <a:stretch>
                             <a:fillRect/>
                           </a:stretch>
@@ -4903,7 +4883,7 @@
               <w:t xml:space="preserve">Figure 2: The researcher-directed agentic workflow. Research, plan, execute, and verify proceed left to right, with the researcher directing at every stage and the agent acting underneath, invoking tools, skills and MCP servers in multi-step, long-running tasks to achieve the goals set by the researchers. The research and planning steps may involve several rounds of interation and refinment, as indicated by the bi-directional arrows between the researcher and agent for those steps. Execution and verification are critical decision points for the researcher. Rejecting the agent’s work includes looping back to update the plan to steer the agent into alignment with you. Each stage writes to a record that is inspectable by you and others: Git commits, updates to plan.md, the Quarto report, and the verified bibliography.”</w:t>
             </w:r>
           </w:p>
-          <w:bookmarkEnd w:id="36"/>
+          <w:bookmarkEnd w:id="35"/>
         </w:tc>
       </w:tr>
     </w:tbl>
@@ -4912,10 +4892,75 @@
         <w:pStyle w:val="BodyText"/>
       </w:pPr>
       <w:r>
-        <w:t xml:space="preserve">The paper’s specific contribution is an auditable, researcher-directed workflow for AI-assisted archaeological data analysis</w:t>
-      </w:r>
-      <w:r>
-        <w:t xml:space="preserve"> </w:t>
+        <w:t xml:space="preserve">Tools that execute code can expose errors for inspection, but even automated correction still needs expert review.</w:t>
+      </w:r>
+      <w:r>
+        <w:t xml:space="preserve"> </w:t>
+      </w:r>
+      <w:r>
+        <w:t xml:space="preserve">Brown, Aitken, et al. (2026)</w:t>
+      </w:r>
+      <w:r>
+        <w:t xml:space="preserve"> </w:t>
+      </w:r>
+      <w:r>
+        <w:t xml:space="preserve">tested agentic workflows for ecological and fisheries modelling and found variable accuracy and failures to follow instructions. When code fails, check whether the proposed correction preserves the method you planned to use. Do not accept a different analysis simply because it runs. Agents also change methods without flagging it, for example,</w:t>
+      </w:r>
+      <w:r>
+        <w:t xml:space="preserve"> </w:t>
+      </w:r>
+      <w:r>
+        <w:t xml:space="preserve">Brown, Aitken, et al. (2026)</w:t>
+      </w:r>
+      <w:r>
+        <w:t xml:space="preserve"> </w:t>
+      </w:r>
+      <w:r>
+        <w:t xml:space="preserve">found that one agent swapped a requested bootstrap interval for a t-distribution interval, so it is necessary for you to read the code generated by the agent, not just its summary.</w:t>
+      </w:r>
+    </w:p>
+    <w:bookmarkEnd w:id="36"/>
+    <w:bookmarkStart w:id="37" w:name="discussion-and-conclusion"/>
+    <w:p>
+      <w:pPr>
+        <w:pStyle w:val="Heading1"/>
+      </w:pPr>
+      <w:r>
+        <w:t xml:space="preserve">Discussion and Conclusion</w:t>
+      </w:r>
+    </w:p>
+    <w:p>
+      <w:pPr>
+        <w:pStyle w:val="FirstParagraph"/>
+      </w:pPr>
+      <w:r>
+        <w:t xml:space="preserve">The three practices described here assign distinct responsibilities to you as the researcher. Familiarity with R, Quarto, and Git supports efficient and transparent interaction with AI agents, supporting your inspection of calculations, reports, and changes. Harness configuration allows you to define the AI agent’s permissions and work habits to manage privacy, bias, and data sovereignty concerns. Use of tools, skills, and MCP servers expands the capability of the model, and improves the accuracy and usefulness of its work. This sequence is a natural extension of existing scientific-computing best practices to agent-assisted archaeological work</w:t>
+      </w:r>
+      <w:r>
+        <w:t xml:space="preserve"> </w:t>
+      </w:r>
+      <w:r>
+        <w:t xml:space="preserve">(Bridgeford et al. 2026; Marwick 2017)</w:t>
+      </w:r>
+      <w:r>
+        <w:t xml:space="preserve">. Our practices draw on norms emerging from the broad adoption of AI in science, and the broad consensus across diverse research communities that AI should be used appropriately and transparently as a tool that requires expert humans to judge, verify, and take responsibility for the outputs</w:t>
+      </w:r>
+      <w:r>
+        <w:t xml:space="preserve"> </w:t>
+      </w:r>
+      <w:r>
+        <w:t xml:space="preserve">(Codreanu et al. 2026; National Academies of Sciences, Engineering, and Medicine 2026; The Royal Society 2024)</w:t>
+      </w:r>
+      <w:r>
+        <w:t xml:space="preserve">.</w:t>
+      </w:r>
+    </w:p>
+    <w:p>
+      <w:pPr>
+        <w:pStyle w:val="BodyText"/>
+      </w:pPr>
+      <w:r>
+        <w:t xml:space="preserve">The paper’s specific contribution is an auditable, researcher-directed workflow for AI-assisted archaeological data analysis (</w:t>
       </w:r>
       <w:hyperlink w:anchor="fig-workflow">
         <w:r>
@@ -4926,7 +4971,7 @@
         </w:r>
       </w:hyperlink>
       <w:r>
-        <w:t xml:space="preserve">. It links archaeological competence, project-level permissions, and checkable agent actions in a project so that the plan, code, source records, and rendered report remain available for review. The advance in this paper comes from the integration of recently developed agentic AI technologies into a three-practice structure for responsible archaeological analysis. Our three practices address a key issue surrounding the adoption of LLMs by archaeologists, namely the integration of AI tools into existing workflows</w:t>
+        <w:t xml:space="preserve">). It links archaeological competence, project-level permissions, and checkable agent actions in a project so that the plan, code, source records, and rendered report remain available for review. The advance in this paper comes from the integration of recently developed agentic AI technologies into a three-practice structure for responsible archaeological analysis. Our three practices address a key issue surrounding the adoption of LLMs by archaeologists, namely the integration of AI tools into existing workflows</w:t>
       </w:r>
       <w:r>
         <w:t xml:space="preserve"> </w:t>

--- a/analysis/paper/paper.docx
+++ b/analysis/paper/paper.docx
@@ -3019,7 +3019,7 @@
               <w:pStyle w:val="ImageCaption"/>
             </w:pPr>
             <w:r>
-              <w:t xml:space="preserve">Figure 1: Schematic illustration of a typical human-at-the-heml data analysis enviroment that includes agentic AI. The entire frame incapsulated in an Integrated Development Environment, such as RStudio or VS Code. On the left side is a Quarto document where we can see headings (</w:t>
+              <w:t xml:space="preserve">Figure 1: Schematic illustration of a typical human-at-the-helm data analysis enviroment that includes agentic AI. The entire frame incapsulated in an Integrated Development Environment, such as RStudio or VS Code. On the left side is a Quarto document where we can see headings (</w:t>
             </w:r>
             <w:r>
               <w:t xml:space="preserve">‘</w:t>
@@ -3241,7 +3241,7 @@
               <w:pStyle w:val="ImageCaption"/>
             </w:pPr>
             <w:r>
-              <w:t xml:space="preserve">Table 4: Options for minimizing risks of working with restricted data.</w:t>
+              <w:t xml:space="preserve">Table 4: Options for minimizing risks of working with restricted data and agentic AI.</w:t>
             </w:r>
           </w:p>
           <w:tbl>
@@ -4805,6 +4805,38 @@
       </w:r>
       <w:r>
         <w:t xml:space="preserve">.</w:t>
+      </w:r>
+    </w:p>
+    <w:p>
+      <w:pPr>
+        <w:pStyle w:val="FirstParagraph"/>
+      </w:pPr>
+      <w:r>
+        <w:t xml:space="preserve">Tools that execute code can expose errors for inspection, but even automated correction still needs expert review.</w:t>
+      </w:r>
+      <w:r>
+        <w:t xml:space="preserve"> </w:t>
+      </w:r>
+      <w:r>
+        <w:t xml:space="preserve">Brown, Aitken, et al. (2026)</w:t>
+      </w:r>
+      <w:r>
+        <w:t xml:space="preserve"> </w:t>
+      </w:r>
+      <w:r>
+        <w:t xml:space="preserve">tested agentic workflows for ecological and fisheries modelling and found variable accuracy and failures to follow instructions. When code fails, check whether the proposed correction preserves the method you planned to use. Do not accept a different analysis simply because it runs. Agents also change methods without flagging it, for example,</w:t>
+      </w:r>
+      <w:r>
+        <w:t xml:space="preserve"> </w:t>
+      </w:r>
+      <w:r>
+        <w:t xml:space="preserve">Brown, Aitken, et al. (2026)</w:t>
+      </w:r>
+      <w:r>
+        <w:t xml:space="preserve"> </w:t>
+      </w:r>
+      <w:r>
+        <w:t xml:space="preserve">found that one agent swapped a requested bootstrap interval for a t-distribution interval, so it is necessary for you to read the code generated by the agent, not just its summary.</w:t>
       </w:r>
     </w:p>
     <w:tbl>
@@ -4887,38 +4919,6 @@
         </w:tc>
       </w:tr>
     </w:tbl>
-    <w:p>
-      <w:pPr>
-        <w:pStyle w:val="BodyText"/>
-      </w:pPr>
-      <w:r>
-        <w:t xml:space="preserve">Tools that execute code can expose errors for inspection, but even automated correction still needs expert review.</w:t>
-      </w:r>
-      <w:r>
-        <w:t xml:space="preserve"> </w:t>
-      </w:r>
-      <w:r>
-        <w:t xml:space="preserve">Brown, Aitken, et al. (2026)</w:t>
-      </w:r>
-      <w:r>
-        <w:t xml:space="preserve"> </w:t>
-      </w:r>
-      <w:r>
-        <w:t xml:space="preserve">tested agentic workflows for ecological and fisheries modelling and found variable accuracy and failures to follow instructions. When code fails, check whether the proposed correction preserves the method you planned to use. Do not accept a different analysis simply because it runs. Agents also change methods without flagging it, for example,</w:t>
-      </w:r>
-      <w:r>
-        <w:t xml:space="preserve"> </w:t>
-      </w:r>
-      <w:r>
-        <w:t xml:space="preserve">Brown, Aitken, et al. (2026)</w:t>
-      </w:r>
-      <w:r>
-        <w:t xml:space="preserve"> </w:t>
-      </w:r>
-      <w:r>
-        <w:t xml:space="preserve">found that one agent swapped a requested bootstrap interval for a t-distribution interval, so it is necessary for you to read the code generated by the agent, not just its summary.</w:t>
-      </w:r>
-    </w:p>
     <w:bookmarkEnd w:id="36"/>
     <w:bookmarkStart w:id="37" w:name="discussion-and-conclusion"/>
     <w:p>

--- a/analysis/paper/paper.docx
+++ b/analysis/paper/paper.docx
@@ -1360,7 +1360,19 @@
         <w:t xml:space="preserve">(Haase and Pokutta 2026; Zimmer et al. 2026)</w:t>
       </w:r>
       <w:r>
-        <w:t xml:space="preserve">. Our guide focuses on the low-autonomy end of the range: the agent works only within a single project and you direct each stage. We are not describing end-to-end fully automated AI pipelines that generate ideas, run experiments and write manuscripts with limited human intervention</w:t>
+        <w:t xml:space="preserve">. However, relatively few researchers have adopted agentic AI: in their survey of 1,260 social scientists,</w:t>
+      </w:r>
+      <w:r>
+        <w:t xml:space="preserve"> </w:t>
+      </w:r>
+      <w:r>
+        <w:t xml:space="preserve">Lyttelton et al. (2026)</w:t>
+      </w:r>
+      <w:r>
+        <w:t xml:space="preserve"> </w:t>
+      </w:r>
+      <w:r>
+        <w:t xml:space="preserve">found only 20% use agents. Our guide focuses on how archaeologists can use agentic AI so that the agent works only within a single project and you direct each stage. We are not describing end-to-end fully automated AI pipelines that generate ideas, run experiments and write manuscripts with limited human intervention</w:t>
       </w:r>
       <w:r>
         <w:t xml:space="preserve"> </w:t>
@@ -1403,7 +1415,7 @@
               <w:t xml:space="preserve"> </w:t>
             </w:r>
             <w:r>
-              <w:t xml:space="preserve">(Boiko et al. 2023; Guo et al. 2024; Kasneci et al. 2023; M. Bran et al. 2024; Park et al. 2023; Rafiee and Woo 2025; Schick et al. 2023; Wang et al. 2024; Xu et al. 2024)</w:t>
+              <w:t xml:space="preserve">(Boiko et al. 2023; Bran et al. 2024; Guo et al. 2024; Kasneci et al. 2023; Park et al. 2023; Rafiee and Woo 2025; Schick et al. 2023; Wang et al. 2024; Xu et al. 2024)</w:t>
             </w:r>
           </w:p>
           <w:tbl>
@@ -5209,7 +5221,7 @@
       </w:r>
     </w:p>
     <w:bookmarkEnd w:id="41"/>
-    <w:bookmarkStart w:id="203" w:name="references"/>
+    <w:bookmarkStart w:id="205" w:name="references"/>
     <w:p>
       <w:pPr>
         <w:pStyle w:val="Heading1"/>
@@ -5218,7 +5230,7 @@
         <w:t xml:space="preserve">References</w:t>
       </w:r>
     </w:p>
-    <w:bookmarkStart w:id="202" w:name="refs"/>
+    <w:bookmarkStart w:id="204" w:name="refs"/>
     <w:bookmarkStart w:id="43" w:name="ref-Abramson2026"/>
     <w:p>
       <w:pPr>
@@ -5677,7 +5689,56 @@
       </w:r>
     </w:p>
     <w:bookmarkEnd w:id="59"/>
-    <w:bookmarkStart w:id="61" w:name="ref-Bridgeford2026"/>
+    <w:bookmarkStart w:id="61" w:name="ref-MBran2024"/>
+    <w:p>
+      <w:pPr>
+        <w:pStyle w:val="Bibliography"/>
+      </w:pPr>
+      <w:r>
+        <w:t xml:space="preserve">Bran, Andres, Sam Cox, Oliver Schilter, Carlo Baldassari, Andrew D. White, and Philippe Schwaller. 2024.</w:t>
+      </w:r>
+      <w:r>
+        <w:t xml:space="preserve"> </w:t>
+      </w:r>
+      <w:r>
+        <w:t xml:space="preserve">Augmenting Large Language Models With Chemistry Tools</w:t>
+      </w:r>
+      <w:r>
+        <w:t xml:space="preserve">.</w:t>
+      </w:r>
+      <w:r>
+        <w:t xml:space="preserve"> </w:t>
+      </w:r>
+      <w:r>
+        <w:rPr>
+          <w:iCs/>
+          <w:i/>
+        </w:rPr>
+        <w:t xml:space="preserve">Nature Machine Intelligence</w:t>
+      </w:r>
+      <w:r>
+        <w:t xml:space="preserve"> </w:t>
+      </w:r>
+      <w:r>
+        <w:t xml:space="preserve">6(5):525–535.</w:t>
+      </w:r>
+      <w:r>
+        <w:t xml:space="preserve"> </w:t>
+      </w:r>
+      <w:hyperlink r:id="rId60">
+        <w:r>
+          <w:rPr>
+            <w:rStyle w:val="Hyperlink"/>
+          </w:rPr>
+          <w:t xml:space="preserve">https://doi.org/10.1038/s42256-024-00832-8</w:t>
+        </w:r>
+      </w:hyperlink>
+      <w:r>
+        <w:t xml:space="preserve">.</w:t>
+      </w:r>
+    </w:p>
+    <w:bookmarkEnd w:id="61"/>
+    <w:bookmarkStart w:id="63" w:name="ref-Bridgeford2026"/>
     <w:p>
       <w:pPr>
         <w:pStyle w:val="Bibliography"/>
@@ -5704,7 +5765,7 @@
       <w:r>
         <w:t xml:space="preserve"> </w:t>
       </w:r>
-      <w:hyperlink r:id="rId60">
+      <w:hyperlink r:id="rId62">
         <w:r>
           <w:rPr>
             <w:rStyle w:val="Hyperlink"/>
@@ -5716,8 +5777,8 @@
         <w:t xml:space="preserve">.</w:t>
       </w:r>
     </w:p>
-    <w:bookmarkEnd w:id="61"/>
-    <w:bookmarkStart w:id="63" w:name="ref-Brown2026book"/>
+    <w:bookmarkEnd w:id="63"/>
+    <w:bookmarkStart w:id="65" w:name="ref-Brown2026book"/>
     <w:p>
       <w:pPr>
         <w:pStyle w:val="Bibliography"/>
@@ -5740,7 +5801,7 @@
       <w:r>
         <w:t xml:space="preserve"> </w:t>
       </w:r>
-      <w:hyperlink r:id="rId62">
+      <w:hyperlink r:id="rId64">
         <w:r>
           <w:rPr>
             <w:rStyle w:val="Hyperlink"/>
@@ -5752,8 +5813,8 @@
         <w:t xml:space="preserve">, accessed September 18, 2026.</w:t>
       </w:r>
     </w:p>
-    <w:bookmarkEnd w:id="63"/>
-    <w:bookmarkStart w:id="65" w:name="ref-Brown2026a"/>
+    <w:bookmarkEnd w:id="65"/>
+    <w:bookmarkStart w:id="67" w:name="ref-Brown2026a"/>
     <w:p>
       <w:pPr>
         <w:pStyle w:val="Bibliography"/>
@@ -5780,7 +5841,7 @@
       <w:r>
         <w:t xml:space="preserve"> </w:t>
       </w:r>
-      <w:hyperlink r:id="rId64">
+      <w:hyperlink r:id="rId66">
         <w:r>
           <w:rPr>
             <w:rStyle w:val="Hyperlink"/>
@@ -5792,8 +5853,8 @@
         <w:t xml:space="preserve">.</w:t>
       </w:r>
     </w:p>
-    <w:bookmarkEnd w:id="65"/>
-    <w:bookmarkStart w:id="67" w:name="ref-Brown2026b"/>
+    <w:bookmarkEnd w:id="67"/>
+    <w:bookmarkStart w:id="69" w:name="ref-Brown2026b"/>
     <w:p>
       <w:pPr>
         <w:pStyle w:val="Bibliography"/>
@@ -5820,7 +5881,7 @@
       <w:r>
         <w:t xml:space="preserve"> </w:t>
       </w:r>
-      <w:hyperlink r:id="rId66">
+      <w:hyperlink r:id="rId68">
         <w:r>
           <w:rPr>
             <w:rStyle w:val="Hyperlink"/>
@@ -5832,8 +5893,8 @@
         <w:t xml:space="preserve">.</w:t>
       </w:r>
     </w:p>
-    <w:bookmarkEnd w:id="67"/>
-    <w:bookmarkStart w:id="69" w:name="ref-Brown2026local"/>
+    <w:bookmarkEnd w:id="69"/>
+    <w:bookmarkStart w:id="71" w:name="ref-Brown2026local"/>
     <w:p>
       <w:pPr>
         <w:pStyle w:val="Bibliography"/>
@@ -5853,7 +5914,7 @@
       <w:r>
         <w:t xml:space="preserve"> </w:t>
       </w:r>
-      <w:hyperlink r:id="rId68">
+      <w:hyperlink r:id="rId70">
         <w:r>
           <w:rPr>
             <w:rStyle w:val="Hyperlink"/>
@@ -5865,8 +5926,8 @@
         <w:t xml:space="preserve">, accessed September 18, 2026.</w:t>
       </w:r>
     </w:p>
-    <w:bookmarkEnd w:id="69"/>
-    <w:bookmarkStart w:id="71" w:name="ref-Campbell2024"/>
+    <w:bookmarkEnd w:id="71"/>
+    <w:bookmarkStart w:id="73" w:name="ref-Campbell2024"/>
     <w:p>
       <w:pPr>
         <w:pStyle w:val="Bibliography"/>
@@ -5893,7 +5954,7 @@
       <w:r>
         <w:t xml:space="preserve"> </w:t>
       </w:r>
-      <w:hyperlink r:id="rId70">
+      <w:hyperlink r:id="rId72">
         <w:r>
           <w:rPr>
             <w:rStyle w:val="Hyperlink"/>
@@ -5905,8 +5966,8 @@
         <w:t xml:space="preserve">.</w:t>
       </w:r>
     </w:p>
-    <w:bookmarkEnd w:id="71"/>
-    <w:bookmarkStart w:id="73" w:name="ref-CardarelliRagno2026"/>
+    <w:bookmarkEnd w:id="73"/>
+    <w:bookmarkStart w:id="75" w:name="ref-CardarelliRagno2026"/>
     <w:p>
       <w:pPr>
         <w:pStyle w:val="Bibliography"/>
@@ -5930,7 +5991,7 @@
       <w:r>
         <w:t xml:space="preserve"> </w:t>
       </w:r>
-      <w:hyperlink r:id="rId72">
+      <w:hyperlink r:id="rId74">
         <w:r>
           <w:rPr>
             <w:rStyle w:val="Hyperlink"/>
@@ -5942,8 +6003,8 @@
         <w:t xml:space="preserve">.</w:t>
       </w:r>
     </w:p>
-    <w:bookmarkEnd w:id="73"/>
-    <w:bookmarkStart w:id="75" w:name="ref-Chen2023"/>
+    <w:bookmarkEnd w:id="75"/>
+    <w:bookmarkStart w:id="77" w:name="ref-Chen2023"/>
     <w:p>
       <w:pPr>
         <w:pStyle w:val="Bibliography"/>
@@ -5967,7 +6028,7 @@
       <w:r>
         <w:t xml:space="preserve"> </w:t>
       </w:r>
-      <w:hyperlink r:id="rId74">
+      <w:hyperlink r:id="rId76">
         <w:r>
           <w:rPr>
             <w:rStyle w:val="Hyperlink"/>
@@ -5979,8 +6040,8 @@
         <w:t xml:space="preserve">.</w:t>
       </w:r>
     </w:p>
-    <w:bookmarkEnd w:id="75"/>
-    <w:bookmarkStart w:id="77" w:name="ref-Codreanu2026"/>
+    <w:bookmarkEnd w:id="77"/>
+    <w:bookmarkStart w:id="79" w:name="ref-Codreanu2026"/>
     <w:p>
       <w:pPr>
         <w:pStyle w:val="Bibliography"/>
@@ -6024,7 +6085,7 @@
       <w:r>
         <w:t xml:space="preserve"> </w:t>
       </w:r>
-      <w:hyperlink r:id="rId76">
+      <w:hyperlink r:id="rId78">
         <w:r>
           <w:rPr>
             <w:rStyle w:val="Hyperlink"/>
@@ -6036,8 +6097,8 @@
         <w:t xml:space="preserve">, accessed September 16, 2026.</w:t>
       </w:r>
     </w:p>
-    <w:bookmarkEnd w:id="77"/>
-    <w:bookmarkStart w:id="79" w:name="ref-Cooper2024"/>
+    <w:bookmarkEnd w:id="79"/>
+    <w:bookmarkStart w:id="81" w:name="ref-Cooper2024"/>
     <w:p>
       <w:pPr>
         <w:pStyle w:val="Bibliography"/>
@@ -6064,7 +6125,7 @@
       <w:r>
         <w:t xml:space="preserve"> </w:t>
       </w:r>
-      <w:hyperlink r:id="rId78">
+      <w:hyperlink r:id="rId80">
         <w:r>
           <w:rPr>
             <w:rStyle w:val="Hyperlink"/>
@@ -6076,8 +6137,8 @@
         <w:t xml:space="preserve">.</w:t>
       </w:r>
     </w:p>
-    <w:bookmarkEnd w:id="79"/>
-    <w:bookmarkStart w:id="81" w:name="ref-CootsonaCastilloSunseri2026"/>
+    <w:bookmarkEnd w:id="81"/>
+    <w:bookmarkStart w:id="83" w:name="ref-CootsonaCastilloSunseri2026"/>
     <w:p>
       <w:pPr>
         <w:pStyle w:val="Bibliography"/>
@@ -6101,7 +6162,7 @@
       <w:r>
         <w:t xml:space="preserve"> </w:t>
       </w:r>
-      <w:hyperlink r:id="rId80">
+      <w:hyperlink r:id="rId82">
         <w:r>
           <w:rPr>
             <w:rStyle w:val="Hyperlink"/>
@@ -6113,8 +6174,8 @@
         <w:t xml:space="preserve">.</w:t>
       </w:r>
     </w:p>
-    <w:bookmarkEnd w:id="81"/>
-    <w:bookmarkStart w:id="83" w:name="ref-DellAcqua2026"/>
+    <w:bookmarkEnd w:id="83"/>
+    <w:bookmarkStart w:id="85" w:name="ref-DellAcqua2026"/>
     <w:p>
       <w:pPr>
         <w:pStyle w:val="Bibliography"/>
@@ -6141,7 +6202,7 @@
       <w:r>
         <w:t xml:space="preserve"> </w:t>
       </w:r>
-      <w:hyperlink r:id="rId82">
+      <w:hyperlink r:id="rId84">
         <w:r>
           <w:rPr>
             <w:rStyle w:val="Hyperlink"/>
@@ -6153,8 +6214,8 @@
         <w:t xml:space="preserve">.</w:t>
       </w:r>
     </w:p>
-    <w:bookmarkEnd w:id="83"/>
-    <w:bookmarkStart w:id="85" w:name="ref-Dyck2026"/>
+    <w:bookmarkEnd w:id="85"/>
+    <w:bookmarkStart w:id="87" w:name="ref-Dyck2026"/>
     <w:p>
       <w:pPr>
         <w:pStyle w:val="Bibliography"/>
@@ -6181,7 +6242,7 @@
       <w:r>
         <w:t xml:space="preserve"> </w:t>
       </w:r>
-      <w:hyperlink r:id="rId84">
+      <w:hyperlink r:id="rId86">
         <w:r>
           <w:rPr>
             <w:rStyle w:val="Hyperlink"/>
@@ -6193,8 +6254,8 @@
         <w:t xml:space="preserve">.</w:t>
       </w:r>
     </w:p>
-    <w:bookmarkEnd w:id="85"/>
-    <w:bookmarkStart w:id="87" w:name="ref-Feuerriegel2024"/>
+    <w:bookmarkEnd w:id="87"/>
+    <w:bookmarkStart w:id="89" w:name="ref-Feuerriegel2024"/>
     <w:p>
       <w:pPr>
         <w:pStyle w:val="Bibliography"/>
@@ -6230,7 +6291,7 @@
       <w:r>
         <w:t xml:space="preserve"> </w:t>
       </w:r>
-      <w:hyperlink r:id="rId86">
+      <w:hyperlink r:id="rId88">
         <w:r>
           <w:rPr>
             <w:rStyle w:val="Hyperlink"/>
@@ -6242,8 +6303,8 @@
         <w:t xml:space="preserve">.</w:t>
       </w:r>
     </w:p>
-    <w:bookmarkEnd w:id="87"/>
-    <w:bookmarkStart w:id="89" w:name="ref-Gattiglia2025"/>
+    <w:bookmarkEnd w:id="89"/>
+    <w:bookmarkStart w:id="91" w:name="ref-Gattiglia2025"/>
     <w:p>
       <w:pPr>
         <w:pStyle w:val="Bibliography"/>
@@ -6270,7 +6331,7 @@
       <w:r>
         <w:t xml:space="preserve"> </w:t>
       </w:r>
-      <w:hyperlink r:id="rId88">
+      <w:hyperlink r:id="rId90">
         <w:r>
           <w:rPr>
             <w:rStyle w:val="Hyperlink"/>
@@ -6282,8 +6343,8 @@
         <w:t xml:space="preserve">.</w:t>
       </w:r>
     </w:p>
-    <w:bookmarkEnd w:id="89"/>
-    <w:bookmarkStart w:id="91" w:name="ref-GildeZuniga2024"/>
+    <w:bookmarkEnd w:id="91"/>
+    <w:bookmarkStart w:id="93" w:name="ref-GildeZuniga2024"/>
     <w:p>
       <w:pPr>
         <w:pStyle w:val="Bibliography"/>
@@ -6319,7 +6380,7 @@
       <w:r>
         <w:t xml:space="preserve"> </w:t>
       </w:r>
-      <w:hyperlink r:id="rId90">
+      <w:hyperlink r:id="rId92">
         <w:r>
           <w:rPr>
             <w:rStyle w:val="Hyperlink"/>
@@ -6331,8 +6392,8 @@
         <w:t xml:space="preserve">.</w:t>
       </w:r>
     </w:p>
-    <w:bookmarkEnd w:id="91"/>
-    <w:bookmarkStart w:id="93" w:name="ref-Gougherty2024"/>
+    <w:bookmarkEnd w:id="93"/>
+    <w:bookmarkStart w:id="95" w:name="ref-Gougherty2024"/>
     <w:p>
       <w:pPr>
         <w:pStyle w:val="Bibliography"/>
@@ -6380,7 +6441,7 @@
       <w:r>
         <w:t xml:space="preserve"> </w:t>
       </w:r>
-      <w:hyperlink r:id="rId92">
+      <w:hyperlink r:id="rId94">
         <w:r>
           <w:rPr>
             <w:rStyle w:val="Hyperlink"/>
@@ -6392,8 +6453,8 @@
         <w:t xml:space="preserve">.</w:t>
       </w:r>
     </w:p>
-    <w:bookmarkEnd w:id="93"/>
-    <w:bookmarkStart w:id="95" w:name="ref-Goyal2026"/>
+    <w:bookmarkEnd w:id="95"/>
+    <w:bookmarkStart w:id="97" w:name="ref-Goyal2026"/>
     <w:p>
       <w:pPr>
         <w:pStyle w:val="Bibliography"/>
@@ -6426,7 +6487,7 @@
       <w:r>
         <w:t xml:space="preserve"> </w:t>
       </w:r>
-      <w:hyperlink r:id="rId94">
+      <w:hyperlink r:id="rId96">
         <w:r>
           <w:rPr>
             <w:rStyle w:val="Hyperlink"/>
@@ -6438,8 +6499,8 @@
         <w:t xml:space="preserve">.</w:t>
       </w:r>
     </w:p>
-    <w:bookmarkEnd w:id="95"/>
-    <w:bookmarkStart w:id="97" w:name="ref-Greenacre2022Principal"/>
+    <w:bookmarkEnd w:id="97"/>
+    <w:bookmarkStart w:id="99" w:name="ref-Greenacre2022Principal"/>
     <w:p>
       <w:pPr>
         <w:pStyle w:val="Bibliography"/>
@@ -6466,7 +6527,7 @@
       <w:r>
         <w:t xml:space="preserve"> </w:t>
       </w:r>
-      <w:hyperlink r:id="rId96">
+      <w:hyperlink r:id="rId98">
         <w:r>
           <w:rPr>
             <w:rStyle w:val="Hyperlink"/>
@@ -6478,8 +6539,8 @@
         <w:t xml:space="preserve">.</w:t>
       </w:r>
     </w:p>
-    <w:bookmarkEnd w:id="97"/>
-    <w:bookmarkStart w:id="99" w:name="ref-Grossmann2023Transformation"/>
+    <w:bookmarkEnd w:id="99"/>
+    <w:bookmarkStart w:id="101" w:name="ref-Grossmann2023Transformation"/>
     <w:p>
       <w:pPr>
         <w:pStyle w:val="Bibliography"/>
@@ -6518,7 +6579,7 @@
       <w:r>
         <w:t xml:space="preserve"> </w:t>
       </w:r>
-      <w:hyperlink r:id="rId98">
+      <w:hyperlink r:id="rId100">
         <w:r>
           <w:rPr>
             <w:rStyle w:val="Hyperlink"/>
@@ -6530,8 +6591,8 @@
         <w:t xml:space="preserve">.</w:t>
       </w:r>
     </w:p>
-    <w:bookmarkEnd w:id="99"/>
-    <w:bookmarkStart w:id="101" w:name="ref-Guo2024"/>
+    <w:bookmarkEnd w:id="101"/>
+    <w:bookmarkStart w:id="103" w:name="ref-Guo2024"/>
     <w:p>
       <w:pPr>
         <w:pStyle w:val="Bibliography"/>
@@ -6542,7 +6603,7 @@
       <w:r>
         <w:t xml:space="preserve"> </w:t>
       </w:r>
-      <w:hyperlink r:id="rId100">
+      <w:hyperlink r:id="rId102">
         <w:r>
           <w:rPr>
             <w:rStyle w:val="Hyperlink"/>
@@ -6554,8 +6615,8 @@
         <w:t xml:space="preserve">, pp. 8048–8057.</w:t>
       </w:r>
     </w:p>
-    <w:bookmarkEnd w:id="101"/>
-    <w:bookmarkStart w:id="103" w:name="ref-Haase2026"/>
+    <w:bookmarkEnd w:id="103"/>
+    <w:bookmarkStart w:id="105" w:name="ref-Haase2026"/>
     <w:p>
       <w:pPr>
         <w:pStyle w:val="Bibliography"/>
@@ -6582,7 +6643,7 @@
       <w:r>
         <w:t xml:space="preserve"> </w:t>
       </w:r>
-      <w:hyperlink r:id="rId102">
+      <w:hyperlink r:id="rId104">
         <w:r>
           <w:rPr>
             <w:rStyle w:val="Hyperlink"/>
@@ -6594,8 +6655,8 @@
         <w:t xml:space="preserve">.</w:t>
       </w:r>
     </w:p>
-    <w:bookmarkEnd w:id="103"/>
-    <w:bookmarkStart w:id="105" w:name="ref-Hao2025"/>
+    <w:bookmarkEnd w:id="105"/>
+    <w:bookmarkStart w:id="107" w:name="ref-Hao2025"/>
     <w:p>
       <w:pPr>
         <w:pStyle w:val="Bibliography"/>
@@ -6631,7 +6692,7 @@
       <w:r>
         <w:t xml:space="preserve"> </w:t>
       </w:r>
-      <w:hyperlink r:id="rId104">
+      <w:hyperlink r:id="rId106">
         <w:r>
           <w:rPr>
             <w:rStyle w:val="Hyperlink"/>
@@ -6643,8 +6704,8 @@
         <w:t xml:space="preserve">.</w:t>
       </w:r>
     </w:p>
-    <w:bookmarkEnd w:id="105"/>
-    <w:bookmarkStart w:id="107" w:name="ref-Hariri2025"/>
+    <w:bookmarkEnd w:id="107"/>
+    <w:bookmarkStart w:id="109" w:name="ref-Hariri2025"/>
     <w:p>
       <w:pPr>
         <w:pStyle w:val="Bibliography"/>
@@ -6655,7 +6716,7 @@
       <w:r>
         <w:t xml:space="preserve"> </w:t>
       </w:r>
-      <w:hyperlink r:id="rId106">
+      <w:hyperlink r:id="rId108">
         <w:r>
           <w:rPr>
             <w:rStyle w:val="Hyperlink"/>
@@ -6680,8 +6741,8 @@
         <w:t xml:space="preserve">, pp. 83–97. Lecture Notes in Computer Science. Springer Nature Switzerland.</w:t>
       </w:r>
     </w:p>
-    <w:bookmarkEnd w:id="107"/>
-    <w:bookmarkStart w:id="109" w:name="ref-Hou2025"/>
+    <w:bookmarkEnd w:id="109"/>
+    <w:bookmarkStart w:id="111" w:name="ref-Hou2025"/>
     <w:p>
       <w:pPr>
         <w:pStyle w:val="Bibliography"/>
@@ -6717,7 +6778,7 @@
       <w:r>
         <w:t xml:space="preserve"> </w:t>
       </w:r>
-      <w:hyperlink r:id="rId108">
+      <w:hyperlink r:id="rId110">
         <w:r>
           <w:rPr>
             <w:rStyle w:val="Hyperlink"/>
@@ -6729,8 +6790,8 @@
         <w:t xml:space="preserve">.</w:t>
       </w:r>
     </w:p>
-    <w:bookmarkEnd w:id="109"/>
-    <w:bookmarkStart w:id="111" w:name="ref-Jansen2025"/>
+    <w:bookmarkEnd w:id="111"/>
+    <w:bookmarkStart w:id="113" w:name="ref-Jansen2025"/>
     <w:p>
       <w:pPr>
         <w:pStyle w:val="Bibliography"/>
@@ -6757,7 +6818,7 @@
       <w:r>
         <w:t xml:space="preserve"> </w:t>
       </w:r>
-      <w:hyperlink r:id="rId110">
+      <w:hyperlink r:id="rId112">
         <w:r>
           <w:rPr>
             <w:rStyle w:val="Hyperlink"/>
@@ -6769,8 +6830,8 @@
         <w:t xml:space="preserve">.</w:t>
       </w:r>
     </w:p>
-    <w:bookmarkEnd w:id="111"/>
-    <w:bookmarkStart w:id="113" w:name="ref-JohnsonEberl2026"/>
+    <w:bookmarkEnd w:id="113"/>
+    <w:bookmarkStart w:id="115" w:name="ref-JohnsonEberl2026"/>
     <w:p>
       <w:pPr>
         <w:pStyle w:val="Bibliography"/>
@@ -6797,7 +6858,7 @@
       <w:r>
         <w:t xml:space="preserve"> </w:t>
       </w:r>
-      <w:hyperlink r:id="rId112">
+      <w:hyperlink r:id="rId114">
         <w:r>
           <w:rPr>
             <w:rStyle w:val="Hyperlink"/>
@@ -6809,8 +6870,8 @@
         <w:t xml:space="preserve">.</w:t>
       </w:r>
     </w:p>
-    <w:bookmarkEnd w:id="113"/>
-    <w:bookmarkStart w:id="115" w:name="ref-Jonker2024"/>
+    <w:bookmarkEnd w:id="115"/>
+    <w:bookmarkStart w:id="117" w:name="ref-Jonker2024"/>
     <w:p>
       <w:pPr>
         <w:pStyle w:val="Bibliography"/>
@@ -6821,7 +6882,7 @@
       <w:r>
         <w:t xml:space="preserve"> </w:t>
       </w:r>
-      <w:hyperlink r:id="rId114">
+      <w:hyperlink r:id="rId116">
         <w:r>
           <w:rPr>
             <w:rStyle w:val="Hyperlink"/>
@@ -6870,8 +6931,8 @@
         <w:t xml:space="preserve">, pp. 188–204. Edward Elgar Publishing.</w:t>
       </w:r>
     </w:p>
-    <w:bookmarkEnd w:id="115"/>
-    <w:bookmarkStart w:id="117" w:name="ref-Kansa2026"/>
+    <w:bookmarkEnd w:id="117"/>
+    <w:bookmarkStart w:id="119" w:name="ref-Kansa2026"/>
     <w:p>
       <w:pPr>
         <w:pStyle w:val="Bibliography"/>
@@ -6907,7 +6968,7 @@
       <w:r>
         <w:t xml:space="preserve"> </w:t>
       </w:r>
-      <w:hyperlink r:id="rId116">
+      <w:hyperlink r:id="rId118">
         <w:r>
           <w:rPr>
             <w:rStyle w:val="Hyperlink"/>
@@ -6919,8 +6980,8 @@
         <w:t xml:space="preserve">.</w:t>
       </w:r>
     </w:p>
-    <w:bookmarkEnd w:id="117"/>
-    <w:bookmarkStart w:id="119" w:name="ref-Kasneci2023"/>
+    <w:bookmarkEnd w:id="119"/>
+    <w:bookmarkStart w:id="121" w:name="ref-Kasneci2023"/>
     <w:p>
       <w:pPr>
         <w:pStyle w:val="Bibliography"/>
@@ -6956,7 +7017,7 @@
       <w:r>
         <w:t xml:space="preserve"> </w:t>
       </w:r>
-      <w:hyperlink r:id="rId118">
+      <w:hyperlink r:id="rId120">
         <w:r>
           <w:rPr>
             <w:rStyle w:val="Hyperlink"/>
@@ -6968,8 +7029,8 @@
         <w:t xml:space="preserve">.</w:t>
       </w:r>
     </w:p>
-    <w:bookmarkEnd w:id="119"/>
-    <w:bookmarkStart w:id="121" w:name="ref-Kim2026Power"/>
+    <w:bookmarkEnd w:id="121"/>
+    <w:bookmarkStart w:id="123" w:name="ref-Kim2026Power"/>
     <w:p>
       <w:pPr>
         <w:pStyle w:val="Bibliography"/>
@@ -7002,7 +7063,7 @@
       <w:r>
         <w:t xml:space="preserve"> </w:t>
       </w:r>
-      <w:hyperlink r:id="rId120">
+      <w:hyperlink r:id="rId122">
         <w:r>
           <w:rPr>
             <w:rStyle w:val="Hyperlink"/>
@@ -7014,8 +7075,8 @@
         <w:t xml:space="preserve">.</w:t>
       </w:r>
     </w:p>
-    <w:bookmarkEnd w:id="121"/>
-    <w:bookmarkStart w:id="123" w:name="ref-Korinek2023"/>
+    <w:bookmarkEnd w:id="123"/>
+    <w:bookmarkStart w:id="125" w:name="ref-Korinek2023"/>
     <w:p>
       <w:pPr>
         <w:pStyle w:val="Bibliography"/>
@@ -7042,7 +7103,7 @@
       <w:r>
         <w:t xml:space="preserve"> </w:t>
       </w:r>
-      <w:hyperlink r:id="rId122">
+      <w:hyperlink r:id="rId124">
         <w:r>
           <w:rPr>
             <w:rStyle w:val="Hyperlink"/>
@@ -7054,8 +7115,8 @@
         <w:t xml:space="preserve">.</w:t>
       </w:r>
     </w:p>
-    <w:bookmarkEnd w:id="123"/>
-    <w:bookmarkStart w:id="125" w:name="ref-Korinek2025"/>
+    <w:bookmarkEnd w:id="125"/>
+    <w:bookmarkStart w:id="127" w:name="ref-Korinek2025"/>
     <w:p>
       <w:pPr>
         <w:pStyle w:val="Bibliography"/>
@@ -7066,7 +7127,7 @@
       <w:r>
         <w:t xml:space="preserve"> </w:t>
       </w:r>
-      <w:hyperlink r:id="rId124">
+      <w:hyperlink r:id="rId126">
         <w:r>
           <w:rPr>
             <w:rStyle w:val="Hyperlink"/>
@@ -7096,8 +7157,8 @@
         <w:t xml:space="preserve">. National Bureau of Economic Research.</w:t>
       </w:r>
     </w:p>
-    <w:bookmarkEnd w:id="125"/>
-    <w:bookmarkStart w:id="127" w:name="ref-Moorthy2026"/>
+    <w:bookmarkEnd w:id="127"/>
+    <w:bookmarkStart w:id="129" w:name="ref-Moorthy2026"/>
     <w:p>
       <w:pPr>
         <w:pStyle w:val="Bibliography"/>
@@ -7142,7 +7203,7 @@
       <w:r>
         <w:t xml:space="preserve"> </w:t>
       </w:r>
-      <w:hyperlink r:id="rId126">
+      <w:hyperlink r:id="rId128">
         <w:r>
           <w:rPr>
             <w:rStyle w:val="Hyperlink"/>
@@ -7154,8 +7215,8 @@
         <w:t xml:space="preserve">.</w:t>
       </w:r>
     </w:p>
-    <w:bookmarkEnd w:id="127"/>
-    <w:bookmarkStart w:id="129" w:name="ref-Laban2025"/>
+    <w:bookmarkEnd w:id="129"/>
+    <w:bookmarkStart w:id="131" w:name="ref-Laban2025"/>
     <w:p>
       <w:pPr>
         <w:pStyle w:val="Bibliography"/>
@@ -7191,7 +7252,7 @@
       <w:r>
         <w:t xml:space="preserve"> </w:t>
       </w:r>
-      <w:hyperlink r:id="rId128">
+      <w:hyperlink r:id="rId130">
         <w:r>
           <w:rPr>
             <w:rStyle w:val="Hyperlink"/>
@@ -7203,8 +7264,8 @@
         <w:t xml:space="preserve">.</w:t>
       </w:r>
     </w:p>
-    <w:bookmarkEnd w:id="129"/>
-    <w:bookmarkStart w:id="131" w:name="ref-Leung2023"/>
+    <w:bookmarkEnd w:id="131"/>
+    <w:bookmarkStart w:id="133" w:name="ref-Leung2023"/>
     <w:p>
       <w:pPr>
         <w:pStyle w:val="Bibliography"/>
@@ -7231,7 +7292,7 @@
       <w:r>
         <w:t xml:space="preserve"> </w:t>
       </w:r>
-      <w:hyperlink r:id="rId130">
+      <w:hyperlink r:id="rId132">
         <w:r>
           <w:rPr>
             <w:rStyle w:val="Hyperlink"/>
@@ -7243,8 +7304,8 @@
         <w:t xml:space="preserve">.</w:t>
       </w:r>
     </w:p>
-    <w:bookmarkEnd w:id="131"/>
-    <w:bookmarkStart w:id="133" w:name="ref-Lin2026"/>
+    <w:bookmarkEnd w:id="133"/>
+    <w:bookmarkStart w:id="135" w:name="ref-Lin2026"/>
     <w:p>
       <w:pPr>
         <w:pStyle w:val="Bibliography"/>
@@ -7277,7 +7338,7 @@
       <w:r>
         <w:t xml:space="preserve"> </w:t>
       </w:r>
-      <w:hyperlink r:id="rId132">
+      <w:hyperlink r:id="rId134">
         <w:r>
           <w:rPr>
             <w:rStyle w:val="Hyperlink"/>
@@ -7289,8 +7350,8 @@
         <w:t xml:space="preserve">.</w:t>
       </w:r>
     </w:p>
-    <w:bookmarkEnd w:id="133"/>
-    <w:bookmarkStart w:id="135" w:name="ref-Liu2026Dive"/>
+    <w:bookmarkEnd w:id="135"/>
+    <w:bookmarkStart w:id="137" w:name="ref-Liu2026Dive"/>
     <w:p>
       <w:pPr>
         <w:pStyle w:val="Bibliography"/>
@@ -7335,7 +7396,7 @@
       <w:r>
         <w:t xml:space="preserve"> </w:t>
       </w:r>
-      <w:hyperlink r:id="rId134">
+      <w:hyperlink r:id="rId136">
         <w:r>
           <w:rPr>
             <w:rStyle w:val="Hyperlink"/>
@@ -7347,8 +7408,8 @@
         <w:t xml:space="preserve">.</w:t>
       </w:r>
     </w:p>
-    <w:bookmarkEnd w:id="135"/>
-    <w:bookmarkStart w:id="137" w:name="ref-Longkumer2025Generative"/>
+    <w:bookmarkEnd w:id="137"/>
+    <w:bookmarkStart w:id="139" w:name="ref-Longkumer2025Generative"/>
     <w:p>
       <w:pPr>
         <w:pStyle w:val="Bibliography"/>
@@ -7435,7 +7496,7 @@
       <w:r>
         <w:t xml:space="preserve"> </w:t>
       </w:r>
-      <w:hyperlink r:id="rId136">
+      <w:hyperlink r:id="rId138">
         <w:r>
           <w:rPr>
             <w:rStyle w:val="Hyperlink"/>
@@ -7447,8 +7508,8 @@
         <w:t xml:space="preserve">.</w:t>
       </w:r>
     </w:p>
-    <w:bookmarkEnd w:id="137"/>
-    <w:bookmarkStart w:id="139" w:name="ref-Lu2026"/>
+    <w:bookmarkEnd w:id="139"/>
+    <w:bookmarkStart w:id="141" w:name="ref-Lu2026"/>
     <w:p>
       <w:pPr>
         <w:pStyle w:val="Bibliography"/>
@@ -7487,7 +7548,7 @@
       <w:r>
         <w:t xml:space="preserve"> </w:t>
       </w:r>
-      <w:hyperlink r:id="rId138">
+      <w:hyperlink r:id="rId140">
         <w:r>
           <w:rPr>
             <w:rStyle w:val="Hyperlink"/>
@@ -7499,57 +7560,32 @@
         <w:t xml:space="preserve">.</w:t>
       </w:r>
     </w:p>
-    <w:bookmarkEnd w:id="139"/>
-    <w:bookmarkStart w:id="141" w:name="ref-MBran2024"/>
+    <w:bookmarkEnd w:id="141"/>
+    <w:bookmarkStart w:id="143" w:name="ref-lyttelton2026agents"/>
     <w:p>
       <w:pPr>
         <w:pStyle w:val="Bibliography"/>
       </w:pPr>
       <w:r>
-        <w:t xml:space="preserve">M. Bran, Andres, Sam Cox, Oliver Schilter, Carlo Baldassari, Andrew D. White, and Philippe Schwaller. 2024.</w:t>
-      </w:r>
-      <w:r>
-        <w:t xml:space="preserve"> </w:t>
-      </w:r>
-      <w:r>
-        <w:t xml:space="preserve">Augmenting Large Language Models With Chemistry Tools</w:t>
-      </w:r>
+        <w:t xml:space="preserve">Lyttelton, Thomas, Maxim Massenkoff, and Nathan Wilmers. 2026. Coding Agents in the Social Sciences.</w:t>
+      </w:r>
+      <w:r>
+        <w:t xml:space="preserve"> </w:t>
+      </w:r>
+      <w:hyperlink r:id="rId142">
+        <w:r>
+          <w:rPr>
+            <w:rStyle w:val="Hyperlink"/>
+          </w:rPr>
+          <w:t xml:space="preserve">https://www.anthropic.com/research/coding-agents-social-sciences</w:t>
+        </w:r>
+      </w:hyperlink>
       <w:r>
         <w:t xml:space="preserve">.</w:t>
       </w:r>
-      <w:r>
-        <w:t xml:space="preserve"> </w:t>
-      </w:r>
-      <w:r>
-        <w:rPr>
-          <w:iCs/>
-          <w:i/>
-        </w:rPr>
-        <w:t xml:space="preserve">Nature Machine Intelligence</w:t>
-      </w:r>
-      <w:r>
-        <w:t xml:space="preserve"> </w:t>
-      </w:r>
-      <w:r>
-        <w:t xml:space="preserve">6(5):525–535.</w:t>
-      </w:r>
-      <w:r>
-        <w:t xml:space="preserve"> </w:t>
-      </w:r>
-      <w:hyperlink r:id="rId140">
-        <w:r>
-          <w:rPr>
-            <w:rStyle w:val="Hyperlink"/>
-          </w:rPr>
-          <w:t xml:space="preserve">https://doi.org/10.1038/s42256-024-00832-8</w:t>
-        </w:r>
-      </w:hyperlink>
-      <w:r>
-        <w:t xml:space="preserve">.</w:t>
-      </w:r>
-    </w:p>
-    <w:bookmarkEnd w:id="141"/>
-    <w:bookmarkStart w:id="143" w:name="ref-Marwick2017"/>
+    </w:p>
+    <w:bookmarkEnd w:id="143"/>
+    <w:bookmarkStart w:id="145" w:name="ref-Marwick2017"/>
     <w:p>
       <w:pPr>
         <w:pStyle w:val="Bibliography"/>
@@ -7576,7 +7612,7 @@
       <w:r>
         <w:t xml:space="preserve"> </w:t>
       </w:r>
-      <w:hyperlink r:id="rId142">
+      <w:hyperlink r:id="rId144">
         <w:r>
           <w:rPr>
             <w:rStyle w:val="Hyperlink"/>
@@ -7588,8 +7624,8 @@
         <w:t xml:space="preserve">.</w:t>
       </w:r>
     </w:p>
-    <w:bookmarkEnd w:id="143"/>
-    <w:bookmarkStart w:id="145" w:name="ref-Messeri2024"/>
+    <w:bookmarkEnd w:id="145"/>
+    <w:bookmarkStart w:id="147" w:name="ref-Messeri2024"/>
     <w:p>
       <w:pPr>
         <w:pStyle w:val="Bibliography"/>
@@ -7616,7 +7652,7 @@
       <w:r>
         <w:t xml:space="preserve"> </w:t>
       </w:r>
-      <w:hyperlink r:id="rId144">
+      <w:hyperlink r:id="rId146">
         <w:r>
           <w:rPr>
             <w:rStyle w:val="Hyperlink"/>
@@ -7628,8 +7664,8 @@
         <w:t xml:space="preserve">.</w:t>
       </w:r>
     </w:p>
-    <w:bookmarkEnd w:id="145"/>
-    <w:bookmarkStart w:id="147" w:name="ref-Miao2026"/>
+    <w:bookmarkEnd w:id="147"/>
+    <w:bookmarkStart w:id="149" w:name="ref-Miao2026"/>
     <w:p>
       <w:pPr>
         <w:pStyle w:val="Bibliography"/>
@@ -7653,7 +7689,7 @@
       <w:r>
         <w:t xml:space="preserve"> </w:t>
       </w:r>
-      <w:hyperlink r:id="rId146">
+      <w:hyperlink r:id="rId148">
         <w:r>
           <w:rPr>
             <w:rStyle w:val="Hyperlink"/>
@@ -7665,8 +7701,8 @@
         <w:t xml:space="preserve">.</w:t>
       </w:r>
     </w:p>
-    <w:bookmarkEnd w:id="147"/>
-    <w:bookmarkStart w:id="149" w:name="ref-Monakhov2026"/>
+    <w:bookmarkEnd w:id="149"/>
+    <w:bookmarkStart w:id="151" w:name="ref-Monakhov2026"/>
     <w:p>
       <w:pPr>
         <w:pStyle w:val="Bibliography"/>
@@ -7677,7 +7713,7 @@
       <w:r>
         <w:t xml:space="preserve"> </w:t>
       </w:r>
-      <w:hyperlink r:id="rId148">
+      <w:hyperlink r:id="rId150">
         <w:r>
           <w:rPr>
             <w:rStyle w:val="Hyperlink"/>
@@ -7713,8 +7749,8 @@
         <w:t xml:space="preserve">. Elsevier BV.</w:t>
       </w:r>
     </w:p>
-    <w:bookmarkEnd w:id="149"/>
-    <w:bookmarkStart w:id="151" w:name="ref-NationalAcademies2026"/>
+    <w:bookmarkEnd w:id="151"/>
+    <w:bookmarkStart w:id="153" w:name="ref-NationalAcademies2026"/>
     <w:p>
       <w:pPr>
         <w:pStyle w:val="Bibliography"/>
@@ -7725,7 +7761,7 @@
       <w:r>
         <w:t xml:space="preserve"> </w:t>
       </w:r>
-      <w:hyperlink r:id="rId150">
+      <w:hyperlink r:id="rId152">
         <w:r>
           <w:rPr>
             <w:rStyle w:val="Hyperlink"/>
@@ -7739,8 +7775,8 @@
         <w:t xml:space="preserve">. The National Academies Press, Washington, DC.</w:t>
       </w:r>
     </w:p>
-    <w:bookmarkEnd w:id="151"/>
-    <w:bookmarkStart w:id="153" w:name="ref-Nejjar2025"/>
+    <w:bookmarkEnd w:id="153"/>
+    <w:bookmarkStart w:id="155" w:name="ref-Nejjar2025"/>
     <w:p>
       <w:pPr>
         <w:pStyle w:val="Bibliography"/>
@@ -7776,7 +7812,7 @@
       <w:r>
         <w:t xml:space="preserve"> </w:t>
       </w:r>
-      <w:hyperlink r:id="rId152">
+      <w:hyperlink r:id="rId154">
         <w:r>
           <w:rPr>
             <w:rStyle w:val="Hyperlink"/>
@@ -7788,8 +7824,8 @@
         <w:t xml:space="preserve">.</w:t>
       </w:r>
     </w:p>
-    <w:bookmarkEnd w:id="153"/>
-    <w:bookmarkStart w:id="155" w:name="ref-Park2023"/>
+    <w:bookmarkEnd w:id="155"/>
+    <w:bookmarkStart w:id="157" w:name="ref-Park2023"/>
     <w:p>
       <w:pPr>
         <w:pStyle w:val="Bibliography"/>
@@ -7800,7 +7836,7 @@
       <w:r>
         <w:t xml:space="preserve"> </w:t>
       </w:r>
-      <w:hyperlink r:id="rId154">
+      <w:hyperlink r:id="rId156">
         <w:r>
           <w:rPr>
             <w:rStyle w:val="Hyperlink"/>
@@ -7812,8 +7848,8 @@
         <w:t xml:space="preserve">, pp. 1–22.</w:t>
       </w:r>
     </w:p>
-    <w:bookmarkEnd w:id="155"/>
-    <w:bookmarkStart w:id="157" w:name="ref-Piper2026"/>
+    <w:bookmarkEnd w:id="157"/>
+    <w:bookmarkStart w:id="159" w:name="ref-Piper2026"/>
     <w:p>
       <w:pPr>
         <w:pStyle w:val="Bibliography"/>
@@ -7840,7 +7876,7 @@
       <w:r>
         <w:t xml:space="preserve"> </w:t>
       </w:r>
-      <w:hyperlink r:id="rId156">
+      <w:hyperlink r:id="rId158">
         <w:r>
           <w:rPr>
             <w:rStyle w:val="Hyperlink"/>
@@ -7852,8 +7888,8 @@
         <w:t xml:space="preserve">.</w:t>
       </w:r>
     </w:p>
-    <w:bookmarkEnd w:id="157"/>
-    <w:bookmarkStart w:id="159" w:name="ref-QuartoDocs2026"/>
+    <w:bookmarkEnd w:id="159"/>
+    <w:bookmarkStart w:id="161" w:name="ref-QuartoDocs2026"/>
     <w:p>
       <w:pPr>
         <w:pStyle w:val="Bibliography"/>
@@ -7873,7 +7909,7 @@
       <w:r>
         <w:t xml:space="preserve"> </w:t>
       </w:r>
-      <w:hyperlink r:id="rId158">
+      <w:hyperlink r:id="rId160">
         <w:r>
           <w:rPr>
             <w:rStyle w:val="Hyperlink"/>
@@ -7885,8 +7921,8 @@
         <w:t xml:space="preserve">, accessed September 17, 2026.</w:t>
       </w:r>
     </w:p>
-    <w:bookmarkEnd w:id="159"/>
-    <w:bookmarkStart w:id="161" w:name="ref-Rafiee2025"/>
+    <w:bookmarkEnd w:id="161"/>
+    <w:bookmarkStart w:id="163" w:name="ref-Rafiee2025"/>
     <w:p>
       <w:pPr>
         <w:pStyle w:val="Bibliography"/>
@@ -7919,7 +7955,7 @@
       <w:r>
         <w:t xml:space="preserve"> </w:t>
       </w:r>
-      <w:hyperlink r:id="rId160">
+      <w:hyperlink r:id="rId162">
         <w:r>
           <w:rPr>
             <w:rStyle w:val="Hyperlink"/>
@@ -7931,8 +7967,8 @@
         <w:t xml:space="preserve">.</w:t>
       </w:r>
     </w:p>
-    <w:bookmarkEnd w:id="161"/>
-    <w:bookmarkStart w:id="163" w:name="ref-Scheepens2024"/>
+    <w:bookmarkEnd w:id="163"/>
+    <w:bookmarkStart w:id="165" w:name="ref-Scheepens2024"/>
     <w:p>
       <w:pPr>
         <w:pStyle w:val="Bibliography"/>
@@ -7971,7 +8007,7 @@
       <w:r>
         <w:t xml:space="preserve"> </w:t>
       </w:r>
-      <w:hyperlink r:id="rId162">
+      <w:hyperlink r:id="rId164">
         <w:r>
           <w:rPr>
             <w:rStyle w:val="Hyperlink"/>
@@ -7983,8 +8019,8 @@
         <w:t xml:space="preserve">.</w:t>
       </w:r>
     </w:p>
-    <w:bookmarkEnd w:id="163"/>
-    <w:bookmarkStart w:id="165" w:name="ref-Schick2023"/>
+    <w:bookmarkEnd w:id="165"/>
+    <w:bookmarkStart w:id="167" w:name="ref-Schick2023"/>
     <w:p>
       <w:pPr>
         <w:pStyle w:val="Bibliography"/>
@@ -7995,7 +8031,7 @@
       <w:r>
         <w:t xml:space="preserve"> </w:t>
       </w:r>
-      <w:hyperlink r:id="rId164">
+      <w:hyperlink r:id="rId166">
         <w:r>
           <w:rPr>
             <w:rStyle w:val="Hyperlink"/>
@@ -8007,8 +8043,8 @@
         <w:t xml:space="preserve">, pp. 68539–68551.</w:t>
       </w:r>
     </w:p>
-    <w:bookmarkEnd w:id="165"/>
-    <w:bookmarkStart w:id="167" w:name="ref-Schweinberger2026privacy"/>
+    <w:bookmarkEnd w:id="167"/>
+    <w:bookmarkStart w:id="169" w:name="ref-Schweinberger2026privacy"/>
     <w:p>
       <w:pPr>
         <w:pStyle w:val="Bibliography"/>
@@ -8037,7 +8073,7 @@
       <w:r>
         <w:t xml:space="preserve"> </w:t>
       </w:r>
-      <w:hyperlink r:id="rId166">
+      <w:hyperlink r:id="rId168">
         <w:r>
           <w:rPr>
             <w:rStyle w:val="Hyperlink"/>
@@ -8049,8 +8085,8 @@
         <w:t xml:space="preserve">, accessed September 18, 2026.</w:t>
       </w:r>
     </w:p>
-    <w:bookmarkEnd w:id="167"/>
-    <w:bookmarkStart w:id="169" w:name="ref-Shaikhon2025"/>
+    <w:bookmarkEnd w:id="169"/>
+    <w:bookmarkStart w:id="171" w:name="ref-Shaikhon2025"/>
     <w:p>
       <w:pPr>
         <w:pStyle w:val="Bibliography"/>
@@ -8077,7 +8113,7 @@
       <w:r>
         <w:t xml:space="preserve"> </w:t>
       </w:r>
-      <w:hyperlink r:id="rId168">
+      <w:hyperlink r:id="rId170">
         <w:r>
           <w:rPr>
             <w:rStyle w:val="Hyperlink"/>
@@ -8089,8 +8125,8 @@
         <w:t xml:space="preserve">.</w:t>
       </w:r>
     </w:p>
-    <w:bookmarkEnd w:id="169"/>
-    <w:bookmarkStart w:id="171" w:name="ref-Taylor2023"/>
+    <w:bookmarkEnd w:id="171"/>
+    <w:bookmarkStart w:id="173" w:name="ref-Taylor2023"/>
     <w:p>
       <w:pPr>
         <w:pStyle w:val="Bibliography"/>
@@ -8101,7 +8137,7 @@
       <w:r>
         <w:t xml:space="preserve"> </w:t>
       </w:r>
-      <w:hyperlink r:id="rId170">
+      <w:hyperlink r:id="rId172">
         <w:r>
           <w:rPr>
             <w:rStyle w:val="Hyperlink"/>
@@ -8150,8 +8186,8 @@
         <w:t xml:space="preserve">. IOS Press.</w:t>
       </w:r>
     </w:p>
-    <w:bookmarkEnd w:id="171"/>
-    <w:bookmarkStart w:id="173" w:name="ref-Tenzer2024"/>
+    <w:bookmarkEnd w:id="173"/>
+    <w:bookmarkStart w:id="175" w:name="ref-Tenzer2024"/>
     <w:p>
       <w:pPr>
         <w:pStyle w:val="Bibliography"/>
@@ -8187,7 +8223,7 @@
       <w:r>
         <w:t xml:space="preserve"> </w:t>
       </w:r>
-      <w:hyperlink r:id="rId172">
+      <w:hyperlink r:id="rId174">
         <w:r>
           <w:rPr>
             <w:rStyle w:val="Hyperlink"/>
@@ -8199,8 +8235,8 @@
         <w:t xml:space="preserve">.</w:t>
       </w:r>
     </w:p>
-    <w:bookmarkEnd w:id="173"/>
-    <w:bookmarkStart w:id="175" w:name="ref-RoyalSociety2024"/>
+    <w:bookmarkEnd w:id="175"/>
+    <w:bookmarkStart w:id="177" w:name="ref-RoyalSociety2024"/>
     <w:p>
       <w:pPr>
         <w:pStyle w:val="Bibliography"/>
@@ -8211,7 +8247,7 @@
       <w:r>
         <w:t xml:space="preserve"> </w:t>
       </w:r>
-      <w:hyperlink r:id="rId174">
+      <w:hyperlink r:id="rId176">
         <w:r>
           <w:rPr>
             <w:rStyle w:val="Hyperlink"/>
@@ -8329,8 +8365,8 @@
         <w:t xml:space="preserve">. The Royal Society, London.</w:t>
       </w:r>
     </w:p>
-    <w:bookmarkEnd w:id="175"/>
-    <w:bookmarkStart w:id="177" w:name="ref-Walters2023"/>
+    <w:bookmarkEnd w:id="177"/>
+    <w:bookmarkStart w:id="179" w:name="ref-Walters2023"/>
     <w:p>
       <w:pPr>
         <w:pStyle w:val="Bibliography"/>
@@ -8366,7 +8402,7 @@
       <w:r>
         <w:t xml:space="preserve"> </w:t>
       </w:r>
-      <w:hyperlink r:id="rId176">
+      <w:hyperlink r:id="rId178">
         <w:r>
           <w:rPr>
             <w:rStyle w:val="Hyperlink"/>
@@ -8378,8 +8414,8 @@
         <w:t xml:space="preserve">.</w:t>
       </w:r>
     </w:p>
-    <w:bookmarkEnd w:id="177"/>
-    <w:bookmarkStart w:id="179" w:name="ref-Wang2024"/>
+    <w:bookmarkEnd w:id="179"/>
+    <w:bookmarkStart w:id="181" w:name="ref-Wang2024"/>
     <w:p>
       <w:pPr>
         <w:pStyle w:val="Bibliography"/>
@@ -8415,7 +8451,7 @@
       <w:r>
         <w:t xml:space="preserve"> </w:t>
       </w:r>
-      <w:hyperlink r:id="rId178">
+      <w:hyperlink r:id="rId180">
         <w:r>
           <w:rPr>
             <w:rStyle w:val="Hyperlink"/>
@@ -8427,8 +8463,8 @@
         <w:t xml:space="preserve">.</w:t>
       </w:r>
     </w:p>
-    <w:bookmarkEnd w:id="179"/>
-    <w:bookmarkStart w:id="181" w:name="ref-Wickham2019"/>
+    <w:bookmarkEnd w:id="181"/>
+    <w:bookmarkStart w:id="183" w:name="ref-Wickham2019"/>
     <w:p>
       <w:pPr>
         <w:pStyle w:val="Bibliography"/>
@@ -8464,7 +8500,7 @@
       <w:r>
         <w:t xml:space="preserve"> </w:t>
       </w:r>
-      <w:hyperlink r:id="rId180">
+      <w:hyperlink r:id="rId182">
         <w:r>
           <w:rPr>
             <w:rStyle w:val="Hyperlink"/>
@@ -8476,8 +8512,8 @@
         <w:t xml:space="preserve">.</w:t>
       </w:r>
     </w:p>
-    <w:bookmarkEnd w:id="181"/>
-    <w:bookmarkStart w:id="183" w:name="ref-Wiest2024"/>
+    <w:bookmarkEnd w:id="183"/>
+    <w:bookmarkStart w:id="185" w:name="ref-Wiest2024"/>
     <w:p>
       <w:pPr>
         <w:pStyle w:val="Bibliography"/>
@@ -8513,7 +8549,7 @@
       <w:r>
         <w:t xml:space="preserve"> </w:t>
       </w:r>
-      <w:hyperlink r:id="rId182">
+      <w:hyperlink r:id="rId184">
         <w:r>
           <w:rPr>
             <w:rStyle w:val="Hyperlink"/>
@@ -8525,8 +8561,8 @@
         <w:t xml:space="preserve">.</w:t>
       </w:r>
     </w:p>
-    <w:bookmarkEnd w:id="183"/>
-    <w:bookmarkStart w:id="185" w:name="ref-Xu2026"/>
+    <w:bookmarkEnd w:id="185"/>
+    <w:bookmarkStart w:id="187" w:name="ref-Xu2026"/>
     <w:p>
       <w:pPr>
         <w:pStyle w:val="Bibliography"/>
@@ -8571,7 +8607,7 @@
       <w:r>
         <w:t xml:space="preserve"> </w:t>
       </w:r>
-      <w:hyperlink r:id="rId184">
+      <w:hyperlink r:id="rId186">
         <w:r>
           <w:rPr>
             <w:rStyle w:val="Hyperlink"/>
@@ -8583,8 +8619,8 @@
         <w:t xml:space="preserve">.</w:t>
       </w:r>
     </w:p>
-    <w:bookmarkEnd w:id="185"/>
-    <w:bookmarkStart w:id="187" w:name="ref-Xu2024"/>
+    <w:bookmarkEnd w:id="187"/>
+    <w:bookmarkStart w:id="189" w:name="ref-Xu2024"/>
     <w:p>
       <w:pPr>
         <w:pStyle w:val="Bibliography"/>
@@ -8620,7 +8656,7 @@
       <w:r>
         <w:t xml:space="preserve"> </w:t>
       </w:r>
-      <w:hyperlink r:id="rId186">
+      <w:hyperlink r:id="rId188">
         <w:r>
           <w:rPr>
             <w:rStyle w:val="Hyperlink"/>
@@ -8632,8 +8668,8 @@
         <w:t xml:space="preserve">.</w:t>
       </w:r>
     </w:p>
-    <w:bookmarkEnd w:id="187"/>
-    <w:bookmarkStart w:id="189" w:name="ref-ZamfirescuPereira2023"/>
+    <w:bookmarkEnd w:id="189"/>
+    <w:bookmarkStart w:id="191" w:name="ref-ZamfirescuPereira2023"/>
     <w:p>
       <w:pPr>
         <w:pStyle w:val="Bibliography"/>
@@ -8644,7 +8680,7 @@
       <w:r>
         <w:t xml:space="preserve"> </w:t>
       </w:r>
-      <w:hyperlink r:id="rId188">
+      <w:hyperlink r:id="rId190">
         <w:r>
           <w:rPr>
             <w:rStyle w:val="Hyperlink"/>
@@ -8656,8 +8692,8 @@
         <w:t xml:space="preserve">, New York, NY, USA.</w:t>
       </w:r>
     </w:p>
-    <w:bookmarkEnd w:id="189"/>
-    <w:bookmarkStart w:id="191" w:name="ref-Zanzotto2019"/>
+    <w:bookmarkEnd w:id="191"/>
+    <w:bookmarkStart w:id="193" w:name="ref-Zanzotto2019"/>
     <w:p>
       <w:pPr>
         <w:pStyle w:val="Bibliography"/>
@@ -8693,7 +8729,7 @@
       <w:r>
         <w:t xml:space="preserve"> </w:t>
       </w:r>
-      <w:hyperlink r:id="rId190">
+      <w:hyperlink r:id="rId192">
         <w:r>
           <w:rPr>
             <w:rStyle w:val="Hyperlink"/>
@@ -8705,8 +8741,8 @@
         <w:t xml:space="preserve">.</w:t>
       </w:r>
     </w:p>
-    <w:bookmarkEnd w:id="191"/>
-    <w:bookmarkStart w:id="193" w:name="ref-Zhang2025"/>
+    <w:bookmarkEnd w:id="193"/>
+    <w:bookmarkStart w:id="195" w:name="ref-Zhang2025"/>
     <w:p>
       <w:pPr>
         <w:pStyle w:val="Bibliography"/>
@@ -8742,7 +8778,7 @@
       <w:r>
         <w:t xml:space="preserve"> </w:t>
       </w:r>
-      <w:hyperlink r:id="rId192">
+      <w:hyperlink r:id="rId194">
         <w:r>
           <w:rPr>
             <w:rStyle w:val="Hyperlink"/>
@@ -8754,8 +8790,8 @@
         <w:t xml:space="preserve">.</w:t>
       </w:r>
     </w:p>
-    <w:bookmarkEnd w:id="193"/>
-    <w:bookmarkStart w:id="195" w:name="ref-Zhang2026Vibe"/>
+    <w:bookmarkEnd w:id="195"/>
+    <w:bookmarkStart w:id="197" w:name="ref-Zhang2026Vibe"/>
     <w:p>
       <w:pPr>
         <w:pStyle w:val="Bibliography"/>
@@ -8791,7 +8827,7 @@
       <w:r>
         <w:t xml:space="preserve"> </w:t>
       </w:r>
-      <w:hyperlink r:id="rId194">
+      <w:hyperlink r:id="rId196">
         <w:r>
           <w:rPr>
             <w:rStyle w:val="Hyperlink"/>
@@ -8803,8 +8839,8 @@
         <w:t xml:space="preserve">.</w:t>
       </w:r>
     </w:p>
-    <w:bookmarkEnd w:id="195"/>
-    <w:bookmarkStart w:id="197" w:name="ref-Zheng2024"/>
+    <w:bookmarkEnd w:id="197"/>
+    <w:bookmarkStart w:id="199" w:name="ref-Zheng2024"/>
     <w:p>
       <w:pPr>
         <w:pStyle w:val="Bibliography"/>
@@ -8828,7 +8864,7 @@
       <w:r>
         <w:t xml:space="preserve"> </w:t>
       </w:r>
-      <w:hyperlink r:id="rId196">
+      <w:hyperlink r:id="rId198">
         <w:r>
           <w:rPr>
             <w:rStyle w:val="Hyperlink"/>
@@ -8840,8 +8876,8 @@
         <w:t xml:space="preserve">.</w:t>
       </w:r>
     </w:p>
-    <w:bookmarkEnd w:id="197"/>
-    <w:bookmarkStart w:id="199" w:name="ref-Ziems2024"/>
+    <w:bookmarkEnd w:id="199"/>
+    <w:bookmarkStart w:id="201" w:name="ref-Ziems2024"/>
     <w:p>
       <w:pPr>
         <w:pStyle w:val="Bibliography"/>
@@ -8868,7 +8904,7 @@
       <w:r>
         <w:t xml:space="preserve"> </w:t>
       </w:r>
-      <w:hyperlink r:id="rId198">
+      <w:hyperlink r:id="rId200">
         <w:r>
           <w:rPr>
             <w:rStyle w:val="Hyperlink"/>
@@ -8880,8 +8916,8 @@
         <w:t xml:space="preserve">.</w:t>
       </w:r>
     </w:p>
-    <w:bookmarkEnd w:id="199"/>
-    <w:bookmarkStart w:id="201" w:name="ref-Zimmer2026"/>
+    <w:bookmarkEnd w:id="201"/>
+    <w:bookmarkStart w:id="203" w:name="ref-Zimmer2026"/>
     <w:p>
       <w:pPr>
         <w:pStyle w:val="Bibliography"/>
@@ -8905,7 +8941,7 @@
       <w:r>
         <w:t xml:space="preserve"> </w:t>
       </w:r>
-      <w:hyperlink r:id="rId200">
+      <w:hyperlink r:id="rId202">
         <w:r>
           <w:rPr>
             <w:rStyle w:val="Hyperlink"/>
@@ -8917,9 +8953,9 @@
         <w:t xml:space="preserve">.</w:t>
       </w:r>
     </w:p>
-    <w:bookmarkEnd w:id="201"/>
-    <w:bookmarkEnd w:id="202"/>
     <w:bookmarkEnd w:id="203"/>
+    <w:bookmarkEnd w:id="204"/>
+    <w:bookmarkEnd w:id="205"/>
     <w:sectPr>
       <w:footnotePr>
         <w:numRestart w:val="eachSect"/>

--- a/analysis/paper/paper.docx
+++ b/analysis/paper/paper.docx
@@ -69,13 +69,13 @@
         <w:pStyle w:val="Date"/>
       </w:pPr>
       <w:r>
-        <w:t xml:space="preserve">September</w:t>
-      </w:r>
-      <w:r>
-        <w:t xml:space="preserve"> </w:t>
-      </w:r>
-      <w:r>
-        <w:t xml:space="preserve">27,</w:t>
+        <w:t xml:space="preserve">October</w:t>
+      </w:r>
+      <w:r>
+        <w:t xml:space="preserve"> </w:t>
+      </w:r>
+      <w:r>
+        <w:t xml:space="preserve">2,</w:t>
       </w:r>
       <w:r>
         <w:t xml:space="preserve"> </w:t>
@@ -1372,7 +1372,7 @@
         <w:t xml:space="preserve"> </w:t>
       </w:r>
       <w:r>
-        <w:t xml:space="preserve">found only 20% use agents. Our guide focuses on how archaeologists can use agentic AI so that the agent works only within a single project and you direct each stage. We are not describing end-to-end fully automated AI pipelines that generate ideas, run experiments and write manuscripts with limited human intervention</w:t>
+        <w:t xml:space="preserve">found only 20% use agents. The true figure is probably much lower as this sample was taken from researchers recruited in exchange for access to a commercial AI product. Our guide focuses on how archaeologists can use agentic AI so that the agent works only within a single project and you direct each stage. We are not describing end-to-end fully automated AI pipelines that generate ideas, run experiments and write manuscripts with limited human intervention</w:t>
       </w:r>
       <w:r>
         <w:t xml:space="preserve"> </w:t>
@@ -1415,7 +1415,7 @@
               <w:t xml:space="preserve"> </w:t>
             </w:r>
             <w:r>
-              <w:t xml:space="preserve">(Boiko et al. 2023; Bran et al. 2024; Guo et al. 2024; Kasneci et al. 2023; Park et al. 2023; Rafiee and Woo 2025; Schick et al. 2023; Wang et al. 2024; Xu et al. 2024)</w:t>
+              <w:t xml:space="preserve">(Boiko et al. 2023; Bran et al. 2024; Rafiee and Woo 2025; Wang et al. 2024)</w:t>
             </w:r>
           </w:p>
           <w:tbl>
@@ -1957,7 +1957,7 @@
         <w:pStyle w:val="BodyText"/>
       </w:pPr>
       <w:r>
-        <w:t xml:space="preserve">A high level of researcher control is necessary to honor our responsibilities toward the communities involved in our work and affected by it. AI-generated perspectives cannot replace community participation</w:t>
+        <w:t xml:space="preserve">The high level of researcher control associated with the human at the helm approach is necessary to honor our responsibilities toward the communities involved in our work and affected by it. AI-generated perspectives cannot replace community participation</w:t>
       </w:r>
       <w:r>
         <w:t xml:space="preserve"> </w:t>
@@ -2021,7 +2021,7 @@
               <w:t xml:space="preserve"> </w:t>
             </w:r>
             <w:r>
-              <w:t xml:space="preserve">(Beck and Burri 2024, 2024; Hao et al. 2025; Jonker et al. 2024; Monakhov 2026; Taylor 2023; Zanzotto 2019)</w:t>
+              <w:t xml:space="preserve">(Beck and Burri 2024; Hao et al. 2025; Jonker et al. 2024; Monakhov 2026; Taylor 2023)</w:t>
             </w:r>
             <w:r>
               <w:t xml:space="preserve">.</w:t>
@@ -2617,16 +2617,7 @@
         <w:t xml:space="preserve">(Wickham et al. 2019)</w:t>
       </w:r>
       <w:r>
-        <w:t xml:space="preserve">. The Quarto document format is ideal for writing your report, this combines prose and executable code in a document written as a plain-text file</w:t>
-      </w:r>
-      <w:r>
-        <w:t xml:space="preserve"> </w:t>
-      </w:r>
-      <w:r>
-        <w:t xml:space="preserve">(Quarto)</w:t>
-      </w:r>
-      <w:r>
-        <w:t xml:space="preserve">. Quarto is an extension of the Markdown document format, which LLMs read and write very efficiently and accurately, much more so than Word documents and PDFs. We recommend using converters, such as Markitdown or Docling, to turn DOCX and PDF files into markdown so agents can more efficiently read them. Documents that you want your agent to read and edit should be in Markdown format to improve the agent’s efficiency and minimize their resource consumption.</w:t>
+        <w:t xml:space="preserve">. The Quarto document format is ideal for writing your report, this combines prose and executable code in a document written as a plain-text file. Quarto is an extension of the Markdown document format, which LLMs read and write very efficiently and accurately, much more so than Word documents and PDFs. We recommend using converters, such as Markitdown or Docling, to turn DOCX and PDF files into markdown so agents can more efficiently read them. Documents that you want your agent to read and edit should be in Markdown format to improve the agent’s efficiency and minimize their resource consumption.</w:t>
       </w:r>
     </w:p>
     <w:p>
@@ -2681,7 +2672,7 @@
         <w:t xml:space="preserve">(Liu et al. 2026)</w:t>
       </w:r>
       <w:r>
-        <w:t xml:space="preserve">, GitHub Copilot, OpenAI Codex and OpenCode. We recommend the OpenCode terminal user interface (running in the terminal pane of an integrated development environment such as RStudio or VS Code) because it is free, open source, and not tied to any model vendor (</w:t>
+        <w:t xml:space="preserve">, GitHub Copilot, OpenAI Codex and OpenCode. We recommend the OpenCode terminal user interface (running in the terminal pane of an integrated development environment such as RStudio, Positron or VS Code) because it is free, open source, and not tied to any model vendor (</w:t>
       </w:r>
       <w:hyperlink w:anchor="fig-agent-in-ide">
         <w:r>
@@ -3031,7 +3022,7 @@
               <w:pStyle w:val="ImageCaption"/>
             </w:pPr>
             <w:r>
-              <w:t xml:space="preserve">Figure 1: Schematic illustration of a typical human-at-the-helm data analysis enviroment that includes agentic AI. The entire frame incapsulated in an Integrated Development Environment, such as RStudio or VS Code. On the left side is a Quarto document where we can see headings (</w:t>
+              <w:t xml:space="preserve">Figure 1: Schematic illustration of a typical human-at-the-helm data analysis enviroment that includes agentic AI. The entire frame incapsulated in an Integrated Development Environment, such as RStudio, Positron, or VS Code. On the left side is a Quarto document where we can see headings (</w:t>
             </w:r>
             <w:r>
               <w:t xml:space="preserve">‘</w:t>
@@ -3182,16 +3173,25 @@
         <w:pStyle w:val="BodyText"/>
       </w:pPr>
       <w:r>
-        <w:t xml:space="preserve">Planning an analysis with a LLM works best with a state-of-the-art, reasoning-enabled large frontier model because these are often better at the long-horizon, open-ended, branching tasks involved in drafting a plan</w:t>
-      </w:r>
-      <w:r>
-        <w:t xml:space="preserve"> </w:t>
-      </w:r>
-      <w:r>
-        <w:t xml:space="preserve">(Lu et al. 2026; Zhang et al. 2025)</w:t>
-      </w:r>
-      <w:r>
-        <w:t xml:space="preserve">. However, larger models can be slower, more expensive and resource intensive, so we recommend switching to a smaller model to implement the individual steps of the plan. When your plan is set, switch your harness to build mode and direct the model to execute one step of the plan. As the model completes a step, verify completion by inspecting the Git diff, check the output against your plan, and for more complex steps, interrogate the model to have it justify its actions. Agents sometimes report finished work they never completed</w:t>
+        <w:t xml:space="preserve">Planning an analysis with an LLM can benefit from using a state-of-the-art, reasoning-enabled frontier model. Larger models execute substantially more steps before failing than smaller models do, even where the smaller models are near-perfect on any single step, so small per-step accuracy gains compound into large gains in the length of a task the model can complete</w:t>
+      </w:r>
+      <w:r>
+        <w:t xml:space="preserve"> </w:t>
+      </w:r>
+      <w:r>
+        <w:t xml:space="preserve">(Kwa et al. 2025; Sinha et al. 2026)</w:t>
+      </w:r>
+      <w:r>
+        <w:t xml:space="preserve">. Because larger models are slower, more expensive and more resource intensive, we recommend switching to a smaller model once the plan is fixed and the remaining steps are well-defined</w:t>
+      </w:r>
+      <w:r>
+        <w:t xml:space="preserve"> </w:t>
+      </w:r>
+      <w:r>
+        <w:t xml:space="preserve">(Chen and Varoquaux 2026)</w:t>
+      </w:r>
+      <w:r>
+        <w:t xml:space="preserve">. When your plan is set, switch your harness to build mode and direct the model to execute one step of the plan. As the model completes a step, verify completion by inspecting the Git diff, check the output against your plan, and for more complex steps, interrogate the model to have it justify its actions. Agents sometimes report finished work they never completed and ignore instructions</w:t>
       </w:r>
       <w:r>
         <w:t xml:space="preserve"> </w:t>
@@ -3585,7 +3585,7 @@
               <w:pStyle w:val="ImageCaption"/>
             </w:pPr>
             <w:r>
-              <w:t xml:space="preserve">Table 5: Instructions, MCP servers and skills installed in the our OpenCode configuration that we have found useful for assistence with routine research tasks. Readers can copy-paste this table into their AI agent and ask it to install the skills and MCP servers for global availability across their projects. This list is a snapshot of a fast-moving field: some of these projects may disappear, and better ones may soon replace them. Ask your AI agent to search for the current state-of-the-art skills and MCP servers for your specific purpose.</w:t>
+              <w:t xml:space="preserve">Table 5: Instructions, MCP servers and skills installed in the our OpenCode configuration that we have found useful for assistence with routine research tasks. Readers can copy-paste this table into their AI agent and ask it to install the skills and MCP servers for global availability across their projects. This list is a snapshot of a fast-moving field: some of these projects may disappear, and better ones may soon replace them. Ask your AI agent to search for the current state-of-the-art skills and MCP servers for your specific purpose. The access date for all repositories was 1 Oct 2026.</w:t>
             </w:r>
           </w:p>
           <w:tbl>
@@ -4614,7 +4614,7 @@
         <w:t xml:space="preserve"> </w:t>
       </w:r>
       <w:r>
-        <w:t xml:space="preserve">(Krishna Moorthy et al. 2026)</w:t>
+        <w:t xml:space="preserve">(Moorthy et al. 2026)</w:t>
       </w:r>
       <w:r>
         <w:t xml:space="preserve">.</w:t>
@@ -4673,7 +4673,7 @@
         <w:t xml:space="preserve"> </w:t>
       </w:r>
       <w:r>
-        <w:t xml:space="preserve">(Krishna Moorthy et al. 2026)</w:t>
+        <w:t xml:space="preserve">(Moorthy et al. 2026)</w:t>
       </w:r>
       <w:r>
         <w:t xml:space="preserve">, though no single model dominates all extraction tasks, so you should test several model-prompt pairings. Before using machine-coded variables, you should define them in detail, compare an AI-collected sample against human coding, and document errors.</w:t>
@@ -4695,17 +4695,11 @@
       <w:r>
         <w:t xml:space="preserve">, generating high-quality, real-world code for research still requires your understanding of your project’s context, debugging skills, and integration with the overall goals of your research project. For example, when using an AI agent to plan and write code for data analysis, such as a stone artefact assemblage, we recommend you:</w:t>
       </w:r>
-    </w:p>
-    <w:p>
-      <w:pPr>
-        <w:numPr>
-          <w:ilvl w:val="0"/>
-          <w:numId w:val="1001"/>
-        </w:numPr>
-        <w:pStyle w:val="Compact"/>
-      </w:pPr>
-      <w:r>
-        <w:t xml:space="preserve">Write a prompt that is detailed and specific about the study’s context, research question, types of variables and data collection methods</w:t>
+      <w:r>
+        <w:t xml:space="preserve"> </w:t>
+      </w:r>
+      <w:r>
+        <w:t xml:space="preserve">1. Write a prompt that is detailed and specific about the study’s context, research question, types of variables and data collection methods</w:t>
       </w:r>
       <w:r>
         <w:t xml:space="preserve"> </w:t>
@@ -4725,23 +4719,17 @@
       <w:r>
         <w:t xml:space="preserve">. Rich context minimizes ambiguity and helps to align the model with your goals.</w:t>
       </w:r>
-    </w:p>
-    <w:p>
-      <w:pPr>
-        <w:numPr>
-          <w:ilvl w:val="0"/>
-          <w:numId w:val="1001"/>
-        </w:numPr>
-        <w:pStyle w:val="Compact"/>
-      </w:pPr>
-      <w:r>
-        <w:t xml:space="preserve">Include with the prompt the dataset, or a narrative summary of the data or a synthetic version of the data generated by a local LLM. For a stone artefact assemblage this could simply be mentioning the raw data file in your prompt, e.g. </w:t>
+      <w:r>
+        <w:t xml:space="preserve"> </w:t>
+      </w:r>
+      <w:r>
+        <w:t xml:space="preserve">2. Include with the prompt the dataset, or a narrative summary of the data or a synthetic version of the data generated by a local LLM. For a stone artefact assemblage this could simply be mentioning the raw data file in your prompt, e.g. </w:t>
       </w:r>
       <w:r>
         <w:t xml:space="preserve">‘</w:t>
       </w:r>
       <w:r>
-        <w:t xml:space="preserve">Look at me data in</w:t>
+        <w:t xml:space="preserve">Look at my data in</w:t>
       </w:r>
       <w:r>
         <w:t xml:space="preserve"> </w:t>
@@ -4767,17 +4755,11 @@
       <w:r>
         <w:t xml:space="preserve">.</w:t>
       </w:r>
-    </w:p>
-    <w:p>
-      <w:pPr>
-        <w:numPr>
-          <w:ilvl w:val="0"/>
-          <w:numId w:val="1001"/>
-        </w:numPr>
-        <w:pStyle w:val="Compact"/>
-      </w:pPr>
-      <w:r>
-        <w:t xml:space="preserve">Include high-quality trustworthy reference materials, such as the names of widely used R packages relevant to your work, DOIs to exemplary studies similar to what you want to do, or technical methodological literature that describes relevant methods and best practices in detail</w:t>
+      <w:r>
+        <w:t xml:space="preserve"> </w:t>
+      </w:r>
+      <w:r>
+        <w:t xml:space="preserve">3. Include high-quality trustworthy reference materials, such as the names of widely used R packages relevant to your work, DOIs to exemplary studies similar to what you want to do, or technical methodological literature that describes relevant methods and best practices in detail</w:t>
       </w:r>
       <w:r>
         <w:t xml:space="preserve"> </w:t>
@@ -4797,17 +4779,11 @@
       <w:r>
         <w:t xml:space="preserve">. Use the agent’s tools to help you get the literature specific to your analysis.</w:t>
       </w:r>
-    </w:p>
-    <w:p>
-      <w:pPr>
-        <w:numPr>
-          <w:ilvl w:val="0"/>
-          <w:numId w:val="1001"/>
-        </w:numPr>
-        <w:pStyle w:val="Compact"/>
-      </w:pPr>
-      <w:r>
-        <w:t xml:space="preserve">Include instructions for the model to evaluate its code for correctness and completeness before stopping. This sets the agent to work in a loop: generate code -&gt; run it -&gt; test it -&gt; fix any errors -&gt; repeat until your evaluation criteria have been satisfied. Specifying evaluation criteria and instructing the model to debug itself improves the accuracy of output</w:t>
+      <w:r>
+        <w:t xml:space="preserve"> </w:t>
+      </w:r>
+      <w:r>
+        <w:t xml:space="preserve">4. Include instructions for the model to evaluate its code for correctness and completeness before stopping. This sets the agent to work in a loop: generate code -&gt; run it -&gt; test it -&gt; fix any errors -&gt; repeat until your evaluation criteria have been satisfied. Specifying evaluation criteria and instructing the model to debug itself improves the accuracy of output</w:t>
       </w:r>
       <w:r>
         <w:t xml:space="preserve"> </w:t>
@@ -4821,7 +4797,7 @@
     </w:p>
     <w:p>
       <w:pPr>
-        <w:pStyle w:val="FirstParagraph"/>
+        <w:pStyle w:val="BodyText"/>
       </w:pPr>
       <w:r>
         <w:t xml:space="preserve">Tools that execute code can expose errors for inspection, but even automated correction still needs expert review.</w:t>
@@ -5221,16 +5197,16 @@
       </w:r>
     </w:p>
     <w:bookmarkEnd w:id="41"/>
-    <w:bookmarkStart w:id="205" w:name="references"/>
+    <w:bookmarkStart w:id="195" w:name="references-cited"/>
     <w:p>
       <w:pPr>
         <w:pStyle w:val="Heading1"/>
       </w:pPr>
       <w:r>
-        <w:t xml:space="preserve">References</w:t>
-      </w:r>
-    </w:p>
-    <w:bookmarkStart w:id="204" w:name="refs"/>
+        <w:t xml:space="preserve">References Cited</w:t>
+      </w:r>
+    </w:p>
+    <w:bookmarkStart w:id="194" w:name="refs"/>
     <w:bookmarkStart w:id="43" w:name="ref-Abramson2026"/>
     <w:p>
       <w:pPr>
@@ -5396,7 +5372,19 @@
         <w:pStyle w:val="Bibliography"/>
       </w:pPr>
       <w:r>
-        <w:t xml:space="preserve">Barbaste, Paul, Tristan Darrigol, Germain Vu, and Tom Wiltberger. 2026.</w:t>
+        <w:t xml:space="preserve">Barbaste, Paul, Tristan Darrigol, Germain Vu, and Tom Wiltberger. 2026. Harness Engineering: Anatomy, Architecture, and Evolution of Coding Agents –</w:t>
+      </w:r>
+      <w:r>
+        <w:t xml:space="preserve"> </w:t>
+      </w:r>
+      <w:r>
+        <w:t xml:space="preserve">A</w:t>
+      </w:r>
+      <w:r>
+        <w:t xml:space="preserve"> </w:t>
+      </w:r>
+      <w:r>
+        <w:t xml:space="preserve">Source-Code Study of Eleven Systems.</w:t>
       </w:r>
       <w:r>
         <w:t xml:space="preserve"> </w:t>
@@ -5406,7 +5394,7 @@
           <w:rPr>
             <w:rStyle w:val="Hyperlink"/>
           </w:rPr>
-          <w:t xml:space="preserve">Harness Engineering: Anatomy, Architecture, and Evolution of Coding Agents – a Source-Code Study of Eleven Systems</w:t>
+          <w:t xml:space="preserve">https://doi.org/10.48550/arXiv.2609.00006</w:t>
         </w:r>
       </w:hyperlink>
       <w:r>
@@ -5420,7 +5408,56 @@
         <w:pStyle w:val="Bibliography"/>
       </w:pPr>
       <w:r>
-        <w:t xml:space="preserve">Beck, Juliane, and Thomas Burri. 2024.</w:t>
+        <w:t xml:space="preserve">Beck, Juliane, and Thomas Burri. 2024. From</w:t>
+      </w:r>
+      <w:r>
+        <w:t xml:space="preserve"> </w:t>
+      </w:r>
+      <w:r>
+        <w:t xml:space="preserve">“Human Control”</w:t>
+      </w:r>
+      <w:r>
+        <w:t xml:space="preserve"> </w:t>
+      </w:r>
+      <w:r>
+        <w:t xml:space="preserve">in International Law to</w:t>
+      </w:r>
+      <w:r>
+        <w:t xml:space="preserve"> </w:t>
+      </w:r>
+      <w:r>
+        <w:t xml:space="preserve">“Human Oversight”</w:t>
+      </w:r>
+      <w:r>
+        <w:t xml:space="preserve"> </w:t>
+      </w:r>
+      <w:r>
+        <w:t xml:space="preserve">in the New</w:t>
+      </w:r>
+      <w:r>
+        <w:t xml:space="preserve"> </w:t>
+      </w:r>
+      <w:r>
+        <w:t xml:space="preserve">EU</w:t>
+      </w:r>
+      <w:r>
+        <w:t xml:space="preserve"> </w:t>
+      </w:r>
+      <w:r>
+        <w:t xml:space="preserve">Act on Artificial Intelligence. In</w:t>
+      </w:r>
+      <w:r>
+        <w:t xml:space="preserve"> </w:t>
+      </w:r>
+      <w:r>
+        <w:rPr>
+          <w:iCs/>
+          <w:i/>
+        </w:rPr>
+        <w:t xml:space="preserve">Research Handbook on Meaningful Human Control of Artificial Intelligence Systems</w:t>
+      </w:r>
+      <w:r>
+        <w:t xml:space="preserve">, pp. 104–130. Edward Elgar Publishing, Cheltenham, UK.</w:t>
       </w:r>
       <w:r>
         <w:t xml:space="preserve"> </w:t>
@@ -5430,96 +5467,11 @@
           <w:rPr>
             <w:rStyle w:val="Hyperlink"/>
           </w:rPr>
-          <w:t xml:space="preserve">From</w:t>
-        </w:r>
-        <w:r>
-          <w: